--- a/JAVASCRIPT.docx
+++ b/JAVASCRIPT.docx
@@ -81,18 +81,8 @@
           <w:bCs/>
           <w:highlight w:val="yellow"/>
         </w:rPr>
-        <w:t xml:space="preserve">HTML CSS JAVASCRIPT </w:t>
-      </w:r>
-      <w:proofErr w:type="spellStart"/>
-      <w:r>
-        <w:rPr>
-          <w:b/>
-          <w:bCs/>
-          <w:highlight w:val="yellow"/>
-        </w:rPr>
-        <w:t>Differnces</w:t>
-      </w:r>
-      <w:proofErr w:type="spellEnd"/>
+        <w:t>HTML CSS JAVASCRIPT Differnces</w:t>
+      </w:r>
     </w:p>
     <w:p>
       <w:pPr>
@@ -548,19 +538,8 @@
           <w:highlight w:val="yellow"/>
         </w:rPr>
         <w:lastRenderedPageBreak/>
-        <w:t xml:space="preserve">Key Features / Uses of </w:t>
-      </w:r>
-      <w:proofErr w:type="spellStart"/>
-      <w:r>
-        <w:rPr>
-          <w:rFonts w:ascii="Calibri" w:hAnsi="Calibri" w:cs="Calibri"/>
-          <w:b/>
-          <w:bCs/>
-          <w:highlight w:val="yellow"/>
-        </w:rPr>
-        <w:t>Javascript</w:t>
-      </w:r>
-      <w:proofErr w:type="spellEnd"/>
+        <w:t>Key Features / Uses of Javascript</w:t>
+      </w:r>
     </w:p>
     <w:p>
       <w:pPr>
@@ -808,25 +787,7 @@
           <w:sz w:val="24"/>
           <w:szCs w:val="24"/>
         </w:rPr>
-        <w:t>            &lt;h1&gt;</w:t>
-      </w:r>
-      <w:proofErr w:type="spellStart"/>
-      <w:r>
-        <w:rPr>
-          <w:rFonts w:ascii="Calibri" w:hAnsi="Calibri" w:cs="Calibri"/>
-          <w:sz w:val="24"/>
-          <w:szCs w:val="24"/>
-        </w:rPr>
-        <w:t>Javascript</w:t>
-      </w:r>
-      <w:proofErr w:type="spellEnd"/>
-      <w:r>
-        <w:rPr>
-          <w:rFonts w:ascii="Calibri" w:hAnsi="Calibri" w:cs="Calibri"/>
-          <w:sz w:val="24"/>
-          <w:szCs w:val="24"/>
-        </w:rPr>
-        <w:t>&lt;/h1&gt;</w:t>
+        <w:t>            &lt;h1&gt;Javascript&lt;/h1&gt;</w:t>
       </w:r>
     </w:p>
     <w:p>
@@ -844,25 +805,7 @@
           <w:sz w:val="24"/>
           <w:szCs w:val="24"/>
         </w:rPr>
-        <w:t>            &lt;script&gt;console.log(</w:t>
-      </w:r>
-      <w:proofErr w:type="gramStart"/>
-      <w:r>
-        <w:rPr>
-          <w:rFonts w:ascii="Calibri" w:hAnsi="Calibri" w:cs="Calibri"/>
-          <w:sz w:val="24"/>
-          <w:szCs w:val="24"/>
-        </w:rPr>
-        <w:t>10);&lt;</w:t>
-      </w:r>
-      <w:proofErr w:type="gramEnd"/>
-      <w:r>
-        <w:rPr>
-          <w:rFonts w:ascii="Calibri" w:hAnsi="Calibri" w:cs="Calibri"/>
-          <w:sz w:val="24"/>
-          <w:szCs w:val="24"/>
-        </w:rPr>
-        <w:t>/script&gt;</w:t>
+        <w:t>            &lt;script&gt;console.log(10);&lt;/script&gt;</w:t>
       </w:r>
     </w:p>
     <w:p>
@@ -1061,19 +1004,19 @@
           <w:sz w:val="24"/>
           <w:szCs w:val="24"/>
         </w:rPr>
-        <w:t>For larger projects or when reusing scripts across multiple HTML files, you can place your JavaScript code in an external .</w:t>
-      </w:r>
-      <w:proofErr w:type="spellStart"/>
-      <w:r>
+        <w:t>For larger projects or when reusing scripts across multiple HTML files, you can place your JavaScript code in an external .js file. This file is then linked to your HTML document using the src attribute within a &lt;script&gt; tag.</w:t>
+      </w:r>
+    </w:p>
+    <w:p>
+      <w:pPr>
+        <w:ind w:left="360"/>
         <w:rPr>
           <w:rFonts w:ascii="Calibri" w:hAnsi="Calibri" w:cs="Calibri"/>
           <w:color w:val="000000" w:themeColor="text1"/>
           <w:sz w:val="24"/>
           <w:szCs w:val="24"/>
         </w:rPr>
-        <w:t>js</w:t>
-      </w:r>
-      <w:proofErr w:type="spellEnd"/>
+      </w:pPr>
       <w:r>
         <w:rPr>
           <w:rFonts w:ascii="Calibri" w:hAnsi="Calibri" w:cs="Calibri"/>
@@ -1081,122 +1024,40 @@
           <w:sz w:val="24"/>
           <w:szCs w:val="24"/>
         </w:rPr>
-        <w:t xml:space="preserve"> file. This file is then linked to your HTML document using the </w:t>
-      </w:r>
-      <w:proofErr w:type="spellStart"/>
-      <w:r>
+        <w:t>First create a .js file and integrate in HMTL file with using script tag, let me explain below</w:t>
+      </w:r>
+    </w:p>
+    <w:p>
+      <w:pPr>
+        <w:ind w:left="360"/>
         <w:rPr>
           <w:rFonts w:ascii="Calibri" w:hAnsi="Calibri" w:cs="Calibri"/>
           <w:color w:val="000000" w:themeColor="text1"/>
           <w:sz w:val="24"/>
           <w:szCs w:val="24"/>
-        </w:rPr>
-        <w:t>src</w:t>
-      </w:r>
-      <w:proofErr w:type="spellEnd"/>
-      <w:r>
+          <w:highlight w:val="darkGray"/>
+        </w:rPr>
+      </w:pPr>
+    </w:p>
+    <w:p>
+      <w:pPr>
+        <w:ind w:left="360"/>
         <w:rPr>
           <w:rFonts w:ascii="Calibri" w:hAnsi="Calibri" w:cs="Calibri"/>
           <w:color w:val="000000" w:themeColor="text1"/>
           <w:sz w:val="24"/>
           <w:szCs w:val="24"/>
         </w:rPr>
-        <w:t xml:space="preserve"> attribute within a &lt;script&gt; tag.</w:t>
-      </w:r>
-    </w:p>
-    <w:p>
-      <w:pPr>
-        <w:ind w:left="360"/>
+      </w:pPr>
+      <w:r>
         <w:rPr>
           <w:rFonts w:ascii="Calibri" w:hAnsi="Calibri" w:cs="Calibri"/>
           <w:color w:val="000000" w:themeColor="text1"/>
           <w:sz w:val="24"/>
           <w:szCs w:val="24"/>
-        </w:rPr>
-      </w:pPr>
-      <w:r>
-        <w:rPr>
-          <w:rFonts w:ascii="Calibri" w:hAnsi="Calibri" w:cs="Calibri"/>
-          <w:color w:val="000000" w:themeColor="text1"/>
-          <w:sz w:val="24"/>
-          <w:szCs w:val="24"/>
-        </w:rPr>
-        <w:t>First create a .</w:t>
-      </w:r>
-      <w:proofErr w:type="spellStart"/>
-      <w:r>
-        <w:rPr>
-          <w:rFonts w:ascii="Calibri" w:hAnsi="Calibri" w:cs="Calibri"/>
-          <w:color w:val="000000" w:themeColor="text1"/>
-          <w:sz w:val="24"/>
-          <w:szCs w:val="24"/>
-        </w:rPr>
-        <w:t>js</w:t>
-      </w:r>
-      <w:proofErr w:type="spellEnd"/>
-      <w:r>
-        <w:rPr>
-          <w:rFonts w:ascii="Calibri" w:hAnsi="Calibri" w:cs="Calibri"/>
-          <w:color w:val="000000" w:themeColor="text1"/>
-          <w:sz w:val="24"/>
-          <w:szCs w:val="24"/>
-        </w:rPr>
-        <w:t xml:space="preserve"> file and integrate in HMTL file with using script tag, let me explain below</w:t>
-      </w:r>
-    </w:p>
-    <w:p>
-      <w:pPr>
-        <w:ind w:left="360"/>
-        <w:rPr>
-          <w:rFonts w:ascii="Calibri" w:hAnsi="Calibri" w:cs="Calibri"/>
-          <w:color w:val="000000" w:themeColor="text1"/>
-          <w:sz w:val="24"/>
-          <w:szCs w:val="24"/>
           <w:highlight w:val="darkGray"/>
         </w:rPr>
-      </w:pPr>
-    </w:p>
-    <w:p>
-      <w:pPr>
-        <w:ind w:left="360"/>
-        <w:rPr>
-          <w:rFonts w:ascii="Calibri" w:hAnsi="Calibri" w:cs="Calibri"/>
-          <w:color w:val="000000" w:themeColor="text1"/>
-          <w:sz w:val="24"/>
-          <w:szCs w:val="24"/>
-        </w:rPr>
-      </w:pPr>
-      <w:r>
-        <w:rPr>
-          <w:rFonts w:ascii="Calibri" w:hAnsi="Calibri" w:cs="Calibri"/>
-          <w:color w:val="000000" w:themeColor="text1"/>
-          <w:sz w:val="24"/>
-          <w:szCs w:val="24"/>
-          <w:highlight w:val="darkGray"/>
-        </w:rPr>
-        <w:t>.</w:t>
-      </w:r>
-      <w:proofErr w:type="spellStart"/>
-      <w:r>
-        <w:rPr>
-          <w:rFonts w:ascii="Calibri" w:hAnsi="Calibri" w:cs="Calibri"/>
-          <w:color w:val="000000" w:themeColor="text1"/>
-          <w:sz w:val="24"/>
-          <w:szCs w:val="24"/>
-          <w:highlight w:val="darkGray"/>
-        </w:rPr>
-        <w:t>js</w:t>
-      </w:r>
-      <w:proofErr w:type="spellEnd"/>
-      <w:r>
-        <w:rPr>
-          <w:rFonts w:ascii="Calibri" w:hAnsi="Calibri" w:cs="Calibri"/>
-          <w:color w:val="000000" w:themeColor="text1"/>
-          <w:sz w:val="24"/>
-          <w:szCs w:val="24"/>
-          <w:highlight w:val="darkGray"/>
-        </w:rPr>
-        <w:t xml:space="preserve"> file</w:t>
+        <w:t>.js file</w:t>
       </w:r>
     </w:p>
     <w:p>
@@ -1291,29 +1152,7 @@
           <w:szCs w:val="24"/>
           <w:highlight w:val="darkGray"/>
         </w:rPr>
-        <w:t>Separate .</w:t>
-      </w:r>
-      <w:proofErr w:type="spellStart"/>
-      <w:r>
-        <w:rPr>
-          <w:rFonts w:ascii="Calibri" w:hAnsi="Calibri" w:cs="Calibri"/>
-          <w:color w:val="000000" w:themeColor="text1"/>
-          <w:sz w:val="24"/>
-          <w:szCs w:val="24"/>
-          <w:highlight w:val="darkGray"/>
-        </w:rPr>
-        <w:t>js</w:t>
-      </w:r>
-      <w:proofErr w:type="spellEnd"/>
-      <w:r>
-        <w:rPr>
-          <w:rFonts w:ascii="Calibri" w:hAnsi="Calibri" w:cs="Calibri"/>
-          <w:color w:val="000000" w:themeColor="text1"/>
-          <w:sz w:val="24"/>
-          <w:szCs w:val="24"/>
-          <w:highlight w:val="darkGray"/>
-        </w:rPr>
-        <w:t xml:space="preserve"> file link with HTML file.</w:t>
+        <w:t>Separate .js file link with HTML file.</w:t>
       </w:r>
     </w:p>
     <w:p>
@@ -1486,70 +1325,72 @@
         <w:ind w:left="360"/>
         <w:rPr>
           <w:rFonts w:ascii="Calibri" w:hAnsi="Calibri" w:cs="Calibri"/>
-          <w:sz w:val="24"/>
-          <w:szCs w:val="24"/>
-        </w:rPr>
-      </w:pPr>
-      <w:r>
-        <w:rPr>
-          <w:rFonts w:ascii="Calibri" w:hAnsi="Calibri" w:cs="Calibri"/>
-          <w:sz w:val="24"/>
-          <w:szCs w:val="24"/>
-        </w:rPr>
-        <w:t>The console is a panel that displays important messages, like </w:t>
+        </w:rPr>
+      </w:pPr>
+      <w:r>
+        <w:rPr>
+          <w:rFonts w:ascii="Calibri" w:hAnsi="Calibri" w:cs="Calibri"/>
+        </w:rPr>
+        <w:t>JavaScript provides different methods to display output, such as console.log(), alert(), document.write(), and manipulating HTML elements directly. Each method has its specific use cases, whether for debugging, user notifications, or dynamically updating web content. Here we will explore various JavaScript output methods, demonstrating how and when to use them effectively.</w:t>
+      </w:r>
+    </w:p>
+    <w:p>
+      <w:pPr>
+        <w:pStyle w:val="ListParagraph"/>
+        <w:numPr>
+          <w:ilvl w:val="0"/>
+          <w:numId w:val="10"/>
+        </w:numPr>
+        <w:rPr>
+          <w:rFonts w:ascii="Calibri" w:hAnsi="Calibri" w:cs="Calibri"/>
+          <w:b/>
+          <w:bCs/>
+        </w:rPr>
+      </w:pPr>
+      <w:r>
+        <w:rPr>
+          <w:rFonts w:ascii="Calibri" w:hAnsi="Calibri" w:cs="Calibri"/>
+          <w:b/>
+          <w:bCs/>
+        </w:rPr>
+        <w:t>JavaScript console.log() Method</w:t>
+      </w:r>
+      <w:r>
+        <w:rPr>
+          <w:rFonts w:ascii="Calibri" w:hAnsi="Calibri" w:cs="Calibri"/>
+          <w:b/>
+          <w:bCs/>
+        </w:rPr>
+        <w:t>:</w:t>
+      </w:r>
+    </w:p>
+    <w:p>
+      <w:pPr>
+        <w:ind w:left="360"/>
+        <w:rPr>
+          <w:rFonts w:ascii="Calibri" w:hAnsi="Calibri" w:cs="Calibri"/>
+        </w:rPr>
+      </w:pPr>
+      <w:r>
+        <w:rPr>
+          <w:rFonts w:ascii="Calibri" w:hAnsi="Calibri" w:cs="Calibri"/>
+        </w:rPr>
+        <w:t>The </w:t>
       </w:r>
       <w:hyperlink r:id="rId18" w:tgtFrame="_blank" w:history="1">
         <w:r>
           <w:rPr>
             <w:rStyle w:val="Hyperlink"/>
             <w:rFonts w:ascii="Calibri" w:hAnsi="Calibri" w:cs="Calibri"/>
-            <w:sz w:val="24"/>
-            <w:szCs w:val="24"/>
           </w:rPr>
-          <w:t>errors</w:t>
+          <w:t>console.log() method</w:t>
         </w:r>
       </w:hyperlink>
       <w:r>
         <w:rPr>
           <w:rFonts w:ascii="Calibri" w:hAnsi="Calibri" w:cs="Calibri"/>
-          <w:sz w:val="24"/>
-          <w:szCs w:val="24"/>
-        </w:rPr>
-        <w:t xml:space="preserve">, for developers. Much of the work </w:t>
-      </w:r>
-      <w:r>
-        <w:rPr>
-          <w:rFonts w:ascii="Calibri" w:hAnsi="Calibri" w:cs="Calibri"/>
-          <w:sz w:val="24"/>
-          <w:szCs w:val="24"/>
-        </w:rPr>
-        <w:t>on the</w:t>
-      </w:r>
-      <w:r>
-        <w:rPr>
-          <w:rFonts w:ascii="Calibri" w:hAnsi="Calibri" w:cs="Calibri"/>
-          <w:sz w:val="24"/>
-          <w:szCs w:val="24"/>
-        </w:rPr>
-        <w:t xml:space="preserve"> computer does with our code is invisible to us by default. If we want to see things appear on our screen, we can print, or </w:t>
-      </w:r>
-      <w:r>
-        <w:rPr>
-          <w:rFonts w:ascii="Calibri" w:hAnsi="Calibri" w:cs="Calibri"/>
-          <w:i/>
-          <w:iCs/>
-          <w:sz w:val="24"/>
-          <w:szCs w:val="24"/>
-        </w:rPr>
-        <w:t>log</w:t>
-      </w:r>
-      <w:r>
-        <w:rPr>
-          <w:rFonts w:ascii="Calibri" w:hAnsi="Calibri" w:cs="Calibri"/>
-          <w:sz w:val="24"/>
-          <w:szCs w:val="24"/>
-        </w:rPr>
-        <w:t>, to our console directly.</w:t>
+        </w:rPr>
+        <w:t> is used for logging messages to the console. It is a debugging tool available in most web browsers. It is used during development to output information about the state of the program.</w:t>
       </w:r>
     </w:p>
     <w:p>
@@ -1557,17 +1398,19 @@
         <w:ind w:left="360"/>
         <w:rPr>
           <w:rFonts w:ascii="Calibri" w:hAnsi="Calibri" w:cs="Calibri"/>
-          <w:sz w:val="24"/>
-          <w:szCs w:val="24"/>
-        </w:rPr>
-      </w:pPr>
-      <w:r>
-        <w:rPr>
-          <w:rFonts w:ascii="Calibri" w:hAnsi="Calibri" w:cs="Calibri"/>
-          <w:sz w:val="24"/>
-          <w:szCs w:val="24"/>
-        </w:rPr>
-        <w:t>In JavaScript, the console keyword refers to an object, a collection of data and actions, that we can use in our code. Keywords are words that are built into the JavaScript language, so the computer recognizes them and treats them specially.</w:t>
+          <w:b/>
+          <w:bCs/>
+          <w:highlight w:val="yellow"/>
+        </w:rPr>
+      </w:pPr>
+      <w:r>
+        <w:rPr>
+          <w:rFonts w:ascii="Calibri" w:hAnsi="Calibri" w:cs="Calibri"/>
+          <w:b/>
+          <w:bCs/>
+          <w:highlight w:val="yellow"/>
+        </w:rPr>
+        <w:t>Syntax:</w:t>
       </w:r>
     </w:p>
     <w:p>
@@ -1575,76 +1418,22 @@
         <w:ind w:left="360"/>
         <w:rPr>
           <w:rFonts w:ascii="Calibri" w:hAnsi="Calibri" w:cs="Calibri"/>
-          <w:sz w:val="24"/>
-          <w:szCs w:val="24"/>
-        </w:rPr>
-      </w:pPr>
-      <w:r>
-        <w:rPr>
-          <w:rFonts w:ascii="Calibri" w:hAnsi="Calibri" w:cs="Calibri"/>
-          <w:sz w:val="24"/>
-          <w:szCs w:val="24"/>
-        </w:rPr>
-        <w:t>One action, or method, that is built into the console object is the .</w:t>
-      </w:r>
-      <w:proofErr w:type="gramStart"/>
-      <w:r>
-        <w:rPr>
-          <w:rFonts w:ascii="Calibri" w:hAnsi="Calibri" w:cs="Calibri"/>
-          <w:sz w:val="24"/>
-          <w:szCs w:val="24"/>
-        </w:rPr>
-        <w:t>log(</w:t>
-      </w:r>
-      <w:proofErr w:type="gramEnd"/>
-      <w:r>
-        <w:rPr>
-          <w:rFonts w:ascii="Calibri" w:hAnsi="Calibri" w:cs="Calibri"/>
-          <w:sz w:val="24"/>
-          <w:szCs w:val="24"/>
-        </w:rPr>
-        <w:t>) method. When we write </w:t>
-      </w:r>
-      <w:proofErr w:type="gramStart"/>
-      <w:r>
-        <w:rPr>
-          <w:rFonts w:ascii="Calibri" w:hAnsi="Calibri" w:cs="Calibri"/>
-          <w:sz w:val="24"/>
-          <w:szCs w:val="24"/>
-        </w:rPr>
-        <w:t>console.log(</w:t>
-      </w:r>
-      <w:proofErr w:type="gramEnd"/>
-      <w:r>
-        <w:rPr>
-          <w:rFonts w:ascii="Calibri" w:hAnsi="Calibri" w:cs="Calibri"/>
-          <w:sz w:val="24"/>
-          <w:szCs w:val="24"/>
-        </w:rPr>
-        <w:t>) what we put inside the parentheses will get printed, or logged, to the console.</w:t>
-      </w:r>
-    </w:p>
-    <w:p>
-      <w:pPr>
-        <w:ind w:left="360"/>
-        <w:rPr>
-          <w:rFonts w:ascii="Calibri" w:hAnsi="Calibri" w:cs="Calibri"/>
-          <w:sz w:val="24"/>
-          <w:szCs w:val="24"/>
-        </w:rPr>
-      </w:pPr>
-      <w:r>
-        <w:rPr>
-          <w:rFonts w:ascii="Calibri" w:hAnsi="Calibri" w:cs="Calibri"/>
-          <w:sz w:val="24"/>
-          <w:szCs w:val="24"/>
-        </w:rPr>
-        <w:t>It’s going to be very useful for us to print values to the console, so we can see the work that we’re doing.</w:t>
-      </w:r>
-    </w:p>
-    <w:p>
-      <w:pPr>
-        <w:ind w:left="360"/>
+          <w:b/>
+          <w:bCs/>
+        </w:rPr>
+      </w:pPr>
+      <w:r>
+        <w:rPr>
+          <w:rFonts w:ascii="Calibri" w:hAnsi="Calibri" w:cs="Calibri"/>
+          <w:b/>
+          <w:bCs/>
+          <w:highlight w:val="yellow"/>
+        </w:rPr>
+        <w:t>Console.log();</w:t>
+      </w:r>
+    </w:p>
+    <w:p>
+      <w:pPr>
         <w:rPr>
           <w:rFonts w:ascii="Calibri" w:hAnsi="Calibri" w:cs="Calibri"/>
           <w:sz w:val="24"/>
@@ -1694,33 +1483,269 @@
     </w:p>
     <w:p>
       <w:pPr>
-        <w:ind w:left="360"/>
-        <w:rPr>
-          <w:rFonts w:ascii="Calibri" w:hAnsi="Calibri" w:cs="Calibri"/>
-          <w:b/>
-          <w:bCs/>
-          <w:color w:val="C00000"/>
-          <w:sz w:val="24"/>
-          <w:szCs w:val="24"/>
-        </w:rPr>
-      </w:pPr>
-    </w:p>
-    <w:p>
-      <w:pPr>
-        <w:ind w:left="360"/>
-        <w:rPr>
-          <w:rFonts w:ascii="Calibri" w:hAnsi="Calibri" w:cs="Calibri"/>
-          <w:b/>
-          <w:bCs/>
-          <w:color w:val="C00000"/>
-          <w:sz w:val="32"/>
-          <w:szCs w:val="32"/>
-        </w:rPr>
-      </w:pPr>
-    </w:p>
-    <w:p>
-      <w:pPr>
-        <w:ind w:left="360"/>
+        <w:rPr>
+          <w:rFonts w:ascii="Calibri" w:hAnsi="Calibri" w:cs="Calibri"/>
+          <w:sz w:val="24"/>
+          <w:szCs w:val="24"/>
+        </w:rPr>
+      </w:pPr>
+      <w:r>
+        <w:rPr>
+          <w:rFonts w:ascii="Calibri" w:hAnsi="Calibri" w:cs="Calibri"/>
+          <w:sz w:val="24"/>
+          <w:szCs w:val="24"/>
+        </w:rPr>
+        <w:t>Output show here,</w:t>
+      </w:r>
+    </w:p>
+    <w:p>
+      <w:pPr>
+        <w:rPr>
+          <w:rFonts w:ascii="Calibri" w:hAnsi="Calibri" w:cs="Calibri"/>
+          <w:sz w:val="24"/>
+          <w:szCs w:val="24"/>
+        </w:rPr>
+      </w:pPr>
+      <w:r>
+        <w:rPr>
+          <w:noProof/>
+        </w:rPr>
+        <w:drawing>
+          <wp:inline distT="0" distB="0" distL="0" distR="0" wp14:anchorId="6EC3F699" wp14:editId="177FCBA6">
+            <wp:extent cx="6048869" cy="605155"/>
+            <wp:effectExtent l="0" t="0" r="9525" b="4445"/>
+            <wp:docPr id="88992443" name="Picture 1"/>
+            <wp:cNvGraphicFramePr>
+              <a:graphicFrameLocks xmlns:a="http://schemas.openxmlformats.org/drawingml/2006/main" noChangeAspect="1"/>
+            </wp:cNvGraphicFramePr>
+            <a:graphic xmlns:a="http://schemas.openxmlformats.org/drawingml/2006/main">
+              <a:graphicData uri="http://schemas.openxmlformats.org/drawingml/2006/picture">
+                <pic:pic xmlns:pic="http://schemas.openxmlformats.org/drawingml/2006/picture">
+                  <pic:nvPicPr>
+                    <pic:cNvPr id="88992443" name=""/>
+                    <pic:cNvPicPr/>
+                  </pic:nvPicPr>
+                  <pic:blipFill>
+                    <a:blip r:embed="rId20"/>
+                    <a:stretch>
+                      <a:fillRect/>
+                    </a:stretch>
+                  </pic:blipFill>
+                  <pic:spPr>
+                    <a:xfrm>
+                      <a:off x="0" y="0"/>
+                      <a:ext cx="6053315" cy="605600"/>
+                    </a:xfrm>
+                    <a:prstGeom prst="rect">
+                      <a:avLst/>
+                    </a:prstGeom>
+                  </pic:spPr>
+                </pic:pic>
+              </a:graphicData>
+            </a:graphic>
+          </wp:inline>
+        </w:drawing>
+      </w:r>
+    </w:p>
+    <w:p>
+      <w:pPr>
+        <w:rPr>
+          <w:rFonts w:ascii="Calibri" w:hAnsi="Calibri" w:cs="Calibri"/>
+          <w:b/>
+          <w:bCs/>
+          <w:sz w:val="24"/>
+          <w:szCs w:val="24"/>
+        </w:rPr>
+      </w:pPr>
+      <w:r>
+        <w:rPr>
+          <w:rFonts w:ascii="Calibri" w:hAnsi="Calibri" w:cs="Calibri"/>
+          <w:b/>
+          <w:bCs/>
+          <w:sz w:val="24"/>
+          <w:szCs w:val="24"/>
+        </w:rPr>
+        <w:lastRenderedPageBreak/>
+        <w:t>2</w:t>
+      </w:r>
+      <w:r>
+        <w:rPr>
+          <w:rFonts w:ascii="Calibri" w:hAnsi="Calibri" w:cs="Calibri"/>
+          <w:b/>
+          <w:bCs/>
+          <w:sz w:val="24"/>
+          <w:szCs w:val="24"/>
+        </w:rPr>
+        <w:t>. JavaScript document.write() Method</w:t>
+      </w:r>
+    </w:p>
+    <w:p>
+      <w:pPr>
+        <w:rPr>
+          <w:rFonts w:ascii="Calibri" w:hAnsi="Calibri" w:cs="Calibri"/>
+          <w:sz w:val="24"/>
+          <w:szCs w:val="24"/>
+        </w:rPr>
+      </w:pPr>
+      <w:r>
+        <w:rPr>
+          <w:rFonts w:ascii="Calibri" w:hAnsi="Calibri" w:cs="Calibri"/>
+          <w:sz w:val="24"/>
+          <w:szCs w:val="24"/>
+        </w:rPr>
+        <w:t>To use the </w:t>
+      </w:r>
+      <w:hyperlink r:id="rId21" w:tgtFrame="_blank" w:history="1">
+        <w:r>
+          <w:rPr>
+            <w:rStyle w:val="Hyperlink"/>
+            <w:rFonts w:ascii="Calibri" w:hAnsi="Calibri" w:cs="Calibri"/>
+            <w:sz w:val="24"/>
+            <w:szCs w:val="24"/>
+          </w:rPr>
+          <w:t>document.write()</w:t>
+        </w:r>
+      </w:hyperlink>
+      <w:r>
+        <w:rPr>
+          <w:rFonts w:ascii="Calibri" w:hAnsi="Calibri" w:cs="Calibri"/>
+          <w:sz w:val="24"/>
+          <w:szCs w:val="24"/>
+        </w:rPr>
+        <w:t>, simply call this method and provide the content you want to be written to the document. This method is often used for directly adding content to the HTML document while it is being parsed.</w:t>
+      </w:r>
+    </w:p>
+    <w:p>
+      <w:pPr>
+        <w:rPr>
+          <w:rFonts w:ascii="Calibri" w:hAnsi="Calibri" w:cs="Calibri"/>
+          <w:i/>
+          <w:iCs/>
+          <w:sz w:val="24"/>
+          <w:szCs w:val="24"/>
+        </w:rPr>
+      </w:pPr>
+      <w:r>
+        <w:rPr>
+          <w:rFonts w:ascii="Calibri" w:hAnsi="Calibri" w:cs="Calibri"/>
+          <w:b/>
+          <w:bCs/>
+          <w:i/>
+          <w:iCs/>
+          <w:sz w:val="24"/>
+          <w:szCs w:val="24"/>
+          <w:highlight w:val="yellow"/>
+        </w:rPr>
+        <w:t xml:space="preserve">Note: </w:t>
+      </w:r>
+      <w:r>
+        <w:rPr>
+          <w:rFonts w:ascii="Calibri" w:hAnsi="Calibri" w:cs="Calibri"/>
+          <w:i/>
+          <w:iCs/>
+          <w:sz w:val="24"/>
+          <w:szCs w:val="24"/>
+          <w:highlight w:val="yellow"/>
+        </w:rPr>
+        <w:t>If we use document.write() after the HTML document is loaded, it will delete all existing HTML.</w:t>
+      </w:r>
+    </w:p>
+    <w:p>
+      <w:pPr>
+        <w:rPr>
+          <w:rFonts w:ascii="Calibri" w:hAnsi="Calibri" w:cs="Calibri"/>
+          <w:b/>
+          <w:bCs/>
+          <w:sz w:val="24"/>
+          <w:szCs w:val="24"/>
+          <w:highlight w:val="yellow"/>
+        </w:rPr>
+      </w:pPr>
+      <w:r>
+        <w:rPr>
+          <w:rFonts w:ascii="Calibri" w:hAnsi="Calibri" w:cs="Calibri"/>
+          <w:b/>
+          <w:bCs/>
+          <w:sz w:val="24"/>
+          <w:szCs w:val="24"/>
+          <w:highlight w:val="yellow"/>
+        </w:rPr>
+        <w:t>Syntax:</w:t>
+      </w:r>
+    </w:p>
+    <w:p>
+      <w:pPr>
+        <w:rPr>
+          <w:rFonts w:ascii="Calibri" w:hAnsi="Calibri" w:cs="Calibri"/>
+          <w:b/>
+          <w:bCs/>
+          <w:sz w:val="24"/>
+          <w:szCs w:val="24"/>
+        </w:rPr>
+      </w:pPr>
+      <w:r>
+        <w:rPr>
+          <w:rFonts w:ascii="Calibri" w:hAnsi="Calibri" w:cs="Calibri"/>
+          <w:b/>
+          <w:bCs/>
+          <w:sz w:val="24"/>
+          <w:szCs w:val="24"/>
+          <w:highlight w:val="yellow"/>
+        </w:rPr>
+        <w:t>Document.write();</w:t>
+      </w:r>
+    </w:p>
+    <w:p>
+      <w:pPr>
+        <w:rPr>
+          <w:rFonts w:ascii="Calibri" w:hAnsi="Calibri" w:cs="Calibri"/>
+          <w:sz w:val="24"/>
+          <w:szCs w:val="24"/>
+        </w:rPr>
+      </w:pPr>
+      <w:r>
+        <w:rPr>
+          <w:noProof/>
+        </w:rPr>
+        <w:drawing>
+          <wp:inline distT="0" distB="0" distL="0" distR="0" wp14:anchorId="029140A8" wp14:editId="17FC8DBF">
+            <wp:extent cx="5731510" cy="2856230"/>
+            <wp:effectExtent l="0" t="0" r="2540" b="1270"/>
+            <wp:docPr id="2014960988" name="Picture 1"/>
+            <wp:cNvGraphicFramePr>
+              <a:graphicFrameLocks xmlns:a="http://schemas.openxmlformats.org/drawingml/2006/main" noChangeAspect="1"/>
+            </wp:cNvGraphicFramePr>
+            <a:graphic xmlns:a="http://schemas.openxmlformats.org/drawingml/2006/main">
+              <a:graphicData uri="http://schemas.openxmlformats.org/drawingml/2006/picture">
+                <pic:pic xmlns:pic="http://schemas.openxmlformats.org/drawingml/2006/picture">
+                  <pic:nvPicPr>
+                    <pic:cNvPr id="2014960988" name=""/>
+                    <pic:cNvPicPr/>
+                  </pic:nvPicPr>
+                  <pic:blipFill>
+                    <a:blip r:embed="rId22"/>
+                    <a:stretch>
+                      <a:fillRect/>
+                    </a:stretch>
+                  </pic:blipFill>
+                  <pic:spPr>
+                    <a:xfrm>
+                      <a:off x="0" y="0"/>
+                      <a:ext cx="5731510" cy="2856230"/>
+                    </a:xfrm>
+                    <a:prstGeom prst="rect">
+                      <a:avLst/>
+                    </a:prstGeom>
+                  </pic:spPr>
+                </pic:pic>
+              </a:graphicData>
+            </a:graphic>
+          </wp:inline>
+        </w:drawing>
+      </w:r>
+    </w:p>
+    <w:p>
+      <w:pPr>
         <w:rPr>
           <w:rFonts w:ascii="Calibri" w:hAnsi="Calibri" w:cs="Calibri"/>
           <w:b/>
@@ -1730,10 +1755,343 @@
           <w:szCs w:val="24"/>
         </w:rPr>
       </w:pPr>
-    </w:p>
-    <w:p>
-      <w:pPr>
-        <w:ind w:left="360"/>
+      <w:r>
+        <w:rPr>
+          <w:rFonts w:ascii="Calibri" w:hAnsi="Calibri" w:cs="Calibri"/>
+          <w:b/>
+          <w:bCs/>
+          <w:color w:val="FF0000"/>
+          <w:sz w:val="24"/>
+          <w:szCs w:val="24"/>
+        </w:rPr>
+        <w:t>Output:</w:t>
+      </w:r>
+    </w:p>
+    <w:p>
+      <w:pPr>
+        <w:rPr>
+          <w:rFonts w:ascii="Calibri" w:hAnsi="Calibri" w:cs="Calibri"/>
+          <w:sz w:val="24"/>
+          <w:szCs w:val="24"/>
+        </w:rPr>
+      </w:pPr>
+      <w:r>
+        <w:rPr>
+          <w:noProof/>
+        </w:rPr>
+        <w:drawing>
+          <wp:inline distT="0" distB="0" distL="0" distR="0" wp14:anchorId="1E808265" wp14:editId="755A00B5">
+            <wp:extent cx="5731510" cy="1645920"/>
+            <wp:effectExtent l="0" t="0" r="2540" b="0"/>
+            <wp:docPr id="1886778023" name="Picture 1"/>
+            <wp:cNvGraphicFramePr>
+              <a:graphicFrameLocks xmlns:a="http://schemas.openxmlformats.org/drawingml/2006/main" noChangeAspect="1"/>
+            </wp:cNvGraphicFramePr>
+            <a:graphic xmlns:a="http://schemas.openxmlformats.org/drawingml/2006/main">
+              <a:graphicData uri="http://schemas.openxmlformats.org/drawingml/2006/picture">
+                <pic:pic xmlns:pic="http://schemas.openxmlformats.org/drawingml/2006/picture">
+                  <pic:nvPicPr>
+                    <pic:cNvPr id="1886778023" name=""/>
+                    <pic:cNvPicPr/>
+                  </pic:nvPicPr>
+                  <pic:blipFill>
+                    <a:blip r:embed="rId23"/>
+                    <a:stretch>
+                      <a:fillRect/>
+                    </a:stretch>
+                  </pic:blipFill>
+                  <pic:spPr>
+                    <a:xfrm>
+                      <a:off x="0" y="0"/>
+                      <a:ext cx="5731510" cy="1645920"/>
+                    </a:xfrm>
+                    <a:prstGeom prst="rect">
+                      <a:avLst/>
+                    </a:prstGeom>
+                  </pic:spPr>
+                </pic:pic>
+              </a:graphicData>
+            </a:graphic>
+          </wp:inline>
+        </w:drawing>
+      </w:r>
+    </w:p>
+    <w:p>
+      <w:pPr>
+        <w:rPr>
+          <w:rFonts w:ascii="Calibri" w:hAnsi="Calibri" w:cs="Calibri"/>
+          <w:sz w:val="24"/>
+          <w:szCs w:val="24"/>
+        </w:rPr>
+      </w:pPr>
+    </w:p>
+    <w:p>
+      <w:pPr>
+        <w:rPr>
+          <w:rFonts w:ascii="Calibri" w:hAnsi="Calibri" w:cs="Calibri"/>
+          <w:b/>
+          <w:bCs/>
+          <w:sz w:val="24"/>
+          <w:szCs w:val="24"/>
+        </w:rPr>
+      </w:pPr>
+      <w:r>
+        <w:rPr>
+          <w:rFonts w:ascii="Calibri" w:hAnsi="Calibri" w:cs="Calibri"/>
+          <w:b/>
+          <w:bCs/>
+          <w:sz w:val="24"/>
+          <w:szCs w:val="24"/>
+        </w:rPr>
+        <w:t>3</w:t>
+      </w:r>
+      <w:r>
+        <w:rPr>
+          <w:rFonts w:ascii="Calibri" w:hAnsi="Calibri" w:cs="Calibri"/>
+          <w:b/>
+          <w:bCs/>
+          <w:sz w:val="24"/>
+          <w:szCs w:val="24"/>
+        </w:rPr>
+        <w:t>. JavaScript window.alert() Method</w:t>
+      </w:r>
+    </w:p>
+    <w:p>
+      <w:pPr>
+        <w:rPr>
+          <w:rFonts w:ascii="Calibri" w:hAnsi="Calibri" w:cs="Calibri"/>
+          <w:sz w:val="24"/>
+          <w:szCs w:val="24"/>
+        </w:rPr>
+      </w:pPr>
+      <w:r>
+        <w:rPr>
+          <w:rFonts w:ascii="Calibri" w:hAnsi="Calibri" w:cs="Calibri"/>
+          <w:sz w:val="24"/>
+          <w:szCs w:val="24"/>
+        </w:rPr>
+        <w:t>The </w:t>
+      </w:r>
+      <w:hyperlink r:id="rId24" w:tgtFrame="_blank" w:history="1">
+        <w:r>
+          <w:rPr>
+            <w:rStyle w:val="Hyperlink"/>
+            <w:rFonts w:ascii="Calibri" w:hAnsi="Calibri" w:cs="Calibri"/>
+            <w:sz w:val="24"/>
+            <w:szCs w:val="24"/>
+          </w:rPr>
+          <w:t>window.alert() method</w:t>
+        </w:r>
+      </w:hyperlink>
+      <w:r>
+        <w:rPr>
+          <w:rFonts w:ascii="Calibri" w:hAnsi="Calibri" w:cs="Calibri"/>
+          <w:sz w:val="24"/>
+          <w:szCs w:val="24"/>
+        </w:rPr>
+        <w:t> is used to display an alert box with a specified output (or message) and an OK button.</w:t>
+      </w:r>
+    </w:p>
+    <w:p>
+      <w:pPr>
+        <w:rPr>
+          <w:rFonts w:ascii="Calibri" w:hAnsi="Calibri" w:cs="Calibri"/>
+          <w:b/>
+          <w:bCs/>
+          <w:sz w:val="24"/>
+          <w:szCs w:val="24"/>
+          <w:highlight w:val="yellow"/>
+        </w:rPr>
+      </w:pPr>
+      <w:r>
+        <w:rPr>
+          <w:rFonts w:ascii="Calibri" w:hAnsi="Calibri" w:cs="Calibri"/>
+          <w:b/>
+          <w:bCs/>
+          <w:sz w:val="24"/>
+          <w:szCs w:val="24"/>
+          <w:highlight w:val="yellow"/>
+        </w:rPr>
+        <w:t>Syntax:</w:t>
+      </w:r>
+    </w:p>
+    <w:p>
+      <w:pPr>
+        <w:rPr>
+          <w:rFonts w:ascii="Calibri" w:hAnsi="Calibri" w:cs="Calibri"/>
+          <w:b/>
+          <w:bCs/>
+          <w:sz w:val="24"/>
+          <w:szCs w:val="24"/>
+        </w:rPr>
+      </w:pPr>
+      <w:r>
+        <w:rPr>
+          <w:rFonts w:ascii="Calibri" w:hAnsi="Calibri" w:cs="Calibri"/>
+          <w:b/>
+          <w:bCs/>
+          <w:sz w:val="24"/>
+          <w:szCs w:val="24"/>
+          <w:highlight w:val="yellow"/>
+        </w:rPr>
+        <w:t>Window.alert();</w:t>
+      </w:r>
+    </w:p>
+    <w:p>
+      <w:pPr>
+        <w:rPr>
+          <w:rFonts w:ascii="Calibri" w:hAnsi="Calibri" w:cs="Calibri"/>
+          <w:b/>
+          <w:bCs/>
+          <w:sz w:val="24"/>
+          <w:szCs w:val="24"/>
+        </w:rPr>
+      </w:pPr>
+      <w:r>
+        <w:rPr>
+          <w:noProof/>
+        </w:rPr>
+        <w:lastRenderedPageBreak/>
+        <w:drawing>
+          <wp:inline distT="0" distB="0" distL="0" distR="0" wp14:anchorId="405A6B2F" wp14:editId="22CA6D8D">
+            <wp:extent cx="5731510" cy="1923415"/>
+            <wp:effectExtent l="0" t="0" r="2540" b="635"/>
+            <wp:docPr id="1383467496" name="Picture 1"/>
+            <wp:cNvGraphicFramePr>
+              <a:graphicFrameLocks xmlns:a="http://schemas.openxmlformats.org/drawingml/2006/main" noChangeAspect="1"/>
+            </wp:cNvGraphicFramePr>
+            <a:graphic xmlns:a="http://schemas.openxmlformats.org/drawingml/2006/main">
+              <a:graphicData uri="http://schemas.openxmlformats.org/drawingml/2006/picture">
+                <pic:pic xmlns:pic="http://schemas.openxmlformats.org/drawingml/2006/picture">
+                  <pic:nvPicPr>
+                    <pic:cNvPr id="1383467496" name=""/>
+                    <pic:cNvPicPr/>
+                  </pic:nvPicPr>
+                  <pic:blipFill>
+                    <a:blip r:embed="rId25"/>
+                    <a:stretch>
+                      <a:fillRect/>
+                    </a:stretch>
+                  </pic:blipFill>
+                  <pic:spPr>
+                    <a:xfrm>
+                      <a:off x="0" y="0"/>
+                      <a:ext cx="5731510" cy="1923415"/>
+                    </a:xfrm>
+                    <a:prstGeom prst="rect">
+                      <a:avLst/>
+                    </a:prstGeom>
+                  </pic:spPr>
+                </pic:pic>
+              </a:graphicData>
+            </a:graphic>
+          </wp:inline>
+        </w:drawing>
+      </w:r>
+    </w:p>
+    <w:p>
+      <w:pPr>
+        <w:rPr>
+          <w:rFonts w:ascii="Calibri" w:hAnsi="Calibri" w:cs="Calibri"/>
+          <w:b/>
+          <w:bCs/>
+          <w:color w:val="FF0000"/>
+          <w:sz w:val="24"/>
+          <w:szCs w:val="24"/>
+        </w:rPr>
+      </w:pPr>
+      <w:r>
+        <w:rPr>
+          <w:rFonts w:ascii="Calibri" w:hAnsi="Calibri" w:cs="Calibri"/>
+          <w:b/>
+          <w:bCs/>
+          <w:color w:val="FF0000"/>
+          <w:sz w:val="24"/>
+          <w:szCs w:val="24"/>
+        </w:rPr>
+        <w:t>Output:</w:t>
+      </w:r>
+    </w:p>
+    <w:p>
+      <w:pPr>
+        <w:rPr>
+          <w:rFonts w:ascii="Calibri" w:hAnsi="Calibri" w:cs="Calibri"/>
+          <w:b/>
+          <w:bCs/>
+          <w:sz w:val="24"/>
+          <w:szCs w:val="24"/>
+        </w:rPr>
+      </w:pPr>
+      <w:r>
+        <w:rPr>
+          <w:noProof/>
+        </w:rPr>
+        <w:drawing>
+          <wp:inline distT="0" distB="0" distL="0" distR="0" wp14:anchorId="5F6A410B" wp14:editId="6988E31F">
+            <wp:extent cx="5731510" cy="1315720"/>
+            <wp:effectExtent l="0" t="0" r="2540" b="0"/>
+            <wp:docPr id="1674019606" name="Picture 1"/>
+            <wp:cNvGraphicFramePr>
+              <a:graphicFrameLocks xmlns:a="http://schemas.openxmlformats.org/drawingml/2006/main" noChangeAspect="1"/>
+            </wp:cNvGraphicFramePr>
+            <a:graphic xmlns:a="http://schemas.openxmlformats.org/drawingml/2006/main">
+              <a:graphicData uri="http://schemas.openxmlformats.org/drawingml/2006/picture">
+                <pic:pic xmlns:pic="http://schemas.openxmlformats.org/drawingml/2006/picture">
+                  <pic:nvPicPr>
+                    <pic:cNvPr id="1674019606" name=""/>
+                    <pic:cNvPicPr/>
+                  </pic:nvPicPr>
+                  <pic:blipFill>
+                    <a:blip r:embed="rId26"/>
+                    <a:stretch>
+                      <a:fillRect/>
+                    </a:stretch>
+                  </pic:blipFill>
+                  <pic:spPr>
+                    <a:xfrm>
+                      <a:off x="0" y="0"/>
+                      <a:ext cx="5731510" cy="1315720"/>
+                    </a:xfrm>
+                    <a:prstGeom prst="rect">
+                      <a:avLst/>
+                    </a:prstGeom>
+                  </pic:spPr>
+                </pic:pic>
+              </a:graphicData>
+            </a:graphic>
+          </wp:inline>
+        </w:drawing>
+      </w:r>
+    </w:p>
+    <w:p>
+      <w:pPr>
+        <w:rPr>
+          <w:rFonts w:ascii="Calibri" w:hAnsi="Calibri" w:cs="Calibri"/>
+          <w:sz w:val="24"/>
+          <w:szCs w:val="24"/>
+        </w:rPr>
+      </w:pPr>
+    </w:p>
+    <w:p>
+      <w:pPr>
+        <w:rPr>
+          <w:rFonts w:ascii="Calibri" w:hAnsi="Calibri" w:cs="Calibri"/>
+          <w:sz w:val="24"/>
+          <w:szCs w:val="24"/>
+        </w:rPr>
+      </w:pPr>
+    </w:p>
+    <w:p>
+      <w:pPr>
+        <w:rPr>
+          <w:rFonts w:ascii="Calibri" w:hAnsi="Calibri" w:cs="Calibri"/>
+          <w:sz w:val="24"/>
+          <w:szCs w:val="24"/>
+        </w:rPr>
+      </w:pPr>
+    </w:p>
+    <w:p>
+      <w:pPr>
         <w:rPr>
           <w:rFonts w:ascii="Calibri" w:hAnsi="Calibri" w:cs="Calibri"/>
           <w:b/>
@@ -1752,7 +2110,6 @@
           <w:sz w:val="28"/>
           <w:szCs w:val="28"/>
         </w:rPr>
-        <w:lastRenderedPageBreak/>
         <w:t>Comments:</w:t>
       </w:r>
     </w:p>
@@ -1791,7 +2148,7 @@
         </w:rPr>
         <w:t>As we write JavaScript, we can write </w:t>
       </w:r>
-      <w:hyperlink r:id="rId20" w:tgtFrame="_blank" w:history="1">
+      <w:hyperlink r:id="rId27" w:tgtFrame="_blank" w:history="1">
         <w:r>
           <w:rPr>
             <w:rStyle w:val="Hyperlink"/>
@@ -1923,7 +2280,7 @@
                     <pic:cNvPicPr/>
                   </pic:nvPicPr>
                   <pic:blipFill>
-                    <a:blip r:embed="rId21"/>
+                    <a:blip r:embed="rId28"/>
                     <a:stretch>
                       <a:fillRect/>
                     </a:stretch>
@@ -1969,6 +2326,7 @@
           <w:sz w:val="24"/>
           <w:szCs w:val="24"/>
         </w:rPr>
+        <w:lastRenderedPageBreak/>
         <w:t>You can also use a single line comment to comment after a line of code:</w:t>
       </w:r>
     </w:p>
@@ -2001,7 +2359,7 @@
                     <pic:cNvPicPr/>
                   </pic:nvPicPr>
                   <pic:blipFill>
-                    <a:blip r:embed="rId22"/>
+                    <a:blip r:embed="rId29"/>
                     <a:stretch>
                       <a:fillRect/>
                     </a:stretch>
@@ -2111,7 +2469,7 @@
                     <pic:cNvPicPr/>
                   </pic:nvPicPr>
                   <pic:blipFill>
-                    <a:blip r:embed="rId23"/>
+                    <a:blip r:embed="rId30"/>
                     <a:stretch>
                       <a:fillRect/>
                     </a:stretch>
@@ -2223,7 +2581,6 @@
           <w:sz w:val="32"/>
           <w:szCs w:val="32"/>
         </w:rPr>
-        <w:lastRenderedPageBreak/>
         <w:t>Datatypes</w:t>
       </w:r>
       <w:r>
@@ -2376,7 +2733,7 @@
           <w:szCs w:val="24"/>
         </w:rPr>
       </w:pPr>
-      <w:hyperlink r:id="rId24" w:tgtFrame="_blank" w:history="1">
+      <w:hyperlink r:id="rId31" w:tgtFrame="_blank" w:history="1">
         <w:r>
           <w:rPr>
             <w:rStyle w:val="Hyperlink"/>
@@ -2439,7 +2796,7 @@
                     <pic:cNvPicPr/>
                   </pic:nvPicPr>
                   <pic:blipFill>
-                    <a:blip r:embed="rId25"/>
+                    <a:blip r:embed="rId32"/>
                     <a:stretch>
                       <a:fillRect/>
                     </a:stretch>
@@ -2491,6 +2848,7 @@
         <w:rPr>
           <w:noProof/>
         </w:rPr>
+        <w:lastRenderedPageBreak/>
         <w:drawing>
           <wp:inline distT="0" distB="0" distL="0" distR="0" wp14:anchorId="79023E7B" wp14:editId="38463EC7">
             <wp:extent cx="5731510" cy="1229995"/>
@@ -2507,7 +2865,7 @@
                     <pic:cNvPicPr/>
                   </pic:nvPicPr>
                   <pic:blipFill>
-                    <a:blip r:embed="rId26"/>
+                    <a:blip r:embed="rId33"/>
                     <a:stretch>
                       <a:fillRect/>
                     </a:stretch>
@@ -2552,7 +2910,7 @@
           <w:szCs w:val="24"/>
         </w:rPr>
       </w:pPr>
-      <w:hyperlink r:id="rId27" w:tgtFrame="_blank" w:history="1">
+      <w:hyperlink r:id="rId34" w:tgtFrame="_blank" w:history="1">
         <w:r>
           <w:rPr>
             <w:rStyle w:val="Hyperlink"/>
@@ -2624,7 +2982,7 @@
                     <pic:cNvPicPr/>
                   </pic:nvPicPr>
                   <pic:blipFill>
-                    <a:blip r:embed="rId28"/>
+                    <a:blip r:embed="rId35"/>
                     <a:stretch>
                       <a:fillRect/>
                     </a:stretch>
@@ -2688,7 +3046,7 @@
                     <pic:cNvPicPr/>
                   </pic:nvPicPr>
                   <pic:blipFill>
-                    <a:blip r:embed="rId29"/>
+                    <a:blip r:embed="rId36"/>
                     <a:stretch>
                       <a:fillRect/>
                     </a:stretch>
@@ -2742,7 +3100,7 @@
           <w:szCs w:val="24"/>
         </w:rPr>
       </w:pPr>
-      <w:hyperlink r:id="rId30" w:tgtFrame="_blank" w:history="1">
+      <w:hyperlink r:id="rId37" w:tgtFrame="_blank" w:history="1">
         <w:r>
           <w:rPr>
             <w:rStyle w:val="Hyperlink"/>
@@ -2803,7 +3161,7 @@
                     <pic:cNvPicPr/>
                   </pic:nvPicPr>
                   <pic:blipFill>
-                    <a:blip r:embed="rId31"/>
+                    <a:blip r:embed="rId38"/>
                     <a:stretch>
                       <a:fillRect/>
                     </a:stretch>
@@ -2871,7 +3229,7 @@
                     <pic:cNvPicPr/>
                   </pic:nvPicPr>
                   <pic:blipFill>
-                    <a:blip r:embed="rId32"/>
+                    <a:blip r:embed="rId39"/>
                     <a:stretch>
                       <a:fillRect/>
                     </a:stretch>
@@ -2932,7 +3290,7 @@
           <w:szCs w:val="24"/>
         </w:rPr>
       </w:pPr>
-      <w:hyperlink r:id="rId33" w:tgtFrame="_blank" w:history="1">
+      <w:hyperlink r:id="rId40" w:tgtFrame="_blank" w:history="1">
         <w:r>
           <w:rPr>
             <w:rStyle w:val="Hyperlink"/>
@@ -2993,7 +3351,7 @@
                     <pic:cNvPicPr/>
                   </pic:nvPicPr>
                   <pic:blipFill>
-                    <a:blip r:embed="rId34"/>
+                    <a:blip r:embed="rId41"/>
                     <a:stretch>
                       <a:fillRect/>
                     </a:stretch>
@@ -3061,7 +3419,7 @@
                     <pic:cNvPicPr/>
                   </pic:nvPicPr>
                   <pic:blipFill>
-                    <a:blip r:embed="rId35"/>
+                    <a:blip r:embed="rId42"/>
                     <a:stretch>
                       <a:fillRect/>
                     </a:stretch>
@@ -3105,7 +3463,7 @@
           <w:szCs w:val="24"/>
         </w:rPr>
       </w:pPr>
-      <w:hyperlink r:id="rId36" w:tgtFrame="_blank" w:history="1">
+      <w:hyperlink r:id="rId43" w:tgtFrame="_blank" w:history="1">
         <w:r>
           <w:rPr>
             <w:rStyle w:val="Hyperlink"/>
@@ -3166,7 +3524,7 @@
                     <pic:cNvPicPr/>
                   </pic:nvPicPr>
                   <pic:blipFill>
-                    <a:blip r:embed="rId37"/>
+                    <a:blip r:embed="rId44"/>
                     <a:stretch>
                       <a:fillRect/>
                     </a:stretch>
@@ -3228,7 +3586,6 @@
         <w:rPr>
           <w:noProof/>
         </w:rPr>
-        <w:lastRenderedPageBreak/>
         <w:drawing>
           <wp:inline distT="0" distB="0" distL="0" distR="0" wp14:anchorId="3927B947" wp14:editId="3F344D4B">
             <wp:extent cx="5731510" cy="1208405"/>
@@ -3245,7 +3602,7 @@
                     <pic:cNvPicPr/>
                   </pic:nvPicPr>
                   <pic:blipFill>
-                    <a:blip r:embed="rId38"/>
+                    <a:blip r:embed="rId45"/>
                     <a:stretch>
                       <a:fillRect/>
                     </a:stretch>
@@ -3289,7 +3646,7 @@
           <w:szCs w:val="24"/>
         </w:rPr>
       </w:pPr>
-      <w:hyperlink r:id="rId39" w:tgtFrame="_blank" w:history="1">
+      <w:hyperlink r:id="rId46" w:tgtFrame="_blank" w:history="1">
         <w:r>
           <w:rPr>
             <w:rStyle w:val="Hyperlink"/>
@@ -3350,7 +3707,7 @@
                     <pic:cNvPicPr/>
                   </pic:nvPicPr>
                   <pic:blipFill>
-                    <a:blip r:embed="rId40"/>
+                    <a:blip r:embed="rId47"/>
                     <a:stretch>
                       <a:fillRect/>
                     </a:stretch>
@@ -3395,6 +3752,7 @@
         <w:rPr>
           <w:noProof/>
         </w:rPr>
+        <w:lastRenderedPageBreak/>
         <w:drawing>
           <wp:inline distT="0" distB="0" distL="0" distR="0" wp14:anchorId="333C3F3F" wp14:editId="51521FE4">
             <wp:extent cx="5731510" cy="1220470"/>
@@ -3411,7 +3769,7 @@
                     <pic:cNvPicPr/>
                   </pic:nvPicPr>
                   <pic:blipFill>
-                    <a:blip r:embed="rId41"/>
+                    <a:blip r:embed="rId48"/>
                     <a:stretch>
                       <a:fillRect/>
                     </a:stretch>
@@ -3518,7 +3876,207 @@
           <w:szCs w:val="24"/>
         </w:rPr>
       </w:pPr>
-      <w:hyperlink r:id="rId42" w:tgtFrame="_blank" w:history="1">
+      <w:hyperlink r:id="rId49" w:tgtFrame="_blank" w:history="1">
+        <w:r>
+          <w:rPr>
+            <w:rStyle w:val="Hyperlink"/>
+            <w:rFonts w:ascii="Calibri" w:hAnsi="Calibri" w:cs="Calibri"/>
+            <w:b/>
+            <w:bCs/>
+            <w:sz w:val="24"/>
+            <w:szCs w:val="24"/>
+          </w:rPr>
+          <w:t> Array</w:t>
+        </w:r>
+      </w:hyperlink>
+      <w:r>
+        <w:rPr>
+          <w:rFonts w:ascii="Calibri" w:hAnsi="Calibri" w:cs="Calibri"/>
+          <w:b/>
+          <w:bCs/>
+          <w:sz w:val="24"/>
+          <w:szCs w:val="24"/>
+        </w:rPr>
+        <w:t>:</w:t>
+      </w:r>
+      <w:r>
+        <w:rPr>
+          <w:rFonts w:ascii="Calibri" w:hAnsi="Calibri" w:cs="Calibri"/>
+          <w:sz w:val="24"/>
+          <w:szCs w:val="24"/>
+        </w:rPr>
+        <w:t> Represents an ordered list of values.</w:t>
+      </w:r>
+      <w:r>
+        <w:rPr>
+          <w:rFonts w:ascii="Calibri" w:hAnsi="Calibri" w:cs="Calibri"/>
+          <w:sz w:val="24"/>
+          <w:szCs w:val="24"/>
+        </w:rPr>
+        <w:t>(  [] )</w:t>
+      </w:r>
+    </w:p>
+    <w:p>
+      <w:pPr>
+        <w:ind w:left="720"/>
+        <w:rPr>
+          <w:rFonts w:ascii="Calibri" w:hAnsi="Calibri" w:cs="Calibri"/>
+          <w:sz w:val="24"/>
+          <w:szCs w:val="24"/>
+        </w:rPr>
+      </w:pPr>
+      <w:r>
+        <w:rPr>
+          <w:noProof/>
+        </w:rPr>
+        <w:drawing>
+          <wp:inline distT="0" distB="0" distL="0" distR="0" wp14:anchorId="0B673BDF" wp14:editId="2C2341D3">
+            <wp:extent cx="5731510" cy="3197225"/>
+            <wp:effectExtent l="0" t="0" r="2540" b="3175"/>
+            <wp:docPr id="945691980" name="Picture 1"/>
+            <wp:cNvGraphicFramePr>
+              <a:graphicFrameLocks xmlns:a="http://schemas.openxmlformats.org/drawingml/2006/main" noChangeAspect="1"/>
+            </wp:cNvGraphicFramePr>
+            <a:graphic xmlns:a="http://schemas.openxmlformats.org/drawingml/2006/main">
+              <a:graphicData uri="http://schemas.openxmlformats.org/drawingml/2006/picture">
+                <pic:pic xmlns:pic="http://schemas.openxmlformats.org/drawingml/2006/picture">
+                  <pic:nvPicPr>
+                    <pic:cNvPr id="945691980" name=""/>
+                    <pic:cNvPicPr/>
+                  </pic:nvPicPr>
+                  <pic:blipFill>
+                    <a:blip r:embed="rId50"/>
+                    <a:stretch>
+                      <a:fillRect/>
+                    </a:stretch>
+                  </pic:blipFill>
+                  <pic:spPr>
+                    <a:xfrm>
+                      <a:off x="0" y="0"/>
+                      <a:ext cx="5731510" cy="3197225"/>
+                    </a:xfrm>
+                    <a:prstGeom prst="rect">
+                      <a:avLst/>
+                    </a:prstGeom>
+                  </pic:spPr>
+                </pic:pic>
+              </a:graphicData>
+            </a:graphic>
+          </wp:inline>
+        </w:drawing>
+      </w:r>
+    </w:p>
+    <w:p>
+      <w:pPr>
+        <w:ind w:left="720"/>
+        <w:rPr>
+          <w:rFonts w:ascii="Calibri" w:hAnsi="Calibri" w:cs="Calibri"/>
+          <w:b/>
+          <w:bCs/>
+          <w:color w:val="FF0000"/>
+          <w:sz w:val="24"/>
+          <w:szCs w:val="24"/>
+        </w:rPr>
+      </w:pPr>
+      <w:r>
+        <w:rPr>
+          <w:rFonts w:ascii="Calibri" w:hAnsi="Calibri" w:cs="Calibri"/>
+          <w:b/>
+          <w:bCs/>
+          <w:color w:val="FF0000"/>
+          <w:sz w:val="24"/>
+          <w:szCs w:val="24"/>
+        </w:rPr>
+        <w:t>Output:</w:t>
+      </w:r>
+    </w:p>
+    <w:p>
+      <w:pPr>
+        <w:ind w:left="720"/>
+        <w:rPr>
+          <w:rFonts w:ascii="Calibri" w:hAnsi="Calibri" w:cs="Calibri"/>
+          <w:b/>
+          <w:bCs/>
+          <w:color w:val="FF0000"/>
+          <w:sz w:val="24"/>
+          <w:szCs w:val="24"/>
+        </w:rPr>
+      </w:pPr>
+      <w:r>
+        <w:rPr>
+          <w:noProof/>
+        </w:rPr>
+        <w:drawing>
+          <wp:inline distT="0" distB="0" distL="0" distR="0" wp14:anchorId="40F8734B" wp14:editId="3E97D751">
+            <wp:extent cx="5731510" cy="1755775"/>
+            <wp:effectExtent l="0" t="0" r="2540" b="0"/>
+            <wp:docPr id="777242445" name="Picture 1"/>
+            <wp:cNvGraphicFramePr>
+              <a:graphicFrameLocks xmlns:a="http://schemas.openxmlformats.org/drawingml/2006/main" noChangeAspect="1"/>
+            </wp:cNvGraphicFramePr>
+            <a:graphic xmlns:a="http://schemas.openxmlformats.org/drawingml/2006/main">
+              <a:graphicData uri="http://schemas.openxmlformats.org/drawingml/2006/picture">
+                <pic:pic xmlns:pic="http://schemas.openxmlformats.org/drawingml/2006/picture">
+                  <pic:nvPicPr>
+                    <pic:cNvPr id="777242445" name=""/>
+                    <pic:cNvPicPr/>
+                  </pic:nvPicPr>
+                  <pic:blipFill>
+                    <a:blip r:embed="rId51"/>
+                    <a:stretch>
+                      <a:fillRect/>
+                    </a:stretch>
+                  </pic:blipFill>
+                  <pic:spPr>
+                    <a:xfrm>
+                      <a:off x="0" y="0"/>
+                      <a:ext cx="5731510" cy="1755775"/>
+                    </a:xfrm>
+                    <a:prstGeom prst="rect">
+                      <a:avLst/>
+                    </a:prstGeom>
+                  </pic:spPr>
+                </pic:pic>
+              </a:graphicData>
+            </a:graphic>
+          </wp:inline>
+        </w:drawing>
+      </w:r>
+    </w:p>
+    <w:p>
+      <w:pPr>
+        <w:ind w:left="720"/>
+        <w:rPr>
+          <w:rFonts w:ascii="Calibri" w:hAnsi="Calibri" w:cs="Calibri"/>
+          <w:sz w:val="24"/>
+          <w:szCs w:val="24"/>
+        </w:rPr>
+      </w:pPr>
+    </w:p>
+    <w:p>
+      <w:pPr>
+        <w:ind w:left="720"/>
+        <w:rPr>
+          <w:rFonts w:ascii="Calibri" w:hAnsi="Calibri" w:cs="Calibri"/>
+          <w:sz w:val="24"/>
+          <w:szCs w:val="24"/>
+        </w:rPr>
+      </w:pPr>
+    </w:p>
+    <w:p>
+      <w:pPr>
+        <w:pStyle w:val="ListParagraph"/>
+        <w:numPr>
+          <w:ilvl w:val="0"/>
+          <w:numId w:val="8"/>
+        </w:numPr>
+        <w:rPr>
+          <w:rFonts w:ascii="Calibri" w:hAnsi="Calibri" w:cs="Calibri"/>
+          <w:sz w:val="24"/>
+          <w:szCs w:val="24"/>
+        </w:rPr>
+      </w:pPr>
+      <w:hyperlink r:id="rId52" w:tgtFrame="_blank" w:history="1">
         <w:r>
           <w:rPr>
             <w:rStyle w:val="Hyperlink"/>
@@ -3559,6 +4117,195 @@
           <w:szCs w:val="24"/>
         </w:rPr>
       </w:pPr>
+      <w:r>
+        <w:rPr>
+          <w:noProof/>
+        </w:rPr>
+        <w:drawing>
+          <wp:inline distT="0" distB="0" distL="0" distR="0" wp14:anchorId="45EB259A" wp14:editId="46287409">
+            <wp:extent cx="5731510" cy="3274060"/>
+            <wp:effectExtent l="0" t="0" r="2540" b="2540"/>
+            <wp:docPr id="249373512" name="Picture 1"/>
+            <wp:cNvGraphicFramePr>
+              <a:graphicFrameLocks xmlns:a="http://schemas.openxmlformats.org/drawingml/2006/main" noChangeAspect="1"/>
+            </wp:cNvGraphicFramePr>
+            <a:graphic xmlns:a="http://schemas.openxmlformats.org/drawingml/2006/main">
+              <a:graphicData uri="http://schemas.openxmlformats.org/drawingml/2006/picture">
+                <pic:pic xmlns:pic="http://schemas.openxmlformats.org/drawingml/2006/picture">
+                  <pic:nvPicPr>
+                    <pic:cNvPr id="249373512" name=""/>
+                    <pic:cNvPicPr/>
+                  </pic:nvPicPr>
+                  <pic:blipFill>
+                    <a:blip r:embed="rId53"/>
+                    <a:stretch>
+                      <a:fillRect/>
+                    </a:stretch>
+                  </pic:blipFill>
+                  <pic:spPr>
+                    <a:xfrm>
+                      <a:off x="0" y="0"/>
+                      <a:ext cx="5731510" cy="3274060"/>
+                    </a:xfrm>
+                    <a:prstGeom prst="rect">
+                      <a:avLst/>
+                    </a:prstGeom>
+                  </pic:spPr>
+                </pic:pic>
+              </a:graphicData>
+            </a:graphic>
+          </wp:inline>
+        </w:drawing>
+      </w:r>
+    </w:p>
+    <w:p>
+      <w:pPr>
+        <w:ind w:left="720"/>
+        <w:rPr>
+          <w:rFonts w:ascii="Calibri" w:hAnsi="Calibri" w:cs="Calibri"/>
+          <w:sz w:val="24"/>
+          <w:szCs w:val="24"/>
+        </w:rPr>
+      </w:pPr>
+      <w:r>
+        <w:rPr>
+          <w:noProof/>
+        </w:rPr>
+        <w:drawing>
+          <wp:inline distT="0" distB="0" distL="0" distR="0" wp14:anchorId="7704D6EB" wp14:editId="470F927D">
+            <wp:extent cx="5731510" cy="2422525"/>
+            <wp:effectExtent l="0" t="0" r="2540" b="0"/>
+            <wp:docPr id="1730633285" name="Picture 1"/>
+            <wp:cNvGraphicFramePr>
+              <a:graphicFrameLocks xmlns:a="http://schemas.openxmlformats.org/drawingml/2006/main" noChangeAspect="1"/>
+            </wp:cNvGraphicFramePr>
+            <a:graphic xmlns:a="http://schemas.openxmlformats.org/drawingml/2006/main">
+              <a:graphicData uri="http://schemas.openxmlformats.org/drawingml/2006/picture">
+                <pic:pic xmlns:pic="http://schemas.openxmlformats.org/drawingml/2006/picture">
+                  <pic:nvPicPr>
+                    <pic:cNvPr id="1730633285" name=""/>
+                    <pic:cNvPicPr/>
+                  </pic:nvPicPr>
+                  <pic:blipFill>
+                    <a:blip r:embed="rId54"/>
+                    <a:stretch>
+                      <a:fillRect/>
+                    </a:stretch>
+                  </pic:blipFill>
+                  <pic:spPr>
+                    <a:xfrm>
+                      <a:off x="0" y="0"/>
+                      <a:ext cx="5731510" cy="2422525"/>
+                    </a:xfrm>
+                    <a:prstGeom prst="rect">
+                      <a:avLst/>
+                    </a:prstGeom>
+                  </pic:spPr>
+                </pic:pic>
+              </a:graphicData>
+            </a:graphic>
+          </wp:inline>
+        </w:drawing>
+      </w:r>
+    </w:p>
+    <w:p>
+      <w:pPr>
+        <w:ind w:left="720"/>
+        <w:rPr>
+          <w:rFonts w:ascii="Calibri" w:hAnsi="Calibri" w:cs="Calibri"/>
+          <w:sz w:val="24"/>
+          <w:szCs w:val="24"/>
+        </w:rPr>
+      </w:pPr>
+    </w:p>
+    <w:p>
+      <w:pPr>
+        <w:ind w:left="720"/>
+        <w:rPr>
+          <w:rFonts w:ascii="Calibri" w:hAnsi="Calibri" w:cs="Calibri"/>
+          <w:sz w:val="24"/>
+          <w:szCs w:val="24"/>
+        </w:rPr>
+      </w:pPr>
+      <w:r>
+        <w:rPr>
+          <w:rFonts w:ascii="Calibri" w:hAnsi="Calibri" w:cs="Calibri"/>
+          <w:sz w:val="24"/>
+          <w:szCs w:val="24"/>
+        </w:rPr>
+        <w:t>Array of Objects;</w:t>
+      </w:r>
+    </w:p>
+    <w:p>
+      <w:pPr>
+        <w:ind w:left="720"/>
+        <w:rPr>
+          <w:rFonts w:ascii="Calibri" w:hAnsi="Calibri" w:cs="Calibri"/>
+          <w:sz w:val="24"/>
+          <w:szCs w:val="24"/>
+        </w:rPr>
+      </w:pPr>
+      <w:r>
+        <w:rPr>
+          <w:noProof/>
+        </w:rPr>
+        <w:lastRenderedPageBreak/>
+        <w:drawing>
+          <wp:inline distT="0" distB="0" distL="0" distR="0" wp14:anchorId="68FFE6D5" wp14:editId="59C85B3D">
+            <wp:extent cx="5731510" cy="5431790"/>
+            <wp:effectExtent l="0" t="0" r="2540" b="0"/>
+            <wp:docPr id="844832663" name="Picture 1"/>
+            <wp:cNvGraphicFramePr>
+              <a:graphicFrameLocks xmlns:a="http://schemas.openxmlformats.org/drawingml/2006/main" noChangeAspect="1"/>
+            </wp:cNvGraphicFramePr>
+            <a:graphic xmlns:a="http://schemas.openxmlformats.org/drawingml/2006/main">
+              <a:graphicData uri="http://schemas.openxmlformats.org/drawingml/2006/picture">
+                <pic:pic xmlns:pic="http://schemas.openxmlformats.org/drawingml/2006/picture">
+                  <pic:nvPicPr>
+                    <pic:cNvPr id="844832663" name=""/>
+                    <pic:cNvPicPr/>
+                  </pic:nvPicPr>
+                  <pic:blipFill>
+                    <a:blip r:embed="rId55"/>
+                    <a:stretch>
+                      <a:fillRect/>
+                    </a:stretch>
+                  </pic:blipFill>
+                  <pic:spPr>
+                    <a:xfrm>
+                      <a:off x="0" y="0"/>
+                      <a:ext cx="5731510" cy="5431790"/>
+                    </a:xfrm>
+                    <a:prstGeom prst="rect">
+                      <a:avLst/>
+                    </a:prstGeom>
+                  </pic:spPr>
+                </pic:pic>
+              </a:graphicData>
+            </a:graphic>
+          </wp:inline>
+        </w:drawing>
+      </w:r>
+    </w:p>
+    <w:p>
+      <w:pPr>
+        <w:ind w:left="720"/>
+        <w:rPr>
+          <w:rFonts w:ascii="Calibri" w:hAnsi="Calibri" w:cs="Calibri"/>
+          <w:sz w:val="24"/>
+          <w:szCs w:val="24"/>
+        </w:rPr>
+      </w:pPr>
+    </w:p>
+    <w:p>
+      <w:pPr>
+        <w:ind w:left="720"/>
+        <w:rPr>
+          <w:rFonts w:ascii="Calibri" w:hAnsi="Calibri" w:cs="Calibri"/>
+          <w:sz w:val="24"/>
+          <w:szCs w:val="24"/>
+        </w:rPr>
+      </w:pPr>
     </w:p>
     <w:p>
       <w:pPr>
@@ -3573,52 +4320,7 @@
           <w:szCs w:val="24"/>
         </w:rPr>
       </w:pPr>
-      <w:hyperlink r:id="rId43" w:tgtFrame="_blank" w:history="1">
-        <w:r>
-          <w:rPr>
-            <w:rStyle w:val="Hyperlink"/>
-            <w:rFonts w:ascii="Calibri" w:hAnsi="Calibri" w:cs="Calibri"/>
-            <w:b/>
-            <w:bCs/>
-            <w:sz w:val="24"/>
-            <w:szCs w:val="24"/>
-          </w:rPr>
-          <w:t> Array</w:t>
-        </w:r>
-      </w:hyperlink>
-      <w:r>
-        <w:rPr>
-          <w:rFonts w:ascii="Calibri" w:hAnsi="Calibri" w:cs="Calibri"/>
-          <w:b/>
-          <w:bCs/>
-          <w:sz w:val="24"/>
-          <w:szCs w:val="24"/>
-        </w:rPr>
-        <w:t>:</w:t>
-      </w:r>
-      <w:r>
-        <w:rPr>
-          <w:rFonts w:ascii="Calibri" w:hAnsi="Calibri" w:cs="Calibri"/>
-          <w:sz w:val="24"/>
-          <w:szCs w:val="24"/>
-        </w:rPr>
-        <w:t> Represents an ordered list of values.</w:t>
-      </w:r>
-    </w:p>
-    <w:p>
-      <w:pPr>
-        <w:pStyle w:val="ListParagraph"/>
-        <w:numPr>
-          <w:ilvl w:val="0"/>
-          <w:numId w:val="8"/>
-        </w:numPr>
-        <w:rPr>
-          <w:rFonts w:ascii="Calibri" w:hAnsi="Calibri" w:cs="Calibri"/>
-          <w:sz w:val="24"/>
-          <w:szCs w:val="24"/>
-        </w:rPr>
-      </w:pPr>
-      <w:hyperlink r:id="rId44" w:tgtFrame="_blank" w:history="1">
+      <w:hyperlink r:id="rId56" w:tgtFrame="_blank" w:history="1">
         <w:r>
           <w:rPr>
             <w:rStyle w:val="Hyperlink"/>
@@ -3649,90 +4351,65 @@
           <w:szCs w:val="24"/>
         </w:rPr>
       </w:pPr>
-    </w:p>
-    <w:p>
-      <w:pPr>
-        <w:pStyle w:val="ListParagraph"/>
-        <w:ind w:left="1080"/>
-        <w:rPr>
-          <w:rFonts w:ascii="Calibri" w:hAnsi="Calibri" w:cs="Calibri"/>
-          <w:sz w:val="24"/>
-          <w:szCs w:val="24"/>
-        </w:rPr>
-      </w:pPr>
-    </w:p>
-    <w:p>
-      <w:pPr>
-        <w:pStyle w:val="ListParagraph"/>
-        <w:ind w:left="1080"/>
-        <w:rPr>
-          <w:rFonts w:ascii="Calibri" w:hAnsi="Calibri" w:cs="Calibri"/>
-          <w:sz w:val="24"/>
-          <w:szCs w:val="24"/>
-        </w:rPr>
-      </w:pPr>
-    </w:p>
-    <w:p>
-      <w:pPr>
-        <w:pStyle w:val="ListParagraph"/>
-        <w:ind w:left="1080"/>
-        <w:rPr>
-          <w:rFonts w:ascii="Calibri" w:hAnsi="Calibri" w:cs="Calibri"/>
-          <w:sz w:val="24"/>
-          <w:szCs w:val="24"/>
-        </w:rPr>
-      </w:pPr>
-    </w:p>
-    <w:p>
-      <w:pPr>
-        <w:pStyle w:val="ListParagraph"/>
-        <w:rPr>
-          <w:rFonts w:ascii="Calibri" w:hAnsi="Calibri" w:cs="Calibri"/>
-          <w:sz w:val="24"/>
-          <w:szCs w:val="24"/>
-        </w:rPr>
-      </w:pPr>
-    </w:p>
-    <w:p>
-      <w:pPr>
-        <w:pStyle w:val="ListParagraph"/>
-        <w:rPr>
-          <w:rFonts w:ascii="Calibri" w:hAnsi="Calibri" w:cs="Calibri"/>
-          <w:sz w:val="24"/>
-          <w:szCs w:val="24"/>
-        </w:rPr>
-      </w:pPr>
-    </w:p>
-    <w:p>
-      <w:pPr>
-        <w:pStyle w:val="ListParagraph"/>
-        <w:rPr>
-          <w:rFonts w:ascii="Calibri" w:hAnsi="Calibri" w:cs="Calibri"/>
-          <w:sz w:val="24"/>
-          <w:szCs w:val="24"/>
-        </w:rPr>
-      </w:pPr>
-      <w:r>
-        <w:rPr>
-          <w:rFonts w:ascii="Calibri" w:hAnsi="Calibri" w:cs="Calibri"/>
-          <w:sz w:val="24"/>
-          <w:szCs w:val="24"/>
-        </w:rPr>
-        <w:t>.</w:t>
-      </w:r>
-    </w:p>
-    <w:p>
-      <w:pPr>
-        <w:pStyle w:val="ListParagraph"/>
-        <w:rPr>
-          <w:rFonts w:ascii="Calibri" w:hAnsi="Calibri" w:cs="Calibri"/>
-          <w:sz w:val="24"/>
-          <w:szCs w:val="24"/>
-        </w:rPr>
-      </w:pPr>
-    </w:p>
-    <w:p>
-      <w:pPr>
+      <w:r>
+        <w:rPr>
+          <w:noProof/>
+        </w:rPr>
+        <w:drawing>
+          <wp:inline distT="0" distB="0" distL="0" distR="0" wp14:anchorId="432A9F12" wp14:editId="42AE3DF4">
+            <wp:extent cx="5731510" cy="1918335"/>
+            <wp:effectExtent l="0" t="0" r="2540" b="5715"/>
+            <wp:docPr id="1223207180" name="Picture 1"/>
+            <wp:cNvGraphicFramePr>
+              <a:graphicFrameLocks xmlns:a="http://schemas.openxmlformats.org/drawingml/2006/main" noChangeAspect="1"/>
+            </wp:cNvGraphicFramePr>
+            <a:graphic xmlns:a="http://schemas.openxmlformats.org/drawingml/2006/main">
+              <a:graphicData uri="http://schemas.openxmlformats.org/drawingml/2006/picture">
+                <pic:pic xmlns:pic="http://schemas.openxmlformats.org/drawingml/2006/picture">
+                  <pic:nvPicPr>
+                    <pic:cNvPr id="1223207180" name=""/>
+                    <pic:cNvPicPr/>
+                  </pic:nvPicPr>
+                  <pic:blipFill>
+                    <a:blip r:embed="rId57"/>
+                    <a:stretch>
+                      <a:fillRect/>
+                    </a:stretch>
+                  </pic:blipFill>
+                  <pic:spPr>
+                    <a:xfrm>
+                      <a:off x="0" y="0"/>
+                      <a:ext cx="5731510" cy="1918335"/>
+                    </a:xfrm>
+                    <a:prstGeom prst="rect">
+                      <a:avLst/>
+                    </a:prstGeom>
+                  </pic:spPr>
+                </pic:pic>
+              </a:graphicData>
+            </a:graphic>
+          </wp:inline>
+        </w:drawing>
+      </w:r>
+    </w:p>
+    <w:p>
+      <w:pPr>
+        <w:rPr>
+          <w:rFonts w:ascii="Calibri" w:hAnsi="Calibri" w:cs="Calibri"/>
+          <w:sz w:val="24"/>
+          <w:szCs w:val="24"/>
+        </w:rPr>
+      </w:pPr>
+    </w:p>
+    <w:p>
+      <w:pPr>
+        <w:rPr>
+          <w:rFonts w:ascii="Calibri" w:hAnsi="Calibri" w:cs="Calibri"/>
+          <w:sz w:val="24"/>
+          <w:szCs w:val="24"/>
+        </w:rPr>
+      </w:pPr>
+      <w:r>
         <w:rPr>
           <w:rFonts w:ascii="Calibri" w:hAnsi="Calibri" w:cs="Calibri"/>
           <w:b/>
@@ -3741,16 +4418,6 @@
           <w:sz w:val="28"/>
           <w:szCs w:val="28"/>
         </w:rPr>
-      </w:pPr>
-      <w:r>
-        <w:rPr>
-          <w:rFonts w:ascii="Calibri" w:hAnsi="Calibri" w:cs="Calibri"/>
-          <w:b/>
-          <w:bCs/>
-          <w:color w:val="C00000"/>
-          <w:sz w:val="28"/>
-          <w:szCs w:val="28"/>
-        </w:rPr>
         <w:lastRenderedPageBreak/>
         <w:t>Variables:</w:t>
       </w:r>
@@ -3773,7 +4440,7 @@
         </w:rPr>
         <w:t>A variable is like a container that holds data that can be reused or updated later in the program. In JavaScript, variables are declared using the keywords</w:t>
       </w:r>
-      <w:hyperlink r:id="rId45" w:tgtFrame="_blank" w:history="1">
+      <w:hyperlink r:id="rId58" w:tgtFrame="_blank" w:history="1">
         <w:r>
           <w:rPr>
             <w:rStyle w:val="Hyperlink"/>
@@ -3794,7 +4461,7 @@
         </w:rPr>
         <w:t>, </w:t>
       </w:r>
-      <w:hyperlink r:id="rId46" w:tgtFrame="_blank" w:history="1">
+      <w:hyperlink r:id="rId59" w:tgtFrame="_blank" w:history="1">
         <w:r>
           <w:rPr>
             <w:rStyle w:val="Hyperlink"/>
@@ -3815,7 +4482,7 @@
         </w:rPr>
         <w:t>, or </w:t>
       </w:r>
-      <w:hyperlink r:id="rId47" w:tgtFrame="_blank" w:history="1">
+      <w:hyperlink r:id="rId60" w:tgtFrame="_blank" w:history="1">
         <w:r>
           <w:rPr>
             <w:rStyle w:val="Hyperlink"/>
@@ -3891,27 +4558,7 @@
           <w:sz w:val="24"/>
           <w:szCs w:val="24"/>
         </w:rPr>
-        <w:t xml:space="preserve"> </w:t>
-      </w:r>
-      <w:proofErr w:type="gramStart"/>
-      <w:r>
-        <w:rPr>
-          <w:rFonts w:ascii="Calibri" w:hAnsi="Calibri" w:cs="Calibri"/>
-          <w:color w:val="000000" w:themeColor="text1"/>
-          <w:sz w:val="24"/>
-          <w:szCs w:val="24"/>
-        </w:rPr>
-        <w:t>reassigned</w:t>
-      </w:r>
-      <w:proofErr w:type="gramEnd"/>
-      <w:r>
-        <w:rPr>
-          <w:rFonts w:ascii="Calibri" w:hAnsi="Calibri" w:cs="Calibri"/>
-          <w:color w:val="000000" w:themeColor="text1"/>
-          <w:sz w:val="24"/>
-          <w:szCs w:val="24"/>
-        </w:rPr>
-        <w:t xml:space="preserve"> but can’t redeclared let keyword</w:t>
+        <w:t xml:space="preserve"> reassigned but can’t redeclared let keyword</w:t>
       </w:r>
     </w:p>
     <w:p>
@@ -3928,7 +4575,6 @@
           <w:szCs w:val="24"/>
         </w:rPr>
       </w:pPr>
-      <w:proofErr w:type="spellStart"/>
       <w:r>
         <w:rPr>
           <w:rFonts w:ascii="Calibri" w:hAnsi="Calibri" w:cs="Calibri"/>
@@ -3936,19 +4582,41 @@
           <w:sz w:val="24"/>
           <w:szCs w:val="24"/>
         </w:rPr>
-        <w:t>Const</w:t>
-      </w:r>
-      <w:proofErr w:type="spellEnd"/>
-      <w:r>
+        <w:t>Const – we cannot reassigned and redeclared</w:t>
+      </w:r>
+    </w:p>
+    <w:p>
+      <w:pPr>
+        <w:rPr>
+          <w:rFonts w:ascii="Calibri" w:hAnsi="Calibri" w:cs="Calibri"/>
+          <w:b/>
+          <w:bCs/>
+          <w:color w:val="0070C0"/>
+          <w:sz w:val="24"/>
+          <w:szCs w:val="24"/>
+        </w:rPr>
+      </w:pPr>
+      <w:r>
+        <w:rPr>
+          <w:rFonts w:ascii="Calibri" w:hAnsi="Calibri" w:cs="Calibri"/>
+          <w:b/>
+          <w:bCs/>
+          <w:color w:val="0070C0"/>
+          <w:sz w:val="24"/>
+          <w:szCs w:val="24"/>
+        </w:rPr>
+        <w:t>1. var Keyword</w:t>
+      </w:r>
+    </w:p>
+    <w:p>
+      <w:pPr>
         <w:rPr>
           <w:rFonts w:ascii="Calibri" w:hAnsi="Calibri" w:cs="Calibri"/>
           <w:color w:val="000000" w:themeColor="text1"/>
           <w:sz w:val="24"/>
           <w:szCs w:val="24"/>
         </w:rPr>
-        <w:t xml:space="preserve"> – we cannot </w:t>
-      </w:r>
-      <w:proofErr w:type="gramStart"/>
+      </w:pPr>
       <w:r>
         <w:rPr>
           <w:rFonts w:ascii="Calibri" w:hAnsi="Calibri" w:cs="Calibri"/>
@@ -3956,9 +4624,8 @@
           <w:sz w:val="24"/>
           <w:szCs w:val="24"/>
         </w:rPr>
-        <w:t>reassigned</w:t>
-      </w:r>
-      <w:proofErr w:type="gramEnd"/>
+        <w:t>The var keyword is used to declare a variable. It has a function-scoped or globally-scoped behaviour.</w:t>
+      </w:r>
       <w:r>
         <w:rPr>
           <w:rFonts w:ascii="Calibri" w:hAnsi="Calibri" w:cs="Calibri"/>
@@ -3966,30 +4633,7 @@
           <w:sz w:val="24"/>
           <w:szCs w:val="24"/>
         </w:rPr>
-        <w:t xml:space="preserve"> and redeclared</w:t>
-      </w:r>
-    </w:p>
-    <w:p>
-      <w:pPr>
-        <w:rPr>
-          <w:rFonts w:ascii="Calibri" w:hAnsi="Calibri" w:cs="Calibri"/>
-          <w:b/>
-          <w:bCs/>
-          <w:color w:val="0070C0"/>
-          <w:sz w:val="24"/>
-          <w:szCs w:val="24"/>
-        </w:rPr>
-      </w:pPr>
-      <w:r>
-        <w:rPr>
-          <w:rFonts w:ascii="Calibri" w:hAnsi="Calibri" w:cs="Calibri"/>
-          <w:b/>
-          <w:bCs/>
-          <w:color w:val="0070C0"/>
-          <w:sz w:val="24"/>
-          <w:szCs w:val="24"/>
-        </w:rPr>
-        <w:t>1. var Keyword</w:t>
+        <w:t xml:space="preserve"> It can be reassigned and redeclared.</w:t>
       </w:r>
     </w:p>
     <w:p>
@@ -4008,19 +4652,18 @@
           <w:sz w:val="24"/>
           <w:szCs w:val="24"/>
         </w:rPr>
-        <w:t xml:space="preserve">The var keyword is used to declare a variable. It has a function-scoped or </w:t>
-      </w:r>
-      <w:proofErr w:type="gramStart"/>
-      <w:r>
+        <w:t>var age = 10;</w:t>
+      </w:r>
+    </w:p>
+    <w:p>
+      <w:pPr>
         <w:rPr>
           <w:rFonts w:ascii="Calibri" w:hAnsi="Calibri" w:cs="Calibri"/>
           <w:color w:val="000000" w:themeColor="text1"/>
           <w:sz w:val="24"/>
           <w:szCs w:val="24"/>
         </w:rPr>
-        <w:t>globally-scoped</w:t>
-      </w:r>
-      <w:proofErr w:type="gramEnd"/>
+      </w:pPr>
       <w:r>
         <w:rPr>
           <w:rFonts w:ascii="Calibri" w:hAnsi="Calibri" w:cs="Calibri"/>
@@ -4028,86 +4671,8 @@
           <w:sz w:val="24"/>
           <w:szCs w:val="24"/>
         </w:rPr>
-        <w:t xml:space="preserve"> behaviour.</w:t>
-      </w:r>
-      <w:r>
-        <w:rPr>
-          <w:rFonts w:ascii="Calibri" w:hAnsi="Calibri" w:cs="Calibri"/>
-          <w:color w:val="000000" w:themeColor="text1"/>
-          <w:sz w:val="24"/>
-          <w:szCs w:val="24"/>
-        </w:rPr>
-        <w:t xml:space="preserve"> It can be reassigned and redeclared.</w:t>
-      </w:r>
-    </w:p>
-    <w:p>
-      <w:pPr>
-        <w:rPr>
-          <w:rFonts w:ascii="Calibri" w:hAnsi="Calibri" w:cs="Calibri"/>
-          <w:color w:val="000000" w:themeColor="text1"/>
-          <w:sz w:val="24"/>
-          <w:szCs w:val="24"/>
-        </w:rPr>
-      </w:pPr>
-      <w:r>
-        <w:rPr>
-          <w:rFonts w:ascii="Calibri" w:hAnsi="Calibri" w:cs="Calibri"/>
-          <w:color w:val="000000" w:themeColor="text1"/>
-          <w:sz w:val="24"/>
-          <w:szCs w:val="24"/>
-        </w:rPr>
-        <w:t xml:space="preserve">var age = </w:t>
-      </w:r>
-      <w:proofErr w:type="gramStart"/>
-      <w:r>
-        <w:rPr>
-          <w:rFonts w:ascii="Calibri" w:hAnsi="Calibri" w:cs="Calibri"/>
-          <w:color w:val="000000" w:themeColor="text1"/>
-          <w:sz w:val="24"/>
-          <w:szCs w:val="24"/>
-        </w:rPr>
-        <w:t>10;</w:t>
-      </w:r>
-      <w:proofErr w:type="gramEnd"/>
-    </w:p>
-    <w:p>
-      <w:pPr>
-        <w:rPr>
-          <w:rFonts w:ascii="Calibri" w:hAnsi="Calibri" w:cs="Calibri"/>
-          <w:color w:val="000000" w:themeColor="text1"/>
-          <w:sz w:val="24"/>
-          <w:szCs w:val="24"/>
-        </w:rPr>
-      </w:pPr>
-      <w:r>
-        <w:rPr>
-          <w:rFonts w:ascii="Calibri" w:hAnsi="Calibri" w:cs="Calibri"/>
-          <w:color w:val="000000" w:themeColor="text1"/>
-          <w:sz w:val="24"/>
-          <w:szCs w:val="24"/>
-        </w:rPr>
-        <w:t xml:space="preserve">var age = </w:t>
-      </w:r>
-      <w:proofErr w:type="gramStart"/>
-      <w:r>
-        <w:rPr>
-          <w:rFonts w:ascii="Calibri" w:hAnsi="Calibri" w:cs="Calibri"/>
-          <w:color w:val="000000" w:themeColor="text1"/>
-          <w:sz w:val="24"/>
-          <w:szCs w:val="24"/>
-        </w:rPr>
-        <w:t>2</w:t>
-      </w:r>
-      <w:r>
-        <w:rPr>
-          <w:rFonts w:ascii="Calibri" w:hAnsi="Calibri" w:cs="Calibri"/>
-          <w:color w:val="000000" w:themeColor="text1"/>
-          <w:sz w:val="24"/>
-          <w:szCs w:val="24"/>
-        </w:rPr>
-        <w:t>0;</w:t>
-      </w:r>
-      <w:proofErr w:type="gramEnd"/>
+        <w:t>var age = 20;</w:t>
+      </w:r>
     </w:p>
     <w:p>
       <w:pPr>
@@ -4157,7 +4722,7 @@
                     <pic:cNvPicPr/>
                   </pic:nvPicPr>
                   <pic:blipFill>
-                    <a:blip r:embed="rId48"/>
+                    <a:blip r:embed="rId61"/>
                     <a:stretch>
                       <a:fillRect/>
                     </a:stretch>
@@ -4226,7 +4791,7 @@
                     <pic:cNvPicPr/>
                   </pic:nvPicPr>
                   <pic:blipFill>
-                    <a:blip r:embed="rId49"/>
+                    <a:blip r:embed="rId62"/>
                     <a:stretch>
                       <a:fillRect/>
                     </a:stretch>
@@ -4298,7 +4863,7 @@
         </w:rPr>
         <w:t>The </w:t>
       </w:r>
-      <w:hyperlink r:id="rId50" w:tgtFrame="_blank" w:history="1">
+      <w:hyperlink r:id="rId63" w:tgtFrame="_blank" w:history="1">
         <w:r>
           <w:rPr>
             <w:rStyle w:val="Hyperlink"/>
@@ -4358,7 +4923,7 @@
                     <pic:cNvPicPr/>
                   </pic:nvPicPr>
                   <pic:blipFill>
-                    <a:blip r:embed="rId51"/>
+                    <a:blip r:embed="rId64"/>
                     <a:stretch>
                       <a:fillRect/>
                     </a:stretch>
@@ -4428,7 +4993,7 @@
                     <pic:cNvPicPr/>
                   </pic:nvPicPr>
                   <pic:blipFill>
-                    <a:blip r:embed="rId52"/>
+                    <a:blip r:embed="rId65"/>
                     <a:stretch>
                       <a:fillRect/>
                     </a:stretch>
@@ -4469,31 +5034,7 @@
           <w:sz w:val="24"/>
           <w:szCs w:val="24"/>
         </w:rPr>
-        <w:t xml:space="preserve">3. </w:t>
-      </w:r>
-      <w:proofErr w:type="spellStart"/>
-      <w:r>
-        <w:rPr>
-          <w:rFonts w:ascii="Calibri" w:hAnsi="Calibri" w:cs="Calibri"/>
-          <w:b/>
-          <w:bCs/>
-          <w:color w:val="0070C0"/>
-          <w:sz w:val="24"/>
-          <w:szCs w:val="24"/>
-        </w:rPr>
-        <w:t>const</w:t>
-      </w:r>
-      <w:proofErr w:type="spellEnd"/>
-      <w:r>
-        <w:rPr>
-          <w:rFonts w:ascii="Calibri" w:hAnsi="Calibri" w:cs="Calibri"/>
-          <w:b/>
-          <w:bCs/>
-          <w:color w:val="0070C0"/>
-          <w:sz w:val="24"/>
-          <w:szCs w:val="24"/>
-        </w:rPr>
-        <w:t> Keyword</w:t>
+        <w:t>3. const Keyword</w:t>
       </w:r>
     </w:p>
     <w:p>
@@ -4514,7 +5055,17 @@
         </w:rPr>
         <w:t>The </w:t>
       </w:r>
-      <w:proofErr w:type="spellStart"/>
+      <w:hyperlink r:id="rId66" w:tgtFrame="_blank" w:history="1">
+        <w:r>
+          <w:rPr>
+            <w:rStyle w:val="Hyperlink"/>
+            <w:rFonts w:ascii="Calibri" w:hAnsi="Calibri" w:cs="Calibri"/>
+            <w:sz w:val="24"/>
+            <w:szCs w:val="24"/>
+          </w:rPr>
+          <w:t>const keyword</w:t>
+        </w:r>
+      </w:hyperlink>
       <w:r>
         <w:rPr>
           <w:rFonts w:ascii="Calibri" w:hAnsi="Calibri" w:cs="Calibri"/>
@@ -4522,90 +5073,7 @@
           <w:sz w:val="24"/>
           <w:szCs w:val="24"/>
         </w:rPr>
-        <w:fldChar w:fldCharType="begin"/>
-      </w:r>
-      <w:r>
-        <w:rPr>
-          <w:rFonts w:ascii="Calibri" w:hAnsi="Calibri" w:cs="Calibri"/>
-          <w:color w:val="000000" w:themeColor="text1"/>
-          <w:sz w:val="24"/>
-          <w:szCs w:val="24"/>
-        </w:rPr>
-        <w:instrText>HYPERLINK "https://www.geeksforgeeks.org/javascript-const/" \t "_blank"</w:instrText>
-      </w:r>
-      <w:r>
-        <w:rPr>
-          <w:rFonts w:ascii="Calibri" w:hAnsi="Calibri" w:cs="Calibri"/>
-          <w:color w:val="000000" w:themeColor="text1"/>
-          <w:sz w:val="24"/>
-          <w:szCs w:val="24"/>
-        </w:rPr>
-      </w:r>
-      <w:r>
-        <w:rPr>
-          <w:rFonts w:ascii="Calibri" w:hAnsi="Calibri" w:cs="Calibri"/>
-          <w:color w:val="000000" w:themeColor="text1"/>
-          <w:sz w:val="24"/>
-          <w:szCs w:val="24"/>
-        </w:rPr>
-        <w:fldChar w:fldCharType="separate"/>
-      </w:r>
-      <w:r>
-        <w:rPr>
-          <w:rStyle w:val="Hyperlink"/>
-          <w:rFonts w:ascii="Calibri" w:hAnsi="Calibri" w:cs="Calibri"/>
-          <w:sz w:val="24"/>
-          <w:szCs w:val="24"/>
-        </w:rPr>
-        <w:t>const</w:t>
-      </w:r>
-      <w:proofErr w:type="spellEnd"/>
-      <w:r>
-        <w:rPr>
-          <w:rStyle w:val="Hyperlink"/>
-          <w:rFonts w:ascii="Calibri" w:hAnsi="Calibri" w:cs="Calibri"/>
-          <w:sz w:val="24"/>
-          <w:szCs w:val="24"/>
-        </w:rPr>
-        <w:t xml:space="preserve"> keyword</w:t>
-      </w:r>
-      <w:r>
-        <w:rPr>
-          <w:rFonts w:ascii="Calibri" w:hAnsi="Calibri" w:cs="Calibri"/>
-          <w:color w:val="000000" w:themeColor="text1"/>
-          <w:sz w:val="24"/>
-          <w:szCs w:val="24"/>
-        </w:rPr>
-        <w:fldChar w:fldCharType="end"/>
-      </w:r>
-      <w:r>
-        <w:rPr>
-          <w:rFonts w:ascii="Calibri" w:hAnsi="Calibri" w:cs="Calibri"/>
-          <w:color w:val="000000" w:themeColor="text1"/>
-          <w:sz w:val="24"/>
-          <w:szCs w:val="24"/>
-        </w:rPr>
-        <w:t xml:space="preserve"> declares variables that cannot be reassigned. It’s </w:t>
-      </w:r>
-      <w:proofErr w:type="gramStart"/>
-      <w:r>
-        <w:rPr>
-          <w:rFonts w:ascii="Calibri" w:hAnsi="Calibri" w:cs="Calibri"/>
-          <w:color w:val="000000" w:themeColor="text1"/>
-          <w:sz w:val="24"/>
-          <w:szCs w:val="24"/>
-        </w:rPr>
-        <w:t>block-scoped</w:t>
-      </w:r>
-      <w:proofErr w:type="gramEnd"/>
-      <w:r>
-        <w:rPr>
-          <w:rFonts w:ascii="Calibri" w:hAnsi="Calibri" w:cs="Calibri"/>
-          <w:color w:val="000000" w:themeColor="text1"/>
-          <w:sz w:val="24"/>
-          <w:szCs w:val="24"/>
-        </w:rPr>
-        <w:t xml:space="preserve"> as well.</w:t>
+        <w:t> declares variables that cannot be reassigned. It’s block-scoped as well.</w:t>
       </w:r>
     </w:p>
     <w:p>
@@ -4656,7 +5124,7 @@
                     <pic:cNvPicPr/>
                   </pic:nvPicPr>
                   <pic:blipFill>
-                    <a:blip r:embed="rId53"/>
+                    <a:blip r:embed="rId67"/>
                     <a:stretch>
                       <a:fillRect/>
                     </a:stretch>
@@ -5049,6 +5517,95 @@
     </w:lvl>
   </w:abstractNum>
   <w:abstractNum w:abstractNumId="1" w15:restartNumberingAfterBreak="0">
+    <w:nsid w:val="1DD5228F"/>
+    <w:multiLevelType w:val="hybridMultilevel"/>
+    <w:tmpl w:val="ED1E3DDA"/>
+    <w:lvl w:ilvl="0" w:tplc="4009000F">
+      <w:start w:val="1"/>
+      <w:numFmt w:val="decimal"/>
+      <w:lvlText w:val="%1."/>
+      <w:lvlJc w:val="left"/>
+      <w:pPr>
+        <w:ind w:left="720" w:hanging="360"/>
+      </w:pPr>
+      <w:rPr>
+        <w:rFonts w:hint="default"/>
+      </w:rPr>
+    </w:lvl>
+    <w:lvl w:ilvl="1" w:tplc="40090019" w:tentative="1">
+      <w:start w:val="1"/>
+      <w:numFmt w:val="lowerLetter"/>
+      <w:lvlText w:val="%2."/>
+      <w:lvlJc w:val="left"/>
+      <w:pPr>
+        <w:ind w:left="1440" w:hanging="360"/>
+      </w:pPr>
+    </w:lvl>
+    <w:lvl w:ilvl="2" w:tplc="4009001B" w:tentative="1">
+      <w:start w:val="1"/>
+      <w:numFmt w:val="lowerRoman"/>
+      <w:lvlText w:val="%3."/>
+      <w:lvlJc w:val="right"/>
+      <w:pPr>
+        <w:ind w:left="2160" w:hanging="180"/>
+      </w:pPr>
+    </w:lvl>
+    <w:lvl w:ilvl="3" w:tplc="4009000F" w:tentative="1">
+      <w:start w:val="1"/>
+      <w:numFmt w:val="decimal"/>
+      <w:lvlText w:val="%4."/>
+      <w:lvlJc w:val="left"/>
+      <w:pPr>
+        <w:ind w:left="2880" w:hanging="360"/>
+      </w:pPr>
+    </w:lvl>
+    <w:lvl w:ilvl="4" w:tplc="40090019" w:tentative="1">
+      <w:start w:val="1"/>
+      <w:numFmt w:val="lowerLetter"/>
+      <w:lvlText w:val="%5."/>
+      <w:lvlJc w:val="left"/>
+      <w:pPr>
+        <w:ind w:left="3600" w:hanging="360"/>
+      </w:pPr>
+    </w:lvl>
+    <w:lvl w:ilvl="5" w:tplc="4009001B" w:tentative="1">
+      <w:start w:val="1"/>
+      <w:numFmt w:val="lowerRoman"/>
+      <w:lvlText w:val="%6."/>
+      <w:lvlJc w:val="right"/>
+      <w:pPr>
+        <w:ind w:left="4320" w:hanging="180"/>
+      </w:pPr>
+    </w:lvl>
+    <w:lvl w:ilvl="6" w:tplc="4009000F" w:tentative="1">
+      <w:start w:val="1"/>
+      <w:numFmt w:val="decimal"/>
+      <w:lvlText w:val="%7."/>
+      <w:lvlJc w:val="left"/>
+      <w:pPr>
+        <w:ind w:left="5040" w:hanging="360"/>
+      </w:pPr>
+    </w:lvl>
+    <w:lvl w:ilvl="7" w:tplc="40090019" w:tentative="1">
+      <w:start w:val="1"/>
+      <w:numFmt w:val="lowerLetter"/>
+      <w:lvlText w:val="%8."/>
+      <w:lvlJc w:val="left"/>
+      <w:pPr>
+        <w:ind w:left="5760" w:hanging="360"/>
+      </w:pPr>
+    </w:lvl>
+    <w:lvl w:ilvl="8" w:tplc="4009001B" w:tentative="1">
+      <w:start w:val="1"/>
+      <w:numFmt w:val="lowerRoman"/>
+      <w:lvlText w:val="%9."/>
+      <w:lvlJc w:val="right"/>
+      <w:pPr>
+        <w:ind w:left="6480" w:hanging="180"/>
+      </w:pPr>
+    </w:lvl>
+  </w:abstractNum>
+  <w:abstractNum w:abstractNumId="2" w15:restartNumberingAfterBreak="0">
     <w:nsid w:val="1EC22AA2"/>
     <w:multiLevelType w:val="multilevel"/>
     <w:tmpl w:val="75720220"/>
@@ -5197,7 +5754,7 @@
       </w:rPr>
     </w:lvl>
   </w:abstractNum>
-  <w:abstractNum w:abstractNumId="2" w15:restartNumberingAfterBreak="0">
+  <w:abstractNum w:abstractNumId="3" w15:restartNumberingAfterBreak="0">
     <w:nsid w:val="39E30316"/>
     <w:multiLevelType w:val="hybridMultilevel"/>
     <w:tmpl w:val="2F9AAABC"/>
@@ -5310,7 +5867,7 @@
       </w:rPr>
     </w:lvl>
   </w:abstractNum>
-  <w:abstractNum w:abstractNumId="3" w15:restartNumberingAfterBreak="0">
+  <w:abstractNum w:abstractNumId="4" w15:restartNumberingAfterBreak="0">
     <w:nsid w:val="40C16ED4"/>
     <w:multiLevelType w:val="multilevel"/>
     <w:tmpl w:val="2552346A"/>
@@ -5423,7 +5980,7 @@
       </w:pPr>
     </w:lvl>
   </w:abstractNum>
-  <w:abstractNum w:abstractNumId="4" w15:restartNumberingAfterBreak="0">
+  <w:abstractNum w:abstractNumId="5" w15:restartNumberingAfterBreak="0">
     <w:nsid w:val="4AE735E5"/>
     <w:multiLevelType w:val="hybridMultilevel"/>
     <w:tmpl w:val="D422D55A"/>
@@ -5513,7 +6070,7 @@
       </w:pPr>
     </w:lvl>
   </w:abstractNum>
-  <w:abstractNum w:abstractNumId="5" w15:restartNumberingAfterBreak="0">
+  <w:abstractNum w:abstractNumId="6" w15:restartNumberingAfterBreak="0">
     <w:nsid w:val="60DA4F29"/>
     <w:multiLevelType w:val="multilevel"/>
     <w:tmpl w:val="359AA768"/>
@@ -5626,7 +6183,7 @@
       </w:pPr>
     </w:lvl>
   </w:abstractNum>
-  <w:abstractNum w:abstractNumId="6" w15:restartNumberingAfterBreak="0">
+  <w:abstractNum w:abstractNumId="7" w15:restartNumberingAfterBreak="0">
     <w:nsid w:val="6AE77325"/>
     <w:multiLevelType w:val="hybridMultilevel"/>
     <w:tmpl w:val="AF1AEC80"/>
@@ -5717,7 +6274,7 @@
     </w:lvl>
   </w:abstractNum>
   <w:num w:numId="1" w16cid:durableId="1987977672">
-    <w:abstractNumId w:val="1"/>
+    <w:abstractNumId w:val="2"/>
   </w:num>
   <w:num w:numId="2" w16cid:durableId="2028486707">
     <w:abstractNumId w:val="0"/>
@@ -5738,19 +6295,22 @@
     </w:lvlOverride>
   </w:num>
   <w:num w:numId="5" w16cid:durableId="1894730393">
+    <w:abstractNumId w:val="6"/>
+  </w:num>
+  <w:num w:numId="6" w16cid:durableId="505366779">
+    <w:abstractNumId w:val="4"/>
+  </w:num>
+  <w:num w:numId="7" w16cid:durableId="1701011929">
+    <w:abstractNumId w:val="7"/>
+  </w:num>
+  <w:num w:numId="8" w16cid:durableId="479690143">
     <w:abstractNumId w:val="5"/>
   </w:num>
-  <w:num w:numId="6" w16cid:durableId="505366779">
+  <w:num w:numId="9" w16cid:durableId="641738735">
     <w:abstractNumId w:val="3"/>
   </w:num>
-  <w:num w:numId="7" w16cid:durableId="1701011929">
-    <w:abstractNumId w:val="6"/>
-  </w:num>
-  <w:num w:numId="8" w16cid:durableId="479690143">
-    <w:abstractNumId w:val="4"/>
-  </w:num>
-  <w:num w:numId="9" w16cid:durableId="641738735">
-    <w:abstractNumId w:val="2"/>
+  <w:num w:numId="10" w16cid:durableId="1590967396">
+    <w:abstractNumId w:val="1"/>
   </w:num>
 </w:numbering>
 </file>

--- a/JAVASCRIPT.docx
+++ b/JAVASCRIPT.docx
@@ -81,8 +81,18 @@
           <w:bCs/>
           <w:highlight w:val="yellow"/>
         </w:rPr>
-        <w:t>HTML CSS JAVASCRIPT Differnces</w:t>
-      </w:r>
+        <w:t xml:space="preserve">HTML CSS JAVASCRIPT </w:t>
+      </w:r>
+      <w:proofErr w:type="spellStart"/>
+      <w:r>
+        <w:rPr>
+          <w:b/>
+          <w:bCs/>
+          <w:highlight w:val="yellow"/>
+        </w:rPr>
+        <w:t>Differnces</w:t>
+      </w:r>
+      <w:proofErr w:type="spellEnd"/>
     </w:p>
     <w:p>
       <w:pPr>
@@ -538,8 +548,19 @@
           <w:highlight w:val="yellow"/>
         </w:rPr>
         <w:lastRenderedPageBreak/>
-        <w:t>Key Features / Uses of Javascript</w:t>
-      </w:r>
+        <w:t xml:space="preserve">Key Features / Uses of </w:t>
+      </w:r>
+      <w:proofErr w:type="spellStart"/>
+      <w:r>
+        <w:rPr>
+          <w:rFonts w:ascii="Calibri" w:hAnsi="Calibri" w:cs="Calibri"/>
+          <w:b/>
+          <w:bCs/>
+          <w:highlight w:val="yellow"/>
+        </w:rPr>
+        <w:t>Javascript</w:t>
+      </w:r>
+      <w:proofErr w:type="spellEnd"/>
     </w:p>
     <w:p>
       <w:pPr>
@@ -787,7 +808,25 @@
           <w:sz w:val="24"/>
           <w:szCs w:val="24"/>
         </w:rPr>
-        <w:t>            &lt;h1&gt;Javascript&lt;/h1&gt;</w:t>
+        <w:t>            &lt;h1&gt;</w:t>
+      </w:r>
+      <w:proofErr w:type="spellStart"/>
+      <w:r>
+        <w:rPr>
+          <w:rFonts w:ascii="Calibri" w:hAnsi="Calibri" w:cs="Calibri"/>
+          <w:sz w:val="24"/>
+          <w:szCs w:val="24"/>
+        </w:rPr>
+        <w:t>Javascript</w:t>
+      </w:r>
+      <w:proofErr w:type="spellEnd"/>
+      <w:r>
+        <w:rPr>
+          <w:rFonts w:ascii="Calibri" w:hAnsi="Calibri" w:cs="Calibri"/>
+          <w:sz w:val="24"/>
+          <w:szCs w:val="24"/>
+        </w:rPr>
+        <w:t>&lt;/h1&gt;</w:t>
       </w:r>
     </w:p>
     <w:p>
@@ -805,7 +844,25 @@
           <w:sz w:val="24"/>
           <w:szCs w:val="24"/>
         </w:rPr>
-        <w:t>            &lt;script&gt;console.log(10);&lt;/script&gt;</w:t>
+        <w:t>            &lt;script&gt;console.log(</w:t>
+      </w:r>
+      <w:proofErr w:type="gramStart"/>
+      <w:r>
+        <w:rPr>
+          <w:rFonts w:ascii="Calibri" w:hAnsi="Calibri" w:cs="Calibri"/>
+          <w:sz w:val="24"/>
+          <w:szCs w:val="24"/>
+        </w:rPr>
+        <w:t>10);&lt;</w:t>
+      </w:r>
+      <w:proofErr w:type="gramEnd"/>
+      <w:r>
+        <w:rPr>
+          <w:rFonts w:ascii="Calibri" w:hAnsi="Calibri" w:cs="Calibri"/>
+          <w:sz w:val="24"/>
+          <w:szCs w:val="24"/>
+        </w:rPr>
+        <w:t>/script&gt;</w:t>
       </w:r>
     </w:p>
     <w:p>
@@ -1004,7 +1061,47 @@
           <w:sz w:val="24"/>
           <w:szCs w:val="24"/>
         </w:rPr>
-        <w:t>For larger projects or when reusing scripts across multiple HTML files, you can place your JavaScript code in an external .js file. This file is then linked to your HTML document using the src attribute within a &lt;script&gt; tag.</w:t>
+        <w:t>For larger projects or when reusing scripts across multiple HTML files, you can place your JavaScript code in an external .</w:t>
+      </w:r>
+      <w:proofErr w:type="spellStart"/>
+      <w:r>
+        <w:rPr>
+          <w:rFonts w:ascii="Calibri" w:hAnsi="Calibri" w:cs="Calibri"/>
+          <w:color w:val="000000" w:themeColor="text1"/>
+          <w:sz w:val="24"/>
+          <w:szCs w:val="24"/>
+        </w:rPr>
+        <w:t>js</w:t>
+      </w:r>
+      <w:proofErr w:type="spellEnd"/>
+      <w:r>
+        <w:rPr>
+          <w:rFonts w:ascii="Calibri" w:hAnsi="Calibri" w:cs="Calibri"/>
+          <w:color w:val="000000" w:themeColor="text1"/>
+          <w:sz w:val="24"/>
+          <w:szCs w:val="24"/>
+        </w:rPr>
+        <w:t xml:space="preserve"> file. This file is then linked to your HTML document using the </w:t>
+      </w:r>
+      <w:proofErr w:type="spellStart"/>
+      <w:r>
+        <w:rPr>
+          <w:rFonts w:ascii="Calibri" w:hAnsi="Calibri" w:cs="Calibri"/>
+          <w:color w:val="000000" w:themeColor="text1"/>
+          <w:sz w:val="24"/>
+          <w:szCs w:val="24"/>
+        </w:rPr>
+        <w:t>src</w:t>
+      </w:r>
+      <w:proofErr w:type="spellEnd"/>
+      <w:r>
+        <w:rPr>
+          <w:rFonts w:ascii="Calibri" w:hAnsi="Calibri" w:cs="Calibri"/>
+          <w:color w:val="000000" w:themeColor="text1"/>
+          <w:sz w:val="24"/>
+          <w:szCs w:val="24"/>
+        </w:rPr>
+        <w:t xml:space="preserve"> attribute within a &lt;script&gt; tag.</w:t>
       </w:r>
     </w:p>
     <w:p>
@@ -1024,7 +1121,27 @@
           <w:sz w:val="24"/>
           <w:szCs w:val="24"/>
         </w:rPr>
-        <w:t>First create a .js file and integrate in HMTL file with using script tag, let me explain below</w:t>
+        <w:t>First create a .</w:t>
+      </w:r>
+      <w:proofErr w:type="spellStart"/>
+      <w:r>
+        <w:rPr>
+          <w:rFonts w:ascii="Calibri" w:hAnsi="Calibri" w:cs="Calibri"/>
+          <w:color w:val="000000" w:themeColor="text1"/>
+          <w:sz w:val="24"/>
+          <w:szCs w:val="24"/>
+        </w:rPr>
+        <w:t>js</w:t>
+      </w:r>
+      <w:proofErr w:type="spellEnd"/>
+      <w:r>
+        <w:rPr>
+          <w:rFonts w:ascii="Calibri" w:hAnsi="Calibri" w:cs="Calibri"/>
+          <w:color w:val="000000" w:themeColor="text1"/>
+          <w:sz w:val="24"/>
+          <w:szCs w:val="24"/>
+        </w:rPr>
+        <w:t xml:space="preserve"> file and integrate in HMTL file with using script tag, let me explain below</w:t>
       </w:r>
     </w:p>
     <w:p>
@@ -1057,7 +1174,29 @@
           <w:szCs w:val="24"/>
           <w:highlight w:val="darkGray"/>
         </w:rPr>
-        <w:t>.js file</w:t>
+        <w:t>.</w:t>
+      </w:r>
+      <w:proofErr w:type="spellStart"/>
+      <w:r>
+        <w:rPr>
+          <w:rFonts w:ascii="Calibri" w:hAnsi="Calibri" w:cs="Calibri"/>
+          <w:color w:val="000000" w:themeColor="text1"/>
+          <w:sz w:val="24"/>
+          <w:szCs w:val="24"/>
+          <w:highlight w:val="darkGray"/>
+        </w:rPr>
+        <w:t>js</w:t>
+      </w:r>
+      <w:proofErr w:type="spellEnd"/>
+      <w:r>
+        <w:rPr>
+          <w:rFonts w:ascii="Calibri" w:hAnsi="Calibri" w:cs="Calibri"/>
+          <w:color w:val="000000" w:themeColor="text1"/>
+          <w:sz w:val="24"/>
+          <w:szCs w:val="24"/>
+          <w:highlight w:val="darkGray"/>
+        </w:rPr>
+        <w:t xml:space="preserve"> file</w:t>
       </w:r>
     </w:p>
     <w:p>
@@ -1152,7 +1291,29 @@
           <w:szCs w:val="24"/>
           <w:highlight w:val="darkGray"/>
         </w:rPr>
-        <w:t>Separate .js file link with HTML file.</w:t>
+        <w:t>Separate .</w:t>
+      </w:r>
+      <w:proofErr w:type="spellStart"/>
+      <w:r>
+        <w:rPr>
+          <w:rFonts w:ascii="Calibri" w:hAnsi="Calibri" w:cs="Calibri"/>
+          <w:color w:val="000000" w:themeColor="text1"/>
+          <w:sz w:val="24"/>
+          <w:szCs w:val="24"/>
+          <w:highlight w:val="darkGray"/>
+        </w:rPr>
+        <w:t>js</w:t>
+      </w:r>
+      <w:proofErr w:type="spellEnd"/>
+      <w:r>
+        <w:rPr>
+          <w:rFonts w:ascii="Calibri" w:hAnsi="Calibri" w:cs="Calibri"/>
+          <w:color w:val="000000" w:themeColor="text1"/>
+          <w:sz w:val="24"/>
+          <w:szCs w:val="24"/>
+          <w:highlight w:val="darkGray"/>
+        </w:rPr>
+        <w:t xml:space="preserve"> file link with HTML file.</w:t>
       </w:r>
     </w:p>
     <w:p>
@@ -1331,7 +1492,35 @@
         <w:rPr>
           <w:rFonts w:ascii="Calibri" w:hAnsi="Calibri" w:cs="Calibri"/>
         </w:rPr>
-        <w:t>JavaScript provides different methods to display output, such as console.log(), alert(), document.write(), and manipulating HTML elements directly. Each method has its specific use cases, whether for debugging, user notifications, or dynamically updating web content. Here we will explore various JavaScript output methods, demonstrating how and when to use them effectively.</w:t>
+        <w:t>JavaScript provides different methods to display output, such as </w:t>
+      </w:r>
+      <w:proofErr w:type="gramStart"/>
+      <w:r>
+        <w:rPr>
+          <w:rFonts w:ascii="Calibri" w:hAnsi="Calibri" w:cs="Calibri"/>
+        </w:rPr>
+        <w:t>console.log(</w:t>
+      </w:r>
+      <w:proofErr w:type="gramEnd"/>
+      <w:r>
+        <w:rPr>
+          <w:rFonts w:ascii="Calibri" w:hAnsi="Calibri" w:cs="Calibri"/>
+        </w:rPr>
+        <w:t xml:space="preserve">), alert(), </w:t>
+      </w:r>
+      <w:proofErr w:type="spellStart"/>
+      <w:r>
+        <w:rPr>
+          <w:rFonts w:ascii="Calibri" w:hAnsi="Calibri" w:cs="Calibri"/>
+        </w:rPr>
+        <w:t>document.write</w:t>
+      </w:r>
+      <w:proofErr w:type="spellEnd"/>
+      <w:r>
+        <w:rPr>
+          <w:rFonts w:ascii="Calibri" w:hAnsi="Calibri" w:cs="Calibri"/>
+        </w:rPr>
+        <w:t>(), and manipulating HTML elements directly. Each method has its specific use cases, whether for debugging, user notifications, or dynamically updating web content. Here we will explore various JavaScript output methods, demonstrating how and when to use them effectively.</w:t>
       </w:r>
     </w:p>
     <w:p>
@@ -1353,15 +1542,25 @@
           <w:b/>
           <w:bCs/>
         </w:rPr>
-        <w:t>JavaScript console.log() Method</w:t>
-      </w:r>
-      <w:r>
-        <w:rPr>
-          <w:rFonts w:ascii="Calibri" w:hAnsi="Calibri" w:cs="Calibri"/>
-          <w:b/>
-          <w:bCs/>
-        </w:rPr>
-        <w:t>:</w:t>
+        <w:t xml:space="preserve">JavaScript </w:t>
+      </w:r>
+      <w:proofErr w:type="gramStart"/>
+      <w:r>
+        <w:rPr>
+          <w:rFonts w:ascii="Calibri" w:hAnsi="Calibri" w:cs="Calibri"/>
+          <w:b/>
+          <w:bCs/>
+        </w:rPr>
+        <w:t>console.log(</w:t>
+      </w:r>
+      <w:proofErr w:type="gramEnd"/>
+      <w:r>
+        <w:rPr>
+          <w:rFonts w:ascii="Calibri" w:hAnsi="Calibri" w:cs="Calibri"/>
+          <w:b/>
+          <w:bCs/>
+        </w:rPr>
+        <w:t>) Method:</w:t>
       </w:r>
     </w:p>
     <w:p>
@@ -1422,6 +1621,7 @@
           <w:bCs/>
         </w:rPr>
       </w:pPr>
+      <w:proofErr w:type="gramStart"/>
       <w:r>
         <w:rPr>
           <w:rFonts w:ascii="Calibri" w:hAnsi="Calibri" w:cs="Calibri"/>
@@ -1429,7 +1629,17 @@
           <w:bCs/>
           <w:highlight w:val="yellow"/>
         </w:rPr>
-        <w:t>Console.log();</w:t>
+        <w:t>Console.log(</w:t>
+      </w:r>
+      <w:proofErr w:type="gramEnd"/>
+      <w:r>
+        <w:rPr>
+          <w:rFonts w:ascii="Calibri" w:hAnsi="Calibri" w:cs="Calibri"/>
+          <w:b/>
+          <w:bCs/>
+          <w:highlight w:val="yellow"/>
+        </w:rPr>
+        <w:t>);</w:t>
       </w:r>
     </w:p>
     <w:p>
@@ -1576,7 +1786,31 @@
           <w:sz w:val="24"/>
           <w:szCs w:val="24"/>
         </w:rPr>
-        <w:t>. JavaScript document.write() Method</w:t>
+        <w:t xml:space="preserve">. JavaScript </w:t>
+      </w:r>
+      <w:proofErr w:type="spellStart"/>
+      <w:proofErr w:type="gramStart"/>
+      <w:r>
+        <w:rPr>
+          <w:rFonts w:ascii="Calibri" w:hAnsi="Calibri" w:cs="Calibri"/>
+          <w:b/>
+          <w:bCs/>
+          <w:sz w:val="24"/>
+          <w:szCs w:val="24"/>
+        </w:rPr>
+        <w:t>document.write</w:t>
+      </w:r>
+      <w:proofErr w:type="spellEnd"/>
+      <w:proofErr w:type="gramEnd"/>
+      <w:r>
+        <w:rPr>
+          <w:rFonts w:ascii="Calibri" w:hAnsi="Calibri" w:cs="Calibri"/>
+          <w:b/>
+          <w:bCs/>
+          <w:sz w:val="24"/>
+          <w:szCs w:val="24"/>
+        </w:rPr>
+        <w:t>() Method</w:t>
       </w:r>
     </w:p>
     <w:p>
@@ -1595,17 +1829,44 @@
         </w:rPr>
         <w:t>To use the </w:t>
       </w:r>
-      <w:hyperlink r:id="rId21" w:tgtFrame="_blank" w:history="1">
-        <w:r>
-          <w:rPr>
-            <w:rStyle w:val="Hyperlink"/>
-            <w:rFonts w:ascii="Calibri" w:hAnsi="Calibri" w:cs="Calibri"/>
-            <w:sz w:val="24"/>
-            <w:szCs w:val="24"/>
-          </w:rPr>
-          <w:t>document.write()</w:t>
-        </w:r>
-      </w:hyperlink>
+      <w:proofErr w:type="spellStart"/>
+      <w:r>
+        <w:fldChar w:fldCharType="begin"/>
+      </w:r>
+      <w:r>
+        <w:instrText>HYPERLINK "https://www.geeksforgeeks.org/html-dom-write-method" \t "_blank"</w:instrText>
+      </w:r>
+      <w:r>
+        <w:fldChar w:fldCharType="separate"/>
+      </w:r>
+      <w:r>
+        <w:rPr>
+          <w:rStyle w:val="Hyperlink"/>
+          <w:rFonts w:ascii="Calibri" w:hAnsi="Calibri" w:cs="Calibri"/>
+          <w:sz w:val="24"/>
+          <w:szCs w:val="24"/>
+        </w:rPr>
+        <w:t>document.write</w:t>
+      </w:r>
+      <w:proofErr w:type="spellEnd"/>
+      <w:r>
+        <w:rPr>
+          <w:rStyle w:val="Hyperlink"/>
+          <w:rFonts w:ascii="Calibri" w:hAnsi="Calibri" w:cs="Calibri"/>
+          <w:sz w:val="24"/>
+          <w:szCs w:val="24"/>
+        </w:rPr>
+        <w:t>()</w:t>
+      </w:r>
+      <w:r>
+        <w:rPr>
+          <w:rStyle w:val="Hyperlink"/>
+          <w:rFonts w:ascii="Calibri" w:hAnsi="Calibri" w:cs="Calibri"/>
+          <w:sz w:val="24"/>
+          <w:szCs w:val="24"/>
+        </w:rPr>
+        <w:fldChar w:fldCharType="end"/>
+      </w:r>
       <w:r>
         <w:rPr>
           <w:rFonts w:ascii="Calibri" w:hAnsi="Calibri" w:cs="Calibri"/>
@@ -1647,29 +1908,55 @@
           <w:szCs w:val="24"/>
           <w:highlight w:val="yellow"/>
         </w:rPr>
-        <w:t>If we use document.write() after the HTML document is loaded, it will delete all existing HTML.</w:t>
-      </w:r>
-    </w:p>
-    <w:p>
-      <w:pPr>
-        <w:rPr>
-          <w:rFonts w:ascii="Calibri" w:hAnsi="Calibri" w:cs="Calibri"/>
-          <w:b/>
-          <w:bCs/>
+        <w:t xml:space="preserve">If we use </w:t>
+      </w:r>
+      <w:proofErr w:type="spellStart"/>
+      <w:proofErr w:type="gramStart"/>
+      <w:r>
+        <w:rPr>
+          <w:rFonts w:ascii="Calibri" w:hAnsi="Calibri" w:cs="Calibri"/>
+          <w:i/>
+          <w:iCs/>
           <w:sz w:val="24"/>
           <w:szCs w:val="24"/>
           <w:highlight w:val="yellow"/>
         </w:rPr>
-      </w:pPr>
-      <w:r>
-        <w:rPr>
-          <w:rFonts w:ascii="Calibri" w:hAnsi="Calibri" w:cs="Calibri"/>
-          <w:b/>
-          <w:bCs/>
+        <w:t>document.write</w:t>
+      </w:r>
+      <w:proofErr w:type="spellEnd"/>
+      <w:proofErr w:type="gramEnd"/>
+      <w:r>
+        <w:rPr>
+          <w:rFonts w:ascii="Calibri" w:hAnsi="Calibri" w:cs="Calibri"/>
+          <w:i/>
+          <w:iCs/>
           <w:sz w:val="24"/>
           <w:szCs w:val="24"/>
           <w:highlight w:val="yellow"/>
         </w:rPr>
+        <w:t>() after the HTML document is loaded, it will delete all existing HTML.</w:t>
+      </w:r>
+    </w:p>
+    <w:p>
+      <w:pPr>
+        <w:rPr>
+          <w:rFonts w:ascii="Calibri" w:hAnsi="Calibri" w:cs="Calibri"/>
+          <w:b/>
+          <w:bCs/>
+          <w:sz w:val="24"/>
+          <w:szCs w:val="24"/>
+          <w:highlight w:val="yellow"/>
+        </w:rPr>
+      </w:pPr>
+      <w:r>
+        <w:rPr>
+          <w:rFonts w:ascii="Calibri" w:hAnsi="Calibri" w:cs="Calibri"/>
+          <w:b/>
+          <w:bCs/>
+          <w:sz w:val="24"/>
+          <w:szCs w:val="24"/>
+          <w:highlight w:val="yellow"/>
+        </w:rPr>
         <w:t>Syntax:</w:t>
       </w:r>
     </w:p>
@@ -1683,6 +1970,7 @@
           <w:szCs w:val="24"/>
         </w:rPr>
       </w:pPr>
+      <w:proofErr w:type="spellStart"/>
       <w:r>
         <w:rPr>
           <w:rFonts w:ascii="Calibri" w:hAnsi="Calibri" w:cs="Calibri"/>
@@ -1692,8 +1980,33 @@
           <w:szCs w:val="24"/>
           <w:highlight w:val="yellow"/>
         </w:rPr>
-        <w:t>Document.write();</w:t>
-      </w:r>
+        <w:t>Document.write</w:t>
+      </w:r>
+      <w:proofErr w:type="spellEnd"/>
+      <w:r>
+        <w:rPr>
+          <w:rFonts w:ascii="Calibri" w:hAnsi="Calibri" w:cs="Calibri"/>
+          <w:b/>
+          <w:bCs/>
+          <w:sz w:val="24"/>
+          <w:szCs w:val="24"/>
+          <w:highlight w:val="yellow"/>
+        </w:rPr>
+        <w:t>(</w:t>
+      </w:r>
+      <w:proofErr w:type="gramStart"/>
+      <w:r>
+        <w:rPr>
+          <w:rFonts w:ascii="Calibri" w:hAnsi="Calibri" w:cs="Calibri"/>
+          <w:b/>
+          <w:bCs/>
+          <w:sz w:val="24"/>
+          <w:szCs w:val="24"/>
+          <w:highlight w:val="yellow"/>
+        </w:rPr>
+        <w:t>);</w:t>
+      </w:r>
+      <w:proofErr w:type="gramEnd"/>
     </w:p>
     <w:p>
       <w:pPr>
@@ -1723,7 +2036,7 @@
                     <pic:cNvPicPr/>
                   </pic:nvPicPr>
                   <pic:blipFill>
-                    <a:blip r:embed="rId22"/>
+                    <a:blip r:embed="rId21"/>
                     <a:stretch>
                       <a:fillRect/>
                     </a:stretch>
@@ -1795,7 +2108,7 @@
                     <pic:cNvPicPr/>
                   </pic:nvPicPr>
                   <pic:blipFill>
-                    <a:blip r:embed="rId23"/>
+                    <a:blip r:embed="rId22"/>
                     <a:stretch>
                       <a:fillRect/>
                     </a:stretch>
@@ -1853,7 +2166,31 @@
           <w:sz w:val="24"/>
           <w:szCs w:val="24"/>
         </w:rPr>
-        <w:t>. JavaScript window.alert() Method</w:t>
+        <w:t xml:space="preserve">. JavaScript </w:t>
+      </w:r>
+      <w:proofErr w:type="spellStart"/>
+      <w:proofErr w:type="gramStart"/>
+      <w:r>
+        <w:rPr>
+          <w:rFonts w:ascii="Calibri" w:hAnsi="Calibri" w:cs="Calibri"/>
+          <w:b/>
+          <w:bCs/>
+          <w:sz w:val="24"/>
+          <w:szCs w:val="24"/>
+        </w:rPr>
+        <w:t>window.alert</w:t>
+      </w:r>
+      <w:proofErr w:type="spellEnd"/>
+      <w:proofErr w:type="gramEnd"/>
+      <w:r>
+        <w:rPr>
+          <w:rFonts w:ascii="Calibri" w:hAnsi="Calibri" w:cs="Calibri"/>
+          <w:b/>
+          <w:bCs/>
+          <w:sz w:val="24"/>
+          <w:szCs w:val="24"/>
+        </w:rPr>
+        <w:t>() Method</w:t>
       </w:r>
     </w:p>
     <w:p>
@@ -1872,17 +2209,44 @@
         </w:rPr>
         <w:t>The </w:t>
       </w:r>
-      <w:hyperlink r:id="rId24" w:tgtFrame="_blank" w:history="1">
-        <w:r>
-          <w:rPr>
-            <w:rStyle w:val="Hyperlink"/>
-            <w:rFonts w:ascii="Calibri" w:hAnsi="Calibri" w:cs="Calibri"/>
-            <w:sz w:val="24"/>
-            <w:szCs w:val="24"/>
-          </w:rPr>
-          <w:t>window.alert() method</w:t>
-        </w:r>
-      </w:hyperlink>
+      <w:proofErr w:type="spellStart"/>
+      <w:r>
+        <w:fldChar w:fldCharType="begin"/>
+      </w:r>
+      <w:r>
+        <w:instrText>HYPERLINK "https://www.geeksforgeeks.org/html-dom-window-alert-method" \t "_blank"</w:instrText>
+      </w:r>
+      <w:r>
+        <w:fldChar w:fldCharType="separate"/>
+      </w:r>
+      <w:r>
+        <w:rPr>
+          <w:rStyle w:val="Hyperlink"/>
+          <w:rFonts w:ascii="Calibri" w:hAnsi="Calibri" w:cs="Calibri"/>
+          <w:sz w:val="24"/>
+          <w:szCs w:val="24"/>
+        </w:rPr>
+        <w:t>window.alert</w:t>
+      </w:r>
+      <w:proofErr w:type="spellEnd"/>
+      <w:r>
+        <w:rPr>
+          <w:rStyle w:val="Hyperlink"/>
+          <w:rFonts w:ascii="Calibri" w:hAnsi="Calibri" w:cs="Calibri"/>
+          <w:sz w:val="24"/>
+          <w:szCs w:val="24"/>
+        </w:rPr>
+        <w:t>() method</w:t>
+      </w:r>
+      <w:r>
+        <w:rPr>
+          <w:rStyle w:val="Hyperlink"/>
+          <w:rFonts w:ascii="Calibri" w:hAnsi="Calibri" w:cs="Calibri"/>
+          <w:sz w:val="24"/>
+          <w:szCs w:val="24"/>
+        </w:rPr>
+        <w:fldChar w:fldCharType="end"/>
+      </w:r>
       <w:r>
         <w:rPr>
           <w:rFonts w:ascii="Calibri" w:hAnsi="Calibri" w:cs="Calibri"/>
@@ -1925,6 +2289,7 @@
           <w:szCs w:val="24"/>
         </w:rPr>
       </w:pPr>
+      <w:proofErr w:type="spellStart"/>
       <w:r>
         <w:rPr>
           <w:rFonts w:ascii="Calibri" w:hAnsi="Calibri" w:cs="Calibri"/>
@@ -1934,8 +2299,33 @@
           <w:szCs w:val="24"/>
           <w:highlight w:val="yellow"/>
         </w:rPr>
-        <w:t>Window.alert();</w:t>
-      </w:r>
+        <w:t>Window.alert</w:t>
+      </w:r>
+      <w:proofErr w:type="spellEnd"/>
+      <w:r>
+        <w:rPr>
+          <w:rFonts w:ascii="Calibri" w:hAnsi="Calibri" w:cs="Calibri"/>
+          <w:b/>
+          <w:bCs/>
+          <w:sz w:val="24"/>
+          <w:szCs w:val="24"/>
+          <w:highlight w:val="yellow"/>
+        </w:rPr>
+        <w:t>(</w:t>
+      </w:r>
+      <w:proofErr w:type="gramStart"/>
+      <w:r>
+        <w:rPr>
+          <w:rFonts w:ascii="Calibri" w:hAnsi="Calibri" w:cs="Calibri"/>
+          <w:b/>
+          <w:bCs/>
+          <w:sz w:val="24"/>
+          <w:szCs w:val="24"/>
+          <w:highlight w:val="yellow"/>
+        </w:rPr>
+        <w:t>);</w:t>
+      </w:r>
+      <w:proofErr w:type="gramEnd"/>
     </w:p>
     <w:p>
       <w:pPr>
@@ -1968,7 +2358,7 @@
                     <pic:cNvPicPr/>
                   </pic:nvPicPr>
                   <pic:blipFill>
-                    <a:blip r:embed="rId25"/>
+                    <a:blip r:embed="rId23"/>
                     <a:stretch>
                       <a:fillRect/>
                     </a:stretch>
@@ -2042,7 +2432,7 @@
                     <pic:cNvPicPr/>
                   </pic:nvPicPr>
                   <pic:blipFill>
-                    <a:blip r:embed="rId26"/>
+                    <a:blip r:embed="rId24"/>
                     <a:stretch>
                       <a:fillRect/>
                     </a:stretch>
@@ -2148,7 +2538,7 @@
         </w:rPr>
         <w:t>As we write JavaScript, we can write </w:t>
       </w:r>
-      <w:hyperlink r:id="rId27" w:tgtFrame="_blank" w:history="1">
+      <w:hyperlink r:id="rId25" w:tgtFrame="_blank" w:history="1">
         <w:r>
           <w:rPr>
             <w:rStyle w:val="Hyperlink"/>
@@ -2280,7 +2670,7 @@
                     <pic:cNvPicPr/>
                   </pic:nvPicPr>
                   <pic:blipFill>
-                    <a:blip r:embed="rId28"/>
+                    <a:blip r:embed="rId26"/>
                     <a:stretch>
                       <a:fillRect/>
                     </a:stretch>
@@ -2359,7 +2749,7 @@
                     <pic:cNvPicPr/>
                   </pic:nvPicPr>
                   <pic:blipFill>
-                    <a:blip r:embed="rId29"/>
+                    <a:blip r:embed="rId27"/>
                     <a:stretch>
                       <a:fillRect/>
                     </a:stretch>
@@ -2469,7 +2859,7 @@
                     <pic:cNvPicPr/>
                   </pic:nvPicPr>
                   <pic:blipFill>
-                    <a:blip r:embed="rId30"/>
+                    <a:blip r:embed="rId28"/>
                     <a:stretch>
                       <a:fillRect/>
                     </a:stretch>
@@ -2733,7 +3123,7 @@
           <w:szCs w:val="24"/>
         </w:rPr>
       </w:pPr>
-      <w:hyperlink r:id="rId31" w:tgtFrame="_blank" w:history="1">
+      <w:hyperlink r:id="rId29" w:tgtFrame="_blank" w:history="1">
         <w:r>
           <w:rPr>
             <w:rStyle w:val="Hyperlink"/>
@@ -2796,7 +3186,7 @@
                     <pic:cNvPicPr/>
                   </pic:nvPicPr>
                   <pic:blipFill>
-                    <a:blip r:embed="rId32"/>
+                    <a:blip r:embed="rId30"/>
                     <a:stretch>
                       <a:fillRect/>
                     </a:stretch>
@@ -2865,7 +3255,7 @@
                     <pic:cNvPicPr/>
                   </pic:nvPicPr>
                   <pic:blipFill>
-                    <a:blip r:embed="rId33"/>
+                    <a:blip r:embed="rId31"/>
                     <a:stretch>
                       <a:fillRect/>
                     </a:stretch>
@@ -2910,7 +3300,7 @@
           <w:szCs w:val="24"/>
         </w:rPr>
       </w:pPr>
-      <w:hyperlink r:id="rId34" w:tgtFrame="_blank" w:history="1">
+      <w:hyperlink r:id="rId32" w:tgtFrame="_blank" w:history="1">
         <w:r>
           <w:rPr>
             <w:rStyle w:val="Hyperlink"/>
@@ -2982,7 +3372,7 @@
                     <pic:cNvPicPr/>
                   </pic:nvPicPr>
                   <pic:blipFill>
-                    <a:blip r:embed="rId35"/>
+                    <a:blip r:embed="rId33"/>
                     <a:stretch>
                       <a:fillRect/>
                     </a:stretch>
@@ -3046,7 +3436,7 @@
                     <pic:cNvPicPr/>
                   </pic:nvPicPr>
                   <pic:blipFill>
-                    <a:blip r:embed="rId36"/>
+                    <a:blip r:embed="rId34"/>
                     <a:stretch>
                       <a:fillRect/>
                     </a:stretch>
@@ -3100,7 +3490,7 @@
           <w:szCs w:val="24"/>
         </w:rPr>
       </w:pPr>
-      <w:hyperlink r:id="rId37" w:tgtFrame="_blank" w:history="1">
+      <w:hyperlink r:id="rId35" w:tgtFrame="_blank" w:history="1">
         <w:r>
           <w:rPr>
             <w:rStyle w:val="Hyperlink"/>
@@ -3161,7 +3551,7 @@
                     <pic:cNvPicPr/>
                   </pic:nvPicPr>
                   <pic:blipFill>
-                    <a:blip r:embed="rId38"/>
+                    <a:blip r:embed="rId36"/>
                     <a:stretch>
                       <a:fillRect/>
                     </a:stretch>
@@ -3229,7 +3619,7 @@
                     <pic:cNvPicPr/>
                   </pic:nvPicPr>
                   <pic:blipFill>
-                    <a:blip r:embed="rId39"/>
+                    <a:blip r:embed="rId37"/>
                     <a:stretch>
                       <a:fillRect/>
                     </a:stretch>
@@ -3290,7 +3680,7 @@
           <w:szCs w:val="24"/>
         </w:rPr>
       </w:pPr>
-      <w:hyperlink r:id="rId40" w:tgtFrame="_blank" w:history="1">
+      <w:hyperlink r:id="rId38" w:tgtFrame="_blank" w:history="1">
         <w:r>
           <w:rPr>
             <w:rStyle w:val="Hyperlink"/>
@@ -3351,7 +3741,7 @@
                     <pic:cNvPicPr/>
                   </pic:nvPicPr>
                   <pic:blipFill>
-                    <a:blip r:embed="rId41"/>
+                    <a:blip r:embed="rId39"/>
                     <a:stretch>
                       <a:fillRect/>
                     </a:stretch>
@@ -3419,7 +3809,7 @@
                     <pic:cNvPicPr/>
                   </pic:nvPicPr>
                   <pic:blipFill>
-                    <a:blip r:embed="rId42"/>
+                    <a:blip r:embed="rId40"/>
                     <a:stretch>
                       <a:fillRect/>
                     </a:stretch>
@@ -3463,7 +3853,7 @@
           <w:szCs w:val="24"/>
         </w:rPr>
       </w:pPr>
-      <w:hyperlink r:id="rId43" w:tgtFrame="_blank" w:history="1">
+      <w:hyperlink r:id="rId41" w:tgtFrame="_blank" w:history="1">
         <w:r>
           <w:rPr>
             <w:rStyle w:val="Hyperlink"/>
@@ -3524,7 +3914,7 @@
                     <pic:cNvPicPr/>
                   </pic:nvPicPr>
                   <pic:blipFill>
-                    <a:blip r:embed="rId44"/>
+                    <a:blip r:embed="rId42"/>
                     <a:stretch>
                       <a:fillRect/>
                     </a:stretch>
@@ -3602,7 +3992,7 @@
                     <pic:cNvPicPr/>
                   </pic:nvPicPr>
                   <pic:blipFill>
-                    <a:blip r:embed="rId45"/>
+                    <a:blip r:embed="rId43"/>
                     <a:stretch>
                       <a:fillRect/>
                     </a:stretch>
@@ -3646,7 +4036,7 @@
           <w:szCs w:val="24"/>
         </w:rPr>
       </w:pPr>
-      <w:hyperlink r:id="rId46" w:tgtFrame="_blank" w:history="1">
+      <w:hyperlink r:id="rId44" w:tgtFrame="_blank" w:history="1">
         <w:r>
           <w:rPr>
             <w:rStyle w:val="Hyperlink"/>
@@ -3707,7 +4097,7 @@
                     <pic:cNvPicPr/>
                   </pic:nvPicPr>
                   <pic:blipFill>
-                    <a:blip r:embed="rId47"/>
+                    <a:blip r:embed="rId45"/>
                     <a:stretch>
                       <a:fillRect/>
                     </a:stretch>
@@ -3769,7 +4159,7 @@
                     <pic:cNvPicPr/>
                   </pic:nvPicPr>
                   <pic:blipFill>
-                    <a:blip r:embed="rId48"/>
+                    <a:blip r:embed="rId46"/>
                     <a:stretch>
                       <a:fillRect/>
                     </a:stretch>
@@ -3876,7 +4266,7 @@
           <w:szCs w:val="24"/>
         </w:rPr>
       </w:pPr>
-      <w:hyperlink r:id="rId49" w:tgtFrame="_blank" w:history="1">
+      <w:hyperlink r:id="rId47" w:tgtFrame="_blank" w:history="1">
         <w:r>
           <w:rPr>
             <w:rStyle w:val="Hyperlink"/>
@@ -3905,15 +4295,33 @@
           <w:sz w:val="24"/>
           <w:szCs w:val="24"/>
         </w:rPr>
-        <w:t> Represents an ordered list of values.</w:t>
-      </w:r>
-      <w:r>
-        <w:rPr>
-          <w:rFonts w:ascii="Calibri" w:hAnsi="Calibri" w:cs="Calibri"/>
-          <w:sz w:val="24"/>
-          <w:szCs w:val="24"/>
-        </w:rPr>
-        <w:t>(  [] )</w:t>
+        <w:t xml:space="preserve"> Represents an ordered list of </w:t>
+      </w:r>
+      <w:proofErr w:type="gramStart"/>
+      <w:r>
+        <w:rPr>
+          <w:rFonts w:ascii="Calibri" w:hAnsi="Calibri" w:cs="Calibri"/>
+          <w:sz w:val="24"/>
+          <w:szCs w:val="24"/>
+        </w:rPr>
+        <w:t>values.</w:t>
+      </w:r>
+      <w:r>
+        <w:rPr>
+          <w:rFonts w:ascii="Calibri" w:hAnsi="Calibri" w:cs="Calibri"/>
+          <w:sz w:val="24"/>
+          <w:szCs w:val="24"/>
+        </w:rPr>
+        <w:t>(</w:t>
+      </w:r>
+      <w:proofErr w:type="gramEnd"/>
+      <w:r>
+        <w:rPr>
+          <w:rFonts w:ascii="Calibri" w:hAnsi="Calibri" w:cs="Calibri"/>
+          <w:sz w:val="24"/>
+          <w:szCs w:val="24"/>
+        </w:rPr>
+        <w:t xml:space="preserve">  [] )</w:t>
       </w:r>
     </w:p>
     <w:p>
@@ -3945,7 +4353,7 @@
                     <pic:cNvPicPr/>
                   </pic:nvPicPr>
                   <pic:blipFill>
-                    <a:blip r:embed="rId50"/>
+                    <a:blip r:embed="rId48"/>
                     <a:stretch>
                       <a:fillRect/>
                     </a:stretch>
@@ -4022,7 +4430,7 @@
                     <pic:cNvPicPr/>
                   </pic:nvPicPr>
                   <pic:blipFill>
-                    <a:blip r:embed="rId51"/>
+                    <a:blip r:embed="rId49"/>
                     <a:stretch>
                       <a:fillRect/>
                     </a:stretch>
@@ -4076,7 +4484,7 @@
           <w:szCs w:val="24"/>
         </w:rPr>
       </w:pPr>
-      <w:hyperlink r:id="rId52" w:tgtFrame="_blank" w:history="1">
+      <w:hyperlink r:id="rId50" w:tgtFrame="_blank" w:history="1">
         <w:r>
           <w:rPr>
             <w:rStyle w:val="Hyperlink"/>
@@ -4137,7 +4545,7 @@
                     <pic:cNvPicPr/>
                   </pic:nvPicPr>
                   <pic:blipFill>
-                    <a:blip r:embed="rId53"/>
+                    <a:blip r:embed="rId51"/>
                     <a:stretch>
                       <a:fillRect/>
                     </a:stretch>
@@ -4187,7 +4595,7 @@
                     <pic:cNvPicPr/>
                   </pic:nvPicPr>
                   <pic:blipFill>
-                    <a:blip r:embed="rId54"/>
+                    <a:blip r:embed="rId52"/>
                     <a:stretch>
                       <a:fillRect/>
                     </a:stretch>
@@ -4233,12 +4641,21 @@
           <w:sz w:val="24"/>
           <w:szCs w:val="24"/>
         </w:rPr>
-        <w:t>Array of Objects;</w:t>
-      </w:r>
-    </w:p>
-    <w:p>
-      <w:pPr>
-        <w:ind w:left="720"/>
+        <w:t xml:space="preserve">Array of </w:t>
+      </w:r>
+      <w:proofErr w:type="gramStart"/>
+      <w:r>
+        <w:rPr>
+          <w:rFonts w:ascii="Calibri" w:hAnsi="Calibri" w:cs="Calibri"/>
+          <w:sz w:val="24"/>
+          <w:szCs w:val="24"/>
+        </w:rPr>
+        <w:t>Objects;</w:t>
+      </w:r>
+      <w:proofErr w:type="gramEnd"/>
+    </w:p>
+    <w:p>
+      <w:pPr>
         <w:rPr>
           <w:rFonts w:ascii="Calibri" w:hAnsi="Calibri" w:cs="Calibri"/>
           <w:sz w:val="24"/>
@@ -4251,10 +4668,10 @@
         </w:rPr>
         <w:lastRenderedPageBreak/>
         <w:drawing>
-          <wp:inline distT="0" distB="0" distL="0" distR="0" wp14:anchorId="68FFE6D5" wp14:editId="59C85B3D">
-            <wp:extent cx="5731510" cy="5431790"/>
-            <wp:effectExtent l="0" t="0" r="2540" b="0"/>
-            <wp:docPr id="844832663" name="Picture 1"/>
+          <wp:inline distT="0" distB="0" distL="0" distR="0" wp14:anchorId="3F9833EE" wp14:editId="316BB272">
+            <wp:extent cx="5731510" cy="2971165"/>
+            <wp:effectExtent l="0" t="0" r="2540" b="635"/>
+            <wp:docPr id="915673713" name="Picture 1"/>
             <wp:cNvGraphicFramePr>
               <a:graphicFrameLocks xmlns:a="http://schemas.openxmlformats.org/drawingml/2006/main" noChangeAspect="1"/>
             </wp:cNvGraphicFramePr>
@@ -4262,11 +4679,11 @@
               <a:graphicData uri="http://schemas.openxmlformats.org/drawingml/2006/picture">
                 <pic:pic xmlns:pic="http://schemas.openxmlformats.org/drawingml/2006/picture">
                   <pic:nvPicPr>
-                    <pic:cNvPr id="844832663" name=""/>
+                    <pic:cNvPr id="915673713" name=""/>
                     <pic:cNvPicPr/>
                   </pic:nvPicPr>
                   <pic:blipFill>
-                    <a:blip r:embed="rId55"/>
+                    <a:blip r:embed="rId53"/>
                     <a:stretch>
                       <a:fillRect/>
                     </a:stretch>
@@ -4274,7 +4691,7 @@
                   <pic:spPr>
                     <a:xfrm>
                       <a:off x="0" y="0"/>
-                      <a:ext cx="5731510" cy="5431790"/>
+                      <a:ext cx="5731510" cy="2971165"/>
                     </a:xfrm>
                     <a:prstGeom prst="rect">
                       <a:avLst/>
@@ -4289,38 +4706,21 @@
     </w:p>
     <w:p>
       <w:pPr>
-        <w:ind w:left="720"/>
-        <w:rPr>
-          <w:rFonts w:ascii="Calibri" w:hAnsi="Calibri" w:cs="Calibri"/>
-          <w:sz w:val="24"/>
-          <w:szCs w:val="24"/>
-        </w:rPr>
-      </w:pPr>
-    </w:p>
-    <w:p>
-      <w:pPr>
-        <w:ind w:left="720"/>
-        <w:rPr>
-          <w:rFonts w:ascii="Calibri" w:hAnsi="Calibri" w:cs="Calibri"/>
-          <w:sz w:val="24"/>
-          <w:szCs w:val="24"/>
-        </w:rPr>
-      </w:pPr>
-    </w:p>
-    <w:p>
-      <w:pPr>
-        <w:pStyle w:val="ListParagraph"/>
-        <w:numPr>
-          <w:ilvl w:val="0"/>
-          <w:numId w:val="8"/>
-        </w:numPr>
-        <w:rPr>
-          <w:rFonts w:ascii="Calibri" w:hAnsi="Calibri" w:cs="Calibri"/>
-          <w:sz w:val="24"/>
-          <w:szCs w:val="24"/>
-        </w:rPr>
-      </w:pPr>
-      <w:hyperlink r:id="rId56" w:tgtFrame="_blank" w:history="1">
+        <w:rPr>
+          <w:rFonts w:ascii="Calibri" w:hAnsi="Calibri" w:cs="Calibri"/>
+          <w:sz w:val="24"/>
+          <w:szCs w:val="24"/>
+        </w:rPr>
+      </w:pPr>
+      <w:r>
+        <w:rPr>
+          <w:rFonts w:ascii="Calibri" w:hAnsi="Calibri" w:cs="Calibri"/>
+          <w:b/>
+          <w:bCs/>
+        </w:rPr>
+        <w:t>3.</w:t>
+      </w:r>
+      <w:hyperlink r:id="rId54" w:tgtFrame="_blank" w:history="1">
         <w:r>
           <w:rPr>
             <w:rStyle w:val="Hyperlink"/>
@@ -4344,7 +4744,249 @@
     </w:p>
     <w:p>
       <w:pPr>
-        <w:ind w:left="720"/>
+        <w:rPr>
+          <w:rFonts w:ascii="Calibri" w:hAnsi="Calibri" w:cs="Calibri"/>
+          <w:sz w:val="24"/>
+          <w:szCs w:val="24"/>
+        </w:rPr>
+      </w:pPr>
+      <w:r>
+        <w:rPr>
+          <w:rFonts w:ascii="Calibri" w:hAnsi="Calibri" w:cs="Calibri"/>
+          <w:sz w:val="24"/>
+          <w:szCs w:val="24"/>
+        </w:rPr>
+        <w:t>A </w:t>
+      </w:r>
+      <w:hyperlink r:id="rId55" w:history="1">
+        <w:r>
+          <w:rPr>
+            <w:rStyle w:val="Hyperlink"/>
+            <w:rFonts w:ascii="Calibri" w:hAnsi="Calibri" w:cs="Calibri"/>
+            <w:b/>
+            <w:bCs/>
+            <w:sz w:val="24"/>
+            <w:szCs w:val="24"/>
+          </w:rPr>
+          <w:t>Function Definition</w:t>
+        </w:r>
+      </w:hyperlink>
+      <w:r>
+        <w:rPr>
+          <w:rFonts w:ascii="Calibri" w:hAnsi="Calibri" w:cs="Calibri"/>
+          <w:sz w:val="24"/>
+          <w:szCs w:val="24"/>
+        </w:rPr>
+        <w:t> or function statement starts with the function keyword and continues with the following.</w:t>
+      </w:r>
+    </w:p>
+    <w:p>
+      <w:pPr>
+        <w:numPr>
+          <w:ilvl w:val="0"/>
+          <w:numId w:val="12"/>
+        </w:numPr>
+        <w:rPr>
+          <w:rFonts w:ascii="Calibri" w:hAnsi="Calibri" w:cs="Calibri"/>
+          <w:sz w:val="24"/>
+          <w:szCs w:val="24"/>
+        </w:rPr>
+      </w:pPr>
+      <w:r>
+        <w:rPr>
+          <w:rFonts w:ascii="Calibri" w:hAnsi="Calibri" w:cs="Calibri"/>
+          <w:sz w:val="24"/>
+          <w:szCs w:val="24"/>
+        </w:rPr>
+        <w:t>Function's name.</w:t>
+      </w:r>
+    </w:p>
+    <w:p>
+      <w:pPr>
+        <w:numPr>
+          <w:ilvl w:val="0"/>
+          <w:numId w:val="13"/>
+        </w:numPr>
+        <w:rPr>
+          <w:rFonts w:ascii="Calibri" w:hAnsi="Calibri" w:cs="Calibri"/>
+          <w:sz w:val="24"/>
+          <w:szCs w:val="24"/>
+        </w:rPr>
+      </w:pPr>
+      <w:r>
+        <w:rPr>
+          <w:rFonts w:ascii="Calibri" w:hAnsi="Calibri" w:cs="Calibri"/>
+          <w:sz w:val="24"/>
+          <w:szCs w:val="24"/>
+        </w:rPr>
+        <w:t>A list of function arguments contained in parenthesis and separated by commas.</w:t>
+      </w:r>
+    </w:p>
+    <w:p>
+      <w:pPr>
+        <w:numPr>
+          <w:ilvl w:val="0"/>
+          <w:numId w:val="14"/>
+        </w:numPr>
+        <w:rPr>
+          <w:rFonts w:ascii="Calibri" w:hAnsi="Calibri" w:cs="Calibri"/>
+          <w:sz w:val="24"/>
+          <w:szCs w:val="24"/>
+        </w:rPr>
+      </w:pPr>
+      <w:r>
+        <w:rPr>
+          <w:rFonts w:ascii="Calibri" w:hAnsi="Calibri" w:cs="Calibri"/>
+          <w:sz w:val="24"/>
+          <w:szCs w:val="24"/>
+        </w:rPr>
+        <w:t>Statements are enclosed in curly brackets.</w:t>
+      </w:r>
+    </w:p>
+    <w:p>
+      <w:pPr>
+        <w:rPr>
+          <w:rFonts w:ascii="Calibri" w:hAnsi="Calibri" w:cs="Calibri"/>
+          <w:sz w:val="24"/>
+          <w:szCs w:val="24"/>
+        </w:rPr>
+      </w:pPr>
+    </w:p>
+    <w:p>
+      <w:pPr>
+        <w:rPr>
+          <w:rFonts w:ascii="Calibri" w:hAnsi="Calibri" w:cs="Calibri"/>
+          <w:sz w:val="24"/>
+          <w:szCs w:val="24"/>
+        </w:rPr>
+      </w:pPr>
+      <w:r>
+        <w:rPr>
+          <w:rFonts w:ascii="Calibri" w:hAnsi="Calibri" w:cs="Calibri"/>
+          <w:sz w:val="24"/>
+          <w:szCs w:val="24"/>
+        </w:rPr>
+        <w:t>Functions in JavaScript are reusable blocks of code designed to perform specific tasks. They allow you to organize, reuse, and modularize code. It can take inputs, perform actions, and return outputs.</w:t>
+      </w:r>
+    </w:p>
+    <w:p>
+      <w:pPr>
+        <w:rPr>
+          <w:rFonts w:ascii="Calibri" w:hAnsi="Calibri" w:cs="Calibri"/>
+          <w:b/>
+          <w:bCs/>
+          <w:sz w:val="24"/>
+          <w:szCs w:val="24"/>
+        </w:rPr>
+      </w:pPr>
+      <w:r>
+        <w:rPr>
+          <w:rFonts w:ascii="Calibri" w:hAnsi="Calibri" w:cs="Calibri"/>
+          <w:b/>
+          <w:bCs/>
+          <w:sz w:val="24"/>
+          <w:szCs w:val="24"/>
+        </w:rPr>
+        <w:t>Syntax:</w:t>
+      </w:r>
+    </w:p>
+    <w:p>
+      <w:pPr>
+        <w:rPr>
+          <w:rFonts w:ascii="Calibri" w:hAnsi="Calibri" w:cs="Calibri"/>
+          <w:sz w:val="24"/>
+          <w:szCs w:val="24"/>
+        </w:rPr>
+      </w:pPr>
+      <w:r>
+        <w:rPr>
+          <w:rFonts w:ascii="Calibri" w:hAnsi="Calibri" w:cs="Calibri"/>
+          <w:sz w:val="24"/>
+          <w:szCs w:val="24"/>
+        </w:rPr>
+        <w:t>function name(arguments)</w:t>
+      </w:r>
+    </w:p>
+    <w:p>
+      <w:pPr>
+        <w:rPr>
+          <w:rFonts w:ascii="Calibri" w:hAnsi="Calibri" w:cs="Calibri"/>
+          <w:sz w:val="24"/>
+          <w:szCs w:val="24"/>
+        </w:rPr>
+      </w:pPr>
+      <w:r>
+        <w:rPr>
+          <w:rFonts w:ascii="Calibri" w:hAnsi="Calibri" w:cs="Calibri"/>
+          <w:sz w:val="24"/>
+          <w:szCs w:val="24"/>
+        </w:rPr>
+        <w:t>{</w:t>
+      </w:r>
+    </w:p>
+    <w:p>
+      <w:pPr>
+        <w:rPr>
+          <w:rFonts w:ascii="Calibri" w:hAnsi="Calibri" w:cs="Calibri"/>
+          <w:sz w:val="24"/>
+          <w:szCs w:val="24"/>
+        </w:rPr>
+      </w:pPr>
+      <w:r>
+        <w:rPr>
+          <w:rFonts w:ascii="Calibri" w:hAnsi="Calibri" w:cs="Calibri"/>
+          <w:sz w:val="24"/>
+          <w:szCs w:val="24"/>
+        </w:rPr>
+        <w:t xml:space="preserve">   </w:t>
+      </w:r>
+      <w:proofErr w:type="spellStart"/>
+      <w:r>
+        <w:rPr>
+          <w:rFonts w:ascii="Calibri" w:hAnsi="Calibri" w:cs="Calibri"/>
+          <w:sz w:val="24"/>
+          <w:szCs w:val="24"/>
+        </w:rPr>
+        <w:t>javascript</w:t>
+      </w:r>
+      <w:proofErr w:type="spellEnd"/>
+      <w:r>
+        <w:rPr>
+          <w:rFonts w:ascii="Calibri" w:hAnsi="Calibri" w:cs="Calibri"/>
+          <w:sz w:val="24"/>
+          <w:szCs w:val="24"/>
+        </w:rPr>
+        <w:t xml:space="preserve"> statements</w:t>
+      </w:r>
+    </w:p>
+    <w:p>
+      <w:pPr>
+        <w:rPr>
+          <w:rFonts w:ascii="Calibri" w:hAnsi="Calibri" w:cs="Calibri"/>
+          <w:sz w:val="24"/>
+          <w:szCs w:val="24"/>
+        </w:rPr>
+      </w:pPr>
+      <w:r>
+        <w:rPr>
+          <w:rFonts w:ascii="Calibri" w:hAnsi="Calibri" w:cs="Calibri"/>
+          <w:sz w:val="24"/>
+          <w:szCs w:val="24"/>
+        </w:rPr>
+        <w:t>}</w:t>
+      </w:r>
+    </w:p>
+    <w:p>
+      <w:pPr>
+        <w:rPr>
+          <w:rFonts w:ascii="Calibri" w:hAnsi="Calibri" w:cs="Calibri"/>
+          <w:sz w:val="24"/>
+          <w:szCs w:val="24"/>
+        </w:rPr>
+      </w:pPr>
+    </w:p>
+    <w:p>
+      <w:pPr>
         <w:rPr>
           <w:rFonts w:ascii="Calibri" w:hAnsi="Calibri" w:cs="Calibri"/>
           <w:sz w:val="24"/>
@@ -4355,6 +4997,7 @@
         <w:rPr>
           <w:noProof/>
         </w:rPr>
+        <w:lastRenderedPageBreak/>
         <w:drawing>
           <wp:inline distT="0" distB="0" distL="0" distR="0" wp14:anchorId="432A9F12" wp14:editId="42AE3DF4">
             <wp:extent cx="5731510" cy="1918335"/>
@@ -4371,7 +5014,7 @@
                     <pic:cNvPicPr/>
                   </pic:nvPicPr>
                   <pic:blipFill>
-                    <a:blip r:embed="rId57"/>
+                    <a:blip r:embed="rId56"/>
                     <a:stretch>
                       <a:fillRect/>
                     </a:stretch>
@@ -4418,7 +5061,6 @@
           <w:sz w:val="28"/>
           <w:szCs w:val="28"/>
         </w:rPr>
-        <w:lastRenderedPageBreak/>
         <w:t>Variables:</w:t>
       </w:r>
     </w:p>
@@ -4440,7 +5082,7 @@
         </w:rPr>
         <w:t>A variable is like a container that holds data that can be reused or updated later in the program. In JavaScript, variables are declared using the keywords</w:t>
       </w:r>
-      <w:hyperlink r:id="rId58" w:tgtFrame="_blank" w:history="1">
+      <w:hyperlink r:id="rId57" w:tgtFrame="_blank" w:history="1">
         <w:r>
           <w:rPr>
             <w:rStyle w:val="Hyperlink"/>
@@ -4461,7 +5103,7 @@
         </w:rPr>
         <w:t>, </w:t>
       </w:r>
-      <w:hyperlink r:id="rId59" w:tgtFrame="_blank" w:history="1">
+      <w:hyperlink r:id="rId58" w:tgtFrame="_blank" w:history="1">
         <w:r>
           <w:rPr>
             <w:rStyle w:val="Hyperlink"/>
@@ -4482,7 +5124,7 @@
         </w:rPr>
         <w:t>, or </w:t>
       </w:r>
-      <w:hyperlink r:id="rId60" w:tgtFrame="_blank" w:history="1">
+      <w:hyperlink r:id="rId59" w:tgtFrame="_blank" w:history="1">
         <w:r>
           <w:rPr>
             <w:rStyle w:val="Hyperlink"/>
@@ -4558,7 +5200,27 @@
           <w:sz w:val="24"/>
           <w:szCs w:val="24"/>
         </w:rPr>
-        <w:t xml:space="preserve"> reassigned but can’t redeclared let keyword</w:t>
+        <w:t xml:space="preserve"> </w:t>
+      </w:r>
+      <w:proofErr w:type="gramStart"/>
+      <w:r>
+        <w:rPr>
+          <w:rFonts w:ascii="Calibri" w:hAnsi="Calibri" w:cs="Calibri"/>
+          <w:color w:val="000000" w:themeColor="text1"/>
+          <w:sz w:val="24"/>
+          <w:szCs w:val="24"/>
+        </w:rPr>
+        <w:t>reassigned</w:t>
+      </w:r>
+      <w:proofErr w:type="gramEnd"/>
+      <w:r>
+        <w:rPr>
+          <w:rFonts w:ascii="Calibri" w:hAnsi="Calibri" w:cs="Calibri"/>
+          <w:color w:val="000000" w:themeColor="text1"/>
+          <w:sz w:val="24"/>
+          <w:szCs w:val="24"/>
+        </w:rPr>
+        <w:t xml:space="preserve"> but can’t redeclared let keyword</w:t>
       </w:r>
     </w:p>
     <w:p>
@@ -4575,6 +5237,7 @@
           <w:szCs w:val="24"/>
         </w:rPr>
       </w:pPr>
+      <w:proofErr w:type="spellStart"/>
       <w:r>
         <w:rPr>
           <w:rFonts w:ascii="Calibri" w:hAnsi="Calibri" w:cs="Calibri"/>
@@ -4582,7 +5245,37 @@
           <w:sz w:val="24"/>
           <w:szCs w:val="24"/>
         </w:rPr>
-        <w:t>Const – we cannot reassigned and redeclared</w:t>
+        <w:t>Const</w:t>
+      </w:r>
+      <w:proofErr w:type="spellEnd"/>
+      <w:r>
+        <w:rPr>
+          <w:rFonts w:ascii="Calibri" w:hAnsi="Calibri" w:cs="Calibri"/>
+          <w:color w:val="000000" w:themeColor="text1"/>
+          <w:sz w:val="24"/>
+          <w:szCs w:val="24"/>
+        </w:rPr>
+        <w:t xml:space="preserve"> – we cannot </w:t>
+      </w:r>
+      <w:proofErr w:type="gramStart"/>
+      <w:r>
+        <w:rPr>
+          <w:rFonts w:ascii="Calibri" w:hAnsi="Calibri" w:cs="Calibri"/>
+          <w:color w:val="000000" w:themeColor="text1"/>
+          <w:sz w:val="24"/>
+          <w:szCs w:val="24"/>
+        </w:rPr>
+        <w:t>reassigned</w:t>
+      </w:r>
+      <w:proofErr w:type="gramEnd"/>
+      <w:r>
+        <w:rPr>
+          <w:rFonts w:ascii="Calibri" w:hAnsi="Calibri" w:cs="Calibri"/>
+          <w:color w:val="000000" w:themeColor="text1"/>
+          <w:sz w:val="24"/>
+          <w:szCs w:val="24"/>
+        </w:rPr>
+        <w:t xml:space="preserve"> and redeclared</w:t>
       </w:r>
     </w:p>
     <w:p>
@@ -4624,8 +5317,9 @@
           <w:sz w:val="24"/>
           <w:szCs w:val="24"/>
         </w:rPr>
-        <w:t>The var keyword is used to declare a variable. It has a function-scoped or globally-scoped behaviour.</w:t>
-      </w:r>
+        <w:t xml:space="preserve">The var keyword is used to declare a variable. It has a function-scoped or </w:t>
+      </w:r>
+      <w:proofErr w:type="gramStart"/>
       <w:r>
         <w:rPr>
           <w:rFonts w:ascii="Calibri" w:hAnsi="Calibri" w:cs="Calibri"/>
@@ -4633,6 +5327,25 @@
           <w:sz w:val="24"/>
           <w:szCs w:val="24"/>
         </w:rPr>
+        <w:t>globally-scoped</w:t>
+      </w:r>
+      <w:proofErr w:type="gramEnd"/>
+      <w:r>
+        <w:rPr>
+          <w:rFonts w:ascii="Calibri" w:hAnsi="Calibri" w:cs="Calibri"/>
+          <w:color w:val="000000" w:themeColor="text1"/>
+          <w:sz w:val="24"/>
+          <w:szCs w:val="24"/>
+        </w:rPr>
+        <w:t xml:space="preserve"> behaviour.</w:t>
+      </w:r>
+      <w:r>
+        <w:rPr>
+          <w:rFonts w:ascii="Calibri" w:hAnsi="Calibri" w:cs="Calibri"/>
+          <w:color w:val="000000" w:themeColor="text1"/>
+          <w:sz w:val="24"/>
+          <w:szCs w:val="24"/>
+        </w:rPr>
         <w:t xml:space="preserve"> It can be reassigned and redeclared.</w:t>
       </w:r>
     </w:p>
@@ -4652,27 +5365,49 @@
           <w:sz w:val="24"/>
           <w:szCs w:val="24"/>
         </w:rPr>
-        <w:t>var age = 10;</w:t>
-      </w:r>
-    </w:p>
-    <w:p>
-      <w:pPr>
+        <w:t xml:space="preserve">var age = </w:t>
+      </w:r>
+      <w:proofErr w:type="gramStart"/>
+      <w:r>
         <w:rPr>
           <w:rFonts w:ascii="Calibri" w:hAnsi="Calibri" w:cs="Calibri"/>
           <w:color w:val="000000" w:themeColor="text1"/>
           <w:sz w:val="24"/>
           <w:szCs w:val="24"/>
         </w:rPr>
-      </w:pPr>
-      <w:r>
+        <w:t>10;</w:t>
+      </w:r>
+      <w:proofErr w:type="gramEnd"/>
+    </w:p>
+    <w:p>
+      <w:pPr>
         <w:rPr>
           <w:rFonts w:ascii="Calibri" w:hAnsi="Calibri" w:cs="Calibri"/>
           <w:color w:val="000000" w:themeColor="text1"/>
           <w:sz w:val="24"/>
           <w:szCs w:val="24"/>
         </w:rPr>
-        <w:t>var age = 20;</w:t>
-      </w:r>
+      </w:pPr>
+      <w:r>
+        <w:rPr>
+          <w:rFonts w:ascii="Calibri" w:hAnsi="Calibri" w:cs="Calibri"/>
+          <w:color w:val="000000" w:themeColor="text1"/>
+          <w:sz w:val="24"/>
+          <w:szCs w:val="24"/>
+        </w:rPr>
+        <w:t xml:space="preserve">var age = </w:t>
+      </w:r>
+      <w:proofErr w:type="gramStart"/>
+      <w:r>
+        <w:rPr>
+          <w:rFonts w:ascii="Calibri" w:hAnsi="Calibri" w:cs="Calibri"/>
+          <w:color w:val="000000" w:themeColor="text1"/>
+          <w:sz w:val="24"/>
+          <w:szCs w:val="24"/>
+        </w:rPr>
+        <w:t>20;</w:t>
+      </w:r>
+      <w:proofErr w:type="gramEnd"/>
     </w:p>
     <w:p>
       <w:pPr>
@@ -4722,7 +5457,7 @@
                     <pic:cNvPicPr/>
                   </pic:nvPicPr>
                   <pic:blipFill>
-                    <a:blip r:embed="rId61"/>
+                    <a:blip r:embed="rId60"/>
                     <a:stretch>
                       <a:fillRect/>
                     </a:stretch>
@@ -4775,6 +5510,7 @@
         <w:rPr>
           <w:noProof/>
         </w:rPr>
+        <w:lastRenderedPageBreak/>
         <w:drawing>
           <wp:inline distT="0" distB="0" distL="0" distR="0" wp14:anchorId="3A40E294" wp14:editId="71570066">
             <wp:extent cx="5731510" cy="1706245"/>
@@ -4791,7 +5527,7 @@
                     <pic:cNvPicPr/>
                   </pic:nvPicPr>
                   <pic:blipFill>
-                    <a:blip r:embed="rId62"/>
+                    <a:blip r:embed="rId61"/>
                     <a:stretch>
                       <a:fillRect/>
                     </a:stretch>
@@ -4863,7 +5599,7 @@
         </w:rPr>
         <w:t>The </w:t>
       </w:r>
-      <w:hyperlink r:id="rId63" w:tgtFrame="_blank" w:history="1">
+      <w:hyperlink r:id="rId62" w:tgtFrame="_blank" w:history="1">
         <w:r>
           <w:rPr>
             <w:rStyle w:val="Hyperlink"/>
@@ -4906,7 +5642,6 @@
         <w:rPr>
           <w:noProof/>
         </w:rPr>
-        <w:lastRenderedPageBreak/>
         <w:drawing>
           <wp:inline distT="0" distB="0" distL="0" distR="0" wp14:anchorId="4A3D303A" wp14:editId="14B0E9B2">
             <wp:extent cx="5731510" cy="2036445"/>
@@ -4923,7 +5658,7 @@
                     <pic:cNvPicPr/>
                   </pic:nvPicPr>
                   <pic:blipFill>
-                    <a:blip r:embed="rId64"/>
+                    <a:blip r:embed="rId63"/>
                     <a:stretch>
                       <a:fillRect/>
                     </a:stretch>
@@ -4993,7 +5728,7 @@
                     <pic:cNvPicPr/>
                   </pic:nvPicPr>
                   <pic:blipFill>
-                    <a:blip r:embed="rId65"/>
+                    <a:blip r:embed="rId64"/>
                     <a:stretch>
                       <a:fillRect/>
                     </a:stretch>
@@ -5034,7 +5769,31 @@
           <w:sz w:val="24"/>
           <w:szCs w:val="24"/>
         </w:rPr>
-        <w:t>3. const Keyword</w:t>
+        <w:t xml:space="preserve">3. </w:t>
+      </w:r>
+      <w:proofErr w:type="spellStart"/>
+      <w:r>
+        <w:rPr>
+          <w:rFonts w:ascii="Calibri" w:hAnsi="Calibri" w:cs="Calibri"/>
+          <w:b/>
+          <w:bCs/>
+          <w:color w:val="0070C0"/>
+          <w:sz w:val="24"/>
+          <w:szCs w:val="24"/>
+        </w:rPr>
+        <w:t>const</w:t>
+      </w:r>
+      <w:proofErr w:type="spellEnd"/>
+      <w:r>
+        <w:rPr>
+          <w:rFonts w:ascii="Calibri" w:hAnsi="Calibri" w:cs="Calibri"/>
+          <w:b/>
+          <w:bCs/>
+          <w:color w:val="0070C0"/>
+          <w:sz w:val="24"/>
+          <w:szCs w:val="24"/>
+        </w:rPr>
+        <w:t> Keyword</w:t>
       </w:r>
     </w:p>
     <w:p>
@@ -5053,19 +5812,47 @@
           <w:sz w:val="24"/>
           <w:szCs w:val="24"/>
         </w:rPr>
+        <w:lastRenderedPageBreak/>
         <w:t>The </w:t>
       </w:r>
-      <w:hyperlink r:id="rId66" w:tgtFrame="_blank" w:history="1">
-        <w:r>
-          <w:rPr>
-            <w:rStyle w:val="Hyperlink"/>
-            <w:rFonts w:ascii="Calibri" w:hAnsi="Calibri" w:cs="Calibri"/>
-            <w:sz w:val="24"/>
-            <w:szCs w:val="24"/>
-          </w:rPr>
-          <w:t>const keyword</w:t>
-        </w:r>
-      </w:hyperlink>
+      <w:proofErr w:type="spellStart"/>
+      <w:r>
+        <w:fldChar w:fldCharType="begin"/>
+      </w:r>
+      <w:r>
+        <w:instrText>HYPERLINK "https://www.geeksforgeeks.org/javascript-const/" \t "_blank"</w:instrText>
+      </w:r>
+      <w:r>
+        <w:fldChar w:fldCharType="separate"/>
+      </w:r>
+      <w:r>
+        <w:rPr>
+          <w:rStyle w:val="Hyperlink"/>
+          <w:rFonts w:ascii="Calibri" w:hAnsi="Calibri" w:cs="Calibri"/>
+          <w:sz w:val="24"/>
+          <w:szCs w:val="24"/>
+        </w:rPr>
+        <w:t>const</w:t>
+      </w:r>
+      <w:proofErr w:type="spellEnd"/>
+      <w:r>
+        <w:rPr>
+          <w:rStyle w:val="Hyperlink"/>
+          <w:rFonts w:ascii="Calibri" w:hAnsi="Calibri" w:cs="Calibri"/>
+          <w:sz w:val="24"/>
+          <w:szCs w:val="24"/>
+        </w:rPr>
+        <w:t xml:space="preserve"> keyword</w:t>
+      </w:r>
+      <w:r>
+        <w:rPr>
+          <w:rStyle w:val="Hyperlink"/>
+          <w:rFonts w:ascii="Calibri" w:hAnsi="Calibri" w:cs="Calibri"/>
+          <w:sz w:val="24"/>
+          <w:szCs w:val="24"/>
+        </w:rPr>
+        <w:fldChar w:fldCharType="end"/>
+      </w:r>
       <w:r>
         <w:rPr>
           <w:rFonts w:ascii="Calibri" w:hAnsi="Calibri" w:cs="Calibri"/>
@@ -5073,7 +5860,27 @@
           <w:sz w:val="24"/>
           <w:szCs w:val="24"/>
         </w:rPr>
-        <w:t> declares variables that cannot be reassigned. It’s block-scoped as well.</w:t>
+        <w:t xml:space="preserve"> declares variables that cannot be reassigned. It’s </w:t>
+      </w:r>
+      <w:proofErr w:type="gramStart"/>
+      <w:r>
+        <w:rPr>
+          <w:rFonts w:ascii="Calibri" w:hAnsi="Calibri" w:cs="Calibri"/>
+          <w:color w:val="000000" w:themeColor="text1"/>
+          <w:sz w:val="24"/>
+          <w:szCs w:val="24"/>
+        </w:rPr>
+        <w:t>block-scoped</w:t>
+      </w:r>
+      <w:proofErr w:type="gramEnd"/>
+      <w:r>
+        <w:rPr>
+          <w:rFonts w:ascii="Calibri" w:hAnsi="Calibri" w:cs="Calibri"/>
+          <w:color w:val="000000" w:themeColor="text1"/>
+          <w:sz w:val="24"/>
+          <w:szCs w:val="24"/>
+        </w:rPr>
+        <w:t xml:space="preserve"> as well.</w:t>
       </w:r>
     </w:p>
     <w:p>
@@ -5124,7 +5931,7 @@
                     <pic:cNvPicPr/>
                   </pic:nvPicPr>
                   <pic:blipFill>
-                    <a:blip r:embed="rId67"/>
+                    <a:blip r:embed="rId65"/>
                     <a:stretch>
                       <a:fillRect/>
                     </a:stretch>
@@ -5517,6 +6324,155 @@
     </w:lvl>
   </w:abstractNum>
   <w:abstractNum w:abstractNumId="1" w15:restartNumberingAfterBreak="0">
+    <w:nsid w:val="1B151FB3"/>
+    <w:multiLevelType w:val="multilevel"/>
+    <w:tmpl w:val="757A4246"/>
+    <w:lvl w:ilvl="0">
+      <w:start w:val="1"/>
+      <w:numFmt w:val="bullet"/>
+      <w:lvlText w:val=""/>
+      <w:lvlJc w:val="left"/>
+      <w:pPr>
+        <w:tabs>
+          <w:tab w:val="num" w:pos="720"/>
+        </w:tabs>
+        <w:ind w:left="720" w:hanging="360"/>
+      </w:pPr>
+      <w:rPr>
+        <w:rFonts w:ascii="Symbol" w:hAnsi="Symbol" w:hint="default"/>
+        <w:sz w:val="20"/>
+      </w:rPr>
+    </w:lvl>
+    <w:lvl w:ilvl="1" w:tentative="1">
+      <w:start w:val="1"/>
+      <w:numFmt w:val="bullet"/>
+      <w:lvlText w:val=""/>
+      <w:lvlJc w:val="left"/>
+      <w:pPr>
+        <w:tabs>
+          <w:tab w:val="num" w:pos="1440"/>
+        </w:tabs>
+        <w:ind w:left="1440" w:hanging="360"/>
+      </w:pPr>
+      <w:rPr>
+        <w:rFonts w:ascii="Symbol" w:hAnsi="Symbol" w:hint="default"/>
+        <w:sz w:val="20"/>
+      </w:rPr>
+    </w:lvl>
+    <w:lvl w:ilvl="2" w:tentative="1">
+      <w:start w:val="1"/>
+      <w:numFmt w:val="bullet"/>
+      <w:lvlText w:val=""/>
+      <w:lvlJc w:val="left"/>
+      <w:pPr>
+        <w:tabs>
+          <w:tab w:val="num" w:pos="2160"/>
+        </w:tabs>
+        <w:ind w:left="2160" w:hanging="360"/>
+      </w:pPr>
+      <w:rPr>
+        <w:rFonts w:ascii="Symbol" w:hAnsi="Symbol" w:hint="default"/>
+        <w:sz w:val="20"/>
+      </w:rPr>
+    </w:lvl>
+    <w:lvl w:ilvl="3" w:tentative="1">
+      <w:start w:val="1"/>
+      <w:numFmt w:val="bullet"/>
+      <w:lvlText w:val=""/>
+      <w:lvlJc w:val="left"/>
+      <w:pPr>
+        <w:tabs>
+          <w:tab w:val="num" w:pos="2880"/>
+        </w:tabs>
+        <w:ind w:left="2880" w:hanging="360"/>
+      </w:pPr>
+      <w:rPr>
+        <w:rFonts w:ascii="Symbol" w:hAnsi="Symbol" w:hint="default"/>
+        <w:sz w:val="20"/>
+      </w:rPr>
+    </w:lvl>
+    <w:lvl w:ilvl="4" w:tentative="1">
+      <w:start w:val="1"/>
+      <w:numFmt w:val="bullet"/>
+      <w:lvlText w:val=""/>
+      <w:lvlJc w:val="left"/>
+      <w:pPr>
+        <w:tabs>
+          <w:tab w:val="num" w:pos="3600"/>
+        </w:tabs>
+        <w:ind w:left="3600" w:hanging="360"/>
+      </w:pPr>
+      <w:rPr>
+        <w:rFonts w:ascii="Symbol" w:hAnsi="Symbol" w:hint="default"/>
+        <w:sz w:val="20"/>
+      </w:rPr>
+    </w:lvl>
+    <w:lvl w:ilvl="5" w:tentative="1">
+      <w:start w:val="1"/>
+      <w:numFmt w:val="bullet"/>
+      <w:lvlText w:val=""/>
+      <w:lvlJc w:val="left"/>
+      <w:pPr>
+        <w:tabs>
+          <w:tab w:val="num" w:pos="4320"/>
+        </w:tabs>
+        <w:ind w:left="4320" w:hanging="360"/>
+      </w:pPr>
+      <w:rPr>
+        <w:rFonts w:ascii="Symbol" w:hAnsi="Symbol" w:hint="default"/>
+        <w:sz w:val="20"/>
+      </w:rPr>
+    </w:lvl>
+    <w:lvl w:ilvl="6" w:tentative="1">
+      <w:start w:val="1"/>
+      <w:numFmt w:val="bullet"/>
+      <w:lvlText w:val=""/>
+      <w:lvlJc w:val="left"/>
+      <w:pPr>
+        <w:tabs>
+          <w:tab w:val="num" w:pos="5040"/>
+        </w:tabs>
+        <w:ind w:left="5040" w:hanging="360"/>
+      </w:pPr>
+      <w:rPr>
+        <w:rFonts w:ascii="Symbol" w:hAnsi="Symbol" w:hint="default"/>
+        <w:sz w:val="20"/>
+      </w:rPr>
+    </w:lvl>
+    <w:lvl w:ilvl="7" w:tentative="1">
+      <w:start w:val="1"/>
+      <w:numFmt w:val="bullet"/>
+      <w:lvlText w:val=""/>
+      <w:lvlJc w:val="left"/>
+      <w:pPr>
+        <w:tabs>
+          <w:tab w:val="num" w:pos="5760"/>
+        </w:tabs>
+        <w:ind w:left="5760" w:hanging="360"/>
+      </w:pPr>
+      <w:rPr>
+        <w:rFonts w:ascii="Symbol" w:hAnsi="Symbol" w:hint="default"/>
+        <w:sz w:val="20"/>
+      </w:rPr>
+    </w:lvl>
+    <w:lvl w:ilvl="8" w:tentative="1">
+      <w:start w:val="1"/>
+      <w:numFmt w:val="bullet"/>
+      <w:lvlText w:val=""/>
+      <w:lvlJc w:val="left"/>
+      <w:pPr>
+        <w:tabs>
+          <w:tab w:val="num" w:pos="6480"/>
+        </w:tabs>
+        <w:ind w:left="6480" w:hanging="360"/>
+      </w:pPr>
+      <w:rPr>
+        <w:rFonts w:ascii="Symbol" w:hAnsi="Symbol" w:hint="default"/>
+        <w:sz w:val="20"/>
+      </w:rPr>
+    </w:lvl>
+  </w:abstractNum>
+  <w:abstractNum w:abstractNumId="2" w15:restartNumberingAfterBreak="0">
     <w:nsid w:val="1DD5228F"/>
     <w:multiLevelType w:val="hybridMultilevel"/>
     <w:tmpl w:val="ED1E3DDA"/>
@@ -5605,7 +6561,7 @@
       </w:pPr>
     </w:lvl>
   </w:abstractNum>
-  <w:abstractNum w:abstractNumId="2" w15:restartNumberingAfterBreak="0">
+  <w:abstractNum w:abstractNumId="3" w15:restartNumberingAfterBreak="0">
     <w:nsid w:val="1EC22AA2"/>
     <w:multiLevelType w:val="multilevel"/>
     <w:tmpl w:val="75720220"/>
@@ -5754,7 +6710,98 @@
       </w:rPr>
     </w:lvl>
   </w:abstractNum>
-  <w:abstractNum w:abstractNumId="3" w15:restartNumberingAfterBreak="0">
+  <w:abstractNum w:abstractNumId="4" w15:restartNumberingAfterBreak="0">
+    <w:nsid w:val="39D275A5"/>
+    <w:multiLevelType w:val="multilevel"/>
+    <w:tmpl w:val="D422D55A"/>
+    <w:styleLink w:val="CurrentList1"/>
+    <w:lvl w:ilvl="0">
+      <w:start w:val="1"/>
+      <w:numFmt w:val="decimal"/>
+      <w:lvlText w:val="%1."/>
+      <w:lvlJc w:val="left"/>
+      <w:pPr>
+        <w:ind w:left="1080" w:hanging="360"/>
+      </w:pPr>
+      <w:rPr>
+        <w:rFonts w:hint="default"/>
+        <w:b/>
+      </w:rPr>
+    </w:lvl>
+    <w:lvl w:ilvl="1">
+      <w:start w:val="1"/>
+      <w:numFmt w:val="lowerLetter"/>
+      <w:lvlText w:val="%2."/>
+      <w:lvlJc w:val="left"/>
+      <w:pPr>
+        <w:ind w:left="1800" w:hanging="360"/>
+      </w:pPr>
+    </w:lvl>
+    <w:lvl w:ilvl="2">
+      <w:start w:val="1"/>
+      <w:numFmt w:val="lowerRoman"/>
+      <w:lvlText w:val="%3."/>
+      <w:lvlJc w:val="right"/>
+      <w:pPr>
+        <w:ind w:left="2520" w:hanging="180"/>
+      </w:pPr>
+    </w:lvl>
+    <w:lvl w:ilvl="3">
+      <w:start w:val="1"/>
+      <w:numFmt w:val="decimal"/>
+      <w:lvlText w:val="%4."/>
+      <w:lvlJc w:val="left"/>
+      <w:pPr>
+        <w:ind w:left="3240" w:hanging="360"/>
+      </w:pPr>
+    </w:lvl>
+    <w:lvl w:ilvl="4">
+      <w:start w:val="1"/>
+      <w:numFmt w:val="lowerLetter"/>
+      <w:lvlText w:val="%5."/>
+      <w:lvlJc w:val="left"/>
+      <w:pPr>
+        <w:ind w:left="3960" w:hanging="360"/>
+      </w:pPr>
+    </w:lvl>
+    <w:lvl w:ilvl="5">
+      <w:start w:val="1"/>
+      <w:numFmt w:val="lowerRoman"/>
+      <w:lvlText w:val="%6."/>
+      <w:lvlJc w:val="right"/>
+      <w:pPr>
+        <w:ind w:left="4680" w:hanging="180"/>
+      </w:pPr>
+    </w:lvl>
+    <w:lvl w:ilvl="6">
+      <w:start w:val="1"/>
+      <w:numFmt w:val="decimal"/>
+      <w:lvlText w:val="%7."/>
+      <w:lvlJc w:val="left"/>
+      <w:pPr>
+        <w:ind w:left="5400" w:hanging="360"/>
+      </w:pPr>
+    </w:lvl>
+    <w:lvl w:ilvl="7">
+      <w:start w:val="1"/>
+      <w:numFmt w:val="lowerLetter"/>
+      <w:lvlText w:val="%8."/>
+      <w:lvlJc w:val="left"/>
+      <w:pPr>
+        <w:ind w:left="6120" w:hanging="360"/>
+      </w:pPr>
+    </w:lvl>
+    <w:lvl w:ilvl="8">
+      <w:start w:val="1"/>
+      <w:numFmt w:val="lowerRoman"/>
+      <w:lvlText w:val="%9."/>
+      <w:lvlJc w:val="right"/>
+      <w:pPr>
+        <w:ind w:left="6840" w:hanging="180"/>
+      </w:pPr>
+    </w:lvl>
+  </w:abstractNum>
+  <w:abstractNum w:abstractNumId="5" w15:restartNumberingAfterBreak="0">
     <w:nsid w:val="39E30316"/>
     <w:multiLevelType w:val="hybridMultilevel"/>
     <w:tmpl w:val="2F9AAABC"/>
@@ -5867,7 +6914,7 @@
       </w:rPr>
     </w:lvl>
   </w:abstractNum>
-  <w:abstractNum w:abstractNumId="4" w15:restartNumberingAfterBreak="0">
+  <w:abstractNum w:abstractNumId="6" w15:restartNumberingAfterBreak="0">
     <w:nsid w:val="40C16ED4"/>
     <w:multiLevelType w:val="multilevel"/>
     <w:tmpl w:val="2552346A"/>
@@ -5980,7 +7027,7 @@
       </w:pPr>
     </w:lvl>
   </w:abstractNum>
-  <w:abstractNum w:abstractNumId="5" w15:restartNumberingAfterBreak="0">
+  <w:abstractNum w:abstractNumId="7" w15:restartNumberingAfterBreak="0">
     <w:nsid w:val="4AE735E5"/>
     <w:multiLevelType w:val="hybridMultilevel"/>
     <w:tmpl w:val="D422D55A"/>
@@ -6070,7 +7117,7 @@
       </w:pPr>
     </w:lvl>
   </w:abstractNum>
-  <w:abstractNum w:abstractNumId="6" w15:restartNumberingAfterBreak="0">
+  <w:abstractNum w:abstractNumId="8" w15:restartNumberingAfterBreak="0">
     <w:nsid w:val="60DA4F29"/>
     <w:multiLevelType w:val="multilevel"/>
     <w:tmpl w:val="359AA768"/>
@@ -6183,7 +7230,7 @@
       </w:pPr>
     </w:lvl>
   </w:abstractNum>
-  <w:abstractNum w:abstractNumId="7" w15:restartNumberingAfterBreak="0">
+  <w:abstractNum w:abstractNumId="9" w15:restartNumberingAfterBreak="0">
     <w:nsid w:val="6AE77325"/>
     <w:multiLevelType w:val="hybridMultilevel"/>
     <w:tmpl w:val="AF1AEC80"/>
@@ -6274,7 +7321,7 @@
     </w:lvl>
   </w:abstractNum>
   <w:num w:numId="1" w16cid:durableId="1987977672">
-    <w:abstractNumId w:val="2"/>
+    <w:abstractNumId w:val="3"/>
   </w:num>
   <w:num w:numId="2" w16cid:durableId="2028486707">
     <w:abstractNumId w:val="0"/>
@@ -6295,22 +7342,43 @@
     </w:lvlOverride>
   </w:num>
   <w:num w:numId="5" w16cid:durableId="1894730393">
+    <w:abstractNumId w:val="8"/>
+  </w:num>
+  <w:num w:numId="6" w16cid:durableId="505366779">
     <w:abstractNumId w:val="6"/>
   </w:num>
-  <w:num w:numId="6" w16cid:durableId="505366779">
+  <w:num w:numId="7" w16cid:durableId="1701011929">
+    <w:abstractNumId w:val="9"/>
+  </w:num>
+  <w:num w:numId="8" w16cid:durableId="479690143">
+    <w:abstractNumId w:val="7"/>
+  </w:num>
+  <w:num w:numId="9" w16cid:durableId="641738735">
+    <w:abstractNumId w:val="5"/>
+  </w:num>
+  <w:num w:numId="10" w16cid:durableId="1590967396">
+    <w:abstractNumId w:val="2"/>
+  </w:num>
+  <w:num w:numId="11" w16cid:durableId="78869900">
     <w:abstractNumId w:val="4"/>
   </w:num>
-  <w:num w:numId="7" w16cid:durableId="1701011929">
-    <w:abstractNumId w:val="7"/>
+  <w:num w:numId="12" w16cid:durableId="1803422038">
+    <w:abstractNumId w:val="1"/>
+    <w:lvlOverride w:ilvl="0">
+      <w:startOverride w:val="1"/>
+    </w:lvlOverride>
   </w:num>
-  <w:num w:numId="8" w16cid:durableId="479690143">
-    <w:abstractNumId w:val="5"/>
+  <w:num w:numId="13" w16cid:durableId="906234063">
+    <w:abstractNumId w:val="1"/>
+    <w:lvlOverride w:ilvl="0">
+      <w:startOverride w:val="2"/>
+    </w:lvlOverride>
   </w:num>
-  <w:num w:numId="9" w16cid:durableId="641738735">
-    <w:abstractNumId w:val="3"/>
-  </w:num>
-  <w:num w:numId="10" w16cid:durableId="1590967396">
+  <w:num w:numId="14" w16cid:durableId="1743600116">
     <w:abstractNumId w:val="1"/>
+    <w:lvlOverride w:ilvl="0">
+      <w:startOverride w:val="3"/>
+    </w:lvlOverride>
   </w:num>
 </w:numbering>
 </file>
@@ -7274,6 +8342,16 @@
       <w:shd w:val="clear" w:color="auto" w:fill="E1DFDD"/>
     </w:rPr>
   </w:style>
+  <w:style w:type="numbering" w:customStyle="1" w:styleId="CurrentList1">
+    <w:name w:val="Current List1"/>
+    <w:uiPriority w:val="99"/>
+    <w:rsid w:val="00BB2A1C"/>
+    <w:pPr>
+      <w:numPr>
+        <w:numId w:val="11"/>
+      </w:numPr>
+    </w:pPr>
+  </w:style>
 </w:styles>
 </file>
 

--- a/JAVASCRIPT.docx
+++ b/JAVASCRIPT.docx
@@ -2912,6 +2912,934 @@
     </w:p>
     <w:p>
       <w:pPr>
+        <w:rPr>
+          <w:rFonts w:ascii="Calibri" w:hAnsi="Calibri" w:cs="Calibri"/>
+          <w:sz w:val="24"/>
+          <w:szCs w:val="24"/>
+        </w:rPr>
+      </w:pPr>
+    </w:p>
+    <w:p>
+      <w:pPr>
+        <w:rPr>
+          <w:rFonts w:ascii="Calibri" w:hAnsi="Calibri" w:cs="Calibri"/>
+          <w:sz w:val="24"/>
+          <w:szCs w:val="24"/>
+        </w:rPr>
+      </w:pPr>
+      <w:r>
+        <w:rPr>
+          <w:rFonts w:ascii="Calibri" w:hAnsi="Calibri" w:cs="Calibri"/>
+          <w:b/>
+          <w:bCs/>
+          <w:color w:val="C00000"/>
+          <w:sz w:val="28"/>
+          <w:szCs w:val="28"/>
+        </w:rPr>
+        <w:t>Variables:</w:t>
+      </w:r>
+    </w:p>
+    <w:p>
+      <w:pPr>
+        <w:rPr>
+          <w:rFonts w:ascii="Calibri" w:hAnsi="Calibri" w:cs="Calibri"/>
+          <w:color w:val="000000" w:themeColor="text1"/>
+          <w:sz w:val="24"/>
+          <w:szCs w:val="24"/>
+        </w:rPr>
+      </w:pPr>
+      <w:r>
+        <w:rPr>
+          <w:rFonts w:ascii="Calibri" w:hAnsi="Calibri" w:cs="Calibri"/>
+          <w:color w:val="000000" w:themeColor="text1"/>
+          <w:sz w:val="24"/>
+          <w:szCs w:val="24"/>
+        </w:rPr>
+        <w:t>A variable is like a container that holds data that can be reused or updated later in the program. In JavaScript, variables are declared using the keywords</w:t>
+      </w:r>
+      <w:hyperlink r:id="rId29" w:tgtFrame="_blank" w:history="1">
+        <w:r>
+          <w:rPr>
+            <w:rStyle w:val="Hyperlink"/>
+            <w:rFonts w:ascii="Calibri" w:hAnsi="Calibri" w:cs="Calibri"/>
+            <w:color w:val="000000" w:themeColor="text1"/>
+            <w:sz w:val="24"/>
+            <w:szCs w:val="24"/>
+          </w:rPr>
+          <w:t> var</w:t>
+        </w:r>
+      </w:hyperlink>
+      <w:r>
+        <w:rPr>
+          <w:rFonts w:ascii="Calibri" w:hAnsi="Calibri" w:cs="Calibri"/>
+          <w:color w:val="000000" w:themeColor="text1"/>
+          <w:sz w:val="24"/>
+          <w:szCs w:val="24"/>
+        </w:rPr>
+        <w:t>, </w:t>
+      </w:r>
+      <w:hyperlink r:id="rId30" w:tgtFrame="_blank" w:history="1">
+        <w:r>
+          <w:rPr>
+            <w:rStyle w:val="Hyperlink"/>
+            <w:rFonts w:ascii="Calibri" w:hAnsi="Calibri" w:cs="Calibri"/>
+            <w:color w:val="000000" w:themeColor="text1"/>
+            <w:sz w:val="24"/>
+            <w:szCs w:val="24"/>
+          </w:rPr>
+          <w:t>let</w:t>
+        </w:r>
+      </w:hyperlink>
+      <w:r>
+        <w:rPr>
+          <w:rFonts w:ascii="Calibri" w:hAnsi="Calibri" w:cs="Calibri"/>
+          <w:color w:val="000000" w:themeColor="text1"/>
+          <w:sz w:val="24"/>
+          <w:szCs w:val="24"/>
+        </w:rPr>
+        <w:t>, or </w:t>
+      </w:r>
+      <w:hyperlink r:id="rId31" w:tgtFrame="_blank" w:history="1">
+        <w:r>
+          <w:rPr>
+            <w:rStyle w:val="Hyperlink"/>
+            <w:rFonts w:ascii="Calibri" w:hAnsi="Calibri" w:cs="Calibri"/>
+            <w:color w:val="000000" w:themeColor="text1"/>
+            <w:sz w:val="24"/>
+            <w:szCs w:val="24"/>
+          </w:rPr>
+          <w:t>const</w:t>
+        </w:r>
+      </w:hyperlink>
+      <w:r>
+        <w:rPr>
+          <w:rFonts w:ascii="Calibri" w:hAnsi="Calibri" w:cs="Calibri"/>
+          <w:color w:val="000000" w:themeColor="text1"/>
+          <w:sz w:val="24"/>
+          <w:szCs w:val="24"/>
+        </w:rPr>
+        <w:t>.</w:t>
+      </w:r>
+    </w:p>
+    <w:p>
+      <w:pPr>
+        <w:pStyle w:val="ListParagraph"/>
+        <w:numPr>
+          <w:ilvl w:val="0"/>
+          <w:numId w:val="9"/>
+        </w:numPr>
+        <w:rPr>
+          <w:rFonts w:ascii="Calibri" w:hAnsi="Calibri" w:cs="Calibri"/>
+          <w:color w:val="000000" w:themeColor="text1"/>
+          <w:sz w:val="24"/>
+          <w:szCs w:val="24"/>
+        </w:rPr>
+      </w:pPr>
+      <w:r>
+        <w:rPr>
+          <w:rFonts w:ascii="Calibri" w:hAnsi="Calibri" w:cs="Calibri"/>
+          <w:color w:val="000000" w:themeColor="text1"/>
+          <w:sz w:val="24"/>
+          <w:szCs w:val="24"/>
+        </w:rPr>
+        <w:t>Var – we can redeclare and reassigned</w:t>
+      </w:r>
+    </w:p>
+    <w:p>
+      <w:pPr>
+        <w:pStyle w:val="ListParagraph"/>
+        <w:numPr>
+          <w:ilvl w:val="0"/>
+          <w:numId w:val="9"/>
+        </w:numPr>
+        <w:rPr>
+          <w:rFonts w:ascii="Calibri" w:hAnsi="Calibri" w:cs="Calibri"/>
+          <w:color w:val="000000" w:themeColor="text1"/>
+          <w:sz w:val="24"/>
+          <w:szCs w:val="24"/>
+        </w:rPr>
+      </w:pPr>
+      <w:r>
+        <w:rPr>
+          <w:rFonts w:ascii="Calibri" w:hAnsi="Calibri" w:cs="Calibri"/>
+          <w:color w:val="000000" w:themeColor="text1"/>
+          <w:sz w:val="24"/>
+          <w:szCs w:val="24"/>
+        </w:rPr>
+        <w:t xml:space="preserve">Let – we can </w:t>
+      </w:r>
+      <w:proofErr w:type="gramStart"/>
+      <w:r>
+        <w:rPr>
+          <w:rFonts w:ascii="Calibri" w:hAnsi="Calibri" w:cs="Calibri"/>
+          <w:color w:val="000000" w:themeColor="text1"/>
+          <w:sz w:val="24"/>
+          <w:szCs w:val="24"/>
+        </w:rPr>
+        <w:t>reassigned</w:t>
+      </w:r>
+      <w:proofErr w:type="gramEnd"/>
+      <w:r>
+        <w:rPr>
+          <w:rFonts w:ascii="Calibri" w:hAnsi="Calibri" w:cs="Calibri"/>
+          <w:color w:val="000000" w:themeColor="text1"/>
+          <w:sz w:val="24"/>
+          <w:szCs w:val="24"/>
+        </w:rPr>
+        <w:t xml:space="preserve"> but can’t redeclared let keyword</w:t>
+      </w:r>
+    </w:p>
+    <w:p>
+      <w:pPr>
+        <w:pStyle w:val="ListParagraph"/>
+        <w:numPr>
+          <w:ilvl w:val="0"/>
+          <w:numId w:val="9"/>
+        </w:numPr>
+        <w:rPr>
+          <w:rFonts w:ascii="Calibri" w:hAnsi="Calibri" w:cs="Calibri"/>
+          <w:color w:val="000000" w:themeColor="text1"/>
+          <w:sz w:val="24"/>
+          <w:szCs w:val="24"/>
+        </w:rPr>
+      </w:pPr>
+      <w:proofErr w:type="spellStart"/>
+      <w:r>
+        <w:rPr>
+          <w:rFonts w:ascii="Calibri" w:hAnsi="Calibri" w:cs="Calibri"/>
+          <w:color w:val="000000" w:themeColor="text1"/>
+          <w:sz w:val="24"/>
+          <w:szCs w:val="24"/>
+        </w:rPr>
+        <w:t>Const</w:t>
+      </w:r>
+      <w:proofErr w:type="spellEnd"/>
+      <w:r>
+        <w:rPr>
+          <w:rFonts w:ascii="Calibri" w:hAnsi="Calibri" w:cs="Calibri"/>
+          <w:color w:val="000000" w:themeColor="text1"/>
+          <w:sz w:val="24"/>
+          <w:szCs w:val="24"/>
+        </w:rPr>
+        <w:t xml:space="preserve"> – we cannot </w:t>
+      </w:r>
+      <w:proofErr w:type="gramStart"/>
+      <w:r>
+        <w:rPr>
+          <w:rFonts w:ascii="Calibri" w:hAnsi="Calibri" w:cs="Calibri"/>
+          <w:color w:val="000000" w:themeColor="text1"/>
+          <w:sz w:val="24"/>
+          <w:szCs w:val="24"/>
+        </w:rPr>
+        <w:t>reassigned</w:t>
+      </w:r>
+      <w:proofErr w:type="gramEnd"/>
+      <w:r>
+        <w:rPr>
+          <w:rFonts w:ascii="Calibri" w:hAnsi="Calibri" w:cs="Calibri"/>
+          <w:color w:val="000000" w:themeColor="text1"/>
+          <w:sz w:val="24"/>
+          <w:szCs w:val="24"/>
+        </w:rPr>
+        <w:t xml:space="preserve"> and redeclared</w:t>
+      </w:r>
+    </w:p>
+    <w:p>
+      <w:pPr>
+        <w:rPr>
+          <w:rFonts w:ascii="Calibri" w:hAnsi="Calibri" w:cs="Calibri"/>
+          <w:b/>
+          <w:bCs/>
+          <w:color w:val="0070C0"/>
+          <w:sz w:val="24"/>
+          <w:szCs w:val="24"/>
+        </w:rPr>
+      </w:pPr>
+      <w:r>
+        <w:rPr>
+          <w:rFonts w:ascii="Calibri" w:hAnsi="Calibri" w:cs="Calibri"/>
+          <w:b/>
+          <w:bCs/>
+          <w:color w:val="0070C0"/>
+          <w:sz w:val="24"/>
+          <w:szCs w:val="24"/>
+        </w:rPr>
+        <w:t>1. var Keyword</w:t>
+      </w:r>
+    </w:p>
+    <w:p>
+      <w:pPr>
+        <w:rPr>
+          <w:rFonts w:ascii="Calibri" w:hAnsi="Calibri" w:cs="Calibri"/>
+          <w:color w:val="000000" w:themeColor="text1"/>
+          <w:sz w:val="24"/>
+          <w:szCs w:val="24"/>
+        </w:rPr>
+      </w:pPr>
+      <w:r>
+        <w:rPr>
+          <w:rFonts w:ascii="Calibri" w:hAnsi="Calibri" w:cs="Calibri"/>
+          <w:color w:val="000000" w:themeColor="text1"/>
+          <w:sz w:val="24"/>
+          <w:szCs w:val="24"/>
+        </w:rPr>
+        <w:t xml:space="preserve">The var keyword is used to declare a variable. It has a function-scoped or </w:t>
+      </w:r>
+      <w:proofErr w:type="gramStart"/>
+      <w:r>
+        <w:rPr>
+          <w:rFonts w:ascii="Calibri" w:hAnsi="Calibri" w:cs="Calibri"/>
+          <w:color w:val="000000" w:themeColor="text1"/>
+          <w:sz w:val="24"/>
+          <w:szCs w:val="24"/>
+        </w:rPr>
+        <w:t>globally-scoped</w:t>
+      </w:r>
+      <w:proofErr w:type="gramEnd"/>
+      <w:r>
+        <w:rPr>
+          <w:rFonts w:ascii="Calibri" w:hAnsi="Calibri" w:cs="Calibri"/>
+          <w:color w:val="000000" w:themeColor="text1"/>
+          <w:sz w:val="24"/>
+          <w:szCs w:val="24"/>
+        </w:rPr>
+        <w:t xml:space="preserve"> behaviour.</w:t>
+      </w:r>
+      <w:r>
+        <w:rPr>
+          <w:rFonts w:ascii="Calibri" w:hAnsi="Calibri" w:cs="Calibri"/>
+          <w:color w:val="000000" w:themeColor="text1"/>
+          <w:sz w:val="24"/>
+          <w:szCs w:val="24"/>
+        </w:rPr>
+        <w:t xml:space="preserve"> It can be reassigned and redeclared.</w:t>
+      </w:r>
+    </w:p>
+    <w:p>
+      <w:pPr>
+        <w:rPr>
+          <w:rFonts w:ascii="Calibri" w:hAnsi="Calibri" w:cs="Calibri"/>
+          <w:color w:val="000000" w:themeColor="text1"/>
+          <w:sz w:val="24"/>
+          <w:szCs w:val="24"/>
+        </w:rPr>
+      </w:pPr>
+      <w:r>
+        <w:rPr>
+          <w:rFonts w:ascii="Calibri" w:hAnsi="Calibri" w:cs="Calibri"/>
+          <w:color w:val="000000" w:themeColor="text1"/>
+          <w:sz w:val="24"/>
+          <w:szCs w:val="24"/>
+        </w:rPr>
+        <w:t xml:space="preserve">var age = </w:t>
+      </w:r>
+      <w:proofErr w:type="gramStart"/>
+      <w:r>
+        <w:rPr>
+          <w:rFonts w:ascii="Calibri" w:hAnsi="Calibri" w:cs="Calibri"/>
+          <w:color w:val="000000" w:themeColor="text1"/>
+          <w:sz w:val="24"/>
+          <w:szCs w:val="24"/>
+        </w:rPr>
+        <w:t>10;</w:t>
+      </w:r>
+      <w:proofErr w:type="gramEnd"/>
+    </w:p>
+    <w:p>
+      <w:pPr>
+        <w:rPr>
+          <w:rFonts w:ascii="Calibri" w:hAnsi="Calibri" w:cs="Calibri"/>
+          <w:color w:val="000000" w:themeColor="text1"/>
+          <w:sz w:val="24"/>
+          <w:szCs w:val="24"/>
+        </w:rPr>
+      </w:pPr>
+      <w:r>
+        <w:rPr>
+          <w:rFonts w:ascii="Calibri" w:hAnsi="Calibri" w:cs="Calibri"/>
+          <w:color w:val="000000" w:themeColor="text1"/>
+          <w:sz w:val="24"/>
+          <w:szCs w:val="24"/>
+        </w:rPr>
+        <w:t xml:space="preserve">var age = </w:t>
+      </w:r>
+      <w:proofErr w:type="gramStart"/>
+      <w:r>
+        <w:rPr>
+          <w:rFonts w:ascii="Calibri" w:hAnsi="Calibri" w:cs="Calibri"/>
+          <w:color w:val="000000" w:themeColor="text1"/>
+          <w:sz w:val="24"/>
+          <w:szCs w:val="24"/>
+        </w:rPr>
+        <w:t>20;</w:t>
+      </w:r>
+      <w:proofErr w:type="gramEnd"/>
+    </w:p>
+    <w:p>
+      <w:pPr>
+        <w:rPr>
+          <w:rFonts w:ascii="Calibri" w:hAnsi="Calibri" w:cs="Calibri"/>
+          <w:color w:val="000000" w:themeColor="text1"/>
+          <w:sz w:val="24"/>
+          <w:szCs w:val="24"/>
+        </w:rPr>
+      </w:pPr>
+      <w:r>
+        <w:rPr>
+          <w:rFonts w:ascii="Calibri" w:hAnsi="Calibri" w:cs="Calibri"/>
+          <w:color w:val="000000" w:themeColor="text1"/>
+          <w:sz w:val="24"/>
+          <w:szCs w:val="24"/>
+        </w:rPr>
+        <w:t>here, redeclared the var keyword and reassigned the age value.</w:t>
+      </w:r>
+    </w:p>
+    <w:p>
+      <w:pPr>
+        <w:rPr>
+          <w:rFonts w:ascii="Calibri" w:hAnsi="Calibri" w:cs="Calibri"/>
+          <w:color w:val="000000" w:themeColor="text1"/>
+          <w:sz w:val="24"/>
+          <w:szCs w:val="24"/>
+        </w:rPr>
+      </w:pPr>
+      <w:r>
+        <w:rPr>
+          <w:noProof/>
+        </w:rPr>
+        <w:lastRenderedPageBreak/>
+        <w:drawing>
+          <wp:inline distT="0" distB="0" distL="0" distR="0" wp14:anchorId="7710D80C" wp14:editId="5C3D375F">
+            <wp:extent cx="5731510" cy="1313180"/>
+            <wp:effectExtent l="0" t="0" r="2540" b="1270"/>
+            <wp:docPr id="983764018" name="Picture 1"/>
+            <wp:cNvGraphicFramePr>
+              <a:graphicFrameLocks xmlns:a="http://schemas.openxmlformats.org/drawingml/2006/main" noChangeAspect="1"/>
+            </wp:cNvGraphicFramePr>
+            <a:graphic xmlns:a="http://schemas.openxmlformats.org/drawingml/2006/main">
+              <a:graphicData uri="http://schemas.openxmlformats.org/drawingml/2006/picture">
+                <pic:pic xmlns:pic="http://schemas.openxmlformats.org/drawingml/2006/picture">
+                  <pic:nvPicPr>
+                    <pic:cNvPr id="923822043" name=""/>
+                    <pic:cNvPicPr/>
+                  </pic:nvPicPr>
+                  <pic:blipFill>
+                    <a:blip r:embed="rId32"/>
+                    <a:stretch>
+                      <a:fillRect/>
+                    </a:stretch>
+                  </pic:blipFill>
+                  <pic:spPr>
+                    <a:xfrm>
+                      <a:off x="0" y="0"/>
+                      <a:ext cx="5731510" cy="1313180"/>
+                    </a:xfrm>
+                    <a:prstGeom prst="rect">
+                      <a:avLst/>
+                    </a:prstGeom>
+                  </pic:spPr>
+                </pic:pic>
+              </a:graphicData>
+            </a:graphic>
+          </wp:inline>
+        </w:drawing>
+      </w:r>
+    </w:p>
+    <w:p>
+      <w:pPr>
+        <w:rPr>
+          <w:rFonts w:ascii="Calibri" w:hAnsi="Calibri" w:cs="Calibri"/>
+          <w:color w:val="000000" w:themeColor="text1"/>
+          <w:sz w:val="24"/>
+          <w:szCs w:val="24"/>
+        </w:rPr>
+      </w:pPr>
+      <w:r>
+        <w:rPr>
+          <w:rFonts w:ascii="Calibri" w:hAnsi="Calibri" w:cs="Calibri"/>
+          <w:color w:val="000000" w:themeColor="text1"/>
+          <w:sz w:val="24"/>
+          <w:szCs w:val="24"/>
+        </w:rPr>
+        <w:t>OR</w:t>
+      </w:r>
+    </w:p>
+    <w:p>
+      <w:pPr>
+        <w:rPr>
+          <w:rFonts w:ascii="Calibri" w:hAnsi="Calibri" w:cs="Calibri"/>
+          <w:color w:val="000000" w:themeColor="text1"/>
+          <w:sz w:val="24"/>
+          <w:szCs w:val="24"/>
+        </w:rPr>
+      </w:pPr>
+      <w:r>
+        <w:rPr>
+          <w:noProof/>
+        </w:rPr>
+        <w:drawing>
+          <wp:inline distT="0" distB="0" distL="0" distR="0" wp14:anchorId="338230D2" wp14:editId="2497C50D">
+            <wp:extent cx="5731510" cy="1706245"/>
+            <wp:effectExtent l="0" t="0" r="2540" b="8255"/>
+            <wp:docPr id="261326693" name="Picture 1"/>
+            <wp:cNvGraphicFramePr>
+              <a:graphicFrameLocks xmlns:a="http://schemas.openxmlformats.org/drawingml/2006/main" noChangeAspect="1"/>
+            </wp:cNvGraphicFramePr>
+            <a:graphic xmlns:a="http://schemas.openxmlformats.org/drawingml/2006/main">
+              <a:graphicData uri="http://schemas.openxmlformats.org/drawingml/2006/picture">
+                <pic:pic xmlns:pic="http://schemas.openxmlformats.org/drawingml/2006/picture">
+                  <pic:nvPicPr>
+                    <pic:cNvPr id="1807202924" name=""/>
+                    <pic:cNvPicPr/>
+                  </pic:nvPicPr>
+                  <pic:blipFill>
+                    <a:blip r:embed="rId33"/>
+                    <a:stretch>
+                      <a:fillRect/>
+                    </a:stretch>
+                  </pic:blipFill>
+                  <pic:spPr>
+                    <a:xfrm>
+                      <a:off x="0" y="0"/>
+                      <a:ext cx="5731510" cy="1706245"/>
+                    </a:xfrm>
+                    <a:prstGeom prst="rect">
+                      <a:avLst/>
+                    </a:prstGeom>
+                  </pic:spPr>
+                </pic:pic>
+              </a:graphicData>
+            </a:graphic>
+          </wp:inline>
+        </w:drawing>
+      </w:r>
+    </w:p>
+    <w:p>
+      <w:pPr>
+        <w:rPr>
+          <w:rFonts w:ascii="Calibri" w:hAnsi="Calibri" w:cs="Calibri"/>
+          <w:color w:val="000000" w:themeColor="text1"/>
+          <w:sz w:val="24"/>
+          <w:szCs w:val="24"/>
+        </w:rPr>
+      </w:pPr>
+    </w:p>
+    <w:p>
+      <w:pPr>
+        <w:rPr>
+          <w:rFonts w:ascii="Calibri" w:hAnsi="Calibri" w:cs="Calibri"/>
+          <w:b/>
+          <w:bCs/>
+          <w:color w:val="0070C0"/>
+          <w:sz w:val="24"/>
+          <w:szCs w:val="24"/>
+        </w:rPr>
+      </w:pPr>
+      <w:r>
+        <w:rPr>
+          <w:rFonts w:ascii="Calibri" w:hAnsi="Calibri" w:cs="Calibri"/>
+          <w:b/>
+          <w:bCs/>
+          <w:color w:val="0070C0"/>
+          <w:sz w:val="24"/>
+          <w:szCs w:val="24"/>
+        </w:rPr>
+        <w:t>2. let Keyword</w:t>
+      </w:r>
+    </w:p>
+    <w:p>
+      <w:pPr>
+        <w:rPr>
+          <w:rFonts w:ascii="Calibri" w:hAnsi="Calibri" w:cs="Calibri"/>
+          <w:color w:val="000000" w:themeColor="text1"/>
+          <w:sz w:val="24"/>
+          <w:szCs w:val="24"/>
+        </w:rPr>
+      </w:pPr>
+      <w:r>
+        <w:rPr>
+          <w:rFonts w:ascii="Calibri" w:hAnsi="Calibri" w:cs="Calibri"/>
+          <w:color w:val="000000" w:themeColor="text1"/>
+          <w:sz w:val="24"/>
+          <w:szCs w:val="24"/>
+        </w:rPr>
+        <w:t>The </w:t>
+      </w:r>
+      <w:hyperlink r:id="rId34" w:tgtFrame="_blank" w:history="1">
+        <w:r>
+          <w:rPr>
+            <w:rStyle w:val="Hyperlink"/>
+            <w:rFonts w:ascii="Calibri" w:hAnsi="Calibri" w:cs="Calibri"/>
+            <w:sz w:val="24"/>
+            <w:szCs w:val="24"/>
+          </w:rPr>
+          <w:t>let keyword</w:t>
+        </w:r>
+      </w:hyperlink>
+      <w:r>
+        <w:rPr>
+          <w:rFonts w:ascii="Calibri" w:hAnsi="Calibri" w:cs="Calibri"/>
+          <w:color w:val="000000" w:themeColor="text1"/>
+          <w:sz w:val="24"/>
+          <w:szCs w:val="24"/>
+        </w:rPr>
+        <w:t> is introduced in ES6, has block scope and cannot be re-declared in the same scope.</w:t>
+      </w:r>
+      <w:r>
+        <w:rPr>
+          <w:rFonts w:ascii="Calibri" w:hAnsi="Calibri" w:cs="Calibri"/>
+          <w:color w:val="000000" w:themeColor="text1"/>
+          <w:sz w:val="24"/>
+          <w:szCs w:val="24"/>
+        </w:rPr>
+        <w:t>(let keyword can be reassigned and cannot be redeclared )</w:t>
+      </w:r>
+    </w:p>
+    <w:p>
+      <w:pPr>
+        <w:rPr>
+          <w:rFonts w:ascii="Calibri" w:hAnsi="Calibri" w:cs="Calibri"/>
+          <w:color w:val="000000" w:themeColor="text1"/>
+          <w:sz w:val="24"/>
+          <w:szCs w:val="24"/>
+        </w:rPr>
+      </w:pPr>
+      <w:r>
+        <w:rPr>
+          <w:noProof/>
+        </w:rPr>
+        <w:drawing>
+          <wp:inline distT="0" distB="0" distL="0" distR="0" wp14:anchorId="6D6F589D" wp14:editId="63A77785">
+            <wp:extent cx="5731510" cy="2036445"/>
+            <wp:effectExtent l="0" t="0" r="2540" b="1905"/>
+            <wp:docPr id="2127265967" name="Picture 1"/>
+            <wp:cNvGraphicFramePr>
+              <a:graphicFrameLocks xmlns:a="http://schemas.openxmlformats.org/drawingml/2006/main" noChangeAspect="1"/>
+            </wp:cNvGraphicFramePr>
+            <a:graphic xmlns:a="http://schemas.openxmlformats.org/drawingml/2006/main">
+              <a:graphicData uri="http://schemas.openxmlformats.org/drawingml/2006/picture">
+                <pic:pic xmlns:pic="http://schemas.openxmlformats.org/drawingml/2006/picture">
+                  <pic:nvPicPr>
+                    <pic:cNvPr id="950454625" name=""/>
+                    <pic:cNvPicPr/>
+                  </pic:nvPicPr>
+                  <pic:blipFill>
+                    <a:blip r:embed="rId35"/>
+                    <a:stretch>
+                      <a:fillRect/>
+                    </a:stretch>
+                  </pic:blipFill>
+                  <pic:spPr>
+                    <a:xfrm>
+                      <a:off x="0" y="0"/>
+                      <a:ext cx="5731510" cy="2036445"/>
+                    </a:xfrm>
+                    <a:prstGeom prst="rect">
+                      <a:avLst/>
+                    </a:prstGeom>
+                  </pic:spPr>
+                </pic:pic>
+              </a:graphicData>
+            </a:graphic>
+          </wp:inline>
+        </w:drawing>
+      </w:r>
+    </w:p>
+    <w:p>
+      <w:pPr>
+        <w:rPr>
+          <w:rFonts w:ascii="Calibri" w:hAnsi="Calibri" w:cs="Calibri"/>
+          <w:color w:val="000000" w:themeColor="text1"/>
+          <w:sz w:val="24"/>
+          <w:szCs w:val="24"/>
+        </w:rPr>
+      </w:pPr>
+      <w:r>
+        <w:rPr>
+          <w:rFonts w:ascii="Calibri" w:hAnsi="Calibri" w:cs="Calibri"/>
+          <w:color w:val="000000" w:themeColor="text1"/>
+          <w:sz w:val="24"/>
+          <w:szCs w:val="24"/>
+        </w:rPr>
+        <w:t>OR</w:t>
+      </w:r>
+    </w:p>
+    <w:p>
+      <w:pPr>
+        <w:rPr>
+          <w:rFonts w:ascii="Calibri" w:hAnsi="Calibri" w:cs="Calibri"/>
+          <w:color w:val="0070C0"/>
+          <w:sz w:val="24"/>
+          <w:szCs w:val="24"/>
+        </w:rPr>
+      </w:pPr>
+      <w:r>
+        <w:rPr>
+          <w:noProof/>
+          <w:color w:val="0070C0"/>
+        </w:rPr>
+        <w:lastRenderedPageBreak/>
+        <w:drawing>
+          <wp:inline distT="0" distB="0" distL="0" distR="0" wp14:anchorId="2AA10627" wp14:editId="7E75E207">
+            <wp:extent cx="5731510" cy="2927350"/>
+            <wp:effectExtent l="0" t="0" r="2540" b="6350"/>
+            <wp:docPr id="1005570751" name="Picture 1"/>
+            <wp:cNvGraphicFramePr>
+              <a:graphicFrameLocks xmlns:a="http://schemas.openxmlformats.org/drawingml/2006/main" noChangeAspect="1"/>
+            </wp:cNvGraphicFramePr>
+            <a:graphic xmlns:a="http://schemas.openxmlformats.org/drawingml/2006/main">
+              <a:graphicData uri="http://schemas.openxmlformats.org/drawingml/2006/picture">
+                <pic:pic xmlns:pic="http://schemas.openxmlformats.org/drawingml/2006/picture">
+                  <pic:nvPicPr>
+                    <pic:cNvPr id="1433019758" name=""/>
+                    <pic:cNvPicPr/>
+                  </pic:nvPicPr>
+                  <pic:blipFill>
+                    <a:blip r:embed="rId36"/>
+                    <a:stretch>
+                      <a:fillRect/>
+                    </a:stretch>
+                  </pic:blipFill>
+                  <pic:spPr>
+                    <a:xfrm>
+                      <a:off x="0" y="0"/>
+                      <a:ext cx="5731510" cy="2927350"/>
+                    </a:xfrm>
+                    <a:prstGeom prst="rect">
+                      <a:avLst/>
+                    </a:prstGeom>
+                  </pic:spPr>
+                </pic:pic>
+              </a:graphicData>
+            </a:graphic>
+          </wp:inline>
+        </w:drawing>
+      </w:r>
+    </w:p>
+    <w:p>
+      <w:pPr>
+        <w:rPr>
+          <w:rFonts w:ascii="Calibri" w:hAnsi="Calibri" w:cs="Calibri"/>
+          <w:b/>
+          <w:bCs/>
+          <w:color w:val="0070C0"/>
+          <w:sz w:val="24"/>
+          <w:szCs w:val="24"/>
+        </w:rPr>
+      </w:pPr>
+      <w:r>
+        <w:rPr>
+          <w:rFonts w:ascii="Calibri" w:hAnsi="Calibri" w:cs="Calibri"/>
+          <w:b/>
+          <w:bCs/>
+          <w:color w:val="0070C0"/>
+          <w:sz w:val="24"/>
+          <w:szCs w:val="24"/>
+        </w:rPr>
+        <w:t xml:space="preserve">3. </w:t>
+      </w:r>
+      <w:proofErr w:type="spellStart"/>
+      <w:r>
+        <w:rPr>
+          <w:rFonts w:ascii="Calibri" w:hAnsi="Calibri" w:cs="Calibri"/>
+          <w:b/>
+          <w:bCs/>
+          <w:color w:val="0070C0"/>
+          <w:sz w:val="24"/>
+          <w:szCs w:val="24"/>
+        </w:rPr>
+        <w:t>const</w:t>
+      </w:r>
+      <w:proofErr w:type="spellEnd"/>
+      <w:r>
+        <w:rPr>
+          <w:rFonts w:ascii="Calibri" w:hAnsi="Calibri" w:cs="Calibri"/>
+          <w:b/>
+          <w:bCs/>
+          <w:color w:val="0070C0"/>
+          <w:sz w:val="24"/>
+          <w:szCs w:val="24"/>
+        </w:rPr>
+        <w:t> Keyword</w:t>
+      </w:r>
+    </w:p>
+    <w:p>
+      <w:pPr>
+        <w:rPr>
+          <w:rFonts w:ascii="Calibri" w:hAnsi="Calibri" w:cs="Calibri"/>
+          <w:color w:val="000000" w:themeColor="text1"/>
+          <w:sz w:val="24"/>
+          <w:szCs w:val="24"/>
+        </w:rPr>
+      </w:pPr>
+      <w:r>
+        <w:rPr>
+          <w:rFonts w:ascii="Calibri" w:hAnsi="Calibri" w:cs="Calibri"/>
+          <w:color w:val="000000" w:themeColor="text1"/>
+          <w:sz w:val="24"/>
+          <w:szCs w:val="24"/>
+        </w:rPr>
+        <w:t>The </w:t>
+      </w:r>
+      <w:proofErr w:type="spellStart"/>
+      <w:r>
+        <w:fldChar w:fldCharType="begin"/>
+      </w:r>
+      <w:r>
+        <w:instrText>HYPERLINK "https://www.geeksforgeeks.org/javascript-const/" \t "_blank"</w:instrText>
+      </w:r>
+      <w:r>
+        <w:fldChar w:fldCharType="separate"/>
+      </w:r>
+      <w:r>
+        <w:rPr>
+          <w:rStyle w:val="Hyperlink"/>
+          <w:rFonts w:ascii="Calibri" w:hAnsi="Calibri" w:cs="Calibri"/>
+          <w:sz w:val="24"/>
+          <w:szCs w:val="24"/>
+        </w:rPr>
+        <w:t>const</w:t>
+      </w:r>
+      <w:proofErr w:type="spellEnd"/>
+      <w:r>
+        <w:rPr>
+          <w:rStyle w:val="Hyperlink"/>
+          <w:rFonts w:ascii="Calibri" w:hAnsi="Calibri" w:cs="Calibri"/>
+          <w:sz w:val="24"/>
+          <w:szCs w:val="24"/>
+        </w:rPr>
+        <w:t xml:space="preserve"> keyword</w:t>
+      </w:r>
+      <w:r>
+        <w:rPr>
+          <w:rStyle w:val="Hyperlink"/>
+          <w:rFonts w:ascii="Calibri" w:hAnsi="Calibri" w:cs="Calibri"/>
+          <w:sz w:val="24"/>
+          <w:szCs w:val="24"/>
+        </w:rPr>
+        <w:fldChar w:fldCharType="end"/>
+      </w:r>
+      <w:r>
+        <w:rPr>
+          <w:rFonts w:ascii="Calibri" w:hAnsi="Calibri" w:cs="Calibri"/>
+          <w:color w:val="000000" w:themeColor="text1"/>
+          <w:sz w:val="24"/>
+          <w:szCs w:val="24"/>
+        </w:rPr>
+        <w:t xml:space="preserve"> declares variables that cannot be reassigned. It’s </w:t>
+      </w:r>
+      <w:proofErr w:type="gramStart"/>
+      <w:r>
+        <w:rPr>
+          <w:rFonts w:ascii="Calibri" w:hAnsi="Calibri" w:cs="Calibri"/>
+          <w:color w:val="000000" w:themeColor="text1"/>
+          <w:sz w:val="24"/>
+          <w:szCs w:val="24"/>
+        </w:rPr>
+        <w:t>block-scoped</w:t>
+      </w:r>
+      <w:proofErr w:type="gramEnd"/>
+      <w:r>
+        <w:rPr>
+          <w:rFonts w:ascii="Calibri" w:hAnsi="Calibri" w:cs="Calibri"/>
+          <w:color w:val="000000" w:themeColor="text1"/>
+          <w:sz w:val="24"/>
+          <w:szCs w:val="24"/>
+        </w:rPr>
+        <w:t xml:space="preserve"> as well.</w:t>
+      </w:r>
+    </w:p>
+    <w:p>
+      <w:pPr>
+        <w:rPr>
+          <w:rFonts w:ascii="Calibri" w:hAnsi="Calibri" w:cs="Calibri"/>
+          <w:color w:val="000000" w:themeColor="text1"/>
+          <w:sz w:val="24"/>
+          <w:szCs w:val="24"/>
+        </w:rPr>
+      </w:pPr>
+      <w:r>
+        <w:rPr>
+          <w:rFonts w:ascii="Calibri" w:hAnsi="Calibri" w:cs="Calibri"/>
+          <w:color w:val="000000" w:themeColor="text1"/>
+          <w:sz w:val="24"/>
+          <w:szCs w:val="24"/>
+        </w:rPr>
+        <w:t>(It cannot be reassigned and redeclared, it’s a constant variable)</w:t>
+      </w:r>
+    </w:p>
+    <w:p>
+      <w:pPr>
+        <w:rPr>
+          <w:rFonts w:ascii="Calibri" w:hAnsi="Calibri" w:cs="Calibri"/>
+          <w:color w:val="000000" w:themeColor="text1"/>
+          <w:sz w:val="24"/>
+          <w:szCs w:val="24"/>
+        </w:rPr>
+      </w:pPr>
+      <w:r>
+        <w:rPr>
+          <w:noProof/>
+        </w:rPr>
+        <w:drawing>
+          <wp:inline distT="0" distB="0" distL="0" distR="0" wp14:anchorId="0B6D1AE9" wp14:editId="73AE1390">
+            <wp:extent cx="5731510" cy="658495"/>
+            <wp:effectExtent l="0" t="0" r="2540" b="8255"/>
+            <wp:docPr id="1454895085" name="Picture 1"/>
+            <wp:cNvGraphicFramePr>
+              <a:graphicFrameLocks xmlns:a="http://schemas.openxmlformats.org/drawingml/2006/main" noChangeAspect="1"/>
+            </wp:cNvGraphicFramePr>
+            <a:graphic xmlns:a="http://schemas.openxmlformats.org/drawingml/2006/main">
+              <a:graphicData uri="http://schemas.openxmlformats.org/drawingml/2006/picture">
+                <pic:pic xmlns:pic="http://schemas.openxmlformats.org/drawingml/2006/picture">
+                  <pic:nvPicPr>
+                    <pic:cNvPr id="1023087702" name=""/>
+                    <pic:cNvPicPr/>
+                  </pic:nvPicPr>
+                  <pic:blipFill>
+                    <a:blip r:embed="rId37"/>
+                    <a:stretch>
+                      <a:fillRect/>
+                    </a:stretch>
+                  </pic:blipFill>
+                  <pic:spPr>
+                    <a:xfrm>
+                      <a:off x="0" y="0"/>
+                      <a:ext cx="5731510" cy="658495"/>
+                    </a:xfrm>
+                    <a:prstGeom prst="rect">
+                      <a:avLst/>
+                    </a:prstGeom>
+                  </pic:spPr>
+                </pic:pic>
+              </a:graphicData>
+            </a:graphic>
+          </wp:inline>
+        </w:drawing>
+      </w:r>
+    </w:p>
+    <w:p>
+      <w:pPr>
+        <w:rPr>
+          <w:rFonts w:ascii="Calibri" w:hAnsi="Calibri" w:cs="Calibri"/>
+          <w:color w:val="000000" w:themeColor="text1"/>
+          <w:sz w:val="24"/>
+          <w:szCs w:val="24"/>
+        </w:rPr>
+      </w:pPr>
+    </w:p>
+    <w:p>
+      <w:pPr>
+        <w:rPr>
+          <w:rFonts w:ascii="Calibri" w:hAnsi="Calibri" w:cs="Calibri"/>
+          <w:color w:val="000000" w:themeColor="text1"/>
+          <w:sz w:val="24"/>
+          <w:szCs w:val="24"/>
+        </w:rPr>
+      </w:pPr>
+    </w:p>
+    <w:p>
+      <w:pPr>
         <w:pStyle w:val="ListParagraph"/>
         <w:rPr>
           <w:rFonts w:ascii="Calibri" w:hAnsi="Calibri" w:cs="Calibri"/>
@@ -3123,7 +4051,7 @@
           <w:szCs w:val="24"/>
         </w:rPr>
       </w:pPr>
-      <w:hyperlink r:id="rId29" w:tgtFrame="_blank" w:history="1">
+      <w:hyperlink r:id="rId38" w:tgtFrame="_blank" w:history="1">
         <w:r>
           <w:rPr>
             <w:rStyle w:val="Hyperlink"/>
@@ -3170,6 +4098,7 @@
         <w:rPr>
           <w:noProof/>
         </w:rPr>
+        <w:lastRenderedPageBreak/>
         <w:drawing>
           <wp:inline distT="0" distB="0" distL="0" distR="0" wp14:anchorId="4099CA79" wp14:editId="66F96357">
             <wp:extent cx="5076825" cy="876300"/>
@@ -3186,7 +4115,7 @@
                     <pic:cNvPicPr/>
                   </pic:nvPicPr>
                   <pic:blipFill>
-                    <a:blip r:embed="rId30"/>
+                    <a:blip r:embed="rId39"/>
                     <a:stretch>
                       <a:fillRect/>
                     </a:stretch>
@@ -3238,7 +4167,6 @@
         <w:rPr>
           <w:noProof/>
         </w:rPr>
-        <w:lastRenderedPageBreak/>
         <w:drawing>
           <wp:inline distT="0" distB="0" distL="0" distR="0" wp14:anchorId="79023E7B" wp14:editId="38463EC7">
             <wp:extent cx="5731510" cy="1229995"/>
@@ -3255,7 +4183,7 @@
                     <pic:cNvPicPr/>
                   </pic:nvPicPr>
                   <pic:blipFill>
-                    <a:blip r:embed="rId31"/>
+                    <a:blip r:embed="rId40"/>
                     <a:stretch>
                       <a:fillRect/>
                     </a:stretch>
@@ -3300,7 +4228,7 @@
           <w:szCs w:val="24"/>
         </w:rPr>
       </w:pPr>
-      <w:hyperlink r:id="rId32" w:tgtFrame="_blank" w:history="1">
+      <w:hyperlink r:id="rId41" w:tgtFrame="_blank" w:history="1">
         <w:r>
           <w:rPr>
             <w:rStyle w:val="Hyperlink"/>
@@ -3372,7 +4300,7 @@
                     <pic:cNvPicPr/>
                   </pic:nvPicPr>
                   <pic:blipFill>
-                    <a:blip r:embed="rId33"/>
+                    <a:blip r:embed="rId42"/>
                     <a:stretch>
                       <a:fillRect/>
                     </a:stretch>
@@ -3436,7 +4364,7 @@
                     <pic:cNvPicPr/>
                   </pic:nvPicPr>
                   <pic:blipFill>
-                    <a:blip r:embed="rId34"/>
+                    <a:blip r:embed="rId43"/>
                     <a:stretch>
                       <a:fillRect/>
                     </a:stretch>
@@ -3490,7 +4418,7 @@
           <w:szCs w:val="24"/>
         </w:rPr>
       </w:pPr>
-      <w:hyperlink r:id="rId35" w:tgtFrame="_blank" w:history="1">
+      <w:hyperlink r:id="rId44" w:tgtFrame="_blank" w:history="1">
         <w:r>
           <w:rPr>
             <w:rStyle w:val="Hyperlink"/>
@@ -3551,7 +4479,7 @@
                     <pic:cNvPicPr/>
                   </pic:nvPicPr>
                   <pic:blipFill>
-                    <a:blip r:embed="rId36"/>
+                    <a:blip r:embed="rId45"/>
                     <a:stretch>
                       <a:fillRect/>
                     </a:stretch>
@@ -3603,6 +4531,7 @@
         <w:rPr>
           <w:noProof/>
         </w:rPr>
+        <w:lastRenderedPageBreak/>
         <w:drawing>
           <wp:inline distT="0" distB="0" distL="0" distR="0" wp14:anchorId="1E17B15F" wp14:editId="7CF2515D">
             <wp:extent cx="5731510" cy="1299210"/>
@@ -3619,7 +4548,7 @@
                     <pic:cNvPicPr/>
                   </pic:nvPicPr>
                   <pic:blipFill>
-                    <a:blip r:embed="rId37"/>
+                    <a:blip r:embed="rId46"/>
                     <a:stretch>
                       <a:fillRect/>
                     </a:stretch>
@@ -3680,7 +4609,7 @@
           <w:szCs w:val="24"/>
         </w:rPr>
       </w:pPr>
-      <w:hyperlink r:id="rId38" w:tgtFrame="_blank" w:history="1">
+      <w:hyperlink r:id="rId47" w:tgtFrame="_blank" w:history="1">
         <w:r>
           <w:rPr>
             <w:rStyle w:val="Hyperlink"/>
@@ -3741,7 +4670,7 @@
                     <pic:cNvPicPr/>
                   </pic:nvPicPr>
                   <pic:blipFill>
-                    <a:blip r:embed="rId39"/>
+                    <a:blip r:embed="rId48"/>
                     <a:stretch>
                       <a:fillRect/>
                     </a:stretch>
@@ -3809,7 +4738,7 @@
                     <pic:cNvPicPr/>
                   </pic:nvPicPr>
                   <pic:blipFill>
-                    <a:blip r:embed="rId40"/>
+                    <a:blip r:embed="rId49"/>
                     <a:stretch>
                       <a:fillRect/>
                     </a:stretch>
@@ -3853,7 +4782,7 @@
           <w:szCs w:val="24"/>
         </w:rPr>
       </w:pPr>
-      <w:hyperlink r:id="rId41" w:tgtFrame="_blank" w:history="1">
+      <w:hyperlink r:id="rId50" w:tgtFrame="_blank" w:history="1">
         <w:r>
           <w:rPr>
             <w:rStyle w:val="Hyperlink"/>
@@ -3914,7 +4843,7 @@
                     <pic:cNvPicPr/>
                   </pic:nvPicPr>
                   <pic:blipFill>
-                    <a:blip r:embed="rId42"/>
+                    <a:blip r:embed="rId51"/>
                     <a:stretch>
                       <a:fillRect/>
                     </a:stretch>
@@ -3992,7 +4921,7 @@
                     <pic:cNvPicPr/>
                   </pic:nvPicPr>
                   <pic:blipFill>
-                    <a:blip r:embed="rId43"/>
+                    <a:blip r:embed="rId52"/>
                     <a:stretch>
                       <a:fillRect/>
                     </a:stretch>
@@ -4036,7 +4965,7 @@
           <w:szCs w:val="24"/>
         </w:rPr>
       </w:pPr>
-      <w:hyperlink r:id="rId44" w:tgtFrame="_blank" w:history="1">
+      <w:hyperlink r:id="rId53" w:tgtFrame="_blank" w:history="1">
         <w:r>
           <w:rPr>
             <w:rStyle w:val="Hyperlink"/>
@@ -4097,7 +5026,7 @@
                     <pic:cNvPicPr/>
                   </pic:nvPicPr>
                   <pic:blipFill>
-                    <a:blip r:embed="rId45"/>
+                    <a:blip r:embed="rId54"/>
                     <a:stretch>
                       <a:fillRect/>
                     </a:stretch>
@@ -4142,7 +5071,6 @@
         <w:rPr>
           <w:noProof/>
         </w:rPr>
-        <w:lastRenderedPageBreak/>
         <w:drawing>
           <wp:inline distT="0" distB="0" distL="0" distR="0" wp14:anchorId="333C3F3F" wp14:editId="51521FE4">
             <wp:extent cx="5731510" cy="1220470"/>
@@ -4159,7 +5087,7 @@
                     <pic:cNvPicPr/>
                   </pic:nvPicPr>
                   <pic:blipFill>
-                    <a:blip r:embed="rId46"/>
+                    <a:blip r:embed="rId55"/>
                     <a:stretch>
                       <a:fillRect/>
                     </a:stretch>
@@ -4266,7 +5194,7 @@
           <w:szCs w:val="24"/>
         </w:rPr>
       </w:pPr>
-      <w:hyperlink r:id="rId47" w:tgtFrame="_blank" w:history="1">
+      <w:hyperlink r:id="rId56" w:tgtFrame="_blank" w:history="1">
         <w:r>
           <w:rPr>
             <w:rStyle w:val="Hyperlink"/>
@@ -4353,7 +5281,7 @@
                     <pic:cNvPicPr/>
                   </pic:nvPicPr>
                   <pic:blipFill>
-                    <a:blip r:embed="rId48"/>
+                    <a:blip r:embed="rId57"/>
                     <a:stretch>
                       <a:fillRect/>
                     </a:stretch>
@@ -4414,6 +5342,7 @@
         <w:rPr>
           <w:noProof/>
         </w:rPr>
+        <w:lastRenderedPageBreak/>
         <w:drawing>
           <wp:inline distT="0" distB="0" distL="0" distR="0" wp14:anchorId="40F8734B" wp14:editId="3E97D751">
             <wp:extent cx="5731510" cy="1755775"/>
@@ -4430,7 +5359,7 @@
                     <pic:cNvPicPr/>
                   </pic:nvPicPr>
                   <pic:blipFill>
-                    <a:blip r:embed="rId49"/>
+                    <a:blip r:embed="rId58"/>
                     <a:stretch>
                       <a:fillRect/>
                     </a:stretch>
@@ -4484,7 +5413,7 @@
           <w:szCs w:val="24"/>
         </w:rPr>
       </w:pPr>
-      <w:hyperlink r:id="rId50" w:tgtFrame="_blank" w:history="1">
+      <w:hyperlink r:id="rId59" w:tgtFrame="_blank" w:history="1">
         <w:r>
           <w:rPr>
             <w:rStyle w:val="Hyperlink"/>
@@ -4545,7 +5474,7 @@
                     <pic:cNvPicPr/>
                   </pic:nvPicPr>
                   <pic:blipFill>
-                    <a:blip r:embed="rId51"/>
+                    <a:blip r:embed="rId60"/>
                     <a:stretch>
                       <a:fillRect/>
                     </a:stretch>
@@ -4595,7 +5524,7 @@
                     <pic:cNvPicPr/>
                   </pic:nvPicPr>
                   <pic:blipFill>
-                    <a:blip r:embed="rId52"/>
+                    <a:blip r:embed="rId61"/>
                     <a:stretch>
                       <a:fillRect/>
                     </a:stretch>
@@ -4666,7 +5595,6 @@
         <w:rPr>
           <w:noProof/>
         </w:rPr>
-        <w:lastRenderedPageBreak/>
         <w:drawing>
           <wp:inline distT="0" distB="0" distL="0" distR="0" wp14:anchorId="3F9833EE" wp14:editId="316BB272">
             <wp:extent cx="5731510" cy="2971165"/>
@@ -4683,7 +5611,7 @@
                     <pic:cNvPicPr/>
                   </pic:nvPicPr>
                   <pic:blipFill>
-                    <a:blip r:embed="rId53"/>
+                    <a:blip r:embed="rId62"/>
                     <a:stretch>
                       <a:fillRect/>
                     </a:stretch>
@@ -4720,7 +5648,7 @@
         </w:rPr>
         <w:t>3.</w:t>
       </w:r>
-      <w:hyperlink r:id="rId54" w:tgtFrame="_blank" w:history="1">
+      <w:hyperlink r:id="rId63" w:tgtFrame="_blank" w:history="1">
         <w:r>
           <w:rPr>
             <w:rStyle w:val="Hyperlink"/>
@@ -4758,7 +5686,7 @@
         </w:rPr>
         <w:t>A </w:t>
       </w:r>
-      <w:hyperlink r:id="rId55" w:history="1">
+      <w:hyperlink r:id="rId64" w:history="1">
         <w:r>
           <w:rPr>
             <w:rStyle w:val="Hyperlink"/>
@@ -4984,20 +5912,71 @@
           <w:szCs w:val="24"/>
         </w:rPr>
       </w:pPr>
-    </w:p>
-    <w:p>
-      <w:pPr>
-        <w:rPr>
-          <w:rFonts w:ascii="Calibri" w:hAnsi="Calibri" w:cs="Calibri"/>
-          <w:sz w:val="24"/>
-          <w:szCs w:val="24"/>
-        </w:rPr>
-      </w:pPr>
       <w:r>
         <w:rPr>
           <w:noProof/>
         </w:rPr>
         <w:lastRenderedPageBreak/>
+        <w:drawing>
+          <wp:inline distT="0" distB="0" distL="0" distR="0" wp14:anchorId="5F4C31F3" wp14:editId="61E623D1">
+            <wp:extent cx="5731510" cy="2971800"/>
+            <wp:effectExtent l="0" t="0" r="2540" b="0"/>
+            <wp:docPr id="785305604" name="Picture 1"/>
+            <wp:cNvGraphicFramePr>
+              <a:graphicFrameLocks xmlns:a="http://schemas.openxmlformats.org/drawingml/2006/main" noChangeAspect="1"/>
+            </wp:cNvGraphicFramePr>
+            <a:graphic xmlns:a="http://schemas.openxmlformats.org/drawingml/2006/main">
+              <a:graphicData uri="http://schemas.openxmlformats.org/drawingml/2006/picture">
+                <pic:pic xmlns:pic="http://schemas.openxmlformats.org/drawingml/2006/picture">
+                  <pic:nvPicPr>
+                    <pic:cNvPr id="785305604" name=""/>
+                    <pic:cNvPicPr/>
+                  </pic:nvPicPr>
+                  <pic:blipFill>
+                    <a:blip r:embed="rId65"/>
+                    <a:stretch>
+                      <a:fillRect/>
+                    </a:stretch>
+                  </pic:blipFill>
+                  <pic:spPr>
+                    <a:xfrm>
+                      <a:off x="0" y="0"/>
+                      <a:ext cx="5731510" cy="2971800"/>
+                    </a:xfrm>
+                    <a:prstGeom prst="rect">
+                      <a:avLst/>
+                    </a:prstGeom>
+                  </pic:spPr>
+                </pic:pic>
+              </a:graphicData>
+            </a:graphic>
+          </wp:inline>
+        </w:drawing>
+      </w:r>
+    </w:p>
+    <w:p>
+      <w:pPr>
+        <w:rPr>
+          <w:rFonts w:ascii="Calibri" w:hAnsi="Calibri" w:cs="Calibri"/>
+          <w:sz w:val="24"/>
+          <w:szCs w:val="24"/>
+        </w:rPr>
+      </w:pPr>
+    </w:p>
+    <w:p>
+      <w:pPr>
+        <w:rPr>
+          <w:rFonts w:ascii="Calibri" w:hAnsi="Calibri" w:cs="Calibri"/>
+          <w:sz w:val="24"/>
+          <w:szCs w:val="24"/>
+          <w:highlight w:val="yellow"/>
+        </w:rPr>
+      </w:pPr>
+      <w:r>
+        <w:rPr>
+          <w:noProof/>
+          <w:highlight w:val="yellow"/>
+        </w:rPr>
         <w:drawing>
           <wp:inline distT="0" distB="0" distL="0" distR="0" wp14:anchorId="432A9F12" wp14:editId="42AE3DF4">
             <wp:extent cx="5731510" cy="1918335"/>
@@ -5014,7 +5993,7 @@
                     <pic:cNvPicPr/>
                   </pic:nvPicPr>
                   <pic:blipFill>
-                    <a:blip r:embed="rId56"/>
+                    <a:blip r:embed="rId66"/>
                     <a:stretch>
                       <a:fillRect/>
                     </a:stretch>
@@ -5039,400 +6018,29 @@
       <w:pPr>
         <w:rPr>
           <w:rFonts w:ascii="Calibri" w:hAnsi="Calibri" w:cs="Calibri"/>
-          <w:sz w:val="24"/>
-          <w:szCs w:val="24"/>
-        </w:rPr>
-      </w:pPr>
-    </w:p>
-    <w:p>
-      <w:pPr>
-        <w:rPr>
-          <w:rFonts w:ascii="Calibri" w:hAnsi="Calibri" w:cs="Calibri"/>
-          <w:sz w:val="24"/>
-          <w:szCs w:val="24"/>
-        </w:rPr>
-      </w:pPr>
-      <w:r>
-        <w:rPr>
-          <w:rFonts w:ascii="Calibri" w:hAnsi="Calibri" w:cs="Calibri"/>
-          <w:b/>
-          <w:bCs/>
-          <w:color w:val="C00000"/>
+          <w:b/>
+          <w:bCs/>
+          <w:color w:val="FF0000"/>
           <w:sz w:val="28"/>
           <w:szCs w:val="28"/>
         </w:rPr>
-        <w:t>Variables:</w:t>
-      </w:r>
-    </w:p>
-    <w:p>
-      <w:pPr>
-        <w:rPr>
-          <w:rFonts w:ascii="Calibri" w:hAnsi="Calibri" w:cs="Calibri"/>
-          <w:color w:val="000000" w:themeColor="text1"/>
-          <w:sz w:val="24"/>
-          <w:szCs w:val="24"/>
-        </w:rPr>
-      </w:pPr>
-      <w:r>
-        <w:rPr>
-          <w:rFonts w:ascii="Calibri" w:hAnsi="Calibri" w:cs="Calibri"/>
-          <w:color w:val="000000" w:themeColor="text1"/>
-          <w:sz w:val="24"/>
-          <w:szCs w:val="24"/>
-        </w:rPr>
-        <w:t>A variable is like a container that holds data that can be reused or updated later in the program. In JavaScript, variables are declared using the keywords</w:t>
-      </w:r>
-      <w:hyperlink r:id="rId57" w:tgtFrame="_blank" w:history="1">
-        <w:r>
-          <w:rPr>
-            <w:rStyle w:val="Hyperlink"/>
-            <w:rFonts w:ascii="Calibri" w:hAnsi="Calibri" w:cs="Calibri"/>
-            <w:color w:val="000000" w:themeColor="text1"/>
-            <w:sz w:val="24"/>
-            <w:szCs w:val="24"/>
-          </w:rPr>
-          <w:t> var</w:t>
-        </w:r>
-      </w:hyperlink>
-      <w:r>
-        <w:rPr>
-          <w:rFonts w:ascii="Calibri" w:hAnsi="Calibri" w:cs="Calibri"/>
-          <w:color w:val="000000" w:themeColor="text1"/>
-          <w:sz w:val="24"/>
-          <w:szCs w:val="24"/>
-        </w:rPr>
-        <w:t>, </w:t>
-      </w:r>
-      <w:hyperlink r:id="rId58" w:tgtFrame="_blank" w:history="1">
-        <w:r>
-          <w:rPr>
-            <w:rStyle w:val="Hyperlink"/>
-            <w:rFonts w:ascii="Calibri" w:hAnsi="Calibri" w:cs="Calibri"/>
-            <w:color w:val="000000" w:themeColor="text1"/>
-            <w:sz w:val="24"/>
-            <w:szCs w:val="24"/>
-          </w:rPr>
-          <w:t>let</w:t>
-        </w:r>
-      </w:hyperlink>
-      <w:r>
-        <w:rPr>
-          <w:rFonts w:ascii="Calibri" w:hAnsi="Calibri" w:cs="Calibri"/>
-          <w:color w:val="000000" w:themeColor="text1"/>
-          <w:sz w:val="24"/>
-          <w:szCs w:val="24"/>
-        </w:rPr>
-        <w:t>, or </w:t>
-      </w:r>
-      <w:hyperlink r:id="rId59" w:tgtFrame="_blank" w:history="1">
-        <w:r>
-          <w:rPr>
-            <w:rStyle w:val="Hyperlink"/>
-            <w:rFonts w:ascii="Calibri" w:hAnsi="Calibri" w:cs="Calibri"/>
-            <w:color w:val="000000" w:themeColor="text1"/>
-            <w:sz w:val="24"/>
-            <w:szCs w:val="24"/>
-          </w:rPr>
-          <w:t>const</w:t>
-        </w:r>
-      </w:hyperlink>
-      <w:r>
-        <w:rPr>
-          <w:rFonts w:ascii="Calibri" w:hAnsi="Calibri" w:cs="Calibri"/>
-          <w:color w:val="000000" w:themeColor="text1"/>
-          <w:sz w:val="24"/>
-          <w:szCs w:val="24"/>
-        </w:rPr>
-        <w:t>.</w:t>
-      </w:r>
-    </w:p>
-    <w:p>
-      <w:pPr>
-        <w:pStyle w:val="ListParagraph"/>
-        <w:numPr>
-          <w:ilvl w:val="0"/>
-          <w:numId w:val="9"/>
-        </w:numPr>
-        <w:rPr>
-          <w:rFonts w:ascii="Calibri" w:hAnsi="Calibri" w:cs="Calibri"/>
-          <w:color w:val="000000" w:themeColor="text1"/>
-          <w:sz w:val="24"/>
-          <w:szCs w:val="24"/>
-        </w:rPr>
-      </w:pPr>
-      <w:r>
-        <w:rPr>
-          <w:rFonts w:ascii="Calibri" w:hAnsi="Calibri" w:cs="Calibri"/>
-          <w:color w:val="000000" w:themeColor="text1"/>
-          <w:sz w:val="24"/>
-          <w:szCs w:val="24"/>
-        </w:rPr>
-        <w:t>Var – we can redeclare and reassigned</w:t>
-      </w:r>
-    </w:p>
-    <w:p>
-      <w:pPr>
-        <w:pStyle w:val="ListParagraph"/>
-        <w:numPr>
-          <w:ilvl w:val="0"/>
-          <w:numId w:val="9"/>
-        </w:numPr>
-        <w:rPr>
-          <w:rFonts w:ascii="Calibri" w:hAnsi="Calibri" w:cs="Calibri"/>
-          <w:color w:val="000000" w:themeColor="text1"/>
-          <w:sz w:val="24"/>
-          <w:szCs w:val="24"/>
-        </w:rPr>
-      </w:pPr>
-      <w:r>
-        <w:rPr>
-          <w:rFonts w:ascii="Calibri" w:hAnsi="Calibri" w:cs="Calibri"/>
-          <w:color w:val="000000" w:themeColor="text1"/>
-          <w:sz w:val="24"/>
-          <w:szCs w:val="24"/>
-        </w:rPr>
-        <w:t>Let – we can</w:t>
-      </w:r>
-      <w:r>
-        <w:rPr>
-          <w:rFonts w:ascii="Calibri" w:hAnsi="Calibri" w:cs="Calibri"/>
-          <w:color w:val="000000" w:themeColor="text1"/>
-          <w:sz w:val="24"/>
-          <w:szCs w:val="24"/>
-        </w:rPr>
-        <w:t xml:space="preserve"> </w:t>
-      </w:r>
-      <w:proofErr w:type="gramStart"/>
-      <w:r>
-        <w:rPr>
-          <w:rFonts w:ascii="Calibri" w:hAnsi="Calibri" w:cs="Calibri"/>
-          <w:color w:val="000000" w:themeColor="text1"/>
-          <w:sz w:val="24"/>
-          <w:szCs w:val="24"/>
-        </w:rPr>
-        <w:t>reassigned</w:t>
-      </w:r>
-      <w:proofErr w:type="gramEnd"/>
-      <w:r>
-        <w:rPr>
-          <w:rFonts w:ascii="Calibri" w:hAnsi="Calibri" w:cs="Calibri"/>
-          <w:color w:val="000000" w:themeColor="text1"/>
-          <w:sz w:val="24"/>
-          <w:szCs w:val="24"/>
-        </w:rPr>
-        <w:t xml:space="preserve"> but can’t redeclared let keyword</w:t>
-      </w:r>
-    </w:p>
-    <w:p>
-      <w:pPr>
-        <w:pStyle w:val="ListParagraph"/>
-        <w:numPr>
-          <w:ilvl w:val="0"/>
-          <w:numId w:val="9"/>
-        </w:numPr>
-        <w:rPr>
-          <w:rFonts w:ascii="Calibri" w:hAnsi="Calibri" w:cs="Calibri"/>
-          <w:color w:val="000000" w:themeColor="text1"/>
-          <w:sz w:val="24"/>
-          <w:szCs w:val="24"/>
-        </w:rPr>
-      </w:pPr>
-      <w:proofErr w:type="spellStart"/>
-      <w:r>
-        <w:rPr>
-          <w:rFonts w:ascii="Calibri" w:hAnsi="Calibri" w:cs="Calibri"/>
-          <w:color w:val="000000" w:themeColor="text1"/>
-          <w:sz w:val="24"/>
-          <w:szCs w:val="24"/>
-        </w:rPr>
-        <w:t>Const</w:t>
-      </w:r>
-      <w:proofErr w:type="spellEnd"/>
-      <w:r>
-        <w:rPr>
-          <w:rFonts w:ascii="Calibri" w:hAnsi="Calibri" w:cs="Calibri"/>
-          <w:color w:val="000000" w:themeColor="text1"/>
-          <w:sz w:val="24"/>
-          <w:szCs w:val="24"/>
-        </w:rPr>
-        <w:t xml:space="preserve"> – we cannot </w:t>
-      </w:r>
-      <w:proofErr w:type="gramStart"/>
-      <w:r>
-        <w:rPr>
-          <w:rFonts w:ascii="Calibri" w:hAnsi="Calibri" w:cs="Calibri"/>
-          <w:color w:val="000000" w:themeColor="text1"/>
-          <w:sz w:val="24"/>
-          <w:szCs w:val="24"/>
-        </w:rPr>
-        <w:t>reassigned</w:t>
-      </w:r>
-      <w:proofErr w:type="gramEnd"/>
-      <w:r>
-        <w:rPr>
-          <w:rFonts w:ascii="Calibri" w:hAnsi="Calibri" w:cs="Calibri"/>
-          <w:color w:val="000000" w:themeColor="text1"/>
-          <w:sz w:val="24"/>
-          <w:szCs w:val="24"/>
-        </w:rPr>
-        <w:t xml:space="preserve"> and redeclared</w:t>
-      </w:r>
-    </w:p>
-    <w:p>
-      <w:pPr>
-        <w:rPr>
-          <w:rFonts w:ascii="Calibri" w:hAnsi="Calibri" w:cs="Calibri"/>
-          <w:b/>
-          <w:bCs/>
-          <w:color w:val="0070C0"/>
-          <w:sz w:val="24"/>
-          <w:szCs w:val="24"/>
-        </w:rPr>
-      </w:pPr>
-      <w:r>
-        <w:rPr>
-          <w:rFonts w:ascii="Calibri" w:hAnsi="Calibri" w:cs="Calibri"/>
-          <w:b/>
-          <w:bCs/>
-          <w:color w:val="0070C0"/>
-          <w:sz w:val="24"/>
-          <w:szCs w:val="24"/>
-        </w:rPr>
-        <w:t>1. var Keyword</w:t>
-      </w:r>
-    </w:p>
-    <w:p>
-      <w:pPr>
-        <w:rPr>
-          <w:rFonts w:ascii="Calibri" w:hAnsi="Calibri" w:cs="Calibri"/>
-          <w:color w:val="000000" w:themeColor="text1"/>
-          <w:sz w:val="24"/>
-          <w:szCs w:val="24"/>
-        </w:rPr>
-      </w:pPr>
-      <w:r>
-        <w:rPr>
-          <w:rFonts w:ascii="Calibri" w:hAnsi="Calibri" w:cs="Calibri"/>
-          <w:color w:val="000000" w:themeColor="text1"/>
-          <w:sz w:val="24"/>
-          <w:szCs w:val="24"/>
-        </w:rPr>
-        <w:t xml:space="preserve">The var keyword is used to declare a variable. It has a function-scoped or </w:t>
-      </w:r>
-      <w:proofErr w:type="gramStart"/>
-      <w:r>
-        <w:rPr>
-          <w:rFonts w:ascii="Calibri" w:hAnsi="Calibri" w:cs="Calibri"/>
-          <w:color w:val="000000" w:themeColor="text1"/>
-          <w:sz w:val="24"/>
-          <w:szCs w:val="24"/>
-        </w:rPr>
-        <w:t>globally-scoped</w:t>
-      </w:r>
-      <w:proofErr w:type="gramEnd"/>
-      <w:r>
-        <w:rPr>
-          <w:rFonts w:ascii="Calibri" w:hAnsi="Calibri" w:cs="Calibri"/>
-          <w:color w:val="000000" w:themeColor="text1"/>
-          <w:sz w:val="24"/>
-          <w:szCs w:val="24"/>
-        </w:rPr>
-        <w:t xml:space="preserve"> behaviour.</w:t>
-      </w:r>
-      <w:r>
-        <w:rPr>
-          <w:rFonts w:ascii="Calibri" w:hAnsi="Calibri" w:cs="Calibri"/>
-          <w:color w:val="000000" w:themeColor="text1"/>
-          <w:sz w:val="24"/>
-          <w:szCs w:val="24"/>
-        </w:rPr>
-        <w:t xml:space="preserve"> It can be reassigned and redeclared.</w:t>
-      </w:r>
-    </w:p>
-    <w:p>
-      <w:pPr>
-        <w:rPr>
-          <w:rFonts w:ascii="Calibri" w:hAnsi="Calibri" w:cs="Calibri"/>
-          <w:color w:val="000000" w:themeColor="text1"/>
-          <w:sz w:val="24"/>
-          <w:szCs w:val="24"/>
-        </w:rPr>
-      </w:pPr>
-      <w:r>
-        <w:rPr>
-          <w:rFonts w:ascii="Calibri" w:hAnsi="Calibri" w:cs="Calibri"/>
-          <w:color w:val="000000" w:themeColor="text1"/>
-          <w:sz w:val="24"/>
-          <w:szCs w:val="24"/>
-        </w:rPr>
-        <w:t xml:space="preserve">var age = </w:t>
-      </w:r>
-      <w:proofErr w:type="gramStart"/>
-      <w:r>
-        <w:rPr>
-          <w:rFonts w:ascii="Calibri" w:hAnsi="Calibri" w:cs="Calibri"/>
-          <w:color w:val="000000" w:themeColor="text1"/>
-          <w:sz w:val="24"/>
-          <w:szCs w:val="24"/>
-        </w:rPr>
-        <w:t>10;</w:t>
-      </w:r>
-      <w:proofErr w:type="gramEnd"/>
-    </w:p>
-    <w:p>
-      <w:pPr>
-        <w:rPr>
-          <w:rFonts w:ascii="Calibri" w:hAnsi="Calibri" w:cs="Calibri"/>
-          <w:color w:val="000000" w:themeColor="text1"/>
-          <w:sz w:val="24"/>
-          <w:szCs w:val="24"/>
-        </w:rPr>
-      </w:pPr>
-      <w:r>
-        <w:rPr>
-          <w:rFonts w:ascii="Calibri" w:hAnsi="Calibri" w:cs="Calibri"/>
-          <w:color w:val="000000" w:themeColor="text1"/>
-          <w:sz w:val="24"/>
-          <w:szCs w:val="24"/>
-        </w:rPr>
-        <w:t xml:space="preserve">var age = </w:t>
-      </w:r>
-      <w:proofErr w:type="gramStart"/>
-      <w:r>
-        <w:rPr>
-          <w:rFonts w:ascii="Calibri" w:hAnsi="Calibri" w:cs="Calibri"/>
-          <w:color w:val="000000" w:themeColor="text1"/>
-          <w:sz w:val="24"/>
-          <w:szCs w:val="24"/>
-        </w:rPr>
-        <w:t>20;</w:t>
-      </w:r>
-      <w:proofErr w:type="gramEnd"/>
-    </w:p>
-    <w:p>
-      <w:pPr>
-        <w:rPr>
-          <w:rFonts w:ascii="Calibri" w:hAnsi="Calibri" w:cs="Calibri"/>
-          <w:color w:val="000000" w:themeColor="text1"/>
-          <w:sz w:val="24"/>
-          <w:szCs w:val="24"/>
-        </w:rPr>
-      </w:pPr>
-      <w:r>
-        <w:rPr>
-          <w:rFonts w:ascii="Calibri" w:hAnsi="Calibri" w:cs="Calibri"/>
-          <w:color w:val="000000" w:themeColor="text1"/>
-          <w:sz w:val="24"/>
-          <w:szCs w:val="24"/>
-        </w:rPr>
-        <w:t>here, redeclared the var keyword and reassigned the age value.</w:t>
-      </w:r>
-    </w:p>
-    <w:p>
-      <w:pPr>
-        <w:rPr>
-          <w:rFonts w:ascii="Calibri" w:hAnsi="Calibri" w:cs="Calibri"/>
-          <w:color w:val="000000" w:themeColor="text1"/>
+      </w:pPr>
+      <w:r>
+        <w:rPr>
+          <w:rFonts w:ascii="Calibri" w:hAnsi="Calibri" w:cs="Calibri"/>
+          <w:b/>
+          <w:bCs/>
+          <w:color w:val="FF0000"/>
+          <w:sz w:val="28"/>
+          <w:szCs w:val="28"/>
+        </w:rPr>
+        <w:t>Grouping Multiple Statements in JS:</w:t>
+      </w:r>
+    </w:p>
+    <w:p>
+      <w:pPr>
+        <w:rPr>
+          <w:rFonts w:ascii="Calibri" w:hAnsi="Calibri" w:cs="Calibri"/>
           <w:sz w:val="24"/>
           <w:szCs w:val="24"/>
         </w:rPr>
@@ -5442,10 +6050,10 @@
           <w:noProof/>
         </w:rPr>
         <w:drawing>
-          <wp:inline distT="0" distB="0" distL="0" distR="0" wp14:anchorId="3B6884FC" wp14:editId="5B81CF2A">
-            <wp:extent cx="5731510" cy="1313180"/>
-            <wp:effectExtent l="0" t="0" r="2540" b="1270"/>
-            <wp:docPr id="923822043" name="Picture 1"/>
+          <wp:inline distT="0" distB="0" distL="0" distR="0" wp14:anchorId="4A8C2754" wp14:editId="53C6A33E">
+            <wp:extent cx="5731510" cy="2670175"/>
+            <wp:effectExtent l="0" t="0" r="2540" b="0"/>
+            <wp:docPr id="397295698" name="Picture 1"/>
             <wp:cNvGraphicFramePr>
               <a:graphicFrameLocks xmlns:a="http://schemas.openxmlformats.org/drawingml/2006/main" noChangeAspect="1"/>
             </wp:cNvGraphicFramePr>
@@ -5453,11 +6061,11 @@
               <a:graphicData uri="http://schemas.openxmlformats.org/drawingml/2006/picture">
                 <pic:pic xmlns:pic="http://schemas.openxmlformats.org/drawingml/2006/picture">
                   <pic:nvPicPr>
-                    <pic:cNvPr id="923822043" name=""/>
+                    <pic:cNvPr id="397295698" name=""/>
                     <pic:cNvPicPr/>
                   </pic:nvPicPr>
                   <pic:blipFill>
-                    <a:blip r:embed="rId60"/>
+                    <a:blip r:embed="rId67"/>
                     <a:stretch>
                       <a:fillRect/>
                     </a:stretch>
@@ -5465,7 +6073,7 @@
                   <pic:spPr>
                     <a:xfrm>
                       <a:off x="0" y="0"/>
-                      <a:ext cx="5731510" cy="1313180"/>
+                      <a:ext cx="5731510" cy="2670175"/>
                     </a:xfrm>
                     <a:prstGeom prst="rect">
                       <a:avLst/>
@@ -5482,26 +6090,29 @@
       <w:pPr>
         <w:rPr>
           <w:rFonts w:ascii="Calibri" w:hAnsi="Calibri" w:cs="Calibri"/>
-          <w:color w:val="000000" w:themeColor="text1"/>
-          <w:sz w:val="24"/>
-          <w:szCs w:val="24"/>
-        </w:rPr>
-      </w:pPr>
-      <w:r>
-        <w:rPr>
-          <w:rFonts w:ascii="Calibri" w:hAnsi="Calibri" w:cs="Calibri"/>
-          <w:color w:val="000000" w:themeColor="text1"/>
-          <w:sz w:val="24"/>
-          <w:szCs w:val="24"/>
-        </w:rPr>
-        <w:t>OR</w:t>
-      </w:r>
-    </w:p>
-    <w:p>
-      <w:pPr>
-        <w:rPr>
-          <w:rFonts w:ascii="Calibri" w:hAnsi="Calibri" w:cs="Calibri"/>
-          <w:color w:val="000000" w:themeColor="text1"/>
+          <w:b/>
+          <w:bCs/>
+          <w:color w:val="FF0000"/>
+          <w:sz w:val="24"/>
+          <w:szCs w:val="24"/>
+        </w:rPr>
+      </w:pPr>
+      <w:r>
+        <w:rPr>
+          <w:rFonts w:ascii="Calibri" w:hAnsi="Calibri" w:cs="Calibri"/>
+          <w:b/>
+          <w:bCs/>
+          <w:color w:val="FF0000"/>
+          <w:sz w:val="24"/>
+          <w:szCs w:val="24"/>
+        </w:rPr>
+        <w:t>Example:</w:t>
+      </w:r>
+    </w:p>
+    <w:p>
+      <w:pPr>
+        <w:rPr>
+          <w:rFonts w:ascii="Calibri" w:hAnsi="Calibri" w:cs="Calibri"/>
           <w:sz w:val="24"/>
           <w:szCs w:val="24"/>
         </w:rPr>
@@ -5512,10 +6123,10 @@
         </w:rPr>
         <w:lastRenderedPageBreak/>
         <w:drawing>
-          <wp:inline distT="0" distB="0" distL="0" distR="0" wp14:anchorId="3A40E294" wp14:editId="71570066">
-            <wp:extent cx="5731510" cy="1706245"/>
-            <wp:effectExtent l="0" t="0" r="2540" b="8255"/>
-            <wp:docPr id="1807202924" name="Picture 1"/>
+          <wp:inline distT="0" distB="0" distL="0" distR="0" wp14:anchorId="4E90D1A0" wp14:editId="5F038945">
+            <wp:extent cx="5731510" cy="1920875"/>
+            <wp:effectExtent l="0" t="0" r="2540" b="3175"/>
+            <wp:docPr id="761636852" name="Picture 1"/>
             <wp:cNvGraphicFramePr>
               <a:graphicFrameLocks xmlns:a="http://schemas.openxmlformats.org/drawingml/2006/main" noChangeAspect="1"/>
             </wp:cNvGraphicFramePr>
@@ -5523,11 +6134,11 @@
               <a:graphicData uri="http://schemas.openxmlformats.org/drawingml/2006/picture">
                 <pic:pic xmlns:pic="http://schemas.openxmlformats.org/drawingml/2006/picture">
                   <pic:nvPicPr>
-                    <pic:cNvPr id="1807202924" name=""/>
+                    <pic:cNvPr id="761636852" name=""/>
                     <pic:cNvPicPr/>
                   </pic:nvPicPr>
                   <pic:blipFill>
-                    <a:blip r:embed="rId61"/>
+                    <a:blip r:embed="rId68"/>
                     <a:stretch>
                       <a:fillRect/>
                     </a:stretch>
@@ -5535,7 +6146,7 @@
                   <pic:spPr>
                     <a:xfrm>
                       <a:off x="0" y="0"/>
-                      <a:ext cx="5731510" cy="1706245"/>
+                      <a:ext cx="5731510" cy="1920875"/>
                     </a:xfrm>
                     <a:prstGeom prst="rect">
                       <a:avLst/>
@@ -5552,606 +6163,533 @@
       <w:pPr>
         <w:rPr>
           <w:rFonts w:ascii="Calibri" w:hAnsi="Calibri" w:cs="Calibri"/>
-          <w:color w:val="000000" w:themeColor="text1"/>
-          <w:sz w:val="24"/>
-          <w:szCs w:val="24"/>
-        </w:rPr>
-      </w:pPr>
-    </w:p>
-    <w:p>
-      <w:pPr>
-        <w:rPr>
-          <w:rFonts w:ascii="Calibri" w:hAnsi="Calibri" w:cs="Calibri"/>
-          <w:b/>
-          <w:bCs/>
-          <w:color w:val="0070C0"/>
-          <w:sz w:val="24"/>
-          <w:szCs w:val="24"/>
-        </w:rPr>
-      </w:pPr>
-      <w:r>
-        <w:rPr>
-          <w:rFonts w:ascii="Calibri" w:hAnsi="Calibri" w:cs="Calibri"/>
-          <w:b/>
-          <w:bCs/>
-          <w:color w:val="0070C0"/>
-          <w:sz w:val="24"/>
-          <w:szCs w:val="24"/>
-        </w:rPr>
-        <w:t>2. let Keyword</w:t>
-      </w:r>
-    </w:p>
-    <w:p>
-      <w:pPr>
-        <w:rPr>
-          <w:rFonts w:ascii="Calibri" w:hAnsi="Calibri" w:cs="Calibri"/>
-          <w:color w:val="000000" w:themeColor="text1"/>
-          <w:sz w:val="24"/>
-          <w:szCs w:val="24"/>
-        </w:rPr>
-      </w:pPr>
-      <w:r>
-        <w:rPr>
-          <w:rFonts w:ascii="Calibri" w:hAnsi="Calibri" w:cs="Calibri"/>
-          <w:color w:val="000000" w:themeColor="text1"/>
-          <w:sz w:val="24"/>
-          <w:szCs w:val="24"/>
-        </w:rPr>
-        <w:t>The </w:t>
-      </w:r>
-      <w:hyperlink r:id="rId62" w:tgtFrame="_blank" w:history="1">
-        <w:r>
-          <w:rPr>
-            <w:rStyle w:val="Hyperlink"/>
-            <w:rFonts w:ascii="Calibri" w:hAnsi="Calibri" w:cs="Calibri"/>
-            <w:sz w:val="24"/>
-            <w:szCs w:val="24"/>
-          </w:rPr>
-          <w:t>let keyword</w:t>
-        </w:r>
-      </w:hyperlink>
-      <w:r>
-        <w:rPr>
-          <w:rFonts w:ascii="Calibri" w:hAnsi="Calibri" w:cs="Calibri"/>
-          <w:color w:val="000000" w:themeColor="text1"/>
-          <w:sz w:val="24"/>
-          <w:szCs w:val="24"/>
-        </w:rPr>
-        <w:t> is introduced in ES6, has block scope and cannot be re-declared in the same scope.</w:t>
-      </w:r>
-      <w:r>
-        <w:rPr>
-          <w:rFonts w:ascii="Calibri" w:hAnsi="Calibri" w:cs="Calibri"/>
-          <w:color w:val="000000" w:themeColor="text1"/>
-          <w:sz w:val="24"/>
-          <w:szCs w:val="24"/>
-        </w:rPr>
-        <w:t>(let keyword can be reassigned and cannot be redeclared )</w:t>
-      </w:r>
-    </w:p>
-    <w:p>
-      <w:pPr>
-        <w:rPr>
-          <w:rFonts w:ascii="Calibri" w:hAnsi="Calibri" w:cs="Calibri"/>
-          <w:color w:val="000000" w:themeColor="text1"/>
-          <w:sz w:val="24"/>
-          <w:szCs w:val="24"/>
-        </w:rPr>
-      </w:pPr>
-      <w:r>
-        <w:rPr>
-          <w:noProof/>
-        </w:rPr>
-        <w:drawing>
-          <wp:inline distT="0" distB="0" distL="0" distR="0" wp14:anchorId="4A3D303A" wp14:editId="14B0E9B2">
-            <wp:extent cx="5731510" cy="2036445"/>
-            <wp:effectExtent l="0" t="0" r="2540" b="1905"/>
-            <wp:docPr id="950454625" name="Picture 1"/>
-            <wp:cNvGraphicFramePr>
-              <a:graphicFrameLocks xmlns:a="http://schemas.openxmlformats.org/drawingml/2006/main" noChangeAspect="1"/>
-            </wp:cNvGraphicFramePr>
-            <a:graphic xmlns:a="http://schemas.openxmlformats.org/drawingml/2006/main">
-              <a:graphicData uri="http://schemas.openxmlformats.org/drawingml/2006/picture">
-                <pic:pic xmlns:pic="http://schemas.openxmlformats.org/drawingml/2006/picture">
-                  <pic:nvPicPr>
-                    <pic:cNvPr id="950454625" name=""/>
-                    <pic:cNvPicPr/>
-                  </pic:nvPicPr>
-                  <pic:blipFill>
-                    <a:blip r:embed="rId63"/>
-                    <a:stretch>
-                      <a:fillRect/>
-                    </a:stretch>
-                  </pic:blipFill>
-                  <pic:spPr>
-                    <a:xfrm>
-                      <a:off x="0" y="0"/>
-                      <a:ext cx="5731510" cy="2036445"/>
-                    </a:xfrm>
-                    <a:prstGeom prst="rect">
-                      <a:avLst/>
-                    </a:prstGeom>
-                  </pic:spPr>
-                </pic:pic>
-              </a:graphicData>
-            </a:graphic>
-          </wp:inline>
-        </w:drawing>
-      </w:r>
-    </w:p>
-    <w:p>
-      <w:pPr>
-        <w:rPr>
-          <w:rFonts w:ascii="Calibri" w:hAnsi="Calibri" w:cs="Calibri"/>
-          <w:color w:val="000000" w:themeColor="text1"/>
-          <w:sz w:val="24"/>
-          <w:szCs w:val="24"/>
-        </w:rPr>
-      </w:pPr>
-      <w:r>
-        <w:rPr>
-          <w:rFonts w:ascii="Calibri" w:hAnsi="Calibri" w:cs="Calibri"/>
-          <w:color w:val="000000" w:themeColor="text1"/>
-          <w:sz w:val="24"/>
-          <w:szCs w:val="24"/>
-        </w:rPr>
-        <w:t>OR</w:t>
-      </w:r>
-    </w:p>
-    <w:p>
-      <w:pPr>
-        <w:rPr>
-          <w:rFonts w:ascii="Calibri" w:hAnsi="Calibri" w:cs="Calibri"/>
-          <w:color w:val="0070C0"/>
-          <w:sz w:val="24"/>
-          <w:szCs w:val="24"/>
-        </w:rPr>
-      </w:pPr>
-      <w:r>
-        <w:rPr>
-          <w:noProof/>
-          <w:color w:val="0070C0"/>
-        </w:rPr>
-        <w:drawing>
-          <wp:inline distT="0" distB="0" distL="0" distR="0" wp14:anchorId="21982175" wp14:editId="5FF52102">
-            <wp:extent cx="5731510" cy="2927350"/>
-            <wp:effectExtent l="0" t="0" r="2540" b="6350"/>
-            <wp:docPr id="1433019758" name="Picture 1"/>
-            <wp:cNvGraphicFramePr>
-              <a:graphicFrameLocks xmlns:a="http://schemas.openxmlformats.org/drawingml/2006/main" noChangeAspect="1"/>
-            </wp:cNvGraphicFramePr>
-            <a:graphic xmlns:a="http://schemas.openxmlformats.org/drawingml/2006/main">
-              <a:graphicData uri="http://schemas.openxmlformats.org/drawingml/2006/picture">
-                <pic:pic xmlns:pic="http://schemas.openxmlformats.org/drawingml/2006/picture">
-                  <pic:nvPicPr>
-                    <pic:cNvPr id="1433019758" name=""/>
-                    <pic:cNvPicPr/>
-                  </pic:nvPicPr>
-                  <pic:blipFill>
-                    <a:blip r:embed="rId64"/>
-                    <a:stretch>
-                      <a:fillRect/>
-                    </a:stretch>
-                  </pic:blipFill>
-                  <pic:spPr>
-                    <a:xfrm>
-                      <a:off x="0" y="0"/>
-                      <a:ext cx="5731510" cy="2927350"/>
-                    </a:xfrm>
-                    <a:prstGeom prst="rect">
-                      <a:avLst/>
-                    </a:prstGeom>
-                  </pic:spPr>
-                </pic:pic>
-              </a:graphicData>
-            </a:graphic>
-          </wp:inline>
-        </w:drawing>
-      </w:r>
-    </w:p>
-    <w:p>
-      <w:pPr>
-        <w:rPr>
-          <w:rFonts w:ascii="Calibri" w:hAnsi="Calibri" w:cs="Calibri"/>
-          <w:b/>
-          <w:bCs/>
-          <w:color w:val="0070C0"/>
-          <w:sz w:val="24"/>
-          <w:szCs w:val="24"/>
-        </w:rPr>
-      </w:pPr>
-      <w:r>
-        <w:rPr>
-          <w:rFonts w:ascii="Calibri" w:hAnsi="Calibri" w:cs="Calibri"/>
-          <w:b/>
-          <w:bCs/>
-          <w:color w:val="0070C0"/>
-          <w:sz w:val="24"/>
-          <w:szCs w:val="24"/>
-        </w:rPr>
-        <w:t xml:space="preserve">3. </w:t>
+          <w:sz w:val="24"/>
+          <w:szCs w:val="24"/>
+        </w:rPr>
+      </w:pPr>
+    </w:p>
+    <w:p>
+      <w:pPr>
+        <w:rPr>
+          <w:rFonts w:ascii="Calibri" w:hAnsi="Calibri" w:cs="Calibri"/>
+          <w:sz w:val="24"/>
+          <w:szCs w:val="24"/>
+        </w:rPr>
+      </w:pPr>
+      <w:r>
+        <w:rPr>
+          <w:rFonts w:ascii="Calibri" w:hAnsi="Calibri" w:cs="Calibri"/>
+          <w:sz w:val="24"/>
+          <w:szCs w:val="24"/>
+          <w:highlight w:val="yellow"/>
+        </w:rPr>
+        <w:t>How to apply Styles:</w:t>
+      </w:r>
+    </w:p>
+    <w:p>
+      <w:pPr>
+        <w:rPr>
+          <w:rFonts w:ascii="Calibri" w:hAnsi="Calibri" w:cs="Calibri"/>
+          <w:sz w:val="24"/>
+          <w:szCs w:val="24"/>
+        </w:rPr>
+      </w:pPr>
+      <w:proofErr w:type="gramStart"/>
+      <w:r>
+        <w:rPr>
+          <w:rFonts w:ascii="Calibri" w:hAnsi="Calibri" w:cs="Calibri"/>
+          <w:sz w:val="24"/>
+          <w:szCs w:val="24"/>
+        </w:rPr>
+        <w:t>console.log(</w:t>
+      </w:r>
+      <w:proofErr w:type="gramEnd"/>
+      <w:r>
+        <w:rPr>
+          <w:rFonts w:ascii="Calibri" w:hAnsi="Calibri" w:cs="Calibri"/>
+          <w:sz w:val="24"/>
+          <w:szCs w:val="24"/>
+        </w:rPr>
+        <w:t>"%c Mounica", "</w:t>
       </w:r>
       <w:proofErr w:type="spellStart"/>
       <w:r>
         <w:rPr>
           <w:rFonts w:ascii="Calibri" w:hAnsi="Calibri" w:cs="Calibri"/>
-          <w:b/>
-          <w:bCs/>
-          <w:color w:val="0070C0"/>
-          <w:sz w:val="24"/>
-          <w:szCs w:val="24"/>
-        </w:rPr>
-        <w:t>const</w:t>
+          <w:sz w:val="24"/>
+          <w:szCs w:val="24"/>
+        </w:rPr>
+        <w:t>color:black</w:t>
       </w:r>
       <w:proofErr w:type="spellEnd"/>
       <w:r>
         <w:rPr>
           <w:rFonts w:ascii="Calibri" w:hAnsi="Calibri" w:cs="Calibri"/>
-          <w:b/>
-          <w:bCs/>
-          <w:color w:val="0070C0"/>
-          <w:sz w:val="24"/>
-          <w:szCs w:val="24"/>
-        </w:rPr>
-        <w:t> Keyword</w:t>
-      </w:r>
-    </w:p>
-    <w:p>
-      <w:pPr>
-        <w:rPr>
-          <w:rFonts w:ascii="Calibri" w:hAnsi="Calibri" w:cs="Calibri"/>
-          <w:color w:val="000000" w:themeColor="text1"/>
-          <w:sz w:val="24"/>
-          <w:szCs w:val="24"/>
-        </w:rPr>
-      </w:pPr>
-      <w:r>
-        <w:rPr>
-          <w:rFonts w:ascii="Calibri" w:hAnsi="Calibri" w:cs="Calibri"/>
-          <w:color w:val="000000" w:themeColor="text1"/>
-          <w:sz w:val="24"/>
-          <w:szCs w:val="24"/>
-        </w:rPr>
-        <w:lastRenderedPageBreak/>
-        <w:t>The </w:t>
+          <w:sz w:val="24"/>
+          <w:szCs w:val="24"/>
+        </w:rPr>
+        <w:t>");</w:t>
+      </w:r>
+      <w:r>
+        <w:rPr>
+          <w:rFonts w:ascii="Calibri" w:hAnsi="Calibri" w:cs="Calibri"/>
+          <w:sz w:val="24"/>
+          <w:szCs w:val="24"/>
+        </w:rPr>
+        <w:t xml:space="preserve"> // add </w:t>
       </w:r>
       <w:proofErr w:type="spellStart"/>
       <w:r>
-        <w:fldChar w:fldCharType="begin"/>
-      </w:r>
-      <w:r>
-        <w:instrText>HYPERLINK "https://www.geeksforgeeks.org/javascript-const/" \t "_blank"</w:instrText>
-      </w:r>
-      <w:r>
-        <w:fldChar w:fldCharType="separate"/>
-      </w:r>
-      <w:r>
-        <w:rPr>
-          <w:rStyle w:val="Hyperlink"/>
-          <w:rFonts w:ascii="Calibri" w:hAnsi="Calibri" w:cs="Calibri"/>
-          <w:sz w:val="24"/>
-          <w:szCs w:val="24"/>
-        </w:rPr>
-        <w:t>const</w:t>
+        <w:rPr>
+          <w:rFonts w:ascii="Calibri" w:hAnsi="Calibri" w:cs="Calibri"/>
+          <w:sz w:val="24"/>
+          <w:szCs w:val="24"/>
+        </w:rPr>
+        <w:t>color</w:t>
       </w:r>
       <w:proofErr w:type="spellEnd"/>
       <w:r>
         <w:rPr>
-          <w:rStyle w:val="Hyperlink"/>
-          <w:rFonts w:ascii="Calibri" w:hAnsi="Calibri" w:cs="Calibri"/>
-          <w:sz w:val="24"/>
-          <w:szCs w:val="24"/>
-        </w:rPr>
-        <w:t xml:space="preserve"> keyword</w:t>
-      </w:r>
-      <w:r>
-        <w:rPr>
-          <w:rStyle w:val="Hyperlink"/>
-          <w:rFonts w:ascii="Calibri" w:hAnsi="Calibri" w:cs="Calibri"/>
-          <w:sz w:val="24"/>
-          <w:szCs w:val="24"/>
-        </w:rPr>
-        <w:fldChar w:fldCharType="end"/>
-      </w:r>
-      <w:r>
-        <w:rPr>
-          <w:rFonts w:ascii="Calibri" w:hAnsi="Calibri" w:cs="Calibri"/>
-          <w:color w:val="000000" w:themeColor="text1"/>
-          <w:sz w:val="24"/>
-          <w:szCs w:val="24"/>
-        </w:rPr>
-        <w:t xml:space="preserve"> declares variables that cannot be reassigned. It’s </w:t>
-      </w:r>
+          <w:rFonts w:ascii="Calibri" w:hAnsi="Calibri" w:cs="Calibri"/>
+          <w:sz w:val="24"/>
+          <w:szCs w:val="24"/>
+        </w:rPr>
+        <w:t xml:space="preserve"> for letters</w:t>
+      </w:r>
+    </w:p>
+    <w:p>
+      <w:pPr>
+        <w:rPr>
+          <w:rFonts w:ascii="Calibri" w:hAnsi="Calibri" w:cs="Calibri"/>
+          <w:sz w:val="24"/>
+          <w:szCs w:val="24"/>
+        </w:rPr>
+      </w:pPr>
       <w:proofErr w:type="gramStart"/>
       <w:r>
         <w:rPr>
           <w:rFonts w:ascii="Calibri" w:hAnsi="Calibri" w:cs="Calibri"/>
-          <w:color w:val="000000" w:themeColor="text1"/>
-          <w:sz w:val="24"/>
-          <w:szCs w:val="24"/>
-        </w:rPr>
-        <w:t>block-scoped</w:t>
+          <w:sz w:val="24"/>
+          <w:szCs w:val="24"/>
+        </w:rPr>
+        <w:t>console.log(</w:t>
       </w:r>
       <w:proofErr w:type="gramEnd"/>
       <w:r>
         <w:rPr>
           <w:rFonts w:ascii="Calibri" w:hAnsi="Calibri" w:cs="Calibri"/>
-          <w:color w:val="000000" w:themeColor="text1"/>
-          <w:sz w:val="24"/>
-          <w:szCs w:val="24"/>
-        </w:rPr>
-        <w:t xml:space="preserve"> as well.</w:t>
-      </w:r>
-    </w:p>
-    <w:p>
-      <w:pPr>
-        <w:rPr>
-          <w:rFonts w:ascii="Calibri" w:hAnsi="Calibri" w:cs="Calibri"/>
-          <w:color w:val="000000" w:themeColor="text1"/>
-          <w:sz w:val="24"/>
-          <w:szCs w:val="24"/>
-        </w:rPr>
-      </w:pPr>
-      <w:r>
-        <w:rPr>
-          <w:rFonts w:ascii="Calibri" w:hAnsi="Calibri" w:cs="Calibri"/>
-          <w:color w:val="000000" w:themeColor="text1"/>
-          <w:sz w:val="24"/>
-          <w:szCs w:val="24"/>
-        </w:rPr>
-        <w:t>(It cannot be reassigned and redeclared, it’s a constant variable)</w:t>
-      </w:r>
-    </w:p>
-    <w:p>
-      <w:pPr>
-        <w:rPr>
-          <w:rFonts w:ascii="Calibri" w:hAnsi="Calibri" w:cs="Calibri"/>
-          <w:color w:val="000000" w:themeColor="text1"/>
-          <w:sz w:val="24"/>
-          <w:szCs w:val="24"/>
-        </w:rPr>
-      </w:pPr>
-      <w:r>
-        <w:rPr>
-          <w:noProof/>
-        </w:rPr>
-        <w:drawing>
-          <wp:inline distT="0" distB="0" distL="0" distR="0" wp14:anchorId="21B5575F" wp14:editId="7FCDA5DC">
-            <wp:extent cx="5731510" cy="658495"/>
-            <wp:effectExtent l="0" t="0" r="2540" b="8255"/>
-            <wp:docPr id="1023087702" name="Picture 1"/>
-            <wp:cNvGraphicFramePr>
-              <a:graphicFrameLocks xmlns:a="http://schemas.openxmlformats.org/drawingml/2006/main" noChangeAspect="1"/>
-            </wp:cNvGraphicFramePr>
-            <a:graphic xmlns:a="http://schemas.openxmlformats.org/drawingml/2006/main">
-              <a:graphicData uri="http://schemas.openxmlformats.org/drawingml/2006/picture">
-                <pic:pic xmlns:pic="http://schemas.openxmlformats.org/drawingml/2006/picture">
-                  <pic:nvPicPr>
-                    <pic:cNvPr id="1023087702" name=""/>
-                    <pic:cNvPicPr/>
-                  </pic:nvPicPr>
-                  <pic:blipFill>
-                    <a:blip r:embed="rId65"/>
-                    <a:stretch>
-                      <a:fillRect/>
-                    </a:stretch>
-                  </pic:blipFill>
-                  <pic:spPr>
-                    <a:xfrm>
-                      <a:off x="0" y="0"/>
-                      <a:ext cx="5731510" cy="658495"/>
-                    </a:xfrm>
-                    <a:prstGeom prst="rect">
-                      <a:avLst/>
-                    </a:prstGeom>
-                  </pic:spPr>
-                </pic:pic>
-              </a:graphicData>
-            </a:graphic>
-          </wp:inline>
-        </w:drawing>
-      </w:r>
-    </w:p>
-    <w:p>
-      <w:pPr>
-        <w:rPr>
-          <w:rFonts w:ascii="Calibri" w:hAnsi="Calibri" w:cs="Calibri"/>
-          <w:color w:val="000000" w:themeColor="text1"/>
-          <w:sz w:val="24"/>
-          <w:szCs w:val="24"/>
-        </w:rPr>
-      </w:pPr>
-    </w:p>
-    <w:p>
-      <w:pPr>
-        <w:rPr>
-          <w:rFonts w:ascii="Calibri" w:hAnsi="Calibri" w:cs="Calibri"/>
-          <w:color w:val="000000" w:themeColor="text1"/>
-          <w:sz w:val="24"/>
-          <w:szCs w:val="24"/>
-        </w:rPr>
-      </w:pPr>
-    </w:p>
-    <w:p>
-      <w:pPr>
-        <w:rPr>
-          <w:rFonts w:ascii="Calibri" w:hAnsi="Calibri" w:cs="Calibri"/>
-          <w:color w:val="000000" w:themeColor="text1"/>
-          <w:sz w:val="24"/>
-          <w:szCs w:val="24"/>
-        </w:rPr>
-      </w:pPr>
-    </w:p>
-    <w:p>
-      <w:pPr>
-        <w:rPr>
-          <w:rFonts w:ascii="Calibri" w:hAnsi="Calibri" w:cs="Calibri"/>
-          <w:color w:val="000000" w:themeColor="text1"/>
-          <w:sz w:val="24"/>
-          <w:szCs w:val="24"/>
-        </w:rPr>
-      </w:pPr>
-    </w:p>
-    <w:p>
-      <w:pPr>
-        <w:rPr>
-          <w:rFonts w:ascii="Calibri" w:hAnsi="Calibri" w:cs="Calibri"/>
-          <w:color w:val="000000" w:themeColor="text1"/>
-          <w:sz w:val="24"/>
-          <w:szCs w:val="24"/>
-        </w:rPr>
-      </w:pPr>
-    </w:p>
-    <w:p>
-      <w:pPr>
-        <w:rPr>
-          <w:rFonts w:ascii="Calibri" w:hAnsi="Calibri" w:cs="Calibri"/>
-          <w:color w:val="000000" w:themeColor="text1"/>
-          <w:sz w:val="24"/>
-          <w:szCs w:val="24"/>
-        </w:rPr>
-      </w:pPr>
-    </w:p>
-    <w:p>
-      <w:pPr>
-        <w:rPr>
-          <w:rFonts w:ascii="Calibri" w:hAnsi="Calibri" w:cs="Calibri"/>
-          <w:color w:val="000000" w:themeColor="text1"/>
-          <w:sz w:val="24"/>
-          <w:szCs w:val="24"/>
-        </w:rPr>
-      </w:pPr>
-    </w:p>
-    <w:p>
-      <w:pPr>
-        <w:rPr>
-          <w:rFonts w:ascii="Calibri" w:hAnsi="Calibri" w:cs="Calibri"/>
-          <w:color w:val="000000" w:themeColor="text1"/>
-          <w:sz w:val="24"/>
-          <w:szCs w:val="24"/>
-        </w:rPr>
-      </w:pPr>
-    </w:p>
-    <w:p>
-      <w:pPr>
-        <w:ind w:left="720"/>
-        <w:rPr>
-          <w:rFonts w:ascii="Calibri" w:hAnsi="Calibri" w:cs="Calibri"/>
-          <w:sz w:val="24"/>
-          <w:szCs w:val="24"/>
-        </w:rPr>
-      </w:pPr>
-    </w:p>
-    <w:p>
-      <w:pPr>
-        <w:ind w:left="360"/>
-        <w:rPr>
-          <w:rFonts w:ascii="Calibri" w:hAnsi="Calibri" w:cs="Calibri"/>
-          <w:b/>
-          <w:bCs/>
-          <w:sz w:val="28"/>
-          <w:szCs w:val="28"/>
-        </w:rPr>
-      </w:pPr>
-      <w:r>
-        <w:rPr>
-          <w:rFonts w:ascii="Calibri" w:hAnsi="Calibri" w:cs="Calibri"/>
-          <w:b/>
-          <w:bCs/>
-          <w:sz w:val="28"/>
-          <w:szCs w:val="28"/>
-        </w:rPr>
-        <w:br/>
-      </w:r>
-    </w:p>
-    <w:p>
-      <w:pPr>
-        <w:ind w:left="360"/>
-        <w:rPr>
-          <w:rFonts w:ascii="Calibri" w:hAnsi="Calibri" w:cs="Calibri"/>
-          <w:b/>
-          <w:bCs/>
-          <w:color w:val="FF0000"/>
-          <w:sz w:val="24"/>
-          <w:szCs w:val="24"/>
-        </w:rPr>
-      </w:pPr>
-    </w:p>
-    <w:p>
-      <w:pPr>
-        <w:ind w:left="360"/>
-        <w:rPr>
-          <w:rFonts w:ascii="Calibri" w:hAnsi="Calibri" w:cs="Calibri"/>
-          <w:b/>
-          <w:bCs/>
-          <w:color w:val="FF0000"/>
-          <w:sz w:val="24"/>
-          <w:szCs w:val="24"/>
-        </w:rPr>
-      </w:pPr>
-    </w:p>
-    <w:p>
-      <w:pPr>
-        <w:ind w:left="360"/>
-        <w:rPr>
-          <w:rFonts w:ascii="Calibri" w:hAnsi="Calibri" w:cs="Calibri"/>
-          <w:b/>
-          <w:bCs/>
-          <w:color w:val="FF0000"/>
-          <w:sz w:val="24"/>
-          <w:szCs w:val="24"/>
-        </w:rPr>
-      </w:pPr>
-    </w:p>
-    <w:p>
-      <w:pPr>
-        <w:ind w:left="360"/>
-        <w:rPr>
-          <w:rFonts w:ascii="Calibri" w:hAnsi="Calibri" w:cs="Calibri"/>
-          <w:b/>
-          <w:bCs/>
-          <w:sz w:val="40"/>
-          <w:szCs w:val="40"/>
-        </w:rPr>
-      </w:pPr>
-    </w:p>
-    <w:p>
-      <w:pPr>
-        <w:ind w:left="360"/>
-        <w:rPr>
-          <w:rFonts w:ascii="Calibri" w:hAnsi="Calibri" w:cs="Calibri"/>
-          <w:b/>
-          <w:bCs/>
-        </w:rPr>
-      </w:pPr>
-    </w:p>
-    <w:p>
-      <w:pPr>
-        <w:ind w:left="360"/>
-        <w:rPr>
-          <w:rFonts w:ascii="Calibri" w:hAnsi="Calibri" w:cs="Calibri"/>
-          <w:b/>
-          <w:bCs/>
-        </w:rPr>
-      </w:pPr>
-    </w:p>
-    <w:p>
-      <w:pPr>
-        <w:ind w:left="360"/>
-        <w:rPr>
-          <w:rFonts w:ascii="Calibri" w:hAnsi="Calibri" w:cs="Calibri"/>
-          <w:b/>
-          <w:bCs/>
-        </w:rPr>
-      </w:pPr>
-    </w:p>
-    <w:p>
-      <w:pPr>
-        <w:ind w:left="360"/>
-        <w:rPr>
-          <w:rFonts w:ascii="Calibri" w:hAnsi="Calibri" w:cs="Calibri"/>
-          <w:b/>
-          <w:bCs/>
+          <w:sz w:val="24"/>
+          <w:szCs w:val="24"/>
+        </w:rPr>
+        <w:t>"%c Mounica", "</w:t>
+      </w:r>
+      <w:proofErr w:type="spellStart"/>
+      <w:r>
+        <w:rPr>
+          <w:rFonts w:ascii="Calibri" w:hAnsi="Calibri" w:cs="Calibri"/>
+          <w:sz w:val="24"/>
+          <w:szCs w:val="24"/>
+        </w:rPr>
+        <w:t>background-color:yellowgreen</w:t>
+      </w:r>
+      <w:proofErr w:type="spellEnd"/>
+      <w:r>
+        <w:rPr>
+          <w:rFonts w:ascii="Calibri" w:hAnsi="Calibri" w:cs="Calibri"/>
+          <w:sz w:val="24"/>
+          <w:szCs w:val="24"/>
+        </w:rPr>
+        <w:t>");</w:t>
+      </w:r>
+      <w:r>
+        <w:rPr>
+          <w:rFonts w:ascii="Calibri" w:hAnsi="Calibri" w:cs="Calibri"/>
+          <w:sz w:val="24"/>
+          <w:szCs w:val="24"/>
+        </w:rPr>
+        <w:t xml:space="preserve"> // add </w:t>
+      </w:r>
+      <w:proofErr w:type="spellStart"/>
+      <w:r>
+        <w:rPr>
+          <w:rFonts w:ascii="Calibri" w:hAnsi="Calibri" w:cs="Calibri"/>
+          <w:sz w:val="24"/>
+          <w:szCs w:val="24"/>
+        </w:rPr>
+        <w:t>color</w:t>
+      </w:r>
+      <w:proofErr w:type="spellEnd"/>
+      <w:r>
+        <w:rPr>
+          <w:rFonts w:ascii="Calibri" w:hAnsi="Calibri" w:cs="Calibri"/>
+          <w:sz w:val="24"/>
+          <w:szCs w:val="24"/>
+        </w:rPr>
+        <w:t xml:space="preserve"> in background</w:t>
+      </w:r>
+    </w:p>
+    <w:p>
+      <w:pPr>
+        <w:rPr>
+          <w:rFonts w:ascii="Calibri" w:hAnsi="Calibri" w:cs="Calibri"/>
+          <w:sz w:val="24"/>
+          <w:szCs w:val="24"/>
+        </w:rPr>
+      </w:pPr>
+    </w:p>
+    <w:p>
+      <w:pPr>
+        <w:rPr>
+          <w:rFonts w:ascii="Calibri" w:hAnsi="Calibri" w:cs="Calibri"/>
+          <w:sz w:val="24"/>
+          <w:szCs w:val="24"/>
+        </w:rPr>
+      </w:pPr>
+      <w:proofErr w:type="gramStart"/>
+      <w:r>
+        <w:rPr>
+          <w:rFonts w:ascii="Calibri" w:hAnsi="Calibri" w:cs="Calibri"/>
+          <w:sz w:val="24"/>
+          <w:szCs w:val="24"/>
+        </w:rPr>
+        <w:t>console.log(</w:t>
+      </w:r>
+      <w:proofErr w:type="gramEnd"/>
+      <w:r>
+        <w:rPr>
+          <w:rFonts w:ascii="Calibri" w:hAnsi="Calibri" w:cs="Calibri"/>
+          <w:sz w:val="24"/>
+          <w:szCs w:val="24"/>
+        </w:rPr>
+        <w:t>"%c      ", "</w:t>
+      </w:r>
+      <w:proofErr w:type="spellStart"/>
+      <w:r>
+        <w:rPr>
+          <w:rFonts w:ascii="Calibri" w:hAnsi="Calibri" w:cs="Calibri"/>
+          <w:sz w:val="24"/>
+          <w:szCs w:val="24"/>
+        </w:rPr>
+        <w:t>background-color:red</w:t>
+      </w:r>
+      <w:proofErr w:type="spellEnd"/>
+      <w:r>
+        <w:rPr>
+          <w:rFonts w:ascii="Calibri" w:hAnsi="Calibri" w:cs="Calibri"/>
+          <w:sz w:val="24"/>
+          <w:szCs w:val="24"/>
+        </w:rPr>
+        <w:t>");</w:t>
+      </w:r>
+      <w:r>
+        <w:rPr>
+          <w:rFonts w:ascii="Calibri" w:hAnsi="Calibri" w:cs="Calibri"/>
+          <w:sz w:val="24"/>
+          <w:szCs w:val="24"/>
+        </w:rPr>
+        <w:t xml:space="preserve"> //</w:t>
+      </w:r>
+      <w:proofErr w:type="spellStart"/>
+      <w:r>
+        <w:rPr>
+          <w:rFonts w:ascii="Calibri" w:hAnsi="Calibri" w:cs="Calibri"/>
+          <w:sz w:val="24"/>
+          <w:szCs w:val="24"/>
+        </w:rPr>
+        <w:t>output:the</w:t>
+      </w:r>
+      <w:proofErr w:type="spellEnd"/>
+      <w:r>
+        <w:rPr>
+          <w:rFonts w:ascii="Calibri" w:hAnsi="Calibri" w:cs="Calibri"/>
+          <w:sz w:val="24"/>
+          <w:szCs w:val="24"/>
+        </w:rPr>
+        <w:t xml:space="preserve"> space have </w:t>
+      </w:r>
+      <w:proofErr w:type="spellStart"/>
+      <w:r>
+        <w:rPr>
+          <w:rFonts w:ascii="Calibri" w:hAnsi="Calibri" w:cs="Calibri"/>
+          <w:sz w:val="24"/>
+          <w:szCs w:val="24"/>
+        </w:rPr>
+        <w:t>color</w:t>
+      </w:r>
+      <w:proofErr w:type="spellEnd"/>
+    </w:p>
+    <w:p>
+      <w:pPr>
+        <w:rPr>
+          <w:rFonts w:ascii="Calibri" w:hAnsi="Calibri" w:cs="Calibri"/>
+          <w:sz w:val="24"/>
+          <w:szCs w:val="24"/>
+        </w:rPr>
+      </w:pPr>
+    </w:p>
+    <w:p>
+      <w:pPr>
+        <w:rPr>
+          <w:rFonts w:ascii="Calibri" w:hAnsi="Calibri" w:cs="Calibri"/>
+          <w:sz w:val="24"/>
+          <w:szCs w:val="24"/>
+        </w:rPr>
+      </w:pPr>
+      <w:r>
+        <w:rPr>
+          <w:rFonts w:ascii="Calibri" w:hAnsi="Calibri" w:cs="Calibri"/>
+          <w:sz w:val="24"/>
+          <w:szCs w:val="24"/>
+        </w:rPr>
+        <w:t xml:space="preserve">Function </w:t>
+      </w:r>
+      <w:proofErr w:type="spellStart"/>
+      <w:r>
+        <w:rPr>
+          <w:rFonts w:ascii="Calibri" w:hAnsi="Calibri" w:cs="Calibri"/>
+          <w:sz w:val="24"/>
+          <w:szCs w:val="24"/>
+        </w:rPr>
+        <w:t>cdeclaration</w:t>
+      </w:r>
+      <w:proofErr w:type="spellEnd"/>
+      <w:r>
+        <w:rPr>
+          <w:rFonts w:ascii="Calibri" w:hAnsi="Calibri" w:cs="Calibri"/>
+          <w:sz w:val="24"/>
+          <w:szCs w:val="24"/>
+        </w:rPr>
+        <w:t>:</w:t>
+      </w:r>
+    </w:p>
+    <w:p>
+      <w:pPr>
+        <w:rPr>
+          <w:rFonts w:ascii="Calibri" w:hAnsi="Calibri" w:cs="Calibri"/>
+          <w:sz w:val="24"/>
+          <w:szCs w:val="24"/>
+        </w:rPr>
+      </w:pPr>
+      <w:r>
+        <w:rPr>
+          <w:rFonts w:ascii="Calibri" w:hAnsi="Calibri" w:cs="Calibri"/>
+          <w:sz w:val="24"/>
+          <w:szCs w:val="24"/>
+        </w:rPr>
+        <w:t>------------------------------</w:t>
+      </w:r>
+    </w:p>
+    <w:p>
+      <w:pPr>
+        <w:rPr>
+          <w:rFonts w:ascii="Calibri" w:hAnsi="Calibri" w:cs="Calibri"/>
+          <w:sz w:val="24"/>
+          <w:szCs w:val="24"/>
+        </w:rPr>
+      </w:pPr>
+      <w:r>
+        <w:rPr>
+          <w:rFonts w:ascii="Calibri" w:hAnsi="Calibri" w:cs="Calibri"/>
+          <w:sz w:val="24"/>
+          <w:szCs w:val="24"/>
+        </w:rPr>
+        <w:t xml:space="preserve">function </w:t>
+      </w:r>
+      <w:proofErr w:type="spellStart"/>
+      <w:proofErr w:type="gramStart"/>
+      <w:r>
+        <w:rPr>
+          <w:rFonts w:ascii="Calibri" w:hAnsi="Calibri" w:cs="Calibri"/>
+          <w:sz w:val="24"/>
+          <w:szCs w:val="24"/>
+        </w:rPr>
+        <w:t>redcolor</w:t>
+      </w:r>
+      <w:proofErr w:type="spellEnd"/>
+      <w:r>
+        <w:rPr>
+          <w:rFonts w:ascii="Calibri" w:hAnsi="Calibri" w:cs="Calibri"/>
+          <w:sz w:val="24"/>
+          <w:szCs w:val="24"/>
+        </w:rPr>
+        <w:t>(</w:t>
+      </w:r>
+      <w:proofErr w:type="gramEnd"/>
+      <w:r>
+        <w:rPr>
+          <w:rFonts w:ascii="Calibri" w:hAnsi="Calibri" w:cs="Calibri"/>
+          <w:sz w:val="24"/>
+          <w:szCs w:val="24"/>
+        </w:rPr>
+        <w:t>){</w:t>
+      </w:r>
+    </w:p>
+    <w:p>
+      <w:pPr>
+        <w:rPr>
+          <w:rFonts w:ascii="Calibri" w:hAnsi="Calibri" w:cs="Calibri"/>
+          <w:sz w:val="24"/>
+          <w:szCs w:val="24"/>
+        </w:rPr>
+      </w:pPr>
+      <w:r>
+        <w:rPr>
+          <w:rFonts w:ascii="Calibri" w:hAnsi="Calibri" w:cs="Calibri"/>
+          <w:sz w:val="24"/>
+          <w:szCs w:val="24"/>
+        </w:rPr>
+        <w:t xml:space="preserve">    </w:t>
+      </w:r>
+      <w:proofErr w:type="gramStart"/>
+      <w:r>
+        <w:rPr>
+          <w:rFonts w:ascii="Calibri" w:hAnsi="Calibri" w:cs="Calibri"/>
+          <w:sz w:val="24"/>
+          <w:szCs w:val="24"/>
+        </w:rPr>
+        <w:t>console.log(</w:t>
+      </w:r>
+      <w:proofErr w:type="gramEnd"/>
+      <w:r>
+        <w:rPr>
+          <w:rFonts w:ascii="Calibri" w:hAnsi="Calibri" w:cs="Calibri"/>
+          <w:sz w:val="24"/>
+          <w:szCs w:val="24"/>
+        </w:rPr>
+        <w:t>"%c      ", "</w:t>
+      </w:r>
+      <w:proofErr w:type="spellStart"/>
+      <w:r>
+        <w:rPr>
+          <w:rFonts w:ascii="Calibri" w:hAnsi="Calibri" w:cs="Calibri"/>
+          <w:sz w:val="24"/>
+          <w:szCs w:val="24"/>
+        </w:rPr>
+        <w:t>background-color:red</w:t>
+      </w:r>
+      <w:proofErr w:type="spellEnd"/>
+      <w:r>
+        <w:rPr>
+          <w:rFonts w:ascii="Calibri" w:hAnsi="Calibri" w:cs="Calibri"/>
+          <w:sz w:val="24"/>
+          <w:szCs w:val="24"/>
+        </w:rPr>
+        <w:t>");</w:t>
+      </w:r>
+    </w:p>
+    <w:p>
+      <w:pPr>
+        <w:rPr>
+          <w:rFonts w:ascii="Calibri" w:hAnsi="Calibri" w:cs="Calibri"/>
+          <w:sz w:val="24"/>
+          <w:szCs w:val="24"/>
+        </w:rPr>
+      </w:pPr>
+      <w:r>
+        <w:rPr>
+          <w:rFonts w:ascii="Calibri" w:hAnsi="Calibri" w:cs="Calibri"/>
+          <w:sz w:val="24"/>
+          <w:szCs w:val="24"/>
+        </w:rPr>
+        <w:t>}</w:t>
+      </w:r>
+    </w:p>
+    <w:p>
+      <w:pPr>
+        <w:rPr>
+          <w:rFonts w:ascii="Calibri" w:hAnsi="Calibri" w:cs="Calibri"/>
+          <w:sz w:val="24"/>
+          <w:szCs w:val="24"/>
+        </w:rPr>
+      </w:pPr>
+    </w:p>
+    <w:p>
+      <w:pPr>
+        <w:rPr>
+          <w:rFonts w:ascii="Calibri" w:hAnsi="Calibri" w:cs="Calibri"/>
+          <w:sz w:val="24"/>
+          <w:szCs w:val="24"/>
+        </w:rPr>
+      </w:pPr>
+      <w:proofErr w:type="spellStart"/>
+      <w:proofErr w:type="gramStart"/>
+      <w:r>
+        <w:rPr>
+          <w:rFonts w:ascii="Calibri" w:hAnsi="Calibri" w:cs="Calibri"/>
+          <w:sz w:val="24"/>
+          <w:szCs w:val="24"/>
+        </w:rPr>
+        <w:t>redcolor</w:t>
+      </w:r>
+      <w:proofErr w:type="spellEnd"/>
+      <w:r>
+        <w:rPr>
+          <w:rFonts w:ascii="Calibri" w:hAnsi="Calibri" w:cs="Calibri"/>
+          <w:sz w:val="24"/>
+          <w:szCs w:val="24"/>
+        </w:rPr>
+        <w:t>(</w:t>
+      </w:r>
+      <w:proofErr w:type="gramEnd"/>
+      <w:r>
+        <w:rPr>
+          <w:rFonts w:ascii="Calibri" w:hAnsi="Calibri" w:cs="Calibri"/>
+          <w:sz w:val="24"/>
+          <w:szCs w:val="24"/>
+        </w:rPr>
+        <w:t>);</w:t>
+      </w:r>
+      <w:r>
+        <w:rPr>
+          <w:rFonts w:ascii="Calibri" w:hAnsi="Calibri" w:cs="Calibri"/>
+          <w:sz w:val="24"/>
+          <w:szCs w:val="24"/>
+        </w:rPr>
+        <w:t xml:space="preserve">  // function call</w:t>
+      </w:r>
+    </w:p>
+    <w:p>
+      <w:pPr>
+        <w:rPr>
+          <w:rFonts w:ascii="Calibri" w:hAnsi="Calibri" w:cs="Calibri"/>
+          <w:sz w:val="24"/>
+          <w:szCs w:val="24"/>
+        </w:rPr>
+      </w:pPr>
+    </w:p>
+    <w:p>
+      <w:pPr>
+        <w:rPr>
+          <w:rFonts w:ascii="Calibri" w:hAnsi="Calibri" w:cs="Calibri"/>
+          <w:sz w:val="24"/>
+          <w:szCs w:val="24"/>
+        </w:rPr>
+      </w:pPr>
+    </w:p>
+    <w:p>
+      <w:pPr>
+        <w:rPr>
+          <w:rFonts w:ascii="Calibri" w:hAnsi="Calibri" w:cs="Calibri"/>
+          <w:sz w:val="24"/>
+          <w:szCs w:val="24"/>
+        </w:rPr>
+      </w:pPr>
+    </w:p>
+    <w:p>
+      <w:pPr>
+        <w:rPr>
+          <w:rFonts w:ascii="Calibri" w:hAnsi="Calibri" w:cs="Calibri"/>
+          <w:sz w:val="24"/>
+          <w:szCs w:val="24"/>
+        </w:rPr>
+      </w:pPr>
+    </w:p>
+    <w:p>
+      <w:pPr>
+        <w:rPr>
+          <w:rFonts w:ascii="Calibri" w:hAnsi="Calibri" w:cs="Calibri"/>
+          <w:sz w:val="24"/>
+          <w:szCs w:val="24"/>
         </w:rPr>
       </w:pPr>
     </w:p>
@@ -7783,7 +8321,7 @@
   <w:style w:type="paragraph" w:default="1" w:styleId="Normal">
     <w:name w:val="Normal"/>
     <w:qFormat/>
-    <w:rsid w:val="00D45D03"/>
+    <w:rsid w:val="003F14C0"/>
   </w:style>
   <w:style w:type="paragraph" w:styleId="Heading1">
     <w:name w:val="heading 1"/>

--- a/JAVASCRIPT.docx
+++ b/JAVASCRIPT.docx
@@ -81,18 +81,8 @@
           <w:bCs/>
           <w:highlight w:val="yellow"/>
         </w:rPr>
-        <w:t xml:space="preserve">HTML CSS JAVASCRIPT </w:t>
-      </w:r>
-      <w:proofErr w:type="spellStart"/>
-      <w:r>
-        <w:rPr>
-          <w:b/>
-          <w:bCs/>
-          <w:highlight w:val="yellow"/>
-        </w:rPr>
-        <w:t>Differnces</w:t>
-      </w:r>
-      <w:proofErr w:type="spellEnd"/>
+        <w:t>HTML CSS JAVASCRIPT Differnces</w:t>
+      </w:r>
     </w:p>
     <w:p>
       <w:pPr>
@@ -548,19 +538,8 @@
           <w:highlight w:val="yellow"/>
         </w:rPr>
         <w:lastRenderedPageBreak/>
-        <w:t xml:space="preserve">Key Features / Uses of </w:t>
-      </w:r>
-      <w:proofErr w:type="spellStart"/>
-      <w:r>
-        <w:rPr>
-          <w:rFonts w:ascii="Calibri" w:hAnsi="Calibri" w:cs="Calibri"/>
-          <w:b/>
-          <w:bCs/>
-          <w:highlight w:val="yellow"/>
-        </w:rPr>
-        <w:t>Javascript</w:t>
-      </w:r>
-      <w:proofErr w:type="spellEnd"/>
+        <w:t>Key Features / Uses of Javascript</w:t>
+      </w:r>
     </w:p>
     <w:p>
       <w:pPr>
@@ -808,25 +787,7 @@
           <w:sz w:val="24"/>
           <w:szCs w:val="24"/>
         </w:rPr>
-        <w:t>            &lt;h1&gt;</w:t>
-      </w:r>
-      <w:proofErr w:type="spellStart"/>
-      <w:r>
-        <w:rPr>
-          <w:rFonts w:ascii="Calibri" w:hAnsi="Calibri" w:cs="Calibri"/>
-          <w:sz w:val="24"/>
-          <w:szCs w:val="24"/>
-        </w:rPr>
-        <w:t>Javascript</w:t>
-      </w:r>
-      <w:proofErr w:type="spellEnd"/>
-      <w:r>
-        <w:rPr>
-          <w:rFonts w:ascii="Calibri" w:hAnsi="Calibri" w:cs="Calibri"/>
-          <w:sz w:val="24"/>
-          <w:szCs w:val="24"/>
-        </w:rPr>
-        <w:t>&lt;/h1&gt;</w:t>
+        <w:t>            &lt;h1&gt;Javascript&lt;/h1&gt;</w:t>
       </w:r>
     </w:p>
     <w:p>
@@ -844,25 +805,7 @@
           <w:sz w:val="24"/>
           <w:szCs w:val="24"/>
         </w:rPr>
-        <w:t>            &lt;script&gt;console.log(</w:t>
-      </w:r>
-      <w:proofErr w:type="gramStart"/>
-      <w:r>
-        <w:rPr>
-          <w:rFonts w:ascii="Calibri" w:hAnsi="Calibri" w:cs="Calibri"/>
-          <w:sz w:val="24"/>
-          <w:szCs w:val="24"/>
-        </w:rPr>
-        <w:t>10);&lt;</w:t>
-      </w:r>
-      <w:proofErr w:type="gramEnd"/>
-      <w:r>
-        <w:rPr>
-          <w:rFonts w:ascii="Calibri" w:hAnsi="Calibri" w:cs="Calibri"/>
-          <w:sz w:val="24"/>
-          <w:szCs w:val="24"/>
-        </w:rPr>
-        <w:t>/script&gt;</w:t>
+        <w:t>            &lt;script&gt;console.log(10);&lt;/script&gt;</w:t>
       </w:r>
     </w:p>
     <w:p>
@@ -1061,19 +1004,19 @@
           <w:sz w:val="24"/>
           <w:szCs w:val="24"/>
         </w:rPr>
-        <w:t>For larger projects or when reusing scripts across multiple HTML files, you can place your JavaScript code in an external .</w:t>
-      </w:r>
-      <w:proofErr w:type="spellStart"/>
-      <w:r>
+        <w:t>For larger projects or when reusing scripts across multiple HTML files, you can place your JavaScript code in an external .js file. This file is then linked to your HTML document using the src attribute within a &lt;script&gt; tag.</w:t>
+      </w:r>
+    </w:p>
+    <w:p>
+      <w:pPr>
+        <w:ind w:left="360"/>
         <w:rPr>
           <w:rFonts w:ascii="Calibri" w:hAnsi="Calibri" w:cs="Calibri"/>
           <w:color w:val="000000" w:themeColor="text1"/>
           <w:sz w:val="24"/>
           <w:szCs w:val="24"/>
         </w:rPr>
-        <w:t>js</w:t>
-      </w:r>
-      <w:proofErr w:type="spellEnd"/>
+      </w:pPr>
       <w:r>
         <w:rPr>
           <w:rFonts w:ascii="Calibri" w:hAnsi="Calibri" w:cs="Calibri"/>
@@ -1081,122 +1024,40 @@
           <w:sz w:val="24"/>
           <w:szCs w:val="24"/>
         </w:rPr>
-        <w:t xml:space="preserve"> file. This file is then linked to your HTML document using the </w:t>
-      </w:r>
-      <w:proofErr w:type="spellStart"/>
-      <w:r>
+        <w:t>First create a .js file and integrate in HMTL file with using script tag, let me explain below</w:t>
+      </w:r>
+    </w:p>
+    <w:p>
+      <w:pPr>
+        <w:ind w:left="360"/>
         <w:rPr>
           <w:rFonts w:ascii="Calibri" w:hAnsi="Calibri" w:cs="Calibri"/>
           <w:color w:val="000000" w:themeColor="text1"/>
           <w:sz w:val="24"/>
           <w:szCs w:val="24"/>
-        </w:rPr>
-        <w:t>src</w:t>
-      </w:r>
-      <w:proofErr w:type="spellEnd"/>
-      <w:r>
+          <w:highlight w:val="darkGray"/>
+        </w:rPr>
+      </w:pPr>
+    </w:p>
+    <w:p>
+      <w:pPr>
+        <w:ind w:left="360"/>
         <w:rPr>
           <w:rFonts w:ascii="Calibri" w:hAnsi="Calibri" w:cs="Calibri"/>
           <w:color w:val="000000" w:themeColor="text1"/>
           <w:sz w:val="24"/>
           <w:szCs w:val="24"/>
         </w:rPr>
-        <w:t xml:space="preserve"> attribute within a &lt;script&gt; tag.</w:t>
-      </w:r>
-    </w:p>
-    <w:p>
-      <w:pPr>
-        <w:ind w:left="360"/>
+      </w:pPr>
+      <w:r>
         <w:rPr>
           <w:rFonts w:ascii="Calibri" w:hAnsi="Calibri" w:cs="Calibri"/>
           <w:color w:val="000000" w:themeColor="text1"/>
           <w:sz w:val="24"/>
           <w:szCs w:val="24"/>
-        </w:rPr>
-      </w:pPr>
-      <w:r>
-        <w:rPr>
-          <w:rFonts w:ascii="Calibri" w:hAnsi="Calibri" w:cs="Calibri"/>
-          <w:color w:val="000000" w:themeColor="text1"/>
-          <w:sz w:val="24"/>
-          <w:szCs w:val="24"/>
-        </w:rPr>
-        <w:t>First create a .</w:t>
-      </w:r>
-      <w:proofErr w:type="spellStart"/>
-      <w:r>
-        <w:rPr>
-          <w:rFonts w:ascii="Calibri" w:hAnsi="Calibri" w:cs="Calibri"/>
-          <w:color w:val="000000" w:themeColor="text1"/>
-          <w:sz w:val="24"/>
-          <w:szCs w:val="24"/>
-        </w:rPr>
-        <w:t>js</w:t>
-      </w:r>
-      <w:proofErr w:type="spellEnd"/>
-      <w:r>
-        <w:rPr>
-          <w:rFonts w:ascii="Calibri" w:hAnsi="Calibri" w:cs="Calibri"/>
-          <w:color w:val="000000" w:themeColor="text1"/>
-          <w:sz w:val="24"/>
-          <w:szCs w:val="24"/>
-        </w:rPr>
-        <w:t xml:space="preserve"> file and integrate in HMTL file with using script tag, let me explain below</w:t>
-      </w:r>
-    </w:p>
-    <w:p>
-      <w:pPr>
-        <w:ind w:left="360"/>
-        <w:rPr>
-          <w:rFonts w:ascii="Calibri" w:hAnsi="Calibri" w:cs="Calibri"/>
-          <w:color w:val="000000" w:themeColor="text1"/>
-          <w:sz w:val="24"/>
-          <w:szCs w:val="24"/>
           <w:highlight w:val="darkGray"/>
         </w:rPr>
-      </w:pPr>
-    </w:p>
-    <w:p>
-      <w:pPr>
-        <w:ind w:left="360"/>
-        <w:rPr>
-          <w:rFonts w:ascii="Calibri" w:hAnsi="Calibri" w:cs="Calibri"/>
-          <w:color w:val="000000" w:themeColor="text1"/>
-          <w:sz w:val="24"/>
-          <w:szCs w:val="24"/>
-        </w:rPr>
-      </w:pPr>
-      <w:r>
-        <w:rPr>
-          <w:rFonts w:ascii="Calibri" w:hAnsi="Calibri" w:cs="Calibri"/>
-          <w:color w:val="000000" w:themeColor="text1"/>
-          <w:sz w:val="24"/>
-          <w:szCs w:val="24"/>
-          <w:highlight w:val="darkGray"/>
-        </w:rPr>
-        <w:t>.</w:t>
-      </w:r>
-      <w:proofErr w:type="spellStart"/>
-      <w:r>
-        <w:rPr>
-          <w:rFonts w:ascii="Calibri" w:hAnsi="Calibri" w:cs="Calibri"/>
-          <w:color w:val="000000" w:themeColor="text1"/>
-          <w:sz w:val="24"/>
-          <w:szCs w:val="24"/>
-          <w:highlight w:val="darkGray"/>
-        </w:rPr>
-        <w:t>js</w:t>
-      </w:r>
-      <w:proofErr w:type="spellEnd"/>
-      <w:r>
-        <w:rPr>
-          <w:rFonts w:ascii="Calibri" w:hAnsi="Calibri" w:cs="Calibri"/>
-          <w:color w:val="000000" w:themeColor="text1"/>
-          <w:sz w:val="24"/>
-          <w:szCs w:val="24"/>
-          <w:highlight w:val="darkGray"/>
-        </w:rPr>
-        <w:t xml:space="preserve"> file</w:t>
+        <w:t>.js file</w:t>
       </w:r>
     </w:p>
     <w:p>
@@ -1291,29 +1152,7 @@
           <w:szCs w:val="24"/>
           <w:highlight w:val="darkGray"/>
         </w:rPr>
-        <w:t>Separate .</w:t>
-      </w:r>
-      <w:proofErr w:type="spellStart"/>
-      <w:r>
-        <w:rPr>
-          <w:rFonts w:ascii="Calibri" w:hAnsi="Calibri" w:cs="Calibri"/>
-          <w:color w:val="000000" w:themeColor="text1"/>
-          <w:sz w:val="24"/>
-          <w:szCs w:val="24"/>
-          <w:highlight w:val="darkGray"/>
-        </w:rPr>
-        <w:t>js</w:t>
-      </w:r>
-      <w:proofErr w:type="spellEnd"/>
-      <w:r>
-        <w:rPr>
-          <w:rFonts w:ascii="Calibri" w:hAnsi="Calibri" w:cs="Calibri"/>
-          <w:color w:val="000000" w:themeColor="text1"/>
-          <w:sz w:val="24"/>
-          <w:szCs w:val="24"/>
-          <w:highlight w:val="darkGray"/>
-        </w:rPr>
-        <w:t xml:space="preserve"> file link with HTML file.</w:t>
+        <w:t>Separate .js file link with HTML file.</w:t>
       </w:r>
     </w:p>
     <w:p>
@@ -1492,35 +1331,7 @@
         <w:rPr>
           <w:rFonts w:ascii="Calibri" w:hAnsi="Calibri" w:cs="Calibri"/>
         </w:rPr>
-        <w:t>JavaScript provides different methods to display output, such as </w:t>
-      </w:r>
-      <w:proofErr w:type="gramStart"/>
-      <w:r>
-        <w:rPr>
-          <w:rFonts w:ascii="Calibri" w:hAnsi="Calibri" w:cs="Calibri"/>
-        </w:rPr>
-        <w:t>console.log(</w:t>
-      </w:r>
-      <w:proofErr w:type="gramEnd"/>
-      <w:r>
-        <w:rPr>
-          <w:rFonts w:ascii="Calibri" w:hAnsi="Calibri" w:cs="Calibri"/>
-        </w:rPr>
-        <w:t xml:space="preserve">), alert(), </w:t>
-      </w:r>
-      <w:proofErr w:type="spellStart"/>
-      <w:r>
-        <w:rPr>
-          <w:rFonts w:ascii="Calibri" w:hAnsi="Calibri" w:cs="Calibri"/>
-        </w:rPr>
-        <w:t>document.write</w:t>
-      </w:r>
-      <w:proofErr w:type="spellEnd"/>
-      <w:r>
-        <w:rPr>
-          <w:rFonts w:ascii="Calibri" w:hAnsi="Calibri" w:cs="Calibri"/>
-        </w:rPr>
-        <w:t>(), and manipulating HTML elements directly. Each method has its specific use cases, whether for debugging, user notifications, or dynamically updating web content. Here we will explore various JavaScript output methods, demonstrating how and when to use them effectively.</w:t>
+        <w:t>JavaScript provides different methods to display output, such as console.log(), alert(), document.write(), and manipulating HTML elements directly. Each method has its specific use cases, whether for debugging, user notifications, or dynamically updating web content. Here we will explore various JavaScript output methods, demonstrating how and when to use them effectively.</w:t>
       </w:r>
     </w:p>
     <w:p>
@@ -1542,25 +1353,7 @@
           <w:b/>
           <w:bCs/>
         </w:rPr>
-        <w:t xml:space="preserve">JavaScript </w:t>
-      </w:r>
-      <w:proofErr w:type="gramStart"/>
-      <w:r>
-        <w:rPr>
-          <w:rFonts w:ascii="Calibri" w:hAnsi="Calibri" w:cs="Calibri"/>
-          <w:b/>
-          <w:bCs/>
-        </w:rPr>
-        <w:t>console.log(</w:t>
-      </w:r>
-      <w:proofErr w:type="gramEnd"/>
-      <w:r>
-        <w:rPr>
-          <w:rFonts w:ascii="Calibri" w:hAnsi="Calibri" w:cs="Calibri"/>
-          <w:b/>
-          <w:bCs/>
-        </w:rPr>
-        <w:t>) Method:</w:t>
+        <w:t>JavaScript console.log() Method:</w:t>
       </w:r>
     </w:p>
     <w:p>
@@ -1621,7 +1414,6 @@
           <w:bCs/>
         </w:rPr>
       </w:pPr>
-      <w:proofErr w:type="gramStart"/>
       <w:r>
         <w:rPr>
           <w:rFonts w:ascii="Calibri" w:hAnsi="Calibri" w:cs="Calibri"/>
@@ -1629,17 +1421,7 @@
           <w:bCs/>
           <w:highlight w:val="yellow"/>
         </w:rPr>
-        <w:t>Console.log(</w:t>
-      </w:r>
-      <w:proofErr w:type="gramEnd"/>
-      <w:r>
-        <w:rPr>
-          <w:rFonts w:ascii="Calibri" w:hAnsi="Calibri" w:cs="Calibri"/>
-          <w:b/>
-          <w:bCs/>
-          <w:highlight w:val="yellow"/>
-        </w:rPr>
-        <w:t>);</w:t>
+        <w:t>Console.log();</w:t>
       </w:r>
     </w:p>
     <w:p>
@@ -1786,31 +1568,7 @@
           <w:sz w:val="24"/>
           <w:szCs w:val="24"/>
         </w:rPr>
-        <w:t xml:space="preserve">. JavaScript </w:t>
-      </w:r>
-      <w:proofErr w:type="spellStart"/>
-      <w:proofErr w:type="gramStart"/>
-      <w:r>
-        <w:rPr>
-          <w:rFonts w:ascii="Calibri" w:hAnsi="Calibri" w:cs="Calibri"/>
-          <w:b/>
-          <w:bCs/>
-          <w:sz w:val="24"/>
-          <w:szCs w:val="24"/>
-        </w:rPr>
-        <w:t>document.write</w:t>
-      </w:r>
-      <w:proofErr w:type="spellEnd"/>
-      <w:proofErr w:type="gramEnd"/>
-      <w:r>
-        <w:rPr>
-          <w:rFonts w:ascii="Calibri" w:hAnsi="Calibri" w:cs="Calibri"/>
-          <w:b/>
-          <w:bCs/>
-          <w:sz w:val="24"/>
-          <w:szCs w:val="24"/>
-        </w:rPr>
-        <w:t>() Method</w:t>
+        <w:t>. JavaScript document.write() Method</w:t>
       </w:r>
     </w:p>
     <w:p>
@@ -1829,44 +1587,17 @@
         </w:rPr>
         <w:t>To use the </w:t>
       </w:r>
-      <w:proofErr w:type="spellStart"/>
-      <w:r>
-        <w:fldChar w:fldCharType="begin"/>
-      </w:r>
-      <w:r>
-        <w:instrText>HYPERLINK "https://www.geeksforgeeks.org/html-dom-write-method" \t "_blank"</w:instrText>
-      </w:r>
-      <w:r>
-        <w:fldChar w:fldCharType="separate"/>
-      </w:r>
-      <w:r>
-        <w:rPr>
-          <w:rStyle w:val="Hyperlink"/>
-          <w:rFonts w:ascii="Calibri" w:hAnsi="Calibri" w:cs="Calibri"/>
-          <w:sz w:val="24"/>
-          <w:szCs w:val="24"/>
-        </w:rPr>
-        <w:t>document.write</w:t>
-      </w:r>
-      <w:proofErr w:type="spellEnd"/>
-      <w:r>
-        <w:rPr>
-          <w:rStyle w:val="Hyperlink"/>
-          <w:rFonts w:ascii="Calibri" w:hAnsi="Calibri" w:cs="Calibri"/>
-          <w:sz w:val="24"/>
-          <w:szCs w:val="24"/>
-        </w:rPr>
-        <w:t>()</w:t>
-      </w:r>
-      <w:r>
-        <w:rPr>
-          <w:rStyle w:val="Hyperlink"/>
-          <w:rFonts w:ascii="Calibri" w:hAnsi="Calibri" w:cs="Calibri"/>
-          <w:sz w:val="24"/>
-          <w:szCs w:val="24"/>
-        </w:rPr>
-        <w:fldChar w:fldCharType="end"/>
-      </w:r>
+      <w:hyperlink r:id="rId21" w:tgtFrame="_blank" w:history="1">
+        <w:r>
+          <w:rPr>
+            <w:rStyle w:val="Hyperlink"/>
+            <w:rFonts w:ascii="Calibri" w:hAnsi="Calibri" w:cs="Calibri"/>
+            <w:sz w:val="24"/>
+            <w:szCs w:val="24"/>
+          </w:rPr>
+          <w:t>document.write()</w:t>
+        </w:r>
+      </w:hyperlink>
       <w:r>
         <w:rPr>
           <w:rFonts w:ascii="Calibri" w:hAnsi="Calibri" w:cs="Calibri"/>
@@ -1908,37 +1639,43 @@
           <w:szCs w:val="24"/>
           <w:highlight w:val="yellow"/>
         </w:rPr>
-        <w:t xml:space="preserve">If we use </w:t>
-      </w:r>
-      <w:proofErr w:type="spellStart"/>
-      <w:proofErr w:type="gramStart"/>
-      <w:r>
-        <w:rPr>
-          <w:rFonts w:ascii="Calibri" w:hAnsi="Calibri" w:cs="Calibri"/>
-          <w:i/>
-          <w:iCs/>
+        <w:t>If we use document.write() after the HTML document is loaded, it will delete all existing HTML.</w:t>
+      </w:r>
+    </w:p>
+    <w:p>
+      <w:pPr>
+        <w:rPr>
+          <w:rFonts w:ascii="Calibri" w:hAnsi="Calibri" w:cs="Calibri"/>
+          <w:b/>
+          <w:bCs/>
           <w:sz w:val="24"/>
           <w:szCs w:val="24"/>
           <w:highlight w:val="yellow"/>
         </w:rPr>
-        <w:t>document.write</w:t>
-      </w:r>
-      <w:proofErr w:type="spellEnd"/>
-      <w:proofErr w:type="gramEnd"/>
-      <w:r>
-        <w:rPr>
-          <w:rFonts w:ascii="Calibri" w:hAnsi="Calibri" w:cs="Calibri"/>
-          <w:i/>
-          <w:iCs/>
+      </w:pPr>
+      <w:r>
+        <w:rPr>
+          <w:rFonts w:ascii="Calibri" w:hAnsi="Calibri" w:cs="Calibri"/>
+          <w:b/>
+          <w:bCs/>
           <w:sz w:val="24"/>
           <w:szCs w:val="24"/>
           <w:highlight w:val="yellow"/>
         </w:rPr>
-        <w:t>() after the HTML document is loaded, it will delete all existing HTML.</w:t>
-      </w:r>
-    </w:p>
-    <w:p>
-      <w:pPr>
+        <w:t>Syntax:</w:t>
+      </w:r>
+    </w:p>
+    <w:p>
+      <w:pPr>
+        <w:rPr>
+          <w:rFonts w:ascii="Calibri" w:hAnsi="Calibri" w:cs="Calibri"/>
+          <w:b/>
+          <w:bCs/>
+          <w:sz w:val="24"/>
+          <w:szCs w:val="24"/>
+        </w:rPr>
+      </w:pPr>
+      <w:r>
         <w:rPr>
           <w:rFonts w:ascii="Calibri" w:hAnsi="Calibri" w:cs="Calibri"/>
           <w:b/>
@@ -1947,66 +1684,8 @@
           <w:szCs w:val="24"/>
           <w:highlight w:val="yellow"/>
         </w:rPr>
-      </w:pPr>
-      <w:r>
-        <w:rPr>
-          <w:rFonts w:ascii="Calibri" w:hAnsi="Calibri" w:cs="Calibri"/>
-          <w:b/>
-          <w:bCs/>
-          <w:sz w:val="24"/>
-          <w:szCs w:val="24"/>
-          <w:highlight w:val="yellow"/>
-        </w:rPr>
-        <w:t>Syntax:</w:t>
-      </w:r>
-    </w:p>
-    <w:p>
-      <w:pPr>
-        <w:rPr>
-          <w:rFonts w:ascii="Calibri" w:hAnsi="Calibri" w:cs="Calibri"/>
-          <w:b/>
-          <w:bCs/>
-          <w:sz w:val="24"/>
-          <w:szCs w:val="24"/>
-        </w:rPr>
-      </w:pPr>
-      <w:proofErr w:type="spellStart"/>
-      <w:r>
-        <w:rPr>
-          <w:rFonts w:ascii="Calibri" w:hAnsi="Calibri" w:cs="Calibri"/>
-          <w:b/>
-          <w:bCs/>
-          <w:sz w:val="24"/>
-          <w:szCs w:val="24"/>
-          <w:highlight w:val="yellow"/>
-        </w:rPr>
-        <w:t>Document.write</w:t>
-      </w:r>
-      <w:proofErr w:type="spellEnd"/>
-      <w:r>
-        <w:rPr>
-          <w:rFonts w:ascii="Calibri" w:hAnsi="Calibri" w:cs="Calibri"/>
-          <w:b/>
-          <w:bCs/>
-          <w:sz w:val="24"/>
-          <w:szCs w:val="24"/>
-          <w:highlight w:val="yellow"/>
-        </w:rPr>
-        <w:t>(</w:t>
-      </w:r>
-      <w:proofErr w:type="gramStart"/>
-      <w:r>
-        <w:rPr>
-          <w:rFonts w:ascii="Calibri" w:hAnsi="Calibri" w:cs="Calibri"/>
-          <w:b/>
-          <w:bCs/>
-          <w:sz w:val="24"/>
-          <w:szCs w:val="24"/>
-          <w:highlight w:val="yellow"/>
-        </w:rPr>
-        <w:t>);</w:t>
-      </w:r>
-      <w:proofErr w:type="gramEnd"/>
+        <w:t>Document.write();</w:t>
+      </w:r>
     </w:p>
     <w:p>
       <w:pPr>
@@ -2036,7 +1715,7 @@
                     <pic:cNvPicPr/>
                   </pic:nvPicPr>
                   <pic:blipFill>
-                    <a:blip r:embed="rId21"/>
+                    <a:blip r:embed="rId22"/>
                     <a:stretch>
                       <a:fillRect/>
                     </a:stretch>
@@ -2108,7 +1787,7 @@
                     <pic:cNvPicPr/>
                   </pic:nvPicPr>
                   <pic:blipFill>
-                    <a:blip r:embed="rId22"/>
+                    <a:blip r:embed="rId23"/>
                     <a:stretch>
                       <a:fillRect/>
                     </a:stretch>
@@ -2166,31 +1845,7 @@
           <w:sz w:val="24"/>
           <w:szCs w:val="24"/>
         </w:rPr>
-        <w:t xml:space="preserve">. JavaScript </w:t>
-      </w:r>
-      <w:proofErr w:type="spellStart"/>
-      <w:proofErr w:type="gramStart"/>
-      <w:r>
-        <w:rPr>
-          <w:rFonts w:ascii="Calibri" w:hAnsi="Calibri" w:cs="Calibri"/>
-          <w:b/>
-          <w:bCs/>
-          <w:sz w:val="24"/>
-          <w:szCs w:val="24"/>
-        </w:rPr>
-        <w:t>window.alert</w:t>
-      </w:r>
-      <w:proofErr w:type="spellEnd"/>
-      <w:proofErr w:type="gramEnd"/>
-      <w:r>
-        <w:rPr>
-          <w:rFonts w:ascii="Calibri" w:hAnsi="Calibri" w:cs="Calibri"/>
-          <w:b/>
-          <w:bCs/>
-          <w:sz w:val="24"/>
-          <w:szCs w:val="24"/>
-        </w:rPr>
-        <w:t>() Method</w:t>
+        <w:t>. JavaScript window.alert() Method</w:t>
       </w:r>
     </w:p>
     <w:p>
@@ -2209,44 +1864,17 @@
         </w:rPr>
         <w:t>The </w:t>
       </w:r>
-      <w:proofErr w:type="spellStart"/>
-      <w:r>
-        <w:fldChar w:fldCharType="begin"/>
-      </w:r>
-      <w:r>
-        <w:instrText>HYPERLINK "https://www.geeksforgeeks.org/html-dom-window-alert-method" \t "_blank"</w:instrText>
-      </w:r>
-      <w:r>
-        <w:fldChar w:fldCharType="separate"/>
-      </w:r>
-      <w:r>
-        <w:rPr>
-          <w:rStyle w:val="Hyperlink"/>
-          <w:rFonts w:ascii="Calibri" w:hAnsi="Calibri" w:cs="Calibri"/>
-          <w:sz w:val="24"/>
-          <w:szCs w:val="24"/>
-        </w:rPr>
-        <w:t>window.alert</w:t>
-      </w:r>
-      <w:proofErr w:type="spellEnd"/>
-      <w:r>
-        <w:rPr>
-          <w:rStyle w:val="Hyperlink"/>
-          <w:rFonts w:ascii="Calibri" w:hAnsi="Calibri" w:cs="Calibri"/>
-          <w:sz w:val="24"/>
-          <w:szCs w:val="24"/>
-        </w:rPr>
-        <w:t>() method</w:t>
-      </w:r>
-      <w:r>
-        <w:rPr>
-          <w:rStyle w:val="Hyperlink"/>
-          <w:rFonts w:ascii="Calibri" w:hAnsi="Calibri" w:cs="Calibri"/>
-          <w:sz w:val="24"/>
-          <w:szCs w:val="24"/>
-        </w:rPr>
-        <w:fldChar w:fldCharType="end"/>
-      </w:r>
+      <w:hyperlink r:id="rId24" w:tgtFrame="_blank" w:history="1">
+        <w:r>
+          <w:rPr>
+            <w:rStyle w:val="Hyperlink"/>
+            <w:rFonts w:ascii="Calibri" w:hAnsi="Calibri" w:cs="Calibri"/>
+            <w:sz w:val="24"/>
+            <w:szCs w:val="24"/>
+          </w:rPr>
+          <w:t>window.alert() method</w:t>
+        </w:r>
+      </w:hyperlink>
       <w:r>
         <w:rPr>
           <w:rFonts w:ascii="Calibri" w:hAnsi="Calibri" w:cs="Calibri"/>
@@ -2289,7 +1917,6 @@
           <w:szCs w:val="24"/>
         </w:rPr>
       </w:pPr>
-      <w:proofErr w:type="spellStart"/>
       <w:r>
         <w:rPr>
           <w:rFonts w:ascii="Calibri" w:hAnsi="Calibri" w:cs="Calibri"/>
@@ -2299,33 +1926,8 @@
           <w:szCs w:val="24"/>
           <w:highlight w:val="yellow"/>
         </w:rPr>
-        <w:t>Window.alert</w:t>
-      </w:r>
-      <w:proofErr w:type="spellEnd"/>
-      <w:r>
-        <w:rPr>
-          <w:rFonts w:ascii="Calibri" w:hAnsi="Calibri" w:cs="Calibri"/>
-          <w:b/>
-          <w:bCs/>
-          <w:sz w:val="24"/>
-          <w:szCs w:val="24"/>
-          <w:highlight w:val="yellow"/>
-        </w:rPr>
-        <w:t>(</w:t>
-      </w:r>
-      <w:proofErr w:type="gramStart"/>
-      <w:r>
-        <w:rPr>
-          <w:rFonts w:ascii="Calibri" w:hAnsi="Calibri" w:cs="Calibri"/>
-          <w:b/>
-          <w:bCs/>
-          <w:sz w:val="24"/>
-          <w:szCs w:val="24"/>
-          <w:highlight w:val="yellow"/>
-        </w:rPr>
-        <w:t>);</w:t>
-      </w:r>
-      <w:proofErr w:type="gramEnd"/>
+        <w:t>Window.alert();</w:t>
+      </w:r>
     </w:p>
     <w:p>
       <w:pPr>
@@ -2358,7 +1960,7 @@
                     <pic:cNvPicPr/>
                   </pic:nvPicPr>
                   <pic:blipFill>
-                    <a:blip r:embed="rId23"/>
+                    <a:blip r:embed="rId25"/>
                     <a:stretch>
                       <a:fillRect/>
                     </a:stretch>
@@ -2432,7 +2034,7 @@
                     <pic:cNvPicPr/>
                   </pic:nvPicPr>
                   <pic:blipFill>
-                    <a:blip r:embed="rId24"/>
+                    <a:blip r:embed="rId26"/>
                     <a:stretch>
                       <a:fillRect/>
                     </a:stretch>
@@ -2538,7 +2140,7 @@
         </w:rPr>
         <w:t>As we write JavaScript, we can write </w:t>
       </w:r>
-      <w:hyperlink r:id="rId25" w:tgtFrame="_blank" w:history="1">
+      <w:hyperlink r:id="rId27" w:tgtFrame="_blank" w:history="1">
         <w:r>
           <w:rPr>
             <w:rStyle w:val="Hyperlink"/>
@@ -2670,7 +2272,7 @@
                     <pic:cNvPicPr/>
                   </pic:nvPicPr>
                   <pic:blipFill>
-                    <a:blip r:embed="rId26"/>
+                    <a:blip r:embed="rId28"/>
                     <a:stretch>
                       <a:fillRect/>
                     </a:stretch>
@@ -2749,7 +2351,7 @@
                     <pic:cNvPicPr/>
                   </pic:nvPicPr>
                   <pic:blipFill>
-                    <a:blip r:embed="rId27"/>
+                    <a:blip r:embed="rId29"/>
                     <a:stretch>
                       <a:fillRect/>
                     </a:stretch>
@@ -2859,7 +2461,7 @@
                     <pic:cNvPicPr/>
                   </pic:nvPicPr>
                   <pic:blipFill>
-                    <a:blip r:embed="rId28"/>
+                    <a:blip r:embed="rId30"/>
                     <a:stretch>
                       <a:fillRect/>
                     </a:stretch>
@@ -2957,7 +2559,7 @@
         </w:rPr>
         <w:t>A variable is like a container that holds data that can be reused or updated later in the program. In JavaScript, variables are declared using the keywords</w:t>
       </w:r>
-      <w:hyperlink r:id="rId29" w:tgtFrame="_blank" w:history="1">
+      <w:hyperlink r:id="rId31" w:tgtFrame="_blank" w:history="1">
         <w:r>
           <w:rPr>
             <w:rStyle w:val="Hyperlink"/>
@@ -2978,7 +2580,7 @@
         </w:rPr>
         <w:t>, </w:t>
       </w:r>
-      <w:hyperlink r:id="rId30" w:tgtFrame="_blank" w:history="1">
+      <w:hyperlink r:id="rId32" w:tgtFrame="_blank" w:history="1">
         <w:r>
           <w:rPr>
             <w:rStyle w:val="Hyperlink"/>
@@ -2999,7 +2601,7 @@
         </w:rPr>
         <w:t>, or </w:t>
       </w:r>
-      <w:hyperlink r:id="rId31" w:tgtFrame="_blank" w:history="1">
+      <w:hyperlink r:id="rId33" w:tgtFrame="_blank" w:history="1">
         <w:r>
           <w:rPr>
             <w:rStyle w:val="Hyperlink"/>
@@ -3066,27 +2668,7 @@
           <w:sz w:val="24"/>
           <w:szCs w:val="24"/>
         </w:rPr>
-        <w:t xml:space="preserve">Let – we can </w:t>
-      </w:r>
-      <w:proofErr w:type="gramStart"/>
-      <w:r>
-        <w:rPr>
-          <w:rFonts w:ascii="Calibri" w:hAnsi="Calibri" w:cs="Calibri"/>
-          <w:color w:val="000000" w:themeColor="text1"/>
-          <w:sz w:val="24"/>
-          <w:szCs w:val="24"/>
-        </w:rPr>
-        <w:t>reassigned</w:t>
-      </w:r>
-      <w:proofErr w:type="gramEnd"/>
-      <w:r>
-        <w:rPr>
-          <w:rFonts w:ascii="Calibri" w:hAnsi="Calibri" w:cs="Calibri"/>
-          <w:color w:val="000000" w:themeColor="text1"/>
-          <w:sz w:val="24"/>
-          <w:szCs w:val="24"/>
-        </w:rPr>
-        <w:t xml:space="preserve"> but can’t redeclared let keyword</w:t>
+        <w:t>Let – we can reassigned but can’t redeclared let keyword</w:t>
       </w:r>
     </w:p>
     <w:p>
@@ -3103,7 +2685,6 @@
           <w:szCs w:val="24"/>
         </w:rPr>
       </w:pPr>
-      <w:proofErr w:type="spellStart"/>
       <w:r>
         <w:rPr>
           <w:rFonts w:ascii="Calibri" w:hAnsi="Calibri" w:cs="Calibri"/>
@@ -3111,19 +2692,41 @@
           <w:sz w:val="24"/>
           <w:szCs w:val="24"/>
         </w:rPr>
-        <w:t>Const</w:t>
-      </w:r>
-      <w:proofErr w:type="spellEnd"/>
-      <w:r>
+        <w:t>Const – we cannot reassigned and redeclared</w:t>
+      </w:r>
+    </w:p>
+    <w:p>
+      <w:pPr>
+        <w:rPr>
+          <w:rFonts w:ascii="Calibri" w:hAnsi="Calibri" w:cs="Calibri"/>
+          <w:b/>
+          <w:bCs/>
+          <w:color w:val="0070C0"/>
+          <w:sz w:val="24"/>
+          <w:szCs w:val="24"/>
+        </w:rPr>
+      </w:pPr>
+      <w:r>
+        <w:rPr>
+          <w:rFonts w:ascii="Calibri" w:hAnsi="Calibri" w:cs="Calibri"/>
+          <w:b/>
+          <w:bCs/>
+          <w:color w:val="0070C0"/>
+          <w:sz w:val="24"/>
+          <w:szCs w:val="24"/>
+        </w:rPr>
+        <w:t>1. var Keyword</w:t>
+      </w:r>
+    </w:p>
+    <w:p>
+      <w:pPr>
         <w:rPr>
           <w:rFonts w:ascii="Calibri" w:hAnsi="Calibri" w:cs="Calibri"/>
           <w:color w:val="000000" w:themeColor="text1"/>
           <w:sz w:val="24"/>
           <w:szCs w:val="24"/>
         </w:rPr>
-        <w:t xml:space="preserve"> – we cannot </w:t>
-      </w:r>
-      <w:proofErr w:type="gramStart"/>
+      </w:pPr>
       <w:r>
         <w:rPr>
           <w:rFonts w:ascii="Calibri" w:hAnsi="Calibri" w:cs="Calibri"/>
@@ -3131,9 +2734,8 @@
           <w:sz w:val="24"/>
           <w:szCs w:val="24"/>
         </w:rPr>
-        <w:t>reassigned</w:t>
-      </w:r>
-      <w:proofErr w:type="gramEnd"/>
+        <w:t>The var keyword is used to declare a variable. It has a function-scoped or globally-scoped behaviour.</w:t>
+      </w:r>
       <w:r>
         <w:rPr>
           <w:rFonts w:ascii="Calibri" w:hAnsi="Calibri" w:cs="Calibri"/>
@@ -3141,30 +2743,7 @@
           <w:sz w:val="24"/>
           <w:szCs w:val="24"/>
         </w:rPr>
-        <w:t xml:space="preserve"> and redeclared</w:t>
-      </w:r>
-    </w:p>
-    <w:p>
-      <w:pPr>
-        <w:rPr>
-          <w:rFonts w:ascii="Calibri" w:hAnsi="Calibri" w:cs="Calibri"/>
-          <w:b/>
-          <w:bCs/>
-          <w:color w:val="0070C0"/>
-          <w:sz w:val="24"/>
-          <w:szCs w:val="24"/>
-        </w:rPr>
-      </w:pPr>
-      <w:r>
-        <w:rPr>
-          <w:rFonts w:ascii="Calibri" w:hAnsi="Calibri" w:cs="Calibri"/>
-          <w:b/>
-          <w:bCs/>
-          <w:color w:val="0070C0"/>
-          <w:sz w:val="24"/>
-          <w:szCs w:val="24"/>
-        </w:rPr>
-        <w:t>1. var Keyword</w:t>
+        <w:t xml:space="preserve"> It can be reassigned and redeclared.</w:t>
       </w:r>
     </w:p>
     <w:p>
@@ -3183,19 +2762,18 @@
           <w:sz w:val="24"/>
           <w:szCs w:val="24"/>
         </w:rPr>
-        <w:t xml:space="preserve">The var keyword is used to declare a variable. It has a function-scoped or </w:t>
-      </w:r>
-      <w:proofErr w:type="gramStart"/>
-      <w:r>
+        <w:t>var age = 10;</w:t>
+      </w:r>
+    </w:p>
+    <w:p>
+      <w:pPr>
         <w:rPr>
           <w:rFonts w:ascii="Calibri" w:hAnsi="Calibri" w:cs="Calibri"/>
           <w:color w:val="000000" w:themeColor="text1"/>
           <w:sz w:val="24"/>
           <w:szCs w:val="24"/>
         </w:rPr>
-        <w:t>globally-scoped</w:t>
-      </w:r>
-      <w:proofErr w:type="gramEnd"/>
+      </w:pPr>
       <w:r>
         <w:rPr>
           <w:rFonts w:ascii="Calibri" w:hAnsi="Calibri" w:cs="Calibri"/>
@@ -3203,77 +2781,8 @@
           <w:sz w:val="24"/>
           <w:szCs w:val="24"/>
         </w:rPr>
-        <w:t xml:space="preserve"> behaviour.</w:t>
-      </w:r>
-      <w:r>
-        <w:rPr>
-          <w:rFonts w:ascii="Calibri" w:hAnsi="Calibri" w:cs="Calibri"/>
-          <w:color w:val="000000" w:themeColor="text1"/>
-          <w:sz w:val="24"/>
-          <w:szCs w:val="24"/>
-        </w:rPr>
-        <w:t xml:space="preserve"> It can be reassigned and redeclared.</w:t>
-      </w:r>
-    </w:p>
-    <w:p>
-      <w:pPr>
-        <w:rPr>
-          <w:rFonts w:ascii="Calibri" w:hAnsi="Calibri" w:cs="Calibri"/>
-          <w:color w:val="000000" w:themeColor="text1"/>
-          <w:sz w:val="24"/>
-          <w:szCs w:val="24"/>
-        </w:rPr>
-      </w:pPr>
-      <w:r>
-        <w:rPr>
-          <w:rFonts w:ascii="Calibri" w:hAnsi="Calibri" w:cs="Calibri"/>
-          <w:color w:val="000000" w:themeColor="text1"/>
-          <w:sz w:val="24"/>
-          <w:szCs w:val="24"/>
-        </w:rPr>
-        <w:t xml:space="preserve">var age = </w:t>
-      </w:r>
-      <w:proofErr w:type="gramStart"/>
-      <w:r>
-        <w:rPr>
-          <w:rFonts w:ascii="Calibri" w:hAnsi="Calibri" w:cs="Calibri"/>
-          <w:color w:val="000000" w:themeColor="text1"/>
-          <w:sz w:val="24"/>
-          <w:szCs w:val="24"/>
-        </w:rPr>
-        <w:t>10;</w:t>
-      </w:r>
-      <w:proofErr w:type="gramEnd"/>
-    </w:p>
-    <w:p>
-      <w:pPr>
-        <w:rPr>
-          <w:rFonts w:ascii="Calibri" w:hAnsi="Calibri" w:cs="Calibri"/>
-          <w:color w:val="000000" w:themeColor="text1"/>
-          <w:sz w:val="24"/>
-          <w:szCs w:val="24"/>
-        </w:rPr>
-      </w:pPr>
-      <w:r>
-        <w:rPr>
-          <w:rFonts w:ascii="Calibri" w:hAnsi="Calibri" w:cs="Calibri"/>
-          <w:color w:val="000000" w:themeColor="text1"/>
-          <w:sz w:val="24"/>
-          <w:szCs w:val="24"/>
-        </w:rPr>
-        <w:t xml:space="preserve">var age = </w:t>
-      </w:r>
-      <w:proofErr w:type="gramStart"/>
-      <w:r>
-        <w:rPr>
-          <w:rFonts w:ascii="Calibri" w:hAnsi="Calibri" w:cs="Calibri"/>
-          <w:color w:val="000000" w:themeColor="text1"/>
-          <w:sz w:val="24"/>
-          <w:szCs w:val="24"/>
-        </w:rPr>
-        <w:t>20;</w:t>
-      </w:r>
-      <w:proofErr w:type="gramEnd"/>
+        <w:t>var age = 20;</w:t>
+      </w:r>
     </w:p>
     <w:p>
       <w:pPr>
@@ -3324,7 +2833,7 @@
                     <pic:cNvPicPr/>
                   </pic:nvPicPr>
                   <pic:blipFill>
-                    <a:blip r:embed="rId32"/>
+                    <a:blip r:embed="rId34"/>
                     <a:stretch>
                       <a:fillRect/>
                     </a:stretch>
@@ -3393,7 +2902,7 @@
                     <pic:cNvPicPr/>
                   </pic:nvPicPr>
                   <pic:blipFill>
-                    <a:blip r:embed="rId33"/>
+                    <a:blip r:embed="rId35"/>
                     <a:stretch>
                       <a:fillRect/>
                     </a:stretch>
@@ -3465,7 +2974,7 @@
         </w:rPr>
         <w:t>The </w:t>
       </w:r>
-      <w:hyperlink r:id="rId34" w:tgtFrame="_blank" w:history="1">
+      <w:hyperlink r:id="rId36" w:tgtFrame="_blank" w:history="1">
         <w:r>
           <w:rPr>
             <w:rStyle w:val="Hyperlink"/>
@@ -3524,7 +3033,7 @@
                     <pic:cNvPicPr/>
                   </pic:nvPicPr>
                   <pic:blipFill>
-                    <a:blip r:embed="rId35"/>
+                    <a:blip r:embed="rId37"/>
                     <a:stretch>
                       <a:fillRect/>
                     </a:stretch>
@@ -3595,7 +3104,7 @@
                     <pic:cNvPicPr/>
                   </pic:nvPicPr>
                   <pic:blipFill>
-                    <a:blip r:embed="rId36"/>
+                    <a:blip r:embed="rId38"/>
                     <a:stretch>
                       <a:fillRect/>
                     </a:stretch>
@@ -3636,31 +3145,7 @@
           <w:sz w:val="24"/>
           <w:szCs w:val="24"/>
         </w:rPr>
-        <w:t xml:space="preserve">3. </w:t>
-      </w:r>
-      <w:proofErr w:type="spellStart"/>
-      <w:r>
-        <w:rPr>
-          <w:rFonts w:ascii="Calibri" w:hAnsi="Calibri" w:cs="Calibri"/>
-          <w:b/>
-          <w:bCs/>
-          <w:color w:val="0070C0"/>
-          <w:sz w:val="24"/>
-          <w:szCs w:val="24"/>
-        </w:rPr>
-        <w:t>const</w:t>
-      </w:r>
-      <w:proofErr w:type="spellEnd"/>
-      <w:r>
-        <w:rPr>
-          <w:rFonts w:ascii="Calibri" w:hAnsi="Calibri" w:cs="Calibri"/>
-          <w:b/>
-          <w:bCs/>
-          <w:color w:val="0070C0"/>
-          <w:sz w:val="24"/>
-          <w:szCs w:val="24"/>
-        </w:rPr>
-        <w:t> Keyword</w:t>
+        <w:t>3. const Keyword</w:t>
       </w:r>
     </w:p>
     <w:p>
@@ -3681,44 +3166,17 @@
         </w:rPr>
         <w:t>The </w:t>
       </w:r>
-      <w:proofErr w:type="spellStart"/>
-      <w:r>
-        <w:fldChar w:fldCharType="begin"/>
-      </w:r>
-      <w:r>
-        <w:instrText>HYPERLINK "https://www.geeksforgeeks.org/javascript-const/" \t "_blank"</w:instrText>
-      </w:r>
-      <w:r>
-        <w:fldChar w:fldCharType="separate"/>
-      </w:r>
-      <w:r>
-        <w:rPr>
-          <w:rStyle w:val="Hyperlink"/>
-          <w:rFonts w:ascii="Calibri" w:hAnsi="Calibri" w:cs="Calibri"/>
-          <w:sz w:val="24"/>
-          <w:szCs w:val="24"/>
-        </w:rPr>
-        <w:t>const</w:t>
-      </w:r>
-      <w:proofErr w:type="spellEnd"/>
-      <w:r>
-        <w:rPr>
-          <w:rStyle w:val="Hyperlink"/>
-          <w:rFonts w:ascii="Calibri" w:hAnsi="Calibri" w:cs="Calibri"/>
-          <w:sz w:val="24"/>
-          <w:szCs w:val="24"/>
-        </w:rPr>
-        <w:t xml:space="preserve"> keyword</w:t>
-      </w:r>
-      <w:r>
-        <w:rPr>
-          <w:rStyle w:val="Hyperlink"/>
-          <w:rFonts w:ascii="Calibri" w:hAnsi="Calibri" w:cs="Calibri"/>
-          <w:sz w:val="24"/>
-          <w:szCs w:val="24"/>
-        </w:rPr>
-        <w:fldChar w:fldCharType="end"/>
-      </w:r>
+      <w:hyperlink r:id="rId39" w:tgtFrame="_blank" w:history="1">
+        <w:r>
+          <w:rPr>
+            <w:rStyle w:val="Hyperlink"/>
+            <w:rFonts w:ascii="Calibri" w:hAnsi="Calibri" w:cs="Calibri"/>
+            <w:sz w:val="24"/>
+            <w:szCs w:val="24"/>
+          </w:rPr>
+          <w:t>const keyword</w:t>
+        </w:r>
+      </w:hyperlink>
       <w:r>
         <w:rPr>
           <w:rFonts w:ascii="Calibri" w:hAnsi="Calibri" w:cs="Calibri"/>
@@ -3726,27 +3184,7 @@
           <w:sz w:val="24"/>
           <w:szCs w:val="24"/>
         </w:rPr>
-        <w:t xml:space="preserve"> declares variables that cannot be reassigned. It’s </w:t>
-      </w:r>
-      <w:proofErr w:type="gramStart"/>
-      <w:r>
-        <w:rPr>
-          <w:rFonts w:ascii="Calibri" w:hAnsi="Calibri" w:cs="Calibri"/>
-          <w:color w:val="000000" w:themeColor="text1"/>
-          <w:sz w:val="24"/>
-          <w:szCs w:val="24"/>
-        </w:rPr>
-        <w:t>block-scoped</w:t>
-      </w:r>
-      <w:proofErr w:type="gramEnd"/>
-      <w:r>
-        <w:rPr>
-          <w:rFonts w:ascii="Calibri" w:hAnsi="Calibri" w:cs="Calibri"/>
-          <w:color w:val="000000" w:themeColor="text1"/>
-          <w:sz w:val="24"/>
-          <w:szCs w:val="24"/>
-        </w:rPr>
-        <w:t xml:space="preserve"> as well.</w:t>
+        <w:t> declares variables that cannot be reassigned. It’s block-scoped as well.</w:t>
       </w:r>
     </w:p>
     <w:p>
@@ -3797,7 +3235,7 @@
                     <pic:cNvPicPr/>
                   </pic:nvPicPr>
                   <pic:blipFill>
-                    <a:blip r:embed="rId37"/>
+                    <a:blip r:embed="rId40"/>
                     <a:stretch>
                       <a:fillRect/>
                     </a:stretch>
@@ -4051,7 +3489,7 @@
           <w:szCs w:val="24"/>
         </w:rPr>
       </w:pPr>
-      <w:hyperlink r:id="rId38" w:tgtFrame="_blank" w:history="1">
+      <w:hyperlink r:id="rId41" w:tgtFrame="_blank" w:history="1">
         <w:r>
           <w:rPr>
             <w:rStyle w:val="Hyperlink"/>
@@ -4115,7 +3553,7 @@
                     <pic:cNvPicPr/>
                   </pic:nvPicPr>
                   <pic:blipFill>
-                    <a:blip r:embed="rId39"/>
+                    <a:blip r:embed="rId42"/>
                     <a:stretch>
                       <a:fillRect/>
                     </a:stretch>
@@ -4183,7 +3621,7 @@
                     <pic:cNvPicPr/>
                   </pic:nvPicPr>
                   <pic:blipFill>
-                    <a:blip r:embed="rId40"/>
+                    <a:blip r:embed="rId43"/>
                     <a:stretch>
                       <a:fillRect/>
                     </a:stretch>
@@ -4228,7 +3666,7 @@
           <w:szCs w:val="24"/>
         </w:rPr>
       </w:pPr>
-      <w:hyperlink r:id="rId41" w:tgtFrame="_blank" w:history="1">
+      <w:hyperlink r:id="rId44" w:tgtFrame="_blank" w:history="1">
         <w:r>
           <w:rPr>
             <w:rStyle w:val="Hyperlink"/>
@@ -4300,7 +3738,7 @@
                     <pic:cNvPicPr/>
                   </pic:nvPicPr>
                   <pic:blipFill>
-                    <a:blip r:embed="rId42"/>
+                    <a:blip r:embed="rId45"/>
                     <a:stretch>
                       <a:fillRect/>
                     </a:stretch>
@@ -4364,7 +3802,7 @@
                     <pic:cNvPicPr/>
                   </pic:nvPicPr>
                   <pic:blipFill>
-                    <a:blip r:embed="rId43"/>
+                    <a:blip r:embed="rId46"/>
                     <a:stretch>
                       <a:fillRect/>
                     </a:stretch>
@@ -4418,7 +3856,7 @@
           <w:szCs w:val="24"/>
         </w:rPr>
       </w:pPr>
-      <w:hyperlink r:id="rId44" w:tgtFrame="_blank" w:history="1">
+      <w:hyperlink r:id="rId47" w:tgtFrame="_blank" w:history="1">
         <w:r>
           <w:rPr>
             <w:rStyle w:val="Hyperlink"/>
@@ -4479,7 +3917,7 @@
                     <pic:cNvPicPr/>
                   </pic:nvPicPr>
                   <pic:blipFill>
-                    <a:blip r:embed="rId45"/>
+                    <a:blip r:embed="rId48"/>
                     <a:stretch>
                       <a:fillRect/>
                     </a:stretch>
@@ -4548,7 +3986,7 @@
                     <pic:cNvPicPr/>
                   </pic:nvPicPr>
                   <pic:blipFill>
-                    <a:blip r:embed="rId46"/>
+                    <a:blip r:embed="rId49"/>
                     <a:stretch>
                       <a:fillRect/>
                     </a:stretch>
@@ -4609,7 +4047,7 @@
           <w:szCs w:val="24"/>
         </w:rPr>
       </w:pPr>
-      <w:hyperlink r:id="rId47" w:tgtFrame="_blank" w:history="1">
+      <w:hyperlink r:id="rId50" w:tgtFrame="_blank" w:history="1">
         <w:r>
           <w:rPr>
             <w:rStyle w:val="Hyperlink"/>
@@ -4670,7 +4108,7 @@
                     <pic:cNvPicPr/>
                   </pic:nvPicPr>
                   <pic:blipFill>
-                    <a:blip r:embed="rId48"/>
+                    <a:blip r:embed="rId51"/>
                     <a:stretch>
                       <a:fillRect/>
                     </a:stretch>
@@ -4738,7 +4176,7 @@
                     <pic:cNvPicPr/>
                   </pic:nvPicPr>
                   <pic:blipFill>
-                    <a:blip r:embed="rId49"/>
+                    <a:blip r:embed="rId52"/>
                     <a:stretch>
                       <a:fillRect/>
                     </a:stretch>
@@ -4782,7 +4220,7 @@
           <w:szCs w:val="24"/>
         </w:rPr>
       </w:pPr>
-      <w:hyperlink r:id="rId50" w:tgtFrame="_blank" w:history="1">
+      <w:hyperlink r:id="rId53" w:tgtFrame="_blank" w:history="1">
         <w:r>
           <w:rPr>
             <w:rStyle w:val="Hyperlink"/>
@@ -4843,7 +4281,7 @@
                     <pic:cNvPicPr/>
                   </pic:nvPicPr>
                   <pic:blipFill>
-                    <a:blip r:embed="rId51"/>
+                    <a:blip r:embed="rId54"/>
                     <a:stretch>
                       <a:fillRect/>
                     </a:stretch>
@@ -4921,7 +4359,7 @@
                     <pic:cNvPicPr/>
                   </pic:nvPicPr>
                   <pic:blipFill>
-                    <a:blip r:embed="rId52"/>
+                    <a:blip r:embed="rId55"/>
                     <a:stretch>
                       <a:fillRect/>
                     </a:stretch>
@@ -4965,7 +4403,7 @@
           <w:szCs w:val="24"/>
         </w:rPr>
       </w:pPr>
-      <w:hyperlink r:id="rId53" w:tgtFrame="_blank" w:history="1">
+      <w:hyperlink r:id="rId56" w:tgtFrame="_blank" w:history="1">
         <w:r>
           <w:rPr>
             <w:rStyle w:val="Hyperlink"/>
@@ -5026,7 +4464,7 @@
                     <pic:cNvPicPr/>
                   </pic:nvPicPr>
                   <pic:blipFill>
-                    <a:blip r:embed="rId54"/>
+                    <a:blip r:embed="rId57"/>
                     <a:stretch>
                       <a:fillRect/>
                     </a:stretch>
@@ -5087,7 +4525,7 @@
                     <pic:cNvPicPr/>
                   </pic:nvPicPr>
                   <pic:blipFill>
-                    <a:blip r:embed="rId55"/>
+                    <a:blip r:embed="rId58"/>
                     <a:stretch>
                       <a:fillRect/>
                     </a:stretch>
@@ -5194,7 +4632,7 @@
           <w:szCs w:val="24"/>
         </w:rPr>
       </w:pPr>
-      <w:hyperlink r:id="rId56" w:tgtFrame="_blank" w:history="1">
+      <w:hyperlink r:id="rId59" w:tgtFrame="_blank" w:history="1">
         <w:r>
           <w:rPr>
             <w:rStyle w:val="Hyperlink"/>
@@ -5223,33 +4661,15 @@
           <w:sz w:val="24"/>
           <w:szCs w:val="24"/>
         </w:rPr>
-        <w:t xml:space="preserve"> Represents an ordered list of </w:t>
-      </w:r>
-      <w:proofErr w:type="gramStart"/>
-      <w:r>
-        <w:rPr>
-          <w:rFonts w:ascii="Calibri" w:hAnsi="Calibri" w:cs="Calibri"/>
-          <w:sz w:val="24"/>
-          <w:szCs w:val="24"/>
-        </w:rPr>
-        <w:t>values.</w:t>
-      </w:r>
-      <w:r>
-        <w:rPr>
-          <w:rFonts w:ascii="Calibri" w:hAnsi="Calibri" w:cs="Calibri"/>
-          <w:sz w:val="24"/>
-          <w:szCs w:val="24"/>
-        </w:rPr>
-        <w:t>(</w:t>
-      </w:r>
-      <w:proofErr w:type="gramEnd"/>
-      <w:r>
-        <w:rPr>
-          <w:rFonts w:ascii="Calibri" w:hAnsi="Calibri" w:cs="Calibri"/>
-          <w:sz w:val="24"/>
-          <w:szCs w:val="24"/>
-        </w:rPr>
-        <w:t xml:space="preserve">  [] )</w:t>
+        <w:t> Represents an ordered list of values.</w:t>
+      </w:r>
+      <w:r>
+        <w:rPr>
+          <w:rFonts w:ascii="Calibri" w:hAnsi="Calibri" w:cs="Calibri"/>
+          <w:sz w:val="24"/>
+          <w:szCs w:val="24"/>
+        </w:rPr>
+        <w:t>(  [] )</w:t>
       </w:r>
     </w:p>
     <w:p>
@@ -5281,7 +4701,7 @@
                     <pic:cNvPicPr/>
                   </pic:nvPicPr>
                   <pic:blipFill>
-                    <a:blip r:embed="rId57"/>
+                    <a:blip r:embed="rId60"/>
                     <a:stretch>
                       <a:fillRect/>
                     </a:stretch>
@@ -5359,7 +4779,7 @@
                     <pic:cNvPicPr/>
                   </pic:nvPicPr>
                   <pic:blipFill>
-                    <a:blip r:embed="rId58"/>
+                    <a:blip r:embed="rId61"/>
                     <a:stretch>
                       <a:fillRect/>
                     </a:stretch>
@@ -5413,7 +4833,7 @@
           <w:szCs w:val="24"/>
         </w:rPr>
       </w:pPr>
-      <w:hyperlink r:id="rId59" w:tgtFrame="_blank" w:history="1">
+      <w:hyperlink r:id="rId62" w:tgtFrame="_blank" w:history="1">
         <w:r>
           <w:rPr>
             <w:rStyle w:val="Hyperlink"/>
@@ -5474,7 +4894,7 @@
                     <pic:cNvPicPr/>
                   </pic:nvPicPr>
                   <pic:blipFill>
-                    <a:blip r:embed="rId60"/>
+                    <a:blip r:embed="rId63"/>
                     <a:stretch>
                       <a:fillRect/>
                     </a:stretch>
@@ -5524,7 +4944,7 @@
                     <pic:cNvPicPr/>
                   </pic:nvPicPr>
                   <pic:blipFill>
-                    <a:blip r:embed="rId61"/>
+                    <a:blip r:embed="rId64"/>
                     <a:stretch>
                       <a:fillRect/>
                     </a:stretch>
@@ -5570,18 +4990,8 @@
           <w:sz w:val="24"/>
           <w:szCs w:val="24"/>
         </w:rPr>
-        <w:t xml:space="preserve">Array of </w:t>
-      </w:r>
-      <w:proofErr w:type="gramStart"/>
-      <w:r>
-        <w:rPr>
-          <w:rFonts w:ascii="Calibri" w:hAnsi="Calibri" w:cs="Calibri"/>
-          <w:sz w:val="24"/>
-          <w:szCs w:val="24"/>
-        </w:rPr>
-        <w:t>Objects;</w:t>
-      </w:r>
-      <w:proofErr w:type="gramEnd"/>
+        <w:t>Array of Objects;</w:t>
+      </w:r>
     </w:p>
     <w:p>
       <w:pPr>
@@ -5611,7 +5021,7 @@
                     <pic:cNvPicPr/>
                   </pic:nvPicPr>
                   <pic:blipFill>
-                    <a:blip r:embed="rId62"/>
+                    <a:blip r:embed="rId65"/>
                     <a:stretch>
                       <a:fillRect/>
                     </a:stretch>
@@ -5648,7 +5058,7 @@
         </w:rPr>
         <w:t>3.</w:t>
       </w:r>
-      <w:hyperlink r:id="rId63" w:tgtFrame="_blank" w:history="1">
+      <w:hyperlink r:id="rId66" w:tgtFrame="_blank" w:history="1">
         <w:r>
           <w:rPr>
             <w:rStyle w:val="Hyperlink"/>
@@ -5686,7 +5096,7 @@
         </w:rPr>
         <w:t>A </w:t>
       </w:r>
-      <w:hyperlink r:id="rId64" w:history="1">
+      <w:hyperlink r:id="rId67" w:history="1">
         <w:r>
           <w:rPr>
             <w:rStyle w:val="Hyperlink"/>
@@ -5866,25 +5276,7 @@
           <w:sz w:val="24"/>
           <w:szCs w:val="24"/>
         </w:rPr>
-        <w:t xml:space="preserve">   </w:t>
-      </w:r>
-      <w:proofErr w:type="spellStart"/>
-      <w:r>
-        <w:rPr>
-          <w:rFonts w:ascii="Calibri" w:hAnsi="Calibri" w:cs="Calibri"/>
-          <w:sz w:val="24"/>
-          <w:szCs w:val="24"/>
-        </w:rPr>
-        <w:t>javascript</w:t>
-      </w:r>
-      <w:proofErr w:type="spellEnd"/>
-      <w:r>
-        <w:rPr>
-          <w:rFonts w:ascii="Calibri" w:hAnsi="Calibri" w:cs="Calibri"/>
-          <w:sz w:val="24"/>
-          <w:szCs w:val="24"/>
-        </w:rPr>
-        <w:t xml:space="preserve"> statements</w:t>
+        <w:t xml:space="preserve">   javascript statements</w:t>
       </w:r>
     </w:p>
     <w:p>
@@ -5933,7 +5325,7 @@
                     <pic:cNvPicPr/>
                   </pic:nvPicPr>
                   <pic:blipFill>
-                    <a:blip r:embed="rId65"/>
+                    <a:blip r:embed="rId68"/>
                     <a:stretch>
                       <a:fillRect/>
                     </a:stretch>
@@ -5993,7 +5385,7 @@
                     <pic:cNvPicPr/>
                   </pic:nvPicPr>
                   <pic:blipFill>
-                    <a:blip r:embed="rId66"/>
+                    <a:blip r:embed="rId69"/>
                     <a:stretch>
                       <a:fillRect/>
                     </a:stretch>
@@ -6065,7 +5457,7 @@
                     <pic:cNvPicPr/>
                   </pic:nvPicPr>
                   <pic:blipFill>
-                    <a:blip r:embed="rId67"/>
+                    <a:blip r:embed="rId70"/>
                     <a:stretch>
                       <a:fillRect/>
                     </a:stretch>
@@ -6138,7 +5530,7 @@
                     <pic:cNvPicPr/>
                   </pic:nvPicPr>
                   <pic:blipFill>
-                    <a:blip r:embed="rId68"/>
+                    <a:blip r:embed="rId71"/>
                     <a:stretch>
                       <a:fillRect/>
                     </a:stretch>
@@ -6194,272 +5586,106 @@
           <w:szCs w:val="24"/>
         </w:rPr>
       </w:pPr>
-      <w:proofErr w:type="gramStart"/>
-      <w:r>
-        <w:rPr>
-          <w:rFonts w:ascii="Calibri" w:hAnsi="Calibri" w:cs="Calibri"/>
-          <w:sz w:val="24"/>
-          <w:szCs w:val="24"/>
-        </w:rPr>
-        <w:t>console.log(</w:t>
-      </w:r>
-      <w:proofErr w:type="gramEnd"/>
-      <w:r>
-        <w:rPr>
-          <w:rFonts w:ascii="Calibri" w:hAnsi="Calibri" w:cs="Calibri"/>
-          <w:sz w:val="24"/>
-          <w:szCs w:val="24"/>
-        </w:rPr>
-        <w:t>"%c Mounica", "</w:t>
-      </w:r>
-      <w:proofErr w:type="spellStart"/>
-      <w:r>
-        <w:rPr>
-          <w:rFonts w:ascii="Calibri" w:hAnsi="Calibri" w:cs="Calibri"/>
-          <w:sz w:val="24"/>
-          <w:szCs w:val="24"/>
-        </w:rPr>
-        <w:t>color:black</w:t>
-      </w:r>
-      <w:proofErr w:type="spellEnd"/>
-      <w:r>
-        <w:rPr>
-          <w:rFonts w:ascii="Calibri" w:hAnsi="Calibri" w:cs="Calibri"/>
-          <w:sz w:val="24"/>
-          <w:szCs w:val="24"/>
-        </w:rPr>
-        <w:t>");</w:t>
-      </w:r>
-      <w:r>
-        <w:rPr>
-          <w:rFonts w:ascii="Calibri" w:hAnsi="Calibri" w:cs="Calibri"/>
-          <w:sz w:val="24"/>
-          <w:szCs w:val="24"/>
-        </w:rPr>
-        <w:t xml:space="preserve"> // add </w:t>
-      </w:r>
-      <w:proofErr w:type="spellStart"/>
-      <w:r>
-        <w:rPr>
-          <w:rFonts w:ascii="Calibri" w:hAnsi="Calibri" w:cs="Calibri"/>
-          <w:sz w:val="24"/>
-          <w:szCs w:val="24"/>
-        </w:rPr>
-        <w:t>color</w:t>
-      </w:r>
-      <w:proofErr w:type="spellEnd"/>
-      <w:r>
-        <w:rPr>
-          <w:rFonts w:ascii="Calibri" w:hAnsi="Calibri" w:cs="Calibri"/>
-          <w:sz w:val="24"/>
-          <w:szCs w:val="24"/>
-        </w:rPr>
-        <w:t xml:space="preserve"> for letters</w:t>
-      </w:r>
-    </w:p>
-    <w:p>
-      <w:pPr>
-        <w:rPr>
-          <w:rFonts w:ascii="Calibri" w:hAnsi="Calibri" w:cs="Calibri"/>
-          <w:sz w:val="24"/>
-          <w:szCs w:val="24"/>
-        </w:rPr>
-      </w:pPr>
-      <w:proofErr w:type="gramStart"/>
-      <w:r>
-        <w:rPr>
-          <w:rFonts w:ascii="Calibri" w:hAnsi="Calibri" w:cs="Calibri"/>
-          <w:sz w:val="24"/>
-          <w:szCs w:val="24"/>
-        </w:rPr>
-        <w:t>console.log(</w:t>
-      </w:r>
-      <w:proofErr w:type="gramEnd"/>
-      <w:r>
-        <w:rPr>
-          <w:rFonts w:ascii="Calibri" w:hAnsi="Calibri" w:cs="Calibri"/>
-          <w:sz w:val="24"/>
-          <w:szCs w:val="24"/>
-        </w:rPr>
-        <w:t>"%c Mounica", "</w:t>
-      </w:r>
-      <w:proofErr w:type="spellStart"/>
-      <w:r>
-        <w:rPr>
-          <w:rFonts w:ascii="Calibri" w:hAnsi="Calibri" w:cs="Calibri"/>
-          <w:sz w:val="24"/>
-          <w:szCs w:val="24"/>
-        </w:rPr>
-        <w:t>background-color:yellowgreen</w:t>
-      </w:r>
-      <w:proofErr w:type="spellEnd"/>
-      <w:r>
-        <w:rPr>
-          <w:rFonts w:ascii="Calibri" w:hAnsi="Calibri" w:cs="Calibri"/>
-          <w:sz w:val="24"/>
-          <w:szCs w:val="24"/>
-        </w:rPr>
-        <w:t>");</w:t>
-      </w:r>
-      <w:r>
-        <w:rPr>
-          <w:rFonts w:ascii="Calibri" w:hAnsi="Calibri" w:cs="Calibri"/>
-          <w:sz w:val="24"/>
-          <w:szCs w:val="24"/>
-        </w:rPr>
-        <w:t xml:space="preserve"> // add </w:t>
-      </w:r>
-      <w:proofErr w:type="spellStart"/>
-      <w:r>
-        <w:rPr>
-          <w:rFonts w:ascii="Calibri" w:hAnsi="Calibri" w:cs="Calibri"/>
-          <w:sz w:val="24"/>
-          <w:szCs w:val="24"/>
-        </w:rPr>
-        <w:t>color</w:t>
-      </w:r>
-      <w:proofErr w:type="spellEnd"/>
-      <w:r>
-        <w:rPr>
-          <w:rFonts w:ascii="Calibri" w:hAnsi="Calibri" w:cs="Calibri"/>
-          <w:sz w:val="24"/>
-          <w:szCs w:val="24"/>
-        </w:rPr>
-        <w:t xml:space="preserve"> in background</w:t>
-      </w:r>
-    </w:p>
-    <w:p>
-      <w:pPr>
-        <w:rPr>
-          <w:rFonts w:ascii="Calibri" w:hAnsi="Calibri" w:cs="Calibri"/>
-          <w:sz w:val="24"/>
-          <w:szCs w:val="24"/>
-        </w:rPr>
-      </w:pPr>
-    </w:p>
-    <w:p>
-      <w:pPr>
-        <w:rPr>
-          <w:rFonts w:ascii="Calibri" w:hAnsi="Calibri" w:cs="Calibri"/>
-          <w:sz w:val="24"/>
-          <w:szCs w:val="24"/>
-        </w:rPr>
-      </w:pPr>
-      <w:proofErr w:type="gramStart"/>
-      <w:r>
-        <w:rPr>
-          <w:rFonts w:ascii="Calibri" w:hAnsi="Calibri" w:cs="Calibri"/>
-          <w:sz w:val="24"/>
-          <w:szCs w:val="24"/>
-        </w:rPr>
-        <w:t>console.log(</w:t>
-      </w:r>
-      <w:proofErr w:type="gramEnd"/>
-      <w:r>
-        <w:rPr>
-          <w:rFonts w:ascii="Calibri" w:hAnsi="Calibri" w:cs="Calibri"/>
-          <w:sz w:val="24"/>
-          <w:szCs w:val="24"/>
-        </w:rPr>
-        <w:t>"%c      ", "</w:t>
-      </w:r>
-      <w:proofErr w:type="spellStart"/>
-      <w:r>
-        <w:rPr>
-          <w:rFonts w:ascii="Calibri" w:hAnsi="Calibri" w:cs="Calibri"/>
-          <w:sz w:val="24"/>
-          <w:szCs w:val="24"/>
-        </w:rPr>
-        <w:t>background-color:red</w:t>
-      </w:r>
-      <w:proofErr w:type="spellEnd"/>
-      <w:r>
-        <w:rPr>
-          <w:rFonts w:ascii="Calibri" w:hAnsi="Calibri" w:cs="Calibri"/>
-          <w:sz w:val="24"/>
-          <w:szCs w:val="24"/>
-        </w:rPr>
-        <w:t>");</w:t>
-      </w:r>
-      <w:r>
-        <w:rPr>
-          <w:rFonts w:ascii="Calibri" w:hAnsi="Calibri" w:cs="Calibri"/>
-          <w:sz w:val="24"/>
-          <w:szCs w:val="24"/>
-        </w:rPr>
-        <w:t xml:space="preserve"> //</w:t>
-      </w:r>
-      <w:proofErr w:type="spellStart"/>
-      <w:r>
-        <w:rPr>
-          <w:rFonts w:ascii="Calibri" w:hAnsi="Calibri" w:cs="Calibri"/>
-          <w:sz w:val="24"/>
-          <w:szCs w:val="24"/>
-        </w:rPr>
-        <w:t>output:the</w:t>
-      </w:r>
-      <w:proofErr w:type="spellEnd"/>
-      <w:r>
-        <w:rPr>
-          <w:rFonts w:ascii="Calibri" w:hAnsi="Calibri" w:cs="Calibri"/>
-          <w:sz w:val="24"/>
-          <w:szCs w:val="24"/>
-        </w:rPr>
-        <w:t xml:space="preserve"> space have </w:t>
-      </w:r>
-      <w:proofErr w:type="spellStart"/>
-      <w:r>
-        <w:rPr>
-          <w:rFonts w:ascii="Calibri" w:hAnsi="Calibri" w:cs="Calibri"/>
-          <w:sz w:val="24"/>
-          <w:szCs w:val="24"/>
-        </w:rPr>
-        <w:t>color</w:t>
-      </w:r>
-      <w:proofErr w:type="spellEnd"/>
-    </w:p>
-    <w:p>
-      <w:pPr>
-        <w:rPr>
-          <w:rFonts w:ascii="Calibri" w:hAnsi="Calibri" w:cs="Calibri"/>
-          <w:sz w:val="24"/>
-          <w:szCs w:val="24"/>
-        </w:rPr>
-      </w:pPr>
-    </w:p>
-    <w:p>
-      <w:pPr>
-        <w:rPr>
-          <w:rFonts w:ascii="Calibri" w:hAnsi="Calibri" w:cs="Calibri"/>
-          <w:sz w:val="24"/>
-          <w:szCs w:val="24"/>
-        </w:rPr>
-      </w:pPr>
-      <w:r>
-        <w:rPr>
-          <w:rFonts w:ascii="Calibri" w:hAnsi="Calibri" w:cs="Calibri"/>
-          <w:sz w:val="24"/>
-          <w:szCs w:val="24"/>
-        </w:rPr>
-        <w:t xml:space="preserve">Function </w:t>
-      </w:r>
-      <w:proofErr w:type="spellStart"/>
-      <w:r>
-        <w:rPr>
-          <w:rFonts w:ascii="Calibri" w:hAnsi="Calibri" w:cs="Calibri"/>
-          <w:sz w:val="24"/>
-          <w:szCs w:val="24"/>
-        </w:rPr>
-        <w:t>cdeclaration</w:t>
-      </w:r>
-      <w:proofErr w:type="spellEnd"/>
-      <w:r>
-        <w:rPr>
-          <w:rFonts w:ascii="Calibri" w:hAnsi="Calibri" w:cs="Calibri"/>
-          <w:sz w:val="24"/>
-          <w:szCs w:val="24"/>
-        </w:rPr>
-        <w:t>:</w:t>
+      <w:r>
+        <w:rPr>
+          <w:rFonts w:ascii="Calibri" w:hAnsi="Calibri" w:cs="Calibri"/>
+          <w:sz w:val="24"/>
+          <w:szCs w:val="24"/>
+        </w:rPr>
+        <w:t>console.log("%c Mounica", "color:black");</w:t>
+      </w:r>
+      <w:r>
+        <w:rPr>
+          <w:rFonts w:ascii="Calibri" w:hAnsi="Calibri" w:cs="Calibri"/>
+          <w:sz w:val="24"/>
+          <w:szCs w:val="24"/>
+        </w:rPr>
+        <w:t xml:space="preserve"> // add color for letters</w:t>
+      </w:r>
+    </w:p>
+    <w:p>
+      <w:pPr>
+        <w:rPr>
+          <w:rFonts w:ascii="Calibri" w:hAnsi="Calibri" w:cs="Calibri"/>
+          <w:sz w:val="24"/>
+          <w:szCs w:val="24"/>
+        </w:rPr>
+      </w:pPr>
+      <w:r>
+        <w:rPr>
+          <w:rFonts w:ascii="Calibri" w:hAnsi="Calibri" w:cs="Calibri"/>
+          <w:sz w:val="24"/>
+          <w:szCs w:val="24"/>
+        </w:rPr>
+        <w:t>console.log("%c Mounica", "background-color:yellowgreen");</w:t>
+      </w:r>
+      <w:r>
+        <w:rPr>
+          <w:rFonts w:ascii="Calibri" w:hAnsi="Calibri" w:cs="Calibri"/>
+          <w:sz w:val="24"/>
+          <w:szCs w:val="24"/>
+        </w:rPr>
+        <w:t xml:space="preserve"> // add color in background</w:t>
+      </w:r>
+    </w:p>
+    <w:p>
+      <w:pPr>
+        <w:rPr>
+          <w:rFonts w:ascii="Calibri" w:hAnsi="Calibri" w:cs="Calibri"/>
+          <w:sz w:val="24"/>
+          <w:szCs w:val="24"/>
+        </w:rPr>
+      </w:pPr>
+    </w:p>
+    <w:p>
+      <w:pPr>
+        <w:rPr>
+          <w:rFonts w:ascii="Calibri" w:hAnsi="Calibri" w:cs="Calibri"/>
+          <w:sz w:val="24"/>
+          <w:szCs w:val="24"/>
+        </w:rPr>
+      </w:pPr>
+      <w:r>
+        <w:rPr>
+          <w:rFonts w:ascii="Calibri" w:hAnsi="Calibri" w:cs="Calibri"/>
+          <w:sz w:val="24"/>
+          <w:szCs w:val="24"/>
+        </w:rPr>
+        <w:t>console.log("%c      ", "background-color:red");</w:t>
+      </w:r>
+      <w:r>
+        <w:rPr>
+          <w:rFonts w:ascii="Calibri" w:hAnsi="Calibri" w:cs="Calibri"/>
+          <w:sz w:val="24"/>
+          <w:szCs w:val="24"/>
+        </w:rPr>
+        <w:t xml:space="preserve"> //output:the space have color</w:t>
+      </w:r>
+    </w:p>
+    <w:p>
+      <w:pPr>
+        <w:rPr>
+          <w:rFonts w:ascii="Calibri" w:hAnsi="Calibri" w:cs="Calibri"/>
+          <w:sz w:val="24"/>
+          <w:szCs w:val="24"/>
+        </w:rPr>
+      </w:pPr>
+    </w:p>
+    <w:p>
+      <w:pPr>
+        <w:rPr>
+          <w:rFonts w:ascii="Calibri" w:hAnsi="Calibri" w:cs="Calibri"/>
+          <w:sz w:val="24"/>
+          <w:szCs w:val="24"/>
+        </w:rPr>
+      </w:pPr>
+      <w:r>
+        <w:rPr>
+          <w:rFonts w:ascii="Calibri" w:hAnsi="Calibri" w:cs="Calibri"/>
+          <w:sz w:val="24"/>
+          <w:szCs w:val="24"/>
+        </w:rPr>
+        <w:t>Function cdeclaration:</w:t>
       </w:r>
     </w:p>
     <w:p>
@@ -6493,88 +5719,24 @@
           <w:sz w:val="24"/>
           <w:szCs w:val="24"/>
         </w:rPr>
-        <w:t xml:space="preserve">function </w:t>
-      </w:r>
-      <w:proofErr w:type="spellStart"/>
-      <w:proofErr w:type="gramStart"/>
-      <w:r>
-        <w:rPr>
-          <w:rFonts w:ascii="Calibri" w:hAnsi="Calibri" w:cs="Calibri"/>
-          <w:sz w:val="24"/>
-          <w:szCs w:val="24"/>
-        </w:rPr>
-        <w:t>redcolor</w:t>
-      </w:r>
-      <w:proofErr w:type="spellEnd"/>
-      <w:r>
-        <w:rPr>
-          <w:rFonts w:ascii="Calibri" w:hAnsi="Calibri" w:cs="Calibri"/>
-          <w:sz w:val="24"/>
-          <w:szCs w:val="24"/>
-        </w:rPr>
-        <w:t>(</w:t>
-      </w:r>
-      <w:proofErr w:type="gramEnd"/>
-      <w:r>
-        <w:rPr>
-          <w:rFonts w:ascii="Calibri" w:hAnsi="Calibri" w:cs="Calibri"/>
-          <w:sz w:val="24"/>
-          <w:szCs w:val="24"/>
-        </w:rPr>
-        <w:t>){</w:t>
-      </w:r>
-    </w:p>
-    <w:p>
-      <w:pPr>
-        <w:rPr>
-          <w:rFonts w:ascii="Calibri" w:hAnsi="Calibri" w:cs="Calibri"/>
-          <w:sz w:val="24"/>
-          <w:szCs w:val="24"/>
-        </w:rPr>
-      </w:pPr>
-      <w:r>
-        <w:rPr>
-          <w:rFonts w:ascii="Calibri" w:hAnsi="Calibri" w:cs="Calibri"/>
-          <w:sz w:val="24"/>
-          <w:szCs w:val="24"/>
-        </w:rPr>
-        <w:t xml:space="preserve">    </w:t>
-      </w:r>
-      <w:proofErr w:type="gramStart"/>
-      <w:r>
-        <w:rPr>
-          <w:rFonts w:ascii="Calibri" w:hAnsi="Calibri" w:cs="Calibri"/>
-          <w:sz w:val="24"/>
-          <w:szCs w:val="24"/>
-        </w:rPr>
-        <w:t>console.log(</w:t>
-      </w:r>
-      <w:proofErr w:type="gramEnd"/>
-      <w:r>
-        <w:rPr>
-          <w:rFonts w:ascii="Calibri" w:hAnsi="Calibri" w:cs="Calibri"/>
-          <w:sz w:val="24"/>
-          <w:szCs w:val="24"/>
-        </w:rPr>
-        <w:t>"%c      ", "</w:t>
-      </w:r>
-      <w:proofErr w:type="spellStart"/>
-      <w:r>
-        <w:rPr>
-          <w:rFonts w:ascii="Calibri" w:hAnsi="Calibri" w:cs="Calibri"/>
-          <w:sz w:val="24"/>
-          <w:szCs w:val="24"/>
-        </w:rPr>
-        <w:t>background-color:red</w:t>
-      </w:r>
-      <w:proofErr w:type="spellEnd"/>
-      <w:r>
-        <w:rPr>
-          <w:rFonts w:ascii="Calibri" w:hAnsi="Calibri" w:cs="Calibri"/>
-          <w:sz w:val="24"/>
-          <w:szCs w:val="24"/>
-        </w:rPr>
-        <w:t>");</w:t>
+        <w:t>function redcolor(){</w:t>
+      </w:r>
+    </w:p>
+    <w:p>
+      <w:pPr>
+        <w:rPr>
+          <w:rFonts w:ascii="Calibri" w:hAnsi="Calibri" w:cs="Calibri"/>
+          <w:sz w:val="24"/>
+          <w:szCs w:val="24"/>
+        </w:rPr>
+      </w:pPr>
+      <w:r>
+        <w:rPr>
+          <w:rFonts w:ascii="Calibri" w:hAnsi="Calibri" w:cs="Calibri"/>
+          <w:sz w:val="24"/>
+          <w:szCs w:val="24"/>
+        </w:rPr>
+        <w:t>    console.log("%c      ", "background-color:red");</w:t>
       </w:r>
     </w:p>
     <w:p>
@@ -6611,33 +5773,13 @@
           <w:szCs w:val="24"/>
         </w:rPr>
       </w:pPr>
-      <w:proofErr w:type="spellStart"/>
-      <w:proofErr w:type="gramStart"/>
-      <w:r>
-        <w:rPr>
-          <w:rFonts w:ascii="Calibri" w:hAnsi="Calibri" w:cs="Calibri"/>
-          <w:sz w:val="24"/>
-          <w:szCs w:val="24"/>
-        </w:rPr>
-        <w:t>redcolor</w:t>
-      </w:r>
-      <w:proofErr w:type="spellEnd"/>
-      <w:r>
-        <w:rPr>
-          <w:rFonts w:ascii="Calibri" w:hAnsi="Calibri" w:cs="Calibri"/>
-          <w:sz w:val="24"/>
-          <w:szCs w:val="24"/>
-        </w:rPr>
-        <w:t>(</w:t>
-      </w:r>
-      <w:proofErr w:type="gramEnd"/>
-      <w:r>
-        <w:rPr>
-          <w:rFonts w:ascii="Calibri" w:hAnsi="Calibri" w:cs="Calibri"/>
-          <w:sz w:val="24"/>
-          <w:szCs w:val="24"/>
-        </w:rPr>
-        <w:t>);</w:t>
+      <w:r>
+        <w:rPr>
+          <w:rFonts w:ascii="Calibri" w:hAnsi="Calibri" w:cs="Calibri"/>
+          <w:sz w:val="24"/>
+          <w:szCs w:val="24"/>
+        </w:rPr>
+        <w:t>redcolor();</w:t>
       </w:r>
       <w:r>
         <w:rPr>
@@ -6646,6 +5788,724 @@
           <w:szCs w:val="24"/>
         </w:rPr>
         <w:t xml:space="preserve">  // function call</w:t>
+      </w:r>
+    </w:p>
+    <w:p>
+      <w:pPr>
+        <w:rPr>
+          <w:rFonts w:ascii="Calibri" w:hAnsi="Calibri" w:cs="Calibri"/>
+          <w:b/>
+          <w:bCs/>
+          <w:color w:val="FF0000"/>
+          <w:sz w:val="28"/>
+          <w:szCs w:val="28"/>
+        </w:rPr>
+      </w:pPr>
+      <w:r>
+        <w:rPr>
+          <w:rFonts w:ascii="Calibri" w:hAnsi="Calibri" w:cs="Calibri"/>
+          <w:b/>
+          <w:bCs/>
+          <w:color w:val="FF0000"/>
+          <w:sz w:val="28"/>
+          <w:szCs w:val="28"/>
+        </w:rPr>
+        <w:lastRenderedPageBreak/>
+        <w:t>Function and Its Inputs:</w:t>
+      </w:r>
+      <w:r>
+        <w:rPr>
+          <w:noProof/>
+        </w:rPr>
+        <w:drawing>
+          <wp:inline distT="0" distB="0" distL="0" distR="0" wp14:anchorId="75E1303E" wp14:editId="49371670">
+            <wp:extent cx="4646989" cy="2654540"/>
+            <wp:effectExtent l="0" t="0" r="1270" b="0"/>
+            <wp:docPr id="1115268515" name="Picture 1"/>
+            <wp:cNvGraphicFramePr>
+              <a:graphicFrameLocks xmlns:a="http://schemas.openxmlformats.org/drawingml/2006/main" noChangeAspect="1"/>
+            </wp:cNvGraphicFramePr>
+            <a:graphic xmlns:a="http://schemas.openxmlformats.org/drawingml/2006/main">
+              <a:graphicData uri="http://schemas.openxmlformats.org/drawingml/2006/picture">
+                <pic:pic xmlns:pic="http://schemas.openxmlformats.org/drawingml/2006/picture">
+                  <pic:nvPicPr>
+                    <pic:cNvPr id="1115268515" name=""/>
+                    <pic:cNvPicPr/>
+                  </pic:nvPicPr>
+                  <pic:blipFill>
+                    <a:blip r:embed="rId72"/>
+                    <a:stretch>
+                      <a:fillRect/>
+                    </a:stretch>
+                  </pic:blipFill>
+                  <pic:spPr>
+                    <a:xfrm>
+                      <a:off x="0" y="0"/>
+                      <a:ext cx="4660086" cy="2662022"/>
+                    </a:xfrm>
+                    <a:prstGeom prst="rect">
+                      <a:avLst/>
+                    </a:prstGeom>
+                  </pic:spPr>
+                </pic:pic>
+              </a:graphicData>
+            </a:graphic>
+          </wp:inline>
+        </w:drawing>
+      </w:r>
+    </w:p>
+    <w:p>
+      <w:pPr>
+        <w:rPr>
+          <w:rFonts w:ascii="Calibri" w:hAnsi="Calibri" w:cs="Calibri"/>
+          <w:b/>
+          <w:bCs/>
+          <w:color w:val="FF0000"/>
+          <w:sz w:val="28"/>
+          <w:szCs w:val="28"/>
+        </w:rPr>
+      </w:pPr>
+      <w:r>
+        <w:rPr>
+          <w:noProof/>
+        </w:rPr>
+        <w:drawing>
+          <wp:inline distT="0" distB="0" distL="0" distR="0" wp14:anchorId="716A4E59" wp14:editId="43DA351C">
+            <wp:extent cx="5731510" cy="1221740"/>
+            <wp:effectExtent l="0" t="0" r="2540" b="0"/>
+            <wp:docPr id="751797993" name="Picture 1"/>
+            <wp:cNvGraphicFramePr>
+              <a:graphicFrameLocks xmlns:a="http://schemas.openxmlformats.org/drawingml/2006/main" noChangeAspect="1"/>
+            </wp:cNvGraphicFramePr>
+            <a:graphic xmlns:a="http://schemas.openxmlformats.org/drawingml/2006/main">
+              <a:graphicData uri="http://schemas.openxmlformats.org/drawingml/2006/picture">
+                <pic:pic xmlns:pic="http://schemas.openxmlformats.org/drawingml/2006/picture">
+                  <pic:nvPicPr>
+                    <pic:cNvPr id="751797993" name=""/>
+                    <pic:cNvPicPr/>
+                  </pic:nvPicPr>
+                  <pic:blipFill>
+                    <a:blip r:embed="rId73"/>
+                    <a:stretch>
+                      <a:fillRect/>
+                    </a:stretch>
+                  </pic:blipFill>
+                  <pic:spPr>
+                    <a:xfrm>
+                      <a:off x="0" y="0"/>
+                      <a:ext cx="5731510" cy="1221740"/>
+                    </a:xfrm>
+                    <a:prstGeom prst="rect">
+                      <a:avLst/>
+                    </a:prstGeom>
+                  </pic:spPr>
+                </pic:pic>
+              </a:graphicData>
+            </a:graphic>
+          </wp:inline>
+        </w:drawing>
+      </w:r>
+    </w:p>
+    <w:p>
+      <w:pPr>
+        <w:rPr>
+          <w:rFonts w:ascii="Calibri" w:hAnsi="Calibri" w:cs="Calibri"/>
+          <w:b/>
+          <w:bCs/>
+          <w:color w:val="FF0000"/>
+          <w:sz w:val="28"/>
+          <w:szCs w:val="28"/>
+        </w:rPr>
+      </w:pPr>
+      <w:r>
+        <w:rPr>
+          <w:rFonts w:ascii="Calibri" w:hAnsi="Calibri" w:cs="Calibri"/>
+          <w:b/>
+          <w:bCs/>
+          <w:color w:val="FF0000"/>
+          <w:sz w:val="28"/>
+          <w:szCs w:val="28"/>
+        </w:rPr>
+        <w:t>Output:</w:t>
+      </w:r>
+    </w:p>
+    <w:p>
+      <w:pPr>
+        <w:rPr>
+          <w:rFonts w:ascii="Calibri" w:hAnsi="Calibri" w:cs="Calibri"/>
+          <w:b/>
+          <w:bCs/>
+          <w:color w:val="FF0000"/>
+          <w:sz w:val="28"/>
+          <w:szCs w:val="28"/>
+        </w:rPr>
+      </w:pPr>
+      <w:r>
+        <w:rPr>
+          <w:noProof/>
+        </w:rPr>
+        <w:drawing>
+          <wp:inline distT="0" distB="0" distL="0" distR="0" wp14:anchorId="3359D343" wp14:editId="01198603">
+            <wp:extent cx="5731510" cy="1499870"/>
+            <wp:effectExtent l="0" t="0" r="2540" b="5080"/>
+            <wp:docPr id="1538627469" name="Picture 1"/>
+            <wp:cNvGraphicFramePr>
+              <a:graphicFrameLocks xmlns:a="http://schemas.openxmlformats.org/drawingml/2006/main" noChangeAspect="1"/>
+            </wp:cNvGraphicFramePr>
+            <a:graphic xmlns:a="http://schemas.openxmlformats.org/drawingml/2006/main">
+              <a:graphicData uri="http://schemas.openxmlformats.org/drawingml/2006/picture">
+                <pic:pic xmlns:pic="http://schemas.openxmlformats.org/drawingml/2006/picture">
+                  <pic:nvPicPr>
+                    <pic:cNvPr id="1538627469" name=""/>
+                    <pic:cNvPicPr/>
+                  </pic:nvPicPr>
+                  <pic:blipFill>
+                    <a:blip r:embed="rId74"/>
+                    <a:stretch>
+                      <a:fillRect/>
+                    </a:stretch>
+                  </pic:blipFill>
+                  <pic:spPr>
+                    <a:xfrm>
+                      <a:off x="0" y="0"/>
+                      <a:ext cx="5731510" cy="1499870"/>
+                    </a:xfrm>
+                    <a:prstGeom prst="rect">
+                      <a:avLst/>
+                    </a:prstGeom>
+                  </pic:spPr>
+                </pic:pic>
+              </a:graphicData>
+            </a:graphic>
+          </wp:inline>
+        </w:drawing>
+      </w:r>
+    </w:p>
+    <w:p>
+      <w:pPr>
+        <w:rPr>
+          <w:rFonts w:ascii="Calibri" w:hAnsi="Calibri" w:cs="Calibri"/>
+          <w:b/>
+          <w:bCs/>
+          <w:color w:val="FF0000"/>
+          <w:sz w:val="28"/>
+          <w:szCs w:val="28"/>
+        </w:rPr>
+      </w:pPr>
+    </w:p>
+    <w:p>
+      <w:pPr>
+        <w:rPr>
+          <w:rFonts w:ascii="Calibri" w:hAnsi="Calibri" w:cs="Calibri"/>
+          <w:b/>
+          <w:bCs/>
+          <w:color w:val="FF0000"/>
+          <w:sz w:val="28"/>
+          <w:szCs w:val="28"/>
+        </w:rPr>
+      </w:pPr>
+    </w:p>
+    <w:p>
+      <w:pPr>
+        <w:rPr>
+          <w:rFonts w:ascii="Calibri" w:hAnsi="Calibri" w:cs="Calibri"/>
+          <w:b/>
+          <w:bCs/>
+          <w:color w:val="FF0000"/>
+          <w:sz w:val="28"/>
+          <w:szCs w:val="28"/>
+        </w:rPr>
+      </w:pPr>
+    </w:p>
+    <w:p>
+      <w:pPr>
+        <w:rPr>
+          <w:rFonts w:ascii="Calibri" w:hAnsi="Calibri" w:cs="Calibri"/>
+          <w:b/>
+          <w:bCs/>
+          <w:color w:val="FF0000"/>
+          <w:sz w:val="28"/>
+          <w:szCs w:val="28"/>
+        </w:rPr>
+      </w:pPr>
+    </w:p>
+    <w:p>
+      <w:pPr>
+        <w:rPr>
+          <w:rFonts w:ascii="Calibri" w:hAnsi="Calibri" w:cs="Calibri"/>
+          <w:b/>
+          <w:bCs/>
+          <w:color w:val="FF0000"/>
+          <w:sz w:val="28"/>
+          <w:szCs w:val="28"/>
+        </w:rPr>
+      </w:pPr>
+    </w:p>
+    <w:p>
+      <w:pPr>
+        <w:rPr>
+          <w:rFonts w:ascii="Calibri" w:hAnsi="Calibri" w:cs="Calibri"/>
+          <w:b/>
+          <w:bCs/>
+          <w:color w:val="FF0000"/>
+          <w:sz w:val="28"/>
+          <w:szCs w:val="28"/>
+        </w:rPr>
+      </w:pPr>
+    </w:p>
+    <w:p>
+      <w:pPr>
+        <w:rPr>
+          <w:rFonts w:ascii="Calibri" w:hAnsi="Calibri" w:cs="Calibri"/>
+          <w:b/>
+          <w:bCs/>
+          <w:color w:val="FF0000"/>
+          <w:sz w:val="28"/>
+          <w:szCs w:val="28"/>
+        </w:rPr>
+      </w:pPr>
+    </w:p>
+    <w:p>
+      <w:pPr>
+        <w:rPr>
+          <w:rFonts w:ascii="Calibri" w:hAnsi="Calibri" w:cs="Calibri"/>
+          <w:b/>
+          <w:bCs/>
+          <w:color w:val="FF0000"/>
+          <w:sz w:val="28"/>
+          <w:szCs w:val="28"/>
+        </w:rPr>
+      </w:pPr>
+      <w:r>
+        <w:rPr>
+          <w:rFonts w:ascii="Calibri" w:hAnsi="Calibri" w:cs="Calibri"/>
+          <w:b/>
+          <w:bCs/>
+          <w:color w:val="FF0000"/>
+          <w:sz w:val="28"/>
+          <w:szCs w:val="28"/>
+          <w:highlight w:val="yellow"/>
+        </w:rPr>
+        <w:lastRenderedPageBreak/>
+        <w:t>Parameter Types:</w:t>
+      </w:r>
+    </w:p>
+    <w:p>
+      <w:pPr>
+        <w:rPr>
+          <w:rFonts w:ascii="Calibri" w:hAnsi="Calibri" w:cs="Calibri"/>
+          <w:b/>
+          <w:bCs/>
+          <w:color w:val="FF0000"/>
+          <w:sz w:val="28"/>
+          <w:szCs w:val="28"/>
+        </w:rPr>
+      </w:pPr>
+      <w:r>
+        <w:rPr>
+          <w:noProof/>
+        </w:rPr>
+        <w:drawing>
+          <wp:inline distT="0" distB="0" distL="0" distR="0" wp14:anchorId="41306026" wp14:editId="0056786E">
+            <wp:extent cx="5731510" cy="2451100"/>
+            <wp:effectExtent l="0" t="0" r="2540" b="6350"/>
+            <wp:docPr id="1931807350" name="Picture 1"/>
+            <wp:cNvGraphicFramePr>
+              <a:graphicFrameLocks xmlns:a="http://schemas.openxmlformats.org/drawingml/2006/main" noChangeAspect="1"/>
+            </wp:cNvGraphicFramePr>
+            <a:graphic xmlns:a="http://schemas.openxmlformats.org/drawingml/2006/main">
+              <a:graphicData uri="http://schemas.openxmlformats.org/drawingml/2006/picture">
+                <pic:pic xmlns:pic="http://schemas.openxmlformats.org/drawingml/2006/picture">
+                  <pic:nvPicPr>
+                    <pic:cNvPr id="1931807350" name=""/>
+                    <pic:cNvPicPr/>
+                  </pic:nvPicPr>
+                  <pic:blipFill>
+                    <a:blip r:embed="rId75"/>
+                    <a:stretch>
+                      <a:fillRect/>
+                    </a:stretch>
+                  </pic:blipFill>
+                  <pic:spPr>
+                    <a:xfrm>
+                      <a:off x="0" y="0"/>
+                      <a:ext cx="5731510" cy="2451100"/>
+                    </a:xfrm>
+                    <a:prstGeom prst="rect">
+                      <a:avLst/>
+                    </a:prstGeom>
+                  </pic:spPr>
+                </pic:pic>
+              </a:graphicData>
+            </a:graphic>
+          </wp:inline>
+        </w:drawing>
+      </w:r>
+    </w:p>
+    <w:p>
+      <w:pPr>
+        <w:pStyle w:val="ListParagraph"/>
+        <w:numPr>
+          <w:ilvl w:val="0"/>
+          <w:numId w:val="15"/>
+        </w:numPr>
+        <w:rPr>
+          <w:rFonts w:ascii="Calibri" w:hAnsi="Calibri" w:cs="Calibri"/>
+          <w:b/>
+          <w:bCs/>
+          <w:color w:val="000000" w:themeColor="text1"/>
+          <w:sz w:val="28"/>
+          <w:szCs w:val="28"/>
+        </w:rPr>
+      </w:pPr>
+      <w:r>
+        <w:rPr>
+          <w:rFonts w:ascii="Calibri" w:hAnsi="Calibri" w:cs="Calibri"/>
+          <w:b/>
+          <w:bCs/>
+          <w:color w:val="000000" w:themeColor="text1"/>
+          <w:sz w:val="28"/>
+          <w:szCs w:val="28"/>
+        </w:rPr>
+        <w:t>Optional Parameter:</w:t>
+      </w:r>
+    </w:p>
+    <w:p>
+      <w:pPr>
+        <w:rPr>
+          <w:rFonts w:ascii="Calibri" w:hAnsi="Calibri" w:cs="Calibri"/>
+          <w:b/>
+          <w:bCs/>
+          <w:color w:val="FF0000"/>
+          <w:sz w:val="28"/>
+          <w:szCs w:val="28"/>
+        </w:rPr>
+      </w:pPr>
+      <w:r>
+        <w:rPr>
+          <w:noProof/>
+        </w:rPr>
+        <w:drawing>
+          <wp:inline distT="0" distB="0" distL="0" distR="0" wp14:anchorId="360EDC69" wp14:editId="3477D6F3">
+            <wp:extent cx="5731510" cy="1808480"/>
+            <wp:effectExtent l="0" t="0" r="2540" b="1270"/>
+            <wp:docPr id="650013667" name="Picture 1"/>
+            <wp:cNvGraphicFramePr>
+              <a:graphicFrameLocks xmlns:a="http://schemas.openxmlformats.org/drawingml/2006/main" noChangeAspect="1"/>
+            </wp:cNvGraphicFramePr>
+            <a:graphic xmlns:a="http://schemas.openxmlformats.org/drawingml/2006/main">
+              <a:graphicData uri="http://schemas.openxmlformats.org/drawingml/2006/picture">
+                <pic:pic xmlns:pic="http://schemas.openxmlformats.org/drawingml/2006/picture">
+                  <pic:nvPicPr>
+                    <pic:cNvPr id="650013667" name=""/>
+                    <pic:cNvPicPr/>
+                  </pic:nvPicPr>
+                  <pic:blipFill>
+                    <a:blip r:embed="rId76"/>
+                    <a:stretch>
+                      <a:fillRect/>
+                    </a:stretch>
+                  </pic:blipFill>
+                  <pic:spPr>
+                    <a:xfrm>
+                      <a:off x="0" y="0"/>
+                      <a:ext cx="5731510" cy="1808480"/>
+                    </a:xfrm>
+                    <a:prstGeom prst="rect">
+                      <a:avLst/>
+                    </a:prstGeom>
+                  </pic:spPr>
+                </pic:pic>
+              </a:graphicData>
+            </a:graphic>
+          </wp:inline>
+        </w:drawing>
+      </w:r>
+    </w:p>
+    <w:p>
+      <w:pPr>
+        <w:pStyle w:val="ListParagraph"/>
+        <w:numPr>
+          <w:ilvl w:val="0"/>
+          <w:numId w:val="15"/>
+        </w:numPr>
+        <w:rPr>
+          <w:rFonts w:ascii="Calibri" w:hAnsi="Calibri" w:cs="Calibri"/>
+          <w:b/>
+          <w:bCs/>
+          <w:color w:val="000000" w:themeColor="text1"/>
+          <w:sz w:val="28"/>
+          <w:szCs w:val="28"/>
+        </w:rPr>
+      </w:pPr>
+      <w:r>
+        <w:rPr>
+          <w:rFonts w:ascii="Calibri" w:hAnsi="Calibri" w:cs="Calibri"/>
+          <w:b/>
+          <w:bCs/>
+          <w:color w:val="000000" w:themeColor="text1"/>
+          <w:sz w:val="28"/>
+          <w:szCs w:val="28"/>
+        </w:rPr>
+        <w:t>Default parameters:</w:t>
+      </w:r>
+    </w:p>
+    <w:p>
+      <w:pPr>
+        <w:rPr>
+          <w:rFonts w:ascii="Calibri" w:hAnsi="Calibri" w:cs="Calibri"/>
+          <w:b/>
+          <w:bCs/>
+          <w:color w:val="000000" w:themeColor="text1"/>
+          <w:sz w:val="28"/>
+          <w:szCs w:val="28"/>
+        </w:rPr>
+      </w:pPr>
+      <w:r>
+        <w:rPr>
+          <w:noProof/>
+        </w:rPr>
+        <w:drawing>
+          <wp:inline distT="0" distB="0" distL="0" distR="0" wp14:anchorId="4B10452A" wp14:editId="7EC5F3A7">
+            <wp:extent cx="5731510" cy="1358900"/>
+            <wp:effectExtent l="0" t="0" r="2540" b="0"/>
+            <wp:docPr id="133606749" name="Picture 1"/>
+            <wp:cNvGraphicFramePr>
+              <a:graphicFrameLocks xmlns:a="http://schemas.openxmlformats.org/drawingml/2006/main" noChangeAspect="1"/>
+            </wp:cNvGraphicFramePr>
+            <a:graphic xmlns:a="http://schemas.openxmlformats.org/drawingml/2006/main">
+              <a:graphicData uri="http://schemas.openxmlformats.org/drawingml/2006/picture">
+                <pic:pic xmlns:pic="http://schemas.openxmlformats.org/drawingml/2006/picture">
+                  <pic:nvPicPr>
+                    <pic:cNvPr id="133606749" name=""/>
+                    <pic:cNvPicPr/>
+                  </pic:nvPicPr>
+                  <pic:blipFill>
+                    <a:blip r:embed="rId77"/>
+                    <a:stretch>
+                      <a:fillRect/>
+                    </a:stretch>
+                  </pic:blipFill>
+                  <pic:spPr>
+                    <a:xfrm>
+                      <a:off x="0" y="0"/>
+                      <a:ext cx="5731510" cy="1358900"/>
+                    </a:xfrm>
+                    <a:prstGeom prst="rect">
+                      <a:avLst/>
+                    </a:prstGeom>
+                  </pic:spPr>
+                </pic:pic>
+              </a:graphicData>
+            </a:graphic>
+          </wp:inline>
+        </w:drawing>
+      </w:r>
+    </w:p>
+    <w:p>
+      <w:pPr>
+        <w:rPr>
+          <w:rFonts w:ascii="Calibri" w:hAnsi="Calibri" w:cs="Calibri"/>
+          <w:b/>
+          <w:bCs/>
+          <w:color w:val="000000" w:themeColor="text1"/>
+          <w:sz w:val="28"/>
+          <w:szCs w:val="28"/>
+        </w:rPr>
+      </w:pPr>
+    </w:p>
+    <w:p>
+      <w:pPr>
+        <w:rPr>
+          <w:rFonts w:ascii="Calibri" w:hAnsi="Calibri" w:cs="Calibri"/>
+          <w:b/>
+          <w:bCs/>
+          <w:color w:val="000000" w:themeColor="text1"/>
+          <w:sz w:val="28"/>
+          <w:szCs w:val="28"/>
+        </w:rPr>
+      </w:pPr>
+    </w:p>
+    <w:p>
+      <w:pPr>
+        <w:rPr>
+          <w:rFonts w:ascii="Calibri" w:hAnsi="Calibri" w:cs="Calibri"/>
+          <w:b/>
+          <w:bCs/>
+          <w:color w:val="000000" w:themeColor="text1"/>
+          <w:sz w:val="28"/>
+          <w:szCs w:val="28"/>
+        </w:rPr>
+      </w:pPr>
+    </w:p>
+    <w:p>
+      <w:pPr>
+        <w:rPr>
+          <w:rFonts w:ascii="Calibri" w:hAnsi="Calibri" w:cs="Calibri"/>
+          <w:b/>
+          <w:bCs/>
+          <w:color w:val="000000" w:themeColor="text1"/>
+          <w:sz w:val="28"/>
+          <w:szCs w:val="28"/>
+        </w:rPr>
+      </w:pPr>
+    </w:p>
+    <w:p>
+      <w:pPr>
+        <w:rPr>
+          <w:rFonts w:ascii="Calibri" w:hAnsi="Calibri" w:cs="Calibri"/>
+          <w:b/>
+          <w:bCs/>
+          <w:color w:val="000000" w:themeColor="text1"/>
+          <w:sz w:val="28"/>
+          <w:szCs w:val="28"/>
+        </w:rPr>
+      </w:pPr>
+    </w:p>
+    <w:p>
+      <w:pPr>
+        <w:rPr>
+          <w:rFonts w:ascii="Calibri" w:hAnsi="Calibri" w:cs="Calibri"/>
+          <w:b/>
+          <w:bCs/>
+          <w:color w:val="000000" w:themeColor="text1"/>
+          <w:sz w:val="28"/>
+          <w:szCs w:val="28"/>
+        </w:rPr>
+      </w:pPr>
+    </w:p>
+    <w:p>
+      <w:pPr>
+        <w:pStyle w:val="ListParagraph"/>
+        <w:numPr>
+          <w:ilvl w:val="0"/>
+          <w:numId w:val="15"/>
+        </w:numPr>
+        <w:rPr>
+          <w:rFonts w:ascii="Calibri" w:hAnsi="Calibri" w:cs="Calibri"/>
+          <w:b/>
+          <w:bCs/>
+          <w:color w:val="000000" w:themeColor="text1"/>
+          <w:sz w:val="28"/>
+          <w:szCs w:val="28"/>
+        </w:rPr>
+      </w:pPr>
+      <w:r>
+        <w:rPr>
+          <w:rFonts w:ascii="Calibri" w:hAnsi="Calibri" w:cs="Calibri"/>
+          <w:b/>
+          <w:bCs/>
+          <w:color w:val="000000" w:themeColor="text1"/>
+          <w:sz w:val="28"/>
+          <w:szCs w:val="28"/>
+        </w:rPr>
+        <w:t>Rest parameters:</w:t>
+      </w:r>
+    </w:p>
+    <w:p>
+      <w:pPr>
+        <w:ind w:left="360"/>
+        <w:rPr>
+          <w:rFonts w:ascii="Calibri" w:hAnsi="Calibri" w:cs="Calibri"/>
+          <w:b/>
+          <w:bCs/>
+          <w:color w:val="000000" w:themeColor="text1"/>
+          <w:sz w:val="28"/>
+          <w:szCs w:val="28"/>
+        </w:rPr>
+      </w:pPr>
+      <w:r>
+        <w:rPr>
+          <w:noProof/>
+        </w:rPr>
+        <w:drawing>
+          <wp:inline distT="0" distB="0" distL="0" distR="0" wp14:anchorId="01446864" wp14:editId="0B29755F">
+            <wp:extent cx="5731510" cy="2177415"/>
+            <wp:effectExtent l="0" t="0" r="2540" b="0"/>
+            <wp:docPr id="1637901293" name="Picture 1"/>
+            <wp:cNvGraphicFramePr>
+              <a:graphicFrameLocks xmlns:a="http://schemas.openxmlformats.org/drawingml/2006/main" noChangeAspect="1"/>
+            </wp:cNvGraphicFramePr>
+            <a:graphic xmlns:a="http://schemas.openxmlformats.org/drawingml/2006/main">
+              <a:graphicData uri="http://schemas.openxmlformats.org/drawingml/2006/picture">
+                <pic:pic xmlns:pic="http://schemas.openxmlformats.org/drawingml/2006/picture">
+                  <pic:nvPicPr>
+                    <pic:cNvPr id="1637901293" name=""/>
+                    <pic:cNvPicPr/>
+                  </pic:nvPicPr>
+                  <pic:blipFill>
+                    <a:blip r:embed="rId78"/>
+                    <a:stretch>
+                      <a:fillRect/>
+                    </a:stretch>
+                  </pic:blipFill>
+                  <pic:spPr>
+                    <a:xfrm>
+                      <a:off x="0" y="0"/>
+                      <a:ext cx="5731510" cy="2177415"/>
+                    </a:xfrm>
+                    <a:prstGeom prst="rect">
+                      <a:avLst/>
+                    </a:prstGeom>
+                  </pic:spPr>
+                </pic:pic>
+              </a:graphicData>
+            </a:graphic>
+          </wp:inline>
+        </w:drawing>
+      </w:r>
+    </w:p>
+    <w:p>
+      <w:pPr>
+        <w:ind w:left="360"/>
+        <w:rPr>
+          <w:rFonts w:ascii="Calibri" w:hAnsi="Calibri" w:cs="Calibri"/>
+          <w:b/>
+          <w:bCs/>
+          <w:color w:val="000000" w:themeColor="text1"/>
+          <w:sz w:val="28"/>
+          <w:szCs w:val="28"/>
+        </w:rPr>
+      </w:pPr>
+      <w:r>
+        <w:rPr>
+          <w:noProof/>
+        </w:rPr>
+        <w:drawing>
+          <wp:inline distT="0" distB="0" distL="0" distR="0" wp14:anchorId="3FDA968F" wp14:editId="6DEF6276">
+            <wp:extent cx="5731510" cy="1818005"/>
+            <wp:effectExtent l="0" t="0" r="2540" b="0"/>
+            <wp:docPr id="1911328061" name="Picture 1"/>
+            <wp:cNvGraphicFramePr>
+              <a:graphicFrameLocks xmlns:a="http://schemas.openxmlformats.org/drawingml/2006/main" noChangeAspect="1"/>
+            </wp:cNvGraphicFramePr>
+            <a:graphic xmlns:a="http://schemas.openxmlformats.org/drawingml/2006/main">
+              <a:graphicData uri="http://schemas.openxmlformats.org/drawingml/2006/picture">
+                <pic:pic xmlns:pic="http://schemas.openxmlformats.org/drawingml/2006/picture">
+                  <pic:nvPicPr>
+                    <pic:cNvPr id="1911328061" name=""/>
+                    <pic:cNvPicPr/>
+                  </pic:nvPicPr>
+                  <pic:blipFill>
+                    <a:blip r:embed="rId79"/>
+                    <a:stretch>
+                      <a:fillRect/>
+                    </a:stretch>
+                  </pic:blipFill>
+                  <pic:spPr>
+                    <a:xfrm>
+                      <a:off x="0" y="0"/>
+                      <a:ext cx="5731510" cy="1818005"/>
+                    </a:xfrm>
+                    <a:prstGeom prst="rect">
+                      <a:avLst/>
+                    </a:prstGeom>
+                  </pic:spPr>
+                </pic:pic>
+              </a:graphicData>
+            </a:graphic>
+          </wp:inline>
+        </w:drawing>
       </w:r>
     </w:p>
     <w:p>
@@ -7566,6 +7426,119 @@
     </w:lvl>
   </w:abstractNum>
   <w:abstractNum w:abstractNumId="7" w15:restartNumberingAfterBreak="0">
+    <w:nsid w:val="49E06538"/>
+    <w:multiLevelType w:val="hybridMultilevel"/>
+    <w:tmpl w:val="2D22FFF2"/>
+    <w:lvl w:ilvl="0" w:tplc="40090001">
+      <w:start w:val="1"/>
+      <w:numFmt w:val="bullet"/>
+      <w:lvlText w:val=""/>
+      <w:lvlJc w:val="left"/>
+      <w:pPr>
+        <w:ind w:left="720" w:hanging="360"/>
+      </w:pPr>
+      <w:rPr>
+        <w:rFonts w:ascii="Symbol" w:hAnsi="Symbol" w:hint="default"/>
+      </w:rPr>
+    </w:lvl>
+    <w:lvl w:ilvl="1" w:tplc="40090003" w:tentative="1">
+      <w:start w:val="1"/>
+      <w:numFmt w:val="bullet"/>
+      <w:lvlText w:val="o"/>
+      <w:lvlJc w:val="left"/>
+      <w:pPr>
+        <w:ind w:left="1440" w:hanging="360"/>
+      </w:pPr>
+      <w:rPr>
+        <w:rFonts w:ascii="Courier New" w:hAnsi="Courier New" w:cs="Courier New" w:hint="default"/>
+      </w:rPr>
+    </w:lvl>
+    <w:lvl w:ilvl="2" w:tplc="40090005" w:tentative="1">
+      <w:start w:val="1"/>
+      <w:numFmt w:val="bullet"/>
+      <w:lvlText w:val=""/>
+      <w:lvlJc w:val="left"/>
+      <w:pPr>
+        <w:ind w:left="2160" w:hanging="360"/>
+      </w:pPr>
+      <w:rPr>
+        <w:rFonts w:ascii="Wingdings" w:hAnsi="Wingdings" w:hint="default"/>
+      </w:rPr>
+    </w:lvl>
+    <w:lvl w:ilvl="3" w:tplc="40090001" w:tentative="1">
+      <w:start w:val="1"/>
+      <w:numFmt w:val="bullet"/>
+      <w:lvlText w:val=""/>
+      <w:lvlJc w:val="left"/>
+      <w:pPr>
+        <w:ind w:left="2880" w:hanging="360"/>
+      </w:pPr>
+      <w:rPr>
+        <w:rFonts w:ascii="Symbol" w:hAnsi="Symbol" w:hint="default"/>
+      </w:rPr>
+    </w:lvl>
+    <w:lvl w:ilvl="4" w:tplc="40090003" w:tentative="1">
+      <w:start w:val="1"/>
+      <w:numFmt w:val="bullet"/>
+      <w:lvlText w:val="o"/>
+      <w:lvlJc w:val="left"/>
+      <w:pPr>
+        <w:ind w:left="3600" w:hanging="360"/>
+      </w:pPr>
+      <w:rPr>
+        <w:rFonts w:ascii="Courier New" w:hAnsi="Courier New" w:cs="Courier New" w:hint="default"/>
+      </w:rPr>
+    </w:lvl>
+    <w:lvl w:ilvl="5" w:tplc="40090005" w:tentative="1">
+      <w:start w:val="1"/>
+      <w:numFmt w:val="bullet"/>
+      <w:lvlText w:val=""/>
+      <w:lvlJc w:val="left"/>
+      <w:pPr>
+        <w:ind w:left="4320" w:hanging="360"/>
+      </w:pPr>
+      <w:rPr>
+        <w:rFonts w:ascii="Wingdings" w:hAnsi="Wingdings" w:hint="default"/>
+      </w:rPr>
+    </w:lvl>
+    <w:lvl w:ilvl="6" w:tplc="40090001" w:tentative="1">
+      <w:start w:val="1"/>
+      <w:numFmt w:val="bullet"/>
+      <w:lvlText w:val=""/>
+      <w:lvlJc w:val="left"/>
+      <w:pPr>
+        <w:ind w:left="5040" w:hanging="360"/>
+      </w:pPr>
+      <w:rPr>
+        <w:rFonts w:ascii="Symbol" w:hAnsi="Symbol" w:hint="default"/>
+      </w:rPr>
+    </w:lvl>
+    <w:lvl w:ilvl="7" w:tplc="40090003" w:tentative="1">
+      <w:start w:val="1"/>
+      <w:numFmt w:val="bullet"/>
+      <w:lvlText w:val="o"/>
+      <w:lvlJc w:val="left"/>
+      <w:pPr>
+        <w:ind w:left="5760" w:hanging="360"/>
+      </w:pPr>
+      <w:rPr>
+        <w:rFonts w:ascii="Courier New" w:hAnsi="Courier New" w:cs="Courier New" w:hint="default"/>
+      </w:rPr>
+    </w:lvl>
+    <w:lvl w:ilvl="8" w:tplc="40090005" w:tentative="1">
+      <w:start w:val="1"/>
+      <w:numFmt w:val="bullet"/>
+      <w:lvlText w:val=""/>
+      <w:lvlJc w:val="left"/>
+      <w:pPr>
+        <w:ind w:left="6480" w:hanging="360"/>
+      </w:pPr>
+      <w:rPr>
+        <w:rFonts w:ascii="Wingdings" w:hAnsi="Wingdings" w:hint="default"/>
+      </w:rPr>
+    </w:lvl>
+  </w:abstractNum>
+  <w:abstractNum w:abstractNumId="8" w15:restartNumberingAfterBreak="0">
     <w:nsid w:val="4AE735E5"/>
     <w:multiLevelType w:val="hybridMultilevel"/>
     <w:tmpl w:val="D422D55A"/>
@@ -7655,7 +7628,7 @@
       </w:pPr>
     </w:lvl>
   </w:abstractNum>
-  <w:abstractNum w:abstractNumId="8" w15:restartNumberingAfterBreak="0">
+  <w:abstractNum w:abstractNumId="9" w15:restartNumberingAfterBreak="0">
     <w:nsid w:val="60DA4F29"/>
     <w:multiLevelType w:val="multilevel"/>
     <w:tmpl w:val="359AA768"/>
@@ -7768,7 +7741,7 @@
       </w:pPr>
     </w:lvl>
   </w:abstractNum>
-  <w:abstractNum w:abstractNumId="9" w15:restartNumberingAfterBreak="0">
+  <w:abstractNum w:abstractNumId="10" w15:restartNumberingAfterBreak="0">
     <w:nsid w:val="6AE77325"/>
     <w:multiLevelType w:val="hybridMultilevel"/>
     <w:tmpl w:val="AF1AEC80"/>
@@ -7880,16 +7853,16 @@
     </w:lvlOverride>
   </w:num>
   <w:num w:numId="5" w16cid:durableId="1894730393">
-    <w:abstractNumId w:val="8"/>
+    <w:abstractNumId w:val="9"/>
   </w:num>
   <w:num w:numId="6" w16cid:durableId="505366779">
     <w:abstractNumId w:val="6"/>
   </w:num>
   <w:num w:numId="7" w16cid:durableId="1701011929">
-    <w:abstractNumId w:val="9"/>
+    <w:abstractNumId w:val="10"/>
   </w:num>
   <w:num w:numId="8" w16cid:durableId="479690143">
-    <w:abstractNumId w:val="7"/>
+    <w:abstractNumId w:val="8"/>
   </w:num>
   <w:num w:numId="9" w16cid:durableId="641738735">
     <w:abstractNumId w:val="5"/>
@@ -7917,6 +7890,9 @@
     <w:lvlOverride w:ilvl="0">
       <w:startOverride w:val="3"/>
     </w:lvlOverride>
+  </w:num>
+  <w:num w:numId="15" w16cid:durableId="1099255417">
+    <w:abstractNumId w:val="7"/>
   </w:num>
 </w:numbering>
 </file>
@@ -8523,6 +8499,7 @@
   <w:style w:type="character" w:default="1" w:styleId="DefaultParagraphFont">
     <w:name w:val="Default Paragraph Font"/>
     <w:uiPriority w:val="1"/>
+    <w:semiHidden/>
     <w:unhideWhenUsed/>
   </w:style>
   <w:style w:type="table" w:default="1" w:styleId="TableNormal">

--- a/JAVASCRIPT.docx
+++ b/JAVASCRIPT.docx
@@ -6557,6 +6557,579 @@
       <w:pPr>
         <w:rPr>
           <w:rFonts w:ascii="Calibri" w:hAnsi="Calibri" w:cs="Calibri"/>
+          <w:sz w:val="24"/>
+          <w:szCs w:val="24"/>
+        </w:rPr>
+      </w:pPr>
+    </w:p>
+    <w:p>
+      <w:pPr>
+        <w:rPr>
+          <w:rFonts w:ascii="Calibri" w:hAnsi="Calibri" w:cs="Calibri"/>
+          <w:sz w:val="24"/>
+          <w:szCs w:val="24"/>
+        </w:rPr>
+      </w:pPr>
+    </w:p>
+    <w:p>
+      <w:pPr>
+        <w:rPr>
+          <w:rFonts w:ascii="Calibri" w:hAnsi="Calibri" w:cs="Calibri"/>
+          <w:sz w:val="24"/>
+          <w:szCs w:val="24"/>
+        </w:rPr>
+      </w:pPr>
+    </w:p>
+    <w:p>
+      <w:pPr>
+        <w:rPr>
+          <w:rFonts w:ascii="Calibri" w:hAnsi="Calibri" w:cs="Calibri"/>
+          <w:sz w:val="24"/>
+          <w:szCs w:val="24"/>
+        </w:rPr>
+      </w:pPr>
+    </w:p>
+    <w:p>
+      <w:pPr>
+        <w:rPr>
+          <w:rFonts w:ascii="Calibri" w:hAnsi="Calibri" w:cs="Calibri"/>
+          <w:sz w:val="24"/>
+          <w:szCs w:val="24"/>
+        </w:rPr>
+      </w:pPr>
+    </w:p>
+    <w:p>
+      <w:pPr>
+        <w:rPr>
+          <w:rFonts w:ascii="Calibri" w:hAnsi="Calibri" w:cs="Calibri"/>
+          <w:sz w:val="24"/>
+          <w:szCs w:val="24"/>
+        </w:rPr>
+      </w:pPr>
+    </w:p>
+    <w:p>
+      <w:pPr>
+        <w:rPr>
+          <w:rFonts w:ascii="Calibri" w:hAnsi="Calibri" w:cs="Calibri"/>
+          <w:sz w:val="24"/>
+          <w:szCs w:val="24"/>
+        </w:rPr>
+      </w:pPr>
+    </w:p>
+    <w:p>
+      <w:pPr>
+        <w:rPr>
+          <w:rFonts w:ascii="Calibri" w:hAnsi="Calibri" w:cs="Calibri"/>
+          <w:sz w:val="24"/>
+          <w:szCs w:val="24"/>
+        </w:rPr>
+      </w:pPr>
+    </w:p>
+    <w:p>
+      <w:pPr>
+        <w:rPr>
+          <w:rFonts w:ascii="Calibri" w:hAnsi="Calibri" w:cs="Calibri"/>
+          <w:b/>
+          <w:bCs/>
+          <w:color w:val="FF0000"/>
+          <w:sz w:val="32"/>
+          <w:szCs w:val="32"/>
+        </w:rPr>
+      </w:pPr>
+      <w:r>
+        <w:rPr>
+          <w:rFonts w:ascii="Calibri" w:hAnsi="Calibri" w:cs="Calibri"/>
+          <w:b/>
+          <w:bCs/>
+          <w:color w:val="FF0000"/>
+          <w:sz w:val="32"/>
+          <w:szCs w:val="32"/>
+        </w:rPr>
+        <w:lastRenderedPageBreak/>
+        <w:t>This Keyword:</w:t>
+      </w:r>
+    </w:p>
+    <w:p>
+      <w:pPr>
+        <w:rPr>
+          <w:rFonts w:ascii="Calibri" w:hAnsi="Calibri" w:cs="Calibri"/>
+          <w:color w:val="000000" w:themeColor="text1"/>
+          <w:sz w:val="24"/>
+          <w:szCs w:val="24"/>
+        </w:rPr>
+      </w:pPr>
+      <w:r>
+        <w:rPr>
+          <w:rFonts w:ascii="Calibri" w:hAnsi="Calibri" w:cs="Calibri"/>
+          <w:color w:val="000000" w:themeColor="text1"/>
+          <w:sz w:val="24"/>
+          <w:szCs w:val="24"/>
+        </w:rPr>
+        <w:t>In JavaScript, the this keyword is a fundamental concept that refers to the object from which a function is called. Its value is determined by the context in which the function is invoked, making it dynamic and sometimes a source of confusion.</w:t>
+      </w:r>
+    </w:p>
+    <w:p>
+      <w:pPr>
+        <w:rPr>
+          <w:rFonts w:ascii="Calibri" w:hAnsi="Calibri" w:cs="Calibri"/>
+          <w:color w:val="000000" w:themeColor="text1"/>
+          <w:sz w:val="24"/>
+          <w:szCs w:val="24"/>
+        </w:rPr>
+      </w:pPr>
+      <w:r>
+        <w:rPr>
+          <w:rFonts w:ascii="Calibri" w:hAnsi="Calibri" w:cs="Calibri"/>
+          <w:color w:val="000000" w:themeColor="text1"/>
+          <w:sz w:val="24"/>
+          <w:szCs w:val="24"/>
+        </w:rPr>
+        <w:t>Or</w:t>
+      </w:r>
+    </w:p>
+    <w:p>
+      <w:pPr>
+        <w:rPr>
+          <w:rFonts w:ascii="Calibri" w:hAnsi="Calibri" w:cs="Calibri"/>
+          <w:color w:val="000000" w:themeColor="text1"/>
+          <w:sz w:val="24"/>
+          <w:szCs w:val="24"/>
+        </w:rPr>
+      </w:pPr>
+      <w:r>
+        <w:rPr>
+          <w:rFonts w:ascii="Calibri" w:hAnsi="Calibri" w:cs="Calibri"/>
+          <w:color w:val="000000" w:themeColor="text1"/>
+          <w:sz w:val="24"/>
+          <w:szCs w:val="24"/>
+        </w:rPr>
+        <w:t>This keyword in javascript refers to the context or object that is currently executing the code, and its value is determined by the calling environment.</w:t>
+      </w:r>
+    </w:p>
+    <w:p>
+      <w:pPr>
+        <w:rPr>
+          <w:rFonts w:ascii="Calibri" w:hAnsi="Calibri" w:cs="Calibri"/>
+          <w:b/>
+          <w:bCs/>
+          <w:color w:val="000000" w:themeColor="text1"/>
+          <w:sz w:val="24"/>
+          <w:szCs w:val="24"/>
+        </w:rPr>
+      </w:pPr>
+      <w:r>
+        <w:rPr>
+          <w:rFonts w:ascii="Segoe UI Emoji" w:hAnsi="Segoe UI Emoji" w:cs="Segoe UI Emoji"/>
+          <w:b/>
+          <w:bCs/>
+          <w:color w:val="000000" w:themeColor="text1"/>
+          <w:sz w:val="24"/>
+          <w:szCs w:val="24"/>
+        </w:rPr>
+        <w:t>🔹</w:t>
+      </w:r>
+      <w:r>
+        <w:rPr>
+          <w:rFonts w:ascii="Calibri" w:hAnsi="Calibri" w:cs="Calibri"/>
+          <w:b/>
+          <w:bCs/>
+          <w:color w:val="000000" w:themeColor="text1"/>
+          <w:sz w:val="24"/>
+          <w:szCs w:val="24"/>
+        </w:rPr>
+        <w:t xml:space="preserve"> 1. Global Context</w:t>
+      </w:r>
+    </w:p>
+    <w:p>
+      <w:pPr>
+        <w:rPr>
+          <w:rFonts w:ascii="Calibri" w:hAnsi="Calibri" w:cs="Calibri"/>
+          <w:color w:val="000000" w:themeColor="text1"/>
+          <w:sz w:val="24"/>
+          <w:szCs w:val="24"/>
+        </w:rPr>
+      </w:pPr>
+      <w:r>
+        <w:rPr>
+          <w:rFonts w:ascii="Calibri" w:hAnsi="Calibri" w:cs="Calibri"/>
+          <w:color w:val="000000" w:themeColor="text1"/>
+          <w:sz w:val="24"/>
+          <w:szCs w:val="24"/>
+        </w:rPr>
+        <w:t>When used in the global scope, this refers to the global object:</w:t>
+      </w:r>
+    </w:p>
+    <w:p>
+      <w:pPr>
+        <w:numPr>
+          <w:ilvl w:val="0"/>
+          <w:numId w:val="16"/>
+        </w:numPr>
+        <w:rPr>
+          <w:rFonts w:ascii="Calibri" w:hAnsi="Calibri" w:cs="Calibri"/>
+          <w:color w:val="000000" w:themeColor="text1"/>
+          <w:sz w:val="24"/>
+          <w:szCs w:val="24"/>
+        </w:rPr>
+      </w:pPr>
+      <w:r>
+        <w:rPr>
+          <w:rFonts w:ascii="Calibri" w:hAnsi="Calibri" w:cs="Calibri"/>
+          <w:b/>
+          <w:bCs/>
+          <w:color w:val="000000" w:themeColor="text1"/>
+          <w:sz w:val="24"/>
+          <w:szCs w:val="24"/>
+        </w:rPr>
+        <w:t>In browsers</w:t>
+      </w:r>
+      <w:r>
+        <w:rPr>
+          <w:rFonts w:ascii="Calibri" w:hAnsi="Calibri" w:cs="Calibri"/>
+          <w:color w:val="000000" w:themeColor="text1"/>
+          <w:sz w:val="24"/>
+          <w:szCs w:val="24"/>
+        </w:rPr>
+        <w:t>: this refers to the window object.</w:t>
+      </w:r>
+    </w:p>
+    <w:p>
+      <w:pPr>
+        <w:rPr>
+          <w:rFonts w:ascii="Calibri" w:hAnsi="Calibri" w:cs="Calibri"/>
+          <w:b/>
+          <w:bCs/>
+          <w:color w:val="000000" w:themeColor="text1"/>
+          <w:sz w:val="24"/>
+          <w:szCs w:val="24"/>
+        </w:rPr>
+      </w:pPr>
+      <w:r>
+        <w:rPr>
+          <w:rFonts w:ascii="Calibri" w:hAnsi="Calibri" w:cs="Calibri"/>
+          <w:b/>
+          <w:bCs/>
+          <w:color w:val="000000" w:themeColor="text1"/>
+          <w:sz w:val="24"/>
+          <w:szCs w:val="24"/>
+          <w:highlight w:val="yellow"/>
+        </w:rPr>
+        <w:t>Syntax:</w:t>
+      </w:r>
+    </w:p>
+    <w:p>
+      <w:pPr>
+        <w:rPr>
+          <w:rFonts w:ascii="Calibri" w:hAnsi="Calibri" w:cs="Calibri"/>
+          <w:color w:val="000000" w:themeColor="text1"/>
+          <w:sz w:val="24"/>
+          <w:szCs w:val="24"/>
+        </w:rPr>
+      </w:pPr>
+      <w:r>
+        <w:rPr>
+          <w:rFonts w:ascii="Calibri" w:hAnsi="Calibri" w:cs="Calibri"/>
+          <w:color w:val="000000" w:themeColor="text1"/>
+          <w:sz w:val="24"/>
+          <w:szCs w:val="24"/>
+        </w:rPr>
+        <w:t>console.log(this); // In browser: Window {...}</w:t>
+      </w:r>
+    </w:p>
+    <w:p>
+      <w:pPr>
+        <w:rPr>
+          <w:rFonts w:ascii="Calibri" w:hAnsi="Calibri" w:cs="Calibri"/>
+          <w:color w:val="000000" w:themeColor="text1"/>
+          <w:sz w:val="24"/>
+          <w:szCs w:val="24"/>
+        </w:rPr>
+      </w:pPr>
+      <w:r>
+        <w:rPr>
+          <w:noProof/>
+        </w:rPr>
+        <w:drawing>
+          <wp:inline distT="0" distB="0" distL="0" distR="0" wp14:anchorId="3E1CA01E" wp14:editId="62BFD2D1">
+            <wp:extent cx="5731510" cy="1680210"/>
+            <wp:effectExtent l="0" t="0" r="2540" b="0"/>
+            <wp:docPr id="1878956924" name="Picture 1"/>
+            <wp:cNvGraphicFramePr>
+              <a:graphicFrameLocks xmlns:a="http://schemas.openxmlformats.org/drawingml/2006/main" noChangeAspect="1"/>
+            </wp:cNvGraphicFramePr>
+            <a:graphic xmlns:a="http://schemas.openxmlformats.org/drawingml/2006/main">
+              <a:graphicData uri="http://schemas.openxmlformats.org/drawingml/2006/picture">
+                <pic:pic xmlns:pic="http://schemas.openxmlformats.org/drawingml/2006/picture">
+                  <pic:nvPicPr>
+                    <pic:cNvPr id="1878956924" name=""/>
+                    <pic:cNvPicPr/>
+                  </pic:nvPicPr>
+                  <pic:blipFill>
+                    <a:blip r:embed="rId80"/>
+                    <a:stretch>
+                      <a:fillRect/>
+                    </a:stretch>
+                  </pic:blipFill>
+                  <pic:spPr>
+                    <a:xfrm>
+                      <a:off x="0" y="0"/>
+                      <a:ext cx="5731510" cy="1680210"/>
+                    </a:xfrm>
+                    <a:prstGeom prst="rect">
+                      <a:avLst/>
+                    </a:prstGeom>
+                  </pic:spPr>
+                </pic:pic>
+              </a:graphicData>
+            </a:graphic>
+          </wp:inline>
+        </w:drawing>
+      </w:r>
+    </w:p>
+    <w:p>
+      <w:pPr>
+        <w:rPr>
+          <w:rFonts w:ascii="Calibri" w:hAnsi="Calibri" w:cs="Calibri"/>
+          <w:b/>
+          <w:bCs/>
+          <w:color w:val="000000" w:themeColor="text1"/>
+          <w:sz w:val="24"/>
+          <w:szCs w:val="24"/>
+        </w:rPr>
+      </w:pPr>
+      <w:r>
+        <w:rPr>
+          <w:rFonts w:ascii="Calibri" w:hAnsi="Calibri" w:cs="Calibri"/>
+          <w:b/>
+          <w:bCs/>
+          <w:color w:val="000000" w:themeColor="text1"/>
+          <w:sz w:val="24"/>
+          <w:szCs w:val="24"/>
+          <w:highlight w:val="yellow"/>
+        </w:rPr>
+        <w:t>Output:</w:t>
+      </w:r>
+    </w:p>
+    <w:p>
+      <w:pPr>
+        <w:rPr>
+          <w:rFonts w:ascii="Calibri" w:hAnsi="Calibri" w:cs="Calibri"/>
+          <w:b/>
+          <w:bCs/>
+          <w:color w:val="000000" w:themeColor="text1"/>
+          <w:sz w:val="24"/>
+          <w:szCs w:val="24"/>
+        </w:rPr>
+      </w:pPr>
+      <w:r>
+        <w:rPr>
+          <w:noProof/>
+        </w:rPr>
+        <w:drawing>
+          <wp:inline distT="0" distB="0" distL="0" distR="0" wp14:anchorId="478E698F" wp14:editId="3BE7C879">
+            <wp:extent cx="5731510" cy="1914525"/>
+            <wp:effectExtent l="0" t="0" r="2540" b="9525"/>
+            <wp:docPr id="1724231578" name="Picture 1"/>
+            <wp:cNvGraphicFramePr>
+              <a:graphicFrameLocks xmlns:a="http://schemas.openxmlformats.org/drawingml/2006/main" noChangeAspect="1"/>
+            </wp:cNvGraphicFramePr>
+            <a:graphic xmlns:a="http://schemas.openxmlformats.org/drawingml/2006/main">
+              <a:graphicData uri="http://schemas.openxmlformats.org/drawingml/2006/picture">
+                <pic:pic xmlns:pic="http://schemas.openxmlformats.org/drawingml/2006/picture">
+                  <pic:nvPicPr>
+                    <pic:cNvPr id="1724231578" name=""/>
+                    <pic:cNvPicPr/>
+                  </pic:nvPicPr>
+                  <pic:blipFill>
+                    <a:blip r:embed="rId81"/>
+                    <a:stretch>
+                      <a:fillRect/>
+                    </a:stretch>
+                  </pic:blipFill>
+                  <pic:spPr>
+                    <a:xfrm>
+                      <a:off x="0" y="0"/>
+                      <a:ext cx="5731510" cy="1914525"/>
+                    </a:xfrm>
+                    <a:prstGeom prst="rect">
+                      <a:avLst/>
+                    </a:prstGeom>
+                  </pic:spPr>
+                </pic:pic>
+              </a:graphicData>
+            </a:graphic>
+          </wp:inline>
+        </w:drawing>
+      </w:r>
+    </w:p>
+    <w:p>
+      <w:pPr>
+        <w:rPr>
+          <w:rFonts w:ascii="Calibri" w:hAnsi="Calibri" w:cs="Calibri"/>
+          <w:color w:val="000000" w:themeColor="text1"/>
+          <w:sz w:val="24"/>
+          <w:szCs w:val="24"/>
+        </w:rPr>
+      </w:pPr>
+    </w:p>
+    <w:p>
+      <w:pPr>
+        <w:rPr>
+          <w:rFonts w:ascii="Calibri" w:hAnsi="Calibri" w:cs="Calibri"/>
+          <w:color w:val="000000" w:themeColor="text1"/>
+          <w:sz w:val="24"/>
+          <w:szCs w:val="24"/>
+        </w:rPr>
+      </w:pPr>
+    </w:p>
+    <w:p>
+      <w:pPr>
+        <w:rPr>
+          <w:rFonts w:ascii="Segoe UI Emoji" w:hAnsi="Segoe UI Emoji" w:cs="Segoe UI Emoji"/>
+          <w:b/>
+          <w:bCs/>
+          <w:color w:val="000000" w:themeColor="text1"/>
+          <w:sz w:val="24"/>
+          <w:szCs w:val="24"/>
+        </w:rPr>
+      </w:pPr>
+    </w:p>
+    <w:p>
+      <w:pPr>
+        <w:rPr>
+          <w:rFonts w:ascii="Segoe UI Emoji" w:hAnsi="Segoe UI Emoji" w:cs="Segoe UI Emoji"/>
+          <w:b/>
+          <w:bCs/>
+          <w:color w:val="000000" w:themeColor="text1"/>
+          <w:sz w:val="24"/>
+          <w:szCs w:val="24"/>
+        </w:rPr>
+      </w:pPr>
+    </w:p>
+    <w:p>
+      <w:pPr>
+        <w:rPr>
+          <w:rFonts w:ascii="Calibri" w:hAnsi="Calibri" w:cs="Calibri"/>
+          <w:b/>
+          <w:bCs/>
+          <w:color w:val="000000" w:themeColor="text1"/>
+          <w:sz w:val="24"/>
+          <w:szCs w:val="24"/>
+        </w:rPr>
+      </w:pPr>
+      <w:r>
+        <w:rPr>
+          <w:rFonts w:ascii="Segoe UI Emoji" w:hAnsi="Segoe UI Emoji" w:cs="Segoe UI Emoji"/>
+          <w:b/>
+          <w:bCs/>
+          <w:color w:val="000000" w:themeColor="text1"/>
+          <w:sz w:val="24"/>
+          <w:szCs w:val="24"/>
+        </w:rPr>
+        <w:lastRenderedPageBreak/>
+        <w:t>🔹</w:t>
+      </w:r>
+      <w:r>
+        <w:rPr>
+          <w:rFonts w:ascii="Calibri" w:hAnsi="Calibri" w:cs="Calibri"/>
+          <w:b/>
+          <w:bCs/>
+          <w:color w:val="000000" w:themeColor="text1"/>
+          <w:sz w:val="24"/>
+          <w:szCs w:val="24"/>
+        </w:rPr>
+        <w:t xml:space="preserve"> 2. Inside an Object Method</w:t>
+      </w:r>
+    </w:p>
+    <w:p>
+      <w:pPr>
+        <w:rPr>
+          <w:rFonts w:ascii="Calibri" w:hAnsi="Calibri" w:cs="Calibri"/>
+          <w:color w:val="000000" w:themeColor="text1"/>
+          <w:sz w:val="24"/>
+          <w:szCs w:val="24"/>
+        </w:rPr>
+      </w:pPr>
+      <w:r>
+        <w:rPr>
+          <w:rFonts w:ascii="Calibri" w:hAnsi="Calibri" w:cs="Calibri"/>
+          <w:color w:val="000000" w:themeColor="text1"/>
+          <w:sz w:val="24"/>
+          <w:szCs w:val="24"/>
+        </w:rPr>
+        <w:t>When a function is called as a method of an object, this refers to the object itself:</w:t>
+      </w:r>
+    </w:p>
+    <w:p>
+      <w:pPr>
+        <w:rPr>
+          <w:rFonts w:ascii="Calibri" w:hAnsi="Calibri" w:cs="Calibri"/>
+          <w:color w:val="000000" w:themeColor="text1"/>
+          <w:sz w:val="24"/>
+          <w:szCs w:val="24"/>
+        </w:rPr>
+      </w:pPr>
+    </w:p>
+    <w:p>
+      <w:pPr>
+        <w:rPr>
+          <w:rFonts w:ascii="Calibri" w:hAnsi="Calibri" w:cs="Calibri"/>
+          <w:color w:val="000000" w:themeColor="text1"/>
+          <w:sz w:val="24"/>
+          <w:szCs w:val="24"/>
+        </w:rPr>
+      </w:pPr>
+    </w:p>
+    <w:p>
+      <w:pPr>
+        <w:rPr>
+          <w:rFonts w:ascii="Calibri" w:hAnsi="Calibri" w:cs="Calibri"/>
+          <w:color w:val="000000" w:themeColor="text1"/>
+          <w:sz w:val="24"/>
+          <w:szCs w:val="24"/>
+        </w:rPr>
+      </w:pPr>
+    </w:p>
+    <w:p>
+      <w:pPr>
+        <w:rPr>
+          <w:rFonts w:ascii="Calibri" w:hAnsi="Calibri" w:cs="Calibri"/>
+          <w:sz w:val="24"/>
+          <w:szCs w:val="24"/>
+        </w:rPr>
+      </w:pPr>
+    </w:p>
+    <w:p>
+      <w:pPr>
+        <w:rPr>
+          <w:rFonts w:ascii="Calibri" w:hAnsi="Calibri" w:cs="Calibri"/>
+          <w:sz w:val="24"/>
+          <w:szCs w:val="24"/>
+        </w:rPr>
+      </w:pPr>
+    </w:p>
+    <w:p>
+      <w:pPr>
+        <w:rPr>
+          <w:rFonts w:ascii="Calibri" w:hAnsi="Calibri" w:cs="Calibri"/>
+          <w:sz w:val="24"/>
+          <w:szCs w:val="24"/>
+        </w:rPr>
+      </w:pPr>
+    </w:p>
+    <w:p>
+      <w:pPr>
+        <w:rPr>
+          <w:rFonts w:ascii="Calibri" w:hAnsi="Calibri" w:cs="Calibri"/>
+          <w:sz w:val="24"/>
+          <w:szCs w:val="24"/>
+        </w:rPr>
+      </w:pPr>
+    </w:p>
+    <w:p>
+      <w:pPr>
+        <w:rPr>
+          <w:rFonts w:ascii="Calibri" w:hAnsi="Calibri" w:cs="Calibri"/>
         </w:rPr>
       </w:pPr>
     </w:p>
@@ -7109,6 +7682,155 @@
     </w:lvl>
   </w:abstractNum>
   <w:abstractNum w:abstractNumId="4" w15:restartNumberingAfterBreak="0">
+    <w:nsid w:val="2E830785"/>
+    <w:multiLevelType w:val="multilevel"/>
+    <w:tmpl w:val="36107C80"/>
+    <w:lvl w:ilvl="0">
+      <w:start w:val="1"/>
+      <w:numFmt w:val="bullet"/>
+      <w:lvlText w:val=""/>
+      <w:lvlJc w:val="left"/>
+      <w:pPr>
+        <w:tabs>
+          <w:tab w:val="num" w:pos="720"/>
+        </w:tabs>
+        <w:ind w:left="720" w:hanging="360"/>
+      </w:pPr>
+      <w:rPr>
+        <w:rFonts w:ascii="Symbol" w:hAnsi="Symbol" w:hint="default"/>
+        <w:sz w:val="20"/>
+      </w:rPr>
+    </w:lvl>
+    <w:lvl w:ilvl="1" w:tentative="1">
+      <w:start w:val="1"/>
+      <w:numFmt w:val="bullet"/>
+      <w:lvlText w:val="o"/>
+      <w:lvlJc w:val="left"/>
+      <w:pPr>
+        <w:tabs>
+          <w:tab w:val="num" w:pos="1440"/>
+        </w:tabs>
+        <w:ind w:left="1440" w:hanging="360"/>
+      </w:pPr>
+      <w:rPr>
+        <w:rFonts w:ascii="Courier New" w:hAnsi="Courier New" w:hint="default"/>
+        <w:sz w:val="20"/>
+      </w:rPr>
+    </w:lvl>
+    <w:lvl w:ilvl="2" w:tentative="1">
+      <w:start w:val="1"/>
+      <w:numFmt w:val="bullet"/>
+      <w:lvlText w:val=""/>
+      <w:lvlJc w:val="left"/>
+      <w:pPr>
+        <w:tabs>
+          <w:tab w:val="num" w:pos="2160"/>
+        </w:tabs>
+        <w:ind w:left="2160" w:hanging="360"/>
+      </w:pPr>
+      <w:rPr>
+        <w:rFonts w:ascii="Wingdings" w:hAnsi="Wingdings" w:hint="default"/>
+        <w:sz w:val="20"/>
+      </w:rPr>
+    </w:lvl>
+    <w:lvl w:ilvl="3" w:tentative="1">
+      <w:start w:val="1"/>
+      <w:numFmt w:val="bullet"/>
+      <w:lvlText w:val=""/>
+      <w:lvlJc w:val="left"/>
+      <w:pPr>
+        <w:tabs>
+          <w:tab w:val="num" w:pos="2880"/>
+        </w:tabs>
+        <w:ind w:left="2880" w:hanging="360"/>
+      </w:pPr>
+      <w:rPr>
+        <w:rFonts w:ascii="Wingdings" w:hAnsi="Wingdings" w:hint="default"/>
+        <w:sz w:val="20"/>
+      </w:rPr>
+    </w:lvl>
+    <w:lvl w:ilvl="4" w:tentative="1">
+      <w:start w:val="1"/>
+      <w:numFmt w:val="bullet"/>
+      <w:lvlText w:val=""/>
+      <w:lvlJc w:val="left"/>
+      <w:pPr>
+        <w:tabs>
+          <w:tab w:val="num" w:pos="3600"/>
+        </w:tabs>
+        <w:ind w:left="3600" w:hanging="360"/>
+      </w:pPr>
+      <w:rPr>
+        <w:rFonts w:ascii="Wingdings" w:hAnsi="Wingdings" w:hint="default"/>
+        <w:sz w:val="20"/>
+      </w:rPr>
+    </w:lvl>
+    <w:lvl w:ilvl="5" w:tentative="1">
+      <w:start w:val="1"/>
+      <w:numFmt w:val="bullet"/>
+      <w:lvlText w:val=""/>
+      <w:lvlJc w:val="left"/>
+      <w:pPr>
+        <w:tabs>
+          <w:tab w:val="num" w:pos="4320"/>
+        </w:tabs>
+        <w:ind w:left="4320" w:hanging="360"/>
+      </w:pPr>
+      <w:rPr>
+        <w:rFonts w:ascii="Wingdings" w:hAnsi="Wingdings" w:hint="default"/>
+        <w:sz w:val="20"/>
+      </w:rPr>
+    </w:lvl>
+    <w:lvl w:ilvl="6" w:tentative="1">
+      <w:start w:val="1"/>
+      <w:numFmt w:val="bullet"/>
+      <w:lvlText w:val=""/>
+      <w:lvlJc w:val="left"/>
+      <w:pPr>
+        <w:tabs>
+          <w:tab w:val="num" w:pos="5040"/>
+        </w:tabs>
+        <w:ind w:left="5040" w:hanging="360"/>
+      </w:pPr>
+      <w:rPr>
+        <w:rFonts w:ascii="Wingdings" w:hAnsi="Wingdings" w:hint="default"/>
+        <w:sz w:val="20"/>
+      </w:rPr>
+    </w:lvl>
+    <w:lvl w:ilvl="7" w:tentative="1">
+      <w:start w:val="1"/>
+      <w:numFmt w:val="bullet"/>
+      <w:lvlText w:val=""/>
+      <w:lvlJc w:val="left"/>
+      <w:pPr>
+        <w:tabs>
+          <w:tab w:val="num" w:pos="5760"/>
+        </w:tabs>
+        <w:ind w:left="5760" w:hanging="360"/>
+      </w:pPr>
+      <w:rPr>
+        <w:rFonts w:ascii="Wingdings" w:hAnsi="Wingdings" w:hint="default"/>
+        <w:sz w:val="20"/>
+      </w:rPr>
+    </w:lvl>
+    <w:lvl w:ilvl="8" w:tentative="1">
+      <w:start w:val="1"/>
+      <w:numFmt w:val="bullet"/>
+      <w:lvlText w:val=""/>
+      <w:lvlJc w:val="left"/>
+      <w:pPr>
+        <w:tabs>
+          <w:tab w:val="num" w:pos="6480"/>
+        </w:tabs>
+        <w:ind w:left="6480" w:hanging="360"/>
+      </w:pPr>
+      <w:rPr>
+        <w:rFonts w:ascii="Wingdings" w:hAnsi="Wingdings" w:hint="default"/>
+        <w:sz w:val="20"/>
+      </w:rPr>
+    </w:lvl>
+  </w:abstractNum>
+  <w:abstractNum w:abstractNumId="5" w15:restartNumberingAfterBreak="0">
     <w:nsid w:val="39D275A5"/>
     <w:multiLevelType w:val="multilevel"/>
     <w:tmpl w:val="D422D55A"/>
@@ -7199,7 +7921,7 @@
       </w:pPr>
     </w:lvl>
   </w:abstractNum>
-  <w:abstractNum w:abstractNumId="5" w15:restartNumberingAfterBreak="0">
+  <w:abstractNum w:abstractNumId="6" w15:restartNumberingAfterBreak="0">
     <w:nsid w:val="39E30316"/>
     <w:multiLevelType w:val="hybridMultilevel"/>
     <w:tmpl w:val="2F9AAABC"/>
@@ -7312,7 +8034,7 @@
       </w:rPr>
     </w:lvl>
   </w:abstractNum>
-  <w:abstractNum w:abstractNumId="6" w15:restartNumberingAfterBreak="0">
+  <w:abstractNum w:abstractNumId="7" w15:restartNumberingAfterBreak="0">
     <w:nsid w:val="40C16ED4"/>
     <w:multiLevelType w:val="multilevel"/>
     <w:tmpl w:val="2552346A"/>
@@ -7425,7 +8147,7 @@
       </w:pPr>
     </w:lvl>
   </w:abstractNum>
-  <w:abstractNum w:abstractNumId="7" w15:restartNumberingAfterBreak="0">
+  <w:abstractNum w:abstractNumId="8" w15:restartNumberingAfterBreak="0">
     <w:nsid w:val="49E06538"/>
     <w:multiLevelType w:val="hybridMultilevel"/>
     <w:tmpl w:val="2D22FFF2"/>
@@ -7538,7 +8260,7 @@
       </w:rPr>
     </w:lvl>
   </w:abstractNum>
-  <w:abstractNum w:abstractNumId="8" w15:restartNumberingAfterBreak="0">
+  <w:abstractNum w:abstractNumId="9" w15:restartNumberingAfterBreak="0">
     <w:nsid w:val="4AE735E5"/>
     <w:multiLevelType w:val="hybridMultilevel"/>
     <w:tmpl w:val="D422D55A"/>
@@ -7628,7 +8350,7 @@
       </w:pPr>
     </w:lvl>
   </w:abstractNum>
-  <w:abstractNum w:abstractNumId="9" w15:restartNumberingAfterBreak="0">
+  <w:abstractNum w:abstractNumId="10" w15:restartNumberingAfterBreak="0">
     <w:nsid w:val="60DA4F29"/>
     <w:multiLevelType w:val="multilevel"/>
     <w:tmpl w:val="359AA768"/>
@@ -7741,7 +8463,7 @@
       </w:pPr>
     </w:lvl>
   </w:abstractNum>
-  <w:abstractNum w:abstractNumId="10" w15:restartNumberingAfterBreak="0">
+  <w:abstractNum w:abstractNumId="11" w15:restartNumberingAfterBreak="0">
     <w:nsid w:val="6AE77325"/>
     <w:multiLevelType w:val="hybridMultilevel"/>
     <w:tmpl w:val="AF1AEC80"/>
@@ -7853,25 +8575,25 @@
     </w:lvlOverride>
   </w:num>
   <w:num w:numId="5" w16cid:durableId="1894730393">
+    <w:abstractNumId w:val="10"/>
+  </w:num>
+  <w:num w:numId="6" w16cid:durableId="505366779">
+    <w:abstractNumId w:val="7"/>
+  </w:num>
+  <w:num w:numId="7" w16cid:durableId="1701011929">
+    <w:abstractNumId w:val="11"/>
+  </w:num>
+  <w:num w:numId="8" w16cid:durableId="479690143">
     <w:abstractNumId w:val="9"/>
   </w:num>
-  <w:num w:numId="6" w16cid:durableId="505366779">
+  <w:num w:numId="9" w16cid:durableId="641738735">
     <w:abstractNumId w:val="6"/>
-  </w:num>
-  <w:num w:numId="7" w16cid:durableId="1701011929">
-    <w:abstractNumId w:val="10"/>
-  </w:num>
-  <w:num w:numId="8" w16cid:durableId="479690143">
-    <w:abstractNumId w:val="8"/>
-  </w:num>
-  <w:num w:numId="9" w16cid:durableId="641738735">
-    <w:abstractNumId w:val="5"/>
   </w:num>
   <w:num w:numId="10" w16cid:durableId="1590967396">
     <w:abstractNumId w:val="2"/>
   </w:num>
   <w:num w:numId="11" w16cid:durableId="78869900">
-    <w:abstractNumId w:val="4"/>
+    <w:abstractNumId w:val="5"/>
   </w:num>
   <w:num w:numId="12" w16cid:durableId="1803422038">
     <w:abstractNumId w:val="1"/>
@@ -7892,7 +8614,10 @@
     </w:lvlOverride>
   </w:num>
   <w:num w:numId="15" w16cid:durableId="1099255417">
-    <w:abstractNumId w:val="7"/>
+    <w:abstractNumId w:val="8"/>
+  </w:num>
+  <w:num w:numId="16" w16cid:durableId="1711538615">
+    <w:abstractNumId w:val="4"/>
   </w:num>
 </w:numbering>
 </file>
@@ -8499,7 +9224,6 @@
   <w:style w:type="character" w:default="1" w:styleId="DefaultParagraphFont">
     <w:name w:val="Default Paragraph Font"/>
     <w:uiPriority w:val="1"/>
-    <w:semiHidden/>
     <w:unhideWhenUsed/>
   </w:style>
   <w:style w:type="table" w:default="1" w:styleId="TableNormal">

--- a/JAVASCRIPT.docx
+++ b/JAVASCRIPT.docx
@@ -81,8 +81,18 @@
           <w:bCs/>
           <w:highlight w:val="yellow"/>
         </w:rPr>
-        <w:t>HTML CSS JAVASCRIPT Differnces</w:t>
-      </w:r>
+        <w:t xml:space="preserve">HTML CSS JAVASCRIPT </w:t>
+      </w:r>
+      <w:proofErr w:type="spellStart"/>
+      <w:r>
+        <w:rPr>
+          <w:b/>
+          <w:bCs/>
+          <w:highlight w:val="yellow"/>
+        </w:rPr>
+        <w:t>Differnces</w:t>
+      </w:r>
+      <w:proofErr w:type="spellEnd"/>
     </w:p>
     <w:p>
       <w:pPr>
@@ -538,8 +548,19 @@
           <w:highlight w:val="yellow"/>
         </w:rPr>
         <w:lastRenderedPageBreak/>
-        <w:t>Key Features / Uses of Javascript</w:t>
-      </w:r>
+        <w:t xml:space="preserve">Key Features / Uses of </w:t>
+      </w:r>
+      <w:proofErr w:type="spellStart"/>
+      <w:r>
+        <w:rPr>
+          <w:rFonts w:ascii="Calibri" w:hAnsi="Calibri" w:cs="Calibri"/>
+          <w:b/>
+          <w:bCs/>
+          <w:highlight w:val="yellow"/>
+        </w:rPr>
+        <w:t>Javascript</w:t>
+      </w:r>
+      <w:proofErr w:type="spellEnd"/>
     </w:p>
     <w:p>
       <w:pPr>
@@ -787,7 +808,25 @@
           <w:sz w:val="24"/>
           <w:szCs w:val="24"/>
         </w:rPr>
-        <w:t>            &lt;h1&gt;Javascript&lt;/h1&gt;</w:t>
+        <w:t>            &lt;h1&gt;</w:t>
+      </w:r>
+      <w:proofErr w:type="spellStart"/>
+      <w:r>
+        <w:rPr>
+          <w:rFonts w:ascii="Calibri" w:hAnsi="Calibri" w:cs="Calibri"/>
+          <w:sz w:val="24"/>
+          <w:szCs w:val="24"/>
+        </w:rPr>
+        <w:t>Javascript</w:t>
+      </w:r>
+      <w:proofErr w:type="spellEnd"/>
+      <w:r>
+        <w:rPr>
+          <w:rFonts w:ascii="Calibri" w:hAnsi="Calibri" w:cs="Calibri"/>
+          <w:sz w:val="24"/>
+          <w:szCs w:val="24"/>
+        </w:rPr>
+        <w:t>&lt;/h1&gt;</w:t>
       </w:r>
     </w:p>
     <w:p>
@@ -805,7 +844,25 @@
           <w:sz w:val="24"/>
           <w:szCs w:val="24"/>
         </w:rPr>
-        <w:t>            &lt;script&gt;console.log(10);&lt;/script&gt;</w:t>
+        <w:t>            &lt;script&gt;console.log(</w:t>
+      </w:r>
+      <w:proofErr w:type="gramStart"/>
+      <w:r>
+        <w:rPr>
+          <w:rFonts w:ascii="Calibri" w:hAnsi="Calibri" w:cs="Calibri"/>
+          <w:sz w:val="24"/>
+          <w:szCs w:val="24"/>
+        </w:rPr>
+        <w:t>10);&lt;</w:t>
+      </w:r>
+      <w:proofErr w:type="gramEnd"/>
+      <w:r>
+        <w:rPr>
+          <w:rFonts w:ascii="Calibri" w:hAnsi="Calibri" w:cs="Calibri"/>
+          <w:sz w:val="24"/>
+          <w:szCs w:val="24"/>
+        </w:rPr>
+        <w:t>/script&gt;</w:t>
       </w:r>
     </w:p>
     <w:p>
@@ -1004,7 +1061,47 @@
           <w:sz w:val="24"/>
           <w:szCs w:val="24"/>
         </w:rPr>
-        <w:t>For larger projects or when reusing scripts across multiple HTML files, you can place your JavaScript code in an external .js file. This file is then linked to your HTML document using the src attribute within a &lt;script&gt; tag.</w:t>
+        <w:t>For larger projects or when reusing scripts across multiple HTML files, you can place your JavaScript code in an external .</w:t>
+      </w:r>
+      <w:proofErr w:type="spellStart"/>
+      <w:r>
+        <w:rPr>
+          <w:rFonts w:ascii="Calibri" w:hAnsi="Calibri" w:cs="Calibri"/>
+          <w:color w:val="000000" w:themeColor="text1"/>
+          <w:sz w:val="24"/>
+          <w:szCs w:val="24"/>
+        </w:rPr>
+        <w:t>js</w:t>
+      </w:r>
+      <w:proofErr w:type="spellEnd"/>
+      <w:r>
+        <w:rPr>
+          <w:rFonts w:ascii="Calibri" w:hAnsi="Calibri" w:cs="Calibri"/>
+          <w:color w:val="000000" w:themeColor="text1"/>
+          <w:sz w:val="24"/>
+          <w:szCs w:val="24"/>
+        </w:rPr>
+        <w:t xml:space="preserve"> file. This file is then linked to your HTML document using the </w:t>
+      </w:r>
+      <w:proofErr w:type="spellStart"/>
+      <w:r>
+        <w:rPr>
+          <w:rFonts w:ascii="Calibri" w:hAnsi="Calibri" w:cs="Calibri"/>
+          <w:color w:val="000000" w:themeColor="text1"/>
+          <w:sz w:val="24"/>
+          <w:szCs w:val="24"/>
+        </w:rPr>
+        <w:t>src</w:t>
+      </w:r>
+      <w:proofErr w:type="spellEnd"/>
+      <w:r>
+        <w:rPr>
+          <w:rFonts w:ascii="Calibri" w:hAnsi="Calibri" w:cs="Calibri"/>
+          <w:color w:val="000000" w:themeColor="text1"/>
+          <w:sz w:val="24"/>
+          <w:szCs w:val="24"/>
+        </w:rPr>
+        <w:t xml:space="preserve"> attribute within a &lt;script&gt; tag.</w:t>
       </w:r>
     </w:p>
     <w:p>
@@ -1024,7 +1121,27 @@
           <w:sz w:val="24"/>
           <w:szCs w:val="24"/>
         </w:rPr>
-        <w:t>First create a .js file and integrate in HMTL file with using script tag, let me explain below</w:t>
+        <w:t>First create a .</w:t>
+      </w:r>
+      <w:proofErr w:type="spellStart"/>
+      <w:r>
+        <w:rPr>
+          <w:rFonts w:ascii="Calibri" w:hAnsi="Calibri" w:cs="Calibri"/>
+          <w:color w:val="000000" w:themeColor="text1"/>
+          <w:sz w:val="24"/>
+          <w:szCs w:val="24"/>
+        </w:rPr>
+        <w:t>js</w:t>
+      </w:r>
+      <w:proofErr w:type="spellEnd"/>
+      <w:r>
+        <w:rPr>
+          <w:rFonts w:ascii="Calibri" w:hAnsi="Calibri" w:cs="Calibri"/>
+          <w:color w:val="000000" w:themeColor="text1"/>
+          <w:sz w:val="24"/>
+          <w:szCs w:val="24"/>
+        </w:rPr>
+        <w:t xml:space="preserve"> file and integrate in HMTL file with using script tag, let me explain below</w:t>
       </w:r>
     </w:p>
     <w:p>
@@ -1057,7 +1174,29 @@
           <w:szCs w:val="24"/>
           <w:highlight w:val="darkGray"/>
         </w:rPr>
-        <w:t>.js file</w:t>
+        <w:t>.</w:t>
+      </w:r>
+      <w:proofErr w:type="spellStart"/>
+      <w:r>
+        <w:rPr>
+          <w:rFonts w:ascii="Calibri" w:hAnsi="Calibri" w:cs="Calibri"/>
+          <w:color w:val="000000" w:themeColor="text1"/>
+          <w:sz w:val="24"/>
+          <w:szCs w:val="24"/>
+          <w:highlight w:val="darkGray"/>
+        </w:rPr>
+        <w:t>js</w:t>
+      </w:r>
+      <w:proofErr w:type="spellEnd"/>
+      <w:r>
+        <w:rPr>
+          <w:rFonts w:ascii="Calibri" w:hAnsi="Calibri" w:cs="Calibri"/>
+          <w:color w:val="000000" w:themeColor="text1"/>
+          <w:sz w:val="24"/>
+          <w:szCs w:val="24"/>
+          <w:highlight w:val="darkGray"/>
+        </w:rPr>
+        <w:t xml:space="preserve"> file</w:t>
       </w:r>
     </w:p>
     <w:p>
@@ -1152,7 +1291,29 @@
           <w:szCs w:val="24"/>
           <w:highlight w:val="darkGray"/>
         </w:rPr>
-        <w:t>Separate .js file link with HTML file.</w:t>
+        <w:t>Separate .</w:t>
+      </w:r>
+      <w:proofErr w:type="spellStart"/>
+      <w:r>
+        <w:rPr>
+          <w:rFonts w:ascii="Calibri" w:hAnsi="Calibri" w:cs="Calibri"/>
+          <w:color w:val="000000" w:themeColor="text1"/>
+          <w:sz w:val="24"/>
+          <w:szCs w:val="24"/>
+          <w:highlight w:val="darkGray"/>
+        </w:rPr>
+        <w:t>js</w:t>
+      </w:r>
+      <w:proofErr w:type="spellEnd"/>
+      <w:r>
+        <w:rPr>
+          <w:rFonts w:ascii="Calibri" w:hAnsi="Calibri" w:cs="Calibri"/>
+          <w:color w:val="000000" w:themeColor="text1"/>
+          <w:sz w:val="24"/>
+          <w:szCs w:val="24"/>
+          <w:highlight w:val="darkGray"/>
+        </w:rPr>
+        <w:t xml:space="preserve"> file link with HTML file.</w:t>
       </w:r>
     </w:p>
     <w:p>
@@ -1331,7 +1492,35 @@
         <w:rPr>
           <w:rFonts w:ascii="Calibri" w:hAnsi="Calibri" w:cs="Calibri"/>
         </w:rPr>
-        <w:t>JavaScript provides different methods to display output, such as console.log(), alert(), document.write(), and manipulating HTML elements directly. Each method has its specific use cases, whether for debugging, user notifications, or dynamically updating web content. Here we will explore various JavaScript output methods, demonstrating how and when to use them effectively.</w:t>
+        <w:t>JavaScript provides different methods to display output, such as </w:t>
+      </w:r>
+      <w:proofErr w:type="gramStart"/>
+      <w:r>
+        <w:rPr>
+          <w:rFonts w:ascii="Calibri" w:hAnsi="Calibri" w:cs="Calibri"/>
+        </w:rPr>
+        <w:t>console.log(</w:t>
+      </w:r>
+      <w:proofErr w:type="gramEnd"/>
+      <w:r>
+        <w:rPr>
+          <w:rFonts w:ascii="Calibri" w:hAnsi="Calibri" w:cs="Calibri"/>
+        </w:rPr>
+        <w:t xml:space="preserve">), alert(), </w:t>
+      </w:r>
+      <w:proofErr w:type="spellStart"/>
+      <w:r>
+        <w:rPr>
+          <w:rFonts w:ascii="Calibri" w:hAnsi="Calibri" w:cs="Calibri"/>
+        </w:rPr>
+        <w:t>document.write</w:t>
+      </w:r>
+      <w:proofErr w:type="spellEnd"/>
+      <w:r>
+        <w:rPr>
+          <w:rFonts w:ascii="Calibri" w:hAnsi="Calibri" w:cs="Calibri"/>
+        </w:rPr>
+        <w:t>(), and manipulating HTML elements directly. Each method has its specific use cases, whether for debugging, user notifications, or dynamically updating web content. Here we will explore various JavaScript output methods, demonstrating how and when to use them effectively.</w:t>
       </w:r>
     </w:p>
     <w:p>
@@ -1353,7 +1542,25 @@
           <w:b/>
           <w:bCs/>
         </w:rPr>
-        <w:t>JavaScript console.log() Method:</w:t>
+        <w:t xml:space="preserve">JavaScript </w:t>
+      </w:r>
+      <w:proofErr w:type="gramStart"/>
+      <w:r>
+        <w:rPr>
+          <w:rFonts w:ascii="Calibri" w:hAnsi="Calibri" w:cs="Calibri"/>
+          <w:b/>
+          <w:bCs/>
+        </w:rPr>
+        <w:t>console.log(</w:t>
+      </w:r>
+      <w:proofErr w:type="gramEnd"/>
+      <w:r>
+        <w:rPr>
+          <w:rFonts w:ascii="Calibri" w:hAnsi="Calibri" w:cs="Calibri"/>
+          <w:b/>
+          <w:bCs/>
+        </w:rPr>
+        <w:t>) Method:</w:t>
       </w:r>
     </w:p>
     <w:p>
@@ -1414,6 +1621,7 @@
           <w:bCs/>
         </w:rPr>
       </w:pPr>
+      <w:proofErr w:type="gramStart"/>
       <w:r>
         <w:rPr>
           <w:rFonts w:ascii="Calibri" w:hAnsi="Calibri" w:cs="Calibri"/>
@@ -1421,7 +1629,17 @@
           <w:bCs/>
           <w:highlight w:val="yellow"/>
         </w:rPr>
-        <w:t>Console.log();</w:t>
+        <w:t>Console.log(</w:t>
+      </w:r>
+      <w:proofErr w:type="gramEnd"/>
+      <w:r>
+        <w:rPr>
+          <w:rFonts w:ascii="Calibri" w:hAnsi="Calibri" w:cs="Calibri"/>
+          <w:b/>
+          <w:bCs/>
+          <w:highlight w:val="yellow"/>
+        </w:rPr>
+        <w:t>);</w:t>
       </w:r>
     </w:p>
     <w:p>
@@ -1568,7 +1786,31 @@
           <w:sz w:val="24"/>
           <w:szCs w:val="24"/>
         </w:rPr>
-        <w:t>. JavaScript document.write() Method</w:t>
+        <w:t xml:space="preserve">. JavaScript </w:t>
+      </w:r>
+      <w:proofErr w:type="spellStart"/>
+      <w:proofErr w:type="gramStart"/>
+      <w:r>
+        <w:rPr>
+          <w:rFonts w:ascii="Calibri" w:hAnsi="Calibri" w:cs="Calibri"/>
+          <w:b/>
+          <w:bCs/>
+          <w:sz w:val="24"/>
+          <w:szCs w:val="24"/>
+        </w:rPr>
+        <w:t>document.write</w:t>
+      </w:r>
+      <w:proofErr w:type="spellEnd"/>
+      <w:proofErr w:type="gramEnd"/>
+      <w:r>
+        <w:rPr>
+          <w:rFonts w:ascii="Calibri" w:hAnsi="Calibri" w:cs="Calibri"/>
+          <w:b/>
+          <w:bCs/>
+          <w:sz w:val="24"/>
+          <w:szCs w:val="24"/>
+        </w:rPr>
+        <w:t>() Method</w:t>
       </w:r>
     </w:p>
     <w:p>
@@ -1587,17 +1829,44 @@
         </w:rPr>
         <w:t>To use the </w:t>
       </w:r>
-      <w:hyperlink r:id="rId21" w:tgtFrame="_blank" w:history="1">
-        <w:r>
-          <w:rPr>
-            <w:rStyle w:val="Hyperlink"/>
-            <w:rFonts w:ascii="Calibri" w:hAnsi="Calibri" w:cs="Calibri"/>
-            <w:sz w:val="24"/>
-            <w:szCs w:val="24"/>
-          </w:rPr>
-          <w:t>document.write()</w:t>
-        </w:r>
-      </w:hyperlink>
+      <w:proofErr w:type="spellStart"/>
+      <w:r>
+        <w:fldChar w:fldCharType="begin"/>
+      </w:r>
+      <w:r>
+        <w:instrText>HYPERLINK "https://www.geeksforgeeks.org/html-dom-write-method" \t "_blank"</w:instrText>
+      </w:r>
+      <w:r>
+        <w:fldChar w:fldCharType="separate"/>
+      </w:r>
+      <w:r>
+        <w:rPr>
+          <w:rStyle w:val="Hyperlink"/>
+          <w:rFonts w:ascii="Calibri" w:hAnsi="Calibri" w:cs="Calibri"/>
+          <w:sz w:val="24"/>
+          <w:szCs w:val="24"/>
+        </w:rPr>
+        <w:t>document.write</w:t>
+      </w:r>
+      <w:proofErr w:type="spellEnd"/>
+      <w:r>
+        <w:rPr>
+          <w:rStyle w:val="Hyperlink"/>
+          <w:rFonts w:ascii="Calibri" w:hAnsi="Calibri" w:cs="Calibri"/>
+          <w:sz w:val="24"/>
+          <w:szCs w:val="24"/>
+        </w:rPr>
+        <w:t>()</w:t>
+      </w:r>
+      <w:r>
+        <w:rPr>
+          <w:rStyle w:val="Hyperlink"/>
+          <w:rFonts w:ascii="Calibri" w:hAnsi="Calibri" w:cs="Calibri"/>
+          <w:sz w:val="24"/>
+          <w:szCs w:val="24"/>
+        </w:rPr>
+        <w:fldChar w:fldCharType="end"/>
+      </w:r>
       <w:r>
         <w:rPr>
           <w:rFonts w:ascii="Calibri" w:hAnsi="Calibri" w:cs="Calibri"/>
@@ -1639,29 +1908,55 @@
           <w:szCs w:val="24"/>
           <w:highlight w:val="yellow"/>
         </w:rPr>
-        <w:t>If we use document.write() after the HTML document is loaded, it will delete all existing HTML.</w:t>
-      </w:r>
-    </w:p>
-    <w:p>
-      <w:pPr>
-        <w:rPr>
-          <w:rFonts w:ascii="Calibri" w:hAnsi="Calibri" w:cs="Calibri"/>
-          <w:b/>
-          <w:bCs/>
+        <w:t xml:space="preserve">If we use </w:t>
+      </w:r>
+      <w:proofErr w:type="spellStart"/>
+      <w:proofErr w:type="gramStart"/>
+      <w:r>
+        <w:rPr>
+          <w:rFonts w:ascii="Calibri" w:hAnsi="Calibri" w:cs="Calibri"/>
+          <w:i/>
+          <w:iCs/>
           <w:sz w:val="24"/>
           <w:szCs w:val="24"/>
           <w:highlight w:val="yellow"/>
         </w:rPr>
-      </w:pPr>
-      <w:r>
-        <w:rPr>
-          <w:rFonts w:ascii="Calibri" w:hAnsi="Calibri" w:cs="Calibri"/>
-          <w:b/>
-          <w:bCs/>
+        <w:t>document.write</w:t>
+      </w:r>
+      <w:proofErr w:type="spellEnd"/>
+      <w:proofErr w:type="gramEnd"/>
+      <w:r>
+        <w:rPr>
+          <w:rFonts w:ascii="Calibri" w:hAnsi="Calibri" w:cs="Calibri"/>
+          <w:i/>
+          <w:iCs/>
           <w:sz w:val="24"/>
           <w:szCs w:val="24"/>
           <w:highlight w:val="yellow"/>
         </w:rPr>
+        <w:t>() after the HTML document is loaded, it will delete all existing HTML.</w:t>
+      </w:r>
+    </w:p>
+    <w:p>
+      <w:pPr>
+        <w:rPr>
+          <w:rFonts w:ascii="Calibri" w:hAnsi="Calibri" w:cs="Calibri"/>
+          <w:b/>
+          <w:bCs/>
+          <w:sz w:val="24"/>
+          <w:szCs w:val="24"/>
+          <w:highlight w:val="yellow"/>
+        </w:rPr>
+      </w:pPr>
+      <w:r>
+        <w:rPr>
+          <w:rFonts w:ascii="Calibri" w:hAnsi="Calibri" w:cs="Calibri"/>
+          <w:b/>
+          <w:bCs/>
+          <w:sz w:val="24"/>
+          <w:szCs w:val="24"/>
+          <w:highlight w:val="yellow"/>
+        </w:rPr>
         <w:t>Syntax:</w:t>
       </w:r>
     </w:p>
@@ -1675,6 +1970,7 @@
           <w:szCs w:val="24"/>
         </w:rPr>
       </w:pPr>
+      <w:proofErr w:type="spellStart"/>
       <w:r>
         <w:rPr>
           <w:rFonts w:ascii="Calibri" w:hAnsi="Calibri" w:cs="Calibri"/>
@@ -1684,8 +1980,33 @@
           <w:szCs w:val="24"/>
           <w:highlight w:val="yellow"/>
         </w:rPr>
-        <w:t>Document.write();</w:t>
-      </w:r>
+        <w:t>Document.write</w:t>
+      </w:r>
+      <w:proofErr w:type="spellEnd"/>
+      <w:r>
+        <w:rPr>
+          <w:rFonts w:ascii="Calibri" w:hAnsi="Calibri" w:cs="Calibri"/>
+          <w:b/>
+          <w:bCs/>
+          <w:sz w:val="24"/>
+          <w:szCs w:val="24"/>
+          <w:highlight w:val="yellow"/>
+        </w:rPr>
+        <w:t>(</w:t>
+      </w:r>
+      <w:proofErr w:type="gramStart"/>
+      <w:r>
+        <w:rPr>
+          <w:rFonts w:ascii="Calibri" w:hAnsi="Calibri" w:cs="Calibri"/>
+          <w:b/>
+          <w:bCs/>
+          <w:sz w:val="24"/>
+          <w:szCs w:val="24"/>
+          <w:highlight w:val="yellow"/>
+        </w:rPr>
+        <w:t>);</w:t>
+      </w:r>
+      <w:proofErr w:type="gramEnd"/>
     </w:p>
     <w:p>
       <w:pPr>
@@ -1715,7 +2036,7 @@
                     <pic:cNvPicPr/>
                   </pic:nvPicPr>
                   <pic:blipFill>
-                    <a:blip r:embed="rId22"/>
+                    <a:blip r:embed="rId21"/>
                     <a:stretch>
                       <a:fillRect/>
                     </a:stretch>
@@ -1787,7 +2108,7 @@
                     <pic:cNvPicPr/>
                   </pic:nvPicPr>
                   <pic:blipFill>
-                    <a:blip r:embed="rId23"/>
+                    <a:blip r:embed="rId22"/>
                     <a:stretch>
                       <a:fillRect/>
                     </a:stretch>
@@ -1845,7 +2166,31 @@
           <w:sz w:val="24"/>
           <w:szCs w:val="24"/>
         </w:rPr>
-        <w:t>. JavaScript window.alert() Method</w:t>
+        <w:t xml:space="preserve">. JavaScript </w:t>
+      </w:r>
+      <w:proofErr w:type="spellStart"/>
+      <w:proofErr w:type="gramStart"/>
+      <w:r>
+        <w:rPr>
+          <w:rFonts w:ascii="Calibri" w:hAnsi="Calibri" w:cs="Calibri"/>
+          <w:b/>
+          <w:bCs/>
+          <w:sz w:val="24"/>
+          <w:szCs w:val="24"/>
+        </w:rPr>
+        <w:t>window.alert</w:t>
+      </w:r>
+      <w:proofErr w:type="spellEnd"/>
+      <w:proofErr w:type="gramEnd"/>
+      <w:r>
+        <w:rPr>
+          <w:rFonts w:ascii="Calibri" w:hAnsi="Calibri" w:cs="Calibri"/>
+          <w:b/>
+          <w:bCs/>
+          <w:sz w:val="24"/>
+          <w:szCs w:val="24"/>
+        </w:rPr>
+        <w:t>() Method</w:t>
       </w:r>
     </w:p>
     <w:p>
@@ -1864,17 +2209,44 @@
         </w:rPr>
         <w:t>The </w:t>
       </w:r>
-      <w:hyperlink r:id="rId24" w:tgtFrame="_blank" w:history="1">
-        <w:r>
-          <w:rPr>
-            <w:rStyle w:val="Hyperlink"/>
-            <w:rFonts w:ascii="Calibri" w:hAnsi="Calibri" w:cs="Calibri"/>
-            <w:sz w:val="24"/>
-            <w:szCs w:val="24"/>
-          </w:rPr>
-          <w:t>window.alert() method</w:t>
-        </w:r>
-      </w:hyperlink>
+      <w:proofErr w:type="spellStart"/>
+      <w:r>
+        <w:fldChar w:fldCharType="begin"/>
+      </w:r>
+      <w:r>
+        <w:instrText>HYPERLINK "https://www.geeksforgeeks.org/html-dom-window-alert-method" \t "_blank"</w:instrText>
+      </w:r>
+      <w:r>
+        <w:fldChar w:fldCharType="separate"/>
+      </w:r>
+      <w:r>
+        <w:rPr>
+          <w:rStyle w:val="Hyperlink"/>
+          <w:rFonts w:ascii="Calibri" w:hAnsi="Calibri" w:cs="Calibri"/>
+          <w:sz w:val="24"/>
+          <w:szCs w:val="24"/>
+        </w:rPr>
+        <w:t>window.alert</w:t>
+      </w:r>
+      <w:proofErr w:type="spellEnd"/>
+      <w:r>
+        <w:rPr>
+          <w:rStyle w:val="Hyperlink"/>
+          <w:rFonts w:ascii="Calibri" w:hAnsi="Calibri" w:cs="Calibri"/>
+          <w:sz w:val="24"/>
+          <w:szCs w:val="24"/>
+        </w:rPr>
+        <w:t>() method</w:t>
+      </w:r>
+      <w:r>
+        <w:rPr>
+          <w:rStyle w:val="Hyperlink"/>
+          <w:rFonts w:ascii="Calibri" w:hAnsi="Calibri" w:cs="Calibri"/>
+          <w:sz w:val="24"/>
+          <w:szCs w:val="24"/>
+        </w:rPr>
+        <w:fldChar w:fldCharType="end"/>
+      </w:r>
       <w:r>
         <w:rPr>
           <w:rFonts w:ascii="Calibri" w:hAnsi="Calibri" w:cs="Calibri"/>
@@ -1917,6 +2289,7 @@
           <w:szCs w:val="24"/>
         </w:rPr>
       </w:pPr>
+      <w:proofErr w:type="spellStart"/>
       <w:r>
         <w:rPr>
           <w:rFonts w:ascii="Calibri" w:hAnsi="Calibri" w:cs="Calibri"/>
@@ -1926,8 +2299,33 @@
           <w:szCs w:val="24"/>
           <w:highlight w:val="yellow"/>
         </w:rPr>
-        <w:t>Window.alert();</w:t>
-      </w:r>
+        <w:t>Window.alert</w:t>
+      </w:r>
+      <w:proofErr w:type="spellEnd"/>
+      <w:r>
+        <w:rPr>
+          <w:rFonts w:ascii="Calibri" w:hAnsi="Calibri" w:cs="Calibri"/>
+          <w:b/>
+          <w:bCs/>
+          <w:sz w:val="24"/>
+          <w:szCs w:val="24"/>
+          <w:highlight w:val="yellow"/>
+        </w:rPr>
+        <w:t>(</w:t>
+      </w:r>
+      <w:proofErr w:type="gramStart"/>
+      <w:r>
+        <w:rPr>
+          <w:rFonts w:ascii="Calibri" w:hAnsi="Calibri" w:cs="Calibri"/>
+          <w:b/>
+          <w:bCs/>
+          <w:sz w:val="24"/>
+          <w:szCs w:val="24"/>
+          <w:highlight w:val="yellow"/>
+        </w:rPr>
+        <w:t>);</w:t>
+      </w:r>
+      <w:proofErr w:type="gramEnd"/>
     </w:p>
     <w:p>
       <w:pPr>
@@ -1960,7 +2358,7 @@
                     <pic:cNvPicPr/>
                   </pic:nvPicPr>
                   <pic:blipFill>
-                    <a:blip r:embed="rId25"/>
+                    <a:blip r:embed="rId23"/>
                     <a:stretch>
                       <a:fillRect/>
                     </a:stretch>
@@ -2034,7 +2432,7 @@
                     <pic:cNvPicPr/>
                   </pic:nvPicPr>
                   <pic:blipFill>
-                    <a:blip r:embed="rId26"/>
+                    <a:blip r:embed="rId24"/>
                     <a:stretch>
                       <a:fillRect/>
                     </a:stretch>
@@ -2140,7 +2538,7 @@
         </w:rPr>
         <w:t>As we write JavaScript, we can write </w:t>
       </w:r>
-      <w:hyperlink r:id="rId27" w:tgtFrame="_blank" w:history="1">
+      <w:hyperlink r:id="rId25" w:tgtFrame="_blank" w:history="1">
         <w:r>
           <w:rPr>
             <w:rStyle w:val="Hyperlink"/>
@@ -2272,7 +2670,7 @@
                     <pic:cNvPicPr/>
                   </pic:nvPicPr>
                   <pic:blipFill>
-                    <a:blip r:embed="rId28"/>
+                    <a:blip r:embed="rId26"/>
                     <a:stretch>
                       <a:fillRect/>
                     </a:stretch>
@@ -2351,7 +2749,7 @@
                     <pic:cNvPicPr/>
                   </pic:nvPicPr>
                   <pic:blipFill>
-                    <a:blip r:embed="rId29"/>
+                    <a:blip r:embed="rId27"/>
                     <a:stretch>
                       <a:fillRect/>
                     </a:stretch>
@@ -2461,7 +2859,7 @@
                     <pic:cNvPicPr/>
                   </pic:nvPicPr>
                   <pic:blipFill>
-                    <a:blip r:embed="rId30"/>
+                    <a:blip r:embed="rId28"/>
                     <a:stretch>
                       <a:fillRect/>
                     </a:stretch>
@@ -2559,7 +2957,7 @@
         </w:rPr>
         <w:t>A variable is like a container that holds data that can be reused or updated later in the program. In JavaScript, variables are declared using the keywords</w:t>
       </w:r>
-      <w:hyperlink r:id="rId31" w:tgtFrame="_blank" w:history="1">
+      <w:hyperlink r:id="rId29" w:tgtFrame="_blank" w:history="1">
         <w:r>
           <w:rPr>
             <w:rStyle w:val="Hyperlink"/>
@@ -2580,7 +2978,7 @@
         </w:rPr>
         <w:t>, </w:t>
       </w:r>
-      <w:hyperlink r:id="rId32" w:tgtFrame="_blank" w:history="1">
+      <w:hyperlink r:id="rId30" w:tgtFrame="_blank" w:history="1">
         <w:r>
           <w:rPr>
             <w:rStyle w:val="Hyperlink"/>
@@ -2601,7 +2999,7 @@
         </w:rPr>
         <w:t>, or </w:t>
       </w:r>
-      <w:hyperlink r:id="rId33" w:tgtFrame="_blank" w:history="1">
+      <w:hyperlink r:id="rId31" w:tgtFrame="_blank" w:history="1">
         <w:r>
           <w:rPr>
             <w:rStyle w:val="Hyperlink"/>
@@ -2668,7 +3066,27 @@
           <w:sz w:val="24"/>
           <w:szCs w:val="24"/>
         </w:rPr>
-        <w:t>Let – we can reassigned but can’t redeclared let keyword</w:t>
+        <w:t xml:space="preserve">Let – we can </w:t>
+      </w:r>
+      <w:proofErr w:type="gramStart"/>
+      <w:r>
+        <w:rPr>
+          <w:rFonts w:ascii="Calibri" w:hAnsi="Calibri" w:cs="Calibri"/>
+          <w:color w:val="000000" w:themeColor="text1"/>
+          <w:sz w:val="24"/>
+          <w:szCs w:val="24"/>
+        </w:rPr>
+        <w:t>reassigned</w:t>
+      </w:r>
+      <w:proofErr w:type="gramEnd"/>
+      <w:r>
+        <w:rPr>
+          <w:rFonts w:ascii="Calibri" w:hAnsi="Calibri" w:cs="Calibri"/>
+          <w:color w:val="000000" w:themeColor="text1"/>
+          <w:sz w:val="24"/>
+          <w:szCs w:val="24"/>
+        </w:rPr>
+        <w:t xml:space="preserve"> but can’t redeclared let keyword</w:t>
       </w:r>
     </w:p>
     <w:p>
@@ -2685,6 +3103,7 @@
           <w:szCs w:val="24"/>
         </w:rPr>
       </w:pPr>
+      <w:proofErr w:type="spellStart"/>
       <w:r>
         <w:rPr>
           <w:rFonts w:ascii="Calibri" w:hAnsi="Calibri" w:cs="Calibri"/>
@@ -2692,7 +3111,37 @@
           <w:sz w:val="24"/>
           <w:szCs w:val="24"/>
         </w:rPr>
-        <w:t>Const – we cannot reassigned and redeclared</w:t>
+        <w:t>Const</w:t>
+      </w:r>
+      <w:proofErr w:type="spellEnd"/>
+      <w:r>
+        <w:rPr>
+          <w:rFonts w:ascii="Calibri" w:hAnsi="Calibri" w:cs="Calibri"/>
+          <w:color w:val="000000" w:themeColor="text1"/>
+          <w:sz w:val="24"/>
+          <w:szCs w:val="24"/>
+        </w:rPr>
+        <w:t xml:space="preserve"> – we cannot </w:t>
+      </w:r>
+      <w:proofErr w:type="gramStart"/>
+      <w:r>
+        <w:rPr>
+          <w:rFonts w:ascii="Calibri" w:hAnsi="Calibri" w:cs="Calibri"/>
+          <w:color w:val="000000" w:themeColor="text1"/>
+          <w:sz w:val="24"/>
+          <w:szCs w:val="24"/>
+        </w:rPr>
+        <w:t>reassigned</w:t>
+      </w:r>
+      <w:proofErr w:type="gramEnd"/>
+      <w:r>
+        <w:rPr>
+          <w:rFonts w:ascii="Calibri" w:hAnsi="Calibri" w:cs="Calibri"/>
+          <w:color w:val="000000" w:themeColor="text1"/>
+          <w:sz w:val="24"/>
+          <w:szCs w:val="24"/>
+        </w:rPr>
+        <w:t xml:space="preserve"> and redeclared</w:t>
       </w:r>
     </w:p>
     <w:p>
@@ -2734,8 +3183,9 @@
           <w:sz w:val="24"/>
           <w:szCs w:val="24"/>
         </w:rPr>
-        <w:t>The var keyword is used to declare a variable. It has a function-scoped or globally-scoped behaviour.</w:t>
-      </w:r>
+        <w:t xml:space="preserve">The var keyword is used to declare a variable. It has a function-scoped or </w:t>
+      </w:r>
+      <w:proofErr w:type="gramStart"/>
       <w:r>
         <w:rPr>
           <w:rFonts w:ascii="Calibri" w:hAnsi="Calibri" w:cs="Calibri"/>
@@ -2743,6 +3193,25 @@
           <w:sz w:val="24"/>
           <w:szCs w:val="24"/>
         </w:rPr>
+        <w:t>globally-scoped</w:t>
+      </w:r>
+      <w:proofErr w:type="gramEnd"/>
+      <w:r>
+        <w:rPr>
+          <w:rFonts w:ascii="Calibri" w:hAnsi="Calibri" w:cs="Calibri"/>
+          <w:color w:val="000000" w:themeColor="text1"/>
+          <w:sz w:val="24"/>
+          <w:szCs w:val="24"/>
+        </w:rPr>
+        <w:t xml:space="preserve"> behaviour.</w:t>
+      </w:r>
+      <w:r>
+        <w:rPr>
+          <w:rFonts w:ascii="Calibri" w:hAnsi="Calibri" w:cs="Calibri"/>
+          <w:color w:val="000000" w:themeColor="text1"/>
+          <w:sz w:val="24"/>
+          <w:szCs w:val="24"/>
+        </w:rPr>
         <w:t xml:space="preserve"> It can be reassigned and redeclared.</w:t>
       </w:r>
     </w:p>
@@ -2762,27 +3231,49 @@
           <w:sz w:val="24"/>
           <w:szCs w:val="24"/>
         </w:rPr>
-        <w:t>var age = 10;</w:t>
-      </w:r>
-    </w:p>
-    <w:p>
-      <w:pPr>
+        <w:t xml:space="preserve">var age = </w:t>
+      </w:r>
+      <w:proofErr w:type="gramStart"/>
+      <w:r>
         <w:rPr>
           <w:rFonts w:ascii="Calibri" w:hAnsi="Calibri" w:cs="Calibri"/>
           <w:color w:val="000000" w:themeColor="text1"/>
           <w:sz w:val="24"/>
           <w:szCs w:val="24"/>
         </w:rPr>
-      </w:pPr>
-      <w:r>
+        <w:t>10;</w:t>
+      </w:r>
+      <w:proofErr w:type="gramEnd"/>
+    </w:p>
+    <w:p>
+      <w:pPr>
         <w:rPr>
           <w:rFonts w:ascii="Calibri" w:hAnsi="Calibri" w:cs="Calibri"/>
           <w:color w:val="000000" w:themeColor="text1"/>
           <w:sz w:val="24"/>
           <w:szCs w:val="24"/>
         </w:rPr>
-        <w:t>var age = 20;</w:t>
-      </w:r>
+      </w:pPr>
+      <w:r>
+        <w:rPr>
+          <w:rFonts w:ascii="Calibri" w:hAnsi="Calibri" w:cs="Calibri"/>
+          <w:color w:val="000000" w:themeColor="text1"/>
+          <w:sz w:val="24"/>
+          <w:szCs w:val="24"/>
+        </w:rPr>
+        <w:t xml:space="preserve">var age = </w:t>
+      </w:r>
+      <w:proofErr w:type="gramStart"/>
+      <w:r>
+        <w:rPr>
+          <w:rFonts w:ascii="Calibri" w:hAnsi="Calibri" w:cs="Calibri"/>
+          <w:color w:val="000000" w:themeColor="text1"/>
+          <w:sz w:val="24"/>
+          <w:szCs w:val="24"/>
+        </w:rPr>
+        <w:t>20;</w:t>
+      </w:r>
+      <w:proofErr w:type="gramEnd"/>
     </w:p>
     <w:p>
       <w:pPr>
@@ -2833,7 +3324,7 @@
                     <pic:cNvPicPr/>
                   </pic:nvPicPr>
                   <pic:blipFill>
-                    <a:blip r:embed="rId34"/>
+                    <a:blip r:embed="rId32"/>
                     <a:stretch>
                       <a:fillRect/>
                     </a:stretch>
@@ -2902,7 +3393,7 @@
                     <pic:cNvPicPr/>
                   </pic:nvPicPr>
                   <pic:blipFill>
-                    <a:blip r:embed="rId35"/>
+                    <a:blip r:embed="rId33"/>
                     <a:stretch>
                       <a:fillRect/>
                     </a:stretch>
@@ -2974,7 +3465,7 @@
         </w:rPr>
         <w:t>The </w:t>
       </w:r>
-      <w:hyperlink r:id="rId36" w:tgtFrame="_blank" w:history="1">
+      <w:hyperlink r:id="rId34" w:tgtFrame="_blank" w:history="1">
         <w:r>
           <w:rPr>
             <w:rStyle w:val="Hyperlink"/>
@@ -3033,7 +3524,7 @@
                     <pic:cNvPicPr/>
                   </pic:nvPicPr>
                   <pic:blipFill>
-                    <a:blip r:embed="rId37"/>
+                    <a:blip r:embed="rId35"/>
                     <a:stretch>
                       <a:fillRect/>
                     </a:stretch>
@@ -3104,7 +3595,7 @@
                     <pic:cNvPicPr/>
                   </pic:nvPicPr>
                   <pic:blipFill>
-                    <a:blip r:embed="rId38"/>
+                    <a:blip r:embed="rId36"/>
                     <a:stretch>
                       <a:fillRect/>
                     </a:stretch>
@@ -3145,7 +3636,31 @@
           <w:sz w:val="24"/>
           <w:szCs w:val="24"/>
         </w:rPr>
-        <w:t>3. const Keyword</w:t>
+        <w:t xml:space="preserve">3. </w:t>
+      </w:r>
+      <w:proofErr w:type="spellStart"/>
+      <w:r>
+        <w:rPr>
+          <w:rFonts w:ascii="Calibri" w:hAnsi="Calibri" w:cs="Calibri"/>
+          <w:b/>
+          <w:bCs/>
+          <w:color w:val="0070C0"/>
+          <w:sz w:val="24"/>
+          <w:szCs w:val="24"/>
+        </w:rPr>
+        <w:t>const</w:t>
+      </w:r>
+      <w:proofErr w:type="spellEnd"/>
+      <w:r>
+        <w:rPr>
+          <w:rFonts w:ascii="Calibri" w:hAnsi="Calibri" w:cs="Calibri"/>
+          <w:b/>
+          <w:bCs/>
+          <w:color w:val="0070C0"/>
+          <w:sz w:val="24"/>
+          <w:szCs w:val="24"/>
+        </w:rPr>
+        <w:t> Keyword</w:t>
       </w:r>
     </w:p>
     <w:p>
@@ -3166,17 +3681,44 @@
         </w:rPr>
         <w:t>The </w:t>
       </w:r>
-      <w:hyperlink r:id="rId39" w:tgtFrame="_blank" w:history="1">
-        <w:r>
-          <w:rPr>
-            <w:rStyle w:val="Hyperlink"/>
-            <w:rFonts w:ascii="Calibri" w:hAnsi="Calibri" w:cs="Calibri"/>
-            <w:sz w:val="24"/>
-            <w:szCs w:val="24"/>
-          </w:rPr>
-          <w:t>const keyword</w:t>
-        </w:r>
-      </w:hyperlink>
+      <w:proofErr w:type="spellStart"/>
+      <w:r>
+        <w:fldChar w:fldCharType="begin"/>
+      </w:r>
+      <w:r>
+        <w:instrText>HYPERLINK "https://www.geeksforgeeks.org/javascript-const/" \t "_blank"</w:instrText>
+      </w:r>
+      <w:r>
+        <w:fldChar w:fldCharType="separate"/>
+      </w:r>
+      <w:r>
+        <w:rPr>
+          <w:rStyle w:val="Hyperlink"/>
+          <w:rFonts w:ascii="Calibri" w:hAnsi="Calibri" w:cs="Calibri"/>
+          <w:sz w:val="24"/>
+          <w:szCs w:val="24"/>
+        </w:rPr>
+        <w:t>const</w:t>
+      </w:r>
+      <w:proofErr w:type="spellEnd"/>
+      <w:r>
+        <w:rPr>
+          <w:rStyle w:val="Hyperlink"/>
+          <w:rFonts w:ascii="Calibri" w:hAnsi="Calibri" w:cs="Calibri"/>
+          <w:sz w:val="24"/>
+          <w:szCs w:val="24"/>
+        </w:rPr>
+        <w:t xml:space="preserve"> keyword</w:t>
+      </w:r>
+      <w:r>
+        <w:rPr>
+          <w:rStyle w:val="Hyperlink"/>
+          <w:rFonts w:ascii="Calibri" w:hAnsi="Calibri" w:cs="Calibri"/>
+          <w:sz w:val="24"/>
+          <w:szCs w:val="24"/>
+        </w:rPr>
+        <w:fldChar w:fldCharType="end"/>
+      </w:r>
       <w:r>
         <w:rPr>
           <w:rFonts w:ascii="Calibri" w:hAnsi="Calibri" w:cs="Calibri"/>
@@ -3184,7 +3726,27 @@
           <w:sz w:val="24"/>
           <w:szCs w:val="24"/>
         </w:rPr>
-        <w:t> declares variables that cannot be reassigned. It’s block-scoped as well.</w:t>
+        <w:t xml:space="preserve"> declares variables that cannot be reassigned. It’s </w:t>
+      </w:r>
+      <w:proofErr w:type="gramStart"/>
+      <w:r>
+        <w:rPr>
+          <w:rFonts w:ascii="Calibri" w:hAnsi="Calibri" w:cs="Calibri"/>
+          <w:color w:val="000000" w:themeColor="text1"/>
+          <w:sz w:val="24"/>
+          <w:szCs w:val="24"/>
+        </w:rPr>
+        <w:t>block-scoped</w:t>
+      </w:r>
+      <w:proofErr w:type="gramEnd"/>
+      <w:r>
+        <w:rPr>
+          <w:rFonts w:ascii="Calibri" w:hAnsi="Calibri" w:cs="Calibri"/>
+          <w:color w:val="000000" w:themeColor="text1"/>
+          <w:sz w:val="24"/>
+          <w:szCs w:val="24"/>
+        </w:rPr>
+        <w:t xml:space="preserve"> as well.</w:t>
       </w:r>
     </w:p>
     <w:p>
@@ -3235,7 +3797,7 @@
                     <pic:cNvPicPr/>
                   </pic:nvPicPr>
                   <pic:blipFill>
-                    <a:blip r:embed="rId40"/>
+                    <a:blip r:embed="rId37"/>
                     <a:stretch>
                       <a:fillRect/>
                     </a:stretch>
@@ -3489,7 +4051,7 @@
           <w:szCs w:val="24"/>
         </w:rPr>
       </w:pPr>
-      <w:hyperlink r:id="rId41" w:tgtFrame="_blank" w:history="1">
+      <w:hyperlink r:id="rId38" w:tgtFrame="_blank" w:history="1">
         <w:r>
           <w:rPr>
             <w:rStyle w:val="Hyperlink"/>
@@ -3553,7 +4115,7 @@
                     <pic:cNvPicPr/>
                   </pic:nvPicPr>
                   <pic:blipFill>
-                    <a:blip r:embed="rId42"/>
+                    <a:blip r:embed="rId39"/>
                     <a:stretch>
                       <a:fillRect/>
                     </a:stretch>
@@ -3621,7 +4183,7 @@
                     <pic:cNvPicPr/>
                   </pic:nvPicPr>
                   <pic:blipFill>
-                    <a:blip r:embed="rId43"/>
+                    <a:blip r:embed="rId40"/>
                     <a:stretch>
                       <a:fillRect/>
                     </a:stretch>
@@ -3666,7 +4228,7 @@
           <w:szCs w:val="24"/>
         </w:rPr>
       </w:pPr>
-      <w:hyperlink r:id="rId44" w:tgtFrame="_blank" w:history="1">
+      <w:hyperlink r:id="rId41" w:tgtFrame="_blank" w:history="1">
         <w:r>
           <w:rPr>
             <w:rStyle w:val="Hyperlink"/>
@@ -3738,7 +4300,7 @@
                     <pic:cNvPicPr/>
                   </pic:nvPicPr>
                   <pic:blipFill>
-                    <a:blip r:embed="rId45"/>
+                    <a:blip r:embed="rId42"/>
                     <a:stretch>
                       <a:fillRect/>
                     </a:stretch>
@@ -3802,7 +4364,7 @@
                     <pic:cNvPicPr/>
                   </pic:nvPicPr>
                   <pic:blipFill>
-                    <a:blip r:embed="rId46"/>
+                    <a:blip r:embed="rId43"/>
                     <a:stretch>
                       <a:fillRect/>
                     </a:stretch>
@@ -3856,7 +4418,7 @@
           <w:szCs w:val="24"/>
         </w:rPr>
       </w:pPr>
-      <w:hyperlink r:id="rId47" w:tgtFrame="_blank" w:history="1">
+      <w:hyperlink r:id="rId44" w:tgtFrame="_blank" w:history="1">
         <w:r>
           <w:rPr>
             <w:rStyle w:val="Hyperlink"/>
@@ -3917,7 +4479,7 @@
                     <pic:cNvPicPr/>
                   </pic:nvPicPr>
                   <pic:blipFill>
-                    <a:blip r:embed="rId48"/>
+                    <a:blip r:embed="rId45"/>
                     <a:stretch>
                       <a:fillRect/>
                     </a:stretch>
@@ -3986,7 +4548,7 @@
                     <pic:cNvPicPr/>
                   </pic:nvPicPr>
                   <pic:blipFill>
-                    <a:blip r:embed="rId49"/>
+                    <a:blip r:embed="rId46"/>
                     <a:stretch>
                       <a:fillRect/>
                     </a:stretch>
@@ -4047,7 +4609,7 @@
           <w:szCs w:val="24"/>
         </w:rPr>
       </w:pPr>
-      <w:hyperlink r:id="rId50" w:tgtFrame="_blank" w:history="1">
+      <w:hyperlink r:id="rId47" w:tgtFrame="_blank" w:history="1">
         <w:r>
           <w:rPr>
             <w:rStyle w:val="Hyperlink"/>
@@ -4108,7 +4670,7 @@
                     <pic:cNvPicPr/>
                   </pic:nvPicPr>
                   <pic:blipFill>
-                    <a:blip r:embed="rId51"/>
+                    <a:blip r:embed="rId48"/>
                     <a:stretch>
                       <a:fillRect/>
                     </a:stretch>
@@ -4176,7 +4738,7 @@
                     <pic:cNvPicPr/>
                   </pic:nvPicPr>
                   <pic:blipFill>
-                    <a:blip r:embed="rId52"/>
+                    <a:blip r:embed="rId49"/>
                     <a:stretch>
                       <a:fillRect/>
                     </a:stretch>
@@ -4220,7 +4782,7 @@
           <w:szCs w:val="24"/>
         </w:rPr>
       </w:pPr>
-      <w:hyperlink r:id="rId53" w:tgtFrame="_blank" w:history="1">
+      <w:hyperlink r:id="rId50" w:tgtFrame="_blank" w:history="1">
         <w:r>
           <w:rPr>
             <w:rStyle w:val="Hyperlink"/>
@@ -4281,7 +4843,7 @@
                     <pic:cNvPicPr/>
                   </pic:nvPicPr>
                   <pic:blipFill>
-                    <a:blip r:embed="rId54"/>
+                    <a:blip r:embed="rId51"/>
                     <a:stretch>
                       <a:fillRect/>
                     </a:stretch>
@@ -4359,7 +4921,7 @@
                     <pic:cNvPicPr/>
                   </pic:nvPicPr>
                   <pic:blipFill>
-                    <a:blip r:embed="rId55"/>
+                    <a:blip r:embed="rId52"/>
                     <a:stretch>
                       <a:fillRect/>
                     </a:stretch>
@@ -4403,7 +4965,7 @@
           <w:szCs w:val="24"/>
         </w:rPr>
       </w:pPr>
-      <w:hyperlink r:id="rId56" w:tgtFrame="_blank" w:history="1">
+      <w:hyperlink r:id="rId53" w:tgtFrame="_blank" w:history="1">
         <w:r>
           <w:rPr>
             <w:rStyle w:val="Hyperlink"/>
@@ -4464,7 +5026,7 @@
                     <pic:cNvPicPr/>
                   </pic:nvPicPr>
                   <pic:blipFill>
-                    <a:blip r:embed="rId57"/>
+                    <a:blip r:embed="rId54"/>
                     <a:stretch>
                       <a:fillRect/>
                     </a:stretch>
@@ -4525,7 +5087,7 @@
                     <pic:cNvPicPr/>
                   </pic:nvPicPr>
                   <pic:blipFill>
-                    <a:blip r:embed="rId58"/>
+                    <a:blip r:embed="rId55"/>
                     <a:stretch>
                       <a:fillRect/>
                     </a:stretch>
@@ -4632,7 +5194,7 @@
           <w:szCs w:val="24"/>
         </w:rPr>
       </w:pPr>
-      <w:hyperlink r:id="rId59" w:tgtFrame="_blank" w:history="1">
+      <w:hyperlink r:id="rId56" w:tgtFrame="_blank" w:history="1">
         <w:r>
           <w:rPr>
             <w:rStyle w:val="Hyperlink"/>
@@ -4661,15 +5223,33 @@
           <w:sz w:val="24"/>
           <w:szCs w:val="24"/>
         </w:rPr>
-        <w:t> Represents an ordered list of values.</w:t>
-      </w:r>
-      <w:r>
-        <w:rPr>
-          <w:rFonts w:ascii="Calibri" w:hAnsi="Calibri" w:cs="Calibri"/>
-          <w:sz w:val="24"/>
-          <w:szCs w:val="24"/>
-        </w:rPr>
-        <w:t>(  [] )</w:t>
+        <w:t xml:space="preserve"> Represents an ordered list of </w:t>
+      </w:r>
+      <w:proofErr w:type="gramStart"/>
+      <w:r>
+        <w:rPr>
+          <w:rFonts w:ascii="Calibri" w:hAnsi="Calibri" w:cs="Calibri"/>
+          <w:sz w:val="24"/>
+          <w:szCs w:val="24"/>
+        </w:rPr>
+        <w:t>values.</w:t>
+      </w:r>
+      <w:r>
+        <w:rPr>
+          <w:rFonts w:ascii="Calibri" w:hAnsi="Calibri" w:cs="Calibri"/>
+          <w:sz w:val="24"/>
+          <w:szCs w:val="24"/>
+        </w:rPr>
+        <w:t>(</w:t>
+      </w:r>
+      <w:proofErr w:type="gramEnd"/>
+      <w:r>
+        <w:rPr>
+          <w:rFonts w:ascii="Calibri" w:hAnsi="Calibri" w:cs="Calibri"/>
+          <w:sz w:val="24"/>
+          <w:szCs w:val="24"/>
+        </w:rPr>
+        <w:t xml:space="preserve">  [] )</w:t>
       </w:r>
     </w:p>
     <w:p>
@@ -4701,7 +5281,7 @@
                     <pic:cNvPicPr/>
                   </pic:nvPicPr>
                   <pic:blipFill>
-                    <a:blip r:embed="rId60"/>
+                    <a:blip r:embed="rId57"/>
                     <a:stretch>
                       <a:fillRect/>
                     </a:stretch>
@@ -4779,7 +5359,7 @@
                     <pic:cNvPicPr/>
                   </pic:nvPicPr>
                   <pic:blipFill>
-                    <a:blip r:embed="rId61"/>
+                    <a:blip r:embed="rId58"/>
                     <a:stretch>
                       <a:fillRect/>
                     </a:stretch>
@@ -4833,7 +5413,7 @@
           <w:szCs w:val="24"/>
         </w:rPr>
       </w:pPr>
-      <w:hyperlink r:id="rId62" w:tgtFrame="_blank" w:history="1">
+      <w:hyperlink r:id="rId59" w:tgtFrame="_blank" w:history="1">
         <w:r>
           <w:rPr>
             <w:rStyle w:val="Hyperlink"/>
@@ -4894,7 +5474,7 @@
                     <pic:cNvPicPr/>
                   </pic:nvPicPr>
                   <pic:blipFill>
-                    <a:blip r:embed="rId63"/>
+                    <a:blip r:embed="rId60"/>
                     <a:stretch>
                       <a:fillRect/>
                     </a:stretch>
@@ -4944,7 +5524,7 @@
                     <pic:cNvPicPr/>
                   </pic:nvPicPr>
                   <pic:blipFill>
-                    <a:blip r:embed="rId64"/>
+                    <a:blip r:embed="rId61"/>
                     <a:stretch>
                       <a:fillRect/>
                     </a:stretch>
@@ -4990,8 +5570,18 @@
           <w:sz w:val="24"/>
           <w:szCs w:val="24"/>
         </w:rPr>
-        <w:t>Array of Objects;</w:t>
-      </w:r>
+        <w:t xml:space="preserve">Array of </w:t>
+      </w:r>
+      <w:proofErr w:type="gramStart"/>
+      <w:r>
+        <w:rPr>
+          <w:rFonts w:ascii="Calibri" w:hAnsi="Calibri" w:cs="Calibri"/>
+          <w:sz w:val="24"/>
+          <w:szCs w:val="24"/>
+        </w:rPr>
+        <w:t>Objects;</w:t>
+      </w:r>
+      <w:proofErr w:type="gramEnd"/>
     </w:p>
     <w:p>
       <w:pPr>
@@ -5021,7 +5611,7 @@
                     <pic:cNvPicPr/>
                   </pic:nvPicPr>
                   <pic:blipFill>
-                    <a:blip r:embed="rId65"/>
+                    <a:blip r:embed="rId62"/>
                     <a:stretch>
                       <a:fillRect/>
                     </a:stretch>
@@ -5058,7 +5648,7 @@
         </w:rPr>
         <w:t>3.</w:t>
       </w:r>
-      <w:hyperlink r:id="rId66" w:tgtFrame="_blank" w:history="1">
+      <w:hyperlink r:id="rId63" w:tgtFrame="_blank" w:history="1">
         <w:r>
           <w:rPr>
             <w:rStyle w:val="Hyperlink"/>
@@ -5096,7 +5686,7 @@
         </w:rPr>
         <w:t>A </w:t>
       </w:r>
-      <w:hyperlink r:id="rId67" w:history="1">
+      <w:hyperlink r:id="rId64" w:history="1">
         <w:r>
           <w:rPr>
             <w:rStyle w:val="Hyperlink"/>
@@ -5276,7 +5866,25 @@
           <w:sz w:val="24"/>
           <w:szCs w:val="24"/>
         </w:rPr>
-        <w:t xml:space="preserve">   javascript statements</w:t>
+        <w:t xml:space="preserve">   </w:t>
+      </w:r>
+      <w:proofErr w:type="spellStart"/>
+      <w:r>
+        <w:rPr>
+          <w:rFonts w:ascii="Calibri" w:hAnsi="Calibri" w:cs="Calibri"/>
+          <w:sz w:val="24"/>
+          <w:szCs w:val="24"/>
+        </w:rPr>
+        <w:t>javascript</w:t>
+      </w:r>
+      <w:proofErr w:type="spellEnd"/>
+      <w:r>
+        <w:rPr>
+          <w:rFonts w:ascii="Calibri" w:hAnsi="Calibri" w:cs="Calibri"/>
+          <w:sz w:val="24"/>
+          <w:szCs w:val="24"/>
+        </w:rPr>
+        <w:t xml:space="preserve"> statements</w:t>
       </w:r>
     </w:p>
     <w:p>
@@ -5325,7 +5933,7 @@
                     <pic:cNvPicPr/>
                   </pic:nvPicPr>
                   <pic:blipFill>
-                    <a:blip r:embed="rId68"/>
+                    <a:blip r:embed="rId65"/>
                     <a:stretch>
                       <a:fillRect/>
                     </a:stretch>
@@ -5385,7 +5993,7 @@
                     <pic:cNvPicPr/>
                   </pic:nvPicPr>
                   <pic:blipFill>
-                    <a:blip r:embed="rId69"/>
+                    <a:blip r:embed="rId66"/>
                     <a:stretch>
                       <a:fillRect/>
                     </a:stretch>
@@ -5457,7 +6065,7 @@
                     <pic:cNvPicPr/>
                   </pic:nvPicPr>
                   <pic:blipFill>
-                    <a:blip r:embed="rId70"/>
+                    <a:blip r:embed="rId67"/>
                     <a:stretch>
                       <a:fillRect/>
                     </a:stretch>
@@ -5530,7 +6138,7 @@
                     <pic:cNvPicPr/>
                   </pic:nvPicPr>
                   <pic:blipFill>
-                    <a:blip r:embed="rId71"/>
+                    <a:blip r:embed="rId68"/>
                     <a:stretch>
                       <a:fillRect/>
                     </a:stretch>
@@ -5586,106 +6194,272 @@
           <w:szCs w:val="24"/>
         </w:rPr>
       </w:pPr>
-      <w:r>
-        <w:rPr>
-          <w:rFonts w:ascii="Calibri" w:hAnsi="Calibri" w:cs="Calibri"/>
-          <w:sz w:val="24"/>
-          <w:szCs w:val="24"/>
-        </w:rPr>
-        <w:t>console.log("%c Mounica", "color:black");</w:t>
-      </w:r>
-      <w:r>
-        <w:rPr>
-          <w:rFonts w:ascii="Calibri" w:hAnsi="Calibri" w:cs="Calibri"/>
-          <w:sz w:val="24"/>
-          <w:szCs w:val="24"/>
-        </w:rPr>
-        <w:t xml:space="preserve"> // add color for letters</w:t>
-      </w:r>
-    </w:p>
-    <w:p>
-      <w:pPr>
-        <w:rPr>
-          <w:rFonts w:ascii="Calibri" w:hAnsi="Calibri" w:cs="Calibri"/>
-          <w:sz w:val="24"/>
-          <w:szCs w:val="24"/>
-        </w:rPr>
-      </w:pPr>
-      <w:r>
-        <w:rPr>
-          <w:rFonts w:ascii="Calibri" w:hAnsi="Calibri" w:cs="Calibri"/>
-          <w:sz w:val="24"/>
-          <w:szCs w:val="24"/>
-        </w:rPr>
-        <w:t>console.log("%c Mounica", "background-color:yellowgreen");</w:t>
-      </w:r>
-      <w:r>
-        <w:rPr>
-          <w:rFonts w:ascii="Calibri" w:hAnsi="Calibri" w:cs="Calibri"/>
-          <w:sz w:val="24"/>
-          <w:szCs w:val="24"/>
-        </w:rPr>
-        <w:t xml:space="preserve"> // add color in background</w:t>
-      </w:r>
-    </w:p>
-    <w:p>
-      <w:pPr>
-        <w:rPr>
-          <w:rFonts w:ascii="Calibri" w:hAnsi="Calibri" w:cs="Calibri"/>
-          <w:sz w:val="24"/>
-          <w:szCs w:val="24"/>
-        </w:rPr>
-      </w:pPr>
-    </w:p>
-    <w:p>
-      <w:pPr>
-        <w:rPr>
-          <w:rFonts w:ascii="Calibri" w:hAnsi="Calibri" w:cs="Calibri"/>
-          <w:sz w:val="24"/>
-          <w:szCs w:val="24"/>
-        </w:rPr>
-      </w:pPr>
-      <w:r>
-        <w:rPr>
-          <w:rFonts w:ascii="Calibri" w:hAnsi="Calibri" w:cs="Calibri"/>
-          <w:sz w:val="24"/>
-          <w:szCs w:val="24"/>
-        </w:rPr>
-        <w:t>console.log("%c      ", "background-color:red");</w:t>
-      </w:r>
-      <w:r>
-        <w:rPr>
-          <w:rFonts w:ascii="Calibri" w:hAnsi="Calibri" w:cs="Calibri"/>
-          <w:sz w:val="24"/>
-          <w:szCs w:val="24"/>
-        </w:rPr>
-        <w:t xml:space="preserve"> //output:the space have color</w:t>
-      </w:r>
-    </w:p>
-    <w:p>
-      <w:pPr>
-        <w:rPr>
-          <w:rFonts w:ascii="Calibri" w:hAnsi="Calibri" w:cs="Calibri"/>
-          <w:sz w:val="24"/>
-          <w:szCs w:val="24"/>
-        </w:rPr>
-      </w:pPr>
-    </w:p>
-    <w:p>
-      <w:pPr>
-        <w:rPr>
-          <w:rFonts w:ascii="Calibri" w:hAnsi="Calibri" w:cs="Calibri"/>
-          <w:sz w:val="24"/>
-          <w:szCs w:val="24"/>
-        </w:rPr>
-      </w:pPr>
-      <w:r>
-        <w:rPr>
-          <w:rFonts w:ascii="Calibri" w:hAnsi="Calibri" w:cs="Calibri"/>
-          <w:sz w:val="24"/>
-          <w:szCs w:val="24"/>
-        </w:rPr>
-        <w:t>Function cdeclaration:</w:t>
+      <w:proofErr w:type="gramStart"/>
+      <w:r>
+        <w:rPr>
+          <w:rFonts w:ascii="Calibri" w:hAnsi="Calibri" w:cs="Calibri"/>
+          <w:sz w:val="24"/>
+          <w:szCs w:val="24"/>
+        </w:rPr>
+        <w:t>console.log(</w:t>
+      </w:r>
+      <w:proofErr w:type="gramEnd"/>
+      <w:r>
+        <w:rPr>
+          <w:rFonts w:ascii="Calibri" w:hAnsi="Calibri" w:cs="Calibri"/>
+          <w:sz w:val="24"/>
+          <w:szCs w:val="24"/>
+        </w:rPr>
+        <w:t>"%c Mounica", "</w:t>
+      </w:r>
+      <w:proofErr w:type="spellStart"/>
+      <w:r>
+        <w:rPr>
+          <w:rFonts w:ascii="Calibri" w:hAnsi="Calibri" w:cs="Calibri"/>
+          <w:sz w:val="24"/>
+          <w:szCs w:val="24"/>
+        </w:rPr>
+        <w:t>color:black</w:t>
+      </w:r>
+      <w:proofErr w:type="spellEnd"/>
+      <w:r>
+        <w:rPr>
+          <w:rFonts w:ascii="Calibri" w:hAnsi="Calibri" w:cs="Calibri"/>
+          <w:sz w:val="24"/>
+          <w:szCs w:val="24"/>
+        </w:rPr>
+        <w:t>");</w:t>
+      </w:r>
+      <w:r>
+        <w:rPr>
+          <w:rFonts w:ascii="Calibri" w:hAnsi="Calibri" w:cs="Calibri"/>
+          <w:sz w:val="24"/>
+          <w:szCs w:val="24"/>
+        </w:rPr>
+        <w:t xml:space="preserve"> // add </w:t>
+      </w:r>
+      <w:proofErr w:type="spellStart"/>
+      <w:r>
+        <w:rPr>
+          <w:rFonts w:ascii="Calibri" w:hAnsi="Calibri" w:cs="Calibri"/>
+          <w:sz w:val="24"/>
+          <w:szCs w:val="24"/>
+        </w:rPr>
+        <w:t>color</w:t>
+      </w:r>
+      <w:proofErr w:type="spellEnd"/>
+      <w:r>
+        <w:rPr>
+          <w:rFonts w:ascii="Calibri" w:hAnsi="Calibri" w:cs="Calibri"/>
+          <w:sz w:val="24"/>
+          <w:szCs w:val="24"/>
+        </w:rPr>
+        <w:t xml:space="preserve"> for letters</w:t>
+      </w:r>
+    </w:p>
+    <w:p>
+      <w:pPr>
+        <w:rPr>
+          <w:rFonts w:ascii="Calibri" w:hAnsi="Calibri" w:cs="Calibri"/>
+          <w:sz w:val="24"/>
+          <w:szCs w:val="24"/>
+        </w:rPr>
+      </w:pPr>
+      <w:proofErr w:type="gramStart"/>
+      <w:r>
+        <w:rPr>
+          <w:rFonts w:ascii="Calibri" w:hAnsi="Calibri" w:cs="Calibri"/>
+          <w:sz w:val="24"/>
+          <w:szCs w:val="24"/>
+        </w:rPr>
+        <w:t>console.log(</w:t>
+      </w:r>
+      <w:proofErr w:type="gramEnd"/>
+      <w:r>
+        <w:rPr>
+          <w:rFonts w:ascii="Calibri" w:hAnsi="Calibri" w:cs="Calibri"/>
+          <w:sz w:val="24"/>
+          <w:szCs w:val="24"/>
+        </w:rPr>
+        <w:t>"%c Mounica", "</w:t>
+      </w:r>
+      <w:proofErr w:type="spellStart"/>
+      <w:r>
+        <w:rPr>
+          <w:rFonts w:ascii="Calibri" w:hAnsi="Calibri" w:cs="Calibri"/>
+          <w:sz w:val="24"/>
+          <w:szCs w:val="24"/>
+        </w:rPr>
+        <w:t>background-color:yellowgreen</w:t>
+      </w:r>
+      <w:proofErr w:type="spellEnd"/>
+      <w:r>
+        <w:rPr>
+          <w:rFonts w:ascii="Calibri" w:hAnsi="Calibri" w:cs="Calibri"/>
+          <w:sz w:val="24"/>
+          <w:szCs w:val="24"/>
+        </w:rPr>
+        <w:t>");</w:t>
+      </w:r>
+      <w:r>
+        <w:rPr>
+          <w:rFonts w:ascii="Calibri" w:hAnsi="Calibri" w:cs="Calibri"/>
+          <w:sz w:val="24"/>
+          <w:szCs w:val="24"/>
+        </w:rPr>
+        <w:t xml:space="preserve"> // add </w:t>
+      </w:r>
+      <w:proofErr w:type="spellStart"/>
+      <w:r>
+        <w:rPr>
+          <w:rFonts w:ascii="Calibri" w:hAnsi="Calibri" w:cs="Calibri"/>
+          <w:sz w:val="24"/>
+          <w:szCs w:val="24"/>
+        </w:rPr>
+        <w:t>color</w:t>
+      </w:r>
+      <w:proofErr w:type="spellEnd"/>
+      <w:r>
+        <w:rPr>
+          <w:rFonts w:ascii="Calibri" w:hAnsi="Calibri" w:cs="Calibri"/>
+          <w:sz w:val="24"/>
+          <w:szCs w:val="24"/>
+        </w:rPr>
+        <w:t xml:space="preserve"> in background</w:t>
+      </w:r>
+    </w:p>
+    <w:p>
+      <w:pPr>
+        <w:rPr>
+          <w:rFonts w:ascii="Calibri" w:hAnsi="Calibri" w:cs="Calibri"/>
+          <w:sz w:val="24"/>
+          <w:szCs w:val="24"/>
+        </w:rPr>
+      </w:pPr>
+    </w:p>
+    <w:p>
+      <w:pPr>
+        <w:rPr>
+          <w:rFonts w:ascii="Calibri" w:hAnsi="Calibri" w:cs="Calibri"/>
+          <w:sz w:val="24"/>
+          <w:szCs w:val="24"/>
+        </w:rPr>
+      </w:pPr>
+      <w:proofErr w:type="gramStart"/>
+      <w:r>
+        <w:rPr>
+          <w:rFonts w:ascii="Calibri" w:hAnsi="Calibri" w:cs="Calibri"/>
+          <w:sz w:val="24"/>
+          <w:szCs w:val="24"/>
+        </w:rPr>
+        <w:t>console.log(</w:t>
+      </w:r>
+      <w:proofErr w:type="gramEnd"/>
+      <w:r>
+        <w:rPr>
+          <w:rFonts w:ascii="Calibri" w:hAnsi="Calibri" w:cs="Calibri"/>
+          <w:sz w:val="24"/>
+          <w:szCs w:val="24"/>
+        </w:rPr>
+        <w:t>"%c      ", "</w:t>
+      </w:r>
+      <w:proofErr w:type="spellStart"/>
+      <w:r>
+        <w:rPr>
+          <w:rFonts w:ascii="Calibri" w:hAnsi="Calibri" w:cs="Calibri"/>
+          <w:sz w:val="24"/>
+          <w:szCs w:val="24"/>
+        </w:rPr>
+        <w:t>background-color:red</w:t>
+      </w:r>
+      <w:proofErr w:type="spellEnd"/>
+      <w:r>
+        <w:rPr>
+          <w:rFonts w:ascii="Calibri" w:hAnsi="Calibri" w:cs="Calibri"/>
+          <w:sz w:val="24"/>
+          <w:szCs w:val="24"/>
+        </w:rPr>
+        <w:t>");</w:t>
+      </w:r>
+      <w:r>
+        <w:rPr>
+          <w:rFonts w:ascii="Calibri" w:hAnsi="Calibri" w:cs="Calibri"/>
+          <w:sz w:val="24"/>
+          <w:szCs w:val="24"/>
+        </w:rPr>
+        <w:t xml:space="preserve"> //</w:t>
+      </w:r>
+      <w:proofErr w:type="spellStart"/>
+      <w:r>
+        <w:rPr>
+          <w:rFonts w:ascii="Calibri" w:hAnsi="Calibri" w:cs="Calibri"/>
+          <w:sz w:val="24"/>
+          <w:szCs w:val="24"/>
+        </w:rPr>
+        <w:t>output:the</w:t>
+      </w:r>
+      <w:proofErr w:type="spellEnd"/>
+      <w:r>
+        <w:rPr>
+          <w:rFonts w:ascii="Calibri" w:hAnsi="Calibri" w:cs="Calibri"/>
+          <w:sz w:val="24"/>
+          <w:szCs w:val="24"/>
+        </w:rPr>
+        <w:t xml:space="preserve"> space have </w:t>
+      </w:r>
+      <w:proofErr w:type="spellStart"/>
+      <w:r>
+        <w:rPr>
+          <w:rFonts w:ascii="Calibri" w:hAnsi="Calibri" w:cs="Calibri"/>
+          <w:sz w:val="24"/>
+          <w:szCs w:val="24"/>
+        </w:rPr>
+        <w:t>color</w:t>
+      </w:r>
+      <w:proofErr w:type="spellEnd"/>
+    </w:p>
+    <w:p>
+      <w:pPr>
+        <w:rPr>
+          <w:rFonts w:ascii="Calibri" w:hAnsi="Calibri" w:cs="Calibri"/>
+          <w:sz w:val="24"/>
+          <w:szCs w:val="24"/>
+        </w:rPr>
+      </w:pPr>
+    </w:p>
+    <w:p>
+      <w:pPr>
+        <w:rPr>
+          <w:rFonts w:ascii="Calibri" w:hAnsi="Calibri" w:cs="Calibri"/>
+          <w:sz w:val="24"/>
+          <w:szCs w:val="24"/>
+        </w:rPr>
+      </w:pPr>
+      <w:r>
+        <w:rPr>
+          <w:rFonts w:ascii="Calibri" w:hAnsi="Calibri" w:cs="Calibri"/>
+          <w:sz w:val="24"/>
+          <w:szCs w:val="24"/>
+        </w:rPr>
+        <w:t xml:space="preserve">Function </w:t>
+      </w:r>
+      <w:proofErr w:type="spellStart"/>
+      <w:r>
+        <w:rPr>
+          <w:rFonts w:ascii="Calibri" w:hAnsi="Calibri" w:cs="Calibri"/>
+          <w:sz w:val="24"/>
+          <w:szCs w:val="24"/>
+        </w:rPr>
+        <w:t>cdeclaration</w:t>
+      </w:r>
+      <w:proofErr w:type="spellEnd"/>
+      <w:r>
+        <w:rPr>
+          <w:rFonts w:ascii="Calibri" w:hAnsi="Calibri" w:cs="Calibri"/>
+          <w:sz w:val="24"/>
+          <w:szCs w:val="24"/>
+        </w:rPr>
+        <w:t>:</w:t>
       </w:r>
     </w:p>
     <w:p>
@@ -5719,24 +6493,88 @@
           <w:sz w:val="24"/>
           <w:szCs w:val="24"/>
         </w:rPr>
-        <w:t>function redcolor(){</w:t>
-      </w:r>
-    </w:p>
-    <w:p>
-      <w:pPr>
-        <w:rPr>
-          <w:rFonts w:ascii="Calibri" w:hAnsi="Calibri" w:cs="Calibri"/>
-          <w:sz w:val="24"/>
-          <w:szCs w:val="24"/>
-        </w:rPr>
-      </w:pPr>
-      <w:r>
-        <w:rPr>
-          <w:rFonts w:ascii="Calibri" w:hAnsi="Calibri" w:cs="Calibri"/>
-          <w:sz w:val="24"/>
-          <w:szCs w:val="24"/>
-        </w:rPr>
-        <w:t>    console.log("%c      ", "background-color:red");</w:t>
+        <w:t xml:space="preserve">function </w:t>
+      </w:r>
+      <w:proofErr w:type="spellStart"/>
+      <w:proofErr w:type="gramStart"/>
+      <w:r>
+        <w:rPr>
+          <w:rFonts w:ascii="Calibri" w:hAnsi="Calibri" w:cs="Calibri"/>
+          <w:sz w:val="24"/>
+          <w:szCs w:val="24"/>
+        </w:rPr>
+        <w:t>redcolor</w:t>
+      </w:r>
+      <w:proofErr w:type="spellEnd"/>
+      <w:r>
+        <w:rPr>
+          <w:rFonts w:ascii="Calibri" w:hAnsi="Calibri" w:cs="Calibri"/>
+          <w:sz w:val="24"/>
+          <w:szCs w:val="24"/>
+        </w:rPr>
+        <w:t>(</w:t>
+      </w:r>
+      <w:proofErr w:type="gramEnd"/>
+      <w:r>
+        <w:rPr>
+          <w:rFonts w:ascii="Calibri" w:hAnsi="Calibri" w:cs="Calibri"/>
+          <w:sz w:val="24"/>
+          <w:szCs w:val="24"/>
+        </w:rPr>
+        <w:t>){</w:t>
+      </w:r>
+    </w:p>
+    <w:p>
+      <w:pPr>
+        <w:rPr>
+          <w:rFonts w:ascii="Calibri" w:hAnsi="Calibri" w:cs="Calibri"/>
+          <w:sz w:val="24"/>
+          <w:szCs w:val="24"/>
+        </w:rPr>
+      </w:pPr>
+      <w:r>
+        <w:rPr>
+          <w:rFonts w:ascii="Calibri" w:hAnsi="Calibri" w:cs="Calibri"/>
+          <w:sz w:val="24"/>
+          <w:szCs w:val="24"/>
+        </w:rPr>
+        <w:t xml:space="preserve">    </w:t>
+      </w:r>
+      <w:proofErr w:type="gramStart"/>
+      <w:r>
+        <w:rPr>
+          <w:rFonts w:ascii="Calibri" w:hAnsi="Calibri" w:cs="Calibri"/>
+          <w:sz w:val="24"/>
+          <w:szCs w:val="24"/>
+        </w:rPr>
+        <w:t>console.log(</w:t>
+      </w:r>
+      <w:proofErr w:type="gramEnd"/>
+      <w:r>
+        <w:rPr>
+          <w:rFonts w:ascii="Calibri" w:hAnsi="Calibri" w:cs="Calibri"/>
+          <w:sz w:val="24"/>
+          <w:szCs w:val="24"/>
+        </w:rPr>
+        <w:t>"%c      ", "</w:t>
+      </w:r>
+      <w:proofErr w:type="spellStart"/>
+      <w:r>
+        <w:rPr>
+          <w:rFonts w:ascii="Calibri" w:hAnsi="Calibri" w:cs="Calibri"/>
+          <w:sz w:val="24"/>
+          <w:szCs w:val="24"/>
+        </w:rPr>
+        <w:t>background-color:red</w:t>
+      </w:r>
+      <w:proofErr w:type="spellEnd"/>
+      <w:r>
+        <w:rPr>
+          <w:rFonts w:ascii="Calibri" w:hAnsi="Calibri" w:cs="Calibri"/>
+          <w:sz w:val="24"/>
+          <w:szCs w:val="24"/>
+        </w:rPr>
+        <w:t>");</w:t>
       </w:r>
     </w:p>
     <w:p>
@@ -5773,13 +6611,33 @@
           <w:szCs w:val="24"/>
         </w:rPr>
       </w:pPr>
-      <w:r>
-        <w:rPr>
-          <w:rFonts w:ascii="Calibri" w:hAnsi="Calibri" w:cs="Calibri"/>
-          <w:sz w:val="24"/>
-          <w:szCs w:val="24"/>
-        </w:rPr>
-        <w:t>redcolor();</w:t>
+      <w:proofErr w:type="spellStart"/>
+      <w:proofErr w:type="gramStart"/>
+      <w:r>
+        <w:rPr>
+          <w:rFonts w:ascii="Calibri" w:hAnsi="Calibri" w:cs="Calibri"/>
+          <w:sz w:val="24"/>
+          <w:szCs w:val="24"/>
+        </w:rPr>
+        <w:t>redcolor</w:t>
+      </w:r>
+      <w:proofErr w:type="spellEnd"/>
+      <w:r>
+        <w:rPr>
+          <w:rFonts w:ascii="Calibri" w:hAnsi="Calibri" w:cs="Calibri"/>
+          <w:sz w:val="24"/>
+          <w:szCs w:val="24"/>
+        </w:rPr>
+        <w:t>(</w:t>
+      </w:r>
+      <w:proofErr w:type="gramEnd"/>
+      <w:r>
+        <w:rPr>
+          <w:rFonts w:ascii="Calibri" w:hAnsi="Calibri" w:cs="Calibri"/>
+          <w:sz w:val="24"/>
+          <w:szCs w:val="24"/>
+        </w:rPr>
+        <w:t>);</w:t>
       </w:r>
       <w:r>
         <w:rPr>
@@ -5833,7 +6691,7 @@
                     <pic:cNvPicPr/>
                   </pic:nvPicPr>
                   <pic:blipFill>
-                    <a:blip r:embed="rId72"/>
+                    <a:blip r:embed="rId69"/>
                     <a:stretch>
                       <a:fillRect/>
                     </a:stretch>
@@ -5885,7 +6743,7 @@
                     <pic:cNvPicPr/>
                   </pic:nvPicPr>
                   <pic:blipFill>
-                    <a:blip r:embed="rId73"/>
+                    <a:blip r:embed="rId70"/>
                     <a:stretch>
                       <a:fillRect/>
                     </a:stretch>
@@ -5960,7 +6818,7 @@
                     <pic:cNvPicPr/>
                   </pic:nvPicPr>
                   <pic:blipFill>
-                    <a:blip r:embed="rId74"/>
+                    <a:blip r:embed="rId71"/>
                     <a:stretch>
                       <a:fillRect/>
                     </a:stretch>
@@ -6121,7 +6979,7 @@
                     <pic:cNvPicPr/>
                   </pic:nvPicPr>
                   <pic:blipFill>
-                    <a:blip r:embed="rId75"/>
+                    <a:blip r:embed="rId72"/>
                     <a:stretch>
                       <a:fillRect/>
                     </a:stretch>
@@ -6201,7 +7059,7 @@
                     <pic:cNvPicPr/>
                   </pic:nvPicPr>
                   <pic:blipFill>
-                    <a:blip r:embed="rId76"/>
+                    <a:blip r:embed="rId73"/>
                     <a:stretch>
                       <a:fillRect/>
                     </a:stretch>
@@ -6281,7 +7139,7 @@
                     <pic:cNvPicPr/>
                   </pic:nvPicPr>
                   <pic:blipFill>
-                    <a:blip r:embed="rId77"/>
+                    <a:blip r:embed="rId74"/>
                     <a:stretch>
                       <a:fillRect/>
                     </a:stretch>
@@ -6434,7 +7292,7 @@
                     <pic:cNvPicPr/>
                   </pic:nvPicPr>
                   <pic:blipFill>
-                    <a:blip r:embed="rId78"/>
+                    <a:blip r:embed="rId75"/>
                     <a:stretch>
                       <a:fillRect/>
                     </a:stretch>
@@ -6487,7 +7345,7 @@
                     <pic:cNvPicPr/>
                   </pic:nvPicPr>
                   <pic:blipFill>
-                    <a:blip r:embed="rId79"/>
+                    <a:blip r:embed="rId76"/>
                     <a:stretch>
                       <a:fillRect/>
                     </a:stretch>
@@ -6632,11 +7490,770 @@
           <w:b/>
           <w:bCs/>
           <w:color w:val="FF0000"/>
-          <w:sz w:val="32"/>
-          <w:szCs w:val="32"/>
-        </w:rPr>
-      </w:pPr>
-      <w:r>
+          <w:sz w:val="28"/>
+          <w:szCs w:val="28"/>
+        </w:rPr>
+      </w:pPr>
+      <w:r>
+        <w:rPr>
+          <w:rFonts w:ascii="Calibri" w:hAnsi="Calibri" w:cs="Calibri"/>
+          <w:b/>
+          <w:bCs/>
+          <w:color w:val="FF0000"/>
+          <w:sz w:val="28"/>
+          <w:szCs w:val="28"/>
+        </w:rPr>
+        <w:lastRenderedPageBreak/>
+        <w:t>Return Functions</w:t>
+      </w:r>
+    </w:p>
+    <w:p>
+      <w:pPr>
+        <w:rPr>
+          <w:rFonts w:ascii="Calibri" w:hAnsi="Calibri" w:cs="Calibri"/>
+          <w:sz w:val="24"/>
+          <w:szCs w:val="24"/>
+        </w:rPr>
+      </w:pPr>
+      <w:r>
+        <w:rPr>
+          <w:rFonts w:ascii="Calibri" w:hAnsi="Calibri" w:cs="Calibri"/>
+          <w:b/>
+          <w:bCs/>
+          <w:sz w:val="24"/>
+          <w:szCs w:val="24"/>
+        </w:rPr>
+        <w:t>Definition:</w:t>
+      </w:r>
+      <w:r>
+        <w:rPr>
+          <w:rFonts w:ascii="Calibri" w:hAnsi="Calibri" w:cs="Calibri"/>
+          <w:sz w:val="24"/>
+          <w:szCs w:val="24"/>
+        </w:rPr>
+        <w:t xml:space="preserve"> Functions that use the return statement to send a value back to the </w:t>
+      </w:r>
+      <w:proofErr w:type="spellStart"/>
+      <w:r>
+        <w:rPr>
+          <w:rFonts w:ascii="Calibri" w:hAnsi="Calibri" w:cs="Calibri"/>
+          <w:sz w:val="24"/>
+          <w:szCs w:val="24"/>
+        </w:rPr>
+        <w:t>caller.</w:t>
+      </w:r>
+      <w:hyperlink r:id="rId77" w:tgtFrame="_blank" w:history="1">
+        <w:r>
+          <w:rPr>
+            <w:rStyle w:val="Hyperlink"/>
+            <w:rFonts w:ascii="Calibri" w:hAnsi="Calibri" w:cs="Calibri"/>
+            <w:sz w:val="24"/>
+            <w:szCs w:val="24"/>
+          </w:rPr>
+          <w:t>LabEx</w:t>
+        </w:r>
+        <w:proofErr w:type="spellEnd"/>
+      </w:hyperlink>
+    </w:p>
+    <w:p>
+      <w:pPr>
+        <w:rPr>
+          <w:rFonts w:ascii="Calibri" w:hAnsi="Calibri" w:cs="Calibri"/>
+          <w:sz w:val="24"/>
+          <w:szCs w:val="24"/>
+        </w:rPr>
+      </w:pPr>
+      <w:r>
+        <w:rPr>
+          <w:rFonts w:ascii="Calibri" w:hAnsi="Calibri" w:cs="Calibri"/>
+          <w:b/>
+          <w:bCs/>
+          <w:sz w:val="24"/>
+          <w:szCs w:val="24"/>
+        </w:rPr>
+        <w:t>Purpose:</w:t>
+      </w:r>
+      <w:r>
+        <w:rPr>
+          <w:rFonts w:ascii="Calibri" w:hAnsi="Calibri" w:cs="Calibri"/>
+          <w:sz w:val="24"/>
+          <w:szCs w:val="24"/>
+        </w:rPr>
+        <w:t xml:space="preserve"> To compute and provide a result that can be used elsewhere in the code.</w:t>
+      </w:r>
+    </w:p>
+    <w:p>
+      <w:pPr>
+        <w:rPr>
+          <w:rFonts w:ascii="Calibri" w:hAnsi="Calibri" w:cs="Calibri"/>
+          <w:sz w:val="24"/>
+          <w:szCs w:val="24"/>
+        </w:rPr>
+      </w:pPr>
+      <w:r>
+        <w:rPr>
+          <w:rFonts w:ascii="Calibri" w:hAnsi="Calibri" w:cs="Calibri"/>
+          <w:b/>
+          <w:bCs/>
+          <w:sz w:val="24"/>
+          <w:szCs w:val="24"/>
+        </w:rPr>
+        <w:t>Example:</w:t>
+      </w:r>
+    </w:p>
+    <w:p>
+      <w:pPr>
+        <w:rPr>
+          <w:rFonts w:ascii="Calibri" w:hAnsi="Calibri" w:cs="Calibri"/>
+          <w:sz w:val="24"/>
+          <w:szCs w:val="24"/>
+        </w:rPr>
+      </w:pPr>
+      <w:r>
+        <w:rPr>
+          <w:rFonts w:ascii="Calibri" w:hAnsi="Calibri" w:cs="Calibri"/>
+          <w:sz w:val="24"/>
+          <w:szCs w:val="24"/>
+        </w:rPr>
+        <w:t xml:space="preserve">function </w:t>
+      </w:r>
+      <w:proofErr w:type="gramStart"/>
+      <w:r>
+        <w:rPr>
+          <w:rFonts w:ascii="Calibri" w:hAnsi="Calibri" w:cs="Calibri"/>
+          <w:sz w:val="24"/>
+          <w:szCs w:val="24"/>
+        </w:rPr>
+        <w:t>add(</w:t>
+      </w:r>
+      <w:proofErr w:type="gramEnd"/>
+      <w:r>
+        <w:rPr>
+          <w:rFonts w:ascii="Calibri" w:hAnsi="Calibri" w:cs="Calibri"/>
+          <w:sz w:val="24"/>
+          <w:szCs w:val="24"/>
+        </w:rPr>
+        <w:t>a, b) {</w:t>
+      </w:r>
+    </w:p>
+    <w:p>
+      <w:pPr>
+        <w:rPr>
+          <w:rFonts w:ascii="Calibri" w:hAnsi="Calibri" w:cs="Calibri"/>
+          <w:sz w:val="24"/>
+          <w:szCs w:val="24"/>
+        </w:rPr>
+      </w:pPr>
+      <w:r>
+        <w:rPr>
+          <w:rFonts w:ascii="Calibri" w:hAnsi="Calibri" w:cs="Calibri"/>
+          <w:sz w:val="24"/>
+          <w:szCs w:val="24"/>
+        </w:rPr>
+        <w:t xml:space="preserve">  return a + </w:t>
+      </w:r>
+      <w:proofErr w:type="gramStart"/>
+      <w:r>
+        <w:rPr>
+          <w:rFonts w:ascii="Calibri" w:hAnsi="Calibri" w:cs="Calibri"/>
+          <w:sz w:val="24"/>
+          <w:szCs w:val="24"/>
+        </w:rPr>
+        <w:t>b;</w:t>
+      </w:r>
+      <w:proofErr w:type="gramEnd"/>
+    </w:p>
+    <w:p>
+      <w:pPr>
+        <w:rPr>
+          <w:rFonts w:ascii="Calibri" w:hAnsi="Calibri" w:cs="Calibri"/>
+          <w:sz w:val="24"/>
+          <w:szCs w:val="24"/>
+        </w:rPr>
+      </w:pPr>
+      <w:r>
+        <w:rPr>
+          <w:rFonts w:ascii="Calibri" w:hAnsi="Calibri" w:cs="Calibri"/>
+          <w:sz w:val="24"/>
+          <w:szCs w:val="24"/>
+        </w:rPr>
+        <w:t>}</w:t>
+      </w:r>
+    </w:p>
+    <w:p>
+      <w:pPr>
+        <w:rPr>
+          <w:rFonts w:ascii="Calibri" w:hAnsi="Calibri" w:cs="Calibri"/>
+          <w:sz w:val="24"/>
+          <w:szCs w:val="24"/>
+        </w:rPr>
+      </w:pPr>
+      <w:r>
+        <w:rPr>
+          <w:rFonts w:ascii="Calibri" w:hAnsi="Calibri" w:cs="Calibri"/>
+          <w:sz w:val="24"/>
+          <w:szCs w:val="24"/>
+        </w:rPr>
+        <w:t xml:space="preserve">let sum = </w:t>
+      </w:r>
+      <w:proofErr w:type="gramStart"/>
+      <w:r>
+        <w:rPr>
+          <w:rFonts w:ascii="Calibri" w:hAnsi="Calibri" w:cs="Calibri"/>
+          <w:sz w:val="24"/>
+          <w:szCs w:val="24"/>
+        </w:rPr>
+        <w:t>add(</w:t>
+      </w:r>
+      <w:proofErr w:type="gramEnd"/>
+      <w:r>
+        <w:rPr>
+          <w:rFonts w:ascii="Calibri" w:hAnsi="Calibri" w:cs="Calibri"/>
+          <w:sz w:val="24"/>
+          <w:szCs w:val="24"/>
+        </w:rPr>
+        <w:t>5, 3);</w:t>
+      </w:r>
+    </w:p>
+    <w:p>
+      <w:pPr>
+        <w:rPr>
+          <w:rFonts w:ascii="Calibri" w:hAnsi="Calibri" w:cs="Calibri"/>
+          <w:sz w:val="24"/>
+          <w:szCs w:val="24"/>
+        </w:rPr>
+      </w:pPr>
+      <w:r>
+        <w:rPr>
+          <w:rFonts w:ascii="Calibri" w:hAnsi="Calibri" w:cs="Calibri"/>
+          <w:sz w:val="24"/>
+          <w:szCs w:val="24"/>
+        </w:rPr>
+        <w:t>console.log(sum); // Output: 8</w:t>
+      </w:r>
+    </w:p>
+    <w:p>
+      <w:pPr>
+        <w:rPr>
+          <w:rFonts w:ascii="Calibri" w:hAnsi="Calibri" w:cs="Calibri"/>
+          <w:sz w:val="24"/>
+          <w:szCs w:val="24"/>
+        </w:rPr>
+      </w:pPr>
+      <w:r>
+        <w:rPr>
+          <w:rFonts w:ascii="Calibri" w:hAnsi="Calibri" w:cs="Calibri"/>
+          <w:b/>
+          <w:bCs/>
+          <w:sz w:val="24"/>
+          <w:szCs w:val="24"/>
+        </w:rPr>
+        <w:t>Key Points:</w:t>
+      </w:r>
+    </w:p>
+    <w:p>
+      <w:pPr>
+        <w:numPr>
+          <w:ilvl w:val="0"/>
+          <w:numId w:val="18"/>
+        </w:numPr>
+        <w:rPr>
+          <w:rFonts w:ascii="Calibri" w:hAnsi="Calibri" w:cs="Calibri"/>
+          <w:sz w:val="24"/>
+          <w:szCs w:val="24"/>
+        </w:rPr>
+      </w:pPr>
+      <w:r>
+        <w:rPr>
+          <w:rFonts w:ascii="Calibri" w:hAnsi="Calibri" w:cs="Calibri"/>
+          <w:sz w:val="24"/>
+          <w:szCs w:val="24"/>
+        </w:rPr>
+        <w:t xml:space="preserve">The return statement ends the function execution and specifies the value to be returned to the function caller. </w:t>
+      </w:r>
+      <w:hyperlink r:id="rId78" w:tgtFrame="_blank" w:history="1">
+        <w:r>
+          <w:rPr>
+            <w:rStyle w:val="Hyperlink"/>
+            <w:rFonts w:ascii="Calibri" w:hAnsi="Calibri" w:cs="Calibri"/>
+            <w:sz w:val="24"/>
+            <w:szCs w:val="24"/>
+          </w:rPr>
+          <w:t>W3Schools+3MDN Web Docs+3Reddit+3</w:t>
+        </w:r>
+      </w:hyperlink>
+    </w:p>
+    <w:p>
+      <w:pPr>
+        <w:numPr>
+          <w:ilvl w:val="0"/>
+          <w:numId w:val="18"/>
+        </w:numPr>
+        <w:rPr>
+          <w:rFonts w:ascii="Calibri" w:hAnsi="Calibri" w:cs="Calibri"/>
+          <w:sz w:val="24"/>
+          <w:szCs w:val="24"/>
+        </w:rPr>
+      </w:pPr>
+      <w:r>
+        <w:rPr>
+          <w:rFonts w:ascii="Calibri" w:hAnsi="Calibri" w:cs="Calibri"/>
+          <w:sz w:val="24"/>
+          <w:szCs w:val="24"/>
+        </w:rPr>
+        <w:t>If a return statement is used without a value, the function returns undefined.</w:t>
+      </w:r>
+    </w:p>
+    <w:p>
+      <w:pPr>
+        <w:rPr>
+          <w:rFonts w:ascii="Calibri" w:hAnsi="Calibri" w:cs="Calibri"/>
+          <w:b/>
+          <w:bCs/>
+          <w:color w:val="FF0000"/>
+          <w:sz w:val="28"/>
+          <w:szCs w:val="28"/>
+        </w:rPr>
+      </w:pPr>
+      <w:r>
+        <w:rPr>
+          <w:rFonts w:ascii="Calibri" w:hAnsi="Calibri" w:cs="Calibri"/>
+          <w:b/>
+          <w:bCs/>
+          <w:color w:val="FF0000"/>
+          <w:sz w:val="28"/>
+          <w:szCs w:val="28"/>
+        </w:rPr>
+        <w:t>Non-</w:t>
+      </w:r>
+      <w:r>
+        <w:rPr>
+          <w:rFonts w:ascii="Calibri" w:hAnsi="Calibri" w:cs="Calibri"/>
+          <w:b/>
+          <w:bCs/>
+          <w:color w:val="FF0000"/>
+          <w:sz w:val="28"/>
+          <w:szCs w:val="28"/>
+        </w:rPr>
+        <w:t>Return Functions</w:t>
+      </w:r>
+      <w:r>
+        <w:rPr>
+          <w:rFonts w:ascii="Calibri" w:hAnsi="Calibri" w:cs="Calibri"/>
+          <w:b/>
+          <w:bCs/>
+          <w:color w:val="FF0000"/>
+          <w:sz w:val="28"/>
+          <w:szCs w:val="28"/>
+        </w:rPr>
+        <w:t>:</w:t>
+      </w:r>
+    </w:p>
+    <w:p>
+      <w:pPr>
+        <w:rPr>
+          <w:rFonts w:ascii="Calibri" w:hAnsi="Calibri" w:cs="Calibri"/>
+          <w:b/>
+          <w:bCs/>
+          <w:sz w:val="24"/>
+          <w:szCs w:val="24"/>
+        </w:rPr>
+      </w:pPr>
+      <w:r>
+        <w:rPr>
+          <w:rFonts w:ascii="Calibri" w:hAnsi="Calibri" w:cs="Calibri"/>
+          <w:b/>
+          <w:bCs/>
+          <w:sz w:val="24"/>
+          <w:szCs w:val="24"/>
+        </w:rPr>
+        <w:t xml:space="preserve">Definition: </w:t>
+      </w:r>
+      <w:r>
+        <w:rPr>
+          <w:rFonts w:ascii="Calibri" w:hAnsi="Calibri" w:cs="Calibri"/>
+          <w:sz w:val="24"/>
+          <w:szCs w:val="24"/>
+        </w:rPr>
+        <w:t>Functions that do not explicitly return a value</w:t>
+      </w:r>
+      <w:r>
+        <w:rPr>
+          <w:rFonts w:ascii="Calibri" w:hAnsi="Calibri" w:cs="Calibri"/>
+          <w:sz w:val="24"/>
+          <w:szCs w:val="24"/>
+        </w:rPr>
+        <w:t>.</w:t>
+      </w:r>
+      <w:r>
+        <w:rPr>
+          <w:rFonts w:ascii="Calibri" w:hAnsi="Calibri" w:cs="Calibri"/>
+          <w:b/>
+          <w:bCs/>
+          <w:sz w:val="24"/>
+          <w:szCs w:val="24"/>
+        </w:rPr>
+        <w:t xml:space="preserve"> </w:t>
+      </w:r>
+    </w:p>
+    <w:p>
+      <w:pPr>
+        <w:rPr>
+          <w:rFonts w:ascii="Calibri" w:hAnsi="Calibri" w:cs="Calibri"/>
+          <w:sz w:val="24"/>
+          <w:szCs w:val="24"/>
+        </w:rPr>
+      </w:pPr>
+      <w:r>
+        <w:rPr>
+          <w:rFonts w:ascii="Calibri" w:hAnsi="Calibri" w:cs="Calibri"/>
+          <w:b/>
+          <w:bCs/>
+          <w:sz w:val="24"/>
+          <w:szCs w:val="24"/>
+        </w:rPr>
+        <w:t xml:space="preserve">Purpose: </w:t>
+      </w:r>
+      <w:r>
+        <w:rPr>
+          <w:rFonts w:ascii="Calibri" w:hAnsi="Calibri" w:cs="Calibri"/>
+          <w:sz w:val="24"/>
+          <w:szCs w:val="24"/>
+        </w:rPr>
+        <w:t>To perform actions such as displaying output or modifying variables without needing to send a result back.</w:t>
+      </w:r>
+    </w:p>
+    <w:p>
+      <w:pPr>
+        <w:rPr>
+          <w:rFonts w:ascii="Calibri" w:hAnsi="Calibri" w:cs="Calibri"/>
+          <w:b/>
+          <w:bCs/>
+          <w:sz w:val="24"/>
+          <w:szCs w:val="24"/>
+        </w:rPr>
+      </w:pPr>
+      <w:r>
+        <w:rPr>
+          <w:rFonts w:ascii="Calibri" w:hAnsi="Calibri" w:cs="Calibri"/>
+          <w:b/>
+          <w:bCs/>
+          <w:sz w:val="24"/>
+          <w:szCs w:val="24"/>
+        </w:rPr>
+        <w:t>Example:</w:t>
+      </w:r>
+    </w:p>
+    <w:p>
+      <w:pPr>
+        <w:rPr>
+          <w:rFonts w:ascii="Calibri" w:hAnsi="Calibri" w:cs="Calibri"/>
+          <w:sz w:val="24"/>
+          <w:szCs w:val="24"/>
+        </w:rPr>
+      </w:pPr>
+      <w:r>
+        <w:rPr>
+          <w:rFonts w:ascii="Calibri" w:hAnsi="Calibri" w:cs="Calibri"/>
+          <w:sz w:val="24"/>
+          <w:szCs w:val="24"/>
+        </w:rPr>
+        <w:t>function greet(name) {</w:t>
+      </w:r>
+    </w:p>
+    <w:p>
+      <w:pPr>
+        <w:rPr>
+          <w:rFonts w:ascii="Calibri" w:hAnsi="Calibri" w:cs="Calibri"/>
+          <w:sz w:val="24"/>
+          <w:szCs w:val="24"/>
+        </w:rPr>
+      </w:pPr>
+      <w:r>
+        <w:rPr>
+          <w:rFonts w:ascii="Calibri" w:hAnsi="Calibri" w:cs="Calibri"/>
+          <w:sz w:val="24"/>
+          <w:szCs w:val="24"/>
+        </w:rPr>
+        <w:t xml:space="preserve">  </w:t>
+      </w:r>
+      <w:proofErr w:type="gramStart"/>
+      <w:r>
+        <w:rPr>
+          <w:rFonts w:ascii="Calibri" w:hAnsi="Calibri" w:cs="Calibri"/>
+          <w:sz w:val="24"/>
+          <w:szCs w:val="24"/>
+        </w:rPr>
+        <w:t>console.log(</w:t>
+      </w:r>
+      <w:proofErr w:type="gramEnd"/>
+      <w:r>
+        <w:rPr>
+          <w:rFonts w:ascii="Calibri" w:hAnsi="Calibri" w:cs="Calibri"/>
+          <w:sz w:val="24"/>
+          <w:szCs w:val="24"/>
+        </w:rPr>
+        <w:t>"Hello, " + name + "!");</w:t>
+      </w:r>
+    </w:p>
+    <w:p>
+      <w:pPr>
+        <w:rPr>
+          <w:rFonts w:ascii="Calibri" w:hAnsi="Calibri" w:cs="Calibri"/>
+          <w:sz w:val="24"/>
+          <w:szCs w:val="24"/>
+        </w:rPr>
+      </w:pPr>
+      <w:r>
+        <w:rPr>
+          <w:rFonts w:ascii="Calibri" w:hAnsi="Calibri" w:cs="Calibri"/>
+          <w:sz w:val="24"/>
+          <w:szCs w:val="24"/>
+        </w:rPr>
+        <w:t>}</w:t>
+      </w:r>
+    </w:p>
+    <w:p>
+      <w:pPr>
+        <w:rPr>
+          <w:rFonts w:ascii="Calibri" w:hAnsi="Calibri" w:cs="Calibri"/>
+          <w:sz w:val="24"/>
+          <w:szCs w:val="24"/>
+        </w:rPr>
+      </w:pPr>
+    </w:p>
+    <w:p>
+      <w:pPr>
+        <w:rPr>
+          <w:rFonts w:ascii="Calibri" w:hAnsi="Calibri" w:cs="Calibri"/>
+          <w:sz w:val="24"/>
+          <w:szCs w:val="24"/>
+        </w:rPr>
+      </w:pPr>
+      <w:r>
+        <w:rPr>
+          <w:rFonts w:ascii="Calibri" w:hAnsi="Calibri" w:cs="Calibri"/>
+          <w:sz w:val="24"/>
+          <w:szCs w:val="24"/>
+        </w:rPr>
+        <w:t>greet("Alice"); // Output: Hello, Alice!</w:t>
+      </w:r>
+    </w:p>
+    <w:p>
+      <w:pPr>
+        <w:rPr>
+          <w:rFonts w:ascii="Calibri" w:hAnsi="Calibri" w:cs="Calibri"/>
+          <w:b/>
+          <w:bCs/>
+          <w:sz w:val="24"/>
+          <w:szCs w:val="24"/>
+        </w:rPr>
+      </w:pPr>
+      <w:r>
+        <w:rPr>
+          <w:rFonts w:ascii="Calibri" w:hAnsi="Calibri" w:cs="Calibri"/>
+          <w:b/>
+          <w:bCs/>
+          <w:sz w:val="24"/>
+          <w:szCs w:val="24"/>
+        </w:rPr>
+        <w:t>Key Points:</w:t>
+      </w:r>
+    </w:p>
+    <w:p>
+      <w:pPr>
+        <w:numPr>
+          <w:ilvl w:val="0"/>
+          <w:numId w:val="19"/>
+        </w:numPr>
+        <w:rPr>
+          <w:rFonts w:ascii="Calibri" w:hAnsi="Calibri" w:cs="Calibri"/>
+          <w:sz w:val="24"/>
+          <w:szCs w:val="24"/>
+        </w:rPr>
+      </w:pPr>
+      <w:r>
+        <w:rPr>
+          <w:rFonts w:ascii="Calibri" w:hAnsi="Calibri" w:cs="Calibri"/>
+          <w:sz w:val="24"/>
+          <w:szCs w:val="24"/>
+        </w:rPr>
+        <w:t xml:space="preserve">If a function does not include a return statement, it returns undefined by default. </w:t>
+      </w:r>
+      <w:hyperlink r:id="rId79" w:tgtFrame="_blank" w:history="1">
+        <w:proofErr w:type="spellStart"/>
+        <w:r>
+          <w:rPr>
+            <w:rStyle w:val="Hyperlink"/>
+            <w:rFonts w:ascii="Calibri" w:hAnsi="Calibri" w:cs="Calibri"/>
+            <w:sz w:val="24"/>
+            <w:szCs w:val="24"/>
+          </w:rPr>
+          <w:t>GeeksforGeeks</w:t>
+        </w:r>
+        <w:proofErr w:type="spellEnd"/>
+      </w:hyperlink>
+    </w:p>
+    <w:p>
+      <w:pPr>
+        <w:numPr>
+          <w:ilvl w:val="0"/>
+          <w:numId w:val="19"/>
+        </w:numPr>
+        <w:rPr>
+          <w:rFonts w:ascii="Calibri" w:hAnsi="Calibri" w:cs="Calibri"/>
+          <w:sz w:val="24"/>
+          <w:szCs w:val="24"/>
+        </w:rPr>
+      </w:pPr>
+      <w:r>
+        <w:rPr>
+          <w:rFonts w:ascii="Calibri" w:hAnsi="Calibri" w:cs="Calibri"/>
+          <w:sz w:val="24"/>
+          <w:szCs w:val="24"/>
+        </w:rPr>
+        <w:t>Such functions are often used for their side effects, like logging or updating the UI.</w:t>
+      </w:r>
+    </w:p>
+    <w:p>
+      <w:pPr>
+        <w:rPr>
+          <w:rFonts w:ascii="Calibri" w:hAnsi="Calibri" w:cs="Calibri"/>
+          <w:sz w:val="24"/>
+          <w:szCs w:val="24"/>
+        </w:rPr>
+      </w:pPr>
+    </w:p>
+    <w:p>
+      <w:pPr>
+        <w:rPr>
+          <w:rFonts w:ascii="Calibri" w:hAnsi="Calibri" w:cs="Calibri"/>
+          <w:b/>
+          <w:bCs/>
+          <w:sz w:val="24"/>
+          <w:szCs w:val="24"/>
+        </w:rPr>
+      </w:pPr>
+    </w:p>
+    <w:p>
+      <w:pPr>
+        <w:rPr>
+          <w:rFonts w:ascii="Calibri" w:hAnsi="Calibri" w:cs="Calibri"/>
+          <w:sz w:val="24"/>
+          <w:szCs w:val="24"/>
+        </w:rPr>
+      </w:pPr>
+    </w:p>
+    <w:p>
+      <w:pPr>
+        <w:rPr>
+          <w:rFonts w:ascii="Calibri" w:hAnsi="Calibri" w:cs="Calibri"/>
+          <w:sz w:val="24"/>
+          <w:szCs w:val="24"/>
+        </w:rPr>
+      </w:pPr>
+    </w:p>
+    <w:p>
+      <w:pPr>
+        <w:rPr>
+          <w:rFonts w:ascii="Calibri" w:hAnsi="Calibri" w:cs="Calibri"/>
+          <w:sz w:val="24"/>
+          <w:szCs w:val="24"/>
+        </w:rPr>
+      </w:pPr>
+    </w:p>
+    <w:p>
+      <w:pPr>
+        <w:rPr>
+          <w:rFonts w:ascii="Calibri" w:hAnsi="Calibri" w:cs="Calibri"/>
+          <w:sz w:val="24"/>
+          <w:szCs w:val="24"/>
+        </w:rPr>
+      </w:pPr>
+    </w:p>
+    <w:p>
+      <w:pPr>
+        <w:rPr>
+          <w:rFonts w:ascii="Calibri" w:hAnsi="Calibri" w:cs="Calibri"/>
+          <w:sz w:val="24"/>
+          <w:szCs w:val="24"/>
+        </w:rPr>
+      </w:pPr>
+    </w:p>
+    <w:p>
+      <w:pPr>
+        <w:rPr>
+          <w:rFonts w:ascii="Calibri" w:hAnsi="Calibri" w:cs="Calibri"/>
+          <w:sz w:val="24"/>
+          <w:szCs w:val="24"/>
+        </w:rPr>
+      </w:pPr>
+    </w:p>
+    <w:p>
+      <w:pPr>
+        <w:rPr>
+          <w:rFonts w:ascii="Calibri" w:hAnsi="Calibri" w:cs="Calibri"/>
+          <w:sz w:val="24"/>
+          <w:szCs w:val="24"/>
+        </w:rPr>
+      </w:pPr>
+    </w:p>
+    <w:p>
+      <w:pPr>
+        <w:rPr>
+          <w:rFonts w:ascii="Calibri" w:hAnsi="Calibri" w:cs="Calibri"/>
+          <w:sz w:val="24"/>
+          <w:szCs w:val="24"/>
+        </w:rPr>
+      </w:pPr>
+    </w:p>
+    <w:p>
+      <w:pPr>
+        <w:rPr>
+          <w:rFonts w:ascii="Calibri" w:hAnsi="Calibri" w:cs="Calibri"/>
+          <w:sz w:val="24"/>
+          <w:szCs w:val="24"/>
+        </w:rPr>
+      </w:pPr>
+    </w:p>
+    <w:p>
+      <w:pPr>
+        <w:rPr>
+          <w:rFonts w:ascii="Calibri" w:hAnsi="Calibri" w:cs="Calibri"/>
+          <w:sz w:val="24"/>
+          <w:szCs w:val="24"/>
+        </w:rPr>
+      </w:pPr>
+    </w:p>
+    <w:p>
+      <w:pPr>
+        <w:rPr>
+          <w:rFonts w:ascii="Calibri" w:hAnsi="Calibri" w:cs="Calibri"/>
+          <w:sz w:val="24"/>
+          <w:szCs w:val="24"/>
+        </w:rPr>
+      </w:pPr>
+    </w:p>
+    <w:p>
+      <w:pPr>
+        <w:rPr>
+          <w:rFonts w:ascii="Calibri" w:hAnsi="Calibri" w:cs="Calibri"/>
+          <w:sz w:val="24"/>
+          <w:szCs w:val="24"/>
+        </w:rPr>
+      </w:pPr>
+    </w:p>
+    <w:p>
+      <w:pPr>
+        <w:rPr>
+          <w:rFonts w:ascii="Calibri" w:hAnsi="Calibri" w:cs="Calibri"/>
+          <w:sz w:val="24"/>
+          <w:szCs w:val="24"/>
+        </w:rPr>
+      </w:pPr>
+    </w:p>
+    <w:p>
+      <w:pPr>
         <w:rPr>
           <w:rFonts w:ascii="Calibri" w:hAnsi="Calibri" w:cs="Calibri"/>
           <w:b/>
@@ -6645,7 +8262,16 @@
           <w:sz w:val="32"/>
           <w:szCs w:val="32"/>
         </w:rPr>
-        <w:lastRenderedPageBreak/>
+      </w:pPr>
+      <w:r>
+        <w:rPr>
+          <w:rFonts w:ascii="Calibri" w:hAnsi="Calibri" w:cs="Calibri"/>
+          <w:b/>
+          <w:bCs/>
+          <w:color w:val="FF0000"/>
+          <w:sz w:val="32"/>
+          <w:szCs w:val="32"/>
+        </w:rPr>
         <w:t>This Keyword:</w:t>
       </w:r>
     </w:p>
@@ -6665,18 +8291,19 @@
           <w:sz w:val="24"/>
           <w:szCs w:val="24"/>
         </w:rPr>
-        <w:t>In JavaScript, the this keyword is a fundamental concept that refers to the object from which a function is called. Its value is determined by the context in which the function is invoked, making it dynamic and sometimes a source of confusion.</w:t>
-      </w:r>
-    </w:p>
-    <w:p>
-      <w:pPr>
+        <w:t xml:space="preserve">In JavaScript, </w:t>
+      </w:r>
+      <w:proofErr w:type="gramStart"/>
+      <w:r>
         <w:rPr>
           <w:rFonts w:ascii="Calibri" w:hAnsi="Calibri" w:cs="Calibri"/>
           <w:color w:val="000000" w:themeColor="text1"/>
           <w:sz w:val="24"/>
           <w:szCs w:val="24"/>
         </w:rPr>
-      </w:pPr>
+        <w:t>the this</w:t>
+      </w:r>
+      <w:proofErr w:type="gramEnd"/>
       <w:r>
         <w:rPr>
           <w:rFonts w:ascii="Calibri" w:hAnsi="Calibri" w:cs="Calibri"/>
@@ -6684,6 +8311,25 @@
           <w:sz w:val="24"/>
           <w:szCs w:val="24"/>
         </w:rPr>
+        <w:t xml:space="preserve"> keyword is a fundamental concept that refers to the object from which a function is called. Its value is determined by the context in which the function is invoked, making it dynamic and sometimes a source of confusion.</w:t>
+      </w:r>
+    </w:p>
+    <w:p>
+      <w:pPr>
+        <w:rPr>
+          <w:rFonts w:ascii="Calibri" w:hAnsi="Calibri" w:cs="Calibri"/>
+          <w:color w:val="000000" w:themeColor="text1"/>
+          <w:sz w:val="24"/>
+          <w:szCs w:val="24"/>
+        </w:rPr>
+      </w:pPr>
+      <w:r>
+        <w:rPr>
+          <w:rFonts w:ascii="Calibri" w:hAnsi="Calibri" w:cs="Calibri"/>
+          <w:color w:val="000000" w:themeColor="text1"/>
+          <w:sz w:val="24"/>
+          <w:szCs w:val="24"/>
+        </w:rPr>
         <w:t>Or</w:t>
       </w:r>
     </w:p>
@@ -6703,7 +8349,27 @@
           <w:sz w:val="24"/>
           <w:szCs w:val="24"/>
         </w:rPr>
-        <w:t>This keyword in javascript refers to the context or object that is currently executing the code, and its value is determined by the calling environment.</w:t>
+        <w:t xml:space="preserve">This keyword in </w:t>
+      </w:r>
+      <w:proofErr w:type="spellStart"/>
+      <w:r>
+        <w:rPr>
+          <w:rFonts w:ascii="Calibri" w:hAnsi="Calibri" w:cs="Calibri"/>
+          <w:color w:val="000000" w:themeColor="text1"/>
+          <w:sz w:val="24"/>
+          <w:szCs w:val="24"/>
+        </w:rPr>
+        <w:t>javascript</w:t>
+      </w:r>
+      <w:proofErr w:type="spellEnd"/>
+      <w:r>
+        <w:rPr>
+          <w:rFonts w:ascii="Calibri" w:hAnsi="Calibri" w:cs="Calibri"/>
+          <w:color w:val="000000" w:themeColor="text1"/>
+          <w:sz w:val="24"/>
+          <w:szCs w:val="24"/>
+        </w:rPr>
+        <w:t xml:space="preserve"> refers to the context or object that is currently executing the code, and its value is determined by the calling environment.</w:t>
       </w:r>
     </w:p>
     <w:p>
@@ -6907,6 +8573,7 @@
           <w:szCs w:val="24"/>
           <w:highlight w:val="yellow"/>
         </w:rPr>
+        <w:lastRenderedPageBreak/>
         <w:t>Output:</w:t>
       </w:r>
     </w:p>
@@ -7026,110 +8693,1586 @@
           <w:sz w:val="24"/>
           <w:szCs w:val="24"/>
         </w:rPr>
+        <w:t>🔹</w:t>
+      </w:r>
+      <w:r>
+        <w:rPr>
+          <w:rFonts w:ascii="Calibri" w:hAnsi="Calibri" w:cs="Calibri"/>
+          <w:b/>
+          <w:bCs/>
+          <w:color w:val="000000" w:themeColor="text1"/>
+          <w:sz w:val="24"/>
+          <w:szCs w:val="24"/>
+        </w:rPr>
+        <w:t xml:space="preserve"> 2. Inside an Object Method</w:t>
+      </w:r>
+    </w:p>
+    <w:p>
+      <w:pPr>
+        <w:rPr>
+          <w:rFonts w:ascii="Calibri" w:hAnsi="Calibri" w:cs="Calibri"/>
+          <w:color w:val="000000" w:themeColor="text1"/>
+          <w:sz w:val="24"/>
+          <w:szCs w:val="24"/>
+        </w:rPr>
+      </w:pPr>
+      <w:r>
+        <w:rPr>
+          <w:rFonts w:ascii="Calibri" w:hAnsi="Calibri" w:cs="Calibri"/>
+          <w:color w:val="000000" w:themeColor="text1"/>
+          <w:sz w:val="24"/>
+          <w:szCs w:val="24"/>
+        </w:rPr>
+        <w:t>When a function is called as a method of an object, this refers to the object itself:</w:t>
+      </w:r>
+    </w:p>
+    <w:p>
+      <w:pPr>
+        <w:rPr>
+          <w:rFonts w:ascii="Calibri" w:hAnsi="Calibri" w:cs="Calibri"/>
+          <w:color w:val="000000" w:themeColor="text1"/>
+          <w:sz w:val="24"/>
+          <w:szCs w:val="24"/>
+        </w:rPr>
+      </w:pPr>
+    </w:p>
+    <w:p>
+      <w:pPr>
+        <w:rPr>
+          <w:rFonts w:ascii="Calibri" w:hAnsi="Calibri" w:cs="Calibri"/>
+          <w:color w:val="000000" w:themeColor="text1"/>
+          <w:sz w:val="24"/>
+          <w:szCs w:val="24"/>
+        </w:rPr>
+      </w:pPr>
+    </w:p>
+    <w:p>
+      <w:pPr>
+        <w:rPr>
+          <w:rFonts w:ascii="Calibri" w:hAnsi="Calibri" w:cs="Calibri"/>
+          <w:color w:val="000000" w:themeColor="text1"/>
+          <w:sz w:val="24"/>
+          <w:szCs w:val="24"/>
+        </w:rPr>
+      </w:pPr>
+    </w:p>
+    <w:p>
+      <w:pPr>
+        <w:rPr>
+          <w:rFonts w:ascii="Calibri" w:hAnsi="Calibri" w:cs="Calibri"/>
+          <w:sz w:val="24"/>
+          <w:szCs w:val="24"/>
+        </w:rPr>
+      </w:pPr>
+    </w:p>
+    <w:p>
+      <w:pPr>
+        <w:rPr>
+          <w:rFonts w:ascii="Calibri" w:hAnsi="Calibri" w:cs="Calibri"/>
+          <w:sz w:val="24"/>
+          <w:szCs w:val="24"/>
+        </w:rPr>
+      </w:pPr>
+    </w:p>
+    <w:p>
+      <w:pPr>
+        <w:rPr>
+          <w:rFonts w:ascii="Calibri" w:hAnsi="Calibri" w:cs="Calibri"/>
+          <w:sz w:val="24"/>
+          <w:szCs w:val="24"/>
+        </w:rPr>
+      </w:pPr>
+    </w:p>
+    <w:p>
+      <w:pPr>
+        <w:rPr>
+          <w:rFonts w:ascii="Calibri" w:hAnsi="Calibri" w:cs="Calibri"/>
+          <w:sz w:val="24"/>
+          <w:szCs w:val="24"/>
+        </w:rPr>
+      </w:pPr>
+    </w:p>
+    <w:p>
+      <w:pPr>
+        <w:rPr>
+          <w:rFonts w:ascii="Calibri" w:hAnsi="Calibri" w:cs="Calibri"/>
+        </w:rPr>
+      </w:pPr>
+    </w:p>
+    <w:p>
+      <w:pPr>
+        <w:rPr>
+          <w:rFonts w:ascii="Calibri" w:hAnsi="Calibri" w:cs="Calibri"/>
+        </w:rPr>
+      </w:pPr>
+    </w:p>
+    <w:p>
+      <w:pPr>
+        <w:rPr>
+          <w:rFonts w:ascii="Calibri" w:hAnsi="Calibri" w:cs="Calibri"/>
+        </w:rPr>
+      </w:pPr>
+    </w:p>
+    <w:p>
+      <w:pPr>
+        <w:rPr>
+          <w:rFonts w:ascii="Calibri" w:hAnsi="Calibri" w:cs="Calibri"/>
+        </w:rPr>
+      </w:pPr>
+    </w:p>
+    <w:p>
+      <w:pPr>
+        <w:rPr>
+          <w:rFonts w:ascii="Calibri" w:hAnsi="Calibri" w:cs="Calibri"/>
+        </w:rPr>
+      </w:pPr>
+    </w:p>
+    <w:p>
+      <w:pPr>
+        <w:rPr>
+          <w:rFonts w:ascii="Calibri" w:hAnsi="Calibri" w:cs="Calibri"/>
+        </w:rPr>
+      </w:pPr>
+    </w:p>
+    <w:p>
+      <w:pPr>
+        <w:rPr>
+          <w:rFonts w:ascii="Calibri" w:hAnsi="Calibri" w:cs="Calibri"/>
+        </w:rPr>
+      </w:pPr>
+    </w:p>
+    <w:p>
+      <w:pPr>
+        <w:rPr>
+          <w:rFonts w:ascii="Calibri" w:hAnsi="Calibri" w:cs="Calibri"/>
+        </w:rPr>
+      </w:pPr>
+    </w:p>
+    <w:p>
+      <w:pPr>
+        <w:rPr>
+          <w:rFonts w:ascii="Calibri" w:hAnsi="Calibri" w:cs="Calibri"/>
+        </w:rPr>
+      </w:pPr>
+    </w:p>
+    <w:p>
+      <w:pPr>
+        <w:rPr>
+          <w:rFonts w:ascii="Calibri" w:hAnsi="Calibri" w:cs="Calibri"/>
+        </w:rPr>
+      </w:pPr>
+    </w:p>
+    <w:p>
+      <w:pPr>
+        <w:rPr>
+          <w:rFonts w:ascii="Calibri" w:hAnsi="Calibri" w:cs="Calibri"/>
+        </w:rPr>
+      </w:pPr>
+    </w:p>
+    <w:p>
+      <w:pPr>
+        <w:rPr>
+          <w:rFonts w:ascii="Calibri" w:hAnsi="Calibri" w:cs="Calibri"/>
+        </w:rPr>
+      </w:pPr>
+    </w:p>
+    <w:p>
+      <w:pPr>
+        <w:rPr>
+          <w:rFonts w:ascii="Calibri" w:hAnsi="Calibri" w:cs="Calibri"/>
+        </w:rPr>
+      </w:pPr>
+    </w:p>
+    <w:p>
+      <w:pPr>
+        <w:rPr>
+          <w:rFonts w:ascii="Calibri" w:hAnsi="Calibri" w:cs="Calibri"/>
+        </w:rPr>
+      </w:pPr>
+    </w:p>
+    <w:p>
+      <w:pPr>
+        <w:rPr>
+          <w:rFonts w:ascii="Calibri" w:hAnsi="Calibri" w:cs="Calibri"/>
+        </w:rPr>
+      </w:pPr>
+    </w:p>
+    <w:p>
+      <w:pPr>
+        <w:rPr>
+          <w:rFonts w:ascii="Calibri" w:hAnsi="Calibri" w:cs="Calibri"/>
+        </w:rPr>
+      </w:pPr>
+    </w:p>
+    <w:p>
+      <w:pPr>
+        <w:rPr>
+          <w:rFonts w:ascii="Calibri" w:hAnsi="Calibri" w:cs="Calibri"/>
+        </w:rPr>
+      </w:pPr>
+    </w:p>
+    <w:p>
+      <w:pPr>
+        <w:rPr>
+          <w:rFonts w:ascii="Calibri" w:hAnsi="Calibri" w:cs="Calibri"/>
+        </w:rPr>
+      </w:pPr>
+    </w:p>
+    <w:p>
+      <w:pPr>
+        <w:rPr>
+          <w:rFonts w:ascii="Calibri" w:hAnsi="Calibri" w:cs="Calibri"/>
+        </w:rPr>
+      </w:pPr>
+    </w:p>
+    <w:p>
+      <w:pPr>
+        <w:rPr>
+          <w:rFonts w:ascii="Calibri" w:hAnsi="Calibri" w:cs="Calibri"/>
+        </w:rPr>
+      </w:pPr>
+    </w:p>
+    <w:p>
+      <w:pPr>
+        <w:rPr>
+          <w:rFonts w:ascii="Calibri" w:hAnsi="Calibri" w:cs="Calibri"/>
+        </w:rPr>
+      </w:pPr>
+    </w:p>
+    <w:p>
+      <w:pPr>
+        <w:rPr>
+          <w:rFonts w:ascii="Calibri" w:hAnsi="Calibri" w:cs="Calibri"/>
+          <w:b/>
+          <w:bCs/>
+          <w:color w:val="FF0000"/>
+          <w:sz w:val="36"/>
+          <w:szCs w:val="36"/>
+        </w:rPr>
+      </w:pPr>
+      <w:r>
+        <w:rPr>
+          <w:rFonts w:ascii="Calibri" w:hAnsi="Calibri" w:cs="Calibri"/>
+          <w:b/>
+          <w:bCs/>
+          <w:color w:val="FF0000"/>
+          <w:sz w:val="36"/>
+          <w:szCs w:val="36"/>
+        </w:rPr>
+        <w:t>Conditions:</w:t>
+      </w:r>
+    </w:p>
+    <w:p>
+      <w:pPr>
+        <w:rPr>
+          <w:rFonts w:ascii="Calibri" w:hAnsi="Calibri" w:cs="Calibri"/>
+          <w:b/>
+          <w:bCs/>
+          <w:color w:val="FF0000"/>
+          <w:sz w:val="36"/>
+          <w:szCs w:val="36"/>
+        </w:rPr>
+      </w:pPr>
+      <w:r>
+        <w:rPr>
+          <w:rFonts w:ascii="Calibri" w:hAnsi="Calibri" w:cs="Calibri"/>
+          <w:b/>
+          <w:bCs/>
+          <w:color w:val="FF0000"/>
+          <w:sz w:val="36"/>
+          <w:szCs w:val="36"/>
+        </w:rPr>
+        <w:t>If, elseif, else:</w:t>
+      </w:r>
+    </w:p>
+    <w:p>
+      <w:pPr>
+        <w:rPr>
+          <w:rFonts w:ascii="Calibri" w:hAnsi="Calibri" w:cs="Calibri"/>
+          <w:b/>
+          <w:bCs/>
+          <w:sz w:val="24"/>
+          <w:szCs w:val="24"/>
+        </w:rPr>
+      </w:pPr>
+      <w:r>
+        <w:rPr>
+          <w:rFonts w:ascii="Segoe UI Emoji" w:hAnsi="Segoe UI Emoji" w:cs="Segoe UI Emoji"/>
+          <w:b/>
+          <w:bCs/>
+          <w:sz w:val="24"/>
+          <w:szCs w:val="24"/>
+        </w:rPr>
+        <w:t>✅</w:t>
+      </w:r>
+      <w:r>
+        <w:rPr>
+          <w:rFonts w:ascii="Calibri" w:hAnsi="Calibri" w:cs="Calibri"/>
+          <w:b/>
+          <w:bCs/>
+          <w:sz w:val="24"/>
+          <w:szCs w:val="24"/>
+        </w:rPr>
+        <w:t xml:space="preserve"> if Statement</w:t>
+      </w:r>
+    </w:p>
+    <w:p>
+      <w:pPr>
+        <w:rPr>
+          <w:rFonts w:ascii="Calibri" w:hAnsi="Calibri" w:cs="Calibri"/>
+          <w:sz w:val="24"/>
+          <w:szCs w:val="24"/>
+        </w:rPr>
+      </w:pPr>
+      <w:r>
+        <w:rPr>
+          <w:rFonts w:ascii="Calibri" w:hAnsi="Calibri" w:cs="Calibri"/>
+          <w:sz w:val="24"/>
+          <w:szCs w:val="24"/>
+        </w:rPr>
+        <w:t>The if statement executes a block of code if a specified condition is true</w:t>
+      </w:r>
+    </w:p>
+    <w:p>
+      <w:pPr>
+        <w:rPr>
+          <w:rFonts w:ascii="Calibri" w:hAnsi="Calibri" w:cs="Calibri"/>
+          <w:b/>
+          <w:bCs/>
+          <w:sz w:val="24"/>
+          <w:szCs w:val="24"/>
+        </w:rPr>
+      </w:pPr>
+      <w:r>
+        <w:rPr>
+          <w:rFonts w:ascii="Calibri" w:hAnsi="Calibri" w:cs="Calibri"/>
+          <w:b/>
+          <w:bCs/>
+          <w:sz w:val="24"/>
+          <w:szCs w:val="24"/>
+          <w:highlight w:val="yellow"/>
+        </w:rPr>
+        <w:t>Syntax:</w:t>
+      </w:r>
+    </w:p>
+    <w:p>
+      <w:pPr>
+        <w:rPr>
+          <w:rFonts w:ascii="Calibri" w:hAnsi="Calibri" w:cs="Calibri"/>
+          <w:b/>
+          <w:bCs/>
+          <w:sz w:val="24"/>
+          <w:szCs w:val="24"/>
+        </w:rPr>
+      </w:pPr>
+      <w:r>
+        <w:rPr>
+          <w:rFonts w:ascii="Calibri" w:hAnsi="Calibri" w:cs="Calibri"/>
+          <w:b/>
+          <w:bCs/>
+          <w:sz w:val="24"/>
+          <w:szCs w:val="24"/>
+        </w:rPr>
+        <w:t>if (condition) {</w:t>
+      </w:r>
+    </w:p>
+    <w:p>
+      <w:pPr>
+        <w:rPr>
+          <w:rFonts w:ascii="Calibri" w:hAnsi="Calibri" w:cs="Calibri"/>
+          <w:b/>
+          <w:bCs/>
+          <w:sz w:val="24"/>
+          <w:szCs w:val="24"/>
+        </w:rPr>
+      </w:pPr>
+      <w:r>
+        <w:rPr>
+          <w:rFonts w:ascii="Calibri" w:hAnsi="Calibri" w:cs="Calibri"/>
+          <w:b/>
+          <w:bCs/>
+          <w:sz w:val="24"/>
+          <w:szCs w:val="24"/>
+        </w:rPr>
+        <w:t xml:space="preserve">  // code to execute if condition is true</w:t>
+      </w:r>
+    </w:p>
+    <w:p>
+      <w:pPr>
+        <w:rPr>
+          <w:rFonts w:ascii="Calibri" w:hAnsi="Calibri" w:cs="Calibri"/>
+          <w:b/>
+          <w:bCs/>
+          <w:sz w:val="24"/>
+          <w:szCs w:val="24"/>
+        </w:rPr>
+      </w:pPr>
+      <w:r>
+        <w:rPr>
+          <w:rFonts w:ascii="Calibri" w:hAnsi="Calibri" w:cs="Calibri"/>
+          <w:b/>
+          <w:bCs/>
+          <w:sz w:val="24"/>
+          <w:szCs w:val="24"/>
+        </w:rPr>
+        <w:t>}</w:t>
+      </w:r>
+    </w:p>
+    <w:p>
+      <w:pPr>
+        <w:rPr>
+          <w:rFonts w:ascii="Calibri" w:hAnsi="Calibri" w:cs="Calibri"/>
+          <w:b/>
+          <w:bCs/>
+          <w:sz w:val="24"/>
+          <w:szCs w:val="24"/>
+        </w:rPr>
+      </w:pPr>
+    </w:p>
+    <w:p>
+      <w:pPr>
+        <w:rPr>
+          <w:rFonts w:ascii="Calibri" w:hAnsi="Calibri" w:cs="Calibri"/>
+          <w:b/>
+          <w:bCs/>
+          <w:sz w:val="24"/>
+          <w:szCs w:val="24"/>
+        </w:rPr>
+      </w:pPr>
+      <w:r>
+        <w:rPr>
+          <w:rFonts w:ascii="Segoe UI Emoji" w:hAnsi="Segoe UI Emoji" w:cs="Segoe UI Emoji"/>
+          <w:b/>
+          <w:bCs/>
+          <w:sz w:val="24"/>
+          <w:szCs w:val="24"/>
+        </w:rPr>
+        <w:t>🔄</w:t>
+      </w:r>
+      <w:r>
+        <w:rPr>
+          <w:rFonts w:ascii="Calibri" w:hAnsi="Calibri" w:cs="Calibri"/>
+          <w:b/>
+          <w:bCs/>
+          <w:sz w:val="24"/>
+          <w:szCs w:val="24"/>
+        </w:rPr>
+        <w:t xml:space="preserve"> if...else Statement</w:t>
+      </w:r>
+    </w:p>
+    <w:p>
+      <w:pPr>
+        <w:rPr>
+          <w:rFonts w:ascii="Calibri" w:hAnsi="Calibri" w:cs="Calibri"/>
+          <w:sz w:val="24"/>
+          <w:szCs w:val="24"/>
+        </w:rPr>
+      </w:pPr>
+      <w:r>
+        <w:rPr>
+          <w:rFonts w:ascii="Calibri" w:hAnsi="Calibri" w:cs="Calibri"/>
+          <w:sz w:val="24"/>
+          <w:szCs w:val="24"/>
+        </w:rPr>
+        <w:t>The if...else statement provides an alternative block of code to execute when the condition is false.</w:t>
+      </w:r>
+    </w:p>
+    <w:p>
+      <w:pPr>
+        <w:rPr>
+          <w:rFonts w:ascii="Calibri" w:hAnsi="Calibri" w:cs="Calibri"/>
+          <w:b/>
+          <w:bCs/>
+          <w:sz w:val="24"/>
+          <w:szCs w:val="24"/>
+        </w:rPr>
+      </w:pPr>
+      <w:r>
+        <w:rPr>
+          <w:rFonts w:ascii="Calibri" w:hAnsi="Calibri" w:cs="Calibri"/>
+          <w:b/>
+          <w:bCs/>
+          <w:sz w:val="24"/>
+          <w:szCs w:val="24"/>
+          <w:highlight w:val="yellow"/>
+        </w:rPr>
+        <w:t>Syntax:</w:t>
+      </w:r>
+    </w:p>
+    <w:p>
+      <w:pPr>
+        <w:rPr>
+          <w:rFonts w:ascii="Calibri" w:hAnsi="Calibri" w:cs="Calibri"/>
+          <w:b/>
+          <w:bCs/>
+          <w:sz w:val="24"/>
+          <w:szCs w:val="24"/>
+        </w:rPr>
+      </w:pPr>
+      <w:r>
+        <w:rPr>
+          <w:rFonts w:ascii="Calibri" w:hAnsi="Calibri" w:cs="Calibri"/>
+          <w:b/>
+          <w:bCs/>
+          <w:sz w:val="24"/>
+          <w:szCs w:val="24"/>
+        </w:rPr>
+        <w:t>if (condition) {</w:t>
+      </w:r>
+    </w:p>
+    <w:p>
+      <w:pPr>
+        <w:rPr>
+          <w:rFonts w:ascii="Calibri" w:hAnsi="Calibri" w:cs="Calibri"/>
+          <w:b/>
+          <w:bCs/>
+          <w:sz w:val="24"/>
+          <w:szCs w:val="24"/>
+        </w:rPr>
+      </w:pPr>
+      <w:r>
+        <w:rPr>
+          <w:rFonts w:ascii="Calibri" w:hAnsi="Calibri" w:cs="Calibri"/>
+          <w:b/>
+          <w:bCs/>
+          <w:sz w:val="24"/>
+          <w:szCs w:val="24"/>
+        </w:rPr>
+        <w:t xml:space="preserve">  // code if condition is true</w:t>
+      </w:r>
+    </w:p>
+    <w:p>
+      <w:pPr>
+        <w:rPr>
+          <w:rFonts w:ascii="Calibri" w:hAnsi="Calibri" w:cs="Calibri"/>
+          <w:b/>
+          <w:bCs/>
+          <w:sz w:val="24"/>
+          <w:szCs w:val="24"/>
+        </w:rPr>
+      </w:pPr>
+      <w:r>
+        <w:rPr>
+          <w:rFonts w:ascii="Calibri" w:hAnsi="Calibri" w:cs="Calibri"/>
+          <w:b/>
+          <w:bCs/>
+          <w:sz w:val="24"/>
+          <w:szCs w:val="24"/>
+        </w:rPr>
+        <w:t>} else {</w:t>
+      </w:r>
+    </w:p>
+    <w:p>
+      <w:pPr>
+        <w:rPr>
+          <w:rFonts w:ascii="Calibri" w:hAnsi="Calibri" w:cs="Calibri"/>
+          <w:b/>
+          <w:bCs/>
+          <w:sz w:val="24"/>
+          <w:szCs w:val="24"/>
+        </w:rPr>
+      </w:pPr>
+      <w:r>
+        <w:rPr>
+          <w:rFonts w:ascii="Calibri" w:hAnsi="Calibri" w:cs="Calibri"/>
+          <w:b/>
+          <w:bCs/>
+          <w:sz w:val="24"/>
+          <w:szCs w:val="24"/>
+        </w:rPr>
+        <w:t xml:space="preserve">  // code if condition is false</w:t>
+      </w:r>
+    </w:p>
+    <w:p>
+      <w:pPr>
+        <w:rPr>
+          <w:rFonts w:ascii="Calibri" w:hAnsi="Calibri" w:cs="Calibri"/>
+          <w:b/>
+          <w:bCs/>
+          <w:sz w:val="24"/>
+          <w:szCs w:val="24"/>
+        </w:rPr>
+      </w:pPr>
+      <w:r>
+        <w:rPr>
+          <w:rFonts w:ascii="Calibri" w:hAnsi="Calibri" w:cs="Calibri"/>
+          <w:b/>
+          <w:bCs/>
+          <w:sz w:val="24"/>
+          <w:szCs w:val="24"/>
+        </w:rPr>
         <w:lastRenderedPageBreak/>
-        <w:t>🔹</w:t>
-      </w:r>
-      <w:r>
-        <w:rPr>
-          <w:rFonts w:ascii="Calibri" w:hAnsi="Calibri" w:cs="Calibri"/>
-          <w:b/>
-          <w:bCs/>
-          <w:color w:val="000000" w:themeColor="text1"/>
-          <w:sz w:val="24"/>
-          <w:szCs w:val="24"/>
-        </w:rPr>
-        <w:t xml:space="preserve"> 2. Inside an Object Method</w:t>
-      </w:r>
-    </w:p>
-    <w:p>
-      <w:pPr>
-        <w:rPr>
-          <w:rFonts w:ascii="Calibri" w:hAnsi="Calibri" w:cs="Calibri"/>
-          <w:color w:val="000000" w:themeColor="text1"/>
-          <w:sz w:val="24"/>
-          <w:szCs w:val="24"/>
-        </w:rPr>
-      </w:pPr>
-      <w:r>
-        <w:rPr>
-          <w:rFonts w:ascii="Calibri" w:hAnsi="Calibri" w:cs="Calibri"/>
-          <w:color w:val="000000" w:themeColor="text1"/>
-          <w:sz w:val="24"/>
-          <w:szCs w:val="24"/>
-        </w:rPr>
-        <w:t>When a function is called as a method of an object, this refers to the object itself:</w:t>
-      </w:r>
-    </w:p>
-    <w:p>
-      <w:pPr>
-        <w:rPr>
-          <w:rFonts w:ascii="Calibri" w:hAnsi="Calibri" w:cs="Calibri"/>
-          <w:color w:val="000000" w:themeColor="text1"/>
-          <w:sz w:val="24"/>
-          <w:szCs w:val="24"/>
-        </w:rPr>
-      </w:pPr>
-    </w:p>
-    <w:p>
-      <w:pPr>
-        <w:rPr>
-          <w:rFonts w:ascii="Calibri" w:hAnsi="Calibri" w:cs="Calibri"/>
-          <w:color w:val="000000" w:themeColor="text1"/>
-          <w:sz w:val="24"/>
-          <w:szCs w:val="24"/>
-        </w:rPr>
-      </w:pPr>
-    </w:p>
-    <w:p>
-      <w:pPr>
-        <w:rPr>
-          <w:rFonts w:ascii="Calibri" w:hAnsi="Calibri" w:cs="Calibri"/>
-          <w:color w:val="000000" w:themeColor="text1"/>
-          <w:sz w:val="24"/>
-          <w:szCs w:val="24"/>
-        </w:rPr>
-      </w:pPr>
-    </w:p>
-    <w:p>
-      <w:pPr>
-        <w:rPr>
-          <w:rFonts w:ascii="Calibri" w:hAnsi="Calibri" w:cs="Calibri"/>
-          <w:sz w:val="24"/>
-          <w:szCs w:val="24"/>
-        </w:rPr>
-      </w:pPr>
-    </w:p>
-    <w:p>
-      <w:pPr>
-        <w:rPr>
-          <w:rFonts w:ascii="Calibri" w:hAnsi="Calibri" w:cs="Calibri"/>
-          <w:sz w:val="24"/>
-          <w:szCs w:val="24"/>
-        </w:rPr>
-      </w:pPr>
-    </w:p>
-    <w:p>
-      <w:pPr>
-        <w:rPr>
-          <w:rFonts w:ascii="Calibri" w:hAnsi="Calibri" w:cs="Calibri"/>
-          <w:sz w:val="24"/>
-          <w:szCs w:val="24"/>
-        </w:rPr>
-      </w:pPr>
-    </w:p>
-    <w:p>
-      <w:pPr>
-        <w:rPr>
-          <w:rFonts w:ascii="Calibri" w:hAnsi="Calibri" w:cs="Calibri"/>
-          <w:sz w:val="24"/>
-          <w:szCs w:val="24"/>
-        </w:rPr>
-      </w:pPr>
-    </w:p>
-    <w:p>
-      <w:pPr>
-        <w:rPr>
-          <w:rFonts w:ascii="Calibri" w:hAnsi="Calibri" w:cs="Calibri"/>
+        <w:t>}</w:t>
+      </w:r>
+    </w:p>
+    <w:p>
+      <w:pPr>
+        <w:rPr>
+          <w:rFonts w:ascii="Calibri" w:hAnsi="Calibri" w:cs="Calibri"/>
+          <w:b/>
+          <w:bCs/>
+          <w:sz w:val="24"/>
+          <w:szCs w:val="24"/>
+        </w:rPr>
+      </w:pPr>
+    </w:p>
+    <w:p>
+      <w:pPr>
+        <w:rPr>
+          <w:rFonts w:ascii="Calibri" w:hAnsi="Calibri" w:cs="Calibri"/>
+          <w:b/>
+          <w:bCs/>
+          <w:sz w:val="24"/>
+          <w:szCs w:val="24"/>
+        </w:rPr>
+      </w:pPr>
+      <w:r>
+        <w:rPr>
+          <w:rFonts w:ascii="Segoe UI Emoji" w:hAnsi="Segoe UI Emoji" w:cs="Segoe UI Emoji"/>
+          <w:b/>
+          <w:bCs/>
+          <w:sz w:val="24"/>
+          <w:szCs w:val="24"/>
+        </w:rPr>
+        <w:t>🔁</w:t>
+      </w:r>
+      <w:r>
+        <w:rPr>
+          <w:rFonts w:ascii="Calibri" w:hAnsi="Calibri" w:cs="Calibri"/>
+          <w:b/>
+          <w:bCs/>
+          <w:sz w:val="24"/>
+          <w:szCs w:val="24"/>
+        </w:rPr>
+        <w:t xml:space="preserve"> if...else if...else Statement</w:t>
+      </w:r>
+    </w:p>
+    <w:p>
+      <w:pPr>
+        <w:rPr>
+          <w:rFonts w:ascii="Calibri" w:hAnsi="Calibri" w:cs="Calibri"/>
+          <w:sz w:val="24"/>
+          <w:szCs w:val="24"/>
+        </w:rPr>
+      </w:pPr>
+      <w:r>
+        <w:rPr>
+          <w:rFonts w:ascii="Calibri" w:hAnsi="Calibri" w:cs="Calibri"/>
+          <w:sz w:val="24"/>
+          <w:szCs w:val="24"/>
+        </w:rPr>
+        <w:t>This structure allows you to test multiple conditions sequentially.</w:t>
+      </w:r>
+    </w:p>
+    <w:p>
+      <w:pPr>
+        <w:rPr>
+          <w:rFonts w:ascii="Calibri" w:hAnsi="Calibri" w:cs="Calibri"/>
+          <w:b/>
+          <w:bCs/>
+          <w:sz w:val="24"/>
+          <w:szCs w:val="24"/>
+        </w:rPr>
+      </w:pPr>
+      <w:r>
+        <w:rPr>
+          <w:rFonts w:ascii="Calibri" w:hAnsi="Calibri" w:cs="Calibri"/>
+          <w:b/>
+          <w:bCs/>
+          <w:sz w:val="24"/>
+          <w:szCs w:val="24"/>
+          <w:highlight w:val="yellow"/>
+        </w:rPr>
+        <w:t>Syntax:</w:t>
+      </w:r>
+    </w:p>
+    <w:p>
+      <w:pPr>
+        <w:rPr>
+          <w:rFonts w:ascii="Calibri" w:hAnsi="Calibri" w:cs="Calibri"/>
+          <w:b/>
+          <w:bCs/>
+          <w:sz w:val="24"/>
+          <w:szCs w:val="24"/>
+        </w:rPr>
+      </w:pPr>
+      <w:r>
+        <w:rPr>
+          <w:rFonts w:ascii="Calibri" w:hAnsi="Calibri" w:cs="Calibri"/>
+          <w:b/>
+          <w:bCs/>
+          <w:sz w:val="24"/>
+          <w:szCs w:val="24"/>
+        </w:rPr>
+        <w:t>if (condition1) {</w:t>
+      </w:r>
+    </w:p>
+    <w:p>
+      <w:pPr>
+        <w:rPr>
+          <w:rFonts w:ascii="Calibri" w:hAnsi="Calibri" w:cs="Calibri"/>
+          <w:b/>
+          <w:bCs/>
+          <w:sz w:val="24"/>
+          <w:szCs w:val="24"/>
+        </w:rPr>
+      </w:pPr>
+      <w:r>
+        <w:rPr>
+          <w:rFonts w:ascii="Calibri" w:hAnsi="Calibri" w:cs="Calibri"/>
+          <w:b/>
+          <w:bCs/>
+          <w:sz w:val="24"/>
+          <w:szCs w:val="24"/>
+        </w:rPr>
+        <w:t xml:space="preserve">  // code if condition1 is true</w:t>
+      </w:r>
+    </w:p>
+    <w:p>
+      <w:pPr>
+        <w:rPr>
+          <w:rFonts w:ascii="Calibri" w:hAnsi="Calibri" w:cs="Calibri"/>
+          <w:b/>
+          <w:bCs/>
+          <w:sz w:val="24"/>
+          <w:szCs w:val="24"/>
+        </w:rPr>
+      </w:pPr>
+      <w:r>
+        <w:rPr>
+          <w:rFonts w:ascii="Calibri" w:hAnsi="Calibri" w:cs="Calibri"/>
+          <w:b/>
+          <w:bCs/>
+          <w:sz w:val="24"/>
+          <w:szCs w:val="24"/>
+        </w:rPr>
+        <w:t>} else if (condition2) {</w:t>
+      </w:r>
+    </w:p>
+    <w:p>
+      <w:pPr>
+        <w:rPr>
+          <w:rFonts w:ascii="Calibri" w:hAnsi="Calibri" w:cs="Calibri"/>
+          <w:b/>
+          <w:bCs/>
+          <w:sz w:val="24"/>
+          <w:szCs w:val="24"/>
+        </w:rPr>
+      </w:pPr>
+      <w:r>
+        <w:rPr>
+          <w:rFonts w:ascii="Calibri" w:hAnsi="Calibri" w:cs="Calibri"/>
+          <w:b/>
+          <w:bCs/>
+          <w:sz w:val="24"/>
+          <w:szCs w:val="24"/>
+        </w:rPr>
+        <w:t xml:space="preserve">  // code if condition2 is true</w:t>
+      </w:r>
+    </w:p>
+    <w:p>
+      <w:pPr>
+        <w:rPr>
+          <w:rFonts w:ascii="Calibri" w:hAnsi="Calibri" w:cs="Calibri"/>
+          <w:b/>
+          <w:bCs/>
+          <w:sz w:val="24"/>
+          <w:szCs w:val="24"/>
+        </w:rPr>
+      </w:pPr>
+      <w:r>
+        <w:rPr>
+          <w:rFonts w:ascii="Calibri" w:hAnsi="Calibri" w:cs="Calibri"/>
+          <w:b/>
+          <w:bCs/>
+          <w:sz w:val="24"/>
+          <w:szCs w:val="24"/>
+        </w:rPr>
+        <w:t>} else {</w:t>
+      </w:r>
+    </w:p>
+    <w:p>
+      <w:pPr>
+        <w:rPr>
+          <w:rFonts w:ascii="Calibri" w:hAnsi="Calibri" w:cs="Calibri"/>
+          <w:b/>
+          <w:bCs/>
+          <w:sz w:val="24"/>
+          <w:szCs w:val="24"/>
+        </w:rPr>
+      </w:pPr>
+      <w:r>
+        <w:rPr>
+          <w:rFonts w:ascii="Calibri" w:hAnsi="Calibri" w:cs="Calibri"/>
+          <w:b/>
+          <w:bCs/>
+          <w:sz w:val="24"/>
+          <w:szCs w:val="24"/>
+        </w:rPr>
+        <w:t xml:space="preserve">  // code if none of the above conditions are true</w:t>
+      </w:r>
+    </w:p>
+    <w:p>
+      <w:pPr>
+        <w:rPr>
+          <w:rFonts w:ascii="Calibri" w:hAnsi="Calibri" w:cs="Calibri"/>
+          <w:b/>
+          <w:bCs/>
+          <w:sz w:val="24"/>
+          <w:szCs w:val="24"/>
+        </w:rPr>
+      </w:pPr>
+      <w:r>
+        <w:rPr>
+          <w:rFonts w:ascii="Calibri" w:hAnsi="Calibri" w:cs="Calibri"/>
+          <w:b/>
+          <w:bCs/>
+          <w:sz w:val="24"/>
+          <w:szCs w:val="24"/>
+        </w:rPr>
+        <w:t>}</w:t>
+      </w:r>
+    </w:p>
+    <w:p>
+      <w:pPr>
+        <w:rPr>
+          <w:rFonts w:ascii="Calibri" w:hAnsi="Calibri" w:cs="Calibri"/>
+          <w:b/>
+          <w:bCs/>
+          <w:sz w:val="24"/>
+          <w:szCs w:val="24"/>
+        </w:rPr>
+      </w:pPr>
+      <w:r>
+        <w:rPr>
+          <w:rFonts w:ascii="Calibri" w:hAnsi="Calibri" w:cs="Calibri"/>
+          <w:b/>
+          <w:bCs/>
+          <w:sz w:val="24"/>
+          <w:szCs w:val="24"/>
+        </w:rPr>
+        <w:t>Example:</w:t>
+      </w:r>
+    </w:p>
+    <w:p>
+      <w:pPr>
+        <w:rPr>
+          <w:rFonts w:ascii="Calibri" w:hAnsi="Calibri" w:cs="Calibri"/>
+          <w:b/>
+          <w:bCs/>
+          <w:sz w:val="24"/>
+          <w:szCs w:val="24"/>
+        </w:rPr>
+      </w:pPr>
+      <w:r>
+        <w:rPr>
+          <w:noProof/>
+        </w:rPr>
+        <w:drawing>
+          <wp:inline distT="0" distB="0" distL="0" distR="0" wp14:anchorId="4D085B41" wp14:editId="0FF63F95">
+            <wp:extent cx="5731510" cy="1918335"/>
+            <wp:effectExtent l="0" t="0" r="2540" b="5715"/>
+            <wp:docPr id="503469085" name="Picture 1"/>
+            <wp:cNvGraphicFramePr>
+              <a:graphicFrameLocks xmlns:a="http://schemas.openxmlformats.org/drawingml/2006/main" noChangeAspect="1"/>
+            </wp:cNvGraphicFramePr>
+            <a:graphic xmlns:a="http://schemas.openxmlformats.org/drawingml/2006/main">
+              <a:graphicData uri="http://schemas.openxmlformats.org/drawingml/2006/picture">
+                <pic:pic xmlns:pic="http://schemas.openxmlformats.org/drawingml/2006/picture">
+                  <pic:nvPicPr>
+                    <pic:cNvPr id="503469085" name=""/>
+                    <pic:cNvPicPr/>
+                  </pic:nvPicPr>
+                  <pic:blipFill>
+                    <a:blip r:embed="rId82"/>
+                    <a:stretch>
+                      <a:fillRect/>
+                    </a:stretch>
+                  </pic:blipFill>
+                  <pic:spPr>
+                    <a:xfrm>
+                      <a:off x="0" y="0"/>
+                      <a:ext cx="5731510" cy="1918335"/>
+                    </a:xfrm>
+                    <a:prstGeom prst="rect">
+                      <a:avLst/>
+                    </a:prstGeom>
+                  </pic:spPr>
+                </pic:pic>
+              </a:graphicData>
+            </a:graphic>
+          </wp:inline>
+        </w:drawing>
+      </w:r>
+    </w:p>
+    <w:p>
+      <w:pPr>
+        <w:rPr>
+          <w:rFonts w:ascii="Calibri" w:hAnsi="Calibri" w:cs="Calibri"/>
+          <w:b/>
+          <w:bCs/>
+          <w:sz w:val="24"/>
+          <w:szCs w:val="24"/>
+        </w:rPr>
+      </w:pPr>
+      <w:r>
+        <w:rPr>
+          <w:rFonts w:ascii="Calibri" w:hAnsi="Calibri" w:cs="Calibri"/>
+          <w:b/>
+          <w:bCs/>
+          <w:sz w:val="24"/>
+          <w:szCs w:val="24"/>
+        </w:rPr>
+        <w:t>Output:</w:t>
+      </w:r>
+    </w:p>
+    <w:p>
+      <w:pPr>
+        <w:rPr>
+          <w:rFonts w:ascii="Calibri" w:hAnsi="Calibri" w:cs="Calibri"/>
+          <w:b/>
+          <w:bCs/>
+          <w:sz w:val="24"/>
+          <w:szCs w:val="24"/>
+        </w:rPr>
+      </w:pPr>
+      <w:r>
+        <w:rPr>
+          <w:rFonts w:ascii="Calibri" w:hAnsi="Calibri" w:cs="Calibri"/>
+          <w:b/>
+          <w:bCs/>
+          <w:sz w:val="24"/>
+          <w:szCs w:val="24"/>
+        </w:rPr>
+        <w:t>You passed the examination.</w:t>
+      </w:r>
+    </w:p>
+    <w:p>
+      <w:pPr>
+        <w:rPr>
+          <w:rFonts w:ascii="Calibri" w:hAnsi="Calibri" w:cs="Calibri"/>
+          <w:b/>
+          <w:bCs/>
+          <w:sz w:val="24"/>
+          <w:szCs w:val="24"/>
+        </w:rPr>
+      </w:pPr>
+    </w:p>
+    <w:p>
+      <w:pPr>
+        <w:rPr>
+          <w:rFonts w:ascii="Calibri" w:hAnsi="Calibri" w:cs="Calibri"/>
+          <w:b/>
+          <w:bCs/>
+          <w:color w:val="FF0000"/>
+          <w:sz w:val="32"/>
+          <w:szCs w:val="32"/>
+        </w:rPr>
+      </w:pPr>
+      <w:r>
+        <w:rPr>
+          <w:rFonts w:ascii="Calibri" w:hAnsi="Calibri" w:cs="Calibri"/>
+          <w:b/>
+          <w:bCs/>
+          <w:color w:val="FF0000"/>
+          <w:sz w:val="32"/>
+          <w:szCs w:val="32"/>
+        </w:rPr>
+        <w:t>Switch case Statement:</w:t>
+      </w:r>
+    </w:p>
+    <w:p>
+      <w:pPr>
+        <w:rPr>
+          <w:rFonts w:ascii="Calibri" w:hAnsi="Calibri" w:cs="Calibri"/>
+          <w:b/>
+          <w:bCs/>
+          <w:sz w:val="24"/>
+          <w:szCs w:val="24"/>
+        </w:rPr>
+      </w:pPr>
+      <w:r>
+        <w:rPr>
+          <w:rFonts w:ascii="Calibri" w:hAnsi="Calibri" w:cs="Calibri"/>
+          <w:b/>
+          <w:bCs/>
+          <w:sz w:val="24"/>
+          <w:szCs w:val="24"/>
+          <w:highlight w:val="yellow"/>
+        </w:rPr>
+        <w:t>Basic Syntax</w:t>
+      </w:r>
+    </w:p>
+    <w:p>
+      <w:pPr>
+        <w:rPr>
+          <w:rFonts w:ascii="Calibri" w:hAnsi="Calibri" w:cs="Calibri"/>
+          <w:b/>
+          <w:bCs/>
+          <w:sz w:val="24"/>
+          <w:szCs w:val="24"/>
+        </w:rPr>
+      </w:pPr>
+      <w:r>
+        <w:rPr>
+          <w:rFonts w:ascii="Calibri" w:hAnsi="Calibri" w:cs="Calibri"/>
+          <w:b/>
+          <w:bCs/>
+          <w:sz w:val="24"/>
+          <w:szCs w:val="24"/>
+        </w:rPr>
+        <w:t>switch (expression) {</w:t>
+      </w:r>
+    </w:p>
+    <w:p>
+      <w:pPr>
+        <w:rPr>
+          <w:rFonts w:ascii="Calibri" w:hAnsi="Calibri" w:cs="Calibri"/>
+          <w:b/>
+          <w:bCs/>
+          <w:sz w:val="24"/>
+          <w:szCs w:val="24"/>
+        </w:rPr>
+      </w:pPr>
+      <w:r>
+        <w:rPr>
+          <w:rFonts w:ascii="Calibri" w:hAnsi="Calibri" w:cs="Calibri"/>
+          <w:b/>
+          <w:bCs/>
+          <w:sz w:val="24"/>
+          <w:szCs w:val="24"/>
+        </w:rPr>
+        <w:t xml:space="preserve">  case value1:</w:t>
+      </w:r>
+    </w:p>
+    <w:p>
+      <w:pPr>
+        <w:rPr>
+          <w:rFonts w:ascii="Calibri" w:hAnsi="Calibri" w:cs="Calibri"/>
+          <w:b/>
+          <w:bCs/>
+          <w:sz w:val="24"/>
+          <w:szCs w:val="24"/>
+        </w:rPr>
+      </w:pPr>
+      <w:r>
+        <w:rPr>
+          <w:rFonts w:ascii="Calibri" w:hAnsi="Calibri" w:cs="Calibri"/>
+          <w:b/>
+          <w:bCs/>
+          <w:sz w:val="24"/>
+          <w:szCs w:val="24"/>
+        </w:rPr>
+        <w:t xml:space="preserve">    // Code to execute if expression === value1</w:t>
+      </w:r>
+    </w:p>
+    <w:p>
+      <w:pPr>
+        <w:rPr>
+          <w:rFonts w:ascii="Calibri" w:hAnsi="Calibri" w:cs="Calibri"/>
+          <w:b/>
+          <w:bCs/>
+          <w:sz w:val="24"/>
+          <w:szCs w:val="24"/>
+        </w:rPr>
+      </w:pPr>
+      <w:r>
+        <w:rPr>
+          <w:rFonts w:ascii="Calibri" w:hAnsi="Calibri" w:cs="Calibri"/>
+          <w:b/>
+          <w:bCs/>
+          <w:sz w:val="24"/>
+          <w:szCs w:val="24"/>
+        </w:rPr>
+        <w:t xml:space="preserve">    </w:t>
+      </w:r>
+      <w:proofErr w:type="gramStart"/>
+      <w:r>
+        <w:rPr>
+          <w:rFonts w:ascii="Calibri" w:hAnsi="Calibri" w:cs="Calibri"/>
+          <w:b/>
+          <w:bCs/>
+          <w:sz w:val="24"/>
+          <w:szCs w:val="24"/>
+        </w:rPr>
+        <w:t>break;</w:t>
+      </w:r>
+      <w:proofErr w:type="gramEnd"/>
+    </w:p>
+    <w:p>
+      <w:pPr>
+        <w:rPr>
+          <w:rFonts w:ascii="Calibri" w:hAnsi="Calibri" w:cs="Calibri"/>
+          <w:b/>
+          <w:bCs/>
+          <w:sz w:val="24"/>
+          <w:szCs w:val="24"/>
+        </w:rPr>
+      </w:pPr>
+      <w:r>
+        <w:rPr>
+          <w:rFonts w:ascii="Calibri" w:hAnsi="Calibri" w:cs="Calibri"/>
+          <w:b/>
+          <w:bCs/>
+          <w:sz w:val="24"/>
+          <w:szCs w:val="24"/>
+        </w:rPr>
+        <w:lastRenderedPageBreak/>
+        <w:t xml:space="preserve">  case value2:</w:t>
+      </w:r>
+    </w:p>
+    <w:p>
+      <w:pPr>
+        <w:rPr>
+          <w:rFonts w:ascii="Calibri" w:hAnsi="Calibri" w:cs="Calibri"/>
+          <w:b/>
+          <w:bCs/>
+          <w:sz w:val="24"/>
+          <w:szCs w:val="24"/>
+        </w:rPr>
+      </w:pPr>
+      <w:r>
+        <w:rPr>
+          <w:rFonts w:ascii="Calibri" w:hAnsi="Calibri" w:cs="Calibri"/>
+          <w:b/>
+          <w:bCs/>
+          <w:sz w:val="24"/>
+          <w:szCs w:val="24"/>
+        </w:rPr>
+        <w:t xml:space="preserve">    // Code to execute if expression === value2</w:t>
+      </w:r>
+    </w:p>
+    <w:p>
+      <w:pPr>
+        <w:rPr>
+          <w:rFonts w:ascii="Calibri" w:hAnsi="Calibri" w:cs="Calibri"/>
+          <w:b/>
+          <w:bCs/>
+          <w:sz w:val="24"/>
+          <w:szCs w:val="24"/>
+        </w:rPr>
+      </w:pPr>
+      <w:r>
+        <w:rPr>
+          <w:rFonts w:ascii="Calibri" w:hAnsi="Calibri" w:cs="Calibri"/>
+          <w:b/>
+          <w:bCs/>
+          <w:sz w:val="24"/>
+          <w:szCs w:val="24"/>
+        </w:rPr>
+        <w:t xml:space="preserve">    </w:t>
+      </w:r>
+      <w:proofErr w:type="gramStart"/>
+      <w:r>
+        <w:rPr>
+          <w:rFonts w:ascii="Calibri" w:hAnsi="Calibri" w:cs="Calibri"/>
+          <w:b/>
+          <w:bCs/>
+          <w:sz w:val="24"/>
+          <w:szCs w:val="24"/>
+        </w:rPr>
+        <w:t>break;</w:t>
+      </w:r>
+      <w:proofErr w:type="gramEnd"/>
+    </w:p>
+    <w:p>
+      <w:pPr>
+        <w:rPr>
+          <w:rFonts w:ascii="Calibri" w:hAnsi="Calibri" w:cs="Calibri"/>
+          <w:b/>
+          <w:bCs/>
+          <w:sz w:val="24"/>
+          <w:szCs w:val="24"/>
+        </w:rPr>
+      </w:pPr>
+      <w:r>
+        <w:rPr>
+          <w:rFonts w:ascii="Calibri" w:hAnsi="Calibri" w:cs="Calibri"/>
+          <w:b/>
+          <w:bCs/>
+          <w:sz w:val="24"/>
+          <w:szCs w:val="24"/>
+        </w:rPr>
+        <w:t xml:space="preserve">  // Add more cases as needed</w:t>
+      </w:r>
+    </w:p>
+    <w:p>
+      <w:pPr>
+        <w:rPr>
+          <w:rFonts w:ascii="Calibri" w:hAnsi="Calibri" w:cs="Calibri"/>
+          <w:b/>
+          <w:bCs/>
+          <w:sz w:val="24"/>
+          <w:szCs w:val="24"/>
+        </w:rPr>
+      </w:pPr>
+      <w:r>
+        <w:rPr>
+          <w:rFonts w:ascii="Calibri" w:hAnsi="Calibri" w:cs="Calibri"/>
+          <w:b/>
+          <w:bCs/>
+          <w:sz w:val="24"/>
+          <w:szCs w:val="24"/>
+        </w:rPr>
+        <w:t xml:space="preserve">  default:</w:t>
+      </w:r>
+    </w:p>
+    <w:p>
+      <w:pPr>
+        <w:rPr>
+          <w:rFonts w:ascii="Calibri" w:hAnsi="Calibri" w:cs="Calibri"/>
+          <w:b/>
+          <w:bCs/>
+          <w:sz w:val="24"/>
+          <w:szCs w:val="24"/>
+        </w:rPr>
+      </w:pPr>
+      <w:r>
+        <w:rPr>
+          <w:rFonts w:ascii="Calibri" w:hAnsi="Calibri" w:cs="Calibri"/>
+          <w:b/>
+          <w:bCs/>
+          <w:sz w:val="24"/>
+          <w:szCs w:val="24"/>
+        </w:rPr>
+        <w:t xml:space="preserve">    // Code to execute if no case matches</w:t>
+      </w:r>
+    </w:p>
+    <w:p>
+      <w:pPr>
+        <w:rPr>
+          <w:rFonts w:ascii="Calibri" w:hAnsi="Calibri" w:cs="Calibri"/>
+          <w:sz w:val="24"/>
+          <w:szCs w:val="24"/>
+        </w:rPr>
+      </w:pPr>
+      <w:r>
+        <w:rPr>
+          <w:rFonts w:ascii="Calibri" w:hAnsi="Calibri" w:cs="Calibri"/>
+          <w:b/>
+          <w:bCs/>
+          <w:sz w:val="24"/>
+          <w:szCs w:val="24"/>
+        </w:rPr>
+        <w:t>}</w:t>
+      </w:r>
+    </w:p>
+    <w:p>
+      <w:pPr>
+        <w:numPr>
+          <w:ilvl w:val="0"/>
+          <w:numId w:val="17"/>
+        </w:numPr>
+        <w:rPr>
+          <w:rFonts w:ascii="Calibri" w:hAnsi="Calibri" w:cs="Calibri"/>
+          <w:sz w:val="24"/>
+          <w:szCs w:val="24"/>
+        </w:rPr>
+      </w:pPr>
+      <w:r>
+        <w:rPr>
+          <w:rFonts w:ascii="Calibri" w:hAnsi="Calibri" w:cs="Calibri"/>
+          <w:b/>
+          <w:bCs/>
+          <w:sz w:val="24"/>
+          <w:szCs w:val="24"/>
+        </w:rPr>
+        <w:t>expression:</w:t>
+      </w:r>
+      <w:r>
+        <w:rPr>
+          <w:rFonts w:ascii="Calibri" w:hAnsi="Calibri" w:cs="Calibri"/>
+          <w:sz w:val="24"/>
+          <w:szCs w:val="24"/>
+        </w:rPr>
+        <w:t xml:space="preserve"> The value to evaluate.</w:t>
+      </w:r>
+    </w:p>
+    <w:p>
+      <w:pPr>
+        <w:numPr>
+          <w:ilvl w:val="0"/>
+          <w:numId w:val="17"/>
+        </w:numPr>
+        <w:rPr>
+          <w:rFonts w:ascii="Calibri" w:hAnsi="Calibri" w:cs="Calibri"/>
+          <w:sz w:val="24"/>
+          <w:szCs w:val="24"/>
+        </w:rPr>
+      </w:pPr>
+      <w:r>
+        <w:rPr>
+          <w:rFonts w:ascii="Calibri" w:hAnsi="Calibri" w:cs="Calibri"/>
+          <w:b/>
+          <w:bCs/>
+          <w:sz w:val="24"/>
+          <w:szCs w:val="24"/>
+        </w:rPr>
+        <w:t xml:space="preserve">case </w:t>
+      </w:r>
+      <w:proofErr w:type="spellStart"/>
+      <w:r>
+        <w:rPr>
+          <w:rFonts w:ascii="Calibri" w:hAnsi="Calibri" w:cs="Calibri"/>
+          <w:b/>
+          <w:bCs/>
+          <w:sz w:val="24"/>
+          <w:szCs w:val="24"/>
+        </w:rPr>
+        <w:t>valueN</w:t>
+      </w:r>
+      <w:proofErr w:type="spellEnd"/>
+      <w:r>
+        <w:rPr>
+          <w:rFonts w:ascii="Calibri" w:hAnsi="Calibri" w:cs="Calibri"/>
+          <w:b/>
+          <w:bCs/>
+          <w:sz w:val="24"/>
+          <w:szCs w:val="24"/>
+        </w:rPr>
+        <w:t>:</w:t>
+      </w:r>
+      <w:r>
+        <w:rPr>
+          <w:rFonts w:ascii="Calibri" w:hAnsi="Calibri" w:cs="Calibri"/>
+          <w:sz w:val="24"/>
+          <w:szCs w:val="24"/>
+        </w:rPr>
+        <w:t xml:space="preserve"> Each case checks if the expression matches </w:t>
+      </w:r>
+      <w:proofErr w:type="spellStart"/>
+      <w:r>
+        <w:rPr>
+          <w:rFonts w:ascii="Calibri" w:hAnsi="Calibri" w:cs="Calibri"/>
+          <w:sz w:val="24"/>
+          <w:szCs w:val="24"/>
+        </w:rPr>
+        <w:t>valueN</w:t>
+      </w:r>
+      <w:proofErr w:type="spellEnd"/>
+      <w:r>
+        <w:rPr>
+          <w:rFonts w:ascii="Calibri" w:hAnsi="Calibri" w:cs="Calibri"/>
+          <w:sz w:val="24"/>
+          <w:szCs w:val="24"/>
+        </w:rPr>
+        <w:t>.</w:t>
+      </w:r>
+    </w:p>
+    <w:p>
+      <w:pPr>
+        <w:numPr>
+          <w:ilvl w:val="0"/>
+          <w:numId w:val="17"/>
+        </w:numPr>
+        <w:rPr>
+          <w:rFonts w:ascii="Calibri" w:hAnsi="Calibri" w:cs="Calibri"/>
+          <w:sz w:val="24"/>
+          <w:szCs w:val="24"/>
+        </w:rPr>
+      </w:pPr>
+      <w:r>
+        <w:rPr>
+          <w:rFonts w:ascii="Calibri" w:hAnsi="Calibri" w:cs="Calibri"/>
+          <w:b/>
+          <w:bCs/>
+          <w:sz w:val="24"/>
+          <w:szCs w:val="24"/>
+        </w:rPr>
+        <w:t>break:</w:t>
+      </w:r>
+      <w:r>
+        <w:rPr>
+          <w:rFonts w:ascii="Calibri" w:hAnsi="Calibri" w:cs="Calibri"/>
+          <w:sz w:val="24"/>
+          <w:szCs w:val="24"/>
+        </w:rPr>
+        <w:t xml:space="preserve"> Terminates the switch block. If omitted, execution continues to the next case (known as "fall-through").</w:t>
+      </w:r>
+    </w:p>
+    <w:p>
+      <w:pPr>
+        <w:numPr>
+          <w:ilvl w:val="0"/>
+          <w:numId w:val="17"/>
+        </w:numPr>
+        <w:rPr>
+          <w:rFonts w:ascii="Calibri" w:hAnsi="Calibri" w:cs="Calibri"/>
+          <w:sz w:val="24"/>
+          <w:szCs w:val="24"/>
+        </w:rPr>
+      </w:pPr>
+      <w:r>
+        <w:rPr>
+          <w:rFonts w:ascii="Calibri" w:hAnsi="Calibri" w:cs="Calibri"/>
+          <w:b/>
+          <w:bCs/>
+          <w:sz w:val="24"/>
+          <w:szCs w:val="24"/>
+        </w:rPr>
+        <w:t>default:</w:t>
+      </w:r>
+      <w:r>
+        <w:rPr>
+          <w:rFonts w:ascii="Calibri" w:hAnsi="Calibri" w:cs="Calibri"/>
+          <w:sz w:val="24"/>
+          <w:szCs w:val="24"/>
+        </w:rPr>
+        <w:t xml:space="preserve"> Optional. Executes if no matching case is found.</w:t>
+      </w:r>
+    </w:p>
+    <w:p>
+      <w:pPr>
+        <w:rPr>
+          <w:rFonts w:ascii="Calibri" w:hAnsi="Calibri" w:cs="Calibri"/>
+          <w:b/>
+          <w:bCs/>
+          <w:sz w:val="24"/>
+          <w:szCs w:val="24"/>
+        </w:rPr>
+      </w:pPr>
+    </w:p>
+    <w:p>
+      <w:pPr>
+        <w:rPr>
+          <w:rFonts w:ascii="Calibri" w:hAnsi="Calibri" w:cs="Calibri"/>
+          <w:b/>
+          <w:bCs/>
+          <w:sz w:val="24"/>
+          <w:szCs w:val="24"/>
+        </w:rPr>
+      </w:pPr>
+      <w:r>
+        <w:rPr>
+          <w:rFonts w:ascii="Calibri" w:hAnsi="Calibri" w:cs="Calibri"/>
+          <w:b/>
+          <w:bCs/>
+          <w:sz w:val="24"/>
+          <w:szCs w:val="24"/>
+        </w:rPr>
+        <w:t>Example:</w:t>
+      </w:r>
+    </w:p>
+    <w:p>
+      <w:pPr>
+        <w:rPr>
+          <w:rFonts w:ascii="Calibri" w:hAnsi="Calibri" w:cs="Calibri"/>
+          <w:sz w:val="24"/>
+          <w:szCs w:val="24"/>
+        </w:rPr>
+      </w:pPr>
+      <w:r>
+        <w:rPr>
+          <w:noProof/>
+        </w:rPr>
+        <w:drawing>
+          <wp:inline distT="0" distB="0" distL="0" distR="0" wp14:anchorId="605AD645" wp14:editId="2E5410D6">
+            <wp:extent cx="5731510" cy="4119245"/>
+            <wp:effectExtent l="0" t="0" r="2540" b="0"/>
+            <wp:docPr id="910637959" name="Picture 1"/>
+            <wp:cNvGraphicFramePr>
+              <a:graphicFrameLocks xmlns:a="http://schemas.openxmlformats.org/drawingml/2006/main" noChangeAspect="1"/>
+            </wp:cNvGraphicFramePr>
+            <a:graphic xmlns:a="http://schemas.openxmlformats.org/drawingml/2006/main">
+              <a:graphicData uri="http://schemas.openxmlformats.org/drawingml/2006/picture">
+                <pic:pic xmlns:pic="http://schemas.openxmlformats.org/drawingml/2006/picture">
+                  <pic:nvPicPr>
+                    <pic:cNvPr id="910637959" name=""/>
+                    <pic:cNvPicPr/>
+                  </pic:nvPicPr>
+                  <pic:blipFill>
+                    <a:blip r:embed="rId83"/>
+                    <a:stretch>
+                      <a:fillRect/>
+                    </a:stretch>
+                  </pic:blipFill>
+                  <pic:spPr>
+                    <a:xfrm>
+                      <a:off x="0" y="0"/>
+                      <a:ext cx="5731510" cy="4119245"/>
+                    </a:xfrm>
+                    <a:prstGeom prst="rect">
+                      <a:avLst/>
+                    </a:prstGeom>
+                  </pic:spPr>
+                </pic:pic>
+              </a:graphicData>
+            </a:graphic>
+          </wp:inline>
+        </w:drawing>
+      </w:r>
+    </w:p>
+    <w:p>
+      <w:pPr>
+        <w:rPr>
+          <w:rFonts w:ascii="Calibri" w:hAnsi="Calibri" w:cs="Calibri"/>
+          <w:b/>
+          <w:bCs/>
+          <w:sz w:val="24"/>
+          <w:szCs w:val="24"/>
+        </w:rPr>
+      </w:pPr>
+      <w:r>
+        <w:rPr>
+          <w:rFonts w:ascii="Calibri" w:hAnsi="Calibri" w:cs="Calibri"/>
+          <w:b/>
+          <w:bCs/>
+          <w:sz w:val="24"/>
+          <w:szCs w:val="24"/>
+        </w:rPr>
+        <w:t>Out</w:t>
+      </w:r>
+      <w:r>
+        <w:rPr>
+          <w:rFonts w:ascii="Calibri" w:hAnsi="Calibri" w:cs="Calibri"/>
+          <w:b/>
+          <w:bCs/>
+          <w:sz w:val="24"/>
+          <w:szCs w:val="24"/>
+        </w:rPr>
+        <w:t>p</w:t>
+      </w:r>
+      <w:r>
+        <w:rPr>
+          <w:rFonts w:ascii="Calibri" w:hAnsi="Calibri" w:cs="Calibri"/>
+          <w:b/>
+          <w:bCs/>
+          <w:sz w:val="24"/>
+          <w:szCs w:val="24"/>
+        </w:rPr>
+        <w:t>ut: 14</w:t>
+      </w:r>
+    </w:p>
+    <w:p>
+      <w:pPr>
+        <w:rPr>
+          <w:rFonts w:ascii="Calibri" w:hAnsi="Calibri" w:cs="Calibri"/>
+          <w:b/>
+          <w:bCs/>
+          <w:sz w:val="24"/>
+          <w:szCs w:val="24"/>
+        </w:rPr>
+      </w:pPr>
+    </w:p>
+    <w:p>
+      <w:pPr>
+        <w:rPr>
+          <w:rFonts w:ascii="Calibri" w:hAnsi="Calibri" w:cs="Calibri"/>
+          <w:b/>
+          <w:bCs/>
+          <w:sz w:val="32"/>
+          <w:szCs w:val="32"/>
+        </w:rPr>
+      </w:pPr>
+    </w:p>
+    <w:p>
+      <w:pPr>
+        <w:rPr>
+          <w:rFonts w:ascii="Calibri" w:hAnsi="Calibri" w:cs="Calibri"/>
+          <w:b/>
+          <w:bCs/>
+          <w:sz w:val="24"/>
+          <w:szCs w:val="24"/>
         </w:rPr>
       </w:pPr>
     </w:p>
@@ -7682,9 +10825,9 @@
     </w:lvl>
   </w:abstractNum>
   <w:abstractNum w:abstractNumId="4" w15:restartNumberingAfterBreak="0">
-    <w:nsid w:val="2E830785"/>
+    <w:nsid w:val="28685CB5"/>
     <w:multiLevelType w:val="multilevel"/>
-    <w:tmpl w:val="36107C80"/>
+    <w:tmpl w:val="8B280EB8"/>
     <w:lvl w:ilvl="0">
       <w:start w:val="1"/>
       <w:numFmt w:val="bullet"/>
@@ -7831,6 +10974,304 @@
     </w:lvl>
   </w:abstractNum>
   <w:abstractNum w:abstractNumId="5" w15:restartNumberingAfterBreak="0">
+    <w:nsid w:val="2E830785"/>
+    <w:multiLevelType w:val="multilevel"/>
+    <w:tmpl w:val="36107C80"/>
+    <w:lvl w:ilvl="0">
+      <w:start w:val="1"/>
+      <w:numFmt w:val="bullet"/>
+      <w:lvlText w:val=""/>
+      <w:lvlJc w:val="left"/>
+      <w:pPr>
+        <w:tabs>
+          <w:tab w:val="num" w:pos="720"/>
+        </w:tabs>
+        <w:ind w:left="720" w:hanging="360"/>
+      </w:pPr>
+      <w:rPr>
+        <w:rFonts w:ascii="Symbol" w:hAnsi="Symbol" w:hint="default"/>
+        <w:sz w:val="20"/>
+      </w:rPr>
+    </w:lvl>
+    <w:lvl w:ilvl="1" w:tentative="1">
+      <w:start w:val="1"/>
+      <w:numFmt w:val="bullet"/>
+      <w:lvlText w:val="o"/>
+      <w:lvlJc w:val="left"/>
+      <w:pPr>
+        <w:tabs>
+          <w:tab w:val="num" w:pos="1440"/>
+        </w:tabs>
+        <w:ind w:left="1440" w:hanging="360"/>
+      </w:pPr>
+      <w:rPr>
+        <w:rFonts w:ascii="Courier New" w:hAnsi="Courier New" w:hint="default"/>
+        <w:sz w:val="20"/>
+      </w:rPr>
+    </w:lvl>
+    <w:lvl w:ilvl="2" w:tentative="1">
+      <w:start w:val="1"/>
+      <w:numFmt w:val="bullet"/>
+      <w:lvlText w:val=""/>
+      <w:lvlJc w:val="left"/>
+      <w:pPr>
+        <w:tabs>
+          <w:tab w:val="num" w:pos="2160"/>
+        </w:tabs>
+        <w:ind w:left="2160" w:hanging="360"/>
+      </w:pPr>
+      <w:rPr>
+        <w:rFonts w:ascii="Wingdings" w:hAnsi="Wingdings" w:hint="default"/>
+        <w:sz w:val="20"/>
+      </w:rPr>
+    </w:lvl>
+    <w:lvl w:ilvl="3" w:tentative="1">
+      <w:start w:val="1"/>
+      <w:numFmt w:val="bullet"/>
+      <w:lvlText w:val=""/>
+      <w:lvlJc w:val="left"/>
+      <w:pPr>
+        <w:tabs>
+          <w:tab w:val="num" w:pos="2880"/>
+        </w:tabs>
+        <w:ind w:left="2880" w:hanging="360"/>
+      </w:pPr>
+      <w:rPr>
+        <w:rFonts w:ascii="Wingdings" w:hAnsi="Wingdings" w:hint="default"/>
+        <w:sz w:val="20"/>
+      </w:rPr>
+    </w:lvl>
+    <w:lvl w:ilvl="4" w:tentative="1">
+      <w:start w:val="1"/>
+      <w:numFmt w:val="bullet"/>
+      <w:lvlText w:val=""/>
+      <w:lvlJc w:val="left"/>
+      <w:pPr>
+        <w:tabs>
+          <w:tab w:val="num" w:pos="3600"/>
+        </w:tabs>
+        <w:ind w:left="3600" w:hanging="360"/>
+      </w:pPr>
+      <w:rPr>
+        <w:rFonts w:ascii="Wingdings" w:hAnsi="Wingdings" w:hint="default"/>
+        <w:sz w:val="20"/>
+      </w:rPr>
+    </w:lvl>
+    <w:lvl w:ilvl="5" w:tentative="1">
+      <w:start w:val="1"/>
+      <w:numFmt w:val="bullet"/>
+      <w:lvlText w:val=""/>
+      <w:lvlJc w:val="left"/>
+      <w:pPr>
+        <w:tabs>
+          <w:tab w:val="num" w:pos="4320"/>
+        </w:tabs>
+        <w:ind w:left="4320" w:hanging="360"/>
+      </w:pPr>
+      <w:rPr>
+        <w:rFonts w:ascii="Wingdings" w:hAnsi="Wingdings" w:hint="default"/>
+        <w:sz w:val="20"/>
+      </w:rPr>
+    </w:lvl>
+    <w:lvl w:ilvl="6" w:tentative="1">
+      <w:start w:val="1"/>
+      <w:numFmt w:val="bullet"/>
+      <w:lvlText w:val=""/>
+      <w:lvlJc w:val="left"/>
+      <w:pPr>
+        <w:tabs>
+          <w:tab w:val="num" w:pos="5040"/>
+        </w:tabs>
+        <w:ind w:left="5040" w:hanging="360"/>
+      </w:pPr>
+      <w:rPr>
+        <w:rFonts w:ascii="Wingdings" w:hAnsi="Wingdings" w:hint="default"/>
+        <w:sz w:val="20"/>
+      </w:rPr>
+    </w:lvl>
+    <w:lvl w:ilvl="7" w:tentative="1">
+      <w:start w:val="1"/>
+      <w:numFmt w:val="bullet"/>
+      <w:lvlText w:val=""/>
+      <w:lvlJc w:val="left"/>
+      <w:pPr>
+        <w:tabs>
+          <w:tab w:val="num" w:pos="5760"/>
+        </w:tabs>
+        <w:ind w:left="5760" w:hanging="360"/>
+      </w:pPr>
+      <w:rPr>
+        <w:rFonts w:ascii="Wingdings" w:hAnsi="Wingdings" w:hint="default"/>
+        <w:sz w:val="20"/>
+      </w:rPr>
+    </w:lvl>
+    <w:lvl w:ilvl="8" w:tentative="1">
+      <w:start w:val="1"/>
+      <w:numFmt w:val="bullet"/>
+      <w:lvlText w:val=""/>
+      <w:lvlJc w:val="left"/>
+      <w:pPr>
+        <w:tabs>
+          <w:tab w:val="num" w:pos="6480"/>
+        </w:tabs>
+        <w:ind w:left="6480" w:hanging="360"/>
+      </w:pPr>
+      <w:rPr>
+        <w:rFonts w:ascii="Wingdings" w:hAnsi="Wingdings" w:hint="default"/>
+        <w:sz w:val="20"/>
+      </w:rPr>
+    </w:lvl>
+  </w:abstractNum>
+  <w:abstractNum w:abstractNumId="6" w15:restartNumberingAfterBreak="0">
+    <w:nsid w:val="367903FB"/>
+    <w:multiLevelType w:val="multilevel"/>
+    <w:tmpl w:val="C4C405A4"/>
+    <w:lvl w:ilvl="0">
+      <w:start w:val="1"/>
+      <w:numFmt w:val="bullet"/>
+      <w:lvlText w:val=""/>
+      <w:lvlJc w:val="left"/>
+      <w:pPr>
+        <w:tabs>
+          <w:tab w:val="num" w:pos="720"/>
+        </w:tabs>
+        <w:ind w:left="720" w:hanging="360"/>
+      </w:pPr>
+      <w:rPr>
+        <w:rFonts w:ascii="Symbol" w:hAnsi="Symbol" w:hint="default"/>
+        <w:sz w:val="20"/>
+      </w:rPr>
+    </w:lvl>
+    <w:lvl w:ilvl="1" w:tentative="1">
+      <w:start w:val="1"/>
+      <w:numFmt w:val="bullet"/>
+      <w:lvlText w:val="o"/>
+      <w:lvlJc w:val="left"/>
+      <w:pPr>
+        <w:tabs>
+          <w:tab w:val="num" w:pos="1440"/>
+        </w:tabs>
+        <w:ind w:left="1440" w:hanging="360"/>
+      </w:pPr>
+      <w:rPr>
+        <w:rFonts w:ascii="Courier New" w:hAnsi="Courier New" w:hint="default"/>
+        <w:sz w:val="20"/>
+      </w:rPr>
+    </w:lvl>
+    <w:lvl w:ilvl="2" w:tentative="1">
+      <w:start w:val="1"/>
+      <w:numFmt w:val="bullet"/>
+      <w:lvlText w:val=""/>
+      <w:lvlJc w:val="left"/>
+      <w:pPr>
+        <w:tabs>
+          <w:tab w:val="num" w:pos="2160"/>
+        </w:tabs>
+        <w:ind w:left="2160" w:hanging="360"/>
+      </w:pPr>
+      <w:rPr>
+        <w:rFonts w:ascii="Wingdings" w:hAnsi="Wingdings" w:hint="default"/>
+        <w:sz w:val="20"/>
+      </w:rPr>
+    </w:lvl>
+    <w:lvl w:ilvl="3" w:tentative="1">
+      <w:start w:val="1"/>
+      <w:numFmt w:val="bullet"/>
+      <w:lvlText w:val=""/>
+      <w:lvlJc w:val="left"/>
+      <w:pPr>
+        <w:tabs>
+          <w:tab w:val="num" w:pos="2880"/>
+        </w:tabs>
+        <w:ind w:left="2880" w:hanging="360"/>
+      </w:pPr>
+      <w:rPr>
+        <w:rFonts w:ascii="Wingdings" w:hAnsi="Wingdings" w:hint="default"/>
+        <w:sz w:val="20"/>
+      </w:rPr>
+    </w:lvl>
+    <w:lvl w:ilvl="4" w:tentative="1">
+      <w:start w:val="1"/>
+      <w:numFmt w:val="bullet"/>
+      <w:lvlText w:val=""/>
+      <w:lvlJc w:val="left"/>
+      <w:pPr>
+        <w:tabs>
+          <w:tab w:val="num" w:pos="3600"/>
+        </w:tabs>
+        <w:ind w:left="3600" w:hanging="360"/>
+      </w:pPr>
+      <w:rPr>
+        <w:rFonts w:ascii="Wingdings" w:hAnsi="Wingdings" w:hint="default"/>
+        <w:sz w:val="20"/>
+      </w:rPr>
+    </w:lvl>
+    <w:lvl w:ilvl="5" w:tentative="1">
+      <w:start w:val="1"/>
+      <w:numFmt w:val="bullet"/>
+      <w:lvlText w:val=""/>
+      <w:lvlJc w:val="left"/>
+      <w:pPr>
+        <w:tabs>
+          <w:tab w:val="num" w:pos="4320"/>
+        </w:tabs>
+        <w:ind w:left="4320" w:hanging="360"/>
+      </w:pPr>
+      <w:rPr>
+        <w:rFonts w:ascii="Wingdings" w:hAnsi="Wingdings" w:hint="default"/>
+        <w:sz w:val="20"/>
+      </w:rPr>
+    </w:lvl>
+    <w:lvl w:ilvl="6" w:tentative="1">
+      <w:start w:val="1"/>
+      <w:numFmt w:val="bullet"/>
+      <w:lvlText w:val=""/>
+      <w:lvlJc w:val="left"/>
+      <w:pPr>
+        <w:tabs>
+          <w:tab w:val="num" w:pos="5040"/>
+        </w:tabs>
+        <w:ind w:left="5040" w:hanging="360"/>
+      </w:pPr>
+      <w:rPr>
+        <w:rFonts w:ascii="Wingdings" w:hAnsi="Wingdings" w:hint="default"/>
+        <w:sz w:val="20"/>
+      </w:rPr>
+    </w:lvl>
+    <w:lvl w:ilvl="7" w:tentative="1">
+      <w:start w:val="1"/>
+      <w:numFmt w:val="bullet"/>
+      <w:lvlText w:val=""/>
+      <w:lvlJc w:val="left"/>
+      <w:pPr>
+        <w:tabs>
+          <w:tab w:val="num" w:pos="5760"/>
+        </w:tabs>
+        <w:ind w:left="5760" w:hanging="360"/>
+      </w:pPr>
+      <w:rPr>
+        <w:rFonts w:ascii="Wingdings" w:hAnsi="Wingdings" w:hint="default"/>
+        <w:sz w:val="20"/>
+      </w:rPr>
+    </w:lvl>
+    <w:lvl w:ilvl="8" w:tentative="1">
+      <w:start w:val="1"/>
+      <w:numFmt w:val="bullet"/>
+      <w:lvlText w:val=""/>
+      <w:lvlJc w:val="left"/>
+      <w:pPr>
+        <w:tabs>
+          <w:tab w:val="num" w:pos="6480"/>
+        </w:tabs>
+        <w:ind w:left="6480" w:hanging="360"/>
+      </w:pPr>
+      <w:rPr>
+        <w:rFonts w:ascii="Wingdings" w:hAnsi="Wingdings" w:hint="default"/>
+        <w:sz w:val="20"/>
+      </w:rPr>
+    </w:lvl>
+  </w:abstractNum>
+  <w:abstractNum w:abstractNumId="7" w15:restartNumberingAfterBreak="0">
     <w:nsid w:val="39D275A5"/>
     <w:multiLevelType w:val="multilevel"/>
     <w:tmpl w:val="D422D55A"/>
@@ -7921,7 +11362,7 @@
       </w:pPr>
     </w:lvl>
   </w:abstractNum>
-  <w:abstractNum w:abstractNumId="6" w15:restartNumberingAfterBreak="0">
+  <w:abstractNum w:abstractNumId="8" w15:restartNumberingAfterBreak="0">
     <w:nsid w:val="39E30316"/>
     <w:multiLevelType w:val="hybridMultilevel"/>
     <w:tmpl w:val="2F9AAABC"/>
@@ -8034,7 +11475,7 @@
       </w:rPr>
     </w:lvl>
   </w:abstractNum>
-  <w:abstractNum w:abstractNumId="7" w15:restartNumberingAfterBreak="0">
+  <w:abstractNum w:abstractNumId="9" w15:restartNumberingAfterBreak="0">
     <w:nsid w:val="40C16ED4"/>
     <w:multiLevelType w:val="multilevel"/>
     <w:tmpl w:val="2552346A"/>
@@ -8147,7 +11588,7 @@
       </w:pPr>
     </w:lvl>
   </w:abstractNum>
-  <w:abstractNum w:abstractNumId="8" w15:restartNumberingAfterBreak="0">
+  <w:abstractNum w:abstractNumId="10" w15:restartNumberingAfterBreak="0">
     <w:nsid w:val="49E06538"/>
     <w:multiLevelType w:val="hybridMultilevel"/>
     <w:tmpl w:val="2D22FFF2"/>
@@ -8260,7 +11701,7 @@
       </w:rPr>
     </w:lvl>
   </w:abstractNum>
-  <w:abstractNum w:abstractNumId="9" w15:restartNumberingAfterBreak="0">
+  <w:abstractNum w:abstractNumId="11" w15:restartNumberingAfterBreak="0">
     <w:nsid w:val="4AE735E5"/>
     <w:multiLevelType w:val="hybridMultilevel"/>
     <w:tmpl w:val="D422D55A"/>
@@ -8350,7 +11791,156 @@
       </w:pPr>
     </w:lvl>
   </w:abstractNum>
-  <w:abstractNum w:abstractNumId="10" w15:restartNumberingAfterBreak="0">
+  <w:abstractNum w:abstractNumId="12" w15:restartNumberingAfterBreak="0">
+    <w:nsid w:val="4D091B3D"/>
+    <w:multiLevelType w:val="multilevel"/>
+    <w:tmpl w:val="4F7A4F4A"/>
+    <w:lvl w:ilvl="0">
+      <w:start w:val="1"/>
+      <w:numFmt w:val="bullet"/>
+      <w:lvlText w:val=""/>
+      <w:lvlJc w:val="left"/>
+      <w:pPr>
+        <w:tabs>
+          <w:tab w:val="num" w:pos="720"/>
+        </w:tabs>
+        <w:ind w:left="720" w:hanging="360"/>
+      </w:pPr>
+      <w:rPr>
+        <w:rFonts w:ascii="Symbol" w:hAnsi="Symbol" w:hint="default"/>
+        <w:sz w:val="20"/>
+      </w:rPr>
+    </w:lvl>
+    <w:lvl w:ilvl="1" w:tentative="1">
+      <w:start w:val="1"/>
+      <w:numFmt w:val="bullet"/>
+      <w:lvlText w:val="o"/>
+      <w:lvlJc w:val="left"/>
+      <w:pPr>
+        <w:tabs>
+          <w:tab w:val="num" w:pos="1440"/>
+        </w:tabs>
+        <w:ind w:left="1440" w:hanging="360"/>
+      </w:pPr>
+      <w:rPr>
+        <w:rFonts w:ascii="Courier New" w:hAnsi="Courier New" w:hint="default"/>
+        <w:sz w:val="20"/>
+      </w:rPr>
+    </w:lvl>
+    <w:lvl w:ilvl="2" w:tentative="1">
+      <w:start w:val="1"/>
+      <w:numFmt w:val="bullet"/>
+      <w:lvlText w:val=""/>
+      <w:lvlJc w:val="left"/>
+      <w:pPr>
+        <w:tabs>
+          <w:tab w:val="num" w:pos="2160"/>
+        </w:tabs>
+        <w:ind w:left="2160" w:hanging="360"/>
+      </w:pPr>
+      <w:rPr>
+        <w:rFonts w:ascii="Wingdings" w:hAnsi="Wingdings" w:hint="default"/>
+        <w:sz w:val="20"/>
+      </w:rPr>
+    </w:lvl>
+    <w:lvl w:ilvl="3" w:tentative="1">
+      <w:start w:val="1"/>
+      <w:numFmt w:val="bullet"/>
+      <w:lvlText w:val=""/>
+      <w:lvlJc w:val="left"/>
+      <w:pPr>
+        <w:tabs>
+          <w:tab w:val="num" w:pos="2880"/>
+        </w:tabs>
+        <w:ind w:left="2880" w:hanging="360"/>
+      </w:pPr>
+      <w:rPr>
+        <w:rFonts w:ascii="Wingdings" w:hAnsi="Wingdings" w:hint="default"/>
+        <w:sz w:val="20"/>
+      </w:rPr>
+    </w:lvl>
+    <w:lvl w:ilvl="4" w:tentative="1">
+      <w:start w:val="1"/>
+      <w:numFmt w:val="bullet"/>
+      <w:lvlText w:val=""/>
+      <w:lvlJc w:val="left"/>
+      <w:pPr>
+        <w:tabs>
+          <w:tab w:val="num" w:pos="3600"/>
+        </w:tabs>
+        <w:ind w:left="3600" w:hanging="360"/>
+      </w:pPr>
+      <w:rPr>
+        <w:rFonts w:ascii="Wingdings" w:hAnsi="Wingdings" w:hint="default"/>
+        <w:sz w:val="20"/>
+      </w:rPr>
+    </w:lvl>
+    <w:lvl w:ilvl="5" w:tentative="1">
+      <w:start w:val="1"/>
+      <w:numFmt w:val="bullet"/>
+      <w:lvlText w:val=""/>
+      <w:lvlJc w:val="left"/>
+      <w:pPr>
+        <w:tabs>
+          <w:tab w:val="num" w:pos="4320"/>
+        </w:tabs>
+        <w:ind w:left="4320" w:hanging="360"/>
+      </w:pPr>
+      <w:rPr>
+        <w:rFonts w:ascii="Wingdings" w:hAnsi="Wingdings" w:hint="default"/>
+        <w:sz w:val="20"/>
+      </w:rPr>
+    </w:lvl>
+    <w:lvl w:ilvl="6" w:tentative="1">
+      <w:start w:val="1"/>
+      <w:numFmt w:val="bullet"/>
+      <w:lvlText w:val=""/>
+      <w:lvlJc w:val="left"/>
+      <w:pPr>
+        <w:tabs>
+          <w:tab w:val="num" w:pos="5040"/>
+        </w:tabs>
+        <w:ind w:left="5040" w:hanging="360"/>
+      </w:pPr>
+      <w:rPr>
+        <w:rFonts w:ascii="Wingdings" w:hAnsi="Wingdings" w:hint="default"/>
+        <w:sz w:val="20"/>
+      </w:rPr>
+    </w:lvl>
+    <w:lvl w:ilvl="7" w:tentative="1">
+      <w:start w:val="1"/>
+      <w:numFmt w:val="bullet"/>
+      <w:lvlText w:val=""/>
+      <w:lvlJc w:val="left"/>
+      <w:pPr>
+        <w:tabs>
+          <w:tab w:val="num" w:pos="5760"/>
+        </w:tabs>
+        <w:ind w:left="5760" w:hanging="360"/>
+      </w:pPr>
+      <w:rPr>
+        <w:rFonts w:ascii="Wingdings" w:hAnsi="Wingdings" w:hint="default"/>
+        <w:sz w:val="20"/>
+      </w:rPr>
+    </w:lvl>
+    <w:lvl w:ilvl="8" w:tentative="1">
+      <w:start w:val="1"/>
+      <w:numFmt w:val="bullet"/>
+      <w:lvlText w:val=""/>
+      <w:lvlJc w:val="left"/>
+      <w:pPr>
+        <w:tabs>
+          <w:tab w:val="num" w:pos="6480"/>
+        </w:tabs>
+        <w:ind w:left="6480" w:hanging="360"/>
+      </w:pPr>
+      <w:rPr>
+        <w:rFonts w:ascii="Wingdings" w:hAnsi="Wingdings" w:hint="default"/>
+        <w:sz w:val="20"/>
+      </w:rPr>
+    </w:lvl>
+  </w:abstractNum>
+  <w:abstractNum w:abstractNumId="13" w15:restartNumberingAfterBreak="0">
     <w:nsid w:val="60DA4F29"/>
     <w:multiLevelType w:val="multilevel"/>
     <w:tmpl w:val="359AA768"/>
@@ -8463,7 +12053,7 @@
       </w:pPr>
     </w:lvl>
   </w:abstractNum>
-  <w:abstractNum w:abstractNumId="11" w15:restartNumberingAfterBreak="0">
+  <w:abstractNum w:abstractNumId="14" w15:restartNumberingAfterBreak="0">
     <w:nsid w:val="6AE77325"/>
     <w:multiLevelType w:val="hybridMultilevel"/>
     <w:tmpl w:val="AF1AEC80"/>
@@ -8575,25 +12165,25 @@
     </w:lvlOverride>
   </w:num>
   <w:num w:numId="5" w16cid:durableId="1894730393">
-    <w:abstractNumId w:val="10"/>
+    <w:abstractNumId w:val="13"/>
   </w:num>
   <w:num w:numId="6" w16cid:durableId="505366779">
-    <w:abstractNumId w:val="7"/>
+    <w:abstractNumId w:val="9"/>
   </w:num>
   <w:num w:numId="7" w16cid:durableId="1701011929">
+    <w:abstractNumId w:val="14"/>
+  </w:num>
+  <w:num w:numId="8" w16cid:durableId="479690143">
     <w:abstractNumId w:val="11"/>
   </w:num>
-  <w:num w:numId="8" w16cid:durableId="479690143">
-    <w:abstractNumId w:val="9"/>
-  </w:num>
   <w:num w:numId="9" w16cid:durableId="641738735">
-    <w:abstractNumId w:val="6"/>
+    <w:abstractNumId w:val="8"/>
   </w:num>
   <w:num w:numId="10" w16cid:durableId="1590967396">
     <w:abstractNumId w:val="2"/>
   </w:num>
   <w:num w:numId="11" w16cid:durableId="78869900">
-    <w:abstractNumId w:val="5"/>
+    <w:abstractNumId w:val="7"/>
   </w:num>
   <w:num w:numId="12" w16cid:durableId="1803422038">
     <w:abstractNumId w:val="1"/>
@@ -8614,10 +12204,19 @@
     </w:lvlOverride>
   </w:num>
   <w:num w:numId="15" w16cid:durableId="1099255417">
-    <w:abstractNumId w:val="8"/>
+    <w:abstractNumId w:val="10"/>
   </w:num>
   <w:num w:numId="16" w16cid:durableId="1711538615">
+    <w:abstractNumId w:val="5"/>
+  </w:num>
+  <w:num w:numId="17" w16cid:durableId="2061778195">
     <w:abstractNumId w:val="4"/>
+  </w:num>
+  <w:num w:numId="18" w16cid:durableId="763455730">
+    <w:abstractNumId w:val="12"/>
+  </w:num>
+  <w:num w:numId="19" w16cid:durableId="1330643272">
+    <w:abstractNumId w:val="6"/>
   </w:num>
 </w:numbering>
 </file>
@@ -9022,7 +12621,7 @@
   <w:style w:type="paragraph" w:default="1" w:styleId="Normal">
     <w:name w:val="Normal"/>
     <w:qFormat/>
-    <w:rsid w:val="003F14C0"/>
+    <w:rsid w:val="006D3DC1"/>
   </w:style>
   <w:style w:type="paragraph" w:styleId="Heading1">
     <w:name w:val="heading 1"/>

--- a/JAVASCRIPT.docx
+++ b/JAVASCRIPT.docx
@@ -8148,114 +8148,6 @@
       <w:pPr>
         <w:rPr>
           <w:rFonts w:ascii="Calibri" w:hAnsi="Calibri" w:cs="Calibri"/>
-          <w:sz w:val="24"/>
-          <w:szCs w:val="24"/>
-        </w:rPr>
-      </w:pPr>
-    </w:p>
-    <w:p>
-      <w:pPr>
-        <w:rPr>
-          <w:rFonts w:ascii="Calibri" w:hAnsi="Calibri" w:cs="Calibri"/>
-          <w:sz w:val="24"/>
-          <w:szCs w:val="24"/>
-        </w:rPr>
-      </w:pPr>
-    </w:p>
-    <w:p>
-      <w:pPr>
-        <w:rPr>
-          <w:rFonts w:ascii="Calibri" w:hAnsi="Calibri" w:cs="Calibri"/>
-          <w:sz w:val="24"/>
-          <w:szCs w:val="24"/>
-        </w:rPr>
-      </w:pPr>
-    </w:p>
-    <w:p>
-      <w:pPr>
-        <w:rPr>
-          <w:rFonts w:ascii="Calibri" w:hAnsi="Calibri" w:cs="Calibri"/>
-          <w:sz w:val="24"/>
-          <w:szCs w:val="24"/>
-        </w:rPr>
-      </w:pPr>
-    </w:p>
-    <w:p>
-      <w:pPr>
-        <w:rPr>
-          <w:rFonts w:ascii="Calibri" w:hAnsi="Calibri" w:cs="Calibri"/>
-          <w:sz w:val="24"/>
-          <w:szCs w:val="24"/>
-        </w:rPr>
-      </w:pPr>
-    </w:p>
-    <w:p>
-      <w:pPr>
-        <w:rPr>
-          <w:rFonts w:ascii="Calibri" w:hAnsi="Calibri" w:cs="Calibri"/>
-          <w:sz w:val="24"/>
-          <w:szCs w:val="24"/>
-        </w:rPr>
-      </w:pPr>
-    </w:p>
-    <w:p>
-      <w:pPr>
-        <w:rPr>
-          <w:rFonts w:ascii="Calibri" w:hAnsi="Calibri" w:cs="Calibri"/>
-          <w:sz w:val="24"/>
-          <w:szCs w:val="24"/>
-        </w:rPr>
-      </w:pPr>
-    </w:p>
-    <w:p>
-      <w:pPr>
-        <w:rPr>
-          <w:rFonts w:ascii="Calibri" w:hAnsi="Calibri" w:cs="Calibri"/>
-          <w:sz w:val="24"/>
-          <w:szCs w:val="24"/>
-        </w:rPr>
-      </w:pPr>
-    </w:p>
-    <w:p>
-      <w:pPr>
-        <w:rPr>
-          <w:rFonts w:ascii="Calibri" w:hAnsi="Calibri" w:cs="Calibri"/>
-          <w:sz w:val="24"/>
-          <w:szCs w:val="24"/>
-        </w:rPr>
-      </w:pPr>
-    </w:p>
-    <w:p>
-      <w:pPr>
-        <w:rPr>
-          <w:rFonts w:ascii="Calibri" w:hAnsi="Calibri" w:cs="Calibri"/>
-          <w:sz w:val="24"/>
-          <w:szCs w:val="24"/>
-        </w:rPr>
-      </w:pPr>
-    </w:p>
-    <w:p>
-      <w:pPr>
-        <w:rPr>
-          <w:rFonts w:ascii="Calibri" w:hAnsi="Calibri" w:cs="Calibri"/>
-          <w:sz w:val="24"/>
-          <w:szCs w:val="24"/>
-        </w:rPr>
-      </w:pPr>
-    </w:p>
-    <w:p>
-      <w:pPr>
-        <w:rPr>
-          <w:rFonts w:ascii="Calibri" w:hAnsi="Calibri" w:cs="Calibri"/>
-          <w:sz w:val="24"/>
-          <w:szCs w:val="24"/>
-        </w:rPr>
-      </w:pPr>
-    </w:p>
-    <w:p>
-      <w:pPr>
-        <w:rPr>
-          <w:rFonts w:ascii="Calibri" w:hAnsi="Calibri" w:cs="Calibri"/>
           <w:b/>
           <w:bCs/>
           <w:color w:val="FF0000"/>
@@ -8272,6 +8164,7 @@
           <w:sz w:val="32"/>
           <w:szCs w:val="32"/>
         </w:rPr>
+        <w:lastRenderedPageBreak/>
         <w:t>This Keyword:</w:t>
       </w:r>
     </w:p>
@@ -8573,7 +8466,6 @@
           <w:szCs w:val="24"/>
           <w:highlight w:val="yellow"/>
         </w:rPr>
-        <w:lastRenderedPageBreak/>
         <w:t>Output:</w:t>
       </w:r>
     </w:p>
@@ -8693,6 +8585,7 @@
           <w:sz w:val="24"/>
           <w:szCs w:val="24"/>
         </w:rPr>
+        <w:lastRenderedPageBreak/>
         <w:t>🔹</w:t>
       </w:r>
       <w:r>
@@ -8730,27 +8623,1629 @@
       <w:pPr>
         <w:rPr>
           <w:rFonts w:ascii="Calibri" w:hAnsi="Calibri" w:cs="Calibri"/>
-          <w:color w:val="000000" w:themeColor="text1"/>
-          <w:sz w:val="24"/>
-          <w:szCs w:val="24"/>
-        </w:rPr>
-      </w:pPr>
-    </w:p>
-    <w:p>
-      <w:pPr>
-        <w:rPr>
-          <w:rFonts w:ascii="Calibri" w:hAnsi="Calibri" w:cs="Calibri"/>
-          <w:color w:val="000000" w:themeColor="text1"/>
-          <w:sz w:val="24"/>
-          <w:szCs w:val="24"/>
-        </w:rPr>
-      </w:pPr>
-    </w:p>
-    <w:p>
-      <w:pPr>
-        <w:rPr>
-          <w:rFonts w:ascii="Calibri" w:hAnsi="Calibri" w:cs="Calibri"/>
-          <w:color w:val="000000" w:themeColor="text1"/>
+          <w:b/>
+          <w:bCs/>
+          <w:color w:val="FF0000"/>
+          <w:sz w:val="24"/>
+          <w:szCs w:val="24"/>
+        </w:rPr>
+      </w:pPr>
+      <w:r>
+        <w:rPr>
+          <w:rFonts w:ascii="Calibri" w:hAnsi="Calibri" w:cs="Calibri"/>
+          <w:b/>
+          <w:bCs/>
+          <w:color w:val="FF0000"/>
+          <w:sz w:val="24"/>
+          <w:szCs w:val="24"/>
+        </w:rPr>
+        <w:t>Example:</w:t>
+      </w:r>
+    </w:p>
+    <w:p>
+      <w:pPr>
+        <w:rPr>
+          <w:rFonts w:ascii="Calibri" w:hAnsi="Calibri" w:cs="Calibri"/>
+          <w:color w:val="000000" w:themeColor="text1"/>
+          <w:sz w:val="24"/>
+          <w:szCs w:val="24"/>
+        </w:rPr>
+      </w:pPr>
+      <w:r>
+        <w:rPr>
+          <w:noProof/>
+        </w:rPr>
+        <w:drawing>
+          <wp:inline distT="0" distB="0" distL="0" distR="0" wp14:anchorId="03597351" wp14:editId="4635A9C0">
+            <wp:extent cx="5731510" cy="2330450"/>
+            <wp:effectExtent l="0" t="0" r="2540" b="0"/>
+            <wp:docPr id="1719753298" name="Picture 1"/>
+            <wp:cNvGraphicFramePr>
+              <a:graphicFrameLocks xmlns:a="http://schemas.openxmlformats.org/drawingml/2006/main" noChangeAspect="1"/>
+            </wp:cNvGraphicFramePr>
+            <a:graphic xmlns:a="http://schemas.openxmlformats.org/drawingml/2006/main">
+              <a:graphicData uri="http://schemas.openxmlformats.org/drawingml/2006/picture">
+                <pic:pic xmlns:pic="http://schemas.openxmlformats.org/drawingml/2006/picture">
+                  <pic:nvPicPr>
+                    <pic:cNvPr id="1719753298" name=""/>
+                    <pic:cNvPicPr/>
+                  </pic:nvPicPr>
+                  <pic:blipFill>
+                    <a:blip r:embed="rId82"/>
+                    <a:stretch>
+                      <a:fillRect/>
+                    </a:stretch>
+                  </pic:blipFill>
+                  <pic:spPr>
+                    <a:xfrm>
+                      <a:off x="0" y="0"/>
+                      <a:ext cx="5731510" cy="2330450"/>
+                    </a:xfrm>
+                    <a:prstGeom prst="rect">
+                      <a:avLst/>
+                    </a:prstGeom>
+                  </pic:spPr>
+                </pic:pic>
+              </a:graphicData>
+            </a:graphic>
+          </wp:inline>
+        </w:drawing>
+      </w:r>
+    </w:p>
+    <w:p>
+      <w:pPr>
+        <w:rPr>
+          <w:rFonts w:ascii="Calibri" w:hAnsi="Calibri" w:cs="Calibri"/>
+          <w:b/>
+          <w:bCs/>
+          <w:color w:val="FF0000"/>
+          <w:sz w:val="24"/>
+          <w:szCs w:val="24"/>
+        </w:rPr>
+      </w:pPr>
+      <w:r>
+        <w:rPr>
+          <w:rFonts w:ascii="Calibri" w:hAnsi="Calibri" w:cs="Calibri"/>
+          <w:b/>
+          <w:bCs/>
+          <w:color w:val="FF0000"/>
+          <w:sz w:val="24"/>
+          <w:szCs w:val="24"/>
+        </w:rPr>
+        <w:t>Output:</w:t>
+      </w:r>
+    </w:p>
+    <w:p>
+      <w:pPr>
+        <w:rPr>
+          <w:rFonts w:ascii="Calibri" w:hAnsi="Calibri" w:cs="Calibri"/>
+          <w:color w:val="000000" w:themeColor="text1"/>
+          <w:sz w:val="24"/>
+          <w:szCs w:val="24"/>
+        </w:rPr>
+      </w:pPr>
+      <w:r>
+        <w:rPr>
+          <w:noProof/>
+        </w:rPr>
+        <w:drawing>
+          <wp:inline distT="0" distB="0" distL="0" distR="0" wp14:anchorId="10CAFBC9" wp14:editId="040B4B6C">
+            <wp:extent cx="5731510" cy="2694940"/>
+            <wp:effectExtent l="0" t="0" r="2540" b="0"/>
+            <wp:docPr id="2048588452" name="Picture 1"/>
+            <wp:cNvGraphicFramePr>
+              <a:graphicFrameLocks xmlns:a="http://schemas.openxmlformats.org/drawingml/2006/main" noChangeAspect="1"/>
+            </wp:cNvGraphicFramePr>
+            <a:graphic xmlns:a="http://schemas.openxmlformats.org/drawingml/2006/main">
+              <a:graphicData uri="http://schemas.openxmlformats.org/drawingml/2006/picture">
+                <pic:pic xmlns:pic="http://schemas.openxmlformats.org/drawingml/2006/picture">
+                  <pic:nvPicPr>
+                    <pic:cNvPr id="2048588452" name=""/>
+                    <pic:cNvPicPr/>
+                  </pic:nvPicPr>
+                  <pic:blipFill>
+                    <a:blip r:embed="rId83"/>
+                    <a:stretch>
+                      <a:fillRect/>
+                    </a:stretch>
+                  </pic:blipFill>
+                  <pic:spPr>
+                    <a:xfrm>
+                      <a:off x="0" y="0"/>
+                      <a:ext cx="5731510" cy="2694940"/>
+                    </a:xfrm>
+                    <a:prstGeom prst="rect">
+                      <a:avLst/>
+                    </a:prstGeom>
+                  </pic:spPr>
+                </pic:pic>
+              </a:graphicData>
+            </a:graphic>
+          </wp:inline>
+        </w:drawing>
+      </w:r>
+    </w:p>
+    <w:p>
+      <w:pPr>
+        <w:rPr>
+          <w:rFonts w:ascii="Calibri" w:hAnsi="Calibri" w:cs="Calibri"/>
+          <w:color w:val="000000" w:themeColor="text1"/>
+          <w:sz w:val="24"/>
+          <w:szCs w:val="24"/>
+        </w:rPr>
+      </w:pPr>
+    </w:p>
+    <w:p>
+      <w:pPr>
+        <w:rPr>
+          <w:rFonts w:ascii="Calibri" w:hAnsi="Calibri" w:cs="Calibri"/>
+          <w:b/>
+          <w:bCs/>
+          <w:color w:val="000000" w:themeColor="text1"/>
+          <w:sz w:val="28"/>
+          <w:szCs w:val="28"/>
+        </w:rPr>
+      </w:pPr>
+      <w:r>
+        <w:rPr>
+          <w:rFonts w:ascii="Segoe UI Emoji" w:hAnsi="Segoe UI Emoji" w:cs="Segoe UI Emoji"/>
+          <w:color w:val="000000" w:themeColor="text1"/>
+          <w:sz w:val="28"/>
+          <w:szCs w:val="28"/>
+        </w:rPr>
+        <w:t>🔹</w:t>
+      </w:r>
+      <w:r>
+        <w:rPr>
+          <w:rFonts w:ascii="Calibri" w:hAnsi="Calibri" w:cs="Calibri"/>
+          <w:color w:val="000000" w:themeColor="text1"/>
+          <w:sz w:val="28"/>
+          <w:szCs w:val="28"/>
+        </w:rPr>
+        <w:t xml:space="preserve"> 3. </w:t>
+      </w:r>
+      <w:r>
+        <w:rPr>
+          <w:rFonts w:ascii="Calibri" w:hAnsi="Calibri" w:cs="Calibri"/>
+          <w:b/>
+          <w:bCs/>
+          <w:color w:val="000000" w:themeColor="text1"/>
+          <w:sz w:val="28"/>
+          <w:szCs w:val="28"/>
+        </w:rPr>
+        <w:t>Alone or in a Regular Function</w:t>
+      </w:r>
+      <w:r>
+        <w:rPr>
+          <w:rFonts w:ascii="Calibri" w:hAnsi="Calibri" w:cs="Calibri"/>
+          <w:b/>
+          <w:bCs/>
+          <w:color w:val="000000" w:themeColor="text1"/>
+          <w:sz w:val="28"/>
+          <w:szCs w:val="28"/>
+        </w:rPr>
+        <w:t>:</w:t>
+      </w:r>
+    </w:p>
+    <w:p>
+      <w:pPr>
+        <w:rPr>
+          <w:rFonts w:ascii="Calibri" w:hAnsi="Calibri" w:cs="Calibri"/>
+          <w:color w:val="000000" w:themeColor="text1"/>
+          <w:sz w:val="28"/>
+          <w:szCs w:val="28"/>
+        </w:rPr>
+      </w:pPr>
+      <w:r>
+        <w:rPr>
+          <w:rFonts w:ascii="Calibri" w:hAnsi="Calibri" w:cs="Calibri"/>
+          <w:color w:val="000000" w:themeColor="text1"/>
+          <w:sz w:val="28"/>
+          <w:szCs w:val="28"/>
+        </w:rPr>
+        <w:t>In a regular function (not a method), this behaves differently:</w:t>
+      </w:r>
+    </w:p>
+    <w:p>
+      <w:pPr>
+        <w:numPr>
+          <w:ilvl w:val="0"/>
+          <w:numId w:val="20"/>
+        </w:numPr>
+        <w:rPr>
+          <w:rFonts w:ascii="Calibri" w:hAnsi="Calibri" w:cs="Calibri"/>
+          <w:color w:val="000000" w:themeColor="text1"/>
+          <w:sz w:val="28"/>
+          <w:szCs w:val="28"/>
+        </w:rPr>
+      </w:pPr>
+      <w:r>
+        <w:rPr>
+          <w:rFonts w:ascii="Calibri" w:hAnsi="Calibri" w:cs="Calibri"/>
+          <w:b/>
+          <w:bCs/>
+          <w:color w:val="000000" w:themeColor="text1"/>
+          <w:sz w:val="28"/>
+          <w:szCs w:val="28"/>
+        </w:rPr>
+        <w:t>Non-strict mode</w:t>
+      </w:r>
+      <w:r>
+        <w:rPr>
+          <w:rFonts w:ascii="Calibri" w:hAnsi="Calibri" w:cs="Calibri"/>
+          <w:color w:val="000000" w:themeColor="text1"/>
+          <w:sz w:val="28"/>
+          <w:szCs w:val="28"/>
+        </w:rPr>
+        <w:t>: this refers to the global object.</w:t>
+      </w:r>
+    </w:p>
+    <w:p>
+      <w:pPr>
+        <w:numPr>
+          <w:ilvl w:val="0"/>
+          <w:numId w:val="20"/>
+        </w:numPr>
+        <w:rPr>
+          <w:rFonts w:ascii="Calibri" w:hAnsi="Calibri" w:cs="Calibri"/>
+          <w:color w:val="000000" w:themeColor="text1"/>
+          <w:sz w:val="28"/>
+          <w:szCs w:val="28"/>
+        </w:rPr>
+      </w:pPr>
+      <w:r>
+        <w:rPr>
+          <w:rFonts w:ascii="Calibri" w:hAnsi="Calibri" w:cs="Calibri"/>
+          <w:b/>
+          <w:bCs/>
+          <w:color w:val="000000" w:themeColor="text1"/>
+          <w:sz w:val="28"/>
+          <w:szCs w:val="28"/>
+        </w:rPr>
+        <w:t>Strict mode</w:t>
+      </w:r>
+      <w:r>
+        <w:rPr>
+          <w:rFonts w:ascii="Calibri" w:hAnsi="Calibri" w:cs="Calibri"/>
+          <w:color w:val="000000" w:themeColor="text1"/>
+          <w:sz w:val="28"/>
+          <w:szCs w:val="28"/>
+        </w:rPr>
+        <w:t>: this is undefined.</w:t>
+      </w:r>
+    </w:p>
+    <w:p>
+      <w:pPr>
+        <w:rPr>
+          <w:rFonts w:ascii="Calibri" w:hAnsi="Calibri" w:cs="Calibri"/>
+          <w:color w:val="000000" w:themeColor="text1"/>
+          <w:sz w:val="28"/>
+          <w:szCs w:val="28"/>
+        </w:rPr>
+      </w:pPr>
+    </w:p>
+    <w:p>
+      <w:pPr>
+        <w:rPr>
+          <w:rFonts w:ascii="Calibri" w:hAnsi="Calibri" w:cs="Calibri"/>
+          <w:color w:val="000000" w:themeColor="text1"/>
+          <w:sz w:val="28"/>
+          <w:szCs w:val="28"/>
+        </w:rPr>
+      </w:pPr>
+    </w:p>
+    <w:p>
+      <w:pPr>
+        <w:rPr>
+          <w:rFonts w:ascii="Calibri" w:hAnsi="Calibri" w:cs="Calibri"/>
+          <w:b/>
+          <w:bCs/>
+          <w:color w:val="000000" w:themeColor="text1"/>
+          <w:sz w:val="28"/>
+          <w:szCs w:val="28"/>
+        </w:rPr>
+      </w:pPr>
+      <w:proofErr w:type="spellStart"/>
+      <w:r>
+        <w:rPr>
+          <w:rFonts w:ascii="Calibri" w:hAnsi="Calibri" w:cs="Calibri"/>
+          <w:b/>
+          <w:bCs/>
+          <w:color w:val="000000" w:themeColor="text1"/>
+          <w:sz w:val="28"/>
+          <w:szCs w:val="28"/>
+          <w:highlight w:val="yellow"/>
+        </w:rPr>
+        <w:lastRenderedPageBreak/>
+        <w:t>Syntaax</w:t>
+      </w:r>
+      <w:proofErr w:type="spellEnd"/>
+      <w:r>
+        <w:rPr>
+          <w:rFonts w:ascii="Calibri" w:hAnsi="Calibri" w:cs="Calibri"/>
+          <w:b/>
+          <w:bCs/>
+          <w:color w:val="000000" w:themeColor="text1"/>
+          <w:sz w:val="28"/>
+          <w:szCs w:val="28"/>
+          <w:highlight w:val="yellow"/>
+        </w:rPr>
+        <w:t>:</w:t>
+      </w:r>
+    </w:p>
+    <w:p>
+      <w:pPr>
+        <w:rPr>
+          <w:rFonts w:ascii="Calibri" w:hAnsi="Calibri" w:cs="Calibri"/>
+          <w:color w:val="000000" w:themeColor="text1"/>
+          <w:sz w:val="28"/>
+          <w:szCs w:val="28"/>
+        </w:rPr>
+      </w:pPr>
+      <w:r>
+        <w:rPr>
+          <w:rFonts w:ascii="Calibri" w:hAnsi="Calibri" w:cs="Calibri"/>
+          <w:color w:val="000000" w:themeColor="text1"/>
+          <w:sz w:val="28"/>
+          <w:szCs w:val="28"/>
+        </w:rPr>
+        <w:t xml:space="preserve">function </w:t>
+      </w:r>
+      <w:proofErr w:type="spellStart"/>
+      <w:proofErr w:type="gramStart"/>
+      <w:r>
+        <w:rPr>
+          <w:rFonts w:ascii="Calibri" w:hAnsi="Calibri" w:cs="Calibri"/>
+          <w:color w:val="000000" w:themeColor="text1"/>
+          <w:sz w:val="28"/>
+          <w:szCs w:val="28"/>
+        </w:rPr>
+        <w:t>showThis</w:t>
+      </w:r>
+      <w:proofErr w:type="spellEnd"/>
+      <w:r>
+        <w:rPr>
+          <w:rFonts w:ascii="Calibri" w:hAnsi="Calibri" w:cs="Calibri"/>
+          <w:color w:val="000000" w:themeColor="text1"/>
+          <w:sz w:val="28"/>
+          <w:szCs w:val="28"/>
+        </w:rPr>
+        <w:t>(</w:t>
+      </w:r>
+      <w:proofErr w:type="gramEnd"/>
+      <w:r>
+        <w:rPr>
+          <w:rFonts w:ascii="Calibri" w:hAnsi="Calibri" w:cs="Calibri"/>
+          <w:color w:val="000000" w:themeColor="text1"/>
+          <w:sz w:val="28"/>
+          <w:szCs w:val="28"/>
+        </w:rPr>
+        <w:t>) {</w:t>
+      </w:r>
+    </w:p>
+    <w:p>
+      <w:pPr>
+        <w:rPr>
+          <w:rFonts w:ascii="Calibri" w:hAnsi="Calibri" w:cs="Calibri"/>
+          <w:color w:val="000000" w:themeColor="text1"/>
+          <w:sz w:val="28"/>
+          <w:szCs w:val="28"/>
+        </w:rPr>
+      </w:pPr>
+      <w:r>
+        <w:rPr>
+          <w:rFonts w:ascii="Calibri" w:hAnsi="Calibri" w:cs="Calibri"/>
+          <w:color w:val="000000" w:themeColor="text1"/>
+          <w:sz w:val="28"/>
+          <w:szCs w:val="28"/>
+        </w:rPr>
+        <w:t xml:space="preserve">  console.log(this</w:t>
+      </w:r>
+      <w:proofErr w:type="gramStart"/>
+      <w:r>
+        <w:rPr>
+          <w:rFonts w:ascii="Calibri" w:hAnsi="Calibri" w:cs="Calibri"/>
+          <w:color w:val="000000" w:themeColor="text1"/>
+          <w:sz w:val="28"/>
+          <w:szCs w:val="28"/>
+        </w:rPr>
+        <w:t>);</w:t>
+      </w:r>
+      <w:proofErr w:type="gramEnd"/>
+    </w:p>
+    <w:p>
+      <w:pPr>
+        <w:rPr>
+          <w:rFonts w:ascii="Calibri" w:hAnsi="Calibri" w:cs="Calibri"/>
+          <w:color w:val="000000" w:themeColor="text1"/>
+          <w:sz w:val="28"/>
+          <w:szCs w:val="28"/>
+        </w:rPr>
+      </w:pPr>
+      <w:r>
+        <w:rPr>
+          <w:rFonts w:ascii="Calibri" w:hAnsi="Calibri" w:cs="Calibri"/>
+          <w:color w:val="000000" w:themeColor="text1"/>
+          <w:sz w:val="28"/>
+          <w:szCs w:val="28"/>
+        </w:rPr>
+        <w:t>}</w:t>
+      </w:r>
+    </w:p>
+    <w:p>
+      <w:pPr>
+        <w:rPr>
+          <w:rFonts w:ascii="Calibri" w:hAnsi="Calibri" w:cs="Calibri"/>
+          <w:color w:val="000000" w:themeColor="text1"/>
+          <w:sz w:val="28"/>
+          <w:szCs w:val="28"/>
+        </w:rPr>
+      </w:pPr>
+    </w:p>
+    <w:p>
+      <w:pPr>
+        <w:rPr>
+          <w:rFonts w:ascii="Calibri" w:hAnsi="Calibri" w:cs="Calibri"/>
+          <w:color w:val="000000" w:themeColor="text1"/>
+          <w:sz w:val="28"/>
+          <w:szCs w:val="28"/>
+        </w:rPr>
+      </w:pPr>
+      <w:proofErr w:type="spellStart"/>
+      <w:proofErr w:type="gramStart"/>
+      <w:r>
+        <w:rPr>
+          <w:rFonts w:ascii="Calibri" w:hAnsi="Calibri" w:cs="Calibri"/>
+          <w:color w:val="000000" w:themeColor="text1"/>
+          <w:sz w:val="28"/>
+          <w:szCs w:val="28"/>
+        </w:rPr>
+        <w:t>showThis</w:t>
+      </w:r>
+      <w:proofErr w:type="spellEnd"/>
+      <w:r>
+        <w:rPr>
+          <w:rFonts w:ascii="Calibri" w:hAnsi="Calibri" w:cs="Calibri"/>
+          <w:color w:val="000000" w:themeColor="text1"/>
+          <w:sz w:val="28"/>
+          <w:szCs w:val="28"/>
+        </w:rPr>
+        <w:t>(</w:t>
+      </w:r>
+      <w:proofErr w:type="gramEnd"/>
+      <w:r>
+        <w:rPr>
+          <w:rFonts w:ascii="Calibri" w:hAnsi="Calibri" w:cs="Calibri"/>
+          <w:color w:val="000000" w:themeColor="text1"/>
+          <w:sz w:val="28"/>
+          <w:szCs w:val="28"/>
+        </w:rPr>
+        <w:t>); // In browser: Window {...}</w:t>
+      </w:r>
+    </w:p>
+    <w:p>
+      <w:pPr>
+        <w:rPr>
+          <w:rFonts w:ascii="Calibri" w:hAnsi="Calibri" w:cs="Calibri"/>
+          <w:color w:val="000000" w:themeColor="text1"/>
+          <w:sz w:val="28"/>
+          <w:szCs w:val="28"/>
+        </w:rPr>
+      </w:pPr>
+      <w:r>
+        <w:rPr>
+          <w:rFonts w:ascii="Calibri" w:hAnsi="Calibri" w:cs="Calibri"/>
+          <w:color w:val="000000" w:themeColor="text1"/>
+          <w:sz w:val="28"/>
+          <w:szCs w:val="28"/>
+        </w:rPr>
+        <w:t>-------------------------------------------------------------------------------</w:t>
+      </w:r>
+    </w:p>
+    <w:p>
+      <w:pPr>
+        <w:rPr>
+          <w:rFonts w:ascii="Calibri" w:hAnsi="Calibri" w:cs="Calibri"/>
+          <w:color w:val="000000" w:themeColor="text1"/>
+          <w:sz w:val="28"/>
+          <w:szCs w:val="28"/>
+        </w:rPr>
+      </w:pPr>
+      <w:r>
+        <w:rPr>
+          <w:rFonts w:ascii="Calibri" w:hAnsi="Calibri" w:cs="Calibri"/>
+          <w:color w:val="000000" w:themeColor="text1"/>
+          <w:sz w:val="28"/>
+          <w:szCs w:val="28"/>
+        </w:rPr>
+        <w:t>"</w:t>
+      </w:r>
+      <w:proofErr w:type="gramStart"/>
+      <w:r>
+        <w:rPr>
+          <w:rFonts w:ascii="Calibri" w:hAnsi="Calibri" w:cs="Calibri"/>
+          <w:color w:val="000000" w:themeColor="text1"/>
+          <w:sz w:val="28"/>
+          <w:szCs w:val="28"/>
+        </w:rPr>
+        <w:t>use</w:t>
+      </w:r>
+      <w:proofErr w:type="gramEnd"/>
+      <w:r>
+        <w:rPr>
+          <w:rFonts w:ascii="Calibri" w:hAnsi="Calibri" w:cs="Calibri"/>
+          <w:color w:val="000000" w:themeColor="text1"/>
+          <w:sz w:val="28"/>
+          <w:szCs w:val="28"/>
+        </w:rPr>
+        <w:t xml:space="preserve"> strict";</w:t>
+      </w:r>
+    </w:p>
+    <w:p>
+      <w:pPr>
+        <w:rPr>
+          <w:rFonts w:ascii="Calibri" w:hAnsi="Calibri" w:cs="Calibri"/>
+          <w:color w:val="000000" w:themeColor="text1"/>
+          <w:sz w:val="28"/>
+          <w:szCs w:val="28"/>
+        </w:rPr>
+      </w:pPr>
+      <w:r>
+        <w:rPr>
+          <w:rFonts w:ascii="Calibri" w:hAnsi="Calibri" w:cs="Calibri"/>
+          <w:color w:val="000000" w:themeColor="text1"/>
+          <w:sz w:val="28"/>
+          <w:szCs w:val="28"/>
+        </w:rPr>
+        <w:t xml:space="preserve">function </w:t>
+      </w:r>
+      <w:proofErr w:type="spellStart"/>
+      <w:proofErr w:type="gramStart"/>
+      <w:r>
+        <w:rPr>
+          <w:rFonts w:ascii="Calibri" w:hAnsi="Calibri" w:cs="Calibri"/>
+          <w:color w:val="000000" w:themeColor="text1"/>
+          <w:sz w:val="28"/>
+          <w:szCs w:val="28"/>
+        </w:rPr>
+        <w:t>showThisStrict</w:t>
+      </w:r>
+      <w:proofErr w:type="spellEnd"/>
+      <w:r>
+        <w:rPr>
+          <w:rFonts w:ascii="Calibri" w:hAnsi="Calibri" w:cs="Calibri"/>
+          <w:color w:val="000000" w:themeColor="text1"/>
+          <w:sz w:val="28"/>
+          <w:szCs w:val="28"/>
+        </w:rPr>
+        <w:t>(</w:t>
+      </w:r>
+      <w:proofErr w:type="gramEnd"/>
+      <w:r>
+        <w:rPr>
+          <w:rFonts w:ascii="Calibri" w:hAnsi="Calibri" w:cs="Calibri"/>
+          <w:color w:val="000000" w:themeColor="text1"/>
+          <w:sz w:val="28"/>
+          <w:szCs w:val="28"/>
+        </w:rPr>
+        <w:t>) {</w:t>
+      </w:r>
+    </w:p>
+    <w:p>
+      <w:pPr>
+        <w:rPr>
+          <w:rFonts w:ascii="Calibri" w:hAnsi="Calibri" w:cs="Calibri"/>
+          <w:color w:val="000000" w:themeColor="text1"/>
+          <w:sz w:val="28"/>
+          <w:szCs w:val="28"/>
+        </w:rPr>
+      </w:pPr>
+      <w:r>
+        <w:rPr>
+          <w:rFonts w:ascii="Calibri" w:hAnsi="Calibri" w:cs="Calibri"/>
+          <w:color w:val="000000" w:themeColor="text1"/>
+          <w:sz w:val="28"/>
+          <w:szCs w:val="28"/>
+        </w:rPr>
+        <w:t xml:space="preserve">  console.log(this</w:t>
+      </w:r>
+      <w:proofErr w:type="gramStart"/>
+      <w:r>
+        <w:rPr>
+          <w:rFonts w:ascii="Calibri" w:hAnsi="Calibri" w:cs="Calibri"/>
+          <w:color w:val="000000" w:themeColor="text1"/>
+          <w:sz w:val="28"/>
+          <w:szCs w:val="28"/>
+        </w:rPr>
+        <w:t>);</w:t>
+      </w:r>
+      <w:proofErr w:type="gramEnd"/>
+    </w:p>
+    <w:p>
+      <w:pPr>
+        <w:rPr>
+          <w:rFonts w:ascii="Calibri" w:hAnsi="Calibri" w:cs="Calibri"/>
+          <w:color w:val="000000" w:themeColor="text1"/>
+          <w:sz w:val="28"/>
+          <w:szCs w:val="28"/>
+        </w:rPr>
+      </w:pPr>
+      <w:r>
+        <w:rPr>
+          <w:rFonts w:ascii="Calibri" w:hAnsi="Calibri" w:cs="Calibri"/>
+          <w:color w:val="000000" w:themeColor="text1"/>
+          <w:sz w:val="28"/>
+          <w:szCs w:val="28"/>
+        </w:rPr>
+        <w:t>}</w:t>
+      </w:r>
+    </w:p>
+    <w:p>
+      <w:pPr>
+        <w:rPr>
+          <w:rFonts w:ascii="Calibri" w:hAnsi="Calibri" w:cs="Calibri"/>
+          <w:color w:val="000000" w:themeColor="text1"/>
+          <w:sz w:val="28"/>
+          <w:szCs w:val="28"/>
+        </w:rPr>
+      </w:pPr>
+    </w:p>
+    <w:p>
+      <w:pPr>
+        <w:rPr>
+          <w:rFonts w:ascii="Calibri" w:hAnsi="Calibri" w:cs="Calibri"/>
+          <w:color w:val="000000" w:themeColor="text1"/>
+          <w:sz w:val="28"/>
+          <w:szCs w:val="28"/>
+        </w:rPr>
+      </w:pPr>
+      <w:proofErr w:type="spellStart"/>
+      <w:proofErr w:type="gramStart"/>
+      <w:r>
+        <w:rPr>
+          <w:rFonts w:ascii="Calibri" w:hAnsi="Calibri" w:cs="Calibri"/>
+          <w:color w:val="000000" w:themeColor="text1"/>
+          <w:sz w:val="28"/>
+          <w:szCs w:val="28"/>
+        </w:rPr>
+        <w:t>showThisStrict</w:t>
+      </w:r>
+      <w:proofErr w:type="spellEnd"/>
+      <w:r>
+        <w:rPr>
+          <w:rFonts w:ascii="Calibri" w:hAnsi="Calibri" w:cs="Calibri"/>
+          <w:color w:val="000000" w:themeColor="text1"/>
+          <w:sz w:val="28"/>
+          <w:szCs w:val="28"/>
+        </w:rPr>
+        <w:t>(</w:t>
+      </w:r>
+      <w:proofErr w:type="gramEnd"/>
+      <w:r>
+        <w:rPr>
+          <w:rFonts w:ascii="Calibri" w:hAnsi="Calibri" w:cs="Calibri"/>
+          <w:color w:val="000000" w:themeColor="text1"/>
+          <w:sz w:val="28"/>
+          <w:szCs w:val="28"/>
+        </w:rPr>
+        <w:t>); // Output: undefined</w:t>
+      </w:r>
+    </w:p>
+    <w:p>
+      <w:pPr>
+        <w:rPr>
+          <w:rFonts w:ascii="Calibri" w:hAnsi="Calibri" w:cs="Calibri"/>
+          <w:b/>
+          <w:bCs/>
+          <w:sz w:val="28"/>
+          <w:szCs w:val="28"/>
+        </w:rPr>
+      </w:pPr>
+      <w:r>
+        <w:rPr>
+          <w:rFonts w:ascii="Segoe UI Emoji" w:hAnsi="Segoe UI Emoji" w:cs="Segoe UI Emoji"/>
+          <w:b/>
+          <w:bCs/>
+          <w:sz w:val="28"/>
+          <w:szCs w:val="28"/>
+        </w:rPr>
+        <w:t>🔹</w:t>
+      </w:r>
+      <w:r>
+        <w:rPr>
+          <w:rFonts w:ascii="Calibri" w:hAnsi="Calibri" w:cs="Calibri"/>
+          <w:b/>
+          <w:bCs/>
+          <w:sz w:val="28"/>
+          <w:szCs w:val="28"/>
+        </w:rPr>
+        <w:t xml:space="preserve"> 4. Arrow Functions</w:t>
+      </w:r>
+    </w:p>
+    <w:p>
+      <w:pPr>
+        <w:rPr>
+          <w:rFonts w:ascii="Calibri" w:hAnsi="Calibri" w:cs="Calibri"/>
+          <w:sz w:val="24"/>
+          <w:szCs w:val="24"/>
+        </w:rPr>
+      </w:pPr>
+      <w:r>
+        <w:rPr>
+          <w:rFonts w:ascii="Calibri" w:hAnsi="Calibri" w:cs="Calibri"/>
+          <w:sz w:val="24"/>
+          <w:szCs w:val="24"/>
+        </w:rPr>
+        <w:t>Arrow functions do not have their own this. Instead, they inherit this from the enclosing lexical context:</w:t>
+      </w:r>
+    </w:p>
+    <w:p>
+      <w:pPr>
+        <w:rPr>
+          <w:rFonts w:ascii="Calibri" w:hAnsi="Calibri" w:cs="Calibri"/>
+          <w:sz w:val="24"/>
+          <w:szCs w:val="24"/>
+        </w:rPr>
+      </w:pPr>
+      <w:proofErr w:type="spellStart"/>
+      <w:r>
+        <w:rPr>
+          <w:rFonts w:ascii="Calibri" w:hAnsi="Calibri" w:cs="Calibri"/>
+          <w:sz w:val="24"/>
+          <w:szCs w:val="24"/>
+        </w:rPr>
+        <w:t>const</w:t>
+      </w:r>
+      <w:proofErr w:type="spellEnd"/>
+      <w:r>
+        <w:rPr>
+          <w:rFonts w:ascii="Calibri" w:hAnsi="Calibri" w:cs="Calibri"/>
+          <w:sz w:val="24"/>
+          <w:szCs w:val="24"/>
+        </w:rPr>
+        <w:t xml:space="preserve"> person = {</w:t>
+      </w:r>
+    </w:p>
+    <w:p>
+      <w:pPr>
+        <w:rPr>
+          <w:rFonts w:ascii="Calibri" w:hAnsi="Calibri" w:cs="Calibri"/>
+          <w:sz w:val="24"/>
+          <w:szCs w:val="24"/>
+        </w:rPr>
+      </w:pPr>
+      <w:r>
+        <w:rPr>
+          <w:rFonts w:ascii="Calibri" w:hAnsi="Calibri" w:cs="Calibri"/>
+          <w:sz w:val="24"/>
+          <w:szCs w:val="24"/>
+        </w:rPr>
+        <w:t xml:space="preserve">  name: "Bob",</w:t>
+      </w:r>
+    </w:p>
+    <w:p>
+      <w:pPr>
+        <w:rPr>
+          <w:rFonts w:ascii="Calibri" w:hAnsi="Calibri" w:cs="Calibri"/>
+          <w:sz w:val="24"/>
+          <w:szCs w:val="24"/>
+        </w:rPr>
+      </w:pPr>
+      <w:r>
+        <w:rPr>
+          <w:rFonts w:ascii="Calibri" w:hAnsi="Calibri" w:cs="Calibri"/>
+          <w:sz w:val="24"/>
+          <w:szCs w:val="24"/>
+        </w:rPr>
+        <w:t xml:space="preserve">  greet: () =&gt; {</w:t>
+      </w:r>
+    </w:p>
+    <w:p>
+      <w:pPr>
+        <w:rPr>
+          <w:rFonts w:ascii="Calibri" w:hAnsi="Calibri" w:cs="Calibri"/>
+          <w:sz w:val="24"/>
+          <w:szCs w:val="24"/>
+        </w:rPr>
+      </w:pPr>
+      <w:r>
+        <w:rPr>
+          <w:rFonts w:ascii="Calibri" w:hAnsi="Calibri" w:cs="Calibri"/>
+          <w:sz w:val="24"/>
+          <w:szCs w:val="24"/>
+        </w:rPr>
+        <w:t xml:space="preserve">    </w:t>
+      </w:r>
+      <w:proofErr w:type="gramStart"/>
+      <w:r>
+        <w:rPr>
+          <w:rFonts w:ascii="Calibri" w:hAnsi="Calibri" w:cs="Calibri"/>
+          <w:sz w:val="24"/>
+          <w:szCs w:val="24"/>
+        </w:rPr>
+        <w:t>console.log(</w:t>
+      </w:r>
+      <w:proofErr w:type="gramEnd"/>
+      <w:r>
+        <w:rPr>
+          <w:rFonts w:ascii="Calibri" w:hAnsi="Calibri" w:cs="Calibri"/>
+          <w:sz w:val="24"/>
+          <w:szCs w:val="24"/>
+        </w:rPr>
+        <w:t>`Hello, my name is ${this.name}`);</w:t>
+      </w:r>
+    </w:p>
+    <w:p>
+      <w:pPr>
+        <w:rPr>
+          <w:rFonts w:ascii="Calibri" w:hAnsi="Calibri" w:cs="Calibri"/>
+          <w:sz w:val="24"/>
+          <w:szCs w:val="24"/>
+        </w:rPr>
+      </w:pPr>
+      <w:r>
+        <w:rPr>
+          <w:rFonts w:ascii="Calibri" w:hAnsi="Calibri" w:cs="Calibri"/>
+          <w:sz w:val="24"/>
+          <w:szCs w:val="24"/>
+        </w:rPr>
+        <w:t xml:space="preserve">  }</w:t>
+      </w:r>
+    </w:p>
+    <w:p>
+      <w:pPr>
+        <w:rPr>
+          <w:rFonts w:ascii="Calibri" w:hAnsi="Calibri" w:cs="Calibri"/>
+          <w:sz w:val="24"/>
+          <w:szCs w:val="24"/>
+        </w:rPr>
+      </w:pPr>
+      <w:r>
+        <w:rPr>
+          <w:rFonts w:ascii="Calibri" w:hAnsi="Calibri" w:cs="Calibri"/>
+          <w:sz w:val="24"/>
+          <w:szCs w:val="24"/>
+        </w:rPr>
+        <w:t>};</w:t>
+      </w:r>
+    </w:p>
+    <w:p>
+      <w:pPr>
+        <w:rPr>
+          <w:rFonts w:ascii="Calibri" w:hAnsi="Calibri" w:cs="Calibri"/>
+          <w:sz w:val="24"/>
+          <w:szCs w:val="24"/>
+        </w:rPr>
+      </w:pPr>
+      <w:proofErr w:type="spellStart"/>
+      <w:proofErr w:type="gramStart"/>
+      <w:r>
+        <w:rPr>
+          <w:rFonts w:ascii="Calibri" w:hAnsi="Calibri" w:cs="Calibri"/>
+          <w:sz w:val="24"/>
+          <w:szCs w:val="24"/>
+        </w:rPr>
+        <w:t>person.greet</w:t>
+      </w:r>
+      <w:proofErr w:type="spellEnd"/>
+      <w:proofErr w:type="gramEnd"/>
+      <w:r>
+        <w:rPr>
+          <w:rFonts w:ascii="Calibri" w:hAnsi="Calibri" w:cs="Calibri"/>
+          <w:sz w:val="24"/>
+          <w:szCs w:val="24"/>
+        </w:rPr>
+        <w:t xml:space="preserve">(); </w:t>
+      </w:r>
+      <w:r>
+        <w:rPr>
+          <w:rFonts w:ascii="Calibri" w:hAnsi="Calibri" w:cs="Calibri"/>
+          <w:sz w:val="24"/>
+          <w:szCs w:val="24"/>
+          <w:highlight w:val="yellow"/>
+        </w:rPr>
+        <w:t>// Output: Hello, my name is undefined</w:t>
+      </w:r>
+    </w:p>
+    <w:p>
+      <w:pPr>
+        <w:rPr>
+          <w:rFonts w:ascii="Calibri" w:hAnsi="Calibri" w:cs="Calibri"/>
+          <w:sz w:val="24"/>
+          <w:szCs w:val="24"/>
+        </w:rPr>
+      </w:pPr>
+    </w:p>
+    <w:p>
+      <w:pPr>
+        <w:rPr>
+          <w:rFonts w:ascii="Calibri" w:hAnsi="Calibri" w:cs="Calibri"/>
+          <w:b/>
+          <w:bCs/>
+          <w:i/>
+          <w:iCs/>
+          <w:sz w:val="24"/>
+          <w:szCs w:val="24"/>
+        </w:rPr>
+      </w:pPr>
+      <w:r>
+        <w:rPr>
+          <w:rFonts w:ascii="Calibri" w:hAnsi="Calibri" w:cs="Calibri"/>
+          <w:sz w:val="24"/>
+          <w:szCs w:val="24"/>
+        </w:rPr>
+        <w:t>In this example</w:t>
+      </w:r>
+      <w:r>
+        <w:rPr>
+          <w:rFonts w:ascii="Calibri" w:hAnsi="Calibri" w:cs="Calibri"/>
+          <w:b/>
+          <w:bCs/>
+          <w:i/>
+          <w:iCs/>
+          <w:sz w:val="24"/>
+          <w:szCs w:val="24"/>
+        </w:rPr>
+        <w:t>, this</w:t>
+      </w:r>
+      <w:r>
+        <w:rPr>
+          <w:rFonts w:ascii="Calibri" w:hAnsi="Calibri" w:cs="Calibri"/>
+          <w:sz w:val="24"/>
+          <w:szCs w:val="24"/>
+        </w:rPr>
+        <w:t xml:space="preserve">.name is </w:t>
+      </w:r>
+      <w:r>
+        <w:rPr>
+          <w:rFonts w:ascii="Calibri" w:hAnsi="Calibri" w:cs="Calibri"/>
+          <w:b/>
+          <w:bCs/>
+          <w:i/>
+          <w:iCs/>
+          <w:sz w:val="24"/>
+          <w:szCs w:val="24"/>
+        </w:rPr>
+        <w:t>undefined</w:t>
+      </w:r>
+      <w:r>
+        <w:rPr>
+          <w:rFonts w:ascii="Calibri" w:hAnsi="Calibri" w:cs="Calibri"/>
+          <w:sz w:val="24"/>
+          <w:szCs w:val="24"/>
+        </w:rPr>
+        <w:t xml:space="preserve"> because arrow functions do not bind their own </w:t>
+      </w:r>
+      <w:r>
+        <w:rPr>
+          <w:rFonts w:ascii="Calibri" w:hAnsi="Calibri" w:cs="Calibri"/>
+          <w:b/>
+          <w:bCs/>
+          <w:i/>
+          <w:iCs/>
+          <w:sz w:val="24"/>
+          <w:szCs w:val="24"/>
+        </w:rPr>
+        <w:t>this,</w:t>
+      </w:r>
+      <w:r>
+        <w:rPr>
+          <w:rFonts w:ascii="Calibri" w:hAnsi="Calibri" w:cs="Calibri"/>
+          <w:sz w:val="24"/>
+          <w:szCs w:val="24"/>
+        </w:rPr>
+        <w:t xml:space="preserve"> and in the global context</w:t>
+      </w:r>
+      <w:r>
+        <w:rPr>
+          <w:rFonts w:ascii="Calibri" w:hAnsi="Calibri" w:cs="Calibri"/>
+          <w:b/>
+          <w:bCs/>
+          <w:sz w:val="24"/>
+          <w:szCs w:val="24"/>
+        </w:rPr>
+        <w:t>, this</w:t>
+      </w:r>
+      <w:r>
+        <w:rPr>
+          <w:rFonts w:ascii="Calibri" w:hAnsi="Calibri" w:cs="Calibri"/>
+          <w:sz w:val="24"/>
+          <w:szCs w:val="24"/>
+        </w:rPr>
+        <w:t xml:space="preserve">.name </w:t>
+      </w:r>
+      <w:r>
+        <w:rPr>
+          <w:rFonts w:ascii="Calibri" w:hAnsi="Calibri" w:cs="Calibri"/>
+          <w:b/>
+          <w:bCs/>
+          <w:i/>
+          <w:iCs/>
+          <w:sz w:val="24"/>
+          <w:szCs w:val="24"/>
+        </w:rPr>
+        <w:t>is undefined.</w:t>
+      </w:r>
+    </w:p>
+    <w:p>
+      <w:pPr>
+        <w:rPr>
+          <w:rFonts w:ascii="Calibri" w:hAnsi="Calibri" w:cs="Calibri"/>
+          <w:b/>
+          <w:bCs/>
+          <w:color w:val="FF0000"/>
+          <w:sz w:val="24"/>
+          <w:szCs w:val="24"/>
+        </w:rPr>
+      </w:pPr>
+    </w:p>
+    <w:p>
+      <w:pPr>
+        <w:rPr>
+          <w:rFonts w:ascii="Calibri" w:hAnsi="Calibri" w:cs="Calibri"/>
+          <w:b/>
+          <w:bCs/>
+          <w:color w:val="FF0000"/>
+          <w:sz w:val="24"/>
+          <w:szCs w:val="24"/>
+        </w:rPr>
+      </w:pPr>
+    </w:p>
+    <w:p>
+      <w:pPr>
+        <w:rPr>
+          <w:rFonts w:ascii="Calibri" w:hAnsi="Calibri" w:cs="Calibri"/>
+          <w:b/>
+          <w:bCs/>
+          <w:color w:val="FF0000"/>
+          <w:sz w:val="24"/>
+          <w:szCs w:val="24"/>
+        </w:rPr>
+      </w:pPr>
+      <w:r>
+        <w:rPr>
+          <w:rFonts w:ascii="Calibri" w:hAnsi="Calibri" w:cs="Calibri"/>
+          <w:b/>
+          <w:bCs/>
+          <w:color w:val="FF0000"/>
+          <w:sz w:val="24"/>
+          <w:szCs w:val="24"/>
+        </w:rPr>
+        <w:lastRenderedPageBreak/>
+        <w:t>Example:</w:t>
+      </w:r>
+    </w:p>
+    <w:p>
+      <w:pPr>
+        <w:rPr>
+          <w:rFonts w:ascii="Calibri" w:hAnsi="Calibri" w:cs="Calibri"/>
+          <w:b/>
+          <w:bCs/>
+          <w:color w:val="FF0000"/>
+          <w:sz w:val="24"/>
+          <w:szCs w:val="24"/>
+        </w:rPr>
+      </w:pPr>
+      <w:r>
+        <w:rPr>
+          <w:noProof/>
+        </w:rPr>
+        <w:drawing>
+          <wp:inline distT="0" distB="0" distL="0" distR="0" wp14:anchorId="284D2284" wp14:editId="07DA6FA7">
+            <wp:extent cx="5731510" cy="1619250"/>
+            <wp:effectExtent l="0" t="0" r="2540" b="0"/>
+            <wp:docPr id="1118964402" name="Picture 1"/>
+            <wp:cNvGraphicFramePr>
+              <a:graphicFrameLocks xmlns:a="http://schemas.openxmlformats.org/drawingml/2006/main" noChangeAspect="1"/>
+            </wp:cNvGraphicFramePr>
+            <a:graphic xmlns:a="http://schemas.openxmlformats.org/drawingml/2006/main">
+              <a:graphicData uri="http://schemas.openxmlformats.org/drawingml/2006/picture">
+                <pic:pic xmlns:pic="http://schemas.openxmlformats.org/drawingml/2006/picture">
+                  <pic:nvPicPr>
+                    <pic:cNvPr id="1118964402" name=""/>
+                    <pic:cNvPicPr/>
+                  </pic:nvPicPr>
+                  <pic:blipFill>
+                    <a:blip r:embed="rId84"/>
+                    <a:stretch>
+                      <a:fillRect/>
+                    </a:stretch>
+                  </pic:blipFill>
+                  <pic:spPr>
+                    <a:xfrm>
+                      <a:off x="0" y="0"/>
+                      <a:ext cx="5731510" cy="1619250"/>
+                    </a:xfrm>
+                    <a:prstGeom prst="rect">
+                      <a:avLst/>
+                    </a:prstGeom>
+                  </pic:spPr>
+                </pic:pic>
+              </a:graphicData>
+            </a:graphic>
+          </wp:inline>
+        </w:drawing>
+      </w:r>
+    </w:p>
+    <w:p>
+      <w:pPr>
+        <w:rPr>
+          <w:rFonts w:ascii="Calibri" w:hAnsi="Calibri" w:cs="Calibri"/>
+          <w:b/>
+          <w:bCs/>
+          <w:color w:val="FF0000"/>
+          <w:sz w:val="24"/>
+          <w:szCs w:val="24"/>
+        </w:rPr>
+      </w:pPr>
+      <w:r>
+        <w:rPr>
+          <w:rFonts w:ascii="Calibri" w:hAnsi="Calibri" w:cs="Calibri"/>
+          <w:b/>
+          <w:bCs/>
+          <w:color w:val="FF0000"/>
+          <w:sz w:val="24"/>
+          <w:szCs w:val="24"/>
+        </w:rPr>
+        <w:t>Output:</w:t>
+      </w:r>
+    </w:p>
+    <w:p>
+      <w:pPr>
+        <w:rPr>
+          <w:rFonts w:ascii="Calibri" w:hAnsi="Calibri" w:cs="Calibri"/>
+          <w:b/>
+          <w:bCs/>
+          <w:color w:val="FF0000"/>
+          <w:sz w:val="24"/>
+          <w:szCs w:val="24"/>
+        </w:rPr>
+      </w:pPr>
+      <w:r>
+        <w:rPr>
+          <w:noProof/>
+        </w:rPr>
+        <w:drawing>
+          <wp:inline distT="0" distB="0" distL="0" distR="0" wp14:anchorId="794ECA8B" wp14:editId="24E59ACD">
+            <wp:extent cx="5731510" cy="595630"/>
+            <wp:effectExtent l="0" t="0" r="2540" b="0"/>
+            <wp:docPr id="1283874604" name="Picture 1"/>
+            <wp:cNvGraphicFramePr>
+              <a:graphicFrameLocks xmlns:a="http://schemas.openxmlformats.org/drawingml/2006/main" noChangeAspect="1"/>
+            </wp:cNvGraphicFramePr>
+            <a:graphic xmlns:a="http://schemas.openxmlformats.org/drawingml/2006/main">
+              <a:graphicData uri="http://schemas.openxmlformats.org/drawingml/2006/picture">
+                <pic:pic xmlns:pic="http://schemas.openxmlformats.org/drawingml/2006/picture">
+                  <pic:nvPicPr>
+                    <pic:cNvPr id="1283874604" name=""/>
+                    <pic:cNvPicPr/>
+                  </pic:nvPicPr>
+                  <pic:blipFill>
+                    <a:blip r:embed="rId85"/>
+                    <a:stretch>
+                      <a:fillRect/>
+                    </a:stretch>
+                  </pic:blipFill>
+                  <pic:spPr>
+                    <a:xfrm>
+                      <a:off x="0" y="0"/>
+                      <a:ext cx="5731510" cy="595630"/>
+                    </a:xfrm>
+                    <a:prstGeom prst="rect">
+                      <a:avLst/>
+                    </a:prstGeom>
+                  </pic:spPr>
+                </pic:pic>
+              </a:graphicData>
+            </a:graphic>
+          </wp:inline>
+        </w:drawing>
+      </w:r>
+    </w:p>
+    <w:p>
+      <w:pPr>
+        <w:rPr>
+          <w:rFonts w:ascii="Calibri" w:hAnsi="Calibri" w:cs="Calibri"/>
+          <w:b/>
+          <w:bCs/>
+          <w:color w:val="FF0000"/>
+          <w:sz w:val="24"/>
+          <w:szCs w:val="24"/>
+        </w:rPr>
+      </w:pPr>
+    </w:p>
+    <w:p>
+      <w:pPr>
+        <w:rPr>
+          <w:rFonts w:ascii="Calibri" w:hAnsi="Calibri" w:cs="Calibri"/>
+          <w:b/>
+          <w:bCs/>
+          <w:color w:val="FF0000"/>
+          <w:sz w:val="24"/>
+          <w:szCs w:val="24"/>
+        </w:rPr>
+      </w:pPr>
+      <w:r>
+        <w:rPr>
+          <w:rFonts w:ascii="Calibri" w:hAnsi="Calibri" w:cs="Calibri"/>
+          <w:b/>
+          <w:bCs/>
+          <w:color w:val="FF0000"/>
+          <w:sz w:val="24"/>
+          <w:szCs w:val="24"/>
+        </w:rPr>
+        <w:t>(Or)</w:t>
+      </w:r>
+    </w:p>
+    <w:p>
+      <w:pPr>
+        <w:rPr>
+          <w:rFonts w:ascii="Calibri" w:hAnsi="Calibri" w:cs="Calibri"/>
+          <w:b/>
+          <w:bCs/>
+          <w:color w:val="FF0000"/>
+          <w:sz w:val="24"/>
+          <w:szCs w:val="24"/>
+        </w:rPr>
+      </w:pPr>
+      <w:r>
+        <w:rPr>
+          <w:noProof/>
+        </w:rPr>
+        <w:drawing>
+          <wp:inline distT="0" distB="0" distL="0" distR="0" wp14:anchorId="08F6DBFD" wp14:editId="64F13ECF">
+            <wp:extent cx="5731510" cy="2261870"/>
+            <wp:effectExtent l="0" t="0" r="2540" b="5080"/>
+            <wp:docPr id="180770081" name="Picture 1"/>
+            <wp:cNvGraphicFramePr>
+              <a:graphicFrameLocks xmlns:a="http://schemas.openxmlformats.org/drawingml/2006/main" noChangeAspect="1"/>
+            </wp:cNvGraphicFramePr>
+            <a:graphic xmlns:a="http://schemas.openxmlformats.org/drawingml/2006/main">
+              <a:graphicData uri="http://schemas.openxmlformats.org/drawingml/2006/picture">
+                <pic:pic xmlns:pic="http://schemas.openxmlformats.org/drawingml/2006/picture">
+                  <pic:nvPicPr>
+                    <pic:cNvPr id="180770081" name=""/>
+                    <pic:cNvPicPr/>
+                  </pic:nvPicPr>
+                  <pic:blipFill>
+                    <a:blip r:embed="rId86"/>
+                    <a:stretch>
+                      <a:fillRect/>
+                    </a:stretch>
+                  </pic:blipFill>
+                  <pic:spPr>
+                    <a:xfrm>
+                      <a:off x="0" y="0"/>
+                      <a:ext cx="5731510" cy="2261870"/>
+                    </a:xfrm>
+                    <a:prstGeom prst="rect">
+                      <a:avLst/>
+                    </a:prstGeom>
+                  </pic:spPr>
+                </pic:pic>
+              </a:graphicData>
+            </a:graphic>
+          </wp:inline>
+        </w:drawing>
+      </w:r>
+    </w:p>
+    <w:p>
+      <w:pPr>
+        <w:rPr>
+          <w:rFonts w:ascii="Calibri" w:hAnsi="Calibri" w:cs="Calibri"/>
+          <w:b/>
+          <w:bCs/>
+          <w:color w:val="FF0000"/>
+          <w:sz w:val="24"/>
+          <w:szCs w:val="24"/>
+        </w:rPr>
+      </w:pPr>
+      <w:proofErr w:type="spellStart"/>
+      <w:r>
+        <w:rPr>
+          <w:rFonts w:ascii="Calibri" w:hAnsi="Calibri" w:cs="Calibri"/>
+          <w:b/>
+          <w:bCs/>
+          <w:color w:val="FF0000"/>
+          <w:sz w:val="24"/>
+          <w:szCs w:val="24"/>
+        </w:rPr>
+        <w:t>Ouput</w:t>
+      </w:r>
+      <w:proofErr w:type="spellEnd"/>
+      <w:r>
+        <w:rPr>
+          <w:rFonts w:ascii="Calibri" w:hAnsi="Calibri" w:cs="Calibri"/>
+          <w:b/>
+          <w:bCs/>
+          <w:color w:val="FF0000"/>
+          <w:sz w:val="24"/>
+          <w:szCs w:val="24"/>
+        </w:rPr>
+        <w:t>:</w:t>
+      </w:r>
+    </w:p>
+    <w:p>
+      <w:pPr>
+        <w:rPr>
+          <w:rFonts w:ascii="Calibri" w:hAnsi="Calibri" w:cs="Calibri"/>
+          <w:b/>
+          <w:bCs/>
+          <w:color w:val="FF0000"/>
+          <w:sz w:val="24"/>
+          <w:szCs w:val="24"/>
+        </w:rPr>
+      </w:pPr>
+      <w:r>
+        <w:rPr>
+          <w:noProof/>
+        </w:rPr>
+        <w:drawing>
+          <wp:inline distT="0" distB="0" distL="0" distR="0" wp14:anchorId="72F1581E" wp14:editId="1D90308B">
+            <wp:extent cx="5731510" cy="604520"/>
+            <wp:effectExtent l="0" t="0" r="2540" b="5080"/>
+            <wp:docPr id="1559312069" name="Picture 1"/>
+            <wp:cNvGraphicFramePr>
+              <a:graphicFrameLocks xmlns:a="http://schemas.openxmlformats.org/drawingml/2006/main" noChangeAspect="1"/>
+            </wp:cNvGraphicFramePr>
+            <a:graphic xmlns:a="http://schemas.openxmlformats.org/drawingml/2006/main">
+              <a:graphicData uri="http://schemas.openxmlformats.org/drawingml/2006/picture">
+                <pic:pic xmlns:pic="http://schemas.openxmlformats.org/drawingml/2006/picture">
+                  <pic:nvPicPr>
+                    <pic:cNvPr id="1559312069" name=""/>
+                    <pic:cNvPicPr/>
+                  </pic:nvPicPr>
+                  <pic:blipFill>
+                    <a:blip r:embed="rId87"/>
+                    <a:stretch>
+                      <a:fillRect/>
+                    </a:stretch>
+                  </pic:blipFill>
+                  <pic:spPr>
+                    <a:xfrm>
+                      <a:off x="0" y="0"/>
+                      <a:ext cx="5731510" cy="604520"/>
+                    </a:xfrm>
+                    <a:prstGeom prst="rect">
+                      <a:avLst/>
+                    </a:prstGeom>
+                  </pic:spPr>
+                </pic:pic>
+              </a:graphicData>
+            </a:graphic>
+          </wp:inline>
+        </w:drawing>
+      </w:r>
+    </w:p>
+    <w:p>
+      <w:pPr>
+        <w:rPr>
+          <w:rFonts w:ascii="Calibri" w:hAnsi="Calibri" w:cs="Calibri"/>
+          <w:b/>
+          <w:bCs/>
+          <w:color w:val="FF0000"/>
+          <w:sz w:val="24"/>
+          <w:szCs w:val="24"/>
+        </w:rPr>
+      </w:pPr>
+      <w:r>
+        <w:rPr>
+          <w:rFonts w:ascii="Calibri" w:hAnsi="Calibri" w:cs="Calibri"/>
+          <w:b/>
+          <w:bCs/>
+          <w:color w:val="FF0000"/>
+          <w:sz w:val="24"/>
+          <w:szCs w:val="24"/>
+        </w:rPr>
+        <w:t>5.</w:t>
+      </w:r>
+      <w:r>
+        <w:rPr>
+          <w:rFonts w:ascii="Times New Roman" w:eastAsia="Times New Roman" w:hAnsi="Times New Roman" w:cs="Times New Roman"/>
+          <w:b/>
+          <w:bCs/>
+          <w:kern w:val="0"/>
+          <w:sz w:val="27"/>
+          <w:szCs w:val="27"/>
+          <w:lang w:eastAsia="en-IN" w:bidi="hi-IN"/>
+          <w14:ligatures w14:val="none"/>
+        </w:rPr>
+        <w:t xml:space="preserve"> </w:t>
+      </w:r>
+      <w:r>
+        <w:rPr>
+          <w:rFonts w:ascii="Calibri" w:hAnsi="Calibri" w:cs="Calibri"/>
+          <w:b/>
+          <w:bCs/>
+          <w:color w:val="FF0000"/>
+          <w:sz w:val="24"/>
+          <w:szCs w:val="24"/>
+        </w:rPr>
+        <w:t>Constructor Functions</w:t>
+      </w:r>
+    </w:p>
+    <w:p>
+      <w:pPr>
+        <w:rPr>
+          <w:rFonts w:ascii="Calibri" w:hAnsi="Calibri" w:cs="Calibri"/>
+          <w:color w:val="000000" w:themeColor="text1"/>
+          <w:sz w:val="24"/>
+          <w:szCs w:val="24"/>
+        </w:rPr>
+      </w:pPr>
+      <w:r>
+        <w:rPr>
+          <w:rFonts w:ascii="Calibri" w:hAnsi="Calibri" w:cs="Calibri"/>
+          <w:color w:val="000000" w:themeColor="text1"/>
+          <w:sz w:val="24"/>
+          <w:szCs w:val="24"/>
+        </w:rPr>
+        <w:t>Functions used with the new keyword to create objects.</w:t>
+      </w:r>
+    </w:p>
+    <w:p>
+      <w:pPr>
+        <w:rPr>
+          <w:rFonts w:ascii="Calibri" w:hAnsi="Calibri" w:cs="Calibri"/>
+          <w:color w:val="000000" w:themeColor="text1"/>
+          <w:sz w:val="24"/>
+          <w:szCs w:val="24"/>
+        </w:rPr>
+      </w:pPr>
+      <w:r>
+        <w:rPr>
+          <w:noProof/>
+        </w:rPr>
+        <w:drawing>
+          <wp:inline distT="0" distB="0" distL="0" distR="0" wp14:anchorId="74D00524" wp14:editId="64B98849">
+            <wp:extent cx="5731510" cy="680720"/>
+            <wp:effectExtent l="0" t="0" r="2540" b="5080"/>
+            <wp:docPr id="1971550723" name="Picture 1"/>
+            <wp:cNvGraphicFramePr>
+              <a:graphicFrameLocks xmlns:a="http://schemas.openxmlformats.org/drawingml/2006/main" noChangeAspect="1"/>
+            </wp:cNvGraphicFramePr>
+            <a:graphic xmlns:a="http://schemas.openxmlformats.org/drawingml/2006/main">
+              <a:graphicData uri="http://schemas.openxmlformats.org/drawingml/2006/picture">
+                <pic:pic xmlns:pic="http://schemas.openxmlformats.org/drawingml/2006/picture">
+                  <pic:nvPicPr>
+                    <pic:cNvPr id="1971550723" name=""/>
+                    <pic:cNvPicPr/>
+                  </pic:nvPicPr>
+                  <pic:blipFill>
+                    <a:blip r:embed="rId88"/>
+                    <a:stretch>
+                      <a:fillRect/>
+                    </a:stretch>
+                  </pic:blipFill>
+                  <pic:spPr>
+                    <a:xfrm>
+                      <a:off x="0" y="0"/>
+                      <a:ext cx="5731510" cy="680720"/>
+                    </a:xfrm>
+                    <a:prstGeom prst="rect">
+                      <a:avLst/>
+                    </a:prstGeom>
+                  </pic:spPr>
+                </pic:pic>
+              </a:graphicData>
+            </a:graphic>
+          </wp:inline>
+        </w:drawing>
+      </w:r>
+    </w:p>
+    <w:p>
+      <w:pPr>
+        <w:rPr>
+          <w:rFonts w:ascii="Calibri" w:hAnsi="Calibri" w:cs="Calibri"/>
+          <w:color w:val="000000" w:themeColor="text1"/>
+          <w:sz w:val="24"/>
+          <w:szCs w:val="24"/>
+        </w:rPr>
+      </w:pPr>
+      <w:r>
+        <w:rPr>
+          <w:noProof/>
+        </w:rPr>
+        <w:lastRenderedPageBreak/>
+        <w:drawing>
+          <wp:inline distT="0" distB="0" distL="0" distR="0" wp14:anchorId="737BEFBB" wp14:editId="74A8C6DA">
+            <wp:extent cx="4333875" cy="866775"/>
+            <wp:effectExtent l="0" t="0" r="9525" b="9525"/>
+            <wp:docPr id="953999484" name="Picture 1"/>
+            <wp:cNvGraphicFramePr>
+              <a:graphicFrameLocks xmlns:a="http://schemas.openxmlformats.org/drawingml/2006/main" noChangeAspect="1"/>
+            </wp:cNvGraphicFramePr>
+            <a:graphic xmlns:a="http://schemas.openxmlformats.org/drawingml/2006/main">
+              <a:graphicData uri="http://schemas.openxmlformats.org/drawingml/2006/picture">
+                <pic:pic xmlns:pic="http://schemas.openxmlformats.org/drawingml/2006/picture">
+                  <pic:nvPicPr>
+                    <pic:cNvPr id="953999484" name=""/>
+                    <pic:cNvPicPr/>
+                  </pic:nvPicPr>
+                  <pic:blipFill>
+                    <a:blip r:embed="rId89"/>
+                    <a:stretch>
+                      <a:fillRect/>
+                    </a:stretch>
+                  </pic:blipFill>
+                  <pic:spPr>
+                    <a:xfrm>
+                      <a:off x="0" y="0"/>
+                      <a:ext cx="4333875" cy="866775"/>
+                    </a:xfrm>
+                    <a:prstGeom prst="rect">
+                      <a:avLst/>
+                    </a:prstGeom>
+                  </pic:spPr>
+                </pic:pic>
+              </a:graphicData>
+            </a:graphic>
+          </wp:inline>
+        </w:drawing>
+      </w:r>
+    </w:p>
+    <w:p>
+      <w:pPr>
+        <w:rPr>
+          <w:rFonts w:ascii="Calibri" w:hAnsi="Calibri" w:cs="Calibri"/>
+          <w:color w:val="000000" w:themeColor="text1"/>
+          <w:sz w:val="24"/>
+          <w:szCs w:val="24"/>
+        </w:rPr>
+      </w:pPr>
+    </w:p>
+    <w:p>
+      <w:pPr>
+        <w:rPr>
+          <w:rFonts w:ascii="Calibri" w:hAnsi="Calibri" w:cs="Calibri"/>
+          <w:b/>
+          <w:bCs/>
+          <w:color w:val="FF0000"/>
+          <w:sz w:val="24"/>
+          <w:szCs w:val="24"/>
+        </w:rPr>
+      </w:pPr>
+      <w:r>
+        <w:rPr>
+          <w:rFonts w:ascii="Calibri" w:hAnsi="Calibri" w:cs="Calibri"/>
+          <w:b/>
+          <w:bCs/>
+          <w:color w:val="FF0000"/>
+          <w:sz w:val="24"/>
+          <w:szCs w:val="24"/>
+        </w:rPr>
+        <w:t>Example:</w:t>
+      </w:r>
+    </w:p>
+    <w:p>
+      <w:pPr>
+        <w:rPr>
+          <w:rFonts w:ascii="Calibri" w:hAnsi="Calibri" w:cs="Calibri"/>
+          <w:color w:val="000000" w:themeColor="text1"/>
+          <w:sz w:val="24"/>
+          <w:szCs w:val="24"/>
+        </w:rPr>
+      </w:pPr>
+    </w:p>
+    <w:p>
+      <w:pPr>
+        <w:rPr>
+          <w:rFonts w:ascii="Calibri" w:hAnsi="Calibri" w:cs="Calibri"/>
+          <w:b/>
+          <w:bCs/>
+          <w:color w:val="FF0000"/>
+          <w:sz w:val="24"/>
+          <w:szCs w:val="24"/>
+        </w:rPr>
+      </w:pPr>
+    </w:p>
+    <w:p>
+      <w:pPr>
+        <w:rPr>
+          <w:rFonts w:ascii="Calibri" w:hAnsi="Calibri" w:cs="Calibri"/>
+          <w:b/>
+          <w:bCs/>
+          <w:color w:val="FF0000"/>
           <w:sz w:val="24"/>
           <w:szCs w:val="24"/>
         </w:rPr>
@@ -9301,193 +10796,193 @@
           <w:sz w:val="24"/>
           <w:szCs w:val="24"/>
         </w:rPr>
+        <w:t>}</w:t>
+      </w:r>
+    </w:p>
+    <w:p>
+      <w:pPr>
+        <w:rPr>
+          <w:rFonts w:ascii="Calibri" w:hAnsi="Calibri" w:cs="Calibri"/>
+          <w:b/>
+          <w:bCs/>
+          <w:sz w:val="24"/>
+          <w:szCs w:val="24"/>
+        </w:rPr>
+      </w:pPr>
+    </w:p>
+    <w:p>
+      <w:pPr>
+        <w:rPr>
+          <w:rFonts w:ascii="Calibri" w:hAnsi="Calibri" w:cs="Calibri"/>
+          <w:b/>
+          <w:bCs/>
+          <w:sz w:val="24"/>
+          <w:szCs w:val="24"/>
+        </w:rPr>
+      </w:pPr>
+      <w:r>
+        <w:rPr>
+          <w:rFonts w:ascii="Segoe UI Emoji" w:hAnsi="Segoe UI Emoji" w:cs="Segoe UI Emoji"/>
+          <w:b/>
+          <w:bCs/>
+          <w:sz w:val="24"/>
+          <w:szCs w:val="24"/>
+        </w:rPr>
+        <w:t>🔁</w:t>
+      </w:r>
+      <w:r>
+        <w:rPr>
+          <w:rFonts w:ascii="Calibri" w:hAnsi="Calibri" w:cs="Calibri"/>
+          <w:b/>
+          <w:bCs/>
+          <w:sz w:val="24"/>
+          <w:szCs w:val="24"/>
+        </w:rPr>
+        <w:t xml:space="preserve"> if...else if...else Statement</w:t>
+      </w:r>
+    </w:p>
+    <w:p>
+      <w:pPr>
+        <w:rPr>
+          <w:rFonts w:ascii="Calibri" w:hAnsi="Calibri" w:cs="Calibri"/>
+          <w:sz w:val="24"/>
+          <w:szCs w:val="24"/>
+        </w:rPr>
+      </w:pPr>
+      <w:r>
+        <w:rPr>
+          <w:rFonts w:ascii="Calibri" w:hAnsi="Calibri" w:cs="Calibri"/>
+          <w:sz w:val="24"/>
+          <w:szCs w:val="24"/>
+        </w:rPr>
+        <w:t>This structure allows you to test multiple conditions sequentially.</w:t>
+      </w:r>
+    </w:p>
+    <w:p>
+      <w:pPr>
+        <w:rPr>
+          <w:rFonts w:ascii="Calibri" w:hAnsi="Calibri" w:cs="Calibri"/>
+          <w:b/>
+          <w:bCs/>
+          <w:sz w:val="24"/>
+          <w:szCs w:val="24"/>
+        </w:rPr>
+      </w:pPr>
+      <w:r>
+        <w:rPr>
+          <w:rFonts w:ascii="Calibri" w:hAnsi="Calibri" w:cs="Calibri"/>
+          <w:b/>
+          <w:bCs/>
+          <w:sz w:val="24"/>
+          <w:szCs w:val="24"/>
+          <w:highlight w:val="yellow"/>
+        </w:rPr>
+        <w:t>Syntax:</w:t>
+      </w:r>
+    </w:p>
+    <w:p>
+      <w:pPr>
+        <w:rPr>
+          <w:rFonts w:ascii="Calibri" w:hAnsi="Calibri" w:cs="Calibri"/>
+          <w:b/>
+          <w:bCs/>
+          <w:sz w:val="24"/>
+          <w:szCs w:val="24"/>
+        </w:rPr>
+      </w:pPr>
+      <w:r>
+        <w:rPr>
+          <w:rFonts w:ascii="Calibri" w:hAnsi="Calibri" w:cs="Calibri"/>
+          <w:b/>
+          <w:bCs/>
+          <w:sz w:val="24"/>
+          <w:szCs w:val="24"/>
+        </w:rPr>
+        <w:t>if (condition1) {</w:t>
+      </w:r>
+    </w:p>
+    <w:p>
+      <w:pPr>
+        <w:rPr>
+          <w:rFonts w:ascii="Calibri" w:hAnsi="Calibri" w:cs="Calibri"/>
+          <w:b/>
+          <w:bCs/>
+          <w:sz w:val="24"/>
+          <w:szCs w:val="24"/>
+        </w:rPr>
+      </w:pPr>
+      <w:r>
+        <w:rPr>
+          <w:rFonts w:ascii="Calibri" w:hAnsi="Calibri" w:cs="Calibri"/>
+          <w:b/>
+          <w:bCs/>
+          <w:sz w:val="24"/>
+          <w:szCs w:val="24"/>
+        </w:rPr>
+        <w:t xml:space="preserve">  // code if condition1 is true</w:t>
+      </w:r>
+    </w:p>
+    <w:p>
+      <w:pPr>
+        <w:rPr>
+          <w:rFonts w:ascii="Calibri" w:hAnsi="Calibri" w:cs="Calibri"/>
+          <w:b/>
+          <w:bCs/>
+          <w:sz w:val="24"/>
+          <w:szCs w:val="24"/>
+        </w:rPr>
+      </w:pPr>
+      <w:r>
+        <w:rPr>
+          <w:rFonts w:ascii="Calibri" w:hAnsi="Calibri" w:cs="Calibri"/>
+          <w:b/>
+          <w:bCs/>
+          <w:sz w:val="24"/>
+          <w:szCs w:val="24"/>
+        </w:rPr>
+        <w:t>} else if (condition2) {</w:t>
+      </w:r>
+    </w:p>
+    <w:p>
+      <w:pPr>
+        <w:rPr>
+          <w:rFonts w:ascii="Calibri" w:hAnsi="Calibri" w:cs="Calibri"/>
+          <w:b/>
+          <w:bCs/>
+          <w:sz w:val="24"/>
+          <w:szCs w:val="24"/>
+        </w:rPr>
+      </w:pPr>
+      <w:r>
+        <w:rPr>
+          <w:rFonts w:ascii="Calibri" w:hAnsi="Calibri" w:cs="Calibri"/>
+          <w:b/>
+          <w:bCs/>
+          <w:sz w:val="24"/>
+          <w:szCs w:val="24"/>
+        </w:rPr>
+        <w:t xml:space="preserve">  // code if condition2 is true</w:t>
+      </w:r>
+    </w:p>
+    <w:p>
+      <w:pPr>
+        <w:rPr>
+          <w:rFonts w:ascii="Calibri" w:hAnsi="Calibri" w:cs="Calibri"/>
+          <w:b/>
+          <w:bCs/>
+          <w:sz w:val="24"/>
+          <w:szCs w:val="24"/>
+        </w:rPr>
+      </w:pPr>
+      <w:r>
+        <w:rPr>
+          <w:rFonts w:ascii="Calibri" w:hAnsi="Calibri" w:cs="Calibri"/>
+          <w:b/>
+          <w:bCs/>
+          <w:sz w:val="24"/>
+          <w:szCs w:val="24"/>
+        </w:rPr>
         <w:lastRenderedPageBreak/>
-        <w:t>}</w:t>
-      </w:r>
-    </w:p>
-    <w:p>
-      <w:pPr>
-        <w:rPr>
-          <w:rFonts w:ascii="Calibri" w:hAnsi="Calibri" w:cs="Calibri"/>
-          <w:b/>
-          <w:bCs/>
-          <w:sz w:val="24"/>
-          <w:szCs w:val="24"/>
-        </w:rPr>
-      </w:pPr>
-    </w:p>
-    <w:p>
-      <w:pPr>
-        <w:rPr>
-          <w:rFonts w:ascii="Calibri" w:hAnsi="Calibri" w:cs="Calibri"/>
-          <w:b/>
-          <w:bCs/>
-          <w:sz w:val="24"/>
-          <w:szCs w:val="24"/>
-        </w:rPr>
-      </w:pPr>
-      <w:r>
-        <w:rPr>
-          <w:rFonts w:ascii="Segoe UI Emoji" w:hAnsi="Segoe UI Emoji" w:cs="Segoe UI Emoji"/>
-          <w:b/>
-          <w:bCs/>
-          <w:sz w:val="24"/>
-          <w:szCs w:val="24"/>
-        </w:rPr>
-        <w:t>🔁</w:t>
-      </w:r>
-      <w:r>
-        <w:rPr>
-          <w:rFonts w:ascii="Calibri" w:hAnsi="Calibri" w:cs="Calibri"/>
-          <w:b/>
-          <w:bCs/>
-          <w:sz w:val="24"/>
-          <w:szCs w:val="24"/>
-        </w:rPr>
-        <w:t xml:space="preserve"> if...else if...else Statement</w:t>
-      </w:r>
-    </w:p>
-    <w:p>
-      <w:pPr>
-        <w:rPr>
-          <w:rFonts w:ascii="Calibri" w:hAnsi="Calibri" w:cs="Calibri"/>
-          <w:sz w:val="24"/>
-          <w:szCs w:val="24"/>
-        </w:rPr>
-      </w:pPr>
-      <w:r>
-        <w:rPr>
-          <w:rFonts w:ascii="Calibri" w:hAnsi="Calibri" w:cs="Calibri"/>
-          <w:sz w:val="24"/>
-          <w:szCs w:val="24"/>
-        </w:rPr>
-        <w:t>This structure allows you to test multiple conditions sequentially.</w:t>
-      </w:r>
-    </w:p>
-    <w:p>
-      <w:pPr>
-        <w:rPr>
-          <w:rFonts w:ascii="Calibri" w:hAnsi="Calibri" w:cs="Calibri"/>
-          <w:b/>
-          <w:bCs/>
-          <w:sz w:val="24"/>
-          <w:szCs w:val="24"/>
-        </w:rPr>
-      </w:pPr>
-      <w:r>
-        <w:rPr>
-          <w:rFonts w:ascii="Calibri" w:hAnsi="Calibri" w:cs="Calibri"/>
-          <w:b/>
-          <w:bCs/>
-          <w:sz w:val="24"/>
-          <w:szCs w:val="24"/>
-          <w:highlight w:val="yellow"/>
-        </w:rPr>
-        <w:t>Syntax:</w:t>
-      </w:r>
-    </w:p>
-    <w:p>
-      <w:pPr>
-        <w:rPr>
-          <w:rFonts w:ascii="Calibri" w:hAnsi="Calibri" w:cs="Calibri"/>
-          <w:b/>
-          <w:bCs/>
-          <w:sz w:val="24"/>
-          <w:szCs w:val="24"/>
-        </w:rPr>
-      </w:pPr>
-      <w:r>
-        <w:rPr>
-          <w:rFonts w:ascii="Calibri" w:hAnsi="Calibri" w:cs="Calibri"/>
-          <w:b/>
-          <w:bCs/>
-          <w:sz w:val="24"/>
-          <w:szCs w:val="24"/>
-        </w:rPr>
-        <w:t>if (condition1) {</w:t>
-      </w:r>
-    </w:p>
-    <w:p>
-      <w:pPr>
-        <w:rPr>
-          <w:rFonts w:ascii="Calibri" w:hAnsi="Calibri" w:cs="Calibri"/>
-          <w:b/>
-          <w:bCs/>
-          <w:sz w:val="24"/>
-          <w:szCs w:val="24"/>
-        </w:rPr>
-      </w:pPr>
-      <w:r>
-        <w:rPr>
-          <w:rFonts w:ascii="Calibri" w:hAnsi="Calibri" w:cs="Calibri"/>
-          <w:b/>
-          <w:bCs/>
-          <w:sz w:val="24"/>
-          <w:szCs w:val="24"/>
-        </w:rPr>
-        <w:t xml:space="preserve">  // code if condition1 is true</w:t>
-      </w:r>
-    </w:p>
-    <w:p>
-      <w:pPr>
-        <w:rPr>
-          <w:rFonts w:ascii="Calibri" w:hAnsi="Calibri" w:cs="Calibri"/>
-          <w:b/>
-          <w:bCs/>
-          <w:sz w:val="24"/>
-          <w:szCs w:val="24"/>
-        </w:rPr>
-      </w:pPr>
-      <w:r>
-        <w:rPr>
-          <w:rFonts w:ascii="Calibri" w:hAnsi="Calibri" w:cs="Calibri"/>
-          <w:b/>
-          <w:bCs/>
-          <w:sz w:val="24"/>
-          <w:szCs w:val="24"/>
-        </w:rPr>
-        <w:t>} else if (condition2) {</w:t>
-      </w:r>
-    </w:p>
-    <w:p>
-      <w:pPr>
-        <w:rPr>
-          <w:rFonts w:ascii="Calibri" w:hAnsi="Calibri" w:cs="Calibri"/>
-          <w:b/>
-          <w:bCs/>
-          <w:sz w:val="24"/>
-          <w:szCs w:val="24"/>
-        </w:rPr>
-      </w:pPr>
-      <w:r>
-        <w:rPr>
-          <w:rFonts w:ascii="Calibri" w:hAnsi="Calibri" w:cs="Calibri"/>
-          <w:b/>
-          <w:bCs/>
-          <w:sz w:val="24"/>
-          <w:szCs w:val="24"/>
-        </w:rPr>
-        <w:t xml:space="preserve">  // code if condition2 is true</w:t>
-      </w:r>
-    </w:p>
-    <w:p>
-      <w:pPr>
-        <w:rPr>
-          <w:rFonts w:ascii="Calibri" w:hAnsi="Calibri" w:cs="Calibri"/>
-          <w:b/>
-          <w:bCs/>
-          <w:sz w:val="24"/>
-          <w:szCs w:val="24"/>
-        </w:rPr>
-      </w:pPr>
-      <w:r>
-        <w:rPr>
-          <w:rFonts w:ascii="Calibri" w:hAnsi="Calibri" w:cs="Calibri"/>
-          <w:b/>
-          <w:bCs/>
-          <w:sz w:val="24"/>
-          <w:szCs w:val="24"/>
-        </w:rPr>
         <w:t>} else {</w:t>
       </w:r>
     </w:p>
@@ -9584,7 +11079,7 @@
                     <pic:cNvPicPr/>
                   </pic:nvPicPr>
                   <pic:blipFill>
-                    <a:blip r:embed="rId82"/>
+                    <a:blip r:embed="rId90"/>
                     <a:stretch>
                       <a:fillRect/>
                     </a:stretch>
@@ -9817,7 +11312,6 @@
           <w:sz w:val="24"/>
           <w:szCs w:val="24"/>
         </w:rPr>
-        <w:lastRenderedPageBreak/>
         <w:t xml:space="preserve">  case value2:</w:t>
       </w:r>
     </w:p>
@@ -10079,6 +11573,7 @@
           <w:sz w:val="24"/>
           <w:szCs w:val="24"/>
         </w:rPr>
+        <w:lastRenderedPageBreak/>
         <w:t>break:</w:t>
       </w:r>
       <w:r>
@@ -10181,7 +11676,7 @@
                     <pic:cNvPicPr/>
                   </pic:nvPicPr>
                   <pic:blipFill>
-                    <a:blip r:embed="rId83"/>
+                    <a:blip r:embed="rId91"/>
                     <a:stretch>
                       <a:fillRect/>
                     </a:stretch>
@@ -10438,6 +11933,155 @@
     </w:lvl>
   </w:abstractNum>
   <w:abstractNum w:abstractNumId="1" w15:restartNumberingAfterBreak="0">
+    <w:nsid w:val="087D6047"/>
+    <w:multiLevelType w:val="multilevel"/>
+    <w:tmpl w:val="A434FDB8"/>
+    <w:lvl w:ilvl="0">
+      <w:start w:val="1"/>
+      <w:numFmt w:val="bullet"/>
+      <w:lvlText w:val=""/>
+      <w:lvlJc w:val="left"/>
+      <w:pPr>
+        <w:tabs>
+          <w:tab w:val="num" w:pos="720"/>
+        </w:tabs>
+        <w:ind w:left="720" w:hanging="360"/>
+      </w:pPr>
+      <w:rPr>
+        <w:rFonts w:ascii="Symbol" w:hAnsi="Symbol" w:hint="default"/>
+        <w:sz w:val="20"/>
+      </w:rPr>
+    </w:lvl>
+    <w:lvl w:ilvl="1" w:tentative="1">
+      <w:start w:val="1"/>
+      <w:numFmt w:val="bullet"/>
+      <w:lvlText w:val="o"/>
+      <w:lvlJc w:val="left"/>
+      <w:pPr>
+        <w:tabs>
+          <w:tab w:val="num" w:pos="1440"/>
+        </w:tabs>
+        <w:ind w:left="1440" w:hanging="360"/>
+      </w:pPr>
+      <w:rPr>
+        <w:rFonts w:ascii="Courier New" w:hAnsi="Courier New" w:hint="default"/>
+        <w:sz w:val="20"/>
+      </w:rPr>
+    </w:lvl>
+    <w:lvl w:ilvl="2" w:tentative="1">
+      <w:start w:val="1"/>
+      <w:numFmt w:val="bullet"/>
+      <w:lvlText w:val=""/>
+      <w:lvlJc w:val="left"/>
+      <w:pPr>
+        <w:tabs>
+          <w:tab w:val="num" w:pos="2160"/>
+        </w:tabs>
+        <w:ind w:left="2160" w:hanging="360"/>
+      </w:pPr>
+      <w:rPr>
+        <w:rFonts w:ascii="Wingdings" w:hAnsi="Wingdings" w:hint="default"/>
+        <w:sz w:val="20"/>
+      </w:rPr>
+    </w:lvl>
+    <w:lvl w:ilvl="3" w:tentative="1">
+      <w:start w:val="1"/>
+      <w:numFmt w:val="bullet"/>
+      <w:lvlText w:val=""/>
+      <w:lvlJc w:val="left"/>
+      <w:pPr>
+        <w:tabs>
+          <w:tab w:val="num" w:pos="2880"/>
+        </w:tabs>
+        <w:ind w:left="2880" w:hanging="360"/>
+      </w:pPr>
+      <w:rPr>
+        <w:rFonts w:ascii="Wingdings" w:hAnsi="Wingdings" w:hint="default"/>
+        <w:sz w:val="20"/>
+      </w:rPr>
+    </w:lvl>
+    <w:lvl w:ilvl="4" w:tentative="1">
+      <w:start w:val="1"/>
+      <w:numFmt w:val="bullet"/>
+      <w:lvlText w:val=""/>
+      <w:lvlJc w:val="left"/>
+      <w:pPr>
+        <w:tabs>
+          <w:tab w:val="num" w:pos="3600"/>
+        </w:tabs>
+        <w:ind w:left="3600" w:hanging="360"/>
+      </w:pPr>
+      <w:rPr>
+        <w:rFonts w:ascii="Wingdings" w:hAnsi="Wingdings" w:hint="default"/>
+        <w:sz w:val="20"/>
+      </w:rPr>
+    </w:lvl>
+    <w:lvl w:ilvl="5" w:tentative="1">
+      <w:start w:val="1"/>
+      <w:numFmt w:val="bullet"/>
+      <w:lvlText w:val=""/>
+      <w:lvlJc w:val="left"/>
+      <w:pPr>
+        <w:tabs>
+          <w:tab w:val="num" w:pos="4320"/>
+        </w:tabs>
+        <w:ind w:left="4320" w:hanging="360"/>
+      </w:pPr>
+      <w:rPr>
+        <w:rFonts w:ascii="Wingdings" w:hAnsi="Wingdings" w:hint="default"/>
+        <w:sz w:val="20"/>
+      </w:rPr>
+    </w:lvl>
+    <w:lvl w:ilvl="6" w:tentative="1">
+      <w:start w:val="1"/>
+      <w:numFmt w:val="bullet"/>
+      <w:lvlText w:val=""/>
+      <w:lvlJc w:val="left"/>
+      <w:pPr>
+        <w:tabs>
+          <w:tab w:val="num" w:pos="5040"/>
+        </w:tabs>
+        <w:ind w:left="5040" w:hanging="360"/>
+      </w:pPr>
+      <w:rPr>
+        <w:rFonts w:ascii="Wingdings" w:hAnsi="Wingdings" w:hint="default"/>
+        <w:sz w:val="20"/>
+      </w:rPr>
+    </w:lvl>
+    <w:lvl w:ilvl="7" w:tentative="1">
+      <w:start w:val="1"/>
+      <w:numFmt w:val="bullet"/>
+      <w:lvlText w:val=""/>
+      <w:lvlJc w:val="left"/>
+      <w:pPr>
+        <w:tabs>
+          <w:tab w:val="num" w:pos="5760"/>
+        </w:tabs>
+        <w:ind w:left="5760" w:hanging="360"/>
+      </w:pPr>
+      <w:rPr>
+        <w:rFonts w:ascii="Wingdings" w:hAnsi="Wingdings" w:hint="default"/>
+        <w:sz w:val="20"/>
+      </w:rPr>
+    </w:lvl>
+    <w:lvl w:ilvl="8" w:tentative="1">
+      <w:start w:val="1"/>
+      <w:numFmt w:val="bullet"/>
+      <w:lvlText w:val=""/>
+      <w:lvlJc w:val="left"/>
+      <w:pPr>
+        <w:tabs>
+          <w:tab w:val="num" w:pos="6480"/>
+        </w:tabs>
+        <w:ind w:left="6480" w:hanging="360"/>
+      </w:pPr>
+      <w:rPr>
+        <w:rFonts w:ascii="Wingdings" w:hAnsi="Wingdings" w:hint="default"/>
+        <w:sz w:val="20"/>
+      </w:rPr>
+    </w:lvl>
+  </w:abstractNum>
+  <w:abstractNum w:abstractNumId="2" w15:restartNumberingAfterBreak="0">
     <w:nsid w:val="1B151FB3"/>
     <w:multiLevelType w:val="multilevel"/>
     <w:tmpl w:val="757A4246"/>
@@ -10586,7 +12230,7 @@
       </w:rPr>
     </w:lvl>
   </w:abstractNum>
-  <w:abstractNum w:abstractNumId="2" w15:restartNumberingAfterBreak="0">
+  <w:abstractNum w:abstractNumId="3" w15:restartNumberingAfterBreak="0">
     <w:nsid w:val="1DD5228F"/>
     <w:multiLevelType w:val="hybridMultilevel"/>
     <w:tmpl w:val="ED1E3DDA"/>
@@ -10675,7 +12319,7 @@
       </w:pPr>
     </w:lvl>
   </w:abstractNum>
-  <w:abstractNum w:abstractNumId="3" w15:restartNumberingAfterBreak="0">
+  <w:abstractNum w:abstractNumId="4" w15:restartNumberingAfterBreak="0">
     <w:nsid w:val="1EC22AA2"/>
     <w:multiLevelType w:val="multilevel"/>
     <w:tmpl w:val="75720220"/>
@@ -10824,7 +12468,7 @@
       </w:rPr>
     </w:lvl>
   </w:abstractNum>
-  <w:abstractNum w:abstractNumId="4" w15:restartNumberingAfterBreak="0">
+  <w:abstractNum w:abstractNumId="5" w15:restartNumberingAfterBreak="0">
     <w:nsid w:val="28685CB5"/>
     <w:multiLevelType w:val="multilevel"/>
     <w:tmpl w:val="8B280EB8"/>
@@ -10973,7 +12617,7 @@
       </w:rPr>
     </w:lvl>
   </w:abstractNum>
-  <w:abstractNum w:abstractNumId="5" w15:restartNumberingAfterBreak="0">
+  <w:abstractNum w:abstractNumId="6" w15:restartNumberingAfterBreak="0">
     <w:nsid w:val="2E830785"/>
     <w:multiLevelType w:val="multilevel"/>
     <w:tmpl w:val="36107C80"/>
@@ -11122,7 +12766,7 @@
       </w:rPr>
     </w:lvl>
   </w:abstractNum>
-  <w:abstractNum w:abstractNumId="6" w15:restartNumberingAfterBreak="0">
+  <w:abstractNum w:abstractNumId="7" w15:restartNumberingAfterBreak="0">
     <w:nsid w:val="367903FB"/>
     <w:multiLevelType w:val="multilevel"/>
     <w:tmpl w:val="C4C405A4"/>
@@ -11271,7 +12915,7 @@
       </w:rPr>
     </w:lvl>
   </w:abstractNum>
-  <w:abstractNum w:abstractNumId="7" w15:restartNumberingAfterBreak="0">
+  <w:abstractNum w:abstractNumId="8" w15:restartNumberingAfterBreak="0">
     <w:nsid w:val="39D275A5"/>
     <w:multiLevelType w:val="multilevel"/>
     <w:tmpl w:val="D422D55A"/>
@@ -11362,7 +13006,7 @@
       </w:pPr>
     </w:lvl>
   </w:abstractNum>
-  <w:abstractNum w:abstractNumId="8" w15:restartNumberingAfterBreak="0">
+  <w:abstractNum w:abstractNumId="9" w15:restartNumberingAfterBreak="0">
     <w:nsid w:val="39E30316"/>
     <w:multiLevelType w:val="hybridMultilevel"/>
     <w:tmpl w:val="2F9AAABC"/>
@@ -11475,7 +13119,7 @@
       </w:rPr>
     </w:lvl>
   </w:abstractNum>
-  <w:abstractNum w:abstractNumId="9" w15:restartNumberingAfterBreak="0">
+  <w:abstractNum w:abstractNumId="10" w15:restartNumberingAfterBreak="0">
     <w:nsid w:val="40C16ED4"/>
     <w:multiLevelType w:val="multilevel"/>
     <w:tmpl w:val="2552346A"/>
@@ -11588,7 +13232,7 @@
       </w:pPr>
     </w:lvl>
   </w:abstractNum>
-  <w:abstractNum w:abstractNumId="10" w15:restartNumberingAfterBreak="0">
+  <w:abstractNum w:abstractNumId="11" w15:restartNumberingAfterBreak="0">
     <w:nsid w:val="49E06538"/>
     <w:multiLevelType w:val="hybridMultilevel"/>
     <w:tmpl w:val="2D22FFF2"/>
@@ -11701,7 +13345,7 @@
       </w:rPr>
     </w:lvl>
   </w:abstractNum>
-  <w:abstractNum w:abstractNumId="11" w15:restartNumberingAfterBreak="0">
+  <w:abstractNum w:abstractNumId="12" w15:restartNumberingAfterBreak="0">
     <w:nsid w:val="4AE735E5"/>
     <w:multiLevelType w:val="hybridMultilevel"/>
     <w:tmpl w:val="D422D55A"/>
@@ -11791,7 +13435,7 @@
       </w:pPr>
     </w:lvl>
   </w:abstractNum>
-  <w:abstractNum w:abstractNumId="12" w15:restartNumberingAfterBreak="0">
+  <w:abstractNum w:abstractNumId="13" w15:restartNumberingAfterBreak="0">
     <w:nsid w:val="4D091B3D"/>
     <w:multiLevelType w:val="multilevel"/>
     <w:tmpl w:val="4F7A4F4A"/>
@@ -11940,7 +13584,7 @@
       </w:rPr>
     </w:lvl>
   </w:abstractNum>
-  <w:abstractNum w:abstractNumId="13" w15:restartNumberingAfterBreak="0">
+  <w:abstractNum w:abstractNumId="14" w15:restartNumberingAfterBreak="0">
     <w:nsid w:val="60DA4F29"/>
     <w:multiLevelType w:val="multilevel"/>
     <w:tmpl w:val="359AA768"/>
@@ -12053,7 +13697,7 @@
       </w:pPr>
     </w:lvl>
   </w:abstractNum>
-  <w:abstractNum w:abstractNumId="14" w15:restartNumberingAfterBreak="0">
+  <w:abstractNum w:abstractNumId="15" w15:restartNumberingAfterBreak="0">
     <w:nsid w:val="6AE77325"/>
     <w:multiLevelType w:val="hybridMultilevel"/>
     <w:tmpl w:val="AF1AEC80"/>
@@ -12144,7 +13788,7 @@
     </w:lvl>
   </w:abstractNum>
   <w:num w:numId="1" w16cid:durableId="1987977672">
-    <w:abstractNumId w:val="3"/>
+    <w:abstractNumId w:val="4"/>
   </w:num>
   <w:num w:numId="2" w16cid:durableId="2028486707">
     <w:abstractNumId w:val="0"/>
@@ -12165,58 +13809,61 @@
     </w:lvlOverride>
   </w:num>
   <w:num w:numId="5" w16cid:durableId="1894730393">
-    <w:abstractNumId w:val="13"/>
+    <w:abstractNumId w:val="14"/>
   </w:num>
   <w:num w:numId="6" w16cid:durableId="505366779">
+    <w:abstractNumId w:val="10"/>
+  </w:num>
+  <w:num w:numId="7" w16cid:durableId="1701011929">
+    <w:abstractNumId w:val="15"/>
+  </w:num>
+  <w:num w:numId="8" w16cid:durableId="479690143">
+    <w:abstractNumId w:val="12"/>
+  </w:num>
+  <w:num w:numId="9" w16cid:durableId="641738735">
     <w:abstractNumId w:val="9"/>
   </w:num>
-  <w:num w:numId="7" w16cid:durableId="1701011929">
-    <w:abstractNumId w:val="14"/>
+  <w:num w:numId="10" w16cid:durableId="1590967396">
+    <w:abstractNumId w:val="3"/>
   </w:num>
-  <w:num w:numId="8" w16cid:durableId="479690143">
-    <w:abstractNumId w:val="11"/>
-  </w:num>
-  <w:num w:numId="9" w16cid:durableId="641738735">
+  <w:num w:numId="11" w16cid:durableId="78869900">
     <w:abstractNumId w:val="8"/>
   </w:num>
-  <w:num w:numId="10" w16cid:durableId="1590967396">
+  <w:num w:numId="12" w16cid:durableId="1803422038">
     <w:abstractNumId w:val="2"/>
-  </w:num>
-  <w:num w:numId="11" w16cid:durableId="78869900">
-    <w:abstractNumId w:val="7"/>
-  </w:num>
-  <w:num w:numId="12" w16cid:durableId="1803422038">
-    <w:abstractNumId w:val="1"/>
     <w:lvlOverride w:ilvl="0">
       <w:startOverride w:val="1"/>
     </w:lvlOverride>
   </w:num>
   <w:num w:numId="13" w16cid:durableId="906234063">
-    <w:abstractNumId w:val="1"/>
+    <w:abstractNumId w:val="2"/>
     <w:lvlOverride w:ilvl="0">
       <w:startOverride w:val="2"/>
     </w:lvlOverride>
   </w:num>
   <w:num w:numId="14" w16cid:durableId="1743600116">
-    <w:abstractNumId w:val="1"/>
+    <w:abstractNumId w:val="2"/>
     <w:lvlOverride w:ilvl="0">
       <w:startOverride w:val="3"/>
     </w:lvlOverride>
   </w:num>
   <w:num w:numId="15" w16cid:durableId="1099255417">
-    <w:abstractNumId w:val="10"/>
+    <w:abstractNumId w:val="11"/>
   </w:num>
   <w:num w:numId="16" w16cid:durableId="1711538615">
+    <w:abstractNumId w:val="6"/>
+  </w:num>
+  <w:num w:numId="17" w16cid:durableId="2061778195">
     <w:abstractNumId w:val="5"/>
   </w:num>
-  <w:num w:numId="17" w16cid:durableId="2061778195">
-    <w:abstractNumId w:val="4"/>
-  </w:num>
   <w:num w:numId="18" w16cid:durableId="763455730">
-    <w:abstractNumId w:val="12"/>
+    <w:abstractNumId w:val="13"/>
   </w:num>
   <w:num w:numId="19" w16cid:durableId="1330643272">
-    <w:abstractNumId w:val="6"/>
+    <w:abstractNumId w:val="7"/>
+  </w:num>
+  <w:num w:numId="20" w16cid:durableId="227738348">
+    <w:abstractNumId w:val="1"/>
   </w:num>
 </w:numbering>
 </file>

--- a/JAVASCRIPT.docx
+++ b/JAVASCRIPT.docx
@@ -81,18 +81,8 @@
           <w:bCs/>
           <w:highlight w:val="yellow"/>
         </w:rPr>
-        <w:t xml:space="preserve">HTML CSS JAVASCRIPT </w:t>
-      </w:r>
-      <w:proofErr w:type="spellStart"/>
-      <w:r>
-        <w:rPr>
-          <w:b/>
-          <w:bCs/>
-          <w:highlight w:val="yellow"/>
-        </w:rPr>
-        <w:t>Differnces</w:t>
-      </w:r>
-      <w:proofErr w:type="spellEnd"/>
+        <w:t>HTML CSS JAVASCRIPT Differnces</w:t>
+      </w:r>
     </w:p>
     <w:p>
       <w:pPr>
@@ -548,19 +538,8 @@
           <w:highlight w:val="yellow"/>
         </w:rPr>
         <w:lastRenderedPageBreak/>
-        <w:t xml:space="preserve">Key Features / Uses of </w:t>
-      </w:r>
-      <w:proofErr w:type="spellStart"/>
-      <w:r>
-        <w:rPr>
-          <w:rFonts w:ascii="Calibri" w:hAnsi="Calibri" w:cs="Calibri"/>
-          <w:b/>
-          <w:bCs/>
-          <w:highlight w:val="yellow"/>
-        </w:rPr>
-        <w:t>Javascript</w:t>
-      </w:r>
-      <w:proofErr w:type="spellEnd"/>
+        <w:t>Key Features / Uses of Javascript</w:t>
+      </w:r>
     </w:p>
     <w:p>
       <w:pPr>
@@ -808,25 +787,7 @@
           <w:sz w:val="24"/>
           <w:szCs w:val="24"/>
         </w:rPr>
-        <w:t>            &lt;h1&gt;</w:t>
-      </w:r>
-      <w:proofErr w:type="spellStart"/>
-      <w:r>
-        <w:rPr>
-          <w:rFonts w:ascii="Calibri" w:hAnsi="Calibri" w:cs="Calibri"/>
-          <w:sz w:val="24"/>
-          <w:szCs w:val="24"/>
-        </w:rPr>
-        <w:t>Javascript</w:t>
-      </w:r>
-      <w:proofErr w:type="spellEnd"/>
-      <w:r>
-        <w:rPr>
-          <w:rFonts w:ascii="Calibri" w:hAnsi="Calibri" w:cs="Calibri"/>
-          <w:sz w:val="24"/>
-          <w:szCs w:val="24"/>
-        </w:rPr>
-        <w:t>&lt;/h1&gt;</w:t>
+        <w:t>            &lt;h1&gt;Javascript&lt;/h1&gt;</w:t>
       </w:r>
     </w:p>
     <w:p>
@@ -844,25 +805,7 @@
           <w:sz w:val="24"/>
           <w:szCs w:val="24"/>
         </w:rPr>
-        <w:t>            &lt;script&gt;console.log(</w:t>
-      </w:r>
-      <w:proofErr w:type="gramStart"/>
-      <w:r>
-        <w:rPr>
-          <w:rFonts w:ascii="Calibri" w:hAnsi="Calibri" w:cs="Calibri"/>
-          <w:sz w:val="24"/>
-          <w:szCs w:val="24"/>
-        </w:rPr>
-        <w:t>10);&lt;</w:t>
-      </w:r>
-      <w:proofErr w:type="gramEnd"/>
-      <w:r>
-        <w:rPr>
-          <w:rFonts w:ascii="Calibri" w:hAnsi="Calibri" w:cs="Calibri"/>
-          <w:sz w:val="24"/>
-          <w:szCs w:val="24"/>
-        </w:rPr>
-        <w:t>/script&gt;</w:t>
+        <w:t>            &lt;script&gt;console.log(10);&lt;/script&gt;</w:t>
       </w:r>
     </w:p>
     <w:p>
@@ -1061,19 +1004,19 @@
           <w:sz w:val="24"/>
           <w:szCs w:val="24"/>
         </w:rPr>
-        <w:t>For larger projects or when reusing scripts across multiple HTML files, you can place your JavaScript code in an external .</w:t>
-      </w:r>
-      <w:proofErr w:type="spellStart"/>
-      <w:r>
+        <w:t>For larger projects or when reusing scripts across multiple HTML files, you can place your JavaScript code in an external .js file. This file is then linked to your HTML document using the src attribute within a &lt;script&gt; tag.</w:t>
+      </w:r>
+    </w:p>
+    <w:p>
+      <w:pPr>
+        <w:ind w:left="360"/>
         <w:rPr>
           <w:rFonts w:ascii="Calibri" w:hAnsi="Calibri" w:cs="Calibri"/>
           <w:color w:val="000000" w:themeColor="text1"/>
           <w:sz w:val="24"/>
           <w:szCs w:val="24"/>
         </w:rPr>
-        <w:t>js</w:t>
-      </w:r>
-      <w:proofErr w:type="spellEnd"/>
+      </w:pPr>
       <w:r>
         <w:rPr>
           <w:rFonts w:ascii="Calibri" w:hAnsi="Calibri" w:cs="Calibri"/>
@@ -1081,122 +1024,40 @@
           <w:sz w:val="24"/>
           <w:szCs w:val="24"/>
         </w:rPr>
-        <w:t xml:space="preserve"> file. This file is then linked to your HTML document using the </w:t>
-      </w:r>
-      <w:proofErr w:type="spellStart"/>
-      <w:r>
+        <w:t>First create a .js file and integrate in HMTL file with using script tag, let me explain below</w:t>
+      </w:r>
+    </w:p>
+    <w:p>
+      <w:pPr>
+        <w:ind w:left="360"/>
         <w:rPr>
           <w:rFonts w:ascii="Calibri" w:hAnsi="Calibri" w:cs="Calibri"/>
           <w:color w:val="000000" w:themeColor="text1"/>
           <w:sz w:val="24"/>
           <w:szCs w:val="24"/>
-        </w:rPr>
-        <w:t>src</w:t>
-      </w:r>
-      <w:proofErr w:type="spellEnd"/>
-      <w:r>
+          <w:highlight w:val="darkGray"/>
+        </w:rPr>
+      </w:pPr>
+    </w:p>
+    <w:p>
+      <w:pPr>
+        <w:ind w:left="360"/>
         <w:rPr>
           <w:rFonts w:ascii="Calibri" w:hAnsi="Calibri" w:cs="Calibri"/>
           <w:color w:val="000000" w:themeColor="text1"/>
           <w:sz w:val="24"/>
           <w:szCs w:val="24"/>
         </w:rPr>
-        <w:t xml:space="preserve"> attribute within a &lt;script&gt; tag.</w:t>
-      </w:r>
-    </w:p>
-    <w:p>
-      <w:pPr>
-        <w:ind w:left="360"/>
+      </w:pPr>
+      <w:r>
         <w:rPr>
           <w:rFonts w:ascii="Calibri" w:hAnsi="Calibri" w:cs="Calibri"/>
           <w:color w:val="000000" w:themeColor="text1"/>
           <w:sz w:val="24"/>
           <w:szCs w:val="24"/>
-        </w:rPr>
-      </w:pPr>
-      <w:r>
-        <w:rPr>
-          <w:rFonts w:ascii="Calibri" w:hAnsi="Calibri" w:cs="Calibri"/>
-          <w:color w:val="000000" w:themeColor="text1"/>
-          <w:sz w:val="24"/>
-          <w:szCs w:val="24"/>
-        </w:rPr>
-        <w:t>First create a .</w:t>
-      </w:r>
-      <w:proofErr w:type="spellStart"/>
-      <w:r>
-        <w:rPr>
-          <w:rFonts w:ascii="Calibri" w:hAnsi="Calibri" w:cs="Calibri"/>
-          <w:color w:val="000000" w:themeColor="text1"/>
-          <w:sz w:val="24"/>
-          <w:szCs w:val="24"/>
-        </w:rPr>
-        <w:t>js</w:t>
-      </w:r>
-      <w:proofErr w:type="spellEnd"/>
-      <w:r>
-        <w:rPr>
-          <w:rFonts w:ascii="Calibri" w:hAnsi="Calibri" w:cs="Calibri"/>
-          <w:color w:val="000000" w:themeColor="text1"/>
-          <w:sz w:val="24"/>
-          <w:szCs w:val="24"/>
-        </w:rPr>
-        <w:t xml:space="preserve"> file and integrate in HMTL file with using script tag, let me explain below</w:t>
-      </w:r>
-    </w:p>
-    <w:p>
-      <w:pPr>
-        <w:ind w:left="360"/>
-        <w:rPr>
-          <w:rFonts w:ascii="Calibri" w:hAnsi="Calibri" w:cs="Calibri"/>
-          <w:color w:val="000000" w:themeColor="text1"/>
-          <w:sz w:val="24"/>
-          <w:szCs w:val="24"/>
           <w:highlight w:val="darkGray"/>
         </w:rPr>
-      </w:pPr>
-    </w:p>
-    <w:p>
-      <w:pPr>
-        <w:ind w:left="360"/>
-        <w:rPr>
-          <w:rFonts w:ascii="Calibri" w:hAnsi="Calibri" w:cs="Calibri"/>
-          <w:color w:val="000000" w:themeColor="text1"/>
-          <w:sz w:val="24"/>
-          <w:szCs w:val="24"/>
-        </w:rPr>
-      </w:pPr>
-      <w:r>
-        <w:rPr>
-          <w:rFonts w:ascii="Calibri" w:hAnsi="Calibri" w:cs="Calibri"/>
-          <w:color w:val="000000" w:themeColor="text1"/>
-          <w:sz w:val="24"/>
-          <w:szCs w:val="24"/>
-          <w:highlight w:val="darkGray"/>
-        </w:rPr>
-        <w:t>.</w:t>
-      </w:r>
-      <w:proofErr w:type="spellStart"/>
-      <w:r>
-        <w:rPr>
-          <w:rFonts w:ascii="Calibri" w:hAnsi="Calibri" w:cs="Calibri"/>
-          <w:color w:val="000000" w:themeColor="text1"/>
-          <w:sz w:val="24"/>
-          <w:szCs w:val="24"/>
-          <w:highlight w:val="darkGray"/>
-        </w:rPr>
-        <w:t>js</w:t>
-      </w:r>
-      <w:proofErr w:type="spellEnd"/>
-      <w:r>
-        <w:rPr>
-          <w:rFonts w:ascii="Calibri" w:hAnsi="Calibri" w:cs="Calibri"/>
-          <w:color w:val="000000" w:themeColor="text1"/>
-          <w:sz w:val="24"/>
-          <w:szCs w:val="24"/>
-          <w:highlight w:val="darkGray"/>
-        </w:rPr>
-        <w:t xml:space="preserve"> file</w:t>
+        <w:t>.js file</w:t>
       </w:r>
     </w:p>
     <w:p>
@@ -1291,29 +1152,7 @@
           <w:szCs w:val="24"/>
           <w:highlight w:val="darkGray"/>
         </w:rPr>
-        <w:t>Separate .</w:t>
-      </w:r>
-      <w:proofErr w:type="spellStart"/>
-      <w:r>
-        <w:rPr>
-          <w:rFonts w:ascii="Calibri" w:hAnsi="Calibri" w:cs="Calibri"/>
-          <w:color w:val="000000" w:themeColor="text1"/>
-          <w:sz w:val="24"/>
-          <w:szCs w:val="24"/>
-          <w:highlight w:val="darkGray"/>
-        </w:rPr>
-        <w:t>js</w:t>
-      </w:r>
-      <w:proofErr w:type="spellEnd"/>
-      <w:r>
-        <w:rPr>
-          <w:rFonts w:ascii="Calibri" w:hAnsi="Calibri" w:cs="Calibri"/>
-          <w:color w:val="000000" w:themeColor="text1"/>
-          <w:sz w:val="24"/>
-          <w:szCs w:val="24"/>
-          <w:highlight w:val="darkGray"/>
-        </w:rPr>
-        <w:t xml:space="preserve"> file link with HTML file.</w:t>
+        <w:t>Separate .js file link with HTML file.</w:t>
       </w:r>
     </w:p>
     <w:p>
@@ -1492,35 +1331,7 @@
         <w:rPr>
           <w:rFonts w:ascii="Calibri" w:hAnsi="Calibri" w:cs="Calibri"/>
         </w:rPr>
-        <w:t>JavaScript provides different methods to display output, such as </w:t>
-      </w:r>
-      <w:proofErr w:type="gramStart"/>
-      <w:r>
-        <w:rPr>
-          <w:rFonts w:ascii="Calibri" w:hAnsi="Calibri" w:cs="Calibri"/>
-        </w:rPr>
-        <w:t>console.log(</w:t>
-      </w:r>
-      <w:proofErr w:type="gramEnd"/>
-      <w:r>
-        <w:rPr>
-          <w:rFonts w:ascii="Calibri" w:hAnsi="Calibri" w:cs="Calibri"/>
-        </w:rPr>
-        <w:t xml:space="preserve">), alert(), </w:t>
-      </w:r>
-      <w:proofErr w:type="spellStart"/>
-      <w:r>
-        <w:rPr>
-          <w:rFonts w:ascii="Calibri" w:hAnsi="Calibri" w:cs="Calibri"/>
-        </w:rPr>
-        <w:t>document.write</w:t>
-      </w:r>
-      <w:proofErr w:type="spellEnd"/>
-      <w:r>
-        <w:rPr>
-          <w:rFonts w:ascii="Calibri" w:hAnsi="Calibri" w:cs="Calibri"/>
-        </w:rPr>
-        <w:t>(), and manipulating HTML elements directly. Each method has its specific use cases, whether for debugging, user notifications, or dynamically updating web content. Here we will explore various JavaScript output methods, demonstrating how and when to use them effectively.</w:t>
+        <w:t>JavaScript provides different methods to display output, such as console.log(), alert(), document.write(), and manipulating HTML elements directly. Each method has its specific use cases, whether for debugging, user notifications, or dynamically updating web content. Here we will explore various JavaScript output methods, demonstrating how and when to use them effectively.</w:t>
       </w:r>
     </w:p>
     <w:p>
@@ -1542,25 +1353,7 @@
           <w:b/>
           <w:bCs/>
         </w:rPr>
-        <w:t xml:space="preserve">JavaScript </w:t>
-      </w:r>
-      <w:proofErr w:type="gramStart"/>
-      <w:r>
-        <w:rPr>
-          <w:rFonts w:ascii="Calibri" w:hAnsi="Calibri" w:cs="Calibri"/>
-          <w:b/>
-          <w:bCs/>
-        </w:rPr>
-        <w:t>console.log(</w:t>
-      </w:r>
-      <w:proofErr w:type="gramEnd"/>
-      <w:r>
-        <w:rPr>
-          <w:rFonts w:ascii="Calibri" w:hAnsi="Calibri" w:cs="Calibri"/>
-          <w:b/>
-          <w:bCs/>
-        </w:rPr>
-        <w:t>) Method:</w:t>
+        <w:t>JavaScript console.log() Method:</w:t>
       </w:r>
     </w:p>
     <w:p>
@@ -1621,7 +1414,6 @@
           <w:bCs/>
         </w:rPr>
       </w:pPr>
-      <w:proofErr w:type="gramStart"/>
       <w:r>
         <w:rPr>
           <w:rFonts w:ascii="Calibri" w:hAnsi="Calibri" w:cs="Calibri"/>
@@ -1629,17 +1421,7 @@
           <w:bCs/>
           <w:highlight w:val="yellow"/>
         </w:rPr>
-        <w:t>Console.log(</w:t>
-      </w:r>
-      <w:proofErr w:type="gramEnd"/>
-      <w:r>
-        <w:rPr>
-          <w:rFonts w:ascii="Calibri" w:hAnsi="Calibri" w:cs="Calibri"/>
-          <w:b/>
-          <w:bCs/>
-          <w:highlight w:val="yellow"/>
-        </w:rPr>
-        <w:t>);</w:t>
+        <w:t>Console.log();</w:t>
       </w:r>
     </w:p>
     <w:p>
@@ -1786,31 +1568,7 @@
           <w:sz w:val="24"/>
           <w:szCs w:val="24"/>
         </w:rPr>
-        <w:t xml:space="preserve">. JavaScript </w:t>
-      </w:r>
-      <w:proofErr w:type="spellStart"/>
-      <w:proofErr w:type="gramStart"/>
-      <w:r>
-        <w:rPr>
-          <w:rFonts w:ascii="Calibri" w:hAnsi="Calibri" w:cs="Calibri"/>
-          <w:b/>
-          <w:bCs/>
-          <w:sz w:val="24"/>
-          <w:szCs w:val="24"/>
-        </w:rPr>
-        <w:t>document.write</w:t>
-      </w:r>
-      <w:proofErr w:type="spellEnd"/>
-      <w:proofErr w:type="gramEnd"/>
-      <w:r>
-        <w:rPr>
-          <w:rFonts w:ascii="Calibri" w:hAnsi="Calibri" w:cs="Calibri"/>
-          <w:b/>
-          <w:bCs/>
-          <w:sz w:val="24"/>
-          <w:szCs w:val="24"/>
-        </w:rPr>
-        <w:t>() Method</w:t>
+        <w:t>. JavaScript document.write() Method</w:t>
       </w:r>
     </w:p>
     <w:p>
@@ -1829,44 +1587,17 @@
         </w:rPr>
         <w:t>To use the </w:t>
       </w:r>
-      <w:proofErr w:type="spellStart"/>
-      <w:r>
-        <w:fldChar w:fldCharType="begin"/>
-      </w:r>
-      <w:r>
-        <w:instrText>HYPERLINK "https://www.geeksforgeeks.org/html-dom-write-method" \t "_blank"</w:instrText>
-      </w:r>
-      <w:r>
-        <w:fldChar w:fldCharType="separate"/>
-      </w:r>
-      <w:r>
-        <w:rPr>
-          <w:rStyle w:val="Hyperlink"/>
-          <w:rFonts w:ascii="Calibri" w:hAnsi="Calibri" w:cs="Calibri"/>
-          <w:sz w:val="24"/>
-          <w:szCs w:val="24"/>
-        </w:rPr>
-        <w:t>document.write</w:t>
-      </w:r>
-      <w:proofErr w:type="spellEnd"/>
-      <w:r>
-        <w:rPr>
-          <w:rStyle w:val="Hyperlink"/>
-          <w:rFonts w:ascii="Calibri" w:hAnsi="Calibri" w:cs="Calibri"/>
-          <w:sz w:val="24"/>
-          <w:szCs w:val="24"/>
-        </w:rPr>
-        <w:t>()</w:t>
-      </w:r>
-      <w:r>
-        <w:rPr>
-          <w:rStyle w:val="Hyperlink"/>
-          <w:rFonts w:ascii="Calibri" w:hAnsi="Calibri" w:cs="Calibri"/>
-          <w:sz w:val="24"/>
-          <w:szCs w:val="24"/>
-        </w:rPr>
-        <w:fldChar w:fldCharType="end"/>
-      </w:r>
+      <w:hyperlink r:id="rId21" w:tgtFrame="_blank" w:history="1">
+        <w:r>
+          <w:rPr>
+            <w:rStyle w:val="Hyperlink"/>
+            <w:rFonts w:ascii="Calibri" w:hAnsi="Calibri" w:cs="Calibri"/>
+            <w:sz w:val="24"/>
+            <w:szCs w:val="24"/>
+          </w:rPr>
+          <w:t>document.write()</w:t>
+        </w:r>
+      </w:hyperlink>
       <w:r>
         <w:rPr>
           <w:rFonts w:ascii="Calibri" w:hAnsi="Calibri" w:cs="Calibri"/>
@@ -1908,37 +1639,43 @@
           <w:szCs w:val="24"/>
           <w:highlight w:val="yellow"/>
         </w:rPr>
-        <w:t xml:space="preserve">If we use </w:t>
-      </w:r>
-      <w:proofErr w:type="spellStart"/>
-      <w:proofErr w:type="gramStart"/>
-      <w:r>
-        <w:rPr>
-          <w:rFonts w:ascii="Calibri" w:hAnsi="Calibri" w:cs="Calibri"/>
-          <w:i/>
-          <w:iCs/>
+        <w:t>If we use document.write() after the HTML document is loaded, it will delete all existing HTML.</w:t>
+      </w:r>
+    </w:p>
+    <w:p>
+      <w:pPr>
+        <w:rPr>
+          <w:rFonts w:ascii="Calibri" w:hAnsi="Calibri" w:cs="Calibri"/>
+          <w:b/>
+          <w:bCs/>
           <w:sz w:val="24"/>
           <w:szCs w:val="24"/>
           <w:highlight w:val="yellow"/>
         </w:rPr>
-        <w:t>document.write</w:t>
-      </w:r>
-      <w:proofErr w:type="spellEnd"/>
-      <w:proofErr w:type="gramEnd"/>
-      <w:r>
-        <w:rPr>
-          <w:rFonts w:ascii="Calibri" w:hAnsi="Calibri" w:cs="Calibri"/>
-          <w:i/>
-          <w:iCs/>
+      </w:pPr>
+      <w:r>
+        <w:rPr>
+          <w:rFonts w:ascii="Calibri" w:hAnsi="Calibri" w:cs="Calibri"/>
+          <w:b/>
+          <w:bCs/>
           <w:sz w:val="24"/>
           <w:szCs w:val="24"/>
           <w:highlight w:val="yellow"/>
         </w:rPr>
-        <w:t>() after the HTML document is loaded, it will delete all existing HTML.</w:t>
-      </w:r>
-    </w:p>
-    <w:p>
-      <w:pPr>
+        <w:t>Syntax:</w:t>
+      </w:r>
+    </w:p>
+    <w:p>
+      <w:pPr>
+        <w:rPr>
+          <w:rFonts w:ascii="Calibri" w:hAnsi="Calibri" w:cs="Calibri"/>
+          <w:b/>
+          <w:bCs/>
+          <w:sz w:val="24"/>
+          <w:szCs w:val="24"/>
+        </w:rPr>
+      </w:pPr>
+      <w:r>
         <w:rPr>
           <w:rFonts w:ascii="Calibri" w:hAnsi="Calibri" w:cs="Calibri"/>
           <w:b/>
@@ -1947,66 +1684,8 @@
           <w:szCs w:val="24"/>
           <w:highlight w:val="yellow"/>
         </w:rPr>
-      </w:pPr>
-      <w:r>
-        <w:rPr>
-          <w:rFonts w:ascii="Calibri" w:hAnsi="Calibri" w:cs="Calibri"/>
-          <w:b/>
-          <w:bCs/>
-          <w:sz w:val="24"/>
-          <w:szCs w:val="24"/>
-          <w:highlight w:val="yellow"/>
-        </w:rPr>
-        <w:t>Syntax:</w:t>
-      </w:r>
-    </w:p>
-    <w:p>
-      <w:pPr>
-        <w:rPr>
-          <w:rFonts w:ascii="Calibri" w:hAnsi="Calibri" w:cs="Calibri"/>
-          <w:b/>
-          <w:bCs/>
-          <w:sz w:val="24"/>
-          <w:szCs w:val="24"/>
-        </w:rPr>
-      </w:pPr>
-      <w:proofErr w:type="spellStart"/>
-      <w:r>
-        <w:rPr>
-          <w:rFonts w:ascii="Calibri" w:hAnsi="Calibri" w:cs="Calibri"/>
-          <w:b/>
-          <w:bCs/>
-          <w:sz w:val="24"/>
-          <w:szCs w:val="24"/>
-          <w:highlight w:val="yellow"/>
-        </w:rPr>
-        <w:t>Document.write</w:t>
-      </w:r>
-      <w:proofErr w:type="spellEnd"/>
-      <w:r>
-        <w:rPr>
-          <w:rFonts w:ascii="Calibri" w:hAnsi="Calibri" w:cs="Calibri"/>
-          <w:b/>
-          <w:bCs/>
-          <w:sz w:val="24"/>
-          <w:szCs w:val="24"/>
-          <w:highlight w:val="yellow"/>
-        </w:rPr>
-        <w:t>(</w:t>
-      </w:r>
-      <w:proofErr w:type="gramStart"/>
-      <w:r>
-        <w:rPr>
-          <w:rFonts w:ascii="Calibri" w:hAnsi="Calibri" w:cs="Calibri"/>
-          <w:b/>
-          <w:bCs/>
-          <w:sz w:val="24"/>
-          <w:szCs w:val="24"/>
-          <w:highlight w:val="yellow"/>
-        </w:rPr>
-        <w:t>);</w:t>
-      </w:r>
-      <w:proofErr w:type="gramEnd"/>
+        <w:t>Document.write();</w:t>
+      </w:r>
     </w:p>
     <w:p>
       <w:pPr>
@@ -2036,7 +1715,7 @@
                     <pic:cNvPicPr/>
                   </pic:nvPicPr>
                   <pic:blipFill>
-                    <a:blip r:embed="rId21"/>
+                    <a:blip r:embed="rId22"/>
                     <a:stretch>
                       <a:fillRect/>
                     </a:stretch>
@@ -2108,7 +1787,7 @@
                     <pic:cNvPicPr/>
                   </pic:nvPicPr>
                   <pic:blipFill>
-                    <a:blip r:embed="rId22"/>
+                    <a:blip r:embed="rId23"/>
                     <a:stretch>
                       <a:fillRect/>
                     </a:stretch>
@@ -2166,31 +1845,7 @@
           <w:sz w:val="24"/>
           <w:szCs w:val="24"/>
         </w:rPr>
-        <w:t xml:space="preserve">. JavaScript </w:t>
-      </w:r>
-      <w:proofErr w:type="spellStart"/>
-      <w:proofErr w:type="gramStart"/>
-      <w:r>
-        <w:rPr>
-          <w:rFonts w:ascii="Calibri" w:hAnsi="Calibri" w:cs="Calibri"/>
-          <w:b/>
-          <w:bCs/>
-          <w:sz w:val="24"/>
-          <w:szCs w:val="24"/>
-        </w:rPr>
-        <w:t>window.alert</w:t>
-      </w:r>
-      <w:proofErr w:type="spellEnd"/>
-      <w:proofErr w:type="gramEnd"/>
-      <w:r>
-        <w:rPr>
-          <w:rFonts w:ascii="Calibri" w:hAnsi="Calibri" w:cs="Calibri"/>
-          <w:b/>
-          <w:bCs/>
-          <w:sz w:val="24"/>
-          <w:szCs w:val="24"/>
-        </w:rPr>
-        <w:t>() Method</w:t>
+        <w:t>. JavaScript window.alert() Method</w:t>
       </w:r>
     </w:p>
     <w:p>
@@ -2209,44 +1864,17 @@
         </w:rPr>
         <w:t>The </w:t>
       </w:r>
-      <w:proofErr w:type="spellStart"/>
-      <w:r>
-        <w:fldChar w:fldCharType="begin"/>
-      </w:r>
-      <w:r>
-        <w:instrText>HYPERLINK "https://www.geeksforgeeks.org/html-dom-window-alert-method" \t "_blank"</w:instrText>
-      </w:r>
-      <w:r>
-        <w:fldChar w:fldCharType="separate"/>
-      </w:r>
-      <w:r>
-        <w:rPr>
-          <w:rStyle w:val="Hyperlink"/>
-          <w:rFonts w:ascii="Calibri" w:hAnsi="Calibri" w:cs="Calibri"/>
-          <w:sz w:val="24"/>
-          <w:szCs w:val="24"/>
-        </w:rPr>
-        <w:t>window.alert</w:t>
-      </w:r>
-      <w:proofErr w:type="spellEnd"/>
-      <w:r>
-        <w:rPr>
-          <w:rStyle w:val="Hyperlink"/>
-          <w:rFonts w:ascii="Calibri" w:hAnsi="Calibri" w:cs="Calibri"/>
-          <w:sz w:val="24"/>
-          <w:szCs w:val="24"/>
-        </w:rPr>
-        <w:t>() method</w:t>
-      </w:r>
-      <w:r>
-        <w:rPr>
-          <w:rStyle w:val="Hyperlink"/>
-          <w:rFonts w:ascii="Calibri" w:hAnsi="Calibri" w:cs="Calibri"/>
-          <w:sz w:val="24"/>
-          <w:szCs w:val="24"/>
-        </w:rPr>
-        <w:fldChar w:fldCharType="end"/>
-      </w:r>
+      <w:hyperlink r:id="rId24" w:tgtFrame="_blank" w:history="1">
+        <w:r>
+          <w:rPr>
+            <w:rStyle w:val="Hyperlink"/>
+            <w:rFonts w:ascii="Calibri" w:hAnsi="Calibri" w:cs="Calibri"/>
+            <w:sz w:val="24"/>
+            <w:szCs w:val="24"/>
+          </w:rPr>
+          <w:t>window.alert() method</w:t>
+        </w:r>
+      </w:hyperlink>
       <w:r>
         <w:rPr>
           <w:rFonts w:ascii="Calibri" w:hAnsi="Calibri" w:cs="Calibri"/>
@@ -2289,7 +1917,6 @@
           <w:szCs w:val="24"/>
         </w:rPr>
       </w:pPr>
-      <w:proofErr w:type="spellStart"/>
       <w:r>
         <w:rPr>
           <w:rFonts w:ascii="Calibri" w:hAnsi="Calibri" w:cs="Calibri"/>
@@ -2299,33 +1926,8 @@
           <w:szCs w:val="24"/>
           <w:highlight w:val="yellow"/>
         </w:rPr>
-        <w:t>Window.alert</w:t>
-      </w:r>
-      <w:proofErr w:type="spellEnd"/>
-      <w:r>
-        <w:rPr>
-          <w:rFonts w:ascii="Calibri" w:hAnsi="Calibri" w:cs="Calibri"/>
-          <w:b/>
-          <w:bCs/>
-          <w:sz w:val="24"/>
-          <w:szCs w:val="24"/>
-          <w:highlight w:val="yellow"/>
-        </w:rPr>
-        <w:t>(</w:t>
-      </w:r>
-      <w:proofErr w:type="gramStart"/>
-      <w:r>
-        <w:rPr>
-          <w:rFonts w:ascii="Calibri" w:hAnsi="Calibri" w:cs="Calibri"/>
-          <w:b/>
-          <w:bCs/>
-          <w:sz w:val="24"/>
-          <w:szCs w:val="24"/>
-          <w:highlight w:val="yellow"/>
-        </w:rPr>
-        <w:t>);</w:t>
-      </w:r>
-      <w:proofErr w:type="gramEnd"/>
+        <w:t>Window.alert();</w:t>
+      </w:r>
     </w:p>
     <w:p>
       <w:pPr>
@@ -2358,7 +1960,7 @@
                     <pic:cNvPicPr/>
                   </pic:nvPicPr>
                   <pic:blipFill>
-                    <a:blip r:embed="rId23"/>
+                    <a:blip r:embed="rId25"/>
                     <a:stretch>
                       <a:fillRect/>
                     </a:stretch>
@@ -2432,7 +2034,7 @@
                     <pic:cNvPicPr/>
                   </pic:nvPicPr>
                   <pic:blipFill>
-                    <a:blip r:embed="rId24"/>
+                    <a:blip r:embed="rId26"/>
                     <a:stretch>
                       <a:fillRect/>
                     </a:stretch>
@@ -2538,7 +2140,7 @@
         </w:rPr>
         <w:t>As we write JavaScript, we can write </w:t>
       </w:r>
-      <w:hyperlink r:id="rId25" w:tgtFrame="_blank" w:history="1">
+      <w:hyperlink r:id="rId27" w:tgtFrame="_blank" w:history="1">
         <w:r>
           <w:rPr>
             <w:rStyle w:val="Hyperlink"/>
@@ -2670,7 +2272,7 @@
                     <pic:cNvPicPr/>
                   </pic:nvPicPr>
                   <pic:blipFill>
-                    <a:blip r:embed="rId26"/>
+                    <a:blip r:embed="rId28"/>
                     <a:stretch>
                       <a:fillRect/>
                     </a:stretch>
@@ -2749,7 +2351,7 @@
                     <pic:cNvPicPr/>
                   </pic:nvPicPr>
                   <pic:blipFill>
-                    <a:blip r:embed="rId27"/>
+                    <a:blip r:embed="rId29"/>
                     <a:stretch>
                       <a:fillRect/>
                     </a:stretch>
@@ -2859,7 +2461,7 @@
                     <pic:cNvPicPr/>
                   </pic:nvPicPr>
                   <pic:blipFill>
-                    <a:blip r:embed="rId28"/>
+                    <a:blip r:embed="rId30"/>
                     <a:stretch>
                       <a:fillRect/>
                     </a:stretch>
@@ -2957,7 +2559,7 @@
         </w:rPr>
         <w:t>A variable is like a container that holds data that can be reused or updated later in the program. In JavaScript, variables are declared using the keywords</w:t>
       </w:r>
-      <w:hyperlink r:id="rId29" w:tgtFrame="_blank" w:history="1">
+      <w:hyperlink r:id="rId31" w:tgtFrame="_blank" w:history="1">
         <w:r>
           <w:rPr>
             <w:rStyle w:val="Hyperlink"/>
@@ -2978,7 +2580,7 @@
         </w:rPr>
         <w:t>, </w:t>
       </w:r>
-      <w:hyperlink r:id="rId30" w:tgtFrame="_blank" w:history="1">
+      <w:hyperlink r:id="rId32" w:tgtFrame="_blank" w:history="1">
         <w:r>
           <w:rPr>
             <w:rStyle w:val="Hyperlink"/>
@@ -2999,7 +2601,7 @@
         </w:rPr>
         <w:t>, or </w:t>
       </w:r>
-      <w:hyperlink r:id="rId31" w:tgtFrame="_blank" w:history="1">
+      <w:hyperlink r:id="rId33" w:tgtFrame="_blank" w:history="1">
         <w:r>
           <w:rPr>
             <w:rStyle w:val="Hyperlink"/>
@@ -3066,27 +2668,7 @@
           <w:sz w:val="24"/>
           <w:szCs w:val="24"/>
         </w:rPr>
-        <w:t xml:space="preserve">Let – we can </w:t>
-      </w:r>
-      <w:proofErr w:type="gramStart"/>
-      <w:r>
-        <w:rPr>
-          <w:rFonts w:ascii="Calibri" w:hAnsi="Calibri" w:cs="Calibri"/>
-          <w:color w:val="000000" w:themeColor="text1"/>
-          <w:sz w:val="24"/>
-          <w:szCs w:val="24"/>
-        </w:rPr>
-        <w:t>reassigned</w:t>
-      </w:r>
-      <w:proofErr w:type="gramEnd"/>
-      <w:r>
-        <w:rPr>
-          <w:rFonts w:ascii="Calibri" w:hAnsi="Calibri" w:cs="Calibri"/>
-          <w:color w:val="000000" w:themeColor="text1"/>
-          <w:sz w:val="24"/>
-          <w:szCs w:val="24"/>
-        </w:rPr>
-        <w:t xml:space="preserve"> but can’t redeclared let keyword</w:t>
+        <w:t>Let – we can reassigned but can’t redeclared let keyword</w:t>
       </w:r>
     </w:p>
     <w:p>
@@ -3103,7 +2685,6 @@
           <w:szCs w:val="24"/>
         </w:rPr>
       </w:pPr>
-      <w:proofErr w:type="spellStart"/>
       <w:r>
         <w:rPr>
           <w:rFonts w:ascii="Calibri" w:hAnsi="Calibri" w:cs="Calibri"/>
@@ -3111,19 +2692,41 @@
           <w:sz w:val="24"/>
           <w:szCs w:val="24"/>
         </w:rPr>
-        <w:t>Const</w:t>
-      </w:r>
-      <w:proofErr w:type="spellEnd"/>
-      <w:r>
+        <w:t>Const – we cannot reassigned and redeclared</w:t>
+      </w:r>
+    </w:p>
+    <w:p>
+      <w:pPr>
+        <w:rPr>
+          <w:rFonts w:ascii="Calibri" w:hAnsi="Calibri" w:cs="Calibri"/>
+          <w:b/>
+          <w:bCs/>
+          <w:color w:val="0070C0"/>
+          <w:sz w:val="24"/>
+          <w:szCs w:val="24"/>
+        </w:rPr>
+      </w:pPr>
+      <w:r>
+        <w:rPr>
+          <w:rFonts w:ascii="Calibri" w:hAnsi="Calibri" w:cs="Calibri"/>
+          <w:b/>
+          <w:bCs/>
+          <w:color w:val="0070C0"/>
+          <w:sz w:val="24"/>
+          <w:szCs w:val="24"/>
+        </w:rPr>
+        <w:t>1. var Keyword</w:t>
+      </w:r>
+    </w:p>
+    <w:p>
+      <w:pPr>
         <w:rPr>
           <w:rFonts w:ascii="Calibri" w:hAnsi="Calibri" w:cs="Calibri"/>
           <w:color w:val="000000" w:themeColor="text1"/>
           <w:sz w:val="24"/>
           <w:szCs w:val="24"/>
         </w:rPr>
-        <w:t xml:space="preserve"> – we cannot </w:t>
-      </w:r>
-      <w:proofErr w:type="gramStart"/>
+      </w:pPr>
       <w:r>
         <w:rPr>
           <w:rFonts w:ascii="Calibri" w:hAnsi="Calibri" w:cs="Calibri"/>
@@ -3131,9 +2734,8 @@
           <w:sz w:val="24"/>
           <w:szCs w:val="24"/>
         </w:rPr>
-        <w:t>reassigned</w:t>
-      </w:r>
-      <w:proofErr w:type="gramEnd"/>
+        <w:t>The var keyword is used to declare a variable. It has a function-scoped or globally-scoped behaviour.</w:t>
+      </w:r>
       <w:r>
         <w:rPr>
           <w:rFonts w:ascii="Calibri" w:hAnsi="Calibri" w:cs="Calibri"/>
@@ -3141,30 +2743,7 @@
           <w:sz w:val="24"/>
           <w:szCs w:val="24"/>
         </w:rPr>
-        <w:t xml:space="preserve"> and redeclared</w:t>
-      </w:r>
-    </w:p>
-    <w:p>
-      <w:pPr>
-        <w:rPr>
-          <w:rFonts w:ascii="Calibri" w:hAnsi="Calibri" w:cs="Calibri"/>
-          <w:b/>
-          <w:bCs/>
-          <w:color w:val="0070C0"/>
-          <w:sz w:val="24"/>
-          <w:szCs w:val="24"/>
-        </w:rPr>
-      </w:pPr>
-      <w:r>
-        <w:rPr>
-          <w:rFonts w:ascii="Calibri" w:hAnsi="Calibri" w:cs="Calibri"/>
-          <w:b/>
-          <w:bCs/>
-          <w:color w:val="0070C0"/>
-          <w:sz w:val="24"/>
-          <w:szCs w:val="24"/>
-        </w:rPr>
-        <w:t>1. var Keyword</w:t>
+        <w:t xml:space="preserve"> It can be reassigned and redeclared.</w:t>
       </w:r>
     </w:p>
     <w:p>
@@ -3183,19 +2762,18 @@
           <w:sz w:val="24"/>
           <w:szCs w:val="24"/>
         </w:rPr>
-        <w:t xml:space="preserve">The var keyword is used to declare a variable. It has a function-scoped or </w:t>
-      </w:r>
-      <w:proofErr w:type="gramStart"/>
-      <w:r>
+        <w:t>var age = 10;</w:t>
+      </w:r>
+    </w:p>
+    <w:p>
+      <w:pPr>
         <w:rPr>
           <w:rFonts w:ascii="Calibri" w:hAnsi="Calibri" w:cs="Calibri"/>
           <w:color w:val="000000" w:themeColor="text1"/>
           <w:sz w:val="24"/>
           <w:szCs w:val="24"/>
         </w:rPr>
-        <w:t>globally-scoped</w:t>
-      </w:r>
-      <w:proofErr w:type="gramEnd"/>
+      </w:pPr>
       <w:r>
         <w:rPr>
           <w:rFonts w:ascii="Calibri" w:hAnsi="Calibri" w:cs="Calibri"/>
@@ -3203,77 +2781,8 @@
           <w:sz w:val="24"/>
           <w:szCs w:val="24"/>
         </w:rPr>
-        <w:t xml:space="preserve"> behaviour.</w:t>
-      </w:r>
-      <w:r>
-        <w:rPr>
-          <w:rFonts w:ascii="Calibri" w:hAnsi="Calibri" w:cs="Calibri"/>
-          <w:color w:val="000000" w:themeColor="text1"/>
-          <w:sz w:val="24"/>
-          <w:szCs w:val="24"/>
-        </w:rPr>
-        <w:t xml:space="preserve"> It can be reassigned and redeclared.</w:t>
-      </w:r>
-    </w:p>
-    <w:p>
-      <w:pPr>
-        <w:rPr>
-          <w:rFonts w:ascii="Calibri" w:hAnsi="Calibri" w:cs="Calibri"/>
-          <w:color w:val="000000" w:themeColor="text1"/>
-          <w:sz w:val="24"/>
-          <w:szCs w:val="24"/>
-        </w:rPr>
-      </w:pPr>
-      <w:r>
-        <w:rPr>
-          <w:rFonts w:ascii="Calibri" w:hAnsi="Calibri" w:cs="Calibri"/>
-          <w:color w:val="000000" w:themeColor="text1"/>
-          <w:sz w:val="24"/>
-          <w:szCs w:val="24"/>
-        </w:rPr>
-        <w:t xml:space="preserve">var age = </w:t>
-      </w:r>
-      <w:proofErr w:type="gramStart"/>
-      <w:r>
-        <w:rPr>
-          <w:rFonts w:ascii="Calibri" w:hAnsi="Calibri" w:cs="Calibri"/>
-          <w:color w:val="000000" w:themeColor="text1"/>
-          <w:sz w:val="24"/>
-          <w:szCs w:val="24"/>
-        </w:rPr>
-        <w:t>10;</w:t>
-      </w:r>
-      <w:proofErr w:type="gramEnd"/>
-    </w:p>
-    <w:p>
-      <w:pPr>
-        <w:rPr>
-          <w:rFonts w:ascii="Calibri" w:hAnsi="Calibri" w:cs="Calibri"/>
-          <w:color w:val="000000" w:themeColor="text1"/>
-          <w:sz w:val="24"/>
-          <w:szCs w:val="24"/>
-        </w:rPr>
-      </w:pPr>
-      <w:r>
-        <w:rPr>
-          <w:rFonts w:ascii="Calibri" w:hAnsi="Calibri" w:cs="Calibri"/>
-          <w:color w:val="000000" w:themeColor="text1"/>
-          <w:sz w:val="24"/>
-          <w:szCs w:val="24"/>
-        </w:rPr>
-        <w:t xml:space="preserve">var age = </w:t>
-      </w:r>
-      <w:proofErr w:type="gramStart"/>
-      <w:r>
-        <w:rPr>
-          <w:rFonts w:ascii="Calibri" w:hAnsi="Calibri" w:cs="Calibri"/>
-          <w:color w:val="000000" w:themeColor="text1"/>
-          <w:sz w:val="24"/>
-          <w:szCs w:val="24"/>
-        </w:rPr>
-        <w:t>20;</w:t>
-      </w:r>
-      <w:proofErr w:type="gramEnd"/>
+        <w:t>var age = 20;</w:t>
+      </w:r>
     </w:p>
     <w:p>
       <w:pPr>
@@ -3324,7 +2833,7 @@
                     <pic:cNvPicPr/>
                   </pic:nvPicPr>
                   <pic:blipFill>
-                    <a:blip r:embed="rId32"/>
+                    <a:blip r:embed="rId34"/>
                     <a:stretch>
                       <a:fillRect/>
                     </a:stretch>
@@ -3393,7 +2902,7 @@
                     <pic:cNvPicPr/>
                   </pic:nvPicPr>
                   <pic:blipFill>
-                    <a:blip r:embed="rId33"/>
+                    <a:blip r:embed="rId35"/>
                     <a:stretch>
                       <a:fillRect/>
                     </a:stretch>
@@ -3465,7 +2974,7 @@
         </w:rPr>
         <w:t>The </w:t>
       </w:r>
-      <w:hyperlink r:id="rId34" w:tgtFrame="_blank" w:history="1">
+      <w:hyperlink r:id="rId36" w:tgtFrame="_blank" w:history="1">
         <w:r>
           <w:rPr>
             <w:rStyle w:val="Hyperlink"/>
@@ -3524,7 +3033,7 @@
                     <pic:cNvPicPr/>
                   </pic:nvPicPr>
                   <pic:blipFill>
-                    <a:blip r:embed="rId35"/>
+                    <a:blip r:embed="rId37"/>
                     <a:stretch>
                       <a:fillRect/>
                     </a:stretch>
@@ -3595,7 +3104,7 @@
                     <pic:cNvPicPr/>
                   </pic:nvPicPr>
                   <pic:blipFill>
-                    <a:blip r:embed="rId36"/>
+                    <a:blip r:embed="rId38"/>
                     <a:stretch>
                       <a:fillRect/>
                     </a:stretch>
@@ -3636,31 +3145,7 @@
           <w:sz w:val="24"/>
           <w:szCs w:val="24"/>
         </w:rPr>
-        <w:t xml:space="preserve">3. </w:t>
-      </w:r>
-      <w:proofErr w:type="spellStart"/>
-      <w:r>
-        <w:rPr>
-          <w:rFonts w:ascii="Calibri" w:hAnsi="Calibri" w:cs="Calibri"/>
-          <w:b/>
-          <w:bCs/>
-          <w:color w:val="0070C0"/>
-          <w:sz w:val="24"/>
-          <w:szCs w:val="24"/>
-        </w:rPr>
-        <w:t>const</w:t>
-      </w:r>
-      <w:proofErr w:type="spellEnd"/>
-      <w:r>
-        <w:rPr>
-          <w:rFonts w:ascii="Calibri" w:hAnsi="Calibri" w:cs="Calibri"/>
-          <w:b/>
-          <w:bCs/>
-          <w:color w:val="0070C0"/>
-          <w:sz w:val="24"/>
-          <w:szCs w:val="24"/>
-        </w:rPr>
-        <w:t> Keyword</w:t>
+        <w:t>3. const Keyword</w:t>
       </w:r>
     </w:p>
     <w:p>
@@ -3681,44 +3166,17 @@
         </w:rPr>
         <w:t>The </w:t>
       </w:r>
-      <w:proofErr w:type="spellStart"/>
-      <w:r>
-        <w:fldChar w:fldCharType="begin"/>
-      </w:r>
-      <w:r>
-        <w:instrText>HYPERLINK "https://www.geeksforgeeks.org/javascript-const/" \t "_blank"</w:instrText>
-      </w:r>
-      <w:r>
-        <w:fldChar w:fldCharType="separate"/>
-      </w:r>
-      <w:r>
-        <w:rPr>
-          <w:rStyle w:val="Hyperlink"/>
-          <w:rFonts w:ascii="Calibri" w:hAnsi="Calibri" w:cs="Calibri"/>
-          <w:sz w:val="24"/>
-          <w:szCs w:val="24"/>
-        </w:rPr>
-        <w:t>const</w:t>
-      </w:r>
-      <w:proofErr w:type="spellEnd"/>
-      <w:r>
-        <w:rPr>
-          <w:rStyle w:val="Hyperlink"/>
-          <w:rFonts w:ascii="Calibri" w:hAnsi="Calibri" w:cs="Calibri"/>
-          <w:sz w:val="24"/>
-          <w:szCs w:val="24"/>
-        </w:rPr>
-        <w:t xml:space="preserve"> keyword</w:t>
-      </w:r>
-      <w:r>
-        <w:rPr>
-          <w:rStyle w:val="Hyperlink"/>
-          <w:rFonts w:ascii="Calibri" w:hAnsi="Calibri" w:cs="Calibri"/>
-          <w:sz w:val="24"/>
-          <w:szCs w:val="24"/>
-        </w:rPr>
-        <w:fldChar w:fldCharType="end"/>
-      </w:r>
+      <w:hyperlink r:id="rId39" w:tgtFrame="_blank" w:history="1">
+        <w:r>
+          <w:rPr>
+            <w:rStyle w:val="Hyperlink"/>
+            <w:rFonts w:ascii="Calibri" w:hAnsi="Calibri" w:cs="Calibri"/>
+            <w:sz w:val="24"/>
+            <w:szCs w:val="24"/>
+          </w:rPr>
+          <w:t>const keyword</w:t>
+        </w:r>
+      </w:hyperlink>
       <w:r>
         <w:rPr>
           <w:rFonts w:ascii="Calibri" w:hAnsi="Calibri" w:cs="Calibri"/>
@@ -3726,27 +3184,7 @@
           <w:sz w:val="24"/>
           <w:szCs w:val="24"/>
         </w:rPr>
-        <w:t xml:space="preserve"> declares variables that cannot be reassigned. It’s </w:t>
-      </w:r>
-      <w:proofErr w:type="gramStart"/>
-      <w:r>
-        <w:rPr>
-          <w:rFonts w:ascii="Calibri" w:hAnsi="Calibri" w:cs="Calibri"/>
-          <w:color w:val="000000" w:themeColor="text1"/>
-          <w:sz w:val="24"/>
-          <w:szCs w:val="24"/>
-        </w:rPr>
-        <w:t>block-scoped</w:t>
-      </w:r>
-      <w:proofErr w:type="gramEnd"/>
-      <w:r>
-        <w:rPr>
-          <w:rFonts w:ascii="Calibri" w:hAnsi="Calibri" w:cs="Calibri"/>
-          <w:color w:val="000000" w:themeColor="text1"/>
-          <w:sz w:val="24"/>
-          <w:szCs w:val="24"/>
-        </w:rPr>
-        <w:t xml:space="preserve"> as well.</w:t>
+        <w:t> declares variables that cannot be reassigned. It’s block-scoped as well.</w:t>
       </w:r>
     </w:p>
     <w:p>
@@ -3797,7 +3235,7 @@
                     <pic:cNvPicPr/>
                   </pic:nvPicPr>
                   <pic:blipFill>
-                    <a:blip r:embed="rId37"/>
+                    <a:blip r:embed="rId40"/>
                     <a:stretch>
                       <a:fillRect/>
                     </a:stretch>
@@ -4051,7 +3489,7 @@
           <w:szCs w:val="24"/>
         </w:rPr>
       </w:pPr>
-      <w:hyperlink r:id="rId38" w:tgtFrame="_blank" w:history="1">
+      <w:hyperlink r:id="rId41" w:tgtFrame="_blank" w:history="1">
         <w:r>
           <w:rPr>
             <w:rStyle w:val="Hyperlink"/>
@@ -4115,7 +3553,7 @@
                     <pic:cNvPicPr/>
                   </pic:nvPicPr>
                   <pic:blipFill>
-                    <a:blip r:embed="rId39"/>
+                    <a:blip r:embed="rId42"/>
                     <a:stretch>
                       <a:fillRect/>
                     </a:stretch>
@@ -4183,7 +3621,7 @@
                     <pic:cNvPicPr/>
                   </pic:nvPicPr>
                   <pic:blipFill>
-                    <a:blip r:embed="rId40"/>
+                    <a:blip r:embed="rId43"/>
                     <a:stretch>
                       <a:fillRect/>
                     </a:stretch>
@@ -4228,7 +3666,7 @@
           <w:szCs w:val="24"/>
         </w:rPr>
       </w:pPr>
-      <w:hyperlink r:id="rId41" w:tgtFrame="_blank" w:history="1">
+      <w:hyperlink r:id="rId44" w:tgtFrame="_blank" w:history="1">
         <w:r>
           <w:rPr>
             <w:rStyle w:val="Hyperlink"/>
@@ -4300,7 +3738,7 @@
                     <pic:cNvPicPr/>
                   </pic:nvPicPr>
                   <pic:blipFill>
-                    <a:blip r:embed="rId42"/>
+                    <a:blip r:embed="rId45"/>
                     <a:stretch>
                       <a:fillRect/>
                     </a:stretch>
@@ -4364,7 +3802,7 @@
                     <pic:cNvPicPr/>
                   </pic:nvPicPr>
                   <pic:blipFill>
-                    <a:blip r:embed="rId43"/>
+                    <a:blip r:embed="rId46"/>
                     <a:stretch>
                       <a:fillRect/>
                     </a:stretch>
@@ -4418,7 +3856,7 @@
           <w:szCs w:val="24"/>
         </w:rPr>
       </w:pPr>
-      <w:hyperlink r:id="rId44" w:tgtFrame="_blank" w:history="1">
+      <w:hyperlink r:id="rId47" w:tgtFrame="_blank" w:history="1">
         <w:r>
           <w:rPr>
             <w:rStyle w:val="Hyperlink"/>
@@ -4479,7 +3917,7 @@
                     <pic:cNvPicPr/>
                   </pic:nvPicPr>
                   <pic:blipFill>
-                    <a:blip r:embed="rId45"/>
+                    <a:blip r:embed="rId48"/>
                     <a:stretch>
                       <a:fillRect/>
                     </a:stretch>
@@ -4548,7 +3986,7 @@
                     <pic:cNvPicPr/>
                   </pic:nvPicPr>
                   <pic:blipFill>
-                    <a:blip r:embed="rId46"/>
+                    <a:blip r:embed="rId49"/>
                     <a:stretch>
                       <a:fillRect/>
                     </a:stretch>
@@ -4609,7 +4047,7 @@
           <w:szCs w:val="24"/>
         </w:rPr>
       </w:pPr>
-      <w:hyperlink r:id="rId47" w:tgtFrame="_blank" w:history="1">
+      <w:hyperlink r:id="rId50" w:tgtFrame="_blank" w:history="1">
         <w:r>
           <w:rPr>
             <w:rStyle w:val="Hyperlink"/>
@@ -4670,7 +4108,7 @@
                     <pic:cNvPicPr/>
                   </pic:nvPicPr>
                   <pic:blipFill>
-                    <a:blip r:embed="rId48"/>
+                    <a:blip r:embed="rId51"/>
                     <a:stretch>
                       <a:fillRect/>
                     </a:stretch>
@@ -4738,7 +4176,7 @@
                     <pic:cNvPicPr/>
                   </pic:nvPicPr>
                   <pic:blipFill>
-                    <a:blip r:embed="rId49"/>
+                    <a:blip r:embed="rId52"/>
                     <a:stretch>
                       <a:fillRect/>
                     </a:stretch>
@@ -4782,7 +4220,7 @@
           <w:szCs w:val="24"/>
         </w:rPr>
       </w:pPr>
-      <w:hyperlink r:id="rId50" w:tgtFrame="_blank" w:history="1">
+      <w:hyperlink r:id="rId53" w:tgtFrame="_blank" w:history="1">
         <w:r>
           <w:rPr>
             <w:rStyle w:val="Hyperlink"/>
@@ -4843,7 +4281,7 @@
                     <pic:cNvPicPr/>
                   </pic:nvPicPr>
                   <pic:blipFill>
-                    <a:blip r:embed="rId51"/>
+                    <a:blip r:embed="rId54"/>
                     <a:stretch>
                       <a:fillRect/>
                     </a:stretch>
@@ -4921,7 +4359,7 @@
                     <pic:cNvPicPr/>
                   </pic:nvPicPr>
                   <pic:blipFill>
-                    <a:blip r:embed="rId52"/>
+                    <a:blip r:embed="rId55"/>
                     <a:stretch>
                       <a:fillRect/>
                     </a:stretch>
@@ -4965,7 +4403,7 @@
           <w:szCs w:val="24"/>
         </w:rPr>
       </w:pPr>
-      <w:hyperlink r:id="rId53" w:tgtFrame="_blank" w:history="1">
+      <w:hyperlink r:id="rId56" w:tgtFrame="_blank" w:history="1">
         <w:r>
           <w:rPr>
             <w:rStyle w:val="Hyperlink"/>
@@ -5026,7 +4464,7 @@
                     <pic:cNvPicPr/>
                   </pic:nvPicPr>
                   <pic:blipFill>
-                    <a:blip r:embed="rId54"/>
+                    <a:blip r:embed="rId57"/>
                     <a:stretch>
                       <a:fillRect/>
                     </a:stretch>
@@ -5087,7 +4525,7 @@
                     <pic:cNvPicPr/>
                   </pic:nvPicPr>
                   <pic:blipFill>
-                    <a:blip r:embed="rId55"/>
+                    <a:blip r:embed="rId58"/>
                     <a:stretch>
                       <a:fillRect/>
                     </a:stretch>
@@ -5194,7 +4632,7 @@
           <w:szCs w:val="24"/>
         </w:rPr>
       </w:pPr>
-      <w:hyperlink r:id="rId56" w:tgtFrame="_blank" w:history="1">
+      <w:hyperlink r:id="rId59" w:tgtFrame="_blank" w:history="1">
         <w:r>
           <w:rPr>
             <w:rStyle w:val="Hyperlink"/>
@@ -5223,33 +4661,15 @@
           <w:sz w:val="24"/>
           <w:szCs w:val="24"/>
         </w:rPr>
-        <w:t xml:space="preserve"> Represents an ordered list of </w:t>
-      </w:r>
-      <w:proofErr w:type="gramStart"/>
-      <w:r>
-        <w:rPr>
-          <w:rFonts w:ascii="Calibri" w:hAnsi="Calibri" w:cs="Calibri"/>
-          <w:sz w:val="24"/>
-          <w:szCs w:val="24"/>
-        </w:rPr>
-        <w:t>values.</w:t>
-      </w:r>
-      <w:r>
-        <w:rPr>
-          <w:rFonts w:ascii="Calibri" w:hAnsi="Calibri" w:cs="Calibri"/>
-          <w:sz w:val="24"/>
-          <w:szCs w:val="24"/>
-        </w:rPr>
-        <w:t>(</w:t>
-      </w:r>
-      <w:proofErr w:type="gramEnd"/>
-      <w:r>
-        <w:rPr>
-          <w:rFonts w:ascii="Calibri" w:hAnsi="Calibri" w:cs="Calibri"/>
-          <w:sz w:val="24"/>
-          <w:szCs w:val="24"/>
-        </w:rPr>
-        <w:t xml:space="preserve">  [] )</w:t>
+        <w:t> Represents an ordered list of values.</w:t>
+      </w:r>
+      <w:r>
+        <w:rPr>
+          <w:rFonts w:ascii="Calibri" w:hAnsi="Calibri" w:cs="Calibri"/>
+          <w:sz w:val="24"/>
+          <w:szCs w:val="24"/>
+        </w:rPr>
+        <w:t>(  [] )</w:t>
       </w:r>
     </w:p>
     <w:p>
@@ -5281,7 +4701,7 @@
                     <pic:cNvPicPr/>
                   </pic:nvPicPr>
                   <pic:blipFill>
-                    <a:blip r:embed="rId57"/>
+                    <a:blip r:embed="rId60"/>
                     <a:stretch>
                       <a:fillRect/>
                     </a:stretch>
@@ -5359,7 +4779,7 @@
                     <pic:cNvPicPr/>
                   </pic:nvPicPr>
                   <pic:blipFill>
-                    <a:blip r:embed="rId58"/>
+                    <a:blip r:embed="rId61"/>
                     <a:stretch>
                       <a:fillRect/>
                     </a:stretch>
@@ -5413,7 +4833,7 @@
           <w:szCs w:val="24"/>
         </w:rPr>
       </w:pPr>
-      <w:hyperlink r:id="rId59" w:tgtFrame="_blank" w:history="1">
+      <w:hyperlink r:id="rId62" w:tgtFrame="_blank" w:history="1">
         <w:r>
           <w:rPr>
             <w:rStyle w:val="Hyperlink"/>
@@ -5474,7 +4894,7 @@
                     <pic:cNvPicPr/>
                   </pic:nvPicPr>
                   <pic:blipFill>
-                    <a:blip r:embed="rId60"/>
+                    <a:blip r:embed="rId63"/>
                     <a:stretch>
                       <a:fillRect/>
                     </a:stretch>
@@ -5524,7 +4944,7 @@
                     <pic:cNvPicPr/>
                   </pic:nvPicPr>
                   <pic:blipFill>
-                    <a:blip r:embed="rId61"/>
+                    <a:blip r:embed="rId64"/>
                     <a:stretch>
                       <a:fillRect/>
                     </a:stretch>
@@ -5570,18 +4990,8 @@
           <w:sz w:val="24"/>
           <w:szCs w:val="24"/>
         </w:rPr>
-        <w:t xml:space="preserve">Array of </w:t>
-      </w:r>
-      <w:proofErr w:type="gramStart"/>
-      <w:r>
-        <w:rPr>
-          <w:rFonts w:ascii="Calibri" w:hAnsi="Calibri" w:cs="Calibri"/>
-          <w:sz w:val="24"/>
-          <w:szCs w:val="24"/>
-        </w:rPr>
-        <w:t>Objects;</w:t>
-      </w:r>
-      <w:proofErr w:type="gramEnd"/>
+        <w:t>Array of Objects;</w:t>
+      </w:r>
     </w:p>
     <w:p>
       <w:pPr>
@@ -5611,7 +5021,7 @@
                     <pic:cNvPicPr/>
                   </pic:nvPicPr>
                   <pic:blipFill>
-                    <a:blip r:embed="rId62"/>
+                    <a:blip r:embed="rId65"/>
                     <a:stretch>
                       <a:fillRect/>
                     </a:stretch>
@@ -5648,7 +5058,7 @@
         </w:rPr>
         <w:t>3.</w:t>
       </w:r>
-      <w:hyperlink r:id="rId63" w:tgtFrame="_blank" w:history="1">
+      <w:hyperlink r:id="rId66" w:tgtFrame="_blank" w:history="1">
         <w:r>
           <w:rPr>
             <w:rStyle w:val="Hyperlink"/>
@@ -5686,7 +5096,7 @@
         </w:rPr>
         <w:t>A </w:t>
       </w:r>
-      <w:hyperlink r:id="rId64" w:history="1">
+      <w:hyperlink r:id="rId67" w:history="1">
         <w:r>
           <w:rPr>
             <w:rStyle w:val="Hyperlink"/>
@@ -5747,7 +5157,23 @@
           <w:sz w:val="24"/>
           <w:szCs w:val="24"/>
         </w:rPr>
-        <w:t>A list of function arguments contained in parenthesis and separated by commas.</w:t>
+        <w:t>A list of function arguments</w:t>
+      </w:r>
+      <w:r>
+        <w:rPr>
+          <w:rFonts w:ascii="Calibri" w:hAnsi="Calibri" w:cs="Calibri"/>
+          <w:sz w:val="24"/>
+          <w:szCs w:val="24"/>
+        </w:rPr>
+        <w:t>/parameters</w:t>
+      </w:r>
+      <w:r>
+        <w:rPr>
+          <w:rFonts w:ascii="Calibri" w:hAnsi="Calibri" w:cs="Calibri"/>
+          <w:sz w:val="24"/>
+          <w:szCs w:val="24"/>
+        </w:rPr>
+        <w:t xml:space="preserve"> contained in parenthesis and separated by commas.</w:t>
       </w:r>
     </w:p>
     <w:p>
@@ -5866,25 +5292,7 @@
           <w:sz w:val="24"/>
           <w:szCs w:val="24"/>
         </w:rPr>
-        <w:t xml:space="preserve">   </w:t>
-      </w:r>
-      <w:proofErr w:type="spellStart"/>
-      <w:r>
-        <w:rPr>
-          <w:rFonts w:ascii="Calibri" w:hAnsi="Calibri" w:cs="Calibri"/>
-          <w:sz w:val="24"/>
-          <w:szCs w:val="24"/>
-        </w:rPr>
-        <w:t>javascript</w:t>
-      </w:r>
-      <w:proofErr w:type="spellEnd"/>
-      <w:r>
-        <w:rPr>
-          <w:rFonts w:ascii="Calibri" w:hAnsi="Calibri" w:cs="Calibri"/>
-          <w:sz w:val="24"/>
-          <w:szCs w:val="24"/>
-        </w:rPr>
-        <w:t xml:space="preserve"> statements</w:t>
+        <w:t xml:space="preserve">   javascript statements</w:t>
       </w:r>
     </w:p>
     <w:p>
@@ -5933,7 +5341,7 @@
                     <pic:cNvPicPr/>
                   </pic:nvPicPr>
                   <pic:blipFill>
-                    <a:blip r:embed="rId65"/>
+                    <a:blip r:embed="rId68"/>
                     <a:stretch>
                       <a:fillRect/>
                     </a:stretch>
@@ -5993,7 +5401,7 @@
                     <pic:cNvPicPr/>
                   </pic:nvPicPr>
                   <pic:blipFill>
-                    <a:blip r:embed="rId66"/>
+                    <a:blip r:embed="rId69"/>
                     <a:stretch>
                       <a:fillRect/>
                     </a:stretch>
@@ -6065,7 +5473,7 @@
                     <pic:cNvPicPr/>
                   </pic:nvPicPr>
                   <pic:blipFill>
-                    <a:blip r:embed="rId67"/>
+                    <a:blip r:embed="rId70"/>
                     <a:stretch>
                       <a:fillRect/>
                     </a:stretch>
@@ -6138,7 +5546,7 @@
                     <pic:cNvPicPr/>
                   </pic:nvPicPr>
                   <pic:blipFill>
-                    <a:blip r:embed="rId68"/>
+                    <a:blip r:embed="rId71"/>
                     <a:stretch>
                       <a:fillRect/>
                     </a:stretch>
@@ -6194,272 +5602,106 @@
           <w:szCs w:val="24"/>
         </w:rPr>
       </w:pPr>
-      <w:proofErr w:type="gramStart"/>
-      <w:r>
-        <w:rPr>
-          <w:rFonts w:ascii="Calibri" w:hAnsi="Calibri" w:cs="Calibri"/>
-          <w:sz w:val="24"/>
-          <w:szCs w:val="24"/>
-        </w:rPr>
-        <w:t>console.log(</w:t>
-      </w:r>
-      <w:proofErr w:type="gramEnd"/>
-      <w:r>
-        <w:rPr>
-          <w:rFonts w:ascii="Calibri" w:hAnsi="Calibri" w:cs="Calibri"/>
-          <w:sz w:val="24"/>
-          <w:szCs w:val="24"/>
-        </w:rPr>
-        <w:t>"%c Mounica", "</w:t>
-      </w:r>
-      <w:proofErr w:type="spellStart"/>
-      <w:r>
-        <w:rPr>
-          <w:rFonts w:ascii="Calibri" w:hAnsi="Calibri" w:cs="Calibri"/>
-          <w:sz w:val="24"/>
-          <w:szCs w:val="24"/>
-        </w:rPr>
-        <w:t>color:black</w:t>
-      </w:r>
-      <w:proofErr w:type="spellEnd"/>
-      <w:r>
-        <w:rPr>
-          <w:rFonts w:ascii="Calibri" w:hAnsi="Calibri" w:cs="Calibri"/>
-          <w:sz w:val="24"/>
-          <w:szCs w:val="24"/>
-        </w:rPr>
-        <w:t>");</w:t>
-      </w:r>
-      <w:r>
-        <w:rPr>
-          <w:rFonts w:ascii="Calibri" w:hAnsi="Calibri" w:cs="Calibri"/>
-          <w:sz w:val="24"/>
-          <w:szCs w:val="24"/>
-        </w:rPr>
-        <w:t xml:space="preserve"> // add </w:t>
-      </w:r>
-      <w:proofErr w:type="spellStart"/>
-      <w:r>
-        <w:rPr>
-          <w:rFonts w:ascii="Calibri" w:hAnsi="Calibri" w:cs="Calibri"/>
-          <w:sz w:val="24"/>
-          <w:szCs w:val="24"/>
-        </w:rPr>
-        <w:t>color</w:t>
-      </w:r>
-      <w:proofErr w:type="spellEnd"/>
-      <w:r>
-        <w:rPr>
-          <w:rFonts w:ascii="Calibri" w:hAnsi="Calibri" w:cs="Calibri"/>
-          <w:sz w:val="24"/>
-          <w:szCs w:val="24"/>
-        </w:rPr>
-        <w:t xml:space="preserve"> for letters</w:t>
-      </w:r>
-    </w:p>
-    <w:p>
-      <w:pPr>
-        <w:rPr>
-          <w:rFonts w:ascii="Calibri" w:hAnsi="Calibri" w:cs="Calibri"/>
-          <w:sz w:val="24"/>
-          <w:szCs w:val="24"/>
-        </w:rPr>
-      </w:pPr>
-      <w:proofErr w:type="gramStart"/>
-      <w:r>
-        <w:rPr>
-          <w:rFonts w:ascii="Calibri" w:hAnsi="Calibri" w:cs="Calibri"/>
-          <w:sz w:val="24"/>
-          <w:szCs w:val="24"/>
-        </w:rPr>
-        <w:t>console.log(</w:t>
-      </w:r>
-      <w:proofErr w:type="gramEnd"/>
-      <w:r>
-        <w:rPr>
-          <w:rFonts w:ascii="Calibri" w:hAnsi="Calibri" w:cs="Calibri"/>
-          <w:sz w:val="24"/>
-          <w:szCs w:val="24"/>
-        </w:rPr>
-        <w:t>"%c Mounica", "</w:t>
-      </w:r>
-      <w:proofErr w:type="spellStart"/>
-      <w:r>
-        <w:rPr>
-          <w:rFonts w:ascii="Calibri" w:hAnsi="Calibri" w:cs="Calibri"/>
-          <w:sz w:val="24"/>
-          <w:szCs w:val="24"/>
-        </w:rPr>
-        <w:t>background-color:yellowgreen</w:t>
-      </w:r>
-      <w:proofErr w:type="spellEnd"/>
-      <w:r>
-        <w:rPr>
-          <w:rFonts w:ascii="Calibri" w:hAnsi="Calibri" w:cs="Calibri"/>
-          <w:sz w:val="24"/>
-          <w:szCs w:val="24"/>
-        </w:rPr>
-        <w:t>");</w:t>
-      </w:r>
-      <w:r>
-        <w:rPr>
-          <w:rFonts w:ascii="Calibri" w:hAnsi="Calibri" w:cs="Calibri"/>
-          <w:sz w:val="24"/>
-          <w:szCs w:val="24"/>
-        </w:rPr>
-        <w:t xml:space="preserve"> // add </w:t>
-      </w:r>
-      <w:proofErr w:type="spellStart"/>
-      <w:r>
-        <w:rPr>
-          <w:rFonts w:ascii="Calibri" w:hAnsi="Calibri" w:cs="Calibri"/>
-          <w:sz w:val="24"/>
-          <w:szCs w:val="24"/>
-        </w:rPr>
-        <w:t>color</w:t>
-      </w:r>
-      <w:proofErr w:type="spellEnd"/>
-      <w:r>
-        <w:rPr>
-          <w:rFonts w:ascii="Calibri" w:hAnsi="Calibri" w:cs="Calibri"/>
-          <w:sz w:val="24"/>
-          <w:szCs w:val="24"/>
-        </w:rPr>
-        <w:t xml:space="preserve"> in background</w:t>
-      </w:r>
-    </w:p>
-    <w:p>
-      <w:pPr>
-        <w:rPr>
-          <w:rFonts w:ascii="Calibri" w:hAnsi="Calibri" w:cs="Calibri"/>
-          <w:sz w:val="24"/>
-          <w:szCs w:val="24"/>
-        </w:rPr>
-      </w:pPr>
-    </w:p>
-    <w:p>
-      <w:pPr>
-        <w:rPr>
-          <w:rFonts w:ascii="Calibri" w:hAnsi="Calibri" w:cs="Calibri"/>
-          <w:sz w:val="24"/>
-          <w:szCs w:val="24"/>
-        </w:rPr>
-      </w:pPr>
-      <w:proofErr w:type="gramStart"/>
-      <w:r>
-        <w:rPr>
-          <w:rFonts w:ascii="Calibri" w:hAnsi="Calibri" w:cs="Calibri"/>
-          <w:sz w:val="24"/>
-          <w:szCs w:val="24"/>
-        </w:rPr>
-        <w:t>console.log(</w:t>
-      </w:r>
-      <w:proofErr w:type="gramEnd"/>
-      <w:r>
-        <w:rPr>
-          <w:rFonts w:ascii="Calibri" w:hAnsi="Calibri" w:cs="Calibri"/>
-          <w:sz w:val="24"/>
-          <w:szCs w:val="24"/>
-        </w:rPr>
-        <w:t>"%c      ", "</w:t>
-      </w:r>
-      <w:proofErr w:type="spellStart"/>
-      <w:r>
-        <w:rPr>
-          <w:rFonts w:ascii="Calibri" w:hAnsi="Calibri" w:cs="Calibri"/>
-          <w:sz w:val="24"/>
-          <w:szCs w:val="24"/>
-        </w:rPr>
-        <w:t>background-color:red</w:t>
-      </w:r>
-      <w:proofErr w:type="spellEnd"/>
-      <w:r>
-        <w:rPr>
-          <w:rFonts w:ascii="Calibri" w:hAnsi="Calibri" w:cs="Calibri"/>
-          <w:sz w:val="24"/>
-          <w:szCs w:val="24"/>
-        </w:rPr>
-        <w:t>");</w:t>
-      </w:r>
-      <w:r>
-        <w:rPr>
-          <w:rFonts w:ascii="Calibri" w:hAnsi="Calibri" w:cs="Calibri"/>
-          <w:sz w:val="24"/>
-          <w:szCs w:val="24"/>
-        </w:rPr>
-        <w:t xml:space="preserve"> //</w:t>
-      </w:r>
-      <w:proofErr w:type="spellStart"/>
-      <w:r>
-        <w:rPr>
-          <w:rFonts w:ascii="Calibri" w:hAnsi="Calibri" w:cs="Calibri"/>
-          <w:sz w:val="24"/>
-          <w:szCs w:val="24"/>
-        </w:rPr>
-        <w:t>output:the</w:t>
-      </w:r>
-      <w:proofErr w:type="spellEnd"/>
-      <w:r>
-        <w:rPr>
-          <w:rFonts w:ascii="Calibri" w:hAnsi="Calibri" w:cs="Calibri"/>
-          <w:sz w:val="24"/>
-          <w:szCs w:val="24"/>
-        </w:rPr>
-        <w:t xml:space="preserve"> space have </w:t>
-      </w:r>
-      <w:proofErr w:type="spellStart"/>
-      <w:r>
-        <w:rPr>
-          <w:rFonts w:ascii="Calibri" w:hAnsi="Calibri" w:cs="Calibri"/>
-          <w:sz w:val="24"/>
-          <w:szCs w:val="24"/>
-        </w:rPr>
-        <w:t>color</w:t>
-      </w:r>
-      <w:proofErr w:type="spellEnd"/>
-    </w:p>
-    <w:p>
-      <w:pPr>
-        <w:rPr>
-          <w:rFonts w:ascii="Calibri" w:hAnsi="Calibri" w:cs="Calibri"/>
-          <w:sz w:val="24"/>
-          <w:szCs w:val="24"/>
-        </w:rPr>
-      </w:pPr>
-    </w:p>
-    <w:p>
-      <w:pPr>
-        <w:rPr>
-          <w:rFonts w:ascii="Calibri" w:hAnsi="Calibri" w:cs="Calibri"/>
-          <w:sz w:val="24"/>
-          <w:szCs w:val="24"/>
-        </w:rPr>
-      </w:pPr>
-      <w:r>
-        <w:rPr>
-          <w:rFonts w:ascii="Calibri" w:hAnsi="Calibri" w:cs="Calibri"/>
-          <w:sz w:val="24"/>
-          <w:szCs w:val="24"/>
-        </w:rPr>
-        <w:t xml:space="preserve">Function </w:t>
-      </w:r>
-      <w:proofErr w:type="spellStart"/>
-      <w:r>
-        <w:rPr>
-          <w:rFonts w:ascii="Calibri" w:hAnsi="Calibri" w:cs="Calibri"/>
-          <w:sz w:val="24"/>
-          <w:szCs w:val="24"/>
-        </w:rPr>
-        <w:t>cdeclaration</w:t>
-      </w:r>
-      <w:proofErr w:type="spellEnd"/>
-      <w:r>
-        <w:rPr>
-          <w:rFonts w:ascii="Calibri" w:hAnsi="Calibri" w:cs="Calibri"/>
-          <w:sz w:val="24"/>
-          <w:szCs w:val="24"/>
-        </w:rPr>
-        <w:t>:</w:t>
+      <w:r>
+        <w:rPr>
+          <w:rFonts w:ascii="Calibri" w:hAnsi="Calibri" w:cs="Calibri"/>
+          <w:sz w:val="24"/>
+          <w:szCs w:val="24"/>
+        </w:rPr>
+        <w:t>console.log("%c Mounica", "color:black");</w:t>
+      </w:r>
+      <w:r>
+        <w:rPr>
+          <w:rFonts w:ascii="Calibri" w:hAnsi="Calibri" w:cs="Calibri"/>
+          <w:sz w:val="24"/>
+          <w:szCs w:val="24"/>
+        </w:rPr>
+        <w:t xml:space="preserve"> // add color for letters</w:t>
+      </w:r>
+    </w:p>
+    <w:p>
+      <w:pPr>
+        <w:rPr>
+          <w:rFonts w:ascii="Calibri" w:hAnsi="Calibri" w:cs="Calibri"/>
+          <w:sz w:val="24"/>
+          <w:szCs w:val="24"/>
+        </w:rPr>
+      </w:pPr>
+      <w:r>
+        <w:rPr>
+          <w:rFonts w:ascii="Calibri" w:hAnsi="Calibri" w:cs="Calibri"/>
+          <w:sz w:val="24"/>
+          <w:szCs w:val="24"/>
+        </w:rPr>
+        <w:t>console.log("%c Mounica", "background-color:yellowgreen");</w:t>
+      </w:r>
+      <w:r>
+        <w:rPr>
+          <w:rFonts w:ascii="Calibri" w:hAnsi="Calibri" w:cs="Calibri"/>
+          <w:sz w:val="24"/>
+          <w:szCs w:val="24"/>
+        </w:rPr>
+        <w:t xml:space="preserve"> // add color in background</w:t>
+      </w:r>
+    </w:p>
+    <w:p>
+      <w:pPr>
+        <w:rPr>
+          <w:rFonts w:ascii="Calibri" w:hAnsi="Calibri" w:cs="Calibri"/>
+          <w:sz w:val="24"/>
+          <w:szCs w:val="24"/>
+        </w:rPr>
+      </w:pPr>
+    </w:p>
+    <w:p>
+      <w:pPr>
+        <w:rPr>
+          <w:rFonts w:ascii="Calibri" w:hAnsi="Calibri" w:cs="Calibri"/>
+          <w:sz w:val="24"/>
+          <w:szCs w:val="24"/>
+        </w:rPr>
+      </w:pPr>
+      <w:r>
+        <w:rPr>
+          <w:rFonts w:ascii="Calibri" w:hAnsi="Calibri" w:cs="Calibri"/>
+          <w:sz w:val="24"/>
+          <w:szCs w:val="24"/>
+        </w:rPr>
+        <w:t>console.log("%c      ", "background-color:red");</w:t>
+      </w:r>
+      <w:r>
+        <w:rPr>
+          <w:rFonts w:ascii="Calibri" w:hAnsi="Calibri" w:cs="Calibri"/>
+          <w:sz w:val="24"/>
+          <w:szCs w:val="24"/>
+        </w:rPr>
+        <w:t xml:space="preserve"> //output:the space have color</w:t>
+      </w:r>
+    </w:p>
+    <w:p>
+      <w:pPr>
+        <w:rPr>
+          <w:rFonts w:ascii="Calibri" w:hAnsi="Calibri" w:cs="Calibri"/>
+          <w:sz w:val="24"/>
+          <w:szCs w:val="24"/>
+        </w:rPr>
+      </w:pPr>
+    </w:p>
+    <w:p>
+      <w:pPr>
+        <w:rPr>
+          <w:rFonts w:ascii="Calibri" w:hAnsi="Calibri" w:cs="Calibri"/>
+          <w:sz w:val="24"/>
+          <w:szCs w:val="24"/>
+        </w:rPr>
+      </w:pPr>
+      <w:r>
+        <w:rPr>
+          <w:rFonts w:ascii="Calibri" w:hAnsi="Calibri" w:cs="Calibri"/>
+          <w:sz w:val="24"/>
+          <w:szCs w:val="24"/>
+        </w:rPr>
+        <w:t>Function declaration:</w:t>
       </w:r>
     </w:p>
     <w:p>
@@ -6493,88 +5735,24 @@
           <w:sz w:val="24"/>
           <w:szCs w:val="24"/>
         </w:rPr>
-        <w:t xml:space="preserve">function </w:t>
-      </w:r>
-      <w:proofErr w:type="spellStart"/>
-      <w:proofErr w:type="gramStart"/>
-      <w:r>
-        <w:rPr>
-          <w:rFonts w:ascii="Calibri" w:hAnsi="Calibri" w:cs="Calibri"/>
-          <w:sz w:val="24"/>
-          <w:szCs w:val="24"/>
-        </w:rPr>
-        <w:t>redcolor</w:t>
-      </w:r>
-      <w:proofErr w:type="spellEnd"/>
-      <w:r>
-        <w:rPr>
-          <w:rFonts w:ascii="Calibri" w:hAnsi="Calibri" w:cs="Calibri"/>
-          <w:sz w:val="24"/>
-          <w:szCs w:val="24"/>
-        </w:rPr>
-        <w:t>(</w:t>
-      </w:r>
-      <w:proofErr w:type="gramEnd"/>
-      <w:r>
-        <w:rPr>
-          <w:rFonts w:ascii="Calibri" w:hAnsi="Calibri" w:cs="Calibri"/>
-          <w:sz w:val="24"/>
-          <w:szCs w:val="24"/>
-        </w:rPr>
-        <w:t>){</w:t>
-      </w:r>
-    </w:p>
-    <w:p>
-      <w:pPr>
-        <w:rPr>
-          <w:rFonts w:ascii="Calibri" w:hAnsi="Calibri" w:cs="Calibri"/>
-          <w:sz w:val="24"/>
-          <w:szCs w:val="24"/>
-        </w:rPr>
-      </w:pPr>
-      <w:r>
-        <w:rPr>
-          <w:rFonts w:ascii="Calibri" w:hAnsi="Calibri" w:cs="Calibri"/>
-          <w:sz w:val="24"/>
-          <w:szCs w:val="24"/>
-        </w:rPr>
-        <w:t xml:space="preserve">    </w:t>
-      </w:r>
-      <w:proofErr w:type="gramStart"/>
-      <w:r>
-        <w:rPr>
-          <w:rFonts w:ascii="Calibri" w:hAnsi="Calibri" w:cs="Calibri"/>
-          <w:sz w:val="24"/>
-          <w:szCs w:val="24"/>
-        </w:rPr>
-        <w:t>console.log(</w:t>
-      </w:r>
-      <w:proofErr w:type="gramEnd"/>
-      <w:r>
-        <w:rPr>
-          <w:rFonts w:ascii="Calibri" w:hAnsi="Calibri" w:cs="Calibri"/>
-          <w:sz w:val="24"/>
-          <w:szCs w:val="24"/>
-        </w:rPr>
-        <w:t>"%c      ", "</w:t>
-      </w:r>
-      <w:proofErr w:type="spellStart"/>
-      <w:r>
-        <w:rPr>
-          <w:rFonts w:ascii="Calibri" w:hAnsi="Calibri" w:cs="Calibri"/>
-          <w:sz w:val="24"/>
-          <w:szCs w:val="24"/>
-        </w:rPr>
-        <w:t>background-color:red</w:t>
-      </w:r>
-      <w:proofErr w:type="spellEnd"/>
-      <w:r>
-        <w:rPr>
-          <w:rFonts w:ascii="Calibri" w:hAnsi="Calibri" w:cs="Calibri"/>
-          <w:sz w:val="24"/>
-          <w:szCs w:val="24"/>
-        </w:rPr>
-        <w:t>");</w:t>
+        <w:t>function redcolor(){</w:t>
+      </w:r>
+    </w:p>
+    <w:p>
+      <w:pPr>
+        <w:rPr>
+          <w:rFonts w:ascii="Calibri" w:hAnsi="Calibri" w:cs="Calibri"/>
+          <w:sz w:val="24"/>
+          <w:szCs w:val="24"/>
+        </w:rPr>
+      </w:pPr>
+      <w:r>
+        <w:rPr>
+          <w:rFonts w:ascii="Calibri" w:hAnsi="Calibri" w:cs="Calibri"/>
+          <w:sz w:val="24"/>
+          <w:szCs w:val="24"/>
+        </w:rPr>
+        <w:t>    console.log("%c      ", "background-color:red");</w:t>
       </w:r>
     </w:p>
     <w:p>
@@ -6611,33 +5789,13 @@
           <w:szCs w:val="24"/>
         </w:rPr>
       </w:pPr>
-      <w:proofErr w:type="spellStart"/>
-      <w:proofErr w:type="gramStart"/>
-      <w:r>
-        <w:rPr>
-          <w:rFonts w:ascii="Calibri" w:hAnsi="Calibri" w:cs="Calibri"/>
-          <w:sz w:val="24"/>
-          <w:szCs w:val="24"/>
-        </w:rPr>
-        <w:t>redcolor</w:t>
-      </w:r>
-      <w:proofErr w:type="spellEnd"/>
-      <w:r>
-        <w:rPr>
-          <w:rFonts w:ascii="Calibri" w:hAnsi="Calibri" w:cs="Calibri"/>
-          <w:sz w:val="24"/>
-          <w:szCs w:val="24"/>
-        </w:rPr>
-        <w:t>(</w:t>
-      </w:r>
-      <w:proofErr w:type="gramEnd"/>
-      <w:r>
-        <w:rPr>
-          <w:rFonts w:ascii="Calibri" w:hAnsi="Calibri" w:cs="Calibri"/>
-          <w:sz w:val="24"/>
-          <w:szCs w:val="24"/>
-        </w:rPr>
-        <w:t>);</w:t>
+      <w:r>
+        <w:rPr>
+          <w:rFonts w:ascii="Calibri" w:hAnsi="Calibri" w:cs="Calibri"/>
+          <w:sz w:val="24"/>
+          <w:szCs w:val="24"/>
+        </w:rPr>
+        <w:t>redcolor();</w:t>
       </w:r>
       <w:r>
         <w:rPr>
@@ -6691,7 +5849,7 @@
                     <pic:cNvPicPr/>
                   </pic:nvPicPr>
                   <pic:blipFill>
-                    <a:blip r:embed="rId69"/>
+                    <a:blip r:embed="rId72"/>
                     <a:stretch>
                       <a:fillRect/>
                     </a:stretch>
@@ -6743,7 +5901,7 @@
                     <pic:cNvPicPr/>
                   </pic:nvPicPr>
                   <pic:blipFill>
-                    <a:blip r:embed="rId70"/>
+                    <a:blip r:embed="rId73"/>
                     <a:stretch>
                       <a:fillRect/>
                     </a:stretch>
@@ -6818,7 +5976,7 @@
                     <pic:cNvPicPr/>
                   </pic:nvPicPr>
                   <pic:blipFill>
-                    <a:blip r:embed="rId71"/>
+                    <a:blip r:embed="rId74"/>
                     <a:stretch>
                       <a:fillRect/>
                     </a:stretch>
@@ -6979,7 +6137,7 @@
                     <pic:cNvPicPr/>
                   </pic:nvPicPr>
                   <pic:blipFill>
-                    <a:blip r:embed="rId72"/>
+                    <a:blip r:embed="rId75"/>
                     <a:stretch>
                       <a:fillRect/>
                     </a:stretch>
@@ -7059,7 +6217,7 @@
                     <pic:cNvPicPr/>
                   </pic:nvPicPr>
                   <pic:blipFill>
-                    <a:blip r:embed="rId73"/>
+                    <a:blip r:embed="rId76"/>
                     <a:stretch>
                       <a:fillRect/>
                     </a:stretch>
@@ -7139,7 +6297,7 @@
                     <pic:cNvPicPr/>
                   </pic:nvPicPr>
                   <pic:blipFill>
-                    <a:blip r:embed="rId74"/>
+                    <a:blip r:embed="rId77"/>
                     <a:stretch>
                       <a:fillRect/>
                     </a:stretch>
@@ -7292,7 +6450,7 @@
                     <pic:cNvPicPr/>
                   </pic:nvPicPr>
                   <pic:blipFill>
-                    <a:blip r:embed="rId75"/>
+                    <a:blip r:embed="rId78"/>
                     <a:stretch>
                       <a:fillRect/>
                     </a:stretch>
@@ -7345,7 +6503,7 @@
                     <pic:cNvPicPr/>
                   </pic:nvPicPr>
                   <pic:blipFill>
-                    <a:blip r:embed="rId76"/>
+                    <a:blip r:embed="rId79"/>
                     <a:stretch>
                       <a:fillRect/>
                     </a:stretch>
@@ -7531,18 +6689,9 @@
           <w:sz w:val="24"/>
           <w:szCs w:val="24"/>
         </w:rPr>
-        <w:t xml:space="preserve"> Functions that use the return statement to send a value back to the </w:t>
-      </w:r>
-      <w:proofErr w:type="spellStart"/>
-      <w:r>
-        <w:rPr>
-          <w:rFonts w:ascii="Calibri" w:hAnsi="Calibri" w:cs="Calibri"/>
-          <w:sz w:val="24"/>
-          <w:szCs w:val="24"/>
-        </w:rPr>
-        <w:t>caller.</w:t>
-      </w:r>
-      <w:hyperlink r:id="rId77" w:tgtFrame="_blank" w:history="1">
+        <w:t xml:space="preserve"> Functions that use the return statement to send a value back to the caller.</w:t>
+      </w:r>
+      <w:hyperlink r:id="rId80" w:tgtFrame="_blank" w:history="1">
         <w:r>
           <w:rPr>
             <w:rStyle w:val="Hyperlink"/>
@@ -7552,7 +6701,6 @@
           </w:rPr>
           <w:t>LabEx</w:t>
         </w:r>
-        <w:proofErr w:type="spellEnd"/>
       </w:hyperlink>
     </w:p>
     <w:p>
@@ -7615,53 +6763,25 @@
           <w:sz w:val="24"/>
           <w:szCs w:val="24"/>
         </w:rPr>
-        <w:t xml:space="preserve">function </w:t>
-      </w:r>
-      <w:proofErr w:type="gramStart"/>
-      <w:r>
-        <w:rPr>
-          <w:rFonts w:ascii="Calibri" w:hAnsi="Calibri" w:cs="Calibri"/>
-          <w:sz w:val="24"/>
-          <w:szCs w:val="24"/>
-        </w:rPr>
-        <w:t>add(</w:t>
-      </w:r>
-      <w:proofErr w:type="gramEnd"/>
-      <w:r>
-        <w:rPr>
-          <w:rFonts w:ascii="Calibri" w:hAnsi="Calibri" w:cs="Calibri"/>
-          <w:sz w:val="24"/>
-          <w:szCs w:val="24"/>
-        </w:rPr>
-        <w:t>a, b) {</w:t>
-      </w:r>
-    </w:p>
-    <w:p>
-      <w:pPr>
-        <w:rPr>
-          <w:rFonts w:ascii="Calibri" w:hAnsi="Calibri" w:cs="Calibri"/>
-          <w:sz w:val="24"/>
-          <w:szCs w:val="24"/>
-        </w:rPr>
-      </w:pPr>
-      <w:r>
-        <w:rPr>
-          <w:rFonts w:ascii="Calibri" w:hAnsi="Calibri" w:cs="Calibri"/>
-          <w:sz w:val="24"/>
-          <w:szCs w:val="24"/>
-        </w:rPr>
-        <w:t xml:space="preserve">  return a + </w:t>
-      </w:r>
-      <w:proofErr w:type="gramStart"/>
-      <w:r>
-        <w:rPr>
-          <w:rFonts w:ascii="Calibri" w:hAnsi="Calibri" w:cs="Calibri"/>
-          <w:sz w:val="24"/>
-          <w:szCs w:val="24"/>
-        </w:rPr>
-        <w:t>b;</w:t>
-      </w:r>
-      <w:proofErr w:type="gramEnd"/>
+        <w:t>function add(a, b) {</w:t>
+      </w:r>
+    </w:p>
+    <w:p>
+      <w:pPr>
+        <w:rPr>
+          <w:rFonts w:ascii="Calibri" w:hAnsi="Calibri" w:cs="Calibri"/>
+          <w:sz w:val="24"/>
+          <w:szCs w:val="24"/>
+        </w:rPr>
+      </w:pPr>
+      <w:r>
+        <w:rPr>
+          <w:rFonts w:ascii="Calibri" w:hAnsi="Calibri" w:cs="Calibri"/>
+          <w:sz w:val="24"/>
+          <w:szCs w:val="24"/>
+        </w:rPr>
+        <w:t xml:space="preserve">  return a + b;</w:t>
+      </w:r>
     </w:p>
     <w:p>
       <w:pPr>
@@ -7694,25 +6814,7 @@
           <w:sz w:val="24"/>
           <w:szCs w:val="24"/>
         </w:rPr>
-        <w:t xml:space="preserve">let sum = </w:t>
-      </w:r>
-      <w:proofErr w:type="gramStart"/>
-      <w:r>
-        <w:rPr>
-          <w:rFonts w:ascii="Calibri" w:hAnsi="Calibri" w:cs="Calibri"/>
-          <w:sz w:val="24"/>
-          <w:szCs w:val="24"/>
-        </w:rPr>
-        <w:t>add(</w:t>
-      </w:r>
-      <w:proofErr w:type="gramEnd"/>
-      <w:r>
-        <w:rPr>
-          <w:rFonts w:ascii="Calibri" w:hAnsi="Calibri" w:cs="Calibri"/>
-          <w:sz w:val="24"/>
-          <w:szCs w:val="24"/>
-        </w:rPr>
-        <w:t>5, 3);</w:t>
+        <w:t>let sum = add(5, 3);</w:t>
       </w:r>
     </w:p>
     <w:p>
@@ -7771,7 +6873,7 @@
         </w:rPr>
         <w:t xml:space="preserve">The return statement ends the function execution and specifies the value to be returned to the function caller. </w:t>
       </w:r>
-      <w:hyperlink r:id="rId78" w:tgtFrame="_blank" w:history="1">
+      <w:hyperlink r:id="rId81" w:tgtFrame="_blank" w:history="1">
         <w:r>
           <w:rPr>
             <w:rStyle w:val="Hyperlink"/>
@@ -7975,25 +7077,7 @@
           <w:sz w:val="24"/>
           <w:szCs w:val="24"/>
         </w:rPr>
-        <w:t xml:space="preserve">  </w:t>
-      </w:r>
-      <w:proofErr w:type="gramStart"/>
-      <w:r>
-        <w:rPr>
-          <w:rFonts w:ascii="Calibri" w:hAnsi="Calibri" w:cs="Calibri"/>
-          <w:sz w:val="24"/>
-          <w:szCs w:val="24"/>
-        </w:rPr>
-        <w:t>console.log(</w:t>
-      </w:r>
-      <w:proofErr w:type="gramEnd"/>
-      <w:r>
-        <w:rPr>
-          <w:rFonts w:ascii="Calibri" w:hAnsi="Calibri" w:cs="Calibri"/>
-          <w:sz w:val="24"/>
-          <w:szCs w:val="24"/>
-        </w:rPr>
-        <w:t>"Hello, " + name + "!");</w:t>
+        <w:t xml:space="preserve">  console.log("Hello, " + name + "!");</w:t>
       </w:r>
     </w:p>
     <w:p>
@@ -8080,8 +7164,7 @@
         </w:rPr>
         <w:t xml:space="preserve">If a function does not include a return statement, it returns undefined by default. </w:t>
       </w:r>
-      <w:hyperlink r:id="rId79" w:tgtFrame="_blank" w:history="1">
-        <w:proofErr w:type="spellStart"/>
+      <w:hyperlink r:id="rId82" w:tgtFrame="_blank" w:history="1">
         <w:r>
           <w:rPr>
             <w:rStyle w:val="Hyperlink"/>
@@ -8091,7 +7174,6 @@
           </w:rPr>
           <w:t>GeeksforGeeks</w:t>
         </w:r>
-        <w:proofErr w:type="spellEnd"/>
       </w:hyperlink>
     </w:p>
     <w:p>
@@ -8151,6 +7233,1351 @@
           <w:b/>
           <w:bCs/>
           <w:color w:val="FF0000"/>
+          <w:sz w:val="44"/>
+          <w:szCs w:val="44"/>
+        </w:rPr>
+      </w:pPr>
+      <w:r>
+        <w:rPr>
+          <w:rFonts w:ascii="Calibri" w:hAnsi="Calibri" w:cs="Calibri"/>
+          <w:b/>
+          <w:bCs/>
+          <w:color w:val="FF0000"/>
+          <w:sz w:val="44"/>
+          <w:szCs w:val="44"/>
+        </w:rPr>
+        <w:lastRenderedPageBreak/>
+        <w:t>Function and Its Types:</w:t>
+      </w:r>
+    </w:p>
+    <w:p>
+      <w:pPr>
+        <w:rPr>
+          <w:rFonts w:ascii="Calibri" w:hAnsi="Calibri" w:cs="Calibri"/>
+          <w:sz w:val="28"/>
+          <w:szCs w:val="28"/>
+        </w:rPr>
+      </w:pPr>
+      <w:r>
+        <w:rPr>
+          <w:rFonts w:ascii="Calibri" w:hAnsi="Calibri" w:cs="Calibri"/>
+          <w:sz w:val="28"/>
+          <w:szCs w:val="28"/>
+        </w:rPr>
+        <w:t>Based on function behaviour it divided into 3 types:</w:t>
+      </w:r>
+    </w:p>
+    <w:p>
+      <w:pPr>
+        <w:rPr>
+          <w:rFonts w:ascii="Calibri" w:hAnsi="Calibri" w:cs="Calibri"/>
+          <w:sz w:val="28"/>
+          <w:szCs w:val="28"/>
+        </w:rPr>
+      </w:pPr>
+      <w:r>
+        <w:rPr>
+          <w:rFonts w:ascii="Calibri" w:hAnsi="Calibri" w:cs="Calibri"/>
+          <w:sz w:val="28"/>
+          <w:szCs w:val="28"/>
+        </w:rPr>
+        <w:t>1.Named function</w:t>
+      </w:r>
+    </w:p>
+    <w:p>
+      <w:pPr>
+        <w:rPr>
+          <w:rFonts w:ascii="Calibri" w:hAnsi="Calibri" w:cs="Calibri"/>
+          <w:sz w:val="28"/>
+          <w:szCs w:val="28"/>
+        </w:rPr>
+      </w:pPr>
+      <w:r>
+        <w:rPr>
+          <w:rFonts w:ascii="Calibri" w:hAnsi="Calibri" w:cs="Calibri"/>
+          <w:sz w:val="28"/>
+          <w:szCs w:val="28"/>
+        </w:rPr>
+        <w:t>2.Anonymous Function</w:t>
+      </w:r>
+    </w:p>
+    <w:p>
+      <w:pPr>
+        <w:rPr>
+          <w:rFonts w:ascii="Calibri" w:hAnsi="Calibri" w:cs="Calibri"/>
+          <w:sz w:val="28"/>
+          <w:szCs w:val="28"/>
+        </w:rPr>
+      </w:pPr>
+      <w:r>
+        <w:rPr>
+          <w:rFonts w:ascii="Calibri" w:hAnsi="Calibri" w:cs="Calibri"/>
+          <w:sz w:val="28"/>
+          <w:szCs w:val="28"/>
+        </w:rPr>
+        <w:t>3.Arrow Function</w:t>
+      </w:r>
+    </w:p>
+    <w:p>
+      <w:pPr>
+        <w:rPr>
+          <w:rFonts w:ascii="Calibri" w:hAnsi="Calibri" w:cs="Calibri"/>
+          <w:b/>
+          <w:bCs/>
+          <w:color w:val="FF0000"/>
+          <w:sz w:val="32"/>
+          <w:szCs w:val="32"/>
+        </w:rPr>
+      </w:pPr>
+      <w:r>
+        <w:rPr>
+          <w:rFonts w:ascii="Calibri" w:hAnsi="Calibri" w:cs="Calibri"/>
+          <w:b/>
+          <w:bCs/>
+          <w:color w:val="FF0000"/>
+          <w:sz w:val="32"/>
+          <w:szCs w:val="32"/>
+        </w:rPr>
+        <w:t>1.Named Function:</w:t>
+      </w:r>
+    </w:p>
+    <w:p>
+      <w:pPr>
+        <w:rPr>
+          <w:rFonts w:ascii="Calibri" w:hAnsi="Calibri" w:cs="Calibri"/>
+          <w:sz w:val="28"/>
+          <w:szCs w:val="28"/>
+        </w:rPr>
+      </w:pPr>
+      <w:r>
+        <w:rPr>
+          <w:rFonts w:ascii="Calibri" w:hAnsi="Calibri" w:cs="Calibri"/>
+          <w:sz w:val="28"/>
+          <w:szCs w:val="28"/>
+        </w:rPr>
+        <w:t xml:space="preserve">In </w:t>
+      </w:r>
+      <w:r>
+        <w:rPr>
+          <w:rFonts w:ascii="Calibri" w:hAnsi="Calibri" w:cs="Calibri"/>
+          <w:b/>
+          <w:bCs/>
+          <w:sz w:val="28"/>
+          <w:szCs w:val="28"/>
+        </w:rPr>
+        <w:t>JavaScript</w:t>
+      </w:r>
+      <w:r>
+        <w:rPr>
+          <w:rFonts w:ascii="Calibri" w:hAnsi="Calibri" w:cs="Calibri"/>
+          <w:sz w:val="28"/>
+          <w:szCs w:val="28"/>
+        </w:rPr>
+        <w:t xml:space="preserve">, a </w:t>
+      </w:r>
+      <w:r>
+        <w:rPr>
+          <w:rFonts w:ascii="Calibri" w:hAnsi="Calibri" w:cs="Calibri"/>
+          <w:b/>
+          <w:bCs/>
+          <w:sz w:val="28"/>
+          <w:szCs w:val="28"/>
+        </w:rPr>
+        <w:t>named function</w:t>
+      </w:r>
+      <w:r>
+        <w:rPr>
+          <w:rFonts w:ascii="Calibri" w:hAnsi="Calibri" w:cs="Calibri"/>
+          <w:sz w:val="28"/>
+          <w:szCs w:val="28"/>
+        </w:rPr>
+        <w:t xml:space="preserve"> is a function declared with a name, allowing you to reference and call it later.</w:t>
+      </w:r>
+    </w:p>
+    <w:p>
+      <w:pPr>
+        <w:rPr>
+          <w:rFonts w:ascii="Calibri" w:hAnsi="Calibri" w:cs="Calibri"/>
+          <w:b/>
+          <w:bCs/>
+          <w:sz w:val="28"/>
+          <w:szCs w:val="28"/>
+        </w:rPr>
+      </w:pPr>
+      <w:r>
+        <w:rPr>
+          <w:rFonts w:ascii="Calibri" w:hAnsi="Calibri" w:cs="Calibri"/>
+          <w:b/>
+          <w:bCs/>
+          <w:sz w:val="28"/>
+          <w:szCs w:val="28"/>
+          <w:highlight w:val="yellow"/>
+        </w:rPr>
+        <w:t>Syntax:</w:t>
+      </w:r>
+    </w:p>
+    <w:p>
+      <w:pPr>
+        <w:rPr>
+          <w:rFonts w:ascii="Calibri" w:hAnsi="Calibri" w:cs="Calibri"/>
+          <w:b/>
+          <w:bCs/>
+          <w:sz w:val="28"/>
+          <w:szCs w:val="28"/>
+        </w:rPr>
+      </w:pPr>
+      <w:r>
+        <w:rPr>
+          <w:rFonts w:ascii="Calibri" w:hAnsi="Calibri" w:cs="Calibri"/>
+          <w:b/>
+          <w:bCs/>
+          <w:sz w:val="28"/>
+          <w:szCs w:val="28"/>
+        </w:rPr>
+        <w:t>function greet(name) {</w:t>
+      </w:r>
+    </w:p>
+    <w:p>
+      <w:pPr>
+        <w:rPr>
+          <w:rFonts w:ascii="Calibri" w:hAnsi="Calibri" w:cs="Calibri"/>
+          <w:b/>
+          <w:bCs/>
+          <w:sz w:val="28"/>
+          <w:szCs w:val="28"/>
+        </w:rPr>
+      </w:pPr>
+      <w:r>
+        <w:rPr>
+          <w:rFonts w:ascii="Calibri" w:hAnsi="Calibri" w:cs="Calibri"/>
+          <w:b/>
+          <w:bCs/>
+          <w:sz w:val="28"/>
+          <w:szCs w:val="28"/>
+        </w:rPr>
+        <w:t xml:space="preserve">  return "Hello, " + name + "!";</w:t>
+      </w:r>
+    </w:p>
+    <w:p>
+      <w:pPr>
+        <w:rPr>
+          <w:rFonts w:ascii="Calibri" w:hAnsi="Calibri" w:cs="Calibri"/>
+          <w:b/>
+          <w:bCs/>
+          <w:sz w:val="28"/>
+          <w:szCs w:val="28"/>
+        </w:rPr>
+      </w:pPr>
+      <w:r>
+        <w:rPr>
+          <w:rFonts w:ascii="Calibri" w:hAnsi="Calibri" w:cs="Calibri"/>
+          <w:b/>
+          <w:bCs/>
+          <w:sz w:val="28"/>
+          <w:szCs w:val="28"/>
+        </w:rPr>
+        <w:t>}</w:t>
+      </w:r>
+    </w:p>
+    <w:p>
+      <w:pPr>
+        <w:rPr>
+          <w:rFonts w:ascii="Calibri" w:hAnsi="Calibri" w:cs="Calibri"/>
+          <w:b/>
+          <w:bCs/>
+          <w:sz w:val="28"/>
+          <w:szCs w:val="28"/>
+        </w:rPr>
+      </w:pPr>
+      <w:r>
+        <w:rPr>
+          <w:rFonts w:ascii="Calibri" w:hAnsi="Calibri" w:cs="Calibri"/>
+          <w:b/>
+          <w:bCs/>
+          <w:sz w:val="28"/>
+          <w:szCs w:val="28"/>
+        </w:rPr>
+        <w:t>console.log(greet("Alice"));  // Output: Hello, Alice!</w:t>
+      </w:r>
+    </w:p>
+    <w:p>
+      <w:pPr>
+        <w:rPr>
+          <w:rFonts w:ascii="Calibri" w:hAnsi="Calibri" w:cs="Calibri"/>
+          <w:b/>
+          <w:bCs/>
+          <w:sz w:val="28"/>
+          <w:szCs w:val="28"/>
+        </w:rPr>
+      </w:pPr>
+      <w:r>
+        <w:rPr>
+          <w:rFonts w:ascii="Calibri" w:hAnsi="Calibri" w:cs="Calibri"/>
+          <w:b/>
+          <w:bCs/>
+          <w:sz w:val="28"/>
+          <w:szCs w:val="28"/>
+          <w:highlight w:val="yellow"/>
+        </w:rPr>
+        <w:t>Key Points:</w:t>
+      </w:r>
+    </w:p>
+    <w:p>
+      <w:pPr>
+        <w:numPr>
+          <w:ilvl w:val="0"/>
+          <w:numId w:val="21"/>
+        </w:numPr>
+        <w:rPr>
+          <w:rFonts w:ascii="Calibri" w:hAnsi="Calibri" w:cs="Calibri"/>
+          <w:b/>
+          <w:bCs/>
+          <w:sz w:val="28"/>
+          <w:szCs w:val="28"/>
+        </w:rPr>
+      </w:pPr>
+      <w:r>
+        <w:rPr>
+          <w:rFonts w:ascii="Calibri" w:hAnsi="Calibri" w:cs="Calibri"/>
+          <w:b/>
+          <w:bCs/>
+          <w:sz w:val="28"/>
+          <w:szCs w:val="28"/>
+        </w:rPr>
+        <w:t xml:space="preserve">function </w:t>
+      </w:r>
+      <w:r>
+        <w:rPr>
+          <w:rFonts w:ascii="Calibri" w:hAnsi="Calibri" w:cs="Calibri"/>
+          <w:sz w:val="28"/>
+          <w:szCs w:val="28"/>
+        </w:rPr>
+        <w:t>– keyword used to define a function.</w:t>
+      </w:r>
+    </w:p>
+    <w:p>
+      <w:pPr>
+        <w:numPr>
+          <w:ilvl w:val="0"/>
+          <w:numId w:val="21"/>
+        </w:numPr>
+        <w:rPr>
+          <w:rFonts w:ascii="Calibri" w:hAnsi="Calibri" w:cs="Calibri"/>
+          <w:b/>
+          <w:bCs/>
+          <w:sz w:val="28"/>
+          <w:szCs w:val="28"/>
+        </w:rPr>
+      </w:pPr>
+      <w:r>
+        <w:rPr>
+          <w:rFonts w:ascii="Calibri" w:hAnsi="Calibri" w:cs="Calibri"/>
+          <w:b/>
+          <w:bCs/>
+          <w:sz w:val="28"/>
+          <w:szCs w:val="28"/>
+        </w:rPr>
+        <w:t xml:space="preserve">greet </w:t>
+      </w:r>
+      <w:r>
+        <w:rPr>
+          <w:rFonts w:ascii="Calibri" w:hAnsi="Calibri" w:cs="Calibri"/>
+          <w:sz w:val="28"/>
+          <w:szCs w:val="28"/>
+        </w:rPr>
+        <w:t>– name of the function.</w:t>
+      </w:r>
+    </w:p>
+    <w:p>
+      <w:pPr>
+        <w:numPr>
+          <w:ilvl w:val="0"/>
+          <w:numId w:val="21"/>
+        </w:numPr>
+        <w:rPr>
+          <w:rFonts w:ascii="Calibri" w:hAnsi="Calibri" w:cs="Calibri"/>
+          <w:b/>
+          <w:bCs/>
+          <w:sz w:val="28"/>
+          <w:szCs w:val="28"/>
+        </w:rPr>
+      </w:pPr>
+      <w:r>
+        <w:rPr>
+          <w:rFonts w:ascii="Calibri" w:hAnsi="Calibri" w:cs="Calibri"/>
+          <w:b/>
+          <w:bCs/>
+          <w:sz w:val="28"/>
+          <w:szCs w:val="28"/>
+        </w:rPr>
+        <w:t>(name</w:t>
+      </w:r>
+      <w:r>
+        <w:rPr>
+          <w:rFonts w:ascii="Calibri" w:hAnsi="Calibri" w:cs="Calibri"/>
+          <w:sz w:val="28"/>
+          <w:szCs w:val="28"/>
+        </w:rPr>
+        <w:t>) – parameter(s) the function accepts.</w:t>
+      </w:r>
+    </w:p>
+    <w:p>
+      <w:pPr>
+        <w:numPr>
+          <w:ilvl w:val="0"/>
+          <w:numId w:val="21"/>
+        </w:numPr>
+        <w:rPr>
+          <w:rFonts w:ascii="Calibri" w:hAnsi="Calibri" w:cs="Calibri"/>
+          <w:b/>
+          <w:bCs/>
+          <w:sz w:val="28"/>
+          <w:szCs w:val="28"/>
+        </w:rPr>
+      </w:pPr>
+      <w:r>
+        <w:rPr>
+          <w:rFonts w:ascii="Calibri" w:hAnsi="Calibri" w:cs="Calibri"/>
+          <w:b/>
+          <w:bCs/>
+          <w:sz w:val="28"/>
+          <w:szCs w:val="28"/>
+        </w:rPr>
+        <w:t xml:space="preserve">return </w:t>
+      </w:r>
+      <w:r>
+        <w:rPr>
+          <w:rFonts w:ascii="Calibri" w:hAnsi="Calibri" w:cs="Calibri"/>
+          <w:sz w:val="28"/>
+          <w:szCs w:val="28"/>
+        </w:rPr>
+        <w:t>– defines what the function outputs.</w:t>
+      </w:r>
+    </w:p>
+    <w:p>
+      <w:pPr>
+        <w:rPr>
+          <w:rFonts w:ascii="Calibri" w:hAnsi="Calibri" w:cs="Calibri"/>
+          <w:b/>
+          <w:bCs/>
+          <w:sz w:val="28"/>
+          <w:szCs w:val="28"/>
+        </w:rPr>
+      </w:pPr>
+      <w:r>
+        <w:rPr>
+          <w:rFonts w:ascii="Calibri" w:hAnsi="Calibri" w:cs="Calibri"/>
+          <w:b/>
+          <w:bCs/>
+          <w:sz w:val="28"/>
+          <w:szCs w:val="28"/>
+          <w:highlight w:val="yellow"/>
+        </w:rPr>
+        <w:t>Named Function vs Anonymous Function:</w:t>
+      </w:r>
+    </w:p>
+    <w:p>
+      <w:pPr>
+        <w:rPr>
+          <w:rFonts w:ascii="Calibri" w:hAnsi="Calibri" w:cs="Calibri"/>
+          <w:b/>
+          <w:bCs/>
+          <w:sz w:val="28"/>
+          <w:szCs w:val="28"/>
+        </w:rPr>
+      </w:pPr>
+      <w:r>
+        <w:rPr>
+          <w:rFonts w:ascii="Calibri" w:hAnsi="Calibri" w:cs="Calibri"/>
+          <w:b/>
+          <w:bCs/>
+          <w:sz w:val="28"/>
+          <w:szCs w:val="28"/>
+        </w:rPr>
+        <w:t>// Named function</w:t>
+      </w:r>
+    </w:p>
+    <w:p>
+      <w:pPr>
+        <w:rPr>
+          <w:rFonts w:ascii="Calibri" w:hAnsi="Calibri" w:cs="Calibri"/>
+          <w:sz w:val="28"/>
+          <w:szCs w:val="28"/>
+        </w:rPr>
+      </w:pPr>
+      <w:r>
+        <w:rPr>
+          <w:rFonts w:ascii="Calibri" w:hAnsi="Calibri" w:cs="Calibri"/>
+          <w:sz w:val="28"/>
+          <w:szCs w:val="28"/>
+        </w:rPr>
+        <w:t>function sayHi() {</w:t>
+      </w:r>
+    </w:p>
+    <w:p>
+      <w:pPr>
+        <w:rPr>
+          <w:rFonts w:ascii="Calibri" w:hAnsi="Calibri" w:cs="Calibri"/>
+          <w:sz w:val="28"/>
+          <w:szCs w:val="28"/>
+        </w:rPr>
+      </w:pPr>
+      <w:r>
+        <w:rPr>
+          <w:rFonts w:ascii="Calibri" w:hAnsi="Calibri" w:cs="Calibri"/>
+          <w:sz w:val="28"/>
+          <w:szCs w:val="28"/>
+        </w:rPr>
+        <w:t xml:space="preserve">  console.log("Hi!");</w:t>
+      </w:r>
+    </w:p>
+    <w:p>
+      <w:pPr>
+        <w:rPr>
+          <w:rFonts w:ascii="Calibri" w:hAnsi="Calibri" w:cs="Calibri"/>
+          <w:sz w:val="28"/>
+          <w:szCs w:val="28"/>
+        </w:rPr>
+      </w:pPr>
+      <w:r>
+        <w:rPr>
+          <w:rFonts w:ascii="Calibri" w:hAnsi="Calibri" w:cs="Calibri"/>
+          <w:sz w:val="28"/>
+          <w:szCs w:val="28"/>
+        </w:rPr>
+        <w:t>}</w:t>
+      </w:r>
+    </w:p>
+    <w:p>
+      <w:pPr>
+        <w:rPr>
+          <w:rFonts w:ascii="Calibri" w:hAnsi="Calibri" w:cs="Calibri"/>
+          <w:sz w:val="28"/>
+          <w:szCs w:val="28"/>
+        </w:rPr>
+      </w:pPr>
+    </w:p>
+    <w:p>
+      <w:pPr>
+        <w:rPr>
+          <w:rFonts w:ascii="Calibri" w:hAnsi="Calibri" w:cs="Calibri"/>
+          <w:b/>
+          <w:bCs/>
+          <w:sz w:val="28"/>
+          <w:szCs w:val="28"/>
+        </w:rPr>
+      </w:pPr>
+    </w:p>
+    <w:p>
+      <w:pPr>
+        <w:rPr>
+          <w:rFonts w:ascii="Calibri" w:hAnsi="Calibri" w:cs="Calibri"/>
+          <w:b/>
+          <w:bCs/>
+          <w:sz w:val="28"/>
+          <w:szCs w:val="28"/>
+        </w:rPr>
+      </w:pPr>
+    </w:p>
+    <w:p>
+      <w:pPr>
+        <w:rPr>
+          <w:rFonts w:ascii="Calibri" w:hAnsi="Calibri" w:cs="Calibri"/>
+          <w:b/>
+          <w:bCs/>
+          <w:sz w:val="28"/>
+          <w:szCs w:val="28"/>
+        </w:rPr>
+      </w:pPr>
+      <w:r>
+        <w:rPr>
+          <w:rFonts w:ascii="Calibri" w:hAnsi="Calibri" w:cs="Calibri"/>
+          <w:b/>
+          <w:bCs/>
+          <w:sz w:val="28"/>
+          <w:szCs w:val="28"/>
+        </w:rPr>
+        <w:lastRenderedPageBreak/>
+        <w:t>// Anonymous function (often used in expressions)</w:t>
+      </w:r>
+    </w:p>
+    <w:p>
+      <w:pPr>
+        <w:rPr>
+          <w:rFonts w:ascii="Calibri" w:hAnsi="Calibri" w:cs="Calibri"/>
+          <w:sz w:val="28"/>
+          <w:szCs w:val="28"/>
+        </w:rPr>
+      </w:pPr>
+      <w:r>
+        <w:rPr>
+          <w:rFonts w:ascii="Calibri" w:hAnsi="Calibri" w:cs="Calibri"/>
+          <w:sz w:val="28"/>
+          <w:szCs w:val="28"/>
+        </w:rPr>
+        <w:t>const sayHello = function() {</w:t>
+      </w:r>
+    </w:p>
+    <w:p>
+      <w:pPr>
+        <w:rPr>
+          <w:rFonts w:ascii="Calibri" w:hAnsi="Calibri" w:cs="Calibri"/>
+          <w:sz w:val="28"/>
+          <w:szCs w:val="28"/>
+        </w:rPr>
+      </w:pPr>
+      <w:r>
+        <w:rPr>
+          <w:rFonts w:ascii="Calibri" w:hAnsi="Calibri" w:cs="Calibri"/>
+          <w:sz w:val="28"/>
+          <w:szCs w:val="28"/>
+        </w:rPr>
+        <w:t xml:space="preserve">  console.log("Hello!");</w:t>
+      </w:r>
+    </w:p>
+    <w:p>
+      <w:pPr>
+        <w:rPr>
+          <w:rFonts w:ascii="Calibri" w:hAnsi="Calibri" w:cs="Calibri"/>
+          <w:sz w:val="28"/>
+          <w:szCs w:val="28"/>
+        </w:rPr>
+      </w:pPr>
+      <w:r>
+        <w:rPr>
+          <w:rFonts w:ascii="Calibri" w:hAnsi="Calibri" w:cs="Calibri"/>
+          <w:sz w:val="28"/>
+          <w:szCs w:val="28"/>
+        </w:rPr>
+        <w:t>};</w:t>
+      </w:r>
+    </w:p>
+    <w:p>
+      <w:pPr>
+        <w:rPr>
+          <w:rFonts w:ascii="Calibri" w:hAnsi="Calibri" w:cs="Calibri"/>
+          <w:b/>
+          <w:bCs/>
+          <w:color w:val="FF0000"/>
+          <w:sz w:val="32"/>
+          <w:szCs w:val="32"/>
+        </w:rPr>
+      </w:pPr>
+      <w:r>
+        <w:rPr>
+          <w:rFonts w:ascii="Calibri" w:hAnsi="Calibri" w:cs="Calibri"/>
+          <w:b/>
+          <w:bCs/>
+          <w:color w:val="FF0000"/>
+          <w:sz w:val="32"/>
+          <w:szCs w:val="32"/>
+        </w:rPr>
+        <w:t>2. Anonymous Function:</w:t>
+      </w:r>
+    </w:p>
+    <w:p>
+      <w:pPr>
+        <w:rPr>
+          <w:rFonts w:ascii="Calibri" w:hAnsi="Calibri" w:cs="Calibri"/>
+          <w:sz w:val="28"/>
+          <w:szCs w:val="28"/>
+        </w:rPr>
+      </w:pPr>
+      <w:r>
+        <w:rPr>
+          <w:rFonts w:ascii="Calibri" w:hAnsi="Calibri" w:cs="Calibri"/>
+          <w:sz w:val="28"/>
+          <w:szCs w:val="28"/>
+        </w:rPr>
+        <w:t>An anonymous function in JavaScript is a function without a name. These are often used where functions are passed as values — such as in callbacks, event handlers, or immediately invoked function expressions (IIFE).</w:t>
+      </w:r>
+    </w:p>
+    <w:p>
+      <w:pPr>
+        <w:rPr>
+          <w:rFonts w:ascii="Calibri" w:hAnsi="Calibri" w:cs="Calibri"/>
+          <w:b/>
+          <w:bCs/>
+          <w:sz w:val="28"/>
+          <w:szCs w:val="28"/>
+        </w:rPr>
+      </w:pPr>
+      <w:r>
+        <w:rPr>
+          <w:rFonts w:ascii="Calibri" w:hAnsi="Calibri" w:cs="Calibri"/>
+          <w:b/>
+          <w:bCs/>
+          <w:sz w:val="28"/>
+          <w:szCs w:val="28"/>
+          <w:highlight w:val="yellow"/>
+        </w:rPr>
+        <w:t>Syntax:</w:t>
+      </w:r>
+    </w:p>
+    <w:p>
+      <w:pPr>
+        <w:rPr>
+          <w:rFonts w:ascii="Calibri" w:hAnsi="Calibri" w:cs="Calibri"/>
+          <w:b/>
+          <w:bCs/>
+          <w:sz w:val="28"/>
+          <w:szCs w:val="28"/>
+        </w:rPr>
+      </w:pPr>
+      <w:r>
+        <w:rPr>
+          <w:rFonts w:ascii="Calibri" w:hAnsi="Calibri" w:cs="Calibri"/>
+          <w:b/>
+          <w:bCs/>
+          <w:sz w:val="28"/>
+          <w:szCs w:val="28"/>
+        </w:rPr>
+        <w:t>function (parameters) {</w:t>
+      </w:r>
+    </w:p>
+    <w:p>
+      <w:pPr>
+        <w:rPr>
+          <w:rFonts w:ascii="Calibri" w:hAnsi="Calibri" w:cs="Calibri"/>
+          <w:b/>
+          <w:bCs/>
+          <w:sz w:val="28"/>
+          <w:szCs w:val="28"/>
+        </w:rPr>
+      </w:pPr>
+      <w:r>
+        <w:rPr>
+          <w:rFonts w:ascii="Calibri" w:hAnsi="Calibri" w:cs="Calibri"/>
+          <w:b/>
+          <w:bCs/>
+          <w:sz w:val="28"/>
+          <w:szCs w:val="28"/>
+        </w:rPr>
+        <w:t xml:space="preserve">  // function body</w:t>
+      </w:r>
+    </w:p>
+    <w:p>
+      <w:pPr>
+        <w:rPr>
+          <w:rFonts w:ascii="Calibri" w:hAnsi="Calibri" w:cs="Calibri"/>
+          <w:b/>
+          <w:bCs/>
+          <w:sz w:val="28"/>
+          <w:szCs w:val="28"/>
+        </w:rPr>
+      </w:pPr>
+      <w:r>
+        <w:rPr>
+          <w:rFonts w:ascii="Calibri" w:hAnsi="Calibri" w:cs="Calibri"/>
+          <w:b/>
+          <w:bCs/>
+          <w:sz w:val="28"/>
+          <w:szCs w:val="28"/>
+        </w:rPr>
+        <w:t>}</w:t>
+      </w:r>
+    </w:p>
+    <w:p>
+      <w:pPr>
+        <w:rPr>
+          <w:rFonts w:ascii="Calibri" w:hAnsi="Calibri" w:cs="Calibri"/>
+          <w:b/>
+          <w:bCs/>
+          <w:sz w:val="28"/>
+          <w:szCs w:val="28"/>
+        </w:rPr>
+      </w:pPr>
+      <w:r>
+        <w:rPr>
+          <w:rFonts w:ascii="Calibri" w:hAnsi="Calibri" w:cs="Calibri"/>
+          <w:b/>
+          <w:bCs/>
+          <w:sz w:val="28"/>
+          <w:szCs w:val="28"/>
+        </w:rPr>
+        <w:t>Since it has no name, it must be assigned to a variable or used directly.</w:t>
+      </w:r>
+    </w:p>
+    <w:p>
+      <w:pPr>
+        <w:rPr>
+          <w:rFonts w:ascii="Calibri" w:hAnsi="Calibri" w:cs="Calibri"/>
+          <w:b/>
+          <w:bCs/>
+          <w:color w:val="0D0D0D" w:themeColor="text1" w:themeTint="F2"/>
+          <w:sz w:val="28"/>
+          <w:szCs w:val="28"/>
+        </w:rPr>
+      </w:pPr>
+      <w:r>
+        <w:rPr>
+          <w:rFonts w:ascii="Calibri" w:hAnsi="Calibri" w:cs="Calibri"/>
+          <w:b/>
+          <w:bCs/>
+          <w:color w:val="0D0D0D" w:themeColor="text1" w:themeTint="F2"/>
+          <w:sz w:val="28"/>
+          <w:szCs w:val="28"/>
+          <w:highlight w:val="yellow"/>
+        </w:rPr>
+        <w:t>Example:</w:t>
+      </w:r>
+    </w:p>
+    <w:p>
+      <w:pPr>
+        <w:rPr>
+          <w:rFonts w:ascii="Calibri" w:hAnsi="Calibri" w:cs="Calibri"/>
+          <w:sz w:val="28"/>
+          <w:szCs w:val="28"/>
+        </w:rPr>
+      </w:pPr>
+      <w:r>
+        <w:rPr>
+          <w:rFonts w:ascii="Calibri" w:hAnsi="Calibri" w:cs="Calibri"/>
+          <w:sz w:val="28"/>
+          <w:szCs w:val="28"/>
+        </w:rPr>
+        <w:t>const greet = function(name) {</w:t>
+      </w:r>
+    </w:p>
+    <w:p>
+      <w:pPr>
+        <w:rPr>
+          <w:rFonts w:ascii="Calibri" w:hAnsi="Calibri" w:cs="Calibri"/>
+          <w:sz w:val="28"/>
+          <w:szCs w:val="28"/>
+        </w:rPr>
+      </w:pPr>
+      <w:r>
+        <w:rPr>
+          <w:rFonts w:ascii="Calibri" w:hAnsi="Calibri" w:cs="Calibri"/>
+          <w:sz w:val="28"/>
+          <w:szCs w:val="28"/>
+        </w:rPr>
+        <w:t xml:space="preserve">  return "Hello, " + name + "!";</w:t>
+      </w:r>
+    </w:p>
+    <w:p>
+      <w:pPr>
+        <w:rPr>
+          <w:rFonts w:ascii="Calibri" w:hAnsi="Calibri" w:cs="Calibri"/>
+          <w:sz w:val="28"/>
+          <w:szCs w:val="28"/>
+        </w:rPr>
+      </w:pPr>
+      <w:r>
+        <w:rPr>
+          <w:rFonts w:ascii="Calibri" w:hAnsi="Calibri" w:cs="Calibri"/>
+          <w:sz w:val="28"/>
+          <w:szCs w:val="28"/>
+        </w:rPr>
+        <w:t>};</w:t>
+      </w:r>
+    </w:p>
+    <w:p>
+      <w:pPr>
+        <w:rPr>
+          <w:rFonts w:ascii="Calibri" w:hAnsi="Calibri" w:cs="Calibri"/>
+          <w:sz w:val="28"/>
+          <w:szCs w:val="28"/>
+        </w:rPr>
+      </w:pPr>
+    </w:p>
+    <w:p>
+      <w:pPr>
+        <w:rPr>
+          <w:rFonts w:ascii="Calibri" w:hAnsi="Calibri" w:cs="Calibri"/>
+          <w:sz w:val="28"/>
+          <w:szCs w:val="28"/>
+        </w:rPr>
+      </w:pPr>
+      <w:r>
+        <w:rPr>
+          <w:rFonts w:ascii="Calibri" w:hAnsi="Calibri" w:cs="Calibri"/>
+          <w:sz w:val="28"/>
+          <w:szCs w:val="28"/>
+        </w:rPr>
+        <w:t>console.log(greet("Bob"));  // Output: Hello, Bob!</w:t>
+      </w:r>
+    </w:p>
+    <w:p>
+      <w:pPr>
+        <w:rPr>
+          <w:rFonts w:ascii="Calibri" w:hAnsi="Calibri" w:cs="Calibri"/>
+          <w:b/>
+          <w:bCs/>
+          <w:sz w:val="28"/>
+          <w:szCs w:val="28"/>
+        </w:rPr>
+      </w:pPr>
+      <w:r>
+        <w:rPr>
+          <w:rFonts w:ascii="Calibri" w:hAnsi="Calibri" w:cs="Calibri"/>
+          <w:b/>
+          <w:bCs/>
+          <w:sz w:val="28"/>
+          <w:szCs w:val="28"/>
+          <w:highlight w:val="yellow"/>
+        </w:rPr>
+        <w:t>As a callback:</w:t>
+      </w:r>
+    </w:p>
+    <w:p>
+      <w:pPr>
+        <w:rPr>
+          <w:rFonts w:ascii="Calibri" w:hAnsi="Calibri" w:cs="Calibri"/>
+          <w:sz w:val="28"/>
+          <w:szCs w:val="28"/>
+        </w:rPr>
+      </w:pPr>
+      <w:r>
+        <w:rPr>
+          <w:rFonts w:ascii="Calibri" w:hAnsi="Calibri" w:cs="Calibri"/>
+          <w:sz w:val="28"/>
+          <w:szCs w:val="28"/>
+        </w:rPr>
+        <w:t>setTimeout(function() {</w:t>
+      </w:r>
+    </w:p>
+    <w:p>
+      <w:pPr>
+        <w:rPr>
+          <w:rFonts w:ascii="Calibri" w:hAnsi="Calibri" w:cs="Calibri"/>
+          <w:sz w:val="28"/>
+          <w:szCs w:val="28"/>
+        </w:rPr>
+      </w:pPr>
+      <w:r>
+        <w:rPr>
+          <w:rFonts w:ascii="Calibri" w:hAnsi="Calibri" w:cs="Calibri"/>
+          <w:sz w:val="28"/>
+          <w:szCs w:val="28"/>
+        </w:rPr>
+        <w:t xml:space="preserve">  console.log("This runs after 2 seconds");</w:t>
+      </w:r>
+    </w:p>
+    <w:p>
+      <w:pPr>
+        <w:rPr>
+          <w:rFonts w:ascii="Calibri" w:hAnsi="Calibri" w:cs="Calibri"/>
+          <w:sz w:val="28"/>
+          <w:szCs w:val="28"/>
+        </w:rPr>
+      </w:pPr>
+      <w:r>
+        <w:rPr>
+          <w:rFonts w:ascii="Calibri" w:hAnsi="Calibri" w:cs="Calibri"/>
+          <w:sz w:val="28"/>
+          <w:szCs w:val="28"/>
+        </w:rPr>
+        <w:t>}, 2000);</w:t>
+      </w:r>
+    </w:p>
+    <w:p>
+      <w:pPr>
+        <w:rPr>
+          <w:rFonts w:ascii="Calibri" w:hAnsi="Calibri" w:cs="Calibri"/>
+          <w:sz w:val="28"/>
+          <w:szCs w:val="28"/>
+        </w:rPr>
+      </w:pPr>
+    </w:p>
+    <w:p>
+      <w:pPr>
+        <w:rPr>
+          <w:rFonts w:ascii="Calibri" w:hAnsi="Calibri" w:cs="Calibri"/>
+          <w:b/>
+          <w:bCs/>
+          <w:sz w:val="28"/>
+          <w:szCs w:val="28"/>
+          <w:highlight w:val="yellow"/>
+        </w:rPr>
+      </w:pPr>
+    </w:p>
+    <w:p>
+      <w:pPr>
+        <w:rPr>
+          <w:rFonts w:ascii="Calibri" w:hAnsi="Calibri" w:cs="Calibri"/>
+          <w:b/>
+          <w:bCs/>
+          <w:sz w:val="28"/>
+          <w:szCs w:val="28"/>
+          <w:highlight w:val="yellow"/>
+        </w:rPr>
+      </w:pPr>
+    </w:p>
+    <w:p>
+      <w:pPr>
+        <w:rPr>
+          <w:rFonts w:ascii="Calibri" w:hAnsi="Calibri" w:cs="Calibri"/>
+          <w:b/>
+          <w:bCs/>
+          <w:sz w:val="28"/>
+          <w:szCs w:val="28"/>
+          <w:highlight w:val="yellow"/>
+        </w:rPr>
+      </w:pPr>
+    </w:p>
+    <w:p>
+      <w:pPr>
+        <w:rPr>
+          <w:rFonts w:ascii="Calibri" w:hAnsi="Calibri" w:cs="Calibri"/>
+          <w:b/>
+          <w:bCs/>
+          <w:sz w:val="28"/>
+          <w:szCs w:val="28"/>
+        </w:rPr>
+      </w:pPr>
+      <w:r>
+        <w:rPr>
+          <w:rFonts w:ascii="Calibri" w:hAnsi="Calibri" w:cs="Calibri"/>
+          <w:b/>
+          <w:bCs/>
+          <w:sz w:val="28"/>
+          <w:szCs w:val="28"/>
+          <w:highlight w:val="yellow"/>
+        </w:rPr>
+        <w:lastRenderedPageBreak/>
+        <w:t>Immediately Invoked Function Expression (IIFE):</w:t>
+      </w:r>
+    </w:p>
+    <w:p>
+      <w:pPr>
+        <w:rPr>
+          <w:rFonts w:ascii="Calibri" w:hAnsi="Calibri" w:cs="Calibri"/>
+          <w:b/>
+          <w:bCs/>
+          <w:sz w:val="28"/>
+          <w:szCs w:val="28"/>
+        </w:rPr>
+      </w:pPr>
+      <w:r>
+        <w:rPr>
+          <w:rFonts w:ascii="Calibri" w:hAnsi="Calibri" w:cs="Calibri"/>
+          <w:b/>
+          <w:bCs/>
+          <w:sz w:val="28"/>
+          <w:szCs w:val="28"/>
+        </w:rPr>
+        <w:t>Anonymous function as Immediately invoked function Expressions(IIFE)</w:t>
+      </w:r>
+    </w:p>
+    <w:p>
+      <w:pPr>
+        <w:rPr>
+          <w:rFonts w:ascii="Calibri" w:hAnsi="Calibri" w:cs="Calibri"/>
+          <w:b/>
+          <w:bCs/>
+          <w:sz w:val="28"/>
+          <w:szCs w:val="28"/>
+        </w:rPr>
+      </w:pPr>
+      <w:r>
+        <w:rPr>
+          <w:rFonts w:ascii="Calibri" w:hAnsi="Calibri" w:cs="Calibri"/>
+          <w:b/>
+          <w:bCs/>
+          <w:sz w:val="28"/>
+          <w:szCs w:val="28"/>
+        </w:rPr>
+        <w:t xml:space="preserve">IIFE is a function </w:t>
+      </w:r>
+      <w:r>
+        <w:rPr>
+          <w:rFonts w:ascii="Calibri" w:hAnsi="Calibri" w:cs="Calibri"/>
+          <w:b/>
+          <w:bCs/>
+          <w:sz w:val="28"/>
+          <w:szCs w:val="28"/>
+        </w:rPr>
+        <w:t>that is defined and executed immediately after it's created.</w:t>
+      </w:r>
+    </w:p>
+    <w:p>
+      <w:pPr>
+        <w:rPr>
+          <w:rFonts w:ascii="Calibri" w:hAnsi="Calibri" w:cs="Calibri"/>
+          <w:b/>
+          <w:bCs/>
+          <w:sz w:val="28"/>
+          <w:szCs w:val="28"/>
+        </w:rPr>
+      </w:pPr>
+      <w:r>
+        <w:rPr>
+          <w:rFonts w:ascii="Calibri" w:hAnsi="Calibri" w:cs="Calibri"/>
+          <w:b/>
+          <w:bCs/>
+          <w:sz w:val="28"/>
+          <w:szCs w:val="28"/>
+          <w:highlight w:val="yellow"/>
+        </w:rPr>
+        <w:t>Syntax:</w:t>
+      </w:r>
+    </w:p>
+    <w:p>
+      <w:pPr>
+        <w:rPr>
+          <w:rFonts w:ascii="Calibri" w:hAnsi="Calibri" w:cs="Calibri"/>
+          <w:sz w:val="28"/>
+          <w:szCs w:val="28"/>
+        </w:rPr>
+      </w:pPr>
+      <w:r>
+        <w:rPr>
+          <w:rFonts w:ascii="Calibri" w:hAnsi="Calibri" w:cs="Calibri"/>
+          <w:sz w:val="28"/>
+          <w:szCs w:val="28"/>
+        </w:rPr>
+        <w:t>(function() {</w:t>
+      </w:r>
+    </w:p>
+    <w:p>
+      <w:pPr>
+        <w:rPr>
+          <w:rFonts w:ascii="Calibri" w:hAnsi="Calibri" w:cs="Calibri"/>
+          <w:sz w:val="28"/>
+          <w:szCs w:val="28"/>
+        </w:rPr>
+      </w:pPr>
+      <w:r>
+        <w:rPr>
+          <w:rFonts w:ascii="Calibri" w:hAnsi="Calibri" w:cs="Calibri"/>
+          <w:sz w:val="28"/>
+          <w:szCs w:val="28"/>
+        </w:rPr>
+        <w:t xml:space="preserve">  console.log("This runs immediately!");</w:t>
+      </w:r>
+    </w:p>
+    <w:p>
+      <w:pPr>
+        <w:rPr>
+          <w:rFonts w:ascii="Calibri" w:hAnsi="Calibri" w:cs="Calibri"/>
+          <w:sz w:val="28"/>
+          <w:szCs w:val="28"/>
+        </w:rPr>
+      </w:pPr>
+      <w:r>
+        <w:rPr>
+          <w:rFonts w:ascii="Calibri" w:hAnsi="Calibri" w:cs="Calibri"/>
+          <w:sz w:val="28"/>
+          <w:szCs w:val="28"/>
+        </w:rPr>
+        <w:t>})();</w:t>
+      </w:r>
+    </w:p>
+    <w:p>
+      <w:pPr>
+        <w:rPr>
+          <w:rFonts w:ascii="Calibri" w:hAnsi="Calibri" w:cs="Calibri"/>
+          <w:sz w:val="28"/>
+          <w:szCs w:val="28"/>
+        </w:rPr>
+      </w:pPr>
+    </w:p>
+    <w:p>
+      <w:pPr>
+        <w:rPr>
+          <w:rFonts w:ascii="Calibri" w:hAnsi="Calibri" w:cs="Calibri"/>
+          <w:sz w:val="28"/>
+          <w:szCs w:val="28"/>
+        </w:rPr>
+      </w:pPr>
+    </w:p>
+    <w:p>
+      <w:pPr>
+        <w:rPr>
+          <w:rFonts w:ascii="Calibri" w:hAnsi="Calibri" w:cs="Calibri"/>
+          <w:b/>
+          <w:bCs/>
+          <w:sz w:val="28"/>
+          <w:szCs w:val="28"/>
+        </w:rPr>
+      </w:pPr>
+    </w:p>
+    <w:p>
+      <w:pPr>
+        <w:rPr>
+          <w:rFonts w:ascii="Calibri" w:hAnsi="Calibri" w:cs="Calibri"/>
+          <w:sz w:val="32"/>
+          <w:szCs w:val="32"/>
+        </w:rPr>
+      </w:pPr>
+    </w:p>
+    <w:p>
+      <w:pPr>
+        <w:rPr>
+          <w:rFonts w:ascii="Calibri" w:hAnsi="Calibri" w:cs="Calibri"/>
+          <w:b/>
+          <w:bCs/>
+          <w:color w:val="FF0000"/>
+          <w:sz w:val="32"/>
+          <w:szCs w:val="32"/>
+        </w:rPr>
+      </w:pPr>
+    </w:p>
+    <w:p>
+      <w:pPr>
+        <w:rPr>
+          <w:rFonts w:ascii="Calibri" w:hAnsi="Calibri" w:cs="Calibri"/>
+          <w:b/>
+          <w:bCs/>
+          <w:color w:val="FF0000"/>
+          <w:sz w:val="32"/>
+          <w:szCs w:val="32"/>
+        </w:rPr>
+      </w:pPr>
+    </w:p>
+    <w:p>
+      <w:pPr>
+        <w:rPr>
+          <w:rFonts w:ascii="Calibri" w:hAnsi="Calibri" w:cs="Calibri"/>
+          <w:b/>
+          <w:bCs/>
+          <w:color w:val="FF0000"/>
+          <w:sz w:val="32"/>
+          <w:szCs w:val="32"/>
+        </w:rPr>
+      </w:pPr>
+    </w:p>
+    <w:p>
+      <w:pPr>
+        <w:rPr>
+          <w:rFonts w:ascii="Calibri" w:hAnsi="Calibri" w:cs="Calibri"/>
+          <w:b/>
+          <w:bCs/>
+          <w:color w:val="FF0000"/>
+          <w:sz w:val="32"/>
+          <w:szCs w:val="32"/>
+        </w:rPr>
+      </w:pPr>
+    </w:p>
+    <w:p>
+      <w:pPr>
+        <w:rPr>
+          <w:rFonts w:ascii="Calibri" w:hAnsi="Calibri" w:cs="Calibri"/>
+          <w:b/>
+          <w:bCs/>
+          <w:color w:val="FF0000"/>
+          <w:sz w:val="32"/>
+          <w:szCs w:val="32"/>
+        </w:rPr>
+      </w:pPr>
+    </w:p>
+    <w:p>
+      <w:pPr>
+        <w:rPr>
+          <w:rFonts w:ascii="Calibri" w:hAnsi="Calibri" w:cs="Calibri"/>
+          <w:b/>
+          <w:bCs/>
+          <w:color w:val="FF0000"/>
+          <w:sz w:val="32"/>
+          <w:szCs w:val="32"/>
+        </w:rPr>
+      </w:pPr>
+    </w:p>
+    <w:p>
+      <w:pPr>
+        <w:rPr>
+          <w:rFonts w:ascii="Calibri" w:hAnsi="Calibri" w:cs="Calibri"/>
+          <w:b/>
+          <w:bCs/>
+          <w:color w:val="FF0000"/>
+          <w:sz w:val="32"/>
+          <w:szCs w:val="32"/>
+        </w:rPr>
+      </w:pPr>
+    </w:p>
+    <w:p>
+      <w:pPr>
+        <w:rPr>
+          <w:rFonts w:ascii="Calibri" w:hAnsi="Calibri" w:cs="Calibri"/>
+          <w:b/>
+          <w:bCs/>
+          <w:color w:val="FF0000"/>
+          <w:sz w:val="32"/>
+          <w:szCs w:val="32"/>
+        </w:rPr>
+      </w:pPr>
+    </w:p>
+    <w:p>
+      <w:pPr>
+        <w:rPr>
+          <w:rFonts w:ascii="Calibri" w:hAnsi="Calibri" w:cs="Calibri"/>
+          <w:b/>
+          <w:bCs/>
+          <w:color w:val="FF0000"/>
+          <w:sz w:val="32"/>
+          <w:szCs w:val="32"/>
+        </w:rPr>
+      </w:pPr>
+    </w:p>
+    <w:p>
+      <w:pPr>
+        <w:rPr>
+          <w:rFonts w:ascii="Calibri" w:hAnsi="Calibri" w:cs="Calibri"/>
+          <w:b/>
+          <w:bCs/>
+          <w:color w:val="FF0000"/>
+          <w:sz w:val="32"/>
+          <w:szCs w:val="32"/>
+        </w:rPr>
+      </w:pPr>
+    </w:p>
+    <w:p>
+      <w:pPr>
+        <w:rPr>
+          <w:rFonts w:ascii="Calibri" w:hAnsi="Calibri" w:cs="Calibri"/>
+          <w:b/>
+          <w:bCs/>
+          <w:color w:val="FF0000"/>
+          <w:sz w:val="32"/>
+          <w:szCs w:val="32"/>
+        </w:rPr>
+      </w:pPr>
+    </w:p>
+    <w:p>
+      <w:pPr>
+        <w:rPr>
+          <w:rFonts w:ascii="Calibri" w:hAnsi="Calibri" w:cs="Calibri"/>
+          <w:b/>
+          <w:bCs/>
+          <w:color w:val="FF0000"/>
+          <w:sz w:val="32"/>
+          <w:szCs w:val="32"/>
+        </w:rPr>
+      </w:pPr>
+    </w:p>
+    <w:p>
+      <w:pPr>
+        <w:rPr>
+          <w:rFonts w:ascii="Calibri" w:hAnsi="Calibri" w:cs="Calibri"/>
+          <w:b/>
+          <w:bCs/>
+          <w:color w:val="FF0000"/>
+          <w:sz w:val="32"/>
+          <w:szCs w:val="32"/>
+        </w:rPr>
+      </w:pPr>
+    </w:p>
+    <w:p>
+      <w:pPr>
+        <w:rPr>
+          <w:rFonts w:ascii="Calibri" w:hAnsi="Calibri" w:cs="Calibri"/>
+          <w:b/>
+          <w:bCs/>
+          <w:color w:val="FF0000"/>
+          <w:sz w:val="32"/>
+          <w:szCs w:val="32"/>
+        </w:rPr>
+      </w:pPr>
+    </w:p>
+    <w:p>
+      <w:pPr>
+        <w:rPr>
+          <w:rFonts w:ascii="Calibri" w:hAnsi="Calibri" w:cs="Calibri"/>
+          <w:b/>
+          <w:bCs/>
+          <w:color w:val="FF0000"/>
           <w:sz w:val="32"/>
           <w:szCs w:val="32"/>
         </w:rPr>
@@ -8184,19 +8611,18 @@
           <w:sz w:val="24"/>
           <w:szCs w:val="24"/>
         </w:rPr>
-        <w:t xml:space="preserve">In JavaScript, </w:t>
-      </w:r>
-      <w:proofErr w:type="gramStart"/>
-      <w:r>
+        <w:t>In JavaScript, the this keyword is a fundamental concept that refers to the object from which a function is called. Its value is determined by the context in which the function is invoked, making it dynamic and sometimes a source of confusion.</w:t>
+      </w:r>
+    </w:p>
+    <w:p>
+      <w:pPr>
         <w:rPr>
           <w:rFonts w:ascii="Calibri" w:hAnsi="Calibri" w:cs="Calibri"/>
           <w:color w:val="000000" w:themeColor="text1"/>
           <w:sz w:val="24"/>
           <w:szCs w:val="24"/>
         </w:rPr>
-        <w:t>the this</w:t>
-      </w:r>
-      <w:proofErr w:type="gramEnd"/>
+      </w:pPr>
       <w:r>
         <w:rPr>
           <w:rFonts w:ascii="Calibri" w:hAnsi="Calibri" w:cs="Calibri"/>
@@ -8204,7 +8630,7 @@
           <w:sz w:val="24"/>
           <w:szCs w:val="24"/>
         </w:rPr>
-        <w:t xml:space="preserve"> keyword is a fundamental concept that refers to the object from which a function is called. Its value is determined by the context in which the function is invoked, making it dynamic and sometimes a source of confusion.</w:t>
+        <w:t>Or</w:t>
       </w:r>
     </w:p>
     <w:p>
@@ -8223,46 +8649,7 @@
           <w:sz w:val="24"/>
           <w:szCs w:val="24"/>
         </w:rPr>
-        <w:t>Or</w:t>
-      </w:r>
-    </w:p>
-    <w:p>
-      <w:pPr>
-        <w:rPr>
-          <w:rFonts w:ascii="Calibri" w:hAnsi="Calibri" w:cs="Calibri"/>
-          <w:color w:val="000000" w:themeColor="text1"/>
-          <w:sz w:val="24"/>
-          <w:szCs w:val="24"/>
-        </w:rPr>
-      </w:pPr>
-      <w:r>
-        <w:rPr>
-          <w:rFonts w:ascii="Calibri" w:hAnsi="Calibri" w:cs="Calibri"/>
-          <w:color w:val="000000" w:themeColor="text1"/>
-          <w:sz w:val="24"/>
-          <w:szCs w:val="24"/>
-        </w:rPr>
-        <w:t xml:space="preserve">This keyword in </w:t>
-      </w:r>
-      <w:proofErr w:type="spellStart"/>
-      <w:r>
-        <w:rPr>
-          <w:rFonts w:ascii="Calibri" w:hAnsi="Calibri" w:cs="Calibri"/>
-          <w:color w:val="000000" w:themeColor="text1"/>
-          <w:sz w:val="24"/>
-          <w:szCs w:val="24"/>
-        </w:rPr>
-        <w:t>javascript</w:t>
-      </w:r>
-      <w:proofErr w:type="spellEnd"/>
-      <w:r>
-        <w:rPr>
-          <w:rFonts w:ascii="Calibri" w:hAnsi="Calibri" w:cs="Calibri"/>
-          <w:color w:val="000000" w:themeColor="text1"/>
-          <w:sz w:val="24"/>
-          <w:szCs w:val="24"/>
-        </w:rPr>
-        <w:t xml:space="preserve"> refers to the context or object that is currently executing the code, and its value is determined by the calling environment.</w:t>
+        <w:t>This keyword in javascript refers to the context or object that is currently executing the code, and its value is determined by the calling environment.</w:t>
       </w:r>
     </w:p>
     <w:p>
@@ -8424,7 +8811,7 @@
                     <pic:cNvPicPr/>
                   </pic:nvPicPr>
                   <pic:blipFill>
-                    <a:blip r:embed="rId80"/>
+                    <a:blip r:embed="rId83"/>
                     <a:stretch>
                       <a:fillRect/>
                     </a:stretch>
@@ -8500,7 +8887,7 @@
                     <pic:cNvPicPr/>
                   </pic:nvPicPr>
                   <pic:blipFill>
-                    <a:blip r:embed="rId81"/>
+                    <a:blip r:embed="rId84"/>
                     <a:stretch>
                       <a:fillRect/>
                     </a:stretch>
@@ -8671,7 +9058,7 @@
                     <pic:cNvPicPr/>
                   </pic:nvPicPr>
                   <pic:blipFill>
-                    <a:blip r:embed="rId82"/>
+                    <a:blip r:embed="rId85"/>
                     <a:stretch>
                       <a:fillRect/>
                     </a:stretch>
@@ -8744,7 +9131,7 @@
                     <pic:cNvPicPr/>
                   </pic:nvPicPr>
                   <pic:blipFill>
-                    <a:blip r:embed="rId83"/>
+                    <a:blip r:embed="rId86"/>
                     <a:stretch>
                       <a:fillRect/>
                     </a:stretch>
@@ -8945,7 +9332,6 @@
           <w:szCs w:val="28"/>
         </w:rPr>
       </w:pPr>
-      <w:proofErr w:type="spellStart"/>
       <w:r>
         <w:rPr>
           <w:rFonts w:ascii="Calibri" w:hAnsi="Calibri" w:cs="Calibri"/>
@@ -8957,42 +9343,37 @@
           <w:highlight w:val="yellow"/>
         </w:rPr>
         <w:lastRenderedPageBreak/>
-        <w:t>Syntaax</w:t>
-      </w:r>
-      <w:proofErr w:type="spellEnd"/>
-      <w:r>
-        <w:rPr>
-          <w:rFonts w:ascii="Calibri" w:hAnsi="Calibri" w:cs="Calibri"/>
-          <w:b/>
-          <w:bCs/>
+        <w:t>Syntaax:</w:t>
+      </w:r>
+    </w:p>
+    <w:p>
+      <w:pPr>
+        <w:rPr>
+          <w:rFonts w:ascii="Calibri" w:hAnsi="Calibri" w:cs="Calibri"/>
           <w:color w:val="000000" w:themeColor="text1"/>
           <w:sz w:val="28"/>
           <w:szCs w:val="28"/>
-          <w:highlight w:val="yellow"/>
-        </w:rPr>
-        <w:t>:</w:t>
-      </w:r>
-    </w:p>
-    <w:p>
-      <w:pPr>
+        </w:rPr>
+      </w:pPr>
+      <w:r>
         <w:rPr>
           <w:rFonts w:ascii="Calibri" w:hAnsi="Calibri" w:cs="Calibri"/>
           <w:color w:val="000000" w:themeColor="text1"/>
           <w:sz w:val="28"/>
           <w:szCs w:val="28"/>
         </w:rPr>
-      </w:pPr>
-      <w:r>
+        <w:t>function showThis() {</w:t>
+      </w:r>
+    </w:p>
+    <w:p>
+      <w:pPr>
         <w:rPr>
           <w:rFonts w:ascii="Calibri" w:hAnsi="Calibri" w:cs="Calibri"/>
           <w:color w:val="000000" w:themeColor="text1"/>
           <w:sz w:val="28"/>
           <w:szCs w:val="28"/>
         </w:rPr>
-        <w:t xml:space="preserve">function </w:t>
-      </w:r>
-      <w:proofErr w:type="spellStart"/>
-      <w:proofErr w:type="gramStart"/>
+      </w:pPr>
       <w:r>
         <w:rPr>
           <w:rFonts w:ascii="Calibri" w:hAnsi="Calibri" w:cs="Calibri"/>
@@ -9000,19 +9381,18 @@
           <w:sz w:val="28"/>
           <w:szCs w:val="28"/>
         </w:rPr>
-        <w:t>showThis</w:t>
-      </w:r>
-      <w:proofErr w:type="spellEnd"/>
-      <w:r>
+        <w:t xml:space="preserve">  console.log(this);</w:t>
+      </w:r>
+    </w:p>
+    <w:p>
+      <w:pPr>
         <w:rPr>
           <w:rFonts w:ascii="Calibri" w:hAnsi="Calibri" w:cs="Calibri"/>
           <w:color w:val="000000" w:themeColor="text1"/>
           <w:sz w:val="28"/>
           <w:szCs w:val="28"/>
         </w:rPr>
-        <w:t>(</w:t>
-      </w:r>
-      <w:proofErr w:type="gramEnd"/>
+      </w:pPr>
       <w:r>
         <w:rPr>
           <w:rFonts w:ascii="Calibri" w:hAnsi="Calibri" w:cs="Calibri"/>
@@ -9020,7 +9400,7 @@
           <w:sz w:val="28"/>
           <w:szCs w:val="28"/>
         </w:rPr>
-        <w:t>) {</w:t>
+        <w:t>}</w:t>
       </w:r>
     </w:p>
     <w:p>
@@ -9032,16 +9412,16 @@
           <w:szCs w:val="28"/>
         </w:rPr>
       </w:pPr>
-      <w:r>
+    </w:p>
+    <w:p>
+      <w:pPr>
         <w:rPr>
           <w:rFonts w:ascii="Calibri" w:hAnsi="Calibri" w:cs="Calibri"/>
           <w:color w:val="000000" w:themeColor="text1"/>
           <w:sz w:val="28"/>
           <w:szCs w:val="28"/>
         </w:rPr>
-        <w:t xml:space="preserve">  console.log(this</w:t>
-      </w:r>
-      <w:proofErr w:type="gramStart"/>
+      </w:pPr>
       <w:r>
         <w:rPr>
           <w:rFonts w:ascii="Calibri" w:hAnsi="Calibri" w:cs="Calibri"/>
@@ -9049,9 +9429,8 @@
           <w:sz w:val="28"/>
           <w:szCs w:val="28"/>
         </w:rPr>
-        <w:t>);</w:t>
-      </w:r>
-      <w:proofErr w:type="gramEnd"/>
+        <w:t>showThis(); // In browser: Window {...}</w:t>
+      </w:r>
     </w:p>
     <w:p>
       <w:pPr>
@@ -9069,6 +9448,82 @@
           <w:sz w:val="28"/>
           <w:szCs w:val="28"/>
         </w:rPr>
+        <w:t>-------------------------------------------------------------------------------</w:t>
+      </w:r>
+    </w:p>
+    <w:p>
+      <w:pPr>
+        <w:rPr>
+          <w:rFonts w:ascii="Calibri" w:hAnsi="Calibri" w:cs="Calibri"/>
+          <w:color w:val="000000" w:themeColor="text1"/>
+          <w:sz w:val="28"/>
+          <w:szCs w:val="28"/>
+        </w:rPr>
+      </w:pPr>
+      <w:r>
+        <w:rPr>
+          <w:rFonts w:ascii="Calibri" w:hAnsi="Calibri" w:cs="Calibri"/>
+          <w:color w:val="000000" w:themeColor="text1"/>
+          <w:sz w:val="28"/>
+          <w:szCs w:val="28"/>
+        </w:rPr>
+        <w:t>"use strict";</w:t>
+      </w:r>
+    </w:p>
+    <w:p>
+      <w:pPr>
+        <w:rPr>
+          <w:rFonts w:ascii="Calibri" w:hAnsi="Calibri" w:cs="Calibri"/>
+          <w:color w:val="000000" w:themeColor="text1"/>
+          <w:sz w:val="28"/>
+          <w:szCs w:val="28"/>
+        </w:rPr>
+      </w:pPr>
+      <w:r>
+        <w:rPr>
+          <w:rFonts w:ascii="Calibri" w:hAnsi="Calibri" w:cs="Calibri"/>
+          <w:color w:val="000000" w:themeColor="text1"/>
+          <w:sz w:val="28"/>
+          <w:szCs w:val="28"/>
+        </w:rPr>
+        <w:t>function showThisStrict() {</w:t>
+      </w:r>
+    </w:p>
+    <w:p>
+      <w:pPr>
+        <w:rPr>
+          <w:rFonts w:ascii="Calibri" w:hAnsi="Calibri" w:cs="Calibri"/>
+          <w:color w:val="000000" w:themeColor="text1"/>
+          <w:sz w:val="28"/>
+          <w:szCs w:val="28"/>
+        </w:rPr>
+      </w:pPr>
+      <w:r>
+        <w:rPr>
+          <w:rFonts w:ascii="Calibri" w:hAnsi="Calibri" w:cs="Calibri"/>
+          <w:color w:val="000000" w:themeColor="text1"/>
+          <w:sz w:val="28"/>
+          <w:szCs w:val="28"/>
+        </w:rPr>
+        <w:t xml:space="preserve">  console.log(this);</w:t>
+      </w:r>
+    </w:p>
+    <w:p>
+      <w:pPr>
+        <w:rPr>
+          <w:rFonts w:ascii="Calibri" w:hAnsi="Calibri" w:cs="Calibri"/>
+          <w:color w:val="000000" w:themeColor="text1"/>
+          <w:sz w:val="28"/>
+          <w:szCs w:val="28"/>
+        </w:rPr>
+      </w:pPr>
+      <w:r>
+        <w:rPr>
+          <w:rFonts w:ascii="Calibri" w:hAnsi="Calibri" w:cs="Calibri"/>
+          <w:color w:val="000000" w:themeColor="text1"/>
+          <w:sz w:val="28"/>
+          <w:szCs w:val="28"/>
+        </w:rPr>
         <w:t>}</w:t>
       </w:r>
     </w:p>
@@ -9091,8 +9546,6 @@
           <w:szCs w:val="28"/>
         </w:rPr>
       </w:pPr>
-      <w:proofErr w:type="spellStart"/>
-      <w:proofErr w:type="gramStart"/>
       <w:r>
         <w:rPr>
           <w:rFonts w:ascii="Calibri" w:hAnsi="Calibri" w:cs="Calibri"/>
@@ -9100,235 +9553,7 @@
           <w:sz w:val="28"/>
           <w:szCs w:val="28"/>
         </w:rPr>
-        <w:t>showThis</w:t>
-      </w:r>
-      <w:proofErr w:type="spellEnd"/>
-      <w:r>
-        <w:rPr>
-          <w:rFonts w:ascii="Calibri" w:hAnsi="Calibri" w:cs="Calibri"/>
-          <w:color w:val="000000" w:themeColor="text1"/>
-          <w:sz w:val="28"/>
-          <w:szCs w:val="28"/>
-        </w:rPr>
-        <w:t>(</w:t>
-      </w:r>
-      <w:proofErr w:type="gramEnd"/>
-      <w:r>
-        <w:rPr>
-          <w:rFonts w:ascii="Calibri" w:hAnsi="Calibri" w:cs="Calibri"/>
-          <w:color w:val="000000" w:themeColor="text1"/>
-          <w:sz w:val="28"/>
-          <w:szCs w:val="28"/>
-        </w:rPr>
-        <w:t>); // In browser: Window {...}</w:t>
-      </w:r>
-    </w:p>
-    <w:p>
-      <w:pPr>
-        <w:rPr>
-          <w:rFonts w:ascii="Calibri" w:hAnsi="Calibri" w:cs="Calibri"/>
-          <w:color w:val="000000" w:themeColor="text1"/>
-          <w:sz w:val="28"/>
-          <w:szCs w:val="28"/>
-        </w:rPr>
-      </w:pPr>
-      <w:r>
-        <w:rPr>
-          <w:rFonts w:ascii="Calibri" w:hAnsi="Calibri" w:cs="Calibri"/>
-          <w:color w:val="000000" w:themeColor="text1"/>
-          <w:sz w:val="28"/>
-          <w:szCs w:val="28"/>
-        </w:rPr>
-        <w:t>-------------------------------------------------------------------------------</w:t>
-      </w:r>
-    </w:p>
-    <w:p>
-      <w:pPr>
-        <w:rPr>
-          <w:rFonts w:ascii="Calibri" w:hAnsi="Calibri" w:cs="Calibri"/>
-          <w:color w:val="000000" w:themeColor="text1"/>
-          <w:sz w:val="28"/>
-          <w:szCs w:val="28"/>
-        </w:rPr>
-      </w:pPr>
-      <w:r>
-        <w:rPr>
-          <w:rFonts w:ascii="Calibri" w:hAnsi="Calibri" w:cs="Calibri"/>
-          <w:color w:val="000000" w:themeColor="text1"/>
-          <w:sz w:val="28"/>
-          <w:szCs w:val="28"/>
-        </w:rPr>
-        <w:t>"</w:t>
-      </w:r>
-      <w:proofErr w:type="gramStart"/>
-      <w:r>
-        <w:rPr>
-          <w:rFonts w:ascii="Calibri" w:hAnsi="Calibri" w:cs="Calibri"/>
-          <w:color w:val="000000" w:themeColor="text1"/>
-          <w:sz w:val="28"/>
-          <w:szCs w:val="28"/>
-        </w:rPr>
-        <w:t>use</w:t>
-      </w:r>
-      <w:proofErr w:type="gramEnd"/>
-      <w:r>
-        <w:rPr>
-          <w:rFonts w:ascii="Calibri" w:hAnsi="Calibri" w:cs="Calibri"/>
-          <w:color w:val="000000" w:themeColor="text1"/>
-          <w:sz w:val="28"/>
-          <w:szCs w:val="28"/>
-        </w:rPr>
-        <w:t xml:space="preserve"> strict";</w:t>
-      </w:r>
-    </w:p>
-    <w:p>
-      <w:pPr>
-        <w:rPr>
-          <w:rFonts w:ascii="Calibri" w:hAnsi="Calibri" w:cs="Calibri"/>
-          <w:color w:val="000000" w:themeColor="text1"/>
-          <w:sz w:val="28"/>
-          <w:szCs w:val="28"/>
-        </w:rPr>
-      </w:pPr>
-      <w:r>
-        <w:rPr>
-          <w:rFonts w:ascii="Calibri" w:hAnsi="Calibri" w:cs="Calibri"/>
-          <w:color w:val="000000" w:themeColor="text1"/>
-          <w:sz w:val="28"/>
-          <w:szCs w:val="28"/>
-        </w:rPr>
-        <w:t xml:space="preserve">function </w:t>
-      </w:r>
-      <w:proofErr w:type="spellStart"/>
-      <w:proofErr w:type="gramStart"/>
-      <w:r>
-        <w:rPr>
-          <w:rFonts w:ascii="Calibri" w:hAnsi="Calibri" w:cs="Calibri"/>
-          <w:color w:val="000000" w:themeColor="text1"/>
-          <w:sz w:val="28"/>
-          <w:szCs w:val="28"/>
-        </w:rPr>
-        <w:t>showThisStrict</w:t>
-      </w:r>
-      <w:proofErr w:type="spellEnd"/>
-      <w:r>
-        <w:rPr>
-          <w:rFonts w:ascii="Calibri" w:hAnsi="Calibri" w:cs="Calibri"/>
-          <w:color w:val="000000" w:themeColor="text1"/>
-          <w:sz w:val="28"/>
-          <w:szCs w:val="28"/>
-        </w:rPr>
-        <w:t>(</w:t>
-      </w:r>
-      <w:proofErr w:type="gramEnd"/>
-      <w:r>
-        <w:rPr>
-          <w:rFonts w:ascii="Calibri" w:hAnsi="Calibri" w:cs="Calibri"/>
-          <w:color w:val="000000" w:themeColor="text1"/>
-          <w:sz w:val="28"/>
-          <w:szCs w:val="28"/>
-        </w:rPr>
-        <w:t>) {</w:t>
-      </w:r>
-    </w:p>
-    <w:p>
-      <w:pPr>
-        <w:rPr>
-          <w:rFonts w:ascii="Calibri" w:hAnsi="Calibri" w:cs="Calibri"/>
-          <w:color w:val="000000" w:themeColor="text1"/>
-          <w:sz w:val="28"/>
-          <w:szCs w:val="28"/>
-        </w:rPr>
-      </w:pPr>
-      <w:r>
-        <w:rPr>
-          <w:rFonts w:ascii="Calibri" w:hAnsi="Calibri" w:cs="Calibri"/>
-          <w:color w:val="000000" w:themeColor="text1"/>
-          <w:sz w:val="28"/>
-          <w:szCs w:val="28"/>
-        </w:rPr>
-        <w:t xml:space="preserve">  console.log(this</w:t>
-      </w:r>
-      <w:proofErr w:type="gramStart"/>
-      <w:r>
-        <w:rPr>
-          <w:rFonts w:ascii="Calibri" w:hAnsi="Calibri" w:cs="Calibri"/>
-          <w:color w:val="000000" w:themeColor="text1"/>
-          <w:sz w:val="28"/>
-          <w:szCs w:val="28"/>
-        </w:rPr>
-        <w:t>);</w:t>
-      </w:r>
-      <w:proofErr w:type="gramEnd"/>
-    </w:p>
-    <w:p>
-      <w:pPr>
-        <w:rPr>
-          <w:rFonts w:ascii="Calibri" w:hAnsi="Calibri" w:cs="Calibri"/>
-          <w:color w:val="000000" w:themeColor="text1"/>
-          <w:sz w:val="28"/>
-          <w:szCs w:val="28"/>
-        </w:rPr>
-      </w:pPr>
-      <w:r>
-        <w:rPr>
-          <w:rFonts w:ascii="Calibri" w:hAnsi="Calibri" w:cs="Calibri"/>
-          <w:color w:val="000000" w:themeColor="text1"/>
-          <w:sz w:val="28"/>
-          <w:szCs w:val="28"/>
-        </w:rPr>
-        <w:t>}</w:t>
-      </w:r>
-    </w:p>
-    <w:p>
-      <w:pPr>
-        <w:rPr>
-          <w:rFonts w:ascii="Calibri" w:hAnsi="Calibri" w:cs="Calibri"/>
-          <w:color w:val="000000" w:themeColor="text1"/>
-          <w:sz w:val="28"/>
-          <w:szCs w:val="28"/>
-        </w:rPr>
-      </w:pPr>
-    </w:p>
-    <w:p>
-      <w:pPr>
-        <w:rPr>
-          <w:rFonts w:ascii="Calibri" w:hAnsi="Calibri" w:cs="Calibri"/>
-          <w:color w:val="000000" w:themeColor="text1"/>
-          <w:sz w:val="28"/>
-          <w:szCs w:val="28"/>
-        </w:rPr>
-      </w:pPr>
-      <w:proofErr w:type="spellStart"/>
-      <w:proofErr w:type="gramStart"/>
-      <w:r>
-        <w:rPr>
-          <w:rFonts w:ascii="Calibri" w:hAnsi="Calibri" w:cs="Calibri"/>
-          <w:color w:val="000000" w:themeColor="text1"/>
-          <w:sz w:val="28"/>
-          <w:szCs w:val="28"/>
-        </w:rPr>
-        <w:t>showThisStrict</w:t>
-      </w:r>
-      <w:proofErr w:type="spellEnd"/>
-      <w:r>
-        <w:rPr>
-          <w:rFonts w:ascii="Calibri" w:hAnsi="Calibri" w:cs="Calibri"/>
-          <w:color w:val="000000" w:themeColor="text1"/>
-          <w:sz w:val="28"/>
-          <w:szCs w:val="28"/>
-        </w:rPr>
-        <w:t>(</w:t>
-      </w:r>
-      <w:proofErr w:type="gramEnd"/>
-      <w:r>
-        <w:rPr>
-          <w:rFonts w:ascii="Calibri" w:hAnsi="Calibri" w:cs="Calibri"/>
-          <w:color w:val="000000" w:themeColor="text1"/>
-          <w:sz w:val="28"/>
-          <w:szCs w:val="28"/>
-        </w:rPr>
-        <w:t>); // Output: undefined</w:t>
+        <w:t>showThisStrict(); // Output: undefined</w:t>
       </w:r>
     </w:p>
     <w:p>
@@ -9387,23 +9612,13 @@
           <w:szCs w:val="24"/>
         </w:rPr>
       </w:pPr>
-      <w:proofErr w:type="spellStart"/>
-      <w:r>
-        <w:rPr>
-          <w:rFonts w:ascii="Calibri" w:hAnsi="Calibri" w:cs="Calibri"/>
-          <w:sz w:val="24"/>
-          <w:szCs w:val="24"/>
-        </w:rPr>
-        <w:t>const</w:t>
-      </w:r>
-      <w:proofErr w:type="spellEnd"/>
-      <w:r>
-        <w:rPr>
-          <w:rFonts w:ascii="Calibri" w:hAnsi="Calibri" w:cs="Calibri"/>
-          <w:sz w:val="24"/>
-          <w:szCs w:val="24"/>
-        </w:rPr>
-        <w:t xml:space="preserve"> person = {</w:t>
+      <w:r>
+        <w:rPr>
+          <w:rFonts w:ascii="Calibri" w:hAnsi="Calibri" w:cs="Calibri"/>
+          <w:sz w:val="24"/>
+          <w:szCs w:val="24"/>
+        </w:rPr>
+        <w:t>const person = {</w:t>
       </w:r>
     </w:p>
     <w:p>
@@ -9454,25 +9669,7 @@
           <w:sz w:val="24"/>
           <w:szCs w:val="24"/>
         </w:rPr>
-        <w:t xml:space="preserve">    </w:t>
-      </w:r>
-      <w:proofErr w:type="gramStart"/>
-      <w:r>
-        <w:rPr>
-          <w:rFonts w:ascii="Calibri" w:hAnsi="Calibri" w:cs="Calibri"/>
-          <w:sz w:val="24"/>
-          <w:szCs w:val="24"/>
-        </w:rPr>
-        <w:t>console.log(</w:t>
-      </w:r>
-      <w:proofErr w:type="gramEnd"/>
-      <w:r>
-        <w:rPr>
-          <w:rFonts w:ascii="Calibri" w:hAnsi="Calibri" w:cs="Calibri"/>
-          <w:sz w:val="24"/>
-          <w:szCs w:val="24"/>
-        </w:rPr>
-        <w:t>`Hello, my name is ${this.name}`);</w:t>
+        <w:t xml:space="preserve">    console.log(`Hello, my name is ${this.name}`);</w:t>
       </w:r>
     </w:p>
     <w:p>
@@ -9517,25 +9714,13 @@
           <w:szCs w:val="24"/>
         </w:rPr>
       </w:pPr>
-      <w:proofErr w:type="spellStart"/>
-      <w:proofErr w:type="gramStart"/>
-      <w:r>
-        <w:rPr>
-          <w:rFonts w:ascii="Calibri" w:hAnsi="Calibri" w:cs="Calibri"/>
-          <w:sz w:val="24"/>
-          <w:szCs w:val="24"/>
-        </w:rPr>
-        <w:t>person.greet</w:t>
-      </w:r>
-      <w:proofErr w:type="spellEnd"/>
-      <w:proofErr w:type="gramEnd"/>
-      <w:r>
-        <w:rPr>
-          <w:rFonts w:ascii="Calibri" w:hAnsi="Calibri" w:cs="Calibri"/>
-          <w:sz w:val="24"/>
-          <w:szCs w:val="24"/>
-        </w:rPr>
-        <w:t xml:space="preserve">(); </w:t>
+      <w:r>
+        <w:rPr>
+          <w:rFonts w:ascii="Calibri" w:hAnsi="Calibri" w:cs="Calibri"/>
+          <w:sz w:val="24"/>
+          <w:szCs w:val="24"/>
+        </w:rPr>
+        <w:t xml:space="preserve">person.greet(); </w:t>
       </w:r>
       <w:r>
         <w:rPr>
@@ -9746,7 +9931,7 @@
                     <pic:cNvPicPr/>
                   </pic:nvPicPr>
                   <pic:blipFill>
-                    <a:blip r:embed="rId84"/>
+                    <a:blip r:embed="rId87"/>
                     <a:stretch>
                       <a:fillRect/>
                     </a:stretch>
@@ -9821,7 +10006,7 @@
                     <pic:cNvPicPr/>
                   </pic:nvPicPr>
                   <pic:blipFill>
-                    <a:blip r:embed="rId85"/>
+                    <a:blip r:embed="rId88"/>
                     <a:stretch>
                       <a:fillRect/>
                     </a:stretch>
@@ -9908,7 +10093,7 @@
                     <pic:cNvPicPr/>
                   </pic:nvPicPr>
                   <pic:blipFill>
-                    <a:blip r:embed="rId86"/>
+                    <a:blip r:embed="rId89"/>
                     <a:stretch>
                       <a:fillRect/>
                     </a:stretch>
@@ -9940,7 +10125,6 @@
           <w:szCs w:val="24"/>
         </w:rPr>
       </w:pPr>
-      <w:proofErr w:type="spellStart"/>
       <w:r>
         <w:rPr>
           <w:rFonts w:ascii="Calibri" w:hAnsi="Calibri" w:cs="Calibri"/>
@@ -9950,19 +10134,7 @@
           <w:sz w:val="24"/>
           <w:szCs w:val="24"/>
         </w:rPr>
-        <w:t>Ouput</w:t>
-      </w:r>
-      <w:proofErr w:type="spellEnd"/>
-      <w:r>
-        <w:rPr>
-          <w:rFonts w:ascii="Calibri" w:hAnsi="Calibri" w:cs="Calibri"/>
-          <w:b/>
-          <w:bCs/>
-          <w:color w:val="FF0000"/>
-          <w:sz w:val="24"/>
-          <w:szCs w:val="24"/>
-        </w:rPr>
-        <w:t>:</w:t>
+        <w:t>Ouput:</w:t>
       </w:r>
     </w:p>
     <w:p>
@@ -9996,7 +10168,7 @@
                     <pic:cNvPicPr/>
                   </pic:nvPicPr>
                   <pic:blipFill>
-                    <a:blip r:embed="rId87"/>
+                    <a:blip r:embed="rId90"/>
                     <a:stretch>
                       <a:fillRect/>
                     </a:stretch>
@@ -10112,7 +10284,7 @@
                     <pic:cNvPicPr/>
                   </pic:nvPicPr>
                   <pic:blipFill>
-                    <a:blip r:embed="rId88"/>
+                    <a:blip r:embed="rId91"/>
                     <a:stretch>
                       <a:fillRect/>
                     </a:stretch>
@@ -10163,7 +10335,7 @@
                     <pic:cNvPicPr/>
                   </pic:nvPicPr>
                   <pic:blipFill>
-                    <a:blip r:embed="rId89"/>
+                    <a:blip r:embed="rId92"/>
                     <a:stretch>
                       <a:fillRect/>
                     </a:stretch>
@@ -10255,42 +10427,3025 @@
       <w:pPr>
         <w:rPr>
           <w:rFonts w:ascii="Calibri" w:hAnsi="Calibri" w:cs="Calibri"/>
-          <w:sz w:val="24"/>
-          <w:szCs w:val="24"/>
-        </w:rPr>
-      </w:pPr>
-    </w:p>
-    <w:p>
-      <w:pPr>
-        <w:rPr>
-          <w:rFonts w:ascii="Calibri" w:hAnsi="Calibri" w:cs="Calibri"/>
-          <w:sz w:val="24"/>
-          <w:szCs w:val="24"/>
-        </w:rPr>
-      </w:pPr>
-    </w:p>
-    <w:p>
-      <w:pPr>
-        <w:rPr>
-          <w:rFonts w:ascii="Calibri" w:hAnsi="Calibri" w:cs="Calibri"/>
-          <w:sz w:val="24"/>
-          <w:szCs w:val="24"/>
-        </w:rPr>
-      </w:pPr>
-    </w:p>
-    <w:p>
-      <w:pPr>
-        <w:rPr>
-          <w:rFonts w:ascii="Calibri" w:hAnsi="Calibri" w:cs="Calibri"/>
-          <w:sz w:val="24"/>
-          <w:szCs w:val="24"/>
-        </w:rPr>
-      </w:pPr>
-    </w:p>
-    <w:p>
-      <w:pPr>
-        <w:rPr>
-          <w:rFonts w:ascii="Calibri" w:hAnsi="Calibri" w:cs="Calibri"/>
+          <w:b/>
+          <w:bCs/>
+          <w:color w:val="FF0000"/>
+          <w:sz w:val="24"/>
+          <w:szCs w:val="24"/>
+        </w:rPr>
+      </w:pPr>
+    </w:p>
+    <w:p>
+      <w:pPr>
+        <w:rPr>
+          <w:rFonts w:ascii="Calibri" w:hAnsi="Calibri" w:cs="Calibri"/>
+          <w:b/>
+          <w:bCs/>
+          <w:color w:val="FF0000"/>
+          <w:sz w:val="24"/>
+          <w:szCs w:val="24"/>
+        </w:rPr>
+      </w:pPr>
+    </w:p>
+    <w:p>
+      <w:pPr>
+        <w:rPr>
+          <w:rFonts w:ascii="Calibri" w:hAnsi="Calibri" w:cs="Calibri"/>
+          <w:b/>
+          <w:bCs/>
+          <w:color w:val="FF0000"/>
+          <w:sz w:val="24"/>
+          <w:szCs w:val="24"/>
+        </w:rPr>
+      </w:pPr>
+    </w:p>
+    <w:p>
+      <w:pPr>
+        <w:rPr>
+          <w:rFonts w:ascii="Calibri" w:hAnsi="Calibri" w:cs="Calibri"/>
+          <w:b/>
+          <w:bCs/>
+          <w:color w:val="FF0000"/>
+          <w:sz w:val="24"/>
+          <w:szCs w:val="24"/>
+        </w:rPr>
+      </w:pPr>
+    </w:p>
+    <w:p>
+      <w:pPr>
+        <w:rPr>
+          <w:rFonts w:ascii="Calibri" w:hAnsi="Calibri" w:cs="Calibri"/>
+          <w:b/>
+          <w:bCs/>
+          <w:color w:val="FF0000"/>
+          <w:sz w:val="24"/>
+          <w:szCs w:val="24"/>
+        </w:rPr>
+      </w:pPr>
+    </w:p>
+    <w:p>
+      <w:pPr>
+        <w:rPr>
+          <w:rFonts w:ascii="Calibri" w:hAnsi="Calibri" w:cs="Calibri"/>
+          <w:b/>
+          <w:bCs/>
+          <w:color w:val="FF0000"/>
+          <w:sz w:val="24"/>
+          <w:szCs w:val="24"/>
+        </w:rPr>
+      </w:pPr>
+    </w:p>
+    <w:p>
+      <w:pPr>
+        <w:rPr>
+          <w:rFonts w:ascii="Calibri" w:hAnsi="Calibri" w:cs="Calibri"/>
+          <w:b/>
+          <w:bCs/>
+          <w:color w:val="FF0000"/>
+          <w:sz w:val="24"/>
+          <w:szCs w:val="24"/>
+        </w:rPr>
+      </w:pPr>
+    </w:p>
+    <w:p>
+      <w:pPr>
+        <w:rPr>
+          <w:rFonts w:ascii="Calibri" w:hAnsi="Calibri" w:cs="Calibri"/>
+          <w:b/>
+          <w:bCs/>
+          <w:color w:val="FF0000"/>
+          <w:sz w:val="24"/>
+          <w:szCs w:val="24"/>
+        </w:rPr>
+      </w:pPr>
+    </w:p>
+    <w:p>
+      <w:pPr>
+        <w:rPr>
+          <w:rFonts w:ascii="Calibri" w:hAnsi="Calibri" w:cs="Calibri"/>
+          <w:b/>
+          <w:bCs/>
+          <w:color w:val="FF0000"/>
+          <w:sz w:val="24"/>
+          <w:szCs w:val="24"/>
+        </w:rPr>
+      </w:pPr>
+    </w:p>
+    <w:p>
+      <w:pPr>
+        <w:rPr>
+          <w:rFonts w:ascii="Calibri" w:hAnsi="Calibri" w:cs="Calibri"/>
+          <w:b/>
+          <w:bCs/>
+          <w:color w:val="FF0000"/>
+          <w:sz w:val="24"/>
+          <w:szCs w:val="24"/>
+        </w:rPr>
+      </w:pPr>
+    </w:p>
+    <w:p>
+      <w:pPr>
+        <w:rPr>
+          <w:rFonts w:ascii="Calibri" w:hAnsi="Calibri" w:cs="Calibri"/>
+          <w:b/>
+          <w:bCs/>
+          <w:color w:val="FF0000"/>
+          <w:sz w:val="24"/>
+          <w:szCs w:val="24"/>
+        </w:rPr>
+      </w:pPr>
+    </w:p>
+    <w:p>
+      <w:pPr>
+        <w:rPr>
+          <w:rFonts w:ascii="Calibri" w:hAnsi="Calibri" w:cs="Calibri"/>
+          <w:b/>
+          <w:bCs/>
+          <w:color w:val="FF0000"/>
+          <w:sz w:val="24"/>
+          <w:szCs w:val="24"/>
+        </w:rPr>
+      </w:pPr>
+    </w:p>
+    <w:p>
+      <w:pPr>
+        <w:rPr>
+          <w:rFonts w:ascii="Calibri" w:hAnsi="Calibri" w:cs="Calibri"/>
+          <w:b/>
+          <w:bCs/>
+          <w:color w:val="FF0000"/>
+          <w:sz w:val="24"/>
+          <w:szCs w:val="24"/>
+        </w:rPr>
+      </w:pPr>
+    </w:p>
+    <w:p>
+      <w:pPr>
+        <w:rPr>
+          <w:rFonts w:ascii="Calibri" w:hAnsi="Calibri" w:cs="Calibri"/>
+          <w:b/>
+          <w:bCs/>
+          <w:color w:val="FF0000"/>
+          <w:sz w:val="24"/>
+          <w:szCs w:val="24"/>
+        </w:rPr>
+      </w:pPr>
+    </w:p>
+    <w:p>
+      <w:pPr>
+        <w:rPr>
+          <w:rFonts w:ascii="Calibri" w:hAnsi="Calibri" w:cs="Calibri"/>
+          <w:b/>
+          <w:bCs/>
+          <w:color w:val="FF0000"/>
+          <w:sz w:val="24"/>
+          <w:szCs w:val="24"/>
+        </w:rPr>
+      </w:pPr>
+    </w:p>
+    <w:p>
+      <w:pPr>
+        <w:rPr>
+          <w:rFonts w:ascii="Calibri" w:hAnsi="Calibri" w:cs="Calibri"/>
+          <w:b/>
+          <w:bCs/>
+          <w:color w:val="FF0000"/>
+          <w:sz w:val="24"/>
+          <w:szCs w:val="24"/>
+        </w:rPr>
+      </w:pPr>
+    </w:p>
+    <w:p>
+      <w:pPr>
+        <w:rPr>
+          <w:rFonts w:ascii="Calibri" w:hAnsi="Calibri" w:cs="Calibri"/>
+          <w:b/>
+          <w:bCs/>
+          <w:color w:val="FF0000"/>
+          <w:sz w:val="24"/>
+          <w:szCs w:val="24"/>
+        </w:rPr>
+      </w:pPr>
+    </w:p>
+    <w:p>
+      <w:pPr>
+        <w:rPr>
+          <w:rFonts w:ascii="Calibri" w:hAnsi="Calibri" w:cs="Calibri"/>
+          <w:b/>
+          <w:bCs/>
+          <w:color w:val="FF0000"/>
+          <w:sz w:val="24"/>
+          <w:szCs w:val="24"/>
+        </w:rPr>
+      </w:pPr>
+    </w:p>
+    <w:p>
+      <w:pPr>
+        <w:rPr>
+          <w:rFonts w:ascii="Calibri" w:hAnsi="Calibri" w:cs="Calibri"/>
+          <w:b/>
+          <w:bCs/>
+          <w:color w:val="FF0000"/>
+          <w:sz w:val="24"/>
+          <w:szCs w:val="24"/>
+        </w:rPr>
+      </w:pPr>
+    </w:p>
+    <w:p>
+      <w:pPr>
+        <w:rPr>
+          <w:rFonts w:ascii="Calibri" w:hAnsi="Calibri" w:cs="Calibri"/>
+          <w:b/>
+          <w:bCs/>
+          <w:color w:val="FF0000"/>
+          <w:sz w:val="24"/>
+          <w:szCs w:val="24"/>
+        </w:rPr>
+      </w:pPr>
+    </w:p>
+    <w:p>
+      <w:pPr>
+        <w:rPr>
+          <w:rFonts w:ascii="Calibri" w:hAnsi="Calibri" w:cs="Calibri"/>
+          <w:b/>
+          <w:bCs/>
+          <w:color w:val="FF0000"/>
+          <w:sz w:val="24"/>
+          <w:szCs w:val="24"/>
+        </w:rPr>
+      </w:pPr>
+    </w:p>
+    <w:p>
+      <w:pPr>
+        <w:rPr>
+          <w:rFonts w:ascii="Calibri" w:hAnsi="Calibri" w:cs="Calibri"/>
+          <w:b/>
+          <w:bCs/>
+          <w:color w:val="FF0000"/>
+          <w:sz w:val="40"/>
+          <w:szCs w:val="40"/>
+        </w:rPr>
+      </w:pPr>
+      <w:r>
+        <w:rPr>
+          <w:rFonts w:ascii="Calibri" w:hAnsi="Calibri" w:cs="Calibri"/>
+          <w:b/>
+          <w:bCs/>
+          <w:color w:val="FF0000"/>
+          <w:sz w:val="40"/>
+          <w:szCs w:val="40"/>
+        </w:rPr>
+        <w:lastRenderedPageBreak/>
+        <w:t>Conditions:</w:t>
+      </w:r>
+    </w:p>
+    <w:p>
+      <w:pPr>
+        <w:rPr>
+          <w:rFonts w:ascii="Calibri" w:hAnsi="Calibri" w:cs="Calibri"/>
+          <w:b/>
+          <w:bCs/>
+          <w:color w:val="FF0000"/>
+          <w:sz w:val="40"/>
+          <w:szCs w:val="40"/>
+        </w:rPr>
+      </w:pPr>
+      <w:r>
+        <w:rPr>
+          <w:rFonts w:ascii="Calibri" w:hAnsi="Calibri" w:cs="Calibri"/>
+          <w:b/>
+          <w:bCs/>
+          <w:color w:val="FF0000"/>
+          <w:sz w:val="40"/>
+          <w:szCs w:val="40"/>
+        </w:rPr>
+        <w:t>Conditional statement(Switch Case):</w:t>
+      </w:r>
+    </w:p>
+    <w:p>
+      <w:pPr>
+        <w:rPr>
+          <w:rFonts w:ascii="Calibri" w:hAnsi="Calibri" w:cs="Calibri"/>
+          <w:color w:val="000000" w:themeColor="text1"/>
+          <w:sz w:val="32"/>
+          <w:szCs w:val="32"/>
+        </w:rPr>
+      </w:pPr>
+      <w:r>
+        <w:rPr>
+          <w:noProof/>
+        </w:rPr>
+        <w:drawing>
+          <wp:inline distT="0" distB="0" distL="0" distR="0" wp14:anchorId="7E18CF7F" wp14:editId="374EB1E5">
+            <wp:extent cx="5731510" cy="2878455"/>
+            <wp:effectExtent l="0" t="0" r="2540" b="0"/>
+            <wp:docPr id="101145567" name="Picture 1"/>
+            <wp:cNvGraphicFramePr>
+              <a:graphicFrameLocks xmlns:a="http://schemas.openxmlformats.org/drawingml/2006/main" noChangeAspect="1"/>
+            </wp:cNvGraphicFramePr>
+            <a:graphic xmlns:a="http://schemas.openxmlformats.org/drawingml/2006/main">
+              <a:graphicData uri="http://schemas.openxmlformats.org/drawingml/2006/picture">
+                <pic:pic xmlns:pic="http://schemas.openxmlformats.org/drawingml/2006/picture">
+                  <pic:nvPicPr>
+                    <pic:cNvPr id="101145567" name=""/>
+                    <pic:cNvPicPr/>
+                  </pic:nvPicPr>
+                  <pic:blipFill>
+                    <a:blip r:embed="rId93"/>
+                    <a:stretch>
+                      <a:fillRect/>
+                    </a:stretch>
+                  </pic:blipFill>
+                  <pic:spPr>
+                    <a:xfrm>
+                      <a:off x="0" y="0"/>
+                      <a:ext cx="5731510" cy="2878455"/>
+                    </a:xfrm>
+                    <a:prstGeom prst="rect">
+                      <a:avLst/>
+                    </a:prstGeom>
+                  </pic:spPr>
+                </pic:pic>
+              </a:graphicData>
+            </a:graphic>
+          </wp:inline>
+        </w:drawing>
+      </w:r>
+    </w:p>
+    <w:p>
+      <w:pPr>
+        <w:numPr>
+          <w:ilvl w:val="0"/>
+          <w:numId w:val="15"/>
+        </w:numPr>
+        <w:spacing w:before="100" w:beforeAutospacing="1" w:after="100" w:afterAutospacing="1" w:line="240" w:lineRule="auto"/>
+        <w:rPr>
+          <w:rFonts w:ascii="Calibri" w:eastAsia="Times New Roman" w:hAnsi="Calibri" w:cs="Calibri"/>
+          <w:kern w:val="0"/>
+          <w:sz w:val="28"/>
+          <w:szCs w:val="28"/>
+          <w:lang w:eastAsia="en-IN" w:bidi="hi-IN"/>
+          <w14:ligatures w14:val="none"/>
+        </w:rPr>
+      </w:pPr>
+      <w:r>
+        <w:rPr>
+          <w:rFonts w:ascii="Calibri" w:eastAsia="Times New Roman" w:hAnsi="Calibri" w:cs="Calibri"/>
+          <w:b/>
+          <w:bCs/>
+          <w:kern w:val="0"/>
+          <w:sz w:val="28"/>
+          <w:szCs w:val="28"/>
+          <w:lang w:eastAsia="en-IN" w:bidi="hi-IN"/>
+          <w14:ligatures w14:val="none"/>
+        </w:rPr>
+        <w:t>break</w:t>
+      </w:r>
+      <w:r>
+        <w:rPr>
+          <w:rFonts w:ascii="Calibri" w:eastAsia="Times New Roman" w:hAnsi="Calibri" w:cs="Calibri"/>
+          <w:kern w:val="0"/>
+          <w:sz w:val="28"/>
+          <w:szCs w:val="28"/>
+          <w:lang w:eastAsia="en-IN" w:bidi="hi-IN"/>
+          <w14:ligatures w14:val="none"/>
+        </w:rPr>
+        <w:t xml:space="preserve"> is used to stop the execution from falling through to the next case.</w:t>
+      </w:r>
+    </w:p>
+    <w:p>
+      <w:pPr>
+        <w:numPr>
+          <w:ilvl w:val="0"/>
+          <w:numId w:val="15"/>
+        </w:numPr>
+        <w:spacing w:before="100" w:beforeAutospacing="1" w:after="100" w:afterAutospacing="1" w:line="240" w:lineRule="auto"/>
+        <w:rPr>
+          <w:rFonts w:ascii="Calibri" w:eastAsia="Times New Roman" w:hAnsi="Calibri" w:cs="Calibri"/>
+          <w:kern w:val="0"/>
+          <w:sz w:val="28"/>
+          <w:szCs w:val="28"/>
+          <w:lang w:eastAsia="en-IN" w:bidi="hi-IN"/>
+          <w14:ligatures w14:val="none"/>
+        </w:rPr>
+      </w:pPr>
+      <w:r>
+        <w:rPr>
+          <w:rFonts w:ascii="Calibri" w:eastAsia="Times New Roman" w:hAnsi="Calibri" w:cs="Calibri"/>
+          <w:b/>
+          <w:bCs/>
+          <w:kern w:val="0"/>
+          <w:sz w:val="28"/>
+          <w:szCs w:val="28"/>
+          <w:lang w:eastAsia="en-IN" w:bidi="hi-IN"/>
+          <w14:ligatures w14:val="none"/>
+        </w:rPr>
+        <w:t>default</w:t>
+      </w:r>
+      <w:r>
+        <w:rPr>
+          <w:rFonts w:ascii="Calibri" w:eastAsia="Times New Roman" w:hAnsi="Calibri" w:cs="Calibri"/>
+          <w:kern w:val="0"/>
+          <w:sz w:val="28"/>
+          <w:szCs w:val="28"/>
+          <w:lang w:eastAsia="en-IN" w:bidi="hi-IN"/>
+          <w14:ligatures w14:val="none"/>
+        </w:rPr>
+        <w:t xml:space="preserve"> is optional but runs when no case matches.</w:t>
+      </w:r>
+    </w:p>
+    <w:p>
+      <w:pPr>
+        <w:numPr>
+          <w:ilvl w:val="0"/>
+          <w:numId w:val="15"/>
+        </w:numPr>
+        <w:spacing w:before="100" w:beforeAutospacing="1" w:after="100" w:afterAutospacing="1" w:line="240" w:lineRule="auto"/>
+        <w:rPr>
+          <w:rFonts w:ascii="Calibri" w:eastAsia="Times New Roman" w:hAnsi="Calibri" w:cs="Calibri"/>
+          <w:kern w:val="0"/>
+          <w:sz w:val="28"/>
+          <w:szCs w:val="28"/>
+          <w:lang w:eastAsia="en-IN" w:bidi="hi-IN"/>
+          <w14:ligatures w14:val="none"/>
+        </w:rPr>
+      </w:pPr>
+      <w:r>
+        <w:rPr>
+          <w:rFonts w:ascii="Calibri" w:eastAsia="Times New Roman" w:hAnsi="Calibri" w:cs="Calibri"/>
+          <w:kern w:val="0"/>
+          <w:sz w:val="28"/>
+          <w:szCs w:val="28"/>
+          <w:lang w:eastAsia="en-IN" w:bidi="hi-IN"/>
+          <w14:ligatures w14:val="none"/>
+        </w:rPr>
+        <w:t xml:space="preserve">If break is omitted, execution will continue to the next case (called </w:t>
+      </w:r>
+      <w:r>
+        <w:rPr>
+          <w:rFonts w:ascii="Calibri" w:eastAsia="Times New Roman" w:hAnsi="Calibri" w:cs="Calibri"/>
+          <w:i/>
+          <w:iCs/>
+          <w:kern w:val="0"/>
+          <w:sz w:val="28"/>
+          <w:szCs w:val="28"/>
+          <w:lang w:eastAsia="en-IN" w:bidi="hi-IN"/>
+          <w14:ligatures w14:val="none"/>
+        </w:rPr>
+        <w:t>fall-through</w:t>
+      </w:r>
+      <w:r>
+        <w:rPr>
+          <w:rFonts w:ascii="Calibri" w:eastAsia="Times New Roman" w:hAnsi="Calibri" w:cs="Calibri"/>
+          <w:kern w:val="0"/>
+          <w:sz w:val="28"/>
+          <w:szCs w:val="28"/>
+          <w:lang w:eastAsia="en-IN" w:bidi="hi-IN"/>
+          <w14:ligatures w14:val="none"/>
+        </w:rPr>
+        <w:t>).</w:t>
+      </w:r>
+    </w:p>
+    <w:p>
+      <w:pPr>
+        <w:rPr>
+          <w:rFonts w:ascii="Calibri" w:hAnsi="Calibri" w:cs="Calibri"/>
+          <w:b/>
+          <w:bCs/>
+          <w:color w:val="FF0000"/>
+          <w:sz w:val="28"/>
+          <w:szCs w:val="28"/>
+        </w:rPr>
+      </w:pPr>
+      <w:r>
+        <w:rPr>
+          <w:rFonts w:ascii="Calibri" w:hAnsi="Calibri" w:cs="Calibri"/>
+          <w:b/>
+          <w:bCs/>
+          <w:color w:val="FF0000"/>
+          <w:sz w:val="28"/>
+          <w:szCs w:val="28"/>
+        </w:rPr>
+        <w:t>Example:</w:t>
+      </w:r>
+    </w:p>
+    <w:p>
+      <w:pPr>
+        <w:rPr>
+          <w:rFonts w:ascii="Calibri" w:hAnsi="Calibri" w:cs="Calibri"/>
+          <w:color w:val="000000" w:themeColor="text1"/>
+          <w:sz w:val="28"/>
+          <w:szCs w:val="28"/>
+        </w:rPr>
+      </w:pPr>
+      <w:r>
+        <w:rPr>
+          <w:noProof/>
+        </w:rPr>
+        <w:lastRenderedPageBreak/>
+        <w:drawing>
+          <wp:inline distT="0" distB="0" distL="0" distR="0" wp14:anchorId="43577CAB" wp14:editId="14C08C1C">
+            <wp:extent cx="5731510" cy="4244975"/>
+            <wp:effectExtent l="0" t="0" r="2540" b="3175"/>
+            <wp:docPr id="1010188131" name="Picture 1"/>
+            <wp:cNvGraphicFramePr>
+              <a:graphicFrameLocks xmlns:a="http://schemas.openxmlformats.org/drawingml/2006/main" noChangeAspect="1"/>
+            </wp:cNvGraphicFramePr>
+            <a:graphic xmlns:a="http://schemas.openxmlformats.org/drawingml/2006/main">
+              <a:graphicData uri="http://schemas.openxmlformats.org/drawingml/2006/picture">
+                <pic:pic xmlns:pic="http://schemas.openxmlformats.org/drawingml/2006/picture">
+                  <pic:nvPicPr>
+                    <pic:cNvPr id="1010188131" name=""/>
+                    <pic:cNvPicPr/>
+                  </pic:nvPicPr>
+                  <pic:blipFill>
+                    <a:blip r:embed="rId94"/>
+                    <a:stretch>
+                      <a:fillRect/>
+                    </a:stretch>
+                  </pic:blipFill>
+                  <pic:spPr>
+                    <a:xfrm>
+                      <a:off x="0" y="0"/>
+                      <a:ext cx="5731510" cy="4244975"/>
+                    </a:xfrm>
+                    <a:prstGeom prst="rect">
+                      <a:avLst/>
+                    </a:prstGeom>
+                  </pic:spPr>
+                </pic:pic>
+              </a:graphicData>
+            </a:graphic>
+          </wp:inline>
+        </w:drawing>
+      </w:r>
+    </w:p>
+    <w:p>
+      <w:pPr>
+        <w:rPr>
+          <w:rFonts w:ascii="Calibri" w:hAnsi="Calibri" w:cs="Calibri"/>
+          <w:color w:val="000000" w:themeColor="text1"/>
+          <w:sz w:val="28"/>
+          <w:szCs w:val="28"/>
+        </w:rPr>
+      </w:pPr>
+      <w:r>
+        <w:rPr>
+          <w:rFonts w:ascii="Calibri" w:hAnsi="Calibri" w:cs="Calibri"/>
+          <w:color w:val="000000" w:themeColor="text1"/>
+          <w:sz w:val="28"/>
+          <w:szCs w:val="28"/>
+        </w:rPr>
+        <w:t>Output: 14</w:t>
+      </w:r>
+    </w:p>
+    <w:p>
+      <w:pPr>
+        <w:rPr>
+          <w:rFonts w:ascii="Calibri" w:hAnsi="Calibri" w:cs="Calibri"/>
+          <w:b/>
+          <w:bCs/>
+          <w:color w:val="FF0000"/>
+          <w:sz w:val="32"/>
+          <w:szCs w:val="32"/>
+        </w:rPr>
+      </w:pPr>
+      <w:r>
+        <w:rPr>
+          <w:rFonts w:ascii="Calibri" w:hAnsi="Calibri" w:cs="Calibri"/>
+          <w:b/>
+          <w:bCs/>
+          <w:color w:val="FF0000"/>
+          <w:sz w:val="32"/>
+          <w:szCs w:val="32"/>
+        </w:rPr>
+        <w:t>Comparison and logical operators:</w:t>
+      </w:r>
+    </w:p>
+    <w:p>
+      <w:pPr>
+        <w:rPr>
+          <w:rFonts w:ascii="Calibri" w:hAnsi="Calibri" w:cs="Calibri"/>
+          <w:b/>
+          <w:bCs/>
+          <w:color w:val="FF0000"/>
+          <w:sz w:val="32"/>
+          <w:szCs w:val="32"/>
+        </w:rPr>
+      </w:pPr>
+      <w:r>
+        <w:rPr>
+          <w:noProof/>
+        </w:rPr>
+        <w:drawing>
+          <wp:inline distT="0" distB="0" distL="0" distR="0" wp14:anchorId="74127E11" wp14:editId="71B78BA8">
+            <wp:extent cx="5731510" cy="3509010"/>
+            <wp:effectExtent l="0" t="0" r="2540" b="0"/>
+            <wp:docPr id="1861878648" name="Picture 1"/>
+            <wp:cNvGraphicFramePr>
+              <a:graphicFrameLocks xmlns:a="http://schemas.openxmlformats.org/drawingml/2006/main" noChangeAspect="1"/>
+            </wp:cNvGraphicFramePr>
+            <a:graphic xmlns:a="http://schemas.openxmlformats.org/drawingml/2006/main">
+              <a:graphicData uri="http://schemas.openxmlformats.org/drawingml/2006/picture">
+                <pic:pic xmlns:pic="http://schemas.openxmlformats.org/drawingml/2006/picture">
+                  <pic:nvPicPr>
+                    <pic:cNvPr id="1861878648" name=""/>
+                    <pic:cNvPicPr/>
+                  </pic:nvPicPr>
+                  <pic:blipFill>
+                    <a:blip r:embed="rId95"/>
+                    <a:stretch>
+                      <a:fillRect/>
+                    </a:stretch>
+                  </pic:blipFill>
+                  <pic:spPr>
+                    <a:xfrm>
+                      <a:off x="0" y="0"/>
+                      <a:ext cx="5731510" cy="3509010"/>
+                    </a:xfrm>
+                    <a:prstGeom prst="rect">
+                      <a:avLst/>
+                    </a:prstGeom>
+                  </pic:spPr>
+                </pic:pic>
+              </a:graphicData>
+            </a:graphic>
+          </wp:inline>
+        </w:drawing>
+      </w:r>
+    </w:p>
+    <w:p>
+      <w:pPr>
+        <w:rPr>
+          <w:rFonts w:ascii="Calibri" w:hAnsi="Calibri" w:cs="Calibri"/>
+          <w:b/>
+          <w:bCs/>
+          <w:color w:val="FF0000"/>
+          <w:sz w:val="32"/>
+          <w:szCs w:val="32"/>
+        </w:rPr>
+      </w:pPr>
+      <w:r>
+        <w:rPr>
+          <w:rFonts w:ascii="Calibri" w:hAnsi="Calibri" w:cs="Calibri"/>
+          <w:b/>
+          <w:bCs/>
+          <w:color w:val="FF0000"/>
+          <w:sz w:val="32"/>
+          <w:szCs w:val="32"/>
+        </w:rPr>
+        <w:lastRenderedPageBreak/>
+        <w:t>Comparison operators</w:t>
+      </w:r>
+      <w:r>
+        <w:rPr>
+          <w:rFonts w:ascii="Calibri" w:hAnsi="Calibri" w:cs="Calibri"/>
+          <w:b/>
+          <w:bCs/>
+          <w:color w:val="FF0000"/>
+          <w:sz w:val="32"/>
+          <w:szCs w:val="32"/>
+        </w:rPr>
+        <w:t>:</w:t>
+      </w:r>
+      <w:r>
+        <w:rPr>
+          <w:rFonts w:ascii="Consolas" w:eastAsia="Times New Roman" w:hAnsi="Consolas" w:cs="Times New Roman"/>
+          <w:color w:val="6A9955"/>
+          <w:kern w:val="0"/>
+          <w:sz w:val="21"/>
+          <w:szCs w:val="21"/>
+          <w:lang w:eastAsia="en-IN" w:bidi="hi-IN"/>
+          <w14:ligatures w14:val="none"/>
+        </w:rPr>
+        <w:t xml:space="preserve"> </w:t>
+      </w:r>
+      <w:r>
+        <w:rPr>
+          <w:rFonts w:ascii="Calibri" w:hAnsi="Calibri" w:cs="Calibri"/>
+          <w:b/>
+          <w:bCs/>
+          <w:color w:val="FF0000"/>
+          <w:sz w:val="32"/>
+          <w:szCs w:val="32"/>
+        </w:rPr>
+        <w:t>(==, ===, &lt;, &lt;=, &gt;, &gt;=,!=)</w:t>
+      </w:r>
+    </w:p>
+    <w:p>
+      <w:pPr>
+        <w:rPr>
+          <w:rFonts w:ascii="Calibri" w:hAnsi="Calibri" w:cs="Calibri"/>
+          <w:b/>
+          <w:bCs/>
+          <w:sz w:val="32"/>
+          <w:szCs w:val="32"/>
+        </w:rPr>
+      </w:pPr>
+      <w:r>
+        <w:rPr>
+          <w:rFonts w:ascii="Segoe UI Emoji" w:hAnsi="Segoe UI Emoji" w:cs="Segoe UI Emoji"/>
+          <w:b/>
+          <w:bCs/>
+          <w:sz w:val="32"/>
+          <w:szCs w:val="32"/>
+        </w:rPr>
+        <w:t>✅</w:t>
+      </w:r>
+      <w:r>
+        <w:rPr>
+          <w:rFonts w:ascii="Calibri" w:hAnsi="Calibri" w:cs="Calibri"/>
+          <w:b/>
+          <w:bCs/>
+          <w:sz w:val="32"/>
+          <w:szCs w:val="32"/>
+        </w:rPr>
+        <w:t xml:space="preserve"> Logical AND (&amp;&amp;)</w:t>
+      </w:r>
+    </w:p>
+    <w:tbl>
+      <w:tblPr>
+        <w:tblW w:w="0" w:type="auto"/>
+        <w:tblCellSpacing w:w="15" w:type="dxa"/>
+        <w:tblCellMar>
+          <w:top w:w="15" w:type="dxa"/>
+          <w:left w:w="15" w:type="dxa"/>
+          <w:bottom w:w="15" w:type="dxa"/>
+          <w:right w:w="15" w:type="dxa"/>
+        </w:tblCellMar>
+        <w:tblLook w:val="04A0" w:firstRow="1" w:lastRow="0" w:firstColumn="1" w:lastColumn="0" w:noHBand="0" w:noVBand="1"/>
+      </w:tblPr>
+      <w:tblGrid>
+        <w:gridCol w:w="1499"/>
+        <w:gridCol w:w="1470"/>
+        <w:gridCol w:w="1044"/>
+      </w:tblGrid>
+      <w:tr>
+        <w:trPr>
+          <w:tblHeader/>
+          <w:tblCellSpacing w:w="15" w:type="dxa"/>
+        </w:trPr>
+        <w:tc>
+          <w:tcPr>
+            <w:tcW w:w="0" w:type="auto"/>
+            <w:vAlign w:val="center"/>
+            <w:hideMark/>
+          </w:tcPr>
+          <w:p>
+            <w:pPr>
+              <w:rPr>
+                <w:rFonts w:ascii="Calibri" w:hAnsi="Calibri" w:cs="Calibri"/>
+                <w:b/>
+                <w:bCs/>
+                <w:sz w:val="32"/>
+                <w:szCs w:val="32"/>
+              </w:rPr>
+            </w:pPr>
+            <w:r>
+              <w:rPr>
+                <w:rFonts w:ascii="Calibri" w:hAnsi="Calibri" w:cs="Calibri"/>
+                <w:b/>
+                <w:bCs/>
+                <w:sz w:val="32"/>
+                <w:szCs w:val="32"/>
+              </w:rPr>
+              <w:t>Operand A</w:t>
+            </w:r>
+          </w:p>
+        </w:tc>
+        <w:tc>
+          <w:tcPr>
+            <w:tcW w:w="0" w:type="auto"/>
+            <w:vAlign w:val="center"/>
+            <w:hideMark/>
+          </w:tcPr>
+          <w:p>
+            <w:pPr>
+              <w:rPr>
+                <w:rFonts w:ascii="Calibri" w:hAnsi="Calibri" w:cs="Calibri"/>
+                <w:b/>
+                <w:bCs/>
+                <w:sz w:val="32"/>
+                <w:szCs w:val="32"/>
+              </w:rPr>
+            </w:pPr>
+            <w:r>
+              <w:rPr>
+                <w:rFonts w:ascii="Calibri" w:hAnsi="Calibri" w:cs="Calibri"/>
+                <w:b/>
+                <w:bCs/>
+                <w:sz w:val="32"/>
+                <w:szCs w:val="32"/>
+              </w:rPr>
+              <w:t>Operand B</w:t>
+            </w:r>
+          </w:p>
+        </w:tc>
+        <w:tc>
+          <w:tcPr>
+            <w:tcW w:w="0" w:type="auto"/>
+            <w:vAlign w:val="center"/>
+            <w:hideMark/>
+          </w:tcPr>
+          <w:p>
+            <w:pPr>
+              <w:rPr>
+                <w:rFonts w:ascii="Calibri" w:hAnsi="Calibri" w:cs="Calibri"/>
+                <w:b/>
+                <w:bCs/>
+                <w:sz w:val="32"/>
+                <w:szCs w:val="32"/>
+              </w:rPr>
+            </w:pPr>
+            <w:r>
+              <w:rPr>
+                <w:rFonts w:ascii="Calibri" w:hAnsi="Calibri" w:cs="Calibri"/>
+                <w:b/>
+                <w:bCs/>
+                <w:sz w:val="32"/>
+                <w:szCs w:val="32"/>
+              </w:rPr>
+              <w:t>A &amp;&amp; B</w:t>
+            </w:r>
+          </w:p>
+        </w:tc>
+      </w:tr>
+      <w:tr>
+        <w:trPr>
+          <w:tblCellSpacing w:w="15" w:type="dxa"/>
+        </w:trPr>
+        <w:tc>
+          <w:tcPr>
+            <w:tcW w:w="0" w:type="auto"/>
+            <w:vAlign w:val="center"/>
+            <w:hideMark/>
+          </w:tcPr>
+          <w:p>
+            <w:pPr>
+              <w:rPr>
+                <w:rFonts w:ascii="Calibri" w:hAnsi="Calibri" w:cs="Calibri"/>
+                <w:b/>
+                <w:bCs/>
+                <w:sz w:val="32"/>
+                <w:szCs w:val="32"/>
+              </w:rPr>
+            </w:pPr>
+            <w:r>
+              <w:rPr>
+                <w:rFonts w:ascii="Calibri" w:hAnsi="Calibri" w:cs="Calibri"/>
+                <w:b/>
+                <w:bCs/>
+                <w:sz w:val="32"/>
+                <w:szCs w:val="32"/>
+              </w:rPr>
+              <w:t>true</w:t>
+            </w:r>
+          </w:p>
+        </w:tc>
+        <w:tc>
+          <w:tcPr>
+            <w:tcW w:w="0" w:type="auto"/>
+            <w:vAlign w:val="center"/>
+            <w:hideMark/>
+          </w:tcPr>
+          <w:p>
+            <w:pPr>
+              <w:rPr>
+                <w:rFonts w:ascii="Calibri" w:hAnsi="Calibri" w:cs="Calibri"/>
+                <w:b/>
+                <w:bCs/>
+                <w:sz w:val="32"/>
+                <w:szCs w:val="32"/>
+              </w:rPr>
+            </w:pPr>
+            <w:r>
+              <w:rPr>
+                <w:rFonts w:ascii="Calibri" w:hAnsi="Calibri" w:cs="Calibri"/>
+                <w:b/>
+                <w:bCs/>
+                <w:sz w:val="32"/>
+                <w:szCs w:val="32"/>
+              </w:rPr>
+              <w:t>true</w:t>
+            </w:r>
+          </w:p>
+        </w:tc>
+        <w:tc>
+          <w:tcPr>
+            <w:tcW w:w="0" w:type="auto"/>
+            <w:vAlign w:val="center"/>
+            <w:hideMark/>
+          </w:tcPr>
+          <w:p>
+            <w:pPr>
+              <w:rPr>
+                <w:rFonts w:ascii="Calibri" w:hAnsi="Calibri" w:cs="Calibri"/>
+                <w:b/>
+                <w:bCs/>
+                <w:sz w:val="32"/>
+                <w:szCs w:val="32"/>
+              </w:rPr>
+            </w:pPr>
+            <w:r>
+              <w:rPr>
+                <w:rFonts w:ascii="Calibri" w:hAnsi="Calibri" w:cs="Calibri"/>
+                <w:b/>
+                <w:bCs/>
+                <w:sz w:val="32"/>
+                <w:szCs w:val="32"/>
+              </w:rPr>
+              <w:t>true</w:t>
+            </w:r>
+          </w:p>
+        </w:tc>
+      </w:tr>
+      <w:tr>
+        <w:trPr>
+          <w:tblCellSpacing w:w="15" w:type="dxa"/>
+        </w:trPr>
+        <w:tc>
+          <w:tcPr>
+            <w:tcW w:w="0" w:type="auto"/>
+            <w:vAlign w:val="center"/>
+            <w:hideMark/>
+          </w:tcPr>
+          <w:p>
+            <w:pPr>
+              <w:rPr>
+                <w:rFonts w:ascii="Calibri" w:hAnsi="Calibri" w:cs="Calibri"/>
+                <w:b/>
+                <w:bCs/>
+                <w:sz w:val="32"/>
+                <w:szCs w:val="32"/>
+              </w:rPr>
+            </w:pPr>
+            <w:r>
+              <w:rPr>
+                <w:rFonts w:ascii="Calibri" w:hAnsi="Calibri" w:cs="Calibri"/>
+                <w:b/>
+                <w:bCs/>
+                <w:sz w:val="32"/>
+                <w:szCs w:val="32"/>
+              </w:rPr>
+              <w:t>true</w:t>
+            </w:r>
+          </w:p>
+        </w:tc>
+        <w:tc>
+          <w:tcPr>
+            <w:tcW w:w="0" w:type="auto"/>
+            <w:vAlign w:val="center"/>
+            <w:hideMark/>
+          </w:tcPr>
+          <w:p>
+            <w:pPr>
+              <w:rPr>
+                <w:rFonts w:ascii="Calibri" w:hAnsi="Calibri" w:cs="Calibri"/>
+                <w:b/>
+                <w:bCs/>
+                <w:sz w:val="32"/>
+                <w:szCs w:val="32"/>
+              </w:rPr>
+            </w:pPr>
+            <w:r>
+              <w:rPr>
+                <w:rFonts w:ascii="Calibri" w:hAnsi="Calibri" w:cs="Calibri"/>
+                <w:b/>
+                <w:bCs/>
+                <w:sz w:val="32"/>
+                <w:szCs w:val="32"/>
+              </w:rPr>
+              <w:t>false</w:t>
+            </w:r>
+          </w:p>
+        </w:tc>
+        <w:tc>
+          <w:tcPr>
+            <w:tcW w:w="0" w:type="auto"/>
+            <w:vAlign w:val="center"/>
+            <w:hideMark/>
+          </w:tcPr>
+          <w:p>
+            <w:pPr>
+              <w:rPr>
+                <w:rFonts w:ascii="Calibri" w:hAnsi="Calibri" w:cs="Calibri"/>
+                <w:b/>
+                <w:bCs/>
+                <w:sz w:val="32"/>
+                <w:szCs w:val="32"/>
+              </w:rPr>
+            </w:pPr>
+            <w:r>
+              <w:rPr>
+                <w:rFonts w:ascii="Calibri" w:hAnsi="Calibri" w:cs="Calibri"/>
+                <w:b/>
+                <w:bCs/>
+                <w:sz w:val="32"/>
+                <w:szCs w:val="32"/>
+              </w:rPr>
+              <w:t>false</w:t>
+            </w:r>
+          </w:p>
+        </w:tc>
+      </w:tr>
+      <w:tr>
+        <w:trPr>
+          <w:tblCellSpacing w:w="15" w:type="dxa"/>
+        </w:trPr>
+        <w:tc>
+          <w:tcPr>
+            <w:tcW w:w="0" w:type="auto"/>
+            <w:vAlign w:val="center"/>
+            <w:hideMark/>
+          </w:tcPr>
+          <w:p>
+            <w:pPr>
+              <w:rPr>
+                <w:rFonts w:ascii="Calibri" w:hAnsi="Calibri" w:cs="Calibri"/>
+                <w:b/>
+                <w:bCs/>
+                <w:sz w:val="32"/>
+                <w:szCs w:val="32"/>
+              </w:rPr>
+            </w:pPr>
+            <w:r>
+              <w:rPr>
+                <w:rFonts w:ascii="Calibri" w:hAnsi="Calibri" w:cs="Calibri"/>
+                <w:b/>
+                <w:bCs/>
+                <w:sz w:val="32"/>
+                <w:szCs w:val="32"/>
+              </w:rPr>
+              <w:t>false</w:t>
+            </w:r>
+          </w:p>
+        </w:tc>
+        <w:tc>
+          <w:tcPr>
+            <w:tcW w:w="0" w:type="auto"/>
+            <w:vAlign w:val="center"/>
+            <w:hideMark/>
+          </w:tcPr>
+          <w:p>
+            <w:pPr>
+              <w:rPr>
+                <w:rFonts w:ascii="Calibri" w:hAnsi="Calibri" w:cs="Calibri"/>
+                <w:b/>
+                <w:bCs/>
+                <w:sz w:val="32"/>
+                <w:szCs w:val="32"/>
+              </w:rPr>
+            </w:pPr>
+            <w:r>
+              <w:rPr>
+                <w:rFonts w:ascii="Calibri" w:hAnsi="Calibri" w:cs="Calibri"/>
+                <w:b/>
+                <w:bCs/>
+                <w:sz w:val="32"/>
+                <w:szCs w:val="32"/>
+              </w:rPr>
+              <w:t>true</w:t>
+            </w:r>
+          </w:p>
+        </w:tc>
+        <w:tc>
+          <w:tcPr>
+            <w:tcW w:w="0" w:type="auto"/>
+            <w:vAlign w:val="center"/>
+            <w:hideMark/>
+          </w:tcPr>
+          <w:p>
+            <w:pPr>
+              <w:rPr>
+                <w:rFonts w:ascii="Calibri" w:hAnsi="Calibri" w:cs="Calibri"/>
+                <w:b/>
+                <w:bCs/>
+                <w:sz w:val="32"/>
+                <w:szCs w:val="32"/>
+              </w:rPr>
+            </w:pPr>
+            <w:r>
+              <w:rPr>
+                <w:rFonts w:ascii="Calibri" w:hAnsi="Calibri" w:cs="Calibri"/>
+                <w:b/>
+                <w:bCs/>
+                <w:sz w:val="32"/>
+                <w:szCs w:val="32"/>
+              </w:rPr>
+              <w:t>false</w:t>
+            </w:r>
+          </w:p>
+        </w:tc>
+      </w:tr>
+      <w:tr>
+        <w:trPr>
+          <w:tblCellSpacing w:w="15" w:type="dxa"/>
+        </w:trPr>
+        <w:tc>
+          <w:tcPr>
+            <w:tcW w:w="0" w:type="auto"/>
+            <w:vAlign w:val="center"/>
+            <w:hideMark/>
+          </w:tcPr>
+          <w:p>
+            <w:pPr>
+              <w:rPr>
+                <w:rFonts w:ascii="Calibri" w:hAnsi="Calibri" w:cs="Calibri"/>
+                <w:b/>
+                <w:bCs/>
+                <w:sz w:val="32"/>
+                <w:szCs w:val="32"/>
+              </w:rPr>
+            </w:pPr>
+            <w:r>
+              <w:rPr>
+                <w:rFonts w:ascii="Calibri" w:hAnsi="Calibri" w:cs="Calibri"/>
+                <w:b/>
+                <w:bCs/>
+                <w:sz w:val="32"/>
+                <w:szCs w:val="32"/>
+              </w:rPr>
+              <w:t>false</w:t>
+            </w:r>
+          </w:p>
+        </w:tc>
+        <w:tc>
+          <w:tcPr>
+            <w:tcW w:w="0" w:type="auto"/>
+            <w:vAlign w:val="center"/>
+            <w:hideMark/>
+          </w:tcPr>
+          <w:p>
+            <w:pPr>
+              <w:rPr>
+                <w:rFonts w:ascii="Calibri" w:hAnsi="Calibri" w:cs="Calibri"/>
+                <w:b/>
+                <w:bCs/>
+                <w:sz w:val="32"/>
+                <w:szCs w:val="32"/>
+              </w:rPr>
+            </w:pPr>
+            <w:r>
+              <w:rPr>
+                <w:rFonts w:ascii="Calibri" w:hAnsi="Calibri" w:cs="Calibri"/>
+                <w:b/>
+                <w:bCs/>
+                <w:sz w:val="32"/>
+                <w:szCs w:val="32"/>
+              </w:rPr>
+              <w:t>false</w:t>
+            </w:r>
+          </w:p>
+        </w:tc>
+        <w:tc>
+          <w:tcPr>
+            <w:tcW w:w="0" w:type="auto"/>
+            <w:vAlign w:val="center"/>
+            <w:hideMark/>
+          </w:tcPr>
+          <w:p>
+            <w:pPr>
+              <w:rPr>
+                <w:rFonts w:ascii="Calibri" w:hAnsi="Calibri" w:cs="Calibri"/>
+                <w:b/>
+                <w:bCs/>
+                <w:sz w:val="32"/>
+                <w:szCs w:val="32"/>
+              </w:rPr>
+            </w:pPr>
+            <w:r>
+              <w:rPr>
+                <w:rFonts w:ascii="Calibri" w:hAnsi="Calibri" w:cs="Calibri"/>
+                <w:b/>
+                <w:bCs/>
+                <w:sz w:val="32"/>
+                <w:szCs w:val="32"/>
+              </w:rPr>
+              <w:t>false</w:t>
+            </w:r>
+          </w:p>
+        </w:tc>
+      </w:tr>
+    </w:tbl>
+    <w:p>
+      <w:pPr>
+        <w:rPr>
+          <w:rFonts w:ascii="Calibri" w:hAnsi="Calibri" w:cs="Calibri"/>
+          <w:b/>
+          <w:bCs/>
+          <w:sz w:val="32"/>
+          <w:szCs w:val="32"/>
+        </w:rPr>
+      </w:pPr>
+      <w:r>
+        <w:rPr>
+          <w:rFonts w:ascii="Segoe UI Emoji" w:hAnsi="Segoe UI Emoji" w:cs="Segoe UI Emoji"/>
+          <w:b/>
+          <w:bCs/>
+          <w:sz w:val="32"/>
+          <w:szCs w:val="32"/>
+        </w:rPr>
+        <w:t>✅</w:t>
+      </w:r>
+      <w:r>
+        <w:rPr>
+          <w:rFonts w:ascii="Calibri" w:hAnsi="Calibri" w:cs="Calibri"/>
+          <w:b/>
+          <w:bCs/>
+          <w:sz w:val="32"/>
+          <w:szCs w:val="32"/>
+        </w:rPr>
+        <w:t xml:space="preserve"> Returns true only if both operands are true</w:t>
+      </w:r>
+      <w:r>
+        <w:rPr>
+          <w:rFonts w:ascii="Calibri" w:hAnsi="Calibri" w:cs="Calibri"/>
+          <w:b/>
+          <w:bCs/>
+          <w:sz w:val="32"/>
+          <w:szCs w:val="32"/>
+        </w:rPr>
+        <w:t>.</w:t>
+      </w:r>
+    </w:p>
+    <w:p>
+      <w:pPr>
+        <w:rPr>
+          <w:rFonts w:ascii="Segoe UI Emoji" w:hAnsi="Segoe UI Emoji" w:cs="Segoe UI Emoji"/>
+          <w:b/>
+          <w:bCs/>
+          <w:sz w:val="32"/>
+          <w:szCs w:val="32"/>
+        </w:rPr>
+      </w:pPr>
+    </w:p>
+    <w:p>
+      <w:pPr>
+        <w:rPr>
+          <w:rFonts w:ascii="Segoe UI Emoji" w:hAnsi="Segoe UI Emoji" w:cs="Segoe UI Emoji"/>
+          <w:b/>
+          <w:bCs/>
+          <w:sz w:val="32"/>
+          <w:szCs w:val="32"/>
+        </w:rPr>
+      </w:pPr>
+      <w:r>
+        <w:rPr>
+          <w:noProof/>
+        </w:rPr>
+        <w:drawing>
+          <wp:inline distT="0" distB="0" distL="0" distR="0" wp14:anchorId="669DF479" wp14:editId="6902AE31">
+            <wp:extent cx="5731510" cy="1599565"/>
+            <wp:effectExtent l="0" t="0" r="2540" b="635"/>
+            <wp:docPr id="1520617211" name="Picture 1"/>
+            <wp:cNvGraphicFramePr>
+              <a:graphicFrameLocks xmlns:a="http://schemas.openxmlformats.org/drawingml/2006/main" noChangeAspect="1"/>
+            </wp:cNvGraphicFramePr>
+            <a:graphic xmlns:a="http://schemas.openxmlformats.org/drawingml/2006/main">
+              <a:graphicData uri="http://schemas.openxmlformats.org/drawingml/2006/picture">
+                <pic:pic xmlns:pic="http://schemas.openxmlformats.org/drawingml/2006/picture">
+                  <pic:nvPicPr>
+                    <pic:cNvPr id="1520617211" name=""/>
+                    <pic:cNvPicPr/>
+                  </pic:nvPicPr>
+                  <pic:blipFill>
+                    <a:blip r:embed="rId96"/>
+                    <a:stretch>
+                      <a:fillRect/>
+                    </a:stretch>
+                  </pic:blipFill>
+                  <pic:spPr>
+                    <a:xfrm>
+                      <a:off x="0" y="0"/>
+                      <a:ext cx="5731510" cy="1599565"/>
+                    </a:xfrm>
+                    <a:prstGeom prst="rect">
+                      <a:avLst/>
+                    </a:prstGeom>
+                  </pic:spPr>
+                </pic:pic>
+              </a:graphicData>
+            </a:graphic>
+          </wp:inline>
+        </w:drawing>
+      </w:r>
+    </w:p>
+    <w:p>
+      <w:pPr>
+        <w:rPr>
+          <w:rFonts w:ascii="Segoe UI Emoji" w:hAnsi="Segoe UI Emoji" w:cs="Segoe UI Emoji"/>
+          <w:b/>
+          <w:bCs/>
+          <w:sz w:val="32"/>
+          <w:szCs w:val="32"/>
+        </w:rPr>
+      </w:pPr>
+      <w:r>
+        <w:rPr>
+          <w:noProof/>
+        </w:rPr>
+        <w:drawing>
+          <wp:inline distT="0" distB="0" distL="0" distR="0" wp14:anchorId="6CB5EDA3" wp14:editId="072883BA">
+            <wp:extent cx="5731510" cy="1324610"/>
+            <wp:effectExtent l="0" t="0" r="2540" b="8890"/>
+            <wp:docPr id="1537790802" name="Picture 1"/>
+            <wp:cNvGraphicFramePr>
+              <a:graphicFrameLocks xmlns:a="http://schemas.openxmlformats.org/drawingml/2006/main" noChangeAspect="1"/>
+            </wp:cNvGraphicFramePr>
+            <a:graphic xmlns:a="http://schemas.openxmlformats.org/drawingml/2006/main">
+              <a:graphicData uri="http://schemas.openxmlformats.org/drawingml/2006/picture">
+                <pic:pic xmlns:pic="http://schemas.openxmlformats.org/drawingml/2006/picture">
+                  <pic:nvPicPr>
+                    <pic:cNvPr id="1537790802" name=""/>
+                    <pic:cNvPicPr/>
+                  </pic:nvPicPr>
+                  <pic:blipFill>
+                    <a:blip r:embed="rId97"/>
+                    <a:stretch>
+                      <a:fillRect/>
+                    </a:stretch>
+                  </pic:blipFill>
+                  <pic:spPr>
+                    <a:xfrm>
+                      <a:off x="0" y="0"/>
+                      <a:ext cx="5731510" cy="1324610"/>
+                    </a:xfrm>
+                    <a:prstGeom prst="rect">
+                      <a:avLst/>
+                    </a:prstGeom>
+                  </pic:spPr>
+                </pic:pic>
+              </a:graphicData>
+            </a:graphic>
+          </wp:inline>
+        </w:drawing>
+      </w:r>
+    </w:p>
+    <w:p>
+      <w:pPr>
+        <w:rPr>
+          <w:rFonts w:ascii="Segoe UI Emoji" w:hAnsi="Segoe UI Emoji" w:cs="Segoe UI Emoji"/>
+          <w:b/>
+          <w:bCs/>
+          <w:sz w:val="32"/>
+          <w:szCs w:val="32"/>
+        </w:rPr>
+      </w:pPr>
+    </w:p>
+    <w:p>
+      <w:pPr>
+        <w:rPr>
+          <w:rFonts w:ascii="Segoe UI Emoji" w:hAnsi="Segoe UI Emoji" w:cs="Segoe UI Emoji"/>
+          <w:b/>
+          <w:bCs/>
+          <w:sz w:val="32"/>
+          <w:szCs w:val="32"/>
+        </w:rPr>
+      </w:pPr>
+    </w:p>
+    <w:p>
+      <w:pPr>
+        <w:rPr>
+          <w:rFonts w:ascii="Segoe UI Emoji" w:hAnsi="Segoe UI Emoji" w:cs="Segoe UI Emoji"/>
+          <w:b/>
+          <w:bCs/>
+          <w:sz w:val="32"/>
+          <w:szCs w:val="32"/>
+        </w:rPr>
+      </w:pPr>
+    </w:p>
+    <w:p>
+      <w:pPr>
+        <w:rPr>
+          <w:rFonts w:ascii="Segoe UI Emoji" w:hAnsi="Segoe UI Emoji" w:cs="Segoe UI Emoji"/>
+          <w:b/>
+          <w:bCs/>
+          <w:sz w:val="32"/>
+          <w:szCs w:val="32"/>
+        </w:rPr>
+      </w:pPr>
+    </w:p>
+    <w:p>
+      <w:pPr>
+        <w:rPr>
+          <w:rFonts w:ascii="Segoe UI Emoji" w:hAnsi="Segoe UI Emoji" w:cs="Segoe UI Emoji"/>
+          <w:b/>
+          <w:bCs/>
+          <w:sz w:val="32"/>
+          <w:szCs w:val="32"/>
+        </w:rPr>
+      </w:pPr>
+    </w:p>
+    <w:p>
+      <w:pPr>
+        <w:rPr>
+          <w:rFonts w:ascii="Calibri" w:hAnsi="Calibri" w:cs="Calibri"/>
+          <w:b/>
+          <w:bCs/>
+          <w:sz w:val="32"/>
+          <w:szCs w:val="32"/>
+        </w:rPr>
+      </w:pPr>
+      <w:r>
+        <w:rPr>
+          <w:rFonts w:ascii="Segoe UI Emoji" w:hAnsi="Segoe UI Emoji" w:cs="Segoe UI Emoji"/>
+          <w:b/>
+          <w:bCs/>
+          <w:sz w:val="32"/>
+          <w:szCs w:val="32"/>
+        </w:rPr>
+        <w:lastRenderedPageBreak/>
+        <w:t>✅</w:t>
+      </w:r>
+      <w:r>
+        <w:rPr>
+          <w:rFonts w:ascii="Calibri" w:hAnsi="Calibri" w:cs="Calibri"/>
+          <w:b/>
+          <w:bCs/>
+          <w:sz w:val="32"/>
+          <w:szCs w:val="32"/>
+        </w:rPr>
+        <w:t xml:space="preserve"> Logical OR (||)</w:t>
+      </w:r>
+    </w:p>
+    <w:p>
+      <w:pPr>
+        <w:rPr>
+          <w:rFonts w:ascii="Calibri" w:hAnsi="Calibri" w:cs="Calibri"/>
+          <w:b/>
+          <w:bCs/>
+          <w:sz w:val="32"/>
+          <w:szCs w:val="32"/>
+        </w:rPr>
+      </w:pPr>
+      <w:r>
+        <w:rPr>
+          <w:rFonts w:ascii="Calibri" w:hAnsi="Calibri" w:cs="Calibri"/>
+          <w:b/>
+          <w:bCs/>
+          <w:sz w:val="32"/>
+          <w:szCs w:val="32"/>
+        </w:rPr>
+        <w:t>| Operand A | Operand B | A || B |</w:t>
+      </w:r>
+      <w:r>
+        <w:rPr>
+          <w:rFonts w:ascii="Calibri" w:hAnsi="Calibri" w:cs="Calibri"/>
+          <w:b/>
+          <w:bCs/>
+          <w:sz w:val="32"/>
+          <w:szCs w:val="32"/>
+        </w:rPr>
+        <w:br/>
+        <w:t>|-----------|-----------</w:t>
+      </w:r>
+      <w:r>
+        <w:rPr>
+          <w:rFonts w:ascii="Calibri" w:hAnsi="Calibri" w:cs="Calibri"/>
+          <w:b/>
+          <w:bCs/>
+          <w:sz w:val="32"/>
+          <w:szCs w:val="32"/>
+        </w:rPr>
+        <w:t>----------</w:t>
+      </w:r>
+      <w:r>
+        <w:rPr>
+          <w:rFonts w:ascii="Calibri" w:hAnsi="Calibri" w:cs="Calibri"/>
+          <w:b/>
+          <w:bCs/>
+          <w:sz w:val="32"/>
+          <w:szCs w:val="32"/>
+        </w:rPr>
+        <w:t>|----------|</w:t>
+      </w:r>
+      <w:r>
+        <w:rPr>
+          <w:rFonts w:ascii="Calibri" w:hAnsi="Calibri" w:cs="Calibri"/>
+          <w:b/>
+          <w:bCs/>
+          <w:sz w:val="32"/>
+          <w:szCs w:val="32"/>
+        </w:rPr>
+        <w:br/>
+        <w:t xml:space="preserve">| true </w:t>
+      </w:r>
+      <w:r>
+        <w:rPr>
+          <w:rFonts w:ascii="Calibri" w:hAnsi="Calibri" w:cs="Calibri"/>
+          <w:b/>
+          <w:bCs/>
+          <w:sz w:val="32"/>
+          <w:szCs w:val="32"/>
+        </w:rPr>
+        <w:t xml:space="preserve">     </w:t>
+      </w:r>
+      <w:r>
+        <w:rPr>
+          <w:rFonts w:ascii="Calibri" w:hAnsi="Calibri" w:cs="Calibri"/>
+          <w:b/>
+          <w:bCs/>
+          <w:sz w:val="32"/>
+          <w:szCs w:val="32"/>
+        </w:rPr>
+        <w:t xml:space="preserve">| true </w:t>
+      </w:r>
+      <w:r>
+        <w:rPr>
+          <w:rFonts w:ascii="Calibri" w:hAnsi="Calibri" w:cs="Calibri"/>
+          <w:b/>
+          <w:bCs/>
+          <w:sz w:val="32"/>
+          <w:szCs w:val="32"/>
+        </w:rPr>
+        <w:t xml:space="preserve">     </w:t>
+      </w:r>
+      <w:r>
+        <w:rPr>
+          <w:rFonts w:ascii="Calibri" w:hAnsi="Calibri" w:cs="Calibri"/>
+          <w:b/>
+          <w:bCs/>
+          <w:sz w:val="32"/>
+          <w:szCs w:val="32"/>
+        </w:rPr>
+        <w:tab/>
+        <w:t xml:space="preserve">        </w:t>
+      </w:r>
+      <w:r>
+        <w:rPr>
+          <w:rFonts w:ascii="Calibri" w:hAnsi="Calibri" w:cs="Calibri"/>
+          <w:b/>
+          <w:bCs/>
+          <w:sz w:val="32"/>
+          <w:szCs w:val="32"/>
+        </w:rPr>
+        <w:t xml:space="preserve">| true </w:t>
+      </w:r>
+      <w:r>
+        <w:rPr>
+          <w:rFonts w:ascii="Calibri" w:hAnsi="Calibri" w:cs="Calibri"/>
+          <w:b/>
+          <w:bCs/>
+          <w:sz w:val="32"/>
+          <w:szCs w:val="32"/>
+        </w:rPr>
+        <w:t xml:space="preserve">     </w:t>
+      </w:r>
+      <w:r>
+        <w:rPr>
+          <w:rFonts w:ascii="Calibri" w:hAnsi="Calibri" w:cs="Calibri"/>
+          <w:b/>
+          <w:bCs/>
+          <w:sz w:val="32"/>
+          <w:szCs w:val="32"/>
+        </w:rPr>
+        <w:t>|</w:t>
+      </w:r>
+      <w:r>
+        <w:rPr>
+          <w:rFonts w:ascii="Calibri" w:hAnsi="Calibri" w:cs="Calibri"/>
+          <w:b/>
+          <w:bCs/>
+          <w:sz w:val="32"/>
+          <w:szCs w:val="32"/>
+        </w:rPr>
+        <w:br/>
+        <w:t xml:space="preserve">| true </w:t>
+      </w:r>
+      <w:r>
+        <w:rPr>
+          <w:rFonts w:ascii="Calibri" w:hAnsi="Calibri" w:cs="Calibri"/>
+          <w:b/>
+          <w:bCs/>
+          <w:sz w:val="32"/>
+          <w:szCs w:val="32"/>
+        </w:rPr>
+        <w:t xml:space="preserve">     </w:t>
+      </w:r>
+      <w:r>
+        <w:rPr>
+          <w:rFonts w:ascii="Calibri" w:hAnsi="Calibri" w:cs="Calibri"/>
+          <w:b/>
+          <w:bCs/>
+          <w:sz w:val="32"/>
+          <w:szCs w:val="32"/>
+        </w:rPr>
+        <w:t xml:space="preserve">| false </w:t>
+      </w:r>
+      <w:r>
+        <w:rPr>
+          <w:rFonts w:ascii="Calibri" w:hAnsi="Calibri" w:cs="Calibri"/>
+          <w:b/>
+          <w:bCs/>
+          <w:sz w:val="32"/>
+          <w:szCs w:val="32"/>
+        </w:rPr>
+        <w:t xml:space="preserve">   </w:t>
+      </w:r>
+      <w:r>
+        <w:rPr>
+          <w:rFonts w:ascii="Calibri" w:hAnsi="Calibri" w:cs="Calibri"/>
+          <w:b/>
+          <w:bCs/>
+          <w:sz w:val="32"/>
+          <w:szCs w:val="32"/>
+        </w:rPr>
+        <w:tab/>
+        <w:t xml:space="preserve">        </w:t>
+      </w:r>
+      <w:r>
+        <w:rPr>
+          <w:rFonts w:ascii="Calibri" w:hAnsi="Calibri" w:cs="Calibri"/>
+          <w:b/>
+          <w:bCs/>
+          <w:sz w:val="32"/>
+          <w:szCs w:val="32"/>
+        </w:rPr>
+        <w:t>| true |</w:t>
+      </w:r>
+      <w:r>
+        <w:rPr>
+          <w:rFonts w:ascii="Calibri" w:hAnsi="Calibri" w:cs="Calibri"/>
+          <w:b/>
+          <w:bCs/>
+          <w:sz w:val="32"/>
+          <w:szCs w:val="32"/>
+        </w:rPr>
+        <w:br/>
+        <w:t xml:space="preserve">| false </w:t>
+      </w:r>
+      <w:r>
+        <w:rPr>
+          <w:rFonts w:ascii="Calibri" w:hAnsi="Calibri" w:cs="Calibri"/>
+          <w:b/>
+          <w:bCs/>
+          <w:sz w:val="32"/>
+          <w:szCs w:val="32"/>
+        </w:rPr>
+        <w:t xml:space="preserve">    </w:t>
+      </w:r>
+      <w:r>
+        <w:rPr>
+          <w:rFonts w:ascii="Calibri" w:hAnsi="Calibri" w:cs="Calibri"/>
+          <w:b/>
+          <w:bCs/>
+          <w:sz w:val="32"/>
+          <w:szCs w:val="32"/>
+        </w:rPr>
+        <w:t xml:space="preserve">| true </w:t>
+      </w:r>
+      <w:r>
+        <w:rPr>
+          <w:rFonts w:ascii="Calibri" w:hAnsi="Calibri" w:cs="Calibri"/>
+          <w:b/>
+          <w:bCs/>
+          <w:sz w:val="32"/>
+          <w:szCs w:val="32"/>
+        </w:rPr>
+        <w:t xml:space="preserve">     </w:t>
+      </w:r>
+      <w:r>
+        <w:rPr>
+          <w:rFonts w:ascii="Calibri" w:hAnsi="Calibri" w:cs="Calibri"/>
+          <w:b/>
+          <w:bCs/>
+          <w:sz w:val="32"/>
+          <w:szCs w:val="32"/>
+        </w:rPr>
+        <w:tab/>
+        <w:t xml:space="preserve">        </w:t>
+      </w:r>
+      <w:r>
+        <w:rPr>
+          <w:rFonts w:ascii="Calibri" w:hAnsi="Calibri" w:cs="Calibri"/>
+          <w:b/>
+          <w:bCs/>
+          <w:sz w:val="32"/>
+          <w:szCs w:val="32"/>
+        </w:rPr>
+        <w:t>| true |</w:t>
+      </w:r>
+      <w:r>
+        <w:rPr>
+          <w:rFonts w:ascii="Calibri" w:hAnsi="Calibri" w:cs="Calibri"/>
+          <w:b/>
+          <w:bCs/>
+          <w:sz w:val="32"/>
+          <w:szCs w:val="32"/>
+        </w:rPr>
+        <w:br/>
+        <w:t xml:space="preserve">| false </w:t>
+      </w:r>
+      <w:r>
+        <w:rPr>
+          <w:rFonts w:ascii="Calibri" w:hAnsi="Calibri" w:cs="Calibri"/>
+          <w:b/>
+          <w:bCs/>
+          <w:sz w:val="32"/>
+          <w:szCs w:val="32"/>
+        </w:rPr>
+        <w:t xml:space="preserve">    </w:t>
+      </w:r>
+      <w:r>
+        <w:rPr>
+          <w:rFonts w:ascii="Calibri" w:hAnsi="Calibri" w:cs="Calibri"/>
+          <w:b/>
+          <w:bCs/>
+          <w:sz w:val="32"/>
+          <w:szCs w:val="32"/>
+        </w:rPr>
+        <w:t xml:space="preserve">| false </w:t>
+      </w:r>
+      <w:r>
+        <w:rPr>
+          <w:rFonts w:ascii="Calibri" w:hAnsi="Calibri" w:cs="Calibri"/>
+          <w:b/>
+          <w:bCs/>
+          <w:sz w:val="32"/>
+          <w:szCs w:val="32"/>
+        </w:rPr>
+        <w:t xml:space="preserve">    </w:t>
+      </w:r>
+      <w:r>
+        <w:rPr>
+          <w:rFonts w:ascii="Calibri" w:hAnsi="Calibri" w:cs="Calibri"/>
+          <w:b/>
+          <w:bCs/>
+          <w:sz w:val="32"/>
+          <w:szCs w:val="32"/>
+        </w:rPr>
+        <w:tab/>
+        <w:t xml:space="preserve">       </w:t>
+      </w:r>
+      <w:r>
+        <w:rPr>
+          <w:rFonts w:ascii="Calibri" w:hAnsi="Calibri" w:cs="Calibri"/>
+          <w:b/>
+          <w:bCs/>
+          <w:sz w:val="32"/>
+          <w:szCs w:val="32"/>
+        </w:rPr>
+        <w:t>| false |</w:t>
+      </w:r>
+    </w:p>
+    <w:p>
+      <w:pPr>
+        <w:rPr>
+          <w:rFonts w:ascii="Calibri" w:hAnsi="Calibri" w:cs="Calibri"/>
+          <w:b/>
+          <w:bCs/>
+          <w:sz w:val="32"/>
+          <w:szCs w:val="32"/>
+        </w:rPr>
+      </w:pPr>
+      <w:r>
+        <w:rPr>
+          <w:rFonts w:ascii="Segoe UI Emoji" w:hAnsi="Segoe UI Emoji" w:cs="Segoe UI Emoji"/>
+          <w:b/>
+          <w:bCs/>
+          <w:sz w:val="32"/>
+          <w:szCs w:val="32"/>
+        </w:rPr>
+        <w:t>✅</w:t>
+      </w:r>
+      <w:r>
+        <w:rPr>
+          <w:rFonts w:ascii="Calibri" w:hAnsi="Calibri" w:cs="Calibri"/>
+          <w:b/>
+          <w:bCs/>
+          <w:sz w:val="32"/>
+          <w:szCs w:val="32"/>
+        </w:rPr>
+        <w:t xml:space="preserve"> Returns true if at least one operand is true.</w:t>
+      </w:r>
+    </w:p>
+    <w:p>
+      <w:pPr>
+        <w:rPr>
+          <w:rFonts w:ascii="Calibri" w:hAnsi="Calibri" w:cs="Calibri"/>
+          <w:b/>
+          <w:bCs/>
+          <w:sz w:val="32"/>
+          <w:szCs w:val="32"/>
+        </w:rPr>
+      </w:pPr>
+    </w:p>
+    <w:p>
+      <w:pPr>
+        <w:rPr>
+          <w:rFonts w:ascii="Calibri" w:hAnsi="Calibri" w:cs="Calibri"/>
+          <w:b/>
+          <w:bCs/>
+          <w:sz w:val="32"/>
+          <w:szCs w:val="32"/>
+        </w:rPr>
+      </w:pPr>
+      <w:r>
+        <w:rPr>
+          <w:noProof/>
+        </w:rPr>
+        <w:drawing>
+          <wp:inline distT="0" distB="0" distL="0" distR="0" wp14:anchorId="60E580EB" wp14:editId="18DF277F">
+            <wp:extent cx="5731510" cy="3382010"/>
+            <wp:effectExtent l="0" t="0" r="2540" b="8890"/>
+            <wp:docPr id="1721983308" name="Picture 1"/>
+            <wp:cNvGraphicFramePr>
+              <a:graphicFrameLocks xmlns:a="http://schemas.openxmlformats.org/drawingml/2006/main" noChangeAspect="1"/>
+            </wp:cNvGraphicFramePr>
+            <a:graphic xmlns:a="http://schemas.openxmlformats.org/drawingml/2006/main">
+              <a:graphicData uri="http://schemas.openxmlformats.org/drawingml/2006/picture">
+                <pic:pic xmlns:pic="http://schemas.openxmlformats.org/drawingml/2006/picture">
+                  <pic:nvPicPr>
+                    <pic:cNvPr id="1721983308" name=""/>
+                    <pic:cNvPicPr/>
+                  </pic:nvPicPr>
+                  <pic:blipFill>
+                    <a:blip r:embed="rId98"/>
+                    <a:stretch>
+                      <a:fillRect/>
+                    </a:stretch>
+                  </pic:blipFill>
+                  <pic:spPr>
+                    <a:xfrm>
+                      <a:off x="0" y="0"/>
+                      <a:ext cx="5731510" cy="3382010"/>
+                    </a:xfrm>
+                    <a:prstGeom prst="rect">
+                      <a:avLst/>
+                    </a:prstGeom>
+                  </pic:spPr>
+                </pic:pic>
+              </a:graphicData>
+            </a:graphic>
+          </wp:inline>
+        </w:drawing>
+      </w:r>
+    </w:p>
+    <w:p>
+      <w:pPr>
+        <w:rPr>
+          <w:rFonts w:ascii="Calibri" w:hAnsi="Calibri" w:cs="Calibri"/>
+          <w:b/>
+          <w:bCs/>
+          <w:sz w:val="32"/>
+          <w:szCs w:val="32"/>
+        </w:rPr>
+      </w:pPr>
+      <w:r>
+        <w:rPr>
+          <w:rFonts w:ascii="Segoe UI Emoji" w:hAnsi="Segoe UI Emoji" w:cs="Segoe UI Emoji"/>
+          <w:b/>
+          <w:bCs/>
+          <w:sz w:val="32"/>
+          <w:szCs w:val="32"/>
+        </w:rPr>
+        <w:t>✅</w:t>
+      </w:r>
+      <w:r>
+        <w:rPr>
+          <w:rFonts w:ascii="Calibri" w:hAnsi="Calibri" w:cs="Calibri"/>
+          <w:b/>
+          <w:bCs/>
+          <w:sz w:val="32"/>
+          <w:szCs w:val="32"/>
+        </w:rPr>
+        <w:t xml:space="preserve"> </w:t>
+      </w:r>
+      <w:r>
+        <w:rPr>
+          <w:rFonts w:ascii="Calibri" w:hAnsi="Calibri" w:cs="Calibri"/>
+          <w:b/>
+          <w:bCs/>
+          <w:color w:val="FF0000"/>
+          <w:sz w:val="32"/>
+          <w:szCs w:val="32"/>
+        </w:rPr>
+        <w:t>JavaScript Comparison Operators</w:t>
+      </w:r>
+    </w:p>
+    <w:p>
+      <w:pPr>
+        <w:rPr>
+          <w:rFonts w:ascii="Calibri" w:hAnsi="Calibri" w:cs="Calibri"/>
+          <w:b/>
+          <w:bCs/>
+          <w:sz w:val="32"/>
+          <w:szCs w:val="32"/>
+        </w:rPr>
+      </w:pPr>
+      <w:r>
+        <w:rPr>
+          <w:rFonts w:ascii="Calibri" w:hAnsi="Calibri" w:cs="Calibri"/>
+          <w:b/>
+          <w:bCs/>
+          <w:sz w:val="32"/>
+          <w:szCs w:val="32"/>
+        </w:rPr>
+        <w:t>Comparison operators in JavaScript are used to compare two values and return a boolean (true or false).</w:t>
+      </w:r>
+    </w:p>
+    <w:p>
+      <w:pPr>
+        <w:rPr>
+          <w:rFonts w:ascii="Calibri" w:hAnsi="Calibri" w:cs="Calibri"/>
+          <w:b/>
+          <w:bCs/>
+          <w:sz w:val="32"/>
+          <w:szCs w:val="32"/>
+        </w:rPr>
+      </w:pPr>
+      <w:r>
+        <w:rPr>
+          <w:rFonts w:ascii="Calibri" w:hAnsi="Calibri" w:cs="Calibri"/>
+          <w:b/>
+          <w:bCs/>
+          <w:sz w:val="32"/>
+          <w:szCs w:val="32"/>
+        </w:rPr>
+        <w:pict w14:anchorId="5DCF91E5">
+          <v:rect id="_x0000_i1085" style="width:0;height:1.5pt" o:hralign="center" o:hrstd="t" o:hr="t" fillcolor="#a0a0a0" stroked="f"/>
+        </w:pict>
+      </w:r>
+    </w:p>
+    <w:p>
+      <w:pPr>
+        <w:rPr>
+          <w:rFonts w:ascii="Calibri" w:hAnsi="Calibri" w:cs="Calibri"/>
+          <w:b/>
+          <w:bCs/>
+          <w:sz w:val="32"/>
+          <w:szCs w:val="32"/>
+        </w:rPr>
+      </w:pPr>
+      <w:r>
+        <w:rPr>
+          <w:rFonts w:ascii="Segoe UI Emoji" w:hAnsi="Segoe UI Emoji" w:cs="Segoe UI Emoji"/>
+          <w:b/>
+          <w:bCs/>
+          <w:sz w:val="32"/>
+          <w:szCs w:val="32"/>
+        </w:rPr>
+        <w:t>🔹</w:t>
+      </w:r>
+      <w:r>
+        <w:rPr>
+          <w:rFonts w:ascii="Calibri" w:hAnsi="Calibri" w:cs="Calibri"/>
+          <w:b/>
+          <w:bCs/>
+          <w:sz w:val="32"/>
+          <w:szCs w:val="32"/>
+        </w:rPr>
+        <w:t xml:space="preserve"> 1. Equal to (==)</w:t>
+      </w:r>
+    </w:p>
+    <w:p>
+      <w:pPr>
+        <w:numPr>
+          <w:ilvl w:val="0"/>
+          <w:numId w:val="23"/>
+        </w:numPr>
+        <w:rPr>
+          <w:rFonts w:ascii="Calibri" w:hAnsi="Calibri" w:cs="Calibri"/>
+          <w:b/>
+          <w:bCs/>
+          <w:sz w:val="32"/>
+          <w:szCs w:val="32"/>
+        </w:rPr>
+      </w:pPr>
+      <w:r>
+        <w:rPr>
+          <w:rFonts w:ascii="Calibri" w:hAnsi="Calibri" w:cs="Calibri"/>
+          <w:b/>
+          <w:bCs/>
+          <w:sz w:val="32"/>
+          <w:szCs w:val="32"/>
+        </w:rPr>
+        <w:t>Compares values after type coercion.</w:t>
+      </w:r>
+    </w:p>
+    <w:p>
+      <w:pPr>
+        <w:rPr>
+          <w:rFonts w:ascii="Calibri" w:hAnsi="Calibri" w:cs="Calibri"/>
+          <w:b/>
+          <w:bCs/>
+          <w:sz w:val="32"/>
+          <w:szCs w:val="32"/>
+        </w:rPr>
+      </w:pPr>
+      <w:r>
+        <w:rPr>
+          <w:rFonts w:ascii="Calibri" w:hAnsi="Calibri" w:cs="Calibri"/>
+          <w:b/>
+          <w:bCs/>
+          <w:sz w:val="32"/>
+          <w:szCs w:val="32"/>
+        </w:rPr>
+        <w:t>5 == '5'      // true  (different types, but values are equal)</w:t>
+      </w:r>
+    </w:p>
+    <w:p>
+      <w:pPr>
+        <w:rPr>
+          <w:rFonts w:ascii="Calibri" w:hAnsi="Calibri" w:cs="Calibri"/>
+          <w:b/>
+          <w:bCs/>
+          <w:sz w:val="32"/>
+          <w:szCs w:val="32"/>
+        </w:rPr>
+      </w:pPr>
+      <w:r>
+        <w:rPr>
+          <w:rFonts w:ascii="Calibri" w:hAnsi="Calibri" w:cs="Calibri"/>
+          <w:b/>
+          <w:bCs/>
+          <w:sz w:val="32"/>
+          <w:szCs w:val="32"/>
+        </w:rPr>
+        <w:lastRenderedPageBreak/>
+        <w:pict w14:anchorId="7F1CDD6C">
+          <v:rect id="_x0000_i1107" style="width:0;height:1.5pt" o:hralign="center" o:hrstd="t" o:hr="t" fillcolor="#a0a0a0" stroked="f"/>
+        </w:pict>
+      </w:r>
+    </w:p>
+    <w:p>
+      <w:pPr>
+        <w:rPr>
+          <w:rFonts w:ascii="Calibri" w:hAnsi="Calibri" w:cs="Calibri"/>
+          <w:b/>
+          <w:bCs/>
+          <w:sz w:val="32"/>
+          <w:szCs w:val="32"/>
+        </w:rPr>
+      </w:pPr>
+      <w:r>
+        <w:rPr>
+          <w:rFonts w:ascii="Segoe UI Emoji" w:hAnsi="Segoe UI Emoji" w:cs="Segoe UI Emoji"/>
+          <w:b/>
+          <w:bCs/>
+          <w:sz w:val="32"/>
+          <w:szCs w:val="32"/>
+        </w:rPr>
+        <w:t>🔹</w:t>
+      </w:r>
+      <w:r>
+        <w:rPr>
+          <w:rFonts w:ascii="Calibri" w:hAnsi="Calibri" w:cs="Calibri"/>
+          <w:b/>
+          <w:bCs/>
+          <w:sz w:val="32"/>
+          <w:szCs w:val="32"/>
+        </w:rPr>
+        <w:t xml:space="preserve"> 2. Strict equal to (===)</w:t>
+      </w:r>
+    </w:p>
+    <w:p>
+      <w:pPr>
+        <w:numPr>
+          <w:ilvl w:val="0"/>
+          <w:numId w:val="24"/>
+        </w:numPr>
+        <w:rPr>
+          <w:rFonts w:ascii="Calibri" w:hAnsi="Calibri" w:cs="Calibri"/>
+          <w:b/>
+          <w:bCs/>
+          <w:sz w:val="32"/>
+          <w:szCs w:val="32"/>
+        </w:rPr>
+      </w:pPr>
+      <w:r>
+        <w:rPr>
+          <w:rFonts w:ascii="Calibri" w:hAnsi="Calibri" w:cs="Calibri"/>
+          <w:b/>
+          <w:bCs/>
+          <w:sz w:val="32"/>
+          <w:szCs w:val="32"/>
+        </w:rPr>
+        <w:t>Compares value and type (no coercion).</w:t>
+      </w:r>
+    </w:p>
+    <w:p>
+      <w:pPr>
+        <w:rPr>
+          <w:rFonts w:ascii="Calibri" w:hAnsi="Calibri" w:cs="Calibri"/>
+          <w:b/>
+          <w:bCs/>
+          <w:sz w:val="32"/>
+          <w:szCs w:val="32"/>
+        </w:rPr>
+      </w:pPr>
+      <w:r>
+        <w:rPr>
+          <w:rFonts w:ascii="Calibri" w:hAnsi="Calibri" w:cs="Calibri"/>
+          <w:b/>
+          <w:bCs/>
+          <w:sz w:val="32"/>
+          <w:szCs w:val="32"/>
+        </w:rPr>
+        <w:t>5 === '5'     // false (different types)</w:t>
+      </w:r>
+    </w:p>
+    <w:p>
+      <w:pPr>
+        <w:rPr>
+          <w:rFonts w:ascii="Calibri" w:hAnsi="Calibri" w:cs="Calibri"/>
+          <w:b/>
+          <w:bCs/>
+          <w:sz w:val="32"/>
+          <w:szCs w:val="32"/>
+        </w:rPr>
+      </w:pPr>
+      <w:r>
+        <w:rPr>
+          <w:rFonts w:ascii="Calibri" w:hAnsi="Calibri" w:cs="Calibri"/>
+          <w:b/>
+          <w:bCs/>
+          <w:sz w:val="32"/>
+          <w:szCs w:val="32"/>
+        </w:rPr>
+        <w:t>5 === 5       // true</w:t>
+      </w:r>
+    </w:p>
+    <w:p>
+      <w:pPr>
+        <w:rPr>
+          <w:rFonts w:ascii="Calibri" w:hAnsi="Calibri" w:cs="Calibri"/>
+          <w:b/>
+          <w:bCs/>
+          <w:sz w:val="32"/>
+          <w:szCs w:val="32"/>
+        </w:rPr>
+      </w:pPr>
+      <w:r>
+        <w:rPr>
+          <w:rFonts w:ascii="Calibri" w:hAnsi="Calibri" w:cs="Calibri"/>
+          <w:b/>
+          <w:bCs/>
+          <w:sz w:val="32"/>
+          <w:szCs w:val="32"/>
+        </w:rPr>
+        <w:pict w14:anchorId="11677345">
+          <v:rect id="_x0000_i1087" style="width:0;height:1.5pt" o:hralign="center" o:hrstd="t" o:hr="t" fillcolor="#a0a0a0" stroked="f"/>
+        </w:pict>
+      </w:r>
+    </w:p>
+    <w:p>
+      <w:pPr>
+        <w:rPr>
+          <w:rFonts w:ascii="Calibri" w:hAnsi="Calibri" w:cs="Calibri"/>
+          <w:b/>
+          <w:bCs/>
+          <w:sz w:val="32"/>
+          <w:szCs w:val="32"/>
+        </w:rPr>
+      </w:pPr>
+      <w:r>
+        <w:rPr>
+          <w:rFonts w:ascii="Segoe UI Emoji" w:hAnsi="Segoe UI Emoji" w:cs="Segoe UI Emoji"/>
+          <w:b/>
+          <w:bCs/>
+          <w:sz w:val="32"/>
+          <w:szCs w:val="32"/>
+        </w:rPr>
+        <w:t>🔹</w:t>
+      </w:r>
+      <w:r>
+        <w:rPr>
+          <w:rFonts w:ascii="Calibri" w:hAnsi="Calibri" w:cs="Calibri"/>
+          <w:b/>
+          <w:bCs/>
+          <w:sz w:val="32"/>
+          <w:szCs w:val="32"/>
+        </w:rPr>
+        <w:t xml:space="preserve"> 3. Not equal to (!=)</w:t>
+      </w:r>
+    </w:p>
+    <w:p>
+      <w:pPr>
+        <w:rPr>
+          <w:rFonts w:ascii="Calibri" w:hAnsi="Calibri" w:cs="Calibri"/>
+          <w:b/>
+          <w:bCs/>
+          <w:sz w:val="32"/>
+          <w:szCs w:val="32"/>
+        </w:rPr>
+      </w:pPr>
+      <w:r>
+        <w:rPr>
+          <w:rFonts w:ascii="Calibri" w:hAnsi="Calibri" w:cs="Calibri"/>
+          <w:b/>
+          <w:bCs/>
+          <w:sz w:val="32"/>
+          <w:szCs w:val="32"/>
+        </w:rPr>
+        <w:t>5 != '5'      // false (values are equal after coercion)</w:t>
+      </w:r>
+    </w:p>
+    <w:p>
+      <w:pPr>
+        <w:rPr>
+          <w:rFonts w:ascii="Calibri" w:hAnsi="Calibri" w:cs="Calibri"/>
+          <w:b/>
+          <w:bCs/>
+          <w:sz w:val="32"/>
+          <w:szCs w:val="32"/>
+        </w:rPr>
+      </w:pPr>
+      <w:r>
+        <w:rPr>
+          <w:rFonts w:ascii="Calibri" w:hAnsi="Calibri" w:cs="Calibri"/>
+          <w:b/>
+          <w:bCs/>
+          <w:sz w:val="32"/>
+          <w:szCs w:val="32"/>
+        </w:rPr>
+        <w:pict w14:anchorId="48BDDB6F">
+          <v:rect id="_x0000_i1088" style="width:0;height:1.5pt" o:hralign="center" o:hrstd="t" o:hr="t" fillcolor="#a0a0a0" stroked="f"/>
+        </w:pict>
+      </w:r>
+    </w:p>
+    <w:p>
+      <w:pPr>
+        <w:rPr>
+          <w:rFonts w:ascii="Calibri" w:hAnsi="Calibri" w:cs="Calibri"/>
+          <w:b/>
+          <w:bCs/>
+          <w:sz w:val="32"/>
+          <w:szCs w:val="32"/>
+        </w:rPr>
+      </w:pPr>
+      <w:r>
+        <w:rPr>
+          <w:rFonts w:ascii="Segoe UI Emoji" w:hAnsi="Segoe UI Emoji" w:cs="Segoe UI Emoji"/>
+          <w:b/>
+          <w:bCs/>
+          <w:sz w:val="32"/>
+          <w:szCs w:val="32"/>
+        </w:rPr>
+        <w:t>🔹</w:t>
+      </w:r>
+      <w:r>
+        <w:rPr>
+          <w:rFonts w:ascii="Calibri" w:hAnsi="Calibri" w:cs="Calibri"/>
+          <w:b/>
+          <w:bCs/>
+          <w:sz w:val="32"/>
+          <w:szCs w:val="32"/>
+        </w:rPr>
+        <w:t xml:space="preserve"> 4. Strict not equal (!==)</w:t>
+      </w:r>
+    </w:p>
+    <w:p>
+      <w:pPr>
+        <w:numPr>
+          <w:ilvl w:val="0"/>
+          <w:numId w:val="26"/>
+        </w:numPr>
+        <w:rPr>
+          <w:rFonts w:ascii="Calibri" w:hAnsi="Calibri" w:cs="Calibri"/>
+          <w:b/>
+          <w:bCs/>
+          <w:sz w:val="32"/>
+          <w:szCs w:val="32"/>
+        </w:rPr>
+      </w:pPr>
+      <w:r>
+        <w:rPr>
+          <w:rFonts w:ascii="Calibri" w:hAnsi="Calibri" w:cs="Calibri"/>
+          <w:b/>
+          <w:bCs/>
+          <w:sz w:val="32"/>
+          <w:szCs w:val="32"/>
+        </w:rPr>
+        <w:t>Checks if values are not equal or different types.</w:t>
+      </w:r>
+    </w:p>
+    <w:p>
+      <w:pPr>
+        <w:rPr>
+          <w:rFonts w:ascii="Calibri" w:hAnsi="Calibri" w:cs="Calibri"/>
+          <w:b/>
+          <w:bCs/>
+          <w:sz w:val="32"/>
+          <w:szCs w:val="32"/>
+        </w:rPr>
+      </w:pPr>
+      <w:r>
+        <w:rPr>
+          <w:rFonts w:ascii="Calibri" w:hAnsi="Calibri" w:cs="Calibri"/>
+          <w:b/>
+          <w:bCs/>
+          <w:sz w:val="32"/>
+          <w:szCs w:val="32"/>
+        </w:rPr>
+        <w:t>5 !== '5'     // true</w:t>
+      </w:r>
+    </w:p>
+    <w:p>
+      <w:pPr>
+        <w:rPr>
+          <w:rFonts w:ascii="Calibri" w:hAnsi="Calibri" w:cs="Calibri"/>
+          <w:b/>
+          <w:bCs/>
+          <w:sz w:val="32"/>
+          <w:szCs w:val="32"/>
+        </w:rPr>
+      </w:pPr>
+      <w:r>
+        <w:rPr>
+          <w:rFonts w:ascii="Calibri" w:hAnsi="Calibri" w:cs="Calibri"/>
+          <w:b/>
+          <w:bCs/>
+          <w:sz w:val="32"/>
+          <w:szCs w:val="32"/>
+        </w:rPr>
+        <w:t>5 !== 5       // false</w:t>
+      </w:r>
+    </w:p>
+    <w:p>
+      <w:pPr>
+        <w:rPr>
+          <w:rFonts w:ascii="Calibri" w:hAnsi="Calibri" w:cs="Calibri"/>
+          <w:b/>
+          <w:bCs/>
+          <w:sz w:val="32"/>
+          <w:szCs w:val="32"/>
+        </w:rPr>
+      </w:pPr>
+      <w:r>
+        <w:rPr>
+          <w:rFonts w:ascii="Calibri" w:hAnsi="Calibri" w:cs="Calibri"/>
+          <w:b/>
+          <w:bCs/>
+          <w:sz w:val="32"/>
+          <w:szCs w:val="32"/>
+        </w:rPr>
+        <w:pict w14:anchorId="36980219">
+          <v:rect id="_x0000_i1089" style="width:0;height:1.5pt" o:hralign="center" o:hrstd="t" o:hr="t" fillcolor="#a0a0a0" stroked="f"/>
+        </w:pict>
+      </w:r>
+    </w:p>
+    <w:p>
+      <w:pPr>
+        <w:rPr>
+          <w:rFonts w:ascii="Calibri" w:hAnsi="Calibri" w:cs="Calibri"/>
+          <w:b/>
+          <w:bCs/>
+          <w:sz w:val="32"/>
+          <w:szCs w:val="32"/>
+        </w:rPr>
+      </w:pPr>
+      <w:r>
+        <w:rPr>
+          <w:rFonts w:ascii="Segoe UI Emoji" w:hAnsi="Segoe UI Emoji" w:cs="Segoe UI Emoji"/>
+          <w:b/>
+          <w:bCs/>
+          <w:sz w:val="32"/>
+          <w:szCs w:val="32"/>
+        </w:rPr>
+        <w:t>🔹</w:t>
+      </w:r>
+      <w:r>
+        <w:rPr>
+          <w:rFonts w:ascii="Calibri" w:hAnsi="Calibri" w:cs="Calibri"/>
+          <w:b/>
+          <w:bCs/>
+          <w:sz w:val="32"/>
+          <w:szCs w:val="32"/>
+        </w:rPr>
+        <w:t xml:space="preserve"> 5. Greater than (&gt;)</w:t>
+      </w:r>
+    </w:p>
+    <w:p>
+      <w:pPr>
+        <w:rPr>
+          <w:rFonts w:ascii="Calibri" w:hAnsi="Calibri" w:cs="Calibri"/>
+          <w:b/>
+          <w:bCs/>
+          <w:sz w:val="32"/>
+          <w:szCs w:val="32"/>
+        </w:rPr>
+      </w:pPr>
+      <w:r>
+        <w:rPr>
+          <w:rFonts w:ascii="Calibri" w:hAnsi="Calibri" w:cs="Calibri"/>
+          <w:b/>
+          <w:bCs/>
+          <w:sz w:val="32"/>
+          <w:szCs w:val="32"/>
+        </w:rPr>
+        <w:t>10 &gt; 5        // true</w:t>
+      </w:r>
+    </w:p>
+    <w:p>
+      <w:pPr>
+        <w:rPr>
+          <w:rFonts w:ascii="Calibri" w:hAnsi="Calibri" w:cs="Calibri"/>
+          <w:b/>
+          <w:bCs/>
+          <w:sz w:val="32"/>
+          <w:szCs w:val="32"/>
+        </w:rPr>
+      </w:pPr>
+      <w:r>
+        <w:rPr>
+          <w:rFonts w:ascii="Calibri" w:hAnsi="Calibri" w:cs="Calibri"/>
+          <w:b/>
+          <w:bCs/>
+          <w:sz w:val="32"/>
+          <w:szCs w:val="32"/>
+        </w:rPr>
+        <w:pict w14:anchorId="00954B95">
+          <v:rect id="_x0000_i1090" style="width:0;height:1.5pt" o:hralign="center" o:hrstd="t" o:hr="t" fillcolor="#a0a0a0" stroked="f"/>
+        </w:pict>
+      </w:r>
+    </w:p>
+    <w:p>
+      <w:pPr>
+        <w:rPr>
+          <w:rFonts w:ascii="Calibri" w:hAnsi="Calibri" w:cs="Calibri"/>
+          <w:b/>
+          <w:bCs/>
+          <w:sz w:val="32"/>
+          <w:szCs w:val="32"/>
+        </w:rPr>
+      </w:pPr>
+      <w:r>
+        <w:rPr>
+          <w:rFonts w:ascii="Segoe UI Emoji" w:hAnsi="Segoe UI Emoji" w:cs="Segoe UI Emoji"/>
+          <w:b/>
+          <w:bCs/>
+          <w:sz w:val="32"/>
+          <w:szCs w:val="32"/>
+        </w:rPr>
+        <w:t>🔹</w:t>
+      </w:r>
+      <w:r>
+        <w:rPr>
+          <w:rFonts w:ascii="Calibri" w:hAnsi="Calibri" w:cs="Calibri"/>
+          <w:b/>
+          <w:bCs/>
+          <w:sz w:val="32"/>
+          <w:szCs w:val="32"/>
+        </w:rPr>
+        <w:t xml:space="preserve"> 6. Less than (&lt;)</w:t>
+      </w:r>
+    </w:p>
+    <w:p>
+      <w:pPr>
+        <w:rPr>
+          <w:rFonts w:ascii="Calibri" w:hAnsi="Calibri" w:cs="Calibri"/>
+          <w:b/>
+          <w:bCs/>
+          <w:sz w:val="32"/>
+          <w:szCs w:val="32"/>
+        </w:rPr>
+      </w:pPr>
+      <w:r>
+        <w:rPr>
+          <w:rFonts w:ascii="Calibri" w:hAnsi="Calibri" w:cs="Calibri"/>
+          <w:b/>
+          <w:bCs/>
+          <w:sz w:val="32"/>
+          <w:szCs w:val="32"/>
+        </w:rPr>
+        <w:t>3 &lt; 8         // true</w:t>
+      </w:r>
+    </w:p>
+    <w:p>
+      <w:pPr>
+        <w:rPr>
+          <w:rFonts w:ascii="Calibri" w:hAnsi="Calibri" w:cs="Calibri"/>
+          <w:b/>
+          <w:bCs/>
+          <w:sz w:val="32"/>
+          <w:szCs w:val="32"/>
+        </w:rPr>
+      </w:pPr>
+      <w:r>
+        <w:rPr>
+          <w:rFonts w:ascii="Calibri" w:hAnsi="Calibri" w:cs="Calibri"/>
+          <w:b/>
+          <w:bCs/>
+          <w:sz w:val="32"/>
+          <w:szCs w:val="32"/>
+        </w:rPr>
+        <w:pict w14:anchorId="7A814614">
+          <v:rect id="_x0000_i1091" style="width:0;height:1.5pt" o:hralign="center" o:hrstd="t" o:hr="t" fillcolor="#a0a0a0" stroked="f"/>
+        </w:pict>
+      </w:r>
+    </w:p>
+    <w:p>
+      <w:pPr>
+        <w:rPr>
+          <w:rFonts w:ascii="Calibri" w:hAnsi="Calibri" w:cs="Calibri"/>
+          <w:b/>
+          <w:bCs/>
+          <w:sz w:val="32"/>
+          <w:szCs w:val="32"/>
+        </w:rPr>
+      </w:pPr>
+      <w:r>
+        <w:rPr>
+          <w:rFonts w:ascii="Segoe UI Emoji" w:hAnsi="Segoe UI Emoji" w:cs="Segoe UI Emoji"/>
+          <w:b/>
+          <w:bCs/>
+          <w:sz w:val="32"/>
+          <w:szCs w:val="32"/>
+        </w:rPr>
+        <w:t>🔹</w:t>
+      </w:r>
+      <w:r>
+        <w:rPr>
+          <w:rFonts w:ascii="Calibri" w:hAnsi="Calibri" w:cs="Calibri"/>
+          <w:b/>
+          <w:bCs/>
+          <w:sz w:val="32"/>
+          <w:szCs w:val="32"/>
+        </w:rPr>
+        <w:t xml:space="preserve"> 7. Greater than or equal to (&gt;=)</w:t>
+      </w:r>
+    </w:p>
+    <w:p>
+      <w:pPr>
+        <w:rPr>
+          <w:rFonts w:ascii="Calibri" w:hAnsi="Calibri" w:cs="Calibri"/>
+          <w:b/>
+          <w:bCs/>
+          <w:sz w:val="32"/>
+          <w:szCs w:val="32"/>
+        </w:rPr>
+      </w:pPr>
+      <w:r>
+        <w:rPr>
+          <w:rFonts w:ascii="Calibri" w:hAnsi="Calibri" w:cs="Calibri"/>
+          <w:b/>
+          <w:bCs/>
+          <w:sz w:val="32"/>
+          <w:szCs w:val="32"/>
+        </w:rPr>
+        <w:t>5 &gt;= 5        // true</w:t>
+      </w:r>
+    </w:p>
+    <w:p>
+      <w:pPr>
+        <w:rPr>
+          <w:rFonts w:ascii="Calibri" w:hAnsi="Calibri" w:cs="Calibri"/>
+          <w:b/>
+          <w:bCs/>
+          <w:sz w:val="32"/>
+          <w:szCs w:val="32"/>
+        </w:rPr>
+      </w:pPr>
+      <w:r>
+        <w:rPr>
+          <w:rFonts w:ascii="Calibri" w:hAnsi="Calibri" w:cs="Calibri"/>
+          <w:b/>
+          <w:bCs/>
+          <w:sz w:val="32"/>
+          <w:szCs w:val="32"/>
+        </w:rPr>
+        <w:t>4 &gt;= 6        // false</w:t>
+      </w:r>
+    </w:p>
+    <w:p>
+      <w:pPr>
+        <w:rPr>
+          <w:rFonts w:ascii="Calibri" w:hAnsi="Calibri" w:cs="Calibri"/>
+          <w:b/>
+          <w:bCs/>
+          <w:sz w:val="32"/>
+          <w:szCs w:val="32"/>
+        </w:rPr>
+      </w:pPr>
+      <w:r>
+        <w:rPr>
+          <w:rFonts w:ascii="Calibri" w:hAnsi="Calibri" w:cs="Calibri"/>
+          <w:b/>
+          <w:bCs/>
+          <w:sz w:val="32"/>
+          <w:szCs w:val="32"/>
+        </w:rPr>
+        <w:lastRenderedPageBreak/>
+        <w:pict w14:anchorId="4C6A5AE3">
+          <v:rect id="_x0000_i1092" style="width:0;height:1.5pt" o:hralign="center" o:hrstd="t" o:hr="t" fillcolor="#a0a0a0" stroked="f"/>
+        </w:pict>
+      </w:r>
+    </w:p>
+    <w:p>
+      <w:pPr>
+        <w:rPr>
+          <w:rFonts w:ascii="Calibri" w:hAnsi="Calibri" w:cs="Calibri"/>
+          <w:b/>
+          <w:bCs/>
+          <w:sz w:val="32"/>
+          <w:szCs w:val="32"/>
+        </w:rPr>
+      </w:pPr>
+      <w:r>
+        <w:rPr>
+          <w:rFonts w:ascii="Segoe UI Emoji" w:hAnsi="Segoe UI Emoji" w:cs="Segoe UI Emoji"/>
+          <w:b/>
+          <w:bCs/>
+          <w:sz w:val="32"/>
+          <w:szCs w:val="32"/>
+        </w:rPr>
+        <w:t>🔹</w:t>
+      </w:r>
+      <w:r>
+        <w:rPr>
+          <w:rFonts w:ascii="Calibri" w:hAnsi="Calibri" w:cs="Calibri"/>
+          <w:b/>
+          <w:bCs/>
+          <w:sz w:val="32"/>
+          <w:szCs w:val="32"/>
+        </w:rPr>
+        <w:t xml:space="preserve"> 8. Less than or equal to (&lt;=)</w:t>
+      </w:r>
+    </w:p>
+    <w:p>
+      <w:pPr>
+        <w:rPr>
+          <w:rFonts w:ascii="Calibri" w:hAnsi="Calibri" w:cs="Calibri"/>
+          <w:b/>
+          <w:bCs/>
+          <w:sz w:val="32"/>
+          <w:szCs w:val="32"/>
+        </w:rPr>
+      </w:pPr>
+      <w:r>
+        <w:rPr>
+          <w:rFonts w:ascii="Calibri" w:hAnsi="Calibri" w:cs="Calibri"/>
+          <w:b/>
+          <w:bCs/>
+          <w:sz w:val="32"/>
+          <w:szCs w:val="32"/>
+        </w:rPr>
+        <w:t>2 &lt;= 3        // true</w:t>
+      </w:r>
+    </w:p>
+    <w:p>
+      <w:pPr>
+        <w:rPr>
+          <w:rFonts w:ascii="Calibri" w:hAnsi="Calibri" w:cs="Calibri"/>
+          <w:b/>
+          <w:bCs/>
+          <w:sz w:val="32"/>
+          <w:szCs w:val="32"/>
+        </w:rPr>
+      </w:pPr>
+      <w:r>
+        <w:rPr>
+          <w:rFonts w:ascii="Calibri" w:hAnsi="Calibri" w:cs="Calibri"/>
+          <w:b/>
+          <w:bCs/>
+          <w:sz w:val="32"/>
+          <w:szCs w:val="32"/>
+        </w:rPr>
+        <w:t>7 &lt;= 7        // true</w:t>
+      </w:r>
+    </w:p>
+    <w:p>
+      <w:pPr>
+        <w:rPr>
+          <w:rFonts w:ascii="Calibri" w:hAnsi="Calibri" w:cs="Calibri"/>
+          <w:b/>
+          <w:bCs/>
+          <w:sz w:val="32"/>
+          <w:szCs w:val="32"/>
+        </w:rPr>
+      </w:pPr>
+      <w:r>
+        <w:rPr>
+          <w:rFonts w:ascii="Calibri" w:hAnsi="Calibri" w:cs="Calibri"/>
+          <w:b/>
+          <w:bCs/>
+          <w:sz w:val="32"/>
+          <w:szCs w:val="32"/>
+        </w:rPr>
+        <w:pict w14:anchorId="272D91F4">
+          <v:rect id="_x0000_i1093" style="width:0;height:1.5pt" o:hralign="center" o:hrstd="t" o:hr="t" fillcolor="#a0a0a0" stroked="f"/>
+        </w:pict>
+      </w:r>
+    </w:p>
+    <w:p>
+      <w:pPr>
+        <w:rPr>
+          <w:rFonts w:ascii="Calibri" w:hAnsi="Calibri" w:cs="Calibri"/>
+          <w:b/>
+          <w:bCs/>
+          <w:sz w:val="32"/>
+          <w:szCs w:val="32"/>
+        </w:rPr>
+      </w:pPr>
+      <w:r>
+        <w:rPr>
+          <w:rFonts w:ascii="Segoe UI Emoji" w:hAnsi="Segoe UI Emoji" w:cs="Segoe UI Emoji"/>
+          <w:b/>
+          <w:bCs/>
+          <w:sz w:val="32"/>
+          <w:szCs w:val="32"/>
+        </w:rPr>
+        <w:t>🔸</w:t>
+      </w:r>
+      <w:r>
+        <w:rPr>
+          <w:rFonts w:ascii="Calibri" w:hAnsi="Calibri" w:cs="Calibri"/>
+          <w:b/>
+          <w:bCs/>
+          <w:sz w:val="32"/>
+          <w:szCs w:val="32"/>
+        </w:rPr>
+        <w:t xml:space="preserve"> Notes on == vs ===</w:t>
+      </w:r>
+    </w:p>
+    <w:p>
+      <w:pPr>
+        <w:rPr>
+          <w:rFonts w:ascii="Calibri" w:hAnsi="Calibri" w:cs="Calibri"/>
+          <w:b/>
+          <w:bCs/>
+          <w:sz w:val="32"/>
+          <w:szCs w:val="32"/>
+        </w:rPr>
+      </w:pPr>
+      <w:r>
+        <w:rPr>
+          <w:rFonts w:ascii="Calibri" w:hAnsi="Calibri" w:cs="Calibri"/>
+          <w:b/>
+          <w:bCs/>
+          <w:sz w:val="32"/>
+          <w:szCs w:val="32"/>
+        </w:rPr>
+        <w:t>Use === and !== whenever possible to avoid unexpected type coercion.</w:t>
+      </w:r>
+    </w:p>
+    <w:p>
+      <w:pPr>
+        <w:rPr>
+          <w:rFonts w:ascii="Calibri" w:hAnsi="Calibri" w:cs="Calibri"/>
+          <w:b/>
+          <w:bCs/>
+          <w:sz w:val="32"/>
+          <w:szCs w:val="32"/>
+        </w:rPr>
+      </w:pPr>
+      <w:r>
+        <w:rPr>
+          <w:rFonts w:ascii="Calibri" w:hAnsi="Calibri" w:cs="Calibri"/>
+          <w:b/>
+          <w:bCs/>
+          <w:sz w:val="32"/>
+          <w:szCs w:val="32"/>
+        </w:rPr>
+        <w:pict w14:anchorId="1A450F2A">
+          <v:rect id="_x0000_i1094" style="width:0;height:1.5pt" o:hralign="center" o:hrstd="t" o:hr="t" fillcolor="#a0a0a0" stroked="f"/>
+        </w:pict>
+      </w:r>
+    </w:p>
+    <w:p>
+      <w:pPr>
+        <w:rPr>
+          <w:rFonts w:ascii="Calibri" w:hAnsi="Calibri" w:cs="Calibri"/>
+          <w:b/>
+          <w:bCs/>
+          <w:sz w:val="32"/>
+          <w:szCs w:val="32"/>
+        </w:rPr>
+      </w:pPr>
+      <w:r>
+        <w:rPr>
+          <w:rFonts w:ascii="Calibri" w:hAnsi="Calibri" w:cs="Calibri"/>
+          <w:b/>
+          <w:bCs/>
+          <w:sz w:val="32"/>
+          <w:szCs w:val="32"/>
+        </w:rPr>
+        <w:t>Example Usage</w:t>
+      </w:r>
+    </w:p>
+    <w:p>
+      <w:pPr>
+        <w:rPr>
+          <w:rFonts w:ascii="Calibri" w:hAnsi="Calibri" w:cs="Calibri"/>
+          <w:b/>
+          <w:bCs/>
+          <w:sz w:val="32"/>
+          <w:szCs w:val="32"/>
+        </w:rPr>
+      </w:pPr>
+      <w:r>
+        <w:rPr>
+          <w:rFonts w:ascii="Calibri" w:hAnsi="Calibri" w:cs="Calibri"/>
+          <w:b/>
+          <w:bCs/>
+          <w:sz w:val="32"/>
+          <w:szCs w:val="32"/>
+        </w:rPr>
+        <w:t>let age = 18;</w:t>
+      </w:r>
+    </w:p>
+    <w:p>
+      <w:pPr>
+        <w:rPr>
+          <w:rFonts w:ascii="Calibri" w:hAnsi="Calibri" w:cs="Calibri"/>
+          <w:b/>
+          <w:bCs/>
+          <w:sz w:val="32"/>
+          <w:szCs w:val="32"/>
+        </w:rPr>
+      </w:pPr>
+      <w:r>
+        <w:rPr>
+          <w:rFonts w:ascii="Calibri" w:hAnsi="Calibri" w:cs="Calibri"/>
+          <w:b/>
+          <w:bCs/>
+          <w:sz w:val="32"/>
+          <w:szCs w:val="32"/>
+        </w:rPr>
+        <w:t>if (age &gt;= 18) {</w:t>
+      </w:r>
+    </w:p>
+    <w:p>
+      <w:pPr>
+        <w:rPr>
+          <w:rFonts w:ascii="Calibri" w:hAnsi="Calibri" w:cs="Calibri"/>
+          <w:b/>
+          <w:bCs/>
+          <w:sz w:val="32"/>
+          <w:szCs w:val="32"/>
+        </w:rPr>
+      </w:pPr>
+      <w:r>
+        <w:rPr>
+          <w:rFonts w:ascii="Calibri" w:hAnsi="Calibri" w:cs="Calibri"/>
+          <w:b/>
+          <w:bCs/>
+          <w:sz w:val="32"/>
+          <w:szCs w:val="32"/>
+        </w:rPr>
+        <w:t xml:space="preserve">  console.log("You are an adult.");</w:t>
+      </w:r>
+    </w:p>
+    <w:p>
+      <w:pPr>
+        <w:rPr>
+          <w:rFonts w:ascii="Calibri" w:hAnsi="Calibri" w:cs="Calibri"/>
+          <w:b/>
+          <w:bCs/>
+          <w:sz w:val="32"/>
+          <w:szCs w:val="32"/>
+        </w:rPr>
+      </w:pPr>
+      <w:r>
+        <w:rPr>
+          <w:rFonts w:ascii="Calibri" w:hAnsi="Calibri" w:cs="Calibri"/>
+          <w:b/>
+          <w:bCs/>
+          <w:sz w:val="32"/>
+          <w:szCs w:val="32"/>
+        </w:rPr>
+        <w:t>} else {</w:t>
+      </w:r>
+    </w:p>
+    <w:p>
+      <w:pPr>
+        <w:rPr>
+          <w:rFonts w:ascii="Calibri" w:hAnsi="Calibri" w:cs="Calibri"/>
+          <w:b/>
+          <w:bCs/>
+          <w:sz w:val="32"/>
+          <w:szCs w:val="32"/>
+        </w:rPr>
+      </w:pPr>
+      <w:r>
+        <w:rPr>
+          <w:rFonts w:ascii="Calibri" w:hAnsi="Calibri" w:cs="Calibri"/>
+          <w:b/>
+          <w:bCs/>
+          <w:sz w:val="32"/>
+          <w:szCs w:val="32"/>
+        </w:rPr>
+        <w:t xml:space="preserve">  console.log("You are underage.");</w:t>
+      </w:r>
+    </w:p>
+    <w:p>
+      <w:pPr>
+        <w:rPr>
+          <w:rFonts w:ascii="Calibri" w:hAnsi="Calibri" w:cs="Calibri"/>
+          <w:b/>
+          <w:bCs/>
+          <w:sz w:val="32"/>
+          <w:szCs w:val="32"/>
+        </w:rPr>
+      </w:pPr>
+      <w:r>
+        <w:rPr>
+          <w:rFonts w:ascii="Calibri" w:hAnsi="Calibri" w:cs="Calibri"/>
+          <w:b/>
+          <w:bCs/>
+          <w:sz w:val="32"/>
+          <w:szCs w:val="32"/>
+        </w:rPr>
+        <w:t>}</w:t>
+      </w:r>
+      <w:r>
+        <w:rPr>
+          <w:rFonts w:ascii="Calibri" w:hAnsi="Calibri" w:cs="Calibri"/>
+          <w:b/>
+          <w:bCs/>
+          <w:sz w:val="32"/>
+          <w:szCs w:val="32"/>
+        </w:rPr>
+        <w:t xml:space="preserve">  </w:t>
+      </w:r>
+    </w:p>
+    <w:p>
+      <w:pPr>
+        <w:rPr>
+          <w:rFonts w:ascii="Calibri" w:hAnsi="Calibri" w:cs="Calibri"/>
+          <w:b/>
+          <w:bCs/>
+          <w:sz w:val="32"/>
+          <w:szCs w:val="32"/>
+        </w:rPr>
+      </w:pPr>
+      <w:r>
+        <w:rPr>
+          <w:rFonts w:ascii="Calibri" w:hAnsi="Calibri" w:cs="Calibri"/>
+          <w:b/>
+          <w:bCs/>
+          <w:sz w:val="32"/>
+          <w:szCs w:val="32"/>
+        </w:rPr>
+        <w:t>Output: You are an adult.</w:t>
+      </w:r>
+    </w:p>
+    <w:p>
+      <w:pPr>
+        <w:rPr>
+          <w:rFonts w:ascii="Calibri" w:hAnsi="Calibri" w:cs="Calibri"/>
+          <w:b/>
+          <w:bCs/>
+          <w:sz w:val="32"/>
+          <w:szCs w:val="32"/>
+        </w:rPr>
+      </w:pPr>
+    </w:p>
+    <w:p>
+      <w:pPr>
+        <w:rPr>
+          <w:rFonts w:ascii="Calibri" w:hAnsi="Calibri" w:cs="Calibri"/>
+          <w:b/>
+          <w:bCs/>
+          <w:sz w:val="32"/>
+          <w:szCs w:val="32"/>
+        </w:rPr>
+      </w:pPr>
+    </w:p>
+    <w:p>
+      <w:pPr>
+        <w:rPr>
+          <w:rFonts w:ascii="Calibri" w:hAnsi="Calibri" w:cs="Calibri"/>
+          <w:b/>
+          <w:bCs/>
+          <w:sz w:val="32"/>
+          <w:szCs w:val="32"/>
+        </w:rPr>
+      </w:pPr>
+    </w:p>
+    <w:p>
+      <w:pPr>
+        <w:rPr>
+          <w:rFonts w:ascii="Calibri" w:hAnsi="Calibri" w:cs="Calibri"/>
+          <w:b/>
+          <w:bCs/>
+          <w:sz w:val="32"/>
+          <w:szCs w:val="32"/>
+        </w:rPr>
+      </w:pPr>
+    </w:p>
+    <w:p>
+      <w:pPr>
+        <w:rPr>
+          <w:rFonts w:ascii="Calibri" w:hAnsi="Calibri" w:cs="Calibri"/>
+          <w:b/>
+          <w:bCs/>
+          <w:color w:val="FF0000"/>
+          <w:sz w:val="32"/>
+          <w:szCs w:val="32"/>
+        </w:rPr>
+      </w:pPr>
+    </w:p>
+    <w:p>
+      <w:pPr>
+        <w:rPr>
+          <w:rFonts w:ascii="Calibri" w:hAnsi="Calibri" w:cs="Calibri"/>
+          <w:b/>
+          <w:bCs/>
+          <w:color w:val="FF0000"/>
+          <w:sz w:val="32"/>
+          <w:szCs w:val="32"/>
         </w:rPr>
       </w:pPr>
     </w:p>
@@ -10669,6 +13824,7 @@
           <w:sz w:val="24"/>
           <w:szCs w:val="24"/>
         </w:rPr>
+        <w:lastRenderedPageBreak/>
         <w:t>The if...else statement provides an alternative block of code to execute when the condition is false.</w:t>
       </w:r>
     </w:p>
@@ -10982,7 +14138,6 @@
           <w:sz w:val="24"/>
           <w:szCs w:val="24"/>
         </w:rPr>
-        <w:lastRenderedPageBreak/>
         <w:t>} else {</w:t>
       </w:r>
     </w:p>
@@ -11079,7 +14234,7 @@
                     <pic:cNvPicPr/>
                   </pic:nvPicPr>
                   <pic:blipFill>
-                    <a:blip r:embed="rId90"/>
+                    <a:blip r:embed="rId99"/>
                     <a:stretch>
                       <a:fillRect/>
                     </a:stretch>
@@ -11173,6 +14328,7 @@
           <w:sz w:val="32"/>
           <w:szCs w:val="32"/>
         </w:rPr>
+        <w:lastRenderedPageBreak/>
         <w:t>Switch case Statement:</w:t>
       </w:r>
     </w:p>
@@ -11279,20 +14435,8 @@
           <w:sz w:val="24"/>
           <w:szCs w:val="24"/>
         </w:rPr>
-        <w:t xml:space="preserve">    </w:t>
-      </w:r>
-      <w:proofErr w:type="gramStart"/>
-      <w:r>
-        <w:rPr>
-          <w:rFonts w:ascii="Calibri" w:hAnsi="Calibri" w:cs="Calibri"/>
-          <w:b/>
-          <w:bCs/>
-          <w:sz w:val="24"/>
-          <w:szCs w:val="24"/>
-        </w:rPr>
-        <w:t>break;</w:t>
-      </w:r>
-      <w:proofErr w:type="gramEnd"/>
+        <w:t xml:space="preserve">    break;</w:t>
+      </w:r>
     </w:p>
     <w:p>
       <w:pPr>
@@ -11354,20 +14498,8 @@
           <w:sz w:val="24"/>
           <w:szCs w:val="24"/>
         </w:rPr>
-        <w:t xml:space="preserve">    </w:t>
-      </w:r>
-      <w:proofErr w:type="gramStart"/>
-      <w:r>
-        <w:rPr>
-          <w:rFonts w:ascii="Calibri" w:hAnsi="Calibri" w:cs="Calibri"/>
-          <w:b/>
-          <w:bCs/>
-          <w:sz w:val="24"/>
-          <w:szCs w:val="24"/>
-        </w:rPr>
-        <w:t>break;</w:t>
-      </w:r>
-      <w:proofErr w:type="gramEnd"/>
+        <w:t xml:space="preserve">    break;</w:t>
+      </w:r>
     </w:p>
     <w:p>
       <w:pPr>
@@ -11502,55 +14634,15 @@
           <w:sz w:val="24"/>
           <w:szCs w:val="24"/>
         </w:rPr>
-        <w:t xml:space="preserve">case </w:t>
-      </w:r>
-      <w:proofErr w:type="spellStart"/>
-      <w:r>
-        <w:rPr>
-          <w:rFonts w:ascii="Calibri" w:hAnsi="Calibri" w:cs="Calibri"/>
-          <w:b/>
-          <w:bCs/>
-          <w:sz w:val="24"/>
-          <w:szCs w:val="24"/>
-        </w:rPr>
-        <w:t>valueN</w:t>
-      </w:r>
-      <w:proofErr w:type="spellEnd"/>
-      <w:r>
-        <w:rPr>
-          <w:rFonts w:ascii="Calibri" w:hAnsi="Calibri" w:cs="Calibri"/>
-          <w:b/>
-          <w:bCs/>
-          <w:sz w:val="24"/>
-          <w:szCs w:val="24"/>
-        </w:rPr>
-        <w:t>:</w:t>
-      </w:r>
-      <w:r>
-        <w:rPr>
-          <w:rFonts w:ascii="Calibri" w:hAnsi="Calibri" w:cs="Calibri"/>
-          <w:sz w:val="24"/>
-          <w:szCs w:val="24"/>
-        </w:rPr>
-        <w:t xml:space="preserve"> Each case checks if the expression matches </w:t>
-      </w:r>
-      <w:proofErr w:type="spellStart"/>
-      <w:r>
-        <w:rPr>
-          <w:rFonts w:ascii="Calibri" w:hAnsi="Calibri" w:cs="Calibri"/>
-          <w:sz w:val="24"/>
-          <w:szCs w:val="24"/>
-        </w:rPr>
-        <w:t>valueN</w:t>
-      </w:r>
-      <w:proofErr w:type="spellEnd"/>
-      <w:r>
-        <w:rPr>
-          <w:rFonts w:ascii="Calibri" w:hAnsi="Calibri" w:cs="Calibri"/>
-          <w:sz w:val="24"/>
-          <w:szCs w:val="24"/>
-        </w:rPr>
-        <w:t>.</w:t>
+        <w:t>case valueN:</w:t>
+      </w:r>
+      <w:r>
+        <w:rPr>
+          <w:rFonts w:ascii="Calibri" w:hAnsi="Calibri" w:cs="Calibri"/>
+          <w:sz w:val="24"/>
+          <w:szCs w:val="24"/>
+        </w:rPr>
+        <w:t xml:space="preserve"> Each case checks if the expression matches valueN.</w:t>
       </w:r>
     </w:p>
     <w:p>
@@ -11573,7 +14665,6 @@
           <w:sz w:val="24"/>
           <w:szCs w:val="24"/>
         </w:rPr>
-        <w:lastRenderedPageBreak/>
         <w:t>break:</w:t>
       </w:r>
       <w:r>
@@ -11660,6 +14751,7 @@
         <w:rPr>
           <w:noProof/>
         </w:rPr>
+        <w:lastRenderedPageBreak/>
         <w:drawing>
           <wp:inline distT="0" distB="0" distL="0" distR="0" wp14:anchorId="605AD645" wp14:editId="2E5410D6">
             <wp:extent cx="5731510" cy="4119245"/>
@@ -11676,7 +14768,7 @@
                     <pic:cNvPicPr/>
                   </pic:nvPicPr>
                   <pic:blipFill>
-                    <a:blip r:embed="rId91"/>
+                    <a:blip r:embed="rId100"/>
                     <a:stretch>
                       <a:fillRect/>
                     </a:stretch>
@@ -12469,6 +15561,155 @@
     </w:lvl>
   </w:abstractNum>
   <w:abstractNum w:abstractNumId="5" w15:restartNumberingAfterBreak="0">
+    <w:nsid w:val="210A37EB"/>
+    <w:multiLevelType w:val="multilevel"/>
+    <w:tmpl w:val="04AC890A"/>
+    <w:lvl w:ilvl="0">
+      <w:start w:val="1"/>
+      <w:numFmt w:val="bullet"/>
+      <w:lvlText w:val=""/>
+      <w:lvlJc w:val="left"/>
+      <w:pPr>
+        <w:tabs>
+          <w:tab w:val="num" w:pos="720"/>
+        </w:tabs>
+        <w:ind w:left="720" w:hanging="360"/>
+      </w:pPr>
+      <w:rPr>
+        <w:rFonts w:ascii="Symbol" w:hAnsi="Symbol" w:hint="default"/>
+        <w:sz w:val="20"/>
+      </w:rPr>
+    </w:lvl>
+    <w:lvl w:ilvl="1" w:tentative="1">
+      <w:start w:val="1"/>
+      <w:numFmt w:val="bullet"/>
+      <w:lvlText w:val="o"/>
+      <w:lvlJc w:val="left"/>
+      <w:pPr>
+        <w:tabs>
+          <w:tab w:val="num" w:pos="1440"/>
+        </w:tabs>
+        <w:ind w:left="1440" w:hanging="360"/>
+      </w:pPr>
+      <w:rPr>
+        <w:rFonts w:ascii="Courier New" w:hAnsi="Courier New" w:hint="default"/>
+        <w:sz w:val="20"/>
+      </w:rPr>
+    </w:lvl>
+    <w:lvl w:ilvl="2" w:tentative="1">
+      <w:start w:val="1"/>
+      <w:numFmt w:val="bullet"/>
+      <w:lvlText w:val=""/>
+      <w:lvlJc w:val="left"/>
+      <w:pPr>
+        <w:tabs>
+          <w:tab w:val="num" w:pos="2160"/>
+        </w:tabs>
+        <w:ind w:left="2160" w:hanging="360"/>
+      </w:pPr>
+      <w:rPr>
+        <w:rFonts w:ascii="Wingdings" w:hAnsi="Wingdings" w:hint="default"/>
+        <w:sz w:val="20"/>
+      </w:rPr>
+    </w:lvl>
+    <w:lvl w:ilvl="3" w:tentative="1">
+      <w:start w:val="1"/>
+      <w:numFmt w:val="bullet"/>
+      <w:lvlText w:val=""/>
+      <w:lvlJc w:val="left"/>
+      <w:pPr>
+        <w:tabs>
+          <w:tab w:val="num" w:pos="2880"/>
+        </w:tabs>
+        <w:ind w:left="2880" w:hanging="360"/>
+      </w:pPr>
+      <w:rPr>
+        <w:rFonts w:ascii="Wingdings" w:hAnsi="Wingdings" w:hint="default"/>
+        <w:sz w:val="20"/>
+      </w:rPr>
+    </w:lvl>
+    <w:lvl w:ilvl="4" w:tentative="1">
+      <w:start w:val="1"/>
+      <w:numFmt w:val="bullet"/>
+      <w:lvlText w:val=""/>
+      <w:lvlJc w:val="left"/>
+      <w:pPr>
+        <w:tabs>
+          <w:tab w:val="num" w:pos="3600"/>
+        </w:tabs>
+        <w:ind w:left="3600" w:hanging="360"/>
+      </w:pPr>
+      <w:rPr>
+        <w:rFonts w:ascii="Wingdings" w:hAnsi="Wingdings" w:hint="default"/>
+        <w:sz w:val="20"/>
+      </w:rPr>
+    </w:lvl>
+    <w:lvl w:ilvl="5" w:tentative="1">
+      <w:start w:val="1"/>
+      <w:numFmt w:val="bullet"/>
+      <w:lvlText w:val=""/>
+      <w:lvlJc w:val="left"/>
+      <w:pPr>
+        <w:tabs>
+          <w:tab w:val="num" w:pos="4320"/>
+        </w:tabs>
+        <w:ind w:left="4320" w:hanging="360"/>
+      </w:pPr>
+      <w:rPr>
+        <w:rFonts w:ascii="Wingdings" w:hAnsi="Wingdings" w:hint="default"/>
+        <w:sz w:val="20"/>
+      </w:rPr>
+    </w:lvl>
+    <w:lvl w:ilvl="6" w:tentative="1">
+      <w:start w:val="1"/>
+      <w:numFmt w:val="bullet"/>
+      <w:lvlText w:val=""/>
+      <w:lvlJc w:val="left"/>
+      <w:pPr>
+        <w:tabs>
+          <w:tab w:val="num" w:pos="5040"/>
+        </w:tabs>
+        <w:ind w:left="5040" w:hanging="360"/>
+      </w:pPr>
+      <w:rPr>
+        <w:rFonts w:ascii="Wingdings" w:hAnsi="Wingdings" w:hint="default"/>
+        <w:sz w:val="20"/>
+      </w:rPr>
+    </w:lvl>
+    <w:lvl w:ilvl="7" w:tentative="1">
+      <w:start w:val="1"/>
+      <w:numFmt w:val="bullet"/>
+      <w:lvlText w:val=""/>
+      <w:lvlJc w:val="left"/>
+      <w:pPr>
+        <w:tabs>
+          <w:tab w:val="num" w:pos="5760"/>
+        </w:tabs>
+        <w:ind w:left="5760" w:hanging="360"/>
+      </w:pPr>
+      <w:rPr>
+        <w:rFonts w:ascii="Wingdings" w:hAnsi="Wingdings" w:hint="default"/>
+        <w:sz w:val="20"/>
+      </w:rPr>
+    </w:lvl>
+    <w:lvl w:ilvl="8" w:tentative="1">
+      <w:start w:val="1"/>
+      <w:numFmt w:val="bullet"/>
+      <w:lvlText w:val=""/>
+      <w:lvlJc w:val="left"/>
+      <w:pPr>
+        <w:tabs>
+          <w:tab w:val="num" w:pos="6480"/>
+        </w:tabs>
+        <w:ind w:left="6480" w:hanging="360"/>
+      </w:pPr>
+      <w:rPr>
+        <w:rFonts w:ascii="Wingdings" w:hAnsi="Wingdings" w:hint="default"/>
+        <w:sz w:val="20"/>
+      </w:rPr>
+    </w:lvl>
+  </w:abstractNum>
+  <w:abstractNum w:abstractNumId="6" w15:restartNumberingAfterBreak="0">
     <w:nsid w:val="28685CB5"/>
     <w:multiLevelType w:val="multilevel"/>
     <w:tmpl w:val="8B280EB8"/>
@@ -12617,7 +15858,156 @@
       </w:rPr>
     </w:lvl>
   </w:abstractNum>
-  <w:abstractNum w:abstractNumId="6" w15:restartNumberingAfterBreak="0">
+  <w:abstractNum w:abstractNumId="7" w15:restartNumberingAfterBreak="0">
+    <w:nsid w:val="2E2D305E"/>
+    <w:multiLevelType w:val="multilevel"/>
+    <w:tmpl w:val="6E5060BE"/>
+    <w:lvl w:ilvl="0">
+      <w:start w:val="1"/>
+      <w:numFmt w:val="bullet"/>
+      <w:lvlText w:val=""/>
+      <w:lvlJc w:val="left"/>
+      <w:pPr>
+        <w:tabs>
+          <w:tab w:val="num" w:pos="720"/>
+        </w:tabs>
+        <w:ind w:left="720" w:hanging="360"/>
+      </w:pPr>
+      <w:rPr>
+        <w:rFonts w:ascii="Symbol" w:hAnsi="Symbol" w:hint="default"/>
+        <w:sz w:val="20"/>
+      </w:rPr>
+    </w:lvl>
+    <w:lvl w:ilvl="1" w:tentative="1">
+      <w:start w:val="1"/>
+      <w:numFmt w:val="bullet"/>
+      <w:lvlText w:val="o"/>
+      <w:lvlJc w:val="left"/>
+      <w:pPr>
+        <w:tabs>
+          <w:tab w:val="num" w:pos="1440"/>
+        </w:tabs>
+        <w:ind w:left="1440" w:hanging="360"/>
+      </w:pPr>
+      <w:rPr>
+        <w:rFonts w:ascii="Courier New" w:hAnsi="Courier New" w:hint="default"/>
+        <w:sz w:val="20"/>
+      </w:rPr>
+    </w:lvl>
+    <w:lvl w:ilvl="2" w:tentative="1">
+      <w:start w:val="1"/>
+      <w:numFmt w:val="bullet"/>
+      <w:lvlText w:val=""/>
+      <w:lvlJc w:val="left"/>
+      <w:pPr>
+        <w:tabs>
+          <w:tab w:val="num" w:pos="2160"/>
+        </w:tabs>
+        <w:ind w:left="2160" w:hanging="360"/>
+      </w:pPr>
+      <w:rPr>
+        <w:rFonts w:ascii="Wingdings" w:hAnsi="Wingdings" w:hint="default"/>
+        <w:sz w:val="20"/>
+      </w:rPr>
+    </w:lvl>
+    <w:lvl w:ilvl="3" w:tentative="1">
+      <w:start w:val="1"/>
+      <w:numFmt w:val="bullet"/>
+      <w:lvlText w:val=""/>
+      <w:lvlJc w:val="left"/>
+      <w:pPr>
+        <w:tabs>
+          <w:tab w:val="num" w:pos="2880"/>
+        </w:tabs>
+        <w:ind w:left="2880" w:hanging="360"/>
+      </w:pPr>
+      <w:rPr>
+        <w:rFonts w:ascii="Wingdings" w:hAnsi="Wingdings" w:hint="default"/>
+        <w:sz w:val="20"/>
+      </w:rPr>
+    </w:lvl>
+    <w:lvl w:ilvl="4" w:tentative="1">
+      <w:start w:val="1"/>
+      <w:numFmt w:val="bullet"/>
+      <w:lvlText w:val=""/>
+      <w:lvlJc w:val="left"/>
+      <w:pPr>
+        <w:tabs>
+          <w:tab w:val="num" w:pos="3600"/>
+        </w:tabs>
+        <w:ind w:left="3600" w:hanging="360"/>
+      </w:pPr>
+      <w:rPr>
+        <w:rFonts w:ascii="Wingdings" w:hAnsi="Wingdings" w:hint="default"/>
+        <w:sz w:val="20"/>
+      </w:rPr>
+    </w:lvl>
+    <w:lvl w:ilvl="5" w:tentative="1">
+      <w:start w:val="1"/>
+      <w:numFmt w:val="bullet"/>
+      <w:lvlText w:val=""/>
+      <w:lvlJc w:val="left"/>
+      <w:pPr>
+        <w:tabs>
+          <w:tab w:val="num" w:pos="4320"/>
+        </w:tabs>
+        <w:ind w:left="4320" w:hanging="360"/>
+      </w:pPr>
+      <w:rPr>
+        <w:rFonts w:ascii="Wingdings" w:hAnsi="Wingdings" w:hint="default"/>
+        <w:sz w:val="20"/>
+      </w:rPr>
+    </w:lvl>
+    <w:lvl w:ilvl="6" w:tentative="1">
+      <w:start w:val="1"/>
+      <w:numFmt w:val="bullet"/>
+      <w:lvlText w:val=""/>
+      <w:lvlJc w:val="left"/>
+      <w:pPr>
+        <w:tabs>
+          <w:tab w:val="num" w:pos="5040"/>
+        </w:tabs>
+        <w:ind w:left="5040" w:hanging="360"/>
+      </w:pPr>
+      <w:rPr>
+        <w:rFonts w:ascii="Wingdings" w:hAnsi="Wingdings" w:hint="default"/>
+        <w:sz w:val="20"/>
+      </w:rPr>
+    </w:lvl>
+    <w:lvl w:ilvl="7" w:tentative="1">
+      <w:start w:val="1"/>
+      <w:numFmt w:val="bullet"/>
+      <w:lvlText w:val=""/>
+      <w:lvlJc w:val="left"/>
+      <w:pPr>
+        <w:tabs>
+          <w:tab w:val="num" w:pos="5760"/>
+        </w:tabs>
+        <w:ind w:left="5760" w:hanging="360"/>
+      </w:pPr>
+      <w:rPr>
+        <w:rFonts w:ascii="Wingdings" w:hAnsi="Wingdings" w:hint="default"/>
+        <w:sz w:val="20"/>
+      </w:rPr>
+    </w:lvl>
+    <w:lvl w:ilvl="8" w:tentative="1">
+      <w:start w:val="1"/>
+      <w:numFmt w:val="bullet"/>
+      <w:lvlText w:val=""/>
+      <w:lvlJc w:val="left"/>
+      <w:pPr>
+        <w:tabs>
+          <w:tab w:val="num" w:pos="6480"/>
+        </w:tabs>
+        <w:ind w:left="6480" w:hanging="360"/>
+      </w:pPr>
+      <w:rPr>
+        <w:rFonts w:ascii="Wingdings" w:hAnsi="Wingdings" w:hint="default"/>
+        <w:sz w:val="20"/>
+      </w:rPr>
+    </w:lvl>
+  </w:abstractNum>
+  <w:abstractNum w:abstractNumId="8" w15:restartNumberingAfterBreak="0">
     <w:nsid w:val="2E830785"/>
     <w:multiLevelType w:val="multilevel"/>
     <w:tmpl w:val="36107C80"/>
@@ -12766,7 +16156,156 @@
       </w:rPr>
     </w:lvl>
   </w:abstractNum>
-  <w:abstractNum w:abstractNumId="7" w15:restartNumberingAfterBreak="0">
+  <w:abstractNum w:abstractNumId="9" w15:restartNumberingAfterBreak="0">
+    <w:nsid w:val="33922ACF"/>
+    <w:multiLevelType w:val="multilevel"/>
+    <w:tmpl w:val="16A65530"/>
+    <w:lvl w:ilvl="0">
+      <w:start w:val="1"/>
+      <w:numFmt w:val="bullet"/>
+      <w:lvlText w:val=""/>
+      <w:lvlJc w:val="left"/>
+      <w:pPr>
+        <w:tabs>
+          <w:tab w:val="num" w:pos="720"/>
+        </w:tabs>
+        <w:ind w:left="720" w:hanging="360"/>
+      </w:pPr>
+      <w:rPr>
+        <w:rFonts w:ascii="Symbol" w:hAnsi="Symbol" w:hint="default"/>
+        <w:sz w:val="20"/>
+      </w:rPr>
+    </w:lvl>
+    <w:lvl w:ilvl="1" w:tentative="1">
+      <w:start w:val="1"/>
+      <w:numFmt w:val="bullet"/>
+      <w:lvlText w:val="o"/>
+      <w:lvlJc w:val="left"/>
+      <w:pPr>
+        <w:tabs>
+          <w:tab w:val="num" w:pos="1440"/>
+        </w:tabs>
+        <w:ind w:left="1440" w:hanging="360"/>
+      </w:pPr>
+      <w:rPr>
+        <w:rFonts w:ascii="Courier New" w:hAnsi="Courier New" w:hint="default"/>
+        <w:sz w:val="20"/>
+      </w:rPr>
+    </w:lvl>
+    <w:lvl w:ilvl="2" w:tentative="1">
+      <w:start w:val="1"/>
+      <w:numFmt w:val="bullet"/>
+      <w:lvlText w:val=""/>
+      <w:lvlJc w:val="left"/>
+      <w:pPr>
+        <w:tabs>
+          <w:tab w:val="num" w:pos="2160"/>
+        </w:tabs>
+        <w:ind w:left="2160" w:hanging="360"/>
+      </w:pPr>
+      <w:rPr>
+        <w:rFonts w:ascii="Wingdings" w:hAnsi="Wingdings" w:hint="default"/>
+        <w:sz w:val="20"/>
+      </w:rPr>
+    </w:lvl>
+    <w:lvl w:ilvl="3" w:tentative="1">
+      <w:start w:val="1"/>
+      <w:numFmt w:val="bullet"/>
+      <w:lvlText w:val=""/>
+      <w:lvlJc w:val="left"/>
+      <w:pPr>
+        <w:tabs>
+          <w:tab w:val="num" w:pos="2880"/>
+        </w:tabs>
+        <w:ind w:left="2880" w:hanging="360"/>
+      </w:pPr>
+      <w:rPr>
+        <w:rFonts w:ascii="Wingdings" w:hAnsi="Wingdings" w:hint="default"/>
+        <w:sz w:val="20"/>
+      </w:rPr>
+    </w:lvl>
+    <w:lvl w:ilvl="4" w:tentative="1">
+      <w:start w:val="1"/>
+      <w:numFmt w:val="bullet"/>
+      <w:lvlText w:val=""/>
+      <w:lvlJc w:val="left"/>
+      <w:pPr>
+        <w:tabs>
+          <w:tab w:val="num" w:pos="3600"/>
+        </w:tabs>
+        <w:ind w:left="3600" w:hanging="360"/>
+      </w:pPr>
+      <w:rPr>
+        <w:rFonts w:ascii="Wingdings" w:hAnsi="Wingdings" w:hint="default"/>
+        <w:sz w:val="20"/>
+      </w:rPr>
+    </w:lvl>
+    <w:lvl w:ilvl="5" w:tentative="1">
+      <w:start w:val="1"/>
+      <w:numFmt w:val="bullet"/>
+      <w:lvlText w:val=""/>
+      <w:lvlJc w:val="left"/>
+      <w:pPr>
+        <w:tabs>
+          <w:tab w:val="num" w:pos="4320"/>
+        </w:tabs>
+        <w:ind w:left="4320" w:hanging="360"/>
+      </w:pPr>
+      <w:rPr>
+        <w:rFonts w:ascii="Wingdings" w:hAnsi="Wingdings" w:hint="default"/>
+        <w:sz w:val="20"/>
+      </w:rPr>
+    </w:lvl>
+    <w:lvl w:ilvl="6" w:tentative="1">
+      <w:start w:val="1"/>
+      <w:numFmt w:val="bullet"/>
+      <w:lvlText w:val=""/>
+      <w:lvlJc w:val="left"/>
+      <w:pPr>
+        <w:tabs>
+          <w:tab w:val="num" w:pos="5040"/>
+        </w:tabs>
+        <w:ind w:left="5040" w:hanging="360"/>
+      </w:pPr>
+      <w:rPr>
+        <w:rFonts w:ascii="Wingdings" w:hAnsi="Wingdings" w:hint="default"/>
+        <w:sz w:val="20"/>
+      </w:rPr>
+    </w:lvl>
+    <w:lvl w:ilvl="7" w:tentative="1">
+      <w:start w:val="1"/>
+      <w:numFmt w:val="bullet"/>
+      <w:lvlText w:val=""/>
+      <w:lvlJc w:val="left"/>
+      <w:pPr>
+        <w:tabs>
+          <w:tab w:val="num" w:pos="5760"/>
+        </w:tabs>
+        <w:ind w:left="5760" w:hanging="360"/>
+      </w:pPr>
+      <w:rPr>
+        <w:rFonts w:ascii="Wingdings" w:hAnsi="Wingdings" w:hint="default"/>
+        <w:sz w:val="20"/>
+      </w:rPr>
+    </w:lvl>
+    <w:lvl w:ilvl="8" w:tentative="1">
+      <w:start w:val="1"/>
+      <w:numFmt w:val="bullet"/>
+      <w:lvlText w:val=""/>
+      <w:lvlJc w:val="left"/>
+      <w:pPr>
+        <w:tabs>
+          <w:tab w:val="num" w:pos="6480"/>
+        </w:tabs>
+        <w:ind w:left="6480" w:hanging="360"/>
+      </w:pPr>
+      <w:rPr>
+        <w:rFonts w:ascii="Wingdings" w:hAnsi="Wingdings" w:hint="default"/>
+        <w:sz w:val="20"/>
+      </w:rPr>
+    </w:lvl>
+  </w:abstractNum>
+  <w:abstractNum w:abstractNumId="10" w15:restartNumberingAfterBreak="0">
     <w:nsid w:val="367903FB"/>
     <w:multiLevelType w:val="multilevel"/>
     <w:tmpl w:val="C4C405A4"/>
@@ -12915,7 +16454,156 @@
       </w:rPr>
     </w:lvl>
   </w:abstractNum>
-  <w:abstractNum w:abstractNumId="8" w15:restartNumberingAfterBreak="0">
+  <w:abstractNum w:abstractNumId="11" w15:restartNumberingAfterBreak="0">
+    <w:nsid w:val="37265AA8"/>
+    <w:multiLevelType w:val="multilevel"/>
+    <w:tmpl w:val="62222F4E"/>
+    <w:lvl w:ilvl="0">
+      <w:start w:val="1"/>
+      <w:numFmt w:val="bullet"/>
+      <w:lvlText w:val=""/>
+      <w:lvlJc w:val="left"/>
+      <w:pPr>
+        <w:tabs>
+          <w:tab w:val="num" w:pos="720"/>
+        </w:tabs>
+        <w:ind w:left="720" w:hanging="360"/>
+      </w:pPr>
+      <w:rPr>
+        <w:rFonts w:ascii="Symbol" w:hAnsi="Symbol" w:hint="default"/>
+        <w:sz w:val="20"/>
+      </w:rPr>
+    </w:lvl>
+    <w:lvl w:ilvl="1" w:tentative="1">
+      <w:start w:val="1"/>
+      <w:numFmt w:val="bullet"/>
+      <w:lvlText w:val="o"/>
+      <w:lvlJc w:val="left"/>
+      <w:pPr>
+        <w:tabs>
+          <w:tab w:val="num" w:pos="1440"/>
+        </w:tabs>
+        <w:ind w:left="1440" w:hanging="360"/>
+      </w:pPr>
+      <w:rPr>
+        <w:rFonts w:ascii="Courier New" w:hAnsi="Courier New" w:hint="default"/>
+        <w:sz w:val="20"/>
+      </w:rPr>
+    </w:lvl>
+    <w:lvl w:ilvl="2" w:tentative="1">
+      <w:start w:val="1"/>
+      <w:numFmt w:val="bullet"/>
+      <w:lvlText w:val=""/>
+      <w:lvlJc w:val="left"/>
+      <w:pPr>
+        <w:tabs>
+          <w:tab w:val="num" w:pos="2160"/>
+        </w:tabs>
+        <w:ind w:left="2160" w:hanging="360"/>
+      </w:pPr>
+      <w:rPr>
+        <w:rFonts w:ascii="Wingdings" w:hAnsi="Wingdings" w:hint="default"/>
+        <w:sz w:val="20"/>
+      </w:rPr>
+    </w:lvl>
+    <w:lvl w:ilvl="3" w:tentative="1">
+      <w:start w:val="1"/>
+      <w:numFmt w:val="bullet"/>
+      <w:lvlText w:val=""/>
+      <w:lvlJc w:val="left"/>
+      <w:pPr>
+        <w:tabs>
+          <w:tab w:val="num" w:pos="2880"/>
+        </w:tabs>
+        <w:ind w:left="2880" w:hanging="360"/>
+      </w:pPr>
+      <w:rPr>
+        <w:rFonts w:ascii="Wingdings" w:hAnsi="Wingdings" w:hint="default"/>
+        <w:sz w:val="20"/>
+      </w:rPr>
+    </w:lvl>
+    <w:lvl w:ilvl="4" w:tentative="1">
+      <w:start w:val="1"/>
+      <w:numFmt w:val="bullet"/>
+      <w:lvlText w:val=""/>
+      <w:lvlJc w:val="left"/>
+      <w:pPr>
+        <w:tabs>
+          <w:tab w:val="num" w:pos="3600"/>
+        </w:tabs>
+        <w:ind w:left="3600" w:hanging="360"/>
+      </w:pPr>
+      <w:rPr>
+        <w:rFonts w:ascii="Wingdings" w:hAnsi="Wingdings" w:hint="default"/>
+        <w:sz w:val="20"/>
+      </w:rPr>
+    </w:lvl>
+    <w:lvl w:ilvl="5" w:tentative="1">
+      <w:start w:val="1"/>
+      <w:numFmt w:val="bullet"/>
+      <w:lvlText w:val=""/>
+      <w:lvlJc w:val="left"/>
+      <w:pPr>
+        <w:tabs>
+          <w:tab w:val="num" w:pos="4320"/>
+        </w:tabs>
+        <w:ind w:left="4320" w:hanging="360"/>
+      </w:pPr>
+      <w:rPr>
+        <w:rFonts w:ascii="Wingdings" w:hAnsi="Wingdings" w:hint="default"/>
+        <w:sz w:val="20"/>
+      </w:rPr>
+    </w:lvl>
+    <w:lvl w:ilvl="6" w:tentative="1">
+      <w:start w:val="1"/>
+      <w:numFmt w:val="bullet"/>
+      <w:lvlText w:val=""/>
+      <w:lvlJc w:val="left"/>
+      <w:pPr>
+        <w:tabs>
+          <w:tab w:val="num" w:pos="5040"/>
+        </w:tabs>
+        <w:ind w:left="5040" w:hanging="360"/>
+      </w:pPr>
+      <w:rPr>
+        <w:rFonts w:ascii="Wingdings" w:hAnsi="Wingdings" w:hint="default"/>
+        <w:sz w:val="20"/>
+      </w:rPr>
+    </w:lvl>
+    <w:lvl w:ilvl="7" w:tentative="1">
+      <w:start w:val="1"/>
+      <w:numFmt w:val="bullet"/>
+      <w:lvlText w:val=""/>
+      <w:lvlJc w:val="left"/>
+      <w:pPr>
+        <w:tabs>
+          <w:tab w:val="num" w:pos="5760"/>
+        </w:tabs>
+        <w:ind w:left="5760" w:hanging="360"/>
+      </w:pPr>
+      <w:rPr>
+        <w:rFonts w:ascii="Wingdings" w:hAnsi="Wingdings" w:hint="default"/>
+        <w:sz w:val="20"/>
+      </w:rPr>
+    </w:lvl>
+    <w:lvl w:ilvl="8" w:tentative="1">
+      <w:start w:val="1"/>
+      <w:numFmt w:val="bullet"/>
+      <w:lvlText w:val=""/>
+      <w:lvlJc w:val="left"/>
+      <w:pPr>
+        <w:tabs>
+          <w:tab w:val="num" w:pos="6480"/>
+        </w:tabs>
+        <w:ind w:left="6480" w:hanging="360"/>
+      </w:pPr>
+      <w:rPr>
+        <w:rFonts w:ascii="Wingdings" w:hAnsi="Wingdings" w:hint="default"/>
+        <w:sz w:val="20"/>
+      </w:rPr>
+    </w:lvl>
+  </w:abstractNum>
+  <w:abstractNum w:abstractNumId="12" w15:restartNumberingAfterBreak="0">
     <w:nsid w:val="39D275A5"/>
     <w:multiLevelType w:val="multilevel"/>
     <w:tmpl w:val="D422D55A"/>
@@ -13006,7 +16694,7 @@
       </w:pPr>
     </w:lvl>
   </w:abstractNum>
-  <w:abstractNum w:abstractNumId="9" w15:restartNumberingAfterBreak="0">
+  <w:abstractNum w:abstractNumId="13" w15:restartNumberingAfterBreak="0">
     <w:nsid w:val="39E30316"/>
     <w:multiLevelType w:val="hybridMultilevel"/>
     <w:tmpl w:val="2F9AAABC"/>
@@ -13119,7 +16807,7 @@
       </w:rPr>
     </w:lvl>
   </w:abstractNum>
-  <w:abstractNum w:abstractNumId="10" w15:restartNumberingAfterBreak="0">
+  <w:abstractNum w:abstractNumId="14" w15:restartNumberingAfterBreak="0">
     <w:nsid w:val="40C16ED4"/>
     <w:multiLevelType w:val="multilevel"/>
     <w:tmpl w:val="2552346A"/>
@@ -13232,10 +16920,10 @@
       </w:pPr>
     </w:lvl>
   </w:abstractNum>
-  <w:abstractNum w:abstractNumId="11" w15:restartNumberingAfterBreak="0">
+  <w:abstractNum w:abstractNumId="15" w15:restartNumberingAfterBreak="0">
     <w:nsid w:val="49E06538"/>
     <w:multiLevelType w:val="hybridMultilevel"/>
-    <w:tmpl w:val="2D22FFF2"/>
+    <w:tmpl w:val="46DA6B06"/>
     <w:lvl w:ilvl="0" w:tplc="40090001">
       <w:start w:val="1"/>
       <w:numFmt w:val="bullet"/>
@@ -13345,7 +17033,7 @@
       </w:rPr>
     </w:lvl>
   </w:abstractNum>
-  <w:abstractNum w:abstractNumId="12" w15:restartNumberingAfterBreak="0">
+  <w:abstractNum w:abstractNumId="16" w15:restartNumberingAfterBreak="0">
     <w:nsid w:val="4AE735E5"/>
     <w:multiLevelType w:val="hybridMultilevel"/>
     <w:tmpl w:val="D422D55A"/>
@@ -13435,7 +17123,7 @@
       </w:pPr>
     </w:lvl>
   </w:abstractNum>
-  <w:abstractNum w:abstractNumId="13" w15:restartNumberingAfterBreak="0">
+  <w:abstractNum w:abstractNumId="17" w15:restartNumberingAfterBreak="0">
     <w:nsid w:val="4D091B3D"/>
     <w:multiLevelType w:val="multilevel"/>
     <w:tmpl w:val="4F7A4F4A"/>
@@ -13584,7 +17272,156 @@
       </w:rPr>
     </w:lvl>
   </w:abstractNum>
-  <w:abstractNum w:abstractNumId="14" w15:restartNumberingAfterBreak="0">
+  <w:abstractNum w:abstractNumId="18" w15:restartNumberingAfterBreak="0">
+    <w:nsid w:val="53D02C87"/>
+    <w:multiLevelType w:val="multilevel"/>
+    <w:tmpl w:val="E44E0A36"/>
+    <w:lvl w:ilvl="0">
+      <w:start w:val="1"/>
+      <w:numFmt w:val="bullet"/>
+      <w:lvlText w:val=""/>
+      <w:lvlJc w:val="left"/>
+      <w:pPr>
+        <w:tabs>
+          <w:tab w:val="num" w:pos="720"/>
+        </w:tabs>
+        <w:ind w:left="720" w:hanging="360"/>
+      </w:pPr>
+      <w:rPr>
+        <w:rFonts w:ascii="Symbol" w:hAnsi="Symbol" w:hint="default"/>
+        <w:sz w:val="20"/>
+      </w:rPr>
+    </w:lvl>
+    <w:lvl w:ilvl="1" w:tentative="1">
+      <w:start w:val="1"/>
+      <w:numFmt w:val="bullet"/>
+      <w:lvlText w:val="o"/>
+      <w:lvlJc w:val="left"/>
+      <w:pPr>
+        <w:tabs>
+          <w:tab w:val="num" w:pos="1440"/>
+        </w:tabs>
+        <w:ind w:left="1440" w:hanging="360"/>
+      </w:pPr>
+      <w:rPr>
+        <w:rFonts w:ascii="Courier New" w:hAnsi="Courier New" w:hint="default"/>
+        <w:sz w:val="20"/>
+      </w:rPr>
+    </w:lvl>
+    <w:lvl w:ilvl="2" w:tentative="1">
+      <w:start w:val="1"/>
+      <w:numFmt w:val="bullet"/>
+      <w:lvlText w:val=""/>
+      <w:lvlJc w:val="left"/>
+      <w:pPr>
+        <w:tabs>
+          <w:tab w:val="num" w:pos="2160"/>
+        </w:tabs>
+        <w:ind w:left="2160" w:hanging="360"/>
+      </w:pPr>
+      <w:rPr>
+        <w:rFonts w:ascii="Wingdings" w:hAnsi="Wingdings" w:hint="default"/>
+        <w:sz w:val="20"/>
+      </w:rPr>
+    </w:lvl>
+    <w:lvl w:ilvl="3" w:tentative="1">
+      <w:start w:val="1"/>
+      <w:numFmt w:val="bullet"/>
+      <w:lvlText w:val=""/>
+      <w:lvlJc w:val="left"/>
+      <w:pPr>
+        <w:tabs>
+          <w:tab w:val="num" w:pos="2880"/>
+        </w:tabs>
+        <w:ind w:left="2880" w:hanging="360"/>
+      </w:pPr>
+      <w:rPr>
+        <w:rFonts w:ascii="Wingdings" w:hAnsi="Wingdings" w:hint="default"/>
+        <w:sz w:val="20"/>
+      </w:rPr>
+    </w:lvl>
+    <w:lvl w:ilvl="4" w:tentative="1">
+      <w:start w:val="1"/>
+      <w:numFmt w:val="bullet"/>
+      <w:lvlText w:val=""/>
+      <w:lvlJc w:val="left"/>
+      <w:pPr>
+        <w:tabs>
+          <w:tab w:val="num" w:pos="3600"/>
+        </w:tabs>
+        <w:ind w:left="3600" w:hanging="360"/>
+      </w:pPr>
+      <w:rPr>
+        <w:rFonts w:ascii="Wingdings" w:hAnsi="Wingdings" w:hint="default"/>
+        <w:sz w:val="20"/>
+      </w:rPr>
+    </w:lvl>
+    <w:lvl w:ilvl="5" w:tentative="1">
+      <w:start w:val="1"/>
+      <w:numFmt w:val="bullet"/>
+      <w:lvlText w:val=""/>
+      <w:lvlJc w:val="left"/>
+      <w:pPr>
+        <w:tabs>
+          <w:tab w:val="num" w:pos="4320"/>
+        </w:tabs>
+        <w:ind w:left="4320" w:hanging="360"/>
+      </w:pPr>
+      <w:rPr>
+        <w:rFonts w:ascii="Wingdings" w:hAnsi="Wingdings" w:hint="default"/>
+        <w:sz w:val="20"/>
+      </w:rPr>
+    </w:lvl>
+    <w:lvl w:ilvl="6" w:tentative="1">
+      <w:start w:val="1"/>
+      <w:numFmt w:val="bullet"/>
+      <w:lvlText w:val=""/>
+      <w:lvlJc w:val="left"/>
+      <w:pPr>
+        <w:tabs>
+          <w:tab w:val="num" w:pos="5040"/>
+        </w:tabs>
+        <w:ind w:left="5040" w:hanging="360"/>
+      </w:pPr>
+      <w:rPr>
+        <w:rFonts w:ascii="Wingdings" w:hAnsi="Wingdings" w:hint="default"/>
+        <w:sz w:val="20"/>
+      </w:rPr>
+    </w:lvl>
+    <w:lvl w:ilvl="7" w:tentative="1">
+      <w:start w:val="1"/>
+      <w:numFmt w:val="bullet"/>
+      <w:lvlText w:val=""/>
+      <w:lvlJc w:val="left"/>
+      <w:pPr>
+        <w:tabs>
+          <w:tab w:val="num" w:pos="5760"/>
+        </w:tabs>
+        <w:ind w:left="5760" w:hanging="360"/>
+      </w:pPr>
+      <w:rPr>
+        <w:rFonts w:ascii="Wingdings" w:hAnsi="Wingdings" w:hint="default"/>
+        <w:sz w:val="20"/>
+      </w:rPr>
+    </w:lvl>
+    <w:lvl w:ilvl="8" w:tentative="1">
+      <w:start w:val="1"/>
+      <w:numFmt w:val="bullet"/>
+      <w:lvlText w:val=""/>
+      <w:lvlJc w:val="left"/>
+      <w:pPr>
+        <w:tabs>
+          <w:tab w:val="num" w:pos="6480"/>
+        </w:tabs>
+        <w:ind w:left="6480" w:hanging="360"/>
+      </w:pPr>
+      <w:rPr>
+        <w:rFonts w:ascii="Wingdings" w:hAnsi="Wingdings" w:hint="default"/>
+        <w:sz w:val="20"/>
+      </w:rPr>
+    </w:lvl>
+  </w:abstractNum>
+  <w:abstractNum w:abstractNumId="19" w15:restartNumberingAfterBreak="0">
     <w:nsid w:val="60DA4F29"/>
     <w:multiLevelType w:val="multilevel"/>
     <w:tmpl w:val="359AA768"/>
@@ -13697,7 +17534,7 @@
       </w:pPr>
     </w:lvl>
   </w:abstractNum>
-  <w:abstractNum w:abstractNumId="15" w15:restartNumberingAfterBreak="0">
+  <w:abstractNum w:abstractNumId="20" w15:restartNumberingAfterBreak="0">
     <w:nsid w:val="6AE77325"/>
     <w:multiLevelType w:val="hybridMultilevel"/>
     <w:tmpl w:val="AF1AEC80"/>
@@ -13785,6 +17622,155 @@
       <w:pPr>
         <w:ind w:left="6840" w:hanging="180"/>
       </w:pPr>
+    </w:lvl>
+  </w:abstractNum>
+  <w:abstractNum w:abstractNumId="21" w15:restartNumberingAfterBreak="0">
+    <w:nsid w:val="7B176867"/>
+    <w:multiLevelType w:val="multilevel"/>
+    <w:tmpl w:val="1D5833A6"/>
+    <w:lvl w:ilvl="0">
+      <w:start w:val="1"/>
+      <w:numFmt w:val="bullet"/>
+      <w:lvlText w:val=""/>
+      <w:lvlJc w:val="left"/>
+      <w:pPr>
+        <w:tabs>
+          <w:tab w:val="num" w:pos="720"/>
+        </w:tabs>
+        <w:ind w:left="720" w:hanging="360"/>
+      </w:pPr>
+      <w:rPr>
+        <w:rFonts w:ascii="Symbol" w:hAnsi="Symbol" w:hint="default"/>
+        <w:sz w:val="20"/>
+      </w:rPr>
+    </w:lvl>
+    <w:lvl w:ilvl="1" w:tentative="1">
+      <w:start w:val="1"/>
+      <w:numFmt w:val="bullet"/>
+      <w:lvlText w:val="o"/>
+      <w:lvlJc w:val="left"/>
+      <w:pPr>
+        <w:tabs>
+          <w:tab w:val="num" w:pos="1440"/>
+        </w:tabs>
+        <w:ind w:left="1440" w:hanging="360"/>
+      </w:pPr>
+      <w:rPr>
+        <w:rFonts w:ascii="Courier New" w:hAnsi="Courier New" w:hint="default"/>
+        <w:sz w:val="20"/>
+      </w:rPr>
+    </w:lvl>
+    <w:lvl w:ilvl="2" w:tentative="1">
+      <w:start w:val="1"/>
+      <w:numFmt w:val="bullet"/>
+      <w:lvlText w:val=""/>
+      <w:lvlJc w:val="left"/>
+      <w:pPr>
+        <w:tabs>
+          <w:tab w:val="num" w:pos="2160"/>
+        </w:tabs>
+        <w:ind w:left="2160" w:hanging="360"/>
+      </w:pPr>
+      <w:rPr>
+        <w:rFonts w:ascii="Wingdings" w:hAnsi="Wingdings" w:hint="default"/>
+        <w:sz w:val="20"/>
+      </w:rPr>
+    </w:lvl>
+    <w:lvl w:ilvl="3" w:tentative="1">
+      <w:start w:val="1"/>
+      <w:numFmt w:val="bullet"/>
+      <w:lvlText w:val=""/>
+      <w:lvlJc w:val="left"/>
+      <w:pPr>
+        <w:tabs>
+          <w:tab w:val="num" w:pos="2880"/>
+        </w:tabs>
+        <w:ind w:left="2880" w:hanging="360"/>
+      </w:pPr>
+      <w:rPr>
+        <w:rFonts w:ascii="Wingdings" w:hAnsi="Wingdings" w:hint="default"/>
+        <w:sz w:val="20"/>
+      </w:rPr>
+    </w:lvl>
+    <w:lvl w:ilvl="4" w:tentative="1">
+      <w:start w:val="1"/>
+      <w:numFmt w:val="bullet"/>
+      <w:lvlText w:val=""/>
+      <w:lvlJc w:val="left"/>
+      <w:pPr>
+        <w:tabs>
+          <w:tab w:val="num" w:pos="3600"/>
+        </w:tabs>
+        <w:ind w:left="3600" w:hanging="360"/>
+      </w:pPr>
+      <w:rPr>
+        <w:rFonts w:ascii="Wingdings" w:hAnsi="Wingdings" w:hint="default"/>
+        <w:sz w:val="20"/>
+      </w:rPr>
+    </w:lvl>
+    <w:lvl w:ilvl="5" w:tentative="1">
+      <w:start w:val="1"/>
+      <w:numFmt w:val="bullet"/>
+      <w:lvlText w:val=""/>
+      <w:lvlJc w:val="left"/>
+      <w:pPr>
+        <w:tabs>
+          <w:tab w:val="num" w:pos="4320"/>
+        </w:tabs>
+        <w:ind w:left="4320" w:hanging="360"/>
+      </w:pPr>
+      <w:rPr>
+        <w:rFonts w:ascii="Wingdings" w:hAnsi="Wingdings" w:hint="default"/>
+        <w:sz w:val="20"/>
+      </w:rPr>
+    </w:lvl>
+    <w:lvl w:ilvl="6" w:tentative="1">
+      <w:start w:val="1"/>
+      <w:numFmt w:val="bullet"/>
+      <w:lvlText w:val=""/>
+      <w:lvlJc w:val="left"/>
+      <w:pPr>
+        <w:tabs>
+          <w:tab w:val="num" w:pos="5040"/>
+        </w:tabs>
+        <w:ind w:left="5040" w:hanging="360"/>
+      </w:pPr>
+      <w:rPr>
+        <w:rFonts w:ascii="Wingdings" w:hAnsi="Wingdings" w:hint="default"/>
+        <w:sz w:val="20"/>
+      </w:rPr>
+    </w:lvl>
+    <w:lvl w:ilvl="7" w:tentative="1">
+      <w:start w:val="1"/>
+      <w:numFmt w:val="bullet"/>
+      <w:lvlText w:val=""/>
+      <w:lvlJc w:val="left"/>
+      <w:pPr>
+        <w:tabs>
+          <w:tab w:val="num" w:pos="5760"/>
+        </w:tabs>
+        <w:ind w:left="5760" w:hanging="360"/>
+      </w:pPr>
+      <w:rPr>
+        <w:rFonts w:ascii="Wingdings" w:hAnsi="Wingdings" w:hint="default"/>
+        <w:sz w:val="20"/>
+      </w:rPr>
+    </w:lvl>
+    <w:lvl w:ilvl="8" w:tentative="1">
+      <w:start w:val="1"/>
+      <w:numFmt w:val="bullet"/>
+      <w:lvlText w:val=""/>
+      <w:lvlJc w:val="left"/>
+      <w:pPr>
+        <w:tabs>
+          <w:tab w:val="num" w:pos="6480"/>
+        </w:tabs>
+        <w:ind w:left="6480" w:hanging="360"/>
+      </w:pPr>
+      <w:rPr>
+        <w:rFonts w:ascii="Wingdings" w:hAnsi="Wingdings" w:hint="default"/>
+        <w:sz w:val="20"/>
+      </w:rPr>
     </w:lvl>
   </w:abstractNum>
   <w:num w:numId="1" w16cid:durableId="1987977672">
@@ -13809,25 +17795,25 @@
     </w:lvlOverride>
   </w:num>
   <w:num w:numId="5" w16cid:durableId="1894730393">
+    <w:abstractNumId w:val="19"/>
+  </w:num>
+  <w:num w:numId="6" w16cid:durableId="505366779">
     <w:abstractNumId w:val="14"/>
   </w:num>
-  <w:num w:numId="6" w16cid:durableId="505366779">
-    <w:abstractNumId w:val="10"/>
-  </w:num>
   <w:num w:numId="7" w16cid:durableId="1701011929">
-    <w:abstractNumId w:val="15"/>
+    <w:abstractNumId w:val="20"/>
   </w:num>
   <w:num w:numId="8" w16cid:durableId="479690143">
-    <w:abstractNumId w:val="12"/>
+    <w:abstractNumId w:val="16"/>
   </w:num>
   <w:num w:numId="9" w16cid:durableId="641738735">
-    <w:abstractNumId w:val="9"/>
+    <w:abstractNumId w:val="13"/>
   </w:num>
   <w:num w:numId="10" w16cid:durableId="1590967396">
     <w:abstractNumId w:val="3"/>
   </w:num>
   <w:num w:numId="11" w16cid:durableId="78869900">
-    <w:abstractNumId w:val="8"/>
+    <w:abstractNumId w:val="12"/>
   </w:num>
   <w:num w:numId="12" w16cid:durableId="1803422038">
     <w:abstractNumId w:val="2"/>
@@ -13848,22 +17834,40 @@
     </w:lvlOverride>
   </w:num>
   <w:num w:numId="15" w16cid:durableId="1099255417">
-    <w:abstractNumId w:val="11"/>
+    <w:abstractNumId w:val="15"/>
   </w:num>
   <w:num w:numId="16" w16cid:durableId="1711538615">
+    <w:abstractNumId w:val="8"/>
+  </w:num>
+  <w:num w:numId="17" w16cid:durableId="2061778195">
     <w:abstractNumId w:val="6"/>
   </w:num>
-  <w:num w:numId="17" w16cid:durableId="2061778195">
-    <w:abstractNumId w:val="5"/>
-  </w:num>
   <w:num w:numId="18" w16cid:durableId="763455730">
-    <w:abstractNumId w:val="13"/>
+    <w:abstractNumId w:val="17"/>
   </w:num>
   <w:num w:numId="19" w16cid:durableId="1330643272">
-    <w:abstractNumId w:val="7"/>
+    <w:abstractNumId w:val="10"/>
   </w:num>
   <w:num w:numId="20" w16cid:durableId="227738348">
     <w:abstractNumId w:val="1"/>
+  </w:num>
+  <w:num w:numId="21" w16cid:durableId="288586631">
+    <w:abstractNumId w:val="11"/>
+  </w:num>
+  <w:num w:numId="22" w16cid:durableId="474639057">
+    <w:abstractNumId w:val="18"/>
+  </w:num>
+  <w:num w:numId="23" w16cid:durableId="1983389074">
+    <w:abstractNumId w:val="21"/>
+  </w:num>
+  <w:num w:numId="24" w16cid:durableId="1901598631">
+    <w:abstractNumId w:val="5"/>
+  </w:num>
+  <w:num w:numId="25" w16cid:durableId="1213269171">
+    <w:abstractNumId w:val="9"/>
+  </w:num>
+  <w:num w:numId="26" w16cid:durableId="1630429781">
+    <w:abstractNumId w:val="7"/>
   </w:num>
 </w:numbering>
 </file>
@@ -14268,7 +18272,7 @@
   <w:style w:type="paragraph" w:default="1" w:styleId="Normal">
     <w:name w:val="Normal"/>
     <w:qFormat/>
-    <w:rsid w:val="006D3DC1"/>
+    <w:rsid w:val="00F123CF"/>
   </w:style>
   <w:style w:type="paragraph" w:styleId="Heading1">
     <w:name w:val="heading 1"/>
@@ -14837,6 +18841,30 @@
       </w:numPr>
     </w:pPr>
   </w:style>
+  <w:style w:type="character" w:styleId="HTMLCode">
+    <w:name w:val="HTML Code"/>
+    <w:basedOn w:val="DefaultParagraphFont"/>
+    <w:uiPriority w:val="99"/>
+    <w:semiHidden/>
+    <w:unhideWhenUsed/>
+    <w:rsid w:val="00CF6A79"/>
+    <w:rPr>
+      <w:rFonts w:ascii="Courier New" w:eastAsia="Times New Roman" w:hAnsi="Courier New" w:cs="Courier New"/>
+      <w:sz w:val="20"/>
+      <w:szCs w:val="20"/>
+    </w:rPr>
+  </w:style>
+  <w:style w:type="character" w:styleId="Emphasis">
+    <w:name w:val="Emphasis"/>
+    <w:basedOn w:val="DefaultParagraphFont"/>
+    <w:uiPriority w:val="20"/>
+    <w:qFormat/>
+    <w:rsid w:val="00CF6A79"/>
+    <w:rPr>
+      <w:i/>
+      <w:iCs/>
+    </w:rPr>
+  </w:style>
 </w:styles>
 </file>
 

--- a/JAVASCRIPT.docx
+++ b/JAVASCRIPT.docx
@@ -81,8 +81,18 @@
           <w:bCs/>
           <w:highlight w:val="yellow"/>
         </w:rPr>
-        <w:t>HTML CSS JAVASCRIPT Differnces</w:t>
-      </w:r>
+        <w:t xml:space="preserve">HTML CSS JAVASCRIPT </w:t>
+      </w:r>
+      <w:proofErr w:type="spellStart"/>
+      <w:r>
+        <w:rPr>
+          <w:b/>
+          <w:bCs/>
+          <w:highlight w:val="yellow"/>
+        </w:rPr>
+        <w:t>Differnces</w:t>
+      </w:r>
+      <w:proofErr w:type="spellEnd"/>
     </w:p>
     <w:p>
       <w:pPr>
@@ -538,8 +548,19 @@
           <w:highlight w:val="yellow"/>
         </w:rPr>
         <w:lastRenderedPageBreak/>
-        <w:t>Key Features / Uses of Javascript</w:t>
-      </w:r>
+        <w:t xml:space="preserve">Key Features / Uses of </w:t>
+      </w:r>
+      <w:proofErr w:type="spellStart"/>
+      <w:r>
+        <w:rPr>
+          <w:rFonts w:ascii="Calibri" w:hAnsi="Calibri" w:cs="Calibri"/>
+          <w:b/>
+          <w:bCs/>
+          <w:highlight w:val="yellow"/>
+        </w:rPr>
+        <w:t>Javascript</w:t>
+      </w:r>
+      <w:proofErr w:type="spellEnd"/>
     </w:p>
     <w:p>
       <w:pPr>
@@ -787,7 +808,25 @@
           <w:sz w:val="24"/>
           <w:szCs w:val="24"/>
         </w:rPr>
-        <w:t>            &lt;h1&gt;Javascript&lt;/h1&gt;</w:t>
+        <w:t>            &lt;h1&gt;</w:t>
+      </w:r>
+      <w:proofErr w:type="spellStart"/>
+      <w:r>
+        <w:rPr>
+          <w:rFonts w:ascii="Calibri" w:hAnsi="Calibri" w:cs="Calibri"/>
+          <w:sz w:val="24"/>
+          <w:szCs w:val="24"/>
+        </w:rPr>
+        <w:t>Javascript</w:t>
+      </w:r>
+      <w:proofErr w:type="spellEnd"/>
+      <w:r>
+        <w:rPr>
+          <w:rFonts w:ascii="Calibri" w:hAnsi="Calibri" w:cs="Calibri"/>
+          <w:sz w:val="24"/>
+          <w:szCs w:val="24"/>
+        </w:rPr>
+        <w:t>&lt;/h1&gt;</w:t>
       </w:r>
     </w:p>
     <w:p>
@@ -805,25 +844,7 @@
           <w:sz w:val="24"/>
           <w:szCs w:val="24"/>
         </w:rPr>
-        <w:t>            &lt;script&gt;console.log(</w:t>
-      </w:r>
-      <w:proofErr w:type="gramStart"/>
-      <w:r>
-        <w:rPr>
-          <w:rFonts w:ascii="Calibri" w:hAnsi="Calibri" w:cs="Calibri"/>
-          <w:sz w:val="24"/>
-          <w:szCs w:val="24"/>
-        </w:rPr>
-        <w:t>10);&lt;</w:t>
-      </w:r>
-      <w:proofErr w:type="gramEnd"/>
-      <w:r>
-        <w:rPr>
-          <w:rFonts w:ascii="Calibri" w:hAnsi="Calibri" w:cs="Calibri"/>
-          <w:sz w:val="24"/>
-          <w:szCs w:val="24"/>
-        </w:rPr>
-        <w:t>/script&gt;</w:t>
+        <w:t>            &lt;script&gt;console.log(10);&lt;/script&gt;</w:t>
       </w:r>
     </w:p>
     <w:p>
@@ -1022,7 +1043,47 @@
           <w:sz w:val="24"/>
           <w:szCs w:val="24"/>
         </w:rPr>
-        <w:t>For larger projects or when reusing scripts across multiple HTML files, you can place your JavaScript code in an external .js file. This file is then linked to your HTML document using the src attribute within a &lt;script&gt; tag.</w:t>
+        <w:t>For larger projects or when reusing scripts across multiple HTML files, you can place your JavaScript code in an external .</w:t>
+      </w:r>
+      <w:proofErr w:type="spellStart"/>
+      <w:r>
+        <w:rPr>
+          <w:rFonts w:ascii="Calibri" w:hAnsi="Calibri" w:cs="Calibri"/>
+          <w:color w:val="000000" w:themeColor="text1"/>
+          <w:sz w:val="24"/>
+          <w:szCs w:val="24"/>
+        </w:rPr>
+        <w:t>js</w:t>
+      </w:r>
+      <w:proofErr w:type="spellEnd"/>
+      <w:r>
+        <w:rPr>
+          <w:rFonts w:ascii="Calibri" w:hAnsi="Calibri" w:cs="Calibri"/>
+          <w:color w:val="000000" w:themeColor="text1"/>
+          <w:sz w:val="24"/>
+          <w:szCs w:val="24"/>
+        </w:rPr>
+        <w:t xml:space="preserve"> file. This file is then linked to your HTML document using the </w:t>
+      </w:r>
+      <w:proofErr w:type="spellStart"/>
+      <w:r>
+        <w:rPr>
+          <w:rFonts w:ascii="Calibri" w:hAnsi="Calibri" w:cs="Calibri"/>
+          <w:color w:val="000000" w:themeColor="text1"/>
+          <w:sz w:val="24"/>
+          <w:szCs w:val="24"/>
+        </w:rPr>
+        <w:t>src</w:t>
+      </w:r>
+      <w:proofErr w:type="spellEnd"/>
+      <w:r>
+        <w:rPr>
+          <w:rFonts w:ascii="Calibri" w:hAnsi="Calibri" w:cs="Calibri"/>
+          <w:color w:val="000000" w:themeColor="text1"/>
+          <w:sz w:val="24"/>
+          <w:szCs w:val="24"/>
+        </w:rPr>
+        <w:t xml:space="preserve"> attribute within a &lt;script&gt; tag.</w:t>
       </w:r>
     </w:p>
     <w:p>
@@ -1042,7 +1103,27 @@
           <w:sz w:val="24"/>
           <w:szCs w:val="24"/>
         </w:rPr>
-        <w:t>First create a .js file and integrate in HMTL file with using script tag, let me explain below</w:t>
+        <w:t>First create a .</w:t>
+      </w:r>
+      <w:proofErr w:type="spellStart"/>
+      <w:r>
+        <w:rPr>
+          <w:rFonts w:ascii="Calibri" w:hAnsi="Calibri" w:cs="Calibri"/>
+          <w:color w:val="000000" w:themeColor="text1"/>
+          <w:sz w:val="24"/>
+          <w:szCs w:val="24"/>
+        </w:rPr>
+        <w:t>js</w:t>
+      </w:r>
+      <w:proofErr w:type="spellEnd"/>
+      <w:r>
+        <w:rPr>
+          <w:rFonts w:ascii="Calibri" w:hAnsi="Calibri" w:cs="Calibri"/>
+          <w:color w:val="000000" w:themeColor="text1"/>
+          <w:sz w:val="24"/>
+          <w:szCs w:val="24"/>
+        </w:rPr>
+        <w:t xml:space="preserve"> file and integrate in HMTL file with using script tag, let me explain below</w:t>
       </w:r>
     </w:p>
     <w:p>
@@ -1075,7 +1156,29 @@
           <w:szCs w:val="24"/>
           <w:highlight w:val="darkGray"/>
         </w:rPr>
-        <w:t>.js file</w:t>
+        <w:t>.</w:t>
+      </w:r>
+      <w:proofErr w:type="spellStart"/>
+      <w:r>
+        <w:rPr>
+          <w:rFonts w:ascii="Calibri" w:hAnsi="Calibri" w:cs="Calibri"/>
+          <w:color w:val="000000" w:themeColor="text1"/>
+          <w:sz w:val="24"/>
+          <w:szCs w:val="24"/>
+          <w:highlight w:val="darkGray"/>
+        </w:rPr>
+        <w:t>js</w:t>
+      </w:r>
+      <w:proofErr w:type="spellEnd"/>
+      <w:r>
+        <w:rPr>
+          <w:rFonts w:ascii="Calibri" w:hAnsi="Calibri" w:cs="Calibri"/>
+          <w:color w:val="000000" w:themeColor="text1"/>
+          <w:sz w:val="24"/>
+          <w:szCs w:val="24"/>
+          <w:highlight w:val="darkGray"/>
+        </w:rPr>
+        <w:t xml:space="preserve"> file</w:t>
       </w:r>
     </w:p>
     <w:p>
@@ -1170,7 +1273,29 @@
           <w:szCs w:val="24"/>
           <w:highlight w:val="darkGray"/>
         </w:rPr>
-        <w:t>Separate .js file link with HTML file.</w:t>
+        <w:t>Separate .</w:t>
+      </w:r>
+      <w:proofErr w:type="spellStart"/>
+      <w:r>
+        <w:rPr>
+          <w:rFonts w:ascii="Calibri" w:hAnsi="Calibri" w:cs="Calibri"/>
+          <w:color w:val="000000" w:themeColor="text1"/>
+          <w:sz w:val="24"/>
+          <w:szCs w:val="24"/>
+          <w:highlight w:val="darkGray"/>
+        </w:rPr>
+        <w:t>js</w:t>
+      </w:r>
+      <w:proofErr w:type="spellEnd"/>
+      <w:r>
+        <w:rPr>
+          <w:rFonts w:ascii="Calibri" w:hAnsi="Calibri" w:cs="Calibri"/>
+          <w:color w:val="000000" w:themeColor="text1"/>
+          <w:sz w:val="24"/>
+          <w:szCs w:val="24"/>
+          <w:highlight w:val="darkGray"/>
+        </w:rPr>
+        <w:t xml:space="preserve"> file link with HTML file.</w:t>
       </w:r>
     </w:p>
     <w:p>
@@ -1349,21 +1474,21 @@
         <w:rPr>
           <w:rFonts w:ascii="Calibri" w:hAnsi="Calibri" w:cs="Calibri"/>
         </w:rPr>
-        <w:t>JavaScript provides different methods to display output, such as </w:t>
-      </w:r>
-      <w:proofErr w:type="gramStart"/>
-      <w:r>
-        <w:rPr>
-          <w:rFonts w:ascii="Calibri" w:hAnsi="Calibri" w:cs="Calibri"/>
-        </w:rPr>
-        <w:t>console.log(</w:t>
-      </w:r>
-      <w:proofErr w:type="gramEnd"/>
-      <w:r>
-        <w:rPr>
-          <w:rFonts w:ascii="Calibri" w:hAnsi="Calibri" w:cs="Calibri"/>
-        </w:rPr>
-        <w:t>), alert(), document.write(), and manipulating HTML elements directly. Each method has its specific use cases, whether for debugging, user notifications, or dynamically updating web content. Here we will explore various JavaScript output methods, demonstrating how and when to use them effectively.</w:t>
+        <w:t xml:space="preserve">JavaScript provides different methods to display output, such as console.log(), alert(), </w:t>
+      </w:r>
+      <w:proofErr w:type="spellStart"/>
+      <w:r>
+        <w:rPr>
+          <w:rFonts w:ascii="Calibri" w:hAnsi="Calibri" w:cs="Calibri"/>
+        </w:rPr>
+        <w:t>document.write</w:t>
+      </w:r>
+      <w:proofErr w:type="spellEnd"/>
+      <w:r>
+        <w:rPr>
+          <w:rFonts w:ascii="Calibri" w:hAnsi="Calibri" w:cs="Calibri"/>
+        </w:rPr>
+        <w:t>(), and manipulating HTML elements directly. Each method has its specific use cases, whether for debugging, user notifications, or dynamically updating web content. Here we will explore various JavaScript output methods, demonstrating how and when to use them effectively.</w:t>
       </w:r>
     </w:p>
     <w:p>
@@ -1385,25 +1510,7 @@
           <w:b/>
           <w:bCs/>
         </w:rPr>
-        <w:t xml:space="preserve">JavaScript </w:t>
-      </w:r>
-      <w:proofErr w:type="gramStart"/>
-      <w:r>
-        <w:rPr>
-          <w:rFonts w:ascii="Calibri" w:hAnsi="Calibri" w:cs="Calibri"/>
-          <w:b/>
-          <w:bCs/>
-        </w:rPr>
-        <w:t>console.log(</w:t>
-      </w:r>
-      <w:proofErr w:type="gramEnd"/>
-      <w:r>
-        <w:rPr>
-          <w:rFonts w:ascii="Calibri" w:hAnsi="Calibri" w:cs="Calibri"/>
-          <w:b/>
-          <w:bCs/>
-        </w:rPr>
-        <w:t>) Method:</w:t>
+        <w:t>JavaScript console.log() Method:</w:t>
       </w:r>
     </w:p>
     <w:p>
@@ -1464,7 +1571,6 @@
           <w:bCs/>
         </w:rPr>
       </w:pPr>
-      <w:proofErr w:type="gramStart"/>
       <w:r>
         <w:rPr>
           <w:rFonts w:ascii="Calibri" w:hAnsi="Calibri" w:cs="Calibri"/>
@@ -1472,17 +1578,7 @@
           <w:bCs/>
           <w:highlight w:val="yellow"/>
         </w:rPr>
-        <w:t>Console.log(</w:t>
-      </w:r>
-      <w:proofErr w:type="gramEnd"/>
-      <w:r>
-        <w:rPr>
-          <w:rFonts w:ascii="Calibri" w:hAnsi="Calibri" w:cs="Calibri"/>
-          <w:b/>
-          <w:bCs/>
-          <w:highlight w:val="yellow"/>
-        </w:rPr>
-        <w:t>);</w:t>
+        <w:t>Console.log();</w:t>
       </w:r>
     </w:p>
     <w:p>
@@ -1631,7 +1727,7 @@
         </w:rPr>
         <w:t xml:space="preserve">. JavaScript </w:t>
       </w:r>
-      <w:proofErr w:type="gramStart"/>
+      <w:proofErr w:type="spellStart"/>
       <w:r>
         <w:rPr>
           <w:rFonts w:ascii="Calibri" w:hAnsi="Calibri" w:cs="Calibri"/>
@@ -1642,7 +1738,7 @@
         </w:rPr>
         <w:t>document.write</w:t>
       </w:r>
-      <w:proofErr w:type="gramEnd"/>
+      <w:proofErr w:type="spellEnd"/>
       <w:r>
         <w:rPr>
           <w:rFonts w:ascii="Calibri" w:hAnsi="Calibri" w:cs="Calibri"/>
@@ -1670,17 +1766,44 @@
         </w:rPr>
         <w:t>To use the </w:t>
       </w:r>
-      <w:hyperlink r:id="rId21" w:tgtFrame="_blank" w:history="1">
-        <w:r>
-          <w:rPr>
-            <w:rStyle w:val="Hyperlink"/>
-            <w:rFonts w:ascii="Calibri" w:hAnsi="Calibri" w:cs="Calibri"/>
-            <w:sz w:val="24"/>
-            <w:szCs w:val="24"/>
-          </w:rPr>
-          <w:t>document.write()</w:t>
-        </w:r>
-      </w:hyperlink>
+      <w:proofErr w:type="spellStart"/>
+      <w:r>
+        <w:fldChar w:fldCharType="begin"/>
+      </w:r>
+      <w:r>
+        <w:instrText>HYPERLINK "https://www.geeksforgeeks.org/html-dom-write-method" \t "_blank"</w:instrText>
+      </w:r>
+      <w:r>
+        <w:fldChar w:fldCharType="separate"/>
+      </w:r>
+      <w:r>
+        <w:rPr>
+          <w:rStyle w:val="Hyperlink"/>
+          <w:rFonts w:ascii="Calibri" w:hAnsi="Calibri" w:cs="Calibri"/>
+          <w:sz w:val="24"/>
+          <w:szCs w:val="24"/>
+        </w:rPr>
+        <w:t>document.write</w:t>
+      </w:r>
+      <w:proofErr w:type="spellEnd"/>
+      <w:r>
+        <w:rPr>
+          <w:rStyle w:val="Hyperlink"/>
+          <w:rFonts w:ascii="Calibri" w:hAnsi="Calibri" w:cs="Calibri"/>
+          <w:sz w:val="24"/>
+          <w:szCs w:val="24"/>
+        </w:rPr>
+        <w:t>()</w:t>
+      </w:r>
+      <w:r>
+        <w:rPr>
+          <w:rStyle w:val="Hyperlink"/>
+          <w:rFonts w:ascii="Calibri" w:hAnsi="Calibri" w:cs="Calibri"/>
+          <w:sz w:val="24"/>
+          <w:szCs w:val="24"/>
+        </w:rPr>
+        <w:fldChar w:fldCharType="end"/>
+      </w:r>
       <w:r>
         <w:rPr>
           <w:rFonts w:ascii="Calibri" w:hAnsi="Calibri" w:cs="Calibri"/>
@@ -1724,7 +1847,7 @@
         </w:rPr>
         <w:t xml:space="preserve">If we use </w:t>
       </w:r>
-      <w:proofErr w:type="gramStart"/>
+      <w:proofErr w:type="spellStart"/>
       <w:r>
         <w:rPr>
           <w:rFonts w:ascii="Calibri" w:hAnsi="Calibri" w:cs="Calibri"/>
@@ -1736,7 +1859,7 @@
         </w:rPr>
         <w:t>document.write</w:t>
       </w:r>
-      <w:proofErr w:type="gramEnd"/>
+      <w:proofErr w:type="spellEnd"/>
       <w:r>
         <w:rPr>
           <w:rFonts w:ascii="Calibri" w:hAnsi="Calibri" w:cs="Calibri"/>
@@ -1782,6 +1905,7 @@
           <w:szCs w:val="24"/>
         </w:rPr>
       </w:pPr>
+      <w:proofErr w:type="spellStart"/>
       <w:r>
         <w:rPr>
           <w:rFonts w:ascii="Calibri" w:hAnsi="Calibri" w:cs="Calibri"/>
@@ -1791,9 +1915,9 @@
           <w:szCs w:val="24"/>
           <w:highlight w:val="yellow"/>
         </w:rPr>
-        <w:t>Document.write(</w:t>
-      </w:r>
-      <w:proofErr w:type="gramStart"/>
+        <w:t>Document.write</w:t>
+      </w:r>
+      <w:proofErr w:type="spellEnd"/>
       <w:r>
         <w:rPr>
           <w:rFonts w:ascii="Calibri" w:hAnsi="Calibri" w:cs="Calibri"/>
@@ -1803,9 +1927,8 @@
           <w:szCs w:val="24"/>
           <w:highlight w:val="yellow"/>
         </w:rPr>
-        <w:t>);</w:t>
-      </w:r>
-      <w:proofErr w:type="gramEnd"/>
+        <w:t>();</w:t>
+      </w:r>
     </w:p>
     <w:p>
       <w:pPr>
@@ -1835,7 +1958,7 @@
                     <pic:cNvPicPr/>
                   </pic:nvPicPr>
                   <pic:blipFill>
-                    <a:blip r:embed="rId22"/>
+                    <a:blip r:embed="rId21"/>
                     <a:stretch>
                       <a:fillRect/>
                     </a:stretch>
@@ -1907,7 +2030,7 @@
                     <pic:cNvPicPr/>
                   </pic:nvPicPr>
                   <pic:blipFill>
-                    <a:blip r:embed="rId23"/>
+                    <a:blip r:embed="rId22"/>
                     <a:stretch>
                       <a:fillRect/>
                     </a:stretch>
@@ -1967,7 +2090,7 @@
         </w:rPr>
         <w:t xml:space="preserve">. JavaScript </w:t>
       </w:r>
-      <w:proofErr w:type="gramStart"/>
+      <w:proofErr w:type="spellStart"/>
       <w:r>
         <w:rPr>
           <w:rFonts w:ascii="Calibri" w:hAnsi="Calibri" w:cs="Calibri"/>
@@ -1978,7 +2101,7 @@
         </w:rPr>
         <w:t>window.alert</w:t>
       </w:r>
-      <w:proofErr w:type="gramEnd"/>
+      <w:proofErr w:type="spellEnd"/>
       <w:r>
         <w:rPr>
           <w:rFonts w:ascii="Calibri" w:hAnsi="Calibri" w:cs="Calibri"/>
@@ -2006,17 +2129,44 @@
         </w:rPr>
         <w:t>The </w:t>
       </w:r>
-      <w:hyperlink r:id="rId24" w:tgtFrame="_blank" w:history="1">
-        <w:r>
-          <w:rPr>
-            <w:rStyle w:val="Hyperlink"/>
-            <w:rFonts w:ascii="Calibri" w:hAnsi="Calibri" w:cs="Calibri"/>
-            <w:sz w:val="24"/>
-            <w:szCs w:val="24"/>
-          </w:rPr>
-          <w:t>window.alert() method</w:t>
-        </w:r>
-      </w:hyperlink>
+      <w:proofErr w:type="spellStart"/>
+      <w:r>
+        <w:fldChar w:fldCharType="begin"/>
+      </w:r>
+      <w:r>
+        <w:instrText>HYPERLINK "https://www.geeksforgeeks.org/html-dom-window-alert-method" \t "_blank"</w:instrText>
+      </w:r>
+      <w:r>
+        <w:fldChar w:fldCharType="separate"/>
+      </w:r>
+      <w:r>
+        <w:rPr>
+          <w:rStyle w:val="Hyperlink"/>
+          <w:rFonts w:ascii="Calibri" w:hAnsi="Calibri" w:cs="Calibri"/>
+          <w:sz w:val="24"/>
+          <w:szCs w:val="24"/>
+        </w:rPr>
+        <w:t>window.alert</w:t>
+      </w:r>
+      <w:proofErr w:type="spellEnd"/>
+      <w:r>
+        <w:rPr>
+          <w:rStyle w:val="Hyperlink"/>
+          <w:rFonts w:ascii="Calibri" w:hAnsi="Calibri" w:cs="Calibri"/>
+          <w:sz w:val="24"/>
+          <w:szCs w:val="24"/>
+        </w:rPr>
+        <w:t>() method</w:t>
+      </w:r>
+      <w:r>
+        <w:rPr>
+          <w:rStyle w:val="Hyperlink"/>
+          <w:rFonts w:ascii="Calibri" w:hAnsi="Calibri" w:cs="Calibri"/>
+          <w:sz w:val="24"/>
+          <w:szCs w:val="24"/>
+        </w:rPr>
+        <w:fldChar w:fldCharType="end"/>
+      </w:r>
       <w:r>
         <w:rPr>
           <w:rFonts w:ascii="Calibri" w:hAnsi="Calibri" w:cs="Calibri"/>
@@ -2059,6 +2209,7 @@
           <w:szCs w:val="24"/>
         </w:rPr>
       </w:pPr>
+      <w:proofErr w:type="spellStart"/>
       <w:r>
         <w:rPr>
           <w:rFonts w:ascii="Calibri" w:hAnsi="Calibri" w:cs="Calibri"/>
@@ -2068,9 +2219,9 @@
           <w:szCs w:val="24"/>
           <w:highlight w:val="yellow"/>
         </w:rPr>
-        <w:t>Window.alert(</w:t>
-      </w:r>
-      <w:proofErr w:type="gramStart"/>
+        <w:t>Window.alert</w:t>
+      </w:r>
+      <w:proofErr w:type="spellEnd"/>
       <w:r>
         <w:rPr>
           <w:rFonts w:ascii="Calibri" w:hAnsi="Calibri" w:cs="Calibri"/>
@@ -2080,9 +2231,8 @@
           <w:szCs w:val="24"/>
           <w:highlight w:val="yellow"/>
         </w:rPr>
-        <w:t>);</w:t>
-      </w:r>
-      <w:proofErr w:type="gramEnd"/>
+        <w:t>();</w:t>
+      </w:r>
     </w:p>
     <w:p>
       <w:pPr>
@@ -2115,7 +2265,7 @@
                     <pic:cNvPicPr/>
                   </pic:nvPicPr>
                   <pic:blipFill>
-                    <a:blip r:embed="rId25"/>
+                    <a:blip r:embed="rId23"/>
                     <a:stretch>
                       <a:fillRect/>
                     </a:stretch>
@@ -2189,7 +2339,7 @@
                     <pic:cNvPicPr/>
                   </pic:nvPicPr>
                   <pic:blipFill>
-                    <a:blip r:embed="rId26"/>
+                    <a:blip r:embed="rId24"/>
                     <a:stretch>
                       <a:fillRect/>
                     </a:stretch>
@@ -2295,7 +2445,7 @@
         </w:rPr>
         <w:t>As we write JavaScript, we can write </w:t>
       </w:r>
-      <w:hyperlink r:id="rId27" w:tgtFrame="_blank" w:history="1">
+      <w:hyperlink r:id="rId25" w:tgtFrame="_blank" w:history="1">
         <w:r>
           <w:rPr>
             <w:rStyle w:val="Hyperlink"/>
@@ -2427,7 +2577,7 @@
                     <pic:cNvPicPr/>
                   </pic:nvPicPr>
                   <pic:blipFill>
-                    <a:blip r:embed="rId28"/>
+                    <a:blip r:embed="rId26"/>
                     <a:stretch>
                       <a:fillRect/>
                     </a:stretch>
@@ -2506,7 +2656,7 @@
                     <pic:cNvPicPr/>
                   </pic:nvPicPr>
                   <pic:blipFill>
-                    <a:blip r:embed="rId29"/>
+                    <a:blip r:embed="rId27"/>
                     <a:stretch>
                       <a:fillRect/>
                     </a:stretch>
@@ -2616,7 +2766,7 @@
                     <pic:cNvPicPr/>
                   </pic:nvPicPr>
                   <pic:blipFill>
-                    <a:blip r:embed="rId30"/>
+                    <a:blip r:embed="rId28"/>
                     <a:stretch>
                       <a:fillRect/>
                     </a:stretch>
@@ -2714,7 +2864,7 @@
         </w:rPr>
         <w:t>A variable is like a container that holds data that can be reused or updated later in the program. In JavaScript, variables are declared using the keywords</w:t>
       </w:r>
-      <w:hyperlink r:id="rId31" w:tgtFrame="_blank" w:history="1">
+      <w:hyperlink r:id="rId29" w:tgtFrame="_blank" w:history="1">
         <w:r>
           <w:rPr>
             <w:rStyle w:val="Hyperlink"/>
@@ -2735,7 +2885,7 @@
         </w:rPr>
         <w:t>, </w:t>
       </w:r>
-      <w:hyperlink r:id="rId32" w:tgtFrame="_blank" w:history="1">
+      <w:hyperlink r:id="rId30" w:tgtFrame="_blank" w:history="1">
         <w:r>
           <w:rPr>
             <w:rStyle w:val="Hyperlink"/>
@@ -2756,7 +2906,7 @@
         </w:rPr>
         <w:t>, or </w:t>
       </w:r>
-      <w:hyperlink r:id="rId33" w:tgtFrame="_blank" w:history="1">
+      <w:hyperlink r:id="rId31" w:tgtFrame="_blank" w:history="1">
         <w:r>
           <w:rPr>
             <w:rStyle w:val="Hyperlink"/>
@@ -2823,27 +2973,7 @@
           <w:sz w:val="24"/>
           <w:szCs w:val="24"/>
         </w:rPr>
-        <w:t xml:space="preserve">Let – we can </w:t>
-      </w:r>
-      <w:proofErr w:type="gramStart"/>
-      <w:r>
-        <w:rPr>
-          <w:rFonts w:ascii="Calibri" w:hAnsi="Calibri" w:cs="Calibri"/>
-          <w:color w:val="000000" w:themeColor="text1"/>
-          <w:sz w:val="24"/>
-          <w:szCs w:val="24"/>
-        </w:rPr>
-        <w:t>reassigned</w:t>
-      </w:r>
-      <w:proofErr w:type="gramEnd"/>
-      <w:r>
-        <w:rPr>
-          <w:rFonts w:ascii="Calibri" w:hAnsi="Calibri" w:cs="Calibri"/>
-          <w:color w:val="000000" w:themeColor="text1"/>
-          <w:sz w:val="24"/>
-          <w:szCs w:val="24"/>
-        </w:rPr>
-        <w:t xml:space="preserve"> but can’t redeclared let keyword</w:t>
+        <w:t>Let – we can reassigned but can’t redeclared let keyword</w:t>
       </w:r>
     </w:p>
     <w:p>
@@ -2860,34 +2990,25 @@
           <w:szCs w:val="24"/>
         </w:rPr>
       </w:pPr>
-      <w:r>
-        <w:rPr>
-          <w:rFonts w:ascii="Calibri" w:hAnsi="Calibri" w:cs="Calibri"/>
-          <w:color w:val="000000" w:themeColor="text1"/>
-          <w:sz w:val="24"/>
-          <w:szCs w:val="24"/>
-        </w:rPr>
-        <w:t xml:space="preserve">Const – we cannot </w:t>
-      </w:r>
-      <w:proofErr w:type="gramStart"/>
-      <w:r>
-        <w:rPr>
-          <w:rFonts w:ascii="Calibri" w:hAnsi="Calibri" w:cs="Calibri"/>
-          <w:color w:val="000000" w:themeColor="text1"/>
-          <w:sz w:val="24"/>
-          <w:szCs w:val="24"/>
-        </w:rPr>
-        <w:t>reassigned</w:t>
-      </w:r>
-      <w:proofErr w:type="gramEnd"/>
-      <w:r>
-        <w:rPr>
-          <w:rFonts w:ascii="Calibri" w:hAnsi="Calibri" w:cs="Calibri"/>
-          <w:color w:val="000000" w:themeColor="text1"/>
-          <w:sz w:val="24"/>
-          <w:szCs w:val="24"/>
-        </w:rPr>
-        <w:t xml:space="preserve"> and redeclared</w:t>
+      <w:proofErr w:type="spellStart"/>
+      <w:r>
+        <w:rPr>
+          <w:rFonts w:ascii="Calibri" w:hAnsi="Calibri" w:cs="Calibri"/>
+          <w:color w:val="000000" w:themeColor="text1"/>
+          <w:sz w:val="24"/>
+          <w:szCs w:val="24"/>
+        </w:rPr>
+        <w:t>Const</w:t>
+      </w:r>
+      <w:proofErr w:type="spellEnd"/>
+      <w:r>
+        <w:rPr>
+          <w:rFonts w:ascii="Calibri" w:hAnsi="Calibri" w:cs="Calibri"/>
+          <w:color w:val="000000" w:themeColor="text1"/>
+          <w:sz w:val="24"/>
+          <w:szCs w:val="24"/>
+        </w:rPr>
+        <w:t xml:space="preserve"> – we cannot reassigned and redeclared</w:t>
       </w:r>
     </w:p>
     <w:p>
@@ -2929,27 +3050,7 @@
           <w:sz w:val="24"/>
           <w:szCs w:val="24"/>
         </w:rPr>
-        <w:t xml:space="preserve">The var keyword is used to declare a variable. It has a function-scoped or </w:t>
-      </w:r>
-      <w:proofErr w:type="gramStart"/>
-      <w:r>
-        <w:rPr>
-          <w:rFonts w:ascii="Calibri" w:hAnsi="Calibri" w:cs="Calibri"/>
-          <w:color w:val="000000" w:themeColor="text1"/>
-          <w:sz w:val="24"/>
-          <w:szCs w:val="24"/>
-        </w:rPr>
-        <w:t>globally-scoped</w:t>
-      </w:r>
-      <w:proofErr w:type="gramEnd"/>
-      <w:r>
-        <w:rPr>
-          <w:rFonts w:ascii="Calibri" w:hAnsi="Calibri" w:cs="Calibri"/>
-          <w:color w:val="000000" w:themeColor="text1"/>
-          <w:sz w:val="24"/>
-          <w:szCs w:val="24"/>
-        </w:rPr>
-        <w:t xml:space="preserve"> behaviour.</w:t>
+        <w:t>The var keyword is used to declare a variable. It has a function-scoped or globally-scoped behaviour.</w:t>
       </w:r>
       <w:r>
         <w:rPr>
@@ -2977,49 +3078,27 @@
           <w:sz w:val="24"/>
           <w:szCs w:val="24"/>
         </w:rPr>
-        <w:t xml:space="preserve">var age = </w:t>
-      </w:r>
-      <w:proofErr w:type="gramStart"/>
-      <w:r>
-        <w:rPr>
-          <w:rFonts w:ascii="Calibri" w:hAnsi="Calibri" w:cs="Calibri"/>
-          <w:color w:val="000000" w:themeColor="text1"/>
-          <w:sz w:val="24"/>
-          <w:szCs w:val="24"/>
-        </w:rPr>
-        <w:t>10;</w:t>
-      </w:r>
-      <w:proofErr w:type="gramEnd"/>
-    </w:p>
-    <w:p>
-      <w:pPr>
-        <w:rPr>
-          <w:rFonts w:ascii="Calibri" w:hAnsi="Calibri" w:cs="Calibri"/>
-          <w:color w:val="000000" w:themeColor="text1"/>
-          <w:sz w:val="24"/>
-          <w:szCs w:val="24"/>
-        </w:rPr>
-      </w:pPr>
-      <w:r>
-        <w:rPr>
-          <w:rFonts w:ascii="Calibri" w:hAnsi="Calibri" w:cs="Calibri"/>
-          <w:color w:val="000000" w:themeColor="text1"/>
-          <w:sz w:val="24"/>
-          <w:szCs w:val="24"/>
-        </w:rPr>
-        <w:t xml:space="preserve">var age = </w:t>
-      </w:r>
-      <w:proofErr w:type="gramStart"/>
-      <w:r>
-        <w:rPr>
-          <w:rFonts w:ascii="Calibri" w:hAnsi="Calibri" w:cs="Calibri"/>
-          <w:color w:val="000000" w:themeColor="text1"/>
-          <w:sz w:val="24"/>
-          <w:szCs w:val="24"/>
-        </w:rPr>
-        <w:t>20;</w:t>
-      </w:r>
-      <w:proofErr w:type="gramEnd"/>
+        <w:t>var age = 10;</w:t>
+      </w:r>
+    </w:p>
+    <w:p>
+      <w:pPr>
+        <w:rPr>
+          <w:rFonts w:ascii="Calibri" w:hAnsi="Calibri" w:cs="Calibri"/>
+          <w:color w:val="000000" w:themeColor="text1"/>
+          <w:sz w:val="24"/>
+          <w:szCs w:val="24"/>
+        </w:rPr>
+      </w:pPr>
+      <w:r>
+        <w:rPr>
+          <w:rFonts w:ascii="Calibri" w:hAnsi="Calibri" w:cs="Calibri"/>
+          <w:color w:val="000000" w:themeColor="text1"/>
+          <w:sz w:val="24"/>
+          <w:szCs w:val="24"/>
+        </w:rPr>
+        <w:t>var age = 20;</w:t>
+      </w:r>
     </w:p>
     <w:p>
       <w:pPr>
@@ -3070,7 +3149,7 @@
                     <pic:cNvPicPr/>
                   </pic:nvPicPr>
                   <pic:blipFill>
-                    <a:blip r:embed="rId34"/>
+                    <a:blip r:embed="rId32"/>
                     <a:stretch>
                       <a:fillRect/>
                     </a:stretch>
@@ -3139,7 +3218,7 @@
                     <pic:cNvPicPr/>
                   </pic:nvPicPr>
                   <pic:blipFill>
-                    <a:blip r:embed="rId35"/>
+                    <a:blip r:embed="rId33"/>
                     <a:stretch>
                       <a:fillRect/>
                     </a:stretch>
@@ -3211,7 +3290,7 @@
         </w:rPr>
         <w:t>The </w:t>
       </w:r>
-      <w:hyperlink r:id="rId36" w:tgtFrame="_blank" w:history="1">
+      <w:hyperlink r:id="rId34" w:tgtFrame="_blank" w:history="1">
         <w:r>
           <w:rPr>
             <w:rStyle w:val="Hyperlink"/>
@@ -3270,7 +3349,7 @@
                     <pic:cNvPicPr/>
                   </pic:nvPicPr>
                   <pic:blipFill>
-                    <a:blip r:embed="rId37"/>
+                    <a:blip r:embed="rId35"/>
                     <a:stretch>
                       <a:fillRect/>
                     </a:stretch>
@@ -3341,7 +3420,7 @@
                     <pic:cNvPicPr/>
                   </pic:nvPicPr>
                   <pic:blipFill>
-                    <a:blip r:embed="rId38"/>
+                    <a:blip r:embed="rId36"/>
                     <a:stretch>
                       <a:fillRect/>
                     </a:stretch>
@@ -3382,7 +3461,31 @@
           <w:sz w:val="24"/>
           <w:szCs w:val="24"/>
         </w:rPr>
-        <w:t>3. const Keyword</w:t>
+        <w:t xml:space="preserve">3. </w:t>
+      </w:r>
+      <w:proofErr w:type="spellStart"/>
+      <w:r>
+        <w:rPr>
+          <w:rFonts w:ascii="Calibri" w:hAnsi="Calibri" w:cs="Calibri"/>
+          <w:b/>
+          <w:bCs/>
+          <w:color w:val="0070C0"/>
+          <w:sz w:val="24"/>
+          <w:szCs w:val="24"/>
+        </w:rPr>
+        <w:t>const</w:t>
+      </w:r>
+      <w:proofErr w:type="spellEnd"/>
+      <w:r>
+        <w:rPr>
+          <w:rFonts w:ascii="Calibri" w:hAnsi="Calibri" w:cs="Calibri"/>
+          <w:b/>
+          <w:bCs/>
+          <w:color w:val="0070C0"/>
+          <w:sz w:val="24"/>
+          <w:szCs w:val="24"/>
+        </w:rPr>
+        <w:t> Keyword</w:t>
       </w:r>
     </w:p>
     <w:p>
@@ -3403,45 +3506,52 @@
         </w:rPr>
         <w:t>The </w:t>
       </w:r>
-      <w:hyperlink r:id="rId39" w:tgtFrame="_blank" w:history="1">
-        <w:r>
-          <w:rPr>
-            <w:rStyle w:val="Hyperlink"/>
-            <w:rFonts w:ascii="Calibri" w:hAnsi="Calibri" w:cs="Calibri"/>
-            <w:sz w:val="24"/>
-            <w:szCs w:val="24"/>
-          </w:rPr>
-          <w:t>const keyword</w:t>
-        </w:r>
-      </w:hyperlink>
-      <w:r>
-        <w:rPr>
-          <w:rFonts w:ascii="Calibri" w:hAnsi="Calibri" w:cs="Calibri"/>
-          <w:color w:val="000000" w:themeColor="text1"/>
-          <w:sz w:val="24"/>
-          <w:szCs w:val="24"/>
-        </w:rPr>
-        <w:t xml:space="preserve"> declares variables that cannot be reassigned. It’s </w:t>
-      </w:r>
-      <w:proofErr w:type="gramStart"/>
-      <w:r>
-        <w:rPr>
-          <w:rFonts w:ascii="Calibri" w:hAnsi="Calibri" w:cs="Calibri"/>
-          <w:color w:val="000000" w:themeColor="text1"/>
-          <w:sz w:val="24"/>
-          <w:szCs w:val="24"/>
-        </w:rPr>
-        <w:t>block-scoped</w:t>
-      </w:r>
-      <w:proofErr w:type="gramEnd"/>
-      <w:r>
-        <w:rPr>
-          <w:rFonts w:ascii="Calibri" w:hAnsi="Calibri" w:cs="Calibri"/>
-          <w:color w:val="000000" w:themeColor="text1"/>
-          <w:sz w:val="24"/>
-          <w:szCs w:val="24"/>
-        </w:rPr>
-        <w:t xml:space="preserve"> as well.</w:t>
+      <w:proofErr w:type="spellStart"/>
+      <w:r>
+        <w:fldChar w:fldCharType="begin"/>
+      </w:r>
+      <w:r>
+        <w:instrText>HYPERLINK "https://www.geeksforgeeks.org/javascript-const/" \t "_blank"</w:instrText>
+      </w:r>
+      <w:r>
+        <w:fldChar w:fldCharType="separate"/>
+      </w:r>
+      <w:r>
+        <w:rPr>
+          <w:rStyle w:val="Hyperlink"/>
+          <w:rFonts w:ascii="Calibri" w:hAnsi="Calibri" w:cs="Calibri"/>
+          <w:sz w:val="24"/>
+          <w:szCs w:val="24"/>
+        </w:rPr>
+        <w:t>const</w:t>
+      </w:r>
+      <w:proofErr w:type="spellEnd"/>
+      <w:r>
+        <w:rPr>
+          <w:rStyle w:val="Hyperlink"/>
+          <w:rFonts w:ascii="Calibri" w:hAnsi="Calibri" w:cs="Calibri"/>
+          <w:sz w:val="24"/>
+          <w:szCs w:val="24"/>
+        </w:rPr>
+        <w:t xml:space="preserve"> keyword</w:t>
+      </w:r>
+      <w:r>
+        <w:rPr>
+          <w:rStyle w:val="Hyperlink"/>
+          <w:rFonts w:ascii="Calibri" w:hAnsi="Calibri" w:cs="Calibri"/>
+          <w:sz w:val="24"/>
+          <w:szCs w:val="24"/>
+        </w:rPr>
+        <w:fldChar w:fldCharType="end"/>
+      </w:r>
+      <w:r>
+        <w:rPr>
+          <w:rFonts w:ascii="Calibri" w:hAnsi="Calibri" w:cs="Calibri"/>
+          <w:color w:val="000000" w:themeColor="text1"/>
+          <w:sz w:val="24"/>
+          <w:szCs w:val="24"/>
+        </w:rPr>
+        <w:t> declares variables that cannot be reassigned. It’s block-scoped as well.</w:t>
       </w:r>
     </w:p>
     <w:p>
@@ -3492,7 +3602,7 @@
                     <pic:cNvPicPr/>
                   </pic:nvPicPr>
                   <pic:blipFill>
-                    <a:blip r:embed="rId40"/>
+                    <a:blip r:embed="rId37"/>
                     <a:stretch>
                       <a:fillRect/>
                     </a:stretch>
@@ -3746,7 +3856,7 @@
           <w:szCs w:val="24"/>
         </w:rPr>
       </w:pPr>
-      <w:hyperlink r:id="rId41" w:tgtFrame="_blank" w:history="1">
+      <w:hyperlink r:id="rId38" w:tgtFrame="_blank" w:history="1">
         <w:r>
           <w:rPr>
             <w:rStyle w:val="Hyperlink"/>
@@ -3810,7 +3920,7 @@
                     <pic:cNvPicPr/>
                   </pic:nvPicPr>
                   <pic:blipFill>
-                    <a:blip r:embed="rId42"/>
+                    <a:blip r:embed="rId39"/>
                     <a:stretch>
                       <a:fillRect/>
                     </a:stretch>
@@ -3878,7 +3988,7 @@
                     <pic:cNvPicPr/>
                   </pic:nvPicPr>
                   <pic:blipFill>
-                    <a:blip r:embed="rId43"/>
+                    <a:blip r:embed="rId40"/>
                     <a:stretch>
                       <a:fillRect/>
                     </a:stretch>
@@ -3923,7 +4033,7 @@
           <w:szCs w:val="24"/>
         </w:rPr>
       </w:pPr>
-      <w:hyperlink r:id="rId44" w:tgtFrame="_blank" w:history="1">
+      <w:hyperlink r:id="rId41" w:tgtFrame="_blank" w:history="1">
         <w:r>
           <w:rPr>
             <w:rStyle w:val="Hyperlink"/>
@@ -3995,7 +4105,7 @@
                     <pic:cNvPicPr/>
                   </pic:nvPicPr>
                   <pic:blipFill>
-                    <a:blip r:embed="rId45"/>
+                    <a:blip r:embed="rId42"/>
                     <a:stretch>
                       <a:fillRect/>
                     </a:stretch>
@@ -4059,7 +4169,7 @@
                     <pic:cNvPicPr/>
                   </pic:nvPicPr>
                   <pic:blipFill>
-                    <a:blip r:embed="rId46"/>
+                    <a:blip r:embed="rId43"/>
                     <a:stretch>
                       <a:fillRect/>
                     </a:stretch>
@@ -4113,7 +4223,7 @@
           <w:szCs w:val="24"/>
         </w:rPr>
       </w:pPr>
-      <w:hyperlink r:id="rId47" w:tgtFrame="_blank" w:history="1">
+      <w:hyperlink r:id="rId44" w:tgtFrame="_blank" w:history="1">
         <w:r>
           <w:rPr>
             <w:rStyle w:val="Hyperlink"/>
@@ -4174,7 +4284,7 @@
                     <pic:cNvPicPr/>
                   </pic:nvPicPr>
                   <pic:blipFill>
-                    <a:blip r:embed="rId48"/>
+                    <a:blip r:embed="rId45"/>
                     <a:stretch>
                       <a:fillRect/>
                     </a:stretch>
@@ -4243,7 +4353,7 @@
                     <pic:cNvPicPr/>
                   </pic:nvPicPr>
                   <pic:blipFill>
-                    <a:blip r:embed="rId49"/>
+                    <a:blip r:embed="rId46"/>
                     <a:stretch>
                       <a:fillRect/>
                     </a:stretch>
@@ -4304,7 +4414,7 @@
           <w:szCs w:val="24"/>
         </w:rPr>
       </w:pPr>
-      <w:hyperlink r:id="rId50" w:tgtFrame="_blank" w:history="1">
+      <w:hyperlink r:id="rId47" w:tgtFrame="_blank" w:history="1">
         <w:r>
           <w:rPr>
             <w:rStyle w:val="Hyperlink"/>
@@ -4365,7 +4475,7 @@
                     <pic:cNvPicPr/>
                   </pic:nvPicPr>
                   <pic:blipFill>
-                    <a:blip r:embed="rId51"/>
+                    <a:blip r:embed="rId48"/>
                     <a:stretch>
                       <a:fillRect/>
                     </a:stretch>
@@ -4433,7 +4543,7 @@
                     <pic:cNvPicPr/>
                   </pic:nvPicPr>
                   <pic:blipFill>
-                    <a:blip r:embed="rId52"/>
+                    <a:blip r:embed="rId49"/>
                     <a:stretch>
                       <a:fillRect/>
                     </a:stretch>
@@ -4477,7 +4587,7 @@
           <w:szCs w:val="24"/>
         </w:rPr>
       </w:pPr>
-      <w:hyperlink r:id="rId53" w:tgtFrame="_blank" w:history="1">
+      <w:hyperlink r:id="rId50" w:tgtFrame="_blank" w:history="1">
         <w:r>
           <w:rPr>
             <w:rStyle w:val="Hyperlink"/>
@@ -4538,7 +4648,7 @@
                     <pic:cNvPicPr/>
                   </pic:nvPicPr>
                   <pic:blipFill>
-                    <a:blip r:embed="rId54"/>
+                    <a:blip r:embed="rId51"/>
                     <a:stretch>
                       <a:fillRect/>
                     </a:stretch>
@@ -4616,7 +4726,7 @@
                     <pic:cNvPicPr/>
                   </pic:nvPicPr>
                   <pic:blipFill>
-                    <a:blip r:embed="rId55"/>
+                    <a:blip r:embed="rId52"/>
                     <a:stretch>
                       <a:fillRect/>
                     </a:stretch>
@@ -4660,7 +4770,7 @@
           <w:szCs w:val="24"/>
         </w:rPr>
       </w:pPr>
-      <w:hyperlink r:id="rId56" w:tgtFrame="_blank" w:history="1">
+      <w:hyperlink r:id="rId53" w:tgtFrame="_blank" w:history="1">
         <w:r>
           <w:rPr>
             <w:rStyle w:val="Hyperlink"/>
@@ -4721,7 +4831,7 @@
                     <pic:cNvPicPr/>
                   </pic:nvPicPr>
                   <pic:blipFill>
-                    <a:blip r:embed="rId57"/>
+                    <a:blip r:embed="rId54"/>
                     <a:stretch>
                       <a:fillRect/>
                     </a:stretch>
@@ -4782,7 +4892,7 @@
                     <pic:cNvPicPr/>
                   </pic:nvPicPr>
                   <pic:blipFill>
-                    <a:blip r:embed="rId58"/>
+                    <a:blip r:embed="rId55"/>
                     <a:stretch>
                       <a:fillRect/>
                     </a:stretch>
@@ -4889,7 +4999,7 @@
           <w:szCs w:val="24"/>
         </w:rPr>
       </w:pPr>
-      <w:hyperlink r:id="rId59" w:tgtFrame="_blank" w:history="1">
+      <w:hyperlink r:id="rId56" w:tgtFrame="_blank" w:history="1">
         <w:r>
           <w:rPr>
             <w:rStyle w:val="Hyperlink"/>
@@ -4918,33 +5028,15 @@
           <w:sz w:val="24"/>
           <w:szCs w:val="24"/>
         </w:rPr>
-        <w:t xml:space="preserve"> Represents an ordered list of </w:t>
-      </w:r>
-      <w:proofErr w:type="gramStart"/>
-      <w:r>
-        <w:rPr>
-          <w:rFonts w:ascii="Calibri" w:hAnsi="Calibri" w:cs="Calibri"/>
-          <w:sz w:val="24"/>
-          <w:szCs w:val="24"/>
-        </w:rPr>
-        <w:t>values.</w:t>
-      </w:r>
-      <w:r>
-        <w:rPr>
-          <w:rFonts w:ascii="Calibri" w:hAnsi="Calibri" w:cs="Calibri"/>
-          <w:sz w:val="24"/>
-          <w:szCs w:val="24"/>
-        </w:rPr>
-        <w:t>(</w:t>
-      </w:r>
-      <w:proofErr w:type="gramEnd"/>
-      <w:r>
-        <w:rPr>
-          <w:rFonts w:ascii="Calibri" w:hAnsi="Calibri" w:cs="Calibri"/>
-          <w:sz w:val="24"/>
-          <w:szCs w:val="24"/>
-        </w:rPr>
-        <w:t xml:space="preserve">  [] )</w:t>
+        <w:t> Represents an ordered list of values.</w:t>
+      </w:r>
+      <w:r>
+        <w:rPr>
+          <w:rFonts w:ascii="Calibri" w:hAnsi="Calibri" w:cs="Calibri"/>
+          <w:sz w:val="24"/>
+          <w:szCs w:val="24"/>
+        </w:rPr>
+        <w:t>(  [] )</w:t>
       </w:r>
     </w:p>
     <w:p>
@@ -4976,7 +5068,7 @@
                     <pic:cNvPicPr/>
                   </pic:nvPicPr>
                   <pic:blipFill>
-                    <a:blip r:embed="rId60"/>
+                    <a:blip r:embed="rId57"/>
                     <a:stretch>
                       <a:fillRect/>
                     </a:stretch>
@@ -5054,7 +5146,7 @@
                     <pic:cNvPicPr/>
                   </pic:nvPicPr>
                   <pic:blipFill>
-                    <a:blip r:embed="rId61"/>
+                    <a:blip r:embed="rId58"/>
                     <a:stretch>
                       <a:fillRect/>
                     </a:stretch>
@@ -5108,7 +5200,7 @@
           <w:szCs w:val="24"/>
         </w:rPr>
       </w:pPr>
-      <w:hyperlink r:id="rId62" w:tgtFrame="_blank" w:history="1">
+      <w:hyperlink r:id="rId59" w:tgtFrame="_blank" w:history="1">
         <w:r>
           <w:rPr>
             <w:rStyle w:val="Hyperlink"/>
@@ -5169,7 +5261,7 @@
                     <pic:cNvPicPr/>
                   </pic:nvPicPr>
                   <pic:blipFill>
-                    <a:blip r:embed="rId63"/>
+                    <a:blip r:embed="rId60"/>
                     <a:stretch>
                       <a:fillRect/>
                     </a:stretch>
@@ -5219,7 +5311,7 @@
                     <pic:cNvPicPr/>
                   </pic:nvPicPr>
                   <pic:blipFill>
-                    <a:blip r:embed="rId64"/>
+                    <a:blip r:embed="rId61"/>
                     <a:stretch>
                       <a:fillRect/>
                     </a:stretch>
@@ -5265,18 +5357,8 @@
           <w:sz w:val="24"/>
           <w:szCs w:val="24"/>
         </w:rPr>
-        <w:t xml:space="preserve">Array of </w:t>
-      </w:r>
-      <w:proofErr w:type="gramStart"/>
-      <w:r>
-        <w:rPr>
-          <w:rFonts w:ascii="Calibri" w:hAnsi="Calibri" w:cs="Calibri"/>
-          <w:sz w:val="24"/>
-          <w:szCs w:val="24"/>
-        </w:rPr>
-        <w:t>Objects;</w:t>
-      </w:r>
-      <w:proofErr w:type="gramEnd"/>
+        <w:t>Array of Objects;</w:t>
+      </w:r>
     </w:p>
     <w:p>
       <w:pPr>
@@ -5306,7 +5388,7 @@
                     <pic:cNvPicPr/>
                   </pic:nvPicPr>
                   <pic:blipFill>
-                    <a:blip r:embed="rId65"/>
+                    <a:blip r:embed="rId62"/>
                     <a:stretch>
                       <a:fillRect/>
                     </a:stretch>
@@ -5343,7 +5425,7 @@
         </w:rPr>
         <w:t>3.</w:t>
       </w:r>
-      <w:hyperlink r:id="rId66" w:tgtFrame="_blank" w:history="1">
+      <w:hyperlink r:id="rId63" w:tgtFrame="_blank" w:history="1">
         <w:r>
           <w:rPr>
             <w:rStyle w:val="Hyperlink"/>
@@ -5381,7 +5463,7 @@
         </w:rPr>
         <w:t>A </w:t>
       </w:r>
-      <w:hyperlink r:id="rId67" w:history="1">
+      <w:hyperlink r:id="rId64" w:history="1">
         <w:r>
           <w:rPr>
             <w:rStyle w:val="Hyperlink"/>
@@ -5577,7 +5659,25 @@
           <w:sz w:val="24"/>
           <w:szCs w:val="24"/>
         </w:rPr>
-        <w:t xml:space="preserve">   javascript statements</w:t>
+        <w:t xml:space="preserve">   </w:t>
+      </w:r>
+      <w:proofErr w:type="spellStart"/>
+      <w:r>
+        <w:rPr>
+          <w:rFonts w:ascii="Calibri" w:hAnsi="Calibri" w:cs="Calibri"/>
+          <w:sz w:val="24"/>
+          <w:szCs w:val="24"/>
+        </w:rPr>
+        <w:t>javascript</w:t>
+      </w:r>
+      <w:proofErr w:type="spellEnd"/>
+      <w:r>
+        <w:rPr>
+          <w:rFonts w:ascii="Calibri" w:hAnsi="Calibri" w:cs="Calibri"/>
+          <w:sz w:val="24"/>
+          <w:szCs w:val="24"/>
+        </w:rPr>
+        <w:t xml:space="preserve"> statements</w:t>
       </w:r>
     </w:p>
     <w:p>
@@ -5626,7 +5726,7 @@
                     <pic:cNvPicPr/>
                   </pic:nvPicPr>
                   <pic:blipFill>
-                    <a:blip r:embed="rId68"/>
+                    <a:blip r:embed="rId65"/>
                     <a:stretch>
                       <a:fillRect/>
                     </a:stretch>
@@ -5686,7 +5786,7 @@
                     <pic:cNvPicPr/>
                   </pic:nvPicPr>
                   <pic:blipFill>
-                    <a:blip r:embed="rId69"/>
+                    <a:blip r:embed="rId66"/>
                     <a:stretch>
                       <a:fillRect/>
                     </a:stretch>
@@ -5758,7 +5858,7 @@
                     <pic:cNvPicPr/>
                   </pic:nvPicPr>
                   <pic:blipFill>
-                    <a:blip r:embed="rId70"/>
+                    <a:blip r:embed="rId67"/>
                     <a:stretch>
                       <a:fillRect/>
                     </a:stretch>
@@ -5831,7 +5931,7 @@
                     <pic:cNvPicPr/>
                   </pic:nvPicPr>
                   <pic:blipFill>
-                    <a:blip r:embed="rId71"/>
+                    <a:blip r:embed="rId68"/>
                     <a:stretch>
                       <a:fillRect/>
                     </a:stretch>
@@ -5887,111 +5987,199 @@
           <w:szCs w:val="24"/>
         </w:rPr>
       </w:pPr>
-      <w:proofErr w:type="gramStart"/>
-      <w:r>
-        <w:rPr>
-          <w:rFonts w:ascii="Calibri" w:hAnsi="Calibri" w:cs="Calibri"/>
-          <w:sz w:val="24"/>
-          <w:szCs w:val="24"/>
-        </w:rPr>
-        <w:t>console.log(</w:t>
-      </w:r>
-      <w:proofErr w:type="gramEnd"/>
-      <w:r>
-        <w:rPr>
-          <w:rFonts w:ascii="Calibri" w:hAnsi="Calibri" w:cs="Calibri"/>
-          <w:sz w:val="24"/>
-          <w:szCs w:val="24"/>
-        </w:rPr>
-        <w:t>"%c Mounica", "color:black");</w:t>
-      </w:r>
-      <w:r>
-        <w:rPr>
-          <w:rFonts w:ascii="Calibri" w:hAnsi="Calibri" w:cs="Calibri"/>
-          <w:sz w:val="24"/>
-          <w:szCs w:val="24"/>
-        </w:rPr>
-        <w:t xml:space="preserve"> // add color for letters</w:t>
-      </w:r>
-    </w:p>
-    <w:p>
-      <w:pPr>
-        <w:rPr>
-          <w:rFonts w:ascii="Calibri" w:hAnsi="Calibri" w:cs="Calibri"/>
-          <w:sz w:val="24"/>
-          <w:szCs w:val="24"/>
-        </w:rPr>
-      </w:pPr>
-      <w:proofErr w:type="gramStart"/>
-      <w:r>
-        <w:rPr>
-          <w:rFonts w:ascii="Calibri" w:hAnsi="Calibri" w:cs="Calibri"/>
-          <w:sz w:val="24"/>
-          <w:szCs w:val="24"/>
-        </w:rPr>
-        <w:t>console.log(</w:t>
-      </w:r>
-      <w:proofErr w:type="gramEnd"/>
-      <w:r>
-        <w:rPr>
-          <w:rFonts w:ascii="Calibri" w:hAnsi="Calibri" w:cs="Calibri"/>
-          <w:sz w:val="24"/>
-          <w:szCs w:val="24"/>
-        </w:rPr>
-        <w:t>"%c Mounica", "background-color:yellowgreen");</w:t>
-      </w:r>
-      <w:r>
-        <w:rPr>
-          <w:rFonts w:ascii="Calibri" w:hAnsi="Calibri" w:cs="Calibri"/>
-          <w:sz w:val="24"/>
-          <w:szCs w:val="24"/>
-        </w:rPr>
-        <w:t xml:space="preserve"> // add color in background</w:t>
-      </w:r>
-    </w:p>
-    <w:p>
-      <w:pPr>
-        <w:rPr>
-          <w:rFonts w:ascii="Calibri" w:hAnsi="Calibri" w:cs="Calibri"/>
-          <w:sz w:val="24"/>
-          <w:szCs w:val="24"/>
-        </w:rPr>
-      </w:pPr>
-    </w:p>
-    <w:p>
-      <w:pPr>
-        <w:rPr>
-          <w:rFonts w:ascii="Calibri" w:hAnsi="Calibri" w:cs="Calibri"/>
-          <w:sz w:val="24"/>
-          <w:szCs w:val="24"/>
-        </w:rPr>
-      </w:pPr>
-      <w:proofErr w:type="gramStart"/>
-      <w:r>
-        <w:rPr>
-          <w:rFonts w:ascii="Calibri" w:hAnsi="Calibri" w:cs="Calibri"/>
-          <w:sz w:val="24"/>
-          <w:szCs w:val="24"/>
-        </w:rPr>
-        <w:t>console.log(</w:t>
-      </w:r>
-      <w:proofErr w:type="gramEnd"/>
-      <w:r>
-        <w:rPr>
-          <w:rFonts w:ascii="Calibri" w:hAnsi="Calibri" w:cs="Calibri"/>
-          <w:sz w:val="24"/>
-          <w:szCs w:val="24"/>
-        </w:rPr>
-        <w:t>"%c      ", "background-color:red");</w:t>
-      </w:r>
-      <w:r>
-        <w:rPr>
-          <w:rFonts w:ascii="Calibri" w:hAnsi="Calibri" w:cs="Calibri"/>
-          <w:sz w:val="24"/>
-          <w:szCs w:val="24"/>
-        </w:rPr>
-        <w:t xml:space="preserve"> //output:the space have color</w:t>
-      </w:r>
+      <w:r>
+        <w:rPr>
+          <w:rFonts w:ascii="Calibri" w:hAnsi="Calibri" w:cs="Calibri"/>
+          <w:sz w:val="24"/>
+          <w:szCs w:val="24"/>
+        </w:rPr>
+        <w:t>console.log("%c Mounica", "</w:t>
+      </w:r>
+      <w:proofErr w:type="spellStart"/>
+      <w:r>
+        <w:rPr>
+          <w:rFonts w:ascii="Calibri" w:hAnsi="Calibri" w:cs="Calibri"/>
+          <w:sz w:val="24"/>
+          <w:szCs w:val="24"/>
+        </w:rPr>
+        <w:t>color:black</w:t>
+      </w:r>
+      <w:proofErr w:type="spellEnd"/>
+      <w:r>
+        <w:rPr>
+          <w:rFonts w:ascii="Calibri" w:hAnsi="Calibri" w:cs="Calibri"/>
+          <w:sz w:val="24"/>
+          <w:szCs w:val="24"/>
+        </w:rPr>
+        <w:t>");</w:t>
+      </w:r>
+      <w:r>
+        <w:rPr>
+          <w:rFonts w:ascii="Calibri" w:hAnsi="Calibri" w:cs="Calibri"/>
+          <w:sz w:val="24"/>
+          <w:szCs w:val="24"/>
+        </w:rPr>
+        <w:t xml:space="preserve"> // add </w:t>
+      </w:r>
+      <w:proofErr w:type="spellStart"/>
+      <w:r>
+        <w:rPr>
+          <w:rFonts w:ascii="Calibri" w:hAnsi="Calibri" w:cs="Calibri"/>
+          <w:sz w:val="24"/>
+          <w:szCs w:val="24"/>
+        </w:rPr>
+        <w:t>color</w:t>
+      </w:r>
+      <w:proofErr w:type="spellEnd"/>
+      <w:r>
+        <w:rPr>
+          <w:rFonts w:ascii="Calibri" w:hAnsi="Calibri" w:cs="Calibri"/>
+          <w:sz w:val="24"/>
+          <w:szCs w:val="24"/>
+        </w:rPr>
+        <w:t xml:space="preserve"> for letters</w:t>
+      </w:r>
+    </w:p>
+    <w:p>
+      <w:pPr>
+        <w:rPr>
+          <w:rFonts w:ascii="Calibri" w:hAnsi="Calibri" w:cs="Calibri"/>
+          <w:sz w:val="24"/>
+          <w:szCs w:val="24"/>
+        </w:rPr>
+      </w:pPr>
+      <w:r>
+        <w:rPr>
+          <w:rFonts w:ascii="Calibri" w:hAnsi="Calibri" w:cs="Calibri"/>
+          <w:sz w:val="24"/>
+          <w:szCs w:val="24"/>
+        </w:rPr>
+        <w:t>console.log("%c Mounica", "</w:t>
+      </w:r>
+      <w:proofErr w:type="spellStart"/>
+      <w:r>
+        <w:rPr>
+          <w:rFonts w:ascii="Calibri" w:hAnsi="Calibri" w:cs="Calibri"/>
+          <w:sz w:val="24"/>
+          <w:szCs w:val="24"/>
+        </w:rPr>
+        <w:t>background-color:yellowgreen</w:t>
+      </w:r>
+      <w:proofErr w:type="spellEnd"/>
+      <w:r>
+        <w:rPr>
+          <w:rFonts w:ascii="Calibri" w:hAnsi="Calibri" w:cs="Calibri"/>
+          <w:sz w:val="24"/>
+          <w:szCs w:val="24"/>
+        </w:rPr>
+        <w:t>");</w:t>
+      </w:r>
+      <w:r>
+        <w:rPr>
+          <w:rFonts w:ascii="Calibri" w:hAnsi="Calibri" w:cs="Calibri"/>
+          <w:sz w:val="24"/>
+          <w:szCs w:val="24"/>
+        </w:rPr>
+        <w:t xml:space="preserve"> // add </w:t>
+      </w:r>
+      <w:proofErr w:type="spellStart"/>
+      <w:r>
+        <w:rPr>
+          <w:rFonts w:ascii="Calibri" w:hAnsi="Calibri" w:cs="Calibri"/>
+          <w:sz w:val="24"/>
+          <w:szCs w:val="24"/>
+        </w:rPr>
+        <w:t>color</w:t>
+      </w:r>
+      <w:proofErr w:type="spellEnd"/>
+      <w:r>
+        <w:rPr>
+          <w:rFonts w:ascii="Calibri" w:hAnsi="Calibri" w:cs="Calibri"/>
+          <w:sz w:val="24"/>
+          <w:szCs w:val="24"/>
+        </w:rPr>
+        <w:t xml:space="preserve"> in background</w:t>
+      </w:r>
+    </w:p>
+    <w:p>
+      <w:pPr>
+        <w:rPr>
+          <w:rFonts w:ascii="Calibri" w:hAnsi="Calibri" w:cs="Calibri"/>
+          <w:sz w:val="24"/>
+          <w:szCs w:val="24"/>
+        </w:rPr>
+      </w:pPr>
+    </w:p>
+    <w:p>
+      <w:pPr>
+        <w:rPr>
+          <w:rFonts w:ascii="Calibri" w:hAnsi="Calibri" w:cs="Calibri"/>
+          <w:sz w:val="24"/>
+          <w:szCs w:val="24"/>
+        </w:rPr>
+      </w:pPr>
+      <w:r>
+        <w:rPr>
+          <w:rFonts w:ascii="Calibri" w:hAnsi="Calibri" w:cs="Calibri"/>
+          <w:sz w:val="24"/>
+          <w:szCs w:val="24"/>
+        </w:rPr>
+        <w:t>console.log("%c      ", "</w:t>
+      </w:r>
+      <w:proofErr w:type="spellStart"/>
+      <w:r>
+        <w:rPr>
+          <w:rFonts w:ascii="Calibri" w:hAnsi="Calibri" w:cs="Calibri"/>
+          <w:sz w:val="24"/>
+          <w:szCs w:val="24"/>
+        </w:rPr>
+        <w:t>background-color:red</w:t>
+      </w:r>
+      <w:proofErr w:type="spellEnd"/>
+      <w:r>
+        <w:rPr>
+          <w:rFonts w:ascii="Calibri" w:hAnsi="Calibri" w:cs="Calibri"/>
+          <w:sz w:val="24"/>
+          <w:szCs w:val="24"/>
+        </w:rPr>
+        <w:t>");</w:t>
+      </w:r>
+      <w:r>
+        <w:rPr>
+          <w:rFonts w:ascii="Calibri" w:hAnsi="Calibri" w:cs="Calibri"/>
+          <w:sz w:val="24"/>
+          <w:szCs w:val="24"/>
+        </w:rPr>
+        <w:t xml:space="preserve"> //</w:t>
+      </w:r>
+      <w:proofErr w:type="spellStart"/>
+      <w:r>
+        <w:rPr>
+          <w:rFonts w:ascii="Calibri" w:hAnsi="Calibri" w:cs="Calibri"/>
+          <w:sz w:val="24"/>
+          <w:szCs w:val="24"/>
+        </w:rPr>
+        <w:t>output:the</w:t>
+      </w:r>
+      <w:proofErr w:type="spellEnd"/>
+      <w:r>
+        <w:rPr>
+          <w:rFonts w:ascii="Calibri" w:hAnsi="Calibri" w:cs="Calibri"/>
+          <w:sz w:val="24"/>
+          <w:szCs w:val="24"/>
+        </w:rPr>
+        <w:t xml:space="preserve"> space have </w:t>
+      </w:r>
+      <w:proofErr w:type="spellStart"/>
+      <w:r>
+        <w:rPr>
+          <w:rFonts w:ascii="Calibri" w:hAnsi="Calibri" w:cs="Calibri"/>
+          <w:sz w:val="24"/>
+          <w:szCs w:val="24"/>
+        </w:rPr>
+        <w:t>color</w:t>
+      </w:r>
+      <w:proofErr w:type="spellEnd"/>
     </w:p>
     <w:p>
       <w:pPr>
@@ -6052,58 +6240,58 @@
         </w:rPr>
         <w:t xml:space="preserve">function </w:t>
       </w:r>
-      <w:proofErr w:type="gramStart"/>
-      <w:r>
-        <w:rPr>
-          <w:rFonts w:ascii="Calibri" w:hAnsi="Calibri" w:cs="Calibri"/>
-          <w:sz w:val="24"/>
-          <w:szCs w:val="24"/>
-        </w:rPr>
-        <w:t>redcolor(</w:t>
-      </w:r>
-      <w:proofErr w:type="gramEnd"/>
-      <w:r>
-        <w:rPr>
-          <w:rFonts w:ascii="Calibri" w:hAnsi="Calibri" w:cs="Calibri"/>
-          <w:sz w:val="24"/>
-          <w:szCs w:val="24"/>
-        </w:rPr>
-        <w:t>){</w:t>
-      </w:r>
-    </w:p>
-    <w:p>
-      <w:pPr>
-        <w:rPr>
-          <w:rFonts w:ascii="Calibri" w:hAnsi="Calibri" w:cs="Calibri"/>
-          <w:sz w:val="24"/>
-          <w:szCs w:val="24"/>
-        </w:rPr>
-      </w:pPr>
-      <w:r>
-        <w:rPr>
-          <w:rFonts w:ascii="Calibri" w:hAnsi="Calibri" w:cs="Calibri"/>
-          <w:sz w:val="24"/>
-          <w:szCs w:val="24"/>
-        </w:rPr>
-        <w:t xml:space="preserve">    </w:t>
-      </w:r>
-      <w:proofErr w:type="gramStart"/>
-      <w:r>
-        <w:rPr>
-          <w:rFonts w:ascii="Calibri" w:hAnsi="Calibri" w:cs="Calibri"/>
-          <w:sz w:val="24"/>
-          <w:szCs w:val="24"/>
-        </w:rPr>
-        <w:t>console.log(</w:t>
-      </w:r>
-      <w:proofErr w:type="gramEnd"/>
-      <w:r>
-        <w:rPr>
-          <w:rFonts w:ascii="Calibri" w:hAnsi="Calibri" w:cs="Calibri"/>
-          <w:sz w:val="24"/>
-          <w:szCs w:val="24"/>
-        </w:rPr>
-        <w:t>"%c      ", "background-color:red");</w:t>
+      <w:proofErr w:type="spellStart"/>
+      <w:r>
+        <w:rPr>
+          <w:rFonts w:ascii="Calibri" w:hAnsi="Calibri" w:cs="Calibri"/>
+          <w:sz w:val="24"/>
+          <w:szCs w:val="24"/>
+        </w:rPr>
+        <w:t>redcolor</w:t>
+      </w:r>
+      <w:proofErr w:type="spellEnd"/>
+      <w:r>
+        <w:rPr>
+          <w:rFonts w:ascii="Calibri" w:hAnsi="Calibri" w:cs="Calibri"/>
+          <w:sz w:val="24"/>
+          <w:szCs w:val="24"/>
+        </w:rPr>
+        <w:t>(){</w:t>
+      </w:r>
+    </w:p>
+    <w:p>
+      <w:pPr>
+        <w:rPr>
+          <w:rFonts w:ascii="Calibri" w:hAnsi="Calibri" w:cs="Calibri"/>
+          <w:sz w:val="24"/>
+          <w:szCs w:val="24"/>
+        </w:rPr>
+      </w:pPr>
+      <w:r>
+        <w:rPr>
+          <w:rFonts w:ascii="Calibri" w:hAnsi="Calibri" w:cs="Calibri"/>
+          <w:sz w:val="24"/>
+          <w:szCs w:val="24"/>
+        </w:rPr>
+        <w:t>    console.log("%c      ", "</w:t>
+      </w:r>
+      <w:proofErr w:type="spellStart"/>
+      <w:r>
+        <w:rPr>
+          <w:rFonts w:ascii="Calibri" w:hAnsi="Calibri" w:cs="Calibri"/>
+          <w:sz w:val="24"/>
+          <w:szCs w:val="24"/>
+        </w:rPr>
+        <w:t>background-color:red</w:t>
+      </w:r>
+      <w:proofErr w:type="spellEnd"/>
+      <w:r>
+        <w:rPr>
+          <w:rFonts w:ascii="Calibri" w:hAnsi="Calibri" w:cs="Calibri"/>
+          <w:sz w:val="24"/>
+          <w:szCs w:val="24"/>
+        </w:rPr>
+        <w:t>");</w:t>
       </w:r>
     </w:p>
     <w:p>
@@ -6140,23 +6328,23 @@
           <w:szCs w:val="24"/>
         </w:rPr>
       </w:pPr>
-      <w:proofErr w:type="gramStart"/>
-      <w:r>
-        <w:rPr>
-          <w:rFonts w:ascii="Calibri" w:hAnsi="Calibri" w:cs="Calibri"/>
-          <w:sz w:val="24"/>
-          <w:szCs w:val="24"/>
-        </w:rPr>
-        <w:t>redcolor(</w:t>
-      </w:r>
-      <w:proofErr w:type="gramEnd"/>
-      <w:r>
-        <w:rPr>
-          <w:rFonts w:ascii="Calibri" w:hAnsi="Calibri" w:cs="Calibri"/>
-          <w:sz w:val="24"/>
-          <w:szCs w:val="24"/>
-        </w:rPr>
-        <w:t>);</w:t>
+      <w:proofErr w:type="spellStart"/>
+      <w:r>
+        <w:rPr>
+          <w:rFonts w:ascii="Calibri" w:hAnsi="Calibri" w:cs="Calibri"/>
+          <w:sz w:val="24"/>
+          <w:szCs w:val="24"/>
+        </w:rPr>
+        <w:t>redcolor</w:t>
+      </w:r>
+      <w:proofErr w:type="spellEnd"/>
+      <w:r>
+        <w:rPr>
+          <w:rFonts w:ascii="Calibri" w:hAnsi="Calibri" w:cs="Calibri"/>
+          <w:sz w:val="24"/>
+          <w:szCs w:val="24"/>
+        </w:rPr>
+        <w:t>();</w:t>
       </w:r>
       <w:r>
         <w:rPr>
@@ -6210,7 +6398,7 @@
                     <pic:cNvPicPr/>
                   </pic:nvPicPr>
                   <pic:blipFill>
-                    <a:blip r:embed="rId72"/>
+                    <a:blip r:embed="rId69"/>
                     <a:stretch>
                       <a:fillRect/>
                     </a:stretch>
@@ -6262,7 +6450,7 @@
                     <pic:cNvPicPr/>
                   </pic:nvPicPr>
                   <pic:blipFill>
-                    <a:blip r:embed="rId73"/>
+                    <a:blip r:embed="rId70"/>
                     <a:stretch>
                       <a:fillRect/>
                     </a:stretch>
@@ -6337,7 +6525,7 @@
                     <pic:cNvPicPr/>
                   </pic:nvPicPr>
                   <pic:blipFill>
-                    <a:blip r:embed="rId74"/>
+                    <a:blip r:embed="rId71"/>
                     <a:stretch>
                       <a:fillRect/>
                     </a:stretch>
@@ -6498,7 +6686,7 @@
                     <pic:cNvPicPr/>
                   </pic:nvPicPr>
                   <pic:blipFill>
-                    <a:blip r:embed="rId75"/>
+                    <a:blip r:embed="rId72"/>
                     <a:stretch>
                       <a:fillRect/>
                     </a:stretch>
@@ -6578,7 +6766,7 @@
                     <pic:cNvPicPr/>
                   </pic:nvPicPr>
                   <pic:blipFill>
-                    <a:blip r:embed="rId76"/>
+                    <a:blip r:embed="rId73"/>
                     <a:stretch>
                       <a:fillRect/>
                     </a:stretch>
@@ -6658,7 +6846,7 @@
                     <pic:cNvPicPr/>
                   </pic:nvPicPr>
                   <pic:blipFill>
-                    <a:blip r:embed="rId77"/>
+                    <a:blip r:embed="rId74"/>
                     <a:stretch>
                       <a:fillRect/>
                     </a:stretch>
@@ -6811,7 +6999,7 @@
                     <pic:cNvPicPr/>
                   </pic:nvPicPr>
                   <pic:blipFill>
-                    <a:blip r:embed="rId78"/>
+                    <a:blip r:embed="rId75"/>
                     <a:stretch>
                       <a:fillRect/>
                     </a:stretch>
@@ -6864,7 +7052,7 @@
                     <pic:cNvPicPr/>
                   </pic:nvPicPr>
                   <pic:blipFill>
-                    <a:blip r:embed="rId79"/>
+                    <a:blip r:embed="rId76"/>
                     <a:stretch>
                       <a:fillRect/>
                     </a:stretch>
@@ -7050,9 +7238,18 @@
           <w:sz w:val="24"/>
           <w:szCs w:val="24"/>
         </w:rPr>
-        <w:t xml:space="preserve"> Functions that use the return statement to send a value back to the caller.</w:t>
-      </w:r>
-      <w:hyperlink r:id="rId80" w:tgtFrame="_blank" w:history="1">
+        <w:t xml:space="preserve"> Functions that use the return statement to send a value back to the </w:t>
+      </w:r>
+      <w:proofErr w:type="spellStart"/>
+      <w:r>
+        <w:rPr>
+          <w:rFonts w:ascii="Calibri" w:hAnsi="Calibri" w:cs="Calibri"/>
+          <w:sz w:val="24"/>
+          <w:szCs w:val="24"/>
+        </w:rPr>
+        <w:t>caller.</w:t>
+      </w:r>
+      <w:hyperlink r:id="rId77" w:tgtFrame="_blank" w:history="1">
         <w:r>
           <w:rPr>
             <w:rStyle w:val="Hyperlink"/>
@@ -7062,6 +7259,7 @@
           </w:rPr>
           <w:t>LabEx</w:t>
         </w:r>
+        <w:proofErr w:type="spellEnd"/>
       </w:hyperlink>
     </w:p>
     <w:p>
@@ -7124,53 +7322,25 @@
           <w:sz w:val="24"/>
           <w:szCs w:val="24"/>
         </w:rPr>
-        <w:t xml:space="preserve">function </w:t>
-      </w:r>
-      <w:proofErr w:type="gramStart"/>
-      <w:r>
-        <w:rPr>
-          <w:rFonts w:ascii="Calibri" w:hAnsi="Calibri" w:cs="Calibri"/>
-          <w:sz w:val="24"/>
-          <w:szCs w:val="24"/>
-        </w:rPr>
-        <w:t>add(</w:t>
-      </w:r>
-      <w:proofErr w:type="gramEnd"/>
-      <w:r>
-        <w:rPr>
-          <w:rFonts w:ascii="Calibri" w:hAnsi="Calibri" w:cs="Calibri"/>
-          <w:sz w:val="24"/>
-          <w:szCs w:val="24"/>
-        </w:rPr>
-        <w:t>a, b) {</w:t>
-      </w:r>
-    </w:p>
-    <w:p>
-      <w:pPr>
-        <w:rPr>
-          <w:rFonts w:ascii="Calibri" w:hAnsi="Calibri" w:cs="Calibri"/>
-          <w:sz w:val="24"/>
-          <w:szCs w:val="24"/>
-        </w:rPr>
-      </w:pPr>
-      <w:r>
-        <w:rPr>
-          <w:rFonts w:ascii="Calibri" w:hAnsi="Calibri" w:cs="Calibri"/>
-          <w:sz w:val="24"/>
-          <w:szCs w:val="24"/>
-        </w:rPr>
-        <w:t xml:space="preserve">  return a + </w:t>
-      </w:r>
-      <w:proofErr w:type="gramStart"/>
-      <w:r>
-        <w:rPr>
-          <w:rFonts w:ascii="Calibri" w:hAnsi="Calibri" w:cs="Calibri"/>
-          <w:sz w:val="24"/>
-          <w:szCs w:val="24"/>
-        </w:rPr>
-        <w:t>b;</w:t>
-      </w:r>
-      <w:proofErr w:type="gramEnd"/>
+        <w:t>function add(a, b) {</w:t>
+      </w:r>
+    </w:p>
+    <w:p>
+      <w:pPr>
+        <w:rPr>
+          <w:rFonts w:ascii="Calibri" w:hAnsi="Calibri" w:cs="Calibri"/>
+          <w:sz w:val="24"/>
+          <w:szCs w:val="24"/>
+        </w:rPr>
+      </w:pPr>
+      <w:r>
+        <w:rPr>
+          <w:rFonts w:ascii="Calibri" w:hAnsi="Calibri" w:cs="Calibri"/>
+          <w:sz w:val="24"/>
+          <w:szCs w:val="24"/>
+        </w:rPr>
+        <w:t xml:space="preserve">  return a + b;</w:t>
+      </w:r>
     </w:p>
     <w:p>
       <w:pPr>
@@ -7203,25 +7373,7 @@
           <w:sz w:val="24"/>
           <w:szCs w:val="24"/>
         </w:rPr>
-        <w:t xml:space="preserve">let sum = </w:t>
-      </w:r>
-      <w:proofErr w:type="gramStart"/>
-      <w:r>
-        <w:rPr>
-          <w:rFonts w:ascii="Calibri" w:hAnsi="Calibri" w:cs="Calibri"/>
-          <w:sz w:val="24"/>
-          <w:szCs w:val="24"/>
-        </w:rPr>
-        <w:t>add(</w:t>
-      </w:r>
-      <w:proofErr w:type="gramEnd"/>
-      <w:r>
-        <w:rPr>
-          <w:rFonts w:ascii="Calibri" w:hAnsi="Calibri" w:cs="Calibri"/>
-          <w:sz w:val="24"/>
-          <w:szCs w:val="24"/>
-        </w:rPr>
-        <w:t>5, 3);</w:t>
+        <w:t>let sum = add(5, 3);</w:t>
       </w:r>
     </w:p>
     <w:p>
@@ -7280,7 +7432,7 @@
         </w:rPr>
         <w:t xml:space="preserve">The return statement ends the function execution and specifies the value to be returned to the function caller. </w:t>
       </w:r>
-      <w:hyperlink r:id="rId81" w:tgtFrame="_blank" w:history="1">
+      <w:hyperlink r:id="rId78" w:tgtFrame="_blank" w:history="1">
         <w:r>
           <w:rPr>
             <w:rStyle w:val="Hyperlink"/>
@@ -7484,25 +7636,7 @@
           <w:sz w:val="24"/>
           <w:szCs w:val="24"/>
         </w:rPr>
-        <w:t xml:space="preserve">  </w:t>
-      </w:r>
-      <w:proofErr w:type="gramStart"/>
-      <w:r>
-        <w:rPr>
-          <w:rFonts w:ascii="Calibri" w:hAnsi="Calibri" w:cs="Calibri"/>
-          <w:sz w:val="24"/>
-          <w:szCs w:val="24"/>
-        </w:rPr>
-        <w:t>console.log(</w:t>
-      </w:r>
-      <w:proofErr w:type="gramEnd"/>
-      <w:r>
-        <w:rPr>
-          <w:rFonts w:ascii="Calibri" w:hAnsi="Calibri" w:cs="Calibri"/>
-          <w:sz w:val="24"/>
-          <w:szCs w:val="24"/>
-        </w:rPr>
-        <w:t>"Hello, " + name + "!");</w:t>
+        <w:t xml:space="preserve">  console.log("Hello, " + name + "!");</w:t>
       </w:r>
     </w:p>
     <w:p>
@@ -7589,7 +7723,8 @@
         </w:rPr>
         <w:t xml:space="preserve">If a function does not include a return statement, it returns undefined by default. </w:t>
       </w:r>
-      <w:hyperlink r:id="rId82" w:tgtFrame="_blank" w:history="1">
+      <w:hyperlink r:id="rId79" w:tgtFrame="_blank" w:history="1">
+        <w:proofErr w:type="spellStart"/>
         <w:r>
           <w:rPr>
             <w:rStyle w:val="Hyperlink"/>
@@ -7599,6 +7734,7 @@
           </w:rPr>
           <w:t>GeeksforGeeks</w:t>
         </w:r>
+        <w:proofErr w:type="spellEnd"/>
       </w:hyperlink>
     </w:p>
     <w:p>
@@ -7880,20 +8016,8 @@
           <w:sz w:val="28"/>
           <w:szCs w:val="28"/>
         </w:rPr>
-        <w:t xml:space="preserve">  return "Hello, " + name + </w:t>
-      </w:r>
-      <w:proofErr w:type="gramStart"/>
-      <w:r>
-        <w:rPr>
-          <w:rFonts w:ascii="Calibri" w:hAnsi="Calibri" w:cs="Calibri"/>
-          <w:b/>
-          <w:bCs/>
-          <w:sz w:val="28"/>
-          <w:szCs w:val="28"/>
-        </w:rPr>
-        <w:t>"!";</w:t>
-      </w:r>
-      <w:proofErr w:type="gramEnd"/>
+        <w:t xml:space="preserve">  return "Hello, " + name + "!";</w:t>
+      </w:r>
     </w:p>
     <w:p>
       <w:pPr>
@@ -7934,29 +8058,7 @@
           <w:sz w:val="28"/>
           <w:szCs w:val="28"/>
         </w:rPr>
-        <w:t>console.log(greet("Alice")</w:t>
-      </w:r>
-      <w:proofErr w:type="gramStart"/>
-      <w:r>
-        <w:rPr>
-          <w:rFonts w:ascii="Calibri" w:hAnsi="Calibri" w:cs="Calibri"/>
-          <w:b/>
-          <w:bCs/>
-          <w:sz w:val="28"/>
-          <w:szCs w:val="28"/>
-        </w:rPr>
-        <w:t>);  /</w:t>
-      </w:r>
-      <w:proofErr w:type="gramEnd"/>
-      <w:r>
-        <w:rPr>
-          <w:rFonts w:ascii="Calibri" w:hAnsi="Calibri" w:cs="Calibri"/>
-          <w:b/>
-          <w:bCs/>
-          <w:sz w:val="28"/>
-          <w:szCs w:val="28"/>
-        </w:rPr>
-        <w:t>/ Output: Hello, Alice!</w:t>
+        <w:t>console.log(greet("Alice"));  // Output: Hello, Alice!</w:t>
       </w:r>
     </w:p>
     <w:p>
@@ -8172,51 +8274,41 @@
         </w:rPr>
         <w:t xml:space="preserve">function </w:t>
       </w:r>
-      <w:proofErr w:type="gramStart"/>
-      <w:r>
-        <w:rPr>
-          <w:rFonts w:ascii="Calibri" w:hAnsi="Calibri" w:cs="Calibri"/>
-          <w:sz w:val="28"/>
-          <w:szCs w:val="28"/>
-        </w:rPr>
-        <w:t>sayHi(</w:t>
-      </w:r>
-      <w:proofErr w:type="gramEnd"/>
-      <w:r>
-        <w:rPr>
-          <w:rFonts w:ascii="Calibri" w:hAnsi="Calibri" w:cs="Calibri"/>
-          <w:sz w:val="28"/>
-          <w:szCs w:val="28"/>
-        </w:rPr>
-        <w:t>) {</w:t>
-      </w:r>
-    </w:p>
-    <w:p>
-      <w:pPr>
-        <w:rPr>
-          <w:rFonts w:ascii="Calibri" w:hAnsi="Calibri" w:cs="Calibri"/>
-          <w:sz w:val="28"/>
-          <w:szCs w:val="28"/>
-        </w:rPr>
-      </w:pPr>
-      <w:r>
-        <w:rPr>
-          <w:rFonts w:ascii="Calibri" w:hAnsi="Calibri" w:cs="Calibri"/>
-          <w:sz w:val="28"/>
-          <w:szCs w:val="28"/>
-        </w:rPr>
-        <w:t xml:space="preserve">  console.log("Hi!"</w:t>
-      </w:r>
-      <w:proofErr w:type="gramStart"/>
-      <w:r>
-        <w:rPr>
-          <w:rFonts w:ascii="Calibri" w:hAnsi="Calibri" w:cs="Calibri"/>
-          <w:sz w:val="28"/>
-          <w:szCs w:val="28"/>
-        </w:rPr>
-        <w:t>);</w:t>
-      </w:r>
-      <w:proofErr w:type="gramEnd"/>
+      <w:proofErr w:type="spellStart"/>
+      <w:r>
+        <w:rPr>
+          <w:rFonts w:ascii="Calibri" w:hAnsi="Calibri" w:cs="Calibri"/>
+          <w:sz w:val="28"/>
+          <w:szCs w:val="28"/>
+        </w:rPr>
+        <w:t>sayHi</w:t>
+      </w:r>
+      <w:proofErr w:type="spellEnd"/>
+      <w:r>
+        <w:rPr>
+          <w:rFonts w:ascii="Calibri" w:hAnsi="Calibri" w:cs="Calibri"/>
+          <w:sz w:val="28"/>
+          <w:szCs w:val="28"/>
+        </w:rPr>
+        <w:t>() {</w:t>
+      </w:r>
+    </w:p>
+    <w:p>
+      <w:pPr>
+        <w:rPr>
+          <w:rFonts w:ascii="Calibri" w:hAnsi="Calibri" w:cs="Calibri"/>
+          <w:sz w:val="28"/>
+          <w:szCs w:val="28"/>
+        </w:rPr>
+      </w:pPr>
+      <w:r>
+        <w:rPr>
+          <w:rFonts w:ascii="Calibri" w:hAnsi="Calibri" w:cs="Calibri"/>
+          <w:sz w:val="28"/>
+          <w:szCs w:val="28"/>
+        </w:rPr>
+        <w:t xml:space="preserve">  console.log("Hi!");</w:t>
+      </w:r>
     </w:p>
     <w:p>
       <w:pPr>
@@ -8296,59 +8388,59 @@
           <w:szCs w:val="28"/>
         </w:rPr>
       </w:pPr>
-      <w:r>
-        <w:rPr>
-          <w:rFonts w:ascii="Calibri" w:hAnsi="Calibri" w:cs="Calibri"/>
-          <w:sz w:val="28"/>
-          <w:szCs w:val="28"/>
-        </w:rPr>
-        <w:t xml:space="preserve">const sayHello = </w:t>
-      </w:r>
-      <w:proofErr w:type="gramStart"/>
-      <w:r>
-        <w:rPr>
-          <w:rFonts w:ascii="Calibri" w:hAnsi="Calibri" w:cs="Calibri"/>
-          <w:sz w:val="28"/>
-          <w:szCs w:val="28"/>
-        </w:rPr>
-        <w:t>function(</w:t>
-      </w:r>
-      <w:proofErr w:type="gramEnd"/>
-      <w:r>
-        <w:rPr>
-          <w:rFonts w:ascii="Calibri" w:hAnsi="Calibri" w:cs="Calibri"/>
-          <w:sz w:val="28"/>
-          <w:szCs w:val="28"/>
-        </w:rPr>
-        <w:t>) {</w:t>
-      </w:r>
-    </w:p>
-    <w:p>
-      <w:pPr>
-        <w:rPr>
-          <w:rFonts w:ascii="Calibri" w:hAnsi="Calibri" w:cs="Calibri"/>
-          <w:sz w:val="28"/>
-          <w:szCs w:val="28"/>
-        </w:rPr>
-      </w:pPr>
-      <w:r>
-        <w:rPr>
-          <w:rFonts w:ascii="Calibri" w:hAnsi="Calibri" w:cs="Calibri"/>
-          <w:sz w:val="28"/>
-          <w:szCs w:val="28"/>
-        </w:rPr>
-        <w:t xml:space="preserve">  console.log("Hello!"</w:t>
-      </w:r>
-      <w:proofErr w:type="gramStart"/>
-      <w:r>
-        <w:rPr>
-          <w:rFonts w:ascii="Calibri" w:hAnsi="Calibri" w:cs="Calibri"/>
-          <w:sz w:val="28"/>
-          <w:szCs w:val="28"/>
-        </w:rPr>
-        <w:t>);</w:t>
-      </w:r>
-      <w:proofErr w:type="gramEnd"/>
+      <w:proofErr w:type="spellStart"/>
+      <w:r>
+        <w:rPr>
+          <w:rFonts w:ascii="Calibri" w:hAnsi="Calibri" w:cs="Calibri"/>
+          <w:sz w:val="28"/>
+          <w:szCs w:val="28"/>
+        </w:rPr>
+        <w:t>const</w:t>
+      </w:r>
+      <w:proofErr w:type="spellEnd"/>
+      <w:r>
+        <w:rPr>
+          <w:rFonts w:ascii="Calibri" w:hAnsi="Calibri" w:cs="Calibri"/>
+          <w:sz w:val="28"/>
+          <w:szCs w:val="28"/>
+        </w:rPr>
+        <w:t xml:space="preserve"> </w:t>
+      </w:r>
+      <w:proofErr w:type="spellStart"/>
+      <w:r>
+        <w:rPr>
+          <w:rFonts w:ascii="Calibri" w:hAnsi="Calibri" w:cs="Calibri"/>
+          <w:sz w:val="28"/>
+          <w:szCs w:val="28"/>
+        </w:rPr>
+        <w:t>sayHello</w:t>
+      </w:r>
+      <w:proofErr w:type="spellEnd"/>
+      <w:r>
+        <w:rPr>
+          <w:rFonts w:ascii="Calibri" w:hAnsi="Calibri" w:cs="Calibri"/>
+          <w:sz w:val="28"/>
+          <w:szCs w:val="28"/>
+        </w:rPr>
+        <w:t xml:space="preserve"> = function() {</w:t>
+      </w:r>
+    </w:p>
+    <w:p>
+      <w:pPr>
+        <w:rPr>
+          <w:rFonts w:ascii="Calibri" w:hAnsi="Calibri" w:cs="Calibri"/>
+          <w:sz w:val="28"/>
+          <w:szCs w:val="28"/>
+        </w:rPr>
+      </w:pPr>
+      <w:r>
+        <w:rPr>
+          <w:rFonts w:ascii="Calibri" w:hAnsi="Calibri" w:cs="Calibri"/>
+          <w:sz w:val="28"/>
+          <w:szCs w:val="28"/>
+        </w:rPr>
+        <w:t xml:space="preserve">  console.log("Hello!");</w:t>
+      </w:r>
     </w:p>
     <w:p>
       <w:pPr>
@@ -8545,41 +8637,41 @@
           <w:szCs w:val="28"/>
         </w:rPr>
       </w:pPr>
-      <w:r>
-        <w:rPr>
-          <w:rFonts w:ascii="Calibri" w:hAnsi="Calibri" w:cs="Calibri"/>
-          <w:sz w:val="28"/>
-          <w:szCs w:val="28"/>
-        </w:rPr>
-        <w:t>const greet = function(name) {</w:t>
-      </w:r>
-    </w:p>
-    <w:p>
-      <w:pPr>
-        <w:rPr>
-          <w:rFonts w:ascii="Calibri" w:hAnsi="Calibri" w:cs="Calibri"/>
-          <w:sz w:val="28"/>
-          <w:szCs w:val="28"/>
-        </w:rPr>
-      </w:pPr>
-      <w:r>
-        <w:rPr>
-          <w:rFonts w:ascii="Calibri" w:hAnsi="Calibri" w:cs="Calibri"/>
-          <w:sz w:val="28"/>
-          <w:szCs w:val="28"/>
-        </w:rPr>
-        <w:t xml:space="preserve">  return "Hello, " + name + </w:t>
-      </w:r>
-      <w:proofErr w:type="gramStart"/>
-      <w:r>
-        <w:rPr>
-          <w:rFonts w:ascii="Calibri" w:hAnsi="Calibri" w:cs="Calibri"/>
-          <w:sz w:val="28"/>
-          <w:szCs w:val="28"/>
-        </w:rPr>
-        <w:t>"!";</w:t>
-      </w:r>
-      <w:proofErr w:type="gramEnd"/>
+      <w:proofErr w:type="spellStart"/>
+      <w:r>
+        <w:rPr>
+          <w:rFonts w:ascii="Calibri" w:hAnsi="Calibri" w:cs="Calibri"/>
+          <w:sz w:val="28"/>
+          <w:szCs w:val="28"/>
+        </w:rPr>
+        <w:t>const</w:t>
+      </w:r>
+      <w:proofErr w:type="spellEnd"/>
+      <w:r>
+        <w:rPr>
+          <w:rFonts w:ascii="Calibri" w:hAnsi="Calibri" w:cs="Calibri"/>
+          <w:sz w:val="28"/>
+          <w:szCs w:val="28"/>
+        </w:rPr>
+        <w:t xml:space="preserve"> greet = function(name) {</w:t>
+      </w:r>
+    </w:p>
+    <w:p>
+      <w:pPr>
+        <w:rPr>
+          <w:rFonts w:ascii="Calibri" w:hAnsi="Calibri" w:cs="Calibri"/>
+          <w:sz w:val="28"/>
+          <w:szCs w:val="28"/>
+        </w:rPr>
+      </w:pPr>
+      <w:r>
+        <w:rPr>
+          <w:rFonts w:ascii="Calibri" w:hAnsi="Calibri" w:cs="Calibri"/>
+          <w:sz w:val="28"/>
+          <w:szCs w:val="28"/>
+        </w:rPr>
+        <w:t xml:space="preserve">  return "Hello, " + name + "!";</w:t>
+      </w:r>
     </w:p>
     <w:p>
       <w:pPr>
@@ -8621,25 +8713,7 @@
           <w:sz w:val="28"/>
           <w:szCs w:val="28"/>
         </w:rPr>
-        <w:t>console.log(greet("Bob")</w:t>
-      </w:r>
-      <w:proofErr w:type="gramStart"/>
-      <w:r>
-        <w:rPr>
-          <w:rFonts w:ascii="Calibri" w:hAnsi="Calibri" w:cs="Calibri"/>
-          <w:sz w:val="28"/>
-          <w:szCs w:val="28"/>
-        </w:rPr>
-        <w:t>);  /</w:t>
-      </w:r>
-      <w:proofErr w:type="gramEnd"/>
-      <w:r>
-        <w:rPr>
-          <w:rFonts w:ascii="Calibri" w:hAnsi="Calibri" w:cs="Calibri"/>
-          <w:sz w:val="28"/>
-          <w:szCs w:val="28"/>
-        </w:rPr>
-        <w:t>/ Output: Hello, Bob!</w:t>
+        <w:t>console.log(greet("Bob"));  // Output: Hello, Bob!</w:t>
       </w:r>
     </w:p>
     <w:p>
@@ -8672,94 +8746,58 @@
           <w:szCs w:val="28"/>
         </w:rPr>
       </w:pPr>
-      <w:r>
-        <w:rPr>
-          <w:rFonts w:ascii="Calibri" w:hAnsi="Calibri" w:cs="Calibri"/>
-          <w:sz w:val="28"/>
-          <w:szCs w:val="28"/>
-        </w:rPr>
-        <w:t>setTimeout(</w:t>
-      </w:r>
-      <w:proofErr w:type="gramStart"/>
-      <w:r>
-        <w:rPr>
-          <w:rFonts w:ascii="Calibri" w:hAnsi="Calibri" w:cs="Calibri"/>
-          <w:sz w:val="28"/>
-          <w:szCs w:val="28"/>
-        </w:rPr>
-        <w:t>function(</w:t>
-      </w:r>
-      <w:proofErr w:type="gramEnd"/>
-      <w:r>
-        <w:rPr>
-          <w:rFonts w:ascii="Calibri" w:hAnsi="Calibri" w:cs="Calibri"/>
-          <w:sz w:val="28"/>
-          <w:szCs w:val="28"/>
-        </w:rPr>
-        <w:t>) {</w:t>
-      </w:r>
-    </w:p>
-    <w:p>
-      <w:pPr>
-        <w:rPr>
-          <w:rFonts w:ascii="Calibri" w:hAnsi="Calibri" w:cs="Calibri"/>
-          <w:sz w:val="28"/>
-          <w:szCs w:val="28"/>
-        </w:rPr>
-      </w:pPr>
-      <w:r>
-        <w:rPr>
-          <w:rFonts w:ascii="Calibri" w:hAnsi="Calibri" w:cs="Calibri"/>
-          <w:sz w:val="28"/>
-          <w:szCs w:val="28"/>
-        </w:rPr>
-        <w:t xml:space="preserve">  </w:t>
-      </w:r>
-      <w:proofErr w:type="gramStart"/>
-      <w:r>
-        <w:rPr>
-          <w:rFonts w:ascii="Calibri" w:hAnsi="Calibri" w:cs="Calibri"/>
-          <w:sz w:val="28"/>
-          <w:szCs w:val="28"/>
-        </w:rPr>
-        <w:t>console.log(</w:t>
-      </w:r>
-      <w:proofErr w:type="gramEnd"/>
-      <w:r>
-        <w:rPr>
-          <w:rFonts w:ascii="Calibri" w:hAnsi="Calibri" w:cs="Calibri"/>
-          <w:sz w:val="28"/>
-          <w:szCs w:val="28"/>
-        </w:rPr>
-        <w:t>"This runs after 2 seconds");</w:t>
-      </w:r>
-    </w:p>
-    <w:p>
-      <w:pPr>
-        <w:rPr>
-          <w:rFonts w:ascii="Calibri" w:hAnsi="Calibri" w:cs="Calibri"/>
-          <w:sz w:val="28"/>
-          <w:szCs w:val="28"/>
-        </w:rPr>
-      </w:pPr>
-      <w:r>
-        <w:rPr>
-          <w:rFonts w:ascii="Calibri" w:hAnsi="Calibri" w:cs="Calibri"/>
-          <w:sz w:val="28"/>
-          <w:szCs w:val="28"/>
-        </w:rPr>
-        <w:t>}, 2000</w:t>
-      </w:r>
-      <w:proofErr w:type="gramStart"/>
-      <w:r>
-        <w:rPr>
-          <w:rFonts w:ascii="Calibri" w:hAnsi="Calibri" w:cs="Calibri"/>
-          <w:sz w:val="28"/>
-          <w:szCs w:val="28"/>
-        </w:rPr>
-        <w:t>);</w:t>
-      </w:r>
-      <w:proofErr w:type="gramEnd"/>
+      <w:proofErr w:type="spellStart"/>
+      <w:r>
+        <w:rPr>
+          <w:rFonts w:ascii="Calibri" w:hAnsi="Calibri" w:cs="Calibri"/>
+          <w:sz w:val="28"/>
+          <w:szCs w:val="28"/>
+        </w:rPr>
+        <w:t>setTimeout</w:t>
+      </w:r>
+      <w:proofErr w:type="spellEnd"/>
+      <w:r>
+        <w:rPr>
+          <w:rFonts w:ascii="Calibri" w:hAnsi="Calibri" w:cs="Calibri"/>
+          <w:sz w:val="28"/>
+          <w:szCs w:val="28"/>
+        </w:rPr>
+        <w:t>(function() {</w:t>
+      </w:r>
+    </w:p>
+    <w:p>
+      <w:pPr>
+        <w:rPr>
+          <w:rFonts w:ascii="Calibri" w:hAnsi="Calibri" w:cs="Calibri"/>
+          <w:sz w:val="28"/>
+          <w:szCs w:val="28"/>
+        </w:rPr>
+      </w:pPr>
+      <w:r>
+        <w:rPr>
+          <w:rFonts w:ascii="Calibri" w:hAnsi="Calibri" w:cs="Calibri"/>
+          <w:sz w:val="28"/>
+          <w:szCs w:val="28"/>
+        </w:rPr>
+        <w:t xml:space="preserve">  console.log("This runs after 2 seconds");</w:t>
+      </w:r>
+    </w:p>
+    <w:p>
+      <w:pPr>
+        <w:rPr>
+          <w:rFonts w:ascii="Calibri" w:hAnsi="Calibri" w:cs="Calibri"/>
+          <w:sz w:val="28"/>
+          <w:szCs w:val="28"/>
+        </w:rPr>
+      </w:pPr>
+      <w:r>
+        <w:rPr>
+          <w:rFonts w:ascii="Calibri" w:hAnsi="Calibri" w:cs="Calibri"/>
+          <w:sz w:val="28"/>
+          <w:szCs w:val="28"/>
+        </w:rPr>
+        <w:t>}, 2000);</w:t>
+      </w:r>
     </w:p>
     <w:p>
       <w:pPr>
@@ -8847,29 +8885,7 @@
           <w:sz w:val="28"/>
           <w:szCs w:val="28"/>
         </w:rPr>
-        <w:t xml:space="preserve">Anonymous function as Immediately invoked function </w:t>
-      </w:r>
-      <w:proofErr w:type="gramStart"/>
-      <w:r>
-        <w:rPr>
-          <w:rFonts w:ascii="Calibri" w:hAnsi="Calibri" w:cs="Calibri"/>
-          <w:b/>
-          <w:bCs/>
-          <w:sz w:val="28"/>
-          <w:szCs w:val="28"/>
-        </w:rPr>
-        <w:t>Expressions(</w:t>
-      </w:r>
-      <w:proofErr w:type="gramEnd"/>
-      <w:r>
-        <w:rPr>
-          <w:rFonts w:ascii="Calibri" w:hAnsi="Calibri" w:cs="Calibri"/>
-          <w:b/>
-          <w:bCs/>
-          <w:sz w:val="28"/>
-          <w:szCs w:val="28"/>
-        </w:rPr>
-        <w:t>IIFE)</w:t>
+        <w:t>Anonymous function as Immediately invoked function Expressions(IIFE)</w:t>
       </w:r>
     </w:p>
     <w:p>
@@ -8939,60 +8955,24 @@
           <w:sz w:val="28"/>
           <w:szCs w:val="28"/>
         </w:rPr>
-        <w:t>(</w:t>
-      </w:r>
-      <w:proofErr w:type="gramStart"/>
-      <w:r>
-        <w:rPr>
-          <w:rFonts w:ascii="Calibri" w:hAnsi="Calibri" w:cs="Calibri"/>
-          <w:sz w:val="28"/>
-          <w:szCs w:val="28"/>
-        </w:rPr>
-        <w:t>function(</w:t>
-      </w:r>
-      <w:proofErr w:type="gramEnd"/>
-      <w:r>
-        <w:rPr>
-          <w:rFonts w:ascii="Calibri" w:hAnsi="Calibri" w:cs="Calibri"/>
-          <w:sz w:val="28"/>
-          <w:szCs w:val="28"/>
-        </w:rPr>
-        <w:t>) {</w:t>
-      </w:r>
-    </w:p>
-    <w:p>
-      <w:pPr>
-        <w:rPr>
-          <w:rFonts w:ascii="Calibri" w:hAnsi="Calibri" w:cs="Calibri"/>
-          <w:sz w:val="28"/>
-          <w:szCs w:val="28"/>
-        </w:rPr>
-      </w:pPr>
-      <w:r>
-        <w:rPr>
-          <w:rFonts w:ascii="Calibri" w:hAnsi="Calibri" w:cs="Calibri"/>
-          <w:sz w:val="28"/>
-          <w:szCs w:val="28"/>
-        </w:rPr>
-        <w:t xml:space="preserve">  </w:t>
-      </w:r>
-      <w:proofErr w:type="gramStart"/>
-      <w:r>
-        <w:rPr>
-          <w:rFonts w:ascii="Calibri" w:hAnsi="Calibri" w:cs="Calibri"/>
-          <w:sz w:val="28"/>
-          <w:szCs w:val="28"/>
-        </w:rPr>
-        <w:t>console.log(</w:t>
-      </w:r>
-      <w:proofErr w:type="gramEnd"/>
-      <w:r>
-        <w:rPr>
-          <w:rFonts w:ascii="Calibri" w:hAnsi="Calibri" w:cs="Calibri"/>
-          <w:sz w:val="28"/>
-          <w:szCs w:val="28"/>
-        </w:rPr>
-        <w:t>"This runs immediately!");</w:t>
+        <w:t>(function() {</w:t>
+      </w:r>
+    </w:p>
+    <w:p>
+      <w:pPr>
+        <w:rPr>
+          <w:rFonts w:ascii="Calibri" w:hAnsi="Calibri" w:cs="Calibri"/>
+          <w:sz w:val="28"/>
+          <w:szCs w:val="28"/>
+        </w:rPr>
+      </w:pPr>
+      <w:r>
+        <w:rPr>
+          <w:rFonts w:ascii="Calibri" w:hAnsi="Calibri" w:cs="Calibri"/>
+          <w:sz w:val="28"/>
+          <w:szCs w:val="28"/>
+        </w:rPr>
+        <w:t xml:space="preserve">  console.log("This runs immediately!");</w:t>
       </w:r>
     </w:p>
     <w:p>
@@ -9330,7 +9310,7 @@
                     <pic:cNvPicPr/>
                   </pic:nvPicPr>
                   <pic:blipFill>
-                    <a:blip r:embed="rId83"/>
+                    <a:blip r:embed="rId80"/>
                     <a:stretch>
                       <a:fillRect/>
                     </a:stretch>
@@ -9376,13 +9356,23 @@
           <w:szCs w:val="28"/>
         </w:rPr>
       </w:pPr>
-      <w:r>
-        <w:rPr>
-          <w:rFonts w:ascii="Calibri" w:hAnsi="Calibri" w:cs="Calibri"/>
-          <w:sz w:val="28"/>
-          <w:szCs w:val="28"/>
-        </w:rPr>
-        <w:t>GoodBye!!</w:t>
+      <w:proofErr w:type="spellStart"/>
+      <w:r>
+        <w:rPr>
+          <w:rFonts w:ascii="Calibri" w:hAnsi="Calibri" w:cs="Calibri"/>
+          <w:sz w:val="28"/>
+          <w:szCs w:val="28"/>
+        </w:rPr>
+        <w:t>GoodBye</w:t>
+      </w:r>
+      <w:proofErr w:type="spellEnd"/>
+      <w:r>
+        <w:rPr>
+          <w:rFonts w:ascii="Calibri" w:hAnsi="Calibri" w:cs="Calibri"/>
+          <w:sz w:val="28"/>
+          <w:szCs w:val="28"/>
+        </w:rPr>
+        <w:t>!!</w:t>
       </w:r>
     </w:p>
     <w:p>
@@ -9541,53 +9531,25 @@
           <w:sz w:val="28"/>
           <w:szCs w:val="28"/>
         </w:rPr>
-        <w:t xml:space="preserve">function </w:t>
-      </w:r>
-      <w:proofErr w:type="gramStart"/>
-      <w:r>
-        <w:rPr>
-          <w:rFonts w:ascii="Calibri" w:hAnsi="Calibri" w:cs="Calibri"/>
-          <w:sz w:val="28"/>
-          <w:szCs w:val="28"/>
-        </w:rPr>
-        <w:t>add(</w:t>
-      </w:r>
-      <w:proofErr w:type="gramEnd"/>
-      <w:r>
-        <w:rPr>
-          <w:rFonts w:ascii="Calibri" w:hAnsi="Calibri" w:cs="Calibri"/>
-          <w:sz w:val="28"/>
-          <w:szCs w:val="28"/>
-        </w:rPr>
-        <w:t>a, b) {</w:t>
-      </w:r>
-    </w:p>
-    <w:p>
-      <w:pPr>
-        <w:rPr>
-          <w:rFonts w:ascii="Calibri" w:hAnsi="Calibri" w:cs="Calibri"/>
-          <w:sz w:val="28"/>
-          <w:szCs w:val="28"/>
-        </w:rPr>
-      </w:pPr>
-      <w:r>
-        <w:rPr>
-          <w:rFonts w:ascii="Calibri" w:hAnsi="Calibri" w:cs="Calibri"/>
-          <w:sz w:val="28"/>
-          <w:szCs w:val="28"/>
-        </w:rPr>
-        <w:t xml:space="preserve">  return a + </w:t>
-      </w:r>
-      <w:proofErr w:type="gramStart"/>
-      <w:r>
-        <w:rPr>
-          <w:rFonts w:ascii="Calibri" w:hAnsi="Calibri" w:cs="Calibri"/>
-          <w:sz w:val="28"/>
-          <w:szCs w:val="28"/>
-        </w:rPr>
-        <w:t>b;</w:t>
-      </w:r>
-      <w:proofErr w:type="gramEnd"/>
+        <w:t>function add(a, b) {</w:t>
+      </w:r>
+    </w:p>
+    <w:p>
+      <w:pPr>
+        <w:rPr>
+          <w:rFonts w:ascii="Calibri" w:hAnsi="Calibri" w:cs="Calibri"/>
+          <w:sz w:val="28"/>
+          <w:szCs w:val="28"/>
+        </w:rPr>
+      </w:pPr>
+      <w:r>
+        <w:rPr>
+          <w:rFonts w:ascii="Calibri" w:hAnsi="Calibri" w:cs="Calibri"/>
+          <w:sz w:val="28"/>
+          <w:szCs w:val="28"/>
+        </w:rPr>
+        <w:t xml:space="preserve">  return a + b;</w:t>
+      </w:r>
     </w:p>
     <w:p>
       <w:pPr>
@@ -9640,24 +9602,24 @@
           <w:szCs w:val="28"/>
         </w:rPr>
       </w:pPr>
-      <w:r>
-        <w:rPr>
-          <w:rFonts w:ascii="Calibri" w:hAnsi="Calibri" w:cs="Calibri"/>
-          <w:sz w:val="28"/>
-          <w:szCs w:val="28"/>
-        </w:rPr>
-        <w:t xml:space="preserve">const add = (a, b) =&gt; a + </w:t>
-      </w:r>
-      <w:proofErr w:type="gramStart"/>
-      <w:r>
-        <w:rPr>
-          <w:rFonts w:ascii="Calibri" w:hAnsi="Calibri" w:cs="Calibri"/>
-          <w:sz w:val="28"/>
-          <w:szCs w:val="28"/>
-        </w:rPr>
-        <w:t>b;</w:t>
-      </w:r>
-      <w:proofErr w:type="gramEnd"/>
+      <w:proofErr w:type="spellStart"/>
+      <w:r>
+        <w:rPr>
+          <w:rFonts w:ascii="Calibri" w:hAnsi="Calibri" w:cs="Calibri"/>
+          <w:sz w:val="28"/>
+          <w:szCs w:val="28"/>
+        </w:rPr>
+        <w:t>const</w:t>
+      </w:r>
+      <w:proofErr w:type="spellEnd"/>
+      <w:r>
+        <w:rPr>
+          <w:rFonts w:ascii="Calibri" w:hAnsi="Calibri" w:cs="Calibri"/>
+          <w:sz w:val="28"/>
+          <w:szCs w:val="28"/>
+        </w:rPr>
+        <w:t xml:space="preserve"> add = (a, b) =&gt; a + b;</w:t>
+      </w:r>
     </w:p>
     <w:p>
       <w:pPr>
@@ -9699,7 +9661,7 @@
           <w:szCs w:val="28"/>
         </w:rPr>
         <w:pict w14:anchorId="012FA51C">
-          <v:rect id="_x0000_i1048" style="width:0;height:1.5pt" o:hralign="center" o:hrstd="t" o:hr="t" fillcolor="#a0a0a0" stroked="f"/>
+          <v:rect id="_x0000_i1025" style="width:0;height:1.5pt" o:hralign="center" o:hrstd="t" o:hr="t" fillcolor="#a0a0a0" stroked="f"/>
         </w:pict>
       </w:r>
     </w:p>
@@ -9777,24 +9739,42 @@
           <w:szCs w:val="28"/>
         </w:rPr>
       </w:pPr>
-      <w:r>
-        <w:rPr>
-          <w:rFonts w:ascii="Calibri" w:hAnsi="Calibri" w:cs="Calibri"/>
-          <w:sz w:val="28"/>
-          <w:szCs w:val="28"/>
-        </w:rPr>
-        <w:t>const sayHello = () =&gt; console.log("Hello!"</w:t>
-      </w:r>
-      <w:proofErr w:type="gramStart"/>
-      <w:r>
-        <w:rPr>
-          <w:rFonts w:ascii="Calibri" w:hAnsi="Calibri" w:cs="Calibri"/>
-          <w:sz w:val="28"/>
-          <w:szCs w:val="28"/>
-        </w:rPr>
-        <w:t>);</w:t>
-      </w:r>
-      <w:proofErr w:type="gramEnd"/>
+      <w:proofErr w:type="spellStart"/>
+      <w:r>
+        <w:rPr>
+          <w:rFonts w:ascii="Calibri" w:hAnsi="Calibri" w:cs="Calibri"/>
+          <w:sz w:val="28"/>
+          <w:szCs w:val="28"/>
+        </w:rPr>
+        <w:t>const</w:t>
+      </w:r>
+      <w:proofErr w:type="spellEnd"/>
+      <w:r>
+        <w:rPr>
+          <w:rFonts w:ascii="Calibri" w:hAnsi="Calibri" w:cs="Calibri"/>
+          <w:sz w:val="28"/>
+          <w:szCs w:val="28"/>
+        </w:rPr>
+        <w:t xml:space="preserve"> </w:t>
+      </w:r>
+      <w:proofErr w:type="spellStart"/>
+      <w:r>
+        <w:rPr>
+          <w:rFonts w:ascii="Calibri" w:hAnsi="Calibri" w:cs="Calibri"/>
+          <w:sz w:val="28"/>
+          <w:szCs w:val="28"/>
+        </w:rPr>
+        <w:t>sayHello</w:t>
+      </w:r>
+      <w:proofErr w:type="spellEnd"/>
+      <w:r>
+        <w:rPr>
+          <w:rFonts w:ascii="Calibri" w:hAnsi="Calibri" w:cs="Calibri"/>
+          <w:sz w:val="28"/>
+          <w:szCs w:val="28"/>
+        </w:rPr>
+        <w:t xml:space="preserve"> = () =&gt; console.log("Hello!");</w:t>
+      </w:r>
     </w:p>
     <w:p>
       <w:pPr>
@@ -9827,24 +9807,24 @@
           <w:szCs w:val="28"/>
         </w:rPr>
       </w:pPr>
-      <w:r>
-        <w:rPr>
-          <w:rFonts w:ascii="Calibri" w:hAnsi="Calibri" w:cs="Calibri"/>
-          <w:sz w:val="28"/>
-          <w:szCs w:val="28"/>
-        </w:rPr>
-        <w:t xml:space="preserve">const double = x =&gt; x * </w:t>
-      </w:r>
-      <w:proofErr w:type="gramStart"/>
-      <w:r>
-        <w:rPr>
-          <w:rFonts w:ascii="Calibri" w:hAnsi="Calibri" w:cs="Calibri"/>
-          <w:sz w:val="28"/>
-          <w:szCs w:val="28"/>
-        </w:rPr>
-        <w:t>2;</w:t>
-      </w:r>
-      <w:proofErr w:type="gramEnd"/>
+      <w:proofErr w:type="spellStart"/>
+      <w:r>
+        <w:rPr>
+          <w:rFonts w:ascii="Calibri" w:hAnsi="Calibri" w:cs="Calibri"/>
+          <w:sz w:val="28"/>
+          <w:szCs w:val="28"/>
+        </w:rPr>
+        <w:t>const</w:t>
+      </w:r>
+      <w:proofErr w:type="spellEnd"/>
+      <w:r>
+        <w:rPr>
+          <w:rFonts w:ascii="Calibri" w:hAnsi="Calibri" w:cs="Calibri"/>
+          <w:sz w:val="28"/>
+          <w:szCs w:val="28"/>
+        </w:rPr>
+        <w:t xml:space="preserve"> double = x =&gt; x * 2;</w:t>
+      </w:r>
     </w:p>
     <w:p>
       <w:pPr>
@@ -9877,24 +9857,24 @@
           <w:szCs w:val="28"/>
         </w:rPr>
       </w:pPr>
-      <w:r>
-        <w:rPr>
-          <w:rFonts w:ascii="Calibri" w:hAnsi="Calibri" w:cs="Calibri"/>
-          <w:sz w:val="28"/>
-          <w:szCs w:val="28"/>
-        </w:rPr>
-        <w:t xml:space="preserve">const multiply = (a, b) =&gt; a * </w:t>
-      </w:r>
-      <w:proofErr w:type="gramStart"/>
-      <w:r>
-        <w:rPr>
-          <w:rFonts w:ascii="Calibri" w:hAnsi="Calibri" w:cs="Calibri"/>
-          <w:sz w:val="28"/>
-          <w:szCs w:val="28"/>
-        </w:rPr>
-        <w:t>b;</w:t>
-      </w:r>
-      <w:proofErr w:type="gramEnd"/>
+      <w:proofErr w:type="spellStart"/>
+      <w:r>
+        <w:rPr>
+          <w:rFonts w:ascii="Calibri" w:hAnsi="Calibri" w:cs="Calibri"/>
+          <w:sz w:val="28"/>
+          <w:szCs w:val="28"/>
+        </w:rPr>
+        <w:t>const</w:t>
+      </w:r>
+      <w:proofErr w:type="spellEnd"/>
+      <w:r>
+        <w:rPr>
+          <w:rFonts w:ascii="Calibri" w:hAnsi="Calibri" w:cs="Calibri"/>
+          <w:sz w:val="28"/>
+          <w:szCs w:val="28"/>
+        </w:rPr>
+        <w:t xml:space="preserve"> multiply = (a, b) =&gt; a * b;</w:t>
+      </w:r>
     </w:p>
     <w:p>
       <w:pPr>
@@ -9927,68 +9907,58 @@
           <w:szCs w:val="28"/>
         </w:rPr>
       </w:pPr>
-      <w:r>
-        <w:rPr>
-          <w:rFonts w:ascii="Calibri" w:hAnsi="Calibri" w:cs="Calibri"/>
-          <w:sz w:val="28"/>
-          <w:szCs w:val="28"/>
-        </w:rPr>
-        <w:t>const divide = (a, b) =&gt; {</w:t>
-      </w:r>
-    </w:p>
-    <w:p>
-      <w:pPr>
-        <w:rPr>
-          <w:rFonts w:ascii="Calibri" w:hAnsi="Calibri" w:cs="Calibri"/>
-          <w:sz w:val="28"/>
-          <w:szCs w:val="28"/>
-        </w:rPr>
-      </w:pPr>
-      <w:r>
-        <w:rPr>
-          <w:rFonts w:ascii="Calibri" w:hAnsi="Calibri" w:cs="Calibri"/>
-          <w:sz w:val="28"/>
-          <w:szCs w:val="28"/>
-        </w:rPr>
-        <w:t xml:space="preserve">  let result = a / </w:t>
-      </w:r>
-      <w:proofErr w:type="gramStart"/>
-      <w:r>
-        <w:rPr>
-          <w:rFonts w:ascii="Calibri" w:hAnsi="Calibri" w:cs="Calibri"/>
-          <w:sz w:val="28"/>
-          <w:szCs w:val="28"/>
-        </w:rPr>
-        <w:t>b;</w:t>
-      </w:r>
-      <w:proofErr w:type="gramEnd"/>
-    </w:p>
-    <w:p>
-      <w:pPr>
-        <w:rPr>
-          <w:rFonts w:ascii="Calibri" w:hAnsi="Calibri" w:cs="Calibri"/>
-          <w:sz w:val="28"/>
-          <w:szCs w:val="28"/>
-        </w:rPr>
-      </w:pPr>
-      <w:r>
-        <w:rPr>
-          <w:rFonts w:ascii="Calibri" w:hAnsi="Calibri" w:cs="Calibri"/>
-          <w:sz w:val="28"/>
-          <w:szCs w:val="28"/>
-        </w:rPr>
-        <w:t xml:space="preserve">  return </w:t>
-      </w:r>
-      <w:proofErr w:type="gramStart"/>
-      <w:r>
-        <w:rPr>
-          <w:rFonts w:ascii="Calibri" w:hAnsi="Calibri" w:cs="Calibri"/>
-          <w:sz w:val="28"/>
-          <w:szCs w:val="28"/>
-        </w:rPr>
-        <w:t>result;</w:t>
-      </w:r>
-      <w:proofErr w:type="gramEnd"/>
+      <w:proofErr w:type="spellStart"/>
+      <w:r>
+        <w:rPr>
+          <w:rFonts w:ascii="Calibri" w:hAnsi="Calibri" w:cs="Calibri"/>
+          <w:sz w:val="28"/>
+          <w:szCs w:val="28"/>
+        </w:rPr>
+        <w:t>const</w:t>
+      </w:r>
+      <w:proofErr w:type="spellEnd"/>
+      <w:r>
+        <w:rPr>
+          <w:rFonts w:ascii="Calibri" w:hAnsi="Calibri" w:cs="Calibri"/>
+          <w:sz w:val="28"/>
+          <w:szCs w:val="28"/>
+        </w:rPr>
+        <w:t xml:space="preserve"> divide = (a, b) =&gt; {</w:t>
+      </w:r>
+    </w:p>
+    <w:p>
+      <w:pPr>
+        <w:rPr>
+          <w:rFonts w:ascii="Calibri" w:hAnsi="Calibri" w:cs="Calibri"/>
+          <w:sz w:val="28"/>
+          <w:szCs w:val="28"/>
+        </w:rPr>
+      </w:pPr>
+      <w:r>
+        <w:rPr>
+          <w:rFonts w:ascii="Calibri" w:hAnsi="Calibri" w:cs="Calibri"/>
+          <w:sz w:val="28"/>
+          <w:szCs w:val="28"/>
+        </w:rPr>
+        <w:t xml:space="preserve">  let result = a / b;</w:t>
+      </w:r>
+    </w:p>
+    <w:p>
+      <w:pPr>
+        <w:rPr>
+          <w:rFonts w:ascii="Calibri" w:hAnsi="Calibri" w:cs="Calibri"/>
+          <w:sz w:val="28"/>
+          <w:szCs w:val="28"/>
+        </w:rPr>
+      </w:pPr>
+      <w:r>
+        <w:rPr>
+          <w:rFonts w:ascii="Calibri" w:hAnsi="Calibri" w:cs="Calibri"/>
+          <w:sz w:val="28"/>
+          <w:szCs w:val="28"/>
+        </w:rPr>
+        <w:t xml:space="preserve">  return result;</w:t>
+      </w:r>
     </w:p>
     <w:p>
       <w:pPr>
@@ -10035,7 +10005,7 @@
                     <pic:cNvPicPr/>
                   </pic:nvPicPr>
                   <pic:blipFill>
-                    <a:blip r:embed="rId84"/>
+                    <a:blip r:embed="rId81"/>
                     <a:stretch>
                       <a:fillRect/>
                     </a:stretch>
@@ -10064,13 +10034,23 @@
           <w:szCs w:val="28"/>
         </w:rPr>
       </w:pPr>
-      <w:r>
-        <w:rPr>
-          <w:rFonts w:ascii="Calibri" w:hAnsi="Calibri" w:cs="Calibri"/>
-          <w:sz w:val="28"/>
-          <w:szCs w:val="28"/>
-        </w:rPr>
-        <w:t>OutPut:</w:t>
+      <w:proofErr w:type="spellStart"/>
+      <w:r>
+        <w:rPr>
+          <w:rFonts w:ascii="Calibri" w:hAnsi="Calibri" w:cs="Calibri"/>
+          <w:sz w:val="28"/>
+          <w:szCs w:val="28"/>
+        </w:rPr>
+        <w:t>OutPut</w:t>
+      </w:r>
+      <w:proofErr w:type="spellEnd"/>
+      <w:r>
+        <w:rPr>
+          <w:rFonts w:ascii="Calibri" w:hAnsi="Calibri" w:cs="Calibri"/>
+          <w:sz w:val="28"/>
+          <w:szCs w:val="28"/>
+        </w:rPr>
+        <w:t>:</w:t>
       </w:r>
     </w:p>
     <w:p>
@@ -10101,7 +10081,7 @@
                     <pic:cNvPicPr/>
                   </pic:nvPicPr>
                   <pic:blipFill>
-                    <a:blip r:embed="rId85"/>
+                    <a:blip r:embed="rId82"/>
                     <a:stretch>
                       <a:fillRect/>
                     </a:stretch>
@@ -10335,7 +10315,25 @@
           <w:sz w:val="28"/>
           <w:szCs w:val="28"/>
         </w:rPr>
-        <w:t>If it’s still not found, you get a ReferenceError.</w:t>
+        <w:t xml:space="preserve">If it’s still not found, you get a </w:t>
+      </w:r>
+      <w:proofErr w:type="spellStart"/>
+      <w:r>
+        <w:rPr>
+          <w:rFonts w:ascii="Calibri" w:hAnsi="Calibri" w:cs="Calibri"/>
+          <w:sz w:val="28"/>
+          <w:szCs w:val="28"/>
+        </w:rPr>
+        <w:t>ReferenceError</w:t>
+      </w:r>
+      <w:proofErr w:type="spellEnd"/>
+      <w:r>
+        <w:rPr>
+          <w:rFonts w:ascii="Calibri" w:hAnsi="Calibri" w:cs="Calibri"/>
+          <w:sz w:val="28"/>
+          <w:szCs w:val="28"/>
+        </w:rPr>
+        <w:t>.</w:t>
       </w:r>
     </w:p>
     <w:p>
@@ -10373,89 +10371,51 @@
           <w:sz w:val="28"/>
           <w:szCs w:val="28"/>
         </w:rPr>
-        <w:t>let a = "Global</w:t>
-      </w:r>
-      <w:proofErr w:type="gramStart"/>
-      <w:r>
-        <w:rPr>
-          <w:rFonts w:ascii="Calibri" w:hAnsi="Calibri" w:cs="Calibri"/>
-          <w:sz w:val="28"/>
-          <w:szCs w:val="28"/>
-        </w:rPr>
-        <w:t>";</w:t>
-      </w:r>
-      <w:proofErr w:type="gramEnd"/>
-    </w:p>
-    <w:p>
-      <w:pPr>
-        <w:rPr>
-          <w:rFonts w:ascii="Calibri" w:hAnsi="Calibri" w:cs="Calibri"/>
-          <w:sz w:val="28"/>
-          <w:szCs w:val="28"/>
-        </w:rPr>
-      </w:pPr>
-    </w:p>
-    <w:p>
-      <w:pPr>
-        <w:rPr>
-          <w:rFonts w:ascii="Calibri" w:hAnsi="Calibri" w:cs="Calibri"/>
-          <w:sz w:val="28"/>
-          <w:szCs w:val="28"/>
-        </w:rPr>
-      </w:pPr>
-      <w:r>
-        <w:rPr>
-          <w:rFonts w:ascii="Calibri" w:hAnsi="Calibri" w:cs="Calibri"/>
-          <w:sz w:val="28"/>
-          <w:szCs w:val="28"/>
-        </w:rPr>
-        <w:t xml:space="preserve">function </w:t>
-      </w:r>
-      <w:proofErr w:type="gramStart"/>
-      <w:r>
-        <w:rPr>
-          <w:rFonts w:ascii="Calibri" w:hAnsi="Calibri" w:cs="Calibri"/>
-          <w:sz w:val="28"/>
-          <w:szCs w:val="28"/>
-        </w:rPr>
-        <w:t>outer(</w:t>
-      </w:r>
-      <w:proofErr w:type="gramEnd"/>
-      <w:r>
-        <w:rPr>
-          <w:rFonts w:ascii="Calibri" w:hAnsi="Calibri" w:cs="Calibri"/>
-          <w:sz w:val="28"/>
-          <w:szCs w:val="28"/>
-        </w:rPr>
-        <w:t>) {</w:t>
-      </w:r>
-    </w:p>
-    <w:p>
-      <w:pPr>
-        <w:rPr>
-          <w:rFonts w:ascii="Calibri" w:hAnsi="Calibri" w:cs="Calibri"/>
-          <w:sz w:val="28"/>
-          <w:szCs w:val="28"/>
-        </w:rPr>
-      </w:pPr>
-      <w:r>
-        <w:rPr>
-          <w:rFonts w:ascii="Calibri" w:hAnsi="Calibri" w:cs="Calibri"/>
-          <w:sz w:val="28"/>
-          <w:szCs w:val="28"/>
-        </w:rPr>
-        <w:t xml:space="preserve">  let b = "Outer</w:t>
-      </w:r>
-      <w:proofErr w:type="gramStart"/>
-      <w:r>
-        <w:rPr>
-          <w:rFonts w:ascii="Calibri" w:hAnsi="Calibri" w:cs="Calibri"/>
-          <w:sz w:val="28"/>
-          <w:szCs w:val="28"/>
-        </w:rPr>
-        <w:t>";</w:t>
-      </w:r>
-      <w:proofErr w:type="gramEnd"/>
+        <w:t>let a = "Global";</w:t>
+      </w:r>
+    </w:p>
+    <w:p>
+      <w:pPr>
+        <w:rPr>
+          <w:rFonts w:ascii="Calibri" w:hAnsi="Calibri" w:cs="Calibri"/>
+          <w:sz w:val="28"/>
+          <w:szCs w:val="28"/>
+        </w:rPr>
+      </w:pPr>
+    </w:p>
+    <w:p>
+      <w:pPr>
+        <w:rPr>
+          <w:rFonts w:ascii="Calibri" w:hAnsi="Calibri" w:cs="Calibri"/>
+          <w:sz w:val="28"/>
+          <w:szCs w:val="28"/>
+        </w:rPr>
+      </w:pPr>
+      <w:r>
+        <w:rPr>
+          <w:rFonts w:ascii="Calibri" w:hAnsi="Calibri" w:cs="Calibri"/>
+          <w:sz w:val="28"/>
+          <w:szCs w:val="28"/>
+        </w:rPr>
+        <w:t>function outer() {</w:t>
+      </w:r>
+    </w:p>
+    <w:p>
+      <w:pPr>
+        <w:rPr>
+          <w:rFonts w:ascii="Calibri" w:hAnsi="Calibri" w:cs="Calibri"/>
+          <w:sz w:val="28"/>
+          <w:szCs w:val="28"/>
+        </w:rPr>
+      </w:pPr>
+      <w:r>
+        <w:rPr>
+          <w:rFonts w:ascii="Calibri" w:hAnsi="Calibri" w:cs="Calibri"/>
+          <w:sz w:val="28"/>
+          <w:szCs w:val="28"/>
+        </w:rPr>
+        <w:t xml:space="preserve">  let b = "Outer";</w:t>
+      </w:r>
     </w:p>
     <w:p>
       <w:pPr>
@@ -10488,53 +10448,25 @@
           <w:sz w:val="28"/>
           <w:szCs w:val="28"/>
         </w:rPr>
-        <w:t xml:space="preserve"> function </w:t>
-      </w:r>
-      <w:proofErr w:type="gramStart"/>
-      <w:r>
-        <w:rPr>
-          <w:rFonts w:ascii="Calibri" w:hAnsi="Calibri" w:cs="Calibri"/>
-          <w:sz w:val="28"/>
-          <w:szCs w:val="28"/>
-        </w:rPr>
-        <w:t>inner(</w:t>
-      </w:r>
-      <w:proofErr w:type="gramEnd"/>
-      <w:r>
-        <w:rPr>
-          <w:rFonts w:ascii="Calibri" w:hAnsi="Calibri" w:cs="Calibri"/>
-          <w:sz w:val="28"/>
-          <w:szCs w:val="28"/>
-        </w:rPr>
-        <w:t>) {</w:t>
-      </w:r>
-    </w:p>
-    <w:p>
-      <w:pPr>
-        <w:rPr>
-          <w:rFonts w:ascii="Calibri" w:hAnsi="Calibri" w:cs="Calibri"/>
-          <w:sz w:val="28"/>
-          <w:szCs w:val="28"/>
-        </w:rPr>
-      </w:pPr>
-      <w:r>
-        <w:rPr>
-          <w:rFonts w:ascii="Calibri" w:hAnsi="Calibri" w:cs="Calibri"/>
-          <w:sz w:val="28"/>
-          <w:szCs w:val="28"/>
-        </w:rPr>
-        <w:t xml:space="preserve">    let c = "Inner</w:t>
-      </w:r>
-      <w:proofErr w:type="gramStart"/>
-      <w:r>
-        <w:rPr>
-          <w:rFonts w:ascii="Calibri" w:hAnsi="Calibri" w:cs="Calibri"/>
-          <w:sz w:val="28"/>
-          <w:szCs w:val="28"/>
-        </w:rPr>
-        <w:t>";</w:t>
-      </w:r>
-      <w:proofErr w:type="gramEnd"/>
+        <w:t xml:space="preserve"> function inner() {</w:t>
+      </w:r>
+    </w:p>
+    <w:p>
+      <w:pPr>
+        <w:rPr>
+          <w:rFonts w:ascii="Calibri" w:hAnsi="Calibri" w:cs="Calibri"/>
+          <w:sz w:val="28"/>
+          <w:szCs w:val="28"/>
+        </w:rPr>
+      </w:pPr>
+      <w:r>
+        <w:rPr>
+          <w:rFonts w:ascii="Calibri" w:hAnsi="Calibri" w:cs="Calibri"/>
+          <w:sz w:val="28"/>
+          <w:szCs w:val="28"/>
+        </w:rPr>
+        <w:t xml:space="preserve">    let c = "Inner";</w:t>
+      </w:r>
     </w:p>
     <w:p>
       <w:pPr>
@@ -10599,25 +10531,7 @@
           <w:sz w:val="28"/>
           <w:szCs w:val="28"/>
         </w:rPr>
-        <w:t xml:space="preserve"> Finds in </w:t>
-      </w:r>
-      <w:proofErr w:type="gramStart"/>
-      <w:r>
-        <w:rPr>
-          <w:rFonts w:ascii="Calibri" w:hAnsi="Calibri" w:cs="Calibri"/>
-          <w:sz w:val="28"/>
-          <w:szCs w:val="28"/>
-        </w:rPr>
-        <w:t>outer(</w:t>
-      </w:r>
-      <w:proofErr w:type="gramEnd"/>
-      <w:r>
-        <w:rPr>
-          <w:rFonts w:ascii="Calibri" w:hAnsi="Calibri" w:cs="Calibri"/>
-          <w:sz w:val="28"/>
-          <w:szCs w:val="28"/>
-        </w:rPr>
-        <w:t>)</w:t>
+        <w:t xml:space="preserve"> Finds in outer()</w:t>
       </w:r>
     </w:p>
     <w:p>
@@ -10650,25 +10564,7 @@
           <w:sz w:val="28"/>
           <w:szCs w:val="28"/>
         </w:rPr>
-        <w:t xml:space="preserve"> Finds in </w:t>
-      </w:r>
-      <w:proofErr w:type="gramStart"/>
-      <w:r>
-        <w:rPr>
-          <w:rFonts w:ascii="Calibri" w:hAnsi="Calibri" w:cs="Calibri"/>
-          <w:sz w:val="28"/>
-          <w:szCs w:val="28"/>
-        </w:rPr>
-        <w:t>inner(</w:t>
-      </w:r>
-      <w:proofErr w:type="gramEnd"/>
-      <w:r>
-        <w:rPr>
-          <w:rFonts w:ascii="Calibri" w:hAnsi="Calibri" w:cs="Calibri"/>
-          <w:sz w:val="28"/>
-          <w:szCs w:val="28"/>
-        </w:rPr>
-        <w:t>)</w:t>
+        <w:t xml:space="preserve"> Finds in inner()</w:t>
       </w:r>
     </w:p>
     <w:p>
@@ -10702,25 +10598,7 @@
           <w:sz w:val="28"/>
           <w:szCs w:val="28"/>
         </w:rPr>
-        <w:t xml:space="preserve"> </w:t>
-      </w:r>
-      <w:proofErr w:type="gramStart"/>
-      <w:r>
-        <w:rPr>
-          <w:rFonts w:ascii="Calibri" w:hAnsi="Calibri" w:cs="Calibri"/>
-          <w:sz w:val="28"/>
-          <w:szCs w:val="28"/>
-        </w:rPr>
-        <w:t>inner(</w:t>
-      </w:r>
-      <w:proofErr w:type="gramEnd"/>
-      <w:r>
-        <w:rPr>
-          <w:rFonts w:ascii="Calibri" w:hAnsi="Calibri" w:cs="Calibri"/>
-          <w:sz w:val="28"/>
-          <w:szCs w:val="28"/>
-        </w:rPr>
-        <w:t>);</w:t>
+        <w:t xml:space="preserve"> inner();</w:t>
       </w:r>
     </w:p>
     <w:p>
@@ -10748,23 +10626,13 @@
           <w:szCs w:val="28"/>
         </w:rPr>
       </w:pPr>
-      <w:proofErr w:type="gramStart"/>
-      <w:r>
-        <w:rPr>
-          <w:rFonts w:ascii="Calibri" w:hAnsi="Calibri" w:cs="Calibri"/>
-          <w:sz w:val="28"/>
-          <w:szCs w:val="28"/>
-        </w:rPr>
-        <w:t>outer(</w:t>
-      </w:r>
-      <w:proofErr w:type="gramEnd"/>
-      <w:r>
-        <w:rPr>
-          <w:rFonts w:ascii="Calibri" w:hAnsi="Calibri" w:cs="Calibri"/>
-          <w:sz w:val="28"/>
-          <w:szCs w:val="28"/>
-        </w:rPr>
-        <w:t>);</w:t>
+      <w:r>
+        <w:rPr>
+          <w:rFonts w:ascii="Calibri" w:hAnsi="Calibri" w:cs="Calibri"/>
+          <w:sz w:val="28"/>
+          <w:szCs w:val="28"/>
+        </w:rPr>
+        <w:t>outer();</w:t>
       </w:r>
     </w:p>
     <w:p>
@@ -10897,60 +10765,24 @@
           <w:szCs w:val="28"/>
         </w:rPr>
         <w:lastRenderedPageBreak/>
-        <w:t xml:space="preserve">c is found in </w:t>
-      </w:r>
-      <w:proofErr w:type="gramStart"/>
-      <w:r>
-        <w:rPr>
-          <w:rFonts w:ascii="Calibri" w:hAnsi="Calibri" w:cs="Calibri"/>
-          <w:sz w:val="28"/>
-          <w:szCs w:val="28"/>
-        </w:rPr>
-        <w:t>inner(</w:t>
-      </w:r>
-      <w:proofErr w:type="gramEnd"/>
-      <w:r>
-        <w:rPr>
-          <w:rFonts w:ascii="Calibri" w:hAnsi="Calibri" w:cs="Calibri"/>
-          <w:sz w:val="28"/>
-          <w:szCs w:val="28"/>
-        </w:rPr>
-        <w:t>)</w:t>
-      </w:r>
-    </w:p>
-    <w:p>
-      <w:pPr>
-        <w:rPr>
-          <w:rFonts w:ascii="Calibri" w:hAnsi="Calibri" w:cs="Calibri"/>
-          <w:sz w:val="28"/>
-          <w:szCs w:val="28"/>
-        </w:rPr>
-      </w:pPr>
-      <w:r>
-        <w:rPr>
-          <w:rFonts w:ascii="Calibri" w:hAnsi="Calibri" w:cs="Calibri"/>
-          <w:sz w:val="28"/>
-          <w:szCs w:val="28"/>
-        </w:rPr>
-        <w:t xml:space="preserve">b is not in </w:t>
-      </w:r>
-      <w:proofErr w:type="gramStart"/>
-      <w:r>
-        <w:rPr>
-          <w:rFonts w:ascii="Calibri" w:hAnsi="Calibri" w:cs="Calibri"/>
-          <w:sz w:val="28"/>
-          <w:szCs w:val="28"/>
-        </w:rPr>
-        <w:t>inner(</w:t>
-      </w:r>
-      <w:proofErr w:type="gramEnd"/>
-      <w:r>
-        <w:rPr>
-          <w:rFonts w:ascii="Calibri" w:hAnsi="Calibri" w:cs="Calibri"/>
-          <w:sz w:val="28"/>
-          <w:szCs w:val="28"/>
-        </w:rPr>
-        <w:t>), so it's found in outer()</w:t>
+        <w:t>c is found in inner()</w:t>
+      </w:r>
+    </w:p>
+    <w:p>
+      <w:pPr>
+        <w:rPr>
+          <w:rFonts w:ascii="Calibri" w:hAnsi="Calibri" w:cs="Calibri"/>
+          <w:sz w:val="28"/>
+          <w:szCs w:val="28"/>
+        </w:rPr>
+      </w:pPr>
+      <w:r>
+        <w:rPr>
+          <w:rFonts w:ascii="Calibri" w:hAnsi="Calibri" w:cs="Calibri"/>
+          <w:sz w:val="28"/>
+          <w:szCs w:val="28"/>
+        </w:rPr>
+        <w:t>b is not in inner(), so it's found in outer()</w:t>
       </w:r>
     </w:p>
     <w:p>
@@ -11079,7 +10911,7 @@
           <w:szCs w:val="28"/>
         </w:rPr>
         <w:pict w14:anchorId="79BB8BCC">
-          <v:rect id="_x0000_i1058" style="width:0;height:1.5pt" o:hralign="center" o:hrstd="t" o:hr="t" fillcolor="#a0a0a0" stroked="f"/>
+          <v:rect id="_x0000_i1026" style="width:0;height:1.5pt" o:hralign="center" o:hrstd="t" o:hr="t" fillcolor="#a0a0a0" stroked="f"/>
         </w:pict>
       </w:r>
     </w:p>
@@ -11242,7 +11074,7 @@
                     <pic:cNvPicPr/>
                   </pic:nvPicPr>
                   <pic:blipFill>
-                    <a:blip r:embed="rId86"/>
+                    <a:blip r:embed="rId83"/>
                     <a:stretch>
                       <a:fillRect/>
                     </a:stretch>
@@ -11433,25 +11265,7 @@
           <w:sz w:val="28"/>
           <w:szCs w:val="28"/>
         </w:rPr>
-        <w:t xml:space="preserve"> – like </w:t>
-      </w:r>
-      <w:proofErr w:type="gramStart"/>
-      <w:r>
-        <w:rPr>
-          <w:rFonts w:ascii="Calibri" w:hAnsi="Calibri" w:cs="Calibri"/>
-          <w:sz w:val="28"/>
-          <w:szCs w:val="28"/>
-        </w:rPr>
-        <w:t>push(</w:t>
-      </w:r>
-      <w:proofErr w:type="gramEnd"/>
-      <w:r>
-        <w:rPr>
-          <w:rFonts w:ascii="Calibri" w:hAnsi="Calibri" w:cs="Calibri"/>
-          <w:sz w:val="28"/>
-          <w:szCs w:val="28"/>
-        </w:rPr>
-        <w:t>), pop(), map(), etc.</w:t>
+        <w:t xml:space="preserve"> – like push(), pop(), map(), etc.</w:t>
       </w:r>
     </w:p>
     <w:p>
@@ -11482,7 +11296,7 @@
                     <pic:cNvPicPr/>
                   </pic:nvPicPr>
                   <pic:blipFill>
-                    <a:blip r:embed="rId87"/>
+                    <a:blip r:embed="rId84"/>
                     <a:stretch>
                       <a:fillRect/>
                     </a:stretch>
@@ -11557,25 +11371,7 @@
           <w:sz w:val="28"/>
           <w:szCs w:val="28"/>
         </w:rPr>
-        <w:t xml:space="preserve">Functions are objects </w:t>
-      </w:r>
-      <w:proofErr w:type="gramStart"/>
-      <w:r>
-        <w:rPr>
-          <w:rFonts w:ascii="Calibri" w:hAnsi="Calibri" w:cs="Calibri"/>
-          <w:sz w:val="28"/>
-          <w:szCs w:val="28"/>
-        </w:rPr>
-        <w:t>too, and</w:t>
-      </w:r>
-      <w:proofErr w:type="gramEnd"/>
-      <w:r>
-        <w:rPr>
-          <w:rFonts w:ascii="Calibri" w:hAnsi="Calibri" w:cs="Calibri"/>
-          <w:sz w:val="28"/>
-          <w:szCs w:val="28"/>
-        </w:rPr>
-        <w:t xml:space="preserve"> can have their own properties.</w:t>
+        <w:t>Functions are objects too, and can have their own properties.</w:t>
       </w:r>
     </w:p>
     <w:p>
@@ -11761,7 +11557,7 @@
                     <pic:cNvPicPr/>
                   </pic:nvPicPr>
                   <pic:blipFill>
-                    <a:blip r:embed="rId88"/>
+                    <a:blip r:embed="rId85"/>
                     <a:stretch>
                       <a:fillRect/>
                     </a:stretch>
@@ -11821,27 +11617,7 @@
           <w:sz w:val="24"/>
           <w:szCs w:val="24"/>
         </w:rPr>
-        <w:t xml:space="preserve">In JavaScript, </w:t>
-      </w:r>
-      <w:proofErr w:type="gramStart"/>
-      <w:r>
-        <w:rPr>
-          <w:rFonts w:ascii="Calibri" w:hAnsi="Calibri" w:cs="Calibri"/>
-          <w:color w:val="000000" w:themeColor="text1"/>
-          <w:sz w:val="24"/>
-          <w:szCs w:val="24"/>
-        </w:rPr>
-        <w:t>the this</w:t>
-      </w:r>
-      <w:proofErr w:type="gramEnd"/>
-      <w:r>
-        <w:rPr>
-          <w:rFonts w:ascii="Calibri" w:hAnsi="Calibri" w:cs="Calibri"/>
-          <w:color w:val="000000" w:themeColor="text1"/>
-          <w:sz w:val="24"/>
-          <w:szCs w:val="24"/>
-        </w:rPr>
-        <w:t xml:space="preserve"> keyword is a fundamental concept that refers to the object from which a function is called. Its value is determined by the context in which the function is invoked, making it dynamic and sometimes a source of confusion.</w:t>
+        <w:t>In JavaScript, the this keyword is a fundamental concept that refers to the object from which a function is called. Its value is determined by the context in which the function is invoked, making it dynamic and sometimes a source of confusion.</w:t>
       </w:r>
     </w:p>
     <w:p>
@@ -11880,7 +11656,27 @@
           <w:szCs w:val="24"/>
         </w:rPr>
         <w:lastRenderedPageBreak/>
-        <w:t>This keyword in javascript refers to the context or object that is currently executing the code, and its value is determined by the calling environment.</w:t>
+        <w:t xml:space="preserve">This keyword in </w:t>
+      </w:r>
+      <w:proofErr w:type="spellStart"/>
+      <w:r>
+        <w:rPr>
+          <w:rFonts w:ascii="Calibri" w:hAnsi="Calibri" w:cs="Calibri"/>
+          <w:color w:val="000000" w:themeColor="text1"/>
+          <w:sz w:val="24"/>
+          <w:szCs w:val="24"/>
+        </w:rPr>
+        <w:t>javascript</w:t>
+      </w:r>
+      <w:proofErr w:type="spellEnd"/>
+      <w:r>
+        <w:rPr>
+          <w:rFonts w:ascii="Calibri" w:hAnsi="Calibri" w:cs="Calibri"/>
+          <w:color w:val="000000" w:themeColor="text1"/>
+          <w:sz w:val="24"/>
+          <w:szCs w:val="24"/>
+        </w:rPr>
+        <w:t xml:space="preserve"> refers to the context or object that is currently executing the code, and its value is determined by the calling environment.</w:t>
       </w:r>
     </w:p>
     <w:p>
@@ -12042,7 +11838,7 @@
                     <pic:cNvPicPr/>
                   </pic:nvPicPr>
                   <pic:blipFill>
-                    <a:blip r:embed="rId89"/>
+                    <a:blip r:embed="rId86"/>
                     <a:stretch>
                       <a:fillRect/>
                     </a:stretch>
@@ -12118,7 +11914,7 @@
                     <pic:cNvPicPr/>
                   </pic:nvPicPr>
                   <pic:blipFill>
-                    <a:blip r:embed="rId90"/>
+                    <a:blip r:embed="rId87"/>
                     <a:stretch>
                       <a:fillRect/>
                     </a:stretch>
@@ -12255,7 +12051,7 @@
                     <pic:cNvPicPr/>
                   </pic:nvPicPr>
                   <pic:blipFill>
-                    <a:blip r:embed="rId91"/>
+                    <a:blip r:embed="rId88"/>
                     <a:stretch>
                       <a:fillRect/>
                     </a:stretch>
@@ -12328,7 +12124,7 @@
                     <pic:cNvPicPr/>
                   </pic:nvPicPr>
                   <pic:blipFill>
-                    <a:blip r:embed="rId92"/>
+                    <a:blip r:embed="rId89"/>
                     <a:stretch>
                       <a:fillRect/>
                     </a:stretch>
@@ -12529,6 +12325,7 @@
           <w:szCs w:val="28"/>
         </w:rPr>
       </w:pPr>
+      <w:proofErr w:type="spellStart"/>
       <w:r>
         <w:rPr>
           <w:rFonts w:ascii="Calibri" w:hAnsi="Calibri" w:cs="Calibri"/>
@@ -12539,7 +12336,20 @@
           <w:szCs w:val="28"/>
           <w:highlight w:val="yellow"/>
         </w:rPr>
-        <w:t>Syntaax:</w:t>
+        <w:t>Syntaax</w:t>
+      </w:r>
+      <w:proofErr w:type="spellEnd"/>
+      <w:r>
+        <w:rPr>
+          <w:rFonts w:ascii="Calibri" w:hAnsi="Calibri" w:cs="Calibri"/>
+          <w:b/>
+          <w:bCs/>
+          <w:color w:val="000000" w:themeColor="text1"/>
+          <w:sz w:val="28"/>
+          <w:szCs w:val="28"/>
+          <w:highlight w:val="yellow"/>
+        </w:rPr>
+        <w:t>:</w:t>
       </w:r>
     </w:p>
     <w:p>
@@ -12560,56 +12370,45 @@
         </w:rPr>
         <w:t xml:space="preserve">function </w:t>
       </w:r>
-      <w:proofErr w:type="gramStart"/>
-      <w:r>
-        <w:rPr>
-          <w:rFonts w:ascii="Calibri" w:hAnsi="Calibri" w:cs="Calibri"/>
-          <w:color w:val="000000" w:themeColor="text1"/>
-          <w:sz w:val="28"/>
-          <w:szCs w:val="28"/>
-        </w:rPr>
-        <w:t>showThis(</w:t>
-      </w:r>
-      <w:proofErr w:type="gramEnd"/>
-      <w:r>
-        <w:rPr>
-          <w:rFonts w:ascii="Calibri" w:hAnsi="Calibri" w:cs="Calibri"/>
-          <w:color w:val="000000" w:themeColor="text1"/>
-          <w:sz w:val="28"/>
-          <w:szCs w:val="28"/>
-        </w:rPr>
-        <w:t>) {</w:t>
-      </w:r>
-    </w:p>
-    <w:p>
-      <w:pPr>
-        <w:rPr>
-          <w:rFonts w:ascii="Calibri" w:hAnsi="Calibri" w:cs="Calibri"/>
-          <w:color w:val="000000" w:themeColor="text1"/>
-          <w:sz w:val="28"/>
-          <w:szCs w:val="28"/>
-        </w:rPr>
-      </w:pPr>
-      <w:r>
-        <w:rPr>
-          <w:rFonts w:ascii="Calibri" w:hAnsi="Calibri" w:cs="Calibri"/>
-          <w:color w:val="000000" w:themeColor="text1"/>
-          <w:sz w:val="28"/>
-          <w:szCs w:val="28"/>
-        </w:rPr>
-        <w:t xml:space="preserve">  console.log(this</w:t>
-      </w:r>
-      <w:proofErr w:type="gramStart"/>
-      <w:r>
-        <w:rPr>
-          <w:rFonts w:ascii="Calibri" w:hAnsi="Calibri" w:cs="Calibri"/>
-          <w:color w:val="000000" w:themeColor="text1"/>
-          <w:sz w:val="28"/>
-          <w:szCs w:val="28"/>
-        </w:rPr>
-        <w:t>);</w:t>
-      </w:r>
-      <w:proofErr w:type="gramEnd"/>
+      <w:proofErr w:type="spellStart"/>
+      <w:r>
+        <w:rPr>
+          <w:rFonts w:ascii="Calibri" w:hAnsi="Calibri" w:cs="Calibri"/>
+          <w:color w:val="000000" w:themeColor="text1"/>
+          <w:sz w:val="28"/>
+          <w:szCs w:val="28"/>
+        </w:rPr>
+        <w:t>showThis</w:t>
+      </w:r>
+      <w:proofErr w:type="spellEnd"/>
+      <w:r>
+        <w:rPr>
+          <w:rFonts w:ascii="Calibri" w:hAnsi="Calibri" w:cs="Calibri"/>
+          <w:color w:val="000000" w:themeColor="text1"/>
+          <w:sz w:val="28"/>
+          <w:szCs w:val="28"/>
+        </w:rPr>
+        <w:t>() {</w:t>
+      </w:r>
+    </w:p>
+    <w:p>
+      <w:pPr>
+        <w:rPr>
+          <w:rFonts w:ascii="Calibri" w:hAnsi="Calibri" w:cs="Calibri"/>
+          <w:color w:val="000000" w:themeColor="text1"/>
+          <w:sz w:val="28"/>
+          <w:szCs w:val="28"/>
+        </w:rPr>
+      </w:pPr>
+      <w:r>
+        <w:rPr>
+          <w:rFonts w:ascii="Calibri" w:hAnsi="Calibri" w:cs="Calibri"/>
+          <w:color w:val="000000" w:themeColor="text1"/>
+          <w:sz w:val="28"/>
+          <w:szCs w:val="28"/>
+        </w:rPr>
+        <w:t xml:space="preserve">  console.log(this);</w:t>
+      </w:r>
     </w:p>
     <w:p>
       <w:pPr>
@@ -12650,25 +12449,25 @@
           <w:szCs w:val="28"/>
         </w:rPr>
       </w:pPr>
-      <w:proofErr w:type="gramStart"/>
-      <w:r>
-        <w:rPr>
-          <w:rFonts w:ascii="Calibri" w:hAnsi="Calibri" w:cs="Calibri"/>
-          <w:color w:val="000000" w:themeColor="text1"/>
-          <w:sz w:val="28"/>
-          <w:szCs w:val="28"/>
-        </w:rPr>
-        <w:t>showThis(</w:t>
-      </w:r>
-      <w:proofErr w:type="gramEnd"/>
-      <w:r>
-        <w:rPr>
-          <w:rFonts w:ascii="Calibri" w:hAnsi="Calibri" w:cs="Calibri"/>
-          <w:color w:val="000000" w:themeColor="text1"/>
-          <w:sz w:val="28"/>
-          <w:szCs w:val="28"/>
-        </w:rPr>
-        <w:t>); // In browser: Window {...}</w:t>
+      <w:proofErr w:type="spellStart"/>
+      <w:r>
+        <w:rPr>
+          <w:rFonts w:ascii="Calibri" w:hAnsi="Calibri" w:cs="Calibri"/>
+          <w:color w:val="000000" w:themeColor="text1"/>
+          <w:sz w:val="28"/>
+          <w:szCs w:val="28"/>
+        </w:rPr>
+        <w:t>showThis</w:t>
+      </w:r>
+      <w:proofErr w:type="spellEnd"/>
+      <w:r>
+        <w:rPr>
+          <w:rFonts w:ascii="Calibri" w:hAnsi="Calibri" w:cs="Calibri"/>
+          <w:color w:val="000000" w:themeColor="text1"/>
+          <w:sz w:val="28"/>
+          <w:szCs w:val="28"/>
+        </w:rPr>
+        <w:t>(); // In browser: Window {...}</w:t>
       </w:r>
     </w:p>
     <w:p>
@@ -12706,27 +12505,7 @@
           <w:sz w:val="28"/>
           <w:szCs w:val="28"/>
         </w:rPr>
-        <w:t>"</w:t>
-      </w:r>
-      <w:proofErr w:type="gramStart"/>
-      <w:r>
-        <w:rPr>
-          <w:rFonts w:ascii="Calibri" w:hAnsi="Calibri" w:cs="Calibri"/>
-          <w:color w:val="000000" w:themeColor="text1"/>
-          <w:sz w:val="28"/>
-          <w:szCs w:val="28"/>
-        </w:rPr>
-        <w:t>use</w:t>
-      </w:r>
-      <w:proofErr w:type="gramEnd"/>
-      <w:r>
-        <w:rPr>
-          <w:rFonts w:ascii="Calibri" w:hAnsi="Calibri" w:cs="Calibri"/>
-          <w:color w:val="000000" w:themeColor="text1"/>
-          <w:sz w:val="28"/>
-          <w:szCs w:val="28"/>
-        </w:rPr>
-        <w:t xml:space="preserve"> strict";</w:t>
+        <w:t>"use strict";</w:t>
       </w:r>
     </w:p>
     <w:p>
@@ -12747,56 +12526,45 @@
         </w:rPr>
         <w:t xml:space="preserve">function </w:t>
       </w:r>
-      <w:proofErr w:type="gramStart"/>
-      <w:r>
-        <w:rPr>
-          <w:rFonts w:ascii="Calibri" w:hAnsi="Calibri" w:cs="Calibri"/>
-          <w:color w:val="000000" w:themeColor="text1"/>
-          <w:sz w:val="28"/>
-          <w:szCs w:val="28"/>
-        </w:rPr>
-        <w:t>showThisStrict(</w:t>
-      </w:r>
-      <w:proofErr w:type="gramEnd"/>
-      <w:r>
-        <w:rPr>
-          <w:rFonts w:ascii="Calibri" w:hAnsi="Calibri" w:cs="Calibri"/>
-          <w:color w:val="000000" w:themeColor="text1"/>
-          <w:sz w:val="28"/>
-          <w:szCs w:val="28"/>
-        </w:rPr>
-        <w:t>) {</w:t>
-      </w:r>
-    </w:p>
-    <w:p>
-      <w:pPr>
-        <w:rPr>
-          <w:rFonts w:ascii="Calibri" w:hAnsi="Calibri" w:cs="Calibri"/>
-          <w:color w:val="000000" w:themeColor="text1"/>
-          <w:sz w:val="28"/>
-          <w:szCs w:val="28"/>
-        </w:rPr>
-      </w:pPr>
-      <w:r>
-        <w:rPr>
-          <w:rFonts w:ascii="Calibri" w:hAnsi="Calibri" w:cs="Calibri"/>
-          <w:color w:val="000000" w:themeColor="text1"/>
-          <w:sz w:val="28"/>
-          <w:szCs w:val="28"/>
-        </w:rPr>
-        <w:t xml:space="preserve">  console.log(this</w:t>
-      </w:r>
-      <w:proofErr w:type="gramStart"/>
-      <w:r>
-        <w:rPr>
-          <w:rFonts w:ascii="Calibri" w:hAnsi="Calibri" w:cs="Calibri"/>
-          <w:color w:val="000000" w:themeColor="text1"/>
-          <w:sz w:val="28"/>
-          <w:szCs w:val="28"/>
-        </w:rPr>
-        <w:t>);</w:t>
-      </w:r>
-      <w:proofErr w:type="gramEnd"/>
+      <w:proofErr w:type="spellStart"/>
+      <w:r>
+        <w:rPr>
+          <w:rFonts w:ascii="Calibri" w:hAnsi="Calibri" w:cs="Calibri"/>
+          <w:color w:val="000000" w:themeColor="text1"/>
+          <w:sz w:val="28"/>
+          <w:szCs w:val="28"/>
+        </w:rPr>
+        <w:t>showThisStrict</w:t>
+      </w:r>
+      <w:proofErr w:type="spellEnd"/>
+      <w:r>
+        <w:rPr>
+          <w:rFonts w:ascii="Calibri" w:hAnsi="Calibri" w:cs="Calibri"/>
+          <w:color w:val="000000" w:themeColor="text1"/>
+          <w:sz w:val="28"/>
+          <w:szCs w:val="28"/>
+        </w:rPr>
+        <w:t>() {</w:t>
+      </w:r>
+    </w:p>
+    <w:p>
+      <w:pPr>
+        <w:rPr>
+          <w:rFonts w:ascii="Calibri" w:hAnsi="Calibri" w:cs="Calibri"/>
+          <w:color w:val="000000" w:themeColor="text1"/>
+          <w:sz w:val="28"/>
+          <w:szCs w:val="28"/>
+        </w:rPr>
+      </w:pPr>
+      <w:r>
+        <w:rPr>
+          <w:rFonts w:ascii="Calibri" w:hAnsi="Calibri" w:cs="Calibri"/>
+          <w:color w:val="000000" w:themeColor="text1"/>
+          <w:sz w:val="28"/>
+          <w:szCs w:val="28"/>
+        </w:rPr>
+        <w:t xml:space="preserve">  console.log(this);</w:t>
+      </w:r>
     </w:p>
     <w:p>
       <w:pPr>
@@ -12836,25 +12604,25 @@
           <w:szCs w:val="28"/>
         </w:rPr>
       </w:pPr>
-      <w:proofErr w:type="gramStart"/>
-      <w:r>
-        <w:rPr>
-          <w:rFonts w:ascii="Calibri" w:hAnsi="Calibri" w:cs="Calibri"/>
-          <w:color w:val="000000" w:themeColor="text1"/>
-          <w:sz w:val="28"/>
-          <w:szCs w:val="28"/>
-        </w:rPr>
-        <w:t>showThisStrict(</w:t>
-      </w:r>
-      <w:proofErr w:type="gramEnd"/>
-      <w:r>
-        <w:rPr>
-          <w:rFonts w:ascii="Calibri" w:hAnsi="Calibri" w:cs="Calibri"/>
-          <w:color w:val="000000" w:themeColor="text1"/>
-          <w:sz w:val="28"/>
-          <w:szCs w:val="28"/>
-        </w:rPr>
-        <w:t>); // Output: undefined</w:t>
+      <w:proofErr w:type="spellStart"/>
+      <w:r>
+        <w:rPr>
+          <w:rFonts w:ascii="Calibri" w:hAnsi="Calibri" w:cs="Calibri"/>
+          <w:color w:val="000000" w:themeColor="text1"/>
+          <w:sz w:val="28"/>
+          <w:szCs w:val="28"/>
+        </w:rPr>
+        <w:t>showThisStrict</w:t>
+      </w:r>
+      <w:proofErr w:type="spellEnd"/>
+      <w:r>
+        <w:rPr>
+          <w:rFonts w:ascii="Calibri" w:hAnsi="Calibri" w:cs="Calibri"/>
+          <w:color w:val="000000" w:themeColor="text1"/>
+          <w:sz w:val="28"/>
+          <w:szCs w:val="28"/>
+        </w:rPr>
+        <w:t>(); // Output: undefined</w:t>
       </w:r>
     </w:p>
     <w:p>
@@ -12913,13 +12681,23 @@
           <w:szCs w:val="24"/>
         </w:rPr>
       </w:pPr>
-      <w:r>
-        <w:rPr>
-          <w:rFonts w:ascii="Calibri" w:hAnsi="Calibri" w:cs="Calibri"/>
-          <w:sz w:val="24"/>
-          <w:szCs w:val="24"/>
-        </w:rPr>
-        <w:t>const person = {</w:t>
+      <w:proofErr w:type="spellStart"/>
+      <w:r>
+        <w:rPr>
+          <w:rFonts w:ascii="Calibri" w:hAnsi="Calibri" w:cs="Calibri"/>
+          <w:sz w:val="24"/>
+          <w:szCs w:val="24"/>
+        </w:rPr>
+        <w:t>const</w:t>
+      </w:r>
+      <w:proofErr w:type="spellEnd"/>
+      <w:r>
+        <w:rPr>
+          <w:rFonts w:ascii="Calibri" w:hAnsi="Calibri" w:cs="Calibri"/>
+          <w:sz w:val="24"/>
+          <w:szCs w:val="24"/>
+        </w:rPr>
+        <w:t xml:space="preserve"> person = {</w:t>
       </w:r>
     </w:p>
     <w:p>
@@ -12970,25 +12748,7 @@
           <w:sz w:val="24"/>
           <w:szCs w:val="24"/>
         </w:rPr>
-        <w:t xml:space="preserve">    </w:t>
-      </w:r>
-      <w:proofErr w:type="gramStart"/>
-      <w:r>
-        <w:rPr>
-          <w:rFonts w:ascii="Calibri" w:hAnsi="Calibri" w:cs="Calibri"/>
-          <w:sz w:val="24"/>
-          <w:szCs w:val="24"/>
-        </w:rPr>
-        <w:t>console.log(</w:t>
-      </w:r>
-      <w:proofErr w:type="gramEnd"/>
-      <w:r>
-        <w:rPr>
-          <w:rFonts w:ascii="Calibri" w:hAnsi="Calibri" w:cs="Calibri"/>
-          <w:sz w:val="24"/>
-          <w:szCs w:val="24"/>
-        </w:rPr>
-        <w:t>`Hello, my name is ${this.name}`);</w:t>
+        <w:t xml:space="preserve">    console.log(`Hello, my name is ${this.name}`);</w:t>
       </w:r>
     </w:p>
     <w:p>
@@ -13033,7 +12793,7 @@
           <w:szCs w:val="24"/>
         </w:rPr>
       </w:pPr>
-      <w:proofErr w:type="gramStart"/>
+      <w:proofErr w:type="spellStart"/>
       <w:r>
         <w:rPr>
           <w:rFonts w:ascii="Calibri" w:hAnsi="Calibri" w:cs="Calibri"/>
@@ -13042,7 +12802,7 @@
         </w:rPr>
         <w:t>person.greet</w:t>
       </w:r>
-      <w:proofErr w:type="gramEnd"/>
+      <w:proofErr w:type="spellEnd"/>
       <w:r>
         <w:rPr>
           <w:rFonts w:ascii="Calibri" w:hAnsi="Calibri" w:cs="Calibri"/>
@@ -13260,7 +13020,7 @@
                     <pic:cNvPicPr/>
                   </pic:nvPicPr>
                   <pic:blipFill>
-                    <a:blip r:embed="rId93"/>
+                    <a:blip r:embed="rId90"/>
                     <a:stretch>
                       <a:fillRect/>
                     </a:stretch>
@@ -13335,7 +13095,7 @@
                     <pic:cNvPicPr/>
                   </pic:nvPicPr>
                   <pic:blipFill>
-                    <a:blip r:embed="rId94"/>
+                    <a:blip r:embed="rId91"/>
                     <a:stretch>
                       <a:fillRect/>
                     </a:stretch>
@@ -13422,7 +13182,7 @@
                     <pic:cNvPicPr/>
                   </pic:nvPicPr>
                   <pic:blipFill>
-                    <a:blip r:embed="rId95"/>
+                    <a:blip r:embed="rId92"/>
                     <a:stretch>
                       <a:fillRect/>
                     </a:stretch>
@@ -13454,6 +13214,7 @@
           <w:szCs w:val="24"/>
         </w:rPr>
       </w:pPr>
+      <w:proofErr w:type="spellStart"/>
       <w:r>
         <w:rPr>
           <w:rFonts w:ascii="Calibri" w:hAnsi="Calibri" w:cs="Calibri"/>
@@ -13463,7 +13224,19 @@
           <w:sz w:val="24"/>
           <w:szCs w:val="24"/>
         </w:rPr>
-        <w:t>Ouput:</w:t>
+        <w:t>Ouput</w:t>
+      </w:r>
+      <w:proofErr w:type="spellEnd"/>
+      <w:r>
+        <w:rPr>
+          <w:rFonts w:ascii="Calibri" w:hAnsi="Calibri" w:cs="Calibri"/>
+          <w:b/>
+          <w:bCs/>
+          <w:color w:val="FF0000"/>
+          <w:sz w:val="24"/>
+          <w:szCs w:val="24"/>
+        </w:rPr>
+        <w:t>:</w:t>
       </w:r>
     </w:p>
     <w:p>
@@ -13497,7 +13270,7 @@
                     <pic:cNvPicPr/>
                   </pic:nvPicPr>
                   <pic:blipFill>
-                    <a:blip r:embed="rId96"/>
+                    <a:blip r:embed="rId93"/>
                     <a:stretch>
                       <a:fillRect/>
                     </a:stretch>
@@ -13613,7 +13386,7 @@
                     <pic:cNvPicPr/>
                   </pic:nvPicPr>
                   <pic:blipFill>
-                    <a:blip r:embed="rId97"/>
+                    <a:blip r:embed="rId94"/>
                     <a:stretch>
                       <a:fillRect/>
                     </a:stretch>
@@ -13664,7 +13437,7 @@
                     <pic:cNvPicPr/>
                   </pic:nvPicPr>
                   <pic:blipFill>
-                    <a:blip r:embed="rId98"/>
+                    <a:blip r:embed="rId95"/>
                     <a:stretch>
                       <a:fillRect/>
                     </a:stretch>
@@ -14002,410 +13775,350 @@
           <w:sz w:val="24"/>
           <w:szCs w:val="24"/>
         </w:rPr>
+        <w:t>function greet() {}</w:t>
+      </w:r>
+    </w:p>
+    <w:p>
+      <w:pPr>
+        <w:rPr>
+          <w:rFonts w:ascii="Calibri" w:hAnsi="Calibri" w:cs="Calibri"/>
+          <w:color w:val="000000" w:themeColor="text1"/>
+          <w:sz w:val="24"/>
+          <w:szCs w:val="24"/>
+        </w:rPr>
+      </w:pPr>
+      <w:r>
+        <w:rPr>
+          <w:rFonts w:ascii="Calibri" w:hAnsi="Calibri" w:cs="Calibri"/>
+          <w:color w:val="000000" w:themeColor="text1"/>
+          <w:sz w:val="24"/>
+          <w:szCs w:val="24"/>
+        </w:rPr>
+        <w:t>console.log(greet.name); // "greet"</w:t>
+      </w:r>
+    </w:p>
+    <w:p>
+      <w:pPr>
+        <w:rPr>
+          <w:rFonts w:ascii="Calibri" w:hAnsi="Calibri" w:cs="Calibri"/>
+          <w:color w:val="000000" w:themeColor="text1"/>
+          <w:sz w:val="24"/>
+          <w:szCs w:val="24"/>
+        </w:rPr>
+      </w:pPr>
+      <w:r>
+        <w:rPr>
+          <w:rFonts w:ascii="Calibri" w:hAnsi="Calibri" w:cs="Calibri"/>
+          <w:color w:val="000000" w:themeColor="text1"/>
+          <w:sz w:val="24"/>
+          <w:szCs w:val="24"/>
+        </w:rPr>
+        <w:pict w14:anchorId="7DCE42BE">
+          <v:rect id="_x0000_i1027" style="width:0;height:1.5pt" o:hralign="center" o:hrstd="t" o:hr="t" fillcolor="#a0a0a0" stroked="f"/>
+        </w:pict>
+      </w:r>
+    </w:p>
+    <w:p>
+      <w:pPr>
+        <w:rPr>
+          <w:rFonts w:ascii="Calibri" w:hAnsi="Calibri" w:cs="Calibri"/>
+          <w:b/>
+          <w:bCs/>
+          <w:color w:val="000000" w:themeColor="text1"/>
+          <w:sz w:val="24"/>
+          <w:szCs w:val="24"/>
+        </w:rPr>
+      </w:pPr>
+      <w:r>
+        <w:rPr>
+          <w:rFonts w:ascii="Segoe UI Emoji" w:hAnsi="Segoe UI Emoji" w:cs="Segoe UI Emoji"/>
+          <w:b/>
+          <w:bCs/>
+          <w:color w:val="000000" w:themeColor="text1"/>
+          <w:sz w:val="24"/>
+          <w:szCs w:val="24"/>
+        </w:rPr>
+        <w:t>🔸</w:t>
+      </w:r>
+      <w:r>
+        <w:rPr>
+          <w:rFonts w:ascii="Calibri" w:hAnsi="Calibri" w:cs="Calibri"/>
+          <w:b/>
+          <w:bCs/>
+          <w:color w:val="000000" w:themeColor="text1"/>
+          <w:sz w:val="24"/>
+          <w:szCs w:val="24"/>
+        </w:rPr>
+        <w:t xml:space="preserve"> length</w:t>
+      </w:r>
+    </w:p>
+    <w:p>
+      <w:pPr>
+        <w:rPr>
+          <w:rFonts w:ascii="Calibri" w:hAnsi="Calibri" w:cs="Calibri"/>
+          <w:color w:val="000000" w:themeColor="text1"/>
+          <w:sz w:val="24"/>
+          <w:szCs w:val="24"/>
+        </w:rPr>
+      </w:pPr>
+      <w:r>
+        <w:rPr>
+          <w:rFonts w:ascii="Calibri" w:hAnsi="Calibri" w:cs="Calibri"/>
+          <w:color w:val="000000" w:themeColor="text1"/>
+          <w:sz w:val="24"/>
+          <w:szCs w:val="24"/>
+        </w:rPr>
+        <w:t xml:space="preserve">Returns the </w:t>
+      </w:r>
+      <w:r>
+        <w:rPr>
+          <w:rFonts w:ascii="Calibri" w:hAnsi="Calibri" w:cs="Calibri"/>
+          <w:b/>
+          <w:bCs/>
+          <w:color w:val="000000" w:themeColor="text1"/>
+          <w:sz w:val="24"/>
+          <w:szCs w:val="24"/>
+        </w:rPr>
+        <w:t>number of expected parameters</w:t>
+      </w:r>
+      <w:r>
+        <w:rPr>
+          <w:rFonts w:ascii="Calibri" w:hAnsi="Calibri" w:cs="Calibri"/>
+          <w:color w:val="000000" w:themeColor="text1"/>
+          <w:sz w:val="24"/>
+          <w:szCs w:val="24"/>
+        </w:rPr>
+        <w:t xml:space="preserve"> (not how many are passed).</w:t>
+      </w:r>
+    </w:p>
+    <w:p>
+      <w:pPr>
+        <w:rPr>
+          <w:rFonts w:ascii="Calibri" w:hAnsi="Calibri" w:cs="Calibri"/>
+          <w:color w:val="000000" w:themeColor="text1"/>
+          <w:sz w:val="24"/>
+          <w:szCs w:val="24"/>
+        </w:rPr>
+      </w:pPr>
+      <w:r>
+        <w:rPr>
+          <w:rFonts w:ascii="Calibri" w:hAnsi="Calibri" w:cs="Calibri"/>
+          <w:b/>
+          <w:bCs/>
+          <w:color w:val="000000" w:themeColor="text1"/>
+          <w:sz w:val="24"/>
+          <w:szCs w:val="24"/>
+        </w:rPr>
+        <w:t>EX:</w:t>
+      </w:r>
+      <w:r>
+        <w:rPr>
+          <w:rFonts w:ascii="Calibri" w:hAnsi="Calibri" w:cs="Calibri"/>
+          <w:color w:val="000000" w:themeColor="text1"/>
+          <w:sz w:val="24"/>
+          <w:szCs w:val="24"/>
+        </w:rPr>
+        <w:t xml:space="preserve"> </w:t>
+      </w:r>
+      <w:r>
+        <w:rPr>
+          <w:rFonts w:ascii="Calibri" w:hAnsi="Calibri" w:cs="Calibri"/>
+          <w:color w:val="000000" w:themeColor="text1"/>
+          <w:sz w:val="24"/>
+          <w:szCs w:val="24"/>
+        </w:rPr>
+        <w:t>function add(a, b) {}</w:t>
+      </w:r>
+    </w:p>
+    <w:p>
+      <w:pPr>
+        <w:rPr>
+          <w:rFonts w:ascii="Calibri" w:hAnsi="Calibri" w:cs="Calibri"/>
+          <w:color w:val="000000" w:themeColor="text1"/>
+          <w:sz w:val="24"/>
+          <w:szCs w:val="24"/>
+        </w:rPr>
+      </w:pPr>
+      <w:r>
+        <w:rPr>
+          <w:rFonts w:ascii="Calibri" w:hAnsi="Calibri" w:cs="Calibri"/>
+          <w:color w:val="000000" w:themeColor="text1"/>
+          <w:sz w:val="24"/>
+          <w:szCs w:val="24"/>
+        </w:rPr>
+        <w:t>console.log(</w:t>
+      </w:r>
+      <w:proofErr w:type="spellStart"/>
+      <w:r>
+        <w:rPr>
+          <w:rFonts w:ascii="Calibri" w:hAnsi="Calibri" w:cs="Calibri"/>
+          <w:color w:val="000000" w:themeColor="text1"/>
+          <w:sz w:val="24"/>
+          <w:szCs w:val="24"/>
+        </w:rPr>
+        <w:t>add.length</w:t>
+      </w:r>
+      <w:proofErr w:type="spellEnd"/>
+      <w:r>
+        <w:rPr>
+          <w:rFonts w:ascii="Calibri" w:hAnsi="Calibri" w:cs="Calibri"/>
+          <w:color w:val="000000" w:themeColor="text1"/>
+          <w:sz w:val="24"/>
+          <w:szCs w:val="24"/>
+        </w:rPr>
+        <w:t>); // 2</w:t>
+      </w:r>
+    </w:p>
+    <w:p>
+      <w:pPr>
+        <w:rPr>
+          <w:rFonts w:ascii="Calibri" w:hAnsi="Calibri" w:cs="Calibri"/>
+          <w:color w:val="000000" w:themeColor="text1"/>
+          <w:sz w:val="24"/>
+          <w:szCs w:val="24"/>
+        </w:rPr>
+      </w:pPr>
+      <w:r>
+        <w:rPr>
+          <w:rFonts w:ascii="Calibri" w:hAnsi="Calibri" w:cs="Calibri"/>
+          <w:color w:val="000000" w:themeColor="text1"/>
+          <w:sz w:val="24"/>
+          <w:szCs w:val="24"/>
+        </w:rPr>
+        <w:pict w14:anchorId="6CE3618A">
+          <v:rect id="_x0000_i1028" style="width:0;height:1.5pt" o:hralign="center" o:hrstd="t" o:hr="t" fillcolor="#a0a0a0" stroked="f"/>
+        </w:pict>
+      </w:r>
+    </w:p>
+    <w:p>
+      <w:pPr>
+        <w:rPr>
+          <w:rFonts w:ascii="Calibri" w:hAnsi="Calibri" w:cs="Calibri"/>
+          <w:b/>
+          <w:bCs/>
+          <w:color w:val="000000" w:themeColor="text1"/>
+          <w:sz w:val="24"/>
+          <w:szCs w:val="24"/>
+        </w:rPr>
+      </w:pPr>
+      <w:r>
+        <w:rPr>
+          <w:rFonts w:ascii="Segoe UI Emoji" w:hAnsi="Segoe UI Emoji" w:cs="Segoe UI Emoji"/>
+          <w:b/>
+          <w:bCs/>
+          <w:color w:val="000000" w:themeColor="text1"/>
+          <w:sz w:val="24"/>
+          <w:szCs w:val="24"/>
+        </w:rPr>
+        <w:t>🔸</w:t>
+      </w:r>
+      <w:r>
+        <w:rPr>
+          <w:rFonts w:ascii="Calibri" w:hAnsi="Calibri" w:cs="Calibri"/>
+          <w:b/>
+          <w:bCs/>
+          <w:color w:val="000000" w:themeColor="text1"/>
+          <w:sz w:val="24"/>
+          <w:szCs w:val="24"/>
+        </w:rPr>
+        <w:t xml:space="preserve"> arguments (deprecated in strict mode)</w:t>
+      </w:r>
+    </w:p>
+    <w:p>
+      <w:pPr>
+        <w:rPr>
+          <w:rFonts w:ascii="Calibri" w:hAnsi="Calibri" w:cs="Calibri"/>
+          <w:color w:val="000000" w:themeColor="text1"/>
+          <w:sz w:val="24"/>
+          <w:szCs w:val="24"/>
+        </w:rPr>
+      </w:pPr>
+      <w:r>
+        <w:rPr>
+          <w:rFonts w:ascii="Calibri" w:hAnsi="Calibri" w:cs="Calibri"/>
+          <w:color w:val="000000" w:themeColor="text1"/>
+          <w:sz w:val="24"/>
+          <w:szCs w:val="24"/>
+        </w:rPr>
+        <w:t>A pseudo-array of all passed arguments.</w:t>
+      </w:r>
+    </w:p>
+    <w:p>
+      <w:pPr>
+        <w:rPr>
+          <w:rFonts w:ascii="Calibri" w:hAnsi="Calibri" w:cs="Calibri"/>
+          <w:color w:val="000000" w:themeColor="text1"/>
+          <w:sz w:val="24"/>
+          <w:szCs w:val="24"/>
+        </w:rPr>
+      </w:pPr>
+      <w:r>
+        <w:rPr>
+          <w:rFonts w:ascii="Calibri" w:hAnsi="Calibri" w:cs="Calibri"/>
+          <w:b/>
+          <w:bCs/>
+          <w:color w:val="000000" w:themeColor="text1"/>
+          <w:sz w:val="24"/>
+          <w:szCs w:val="24"/>
+        </w:rPr>
+        <w:t>EX:</w:t>
+      </w:r>
+      <w:r>
+        <w:rPr>
+          <w:rFonts w:ascii="Calibri" w:hAnsi="Calibri" w:cs="Calibri"/>
+          <w:color w:val="000000" w:themeColor="text1"/>
+          <w:sz w:val="24"/>
+          <w:szCs w:val="24"/>
+        </w:rPr>
+        <w:t xml:space="preserve"> </w:t>
+      </w:r>
+      <w:r>
+        <w:rPr>
+          <w:rFonts w:ascii="Calibri" w:hAnsi="Calibri" w:cs="Calibri"/>
+          <w:color w:val="000000" w:themeColor="text1"/>
+          <w:sz w:val="24"/>
+          <w:szCs w:val="24"/>
+        </w:rPr>
         <w:t xml:space="preserve">function </w:t>
       </w:r>
-      <w:proofErr w:type="gramStart"/>
-      <w:r>
-        <w:rPr>
-          <w:rFonts w:ascii="Calibri" w:hAnsi="Calibri" w:cs="Calibri"/>
-          <w:color w:val="000000" w:themeColor="text1"/>
-          <w:sz w:val="24"/>
-          <w:szCs w:val="24"/>
-        </w:rPr>
-        <w:t>greet(</w:t>
-      </w:r>
-      <w:proofErr w:type="gramEnd"/>
-      <w:r>
-        <w:rPr>
-          <w:rFonts w:ascii="Calibri" w:hAnsi="Calibri" w:cs="Calibri"/>
-          <w:color w:val="000000" w:themeColor="text1"/>
-          <w:sz w:val="24"/>
-          <w:szCs w:val="24"/>
-        </w:rPr>
-        <w:t>) {}</w:t>
-      </w:r>
-    </w:p>
-    <w:p>
-      <w:pPr>
-        <w:rPr>
-          <w:rFonts w:ascii="Calibri" w:hAnsi="Calibri" w:cs="Calibri"/>
-          <w:color w:val="000000" w:themeColor="text1"/>
-          <w:sz w:val="24"/>
-          <w:szCs w:val="24"/>
-        </w:rPr>
-      </w:pPr>
-      <w:r>
-        <w:rPr>
-          <w:rFonts w:ascii="Calibri" w:hAnsi="Calibri" w:cs="Calibri"/>
-          <w:color w:val="000000" w:themeColor="text1"/>
-          <w:sz w:val="24"/>
-          <w:szCs w:val="24"/>
-        </w:rPr>
-        <w:t>console.log(greet.name); // "greet"</w:t>
-      </w:r>
-    </w:p>
-    <w:p>
-      <w:pPr>
-        <w:rPr>
-          <w:rFonts w:ascii="Calibri" w:hAnsi="Calibri" w:cs="Calibri"/>
-          <w:color w:val="000000" w:themeColor="text1"/>
-          <w:sz w:val="24"/>
-          <w:szCs w:val="24"/>
-        </w:rPr>
-      </w:pPr>
-      <w:r>
-        <w:rPr>
-          <w:rFonts w:ascii="Calibri" w:hAnsi="Calibri" w:cs="Calibri"/>
-          <w:color w:val="000000" w:themeColor="text1"/>
-          <w:sz w:val="24"/>
-          <w:szCs w:val="24"/>
-        </w:rPr>
-        <w:pict w14:anchorId="7DCE42BE">
-          <v:rect id="_x0000_i1103" style="width:0;height:1.5pt" o:hralign="center" o:hrstd="t" o:hr="t" fillcolor="#a0a0a0" stroked="f"/>
-        </w:pict>
-      </w:r>
-    </w:p>
-    <w:p>
-      <w:pPr>
-        <w:rPr>
-          <w:rFonts w:ascii="Calibri" w:hAnsi="Calibri" w:cs="Calibri"/>
-          <w:b/>
-          <w:bCs/>
-          <w:color w:val="000000" w:themeColor="text1"/>
-          <w:sz w:val="24"/>
-          <w:szCs w:val="24"/>
-        </w:rPr>
-      </w:pPr>
-      <w:r>
-        <w:rPr>
-          <w:rFonts w:ascii="Segoe UI Emoji" w:hAnsi="Segoe UI Emoji" w:cs="Segoe UI Emoji"/>
-          <w:b/>
-          <w:bCs/>
-          <w:color w:val="000000" w:themeColor="text1"/>
-          <w:sz w:val="24"/>
-          <w:szCs w:val="24"/>
-        </w:rPr>
-        <w:t>🔸</w:t>
-      </w:r>
-      <w:r>
-        <w:rPr>
-          <w:rFonts w:ascii="Calibri" w:hAnsi="Calibri" w:cs="Calibri"/>
-          <w:b/>
-          <w:bCs/>
-          <w:color w:val="000000" w:themeColor="text1"/>
-          <w:sz w:val="24"/>
-          <w:szCs w:val="24"/>
-        </w:rPr>
-        <w:t xml:space="preserve"> length</w:t>
-      </w:r>
-    </w:p>
-    <w:p>
-      <w:pPr>
-        <w:rPr>
-          <w:rFonts w:ascii="Calibri" w:hAnsi="Calibri" w:cs="Calibri"/>
-          <w:color w:val="000000" w:themeColor="text1"/>
-          <w:sz w:val="24"/>
-          <w:szCs w:val="24"/>
-        </w:rPr>
-      </w:pPr>
-      <w:r>
-        <w:rPr>
-          <w:rFonts w:ascii="Calibri" w:hAnsi="Calibri" w:cs="Calibri"/>
-          <w:color w:val="000000" w:themeColor="text1"/>
-          <w:sz w:val="24"/>
-          <w:szCs w:val="24"/>
-        </w:rPr>
-        <w:t xml:space="preserve">Returns the </w:t>
-      </w:r>
-      <w:r>
-        <w:rPr>
-          <w:rFonts w:ascii="Calibri" w:hAnsi="Calibri" w:cs="Calibri"/>
-          <w:b/>
-          <w:bCs/>
-          <w:color w:val="000000" w:themeColor="text1"/>
-          <w:sz w:val="24"/>
-          <w:szCs w:val="24"/>
-        </w:rPr>
-        <w:t>number of expected parameters</w:t>
-      </w:r>
-      <w:r>
-        <w:rPr>
-          <w:rFonts w:ascii="Calibri" w:hAnsi="Calibri" w:cs="Calibri"/>
-          <w:color w:val="000000" w:themeColor="text1"/>
-          <w:sz w:val="24"/>
-          <w:szCs w:val="24"/>
-        </w:rPr>
-        <w:t xml:space="preserve"> (not how many are passed).</w:t>
-      </w:r>
-    </w:p>
-    <w:p>
-      <w:pPr>
-        <w:rPr>
-          <w:rFonts w:ascii="Calibri" w:hAnsi="Calibri" w:cs="Calibri"/>
-          <w:color w:val="000000" w:themeColor="text1"/>
-          <w:sz w:val="24"/>
-          <w:szCs w:val="24"/>
-        </w:rPr>
-      </w:pPr>
-      <w:r>
-        <w:rPr>
-          <w:rFonts w:ascii="Calibri" w:hAnsi="Calibri" w:cs="Calibri"/>
-          <w:b/>
-          <w:bCs/>
-          <w:color w:val="000000" w:themeColor="text1"/>
-          <w:sz w:val="24"/>
-          <w:szCs w:val="24"/>
-        </w:rPr>
-        <w:t>EX:</w:t>
-      </w:r>
-      <w:r>
-        <w:rPr>
-          <w:rFonts w:ascii="Calibri" w:hAnsi="Calibri" w:cs="Calibri"/>
-          <w:color w:val="000000" w:themeColor="text1"/>
-          <w:sz w:val="24"/>
-          <w:szCs w:val="24"/>
-        </w:rPr>
-        <w:t xml:space="preserve"> </w:t>
-      </w:r>
-      <w:r>
-        <w:rPr>
-          <w:rFonts w:ascii="Calibri" w:hAnsi="Calibri" w:cs="Calibri"/>
-          <w:color w:val="000000" w:themeColor="text1"/>
-          <w:sz w:val="24"/>
-          <w:szCs w:val="24"/>
-        </w:rPr>
-        <w:t xml:space="preserve">function </w:t>
-      </w:r>
-      <w:proofErr w:type="gramStart"/>
-      <w:r>
-        <w:rPr>
-          <w:rFonts w:ascii="Calibri" w:hAnsi="Calibri" w:cs="Calibri"/>
-          <w:color w:val="000000" w:themeColor="text1"/>
-          <w:sz w:val="24"/>
-          <w:szCs w:val="24"/>
-        </w:rPr>
-        <w:t>add(</w:t>
-      </w:r>
-      <w:proofErr w:type="gramEnd"/>
-      <w:r>
-        <w:rPr>
-          <w:rFonts w:ascii="Calibri" w:hAnsi="Calibri" w:cs="Calibri"/>
-          <w:color w:val="000000" w:themeColor="text1"/>
-          <w:sz w:val="24"/>
-          <w:szCs w:val="24"/>
-        </w:rPr>
-        <w:t>a, b) {}</w:t>
-      </w:r>
-    </w:p>
-    <w:p>
-      <w:pPr>
-        <w:rPr>
-          <w:rFonts w:ascii="Calibri" w:hAnsi="Calibri" w:cs="Calibri"/>
-          <w:color w:val="000000" w:themeColor="text1"/>
-          <w:sz w:val="24"/>
-          <w:szCs w:val="24"/>
-        </w:rPr>
-      </w:pPr>
-      <w:r>
-        <w:rPr>
-          <w:rFonts w:ascii="Calibri" w:hAnsi="Calibri" w:cs="Calibri"/>
-          <w:color w:val="000000" w:themeColor="text1"/>
-          <w:sz w:val="24"/>
-          <w:szCs w:val="24"/>
-        </w:rPr>
-        <w:t>console.log(</w:t>
-      </w:r>
-      <w:proofErr w:type="gramStart"/>
-      <w:r>
-        <w:rPr>
-          <w:rFonts w:ascii="Calibri" w:hAnsi="Calibri" w:cs="Calibri"/>
-          <w:color w:val="000000" w:themeColor="text1"/>
-          <w:sz w:val="24"/>
-          <w:szCs w:val="24"/>
-        </w:rPr>
-        <w:t>add.length</w:t>
-      </w:r>
-      <w:proofErr w:type="gramEnd"/>
-      <w:r>
-        <w:rPr>
-          <w:rFonts w:ascii="Calibri" w:hAnsi="Calibri" w:cs="Calibri"/>
-          <w:color w:val="000000" w:themeColor="text1"/>
-          <w:sz w:val="24"/>
-          <w:szCs w:val="24"/>
-        </w:rPr>
-        <w:t>); // 2</w:t>
-      </w:r>
-    </w:p>
-    <w:p>
-      <w:pPr>
-        <w:rPr>
-          <w:rFonts w:ascii="Calibri" w:hAnsi="Calibri" w:cs="Calibri"/>
-          <w:color w:val="000000" w:themeColor="text1"/>
-          <w:sz w:val="24"/>
-          <w:szCs w:val="24"/>
-        </w:rPr>
-      </w:pPr>
-      <w:r>
-        <w:rPr>
-          <w:rFonts w:ascii="Calibri" w:hAnsi="Calibri" w:cs="Calibri"/>
-          <w:color w:val="000000" w:themeColor="text1"/>
-          <w:sz w:val="24"/>
-          <w:szCs w:val="24"/>
-        </w:rPr>
-        <w:pict w14:anchorId="6CE3618A">
-          <v:rect id="_x0000_i1104" style="width:0;height:1.5pt" o:hralign="center" o:hrstd="t" o:hr="t" fillcolor="#a0a0a0" stroked="f"/>
-        </w:pict>
-      </w:r>
-    </w:p>
-    <w:p>
-      <w:pPr>
-        <w:rPr>
-          <w:rFonts w:ascii="Calibri" w:hAnsi="Calibri" w:cs="Calibri"/>
-          <w:b/>
-          <w:bCs/>
-          <w:color w:val="000000" w:themeColor="text1"/>
-          <w:sz w:val="24"/>
-          <w:szCs w:val="24"/>
-        </w:rPr>
-      </w:pPr>
-      <w:r>
-        <w:rPr>
-          <w:rFonts w:ascii="Segoe UI Emoji" w:hAnsi="Segoe UI Emoji" w:cs="Segoe UI Emoji"/>
-          <w:b/>
-          <w:bCs/>
-          <w:color w:val="000000" w:themeColor="text1"/>
-          <w:sz w:val="24"/>
-          <w:szCs w:val="24"/>
-        </w:rPr>
-        <w:t>🔸</w:t>
-      </w:r>
-      <w:r>
-        <w:rPr>
-          <w:rFonts w:ascii="Calibri" w:hAnsi="Calibri" w:cs="Calibri"/>
-          <w:b/>
-          <w:bCs/>
-          <w:color w:val="000000" w:themeColor="text1"/>
-          <w:sz w:val="24"/>
-          <w:szCs w:val="24"/>
-        </w:rPr>
-        <w:t xml:space="preserve"> arguments (deprecated in strict mode)</w:t>
-      </w:r>
-    </w:p>
-    <w:p>
-      <w:pPr>
-        <w:rPr>
-          <w:rFonts w:ascii="Calibri" w:hAnsi="Calibri" w:cs="Calibri"/>
-          <w:color w:val="000000" w:themeColor="text1"/>
-          <w:sz w:val="24"/>
-          <w:szCs w:val="24"/>
-        </w:rPr>
-      </w:pPr>
-      <w:r>
-        <w:rPr>
-          <w:rFonts w:ascii="Calibri" w:hAnsi="Calibri" w:cs="Calibri"/>
-          <w:color w:val="000000" w:themeColor="text1"/>
-          <w:sz w:val="24"/>
-          <w:szCs w:val="24"/>
-        </w:rPr>
-        <w:t>A pseudo-array of all passed arguments.</w:t>
-      </w:r>
-    </w:p>
-    <w:p>
-      <w:pPr>
-        <w:rPr>
-          <w:rFonts w:ascii="Calibri" w:hAnsi="Calibri" w:cs="Calibri"/>
-          <w:color w:val="000000" w:themeColor="text1"/>
-          <w:sz w:val="24"/>
-          <w:szCs w:val="24"/>
-        </w:rPr>
-      </w:pPr>
-      <w:r>
-        <w:rPr>
-          <w:rFonts w:ascii="Calibri" w:hAnsi="Calibri" w:cs="Calibri"/>
-          <w:b/>
-          <w:bCs/>
-          <w:color w:val="000000" w:themeColor="text1"/>
-          <w:sz w:val="24"/>
-          <w:szCs w:val="24"/>
-        </w:rPr>
-        <w:t>EX:</w:t>
-      </w:r>
-      <w:r>
-        <w:rPr>
-          <w:rFonts w:ascii="Calibri" w:hAnsi="Calibri" w:cs="Calibri"/>
-          <w:color w:val="000000" w:themeColor="text1"/>
-          <w:sz w:val="24"/>
-          <w:szCs w:val="24"/>
-        </w:rPr>
-        <w:t xml:space="preserve"> </w:t>
-      </w:r>
-      <w:r>
-        <w:rPr>
-          <w:rFonts w:ascii="Calibri" w:hAnsi="Calibri" w:cs="Calibri"/>
-          <w:color w:val="000000" w:themeColor="text1"/>
-          <w:sz w:val="24"/>
-          <w:szCs w:val="24"/>
-        </w:rPr>
-        <w:t xml:space="preserve">function </w:t>
-      </w:r>
-      <w:proofErr w:type="gramStart"/>
-      <w:r>
-        <w:rPr>
-          <w:rFonts w:ascii="Calibri" w:hAnsi="Calibri" w:cs="Calibri"/>
-          <w:color w:val="000000" w:themeColor="text1"/>
-          <w:sz w:val="24"/>
-          <w:szCs w:val="24"/>
-        </w:rPr>
-        <w:t>showArgs(</w:t>
-      </w:r>
-      <w:proofErr w:type="gramEnd"/>
-      <w:r>
-        <w:rPr>
-          <w:rFonts w:ascii="Calibri" w:hAnsi="Calibri" w:cs="Calibri"/>
-          <w:color w:val="000000" w:themeColor="text1"/>
-          <w:sz w:val="24"/>
-          <w:szCs w:val="24"/>
-        </w:rPr>
-        <w:t>) {</w:t>
-      </w:r>
-    </w:p>
-    <w:p>
-      <w:pPr>
-        <w:rPr>
-          <w:rFonts w:ascii="Calibri" w:hAnsi="Calibri" w:cs="Calibri"/>
-          <w:color w:val="000000" w:themeColor="text1"/>
-          <w:sz w:val="24"/>
-          <w:szCs w:val="24"/>
-        </w:rPr>
-      </w:pPr>
-      <w:r>
-        <w:rPr>
-          <w:rFonts w:ascii="Calibri" w:hAnsi="Calibri" w:cs="Calibri"/>
-          <w:color w:val="000000" w:themeColor="text1"/>
-          <w:sz w:val="24"/>
-          <w:szCs w:val="24"/>
-        </w:rPr>
-        <w:t xml:space="preserve">  console.log(</w:t>
-      </w:r>
-      <w:proofErr w:type="gramStart"/>
-      <w:r>
-        <w:rPr>
-          <w:rFonts w:ascii="Calibri" w:hAnsi="Calibri" w:cs="Calibri"/>
-          <w:color w:val="000000" w:themeColor="text1"/>
-          <w:sz w:val="24"/>
-          <w:szCs w:val="24"/>
-        </w:rPr>
-        <w:t>arguments[</w:t>
-      </w:r>
-      <w:proofErr w:type="gramEnd"/>
-      <w:r>
-        <w:rPr>
-          <w:rFonts w:ascii="Calibri" w:hAnsi="Calibri" w:cs="Calibri"/>
-          <w:color w:val="000000" w:themeColor="text1"/>
-          <w:sz w:val="24"/>
-          <w:szCs w:val="24"/>
-        </w:rPr>
-        <w:t>0]); // first argument</w:t>
+      <w:proofErr w:type="spellStart"/>
+      <w:r>
+        <w:rPr>
+          <w:rFonts w:ascii="Calibri" w:hAnsi="Calibri" w:cs="Calibri"/>
+          <w:color w:val="000000" w:themeColor="text1"/>
+          <w:sz w:val="24"/>
+          <w:szCs w:val="24"/>
+        </w:rPr>
+        <w:t>showArgs</w:t>
+      </w:r>
+      <w:proofErr w:type="spellEnd"/>
+      <w:r>
+        <w:rPr>
+          <w:rFonts w:ascii="Calibri" w:hAnsi="Calibri" w:cs="Calibri"/>
+          <w:color w:val="000000" w:themeColor="text1"/>
+          <w:sz w:val="24"/>
+          <w:szCs w:val="24"/>
+        </w:rPr>
+        <w:t>() {</w:t>
+      </w:r>
+    </w:p>
+    <w:p>
+      <w:pPr>
+        <w:rPr>
+          <w:rFonts w:ascii="Calibri" w:hAnsi="Calibri" w:cs="Calibri"/>
+          <w:color w:val="000000" w:themeColor="text1"/>
+          <w:sz w:val="24"/>
+          <w:szCs w:val="24"/>
+        </w:rPr>
+      </w:pPr>
+      <w:r>
+        <w:rPr>
+          <w:rFonts w:ascii="Calibri" w:hAnsi="Calibri" w:cs="Calibri"/>
+          <w:color w:val="000000" w:themeColor="text1"/>
+          <w:sz w:val="24"/>
+          <w:szCs w:val="24"/>
+        </w:rPr>
+        <w:t xml:space="preserve">  console.log(arguments[0]); // first argument</w:t>
       </w:r>
     </w:p>
     <w:p>
@@ -14436,25 +14149,25 @@
           <w:szCs w:val="24"/>
         </w:rPr>
       </w:pPr>
-      <w:proofErr w:type="gramStart"/>
-      <w:r>
-        <w:rPr>
-          <w:rFonts w:ascii="Calibri" w:hAnsi="Calibri" w:cs="Calibri"/>
-          <w:color w:val="000000" w:themeColor="text1"/>
-          <w:sz w:val="24"/>
-          <w:szCs w:val="24"/>
-        </w:rPr>
-        <w:t>showArgs(</w:t>
-      </w:r>
-      <w:proofErr w:type="gramEnd"/>
-      <w:r>
-        <w:rPr>
-          <w:rFonts w:ascii="Calibri" w:hAnsi="Calibri" w:cs="Calibri"/>
-          <w:color w:val="000000" w:themeColor="text1"/>
-          <w:sz w:val="24"/>
-          <w:szCs w:val="24"/>
-        </w:rPr>
-        <w:t>"Hello", "World");</w:t>
+      <w:proofErr w:type="spellStart"/>
+      <w:r>
+        <w:rPr>
+          <w:rFonts w:ascii="Calibri" w:hAnsi="Calibri" w:cs="Calibri"/>
+          <w:color w:val="000000" w:themeColor="text1"/>
+          <w:sz w:val="24"/>
+          <w:szCs w:val="24"/>
+        </w:rPr>
+        <w:t>showArgs</w:t>
+      </w:r>
+      <w:proofErr w:type="spellEnd"/>
+      <w:r>
+        <w:rPr>
+          <w:rFonts w:ascii="Calibri" w:hAnsi="Calibri" w:cs="Calibri"/>
+          <w:color w:val="000000" w:themeColor="text1"/>
+          <w:sz w:val="24"/>
+          <w:szCs w:val="24"/>
+        </w:rPr>
+        <w:t>("Hello", "World");</w:t>
       </w:r>
     </w:p>
     <w:p>
@@ -14503,7 +14216,27 @@
           <w:sz w:val="24"/>
           <w:szCs w:val="24"/>
         </w:rPr>
-        <w:t xml:space="preserve"> (...args) instead.</w:t>
+        <w:t xml:space="preserve"> (...</w:t>
+      </w:r>
+      <w:proofErr w:type="spellStart"/>
+      <w:r>
+        <w:rPr>
+          <w:rFonts w:ascii="Calibri" w:hAnsi="Calibri" w:cs="Calibri"/>
+          <w:color w:val="000000" w:themeColor="text1"/>
+          <w:sz w:val="24"/>
+          <w:szCs w:val="24"/>
+        </w:rPr>
+        <w:t>args</w:t>
+      </w:r>
+      <w:proofErr w:type="spellEnd"/>
+      <w:r>
+        <w:rPr>
+          <w:rFonts w:ascii="Calibri" w:hAnsi="Calibri" w:cs="Calibri"/>
+          <w:color w:val="000000" w:themeColor="text1"/>
+          <w:sz w:val="24"/>
+          <w:szCs w:val="24"/>
+        </w:rPr>
+        <w:t>) instead.</w:t>
       </w:r>
     </w:p>
     <w:p>
@@ -14523,7 +14256,7 @@
           <w:szCs w:val="24"/>
         </w:rPr>
         <w:pict w14:anchorId="6A21E856">
-          <v:rect id="_x0000_i1105" style="width:0;height:1.5pt" o:hralign="center" o:hrstd="t" o:hr="t" fillcolor="#a0a0a0" stroked="f"/>
+          <v:rect id="_x0000_i1029" style="width:0;height:1.5pt" o:hralign="center" o:hrstd="t" o:hr="t" fillcolor="#a0a0a0" stroked="f"/>
         </w:pict>
       </w:r>
     </w:p>
@@ -14597,7 +14330,7 @@
           <w:szCs w:val="24"/>
         </w:rPr>
         <w:pict w14:anchorId="31DB192A">
-          <v:rect id="_x0000_i1106" style="width:0;height:1.5pt" o:hralign="center" o:hrstd="t" o:hr="t" fillcolor="#a0a0a0" stroked="f"/>
+          <v:rect id="_x0000_i1030" style="width:0;height:1.5pt" o:hralign="center" o:hrstd="t" o:hr="t" fillcolor="#a0a0a0" stroked="f"/>
         </w:pict>
       </w:r>
     </w:p>
@@ -14651,7 +14384,27 @@
           <w:sz w:val="24"/>
           <w:szCs w:val="24"/>
         </w:rPr>
-        <w:t>Functions inherit methods from the Function.prototype object:</w:t>
+        <w:t xml:space="preserve">Functions inherit methods from the </w:t>
+      </w:r>
+      <w:proofErr w:type="spellStart"/>
+      <w:r>
+        <w:rPr>
+          <w:rFonts w:ascii="Calibri" w:hAnsi="Calibri" w:cs="Calibri"/>
+          <w:color w:val="000000" w:themeColor="text1"/>
+          <w:sz w:val="24"/>
+          <w:szCs w:val="24"/>
+        </w:rPr>
+        <w:t>Function.prototype</w:t>
+      </w:r>
+      <w:proofErr w:type="spellEnd"/>
+      <w:r>
+        <w:rPr>
+          <w:rFonts w:ascii="Calibri" w:hAnsi="Calibri" w:cs="Calibri"/>
+          <w:color w:val="000000" w:themeColor="text1"/>
+          <w:sz w:val="24"/>
+          <w:szCs w:val="24"/>
+        </w:rPr>
+        <w:t xml:space="preserve"> object:</w:t>
       </w:r>
     </w:p>
     <w:p>
@@ -14667,25 +14420,14 @@
           <w:szCs w:val="24"/>
         </w:rPr>
       </w:pPr>
-      <w:proofErr w:type="gramStart"/>
-      <w:r>
-        <w:rPr>
-          <w:rFonts w:ascii="Calibri" w:hAnsi="Calibri" w:cs="Calibri"/>
-          <w:color w:val="000000" w:themeColor="text1"/>
-          <w:sz w:val="24"/>
-          <w:szCs w:val="24"/>
-        </w:rPr>
-        <w:t>apply(</w:t>
-      </w:r>
-      <w:proofErr w:type="gramEnd"/>
-      <w:r>
-        <w:rPr>
-          <w:rFonts w:ascii="Calibri" w:hAnsi="Calibri" w:cs="Calibri"/>
-          <w:color w:val="000000" w:themeColor="text1"/>
-          <w:sz w:val="24"/>
-          <w:szCs w:val="24"/>
-        </w:rPr>
-        <w:t>)</w:t>
+      <w:r>
+        <w:rPr>
+          <w:rFonts w:ascii="Calibri" w:hAnsi="Calibri" w:cs="Calibri"/>
+          <w:color w:val="000000" w:themeColor="text1"/>
+          <w:sz w:val="24"/>
+          <w:szCs w:val="24"/>
+        </w:rPr>
+        <w:t>apply()</w:t>
       </w:r>
     </w:p>
     <w:p>
@@ -14701,25 +14443,14 @@
           <w:szCs w:val="24"/>
         </w:rPr>
       </w:pPr>
-      <w:proofErr w:type="gramStart"/>
-      <w:r>
-        <w:rPr>
-          <w:rFonts w:ascii="Calibri" w:hAnsi="Calibri" w:cs="Calibri"/>
-          <w:color w:val="000000" w:themeColor="text1"/>
-          <w:sz w:val="24"/>
-          <w:szCs w:val="24"/>
-        </w:rPr>
-        <w:t>call(</w:t>
-      </w:r>
-      <w:proofErr w:type="gramEnd"/>
-      <w:r>
-        <w:rPr>
-          <w:rFonts w:ascii="Calibri" w:hAnsi="Calibri" w:cs="Calibri"/>
-          <w:color w:val="000000" w:themeColor="text1"/>
-          <w:sz w:val="24"/>
-          <w:szCs w:val="24"/>
-        </w:rPr>
-        <w:t>)</w:t>
+      <w:r>
+        <w:rPr>
+          <w:rFonts w:ascii="Calibri" w:hAnsi="Calibri" w:cs="Calibri"/>
+          <w:color w:val="000000" w:themeColor="text1"/>
+          <w:sz w:val="24"/>
+          <w:szCs w:val="24"/>
+        </w:rPr>
+        <w:t>call()</w:t>
       </w:r>
     </w:p>
     <w:p>
@@ -14735,25 +14466,14 @@
           <w:szCs w:val="24"/>
         </w:rPr>
       </w:pPr>
-      <w:proofErr w:type="gramStart"/>
-      <w:r>
-        <w:rPr>
-          <w:rFonts w:ascii="Calibri" w:hAnsi="Calibri" w:cs="Calibri"/>
-          <w:color w:val="000000" w:themeColor="text1"/>
-          <w:sz w:val="24"/>
-          <w:szCs w:val="24"/>
-        </w:rPr>
-        <w:t>bind(</w:t>
-      </w:r>
-      <w:proofErr w:type="gramEnd"/>
-      <w:r>
-        <w:rPr>
-          <w:rFonts w:ascii="Calibri" w:hAnsi="Calibri" w:cs="Calibri"/>
-          <w:color w:val="000000" w:themeColor="text1"/>
-          <w:sz w:val="24"/>
-          <w:szCs w:val="24"/>
-        </w:rPr>
-        <w:t>)</w:t>
+      <w:r>
+        <w:rPr>
+          <w:rFonts w:ascii="Calibri" w:hAnsi="Calibri" w:cs="Calibri"/>
+          <w:color w:val="000000" w:themeColor="text1"/>
+          <w:sz w:val="24"/>
+          <w:szCs w:val="24"/>
+        </w:rPr>
+        <w:t>bind()</w:t>
       </w:r>
     </w:p>
     <w:p>
@@ -14795,46 +14515,46 @@
           <w:sz w:val="24"/>
           <w:szCs w:val="24"/>
         </w:rPr>
-        <w:t>function sayHi(name) {</w:t>
-      </w:r>
-    </w:p>
-    <w:p>
-      <w:pPr>
-        <w:rPr>
-          <w:rFonts w:ascii="Calibri" w:hAnsi="Calibri" w:cs="Calibri"/>
-          <w:color w:val="000000" w:themeColor="text1"/>
-          <w:sz w:val="24"/>
-          <w:szCs w:val="24"/>
-        </w:rPr>
-      </w:pPr>
-      <w:r>
-        <w:rPr>
-          <w:rFonts w:ascii="Calibri" w:hAnsi="Calibri" w:cs="Calibri"/>
-          <w:color w:val="000000" w:themeColor="text1"/>
-          <w:sz w:val="24"/>
-          <w:szCs w:val="24"/>
-        </w:rPr>
-        <w:t xml:space="preserve">  </w:t>
-      </w:r>
-      <w:proofErr w:type="gramStart"/>
-      <w:r>
-        <w:rPr>
-          <w:rFonts w:ascii="Calibri" w:hAnsi="Calibri" w:cs="Calibri"/>
-          <w:color w:val="000000" w:themeColor="text1"/>
-          <w:sz w:val="24"/>
-          <w:szCs w:val="24"/>
-        </w:rPr>
-        <w:t>console.log(</w:t>
-      </w:r>
-      <w:proofErr w:type="gramEnd"/>
-      <w:r>
-        <w:rPr>
-          <w:rFonts w:ascii="Calibri" w:hAnsi="Calibri" w:cs="Calibri"/>
-          <w:color w:val="000000" w:themeColor="text1"/>
-          <w:sz w:val="24"/>
-          <w:szCs w:val="24"/>
-        </w:rPr>
-        <w:t>"Hi " + name);</w:t>
+        <w:t xml:space="preserve">function </w:t>
+      </w:r>
+      <w:proofErr w:type="spellStart"/>
+      <w:r>
+        <w:rPr>
+          <w:rFonts w:ascii="Calibri" w:hAnsi="Calibri" w:cs="Calibri"/>
+          <w:color w:val="000000" w:themeColor="text1"/>
+          <w:sz w:val="24"/>
+          <w:szCs w:val="24"/>
+        </w:rPr>
+        <w:t>sayHi</w:t>
+      </w:r>
+      <w:proofErr w:type="spellEnd"/>
+      <w:r>
+        <w:rPr>
+          <w:rFonts w:ascii="Calibri" w:hAnsi="Calibri" w:cs="Calibri"/>
+          <w:color w:val="000000" w:themeColor="text1"/>
+          <w:sz w:val="24"/>
+          <w:szCs w:val="24"/>
+        </w:rPr>
+        <w:t>(name) {</w:t>
+      </w:r>
+    </w:p>
+    <w:p>
+      <w:pPr>
+        <w:rPr>
+          <w:rFonts w:ascii="Calibri" w:hAnsi="Calibri" w:cs="Calibri"/>
+          <w:color w:val="000000" w:themeColor="text1"/>
+          <w:sz w:val="24"/>
+          <w:szCs w:val="24"/>
+        </w:rPr>
+      </w:pPr>
+      <w:r>
+        <w:rPr>
+          <w:rFonts w:ascii="Calibri" w:hAnsi="Calibri" w:cs="Calibri"/>
+          <w:color w:val="000000" w:themeColor="text1"/>
+          <w:sz w:val="24"/>
+          <w:szCs w:val="24"/>
+        </w:rPr>
+        <w:t xml:space="preserve">  console.log("Hi " + name);</w:t>
       </w:r>
     </w:p>
     <w:p>
@@ -14875,133 +14595,113 @@
           <w:szCs w:val="24"/>
         </w:rPr>
       </w:pPr>
-      <w:r>
-        <w:rPr>
-          <w:rFonts w:ascii="Calibri" w:hAnsi="Calibri" w:cs="Calibri"/>
-          <w:color w:val="000000" w:themeColor="text1"/>
-          <w:sz w:val="24"/>
-          <w:szCs w:val="24"/>
-        </w:rPr>
-        <w:t>sayHi.call(null, "Alice"</w:t>
-      </w:r>
-      <w:proofErr w:type="gramStart"/>
-      <w:r>
-        <w:rPr>
-          <w:rFonts w:ascii="Calibri" w:hAnsi="Calibri" w:cs="Calibri"/>
-          <w:color w:val="000000" w:themeColor="text1"/>
-          <w:sz w:val="24"/>
-          <w:szCs w:val="24"/>
-        </w:rPr>
-        <w:t xml:space="preserve">);   </w:t>
-      </w:r>
-      <w:proofErr w:type="gramEnd"/>
-      <w:r>
-        <w:rPr>
-          <w:rFonts w:ascii="Calibri" w:hAnsi="Calibri" w:cs="Calibri"/>
-          <w:color w:val="000000" w:themeColor="text1"/>
-          <w:sz w:val="24"/>
-          <w:szCs w:val="24"/>
-        </w:rPr>
-        <w:t>// Hi Alice</w:t>
-      </w:r>
-    </w:p>
-    <w:p>
-      <w:pPr>
-        <w:rPr>
-          <w:rFonts w:ascii="Calibri" w:hAnsi="Calibri" w:cs="Calibri"/>
-          <w:color w:val="000000" w:themeColor="text1"/>
-          <w:sz w:val="24"/>
-          <w:szCs w:val="24"/>
-        </w:rPr>
-      </w:pPr>
-      <w:r>
-        <w:rPr>
-          <w:rFonts w:ascii="Calibri" w:hAnsi="Calibri" w:cs="Calibri"/>
-          <w:color w:val="000000" w:themeColor="text1"/>
-          <w:sz w:val="24"/>
-          <w:szCs w:val="24"/>
-        </w:rPr>
-        <w:t>sayHi.apply(null, ["Bob"]</w:t>
-      </w:r>
-      <w:proofErr w:type="gramStart"/>
-      <w:r>
-        <w:rPr>
-          <w:rFonts w:ascii="Calibri" w:hAnsi="Calibri" w:cs="Calibri"/>
-          <w:color w:val="000000" w:themeColor="text1"/>
-          <w:sz w:val="24"/>
-          <w:szCs w:val="24"/>
-        </w:rPr>
-        <w:t>);  /</w:t>
-      </w:r>
-      <w:proofErr w:type="gramEnd"/>
-      <w:r>
-        <w:rPr>
-          <w:rFonts w:ascii="Calibri" w:hAnsi="Calibri" w:cs="Calibri"/>
-          <w:color w:val="000000" w:themeColor="text1"/>
-          <w:sz w:val="24"/>
-          <w:szCs w:val="24"/>
-        </w:rPr>
-        <w:t>/ Hi Bob</w:t>
-      </w:r>
-    </w:p>
-    <w:p>
-      <w:pPr>
-        <w:rPr>
-          <w:rFonts w:ascii="Calibri" w:hAnsi="Calibri" w:cs="Calibri"/>
-          <w:color w:val="000000" w:themeColor="text1"/>
-          <w:sz w:val="24"/>
-          <w:szCs w:val="24"/>
-        </w:rPr>
-      </w:pPr>
-      <w:r>
-        <w:rPr>
-          <w:rFonts w:ascii="Calibri" w:hAnsi="Calibri" w:cs="Calibri"/>
-          <w:color w:val="000000" w:themeColor="text1"/>
-          <w:sz w:val="24"/>
-          <w:szCs w:val="24"/>
-        </w:rPr>
-        <w:t>let bound = sayHi.bind(null, "Charlie"</w:t>
-      </w:r>
-      <w:proofErr w:type="gramStart"/>
-      <w:r>
-        <w:rPr>
-          <w:rFonts w:ascii="Calibri" w:hAnsi="Calibri" w:cs="Calibri"/>
-          <w:color w:val="000000" w:themeColor="text1"/>
-          <w:sz w:val="24"/>
-          <w:szCs w:val="24"/>
-        </w:rPr>
-        <w:t>);</w:t>
-      </w:r>
-      <w:proofErr w:type="gramEnd"/>
-    </w:p>
-    <w:p>
-      <w:pPr>
-        <w:rPr>
-          <w:rFonts w:ascii="Calibri" w:hAnsi="Calibri" w:cs="Calibri"/>
-          <w:color w:val="000000" w:themeColor="text1"/>
-          <w:sz w:val="24"/>
-          <w:szCs w:val="24"/>
-        </w:rPr>
-      </w:pPr>
-      <w:proofErr w:type="gramStart"/>
-      <w:r>
-        <w:rPr>
-          <w:rFonts w:ascii="Calibri" w:hAnsi="Calibri" w:cs="Calibri"/>
-          <w:color w:val="000000" w:themeColor="text1"/>
-          <w:sz w:val="24"/>
-          <w:szCs w:val="24"/>
-        </w:rPr>
-        <w:t>bound(</w:t>
-      </w:r>
-      <w:proofErr w:type="gramEnd"/>
-      <w:r>
-        <w:rPr>
-          <w:rFonts w:ascii="Calibri" w:hAnsi="Calibri" w:cs="Calibri"/>
-          <w:color w:val="000000" w:themeColor="text1"/>
-          <w:sz w:val="24"/>
-          <w:szCs w:val="24"/>
-        </w:rPr>
-        <w:t>);                     // Hi Charlie</w:t>
+      <w:proofErr w:type="spellStart"/>
+      <w:r>
+        <w:rPr>
+          <w:rFonts w:ascii="Calibri" w:hAnsi="Calibri" w:cs="Calibri"/>
+          <w:color w:val="000000" w:themeColor="text1"/>
+          <w:sz w:val="24"/>
+          <w:szCs w:val="24"/>
+        </w:rPr>
+        <w:t>sayHi.call</w:t>
+      </w:r>
+      <w:proofErr w:type="spellEnd"/>
+      <w:r>
+        <w:rPr>
+          <w:rFonts w:ascii="Calibri" w:hAnsi="Calibri" w:cs="Calibri"/>
+          <w:color w:val="000000" w:themeColor="text1"/>
+          <w:sz w:val="24"/>
+          <w:szCs w:val="24"/>
+        </w:rPr>
+        <w:t>(null, "Alice");   // Hi Alice</w:t>
+      </w:r>
+    </w:p>
+    <w:p>
+      <w:pPr>
+        <w:rPr>
+          <w:rFonts w:ascii="Calibri" w:hAnsi="Calibri" w:cs="Calibri"/>
+          <w:color w:val="000000" w:themeColor="text1"/>
+          <w:sz w:val="24"/>
+          <w:szCs w:val="24"/>
+        </w:rPr>
+      </w:pPr>
+      <w:proofErr w:type="spellStart"/>
+      <w:r>
+        <w:rPr>
+          <w:rFonts w:ascii="Calibri" w:hAnsi="Calibri" w:cs="Calibri"/>
+          <w:color w:val="000000" w:themeColor="text1"/>
+          <w:sz w:val="24"/>
+          <w:szCs w:val="24"/>
+        </w:rPr>
+        <w:t>sayHi.apply</w:t>
+      </w:r>
+      <w:proofErr w:type="spellEnd"/>
+      <w:r>
+        <w:rPr>
+          <w:rFonts w:ascii="Calibri" w:hAnsi="Calibri" w:cs="Calibri"/>
+          <w:color w:val="000000" w:themeColor="text1"/>
+          <w:sz w:val="24"/>
+          <w:szCs w:val="24"/>
+        </w:rPr>
+        <w:t>(null, ["Bob"]);  // Hi Bob</w:t>
+      </w:r>
+    </w:p>
+    <w:p>
+      <w:pPr>
+        <w:rPr>
+          <w:rFonts w:ascii="Calibri" w:hAnsi="Calibri" w:cs="Calibri"/>
+          <w:color w:val="000000" w:themeColor="text1"/>
+          <w:sz w:val="24"/>
+          <w:szCs w:val="24"/>
+        </w:rPr>
+      </w:pPr>
+      <w:r>
+        <w:rPr>
+          <w:rFonts w:ascii="Calibri" w:hAnsi="Calibri" w:cs="Calibri"/>
+          <w:color w:val="000000" w:themeColor="text1"/>
+          <w:sz w:val="24"/>
+          <w:szCs w:val="24"/>
+        </w:rPr>
+        <w:t xml:space="preserve">let bound = </w:t>
+      </w:r>
+      <w:proofErr w:type="spellStart"/>
+      <w:r>
+        <w:rPr>
+          <w:rFonts w:ascii="Calibri" w:hAnsi="Calibri" w:cs="Calibri"/>
+          <w:color w:val="000000" w:themeColor="text1"/>
+          <w:sz w:val="24"/>
+          <w:szCs w:val="24"/>
+        </w:rPr>
+        <w:t>sayHi.bind</w:t>
+      </w:r>
+      <w:proofErr w:type="spellEnd"/>
+      <w:r>
+        <w:rPr>
+          <w:rFonts w:ascii="Calibri" w:hAnsi="Calibri" w:cs="Calibri"/>
+          <w:color w:val="000000" w:themeColor="text1"/>
+          <w:sz w:val="24"/>
+          <w:szCs w:val="24"/>
+        </w:rPr>
+        <w:t>(null, "Charlie");</w:t>
+      </w:r>
+    </w:p>
+    <w:p>
+      <w:pPr>
+        <w:rPr>
+          <w:rFonts w:ascii="Calibri" w:hAnsi="Calibri" w:cs="Calibri"/>
+          <w:color w:val="000000" w:themeColor="text1"/>
+          <w:sz w:val="24"/>
+          <w:szCs w:val="24"/>
+        </w:rPr>
+      </w:pPr>
+      <w:r>
+        <w:rPr>
+          <w:rFonts w:ascii="Calibri" w:hAnsi="Calibri" w:cs="Calibri"/>
+          <w:color w:val="000000" w:themeColor="text1"/>
+          <w:sz w:val="24"/>
+          <w:szCs w:val="24"/>
+        </w:rPr>
+        <w:t>bound();                     // Hi Charlie</w:t>
       </w:r>
     </w:p>
     <w:p>
@@ -15021,7 +14721,7 @@
           <w:szCs w:val="24"/>
         </w:rPr>
         <w:pict w14:anchorId="3D6125A4">
-          <v:rect id="_x0000_i1107" style="width:0;height:1.5pt" o:hralign="center" o:hrstd="t" o:hr="t" fillcolor="#a0a0a0" stroked="f"/>
+          <v:rect id="_x0000_i1031" style="width:0;height:1.5pt" o:hralign="center" o:hrstd="t" o:hr="t" fillcolor="#a0a0a0" stroked="f"/>
         </w:pict>
       </w:r>
     </w:p>
@@ -15153,19 +14853,8 @@
           <w:sz w:val="24"/>
           <w:szCs w:val="24"/>
         </w:rPr>
-        <w:t xml:space="preserve">  this.name = </w:t>
-      </w:r>
-      <w:proofErr w:type="gramStart"/>
-      <w:r>
-        <w:rPr>
-          <w:rFonts w:ascii="Calibri" w:hAnsi="Calibri" w:cs="Calibri"/>
-          <w:color w:val="000000" w:themeColor="text1"/>
-          <w:sz w:val="24"/>
-          <w:szCs w:val="24"/>
-        </w:rPr>
-        <w:t>name;</w:t>
-      </w:r>
-      <w:proofErr w:type="gramEnd"/>
+        <w:t xml:space="preserve">  this.name = name;</w:t>
+      </w:r>
     </w:p>
     <w:p>
       <w:pPr>
@@ -15205,7 +14894,7 @@
           <w:szCs w:val="24"/>
         </w:rPr>
       </w:pPr>
-      <w:proofErr w:type="gramStart"/>
+      <w:proofErr w:type="spellStart"/>
       <w:r>
         <w:rPr>
           <w:rFonts w:ascii="Calibri" w:hAnsi="Calibri" w:cs="Calibri"/>
@@ -15215,7 +14904,7 @@
         </w:rPr>
         <w:t>Person.prototype.greet</w:t>
       </w:r>
-      <w:proofErr w:type="gramEnd"/>
+      <w:proofErr w:type="spellEnd"/>
       <w:r>
         <w:rPr>
           <w:rFonts w:ascii="Calibri" w:hAnsi="Calibri" w:cs="Calibri"/>
@@ -15242,27 +14931,7 @@
           <w:sz w:val="24"/>
           <w:szCs w:val="24"/>
         </w:rPr>
-        <w:t xml:space="preserve">  </w:t>
-      </w:r>
-      <w:proofErr w:type="gramStart"/>
-      <w:r>
-        <w:rPr>
-          <w:rFonts w:ascii="Calibri" w:hAnsi="Calibri" w:cs="Calibri"/>
-          <w:color w:val="000000" w:themeColor="text1"/>
-          <w:sz w:val="24"/>
-          <w:szCs w:val="24"/>
-        </w:rPr>
-        <w:t>console.log(</w:t>
-      </w:r>
-      <w:proofErr w:type="gramEnd"/>
-      <w:r>
-        <w:rPr>
-          <w:rFonts w:ascii="Calibri" w:hAnsi="Calibri" w:cs="Calibri"/>
-          <w:color w:val="000000" w:themeColor="text1"/>
-          <w:sz w:val="24"/>
-          <w:szCs w:val="24"/>
-        </w:rPr>
-        <w:t>"Hello, I am " + this.name);</w:t>
+        <w:t xml:space="preserve">  console.log("Hello, I am " + this.name);</w:t>
       </w:r>
     </w:p>
     <w:p>
@@ -15311,57 +14980,26 @@
           <w:sz w:val="24"/>
           <w:szCs w:val="24"/>
         </w:rPr>
-        <w:t>let p1 = new Person("Alice"</w:t>
-      </w:r>
-      <w:proofErr w:type="gramStart"/>
-      <w:r>
-        <w:rPr>
-          <w:rFonts w:ascii="Calibri" w:hAnsi="Calibri" w:cs="Calibri"/>
-          <w:color w:val="000000" w:themeColor="text1"/>
-          <w:sz w:val="24"/>
-          <w:szCs w:val="24"/>
-        </w:rPr>
-        <w:t>);</w:t>
-      </w:r>
-      <w:proofErr w:type="gramEnd"/>
-    </w:p>
-    <w:p>
-      <w:pPr>
-        <w:rPr>
-          <w:rFonts w:ascii="Calibri" w:hAnsi="Calibri" w:cs="Calibri"/>
-          <w:color w:val="000000" w:themeColor="text1"/>
-          <w:sz w:val="24"/>
-          <w:szCs w:val="24"/>
-        </w:rPr>
-      </w:pPr>
-      <w:r>
-        <w:rPr>
-          <w:rFonts w:ascii="Calibri" w:hAnsi="Calibri" w:cs="Calibri"/>
-          <w:color w:val="000000" w:themeColor="text1"/>
-          <w:sz w:val="24"/>
-          <w:szCs w:val="24"/>
-        </w:rPr>
-        <w:t>p</w:t>
-      </w:r>
-      <w:proofErr w:type="gramStart"/>
-      <w:r>
-        <w:rPr>
-          <w:rFonts w:ascii="Calibri" w:hAnsi="Calibri" w:cs="Calibri"/>
-          <w:color w:val="000000" w:themeColor="text1"/>
-          <w:sz w:val="24"/>
-          <w:szCs w:val="24"/>
-        </w:rPr>
-        <w:t>1.greet</w:t>
-      </w:r>
-      <w:proofErr w:type="gramEnd"/>
-      <w:r>
-        <w:rPr>
-          <w:rFonts w:ascii="Calibri" w:hAnsi="Calibri" w:cs="Calibri"/>
-          <w:color w:val="000000" w:themeColor="text1"/>
-          <w:sz w:val="24"/>
-          <w:szCs w:val="24"/>
-        </w:rPr>
-        <w:t>(); // Hello, I am Alice</w:t>
+        <w:t>let p1 = new Person("Alice");</w:t>
+      </w:r>
+    </w:p>
+    <w:p>
+      <w:pPr>
+        <w:rPr>
+          <w:rFonts w:ascii="Calibri" w:hAnsi="Calibri" w:cs="Calibri"/>
+          <w:color w:val="000000" w:themeColor="text1"/>
+          <w:sz w:val="24"/>
+          <w:szCs w:val="24"/>
+        </w:rPr>
+      </w:pPr>
+      <w:r>
+        <w:rPr>
+          <w:rFonts w:ascii="Calibri" w:hAnsi="Calibri" w:cs="Calibri"/>
+          <w:color w:val="000000" w:themeColor="text1"/>
+          <w:sz w:val="24"/>
+          <w:szCs w:val="24"/>
+        </w:rPr>
+        <w:t>p1.greet(); // Hello, I am Alice</w:t>
       </w:r>
     </w:p>
     <w:p>
@@ -15400,14 +15038,25 @@
           <w:szCs w:val="24"/>
         </w:rPr>
       </w:pPr>
-      <w:r>
-        <w:rPr>
-          <w:rFonts w:ascii="Calibri" w:hAnsi="Calibri" w:cs="Calibri"/>
-          <w:color w:val="000000" w:themeColor="text1"/>
-          <w:sz w:val="24"/>
-          <w:szCs w:val="24"/>
-        </w:rPr>
-        <w:t xml:space="preserve">Person.prototype is </w:t>
+      <w:proofErr w:type="spellStart"/>
+      <w:r>
+        <w:rPr>
+          <w:rFonts w:ascii="Calibri" w:hAnsi="Calibri" w:cs="Calibri"/>
+          <w:color w:val="000000" w:themeColor="text1"/>
+          <w:sz w:val="24"/>
+          <w:szCs w:val="24"/>
+        </w:rPr>
+        <w:t>Person.prototype</w:t>
+      </w:r>
+      <w:proofErr w:type="spellEnd"/>
+      <w:r>
+        <w:rPr>
+          <w:rFonts w:ascii="Calibri" w:hAnsi="Calibri" w:cs="Calibri"/>
+          <w:color w:val="000000" w:themeColor="text1"/>
+          <w:sz w:val="24"/>
+          <w:szCs w:val="24"/>
+        </w:rPr>
+        <w:t xml:space="preserve"> is </w:t>
       </w:r>
       <w:r>
         <w:rPr>
@@ -15427,27 +15076,7 @@
           <w:sz w:val="24"/>
           <w:szCs w:val="24"/>
         </w:rPr>
-        <w:t xml:space="preserve"> — it's the object used as the prototype for instances created by new </w:t>
-      </w:r>
-      <w:proofErr w:type="gramStart"/>
-      <w:r>
-        <w:rPr>
-          <w:rFonts w:ascii="Calibri" w:hAnsi="Calibri" w:cs="Calibri"/>
-          <w:color w:val="000000" w:themeColor="text1"/>
-          <w:sz w:val="24"/>
-          <w:szCs w:val="24"/>
-        </w:rPr>
-        <w:t>Person(</w:t>
-      </w:r>
-      <w:proofErr w:type="gramEnd"/>
-      <w:r>
-        <w:rPr>
-          <w:rFonts w:ascii="Calibri" w:hAnsi="Calibri" w:cs="Calibri"/>
-          <w:color w:val="000000" w:themeColor="text1"/>
-          <w:sz w:val="24"/>
-          <w:szCs w:val="24"/>
-        </w:rPr>
-        <w:t>).</w:t>
+        <w:t xml:space="preserve"> — it's the object used as the prototype for instances created by new Person().</w:t>
       </w:r>
     </w:p>
     <w:p>
@@ -15470,7 +15099,27 @@
           <w:sz w:val="24"/>
           <w:szCs w:val="24"/>
         </w:rPr>
-        <w:t>The actual function's prototype is Function.prototype.</w:t>
+        <w:t xml:space="preserve">The actual function's prototype is </w:t>
+      </w:r>
+      <w:proofErr w:type="spellStart"/>
+      <w:r>
+        <w:rPr>
+          <w:rFonts w:ascii="Calibri" w:hAnsi="Calibri" w:cs="Calibri"/>
+          <w:color w:val="000000" w:themeColor="text1"/>
+          <w:sz w:val="24"/>
+          <w:szCs w:val="24"/>
+        </w:rPr>
+        <w:t>Function.prototype</w:t>
+      </w:r>
+      <w:proofErr w:type="spellEnd"/>
+      <w:r>
+        <w:rPr>
+          <w:rFonts w:ascii="Calibri" w:hAnsi="Calibri" w:cs="Calibri"/>
+          <w:color w:val="000000" w:themeColor="text1"/>
+          <w:sz w:val="24"/>
+          <w:szCs w:val="24"/>
+        </w:rPr>
+        <w:t>.</w:t>
       </w:r>
     </w:p>
     <w:p>
@@ -15490,7 +15139,7 @@
           <w:szCs w:val="24"/>
         </w:rPr>
         <w:pict w14:anchorId="52EDE60F">
-          <v:rect id="_x0000_i1108" style="width:0;height:1.5pt" o:hralign="center" o:hrstd="t" o:hr="t" fillcolor="#a0a0a0" stroked="f"/>
+          <v:rect id="_x0000_i1032" style="width:0;height:1.5pt" o:hralign="center" o:hrstd="t" o:hr="t" fillcolor="#a0a0a0" stroked="f"/>
         </w:pict>
       </w:r>
     </w:p>
@@ -15909,7 +15558,6 @@
                 <w:szCs w:val="24"/>
               </w:rPr>
             </w:pPr>
-            <w:proofErr w:type="gramStart"/>
             <w:r>
               <w:rPr>
                 <w:rFonts w:ascii="Calibri" w:hAnsi="Calibri" w:cs="Calibri"/>
@@ -15917,17 +15565,7 @@
                 <w:sz w:val="24"/>
                 <w:szCs w:val="24"/>
               </w:rPr>
-              <w:t>call(</w:t>
-            </w:r>
-            <w:proofErr w:type="gramEnd"/>
-            <w:r>
-              <w:rPr>
-                <w:rFonts w:ascii="Calibri" w:hAnsi="Calibri" w:cs="Calibri"/>
-                <w:color w:val="000000" w:themeColor="text1"/>
-                <w:sz w:val="24"/>
-                <w:szCs w:val="24"/>
-              </w:rPr>
-              <w:t>)</w:t>
+              <w:t>call()</w:t>
             </w:r>
           </w:p>
         </w:tc>
@@ -15979,8 +15617,19 @@
                 <w:sz w:val="24"/>
                 <w:szCs w:val="24"/>
               </w:rPr>
-              <w:t>Calls function with a given this and args</w:t>
+              <w:t xml:space="preserve">Calls function with a given this and </w:t>
             </w:r>
+            <w:proofErr w:type="spellStart"/>
+            <w:r>
+              <w:rPr>
+                <w:rFonts w:ascii="Calibri" w:hAnsi="Calibri" w:cs="Calibri"/>
+                <w:color w:val="000000" w:themeColor="text1"/>
+                <w:sz w:val="24"/>
+                <w:szCs w:val="24"/>
+              </w:rPr>
+              <w:t>args</w:t>
+            </w:r>
+            <w:proofErr w:type="spellEnd"/>
           </w:p>
         </w:tc>
       </w:tr>
@@ -16003,7 +15652,6 @@
                 <w:szCs w:val="24"/>
               </w:rPr>
             </w:pPr>
-            <w:proofErr w:type="gramStart"/>
             <w:r>
               <w:rPr>
                 <w:rFonts w:ascii="Calibri" w:hAnsi="Calibri" w:cs="Calibri"/>
@@ -16011,17 +15659,7 @@
                 <w:sz w:val="24"/>
                 <w:szCs w:val="24"/>
               </w:rPr>
-              <w:t>apply(</w:t>
-            </w:r>
-            <w:proofErr w:type="gramEnd"/>
-            <w:r>
-              <w:rPr>
-                <w:rFonts w:ascii="Calibri" w:hAnsi="Calibri" w:cs="Calibri"/>
-                <w:color w:val="000000" w:themeColor="text1"/>
-                <w:sz w:val="24"/>
-                <w:szCs w:val="24"/>
-              </w:rPr>
-              <w:t>)</w:t>
+              <w:t>apply()</w:t>
             </w:r>
           </w:p>
         </w:tc>
@@ -16097,7 +15735,6 @@
                 <w:szCs w:val="24"/>
               </w:rPr>
             </w:pPr>
-            <w:proofErr w:type="gramStart"/>
             <w:r>
               <w:rPr>
                 <w:rFonts w:ascii="Calibri" w:hAnsi="Calibri" w:cs="Calibri"/>
@@ -16105,17 +15742,7 @@
                 <w:sz w:val="24"/>
                 <w:szCs w:val="24"/>
               </w:rPr>
-              <w:t>bind(</w:t>
-            </w:r>
-            <w:proofErr w:type="gramEnd"/>
-            <w:r>
-              <w:rPr>
-                <w:rFonts w:ascii="Calibri" w:hAnsi="Calibri" w:cs="Calibri"/>
-                <w:color w:val="000000" w:themeColor="text1"/>
-                <w:sz w:val="24"/>
-                <w:szCs w:val="24"/>
-              </w:rPr>
-              <w:t>)</w:t>
+              <w:t>bind()</w:t>
             </w:r>
           </w:p>
         </w:tc>
@@ -17020,7 +16647,7 @@
                     <pic:cNvPicPr/>
                   </pic:nvPicPr>
                   <pic:blipFill>
-                    <a:blip r:embed="rId99"/>
+                    <a:blip r:embed="rId96"/>
                     <a:stretch>
                       <a:fillRect/>
                     </a:stretch>
@@ -17220,20 +16847,8 @@
           <w:sz w:val="24"/>
           <w:szCs w:val="24"/>
         </w:rPr>
-        <w:t xml:space="preserve">    </w:t>
-      </w:r>
-      <w:proofErr w:type="gramStart"/>
-      <w:r>
-        <w:rPr>
-          <w:rFonts w:ascii="Calibri" w:hAnsi="Calibri" w:cs="Calibri"/>
-          <w:b/>
-          <w:bCs/>
-          <w:sz w:val="24"/>
-          <w:szCs w:val="24"/>
-        </w:rPr>
-        <w:t>break;</w:t>
-      </w:r>
-      <w:proofErr w:type="gramEnd"/>
+        <w:t xml:space="preserve">    break;</w:t>
+      </w:r>
     </w:p>
     <w:p>
       <w:pPr>
@@ -17295,20 +16910,8 @@
           <w:sz w:val="24"/>
           <w:szCs w:val="24"/>
         </w:rPr>
-        <w:t xml:space="preserve">    </w:t>
-      </w:r>
-      <w:proofErr w:type="gramStart"/>
-      <w:r>
-        <w:rPr>
-          <w:rFonts w:ascii="Calibri" w:hAnsi="Calibri" w:cs="Calibri"/>
-          <w:b/>
-          <w:bCs/>
-          <w:sz w:val="24"/>
-          <w:szCs w:val="24"/>
-        </w:rPr>
-        <w:t>break;</w:t>
-      </w:r>
-      <w:proofErr w:type="gramEnd"/>
+        <w:t xml:space="preserve">    break;</w:t>
+      </w:r>
     </w:p>
     <w:p>
       <w:pPr>
@@ -17443,15 +17046,55 @@
           <w:sz w:val="24"/>
           <w:szCs w:val="24"/>
         </w:rPr>
-        <w:t>case valueN:</w:t>
-      </w:r>
-      <w:r>
-        <w:rPr>
-          <w:rFonts w:ascii="Calibri" w:hAnsi="Calibri" w:cs="Calibri"/>
-          <w:sz w:val="24"/>
-          <w:szCs w:val="24"/>
-        </w:rPr>
-        <w:t xml:space="preserve"> Each case checks if the expression matches valueN.</w:t>
+        <w:t xml:space="preserve">case </w:t>
+      </w:r>
+      <w:proofErr w:type="spellStart"/>
+      <w:r>
+        <w:rPr>
+          <w:rFonts w:ascii="Calibri" w:hAnsi="Calibri" w:cs="Calibri"/>
+          <w:b/>
+          <w:bCs/>
+          <w:sz w:val="24"/>
+          <w:szCs w:val="24"/>
+        </w:rPr>
+        <w:t>valueN</w:t>
+      </w:r>
+      <w:proofErr w:type="spellEnd"/>
+      <w:r>
+        <w:rPr>
+          <w:rFonts w:ascii="Calibri" w:hAnsi="Calibri" w:cs="Calibri"/>
+          <w:b/>
+          <w:bCs/>
+          <w:sz w:val="24"/>
+          <w:szCs w:val="24"/>
+        </w:rPr>
+        <w:t>:</w:t>
+      </w:r>
+      <w:r>
+        <w:rPr>
+          <w:rFonts w:ascii="Calibri" w:hAnsi="Calibri" w:cs="Calibri"/>
+          <w:sz w:val="24"/>
+          <w:szCs w:val="24"/>
+        </w:rPr>
+        <w:t xml:space="preserve"> Each case checks if the expression matches </w:t>
+      </w:r>
+      <w:proofErr w:type="spellStart"/>
+      <w:r>
+        <w:rPr>
+          <w:rFonts w:ascii="Calibri" w:hAnsi="Calibri" w:cs="Calibri"/>
+          <w:sz w:val="24"/>
+          <w:szCs w:val="24"/>
+        </w:rPr>
+        <w:t>valueN</w:t>
+      </w:r>
+      <w:proofErr w:type="spellEnd"/>
+      <w:r>
+        <w:rPr>
+          <w:rFonts w:ascii="Calibri" w:hAnsi="Calibri" w:cs="Calibri"/>
+          <w:sz w:val="24"/>
+          <w:szCs w:val="24"/>
+        </w:rPr>
+        <w:t>.</w:t>
       </w:r>
     </w:p>
     <w:p>
@@ -17577,7 +17220,7 @@
                     <pic:cNvPicPr/>
                   </pic:nvPicPr>
                   <pic:blipFill>
-                    <a:blip r:embed="rId100"/>
+                    <a:blip r:embed="rId97"/>
                     <a:stretch>
                       <a:fillRect/>
                     </a:stretch>
@@ -17693,7 +17336,7 @@
                     <pic:cNvPicPr/>
                   </pic:nvPicPr>
                   <pic:blipFill>
-                    <a:blip r:embed="rId101"/>
+                    <a:blip r:embed="rId98"/>
                     <a:stretch>
                       <a:fillRect/>
                     </a:stretch>
@@ -17769,31 +17412,7 @@
           <w:sz w:val="32"/>
           <w:szCs w:val="32"/>
         </w:rPr>
-        <w:t>(==, ===, &lt;, &lt;=, &gt;, &gt;</w:t>
-      </w:r>
-      <w:proofErr w:type="gramStart"/>
-      <w:r>
-        <w:rPr>
-          <w:rFonts w:ascii="Calibri" w:hAnsi="Calibri" w:cs="Calibri"/>
-          <w:b/>
-          <w:bCs/>
-          <w:color w:val="FF0000"/>
-          <w:sz w:val="32"/>
-          <w:szCs w:val="32"/>
-        </w:rPr>
-        <w:t>=,!</w:t>
-      </w:r>
-      <w:proofErr w:type="gramEnd"/>
-      <w:r>
-        <w:rPr>
-          <w:rFonts w:ascii="Calibri" w:hAnsi="Calibri" w:cs="Calibri"/>
-          <w:b/>
-          <w:bCs/>
-          <w:color w:val="FF0000"/>
-          <w:sz w:val="32"/>
-          <w:szCs w:val="32"/>
-        </w:rPr>
-        <w:t>=)</w:t>
+        <w:t>(==, ===, &lt;, &lt;=, &gt;, &gt;=,!=)</w:t>
       </w:r>
     </w:p>
     <w:p>
@@ -18373,7 +17992,7 @@
                     <pic:cNvPicPr/>
                   </pic:nvPicPr>
                   <pic:blipFill>
-                    <a:blip r:embed="rId102"/>
+                    <a:blip r:embed="rId99"/>
                     <a:stretch>
                       <a:fillRect/>
                     </a:stretch>
@@ -18424,7 +18043,7 @@
                     <pic:cNvPicPr/>
                   </pic:nvPicPr>
                   <pic:blipFill>
-                    <a:blip r:embed="rId103"/>
+                    <a:blip r:embed="rId100"/>
                     <a:stretch>
                       <a:fillRect/>
                     </a:stretch>
@@ -18924,7 +18543,7 @@
                     <pic:cNvPicPr/>
                   </pic:nvPicPr>
                   <pic:blipFill>
-                    <a:blip r:embed="rId104"/>
+                    <a:blip r:embed="rId101"/>
                     <a:stretch>
                       <a:fillRect/>
                     </a:stretch>
@@ -19005,11 +18624,10 @@
           <w:sz w:val="32"/>
           <w:szCs w:val="32"/>
         </w:rPr>
-        <w:t>Comparison operators in JavaScript are used to compare two values and return a boolean (true or false).</w:t>
-      </w:r>
-    </w:p>
-    <w:p>
-      <w:pPr>
+        <w:t xml:space="preserve">Comparison operators in JavaScript are used to compare two values and return a </w:t>
+      </w:r>
+      <w:proofErr w:type="spellStart"/>
+      <w:r>
         <w:rPr>
           <w:rFonts w:ascii="Calibri" w:hAnsi="Calibri" w:cs="Calibri"/>
           <w:b/>
@@ -19017,7 +18635,9 @@
           <w:sz w:val="32"/>
           <w:szCs w:val="32"/>
         </w:rPr>
-      </w:pPr>
+        <w:t>boolean</w:t>
+      </w:r>
+      <w:proofErr w:type="spellEnd"/>
       <w:r>
         <w:rPr>
           <w:rFonts w:ascii="Calibri" w:hAnsi="Calibri" w:cs="Calibri"/>
@@ -19026,8 +18646,29 @@
           <w:sz w:val="32"/>
           <w:szCs w:val="32"/>
         </w:rPr>
+        <w:t xml:space="preserve"> (true or false).</w:t>
+      </w:r>
+    </w:p>
+    <w:p>
+      <w:pPr>
+        <w:rPr>
+          <w:rFonts w:ascii="Calibri" w:hAnsi="Calibri" w:cs="Calibri"/>
+          <w:b/>
+          <w:bCs/>
+          <w:sz w:val="32"/>
+          <w:szCs w:val="32"/>
+        </w:rPr>
+      </w:pPr>
+      <w:r>
+        <w:rPr>
+          <w:rFonts w:ascii="Calibri" w:hAnsi="Calibri" w:cs="Calibri"/>
+          <w:b/>
+          <w:bCs/>
+          <w:sz w:val="32"/>
+          <w:szCs w:val="32"/>
+        </w:rPr>
         <w:pict w14:anchorId="5DCF91E5">
-          <v:rect id="_x0000_i1025" style="width:0;height:1.5pt" o:hralign="center" o:hrstd="t" o:hr="t" fillcolor="#a0a0a0" stroked="f"/>
+          <v:rect id="_x0000_i1033" style="width:0;height:1.5pt" o:hralign="center" o:hrstd="t" o:hr="t" fillcolor="#a0a0a0" stroked="f"/>
         </w:pict>
       </w:r>
     </w:p>
@@ -19105,10 +18746,11 @@
           <w:sz w:val="32"/>
           <w:szCs w:val="32"/>
         </w:rPr>
-        <w:t xml:space="preserve">5 == '5'      // </w:t>
-      </w:r>
-      <w:proofErr w:type="gramStart"/>
-      <w:r>
+        <w:t>5 == '5'      // true  (different types, but values are equal)</w:t>
+      </w:r>
+    </w:p>
+    <w:p>
+      <w:pPr>
         <w:rPr>
           <w:rFonts w:ascii="Calibri" w:hAnsi="Calibri" w:cs="Calibri"/>
           <w:b/>
@@ -19116,9 +18758,7 @@
           <w:sz w:val="32"/>
           <w:szCs w:val="32"/>
         </w:rPr>
-        <w:t>true  (</w:t>
-      </w:r>
-      <w:proofErr w:type="gramEnd"/>
+      </w:pPr>
       <w:r>
         <w:rPr>
           <w:rFonts w:ascii="Calibri" w:hAnsi="Calibri" w:cs="Calibri"/>
@@ -19127,30 +18767,9 @@
           <w:sz w:val="32"/>
           <w:szCs w:val="32"/>
         </w:rPr>
-        <w:t>different types, but values are equal)</w:t>
-      </w:r>
-    </w:p>
-    <w:p>
-      <w:pPr>
-        <w:rPr>
-          <w:rFonts w:ascii="Calibri" w:hAnsi="Calibri" w:cs="Calibri"/>
-          <w:b/>
-          <w:bCs/>
-          <w:sz w:val="32"/>
-          <w:szCs w:val="32"/>
-        </w:rPr>
-      </w:pPr>
-      <w:r>
-        <w:rPr>
-          <w:rFonts w:ascii="Calibri" w:hAnsi="Calibri" w:cs="Calibri"/>
-          <w:b/>
-          <w:bCs/>
-          <w:sz w:val="32"/>
-          <w:szCs w:val="32"/>
-        </w:rPr>
         <w:lastRenderedPageBreak/>
         <w:pict w14:anchorId="7F1CDD6C">
-          <v:rect id="_x0000_i1026" style="width:0;height:1.5pt" o:hralign="center" o:hrstd="t" o:hr="t" fillcolor="#a0a0a0" stroked="f"/>
+          <v:rect id="_x0000_i1034" style="width:0;height:1.5pt" o:hralign="center" o:hrstd="t" o:hr="t" fillcolor="#a0a0a0" stroked="f"/>
         </w:pict>
       </w:r>
     </w:p>
@@ -19271,7 +18890,7 @@
           <w:szCs w:val="32"/>
         </w:rPr>
         <w:pict w14:anchorId="11677345">
-          <v:rect id="_x0000_i1027" style="width:0;height:1.5pt" o:hralign="center" o:hrstd="t" o:hr="t" fillcolor="#a0a0a0" stroked="f"/>
+          <v:rect id="_x0000_i1035" style="width:0;height:1.5pt" o:hralign="center" o:hrstd="t" o:hr="t" fillcolor="#a0a0a0" stroked="f"/>
         </w:pict>
       </w:r>
     </w:p>
@@ -19303,10 +18922,11 @@
           <w:sz w:val="32"/>
           <w:szCs w:val="32"/>
         </w:rPr>
-        <w:t xml:space="preserve"> 3. Not equal to </w:t>
-      </w:r>
-      <w:proofErr w:type="gramStart"/>
-      <w:r>
+        <w:t xml:space="preserve"> 3. Not equal to (!=)</w:t>
+      </w:r>
+    </w:p>
+    <w:p>
+      <w:pPr>
         <w:rPr>
           <w:rFonts w:ascii="Calibri" w:hAnsi="Calibri" w:cs="Calibri"/>
           <w:b/>
@@ -19314,9 +18934,7 @@
           <w:sz w:val="32"/>
           <w:szCs w:val="32"/>
         </w:rPr>
-        <w:t>(!=</w:t>
-      </w:r>
-      <w:proofErr w:type="gramEnd"/>
+      </w:pPr>
       <w:r>
         <w:rPr>
           <w:rFonts w:ascii="Calibri" w:hAnsi="Calibri" w:cs="Calibri"/>
@@ -19325,7 +18943,7 @@
           <w:sz w:val="32"/>
           <w:szCs w:val="32"/>
         </w:rPr>
-        <w:t>)</w:t>
+        <w:t>5 != '5'      // false (values are equal after coercion)</w:t>
       </w:r>
     </w:p>
     <w:p>
@@ -19338,7 +18956,6 @@
           <w:szCs w:val="32"/>
         </w:rPr>
       </w:pPr>
-      <w:proofErr w:type="gramStart"/>
       <w:r>
         <w:rPr>
           <w:rFonts w:ascii="Calibri" w:hAnsi="Calibri" w:cs="Calibri"/>
@@ -19347,10 +18964,13 @@
           <w:sz w:val="32"/>
           <w:szCs w:val="32"/>
         </w:rPr>
-        <w:t>5 !</w:t>
-      </w:r>
-      <w:proofErr w:type="gramEnd"/>
-      <w:r>
+        <w:pict w14:anchorId="48BDDB6F">
+          <v:rect id="_x0000_i1036" style="width:0;height:1.5pt" o:hralign="center" o:hrstd="t" o:hr="t" fillcolor="#a0a0a0" stroked="f"/>
+        </w:pict>
+      </w:r>
+    </w:p>
+    <w:p>
+      <w:pPr>
         <w:rPr>
           <w:rFonts w:ascii="Calibri" w:hAnsi="Calibri" w:cs="Calibri"/>
           <w:b/>
@@ -19358,19 +18978,17 @@
           <w:sz w:val="32"/>
           <w:szCs w:val="32"/>
         </w:rPr>
-        <w:t>= '5'      // false (values are equal after coercion)</w:t>
-      </w:r>
-    </w:p>
-    <w:p>
-      <w:pPr>
-        <w:rPr>
-          <w:rFonts w:ascii="Calibri" w:hAnsi="Calibri" w:cs="Calibri"/>
+      </w:pPr>
+      <w:r>
+        <w:rPr>
+          <w:rFonts w:ascii="Segoe UI Emoji" w:hAnsi="Segoe UI Emoji" w:cs="Segoe UI Emoji"/>
           <w:b/>
           <w:bCs/>
           <w:sz w:val="32"/>
           <w:szCs w:val="32"/>
         </w:rPr>
-      </w:pPr>
+        <w:t>🔹</w:t>
+      </w:r>
       <w:r>
         <w:rPr>
           <w:rFonts w:ascii="Calibri" w:hAnsi="Calibri" w:cs="Calibri"/>
@@ -19379,62 +18997,7 @@
           <w:sz w:val="32"/>
           <w:szCs w:val="32"/>
         </w:rPr>
-        <w:pict w14:anchorId="48BDDB6F">
-          <v:rect id="_x0000_i1028" style="width:0;height:1.5pt" o:hralign="center" o:hrstd="t" o:hr="t" fillcolor="#a0a0a0" stroked="f"/>
-        </w:pict>
-      </w:r>
-    </w:p>
-    <w:p>
-      <w:pPr>
-        <w:rPr>
-          <w:rFonts w:ascii="Calibri" w:hAnsi="Calibri" w:cs="Calibri"/>
-          <w:b/>
-          <w:bCs/>
-          <w:sz w:val="32"/>
-          <w:szCs w:val="32"/>
-        </w:rPr>
-      </w:pPr>
-      <w:r>
-        <w:rPr>
-          <w:rFonts w:ascii="Segoe UI Emoji" w:hAnsi="Segoe UI Emoji" w:cs="Segoe UI Emoji"/>
-          <w:b/>
-          <w:bCs/>
-          <w:sz w:val="32"/>
-          <w:szCs w:val="32"/>
-        </w:rPr>
-        <w:t>🔹</w:t>
-      </w:r>
-      <w:r>
-        <w:rPr>
-          <w:rFonts w:ascii="Calibri" w:hAnsi="Calibri" w:cs="Calibri"/>
-          <w:b/>
-          <w:bCs/>
-          <w:sz w:val="32"/>
-          <w:szCs w:val="32"/>
-        </w:rPr>
-        <w:t xml:space="preserve"> 4. Strict not equal </w:t>
-      </w:r>
-      <w:proofErr w:type="gramStart"/>
-      <w:r>
-        <w:rPr>
-          <w:rFonts w:ascii="Calibri" w:hAnsi="Calibri" w:cs="Calibri"/>
-          <w:b/>
-          <w:bCs/>
-          <w:sz w:val="32"/>
-          <w:szCs w:val="32"/>
-        </w:rPr>
-        <w:t>(!=</w:t>
-      </w:r>
-      <w:proofErr w:type="gramEnd"/>
-      <w:r>
-        <w:rPr>
-          <w:rFonts w:ascii="Calibri" w:hAnsi="Calibri" w:cs="Calibri"/>
-          <w:b/>
-          <w:bCs/>
-          <w:sz w:val="32"/>
-          <w:szCs w:val="32"/>
-        </w:rPr>
-        <w:t>=)</w:t>
+        <w:t xml:space="preserve"> 4. Strict not equal (!==)</w:t>
       </w:r>
     </w:p>
     <w:p>
@@ -19472,7 +19035,6 @@
           <w:szCs w:val="32"/>
         </w:rPr>
       </w:pPr>
-      <w:proofErr w:type="gramStart"/>
       <w:r>
         <w:rPr>
           <w:rFonts w:ascii="Calibri" w:hAnsi="Calibri" w:cs="Calibri"/>
@@ -19481,10 +19043,11 @@
           <w:sz w:val="32"/>
           <w:szCs w:val="32"/>
         </w:rPr>
-        <w:t>5 !</w:t>
-      </w:r>
-      <w:proofErr w:type="gramEnd"/>
-      <w:r>
+        <w:t>5 !== '5'     // true</w:t>
+      </w:r>
+    </w:p>
+    <w:p>
+      <w:pPr>
         <w:rPr>
           <w:rFonts w:ascii="Calibri" w:hAnsi="Calibri" w:cs="Calibri"/>
           <w:b/>
@@ -19492,11 +19055,8 @@
           <w:sz w:val="32"/>
           <w:szCs w:val="32"/>
         </w:rPr>
-        <w:t>== '5'     // true</w:t>
-      </w:r>
-    </w:p>
-    <w:p>
-      <w:pPr>
+      </w:pPr>
+      <w:r>
         <w:rPr>
           <w:rFonts w:ascii="Calibri" w:hAnsi="Calibri" w:cs="Calibri"/>
           <w:b/>
@@ -19504,9 +19064,11 @@
           <w:sz w:val="32"/>
           <w:szCs w:val="32"/>
         </w:rPr>
-      </w:pPr>
-      <w:proofErr w:type="gramStart"/>
-      <w:r>
+        <w:t>5 !== 5       // false</w:t>
+      </w:r>
+    </w:p>
+    <w:p>
+      <w:pPr>
         <w:rPr>
           <w:rFonts w:ascii="Calibri" w:hAnsi="Calibri" w:cs="Calibri"/>
           <w:b/>
@@ -19514,9 +19076,7 @@
           <w:sz w:val="32"/>
           <w:szCs w:val="32"/>
         </w:rPr>
-        <w:t>5 !</w:t>
-      </w:r>
-      <w:proofErr w:type="gramEnd"/>
+      </w:pPr>
       <w:r>
         <w:rPr>
           <w:rFonts w:ascii="Calibri" w:hAnsi="Calibri" w:cs="Calibri"/>
@@ -19525,7 +19085,9 @@
           <w:sz w:val="32"/>
           <w:szCs w:val="32"/>
         </w:rPr>
-        <w:t>== 5       // false</w:t>
+        <w:pict w14:anchorId="36980219">
+          <v:rect id="_x0000_i1037" style="width:0;height:1.5pt" o:hralign="center" o:hrstd="t" o:hr="t" fillcolor="#a0a0a0" stroked="f"/>
+        </w:pict>
       </w:r>
     </w:p>
     <w:p>
@@ -19540,19 +19102,15 @@
       </w:pPr>
       <w:r>
         <w:rPr>
-          <w:rFonts w:ascii="Calibri" w:hAnsi="Calibri" w:cs="Calibri"/>
+          <w:rFonts w:ascii="Segoe UI Emoji" w:hAnsi="Segoe UI Emoji" w:cs="Segoe UI Emoji"/>
           <w:b/>
           <w:bCs/>
           <w:sz w:val="32"/>
           <w:szCs w:val="32"/>
         </w:rPr>
-        <w:pict w14:anchorId="36980219">
-          <v:rect id="_x0000_i1029" style="width:0;height:1.5pt" o:hralign="center" o:hrstd="t" o:hr="t" fillcolor="#a0a0a0" stroked="f"/>
-        </w:pict>
-      </w:r>
-    </w:p>
-    <w:p>
-      <w:pPr>
+        <w:t>🔹</w:t>
+      </w:r>
+      <w:r>
         <w:rPr>
           <w:rFonts w:ascii="Calibri" w:hAnsi="Calibri" w:cs="Calibri"/>
           <w:b/>
@@ -19560,17 +19118,19 @@
           <w:sz w:val="32"/>
           <w:szCs w:val="32"/>
         </w:rPr>
-      </w:pPr>
-      <w:r>
-        <w:rPr>
-          <w:rFonts w:ascii="Segoe UI Emoji" w:hAnsi="Segoe UI Emoji" w:cs="Segoe UI Emoji"/>
+        <w:t xml:space="preserve"> 5. Greater than (&gt;)</w:t>
+      </w:r>
+    </w:p>
+    <w:p>
+      <w:pPr>
+        <w:rPr>
+          <w:rFonts w:ascii="Calibri" w:hAnsi="Calibri" w:cs="Calibri"/>
           <w:b/>
           <w:bCs/>
           <w:sz w:val="32"/>
           <w:szCs w:val="32"/>
         </w:rPr>
-        <w:t>🔹</w:t>
-      </w:r>
+      </w:pPr>
       <w:r>
         <w:rPr>
           <w:rFonts w:ascii="Calibri" w:hAnsi="Calibri" w:cs="Calibri"/>
@@ -19579,7 +19139,7 @@
           <w:sz w:val="32"/>
           <w:szCs w:val="32"/>
         </w:rPr>
-        <w:t xml:space="preserve"> 5. Greater than (&gt;)</w:t>
+        <w:t>10 &gt; 5        // true</w:t>
       </w:r>
     </w:p>
     <w:p>
@@ -19600,7 +19160,9 @@
           <w:sz w:val="32"/>
           <w:szCs w:val="32"/>
         </w:rPr>
-        <w:t>10 &gt; 5        // true</w:t>
+        <w:pict w14:anchorId="00954B95">
+          <v:rect id="_x0000_i1038" style="width:0;height:1.5pt" o:hralign="center" o:hrstd="t" o:hr="t" fillcolor="#a0a0a0" stroked="f"/>
+        </w:pict>
       </w:r>
     </w:p>
     <w:p>
@@ -19615,19 +19177,15 @@
       </w:pPr>
       <w:r>
         <w:rPr>
-          <w:rFonts w:ascii="Calibri" w:hAnsi="Calibri" w:cs="Calibri"/>
+          <w:rFonts w:ascii="Segoe UI Emoji" w:hAnsi="Segoe UI Emoji" w:cs="Segoe UI Emoji"/>
           <w:b/>
           <w:bCs/>
           <w:sz w:val="32"/>
           <w:szCs w:val="32"/>
         </w:rPr>
-        <w:pict w14:anchorId="00954B95">
-          <v:rect id="_x0000_i1030" style="width:0;height:1.5pt" o:hralign="center" o:hrstd="t" o:hr="t" fillcolor="#a0a0a0" stroked="f"/>
-        </w:pict>
-      </w:r>
-    </w:p>
-    <w:p>
-      <w:pPr>
+        <w:t>🔹</w:t>
+      </w:r>
+      <w:r>
         <w:rPr>
           <w:rFonts w:ascii="Calibri" w:hAnsi="Calibri" w:cs="Calibri"/>
           <w:b/>
@@ -19635,17 +19193,19 @@
           <w:sz w:val="32"/>
           <w:szCs w:val="32"/>
         </w:rPr>
-      </w:pPr>
-      <w:r>
-        <w:rPr>
-          <w:rFonts w:ascii="Segoe UI Emoji" w:hAnsi="Segoe UI Emoji" w:cs="Segoe UI Emoji"/>
+        <w:t xml:space="preserve"> 6. Less than (&lt;)</w:t>
+      </w:r>
+    </w:p>
+    <w:p>
+      <w:pPr>
+        <w:rPr>
+          <w:rFonts w:ascii="Calibri" w:hAnsi="Calibri" w:cs="Calibri"/>
           <w:b/>
           <w:bCs/>
           <w:sz w:val="32"/>
           <w:szCs w:val="32"/>
         </w:rPr>
-        <w:t>🔹</w:t>
-      </w:r>
+      </w:pPr>
       <w:r>
         <w:rPr>
           <w:rFonts w:ascii="Calibri" w:hAnsi="Calibri" w:cs="Calibri"/>
@@ -19654,7 +19214,7 @@
           <w:sz w:val="32"/>
           <w:szCs w:val="32"/>
         </w:rPr>
-        <w:t xml:space="preserve"> 6. Less than (&lt;)</w:t>
+        <w:t>3 &lt; 8         // true</w:t>
       </w:r>
     </w:p>
     <w:p>
@@ -19675,7 +19235,9 @@
           <w:sz w:val="32"/>
           <w:szCs w:val="32"/>
         </w:rPr>
-        <w:t>3 &lt; 8         // true</w:t>
+        <w:pict w14:anchorId="7A814614">
+          <v:rect id="_x0000_i1039" style="width:0;height:1.5pt" o:hralign="center" o:hrstd="t" o:hr="t" fillcolor="#a0a0a0" stroked="f"/>
+        </w:pict>
       </w:r>
     </w:p>
     <w:p>
@@ -19690,19 +19252,15 @@
       </w:pPr>
       <w:r>
         <w:rPr>
-          <w:rFonts w:ascii="Calibri" w:hAnsi="Calibri" w:cs="Calibri"/>
+          <w:rFonts w:ascii="Segoe UI Emoji" w:hAnsi="Segoe UI Emoji" w:cs="Segoe UI Emoji"/>
           <w:b/>
           <w:bCs/>
           <w:sz w:val="32"/>
           <w:szCs w:val="32"/>
         </w:rPr>
-        <w:pict w14:anchorId="7A814614">
-          <v:rect id="_x0000_i1031" style="width:0;height:1.5pt" o:hralign="center" o:hrstd="t" o:hr="t" fillcolor="#a0a0a0" stroked="f"/>
-        </w:pict>
-      </w:r>
-    </w:p>
-    <w:p>
-      <w:pPr>
+        <w:t>🔹</w:t>
+      </w:r>
+      <w:r>
         <w:rPr>
           <w:rFonts w:ascii="Calibri" w:hAnsi="Calibri" w:cs="Calibri"/>
           <w:b/>
@@ -19710,17 +19268,19 @@
           <w:sz w:val="32"/>
           <w:szCs w:val="32"/>
         </w:rPr>
-      </w:pPr>
-      <w:r>
-        <w:rPr>
-          <w:rFonts w:ascii="Segoe UI Emoji" w:hAnsi="Segoe UI Emoji" w:cs="Segoe UI Emoji"/>
+        <w:t xml:space="preserve"> 7. Greater than or equal to (&gt;=)</w:t>
+      </w:r>
+    </w:p>
+    <w:p>
+      <w:pPr>
+        <w:rPr>
+          <w:rFonts w:ascii="Calibri" w:hAnsi="Calibri" w:cs="Calibri"/>
           <w:b/>
           <w:bCs/>
           <w:sz w:val="32"/>
           <w:szCs w:val="32"/>
         </w:rPr>
-        <w:t>🔹</w:t>
-      </w:r>
+      </w:pPr>
       <w:r>
         <w:rPr>
           <w:rFonts w:ascii="Calibri" w:hAnsi="Calibri" w:cs="Calibri"/>
@@ -19729,7 +19289,7 @@
           <w:sz w:val="32"/>
           <w:szCs w:val="32"/>
         </w:rPr>
-        <w:t xml:space="preserve"> 7. Greater than or equal to (&gt;=)</w:t>
+        <w:t>5 &gt;= 5        // true</w:t>
       </w:r>
     </w:p>
     <w:p>
@@ -19750,7 +19310,7 @@
           <w:sz w:val="32"/>
           <w:szCs w:val="32"/>
         </w:rPr>
-        <w:t>5 &gt;= 5        // true</w:t>
+        <w:t>4 &gt;= 6        // false</w:t>
       </w:r>
     </w:p>
     <w:p>
@@ -19771,7 +19331,10 @@
           <w:sz w:val="32"/>
           <w:szCs w:val="32"/>
         </w:rPr>
-        <w:t>4 &gt;= 6        // false</w:t>
+        <w:lastRenderedPageBreak/>
+        <w:pict w14:anchorId="4C6A5AE3">
+          <v:rect id="_x0000_i1040" style="width:0;height:1.5pt" o:hralign="center" o:hrstd="t" o:hr="t" fillcolor="#a0a0a0" stroked="f"/>
+        </w:pict>
       </w:r>
     </w:p>
     <w:p>
@@ -19786,20 +19349,15 @@
       </w:pPr>
       <w:r>
         <w:rPr>
-          <w:rFonts w:ascii="Calibri" w:hAnsi="Calibri" w:cs="Calibri"/>
+          <w:rFonts w:ascii="Segoe UI Emoji" w:hAnsi="Segoe UI Emoji" w:cs="Segoe UI Emoji"/>
           <w:b/>
           <w:bCs/>
           <w:sz w:val="32"/>
           <w:szCs w:val="32"/>
         </w:rPr>
-        <w:lastRenderedPageBreak/>
-        <w:pict w14:anchorId="4C6A5AE3">
-          <v:rect id="_x0000_i1032" style="width:0;height:1.5pt" o:hralign="center" o:hrstd="t" o:hr="t" fillcolor="#a0a0a0" stroked="f"/>
-        </w:pict>
-      </w:r>
-    </w:p>
-    <w:p>
-      <w:pPr>
+        <w:t>🔹</w:t>
+      </w:r>
+      <w:r>
         <w:rPr>
           <w:rFonts w:ascii="Calibri" w:hAnsi="Calibri" w:cs="Calibri"/>
           <w:b/>
@@ -19807,17 +19365,19 @@
           <w:sz w:val="32"/>
           <w:szCs w:val="32"/>
         </w:rPr>
-      </w:pPr>
-      <w:r>
-        <w:rPr>
-          <w:rFonts w:ascii="Segoe UI Emoji" w:hAnsi="Segoe UI Emoji" w:cs="Segoe UI Emoji"/>
+        <w:t xml:space="preserve"> 8. Less than or equal to (&lt;=)</w:t>
+      </w:r>
+    </w:p>
+    <w:p>
+      <w:pPr>
+        <w:rPr>
+          <w:rFonts w:ascii="Calibri" w:hAnsi="Calibri" w:cs="Calibri"/>
           <w:b/>
           <w:bCs/>
           <w:sz w:val="32"/>
           <w:szCs w:val="32"/>
         </w:rPr>
-        <w:t>🔹</w:t>
-      </w:r>
+      </w:pPr>
       <w:r>
         <w:rPr>
           <w:rFonts w:ascii="Calibri" w:hAnsi="Calibri" w:cs="Calibri"/>
@@ -19826,7 +19386,7 @@
           <w:sz w:val="32"/>
           <w:szCs w:val="32"/>
         </w:rPr>
-        <w:t xml:space="preserve"> 8. Less than or equal to (&lt;=)</w:t>
+        <w:t>2 &lt;= 3        // true</w:t>
       </w:r>
     </w:p>
     <w:p>
@@ -19847,7 +19407,7 @@
           <w:sz w:val="32"/>
           <w:szCs w:val="32"/>
         </w:rPr>
-        <w:t>2 &lt;= 3        // true</w:t>
+        <w:t>7 &lt;= 7        // true</w:t>
       </w:r>
     </w:p>
     <w:p>
@@ -19868,7 +19428,9 @@
           <w:sz w:val="32"/>
           <w:szCs w:val="32"/>
         </w:rPr>
-        <w:t>7 &lt;= 7        // true</w:t>
+        <w:pict w14:anchorId="272D91F4">
+          <v:rect id="_x0000_i1041" style="width:0;height:1.5pt" o:hralign="center" o:hrstd="t" o:hr="t" fillcolor="#a0a0a0" stroked="f"/>
+        </w:pict>
       </w:r>
     </w:p>
     <w:p>
@@ -19883,19 +19445,15 @@
       </w:pPr>
       <w:r>
         <w:rPr>
-          <w:rFonts w:ascii="Calibri" w:hAnsi="Calibri" w:cs="Calibri"/>
+          <w:rFonts w:ascii="Segoe UI Emoji" w:hAnsi="Segoe UI Emoji" w:cs="Segoe UI Emoji"/>
           <w:b/>
           <w:bCs/>
           <w:sz w:val="32"/>
           <w:szCs w:val="32"/>
         </w:rPr>
-        <w:pict w14:anchorId="272D91F4">
-          <v:rect id="_x0000_i1033" style="width:0;height:1.5pt" o:hralign="center" o:hrstd="t" o:hr="t" fillcolor="#a0a0a0" stroked="f"/>
-        </w:pict>
-      </w:r>
-    </w:p>
-    <w:p>
-      <w:pPr>
+        <w:t>🔸</w:t>
+      </w:r>
+      <w:r>
         <w:rPr>
           <w:rFonts w:ascii="Calibri" w:hAnsi="Calibri" w:cs="Calibri"/>
           <w:b/>
@@ -19903,17 +19461,19 @@
           <w:sz w:val="32"/>
           <w:szCs w:val="32"/>
         </w:rPr>
-      </w:pPr>
-      <w:r>
-        <w:rPr>
-          <w:rFonts w:ascii="Segoe UI Emoji" w:hAnsi="Segoe UI Emoji" w:cs="Segoe UI Emoji"/>
+        <w:t xml:space="preserve"> Notes on == vs ===</w:t>
+      </w:r>
+    </w:p>
+    <w:p>
+      <w:pPr>
+        <w:rPr>
+          <w:rFonts w:ascii="Calibri" w:hAnsi="Calibri" w:cs="Calibri"/>
           <w:b/>
           <w:bCs/>
           <w:sz w:val="32"/>
           <w:szCs w:val="32"/>
         </w:rPr>
-        <w:t>🔸</w:t>
-      </w:r>
+      </w:pPr>
       <w:r>
         <w:rPr>
           <w:rFonts w:ascii="Calibri" w:hAnsi="Calibri" w:cs="Calibri"/>
@@ -19922,7 +19482,7 @@
           <w:sz w:val="32"/>
           <w:szCs w:val="32"/>
         </w:rPr>
-        <w:t xml:space="preserve"> Notes on == vs ===</w:t>
+        <w:t>Use === and !== whenever possible to avoid unexpected type coercion.</w:t>
       </w:r>
     </w:p>
     <w:p>
@@ -19943,10 +19503,13 @@
           <w:sz w:val="32"/>
           <w:szCs w:val="32"/>
         </w:rPr>
-        <w:t xml:space="preserve">Use === </w:t>
-      </w:r>
-      <w:proofErr w:type="gramStart"/>
-      <w:r>
+        <w:pict w14:anchorId="1A450F2A">
+          <v:rect id="_x0000_i1042" style="width:0;height:1.5pt" o:hralign="center" o:hrstd="t" o:hr="t" fillcolor="#a0a0a0" stroked="f"/>
+        </w:pict>
+      </w:r>
+    </w:p>
+    <w:p>
+      <w:pPr>
         <w:rPr>
           <w:rFonts w:ascii="Calibri" w:hAnsi="Calibri" w:cs="Calibri"/>
           <w:b/>
@@ -19954,9 +19517,7 @@
           <w:sz w:val="32"/>
           <w:szCs w:val="32"/>
         </w:rPr>
-        <w:t>and !</w:t>
-      </w:r>
-      <w:proofErr w:type="gramEnd"/>
+      </w:pPr>
       <w:r>
         <w:rPr>
           <w:rFonts w:ascii="Calibri" w:hAnsi="Calibri" w:cs="Calibri"/>
@@ -19965,7 +19526,7 @@
           <w:sz w:val="32"/>
           <w:szCs w:val="32"/>
         </w:rPr>
-        <w:t>== whenever possible to avoid unexpected type coercion.</w:t>
+        <w:t>Example Usage</w:t>
       </w:r>
     </w:p>
     <w:p>
@@ -19986,9 +19547,7 @@
           <w:sz w:val="32"/>
           <w:szCs w:val="32"/>
         </w:rPr>
-        <w:pict w14:anchorId="1A450F2A">
-          <v:rect id="_x0000_i1034" style="width:0;height:1.5pt" o:hralign="center" o:hrstd="t" o:hr="t" fillcolor="#a0a0a0" stroked="f"/>
-        </w:pict>
+        <w:t>let age = 18;</w:t>
       </w:r>
     </w:p>
     <w:p>
@@ -20009,7 +19568,7 @@
           <w:sz w:val="32"/>
           <w:szCs w:val="32"/>
         </w:rPr>
-        <w:t>Example Usage</w:t>
+        <w:t>if (age &gt;= 18) {</w:t>
       </w:r>
     </w:p>
     <w:p>
@@ -20030,10 +19589,11 @@
           <w:sz w:val="32"/>
           <w:szCs w:val="32"/>
         </w:rPr>
-        <w:t xml:space="preserve">let age = </w:t>
-      </w:r>
-      <w:proofErr w:type="gramStart"/>
-      <w:r>
+        <w:t xml:space="preserve">  console.log("You are an adult.");</w:t>
+      </w:r>
+    </w:p>
+    <w:p>
+      <w:pPr>
         <w:rPr>
           <w:rFonts w:ascii="Calibri" w:hAnsi="Calibri" w:cs="Calibri"/>
           <w:b/>
@@ -20041,12 +19601,8 @@
           <w:sz w:val="32"/>
           <w:szCs w:val="32"/>
         </w:rPr>
-        <w:t>18;</w:t>
-      </w:r>
-      <w:proofErr w:type="gramEnd"/>
-    </w:p>
-    <w:p>
-      <w:pPr>
+      </w:pPr>
+      <w:r>
         <w:rPr>
           <w:rFonts w:ascii="Calibri" w:hAnsi="Calibri" w:cs="Calibri"/>
           <w:b/>
@@ -20054,8 +19610,11 @@
           <w:sz w:val="32"/>
           <w:szCs w:val="32"/>
         </w:rPr>
-      </w:pPr>
-      <w:r>
+        <w:t>} else {</w:t>
+      </w:r>
+    </w:p>
+    <w:p>
+      <w:pPr>
         <w:rPr>
           <w:rFonts w:ascii="Calibri" w:hAnsi="Calibri" w:cs="Calibri"/>
           <w:b/>
@@ -20063,11 +19622,8 @@
           <w:sz w:val="32"/>
           <w:szCs w:val="32"/>
         </w:rPr>
-        <w:t>if (age &gt;= 18) {</w:t>
-      </w:r>
-    </w:p>
-    <w:p>
-      <w:pPr>
+      </w:pPr>
+      <w:r>
         <w:rPr>
           <w:rFonts w:ascii="Calibri" w:hAnsi="Calibri" w:cs="Calibri"/>
           <w:b/>
@@ -20075,8 +19631,11 @@
           <w:sz w:val="32"/>
           <w:szCs w:val="32"/>
         </w:rPr>
-      </w:pPr>
-      <w:r>
+        <w:t xml:space="preserve">  console.log("You are underage.");</w:t>
+      </w:r>
+    </w:p>
+    <w:p>
+      <w:pPr>
         <w:rPr>
           <w:rFonts w:ascii="Calibri" w:hAnsi="Calibri" w:cs="Calibri"/>
           <w:b/>
@@ -20084,9 +19643,7 @@
           <w:sz w:val="32"/>
           <w:szCs w:val="32"/>
         </w:rPr>
-        <w:t xml:space="preserve">  </w:t>
-      </w:r>
-      <w:proofErr w:type="gramStart"/>
+      </w:pPr>
       <w:r>
         <w:rPr>
           <w:rFonts w:ascii="Calibri" w:hAnsi="Calibri" w:cs="Calibri"/>
@@ -20095,9 +19652,8 @@
           <w:sz w:val="32"/>
           <w:szCs w:val="32"/>
         </w:rPr>
-        <w:t>console.log(</w:t>
-      </w:r>
-      <w:proofErr w:type="gramEnd"/>
+        <w:t>}</w:t>
+      </w:r>
       <w:r>
         <w:rPr>
           <w:rFonts w:ascii="Calibri" w:hAnsi="Calibri" w:cs="Calibri"/>
@@ -20106,7 +19662,7 @@
           <w:sz w:val="32"/>
           <w:szCs w:val="32"/>
         </w:rPr>
-        <w:t>"You are an adult.");</w:t>
+        <w:t xml:space="preserve">  </w:t>
       </w:r>
     </w:p>
     <w:p>
@@ -20127,15 +19683,47 @@
           <w:sz w:val="32"/>
           <w:szCs w:val="32"/>
         </w:rPr>
-        <w:t>} else {</w:t>
-      </w:r>
-    </w:p>
-    <w:p>
-      <w:pPr>
-        <w:rPr>
-          <w:rFonts w:ascii="Calibri" w:hAnsi="Calibri" w:cs="Calibri"/>
-          <w:b/>
-          <w:bCs/>
+        <w:t>Output: You are an adult.</w:t>
+      </w:r>
+    </w:p>
+    <w:p>
+      <w:pPr>
+        <w:rPr>
+          <w:rFonts w:ascii="Calibri" w:hAnsi="Calibri" w:cs="Calibri"/>
+          <w:b/>
+          <w:bCs/>
+          <w:color w:val="FF0000"/>
+          <w:sz w:val="40"/>
+          <w:szCs w:val="40"/>
+        </w:rPr>
+      </w:pPr>
+      <w:r>
+        <w:rPr>
+          <w:rFonts w:ascii="Calibri" w:hAnsi="Calibri" w:cs="Calibri"/>
+          <w:b/>
+          <w:bCs/>
+          <w:color w:val="FF0000"/>
+          <w:sz w:val="40"/>
+          <w:szCs w:val="40"/>
+        </w:rPr>
+        <w:t>Errors Handling</w:t>
+      </w:r>
+      <w:r>
+        <w:rPr>
+          <w:rFonts w:ascii="Calibri" w:hAnsi="Calibri" w:cs="Calibri"/>
+          <w:b/>
+          <w:bCs/>
+          <w:color w:val="FF0000"/>
+          <w:sz w:val="40"/>
+          <w:szCs w:val="40"/>
+        </w:rPr>
+        <w:t>(Exception handling):</w:t>
+      </w:r>
+    </w:p>
+    <w:p>
+      <w:pPr>
+        <w:rPr>
+          <w:rFonts w:ascii="Calibri" w:hAnsi="Calibri" w:cs="Calibri"/>
           <w:sz w:val="32"/>
           <w:szCs w:val="32"/>
         </w:rPr>
@@ -20143,42 +19731,33 @@
       <w:r>
         <w:rPr>
           <w:rFonts w:ascii="Calibri" w:hAnsi="Calibri" w:cs="Calibri"/>
-          <w:b/>
-          <w:bCs/>
           <w:sz w:val="32"/>
           <w:szCs w:val="32"/>
         </w:rPr>
-        <w:t xml:space="preserve">  </w:t>
-      </w:r>
-      <w:proofErr w:type="gramStart"/>
-      <w:r>
-        <w:rPr>
-          <w:rFonts w:ascii="Calibri" w:hAnsi="Calibri" w:cs="Calibri"/>
-          <w:b/>
-          <w:bCs/>
+        <w:t>JavaScript uses try-catch-finally blocks to handle exceptions (i.e., runtime errors). This allows you to run code safely and handle errors gracefully without crashing your entire program.</w:t>
+      </w:r>
+    </w:p>
+    <w:p>
+      <w:pPr>
+        <w:rPr>
+          <w:rFonts w:ascii="Calibri" w:hAnsi="Calibri" w:cs="Calibri"/>
           <w:sz w:val="32"/>
           <w:szCs w:val="32"/>
         </w:rPr>
-        <w:t>console.log(</w:t>
-      </w:r>
-      <w:proofErr w:type="gramEnd"/>
-      <w:r>
-        <w:rPr>
-          <w:rFonts w:ascii="Calibri" w:hAnsi="Calibri" w:cs="Calibri"/>
-          <w:b/>
-          <w:bCs/>
+      </w:pPr>
+      <w:r>
+        <w:rPr>
+          <w:rFonts w:ascii="Calibri" w:hAnsi="Calibri" w:cs="Calibri"/>
           <w:sz w:val="32"/>
           <w:szCs w:val="32"/>
         </w:rPr>
-        <w:t>"You are underage.");</w:t>
-      </w:r>
-    </w:p>
-    <w:p>
-      <w:pPr>
-        <w:rPr>
-          <w:rFonts w:ascii="Calibri" w:hAnsi="Calibri" w:cs="Calibri"/>
-          <w:b/>
-          <w:bCs/>
+        <w:t>try {</w:t>
+      </w:r>
+    </w:p>
+    <w:p>
+      <w:pPr>
+        <w:rPr>
+          <w:rFonts w:ascii="Calibri" w:hAnsi="Calibri" w:cs="Calibri"/>
           <w:sz w:val="32"/>
           <w:szCs w:val="32"/>
         </w:rPr>
@@ -20186,44 +19765,581 @@
       <w:r>
         <w:rPr>
           <w:rFonts w:ascii="Calibri" w:hAnsi="Calibri" w:cs="Calibri"/>
-          <w:b/>
-          <w:bCs/>
           <w:sz w:val="32"/>
           <w:szCs w:val="32"/>
         </w:rPr>
-        <w:t>}</w:t>
-      </w:r>
-      <w:r>
-        <w:rPr>
-          <w:rFonts w:ascii="Calibri" w:hAnsi="Calibri" w:cs="Calibri"/>
-          <w:b/>
-          <w:bCs/>
+        <w:t xml:space="preserve">  // Code that may throw an error</w:t>
+      </w:r>
+    </w:p>
+    <w:p>
+      <w:pPr>
+        <w:rPr>
+          <w:rFonts w:ascii="Calibri" w:hAnsi="Calibri" w:cs="Calibri"/>
           <w:sz w:val="32"/>
           <w:szCs w:val="32"/>
         </w:rPr>
-        <w:t xml:space="preserve">  </w:t>
-      </w:r>
-    </w:p>
-    <w:p>
-      <w:pPr>
-        <w:rPr>
-          <w:rFonts w:ascii="Calibri" w:hAnsi="Calibri" w:cs="Calibri"/>
-          <w:b/>
-          <w:bCs/>
+      </w:pPr>
+      <w:r>
+        <w:rPr>
+          <w:rFonts w:ascii="Calibri" w:hAnsi="Calibri" w:cs="Calibri"/>
           <w:sz w:val="32"/>
           <w:szCs w:val="32"/>
         </w:rPr>
-      </w:pPr>
-      <w:r>
-        <w:rPr>
-          <w:rFonts w:ascii="Calibri" w:hAnsi="Calibri" w:cs="Calibri"/>
-          <w:b/>
-          <w:bCs/>
+        <w:t>} catch (error) {</w:t>
+      </w:r>
+    </w:p>
+    <w:p>
+      <w:pPr>
+        <w:rPr>
+          <w:rFonts w:ascii="Calibri" w:hAnsi="Calibri" w:cs="Calibri"/>
           <w:sz w:val="32"/>
           <w:szCs w:val="32"/>
         </w:rPr>
-        <w:t>Output: You are an adult.</w:t>
-      </w:r>
+      </w:pPr>
+      <w:r>
+        <w:rPr>
+          <w:rFonts w:ascii="Calibri" w:hAnsi="Calibri" w:cs="Calibri"/>
+          <w:sz w:val="32"/>
+          <w:szCs w:val="32"/>
+        </w:rPr>
+        <w:lastRenderedPageBreak/>
+        <w:t xml:space="preserve">  // Code that runs if an error occurs</w:t>
+      </w:r>
+    </w:p>
+    <w:p>
+      <w:pPr>
+        <w:rPr>
+          <w:rFonts w:ascii="Calibri" w:hAnsi="Calibri" w:cs="Calibri"/>
+          <w:sz w:val="32"/>
+          <w:szCs w:val="32"/>
+        </w:rPr>
+      </w:pPr>
+      <w:r>
+        <w:rPr>
+          <w:rFonts w:ascii="Calibri" w:hAnsi="Calibri" w:cs="Calibri"/>
+          <w:sz w:val="32"/>
+          <w:szCs w:val="32"/>
+        </w:rPr>
+        <w:t>} finally {</w:t>
+      </w:r>
+    </w:p>
+    <w:p>
+      <w:pPr>
+        <w:rPr>
+          <w:rFonts w:ascii="Calibri" w:hAnsi="Calibri" w:cs="Calibri"/>
+          <w:sz w:val="32"/>
+          <w:szCs w:val="32"/>
+        </w:rPr>
+      </w:pPr>
+      <w:r>
+        <w:rPr>
+          <w:rFonts w:ascii="Calibri" w:hAnsi="Calibri" w:cs="Calibri"/>
+          <w:sz w:val="32"/>
+          <w:szCs w:val="32"/>
+        </w:rPr>
+        <w:t xml:space="preserve">  // Code that always runs, regardless of what happened above</w:t>
+      </w:r>
+    </w:p>
+    <w:p>
+      <w:pPr>
+        <w:rPr>
+          <w:rFonts w:ascii="Calibri" w:hAnsi="Calibri" w:cs="Calibri"/>
+          <w:sz w:val="32"/>
+          <w:szCs w:val="32"/>
+        </w:rPr>
+      </w:pPr>
+      <w:r>
+        <w:rPr>
+          <w:rFonts w:ascii="Calibri" w:hAnsi="Calibri" w:cs="Calibri"/>
+          <w:sz w:val="32"/>
+          <w:szCs w:val="32"/>
+        </w:rPr>
+        <w:t>}</w:t>
+      </w:r>
+    </w:p>
+    <w:p>
+      <w:pPr>
+        <w:rPr>
+          <w:rFonts w:ascii="Calibri" w:hAnsi="Calibri" w:cs="Calibri"/>
+          <w:sz w:val="32"/>
+          <w:szCs w:val="32"/>
+        </w:rPr>
+      </w:pPr>
+      <w:r>
+        <w:rPr>
+          <w:rFonts w:ascii="Calibri" w:hAnsi="Calibri" w:cs="Calibri"/>
+          <w:sz w:val="32"/>
+          <w:szCs w:val="32"/>
+        </w:rPr>
+        <w:t>throw new Error("Something went wrong");</w:t>
+      </w:r>
+    </w:p>
+    <w:p>
+      <w:pPr>
+        <w:rPr>
+          <w:rFonts w:ascii="Calibri" w:hAnsi="Calibri" w:cs="Calibri"/>
+          <w:sz w:val="32"/>
+          <w:szCs w:val="32"/>
+        </w:rPr>
+      </w:pPr>
+    </w:p>
+    <w:p>
+      <w:pPr>
+        <w:rPr>
+          <w:rFonts w:ascii="Calibri" w:hAnsi="Calibri" w:cs="Calibri"/>
+          <w:b/>
+          <w:bCs/>
+          <w:sz w:val="32"/>
+          <w:szCs w:val="32"/>
+        </w:rPr>
+      </w:pPr>
+      <w:r>
+        <w:rPr>
+          <w:rFonts w:ascii="Calibri" w:hAnsi="Calibri" w:cs="Calibri"/>
+          <w:b/>
+          <w:bCs/>
+          <w:sz w:val="32"/>
+          <w:szCs w:val="32"/>
+        </w:rPr>
+        <w:t>Common Error Types in JavaScript</w:t>
+      </w:r>
+    </w:p>
+    <w:p>
+      <w:pPr>
+        <w:numPr>
+          <w:ilvl w:val="0"/>
+          <w:numId w:val="38"/>
+        </w:numPr>
+        <w:rPr>
+          <w:rFonts w:ascii="Calibri" w:hAnsi="Calibri" w:cs="Calibri"/>
+          <w:sz w:val="32"/>
+          <w:szCs w:val="32"/>
+        </w:rPr>
+      </w:pPr>
+      <w:proofErr w:type="spellStart"/>
+      <w:r>
+        <w:rPr>
+          <w:rFonts w:ascii="Calibri" w:hAnsi="Calibri" w:cs="Calibri"/>
+          <w:sz w:val="32"/>
+          <w:szCs w:val="32"/>
+        </w:rPr>
+        <w:t>ReferenceError</w:t>
+      </w:r>
+      <w:proofErr w:type="spellEnd"/>
+      <w:r>
+        <w:rPr>
+          <w:rFonts w:ascii="Calibri" w:hAnsi="Calibri" w:cs="Calibri"/>
+          <w:sz w:val="32"/>
+          <w:szCs w:val="32"/>
+        </w:rPr>
+        <w:t>: Using a variable that hasn’t been declared</w:t>
+      </w:r>
+    </w:p>
+    <w:p>
+      <w:pPr>
+        <w:numPr>
+          <w:ilvl w:val="0"/>
+          <w:numId w:val="38"/>
+        </w:numPr>
+        <w:rPr>
+          <w:rFonts w:ascii="Calibri" w:hAnsi="Calibri" w:cs="Calibri"/>
+          <w:sz w:val="32"/>
+          <w:szCs w:val="32"/>
+        </w:rPr>
+      </w:pPr>
+      <w:proofErr w:type="spellStart"/>
+      <w:r>
+        <w:rPr>
+          <w:rFonts w:ascii="Calibri" w:hAnsi="Calibri" w:cs="Calibri"/>
+          <w:sz w:val="32"/>
+          <w:szCs w:val="32"/>
+        </w:rPr>
+        <w:t>TypeError</w:t>
+      </w:r>
+      <w:proofErr w:type="spellEnd"/>
+      <w:r>
+        <w:rPr>
+          <w:rFonts w:ascii="Calibri" w:hAnsi="Calibri" w:cs="Calibri"/>
+          <w:sz w:val="32"/>
+          <w:szCs w:val="32"/>
+        </w:rPr>
+        <w:t>: Using a value in an inappropriate way</w:t>
+      </w:r>
+    </w:p>
+    <w:p>
+      <w:pPr>
+        <w:numPr>
+          <w:ilvl w:val="0"/>
+          <w:numId w:val="38"/>
+        </w:numPr>
+        <w:rPr>
+          <w:rFonts w:ascii="Calibri" w:hAnsi="Calibri" w:cs="Calibri"/>
+          <w:sz w:val="32"/>
+          <w:szCs w:val="32"/>
+        </w:rPr>
+      </w:pPr>
+      <w:proofErr w:type="spellStart"/>
+      <w:r>
+        <w:rPr>
+          <w:rFonts w:ascii="Calibri" w:hAnsi="Calibri" w:cs="Calibri"/>
+          <w:sz w:val="32"/>
+          <w:szCs w:val="32"/>
+        </w:rPr>
+        <w:t>SyntaxError</w:t>
+      </w:r>
+      <w:proofErr w:type="spellEnd"/>
+      <w:r>
+        <w:rPr>
+          <w:rFonts w:ascii="Calibri" w:hAnsi="Calibri" w:cs="Calibri"/>
+          <w:sz w:val="32"/>
+          <w:szCs w:val="32"/>
+        </w:rPr>
+        <w:t>: Incorrect syntax, usually caught at parse time</w:t>
+      </w:r>
+    </w:p>
+    <w:p>
+      <w:pPr>
+        <w:numPr>
+          <w:ilvl w:val="0"/>
+          <w:numId w:val="38"/>
+        </w:numPr>
+        <w:rPr>
+          <w:rFonts w:ascii="Calibri" w:hAnsi="Calibri" w:cs="Calibri"/>
+          <w:sz w:val="32"/>
+          <w:szCs w:val="32"/>
+        </w:rPr>
+      </w:pPr>
+      <w:proofErr w:type="spellStart"/>
+      <w:r>
+        <w:rPr>
+          <w:rFonts w:ascii="Calibri" w:hAnsi="Calibri" w:cs="Calibri"/>
+          <w:sz w:val="32"/>
+          <w:szCs w:val="32"/>
+        </w:rPr>
+        <w:t>RangeError</w:t>
+      </w:r>
+      <w:proofErr w:type="spellEnd"/>
+      <w:r>
+        <w:rPr>
+          <w:rFonts w:ascii="Calibri" w:hAnsi="Calibri" w:cs="Calibri"/>
+          <w:sz w:val="32"/>
+          <w:szCs w:val="32"/>
+        </w:rPr>
+        <w:t>: Number “out of range”</w:t>
+      </w:r>
+    </w:p>
+    <w:p>
+      <w:pPr>
+        <w:numPr>
+          <w:ilvl w:val="0"/>
+          <w:numId w:val="38"/>
+        </w:numPr>
+        <w:rPr>
+          <w:rFonts w:ascii="Calibri" w:hAnsi="Calibri" w:cs="Calibri"/>
+          <w:sz w:val="32"/>
+          <w:szCs w:val="32"/>
+        </w:rPr>
+      </w:pPr>
+      <w:proofErr w:type="spellStart"/>
+      <w:r>
+        <w:rPr>
+          <w:rFonts w:ascii="Calibri" w:hAnsi="Calibri" w:cs="Calibri"/>
+          <w:sz w:val="32"/>
+          <w:szCs w:val="32"/>
+        </w:rPr>
+        <w:t>EvalError</w:t>
+      </w:r>
+      <w:proofErr w:type="spellEnd"/>
+      <w:r>
+        <w:rPr>
+          <w:rFonts w:ascii="Calibri" w:hAnsi="Calibri" w:cs="Calibri"/>
+          <w:sz w:val="32"/>
+          <w:szCs w:val="32"/>
+        </w:rPr>
+        <w:t>: Issues with eval() (rare)</w:t>
+      </w:r>
+    </w:p>
+    <w:p>
+      <w:pPr>
+        <w:numPr>
+          <w:ilvl w:val="0"/>
+          <w:numId w:val="38"/>
+        </w:numPr>
+        <w:rPr>
+          <w:rFonts w:ascii="Calibri" w:hAnsi="Calibri" w:cs="Calibri"/>
+          <w:sz w:val="32"/>
+          <w:szCs w:val="32"/>
+        </w:rPr>
+      </w:pPr>
+      <w:proofErr w:type="spellStart"/>
+      <w:r>
+        <w:rPr>
+          <w:rFonts w:ascii="Calibri" w:hAnsi="Calibri" w:cs="Calibri"/>
+          <w:sz w:val="32"/>
+          <w:szCs w:val="32"/>
+        </w:rPr>
+        <w:t>URIError</w:t>
+      </w:r>
+      <w:proofErr w:type="spellEnd"/>
+      <w:r>
+        <w:rPr>
+          <w:rFonts w:ascii="Calibri" w:hAnsi="Calibri" w:cs="Calibri"/>
+          <w:sz w:val="32"/>
+          <w:szCs w:val="32"/>
+        </w:rPr>
+        <w:t xml:space="preserve">: Issues with </w:t>
+      </w:r>
+      <w:proofErr w:type="spellStart"/>
+      <w:r>
+        <w:rPr>
+          <w:rFonts w:ascii="Calibri" w:hAnsi="Calibri" w:cs="Calibri"/>
+          <w:sz w:val="32"/>
+          <w:szCs w:val="32"/>
+        </w:rPr>
+        <w:t>decodeURI</w:t>
+      </w:r>
+      <w:proofErr w:type="spellEnd"/>
+      <w:r>
+        <w:rPr>
+          <w:rFonts w:ascii="Calibri" w:hAnsi="Calibri" w:cs="Calibri"/>
+          <w:sz w:val="32"/>
+          <w:szCs w:val="32"/>
+        </w:rPr>
+        <w:t xml:space="preserve">() or </w:t>
+      </w:r>
+      <w:proofErr w:type="spellStart"/>
+      <w:r>
+        <w:rPr>
+          <w:rFonts w:ascii="Calibri" w:hAnsi="Calibri" w:cs="Calibri"/>
+          <w:sz w:val="32"/>
+          <w:szCs w:val="32"/>
+        </w:rPr>
+        <w:t>encodeURI</w:t>
+      </w:r>
+      <w:proofErr w:type="spellEnd"/>
+      <w:r>
+        <w:rPr>
+          <w:rFonts w:ascii="Calibri" w:hAnsi="Calibri" w:cs="Calibri"/>
+          <w:sz w:val="32"/>
+          <w:szCs w:val="32"/>
+        </w:rPr>
+        <w:t>()</w:t>
+      </w:r>
+    </w:p>
+    <w:p>
+      <w:pPr>
+        <w:rPr>
+          <w:rFonts w:ascii="Calibri" w:hAnsi="Calibri" w:cs="Calibri"/>
+          <w:sz w:val="32"/>
+          <w:szCs w:val="32"/>
+        </w:rPr>
+      </w:pPr>
+    </w:p>
+    <w:p>
+      <w:pPr>
+        <w:rPr>
+          <w:rFonts w:ascii="Calibri" w:hAnsi="Calibri" w:cs="Calibri"/>
+          <w:b/>
+          <w:bCs/>
+          <w:color w:val="FF0000"/>
+          <w:sz w:val="40"/>
+          <w:szCs w:val="40"/>
+        </w:rPr>
+      </w:pPr>
+    </w:p>
+    <w:p>
+      <w:pPr>
+        <w:rPr>
+          <w:rFonts w:ascii="Calibri" w:hAnsi="Calibri" w:cs="Calibri"/>
+          <w:b/>
+          <w:bCs/>
+          <w:sz w:val="32"/>
+          <w:szCs w:val="32"/>
+        </w:rPr>
+      </w:pPr>
+      <w:r>
+        <w:rPr>
+          <w:rFonts w:ascii="Calibri" w:hAnsi="Calibri" w:cs="Calibri"/>
+          <w:b/>
+          <w:bCs/>
+          <w:sz w:val="32"/>
+          <w:szCs w:val="32"/>
+        </w:rPr>
+        <w:t xml:space="preserve">1.Complie Time </w:t>
+      </w:r>
+    </w:p>
+    <w:p>
+      <w:pPr>
+        <w:rPr>
+          <w:rFonts w:ascii="Calibri" w:hAnsi="Calibri" w:cs="Calibri"/>
+          <w:b/>
+          <w:bCs/>
+          <w:sz w:val="32"/>
+          <w:szCs w:val="32"/>
+        </w:rPr>
+      </w:pPr>
+      <w:r>
+        <w:rPr>
+          <w:rFonts w:ascii="Calibri" w:hAnsi="Calibri" w:cs="Calibri"/>
+          <w:b/>
+          <w:bCs/>
+          <w:sz w:val="32"/>
+          <w:szCs w:val="32"/>
+        </w:rPr>
+        <w:t>2.Runtime Time</w:t>
+      </w:r>
+    </w:p>
+    <w:p>
+      <w:pPr>
+        <w:rPr>
+          <w:rFonts w:ascii="Calibri" w:hAnsi="Calibri" w:cs="Calibri"/>
+          <w:b/>
+          <w:bCs/>
+          <w:sz w:val="32"/>
+          <w:szCs w:val="32"/>
+        </w:rPr>
+      </w:pPr>
+    </w:p>
+    <w:p>
+      <w:pPr>
+        <w:rPr>
+          <w:rFonts w:ascii="Calibri" w:hAnsi="Calibri" w:cs="Calibri"/>
+          <w:b/>
+          <w:bCs/>
+          <w:sz w:val="32"/>
+          <w:szCs w:val="32"/>
+        </w:rPr>
+      </w:pPr>
+    </w:p>
+    <w:p>
+      <w:pPr>
+        <w:rPr>
+          <w:rFonts w:ascii="Calibri" w:hAnsi="Calibri" w:cs="Calibri"/>
+          <w:b/>
+          <w:bCs/>
+          <w:sz w:val="32"/>
+          <w:szCs w:val="32"/>
+        </w:rPr>
+      </w:pPr>
+    </w:p>
+    <w:p>
+      <w:pPr>
+        <w:rPr>
+          <w:rFonts w:ascii="Calibri" w:hAnsi="Calibri" w:cs="Calibri"/>
+          <w:b/>
+          <w:bCs/>
+          <w:sz w:val="32"/>
+          <w:szCs w:val="32"/>
+        </w:rPr>
+      </w:pPr>
+    </w:p>
+    <w:p>
+      <w:pPr>
+        <w:rPr>
+          <w:rFonts w:ascii="Calibri" w:hAnsi="Calibri" w:cs="Calibri"/>
+          <w:b/>
+          <w:bCs/>
+          <w:sz w:val="32"/>
+          <w:szCs w:val="32"/>
+        </w:rPr>
+      </w:pPr>
+      <w:r>
+        <w:rPr>
+          <w:rFonts w:ascii="Calibri" w:hAnsi="Calibri" w:cs="Calibri"/>
+          <w:b/>
+          <w:bCs/>
+          <w:sz w:val="32"/>
+          <w:szCs w:val="32"/>
+        </w:rPr>
+        <w:t>Explanation:</w:t>
+      </w:r>
+    </w:p>
+    <w:p>
+      <w:pPr>
+        <w:numPr>
+          <w:ilvl w:val="0"/>
+          <w:numId w:val="37"/>
+        </w:numPr>
+        <w:rPr>
+          <w:rFonts w:ascii="Calibri" w:hAnsi="Calibri" w:cs="Calibri"/>
+          <w:b/>
+          <w:bCs/>
+          <w:sz w:val="32"/>
+          <w:szCs w:val="32"/>
+        </w:rPr>
+      </w:pPr>
+      <w:r>
+        <w:rPr>
+          <w:rFonts w:ascii="Calibri" w:hAnsi="Calibri" w:cs="Calibri"/>
+          <w:b/>
+          <w:bCs/>
+          <w:sz w:val="32"/>
+          <w:szCs w:val="32"/>
+        </w:rPr>
+        <w:t>try: Block where you put code that might throw an error/exception.</w:t>
+      </w:r>
+    </w:p>
+    <w:p>
+      <w:pPr>
+        <w:numPr>
+          <w:ilvl w:val="0"/>
+          <w:numId w:val="37"/>
+        </w:numPr>
+        <w:rPr>
+          <w:rFonts w:ascii="Calibri" w:hAnsi="Calibri" w:cs="Calibri"/>
+          <w:b/>
+          <w:bCs/>
+          <w:sz w:val="32"/>
+          <w:szCs w:val="32"/>
+        </w:rPr>
+      </w:pPr>
+      <w:r>
+        <w:rPr>
+          <w:rFonts w:ascii="Calibri" w:hAnsi="Calibri" w:cs="Calibri"/>
+          <w:b/>
+          <w:bCs/>
+          <w:sz w:val="32"/>
+          <w:szCs w:val="32"/>
+        </w:rPr>
+        <w:lastRenderedPageBreak/>
+        <w:t>catch (or except): Block to handle the error if it occurs.</w:t>
+      </w:r>
+    </w:p>
+    <w:p>
+      <w:pPr>
+        <w:numPr>
+          <w:ilvl w:val="0"/>
+          <w:numId w:val="37"/>
+        </w:numPr>
+        <w:rPr>
+          <w:rFonts w:ascii="Calibri" w:hAnsi="Calibri" w:cs="Calibri"/>
+          <w:b/>
+          <w:bCs/>
+          <w:sz w:val="32"/>
+          <w:szCs w:val="32"/>
+        </w:rPr>
+      </w:pPr>
+      <w:r>
+        <w:rPr>
+          <w:rFonts w:ascii="Calibri" w:hAnsi="Calibri" w:cs="Calibri"/>
+          <w:b/>
+          <w:bCs/>
+          <w:sz w:val="32"/>
+          <w:szCs w:val="32"/>
+        </w:rPr>
+        <w:t>finally: Block that runs no matter what—whether an error occurred or not.</w:t>
+      </w:r>
+    </w:p>
+    <w:p>
+      <w:pPr>
+        <w:rPr>
+          <w:rFonts w:ascii="Calibri" w:hAnsi="Calibri" w:cs="Calibri"/>
+          <w:b/>
+          <w:bCs/>
+          <w:sz w:val="32"/>
+          <w:szCs w:val="32"/>
+        </w:rPr>
+      </w:pPr>
     </w:p>
     <w:p>
       <w:pPr>
@@ -20611,6 +20727,155 @@
     </w:lvl>
   </w:abstractNum>
   <w:abstractNum w:abstractNumId="2" w15:restartNumberingAfterBreak="0">
+    <w:nsid w:val="0CEC5908"/>
+    <w:multiLevelType w:val="multilevel"/>
+    <w:tmpl w:val="7E363F06"/>
+    <w:lvl w:ilvl="0">
+      <w:start w:val="1"/>
+      <w:numFmt w:val="bullet"/>
+      <w:lvlText w:val=""/>
+      <w:lvlJc w:val="left"/>
+      <w:pPr>
+        <w:tabs>
+          <w:tab w:val="num" w:pos="720"/>
+        </w:tabs>
+        <w:ind w:left="720" w:hanging="360"/>
+      </w:pPr>
+      <w:rPr>
+        <w:rFonts w:ascii="Symbol" w:hAnsi="Symbol" w:hint="default"/>
+        <w:sz w:val="20"/>
+      </w:rPr>
+    </w:lvl>
+    <w:lvl w:ilvl="1" w:tentative="1">
+      <w:start w:val="1"/>
+      <w:numFmt w:val="bullet"/>
+      <w:lvlText w:val="o"/>
+      <w:lvlJc w:val="left"/>
+      <w:pPr>
+        <w:tabs>
+          <w:tab w:val="num" w:pos="1440"/>
+        </w:tabs>
+        <w:ind w:left="1440" w:hanging="360"/>
+      </w:pPr>
+      <w:rPr>
+        <w:rFonts w:ascii="Courier New" w:hAnsi="Courier New" w:hint="default"/>
+        <w:sz w:val="20"/>
+      </w:rPr>
+    </w:lvl>
+    <w:lvl w:ilvl="2" w:tentative="1">
+      <w:start w:val="1"/>
+      <w:numFmt w:val="bullet"/>
+      <w:lvlText w:val=""/>
+      <w:lvlJc w:val="left"/>
+      <w:pPr>
+        <w:tabs>
+          <w:tab w:val="num" w:pos="2160"/>
+        </w:tabs>
+        <w:ind w:left="2160" w:hanging="360"/>
+      </w:pPr>
+      <w:rPr>
+        <w:rFonts w:ascii="Wingdings" w:hAnsi="Wingdings" w:hint="default"/>
+        <w:sz w:val="20"/>
+      </w:rPr>
+    </w:lvl>
+    <w:lvl w:ilvl="3" w:tentative="1">
+      <w:start w:val="1"/>
+      <w:numFmt w:val="bullet"/>
+      <w:lvlText w:val=""/>
+      <w:lvlJc w:val="left"/>
+      <w:pPr>
+        <w:tabs>
+          <w:tab w:val="num" w:pos="2880"/>
+        </w:tabs>
+        <w:ind w:left="2880" w:hanging="360"/>
+      </w:pPr>
+      <w:rPr>
+        <w:rFonts w:ascii="Wingdings" w:hAnsi="Wingdings" w:hint="default"/>
+        <w:sz w:val="20"/>
+      </w:rPr>
+    </w:lvl>
+    <w:lvl w:ilvl="4" w:tentative="1">
+      <w:start w:val="1"/>
+      <w:numFmt w:val="bullet"/>
+      <w:lvlText w:val=""/>
+      <w:lvlJc w:val="left"/>
+      <w:pPr>
+        <w:tabs>
+          <w:tab w:val="num" w:pos="3600"/>
+        </w:tabs>
+        <w:ind w:left="3600" w:hanging="360"/>
+      </w:pPr>
+      <w:rPr>
+        <w:rFonts w:ascii="Wingdings" w:hAnsi="Wingdings" w:hint="default"/>
+        <w:sz w:val="20"/>
+      </w:rPr>
+    </w:lvl>
+    <w:lvl w:ilvl="5" w:tentative="1">
+      <w:start w:val="1"/>
+      <w:numFmt w:val="bullet"/>
+      <w:lvlText w:val=""/>
+      <w:lvlJc w:val="left"/>
+      <w:pPr>
+        <w:tabs>
+          <w:tab w:val="num" w:pos="4320"/>
+        </w:tabs>
+        <w:ind w:left="4320" w:hanging="360"/>
+      </w:pPr>
+      <w:rPr>
+        <w:rFonts w:ascii="Wingdings" w:hAnsi="Wingdings" w:hint="default"/>
+        <w:sz w:val="20"/>
+      </w:rPr>
+    </w:lvl>
+    <w:lvl w:ilvl="6" w:tentative="1">
+      <w:start w:val="1"/>
+      <w:numFmt w:val="bullet"/>
+      <w:lvlText w:val=""/>
+      <w:lvlJc w:val="left"/>
+      <w:pPr>
+        <w:tabs>
+          <w:tab w:val="num" w:pos="5040"/>
+        </w:tabs>
+        <w:ind w:left="5040" w:hanging="360"/>
+      </w:pPr>
+      <w:rPr>
+        <w:rFonts w:ascii="Wingdings" w:hAnsi="Wingdings" w:hint="default"/>
+        <w:sz w:val="20"/>
+      </w:rPr>
+    </w:lvl>
+    <w:lvl w:ilvl="7" w:tentative="1">
+      <w:start w:val="1"/>
+      <w:numFmt w:val="bullet"/>
+      <w:lvlText w:val=""/>
+      <w:lvlJc w:val="left"/>
+      <w:pPr>
+        <w:tabs>
+          <w:tab w:val="num" w:pos="5760"/>
+        </w:tabs>
+        <w:ind w:left="5760" w:hanging="360"/>
+      </w:pPr>
+      <w:rPr>
+        <w:rFonts w:ascii="Wingdings" w:hAnsi="Wingdings" w:hint="default"/>
+        <w:sz w:val="20"/>
+      </w:rPr>
+    </w:lvl>
+    <w:lvl w:ilvl="8" w:tentative="1">
+      <w:start w:val="1"/>
+      <w:numFmt w:val="bullet"/>
+      <w:lvlText w:val=""/>
+      <w:lvlJc w:val="left"/>
+      <w:pPr>
+        <w:tabs>
+          <w:tab w:val="num" w:pos="6480"/>
+        </w:tabs>
+        <w:ind w:left="6480" w:hanging="360"/>
+      </w:pPr>
+      <w:rPr>
+        <w:rFonts w:ascii="Wingdings" w:hAnsi="Wingdings" w:hint="default"/>
+        <w:sz w:val="20"/>
+      </w:rPr>
+    </w:lvl>
+  </w:abstractNum>
+  <w:abstractNum w:abstractNumId="3" w15:restartNumberingAfterBreak="0">
     <w:nsid w:val="0D7B4E5A"/>
     <w:multiLevelType w:val="multilevel"/>
     <w:tmpl w:val="39D03D7A"/>
@@ -20723,7 +20988,7 @@
       </w:pPr>
     </w:lvl>
   </w:abstractNum>
-  <w:abstractNum w:abstractNumId="3" w15:restartNumberingAfterBreak="0">
+  <w:abstractNum w:abstractNumId="4" w15:restartNumberingAfterBreak="0">
     <w:nsid w:val="1B151FB3"/>
     <w:multiLevelType w:val="multilevel"/>
     <w:tmpl w:val="757A4246"/>
@@ -20872,7 +21137,7 @@
       </w:rPr>
     </w:lvl>
   </w:abstractNum>
-  <w:abstractNum w:abstractNumId="4" w15:restartNumberingAfterBreak="0">
+  <w:abstractNum w:abstractNumId="5" w15:restartNumberingAfterBreak="0">
     <w:nsid w:val="1DD5228F"/>
     <w:multiLevelType w:val="hybridMultilevel"/>
     <w:tmpl w:val="ED1E3DDA"/>
@@ -20961,7 +21226,7 @@
       </w:pPr>
     </w:lvl>
   </w:abstractNum>
-  <w:abstractNum w:abstractNumId="5" w15:restartNumberingAfterBreak="0">
+  <w:abstractNum w:abstractNumId="6" w15:restartNumberingAfterBreak="0">
     <w:nsid w:val="1EC22AA2"/>
     <w:multiLevelType w:val="multilevel"/>
     <w:tmpl w:val="75720220"/>
@@ -21110,7 +21375,7 @@
       </w:rPr>
     </w:lvl>
   </w:abstractNum>
-  <w:abstractNum w:abstractNumId="6" w15:restartNumberingAfterBreak="0">
+  <w:abstractNum w:abstractNumId="7" w15:restartNumberingAfterBreak="0">
     <w:nsid w:val="210A37EB"/>
     <w:multiLevelType w:val="multilevel"/>
     <w:tmpl w:val="04AC890A"/>
@@ -21259,7 +21524,7 @@
       </w:rPr>
     </w:lvl>
   </w:abstractNum>
-  <w:abstractNum w:abstractNumId="7" w15:restartNumberingAfterBreak="0">
+  <w:abstractNum w:abstractNumId="8" w15:restartNumberingAfterBreak="0">
     <w:nsid w:val="28685CB5"/>
     <w:multiLevelType w:val="multilevel"/>
     <w:tmpl w:val="8B280EB8"/>
@@ -21408,7 +21673,7 @@
       </w:rPr>
     </w:lvl>
   </w:abstractNum>
-  <w:abstractNum w:abstractNumId="8" w15:restartNumberingAfterBreak="0">
+  <w:abstractNum w:abstractNumId="9" w15:restartNumberingAfterBreak="0">
     <w:nsid w:val="2E2D305E"/>
     <w:multiLevelType w:val="multilevel"/>
     <w:tmpl w:val="6E5060BE"/>
@@ -21557,7 +21822,7 @@
       </w:rPr>
     </w:lvl>
   </w:abstractNum>
-  <w:abstractNum w:abstractNumId="9" w15:restartNumberingAfterBreak="0">
+  <w:abstractNum w:abstractNumId="10" w15:restartNumberingAfterBreak="0">
     <w:nsid w:val="2E830785"/>
     <w:multiLevelType w:val="multilevel"/>
     <w:tmpl w:val="36107C80"/>
@@ -21706,7 +21971,7 @@
       </w:rPr>
     </w:lvl>
   </w:abstractNum>
-  <w:abstractNum w:abstractNumId="10" w15:restartNumberingAfterBreak="0">
+  <w:abstractNum w:abstractNumId="11" w15:restartNumberingAfterBreak="0">
     <w:nsid w:val="33922ACF"/>
     <w:multiLevelType w:val="multilevel"/>
     <w:tmpl w:val="16A65530"/>
@@ -21855,7 +22120,7 @@
       </w:rPr>
     </w:lvl>
   </w:abstractNum>
-  <w:abstractNum w:abstractNumId="11" w15:restartNumberingAfterBreak="0">
+  <w:abstractNum w:abstractNumId="12" w15:restartNumberingAfterBreak="0">
     <w:nsid w:val="367903FB"/>
     <w:multiLevelType w:val="multilevel"/>
     <w:tmpl w:val="C4C405A4"/>
@@ -22004,7 +22269,7 @@
       </w:rPr>
     </w:lvl>
   </w:abstractNum>
-  <w:abstractNum w:abstractNumId="12" w15:restartNumberingAfterBreak="0">
+  <w:abstractNum w:abstractNumId="13" w15:restartNumberingAfterBreak="0">
     <w:nsid w:val="37265AA8"/>
     <w:multiLevelType w:val="multilevel"/>
     <w:tmpl w:val="62222F4E"/>
@@ -22153,7 +22418,7 @@
       </w:rPr>
     </w:lvl>
   </w:abstractNum>
-  <w:abstractNum w:abstractNumId="13" w15:restartNumberingAfterBreak="0">
+  <w:abstractNum w:abstractNumId="14" w15:restartNumberingAfterBreak="0">
     <w:nsid w:val="39D275A5"/>
     <w:multiLevelType w:val="multilevel"/>
     <w:tmpl w:val="D422D55A"/>
@@ -22244,7 +22509,7 @@
       </w:pPr>
     </w:lvl>
   </w:abstractNum>
-  <w:abstractNum w:abstractNumId="14" w15:restartNumberingAfterBreak="0">
+  <w:abstractNum w:abstractNumId="15" w15:restartNumberingAfterBreak="0">
     <w:nsid w:val="39E30316"/>
     <w:multiLevelType w:val="hybridMultilevel"/>
     <w:tmpl w:val="2F9AAABC"/>
@@ -22357,7 +22622,7 @@
       </w:rPr>
     </w:lvl>
   </w:abstractNum>
-  <w:abstractNum w:abstractNumId="15" w15:restartNumberingAfterBreak="0">
+  <w:abstractNum w:abstractNumId="16" w15:restartNumberingAfterBreak="0">
     <w:nsid w:val="40C16ED4"/>
     <w:multiLevelType w:val="multilevel"/>
     <w:tmpl w:val="2552346A"/>
@@ -22470,7 +22735,7 @@
       </w:pPr>
     </w:lvl>
   </w:abstractNum>
-  <w:abstractNum w:abstractNumId="16" w15:restartNumberingAfterBreak="0">
+  <w:abstractNum w:abstractNumId="17" w15:restartNumberingAfterBreak="0">
     <w:nsid w:val="428C43E2"/>
     <w:multiLevelType w:val="multilevel"/>
     <w:tmpl w:val="D31EB08A"/>
@@ -22587,7 +22852,7 @@
       </w:pPr>
     </w:lvl>
   </w:abstractNum>
-  <w:abstractNum w:abstractNumId="17" w15:restartNumberingAfterBreak="0">
+  <w:abstractNum w:abstractNumId="18" w15:restartNumberingAfterBreak="0">
     <w:nsid w:val="49E06538"/>
     <w:multiLevelType w:val="hybridMultilevel"/>
     <w:tmpl w:val="46DA6B06"/>
@@ -22700,7 +22965,7 @@
       </w:rPr>
     </w:lvl>
   </w:abstractNum>
-  <w:abstractNum w:abstractNumId="18" w15:restartNumberingAfterBreak="0">
+  <w:abstractNum w:abstractNumId="19" w15:restartNumberingAfterBreak="0">
     <w:nsid w:val="4AE735E5"/>
     <w:multiLevelType w:val="hybridMultilevel"/>
     <w:tmpl w:val="D422D55A"/>
@@ -22790,7 +23055,7 @@
       </w:pPr>
     </w:lvl>
   </w:abstractNum>
-  <w:abstractNum w:abstractNumId="19" w15:restartNumberingAfterBreak="0">
+  <w:abstractNum w:abstractNumId="20" w15:restartNumberingAfterBreak="0">
     <w:nsid w:val="4D091B3D"/>
     <w:multiLevelType w:val="multilevel"/>
     <w:tmpl w:val="4F7A4F4A"/>
@@ -22939,7 +23204,7 @@
       </w:rPr>
     </w:lvl>
   </w:abstractNum>
-  <w:abstractNum w:abstractNumId="20" w15:restartNumberingAfterBreak="0">
+  <w:abstractNum w:abstractNumId="21" w15:restartNumberingAfterBreak="0">
     <w:nsid w:val="53D02C87"/>
     <w:multiLevelType w:val="multilevel"/>
     <w:tmpl w:val="E44E0A36"/>
@@ -23088,7 +23353,7 @@
       </w:rPr>
     </w:lvl>
   </w:abstractNum>
-  <w:abstractNum w:abstractNumId="21" w15:restartNumberingAfterBreak="0">
+  <w:abstractNum w:abstractNumId="22" w15:restartNumberingAfterBreak="0">
     <w:nsid w:val="5BED6C73"/>
     <w:multiLevelType w:val="multilevel"/>
     <w:tmpl w:val="9FC86BD4"/>
@@ -23237,7 +23502,156 @@
       </w:rPr>
     </w:lvl>
   </w:abstractNum>
-  <w:abstractNum w:abstractNumId="22" w15:restartNumberingAfterBreak="0">
+  <w:abstractNum w:abstractNumId="23" w15:restartNumberingAfterBreak="0">
+    <w:nsid w:val="5EF46F87"/>
+    <w:multiLevelType w:val="multilevel"/>
+    <w:tmpl w:val="C87CE06C"/>
+    <w:lvl w:ilvl="0">
+      <w:start w:val="1"/>
+      <w:numFmt w:val="bullet"/>
+      <w:lvlText w:val=""/>
+      <w:lvlJc w:val="left"/>
+      <w:pPr>
+        <w:tabs>
+          <w:tab w:val="num" w:pos="720"/>
+        </w:tabs>
+        <w:ind w:left="720" w:hanging="360"/>
+      </w:pPr>
+      <w:rPr>
+        <w:rFonts w:ascii="Symbol" w:hAnsi="Symbol" w:hint="default"/>
+        <w:sz w:val="20"/>
+      </w:rPr>
+    </w:lvl>
+    <w:lvl w:ilvl="1" w:tentative="1">
+      <w:start w:val="1"/>
+      <w:numFmt w:val="bullet"/>
+      <w:lvlText w:val="o"/>
+      <w:lvlJc w:val="left"/>
+      <w:pPr>
+        <w:tabs>
+          <w:tab w:val="num" w:pos="1440"/>
+        </w:tabs>
+        <w:ind w:left="1440" w:hanging="360"/>
+      </w:pPr>
+      <w:rPr>
+        <w:rFonts w:ascii="Courier New" w:hAnsi="Courier New" w:hint="default"/>
+        <w:sz w:val="20"/>
+      </w:rPr>
+    </w:lvl>
+    <w:lvl w:ilvl="2" w:tentative="1">
+      <w:start w:val="1"/>
+      <w:numFmt w:val="bullet"/>
+      <w:lvlText w:val=""/>
+      <w:lvlJc w:val="left"/>
+      <w:pPr>
+        <w:tabs>
+          <w:tab w:val="num" w:pos="2160"/>
+        </w:tabs>
+        <w:ind w:left="2160" w:hanging="360"/>
+      </w:pPr>
+      <w:rPr>
+        <w:rFonts w:ascii="Wingdings" w:hAnsi="Wingdings" w:hint="default"/>
+        <w:sz w:val="20"/>
+      </w:rPr>
+    </w:lvl>
+    <w:lvl w:ilvl="3" w:tentative="1">
+      <w:start w:val="1"/>
+      <w:numFmt w:val="bullet"/>
+      <w:lvlText w:val=""/>
+      <w:lvlJc w:val="left"/>
+      <w:pPr>
+        <w:tabs>
+          <w:tab w:val="num" w:pos="2880"/>
+        </w:tabs>
+        <w:ind w:left="2880" w:hanging="360"/>
+      </w:pPr>
+      <w:rPr>
+        <w:rFonts w:ascii="Wingdings" w:hAnsi="Wingdings" w:hint="default"/>
+        <w:sz w:val="20"/>
+      </w:rPr>
+    </w:lvl>
+    <w:lvl w:ilvl="4" w:tentative="1">
+      <w:start w:val="1"/>
+      <w:numFmt w:val="bullet"/>
+      <w:lvlText w:val=""/>
+      <w:lvlJc w:val="left"/>
+      <w:pPr>
+        <w:tabs>
+          <w:tab w:val="num" w:pos="3600"/>
+        </w:tabs>
+        <w:ind w:left="3600" w:hanging="360"/>
+      </w:pPr>
+      <w:rPr>
+        <w:rFonts w:ascii="Wingdings" w:hAnsi="Wingdings" w:hint="default"/>
+        <w:sz w:val="20"/>
+      </w:rPr>
+    </w:lvl>
+    <w:lvl w:ilvl="5" w:tentative="1">
+      <w:start w:val="1"/>
+      <w:numFmt w:val="bullet"/>
+      <w:lvlText w:val=""/>
+      <w:lvlJc w:val="left"/>
+      <w:pPr>
+        <w:tabs>
+          <w:tab w:val="num" w:pos="4320"/>
+        </w:tabs>
+        <w:ind w:left="4320" w:hanging="360"/>
+      </w:pPr>
+      <w:rPr>
+        <w:rFonts w:ascii="Wingdings" w:hAnsi="Wingdings" w:hint="default"/>
+        <w:sz w:val="20"/>
+      </w:rPr>
+    </w:lvl>
+    <w:lvl w:ilvl="6" w:tentative="1">
+      <w:start w:val="1"/>
+      <w:numFmt w:val="bullet"/>
+      <w:lvlText w:val=""/>
+      <w:lvlJc w:val="left"/>
+      <w:pPr>
+        <w:tabs>
+          <w:tab w:val="num" w:pos="5040"/>
+        </w:tabs>
+        <w:ind w:left="5040" w:hanging="360"/>
+      </w:pPr>
+      <w:rPr>
+        <w:rFonts w:ascii="Wingdings" w:hAnsi="Wingdings" w:hint="default"/>
+        <w:sz w:val="20"/>
+      </w:rPr>
+    </w:lvl>
+    <w:lvl w:ilvl="7" w:tentative="1">
+      <w:start w:val="1"/>
+      <w:numFmt w:val="bullet"/>
+      <w:lvlText w:val=""/>
+      <w:lvlJc w:val="left"/>
+      <w:pPr>
+        <w:tabs>
+          <w:tab w:val="num" w:pos="5760"/>
+        </w:tabs>
+        <w:ind w:left="5760" w:hanging="360"/>
+      </w:pPr>
+      <w:rPr>
+        <w:rFonts w:ascii="Wingdings" w:hAnsi="Wingdings" w:hint="default"/>
+        <w:sz w:val="20"/>
+      </w:rPr>
+    </w:lvl>
+    <w:lvl w:ilvl="8" w:tentative="1">
+      <w:start w:val="1"/>
+      <w:numFmt w:val="bullet"/>
+      <w:lvlText w:val=""/>
+      <w:lvlJc w:val="left"/>
+      <w:pPr>
+        <w:tabs>
+          <w:tab w:val="num" w:pos="6480"/>
+        </w:tabs>
+        <w:ind w:left="6480" w:hanging="360"/>
+      </w:pPr>
+      <w:rPr>
+        <w:rFonts w:ascii="Wingdings" w:hAnsi="Wingdings" w:hint="default"/>
+        <w:sz w:val="20"/>
+      </w:rPr>
+    </w:lvl>
+  </w:abstractNum>
+  <w:abstractNum w:abstractNumId="24" w15:restartNumberingAfterBreak="0">
     <w:nsid w:val="60DA4F29"/>
     <w:multiLevelType w:val="multilevel"/>
     <w:tmpl w:val="359AA768"/>
@@ -23350,7 +23764,7 @@
       </w:pPr>
     </w:lvl>
   </w:abstractNum>
-  <w:abstractNum w:abstractNumId="23" w15:restartNumberingAfterBreak="0">
+  <w:abstractNum w:abstractNumId="25" w15:restartNumberingAfterBreak="0">
     <w:nsid w:val="61A71DCC"/>
     <w:multiLevelType w:val="multilevel"/>
     <w:tmpl w:val="A9328C08"/>
@@ -23499,7 +23913,7 @@
       </w:rPr>
     </w:lvl>
   </w:abstractNum>
-  <w:abstractNum w:abstractNumId="24" w15:restartNumberingAfterBreak="0">
+  <w:abstractNum w:abstractNumId="26" w15:restartNumberingAfterBreak="0">
     <w:nsid w:val="64196746"/>
     <w:multiLevelType w:val="multilevel"/>
     <w:tmpl w:val="7F24F1F2"/>
@@ -23648,7 +24062,7 @@
       </w:rPr>
     </w:lvl>
   </w:abstractNum>
-  <w:abstractNum w:abstractNumId="25" w15:restartNumberingAfterBreak="0">
+  <w:abstractNum w:abstractNumId="27" w15:restartNumberingAfterBreak="0">
     <w:nsid w:val="6AC55922"/>
     <w:multiLevelType w:val="multilevel"/>
     <w:tmpl w:val="61EAE7AC"/>
@@ -23761,7 +24175,7 @@
       </w:pPr>
     </w:lvl>
   </w:abstractNum>
-  <w:abstractNum w:abstractNumId="26" w15:restartNumberingAfterBreak="0">
+  <w:abstractNum w:abstractNumId="28" w15:restartNumberingAfterBreak="0">
     <w:nsid w:val="6AE77325"/>
     <w:multiLevelType w:val="hybridMultilevel"/>
     <w:tmpl w:val="AF1AEC80"/>
@@ -23851,7 +24265,7 @@
       </w:pPr>
     </w:lvl>
   </w:abstractNum>
-  <w:abstractNum w:abstractNumId="27" w15:restartNumberingAfterBreak="0">
+  <w:abstractNum w:abstractNumId="29" w15:restartNumberingAfterBreak="0">
     <w:nsid w:val="7AE27583"/>
     <w:multiLevelType w:val="multilevel"/>
     <w:tmpl w:val="08FE535A"/>
@@ -24000,7 +24414,7 @@
       </w:rPr>
     </w:lvl>
   </w:abstractNum>
-  <w:abstractNum w:abstractNumId="28" w15:restartNumberingAfterBreak="0">
+  <w:abstractNum w:abstractNumId="30" w15:restartNumberingAfterBreak="0">
     <w:nsid w:val="7B176867"/>
     <w:multiLevelType w:val="multilevel"/>
     <w:tmpl w:val="1D5833A6"/>
@@ -24149,7 +24563,7 @@
       </w:rPr>
     </w:lvl>
   </w:abstractNum>
-  <w:abstractNum w:abstractNumId="29" w15:restartNumberingAfterBreak="0">
+  <w:abstractNum w:abstractNumId="31" w15:restartNumberingAfterBreak="0">
     <w:nsid w:val="7CAC14BB"/>
     <w:multiLevelType w:val="multilevel"/>
     <w:tmpl w:val="0AB4F95E"/>
@@ -24298,7 +24712,7 @@
       </w:rPr>
     </w:lvl>
   </w:abstractNum>
-  <w:abstractNum w:abstractNumId="30" w15:restartNumberingAfterBreak="0">
+  <w:abstractNum w:abstractNumId="32" w15:restartNumberingAfterBreak="0">
     <w:nsid w:val="7DC11C6F"/>
     <w:multiLevelType w:val="multilevel"/>
     <w:tmpl w:val="09C4F100"/>
@@ -24411,7 +24825,7 @@
       </w:pPr>
     </w:lvl>
   </w:abstractNum>
-  <w:abstractNum w:abstractNumId="31" w15:restartNumberingAfterBreak="0">
+  <w:abstractNum w:abstractNumId="33" w15:restartNumberingAfterBreak="0">
     <w:nsid w:val="7E5A1274"/>
     <w:multiLevelType w:val="multilevel"/>
     <w:tmpl w:val="3F18C7E6"/>
@@ -24525,7 +24939,7 @@
     </w:lvl>
   </w:abstractNum>
   <w:num w:numId="1" w16cid:durableId="1987977672">
-    <w:abstractNumId w:val="5"/>
+    <w:abstractNumId w:val="6"/>
   </w:num>
   <w:num w:numId="2" w16cid:durableId="2028486707">
     <w:abstractNumId w:val="0"/>
@@ -24546,109 +24960,115 @@
     </w:lvlOverride>
   </w:num>
   <w:num w:numId="5" w16cid:durableId="1894730393">
-    <w:abstractNumId w:val="22"/>
+    <w:abstractNumId w:val="24"/>
   </w:num>
   <w:num w:numId="6" w16cid:durableId="505366779">
+    <w:abstractNumId w:val="16"/>
+  </w:num>
+  <w:num w:numId="7" w16cid:durableId="1701011929">
+    <w:abstractNumId w:val="28"/>
+  </w:num>
+  <w:num w:numId="8" w16cid:durableId="479690143">
+    <w:abstractNumId w:val="19"/>
+  </w:num>
+  <w:num w:numId="9" w16cid:durableId="641738735">
     <w:abstractNumId w:val="15"/>
   </w:num>
-  <w:num w:numId="7" w16cid:durableId="1701011929">
-    <w:abstractNumId w:val="26"/>
+  <w:num w:numId="10" w16cid:durableId="1590967396">
+    <w:abstractNumId w:val="5"/>
   </w:num>
-  <w:num w:numId="8" w16cid:durableId="479690143">
-    <w:abstractNumId w:val="18"/>
-  </w:num>
-  <w:num w:numId="9" w16cid:durableId="641738735">
+  <w:num w:numId="11" w16cid:durableId="78869900">
     <w:abstractNumId w:val="14"/>
   </w:num>
-  <w:num w:numId="10" w16cid:durableId="1590967396">
+  <w:num w:numId="12" w16cid:durableId="1803422038">
     <w:abstractNumId w:val="4"/>
-  </w:num>
-  <w:num w:numId="11" w16cid:durableId="78869900">
-    <w:abstractNumId w:val="13"/>
-  </w:num>
-  <w:num w:numId="12" w16cid:durableId="1803422038">
-    <w:abstractNumId w:val="3"/>
     <w:lvlOverride w:ilvl="0">
       <w:startOverride w:val="1"/>
     </w:lvlOverride>
   </w:num>
   <w:num w:numId="13" w16cid:durableId="906234063">
-    <w:abstractNumId w:val="3"/>
+    <w:abstractNumId w:val="4"/>
     <w:lvlOverride w:ilvl="0">
       <w:startOverride w:val="2"/>
     </w:lvlOverride>
   </w:num>
   <w:num w:numId="14" w16cid:durableId="1743600116">
-    <w:abstractNumId w:val="3"/>
+    <w:abstractNumId w:val="4"/>
     <w:lvlOverride w:ilvl="0">
       <w:startOverride w:val="3"/>
     </w:lvlOverride>
   </w:num>
   <w:num w:numId="15" w16cid:durableId="1099255417">
-    <w:abstractNumId w:val="17"/>
+    <w:abstractNumId w:val="18"/>
   </w:num>
   <w:num w:numId="16" w16cid:durableId="1711538615">
-    <w:abstractNumId w:val="9"/>
+    <w:abstractNumId w:val="10"/>
   </w:num>
   <w:num w:numId="17" w16cid:durableId="2061778195">
-    <w:abstractNumId w:val="7"/>
+    <w:abstractNumId w:val="8"/>
   </w:num>
   <w:num w:numId="18" w16cid:durableId="763455730">
-    <w:abstractNumId w:val="19"/>
+    <w:abstractNumId w:val="20"/>
   </w:num>
   <w:num w:numId="19" w16cid:durableId="1330643272">
-    <w:abstractNumId w:val="11"/>
+    <w:abstractNumId w:val="12"/>
   </w:num>
   <w:num w:numId="20" w16cid:durableId="227738348">
     <w:abstractNumId w:val="1"/>
   </w:num>
   <w:num w:numId="21" w16cid:durableId="288586631">
-    <w:abstractNumId w:val="12"/>
+    <w:abstractNumId w:val="13"/>
   </w:num>
   <w:num w:numId="22" w16cid:durableId="474639057">
-    <w:abstractNumId w:val="20"/>
+    <w:abstractNumId w:val="21"/>
   </w:num>
   <w:num w:numId="23" w16cid:durableId="1983389074">
-    <w:abstractNumId w:val="28"/>
+    <w:abstractNumId w:val="30"/>
   </w:num>
   <w:num w:numId="24" w16cid:durableId="1901598631">
-    <w:abstractNumId w:val="6"/>
+    <w:abstractNumId w:val="7"/>
   </w:num>
   <w:num w:numId="25" w16cid:durableId="1213269171">
-    <w:abstractNumId w:val="10"/>
+    <w:abstractNumId w:val="11"/>
   </w:num>
   <w:num w:numId="26" w16cid:durableId="1630429781">
-    <w:abstractNumId w:val="8"/>
+    <w:abstractNumId w:val="9"/>
   </w:num>
   <w:num w:numId="27" w16cid:durableId="1110198162">
+    <w:abstractNumId w:val="25"/>
+  </w:num>
+  <w:num w:numId="28" w16cid:durableId="224878637">
+    <w:abstractNumId w:val="32"/>
+  </w:num>
+  <w:num w:numId="29" w16cid:durableId="2078942529">
+    <w:abstractNumId w:val="3"/>
+  </w:num>
+  <w:num w:numId="30" w16cid:durableId="496530876">
+    <w:abstractNumId w:val="27"/>
+  </w:num>
+  <w:num w:numId="31" w16cid:durableId="604725274">
+    <w:abstractNumId w:val="33"/>
+  </w:num>
+  <w:num w:numId="32" w16cid:durableId="574051171">
+    <w:abstractNumId w:val="17"/>
+  </w:num>
+  <w:num w:numId="33" w16cid:durableId="234556485">
+    <w:abstractNumId w:val="22"/>
+  </w:num>
+  <w:num w:numId="34" w16cid:durableId="453183831">
+    <w:abstractNumId w:val="29"/>
+  </w:num>
+  <w:num w:numId="35" w16cid:durableId="515266811">
+    <w:abstractNumId w:val="31"/>
+  </w:num>
+  <w:num w:numId="36" w16cid:durableId="839076204">
+    <w:abstractNumId w:val="26"/>
+  </w:num>
+  <w:num w:numId="37" w16cid:durableId="76681305">
     <w:abstractNumId w:val="23"/>
   </w:num>
-  <w:num w:numId="28" w16cid:durableId="224878637">
-    <w:abstractNumId w:val="30"/>
-  </w:num>
-  <w:num w:numId="29" w16cid:durableId="2078942529">
+  <w:num w:numId="38" w16cid:durableId="390691086">
     <w:abstractNumId w:val="2"/>
-  </w:num>
-  <w:num w:numId="30" w16cid:durableId="496530876">
-    <w:abstractNumId w:val="25"/>
-  </w:num>
-  <w:num w:numId="31" w16cid:durableId="604725274">
-    <w:abstractNumId w:val="31"/>
-  </w:num>
-  <w:num w:numId="32" w16cid:durableId="574051171">
-    <w:abstractNumId w:val="16"/>
-  </w:num>
-  <w:num w:numId="33" w16cid:durableId="234556485">
-    <w:abstractNumId w:val="21"/>
-  </w:num>
-  <w:num w:numId="34" w16cid:durableId="453183831">
-    <w:abstractNumId w:val="27"/>
-  </w:num>
-  <w:num w:numId="35" w16cid:durableId="515266811">
-    <w:abstractNumId w:val="29"/>
-  </w:num>
-  <w:num w:numId="36" w16cid:durableId="839076204">
-    <w:abstractNumId w:val="24"/>
   </w:num>
 </w:numbering>
 </file>

--- a/JAVASCRIPT.docx
+++ b/JAVASCRIPT.docx
@@ -844,7 +844,25 @@
           <w:sz w:val="24"/>
           <w:szCs w:val="24"/>
         </w:rPr>
-        <w:t>            &lt;script&gt;console.log(10);&lt;/script&gt;</w:t>
+        <w:t>            &lt;script&gt;console.log(</w:t>
+      </w:r>
+      <w:proofErr w:type="gramStart"/>
+      <w:r>
+        <w:rPr>
+          <w:rFonts w:ascii="Calibri" w:hAnsi="Calibri" w:cs="Calibri"/>
+          <w:sz w:val="24"/>
+          <w:szCs w:val="24"/>
+        </w:rPr>
+        <w:t>10);&lt;</w:t>
+      </w:r>
+      <w:proofErr w:type="gramEnd"/>
+      <w:r>
+        <w:rPr>
+          <w:rFonts w:ascii="Calibri" w:hAnsi="Calibri" w:cs="Calibri"/>
+          <w:sz w:val="24"/>
+          <w:szCs w:val="24"/>
+        </w:rPr>
+        <w:t>/script&gt;</w:t>
       </w:r>
     </w:p>
     <w:p>
@@ -1474,7 +1492,21 @@
         <w:rPr>
           <w:rFonts w:ascii="Calibri" w:hAnsi="Calibri" w:cs="Calibri"/>
         </w:rPr>
-        <w:t xml:space="preserve">JavaScript provides different methods to display output, such as console.log(), alert(), </w:t>
+        <w:t>JavaScript provides different methods to display output, such as </w:t>
+      </w:r>
+      <w:proofErr w:type="gramStart"/>
+      <w:r>
+        <w:rPr>
+          <w:rFonts w:ascii="Calibri" w:hAnsi="Calibri" w:cs="Calibri"/>
+        </w:rPr>
+        <w:t>console.log(</w:t>
+      </w:r>
+      <w:proofErr w:type="gramEnd"/>
+      <w:r>
+        <w:rPr>
+          <w:rFonts w:ascii="Calibri" w:hAnsi="Calibri" w:cs="Calibri"/>
+        </w:rPr>
+        <w:t xml:space="preserve">), alert(), </w:t>
       </w:r>
       <w:proofErr w:type="spellStart"/>
       <w:r>
@@ -1510,7 +1542,25 @@
           <w:b/>
           <w:bCs/>
         </w:rPr>
-        <w:t>JavaScript console.log() Method:</w:t>
+        <w:t xml:space="preserve">JavaScript </w:t>
+      </w:r>
+      <w:proofErr w:type="gramStart"/>
+      <w:r>
+        <w:rPr>
+          <w:rFonts w:ascii="Calibri" w:hAnsi="Calibri" w:cs="Calibri"/>
+          <w:b/>
+          <w:bCs/>
+        </w:rPr>
+        <w:t>console.log(</w:t>
+      </w:r>
+      <w:proofErr w:type="gramEnd"/>
+      <w:r>
+        <w:rPr>
+          <w:rFonts w:ascii="Calibri" w:hAnsi="Calibri" w:cs="Calibri"/>
+          <w:b/>
+          <w:bCs/>
+        </w:rPr>
+        <w:t>) Method:</w:t>
       </w:r>
     </w:p>
     <w:p>
@@ -1571,6 +1621,7 @@
           <w:bCs/>
         </w:rPr>
       </w:pPr>
+      <w:proofErr w:type="gramStart"/>
       <w:r>
         <w:rPr>
           <w:rFonts w:ascii="Calibri" w:hAnsi="Calibri" w:cs="Calibri"/>
@@ -1578,7 +1629,17 @@
           <w:bCs/>
           <w:highlight w:val="yellow"/>
         </w:rPr>
-        <w:t>Console.log();</w:t>
+        <w:t>Console.log(</w:t>
+      </w:r>
+      <w:proofErr w:type="gramEnd"/>
+      <w:r>
+        <w:rPr>
+          <w:rFonts w:ascii="Calibri" w:hAnsi="Calibri" w:cs="Calibri"/>
+          <w:b/>
+          <w:bCs/>
+          <w:highlight w:val="yellow"/>
+        </w:rPr>
+        <w:t>);</w:t>
       </w:r>
     </w:p>
     <w:p>
@@ -1728,6 +1789,7 @@
         <w:t xml:space="preserve">. JavaScript </w:t>
       </w:r>
       <w:proofErr w:type="spellStart"/>
+      <w:proofErr w:type="gramStart"/>
       <w:r>
         <w:rPr>
           <w:rFonts w:ascii="Calibri" w:hAnsi="Calibri" w:cs="Calibri"/>
@@ -1739,6 +1801,7 @@
         <w:t>document.write</w:t>
       </w:r>
       <w:proofErr w:type="spellEnd"/>
+      <w:proofErr w:type="gramEnd"/>
       <w:r>
         <w:rPr>
           <w:rFonts w:ascii="Calibri" w:hAnsi="Calibri" w:cs="Calibri"/>
@@ -1848,6 +1911,7 @@
         <w:t xml:space="preserve">If we use </w:t>
       </w:r>
       <w:proofErr w:type="spellStart"/>
+      <w:proofErr w:type="gramStart"/>
       <w:r>
         <w:rPr>
           <w:rFonts w:ascii="Calibri" w:hAnsi="Calibri" w:cs="Calibri"/>
@@ -1860,6 +1924,7 @@
         <w:t>document.write</w:t>
       </w:r>
       <w:proofErr w:type="spellEnd"/>
+      <w:proofErr w:type="gramEnd"/>
       <w:r>
         <w:rPr>
           <w:rFonts w:ascii="Calibri" w:hAnsi="Calibri" w:cs="Calibri"/>
@@ -1927,8 +1992,21 @@
           <w:szCs w:val="24"/>
           <w:highlight w:val="yellow"/>
         </w:rPr>
-        <w:t>();</w:t>
-      </w:r>
+        <w:t>(</w:t>
+      </w:r>
+      <w:proofErr w:type="gramStart"/>
+      <w:r>
+        <w:rPr>
+          <w:rFonts w:ascii="Calibri" w:hAnsi="Calibri" w:cs="Calibri"/>
+          <w:b/>
+          <w:bCs/>
+          <w:sz w:val="24"/>
+          <w:szCs w:val="24"/>
+          <w:highlight w:val="yellow"/>
+        </w:rPr>
+        <w:t>);</w:t>
+      </w:r>
+      <w:proofErr w:type="gramEnd"/>
     </w:p>
     <w:p>
       <w:pPr>
@@ -2091,6 +2169,7 @@
         <w:t xml:space="preserve">. JavaScript </w:t>
       </w:r>
       <w:proofErr w:type="spellStart"/>
+      <w:proofErr w:type="gramStart"/>
       <w:r>
         <w:rPr>
           <w:rFonts w:ascii="Calibri" w:hAnsi="Calibri" w:cs="Calibri"/>
@@ -2102,6 +2181,7 @@
         <w:t>window.alert</w:t>
       </w:r>
       <w:proofErr w:type="spellEnd"/>
+      <w:proofErr w:type="gramEnd"/>
       <w:r>
         <w:rPr>
           <w:rFonts w:ascii="Calibri" w:hAnsi="Calibri" w:cs="Calibri"/>
@@ -2231,8 +2311,21 @@
           <w:szCs w:val="24"/>
           <w:highlight w:val="yellow"/>
         </w:rPr>
-        <w:t>();</w:t>
-      </w:r>
+        <w:t>(</w:t>
+      </w:r>
+      <w:proofErr w:type="gramStart"/>
+      <w:r>
+        <w:rPr>
+          <w:rFonts w:ascii="Calibri" w:hAnsi="Calibri" w:cs="Calibri"/>
+          <w:b/>
+          <w:bCs/>
+          <w:sz w:val="24"/>
+          <w:szCs w:val="24"/>
+          <w:highlight w:val="yellow"/>
+        </w:rPr>
+        <w:t>);</w:t>
+      </w:r>
+      <w:proofErr w:type="gramEnd"/>
     </w:p>
     <w:p>
       <w:pPr>
@@ -2973,7 +3066,27 @@
           <w:sz w:val="24"/>
           <w:szCs w:val="24"/>
         </w:rPr>
-        <w:t>Let – we can reassigned but can’t redeclared let keyword</w:t>
+        <w:t xml:space="preserve">Let – we can </w:t>
+      </w:r>
+      <w:proofErr w:type="gramStart"/>
+      <w:r>
+        <w:rPr>
+          <w:rFonts w:ascii="Calibri" w:hAnsi="Calibri" w:cs="Calibri"/>
+          <w:color w:val="000000" w:themeColor="text1"/>
+          <w:sz w:val="24"/>
+          <w:szCs w:val="24"/>
+        </w:rPr>
+        <w:t>reassigned</w:t>
+      </w:r>
+      <w:proofErr w:type="gramEnd"/>
+      <w:r>
+        <w:rPr>
+          <w:rFonts w:ascii="Calibri" w:hAnsi="Calibri" w:cs="Calibri"/>
+          <w:color w:val="000000" w:themeColor="text1"/>
+          <w:sz w:val="24"/>
+          <w:szCs w:val="24"/>
+        </w:rPr>
+        <w:t xml:space="preserve"> but can’t redeclared let keyword</w:t>
       </w:r>
     </w:p>
     <w:p>
@@ -3008,7 +3121,27 @@
           <w:sz w:val="24"/>
           <w:szCs w:val="24"/>
         </w:rPr>
-        <w:t xml:space="preserve"> – we cannot reassigned and redeclared</w:t>
+        <w:t xml:space="preserve"> – we cannot </w:t>
+      </w:r>
+      <w:proofErr w:type="gramStart"/>
+      <w:r>
+        <w:rPr>
+          <w:rFonts w:ascii="Calibri" w:hAnsi="Calibri" w:cs="Calibri"/>
+          <w:color w:val="000000" w:themeColor="text1"/>
+          <w:sz w:val="24"/>
+          <w:szCs w:val="24"/>
+        </w:rPr>
+        <w:t>reassigned</w:t>
+      </w:r>
+      <w:proofErr w:type="gramEnd"/>
+      <w:r>
+        <w:rPr>
+          <w:rFonts w:ascii="Calibri" w:hAnsi="Calibri" w:cs="Calibri"/>
+          <w:color w:val="000000" w:themeColor="text1"/>
+          <w:sz w:val="24"/>
+          <w:szCs w:val="24"/>
+        </w:rPr>
+        <w:t xml:space="preserve"> and redeclared</w:t>
       </w:r>
     </w:p>
     <w:p>
@@ -3050,7 +3183,27 @@
           <w:sz w:val="24"/>
           <w:szCs w:val="24"/>
         </w:rPr>
-        <w:t>The var keyword is used to declare a variable. It has a function-scoped or globally-scoped behaviour.</w:t>
+        <w:t xml:space="preserve">The var keyword is used to declare a variable. It has a function-scoped or </w:t>
+      </w:r>
+      <w:proofErr w:type="gramStart"/>
+      <w:r>
+        <w:rPr>
+          <w:rFonts w:ascii="Calibri" w:hAnsi="Calibri" w:cs="Calibri"/>
+          <w:color w:val="000000" w:themeColor="text1"/>
+          <w:sz w:val="24"/>
+          <w:szCs w:val="24"/>
+        </w:rPr>
+        <w:t>globally-scoped</w:t>
+      </w:r>
+      <w:proofErr w:type="gramEnd"/>
+      <w:r>
+        <w:rPr>
+          <w:rFonts w:ascii="Calibri" w:hAnsi="Calibri" w:cs="Calibri"/>
+          <w:color w:val="000000" w:themeColor="text1"/>
+          <w:sz w:val="24"/>
+          <w:szCs w:val="24"/>
+        </w:rPr>
+        <w:t xml:space="preserve"> behaviour.</w:t>
       </w:r>
       <w:r>
         <w:rPr>
@@ -3078,27 +3231,49 @@
           <w:sz w:val="24"/>
           <w:szCs w:val="24"/>
         </w:rPr>
-        <w:t>var age = 10;</w:t>
-      </w:r>
-    </w:p>
-    <w:p>
-      <w:pPr>
-        <w:rPr>
-          <w:rFonts w:ascii="Calibri" w:hAnsi="Calibri" w:cs="Calibri"/>
-          <w:color w:val="000000" w:themeColor="text1"/>
-          <w:sz w:val="24"/>
-          <w:szCs w:val="24"/>
-        </w:rPr>
-      </w:pPr>
-      <w:r>
-        <w:rPr>
-          <w:rFonts w:ascii="Calibri" w:hAnsi="Calibri" w:cs="Calibri"/>
-          <w:color w:val="000000" w:themeColor="text1"/>
-          <w:sz w:val="24"/>
-          <w:szCs w:val="24"/>
-        </w:rPr>
-        <w:t>var age = 20;</w:t>
-      </w:r>
+        <w:t xml:space="preserve">var age = </w:t>
+      </w:r>
+      <w:proofErr w:type="gramStart"/>
+      <w:r>
+        <w:rPr>
+          <w:rFonts w:ascii="Calibri" w:hAnsi="Calibri" w:cs="Calibri"/>
+          <w:color w:val="000000" w:themeColor="text1"/>
+          <w:sz w:val="24"/>
+          <w:szCs w:val="24"/>
+        </w:rPr>
+        <w:t>10;</w:t>
+      </w:r>
+      <w:proofErr w:type="gramEnd"/>
+    </w:p>
+    <w:p>
+      <w:pPr>
+        <w:rPr>
+          <w:rFonts w:ascii="Calibri" w:hAnsi="Calibri" w:cs="Calibri"/>
+          <w:color w:val="000000" w:themeColor="text1"/>
+          <w:sz w:val="24"/>
+          <w:szCs w:val="24"/>
+        </w:rPr>
+      </w:pPr>
+      <w:r>
+        <w:rPr>
+          <w:rFonts w:ascii="Calibri" w:hAnsi="Calibri" w:cs="Calibri"/>
+          <w:color w:val="000000" w:themeColor="text1"/>
+          <w:sz w:val="24"/>
+          <w:szCs w:val="24"/>
+        </w:rPr>
+        <w:t xml:space="preserve">var age = </w:t>
+      </w:r>
+      <w:proofErr w:type="gramStart"/>
+      <w:r>
+        <w:rPr>
+          <w:rFonts w:ascii="Calibri" w:hAnsi="Calibri" w:cs="Calibri"/>
+          <w:color w:val="000000" w:themeColor="text1"/>
+          <w:sz w:val="24"/>
+          <w:szCs w:val="24"/>
+        </w:rPr>
+        <w:t>20;</w:t>
+      </w:r>
+      <w:proofErr w:type="gramEnd"/>
     </w:p>
     <w:p>
       <w:pPr>
@@ -3551,7 +3726,27 @@
           <w:sz w:val="24"/>
           <w:szCs w:val="24"/>
         </w:rPr>
-        <w:t> declares variables that cannot be reassigned. It’s block-scoped as well.</w:t>
+        <w:t xml:space="preserve"> declares variables that cannot be reassigned. It’s </w:t>
+      </w:r>
+      <w:proofErr w:type="gramStart"/>
+      <w:r>
+        <w:rPr>
+          <w:rFonts w:ascii="Calibri" w:hAnsi="Calibri" w:cs="Calibri"/>
+          <w:color w:val="000000" w:themeColor="text1"/>
+          <w:sz w:val="24"/>
+          <w:szCs w:val="24"/>
+        </w:rPr>
+        <w:t>block-scoped</w:t>
+      </w:r>
+      <w:proofErr w:type="gramEnd"/>
+      <w:r>
+        <w:rPr>
+          <w:rFonts w:ascii="Calibri" w:hAnsi="Calibri" w:cs="Calibri"/>
+          <w:color w:val="000000" w:themeColor="text1"/>
+          <w:sz w:val="24"/>
+          <w:szCs w:val="24"/>
+        </w:rPr>
+        <w:t xml:space="preserve"> as well.</w:t>
       </w:r>
     </w:p>
     <w:p>
@@ -5028,15 +5223,33 @@
           <w:sz w:val="24"/>
           <w:szCs w:val="24"/>
         </w:rPr>
-        <w:t> Represents an ordered list of values.</w:t>
-      </w:r>
-      <w:r>
-        <w:rPr>
-          <w:rFonts w:ascii="Calibri" w:hAnsi="Calibri" w:cs="Calibri"/>
-          <w:sz w:val="24"/>
-          <w:szCs w:val="24"/>
-        </w:rPr>
-        <w:t>(  [] )</w:t>
+        <w:t xml:space="preserve"> Represents an ordered list of </w:t>
+      </w:r>
+      <w:proofErr w:type="gramStart"/>
+      <w:r>
+        <w:rPr>
+          <w:rFonts w:ascii="Calibri" w:hAnsi="Calibri" w:cs="Calibri"/>
+          <w:sz w:val="24"/>
+          <w:szCs w:val="24"/>
+        </w:rPr>
+        <w:t>values.</w:t>
+      </w:r>
+      <w:r>
+        <w:rPr>
+          <w:rFonts w:ascii="Calibri" w:hAnsi="Calibri" w:cs="Calibri"/>
+          <w:sz w:val="24"/>
+          <w:szCs w:val="24"/>
+        </w:rPr>
+        <w:t>(</w:t>
+      </w:r>
+      <w:proofErr w:type="gramEnd"/>
+      <w:r>
+        <w:rPr>
+          <w:rFonts w:ascii="Calibri" w:hAnsi="Calibri" w:cs="Calibri"/>
+          <w:sz w:val="24"/>
+          <w:szCs w:val="24"/>
+        </w:rPr>
+        <w:t xml:space="preserve">  [] )</w:t>
       </w:r>
     </w:p>
     <w:p>
@@ -5357,8 +5570,18 @@
           <w:sz w:val="24"/>
           <w:szCs w:val="24"/>
         </w:rPr>
-        <w:t>Array of Objects;</w:t>
-      </w:r>
+        <w:t xml:space="preserve">Array of </w:t>
+      </w:r>
+      <w:proofErr w:type="gramStart"/>
+      <w:r>
+        <w:rPr>
+          <w:rFonts w:ascii="Calibri" w:hAnsi="Calibri" w:cs="Calibri"/>
+          <w:sz w:val="24"/>
+          <w:szCs w:val="24"/>
+        </w:rPr>
+        <w:t>Objects;</w:t>
+      </w:r>
+      <w:proofErr w:type="gramEnd"/>
     </w:p>
     <w:p>
       <w:pPr>
@@ -5987,13 +6210,23 @@
           <w:szCs w:val="24"/>
         </w:rPr>
       </w:pPr>
-      <w:r>
-        <w:rPr>
-          <w:rFonts w:ascii="Calibri" w:hAnsi="Calibri" w:cs="Calibri"/>
-          <w:sz w:val="24"/>
-          <w:szCs w:val="24"/>
-        </w:rPr>
-        <w:t>console.log("%c Mounica", "</w:t>
+      <w:proofErr w:type="gramStart"/>
+      <w:r>
+        <w:rPr>
+          <w:rFonts w:ascii="Calibri" w:hAnsi="Calibri" w:cs="Calibri"/>
+          <w:sz w:val="24"/>
+          <w:szCs w:val="24"/>
+        </w:rPr>
+        <w:t>console.log(</w:t>
+      </w:r>
+      <w:proofErr w:type="gramEnd"/>
+      <w:r>
+        <w:rPr>
+          <w:rFonts w:ascii="Calibri" w:hAnsi="Calibri" w:cs="Calibri"/>
+          <w:sz w:val="24"/>
+          <w:szCs w:val="24"/>
+        </w:rPr>
+        <w:t>"%c Mounica", "</w:t>
       </w:r>
       <w:proofErr w:type="spellStart"/>
       <w:r>
@@ -6048,13 +6281,23 @@
           <w:szCs w:val="24"/>
         </w:rPr>
       </w:pPr>
-      <w:r>
-        <w:rPr>
-          <w:rFonts w:ascii="Calibri" w:hAnsi="Calibri" w:cs="Calibri"/>
-          <w:sz w:val="24"/>
-          <w:szCs w:val="24"/>
-        </w:rPr>
-        <w:t>console.log("%c Mounica", "</w:t>
+      <w:proofErr w:type="gramStart"/>
+      <w:r>
+        <w:rPr>
+          <w:rFonts w:ascii="Calibri" w:hAnsi="Calibri" w:cs="Calibri"/>
+          <w:sz w:val="24"/>
+          <w:szCs w:val="24"/>
+        </w:rPr>
+        <w:t>console.log(</w:t>
+      </w:r>
+      <w:proofErr w:type="gramEnd"/>
+      <w:r>
+        <w:rPr>
+          <w:rFonts w:ascii="Calibri" w:hAnsi="Calibri" w:cs="Calibri"/>
+          <w:sz w:val="24"/>
+          <w:szCs w:val="24"/>
+        </w:rPr>
+        <w:t>"%c Mounica", "</w:t>
       </w:r>
       <w:proofErr w:type="spellStart"/>
       <w:r>
@@ -6118,13 +6361,23 @@
           <w:szCs w:val="24"/>
         </w:rPr>
       </w:pPr>
-      <w:r>
-        <w:rPr>
-          <w:rFonts w:ascii="Calibri" w:hAnsi="Calibri" w:cs="Calibri"/>
-          <w:sz w:val="24"/>
-          <w:szCs w:val="24"/>
-        </w:rPr>
-        <w:t>console.log("%c      ", "</w:t>
+      <w:proofErr w:type="gramStart"/>
+      <w:r>
+        <w:rPr>
+          <w:rFonts w:ascii="Calibri" w:hAnsi="Calibri" w:cs="Calibri"/>
+          <w:sz w:val="24"/>
+          <w:szCs w:val="24"/>
+        </w:rPr>
+        <w:t>console.log(</w:t>
+      </w:r>
+      <w:proofErr w:type="gramEnd"/>
+      <w:r>
+        <w:rPr>
+          <w:rFonts w:ascii="Calibri" w:hAnsi="Calibri" w:cs="Calibri"/>
+          <w:sz w:val="24"/>
+          <w:szCs w:val="24"/>
+        </w:rPr>
+        <w:t>"%c      ", "</w:t>
       </w:r>
       <w:proofErr w:type="spellStart"/>
       <w:r>
@@ -6241,6 +6494,7 @@
         <w:t xml:space="preserve">function </w:t>
       </w:r>
       <w:proofErr w:type="spellStart"/>
+      <w:proofErr w:type="gramStart"/>
       <w:r>
         <w:rPr>
           <w:rFonts w:ascii="Calibri" w:hAnsi="Calibri" w:cs="Calibri"/>
@@ -6256,24 +6510,51 @@
           <w:sz w:val="24"/>
           <w:szCs w:val="24"/>
         </w:rPr>
-        <w:t>(){</w:t>
-      </w:r>
-    </w:p>
-    <w:p>
-      <w:pPr>
-        <w:rPr>
-          <w:rFonts w:ascii="Calibri" w:hAnsi="Calibri" w:cs="Calibri"/>
-          <w:sz w:val="24"/>
-          <w:szCs w:val="24"/>
-        </w:rPr>
-      </w:pPr>
-      <w:r>
-        <w:rPr>
-          <w:rFonts w:ascii="Calibri" w:hAnsi="Calibri" w:cs="Calibri"/>
-          <w:sz w:val="24"/>
-          <w:szCs w:val="24"/>
-        </w:rPr>
-        <w:t>    console.log("%c      ", "</w:t>
+        <w:t>(</w:t>
+      </w:r>
+      <w:proofErr w:type="gramEnd"/>
+      <w:r>
+        <w:rPr>
+          <w:rFonts w:ascii="Calibri" w:hAnsi="Calibri" w:cs="Calibri"/>
+          <w:sz w:val="24"/>
+          <w:szCs w:val="24"/>
+        </w:rPr>
+        <w:t>){</w:t>
+      </w:r>
+    </w:p>
+    <w:p>
+      <w:pPr>
+        <w:rPr>
+          <w:rFonts w:ascii="Calibri" w:hAnsi="Calibri" w:cs="Calibri"/>
+          <w:sz w:val="24"/>
+          <w:szCs w:val="24"/>
+        </w:rPr>
+      </w:pPr>
+      <w:r>
+        <w:rPr>
+          <w:rFonts w:ascii="Calibri" w:hAnsi="Calibri" w:cs="Calibri"/>
+          <w:sz w:val="24"/>
+          <w:szCs w:val="24"/>
+        </w:rPr>
+        <w:t xml:space="preserve">    </w:t>
+      </w:r>
+      <w:proofErr w:type="gramStart"/>
+      <w:r>
+        <w:rPr>
+          <w:rFonts w:ascii="Calibri" w:hAnsi="Calibri" w:cs="Calibri"/>
+          <w:sz w:val="24"/>
+          <w:szCs w:val="24"/>
+        </w:rPr>
+        <w:t>console.log(</w:t>
+      </w:r>
+      <w:proofErr w:type="gramEnd"/>
+      <w:r>
+        <w:rPr>
+          <w:rFonts w:ascii="Calibri" w:hAnsi="Calibri" w:cs="Calibri"/>
+          <w:sz w:val="24"/>
+          <w:szCs w:val="24"/>
+        </w:rPr>
+        <w:t>"%c      ", "</w:t>
       </w:r>
       <w:proofErr w:type="spellStart"/>
       <w:r>
@@ -6329,6 +6610,7 @@
         </w:rPr>
       </w:pPr>
       <w:proofErr w:type="spellStart"/>
+      <w:proofErr w:type="gramStart"/>
       <w:r>
         <w:rPr>
           <w:rFonts w:ascii="Calibri" w:hAnsi="Calibri" w:cs="Calibri"/>
@@ -6344,7 +6626,16 @@
           <w:sz w:val="24"/>
           <w:szCs w:val="24"/>
         </w:rPr>
-        <w:t>();</w:t>
+        <w:t>(</w:t>
+      </w:r>
+      <w:proofErr w:type="gramEnd"/>
+      <w:r>
+        <w:rPr>
+          <w:rFonts w:ascii="Calibri" w:hAnsi="Calibri" w:cs="Calibri"/>
+          <w:sz w:val="24"/>
+          <w:szCs w:val="24"/>
+        </w:rPr>
+        <w:t>);</w:t>
       </w:r>
       <w:r>
         <w:rPr>
@@ -7322,25 +7613,53 @@
           <w:sz w:val="24"/>
           <w:szCs w:val="24"/>
         </w:rPr>
-        <w:t>function add(a, b) {</w:t>
-      </w:r>
-    </w:p>
-    <w:p>
-      <w:pPr>
-        <w:rPr>
-          <w:rFonts w:ascii="Calibri" w:hAnsi="Calibri" w:cs="Calibri"/>
-          <w:sz w:val="24"/>
-          <w:szCs w:val="24"/>
-        </w:rPr>
-      </w:pPr>
-      <w:r>
-        <w:rPr>
-          <w:rFonts w:ascii="Calibri" w:hAnsi="Calibri" w:cs="Calibri"/>
-          <w:sz w:val="24"/>
-          <w:szCs w:val="24"/>
-        </w:rPr>
-        <w:t xml:space="preserve">  return a + b;</w:t>
-      </w:r>
+        <w:t xml:space="preserve">function </w:t>
+      </w:r>
+      <w:proofErr w:type="gramStart"/>
+      <w:r>
+        <w:rPr>
+          <w:rFonts w:ascii="Calibri" w:hAnsi="Calibri" w:cs="Calibri"/>
+          <w:sz w:val="24"/>
+          <w:szCs w:val="24"/>
+        </w:rPr>
+        <w:t>add(</w:t>
+      </w:r>
+      <w:proofErr w:type="gramEnd"/>
+      <w:r>
+        <w:rPr>
+          <w:rFonts w:ascii="Calibri" w:hAnsi="Calibri" w:cs="Calibri"/>
+          <w:sz w:val="24"/>
+          <w:szCs w:val="24"/>
+        </w:rPr>
+        <w:t>a, b) {</w:t>
+      </w:r>
+    </w:p>
+    <w:p>
+      <w:pPr>
+        <w:rPr>
+          <w:rFonts w:ascii="Calibri" w:hAnsi="Calibri" w:cs="Calibri"/>
+          <w:sz w:val="24"/>
+          <w:szCs w:val="24"/>
+        </w:rPr>
+      </w:pPr>
+      <w:r>
+        <w:rPr>
+          <w:rFonts w:ascii="Calibri" w:hAnsi="Calibri" w:cs="Calibri"/>
+          <w:sz w:val="24"/>
+          <w:szCs w:val="24"/>
+        </w:rPr>
+        <w:t xml:space="preserve">  return a + </w:t>
+      </w:r>
+      <w:proofErr w:type="gramStart"/>
+      <w:r>
+        <w:rPr>
+          <w:rFonts w:ascii="Calibri" w:hAnsi="Calibri" w:cs="Calibri"/>
+          <w:sz w:val="24"/>
+          <w:szCs w:val="24"/>
+        </w:rPr>
+        <w:t>b;</w:t>
+      </w:r>
+      <w:proofErr w:type="gramEnd"/>
     </w:p>
     <w:p>
       <w:pPr>
@@ -7373,7 +7692,25 @@
           <w:sz w:val="24"/>
           <w:szCs w:val="24"/>
         </w:rPr>
-        <w:t>let sum = add(5, 3);</w:t>
+        <w:t xml:space="preserve">let sum = </w:t>
+      </w:r>
+      <w:proofErr w:type="gramStart"/>
+      <w:r>
+        <w:rPr>
+          <w:rFonts w:ascii="Calibri" w:hAnsi="Calibri" w:cs="Calibri"/>
+          <w:sz w:val="24"/>
+          <w:szCs w:val="24"/>
+        </w:rPr>
+        <w:t>add(</w:t>
+      </w:r>
+      <w:proofErr w:type="gramEnd"/>
+      <w:r>
+        <w:rPr>
+          <w:rFonts w:ascii="Calibri" w:hAnsi="Calibri" w:cs="Calibri"/>
+          <w:sz w:val="24"/>
+          <w:szCs w:val="24"/>
+        </w:rPr>
+        <w:t>5, 3);</w:t>
       </w:r>
     </w:p>
     <w:p>
@@ -7636,7 +7973,25 @@
           <w:sz w:val="24"/>
           <w:szCs w:val="24"/>
         </w:rPr>
-        <w:t xml:space="preserve">  console.log("Hello, " + name + "!");</w:t>
+        <w:t xml:space="preserve">  </w:t>
+      </w:r>
+      <w:proofErr w:type="gramStart"/>
+      <w:r>
+        <w:rPr>
+          <w:rFonts w:ascii="Calibri" w:hAnsi="Calibri" w:cs="Calibri"/>
+          <w:sz w:val="24"/>
+          <w:szCs w:val="24"/>
+        </w:rPr>
+        <w:t>console.log(</w:t>
+      </w:r>
+      <w:proofErr w:type="gramEnd"/>
+      <w:r>
+        <w:rPr>
+          <w:rFonts w:ascii="Calibri" w:hAnsi="Calibri" w:cs="Calibri"/>
+          <w:sz w:val="24"/>
+          <w:szCs w:val="24"/>
+        </w:rPr>
+        <w:t>"Hello, " + name + "!");</w:t>
       </w:r>
     </w:p>
     <w:p>
@@ -8016,8 +8371,20 @@
           <w:sz w:val="28"/>
           <w:szCs w:val="28"/>
         </w:rPr>
-        <w:t xml:space="preserve">  return "Hello, " + name + "!";</w:t>
-      </w:r>
+        <w:t xml:space="preserve">  return "Hello, " + name + </w:t>
+      </w:r>
+      <w:proofErr w:type="gramStart"/>
+      <w:r>
+        <w:rPr>
+          <w:rFonts w:ascii="Calibri" w:hAnsi="Calibri" w:cs="Calibri"/>
+          <w:b/>
+          <w:bCs/>
+          <w:sz w:val="28"/>
+          <w:szCs w:val="28"/>
+        </w:rPr>
+        <w:t>"!";</w:t>
+      </w:r>
+      <w:proofErr w:type="gramEnd"/>
     </w:p>
     <w:p>
       <w:pPr>
@@ -8058,7 +8425,29 @@
           <w:sz w:val="28"/>
           <w:szCs w:val="28"/>
         </w:rPr>
-        <w:t>console.log(greet("Alice"));  // Output: Hello, Alice!</w:t>
+        <w:t>console.log(greet("Alice")</w:t>
+      </w:r>
+      <w:proofErr w:type="gramStart"/>
+      <w:r>
+        <w:rPr>
+          <w:rFonts w:ascii="Calibri" w:hAnsi="Calibri" w:cs="Calibri"/>
+          <w:b/>
+          <w:bCs/>
+          <w:sz w:val="28"/>
+          <w:szCs w:val="28"/>
+        </w:rPr>
+        <w:t>);  /</w:t>
+      </w:r>
+      <w:proofErr w:type="gramEnd"/>
+      <w:r>
+        <w:rPr>
+          <w:rFonts w:ascii="Calibri" w:hAnsi="Calibri" w:cs="Calibri"/>
+          <w:b/>
+          <w:bCs/>
+          <w:sz w:val="28"/>
+          <w:szCs w:val="28"/>
+        </w:rPr>
+        <w:t>/ Output: Hello, Alice!</w:t>
       </w:r>
     </w:p>
     <w:p>
@@ -8275,6 +8664,7 @@
         <w:t xml:space="preserve">function </w:t>
       </w:r>
       <w:proofErr w:type="spellStart"/>
+      <w:proofErr w:type="gramStart"/>
       <w:r>
         <w:rPr>
           <w:rFonts w:ascii="Calibri" w:hAnsi="Calibri" w:cs="Calibri"/>
@@ -8290,25 +8680,44 @@
           <w:sz w:val="28"/>
           <w:szCs w:val="28"/>
         </w:rPr>
-        <w:t>() {</w:t>
-      </w:r>
-    </w:p>
-    <w:p>
-      <w:pPr>
-        <w:rPr>
-          <w:rFonts w:ascii="Calibri" w:hAnsi="Calibri" w:cs="Calibri"/>
-          <w:sz w:val="28"/>
-          <w:szCs w:val="28"/>
-        </w:rPr>
-      </w:pPr>
-      <w:r>
-        <w:rPr>
-          <w:rFonts w:ascii="Calibri" w:hAnsi="Calibri" w:cs="Calibri"/>
-          <w:sz w:val="28"/>
-          <w:szCs w:val="28"/>
-        </w:rPr>
-        <w:t xml:space="preserve">  console.log("Hi!");</w:t>
-      </w:r>
+        <w:t>(</w:t>
+      </w:r>
+      <w:proofErr w:type="gramEnd"/>
+      <w:r>
+        <w:rPr>
+          <w:rFonts w:ascii="Calibri" w:hAnsi="Calibri" w:cs="Calibri"/>
+          <w:sz w:val="28"/>
+          <w:szCs w:val="28"/>
+        </w:rPr>
+        <w:t>) {</w:t>
+      </w:r>
+    </w:p>
+    <w:p>
+      <w:pPr>
+        <w:rPr>
+          <w:rFonts w:ascii="Calibri" w:hAnsi="Calibri" w:cs="Calibri"/>
+          <w:sz w:val="28"/>
+          <w:szCs w:val="28"/>
+        </w:rPr>
+      </w:pPr>
+      <w:r>
+        <w:rPr>
+          <w:rFonts w:ascii="Calibri" w:hAnsi="Calibri" w:cs="Calibri"/>
+          <w:sz w:val="28"/>
+          <w:szCs w:val="28"/>
+        </w:rPr>
+        <w:t xml:space="preserve">  console.log("Hi!"</w:t>
+      </w:r>
+      <w:proofErr w:type="gramStart"/>
+      <w:r>
+        <w:rPr>
+          <w:rFonts w:ascii="Calibri" w:hAnsi="Calibri" w:cs="Calibri"/>
+          <w:sz w:val="28"/>
+          <w:szCs w:val="28"/>
+        </w:rPr>
+        <w:t>);</w:t>
+      </w:r>
+      <w:proofErr w:type="gramEnd"/>
     </w:p>
     <w:p>
       <w:pPr>
@@ -8422,25 +8831,53 @@
           <w:sz w:val="28"/>
           <w:szCs w:val="28"/>
         </w:rPr>
-        <w:t xml:space="preserve"> = function() {</w:t>
-      </w:r>
-    </w:p>
-    <w:p>
-      <w:pPr>
-        <w:rPr>
-          <w:rFonts w:ascii="Calibri" w:hAnsi="Calibri" w:cs="Calibri"/>
-          <w:sz w:val="28"/>
-          <w:szCs w:val="28"/>
-        </w:rPr>
-      </w:pPr>
-      <w:r>
-        <w:rPr>
-          <w:rFonts w:ascii="Calibri" w:hAnsi="Calibri" w:cs="Calibri"/>
-          <w:sz w:val="28"/>
-          <w:szCs w:val="28"/>
-        </w:rPr>
-        <w:t xml:space="preserve">  console.log("Hello!");</w:t>
-      </w:r>
+        <w:t xml:space="preserve"> = </w:t>
+      </w:r>
+      <w:proofErr w:type="gramStart"/>
+      <w:r>
+        <w:rPr>
+          <w:rFonts w:ascii="Calibri" w:hAnsi="Calibri" w:cs="Calibri"/>
+          <w:sz w:val="28"/>
+          <w:szCs w:val="28"/>
+        </w:rPr>
+        <w:t>function(</w:t>
+      </w:r>
+      <w:proofErr w:type="gramEnd"/>
+      <w:r>
+        <w:rPr>
+          <w:rFonts w:ascii="Calibri" w:hAnsi="Calibri" w:cs="Calibri"/>
+          <w:sz w:val="28"/>
+          <w:szCs w:val="28"/>
+        </w:rPr>
+        <w:t>) {</w:t>
+      </w:r>
+    </w:p>
+    <w:p>
+      <w:pPr>
+        <w:rPr>
+          <w:rFonts w:ascii="Calibri" w:hAnsi="Calibri" w:cs="Calibri"/>
+          <w:sz w:val="28"/>
+          <w:szCs w:val="28"/>
+        </w:rPr>
+      </w:pPr>
+      <w:r>
+        <w:rPr>
+          <w:rFonts w:ascii="Calibri" w:hAnsi="Calibri" w:cs="Calibri"/>
+          <w:sz w:val="28"/>
+          <w:szCs w:val="28"/>
+        </w:rPr>
+        <w:t xml:space="preserve">  console.log("Hello!"</w:t>
+      </w:r>
+      <w:proofErr w:type="gramStart"/>
+      <w:r>
+        <w:rPr>
+          <w:rFonts w:ascii="Calibri" w:hAnsi="Calibri" w:cs="Calibri"/>
+          <w:sz w:val="28"/>
+          <w:szCs w:val="28"/>
+        </w:rPr>
+        <w:t>);</w:t>
+      </w:r>
+      <w:proofErr w:type="gramEnd"/>
     </w:p>
     <w:p>
       <w:pPr>
@@ -8670,8 +9107,18 @@
           <w:sz w:val="28"/>
           <w:szCs w:val="28"/>
         </w:rPr>
-        <w:t xml:space="preserve">  return "Hello, " + name + "!";</w:t>
-      </w:r>
+        <w:t xml:space="preserve">  return "Hello, " + name + </w:t>
+      </w:r>
+      <w:proofErr w:type="gramStart"/>
+      <w:r>
+        <w:rPr>
+          <w:rFonts w:ascii="Calibri" w:hAnsi="Calibri" w:cs="Calibri"/>
+          <w:sz w:val="28"/>
+          <w:szCs w:val="28"/>
+        </w:rPr>
+        <w:t>"!";</w:t>
+      </w:r>
+      <w:proofErr w:type="gramEnd"/>
     </w:p>
     <w:p>
       <w:pPr>
@@ -8713,7 +9160,25 @@
           <w:sz w:val="28"/>
           <w:szCs w:val="28"/>
         </w:rPr>
-        <w:t>console.log(greet("Bob"));  // Output: Hello, Bob!</w:t>
+        <w:t>console.log(greet("Bob")</w:t>
+      </w:r>
+      <w:proofErr w:type="gramStart"/>
+      <w:r>
+        <w:rPr>
+          <w:rFonts w:ascii="Calibri" w:hAnsi="Calibri" w:cs="Calibri"/>
+          <w:sz w:val="28"/>
+          <w:szCs w:val="28"/>
+        </w:rPr>
+        <w:t>);  /</w:t>
+      </w:r>
+      <w:proofErr w:type="gramEnd"/>
+      <w:r>
+        <w:rPr>
+          <w:rFonts w:ascii="Calibri" w:hAnsi="Calibri" w:cs="Calibri"/>
+          <w:sz w:val="28"/>
+          <w:szCs w:val="28"/>
+        </w:rPr>
+        <w:t>/ Output: Hello, Bob!</w:t>
       </w:r>
     </w:p>
     <w:p>
@@ -8762,42 +9227,88 @@
           <w:sz w:val="28"/>
           <w:szCs w:val="28"/>
         </w:rPr>
-        <w:t>(function() {</w:t>
-      </w:r>
-    </w:p>
-    <w:p>
-      <w:pPr>
-        <w:rPr>
-          <w:rFonts w:ascii="Calibri" w:hAnsi="Calibri" w:cs="Calibri"/>
-          <w:sz w:val="28"/>
-          <w:szCs w:val="28"/>
-        </w:rPr>
-      </w:pPr>
-      <w:r>
-        <w:rPr>
-          <w:rFonts w:ascii="Calibri" w:hAnsi="Calibri" w:cs="Calibri"/>
-          <w:sz w:val="28"/>
-          <w:szCs w:val="28"/>
-        </w:rPr>
-        <w:t xml:space="preserve">  console.log("This runs after 2 seconds");</w:t>
-      </w:r>
-    </w:p>
-    <w:p>
-      <w:pPr>
-        <w:rPr>
-          <w:rFonts w:ascii="Calibri" w:hAnsi="Calibri" w:cs="Calibri"/>
-          <w:sz w:val="28"/>
-          <w:szCs w:val="28"/>
-        </w:rPr>
-      </w:pPr>
-      <w:r>
-        <w:rPr>
-          <w:rFonts w:ascii="Calibri" w:hAnsi="Calibri" w:cs="Calibri"/>
-          <w:sz w:val="28"/>
-          <w:szCs w:val="28"/>
-        </w:rPr>
-        <w:t>}, 2000);</w:t>
-      </w:r>
+        <w:t>(</w:t>
+      </w:r>
+      <w:proofErr w:type="gramStart"/>
+      <w:r>
+        <w:rPr>
+          <w:rFonts w:ascii="Calibri" w:hAnsi="Calibri" w:cs="Calibri"/>
+          <w:sz w:val="28"/>
+          <w:szCs w:val="28"/>
+        </w:rPr>
+        <w:t>function(</w:t>
+      </w:r>
+      <w:proofErr w:type="gramEnd"/>
+      <w:r>
+        <w:rPr>
+          <w:rFonts w:ascii="Calibri" w:hAnsi="Calibri" w:cs="Calibri"/>
+          <w:sz w:val="28"/>
+          <w:szCs w:val="28"/>
+        </w:rPr>
+        <w:t>) {</w:t>
+      </w:r>
+    </w:p>
+    <w:p>
+      <w:pPr>
+        <w:rPr>
+          <w:rFonts w:ascii="Calibri" w:hAnsi="Calibri" w:cs="Calibri"/>
+          <w:sz w:val="28"/>
+          <w:szCs w:val="28"/>
+        </w:rPr>
+      </w:pPr>
+      <w:r>
+        <w:rPr>
+          <w:rFonts w:ascii="Calibri" w:hAnsi="Calibri" w:cs="Calibri"/>
+          <w:sz w:val="28"/>
+          <w:szCs w:val="28"/>
+        </w:rPr>
+        <w:t xml:space="preserve">  </w:t>
+      </w:r>
+      <w:proofErr w:type="gramStart"/>
+      <w:r>
+        <w:rPr>
+          <w:rFonts w:ascii="Calibri" w:hAnsi="Calibri" w:cs="Calibri"/>
+          <w:sz w:val="28"/>
+          <w:szCs w:val="28"/>
+        </w:rPr>
+        <w:t>console.log(</w:t>
+      </w:r>
+      <w:proofErr w:type="gramEnd"/>
+      <w:r>
+        <w:rPr>
+          <w:rFonts w:ascii="Calibri" w:hAnsi="Calibri" w:cs="Calibri"/>
+          <w:sz w:val="28"/>
+          <w:szCs w:val="28"/>
+        </w:rPr>
+        <w:t>"This runs after 2 seconds");</w:t>
+      </w:r>
+    </w:p>
+    <w:p>
+      <w:pPr>
+        <w:rPr>
+          <w:rFonts w:ascii="Calibri" w:hAnsi="Calibri" w:cs="Calibri"/>
+          <w:sz w:val="28"/>
+          <w:szCs w:val="28"/>
+        </w:rPr>
+      </w:pPr>
+      <w:r>
+        <w:rPr>
+          <w:rFonts w:ascii="Calibri" w:hAnsi="Calibri" w:cs="Calibri"/>
+          <w:sz w:val="28"/>
+          <w:szCs w:val="28"/>
+        </w:rPr>
+        <w:t>}, 2000</w:t>
+      </w:r>
+      <w:proofErr w:type="gramStart"/>
+      <w:r>
+        <w:rPr>
+          <w:rFonts w:ascii="Calibri" w:hAnsi="Calibri" w:cs="Calibri"/>
+          <w:sz w:val="28"/>
+          <w:szCs w:val="28"/>
+        </w:rPr>
+        <w:t>);</w:t>
+      </w:r>
+      <w:proofErr w:type="gramEnd"/>
     </w:p>
     <w:p>
       <w:pPr>
@@ -8885,7 +9396,29 @@
           <w:sz w:val="28"/>
           <w:szCs w:val="28"/>
         </w:rPr>
-        <w:t>Anonymous function as Immediately invoked function Expressions(IIFE)</w:t>
+        <w:t xml:space="preserve">Anonymous function as Immediately invoked function </w:t>
+      </w:r>
+      <w:proofErr w:type="gramStart"/>
+      <w:r>
+        <w:rPr>
+          <w:rFonts w:ascii="Calibri" w:hAnsi="Calibri" w:cs="Calibri"/>
+          <w:b/>
+          <w:bCs/>
+          <w:sz w:val="28"/>
+          <w:szCs w:val="28"/>
+        </w:rPr>
+        <w:t>Expressions(</w:t>
+      </w:r>
+      <w:proofErr w:type="gramEnd"/>
+      <w:r>
+        <w:rPr>
+          <w:rFonts w:ascii="Calibri" w:hAnsi="Calibri" w:cs="Calibri"/>
+          <w:b/>
+          <w:bCs/>
+          <w:sz w:val="28"/>
+          <w:szCs w:val="28"/>
+        </w:rPr>
+        <w:t>IIFE)</w:t>
       </w:r>
     </w:p>
     <w:p>
@@ -8955,24 +9488,60 @@
           <w:sz w:val="28"/>
           <w:szCs w:val="28"/>
         </w:rPr>
-        <w:t>(function() {</w:t>
-      </w:r>
-    </w:p>
-    <w:p>
-      <w:pPr>
-        <w:rPr>
-          <w:rFonts w:ascii="Calibri" w:hAnsi="Calibri" w:cs="Calibri"/>
-          <w:sz w:val="28"/>
-          <w:szCs w:val="28"/>
-        </w:rPr>
-      </w:pPr>
-      <w:r>
-        <w:rPr>
-          <w:rFonts w:ascii="Calibri" w:hAnsi="Calibri" w:cs="Calibri"/>
-          <w:sz w:val="28"/>
-          <w:szCs w:val="28"/>
-        </w:rPr>
-        <w:t xml:space="preserve">  console.log("This runs immediately!");</w:t>
+        <w:t>(</w:t>
+      </w:r>
+      <w:proofErr w:type="gramStart"/>
+      <w:r>
+        <w:rPr>
+          <w:rFonts w:ascii="Calibri" w:hAnsi="Calibri" w:cs="Calibri"/>
+          <w:sz w:val="28"/>
+          <w:szCs w:val="28"/>
+        </w:rPr>
+        <w:t>function(</w:t>
+      </w:r>
+      <w:proofErr w:type="gramEnd"/>
+      <w:r>
+        <w:rPr>
+          <w:rFonts w:ascii="Calibri" w:hAnsi="Calibri" w:cs="Calibri"/>
+          <w:sz w:val="28"/>
+          <w:szCs w:val="28"/>
+        </w:rPr>
+        <w:t>) {</w:t>
+      </w:r>
+    </w:p>
+    <w:p>
+      <w:pPr>
+        <w:rPr>
+          <w:rFonts w:ascii="Calibri" w:hAnsi="Calibri" w:cs="Calibri"/>
+          <w:sz w:val="28"/>
+          <w:szCs w:val="28"/>
+        </w:rPr>
+      </w:pPr>
+      <w:r>
+        <w:rPr>
+          <w:rFonts w:ascii="Calibri" w:hAnsi="Calibri" w:cs="Calibri"/>
+          <w:sz w:val="28"/>
+          <w:szCs w:val="28"/>
+        </w:rPr>
+        <w:t xml:space="preserve">  </w:t>
+      </w:r>
+      <w:proofErr w:type="gramStart"/>
+      <w:r>
+        <w:rPr>
+          <w:rFonts w:ascii="Calibri" w:hAnsi="Calibri" w:cs="Calibri"/>
+          <w:sz w:val="28"/>
+          <w:szCs w:val="28"/>
+        </w:rPr>
+        <w:t>console.log(</w:t>
+      </w:r>
+      <w:proofErr w:type="gramEnd"/>
+      <w:r>
+        <w:rPr>
+          <w:rFonts w:ascii="Calibri" w:hAnsi="Calibri" w:cs="Calibri"/>
+          <w:sz w:val="28"/>
+          <w:szCs w:val="28"/>
+        </w:rPr>
+        <w:t>"This runs immediately!");</w:t>
       </w:r>
     </w:p>
     <w:p>
@@ -9531,25 +10100,53 @@
           <w:sz w:val="28"/>
           <w:szCs w:val="28"/>
         </w:rPr>
-        <w:t>function add(a, b) {</w:t>
-      </w:r>
-    </w:p>
-    <w:p>
-      <w:pPr>
-        <w:rPr>
-          <w:rFonts w:ascii="Calibri" w:hAnsi="Calibri" w:cs="Calibri"/>
-          <w:sz w:val="28"/>
-          <w:szCs w:val="28"/>
-        </w:rPr>
-      </w:pPr>
-      <w:r>
-        <w:rPr>
-          <w:rFonts w:ascii="Calibri" w:hAnsi="Calibri" w:cs="Calibri"/>
-          <w:sz w:val="28"/>
-          <w:szCs w:val="28"/>
-        </w:rPr>
-        <w:t xml:space="preserve">  return a + b;</w:t>
-      </w:r>
+        <w:t xml:space="preserve">function </w:t>
+      </w:r>
+      <w:proofErr w:type="gramStart"/>
+      <w:r>
+        <w:rPr>
+          <w:rFonts w:ascii="Calibri" w:hAnsi="Calibri" w:cs="Calibri"/>
+          <w:sz w:val="28"/>
+          <w:szCs w:val="28"/>
+        </w:rPr>
+        <w:t>add(</w:t>
+      </w:r>
+      <w:proofErr w:type="gramEnd"/>
+      <w:r>
+        <w:rPr>
+          <w:rFonts w:ascii="Calibri" w:hAnsi="Calibri" w:cs="Calibri"/>
+          <w:sz w:val="28"/>
+          <w:szCs w:val="28"/>
+        </w:rPr>
+        <w:t>a, b) {</w:t>
+      </w:r>
+    </w:p>
+    <w:p>
+      <w:pPr>
+        <w:rPr>
+          <w:rFonts w:ascii="Calibri" w:hAnsi="Calibri" w:cs="Calibri"/>
+          <w:sz w:val="28"/>
+          <w:szCs w:val="28"/>
+        </w:rPr>
+      </w:pPr>
+      <w:r>
+        <w:rPr>
+          <w:rFonts w:ascii="Calibri" w:hAnsi="Calibri" w:cs="Calibri"/>
+          <w:sz w:val="28"/>
+          <w:szCs w:val="28"/>
+        </w:rPr>
+        <w:t xml:space="preserve">  return a + </w:t>
+      </w:r>
+      <w:proofErr w:type="gramStart"/>
+      <w:r>
+        <w:rPr>
+          <w:rFonts w:ascii="Calibri" w:hAnsi="Calibri" w:cs="Calibri"/>
+          <w:sz w:val="28"/>
+          <w:szCs w:val="28"/>
+        </w:rPr>
+        <w:t>b;</w:t>
+      </w:r>
+      <w:proofErr w:type="gramEnd"/>
     </w:p>
     <w:p>
       <w:pPr>
@@ -9618,8 +10215,18 @@
           <w:sz w:val="28"/>
           <w:szCs w:val="28"/>
         </w:rPr>
-        <w:t xml:space="preserve"> add = (a, b) =&gt; a + b;</w:t>
-      </w:r>
+        <w:t xml:space="preserve"> add = (a, b) =&gt; a + </w:t>
+      </w:r>
+      <w:proofErr w:type="gramStart"/>
+      <w:r>
+        <w:rPr>
+          <w:rFonts w:ascii="Calibri" w:hAnsi="Calibri" w:cs="Calibri"/>
+          <w:sz w:val="28"/>
+          <w:szCs w:val="28"/>
+        </w:rPr>
+        <w:t>b;</w:t>
+      </w:r>
+      <w:proofErr w:type="gramEnd"/>
     </w:p>
     <w:p>
       <w:pPr>
@@ -9773,8 +10380,18 @@
           <w:sz w:val="28"/>
           <w:szCs w:val="28"/>
         </w:rPr>
-        <w:t xml:space="preserve"> = () =&gt; console.log("Hello!");</w:t>
-      </w:r>
+        <w:t xml:space="preserve"> = () =&gt; console.log("Hello!"</w:t>
+      </w:r>
+      <w:proofErr w:type="gramStart"/>
+      <w:r>
+        <w:rPr>
+          <w:rFonts w:ascii="Calibri" w:hAnsi="Calibri" w:cs="Calibri"/>
+          <w:sz w:val="28"/>
+          <w:szCs w:val="28"/>
+        </w:rPr>
+        <w:t>);</w:t>
+      </w:r>
+      <w:proofErr w:type="gramEnd"/>
     </w:p>
     <w:p>
       <w:pPr>
@@ -9823,8 +10440,18 @@
           <w:sz w:val="28"/>
           <w:szCs w:val="28"/>
         </w:rPr>
-        <w:t xml:space="preserve"> double = x =&gt; x * 2;</w:t>
-      </w:r>
+        <w:t xml:space="preserve"> double = x =&gt; x * </w:t>
+      </w:r>
+      <w:proofErr w:type="gramStart"/>
+      <w:r>
+        <w:rPr>
+          <w:rFonts w:ascii="Calibri" w:hAnsi="Calibri" w:cs="Calibri"/>
+          <w:sz w:val="28"/>
+          <w:szCs w:val="28"/>
+        </w:rPr>
+        <w:t>2;</w:t>
+      </w:r>
+      <w:proofErr w:type="gramEnd"/>
     </w:p>
     <w:p>
       <w:pPr>
@@ -9873,8 +10500,18 @@
           <w:sz w:val="28"/>
           <w:szCs w:val="28"/>
         </w:rPr>
-        <w:t xml:space="preserve"> multiply = (a, b) =&gt; a * b;</w:t>
-      </w:r>
+        <w:t xml:space="preserve"> multiply = (a, b) =&gt; a * </w:t>
+      </w:r>
+      <w:proofErr w:type="gramStart"/>
+      <w:r>
+        <w:rPr>
+          <w:rFonts w:ascii="Calibri" w:hAnsi="Calibri" w:cs="Calibri"/>
+          <w:sz w:val="28"/>
+          <w:szCs w:val="28"/>
+        </w:rPr>
+        <w:t>b;</w:t>
+      </w:r>
+      <w:proofErr w:type="gramEnd"/>
     </w:p>
     <w:p>
       <w:pPr>
@@ -9940,25 +10577,45 @@
           <w:sz w:val="28"/>
           <w:szCs w:val="28"/>
         </w:rPr>
-        <w:t xml:space="preserve">  let result = a / b;</w:t>
-      </w:r>
-    </w:p>
-    <w:p>
-      <w:pPr>
-        <w:rPr>
-          <w:rFonts w:ascii="Calibri" w:hAnsi="Calibri" w:cs="Calibri"/>
-          <w:sz w:val="28"/>
-          <w:szCs w:val="28"/>
-        </w:rPr>
-      </w:pPr>
-      <w:r>
-        <w:rPr>
-          <w:rFonts w:ascii="Calibri" w:hAnsi="Calibri" w:cs="Calibri"/>
-          <w:sz w:val="28"/>
-          <w:szCs w:val="28"/>
-        </w:rPr>
-        <w:t xml:space="preserve">  return result;</w:t>
-      </w:r>
+        <w:t xml:space="preserve">  let result = a / </w:t>
+      </w:r>
+      <w:proofErr w:type="gramStart"/>
+      <w:r>
+        <w:rPr>
+          <w:rFonts w:ascii="Calibri" w:hAnsi="Calibri" w:cs="Calibri"/>
+          <w:sz w:val="28"/>
+          <w:szCs w:val="28"/>
+        </w:rPr>
+        <w:t>b;</w:t>
+      </w:r>
+      <w:proofErr w:type="gramEnd"/>
+    </w:p>
+    <w:p>
+      <w:pPr>
+        <w:rPr>
+          <w:rFonts w:ascii="Calibri" w:hAnsi="Calibri" w:cs="Calibri"/>
+          <w:sz w:val="28"/>
+          <w:szCs w:val="28"/>
+        </w:rPr>
+      </w:pPr>
+      <w:r>
+        <w:rPr>
+          <w:rFonts w:ascii="Calibri" w:hAnsi="Calibri" w:cs="Calibri"/>
+          <w:sz w:val="28"/>
+          <w:szCs w:val="28"/>
+        </w:rPr>
+        <w:t xml:space="preserve">  return </w:t>
+      </w:r>
+      <w:proofErr w:type="gramStart"/>
+      <w:r>
+        <w:rPr>
+          <w:rFonts w:ascii="Calibri" w:hAnsi="Calibri" w:cs="Calibri"/>
+          <w:sz w:val="28"/>
+          <w:szCs w:val="28"/>
+        </w:rPr>
+        <w:t>result;</w:t>
+      </w:r>
+      <w:proofErr w:type="gramEnd"/>
     </w:p>
     <w:p>
       <w:pPr>
@@ -10371,51 +11028,89 @@
           <w:sz w:val="28"/>
           <w:szCs w:val="28"/>
         </w:rPr>
-        <w:t>let a = "Global";</w:t>
-      </w:r>
-    </w:p>
-    <w:p>
-      <w:pPr>
-        <w:rPr>
-          <w:rFonts w:ascii="Calibri" w:hAnsi="Calibri" w:cs="Calibri"/>
-          <w:sz w:val="28"/>
-          <w:szCs w:val="28"/>
-        </w:rPr>
-      </w:pPr>
-    </w:p>
-    <w:p>
-      <w:pPr>
-        <w:rPr>
-          <w:rFonts w:ascii="Calibri" w:hAnsi="Calibri" w:cs="Calibri"/>
-          <w:sz w:val="28"/>
-          <w:szCs w:val="28"/>
-        </w:rPr>
-      </w:pPr>
-      <w:r>
-        <w:rPr>
-          <w:rFonts w:ascii="Calibri" w:hAnsi="Calibri" w:cs="Calibri"/>
-          <w:sz w:val="28"/>
-          <w:szCs w:val="28"/>
-        </w:rPr>
-        <w:t>function outer() {</w:t>
-      </w:r>
-    </w:p>
-    <w:p>
-      <w:pPr>
-        <w:rPr>
-          <w:rFonts w:ascii="Calibri" w:hAnsi="Calibri" w:cs="Calibri"/>
-          <w:sz w:val="28"/>
-          <w:szCs w:val="28"/>
-        </w:rPr>
-      </w:pPr>
-      <w:r>
-        <w:rPr>
-          <w:rFonts w:ascii="Calibri" w:hAnsi="Calibri" w:cs="Calibri"/>
-          <w:sz w:val="28"/>
-          <w:szCs w:val="28"/>
-        </w:rPr>
-        <w:t xml:space="preserve">  let b = "Outer";</w:t>
-      </w:r>
+        <w:t>let a = "Global</w:t>
+      </w:r>
+      <w:proofErr w:type="gramStart"/>
+      <w:r>
+        <w:rPr>
+          <w:rFonts w:ascii="Calibri" w:hAnsi="Calibri" w:cs="Calibri"/>
+          <w:sz w:val="28"/>
+          <w:szCs w:val="28"/>
+        </w:rPr>
+        <w:t>";</w:t>
+      </w:r>
+      <w:proofErr w:type="gramEnd"/>
+    </w:p>
+    <w:p>
+      <w:pPr>
+        <w:rPr>
+          <w:rFonts w:ascii="Calibri" w:hAnsi="Calibri" w:cs="Calibri"/>
+          <w:sz w:val="28"/>
+          <w:szCs w:val="28"/>
+        </w:rPr>
+      </w:pPr>
+    </w:p>
+    <w:p>
+      <w:pPr>
+        <w:rPr>
+          <w:rFonts w:ascii="Calibri" w:hAnsi="Calibri" w:cs="Calibri"/>
+          <w:sz w:val="28"/>
+          <w:szCs w:val="28"/>
+        </w:rPr>
+      </w:pPr>
+      <w:r>
+        <w:rPr>
+          <w:rFonts w:ascii="Calibri" w:hAnsi="Calibri" w:cs="Calibri"/>
+          <w:sz w:val="28"/>
+          <w:szCs w:val="28"/>
+        </w:rPr>
+        <w:t xml:space="preserve">function </w:t>
+      </w:r>
+      <w:proofErr w:type="gramStart"/>
+      <w:r>
+        <w:rPr>
+          <w:rFonts w:ascii="Calibri" w:hAnsi="Calibri" w:cs="Calibri"/>
+          <w:sz w:val="28"/>
+          <w:szCs w:val="28"/>
+        </w:rPr>
+        <w:t>outer(</w:t>
+      </w:r>
+      <w:proofErr w:type="gramEnd"/>
+      <w:r>
+        <w:rPr>
+          <w:rFonts w:ascii="Calibri" w:hAnsi="Calibri" w:cs="Calibri"/>
+          <w:sz w:val="28"/>
+          <w:szCs w:val="28"/>
+        </w:rPr>
+        <w:t>) {</w:t>
+      </w:r>
+    </w:p>
+    <w:p>
+      <w:pPr>
+        <w:rPr>
+          <w:rFonts w:ascii="Calibri" w:hAnsi="Calibri" w:cs="Calibri"/>
+          <w:sz w:val="28"/>
+          <w:szCs w:val="28"/>
+        </w:rPr>
+      </w:pPr>
+      <w:r>
+        <w:rPr>
+          <w:rFonts w:ascii="Calibri" w:hAnsi="Calibri" w:cs="Calibri"/>
+          <w:sz w:val="28"/>
+          <w:szCs w:val="28"/>
+        </w:rPr>
+        <w:t xml:space="preserve">  let b = "Outer</w:t>
+      </w:r>
+      <w:proofErr w:type="gramStart"/>
+      <w:r>
+        <w:rPr>
+          <w:rFonts w:ascii="Calibri" w:hAnsi="Calibri" w:cs="Calibri"/>
+          <w:sz w:val="28"/>
+          <w:szCs w:val="28"/>
+        </w:rPr>
+        <w:t>";</w:t>
+      </w:r>
+      <w:proofErr w:type="gramEnd"/>
     </w:p>
     <w:p>
       <w:pPr>
@@ -10448,25 +11143,53 @@
           <w:sz w:val="28"/>
           <w:szCs w:val="28"/>
         </w:rPr>
-        <w:t xml:space="preserve"> function inner() {</w:t>
-      </w:r>
-    </w:p>
-    <w:p>
-      <w:pPr>
-        <w:rPr>
-          <w:rFonts w:ascii="Calibri" w:hAnsi="Calibri" w:cs="Calibri"/>
-          <w:sz w:val="28"/>
-          <w:szCs w:val="28"/>
-        </w:rPr>
-      </w:pPr>
-      <w:r>
-        <w:rPr>
-          <w:rFonts w:ascii="Calibri" w:hAnsi="Calibri" w:cs="Calibri"/>
-          <w:sz w:val="28"/>
-          <w:szCs w:val="28"/>
-        </w:rPr>
-        <w:t xml:space="preserve">    let c = "Inner";</w:t>
-      </w:r>
+        <w:t xml:space="preserve"> function </w:t>
+      </w:r>
+      <w:proofErr w:type="gramStart"/>
+      <w:r>
+        <w:rPr>
+          <w:rFonts w:ascii="Calibri" w:hAnsi="Calibri" w:cs="Calibri"/>
+          <w:sz w:val="28"/>
+          <w:szCs w:val="28"/>
+        </w:rPr>
+        <w:t>inner(</w:t>
+      </w:r>
+      <w:proofErr w:type="gramEnd"/>
+      <w:r>
+        <w:rPr>
+          <w:rFonts w:ascii="Calibri" w:hAnsi="Calibri" w:cs="Calibri"/>
+          <w:sz w:val="28"/>
+          <w:szCs w:val="28"/>
+        </w:rPr>
+        <w:t>) {</w:t>
+      </w:r>
+    </w:p>
+    <w:p>
+      <w:pPr>
+        <w:rPr>
+          <w:rFonts w:ascii="Calibri" w:hAnsi="Calibri" w:cs="Calibri"/>
+          <w:sz w:val="28"/>
+          <w:szCs w:val="28"/>
+        </w:rPr>
+      </w:pPr>
+      <w:r>
+        <w:rPr>
+          <w:rFonts w:ascii="Calibri" w:hAnsi="Calibri" w:cs="Calibri"/>
+          <w:sz w:val="28"/>
+          <w:szCs w:val="28"/>
+        </w:rPr>
+        <w:t xml:space="preserve">    let c = "Inner</w:t>
+      </w:r>
+      <w:proofErr w:type="gramStart"/>
+      <w:r>
+        <w:rPr>
+          <w:rFonts w:ascii="Calibri" w:hAnsi="Calibri" w:cs="Calibri"/>
+          <w:sz w:val="28"/>
+          <w:szCs w:val="28"/>
+        </w:rPr>
+        <w:t>";</w:t>
+      </w:r>
+      <w:proofErr w:type="gramEnd"/>
     </w:p>
     <w:p>
       <w:pPr>
@@ -10531,7 +11254,25 @@
           <w:sz w:val="28"/>
           <w:szCs w:val="28"/>
         </w:rPr>
-        <w:t xml:space="preserve"> Finds in outer()</w:t>
+        <w:t xml:space="preserve"> Finds in </w:t>
+      </w:r>
+      <w:proofErr w:type="gramStart"/>
+      <w:r>
+        <w:rPr>
+          <w:rFonts w:ascii="Calibri" w:hAnsi="Calibri" w:cs="Calibri"/>
+          <w:sz w:val="28"/>
+          <w:szCs w:val="28"/>
+        </w:rPr>
+        <w:t>outer(</w:t>
+      </w:r>
+      <w:proofErr w:type="gramEnd"/>
+      <w:r>
+        <w:rPr>
+          <w:rFonts w:ascii="Calibri" w:hAnsi="Calibri" w:cs="Calibri"/>
+          <w:sz w:val="28"/>
+          <w:szCs w:val="28"/>
+        </w:rPr>
+        <w:t>)</w:t>
       </w:r>
     </w:p>
     <w:p>
@@ -10564,7 +11305,25 @@
           <w:sz w:val="28"/>
           <w:szCs w:val="28"/>
         </w:rPr>
-        <w:t xml:space="preserve"> Finds in inner()</w:t>
+        <w:t xml:space="preserve"> Finds in </w:t>
+      </w:r>
+      <w:proofErr w:type="gramStart"/>
+      <w:r>
+        <w:rPr>
+          <w:rFonts w:ascii="Calibri" w:hAnsi="Calibri" w:cs="Calibri"/>
+          <w:sz w:val="28"/>
+          <w:szCs w:val="28"/>
+        </w:rPr>
+        <w:t>inner(</w:t>
+      </w:r>
+      <w:proofErr w:type="gramEnd"/>
+      <w:r>
+        <w:rPr>
+          <w:rFonts w:ascii="Calibri" w:hAnsi="Calibri" w:cs="Calibri"/>
+          <w:sz w:val="28"/>
+          <w:szCs w:val="28"/>
+        </w:rPr>
+        <w:t>)</w:t>
       </w:r>
     </w:p>
     <w:p>
@@ -10598,7 +11357,25 @@
           <w:sz w:val="28"/>
           <w:szCs w:val="28"/>
         </w:rPr>
-        <w:t xml:space="preserve"> inner();</w:t>
+        <w:t xml:space="preserve"> </w:t>
+      </w:r>
+      <w:proofErr w:type="gramStart"/>
+      <w:r>
+        <w:rPr>
+          <w:rFonts w:ascii="Calibri" w:hAnsi="Calibri" w:cs="Calibri"/>
+          <w:sz w:val="28"/>
+          <w:szCs w:val="28"/>
+        </w:rPr>
+        <w:t>inner(</w:t>
+      </w:r>
+      <w:proofErr w:type="gramEnd"/>
+      <w:r>
+        <w:rPr>
+          <w:rFonts w:ascii="Calibri" w:hAnsi="Calibri" w:cs="Calibri"/>
+          <w:sz w:val="28"/>
+          <w:szCs w:val="28"/>
+        </w:rPr>
+        <w:t>);</w:t>
       </w:r>
     </w:p>
     <w:p>
@@ -10626,13 +11403,23 @@
           <w:szCs w:val="28"/>
         </w:rPr>
       </w:pPr>
-      <w:r>
-        <w:rPr>
-          <w:rFonts w:ascii="Calibri" w:hAnsi="Calibri" w:cs="Calibri"/>
-          <w:sz w:val="28"/>
-          <w:szCs w:val="28"/>
-        </w:rPr>
-        <w:t>outer();</w:t>
+      <w:proofErr w:type="gramStart"/>
+      <w:r>
+        <w:rPr>
+          <w:rFonts w:ascii="Calibri" w:hAnsi="Calibri" w:cs="Calibri"/>
+          <w:sz w:val="28"/>
+          <w:szCs w:val="28"/>
+        </w:rPr>
+        <w:t>outer(</w:t>
+      </w:r>
+      <w:proofErr w:type="gramEnd"/>
+      <w:r>
+        <w:rPr>
+          <w:rFonts w:ascii="Calibri" w:hAnsi="Calibri" w:cs="Calibri"/>
+          <w:sz w:val="28"/>
+          <w:szCs w:val="28"/>
+        </w:rPr>
+        <w:t>);</w:t>
       </w:r>
     </w:p>
     <w:p>
@@ -10765,24 +11552,60 @@
           <w:szCs w:val="28"/>
         </w:rPr>
         <w:lastRenderedPageBreak/>
-        <w:t>c is found in inner()</w:t>
-      </w:r>
-    </w:p>
-    <w:p>
-      <w:pPr>
-        <w:rPr>
-          <w:rFonts w:ascii="Calibri" w:hAnsi="Calibri" w:cs="Calibri"/>
-          <w:sz w:val="28"/>
-          <w:szCs w:val="28"/>
-        </w:rPr>
-      </w:pPr>
-      <w:r>
-        <w:rPr>
-          <w:rFonts w:ascii="Calibri" w:hAnsi="Calibri" w:cs="Calibri"/>
-          <w:sz w:val="28"/>
-          <w:szCs w:val="28"/>
-        </w:rPr>
-        <w:t>b is not in inner(), so it's found in outer()</w:t>
+        <w:t xml:space="preserve">c is found in </w:t>
+      </w:r>
+      <w:proofErr w:type="gramStart"/>
+      <w:r>
+        <w:rPr>
+          <w:rFonts w:ascii="Calibri" w:hAnsi="Calibri" w:cs="Calibri"/>
+          <w:sz w:val="28"/>
+          <w:szCs w:val="28"/>
+        </w:rPr>
+        <w:t>inner(</w:t>
+      </w:r>
+      <w:proofErr w:type="gramEnd"/>
+      <w:r>
+        <w:rPr>
+          <w:rFonts w:ascii="Calibri" w:hAnsi="Calibri" w:cs="Calibri"/>
+          <w:sz w:val="28"/>
+          <w:szCs w:val="28"/>
+        </w:rPr>
+        <w:t>)</w:t>
+      </w:r>
+    </w:p>
+    <w:p>
+      <w:pPr>
+        <w:rPr>
+          <w:rFonts w:ascii="Calibri" w:hAnsi="Calibri" w:cs="Calibri"/>
+          <w:sz w:val="28"/>
+          <w:szCs w:val="28"/>
+        </w:rPr>
+      </w:pPr>
+      <w:r>
+        <w:rPr>
+          <w:rFonts w:ascii="Calibri" w:hAnsi="Calibri" w:cs="Calibri"/>
+          <w:sz w:val="28"/>
+          <w:szCs w:val="28"/>
+        </w:rPr>
+        <w:t xml:space="preserve">b is not in </w:t>
+      </w:r>
+      <w:proofErr w:type="gramStart"/>
+      <w:r>
+        <w:rPr>
+          <w:rFonts w:ascii="Calibri" w:hAnsi="Calibri" w:cs="Calibri"/>
+          <w:sz w:val="28"/>
+          <w:szCs w:val="28"/>
+        </w:rPr>
+        <w:t>inner(</w:t>
+      </w:r>
+      <w:proofErr w:type="gramEnd"/>
+      <w:r>
+        <w:rPr>
+          <w:rFonts w:ascii="Calibri" w:hAnsi="Calibri" w:cs="Calibri"/>
+          <w:sz w:val="28"/>
+          <w:szCs w:val="28"/>
+        </w:rPr>
+        <w:t>), so it's found in outer()</w:t>
       </w:r>
     </w:p>
     <w:p>
@@ -11265,7 +12088,25 @@
           <w:sz w:val="28"/>
           <w:szCs w:val="28"/>
         </w:rPr>
-        <w:t xml:space="preserve"> – like push(), pop(), map(), etc.</w:t>
+        <w:t xml:space="preserve"> – like </w:t>
+      </w:r>
+      <w:proofErr w:type="gramStart"/>
+      <w:r>
+        <w:rPr>
+          <w:rFonts w:ascii="Calibri" w:hAnsi="Calibri" w:cs="Calibri"/>
+          <w:sz w:val="28"/>
+          <w:szCs w:val="28"/>
+        </w:rPr>
+        <w:t>push(</w:t>
+      </w:r>
+      <w:proofErr w:type="gramEnd"/>
+      <w:r>
+        <w:rPr>
+          <w:rFonts w:ascii="Calibri" w:hAnsi="Calibri" w:cs="Calibri"/>
+          <w:sz w:val="28"/>
+          <w:szCs w:val="28"/>
+        </w:rPr>
+        <w:t>), pop(), map(), etc.</w:t>
       </w:r>
     </w:p>
     <w:p>
@@ -11371,7 +12212,25 @@
           <w:sz w:val="28"/>
           <w:szCs w:val="28"/>
         </w:rPr>
-        <w:t>Functions are objects too, and can have their own properties.</w:t>
+        <w:t xml:space="preserve">Functions are objects </w:t>
+      </w:r>
+      <w:proofErr w:type="gramStart"/>
+      <w:r>
+        <w:rPr>
+          <w:rFonts w:ascii="Calibri" w:hAnsi="Calibri" w:cs="Calibri"/>
+          <w:sz w:val="28"/>
+          <w:szCs w:val="28"/>
+        </w:rPr>
+        <w:t>too, and</w:t>
+      </w:r>
+      <w:proofErr w:type="gramEnd"/>
+      <w:r>
+        <w:rPr>
+          <w:rFonts w:ascii="Calibri" w:hAnsi="Calibri" w:cs="Calibri"/>
+          <w:sz w:val="28"/>
+          <w:szCs w:val="28"/>
+        </w:rPr>
+        <w:t xml:space="preserve"> can have their own properties.</w:t>
       </w:r>
     </w:p>
     <w:p>
@@ -11617,7 +12476,27 @@
           <w:sz w:val="24"/>
           <w:szCs w:val="24"/>
         </w:rPr>
-        <w:t>In JavaScript, the this keyword is a fundamental concept that refers to the object from which a function is called. Its value is determined by the context in which the function is invoked, making it dynamic and sometimes a source of confusion.</w:t>
+        <w:t xml:space="preserve">In JavaScript, </w:t>
+      </w:r>
+      <w:proofErr w:type="gramStart"/>
+      <w:r>
+        <w:rPr>
+          <w:rFonts w:ascii="Calibri" w:hAnsi="Calibri" w:cs="Calibri"/>
+          <w:color w:val="000000" w:themeColor="text1"/>
+          <w:sz w:val="24"/>
+          <w:szCs w:val="24"/>
+        </w:rPr>
+        <w:t>the this</w:t>
+      </w:r>
+      <w:proofErr w:type="gramEnd"/>
+      <w:r>
+        <w:rPr>
+          <w:rFonts w:ascii="Calibri" w:hAnsi="Calibri" w:cs="Calibri"/>
+          <w:color w:val="000000" w:themeColor="text1"/>
+          <w:sz w:val="24"/>
+          <w:szCs w:val="24"/>
+        </w:rPr>
+        <w:t xml:space="preserve"> keyword is a fundamental concept that refers to the object from which a function is called. Its value is determined by the context in which the function is invoked, making it dynamic and sometimes a source of confusion.</w:t>
       </w:r>
     </w:p>
     <w:p>
@@ -12371,6 +13250,7 @@
         <w:t xml:space="preserve">function </w:t>
       </w:r>
       <w:proofErr w:type="spellStart"/>
+      <w:proofErr w:type="gramStart"/>
       <w:r>
         <w:rPr>
           <w:rFonts w:ascii="Calibri" w:hAnsi="Calibri" w:cs="Calibri"/>
@@ -12388,27 +13268,48 @@
           <w:sz w:val="28"/>
           <w:szCs w:val="28"/>
         </w:rPr>
-        <w:t>() {</w:t>
-      </w:r>
-    </w:p>
-    <w:p>
-      <w:pPr>
-        <w:rPr>
-          <w:rFonts w:ascii="Calibri" w:hAnsi="Calibri" w:cs="Calibri"/>
-          <w:color w:val="000000" w:themeColor="text1"/>
-          <w:sz w:val="28"/>
-          <w:szCs w:val="28"/>
-        </w:rPr>
-      </w:pPr>
-      <w:r>
-        <w:rPr>
-          <w:rFonts w:ascii="Calibri" w:hAnsi="Calibri" w:cs="Calibri"/>
-          <w:color w:val="000000" w:themeColor="text1"/>
-          <w:sz w:val="28"/>
-          <w:szCs w:val="28"/>
-        </w:rPr>
-        <w:t xml:space="preserve">  console.log(this);</w:t>
-      </w:r>
+        <w:t>(</w:t>
+      </w:r>
+      <w:proofErr w:type="gramEnd"/>
+      <w:r>
+        <w:rPr>
+          <w:rFonts w:ascii="Calibri" w:hAnsi="Calibri" w:cs="Calibri"/>
+          <w:color w:val="000000" w:themeColor="text1"/>
+          <w:sz w:val="28"/>
+          <w:szCs w:val="28"/>
+        </w:rPr>
+        <w:t>) {</w:t>
+      </w:r>
+    </w:p>
+    <w:p>
+      <w:pPr>
+        <w:rPr>
+          <w:rFonts w:ascii="Calibri" w:hAnsi="Calibri" w:cs="Calibri"/>
+          <w:color w:val="000000" w:themeColor="text1"/>
+          <w:sz w:val="28"/>
+          <w:szCs w:val="28"/>
+        </w:rPr>
+      </w:pPr>
+      <w:r>
+        <w:rPr>
+          <w:rFonts w:ascii="Calibri" w:hAnsi="Calibri" w:cs="Calibri"/>
+          <w:color w:val="000000" w:themeColor="text1"/>
+          <w:sz w:val="28"/>
+          <w:szCs w:val="28"/>
+        </w:rPr>
+        <w:t xml:space="preserve">  console.log(this</w:t>
+      </w:r>
+      <w:proofErr w:type="gramStart"/>
+      <w:r>
+        <w:rPr>
+          <w:rFonts w:ascii="Calibri" w:hAnsi="Calibri" w:cs="Calibri"/>
+          <w:color w:val="000000" w:themeColor="text1"/>
+          <w:sz w:val="28"/>
+          <w:szCs w:val="28"/>
+        </w:rPr>
+        <w:t>);</w:t>
+      </w:r>
+      <w:proofErr w:type="gramEnd"/>
     </w:p>
     <w:p>
       <w:pPr>
@@ -12450,6 +13351,7 @@
         </w:rPr>
       </w:pPr>
       <w:proofErr w:type="spellStart"/>
+      <w:proofErr w:type="gramStart"/>
       <w:r>
         <w:rPr>
           <w:rFonts w:ascii="Calibri" w:hAnsi="Calibri" w:cs="Calibri"/>
@@ -12467,7 +13369,17 @@
           <w:sz w:val="28"/>
           <w:szCs w:val="28"/>
         </w:rPr>
-        <w:t>(); // In browser: Window {...}</w:t>
+        <w:t>(</w:t>
+      </w:r>
+      <w:proofErr w:type="gramEnd"/>
+      <w:r>
+        <w:rPr>
+          <w:rFonts w:ascii="Calibri" w:hAnsi="Calibri" w:cs="Calibri"/>
+          <w:color w:val="000000" w:themeColor="text1"/>
+          <w:sz w:val="28"/>
+          <w:szCs w:val="28"/>
+        </w:rPr>
+        <w:t>); // In browser: Window {...}</w:t>
       </w:r>
     </w:p>
     <w:p>
@@ -12505,7 +13417,27 @@
           <w:sz w:val="28"/>
           <w:szCs w:val="28"/>
         </w:rPr>
-        <w:t>"use strict";</w:t>
+        <w:t>"</w:t>
+      </w:r>
+      <w:proofErr w:type="gramStart"/>
+      <w:r>
+        <w:rPr>
+          <w:rFonts w:ascii="Calibri" w:hAnsi="Calibri" w:cs="Calibri"/>
+          <w:color w:val="000000" w:themeColor="text1"/>
+          <w:sz w:val="28"/>
+          <w:szCs w:val="28"/>
+        </w:rPr>
+        <w:t>use</w:t>
+      </w:r>
+      <w:proofErr w:type="gramEnd"/>
+      <w:r>
+        <w:rPr>
+          <w:rFonts w:ascii="Calibri" w:hAnsi="Calibri" w:cs="Calibri"/>
+          <w:color w:val="000000" w:themeColor="text1"/>
+          <w:sz w:val="28"/>
+          <w:szCs w:val="28"/>
+        </w:rPr>
+        <w:t xml:space="preserve"> strict";</w:t>
       </w:r>
     </w:p>
     <w:p>
@@ -12527,6 +13459,7 @@
         <w:t xml:space="preserve">function </w:t>
       </w:r>
       <w:proofErr w:type="spellStart"/>
+      <w:proofErr w:type="gramStart"/>
       <w:r>
         <w:rPr>
           <w:rFonts w:ascii="Calibri" w:hAnsi="Calibri" w:cs="Calibri"/>
@@ -12544,27 +13477,48 @@
           <w:sz w:val="28"/>
           <w:szCs w:val="28"/>
         </w:rPr>
-        <w:t>() {</w:t>
-      </w:r>
-    </w:p>
-    <w:p>
-      <w:pPr>
-        <w:rPr>
-          <w:rFonts w:ascii="Calibri" w:hAnsi="Calibri" w:cs="Calibri"/>
-          <w:color w:val="000000" w:themeColor="text1"/>
-          <w:sz w:val="28"/>
-          <w:szCs w:val="28"/>
-        </w:rPr>
-      </w:pPr>
-      <w:r>
-        <w:rPr>
-          <w:rFonts w:ascii="Calibri" w:hAnsi="Calibri" w:cs="Calibri"/>
-          <w:color w:val="000000" w:themeColor="text1"/>
-          <w:sz w:val="28"/>
-          <w:szCs w:val="28"/>
-        </w:rPr>
-        <w:t xml:space="preserve">  console.log(this);</w:t>
-      </w:r>
+        <w:t>(</w:t>
+      </w:r>
+      <w:proofErr w:type="gramEnd"/>
+      <w:r>
+        <w:rPr>
+          <w:rFonts w:ascii="Calibri" w:hAnsi="Calibri" w:cs="Calibri"/>
+          <w:color w:val="000000" w:themeColor="text1"/>
+          <w:sz w:val="28"/>
+          <w:szCs w:val="28"/>
+        </w:rPr>
+        <w:t>) {</w:t>
+      </w:r>
+    </w:p>
+    <w:p>
+      <w:pPr>
+        <w:rPr>
+          <w:rFonts w:ascii="Calibri" w:hAnsi="Calibri" w:cs="Calibri"/>
+          <w:color w:val="000000" w:themeColor="text1"/>
+          <w:sz w:val="28"/>
+          <w:szCs w:val="28"/>
+        </w:rPr>
+      </w:pPr>
+      <w:r>
+        <w:rPr>
+          <w:rFonts w:ascii="Calibri" w:hAnsi="Calibri" w:cs="Calibri"/>
+          <w:color w:val="000000" w:themeColor="text1"/>
+          <w:sz w:val="28"/>
+          <w:szCs w:val="28"/>
+        </w:rPr>
+        <w:t xml:space="preserve">  console.log(this</w:t>
+      </w:r>
+      <w:proofErr w:type="gramStart"/>
+      <w:r>
+        <w:rPr>
+          <w:rFonts w:ascii="Calibri" w:hAnsi="Calibri" w:cs="Calibri"/>
+          <w:color w:val="000000" w:themeColor="text1"/>
+          <w:sz w:val="28"/>
+          <w:szCs w:val="28"/>
+        </w:rPr>
+        <w:t>);</w:t>
+      </w:r>
+      <w:proofErr w:type="gramEnd"/>
     </w:p>
     <w:p>
       <w:pPr>
@@ -12605,6 +13559,7 @@
         </w:rPr>
       </w:pPr>
       <w:proofErr w:type="spellStart"/>
+      <w:proofErr w:type="gramStart"/>
       <w:r>
         <w:rPr>
           <w:rFonts w:ascii="Calibri" w:hAnsi="Calibri" w:cs="Calibri"/>
@@ -12622,7 +13577,17 @@
           <w:sz w:val="28"/>
           <w:szCs w:val="28"/>
         </w:rPr>
-        <w:t>(); // Output: undefined</w:t>
+        <w:t>(</w:t>
+      </w:r>
+      <w:proofErr w:type="gramEnd"/>
+      <w:r>
+        <w:rPr>
+          <w:rFonts w:ascii="Calibri" w:hAnsi="Calibri" w:cs="Calibri"/>
+          <w:color w:val="000000" w:themeColor="text1"/>
+          <w:sz w:val="28"/>
+          <w:szCs w:val="28"/>
+        </w:rPr>
+        <w:t>); // Output: undefined</w:t>
       </w:r>
     </w:p>
     <w:p>
@@ -12748,7 +13713,25 @@
           <w:sz w:val="24"/>
           <w:szCs w:val="24"/>
         </w:rPr>
-        <w:t xml:space="preserve">    console.log(`Hello, my name is ${this.name}`);</w:t>
+        <w:t xml:space="preserve">    </w:t>
+      </w:r>
+      <w:proofErr w:type="gramStart"/>
+      <w:r>
+        <w:rPr>
+          <w:rFonts w:ascii="Calibri" w:hAnsi="Calibri" w:cs="Calibri"/>
+          <w:sz w:val="24"/>
+          <w:szCs w:val="24"/>
+        </w:rPr>
+        <w:t>console.log(</w:t>
+      </w:r>
+      <w:proofErr w:type="gramEnd"/>
+      <w:r>
+        <w:rPr>
+          <w:rFonts w:ascii="Calibri" w:hAnsi="Calibri" w:cs="Calibri"/>
+          <w:sz w:val="24"/>
+          <w:szCs w:val="24"/>
+        </w:rPr>
+        <w:t>`Hello, my name is ${this.name}`);</w:t>
       </w:r>
     </w:p>
     <w:p>
@@ -12794,6 +13777,7 @@
         </w:rPr>
       </w:pPr>
       <w:proofErr w:type="spellStart"/>
+      <w:proofErr w:type="gramStart"/>
       <w:r>
         <w:rPr>
           <w:rFonts w:ascii="Calibri" w:hAnsi="Calibri" w:cs="Calibri"/>
@@ -12803,6 +13787,7 @@
         <w:t>person.greet</w:t>
       </w:r>
       <w:proofErr w:type="spellEnd"/>
+      <w:proofErr w:type="gramEnd"/>
       <w:r>
         <w:rPr>
           <w:rFonts w:ascii="Calibri" w:hAnsi="Calibri" w:cs="Calibri"/>
@@ -13775,7 +14760,27 @@
           <w:sz w:val="24"/>
           <w:szCs w:val="24"/>
         </w:rPr>
-        <w:t>function greet() {}</w:t>
+        <w:t xml:space="preserve">function </w:t>
+      </w:r>
+      <w:proofErr w:type="gramStart"/>
+      <w:r>
+        <w:rPr>
+          <w:rFonts w:ascii="Calibri" w:hAnsi="Calibri" w:cs="Calibri"/>
+          <w:color w:val="000000" w:themeColor="text1"/>
+          <w:sz w:val="24"/>
+          <w:szCs w:val="24"/>
+        </w:rPr>
+        <w:t>greet(</w:t>
+      </w:r>
+      <w:proofErr w:type="gramEnd"/>
+      <w:r>
+        <w:rPr>
+          <w:rFonts w:ascii="Calibri" w:hAnsi="Calibri" w:cs="Calibri"/>
+          <w:color w:val="000000" w:themeColor="text1"/>
+          <w:sz w:val="24"/>
+          <w:szCs w:val="24"/>
+        </w:rPr>
+        <w:t>) {}</w:t>
       </w:r>
     </w:p>
     <w:p>
@@ -13927,7 +14932,27 @@
           <w:sz w:val="24"/>
           <w:szCs w:val="24"/>
         </w:rPr>
-        <w:t>function add(a, b) {}</w:t>
+        <w:t xml:space="preserve">function </w:t>
+      </w:r>
+      <w:proofErr w:type="gramStart"/>
+      <w:r>
+        <w:rPr>
+          <w:rFonts w:ascii="Calibri" w:hAnsi="Calibri" w:cs="Calibri"/>
+          <w:color w:val="000000" w:themeColor="text1"/>
+          <w:sz w:val="24"/>
+          <w:szCs w:val="24"/>
+        </w:rPr>
+        <w:t>add(</w:t>
+      </w:r>
+      <w:proofErr w:type="gramEnd"/>
+      <w:r>
+        <w:rPr>
+          <w:rFonts w:ascii="Calibri" w:hAnsi="Calibri" w:cs="Calibri"/>
+          <w:color w:val="000000" w:themeColor="text1"/>
+          <w:sz w:val="24"/>
+          <w:szCs w:val="24"/>
+        </w:rPr>
+        <w:t>a, b) {}</w:t>
       </w:r>
     </w:p>
     <w:p>
@@ -13949,6 +14974,7 @@
         <w:t>console.log(</w:t>
       </w:r>
       <w:proofErr w:type="spellStart"/>
+      <w:proofErr w:type="gramStart"/>
       <w:r>
         <w:rPr>
           <w:rFonts w:ascii="Calibri" w:hAnsi="Calibri" w:cs="Calibri"/>
@@ -13959,6 +14985,7 @@
         <w:t>add.length</w:t>
       </w:r>
       <w:proofErr w:type="spellEnd"/>
+      <w:proofErr w:type="gramEnd"/>
       <w:r>
         <w:rPr>
           <w:rFonts w:ascii="Calibri" w:hAnsi="Calibri" w:cs="Calibri"/>
@@ -14082,6 +15109,7 @@
         <w:t xml:space="preserve">function </w:t>
       </w:r>
       <w:proofErr w:type="spellStart"/>
+      <w:proofErr w:type="gramStart"/>
       <w:r>
         <w:rPr>
           <w:rFonts w:ascii="Calibri" w:hAnsi="Calibri" w:cs="Calibri"/>
@@ -14099,26 +15127,56 @@
           <w:sz w:val="24"/>
           <w:szCs w:val="24"/>
         </w:rPr>
-        <w:t>() {</w:t>
-      </w:r>
-    </w:p>
-    <w:p>
-      <w:pPr>
-        <w:rPr>
-          <w:rFonts w:ascii="Calibri" w:hAnsi="Calibri" w:cs="Calibri"/>
-          <w:color w:val="000000" w:themeColor="text1"/>
-          <w:sz w:val="24"/>
-          <w:szCs w:val="24"/>
-        </w:rPr>
-      </w:pPr>
-      <w:r>
-        <w:rPr>
-          <w:rFonts w:ascii="Calibri" w:hAnsi="Calibri" w:cs="Calibri"/>
-          <w:color w:val="000000" w:themeColor="text1"/>
-          <w:sz w:val="24"/>
-          <w:szCs w:val="24"/>
-        </w:rPr>
-        <w:t xml:space="preserve">  console.log(arguments[0]); // first argument</w:t>
+        <w:t>(</w:t>
+      </w:r>
+      <w:proofErr w:type="gramEnd"/>
+      <w:r>
+        <w:rPr>
+          <w:rFonts w:ascii="Calibri" w:hAnsi="Calibri" w:cs="Calibri"/>
+          <w:color w:val="000000" w:themeColor="text1"/>
+          <w:sz w:val="24"/>
+          <w:szCs w:val="24"/>
+        </w:rPr>
+        <w:t>) {</w:t>
+      </w:r>
+    </w:p>
+    <w:p>
+      <w:pPr>
+        <w:rPr>
+          <w:rFonts w:ascii="Calibri" w:hAnsi="Calibri" w:cs="Calibri"/>
+          <w:color w:val="000000" w:themeColor="text1"/>
+          <w:sz w:val="24"/>
+          <w:szCs w:val="24"/>
+        </w:rPr>
+      </w:pPr>
+      <w:r>
+        <w:rPr>
+          <w:rFonts w:ascii="Calibri" w:hAnsi="Calibri" w:cs="Calibri"/>
+          <w:color w:val="000000" w:themeColor="text1"/>
+          <w:sz w:val="24"/>
+          <w:szCs w:val="24"/>
+        </w:rPr>
+        <w:t xml:space="preserve">  console.log(</w:t>
+      </w:r>
+      <w:proofErr w:type="gramStart"/>
+      <w:r>
+        <w:rPr>
+          <w:rFonts w:ascii="Calibri" w:hAnsi="Calibri" w:cs="Calibri"/>
+          <w:color w:val="000000" w:themeColor="text1"/>
+          <w:sz w:val="24"/>
+          <w:szCs w:val="24"/>
+        </w:rPr>
+        <w:t>arguments[</w:t>
+      </w:r>
+      <w:proofErr w:type="gramEnd"/>
+      <w:r>
+        <w:rPr>
+          <w:rFonts w:ascii="Calibri" w:hAnsi="Calibri" w:cs="Calibri"/>
+          <w:color w:val="000000" w:themeColor="text1"/>
+          <w:sz w:val="24"/>
+          <w:szCs w:val="24"/>
+        </w:rPr>
+        <w:t>0]); // first argument</w:t>
       </w:r>
     </w:p>
     <w:p>
@@ -14150,6 +15208,7 @@
         </w:rPr>
       </w:pPr>
       <w:proofErr w:type="spellStart"/>
+      <w:proofErr w:type="gramStart"/>
       <w:r>
         <w:rPr>
           <w:rFonts w:ascii="Calibri" w:hAnsi="Calibri" w:cs="Calibri"/>
@@ -14167,7 +15226,17 @@
           <w:sz w:val="24"/>
           <w:szCs w:val="24"/>
         </w:rPr>
-        <w:t>("Hello", "World");</w:t>
+        <w:t>(</w:t>
+      </w:r>
+      <w:proofErr w:type="gramEnd"/>
+      <w:r>
+        <w:rPr>
+          <w:rFonts w:ascii="Calibri" w:hAnsi="Calibri" w:cs="Calibri"/>
+          <w:color w:val="000000" w:themeColor="text1"/>
+          <w:sz w:val="24"/>
+          <w:szCs w:val="24"/>
+        </w:rPr>
+        <w:t>"Hello", "World");</w:t>
       </w:r>
     </w:p>
     <w:p>
@@ -14420,14 +15489,25 @@
           <w:szCs w:val="24"/>
         </w:rPr>
       </w:pPr>
-      <w:r>
-        <w:rPr>
-          <w:rFonts w:ascii="Calibri" w:hAnsi="Calibri" w:cs="Calibri"/>
-          <w:color w:val="000000" w:themeColor="text1"/>
-          <w:sz w:val="24"/>
-          <w:szCs w:val="24"/>
-        </w:rPr>
-        <w:t>apply()</w:t>
+      <w:proofErr w:type="gramStart"/>
+      <w:r>
+        <w:rPr>
+          <w:rFonts w:ascii="Calibri" w:hAnsi="Calibri" w:cs="Calibri"/>
+          <w:color w:val="000000" w:themeColor="text1"/>
+          <w:sz w:val="24"/>
+          <w:szCs w:val="24"/>
+        </w:rPr>
+        <w:t>apply(</w:t>
+      </w:r>
+      <w:proofErr w:type="gramEnd"/>
+      <w:r>
+        <w:rPr>
+          <w:rFonts w:ascii="Calibri" w:hAnsi="Calibri" w:cs="Calibri"/>
+          <w:color w:val="000000" w:themeColor="text1"/>
+          <w:sz w:val="24"/>
+          <w:szCs w:val="24"/>
+        </w:rPr>
+        <w:t>)</w:t>
       </w:r>
     </w:p>
     <w:p>
@@ -14443,14 +15523,25 @@
           <w:szCs w:val="24"/>
         </w:rPr>
       </w:pPr>
-      <w:r>
-        <w:rPr>
-          <w:rFonts w:ascii="Calibri" w:hAnsi="Calibri" w:cs="Calibri"/>
-          <w:color w:val="000000" w:themeColor="text1"/>
-          <w:sz w:val="24"/>
-          <w:szCs w:val="24"/>
-        </w:rPr>
-        <w:t>call()</w:t>
+      <w:proofErr w:type="gramStart"/>
+      <w:r>
+        <w:rPr>
+          <w:rFonts w:ascii="Calibri" w:hAnsi="Calibri" w:cs="Calibri"/>
+          <w:color w:val="000000" w:themeColor="text1"/>
+          <w:sz w:val="24"/>
+          <w:szCs w:val="24"/>
+        </w:rPr>
+        <w:t>call(</w:t>
+      </w:r>
+      <w:proofErr w:type="gramEnd"/>
+      <w:r>
+        <w:rPr>
+          <w:rFonts w:ascii="Calibri" w:hAnsi="Calibri" w:cs="Calibri"/>
+          <w:color w:val="000000" w:themeColor="text1"/>
+          <w:sz w:val="24"/>
+          <w:szCs w:val="24"/>
+        </w:rPr>
+        <w:t>)</w:t>
       </w:r>
     </w:p>
     <w:p>
@@ -14466,14 +15557,25 @@
           <w:szCs w:val="24"/>
         </w:rPr>
       </w:pPr>
-      <w:r>
-        <w:rPr>
-          <w:rFonts w:ascii="Calibri" w:hAnsi="Calibri" w:cs="Calibri"/>
-          <w:color w:val="000000" w:themeColor="text1"/>
-          <w:sz w:val="24"/>
-          <w:szCs w:val="24"/>
-        </w:rPr>
-        <w:t>bind()</w:t>
+      <w:proofErr w:type="gramStart"/>
+      <w:r>
+        <w:rPr>
+          <w:rFonts w:ascii="Calibri" w:hAnsi="Calibri" w:cs="Calibri"/>
+          <w:color w:val="000000" w:themeColor="text1"/>
+          <w:sz w:val="24"/>
+          <w:szCs w:val="24"/>
+        </w:rPr>
+        <w:t>bind(</w:t>
+      </w:r>
+      <w:proofErr w:type="gramEnd"/>
+      <w:r>
+        <w:rPr>
+          <w:rFonts w:ascii="Calibri" w:hAnsi="Calibri" w:cs="Calibri"/>
+          <w:color w:val="000000" w:themeColor="text1"/>
+          <w:sz w:val="24"/>
+          <w:szCs w:val="24"/>
+        </w:rPr>
+        <w:t>)</w:t>
       </w:r>
     </w:p>
     <w:p>
@@ -14554,7 +15656,27 @@
           <w:sz w:val="24"/>
           <w:szCs w:val="24"/>
         </w:rPr>
-        <w:t xml:space="preserve">  console.log("Hi " + name);</w:t>
+        <w:t xml:space="preserve">  </w:t>
+      </w:r>
+      <w:proofErr w:type="gramStart"/>
+      <w:r>
+        <w:rPr>
+          <w:rFonts w:ascii="Calibri" w:hAnsi="Calibri" w:cs="Calibri"/>
+          <w:color w:val="000000" w:themeColor="text1"/>
+          <w:sz w:val="24"/>
+          <w:szCs w:val="24"/>
+        </w:rPr>
+        <w:t>console.log(</w:t>
+      </w:r>
+      <w:proofErr w:type="gramEnd"/>
+      <w:r>
+        <w:rPr>
+          <w:rFonts w:ascii="Calibri" w:hAnsi="Calibri" w:cs="Calibri"/>
+          <w:color w:val="000000" w:themeColor="text1"/>
+          <w:sz w:val="24"/>
+          <w:szCs w:val="24"/>
+        </w:rPr>
+        <w:t>"Hi " + name);</w:t>
       </w:r>
     </w:p>
     <w:p>
@@ -14613,7 +15735,27 @@
           <w:sz w:val="24"/>
           <w:szCs w:val="24"/>
         </w:rPr>
-        <w:t>(null, "Alice");   // Hi Alice</w:t>
+        <w:t>(null, "Alice"</w:t>
+      </w:r>
+      <w:proofErr w:type="gramStart"/>
+      <w:r>
+        <w:rPr>
+          <w:rFonts w:ascii="Calibri" w:hAnsi="Calibri" w:cs="Calibri"/>
+          <w:color w:val="000000" w:themeColor="text1"/>
+          <w:sz w:val="24"/>
+          <w:szCs w:val="24"/>
+        </w:rPr>
+        <w:t xml:space="preserve">);   </w:t>
+      </w:r>
+      <w:proofErr w:type="gramEnd"/>
+      <w:r>
+        <w:rPr>
+          <w:rFonts w:ascii="Calibri" w:hAnsi="Calibri" w:cs="Calibri"/>
+          <w:color w:val="000000" w:themeColor="text1"/>
+          <w:sz w:val="24"/>
+          <w:szCs w:val="24"/>
+        </w:rPr>
+        <w:t>// Hi Alice</w:t>
       </w:r>
     </w:p>
     <w:p>
@@ -14643,7 +15785,27 @@
           <w:sz w:val="24"/>
           <w:szCs w:val="24"/>
         </w:rPr>
-        <w:t>(null, ["Bob"]);  // Hi Bob</w:t>
+        <w:t>(null, ["Bob"]</w:t>
+      </w:r>
+      <w:proofErr w:type="gramStart"/>
+      <w:r>
+        <w:rPr>
+          <w:rFonts w:ascii="Calibri" w:hAnsi="Calibri" w:cs="Calibri"/>
+          <w:color w:val="000000" w:themeColor="text1"/>
+          <w:sz w:val="24"/>
+          <w:szCs w:val="24"/>
+        </w:rPr>
+        <w:t>);  /</w:t>
+      </w:r>
+      <w:proofErr w:type="gramEnd"/>
+      <w:r>
+        <w:rPr>
+          <w:rFonts w:ascii="Calibri" w:hAnsi="Calibri" w:cs="Calibri"/>
+          <w:color w:val="000000" w:themeColor="text1"/>
+          <w:sz w:val="24"/>
+          <w:szCs w:val="24"/>
+        </w:rPr>
+        <w:t>/ Hi Bob</w:t>
       </w:r>
     </w:p>
     <w:p>
@@ -14682,26 +15844,48 @@
           <w:sz w:val="24"/>
           <w:szCs w:val="24"/>
         </w:rPr>
-        <w:t>(null, "Charlie");</w:t>
-      </w:r>
-    </w:p>
-    <w:p>
-      <w:pPr>
-        <w:rPr>
-          <w:rFonts w:ascii="Calibri" w:hAnsi="Calibri" w:cs="Calibri"/>
-          <w:color w:val="000000" w:themeColor="text1"/>
-          <w:sz w:val="24"/>
-          <w:szCs w:val="24"/>
-        </w:rPr>
-      </w:pPr>
-      <w:r>
-        <w:rPr>
-          <w:rFonts w:ascii="Calibri" w:hAnsi="Calibri" w:cs="Calibri"/>
-          <w:color w:val="000000" w:themeColor="text1"/>
-          <w:sz w:val="24"/>
-          <w:szCs w:val="24"/>
-        </w:rPr>
-        <w:t>bound();                     // Hi Charlie</w:t>
+        <w:t>(null, "Charlie"</w:t>
+      </w:r>
+      <w:proofErr w:type="gramStart"/>
+      <w:r>
+        <w:rPr>
+          <w:rFonts w:ascii="Calibri" w:hAnsi="Calibri" w:cs="Calibri"/>
+          <w:color w:val="000000" w:themeColor="text1"/>
+          <w:sz w:val="24"/>
+          <w:szCs w:val="24"/>
+        </w:rPr>
+        <w:t>);</w:t>
+      </w:r>
+      <w:proofErr w:type="gramEnd"/>
+    </w:p>
+    <w:p>
+      <w:pPr>
+        <w:rPr>
+          <w:rFonts w:ascii="Calibri" w:hAnsi="Calibri" w:cs="Calibri"/>
+          <w:color w:val="000000" w:themeColor="text1"/>
+          <w:sz w:val="24"/>
+          <w:szCs w:val="24"/>
+        </w:rPr>
+      </w:pPr>
+      <w:proofErr w:type="gramStart"/>
+      <w:r>
+        <w:rPr>
+          <w:rFonts w:ascii="Calibri" w:hAnsi="Calibri" w:cs="Calibri"/>
+          <w:color w:val="000000" w:themeColor="text1"/>
+          <w:sz w:val="24"/>
+          <w:szCs w:val="24"/>
+        </w:rPr>
+        <w:t>bound(</w:t>
+      </w:r>
+      <w:proofErr w:type="gramEnd"/>
+      <w:r>
+        <w:rPr>
+          <w:rFonts w:ascii="Calibri" w:hAnsi="Calibri" w:cs="Calibri"/>
+          <w:color w:val="000000" w:themeColor="text1"/>
+          <w:sz w:val="24"/>
+          <w:szCs w:val="24"/>
+        </w:rPr>
+        <w:t>);                     // Hi Charlie</w:t>
       </w:r>
     </w:p>
     <w:p>
@@ -14853,8 +16037,19 @@
           <w:sz w:val="24"/>
           <w:szCs w:val="24"/>
         </w:rPr>
-        <w:t xml:space="preserve">  this.name = name;</w:t>
-      </w:r>
+        <w:t xml:space="preserve">  this.name = </w:t>
+      </w:r>
+      <w:proofErr w:type="gramStart"/>
+      <w:r>
+        <w:rPr>
+          <w:rFonts w:ascii="Calibri" w:hAnsi="Calibri" w:cs="Calibri"/>
+          <w:color w:val="000000" w:themeColor="text1"/>
+          <w:sz w:val="24"/>
+          <w:szCs w:val="24"/>
+        </w:rPr>
+        <w:t>name;</w:t>
+      </w:r>
+      <w:proofErr w:type="gramEnd"/>
     </w:p>
     <w:p>
       <w:pPr>
@@ -14895,6 +16090,7 @@
         </w:rPr>
       </w:pPr>
       <w:proofErr w:type="spellStart"/>
+      <w:proofErr w:type="gramStart"/>
       <w:r>
         <w:rPr>
           <w:rFonts w:ascii="Calibri" w:hAnsi="Calibri" w:cs="Calibri"/>
@@ -14905,6 +16101,7 @@
         <w:t>Person.prototype.greet</w:t>
       </w:r>
       <w:proofErr w:type="spellEnd"/>
+      <w:proofErr w:type="gramEnd"/>
       <w:r>
         <w:rPr>
           <w:rFonts w:ascii="Calibri" w:hAnsi="Calibri" w:cs="Calibri"/>
@@ -14931,7 +16128,27 @@
           <w:sz w:val="24"/>
           <w:szCs w:val="24"/>
         </w:rPr>
-        <w:t xml:space="preserve">  console.log("Hello, I am " + this.name);</w:t>
+        <w:t xml:space="preserve">  </w:t>
+      </w:r>
+      <w:proofErr w:type="gramStart"/>
+      <w:r>
+        <w:rPr>
+          <w:rFonts w:ascii="Calibri" w:hAnsi="Calibri" w:cs="Calibri"/>
+          <w:color w:val="000000" w:themeColor="text1"/>
+          <w:sz w:val="24"/>
+          <w:szCs w:val="24"/>
+        </w:rPr>
+        <w:t>console.log(</w:t>
+      </w:r>
+      <w:proofErr w:type="gramEnd"/>
+      <w:r>
+        <w:rPr>
+          <w:rFonts w:ascii="Calibri" w:hAnsi="Calibri" w:cs="Calibri"/>
+          <w:color w:val="000000" w:themeColor="text1"/>
+          <w:sz w:val="24"/>
+          <w:szCs w:val="24"/>
+        </w:rPr>
+        <w:t>"Hello, I am " + this.name);</w:t>
       </w:r>
     </w:p>
     <w:p>
@@ -14980,26 +16197,57 @@
           <w:sz w:val="24"/>
           <w:szCs w:val="24"/>
         </w:rPr>
-        <w:t>let p1 = new Person("Alice");</w:t>
-      </w:r>
-    </w:p>
-    <w:p>
-      <w:pPr>
-        <w:rPr>
-          <w:rFonts w:ascii="Calibri" w:hAnsi="Calibri" w:cs="Calibri"/>
-          <w:color w:val="000000" w:themeColor="text1"/>
-          <w:sz w:val="24"/>
-          <w:szCs w:val="24"/>
-        </w:rPr>
-      </w:pPr>
-      <w:r>
-        <w:rPr>
-          <w:rFonts w:ascii="Calibri" w:hAnsi="Calibri" w:cs="Calibri"/>
-          <w:color w:val="000000" w:themeColor="text1"/>
-          <w:sz w:val="24"/>
-          <w:szCs w:val="24"/>
-        </w:rPr>
-        <w:t>p1.greet(); // Hello, I am Alice</w:t>
+        <w:t>let p1 = new Person("Alice"</w:t>
+      </w:r>
+      <w:proofErr w:type="gramStart"/>
+      <w:r>
+        <w:rPr>
+          <w:rFonts w:ascii="Calibri" w:hAnsi="Calibri" w:cs="Calibri"/>
+          <w:color w:val="000000" w:themeColor="text1"/>
+          <w:sz w:val="24"/>
+          <w:szCs w:val="24"/>
+        </w:rPr>
+        <w:t>);</w:t>
+      </w:r>
+      <w:proofErr w:type="gramEnd"/>
+    </w:p>
+    <w:p>
+      <w:pPr>
+        <w:rPr>
+          <w:rFonts w:ascii="Calibri" w:hAnsi="Calibri" w:cs="Calibri"/>
+          <w:color w:val="000000" w:themeColor="text1"/>
+          <w:sz w:val="24"/>
+          <w:szCs w:val="24"/>
+        </w:rPr>
+      </w:pPr>
+      <w:r>
+        <w:rPr>
+          <w:rFonts w:ascii="Calibri" w:hAnsi="Calibri" w:cs="Calibri"/>
+          <w:color w:val="000000" w:themeColor="text1"/>
+          <w:sz w:val="24"/>
+          <w:szCs w:val="24"/>
+        </w:rPr>
+        <w:t>p</w:t>
+      </w:r>
+      <w:proofErr w:type="gramStart"/>
+      <w:r>
+        <w:rPr>
+          <w:rFonts w:ascii="Calibri" w:hAnsi="Calibri" w:cs="Calibri"/>
+          <w:color w:val="000000" w:themeColor="text1"/>
+          <w:sz w:val="24"/>
+          <w:szCs w:val="24"/>
+        </w:rPr>
+        <w:t>1.greet</w:t>
+      </w:r>
+      <w:proofErr w:type="gramEnd"/>
+      <w:r>
+        <w:rPr>
+          <w:rFonts w:ascii="Calibri" w:hAnsi="Calibri" w:cs="Calibri"/>
+          <w:color w:val="000000" w:themeColor="text1"/>
+          <w:sz w:val="24"/>
+          <w:szCs w:val="24"/>
+        </w:rPr>
+        <w:t>(); // Hello, I am Alice</w:t>
       </w:r>
     </w:p>
     <w:p>
@@ -15076,7 +16324,27 @@
           <w:sz w:val="24"/>
           <w:szCs w:val="24"/>
         </w:rPr>
-        <w:t xml:space="preserve"> — it's the object used as the prototype for instances created by new Person().</w:t>
+        <w:t xml:space="preserve"> — it's the object used as the prototype for instances created by new </w:t>
+      </w:r>
+      <w:proofErr w:type="gramStart"/>
+      <w:r>
+        <w:rPr>
+          <w:rFonts w:ascii="Calibri" w:hAnsi="Calibri" w:cs="Calibri"/>
+          <w:color w:val="000000" w:themeColor="text1"/>
+          <w:sz w:val="24"/>
+          <w:szCs w:val="24"/>
+        </w:rPr>
+        <w:t>Person(</w:t>
+      </w:r>
+      <w:proofErr w:type="gramEnd"/>
+      <w:r>
+        <w:rPr>
+          <w:rFonts w:ascii="Calibri" w:hAnsi="Calibri" w:cs="Calibri"/>
+          <w:color w:val="000000" w:themeColor="text1"/>
+          <w:sz w:val="24"/>
+          <w:szCs w:val="24"/>
+        </w:rPr>
+        <w:t>).</w:t>
       </w:r>
     </w:p>
     <w:p>
@@ -15558,6 +16826,7 @@
                 <w:szCs w:val="24"/>
               </w:rPr>
             </w:pPr>
+            <w:proofErr w:type="gramStart"/>
             <w:r>
               <w:rPr>
                 <w:rFonts w:ascii="Calibri" w:hAnsi="Calibri" w:cs="Calibri"/>
@@ -15565,7 +16834,17 @@
                 <w:sz w:val="24"/>
                 <w:szCs w:val="24"/>
               </w:rPr>
-              <w:t>call()</w:t>
+              <w:t>call(</w:t>
+            </w:r>
+            <w:proofErr w:type="gramEnd"/>
+            <w:r>
+              <w:rPr>
+                <w:rFonts w:ascii="Calibri" w:hAnsi="Calibri" w:cs="Calibri"/>
+                <w:color w:val="000000" w:themeColor="text1"/>
+                <w:sz w:val="24"/>
+                <w:szCs w:val="24"/>
+              </w:rPr>
+              <w:t>)</w:t>
             </w:r>
           </w:p>
         </w:tc>
@@ -15652,6 +16931,7 @@
                 <w:szCs w:val="24"/>
               </w:rPr>
             </w:pPr>
+            <w:proofErr w:type="gramStart"/>
             <w:r>
               <w:rPr>
                 <w:rFonts w:ascii="Calibri" w:hAnsi="Calibri" w:cs="Calibri"/>
@@ -15659,7 +16939,17 @@
                 <w:sz w:val="24"/>
                 <w:szCs w:val="24"/>
               </w:rPr>
-              <w:t>apply()</w:t>
+              <w:t>apply(</w:t>
+            </w:r>
+            <w:proofErr w:type="gramEnd"/>
+            <w:r>
+              <w:rPr>
+                <w:rFonts w:ascii="Calibri" w:hAnsi="Calibri" w:cs="Calibri"/>
+                <w:color w:val="000000" w:themeColor="text1"/>
+                <w:sz w:val="24"/>
+                <w:szCs w:val="24"/>
+              </w:rPr>
+              <w:t>)</w:t>
             </w:r>
           </w:p>
         </w:tc>
@@ -15735,6 +17025,7 @@
                 <w:szCs w:val="24"/>
               </w:rPr>
             </w:pPr>
+            <w:proofErr w:type="gramStart"/>
             <w:r>
               <w:rPr>
                 <w:rFonts w:ascii="Calibri" w:hAnsi="Calibri" w:cs="Calibri"/>
@@ -15742,7 +17033,17 @@
                 <w:sz w:val="24"/>
                 <w:szCs w:val="24"/>
               </w:rPr>
-              <w:t>bind()</w:t>
+              <w:t>bind(</w:t>
+            </w:r>
+            <w:proofErr w:type="gramEnd"/>
+            <w:r>
+              <w:rPr>
+                <w:rFonts w:ascii="Calibri" w:hAnsi="Calibri" w:cs="Calibri"/>
+                <w:color w:val="000000" w:themeColor="text1"/>
+                <w:sz w:val="24"/>
+                <w:szCs w:val="24"/>
+              </w:rPr>
+              <w:t>)</w:t>
             </w:r>
           </w:p>
         </w:tc>
@@ -16847,8 +18148,20 @@
           <w:sz w:val="24"/>
           <w:szCs w:val="24"/>
         </w:rPr>
-        <w:t xml:space="preserve">    break;</w:t>
-      </w:r>
+        <w:t xml:space="preserve">    </w:t>
+      </w:r>
+      <w:proofErr w:type="gramStart"/>
+      <w:r>
+        <w:rPr>
+          <w:rFonts w:ascii="Calibri" w:hAnsi="Calibri" w:cs="Calibri"/>
+          <w:b/>
+          <w:bCs/>
+          <w:sz w:val="24"/>
+          <w:szCs w:val="24"/>
+        </w:rPr>
+        <w:t>break;</w:t>
+      </w:r>
+      <w:proofErr w:type="gramEnd"/>
     </w:p>
     <w:p>
       <w:pPr>
@@ -16910,8 +18223,20 @@
           <w:sz w:val="24"/>
           <w:szCs w:val="24"/>
         </w:rPr>
-        <w:t xml:space="preserve">    break;</w:t>
-      </w:r>
+        <w:t xml:space="preserve">    </w:t>
+      </w:r>
+      <w:proofErr w:type="gramStart"/>
+      <w:r>
+        <w:rPr>
+          <w:rFonts w:ascii="Calibri" w:hAnsi="Calibri" w:cs="Calibri"/>
+          <w:b/>
+          <w:bCs/>
+          <w:sz w:val="24"/>
+          <w:szCs w:val="24"/>
+        </w:rPr>
+        <w:t>break;</w:t>
+      </w:r>
+      <w:proofErr w:type="gramEnd"/>
     </w:p>
     <w:p>
       <w:pPr>
@@ -17412,7 +18737,31 @@
           <w:sz w:val="32"/>
           <w:szCs w:val="32"/>
         </w:rPr>
-        <w:t>(==, ===, &lt;, &lt;=, &gt;, &gt;=,!=)</w:t>
+        <w:t>(==, ===, &lt;, &lt;=, &gt;, &gt;</w:t>
+      </w:r>
+      <w:proofErr w:type="gramStart"/>
+      <w:r>
+        <w:rPr>
+          <w:rFonts w:ascii="Calibri" w:hAnsi="Calibri" w:cs="Calibri"/>
+          <w:b/>
+          <w:bCs/>
+          <w:color w:val="FF0000"/>
+          <w:sz w:val="32"/>
+          <w:szCs w:val="32"/>
+        </w:rPr>
+        <w:t>=,!</w:t>
+      </w:r>
+      <w:proofErr w:type="gramEnd"/>
+      <w:r>
+        <w:rPr>
+          <w:rFonts w:ascii="Calibri" w:hAnsi="Calibri" w:cs="Calibri"/>
+          <w:b/>
+          <w:bCs/>
+          <w:color w:val="FF0000"/>
+          <w:sz w:val="32"/>
+          <w:szCs w:val="32"/>
+        </w:rPr>
+        <w:t>=)</w:t>
       </w:r>
     </w:p>
     <w:p>
@@ -18746,7 +20095,29 @@
           <w:sz w:val="32"/>
           <w:szCs w:val="32"/>
         </w:rPr>
-        <w:t>5 == '5'      // true  (different types, but values are equal)</w:t>
+        <w:t xml:space="preserve">5 == '5'      // </w:t>
+      </w:r>
+      <w:proofErr w:type="gramStart"/>
+      <w:r>
+        <w:rPr>
+          <w:rFonts w:ascii="Calibri" w:hAnsi="Calibri" w:cs="Calibri"/>
+          <w:b/>
+          <w:bCs/>
+          <w:sz w:val="32"/>
+          <w:szCs w:val="32"/>
+        </w:rPr>
+        <w:t>true  (</w:t>
+      </w:r>
+      <w:proofErr w:type="gramEnd"/>
+      <w:r>
+        <w:rPr>
+          <w:rFonts w:ascii="Calibri" w:hAnsi="Calibri" w:cs="Calibri"/>
+          <w:b/>
+          <w:bCs/>
+          <w:sz w:val="32"/>
+          <w:szCs w:val="32"/>
+        </w:rPr>
+        <w:t>different types, but values are equal)</w:t>
       </w:r>
     </w:p>
     <w:p>
@@ -18922,28 +20293,62 @@
           <w:sz w:val="32"/>
           <w:szCs w:val="32"/>
         </w:rPr>
-        <w:t xml:space="preserve"> 3. Not equal to (!=)</w:t>
-      </w:r>
-    </w:p>
-    <w:p>
-      <w:pPr>
-        <w:rPr>
-          <w:rFonts w:ascii="Calibri" w:hAnsi="Calibri" w:cs="Calibri"/>
-          <w:b/>
-          <w:bCs/>
-          <w:sz w:val="32"/>
-          <w:szCs w:val="32"/>
-        </w:rPr>
-      </w:pPr>
-      <w:r>
-        <w:rPr>
-          <w:rFonts w:ascii="Calibri" w:hAnsi="Calibri" w:cs="Calibri"/>
-          <w:b/>
-          <w:bCs/>
-          <w:sz w:val="32"/>
-          <w:szCs w:val="32"/>
-        </w:rPr>
-        <w:t>5 != '5'      // false (values are equal after coercion)</w:t>
+        <w:t xml:space="preserve"> 3. Not equal to </w:t>
+      </w:r>
+      <w:proofErr w:type="gramStart"/>
+      <w:r>
+        <w:rPr>
+          <w:rFonts w:ascii="Calibri" w:hAnsi="Calibri" w:cs="Calibri"/>
+          <w:b/>
+          <w:bCs/>
+          <w:sz w:val="32"/>
+          <w:szCs w:val="32"/>
+        </w:rPr>
+        <w:t>(!=</w:t>
+      </w:r>
+      <w:proofErr w:type="gramEnd"/>
+      <w:r>
+        <w:rPr>
+          <w:rFonts w:ascii="Calibri" w:hAnsi="Calibri" w:cs="Calibri"/>
+          <w:b/>
+          <w:bCs/>
+          <w:sz w:val="32"/>
+          <w:szCs w:val="32"/>
+        </w:rPr>
+        <w:t>)</w:t>
+      </w:r>
+    </w:p>
+    <w:p>
+      <w:pPr>
+        <w:rPr>
+          <w:rFonts w:ascii="Calibri" w:hAnsi="Calibri" w:cs="Calibri"/>
+          <w:b/>
+          <w:bCs/>
+          <w:sz w:val="32"/>
+          <w:szCs w:val="32"/>
+        </w:rPr>
+      </w:pPr>
+      <w:proofErr w:type="gramStart"/>
+      <w:r>
+        <w:rPr>
+          <w:rFonts w:ascii="Calibri" w:hAnsi="Calibri" w:cs="Calibri"/>
+          <w:b/>
+          <w:bCs/>
+          <w:sz w:val="32"/>
+          <w:szCs w:val="32"/>
+        </w:rPr>
+        <w:t>5 !</w:t>
+      </w:r>
+      <w:proofErr w:type="gramEnd"/>
+      <w:r>
+        <w:rPr>
+          <w:rFonts w:ascii="Calibri" w:hAnsi="Calibri" w:cs="Calibri"/>
+          <w:b/>
+          <w:bCs/>
+          <w:sz w:val="32"/>
+          <w:szCs w:val="32"/>
+        </w:rPr>
+        <w:t>= '5'      // false (values are equal after coercion)</w:t>
       </w:r>
     </w:p>
     <w:p>
@@ -18997,7 +20402,29 @@
           <w:sz w:val="32"/>
           <w:szCs w:val="32"/>
         </w:rPr>
-        <w:t xml:space="preserve"> 4. Strict not equal (!==)</w:t>
+        <w:t xml:space="preserve"> 4. Strict not equal </w:t>
+      </w:r>
+      <w:proofErr w:type="gramStart"/>
+      <w:r>
+        <w:rPr>
+          <w:rFonts w:ascii="Calibri" w:hAnsi="Calibri" w:cs="Calibri"/>
+          <w:b/>
+          <w:bCs/>
+          <w:sz w:val="32"/>
+          <w:szCs w:val="32"/>
+        </w:rPr>
+        <w:t>(!=</w:t>
+      </w:r>
+      <w:proofErr w:type="gramEnd"/>
+      <w:r>
+        <w:rPr>
+          <w:rFonts w:ascii="Calibri" w:hAnsi="Calibri" w:cs="Calibri"/>
+          <w:b/>
+          <w:bCs/>
+          <w:sz w:val="32"/>
+          <w:szCs w:val="32"/>
+        </w:rPr>
+        <w:t>=)</w:t>
       </w:r>
     </w:p>
     <w:p>
@@ -19035,36 +20462,60 @@
           <w:szCs w:val="32"/>
         </w:rPr>
       </w:pPr>
-      <w:r>
-        <w:rPr>
-          <w:rFonts w:ascii="Calibri" w:hAnsi="Calibri" w:cs="Calibri"/>
-          <w:b/>
-          <w:bCs/>
-          <w:sz w:val="32"/>
-          <w:szCs w:val="32"/>
-        </w:rPr>
-        <w:t>5 !== '5'     // true</w:t>
-      </w:r>
-    </w:p>
-    <w:p>
-      <w:pPr>
-        <w:rPr>
-          <w:rFonts w:ascii="Calibri" w:hAnsi="Calibri" w:cs="Calibri"/>
-          <w:b/>
-          <w:bCs/>
-          <w:sz w:val="32"/>
-          <w:szCs w:val="32"/>
-        </w:rPr>
-      </w:pPr>
-      <w:r>
-        <w:rPr>
-          <w:rFonts w:ascii="Calibri" w:hAnsi="Calibri" w:cs="Calibri"/>
-          <w:b/>
-          <w:bCs/>
-          <w:sz w:val="32"/>
-          <w:szCs w:val="32"/>
-        </w:rPr>
-        <w:t>5 !== 5       // false</w:t>
+      <w:proofErr w:type="gramStart"/>
+      <w:r>
+        <w:rPr>
+          <w:rFonts w:ascii="Calibri" w:hAnsi="Calibri" w:cs="Calibri"/>
+          <w:b/>
+          <w:bCs/>
+          <w:sz w:val="32"/>
+          <w:szCs w:val="32"/>
+        </w:rPr>
+        <w:t>5 !</w:t>
+      </w:r>
+      <w:proofErr w:type="gramEnd"/>
+      <w:r>
+        <w:rPr>
+          <w:rFonts w:ascii="Calibri" w:hAnsi="Calibri" w:cs="Calibri"/>
+          <w:b/>
+          <w:bCs/>
+          <w:sz w:val="32"/>
+          <w:szCs w:val="32"/>
+        </w:rPr>
+        <w:t>== '5'     // true</w:t>
+      </w:r>
+    </w:p>
+    <w:p>
+      <w:pPr>
+        <w:rPr>
+          <w:rFonts w:ascii="Calibri" w:hAnsi="Calibri" w:cs="Calibri"/>
+          <w:b/>
+          <w:bCs/>
+          <w:sz w:val="32"/>
+          <w:szCs w:val="32"/>
+        </w:rPr>
+      </w:pPr>
+      <w:proofErr w:type="gramStart"/>
+      <w:r>
+        <w:rPr>
+          <w:rFonts w:ascii="Calibri" w:hAnsi="Calibri" w:cs="Calibri"/>
+          <w:b/>
+          <w:bCs/>
+          <w:sz w:val="32"/>
+          <w:szCs w:val="32"/>
+        </w:rPr>
+        <w:t>5 !</w:t>
+      </w:r>
+      <w:proofErr w:type="gramEnd"/>
+      <w:r>
+        <w:rPr>
+          <w:rFonts w:ascii="Calibri" w:hAnsi="Calibri" w:cs="Calibri"/>
+          <w:b/>
+          <w:bCs/>
+          <w:sz w:val="32"/>
+          <w:szCs w:val="32"/>
+        </w:rPr>
+        <w:t>== 5       // false</w:t>
       </w:r>
     </w:p>
     <w:p>
@@ -19482,7 +20933,29 @@
           <w:sz w:val="32"/>
           <w:szCs w:val="32"/>
         </w:rPr>
-        <w:t>Use === and !== whenever possible to avoid unexpected type coercion.</w:t>
+        <w:t xml:space="preserve">Use === </w:t>
+      </w:r>
+      <w:proofErr w:type="gramStart"/>
+      <w:r>
+        <w:rPr>
+          <w:rFonts w:ascii="Calibri" w:hAnsi="Calibri" w:cs="Calibri"/>
+          <w:b/>
+          <w:bCs/>
+          <w:sz w:val="32"/>
+          <w:szCs w:val="32"/>
+        </w:rPr>
+        <w:t>and !</w:t>
+      </w:r>
+      <w:proofErr w:type="gramEnd"/>
+      <w:r>
+        <w:rPr>
+          <w:rFonts w:ascii="Calibri" w:hAnsi="Calibri" w:cs="Calibri"/>
+          <w:b/>
+          <w:bCs/>
+          <w:sz w:val="32"/>
+          <w:szCs w:val="32"/>
+        </w:rPr>
+        <w:t>== whenever possible to avoid unexpected type coercion.</w:t>
       </w:r>
     </w:p>
     <w:p>
@@ -19547,8 +21020,20 @@
           <w:sz w:val="32"/>
           <w:szCs w:val="32"/>
         </w:rPr>
-        <w:t>let age = 18;</w:t>
-      </w:r>
+        <w:t xml:space="preserve">let age = </w:t>
+      </w:r>
+      <w:proofErr w:type="gramStart"/>
+      <w:r>
+        <w:rPr>
+          <w:rFonts w:ascii="Calibri" w:hAnsi="Calibri" w:cs="Calibri"/>
+          <w:b/>
+          <w:bCs/>
+          <w:sz w:val="32"/>
+          <w:szCs w:val="32"/>
+        </w:rPr>
+        <w:t>18;</w:t>
+      </w:r>
+      <w:proofErr w:type="gramEnd"/>
     </w:p>
     <w:p>
       <w:pPr>
@@ -19589,7 +21074,29 @@
           <w:sz w:val="32"/>
           <w:szCs w:val="32"/>
         </w:rPr>
-        <w:t xml:space="preserve">  console.log("You are an adult.");</w:t>
+        <w:t xml:space="preserve">  </w:t>
+      </w:r>
+      <w:proofErr w:type="gramStart"/>
+      <w:r>
+        <w:rPr>
+          <w:rFonts w:ascii="Calibri" w:hAnsi="Calibri" w:cs="Calibri"/>
+          <w:b/>
+          <w:bCs/>
+          <w:sz w:val="32"/>
+          <w:szCs w:val="32"/>
+        </w:rPr>
+        <w:t>console.log(</w:t>
+      </w:r>
+      <w:proofErr w:type="gramEnd"/>
+      <w:r>
+        <w:rPr>
+          <w:rFonts w:ascii="Calibri" w:hAnsi="Calibri" w:cs="Calibri"/>
+          <w:b/>
+          <w:bCs/>
+          <w:sz w:val="32"/>
+          <w:szCs w:val="32"/>
+        </w:rPr>
+        <w:t>"You are an adult.");</w:t>
       </w:r>
     </w:p>
     <w:p>
@@ -19631,7 +21138,29 @@
           <w:sz w:val="32"/>
           <w:szCs w:val="32"/>
         </w:rPr>
-        <w:t xml:space="preserve">  console.log("You are underage.");</w:t>
+        <w:t xml:space="preserve">  </w:t>
+      </w:r>
+      <w:proofErr w:type="gramStart"/>
+      <w:r>
+        <w:rPr>
+          <w:rFonts w:ascii="Calibri" w:hAnsi="Calibri" w:cs="Calibri"/>
+          <w:b/>
+          <w:bCs/>
+          <w:sz w:val="32"/>
+          <w:szCs w:val="32"/>
+        </w:rPr>
+        <w:t>console.log(</w:t>
+      </w:r>
+      <w:proofErr w:type="gramEnd"/>
+      <w:r>
+        <w:rPr>
+          <w:rFonts w:ascii="Calibri" w:hAnsi="Calibri" w:cs="Calibri"/>
+          <w:b/>
+          <w:bCs/>
+          <w:sz w:val="32"/>
+          <w:szCs w:val="32"/>
+        </w:rPr>
+        <w:t>"You are underage.");</w:t>
       </w:r>
     </w:p>
     <w:p>
@@ -19706,8 +21235,9 @@
           <w:sz w:val="40"/>
           <w:szCs w:val="40"/>
         </w:rPr>
-        <w:t>Errors Handling</w:t>
-      </w:r>
+        <w:t xml:space="preserve">Errors </w:t>
+      </w:r>
+      <w:proofErr w:type="gramStart"/>
       <w:r>
         <w:rPr>
           <w:rFonts w:ascii="Calibri" w:hAnsi="Calibri" w:cs="Calibri"/>
@@ -19717,7 +21247,30 @@
           <w:sz w:val="40"/>
           <w:szCs w:val="40"/>
         </w:rPr>
-        <w:t>(Exception handling):</w:t>
+        <w:t>Handling</w:t>
+      </w:r>
+      <w:r>
+        <w:rPr>
+          <w:rFonts w:ascii="Calibri" w:hAnsi="Calibri" w:cs="Calibri"/>
+          <w:b/>
+          <w:bCs/>
+          <w:color w:val="FF0000"/>
+          <w:sz w:val="40"/>
+          <w:szCs w:val="40"/>
+        </w:rPr>
+        <w:t>(</w:t>
+      </w:r>
+      <w:proofErr w:type="gramEnd"/>
+      <w:r>
+        <w:rPr>
+          <w:rFonts w:ascii="Calibri" w:hAnsi="Calibri" w:cs="Calibri"/>
+          <w:b/>
+          <w:bCs/>
+          <w:color w:val="FF0000"/>
+          <w:sz w:val="40"/>
+          <w:szCs w:val="40"/>
+        </w:rPr>
+        <w:t>Exception handling):</w:t>
       </w:r>
     </w:p>
     <w:p>
@@ -19871,7 +21424,25 @@
           <w:sz w:val="32"/>
           <w:szCs w:val="32"/>
         </w:rPr>
-        <w:t>throw new Error("Something went wrong");</w:t>
+        <w:t xml:space="preserve">throw new </w:t>
+      </w:r>
+      <w:proofErr w:type="gramStart"/>
+      <w:r>
+        <w:rPr>
+          <w:rFonts w:ascii="Calibri" w:hAnsi="Calibri" w:cs="Calibri"/>
+          <w:sz w:val="32"/>
+          <w:szCs w:val="32"/>
+        </w:rPr>
+        <w:t>Error(</w:t>
+      </w:r>
+      <w:proofErr w:type="gramEnd"/>
+      <w:r>
+        <w:rPr>
+          <w:rFonts w:ascii="Calibri" w:hAnsi="Calibri" w:cs="Calibri"/>
+          <w:sz w:val="32"/>
+          <w:szCs w:val="32"/>
+        </w:rPr>
+        <w:t>"Something went wrong");</w:t>
       </w:r>
     </w:p>
     <w:p>
@@ -20056,7 +21627,25 @@
           <w:sz w:val="32"/>
           <w:szCs w:val="32"/>
         </w:rPr>
-        <w:t>: Issues with eval() (rare)</w:t>
+        <w:t xml:space="preserve">: Issues with </w:t>
+      </w:r>
+      <w:proofErr w:type="gramStart"/>
+      <w:r>
+        <w:rPr>
+          <w:rFonts w:ascii="Calibri" w:hAnsi="Calibri" w:cs="Calibri"/>
+          <w:sz w:val="32"/>
+          <w:szCs w:val="32"/>
+        </w:rPr>
+        <w:t>eval(</w:t>
+      </w:r>
+      <w:proofErr w:type="gramEnd"/>
+      <w:r>
+        <w:rPr>
+          <w:rFonts w:ascii="Calibri" w:hAnsi="Calibri" w:cs="Calibri"/>
+          <w:sz w:val="32"/>
+          <w:szCs w:val="32"/>
+        </w:rPr>
+        <w:t>) (rare)</w:t>
       </w:r>
     </w:p>
     <w:p>
@@ -20090,6 +21679,7 @@
         <w:t xml:space="preserve">: Issues with </w:t>
       </w:r>
       <w:proofErr w:type="spellStart"/>
+      <w:proofErr w:type="gramStart"/>
       <w:r>
         <w:rPr>
           <w:rFonts w:ascii="Calibri" w:hAnsi="Calibri" w:cs="Calibri"/>
@@ -20105,7 +21695,16 @@
           <w:sz w:val="32"/>
           <w:szCs w:val="32"/>
         </w:rPr>
-        <w:t xml:space="preserve">() or </w:t>
+        <w:t>(</w:t>
+      </w:r>
+      <w:proofErr w:type="gramEnd"/>
+      <w:r>
+        <w:rPr>
+          <w:rFonts w:ascii="Calibri" w:hAnsi="Calibri" w:cs="Calibri"/>
+          <w:sz w:val="32"/>
+          <w:szCs w:val="32"/>
+        </w:rPr>
+        <w:t xml:space="preserve">) or </w:t>
       </w:r>
       <w:proofErr w:type="spellStart"/>
       <w:r>
@@ -20329,6 +21928,2267 @@
         </w:rPr>
         <w:t>finally: Block that runs no matter what—whether an error occurred or not.</w:t>
       </w:r>
+    </w:p>
+    <w:p>
+      <w:pPr>
+        <w:rPr>
+          <w:rFonts w:ascii="Calibri" w:hAnsi="Calibri" w:cs="Calibri"/>
+          <w:b/>
+          <w:bCs/>
+          <w:sz w:val="32"/>
+          <w:szCs w:val="32"/>
+        </w:rPr>
+      </w:pPr>
+    </w:p>
+    <w:p>
+      <w:pPr>
+        <w:rPr>
+          <w:rFonts w:ascii="Calibri" w:hAnsi="Calibri" w:cs="Calibri"/>
+          <w:b/>
+          <w:bCs/>
+          <w:color w:val="FF0000"/>
+          <w:sz w:val="40"/>
+          <w:szCs w:val="40"/>
+        </w:rPr>
+      </w:pPr>
+      <w:r>
+        <w:rPr>
+          <w:rFonts w:ascii="Segoe UI Emoji" w:hAnsi="Segoe UI Emoji" w:cs="Segoe UI Emoji"/>
+          <w:b/>
+          <w:bCs/>
+          <w:color w:val="FF0000"/>
+          <w:sz w:val="40"/>
+          <w:szCs w:val="40"/>
+        </w:rPr>
+        <w:t>📚</w:t>
+      </w:r>
+      <w:r>
+        <w:rPr>
+          <w:rFonts w:ascii="Calibri" w:hAnsi="Calibri" w:cs="Calibri"/>
+          <w:b/>
+          <w:bCs/>
+          <w:color w:val="FF0000"/>
+          <w:sz w:val="40"/>
+          <w:szCs w:val="40"/>
+        </w:rPr>
+        <w:t xml:space="preserve"> Callback Hell in JavaScript</w:t>
+      </w:r>
+    </w:p>
+    <w:p>
+      <w:pPr>
+        <w:rPr>
+          <w:rFonts w:ascii="Calibri" w:hAnsi="Calibri" w:cs="Calibri"/>
+          <w:b/>
+          <w:bCs/>
+          <w:sz w:val="32"/>
+          <w:szCs w:val="32"/>
+        </w:rPr>
+      </w:pPr>
+      <w:r>
+        <w:rPr>
+          <w:rFonts w:ascii="Calibri" w:hAnsi="Calibri" w:cs="Calibri"/>
+          <w:b/>
+          <w:bCs/>
+          <w:sz w:val="32"/>
+          <w:szCs w:val="32"/>
+        </w:rPr>
+        <w:pict w14:anchorId="2F29376A">
+          <v:rect id="_x0000_i1061" style="width:0;height:1.5pt" o:hralign="center" o:hrstd="t" o:hr="t" fillcolor="#a0a0a0" stroked="f"/>
+        </w:pict>
+      </w:r>
+    </w:p>
+    <w:p>
+      <w:pPr>
+        <w:rPr>
+          <w:rFonts w:ascii="Calibri" w:hAnsi="Calibri" w:cs="Calibri"/>
+          <w:b/>
+          <w:bCs/>
+          <w:sz w:val="32"/>
+          <w:szCs w:val="32"/>
+        </w:rPr>
+      </w:pPr>
+      <w:r>
+        <w:rPr>
+          <w:rFonts w:ascii="Segoe UI Emoji" w:hAnsi="Segoe UI Emoji" w:cs="Segoe UI Emoji"/>
+          <w:b/>
+          <w:bCs/>
+          <w:sz w:val="32"/>
+          <w:szCs w:val="32"/>
+        </w:rPr>
+        <w:t>🔸</w:t>
+      </w:r>
+      <w:r>
+        <w:rPr>
+          <w:rFonts w:ascii="Calibri" w:hAnsi="Calibri" w:cs="Calibri"/>
+          <w:b/>
+          <w:bCs/>
+          <w:sz w:val="32"/>
+          <w:szCs w:val="32"/>
+        </w:rPr>
+        <w:t xml:space="preserve"> What is Callback Hell?</w:t>
+      </w:r>
+    </w:p>
+    <w:p>
+      <w:pPr>
+        <w:rPr>
+          <w:rFonts w:ascii="Calibri" w:hAnsi="Calibri" w:cs="Calibri"/>
+          <w:sz w:val="32"/>
+          <w:szCs w:val="32"/>
+        </w:rPr>
+      </w:pPr>
+      <w:r>
+        <w:rPr>
+          <w:rFonts w:ascii="Calibri" w:hAnsi="Calibri" w:cs="Calibri"/>
+          <w:sz w:val="32"/>
+          <w:szCs w:val="32"/>
+        </w:rPr>
+        <w:t>Callback Hell is a situation in JavaScript where you have multiple nested callbacks, making the code:</w:t>
+      </w:r>
+    </w:p>
+    <w:p>
+      <w:pPr>
+        <w:numPr>
+          <w:ilvl w:val="0"/>
+          <w:numId w:val="39"/>
+        </w:numPr>
+        <w:rPr>
+          <w:rFonts w:ascii="Calibri" w:hAnsi="Calibri" w:cs="Calibri"/>
+          <w:sz w:val="32"/>
+          <w:szCs w:val="32"/>
+        </w:rPr>
+      </w:pPr>
+      <w:r>
+        <w:rPr>
+          <w:rFonts w:ascii="Calibri" w:hAnsi="Calibri" w:cs="Calibri"/>
+          <w:sz w:val="32"/>
+          <w:szCs w:val="32"/>
+        </w:rPr>
+        <w:t>Hard to read</w:t>
+      </w:r>
+    </w:p>
+    <w:p>
+      <w:pPr>
+        <w:numPr>
+          <w:ilvl w:val="0"/>
+          <w:numId w:val="39"/>
+        </w:numPr>
+        <w:rPr>
+          <w:rFonts w:ascii="Calibri" w:hAnsi="Calibri" w:cs="Calibri"/>
+          <w:sz w:val="32"/>
+          <w:szCs w:val="32"/>
+        </w:rPr>
+      </w:pPr>
+      <w:r>
+        <w:rPr>
+          <w:rFonts w:ascii="Calibri" w:hAnsi="Calibri" w:cs="Calibri"/>
+          <w:sz w:val="32"/>
+          <w:szCs w:val="32"/>
+        </w:rPr>
+        <w:t>Difficult to maintain</w:t>
+      </w:r>
+    </w:p>
+    <w:p>
+      <w:pPr>
+        <w:numPr>
+          <w:ilvl w:val="0"/>
+          <w:numId w:val="39"/>
+        </w:numPr>
+        <w:rPr>
+          <w:rFonts w:ascii="Calibri" w:hAnsi="Calibri" w:cs="Calibri"/>
+          <w:sz w:val="32"/>
+          <w:szCs w:val="32"/>
+        </w:rPr>
+      </w:pPr>
+      <w:r>
+        <w:rPr>
+          <w:rFonts w:ascii="Calibri" w:hAnsi="Calibri" w:cs="Calibri"/>
+          <w:sz w:val="32"/>
+          <w:szCs w:val="32"/>
+        </w:rPr>
+        <w:t>Prone to bugs</w:t>
+      </w:r>
+    </w:p>
+    <w:p>
+      <w:pPr>
+        <w:rPr>
+          <w:rFonts w:ascii="Calibri" w:hAnsi="Calibri" w:cs="Calibri"/>
+          <w:b/>
+          <w:bCs/>
+          <w:sz w:val="32"/>
+          <w:szCs w:val="32"/>
+        </w:rPr>
+      </w:pPr>
+      <w:r>
+        <w:rPr>
+          <w:rFonts w:ascii="Calibri" w:hAnsi="Calibri" w:cs="Calibri"/>
+          <w:sz w:val="32"/>
+          <w:szCs w:val="32"/>
+        </w:rPr>
+        <w:t>This commonly occurs in asynchronous operations, such as network requests, timers, file reading, or database queries</w:t>
+      </w:r>
+      <w:r>
+        <w:rPr>
+          <w:rFonts w:ascii="Calibri" w:hAnsi="Calibri" w:cs="Calibri"/>
+          <w:b/>
+          <w:bCs/>
+          <w:sz w:val="32"/>
+          <w:szCs w:val="32"/>
+        </w:rPr>
+        <w:t>.</w:t>
+      </w:r>
+    </w:p>
+    <w:p>
+      <w:pPr>
+        <w:rPr>
+          <w:rFonts w:ascii="Calibri" w:hAnsi="Calibri" w:cs="Calibri"/>
+          <w:b/>
+          <w:bCs/>
+          <w:sz w:val="32"/>
+          <w:szCs w:val="32"/>
+        </w:rPr>
+      </w:pPr>
+      <w:r>
+        <w:rPr>
+          <w:rFonts w:ascii="Calibri" w:hAnsi="Calibri" w:cs="Calibri"/>
+          <w:b/>
+          <w:bCs/>
+          <w:sz w:val="32"/>
+          <w:szCs w:val="32"/>
+        </w:rPr>
+        <w:pict w14:anchorId="5B3F9960">
+          <v:rect id="_x0000_i1062" style="width:0;height:1.5pt" o:hralign="center" o:hrstd="t" o:hr="t" fillcolor="#a0a0a0" stroked="f"/>
+        </w:pict>
+      </w:r>
+    </w:p>
+    <w:p>
+      <w:pPr>
+        <w:rPr>
+          <w:rFonts w:ascii="Calibri" w:hAnsi="Calibri" w:cs="Calibri"/>
+          <w:b/>
+          <w:bCs/>
+          <w:sz w:val="32"/>
+          <w:szCs w:val="32"/>
+        </w:rPr>
+      </w:pPr>
+      <w:r>
+        <w:rPr>
+          <w:rFonts w:ascii="Segoe UI Emoji" w:hAnsi="Segoe UI Emoji" w:cs="Segoe UI Emoji"/>
+          <w:b/>
+          <w:bCs/>
+          <w:sz w:val="32"/>
+          <w:szCs w:val="32"/>
+        </w:rPr>
+        <w:t>🔺</w:t>
+      </w:r>
+      <w:r>
+        <w:rPr>
+          <w:rFonts w:ascii="Calibri" w:hAnsi="Calibri" w:cs="Calibri"/>
+          <w:b/>
+          <w:bCs/>
+          <w:sz w:val="32"/>
+          <w:szCs w:val="32"/>
+        </w:rPr>
+        <w:t xml:space="preserve"> Callback Hell is also called:</w:t>
+      </w:r>
+    </w:p>
+    <w:p>
+      <w:pPr>
+        <w:numPr>
+          <w:ilvl w:val="0"/>
+          <w:numId w:val="40"/>
+        </w:numPr>
+        <w:rPr>
+          <w:rFonts w:ascii="Calibri" w:hAnsi="Calibri" w:cs="Calibri"/>
+          <w:sz w:val="32"/>
+          <w:szCs w:val="32"/>
+        </w:rPr>
+      </w:pPr>
+      <w:r>
+        <w:rPr>
+          <w:rFonts w:ascii="Calibri" w:hAnsi="Calibri" w:cs="Calibri"/>
+          <w:sz w:val="32"/>
+          <w:szCs w:val="32"/>
+        </w:rPr>
+        <w:t>The Pyramid of Doom (because of deeply nested code structure)</w:t>
+      </w:r>
+    </w:p>
+    <w:p>
+      <w:pPr>
+        <w:rPr>
+          <w:rFonts w:ascii="Calibri" w:hAnsi="Calibri" w:cs="Calibri"/>
+          <w:b/>
+          <w:bCs/>
+          <w:sz w:val="32"/>
+          <w:szCs w:val="32"/>
+        </w:rPr>
+      </w:pPr>
+      <w:r>
+        <w:rPr>
+          <w:rFonts w:ascii="Calibri" w:hAnsi="Calibri" w:cs="Calibri"/>
+          <w:sz w:val="32"/>
+          <w:szCs w:val="32"/>
+        </w:rPr>
+        <w:pict w14:anchorId="31EBD6BC">
+          <v:rect id="_x0000_i1063" style="width:0;height:1.5pt" o:hralign="center" o:hrstd="t" o:hr="t" fillcolor="#a0a0a0" stroked="f"/>
+        </w:pict>
+      </w:r>
+    </w:p>
+    <w:p>
+      <w:pPr>
+        <w:rPr>
+          <w:rFonts w:ascii="Calibri" w:hAnsi="Calibri" w:cs="Calibri"/>
+          <w:b/>
+          <w:bCs/>
+          <w:sz w:val="32"/>
+          <w:szCs w:val="32"/>
+        </w:rPr>
+      </w:pPr>
+      <w:r>
+        <w:rPr>
+          <w:rFonts w:ascii="Segoe UI Emoji" w:hAnsi="Segoe UI Emoji" w:cs="Segoe UI Emoji"/>
+          <w:b/>
+          <w:bCs/>
+          <w:sz w:val="32"/>
+          <w:szCs w:val="32"/>
+        </w:rPr>
+        <w:t>🔍</w:t>
+      </w:r>
+      <w:r>
+        <w:rPr>
+          <w:rFonts w:ascii="Calibri" w:hAnsi="Calibri" w:cs="Calibri"/>
+          <w:b/>
+          <w:bCs/>
+          <w:sz w:val="32"/>
+          <w:szCs w:val="32"/>
+        </w:rPr>
+        <w:t xml:space="preserve"> Visual Example (Callback Hell):</w:t>
+      </w:r>
+    </w:p>
+    <w:p>
+      <w:pPr>
+        <w:rPr>
+          <w:rFonts w:ascii="Calibri" w:hAnsi="Calibri" w:cs="Calibri"/>
+          <w:b/>
+          <w:bCs/>
+          <w:sz w:val="32"/>
+          <w:szCs w:val="32"/>
+        </w:rPr>
+      </w:pPr>
+      <w:proofErr w:type="spellStart"/>
+      <w:r>
+        <w:rPr>
+          <w:rFonts w:ascii="Calibri" w:hAnsi="Calibri" w:cs="Calibri"/>
+          <w:b/>
+          <w:bCs/>
+          <w:sz w:val="32"/>
+          <w:szCs w:val="32"/>
+        </w:rPr>
+        <w:t>getUserData</w:t>
+      </w:r>
+      <w:proofErr w:type="spellEnd"/>
+      <w:r>
+        <w:rPr>
+          <w:rFonts w:ascii="Calibri" w:hAnsi="Calibri" w:cs="Calibri"/>
+          <w:b/>
+          <w:bCs/>
+          <w:sz w:val="32"/>
+          <w:szCs w:val="32"/>
+        </w:rPr>
+        <w:t>((user) =&gt; {</w:t>
+      </w:r>
+    </w:p>
+    <w:p>
+      <w:pPr>
+        <w:rPr>
+          <w:rFonts w:ascii="Calibri" w:hAnsi="Calibri" w:cs="Calibri"/>
+          <w:b/>
+          <w:bCs/>
+          <w:sz w:val="32"/>
+          <w:szCs w:val="32"/>
+        </w:rPr>
+      </w:pPr>
+      <w:r>
+        <w:rPr>
+          <w:rFonts w:ascii="Calibri" w:hAnsi="Calibri" w:cs="Calibri"/>
+          <w:b/>
+          <w:bCs/>
+          <w:sz w:val="32"/>
+          <w:szCs w:val="32"/>
+        </w:rPr>
+        <w:t xml:space="preserve">  </w:t>
+      </w:r>
+      <w:proofErr w:type="spellStart"/>
+      <w:proofErr w:type="gramStart"/>
+      <w:r>
+        <w:rPr>
+          <w:rFonts w:ascii="Calibri" w:hAnsi="Calibri" w:cs="Calibri"/>
+          <w:b/>
+          <w:bCs/>
+          <w:sz w:val="32"/>
+          <w:szCs w:val="32"/>
+        </w:rPr>
+        <w:t>getPosts</w:t>
+      </w:r>
+      <w:proofErr w:type="spellEnd"/>
+      <w:r>
+        <w:rPr>
+          <w:rFonts w:ascii="Calibri" w:hAnsi="Calibri" w:cs="Calibri"/>
+          <w:b/>
+          <w:bCs/>
+          <w:sz w:val="32"/>
+          <w:szCs w:val="32"/>
+        </w:rPr>
+        <w:t>(</w:t>
+      </w:r>
+      <w:proofErr w:type="gramEnd"/>
+      <w:r>
+        <w:rPr>
+          <w:rFonts w:ascii="Calibri" w:hAnsi="Calibri" w:cs="Calibri"/>
+          <w:b/>
+          <w:bCs/>
+          <w:sz w:val="32"/>
+          <w:szCs w:val="32"/>
+        </w:rPr>
+        <w:t>user.id, (posts) =&gt; {</w:t>
+      </w:r>
+    </w:p>
+    <w:p>
+      <w:pPr>
+        <w:rPr>
+          <w:rFonts w:ascii="Calibri" w:hAnsi="Calibri" w:cs="Calibri"/>
+          <w:b/>
+          <w:bCs/>
+          <w:sz w:val="32"/>
+          <w:szCs w:val="32"/>
+        </w:rPr>
+      </w:pPr>
+      <w:r>
+        <w:rPr>
+          <w:rFonts w:ascii="Calibri" w:hAnsi="Calibri" w:cs="Calibri"/>
+          <w:b/>
+          <w:bCs/>
+          <w:sz w:val="32"/>
+          <w:szCs w:val="32"/>
+        </w:rPr>
+        <w:t xml:space="preserve">    </w:t>
+      </w:r>
+      <w:proofErr w:type="spellStart"/>
+      <w:r>
+        <w:rPr>
+          <w:rFonts w:ascii="Calibri" w:hAnsi="Calibri" w:cs="Calibri"/>
+          <w:b/>
+          <w:bCs/>
+          <w:sz w:val="32"/>
+          <w:szCs w:val="32"/>
+        </w:rPr>
+        <w:t>getComments</w:t>
+      </w:r>
+      <w:proofErr w:type="spellEnd"/>
+      <w:r>
+        <w:rPr>
+          <w:rFonts w:ascii="Calibri" w:hAnsi="Calibri" w:cs="Calibri"/>
+          <w:b/>
+          <w:bCs/>
+          <w:sz w:val="32"/>
+          <w:szCs w:val="32"/>
+        </w:rPr>
+        <w:t>(</w:t>
+      </w:r>
+      <w:proofErr w:type="gramStart"/>
+      <w:r>
+        <w:rPr>
+          <w:rFonts w:ascii="Calibri" w:hAnsi="Calibri" w:cs="Calibri"/>
+          <w:b/>
+          <w:bCs/>
+          <w:sz w:val="32"/>
+          <w:szCs w:val="32"/>
+        </w:rPr>
+        <w:t>posts[</w:t>
+      </w:r>
+      <w:proofErr w:type="gramEnd"/>
+      <w:r>
+        <w:rPr>
+          <w:rFonts w:ascii="Calibri" w:hAnsi="Calibri" w:cs="Calibri"/>
+          <w:b/>
+          <w:bCs/>
+          <w:sz w:val="32"/>
+          <w:szCs w:val="32"/>
+        </w:rPr>
+        <w:t>0].id, (comments) =&gt; {</w:t>
+      </w:r>
+    </w:p>
+    <w:p>
+      <w:pPr>
+        <w:rPr>
+          <w:rFonts w:ascii="Calibri" w:hAnsi="Calibri" w:cs="Calibri"/>
+          <w:b/>
+          <w:bCs/>
+          <w:sz w:val="32"/>
+          <w:szCs w:val="32"/>
+        </w:rPr>
+      </w:pPr>
+      <w:r>
+        <w:rPr>
+          <w:rFonts w:ascii="Calibri" w:hAnsi="Calibri" w:cs="Calibri"/>
+          <w:b/>
+          <w:bCs/>
+          <w:sz w:val="32"/>
+          <w:szCs w:val="32"/>
+        </w:rPr>
+        <w:t xml:space="preserve">      </w:t>
+      </w:r>
+      <w:proofErr w:type="spellStart"/>
+      <w:proofErr w:type="gramStart"/>
+      <w:r>
+        <w:rPr>
+          <w:rFonts w:ascii="Calibri" w:hAnsi="Calibri" w:cs="Calibri"/>
+          <w:b/>
+          <w:bCs/>
+          <w:sz w:val="32"/>
+          <w:szCs w:val="32"/>
+        </w:rPr>
+        <w:t>sendEmail</w:t>
+      </w:r>
+      <w:proofErr w:type="spellEnd"/>
+      <w:r>
+        <w:rPr>
+          <w:rFonts w:ascii="Calibri" w:hAnsi="Calibri" w:cs="Calibri"/>
+          <w:b/>
+          <w:bCs/>
+          <w:sz w:val="32"/>
+          <w:szCs w:val="32"/>
+        </w:rPr>
+        <w:t>(</w:t>
+      </w:r>
+      <w:proofErr w:type="spellStart"/>
+      <w:proofErr w:type="gramEnd"/>
+      <w:r>
+        <w:rPr>
+          <w:rFonts w:ascii="Calibri" w:hAnsi="Calibri" w:cs="Calibri"/>
+          <w:b/>
+          <w:bCs/>
+          <w:sz w:val="32"/>
+          <w:szCs w:val="32"/>
+        </w:rPr>
+        <w:t>user.email</w:t>
+      </w:r>
+      <w:proofErr w:type="spellEnd"/>
+      <w:r>
+        <w:rPr>
+          <w:rFonts w:ascii="Calibri" w:hAnsi="Calibri" w:cs="Calibri"/>
+          <w:b/>
+          <w:bCs/>
+          <w:sz w:val="32"/>
+          <w:szCs w:val="32"/>
+        </w:rPr>
+        <w:t>, comments, (response) =&gt; {</w:t>
+      </w:r>
+    </w:p>
+    <w:p>
+      <w:pPr>
+        <w:rPr>
+          <w:rFonts w:ascii="Calibri" w:hAnsi="Calibri" w:cs="Calibri"/>
+          <w:b/>
+          <w:bCs/>
+          <w:sz w:val="32"/>
+          <w:szCs w:val="32"/>
+        </w:rPr>
+      </w:pPr>
+      <w:r>
+        <w:rPr>
+          <w:rFonts w:ascii="Calibri" w:hAnsi="Calibri" w:cs="Calibri"/>
+          <w:b/>
+          <w:bCs/>
+          <w:sz w:val="32"/>
+          <w:szCs w:val="32"/>
+        </w:rPr>
+        <w:lastRenderedPageBreak/>
+        <w:t xml:space="preserve">        </w:t>
+      </w:r>
+      <w:proofErr w:type="gramStart"/>
+      <w:r>
+        <w:rPr>
+          <w:rFonts w:ascii="Calibri" w:hAnsi="Calibri" w:cs="Calibri"/>
+          <w:b/>
+          <w:bCs/>
+          <w:sz w:val="32"/>
+          <w:szCs w:val="32"/>
+        </w:rPr>
+        <w:t>console.log(</w:t>
+      </w:r>
+      <w:proofErr w:type="gramEnd"/>
+      <w:r>
+        <w:rPr>
+          <w:rFonts w:ascii="Calibri" w:hAnsi="Calibri" w:cs="Calibri"/>
+          <w:b/>
+          <w:bCs/>
+          <w:sz w:val="32"/>
+          <w:szCs w:val="32"/>
+        </w:rPr>
+        <w:t>"All tasks done!");</w:t>
+      </w:r>
+    </w:p>
+    <w:p>
+      <w:pPr>
+        <w:rPr>
+          <w:rFonts w:ascii="Calibri" w:hAnsi="Calibri" w:cs="Calibri"/>
+          <w:b/>
+          <w:bCs/>
+          <w:sz w:val="32"/>
+          <w:szCs w:val="32"/>
+        </w:rPr>
+      </w:pPr>
+      <w:r>
+        <w:rPr>
+          <w:rFonts w:ascii="Calibri" w:hAnsi="Calibri" w:cs="Calibri"/>
+          <w:b/>
+          <w:bCs/>
+          <w:sz w:val="32"/>
+          <w:szCs w:val="32"/>
+        </w:rPr>
+        <w:t xml:space="preserve">      });</w:t>
+      </w:r>
+    </w:p>
+    <w:p>
+      <w:pPr>
+        <w:rPr>
+          <w:rFonts w:ascii="Calibri" w:hAnsi="Calibri" w:cs="Calibri"/>
+          <w:b/>
+          <w:bCs/>
+          <w:sz w:val="32"/>
+          <w:szCs w:val="32"/>
+        </w:rPr>
+      </w:pPr>
+      <w:r>
+        <w:rPr>
+          <w:rFonts w:ascii="Calibri" w:hAnsi="Calibri" w:cs="Calibri"/>
+          <w:b/>
+          <w:bCs/>
+          <w:sz w:val="32"/>
+          <w:szCs w:val="32"/>
+        </w:rPr>
+        <w:t xml:space="preserve">    });</w:t>
+      </w:r>
+    </w:p>
+    <w:p>
+      <w:pPr>
+        <w:rPr>
+          <w:rFonts w:ascii="Calibri" w:hAnsi="Calibri" w:cs="Calibri"/>
+          <w:b/>
+          <w:bCs/>
+          <w:sz w:val="32"/>
+          <w:szCs w:val="32"/>
+        </w:rPr>
+      </w:pPr>
+      <w:r>
+        <w:rPr>
+          <w:rFonts w:ascii="Calibri" w:hAnsi="Calibri" w:cs="Calibri"/>
+          <w:b/>
+          <w:bCs/>
+          <w:sz w:val="32"/>
+          <w:szCs w:val="32"/>
+        </w:rPr>
+        <w:t xml:space="preserve">  });</w:t>
+      </w:r>
+    </w:p>
+    <w:p>
+      <w:pPr>
+        <w:rPr>
+          <w:rFonts w:ascii="Calibri" w:hAnsi="Calibri" w:cs="Calibri"/>
+          <w:b/>
+          <w:bCs/>
+          <w:sz w:val="32"/>
+          <w:szCs w:val="32"/>
+        </w:rPr>
+      </w:pPr>
+      <w:r>
+        <w:rPr>
+          <w:rFonts w:ascii="Calibri" w:hAnsi="Calibri" w:cs="Calibri"/>
+          <w:b/>
+          <w:bCs/>
+          <w:sz w:val="32"/>
+          <w:szCs w:val="32"/>
+        </w:rPr>
+        <w:t>});</w:t>
+      </w:r>
+    </w:p>
+    <w:p>
+      <w:pPr>
+        <w:rPr>
+          <w:rFonts w:ascii="Calibri" w:hAnsi="Calibri" w:cs="Calibri"/>
+          <w:b/>
+          <w:bCs/>
+          <w:sz w:val="32"/>
+          <w:szCs w:val="32"/>
+        </w:rPr>
+      </w:pPr>
+    </w:p>
+    <w:p>
+      <w:pPr>
+        <w:rPr>
+          <w:rFonts w:ascii="Calibri" w:hAnsi="Calibri" w:cs="Calibri"/>
+          <w:b/>
+          <w:bCs/>
+          <w:color w:val="FF0000"/>
+          <w:sz w:val="40"/>
+          <w:szCs w:val="40"/>
+        </w:rPr>
+      </w:pPr>
+      <w:r>
+        <w:rPr>
+          <w:rFonts w:ascii="Segoe UI Emoji" w:hAnsi="Segoe UI Emoji" w:cs="Segoe UI Emoji"/>
+          <w:b/>
+          <w:bCs/>
+          <w:color w:val="FF0000"/>
+          <w:sz w:val="40"/>
+          <w:szCs w:val="40"/>
+        </w:rPr>
+        <w:t>📘</w:t>
+      </w:r>
+      <w:r>
+        <w:rPr>
+          <w:rFonts w:ascii="Calibri" w:hAnsi="Calibri" w:cs="Calibri"/>
+          <w:b/>
+          <w:bCs/>
+          <w:color w:val="FF0000"/>
+          <w:sz w:val="40"/>
+          <w:szCs w:val="40"/>
+        </w:rPr>
+        <w:t xml:space="preserve"> Synchronous JavaScript Explained</w:t>
+      </w:r>
+    </w:p>
+    <w:p>
+      <w:pPr>
+        <w:rPr>
+          <w:rFonts w:ascii="Calibri" w:hAnsi="Calibri" w:cs="Calibri"/>
+          <w:b/>
+          <w:bCs/>
+          <w:sz w:val="32"/>
+          <w:szCs w:val="32"/>
+        </w:rPr>
+      </w:pPr>
+      <w:r>
+        <w:rPr>
+          <w:rFonts w:ascii="Calibri" w:hAnsi="Calibri" w:cs="Calibri"/>
+          <w:b/>
+          <w:bCs/>
+          <w:sz w:val="32"/>
+          <w:szCs w:val="32"/>
+        </w:rPr>
+        <w:pict w14:anchorId="2C2B7E19">
+          <v:rect id="_x0000_i1074" style="width:0;height:1.5pt" o:hralign="center" o:hrstd="t" o:hr="t" fillcolor="#a0a0a0" stroked="f"/>
+        </w:pict>
+      </w:r>
+    </w:p>
+    <w:p>
+      <w:pPr>
+        <w:rPr>
+          <w:rFonts w:ascii="Calibri" w:hAnsi="Calibri" w:cs="Calibri"/>
+          <w:b/>
+          <w:bCs/>
+          <w:sz w:val="32"/>
+          <w:szCs w:val="32"/>
+        </w:rPr>
+      </w:pPr>
+      <w:r>
+        <w:rPr>
+          <w:rFonts w:ascii="Segoe UI Emoji" w:hAnsi="Segoe UI Emoji" w:cs="Segoe UI Emoji"/>
+          <w:b/>
+          <w:bCs/>
+          <w:sz w:val="32"/>
+          <w:szCs w:val="32"/>
+        </w:rPr>
+        <w:t>🔹</w:t>
+      </w:r>
+      <w:r>
+        <w:rPr>
+          <w:rFonts w:ascii="Calibri" w:hAnsi="Calibri" w:cs="Calibri"/>
+          <w:b/>
+          <w:bCs/>
+          <w:sz w:val="32"/>
+          <w:szCs w:val="32"/>
+        </w:rPr>
+        <w:t xml:space="preserve"> What is Synchronous Code?</w:t>
+      </w:r>
+    </w:p>
+    <w:p>
+      <w:pPr>
+        <w:rPr>
+          <w:rFonts w:ascii="Calibri" w:hAnsi="Calibri" w:cs="Calibri"/>
+          <w:b/>
+          <w:bCs/>
+          <w:sz w:val="32"/>
+          <w:szCs w:val="32"/>
+        </w:rPr>
+      </w:pPr>
+      <w:r>
+        <w:rPr>
+          <w:rFonts w:ascii="Calibri" w:hAnsi="Calibri" w:cs="Calibri"/>
+          <w:b/>
+          <w:bCs/>
+          <w:sz w:val="32"/>
+          <w:szCs w:val="32"/>
+        </w:rPr>
+        <w:t>In JavaScript, synchronous code runs line by line, in the order it's written.</w:t>
+      </w:r>
+      <w:r>
+        <w:rPr>
+          <w:rFonts w:ascii="Calibri" w:hAnsi="Calibri" w:cs="Calibri"/>
+          <w:b/>
+          <w:bCs/>
+          <w:sz w:val="32"/>
+          <w:szCs w:val="32"/>
+        </w:rPr>
+        <w:br/>
+        <w:t>Each line waits for the previous one to finish before executing.</w:t>
+      </w:r>
+    </w:p>
+    <w:p>
+      <w:pPr>
+        <w:rPr>
+          <w:rFonts w:ascii="Calibri" w:hAnsi="Calibri" w:cs="Calibri"/>
+          <w:b/>
+          <w:bCs/>
+          <w:sz w:val="32"/>
+          <w:szCs w:val="32"/>
+        </w:rPr>
+      </w:pPr>
+      <w:r>
+        <w:rPr>
+          <w:rFonts w:ascii="Segoe UI Emoji" w:hAnsi="Segoe UI Emoji" w:cs="Segoe UI Emoji"/>
+          <w:b/>
+          <w:bCs/>
+          <w:sz w:val="32"/>
+          <w:szCs w:val="32"/>
+        </w:rPr>
+        <w:t>✅</w:t>
+      </w:r>
+      <w:r>
+        <w:rPr>
+          <w:rFonts w:ascii="Calibri" w:hAnsi="Calibri" w:cs="Calibri"/>
+          <w:b/>
+          <w:bCs/>
+          <w:sz w:val="32"/>
+          <w:szCs w:val="32"/>
+        </w:rPr>
+        <w:t xml:space="preserve"> This is the default </w:t>
+      </w:r>
+      <w:proofErr w:type="spellStart"/>
+      <w:r>
+        <w:rPr>
+          <w:rFonts w:ascii="Calibri" w:hAnsi="Calibri" w:cs="Calibri"/>
+          <w:b/>
+          <w:bCs/>
+          <w:sz w:val="32"/>
+          <w:szCs w:val="32"/>
+        </w:rPr>
+        <w:t>behavior</w:t>
+      </w:r>
+      <w:proofErr w:type="spellEnd"/>
+      <w:r>
+        <w:rPr>
+          <w:rFonts w:ascii="Calibri" w:hAnsi="Calibri" w:cs="Calibri"/>
+          <w:b/>
+          <w:bCs/>
+          <w:sz w:val="32"/>
+          <w:szCs w:val="32"/>
+        </w:rPr>
+        <w:t xml:space="preserve"> of JavaScript.</w:t>
+      </w:r>
+    </w:p>
+    <w:p>
+      <w:pPr>
+        <w:rPr>
+          <w:rFonts w:ascii="Calibri" w:hAnsi="Calibri" w:cs="Calibri"/>
+          <w:b/>
+          <w:bCs/>
+          <w:sz w:val="32"/>
+          <w:szCs w:val="32"/>
+        </w:rPr>
+      </w:pPr>
+    </w:p>
+    <w:p>
+      <w:pPr>
+        <w:rPr>
+          <w:rFonts w:ascii="Calibri" w:hAnsi="Calibri" w:cs="Calibri"/>
+          <w:b/>
+          <w:bCs/>
+          <w:sz w:val="32"/>
+          <w:szCs w:val="32"/>
+        </w:rPr>
+      </w:pPr>
+    </w:p>
+    <w:p>
+      <w:pPr>
+        <w:rPr>
+          <w:rFonts w:ascii="Calibri" w:hAnsi="Calibri" w:cs="Calibri"/>
+          <w:b/>
+          <w:bCs/>
+          <w:sz w:val="32"/>
+          <w:szCs w:val="32"/>
+        </w:rPr>
+      </w:pPr>
+    </w:p>
+    <w:p>
+      <w:pPr>
+        <w:rPr>
+          <w:rFonts w:ascii="Calibri" w:hAnsi="Calibri" w:cs="Calibri"/>
+          <w:b/>
+          <w:bCs/>
+          <w:sz w:val="32"/>
+          <w:szCs w:val="32"/>
+        </w:rPr>
+      </w:pPr>
+    </w:p>
+    <w:p>
+      <w:pPr>
+        <w:rPr>
+          <w:rFonts w:ascii="Calibri" w:hAnsi="Calibri" w:cs="Calibri"/>
+          <w:b/>
+          <w:bCs/>
+          <w:sz w:val="32"/>
+          <w:szCs w:val="32"/>
+        </w:rPr>
+      </w:pPr>
+      <w:r>
+        <w:rPr>
+          <w:rFonts w:ascii="Segoe UI Emoji" w:hAnsi="Segoe UI Emoji" w:cs="Segoe UI Emoji"/>
+          <w:b/>
+          <w:bCs/>
+          <w:sz w:val="32"/>
+          <w:szCs w:val="32"/>
+        </w:rPr>
+        <w:t>🆚</w:t>
+      </w:r>
+      <w:r>
+        <w:rPr>
+          <w:rFonts w:ascii="Calibri" w:hAnsi="Calibri" w:cs="Calibri"/>
+          <w:b/>
+          <w:bCs/>
+          <w:sz w:val="32"/>
+          <w:szCs w:val="32"/>
+        </w:rPr>
+        <w:t xml:space="preserve"> Synchronous vs Asynchronous (Quick Comparison):</w:t>
+      </w:r>
+    </w:p>
+    <w:tbl>
+      <w:tblPr>
+        <w:tblW w:w="0" w:type="auto"/>
+        <w:tblCellSpacing w:w="15" w:type="dxa"/>
+        <w:tblCellMar>
+          <w:top w:w="15" w:type="dxa"/>
+          <w:left w:w="15" w:type="dxa"/>
+          <w:bottom w:w="15" w:type="dxa"/>
+          <w:right w:w="15" w:type="dxa"/>
+        </w:tblCellMar>
+        <w:tblLook w:val="04A0" w:firstRow="1" w:lastRow="0" w:firstColumn="1" w:lastColumn="0" w:noHBand="0" w:noVBand="1"/>
+      </w:tblPr>
+      <w:tblGrid>
+        <w:gridCol w:w="2076"/>
+        <w:gridCol w:w="3035"/>
+        <w:gridCol w:w="3880"/>
+      </w:tblGrid>
+      <w:tr>
+        <w:trPr>
+          <w:tblHeader/>
+          <w:tblCellSpacing w:w="15" w:type="dxa"/>
+        </w:trPr>
+        <w:tc>
+          <w:tcPr>
+            <w:tcW w:w="0" w:type="auto"/>
+            <w:vAlign w:val="center"/>
+            <w:hideMark/>
+          </w:tcPr>
+          <w:p>
+            <w:pPr>
+              <w:rPr>
+                <w:rFonts w:ascii="Calibri" w:hAnsi="Calibri" w:cs="Calibri"/>
+                <w:b/>
+                <w:bCs/>
+                <w:sz w:val="32"/>
+                <w:szCs w:val="32"/>
+              </w:rPr>
+            </w:pPr>
+            <w:r>
+              <w:rPr>
+                <w:rFonts w:ascii="Calibri" w:hAnsi="Calibri" w:cs="Calibri"/>
+                <w:b/>
+                <w:bCs/>
+                <w:sz w:val="32"/>
+                <w:szCs w:val="32"/>
+              </w:rPr>
+              <w:t>Feature</w:t>
+            </w:r>
+          </w:p>
+        </w:tc>
+        <w:tc>
+          <w:tcPr>
+            <w:tcW w:w="0" w:type="auto"/>
+            <w:vAlign w:val="center"/>
+            <w:hideMark/>
+          </w:tcPr>
+          <w:p>
+            <w:pPr>
+              <w:rPr>
+                <w:rFonts w:ascii="Calibri" w:hAnsi="Calibri" w:cs="Calibri"/>
+                <w:b/>
+                <w:bCs/>
+                <w:sz w:val="32"/>
+                <w:szCs w:val="32"/>
+              </w:rPr>
+            </w:pPr>
+            <w:r>
+              <w:rPr>
+                <w:rFonts w:ascii="Calibri" w:hAnsi="Calibri" w:cs="Calibri"/>
+                <w:b/>
+                <w:bCs/>
+                <w:sz w:val="32"/>
+                <w:szCs w:val="32"/>
+              </w:rPr>
+              <w:t>Synchronous</w:t>
+            </w:r>
+          </w:p>
+        </w:tc>
+        <w:tc>
+          <w:tcPr>
+            <w:tcW w:w="0" w:type="auto"/>
+            <w:vAlign w:val="center"/>
+            <w:hideMark/>
+          </w:tcPr>
+          <w:p>
+            <w:pPr>
+              <w:rPr>
+                <w:rFonts w:ascii="Calibri" w:hAnsi="Calibri" w:cs="Calibri"/>
+                <w:b/>
+                <w:bCs/>
+                <w:sz w:val="32"/>
+                <w:szCs w:val="32"/>
+              </w:rPr>
+            </w:pPr>
+            <w:r>
+              <w:rPr>
+                <w:rFonts w:ascii="Calibri" w:hAnsi="Calibri" w:cs="Calibri"/>
+                <w:b/>
+                <w:bCs/>
+                <w:sz w:val="32"/>
+                <w:szCs w:val="32"/>
+              </w:rPr>
+              <w:t>Asynchronous</w:t>
+            </w:r>
+          </w:p>
+        </w:tc>
+      </w:tr>
+      <w:tr>
+        <w:trPr>
+          <w:tblCellSpacing w:w="15" w:type="dxa"/>
+        </w:trPr>
+        <w:tc>
+          <w:tcPr>
+            <w:tcW w:w="0" w:type="auto"/>
+            <w:vAlign w:val="center"/>
+            <w:hideMark/>
+          </w:tcPr>
+          <w:p>
+            <w:pPr>
+              <w:rPr>
+                <w:rFonts w:ascii="Calibri" w:hAnsi="Calibri" w:cs="Calibri"/>
+                <w:b/>
+                <w:bCs/>
+                <w:sz w:val="32"/>
+                <w:szCs w:val="32"/>
+              </w:rPr>
+            </w:pPr>
+            <w:r>
+              <w:rPr>
+                <w:rFonts w:ascii="Calibri" w:hAnsi="Calibri" w:cs="Calibri"/>
+                <w:b/>
+                <w:bCs/>
+                <w:sz w:val="32"/>
+                <w:szCs w:val="32"/>
+              </w:rPr>
+              <w:t>Execution Flow</w:t>
+            </w:r>
+          </w:p>
+        </w:tc>
+        <w:tc>
+          <w:tcPr>
+            <w:tcW w:w="0" w:type="auto"/>
+            <w:vAlign w:val="center"/>
+            <w:hideMark/>
+          </w:tcPr>
+          <w:p>
+            <w:pPr>
+              <w:rPr>
+                <w:rFonts w:ascii="Calibri" w:hAnsi="Calibri" w:cs="Calibri"/>
+                <w:b/>
+                <w:bCs/>
+                <w:sz w:val="32"/>
+                <w:szCs w:val="32"/>
+              </w:rPr>
+            </w:pPr>
+            <w:r>
+              <w:rPr>
+                <w:rFonts w:ascii="Calibri" w:hAnsi="Calibri" w:cs="Calibri"/>
+                <w:b/>
+                <w:bCs/>
+                <w:sz w:val="32"/>
+                <w:szCs w:val="32"/>
+              </w:rPr>
+              <w:t>Line by line</w:t>
+            </w:r>
+          </w:p>
+        </w:tc>
+        <w:tc>
+          <w:tcPr>
+            <w:tcW w:w="0" w:type="auto"/>
+            <w:vAlign w:val="center"/>
+            <w:hideMark/>
+          </w:tcPr>
+          <w:p>
+            <w:pPr>
+              <w:rPr>
+                <w:rFonts w:ascii="Calibri" w:hAnsi="Calibri" w:cs="Calibri"/>
+                <w:b/>
+                <w:bCs/>
+                <w:sz w:val="32"/>
+                <w:szCs w:val="32"/>
+              </w:rPr>
+            </w:pPr>
+            <w:r>
+              <w:rPr>
+                <w:rFonts w:ascii="Calibri" w:hAnsi="Calibri" w:cs="Calibri"/>
+                <w:b/>
+                <w:bCs/>
+                <w:sz w:val="32"/>
+                <w:szCs w:val="32"/>
+              </w:rPr>
+              <w:t>Non-blocking</w:t>
+            </w:r>
+          </w:p>
+        </w:tc>
+      </w:tr>
+      <w:tr>
+        <w:trPr>
+          <w:tblCellSpacing w:w="15" w:type="dxa"/>
+        </w:trPr>
+        <w:tc>
+          <w:tcPr>
+            <w:tcW w:w="0" w:type="auto"/>
+            <w:vAlign w:val="center"/>
+            <w:hideMark/>
+          </w:tcPr>
+          <w:p>
+            <w:pPr>
+              <w:rPr>
+                <w:rFonts w:ascii="Calibri" w:hAnsi="Calibri" w:cs="Calibri"/>
+                <w:b/>
+                <w:bCs/>
+                <w:sz w:val="32"/>
+                <w:szCs w:val="32"/>
+              </w:rPr>
+            </w:pPr>
+            <w:r>
+              <w:rPr>
+                <w:rFonts w:ascii="Calibri" w:hAnsi="Calibri" w:cs="Calibri"/>
+                <w:b/>
+                <w:bCs/>
+                <w:sz w:val="32"/>
+                <w:szCs w:val="32"/>
+              </w:rPr>
+              <w:t>Speed</w:t>
+            </w:r>
+          </w:p>
+        </w:tc>
+        <w:tc>
+          <w:tcPr>
+            <w:tcW w:w="0" w:type="auto"/>
+            <w:vAlign w:val="center"/>
+            <w:hideMark/>
+          </w:tcPr>
+          <w:p>
+            <w:pPr>
+              <w:rPr>
+                <w:rFonts w:ascii="Calibri" w:hAnsi="Calibri" w:cs="Calibri"/>
+                <w:b/>
+                <w:bCs/>
+                <w:sz w:val="32"/>
+                <w:szCs w:val="32"/>
+              </w:rPr>
+            </w:pPr>
+            <w:r>
+              <w:rPr>
+                <w:rFonts w:ascii="Calibri" w:hAnsi="Calibri" w:cs="Calibri"/>
+                <w:b/>
+                <w:bCs/>
+                <w:sz w:val="32"/>
+                <w:szCs w:val="32"/>
+              </w:rPr>
+              <w:t>Slower with long tasks</w:t>
+            </w:r>
+          </w:p>
+        </w:tc>
+        <w:tc>
+          <w:tcPr>
+            <w:tcW w:w="0" w:type="auto"/>
+            <w:vAlign w:val="center"/>
+            <w:hideMark/>
+          </w:tcPr>
+          <w:p>
+            <w:pPr>
+              <w:rPr>
+                <w:rFonts w:ascii="Calibri" w:hAnsi="Calibri" w:cs="Calibri"/>
+                <w:b/>
+                <w:bCs/>
+                <w:sz w:val="32"/>
+                <w:szCs w:val="32"/>
+              </w:rPr>
+            </w:pPr>
+            <w:r>
+              <w:rPr>
+                <w:rFonts w:ascii="Calibri" w:hAnsi="Calibri" w:cs="Calibri"/>
+                <w:b/>
+                <w:bCs/>
+                <w:sz w:val="32"/>
+                <w:szCs w:val="32"/>
+              </w:rPr>
+              <w:t>Faster, tasks run in parallel</w:t>
+            </w:r>
+          </w:p>
+        </w:tc>
+      </w:tr>
+      <w:tr>
+        <w:trPr>
+          <w:tblCellSpacing w:w="15" w:type="dxa"/>
+        </w:trPr>
+        <w:tc>
+          <w:tcPr>
+            <w:tcW w:w="0" w:type="auto"/>
+            <w:vAlign w:val="center"/>
+            <w:hideMark/>
+          </w:tcPr>
+          <w:p>
+            <w:pPr>
+              <w:rPr>
+                <w:rFonts w:ascii="Calibri" w:hAnsi="Calibri" w:cs="Calibri"/>
+                <w:b/>
+                <w:bCs/>
+                <w:sz w:val="32"/>
+                <w:szCs w:val="32"/>
+              </w:rPr>
+            </w:pPr>
+            <w:r>
+              <w:rPr>
+                <w:rFonts w:ascii="Calibri" w:hAnsi="Calibri" w:cs="Calibri"/>
+                <w:b/>
+                <w:bCs/>
+                <w:sz w:val="32"/>
+                <w:szCs w:val="32"/>
+              </w:rPr>
+              <w:t>Example</w:t>
+            </w:r>
+          </w:p>
+        </w:tc>
+        <w:tc>
+          <w:tcPr>
+            <w:tcW w:w="0" w:type="auto"/>
+            <w:vAlign w:val="center"/>
+            <w:hideMark/>
+          </w:tcPr>
+          <w:p>
+            <w:pPr>
+              <w:rPr>
+                <w:rFonts w:ascii="Calibri" w:hAnsi="Calibri" w:cs="Calibri"/>
+                <w:b/>
+                <w:bCs/>
+                <w:sz w:val="32"/>
+                <w:szCs w:val="32"/>
+              </w:rPr>
+            </w:pPr>
+            <w:r>
+              <w:rPr>
+                <w:rFonts w:ascii="Calibri" w:hAnsi="Calibri" w:cs="Calibri"/>
+                <w:b/>
+                <w:bCs/>
+                <w:sz w:val="32"/>
+                <w:szCs w:val="32"/>
+              </w:rPr>
+              <w:t>Normal console logs</w:t>
+            </w:r>
+          </w:p>
+        </w:tc>
+        <w:tc>
+          <w:tcPr>
+            <w:tcW w:w="0" w:type="auto"/>
+            <w:vAlign w:val="center"/>
+            <w:hideMark/>
+          </w:tcPr>
+          <w:p>
+            <w:pPr>
+              <w:rPr>
+                <w:rFonts w:ascii="Calibri" w:hAnsi="Calibri" w:cs="Calibri"/>
+                <w:b/>
+                <w:bCs/>
+                <w:sz w:val="32"/>
+                <w:szCs w:val="32"/>
+              </w:rPr>
+            </w:pPr>
+            <w:proofErr w:type="spellStart"/>
+            <w:proofErr w:type="gramStart"/>
+            <w:r>
+              <w:rPr>
+                <w:rFonts w:ascii="Calibri" w:hAnsi="Calibri" w:cs="Calibri"/>
+                <w:b/>
+                <w:bCs/>
+                <w:sz w:val="32"/>
+                <w:szCs w:val="32"/>
+              </w:rPr>
+              <w:t>setTimeout</w:t>
+            </w:r>
+            <w:proofErr w:type="spellEnd"/>
+            <w:r>
+              <w:rPr>
+                <w:rFonts w:ascii="Calibri" w:hAnsi="Calibri" w:cs="Calibri"/>
+                <w:b/>
+                <w:bCs/>
+                <w:sz w:val="32"/>
+                <w:szCs w:val="32"/>
+              </w:rPr>
+              <w:t>(</w:t>
+            </w:r>
+            <w:proofErr w:type="gramEnd"/>
+            <w:r>
+              <w:rPr>
+                <w:rFonts w:ascii="Calibri" w:hAnsi="Calibri" w:cs="Calibri"/>
+                <w:b/>
+                <w:bCs/>
+                <w:sz w:val="32"/>
+                <w:szCs w:val="32"/>
+              </w:rPr>
+              <w:t>), Promises, APIs</w:t>
+            </w:r>
+          </w:p>
+        </w:tc>
+      </w:tr>
+    </w:tbl>
+    <w:p>
+      <w:pPr>
+        <w:rPr>
+          <w:rFonts w:ascii="Calibri" w:hAnsi="Calibri" w:cs="Calibri"/>
+          <w:b/>
+          <w:bCs/>
+          <w:vanish/>
+          <w:sz w:val="32"/>
+          <w:szCs w:val="32"/>
+        </w:rPr>
+      </w:pPr>
+      <w:r>
+        <w:rPr>
+          <w:rFonts w:ascii="Calibri" w:hAnsi="Calibri" w:cs="Calibri"/>
+          <w:b/>
+          <w:bCs/>
+          <w:vanish/>
+          <w:sz w:val="32"/>
+          <w:szCs w:val="32"/>
+        </w:rPr>
+        <w:t>Top of Form</w:t>
+      </w:r>
+    </w:p>
+    <w:p>
+      <w:pPr>
+        <w:rPr>
+          <w:rFonts w:ascii="Calibri" w:hAnsi="Calibri" w:cs="Calibri"/>
+          <w:b/>
+          <w:bCs/>
+          <w:vanish/>
+          <w:sz w:val="32"/>
+          <w:szCs w:val="32"/>
+        </w:rPr>
+      </w:pPr>
+      <w:r>
+        <w:rPr>
+          <w:rFonts w:ascii="Calibri" w:hAnsi="Calibri" w:cs="Calibri"/>
+          <w:b/>
+          <w:bCs/>
+          <w:vanish/>
+          <w:sz w:val="32"/>
+          <w:szCs w:val="32"/>
+        </w:rPr>
+        <w:t>Bottom of Form</w:t>
+      </w:r>
+    </w:p>
+    <w:p>
+      <w:pPr>
+        <w:rPr>
+          <w:rFonts w:ascii="Calibri" w:hAnsi="Calibri" w:cs="Calibri"/>
+          <w:b/>
+          <w:bCs/>
+          <w:sz w:val="32"/>
+          <w:szCs w:val="32"/>
+        </w:rPr>
+      </w:pPr>
+    </w:p>
+    <w:p>
+      <w:pPr>
+        <w:rPr>
+          <w:rFonts w:ascii="Calibri" w:hAnsi="Calibri" w:cs="Calibri"/>
+          <w:b/>
+          <w:bCs/>
+          <w:color w:val="FF0000"/>
+          <w:sz w:val="40"/>
+          <w:szCs w:val="40"/>
+        </w:rPr>
+      </w:pPr>
+      <w:r>
+        <w:rPr>
+          <w:rFonts w:ascii="Segoe UI Emoji" w:hAnsi="Segoe UI Emoji" w:cs="Segoe UI Emoji"/>
+          <w:b/>
+          <w:bCs/>
+          <w:color w:val="FF0000"/>
+          <w:sz w:val="40"/>
+          <w:szCs w:val="40"/>
+        </w:rPr>
+        <w:lastRenderedPageBreak/>
+        <w:t>🔹</w:t>
+      </w:r>
+      <w:r>
+        <w:rPr>
+          <w:rFonts w:ascii="Calibri" w:hAnsi="Calibri" w:cs="Calibri"/>
+          <w:b/>
+          <w:bCs/>
+          <w:color w:val="FF0000"/>
+          <w:sz w:val="40"/>
+          <w:szCs w:val="40"/>
+        </w:rPr>
+        <w:t xml:space="preserve"> What is Asynchronous Code?</w:t>
+      </w:r>
+    </w:p>
+    <w:p>
+      <w:pPr>
+        <w:rPr>
+          <w:rFonts w:ascii="Calibri" w:hAnsi="Calibri" w:cs="Calibri"/>
+          <w:b/>
+          <w:bCs/>
+          <w:sz w:val="32"/>
+          <w:szCs w:val="32"/>
+        </w:rPr>
+      </w:pPr>
+      <w:r>
+        <w:rPr>
+          <w:rFonts w:ascii="Calibri" w:hAnsi="Calibri" w:cs="Calibri"/>
+          <w:b/>
+          <w:bCs/>
+          <w:sz w:val="32"/>
+          <w:szCs w:val="32"/>
+        </w:rPr>
+        <w:t>Asynchronous code allows certain tasks to run in the background, so the rest of the program continues without waiting for the task to finish.</w:t>
+      </w:r>
+    </w:p>
+    <w:p>
+      <w:pPr>
+        <w:rPr>
+          <w:rFonts w:ascii="Calibri" w:hAnsi="Calibri" w:cs="Calibri"/>
+          <w:b/>
+          <w:bCs/>
+          <w:sz w:val="32"/>
+          <w:szCs w:val="32"/>
+        </w:rPr>
+      </w:pPr>
+      <w:r>
+        <w:rPr>
+          <w:rFonts w:ascii="Calibri" w:hAnsi="Calibri" w:cs="Calibri"/>
+          <w:b/>
+          <w:bCs/>
+          <w:sz w:val="32"/>
+          <w:szCs w:val="32"/>
+        </w:rPr>
+        <w:t>JavaScript uses the event loop to manage this — by sending slow tasks (like timers, API calls) to the browser's Web APIs, and continuing execution.</w:t>
+      </w:r>
+    </w:p>
+    <w:p>
+      <w:pPr>
+        <w:rPr>
+          <w:rFonts w:ascii="Calibri" w:hAnsi="Calibri" w:cs="Calibri"/>
+          <w:b/>
+          <w:bCs/>
+          <w:sz w:val="32"/>
+          <w:szCs w:val="32"/>
+        </w:rPr>
+      </w:pPr>
+      <w:r>
+        <w:rPr>
+          <w:rFonts w:ascii="Calibri" w:hAnsi="Calibri" w:cs="Calibri"/>
+          <w:b/>
+          <w:bCs/>
+          <w:sz w:val="32"/>
+          <w:szCs w:val="32"/>
+        </w:rPr>
+        <w:pict w14:anchorId="214F810D">
+          <v:rect id="_x0000_i1106" style="width:0;height:1.5pt" o:hralign="center" o:hrstd="t" o:hr="t" fillcolor="#a0a0a0" stroked="f"/>
+        </w:pict>
+      </w:r>
+    </w:p>
+    <w:p>
+      <w:pPr>
+        <w:rPr>
+          <w:rFonts w:ascii="Calibri" w:hAnsi="Calibri" w:cs="Calibri"/>
+          <w:b/>
+          <w:bCs/>
+          <w:sz w:val="32"/>
+          <w:szCs w:val="32"/>
+        </w:rPr>
+      </w:pPr>
+      <w:r>
+        <w:rPr>
+          <w:rFonts w:ascii="Segoe UI Emoji" w:hAnsi="Segoe UI Emoji" w:cs="Segoe UI Emoji"/>
+          <w:b/>
+          <w:bCs/>
+          <w:sz w:val="32"/>
+          <w:szCs w:val="32"/>
+        </w:rPr>
+        <w:t>🔧</w:t>
+      </w:r>
+      <w:r>
+        <w:rPr>
+          <w:rFonts w:ascii="Calibri" w:hAnsi="Calibri" w:cs="Calibri"/>
+          <w:b/>
+          <w:bCs/>
+          <w:sz w:val="32"/>
+          <w:szCs w:val="32"/>
+        </w:rPr>
+        <w:t xml:space="preserve"> Example (Using </w:t>
+      </w:r>
+      <w:proofErr w:type="spellStart"/>
+      <w:proofErr w:type="gramStart"/>
+      <w:r>
+        <w:rPr>
+          <w:rFonts w:ascii="Calibri" w:hAnsi="Calibri" w:cs="Calibri"/>
+          <w:b/>
+          <w:bCs/>
+          <w:sz w:val="32"/>
+          <w:szCs w:val="32"/>
+        </w:rPr>
+        <w:t>setTimeout</w:t>
+      </w:r>
+      <w:proofErr w:type="spellEnd"/>
+      <w:r>
+        <w:rPr>
+          <w:rFonts w:ascii="Calibri" w:hAnsi="Calibri" w:cs="Calibri"/>
+          <w:b/>
+          <w:bCs/>
+          <w:sz w:val="32"/>
+          <w:szCs w:val="32"/>
+        </w:rPr>
+        <w:t>(</w:t>
+      </w:r>
+      <w:proofErr w:type="gramEnd"/>
+      <w:r>
+        <w:rPr>
+          <w:rFonts w:ascii="Calibri" w:hAnsi="Calibri" w:cs="Calibri"/>
+          <w:b/>
+          <w:bCs/>
+          <w:sz w:val="32"/>
+          <w:szCs w:val="32"/>
+        </w:rPr>
+        <w:t>)):</w:t>
+      </w:r>
+    </w:p>
+    <w:p>
+      <w:pPr>
+        <w:rPr>
+          <w:rFonts w:ascii="Calibri" w:hAnsi="Calibri" w:cs="Calibri"/>
+          <w:b/>
+          <w:bCs/>
+          <w:sz w:val="32"/>
+          <w:szCs w:val="32"/>
+        </w:rPr>
+      </w:pPr>
+      <w:proofErr w:type="gramStart"/>
+      <w:r>
+        <w:rPr>
+          <w:rFonts w:ascii="Calibri" w:hAnsi="Calibri" w:cs="Calibri"/>
+          <w:b/>
+          <w:bCs/>
+          <w:sz w:val="32"/>
+          <w:szCs w:val="32"/>
+        </w:rPr>
+        <w:t>console.log(</w:t>
+      </w:r>
+      <w:proofErr w:type="gramEnd"/>
+      <w:r>
+        <w:rPr>
+          <w:rFonts w:ascii="Calibri" w:hAnsi="Calibri" w:cs="Calibri"/>
+          <w:b/>
+          <w:bCs/>
+          <w:sz w:val="32"/>
+          <w:szCs w:val="32"/>
+        </w:rPr>
+        <w:t>"Step 1");</w:t>
+      </w:r>
+    </w:p>
+    <w:p>
+      <w:pPr>
+        <w:rPr>
+          <w:rFonts w:ascii="Calibri" w:hAnsi="Calibri" w:cs="Calibri"/>
+          <w:b/>
+          <w:bCs/>
+          <w:sz w:val="32"/>
+          <w:szCs w:val="32"/>
+        </w:rPr>
+      </w:pPr>
+    </w:p>
+    <w:p>
+      <w:pPr>
+        <w:rPr>
+          <w:rFonts w:ascii="Calibri" w:hAnsi="Calibri" w:cs="Calibri"/>
+          <w:b/>
+          <w:bCs/>
+          <w:sz w:val="32"/>
+          <w:szCs w:val="32"/>
+        </w:rPr>
+      </w:pPr>
+      <w:proofErr w:type="spellStart"/>
+      <w:proofErr w:type="gramStart"/>
+      <w:r>
+        <w:rPr>
+          <w:rFonts w:ascii="Calibri" w:hAnsi="Calibri" w:cs="Calibri"/>
+          <w:b/>
+          <w:bCs/>
+          <w:sz w:val="32"/>
+          <w:szCs w:val="32"/>
+        </w:rPr>
+        <w:t>setTimeout</w:t>
+      </w:r>
+      <w:proofErr w:type="spellEnd"/>
+      <w:r>
+        <w:rPr>
+          <w:rFonts w:ascii="Calibri" w:hAnsi="Calibri" w:cs="Calibri"/>
+          <w:b/>
+          <w:bCs/>
+          <w:sz w:val="32"/>
+          <w:szCs w:val="32"/>
+        </w:rPr>
+        <w:t>(</w:t>
+      </w:r>
+      <w:proofErr w:type="gramEnd"/>
+      <w:r>
+        <w:rPr>
+          <w:rFonts w:ascii="Calibri" w:hAnsi="Calibri" w:cs="Calibri"/>
+          <w:b/>
+          <w:bCs/>
+          <w:sz w:val="32"/>
+          <w:szCs w:val="32"/>
+        </w:rPr>
+        <w:t>() =&gt; {</w:t>
+      </w:r>
+    </w:p>
+    <w:p>
+      <w:pPr>
+        <w:rPr>
+          <w:rFonts w:ascii="Calibri" w:hAnsi="Calibri" w:cs="Calibri"/>
+          <w:b/>
+          <w:bCs/>
+          <w:sz w:val="32"/>
+          <w:szCs w:val="32"/>
+        </w:rPr>
+      </w:pPr>
+      <w:r>
+        <w:rPr>
+          <w:rFonts w:ascii="Calibri" w:hAnsi="Calibri" w:cs="Calibri"/>
+          <w:b/>
+          <w:bCs/>
+          <w:sz w:val="32"/>
+          <w:szCs w:val="32"/>
+        </w:rPr>
+        <w:t xml:space="preserve">  </w:t>
+      </w:r>
+      <w:proofErr w:type="gramStart"/>
+      <w:r>
+        <w:rPr>
+          <w:rFonts w:ascii="Calibri" w:hAnsi="Calibri" w:cs="Calibri"/>
+          <w:b/>
+          <w:bCs/>
+          <w:sz w:val="32"/>
+          <w:szCs w:val="32"/>
+        </w:rPr>
+        <w:t>console.log(</w:t>
+      </w:r>
+      <w:proofErr w:type="gramEnd"/>
+      <w:r>
+        <w:rPr>
+          <w:rFonts w:ascii="Calibri" w:hAnsi="Calibri" w:cs="Calibri"/>
+          <w:b/>
+          <w:bCs/>
+          <w:sz w:val="32"/>
+          <w:szCs w:val="32"/>
+        </w:rPr>
+        <w:t>"Step 2 (after 2 seconds)");</w:t>
+      </w:r>
+    </w:p>
+    <w:p>
+      <w:pPr>
+        <w:rPr>
+          <w:rFonts w:ascii="Calibri" w:hAnsi="Calibri" w:cs="Calibri"/>
+          <w:b/>
+          <w:bCs/>
+          <w:sz w:val="32"/>
+          <w:szCs w:val="32"/>
+        </w:rPr>
+      </w:pPr>
+      <w:r>
+        <w:rPr>
+          <w:rFonts w:ascii="Calibri" w:hAnsi="Calibri" w:cs="Calibri"/>
+          <w:b/>
+          <w:bCs/>
+          <w:sz w:val="32"/>
+          <w:szCs w:val="32"/>
+        </w:rPr>
+        <w:t>}, 2000</w:t>
+      </w:r>
+      <w:proofErr w:type="gramStart"/>
+      <w:r>
+        <w:rPr>
+          <w:rFonts w:ascii="Calibri" w:hAnsi="Calibri" w:cs="Calibri"/>
+          <w:b/>
+          <w:bCs/>
+          <w:sz w:val="32"/>
+          <w:szCs w:val="32"/>
+        </w:rPr>
+        <w:t>);</w:t>
+      </w:r>
+      <w:proofErr w:type="gramEnd"/>
+    </w:p>
+    <w:p>
+      <w:pPr>
+        <w:rPr>
+          <w:rFonts w:ascii="Calibri" w:hAnsi="Calibri" w:cs="Calibri"/>
+          <w:b/>
+          <w:bCs/>
+          <w:sz w:val="32"/>
+          <w:szCs w:val="32"/>
+        </w:rPr>
+      </w:pPr>
+    </w:p>
+    <w:p>
+      <w:pPr>
+        <w:rPr>
+          <w:rFonts w:ascii="Calibri" w:hAnsi="Calibri" w:cs="Calibri"/>
+          <w:b/>
+          <w:bCs/>
+          <w:sz w:val="32"/>
+          <w:szCs w:val="32"/>
+        </w:rPr>
+      </w:pPr>
+      <w:proofErr w:type="gramStart"/>
+      <w:r>
+        <w:rPr>
+          <w:rFonts w:ascii="Calibri" w:hAnsi="Calibri" w:cs="Calibri"/>
+          <w:b/>
+          <w:bCs/>
+          <w:sz w:val="32"/>
+          <w:szCs w:val="32"/>
+        </w:rPr>
+        <w:t>console.log(</w:t>
+      </w:r>
+      <w:proofErr w:type="gramEnd"/>
+      <w:r>
+        <w:rPr>
+          <w:rFonts w:ascii="Calibri" w:hAnsi="Calibri" w:cs="Calibri"/>
+          <w:b/>
+          <w:bCs/>
+          <w:sz w:val="32"/>
+          <w:szCs w:val="32"/>
+        </w:rPr>
+        <w:t>"Step 3");</w:t>
+      </w:r>
+    </w:p>
+    <w:p>
+      <w:pPr>
+        <w:rPr>
+          <w:rFonts w:ascii="Calibri" w:hAnsi="Calibri" w:cs="Calibri"/>
+          <w:b/>
+          <w:bCs/>
+          <w:sz w:val="32"/>
+          <w:szCs w:val="32"/>
+        </w:rPr>
+      </w:pPr>
+      <w:r>
+        <w:rPr>
+          <w:rFonts w:ascii="Segoe UI Emoji" w:hAnsi="Segoe UI Emoji" w:cs="Segoe UI Emoji"/>
+          <w:b/>
+          <w:bCs/>
+          <w:sz w:val="32"/>
+          <w:szCs w:val="32"/>
+          <w:highlight w:val="yellow"/>
+        </w:rPr>
+        <w:t>🧾</w:t>
+      </w:r>
+      <w:r>
+        <w:rPr>
+          <w:rFonts w:ascii="Calibri" w:hAnsi="Calibri" w:cs="Calibri"/>
+          <w:b/>
+          <w:bCs/>
+          <w:sz w:val="32"/>
+          <w:szCs w:val="32"/>
+          <w:highlight w:val="yellow"/>
+        </w:rPr>
+        <w:t xml:space="preserve"> Output:</w:t>
+      </w:r>
+    </w:p>
+    <w:p>
+      <w:pPr>
+        <w:rPr>
+          <w:rFonts w:ascii="Calibri" w:hAnsi="Calibri" w:cs="Calibri"/>
+          <w:b/>
+          <w:bCs/>
+          <w:sz w:val="32"/>
+          <w:szCs w:val="32"/>
+        </w:rPr>
+      </w:pPr>
+      <w:r>
+        <w:rPr>
+          <w:rFonts w:ascii="Calibri" w:hAnsi="Calibri" w:cs="Calibri"/>
+          <w:b/>
+          <w:bCs/>
+          <w:sz w:val="32"/>
+          <w:szCs w:val="32"/>
+        </w:rPr>
+        <w:t>Step 1</w:t>
+      </w:r>
+    </w:p>
+    <w:p>
+      <w:pPr>
+        <w:rPr>
+          <w:rFonts w:ascii="Calibri" w:hAnsi="Calibri" w:cs="Calibri"/>
+          <w:b/>
+          <w:bCs/>
+          <w:sz w:val="32"/>
+          <w:szCs w:val="32"/>
+        </w:rPr>
+      </w:pPr>
+      <w:r>
+        <w:rPr>
+          <w:rFonts w:ascii="Calibri" w:hAnsi="Calibri" w:cs="Calibri"/>
+          <w:b/>
+          <w:bCs/>
+          <w:sz w:val="32"/>
+          <w:szCs w:val="32"/>
+        </w:rPr>
+        <w:t>Step 3</w:t>
+      </w:r>
+    </w:p>
+    <w:p>
+      <w:pPr>
+        <w:rPr>
+          <w:rFonts w:ascii="Calibri" w:hAnsi="Calibri" w:cs="Calibri"/>
+          <w:b/>
+          <w:bCs/>
+          <w:sz w:val="32"/>
+          <w:szCs w:val="32"/>
+        </w:rPr>
+      </w:pPr>
+      <w:r>
+        <w:rPr>
+          <w:rFonts w:ascii="Calibri" w:hAnsi="Calibri" w:cs="Calibri"/>
+          <w:b/>
+          <w:bCs/>
+          <w:sz w:val="32"/>
+          <w:szCs w:val="32"/>
+        </w:rPr>
+        <w:t>Step 2 (after 2 seconds)</w:t>
+      </w:r>
+    </w:p>
+    <w:p>
+      <w:pPr>
+        <w:rPr>
+          <w:rFonts w:ascii="Calibri" w:hAnsi="Calibri" w:cs="Calibri"/>
+          <w:b/>
+          <w:bCs/>
+          <w:sz w:val="32"/>
+          <w:szCs w:val="32"/>
+        </w:rPr>
+      </w:pPr>
+      <w:r>
+        <w:rPr>
+          <w:rFonts w:ascii="Calibri" w:hAnsi="Calibri" w:cs="Calibri"/>
+          <w:b/>
+          <w:bCs/>
+          <w:sz w:val="32"/>
+          <w:szCs w:val="32"/>
+        </w:rPr>
+        <w:t xml:space="preserve">Even though Step 2 is written in the middle, it runs after Step 3 because of the delay. That’s asynchronous </w:t>
+      </w:r>
+      <w:proofErr w:type="spellStart"/>
+      <w:r>
+        <w:rPr>
+          <w:rFonts w:ascii="Calibri" w:hAnsi="Calibri" w:cs="Calibri"/>
+          <w:b/>
+          <w:bCs/>
+          <w:sz w:val="32"/>
+          <w:szCs w:val="32"/>
+        </w:rPr>
+        <w:t>behavior</w:t>
+      </w:r>
+      <w:proofErr w:type="spellEnd"/>
+      <w:r>
+        <w:rPr>
+          <w:rFonts w:ascii="Calibri" w:hAnsi="Calibri" w:cs="Calibri"/>
+          <w:b/>
+          <w:bCs/>
+          <w:sz w:val="32"/>
+          <w:szCs w:val="32"/>
+        </w:rPr>
+        <w:t>.</w:t>
+      </w:r>
+    </w:p>
+    <w:p>
+      <w:pPr>
+        <w:rPr>
+          <w:rFonts w:ascii="Calibri" w:hAnsi="Calibri" w:cs="Calibri"/>
+          <w:b/>
+          <w:bCs/>
+          <w:sz w:val="32"/>
+          <w:szCs w:val="32"/>
+        </w:rPr>
+      </w:pPr>
+      <w:r>
+        <w:rPr>
+          <w:rFonts w:ascii="Calibri" w:hAnsi="Calibri" w:cs="Calibri"/>
+          <w:b/>
+          <w:bCs/>
+          <w:sz w:val="32"/>
+          <w:szCs w:val="32"/>
+        </w:rPr>
+        <w:pict w14:anchorId="0216A405">
+          <v:rect id="_x0000_i1107" style="width:0;height:1.5pt" o:hralign="center" o:hrstd="t" o:hr="t" fillcolor="#a0a0a0" stroked="f"/>
+        </w:pict>
+      </w:r>
+    </w:p>
+    <w:p>
+      <w:pPr>
+        <w:rPr>
+          <w:rFonts w:ascii="Calibri" w:hAnsi="Calibri" w:cs="Calibri"/>
+          <w:b/>
+          <w:bCs/>
+          <w:sz w:val="32"/>
+          <w:szCs w:val="32"/>
+        </w:rPr>
+      </w:pPr>
+      <w:r>
+        <w:rPr>
+          <w:rFonts w:ascii="Segoe UI Emoji" w:hAnsi="Segoe UI Emoji" w:cs="Segoe UI Emoji"/>
+          <w:b/>
+          <w:bCs/>
+          <w:sz w:val="32"/>
+          <w:szCs w:val="32"/>
+        </w:rPr>
+        <w:t>🔄</w:t>
+      </w:r>
+      <w:r>
+        <w:rPr>
+          <w:rFonts w:ascii="Calibri" w:hAnsi="Calibri" w:cs="Calibri"/>
+          <w:b/>
+          <w:bCs/>
+          <w:sz w:val="32"/>
+          <w:szCs w:val="32"/>
+        </w:rPr>
+        <w:t xml:space="preserve"> Real-Life Analogy:</w:t>
+      </w:r>
+    </w:p>
+    <w:p>
+      <w:pPr>
+        <w:rPr>
+          <w:rFonts w:ascii="Calibri" w:hAnsi="Calibri" w:cs="Calibri"/>
+          <w:b/>
+          <w:bCs/>
+          <w:sz w:val="32"/>
+          <w:szCs w:val="32"/>
+        </w:rPr>
+      </w:pPr>
+      <w:r>
+        <w:rPr>
+          <w:rFonts w:ascii="Calibri" w:hAnsi="Calibri" w:cs="Calibri"/>
+          <w:b/>
+          <w:bCs/>
+          <w:sz w:val="32"/>
+          <w:szCs w:val="32"/>
+        </w:rPr>
+        <w:lastRenderedPageBreak/>
+        <w:t>You order food at a restaurant (asynchronous request), and instead of waiting at the counter (blocking), you go sit at a table and relax. When your food is ready, the waiter brings it to you (callback/event).</w:t>
+      </w:r>
+    </w:p>
+    <w:p>
+      <w:pPr>
+        <w:rPr>
+          <w:rFonts w:ascii="Calibri" w:hAnsi="Calibri" w:cs="Calibri"/>
+          <w:b/>
+          <w:bCs/>
+          <w:sz w:val="32"/>
+          <w:szCs w:val="32"/>
+        </w:rPr>
+      </w:pPr>
+    </w:p>
+    <w:p>
+      <w:pPr>
+        <w:rPr>
+          <w:rFonts w:ascii="Calibri" w:hAnsi="Calibri" w:cs="Calibri"/>
+          <w:b/>
+          <w:bCs/>
+          <w:sz w:val="32"/>
+          <w:szCs w:val="32"/>
+        </w:rPr>
+      </w:pPr>
+      <w:r>
+        <w:rPr>
+          <w:rFonts w:ascii="Segoe UI Emoji" w:hAnsi="Segoe UI Emoji" w:cs="Segoe UI Emoji"/>
+          <w:b/>
+          <w:bCs/>
+          <w:sz w:val="32"/>
+          <w:szCs w:val="32"/>
+        </w:rPr>
+        <w:t>🔚</w:t>
+      </w:r>
+      <w:r>
+        <w:rPr>
+          <w:rFonts w:ascii="Calibri" w:hAnsi="Calibri" w:cs="Calibri"/>
+          <w:b/>
+          <w:bCs/>
+          <w:sz w:val="32"/>
+          <w:szCs w:val="32"/>
+        </w:rPr>
+        <w:t xml:space="preserve"> Summary</w:t>
+      </w:r>
+    </w:p>
+    <w:p>
+      <w:pPr>
+        <w:numPr>
+          <w:ilvl w:val="0"/>
+          <w:numId w:val="42"/>
+        </w:numPr>
+        <w:rPr>
+          <w:rFonts w:ascii="Calibri" w:hAnsi="Calibri" w:cs="Calibri"/>
+          <w:b/>
+          <w:bCs/>
+          <w:sz w:val="32"/>
+          <w:szCs w:val="32"/>
+        </w:rPr>
+      </w:pPr>
+      <w:r>
+        <w:rPr>
+          <w:rFonts w:ascii="Calibri" w:hAnsi="Calibri" w:cs="Calibri"/>
+          <w:b/>
+          <w:bCs/>
+          <w:sz w:val="32"/>
+          <w:szCs w:val="32"/>
+        </w:rPr>
+        <w:t>Synchronous = Wait for each task → slower, blocking</w:t>
+      </w:r>
+    </w:p>
+    <w:p>
+      <w:pPr>
+        <w:numPr>
+          <w:ilvl w:val="0"/>
+          <w:numId w:val="42"/>
+        </w:numPr>
+        <w:rPr>
+          <w:rFonts w:ascii="Calibri" w:hAnsi="Calibri" w:cs="Calibri"/>
+          <w:b/>
+          <w:bCs/>
+          <w:sz w:val="32"/>
+          <w:szCs w:val="32"/>
+        </w:rPr>
+      </w:pPr>
+      <w:r>
+        <w:rPr>
+          <w:rFonts w:ascii="Calibri" w:hAnsi="Calibri" w:cs="Calibri"/>
+          <w:b/>
+          <w:bCs/>
+          <w:sz w:val="32"/>
+          <w:szCs w:val="32"/>
+        </w:rPr>
+        <w:t>Asynchronous = Don’t wait → faster, non-blocking</w:t>
+      </w:r>
+    </w:p>
+    <w:p>
+      <w:pPr>
+        <w:rPr>
+          <w:rFonts w:ascii="Calibri" w:hAnsi="Calibri" w:cs="Calibri"/>
+          <w:b/>
+          <w:bCs/>
+          <w:sz w:val="32"/>
+          <w:szCs w:val="32"/>
+        </w:rPr>
+      </w:pPr>
+      <w:r>
+        <w:rPr>
+          <w:rFonts w:ascii="Calibri" w:hAnsi="Calibri" w:cs="Calibri"/>
+          <w:b/>
+          <w:bCs/>
+          <w:sz w:val="32"/>
+          <w:szCs w:val="32"/>
+        </w:rPr>
+        <w:pict w14:anchorId="049DBA28">
+          <v:rect id="_x0000_i1116" style="width:0;height:1.5pt" o:hralign="center" o:hrstd="t" o:hr="t" fillcolor="#a0a0a0" stroked="f"/>
+        </w:pict>
+      </w:r>
+    </w:p>
+    <w:p>
+      <w:pPr>
+        <w:rPr>
+          <w:rFonts w:ascii="Calibri" w:hAnsi="Calibri" w:cs="Calibri"/>
+          <w:b/>
+          <w:bCs/>
+          <w:sz w:val="32"/>
+          <w:szCs w:val="32"/>
+        </w:rPr>
+      </w:pPr>
+      <w:r>
+        <w:rPr>
+          <w:rFonts w:ascii="Calibri" w:hAnsi="Calibri" w:cs="Calibri"/>
+          <w:b/>
+          <w:bCs/>
+          <w:sz w:val="32"/>
+          <w:szCs w:val="32"/>
+        </w:rPr>
+        <w:t>Would you like to:</w:t>
+      </w:r>
+    </w:p>
+    <w:p>
+      <w:pPr>
+        <w:numPr>
+          <w:ilvl w:val="0"/>
+          <w:numId w:val="43"/>
+        </w:numPr>
+        <w:rPr>
+          <w:rFonts w:ascii="Calibri" w:hAnsi="Calibri" w:cs="Calibri"/>
+          <w:b/>
+          <w:bCs/>
+          <w:sz w:val="32"/>
+          <w:szCs w:val="32"/>
+        </w:rPr>
+      </w:pPr>
+      <w:r>
+        <w:rPr>
+          <w:rFonts w:ascii="Segoe UI Emoji" w:hAnsi="Segoe UI Emoji" w:cs="Segoe UI Emoji"/>
+          <w:b/>
+          <w:bCs/>
+          <w:sz w:val="32"/>
+          <w:szCs w:val="32"/>
+        </w:rPr>
+        <w:t>🧪</w:t>
+      </w:r>
+      <w:r>
+        <w:rPr>
+          <w:rFonts w:ascii="Calibri" w:hAnsi="Calibri" w:cs="Calibri"/>
+          <w:b/>
+          <w:bCs/>
+          <w:sz w:val="32"/>
+          <w:szCs w:val="32"/>
+        </w:rPr>
+        <w:t xml:space="preserve"> Try a hands-on example (e.g. callback, promise, or async/await)?</w:t>
+      </w:r>
+    </w:p>
+    <w:p>
+      <w:pPr>
+        <w:numPr>
+          <w:ilvl w:val="0"/>
+          <w:numId w:val="43"/>
+        </w:numPr>
+        <w:rPr>
+          <w:rFonts w:ascii="Calibri" w:hAnsi="Calibri" w:cs="Calibri"/>
+          <w:b/>
+          <w:bCs/>
+          <w:sz w:val="32"/>
+          <w:szCs w:val="32"/>
+        </w:rPr>
+      </w:pPr>
+      <w:r>
+        <w:rPr>
+          <w:rFonts w:ascii="Segoe UI Emoji" w:hAnsi="Segoe UI Emoji" w:cs="Segoe UI Emoji"/>
+          <w:b/>
+          <w:bCs/>
+          <w:sz w:val="32"/>
+          <w:szCs w:val="32"/>
+        </w:rPr>
+        <w:t>🔁</w:t>
+      </w:r>
+      <w:r>
+        <w:rPr>
+          <w:rFonts w:ascii="Calibri" w:hAnsi="Calibri" w:cs="Calibri"/>
+          <w:b/>
+          <w:bCs/>
+          <w:sz w:val="32"/>
+          <w:szCs w:val="32"/>
+        </w:rPr>
+        <w:t xml:space="preserve"> Convert a synchronous task into an asynchronous one?</w:t>
+      </w:r>
+    </w:p>
+    <w:p>
+      <w:pPr>
+        <w:numPr>
+          <w:ilvl w:val="0"/>
+          <w:numId w:val="43"/>
+        </w:numPr>
+        <w:rPr>
+          <w:rFonts w:ascii="Calibri" w:hAnsi="Calibri" w:cs="Calibri"/>
+          <w:b/>
+          <w:bCs/>
+          <w:sz w:val="32"/>
+          <w:szCs w:val="32"/>
+        </w:rPr>
+      </w:pPr>
+      <w:r>
+        <w:rPr>
+          <w:rFonts w:ascii="Segoe UI Emoji" w:hAnsi="Segoe UI Emoji" w:cs="Segoe UI Emoji"/>
+          <w:b/>
+          <w:bCs/>
+          <w:sz w:val="32"/>
+          <w:szCs w:val="32"/>
+        </w:rPr>
+        <w:t>🔄</w:t>
+      </w:r>
+      <w:r>
+        <w:rPr>
+          <w:rFonts w:ascii="Calibri" w:hAnsi="Calibri" w:cs="Calibri"/>
+          <w:b/>
+          <w:bCs/>
+          <w:sz w:val="32"/>
+          <w:szCs w:val="32"/>
+        </w:rPr>
+        <w:t xml:space="preserve"> See how asynchronous code uses Promises or async/</w:t>
+      </w:r>
+      <w:proofErr w:type="gramStart"/>
+      <w:r>
+        <w:rPr>
+          <w:rFonts w:ascii="Calibri" w:hAnsi="Calibri" w:cs="Calibri"/>
+          <w:b/>
+          <w:bCs/>
+          <w:sz w:val="32"/>
+          <w:szCs w:val="32"/>
+        </w:rPr>
+        <w:t>await</w:t>
+      </w:r>
+      <w:proofErr w:type="gramEnd"/>
+      <w:r>
+        <w:rPr>
+          <w:rFonts w:ascii="Calibri" w:hAnsi="Calibri" w:cs="Calibri"/>
+          <w:b/>
+          <w:bCs/>
+          <w:sz w:val="32"/>
+          <w:szCs w:val="32"/>
+        </w:rPr>
+        <w:t xml:space="preserve"> for cleaner handling?</w:t>
+      </w:r>
+    </w:p>
+    <w:p>
+      <w:pPr>
+        <w:rPr>
+          <w:rFonts w:ascii="Calibri" w:hAnsi="Calibri" w:cs="Calibri"/>
+          <w:b/>
+          <w:bCs/>
+          <w:sz w:val="32"/>
+          <w:szCs w:val="32"/>
+        </w:rPr>
+      </w:pPr>
     </w:p>
     <w:p>
       <w:pPr>
@@ -20727,6 +24587,155 @@
     </w:lvl>
   </w:abstractNum>
   <w:abstractNum w:abstractNumId="2" w15:restartNumberingAfterBreak="0">
+    <w:nsid w:val="0B7A685D"/>
+    <w:multiLevelType w:val="multilevel"/>
+    <w:tmpl w:val="EB909B9E"/>
+    <w:lvl w:ilvl="0">
+      <w:start w:val="1"/>
+      <w:numFmt w:val="bullet"/>
+      <w:lvlText w:val=""/>
+      <w:lvlJc w:val="left"/>
+      <w:pPr>
+        <w:tabs>
+          <w:tab w:val="num" w:pos="720"/>
+        </w:tabs>
+        <w:ind w:left="720" w:hanging="360"/>
+      </w:pPr>
+      <w:rPr>
+        <w:rFonts w:ascii="Symbol" w:hAnsi="Symbol" w:hint="default"/>
+        <w:sz w:val="20"/>
+      </w:rPr>
+    </w:lvl>
+    <w:lvl w:ilvl="1" w:tentative="1">
+      <w:start w:val="1"/>
+      <w:numFmt w:val="bullet"/>
+      <w:lvlText w:val="o"/>
+      <w:lvlJc w:val="left"/>
+      <w:pPr>
+        <w:tabs>
+          <w:tab w:val="num" w:pos="1440"/>
+        </w:tabs>
+        <w:ind w:left="1440" w:hanging="360"/>
+      </w:pPr>
+      <w:rPr>
+        <w:rFonts w:ascii="Courier New" w:hAnsi="Courier New" w:hint="default"/>
+        <w:sz w:val="20"/>
+      </w:rPr>
+    </w:lvl>
+    <w:lvl w:ilvl="2" w:tentative="1">
+      <w:start w:val="1"/>
+      <w:numFmt w:val="bullet"/>
+      <w:lvlText w:val=""/>
+      <w:lvlJc w:val="left"/>
+      <w:pPr>
+        <w:tabs>
+          <w:tab w:val="num" w:pos="2160"/>
+        </w:tabs>
+        <w:ind w:left="2160" w:hanging="360"/>
+      </w:pPr>
+      <w:rPr>
+        <w:rFonts w:ascii="Wingdings" w:hAnsi="Wingdings" w:hint="default"/>
+        <w:sz w:val="20"/>
+      </w:rPr>
+    </w:lvl>
+    <w:lvl w:ilvl="3" w:tentative="1">
+      <w:start w:val="1"/>
+      <w:numFmt w:val="bullet"/>
+      <w:lvlText w:val=""/>
+      <w:lvlJc w:val="left"/>
+      <w:pPr>
+        <w:tabs>
+          <w:tab w:val="num" w:pos="2880"/>
+        </w:tabs>
+        <w:ind w:left="2880" w:hanging="360"/>
+      </w:pPr>
+      <w:rPr>
+        <w:rFonts w:ascii="Wingdings" w:hAnsi="Wingdings" w:hint="default"/>
+        <w:sz w:val="20"/>
+      </w:rPr>
+    </w:lvl>
+    <w:lvl w:ilvl="4" w:tentative="1">
+      <w:start w:val="1"/>
+      <w:numFmt w:val="bullet"/>
+      <w:lvlText w:val=""/>
+      <w:lvlJc w:val="left"/>
+      <w:pPr>
+        <w:tabs>
+          <w:tab w:val="num" w:pos="3600"/>
+        </w:tabs>
+        <w:ind w:left="3600" w:hanging="360"/>
+      </w:pPr>
+      <w:rPr>
+        <w:rFonts w:ascii="Wingdings" w:hAnsi="Wingdings" w:hint="default"/>
+        <w:sz w:val="20"/>
+      </w:rPr>
+    </w:lvl>
+    <w:lvl w:ilvl="5" w:tentative="1">
+      <w:start w:val="1"/>
+      <w:numFmt w:val="bullet"/>
+      <w:lvlText w:val=""/>
+      <w:lvlJc w:val="left"/>
+      <w:pPr>
+        <w:tabs>
+          <w:tab w:val="num" w:pos="4320"/>
+        </w:tabs>
+        <w:ind w:left="4320" w:hanging="360"/>
+      </w:pPr>
+      <w:rPr>
+        <w:rFonts w:ascii="Wingdings" w:hAnsi="Wingdings" w:hint="default"/>
+        <w:sz w:val="20"/>
+      </w:rPr>
+    </w:lvl>
+    <w:lvl w:ilvl="6" w:tentative="1">
+      <w:start w:val="1"/>
+      <w:numFmt w:val="bullet"/>
+      <w:lvlText w:val=""/>
+      <w:lvlJc w:val="left"/>
+      <w:pPr>
+        <w:tabs>
+          <w:tab w:val="num" w:pos="5040"/>
+        </w:tabs>
+        <w:ind w:left="5040" w:hanging="360"/>
+      </w:pPr>
+      <w:rPr>
+        <w:rFonts w:ascii="Wingdings" w:hAnsi="Wingdings" w:hint="default"/>
+        <w:sz w:val="20"/>
+      </w:rPr>
+    </w:lvl>
+    <w:lvl w:ilvl="7" w:tentative="1">
+      <w:start w:val="1"/>
+      <w:numFmt w:val="bullet"/>
+      <w:lvlText w:val=""/>
+      <w:lvlJc w:val="left"/>
+      <w:pPr>
+        <w:tabs>
+          <w:tab w:val="num" w:pos="5760"/>
+        </w:tabs>
+        <w:ind w:left="5760" w:hanging="360"/>
+      </w:pPr>
+      <w:rPr>
+        <w:rFonts w:ascii="Wingdings" w:hAnsi="Wingdings" w:hint="default"/>
+        <w:sz w:val="20"/>
+      </w:rPr>
+    </w:lvl>
+    <w:lvl w:ilvl="8" w:tentative="1">
+      <w:start w:val="1"/>
+      <w:numFmt w:val="bullet"/>
+      <w:lvlText w:val=""/>
+      <w:lvlJc w:val="left"/>
+      <w:pPr>
+        <w:tabs>
+          <w:tab w:val="num" w:pos="6480"/>
+        </w:tabs>
+        <w:ind w:left="6480" w:hanging="360"/>
+      </w:pPr>
+      <w:rPr>
+        <w:rFonts w:ascii="Wingdings" w:hAnsi="Wingdings" w:hint="default"/>
+        <w:sz w:val="20"/>
+      </w:rPr>
+    </w:lvl>
+  </w:abstractNum>
+  <w:abstractNum w:abstractNumId="3" w15:restartNumberingAfterBreak="0">
     <w:nsid w:val="0CEC5908"/>
     <w:multiLevelType w:val="multilevel"/>
     <w:tmpl w:val="7E363F06"/>
@@ -20875,7 +24884,7 @@
       </w:rPr>
     </w:lvl>
   </w:abstractNum>
-  <w:abstractNum w:abstractNumId="3" w15:restartNumberingAfterBreak="0">
+  <w:abstractNum w:abstractNumId="4" w15:restartNumberingAfterBreak="0">
     <w:nsid w:val="0D7B4E5A"/>
     <w:multiLevelType w:val="multilevel"/>
     <w:tmpl w:val="39D03D7A"/>
@@ -20988,7 +24997,7 @@
       </w:pPr>
     </w:lvl>
   </w:abstractNum>
-  <w:abstractNum w:abstractNumId="4" w15:restartNumberingAfterBreak="0">
+  <w:abstractNum w:abstractNumId="5" w15:restartNumberingAfterBreak="0">
     <w:nsid w:val="1B151FB3"/>
     <w:multiLevelType w:val="multilevel"/>
     <w:tmpl w:val="757A4246"/>
@@ -21137,7 +25146,7 @@
       </w:rPr>
     </w:lvl>
   </w:abstractNum>
-  <w:abstractNum w:abstractNumId="5" w15:restartNumberingAfterBreak="0">
+  <w:abstractNum w:abstractNumId="6" w15:restartNumberingAfterBreak="0">
     <w:nsid w:val="1DD5228F"/>
     <w:multiLevelType w:val="hybridMultilevel"/>
     <w:tmpl w:val="ED1E3DDA"/>
@@ -21226,7 +25235,7 @@
       </w:pPr>
     </w:lvl>
   </w:abstractNum>
-  <w:abstractNum w:abstractNumId="6" w15:restartNumberingAfterBreak="0">
+  <w:abstractNum w:abstractNumId="7" w15:restartNumberingAfterBreak="0">
     <w:nsid w:val="1EC22AA2"/>
     <w:multiLevelType w:val="multilevel"/>
     <w:tmpl w:val="75720220"/>
@@ -21375,7 +25384,7 @@
       </w:rPr>
     </w:lvl>
   </w:abstractNum>
-  <w:abstractNum w:abstractNumId="7" w15:restartNumberingAfterBreak="0">
+  <w:abstractNum w:abstractNumId="8" w15:restartNumberingAfterBreak="0">
     <w:nsid w:val="210A37EB"/>
     <w:multiLevelType w:val="multilevel"/>
     <w:tmpl w:val="04AC890A"/>
@@ -21524,7 +25533,7 @@
       </w:rPr>
     </w:lvl>
   </w:abstractNum>
-  <w:abstractNum w:abstractNumId="8" w15:restartNumberingAfterBreak="0">
+  <w:abstractNum w:abstractNumId="9" w15:restartNumberingAfterBreak="0">
     <w:nsid w:val="28685CB5"/>
     <w:multiLevelType w:val="multilevel"/>
     <w:tmpl w:val="8B280EB8"/>
@@ -21673,7 +25682,7 @@
       </w:rPr>
     </w:lvl>
   </w:abstractNum>
-  <w:abstractNum w:abstractNumId="9" w15:restartNumberingAfterBreak="0">
+  <w:abstractNum w:abstractNumId="10" w15:restartNumberingAfterBreak="0">
     <w:nsid w:val="2E2D305E"/>
     <w:multiLevelType w:val="multilevel"/>
     <w:tmpl w:val="6E5060BE"/>
@@ -21822,7 +25831,7 @@
       </w:rPr>
     </w:lvl>
   </w:abstractNum>
-  <w:abstractNum w:abstractNumId="10" w15:restartNumberingAfterBreak="0">
+  <w:abstractNum w:abstractNumId="11" w15:restartNumberingAfterBreak="0">
     <w:nsid w:val="2E830785"/>
     <w:multiLevelType w:val="multilevel"/>
     <w:tmpl w:val="36107C80"/>
@@ -21971,7 +25980,7 @@
       </w:rPr>
     </w:lvl>
   </w:abstractNum>
-  <w:abstractNum w:abstractNumId="11" w15:restartNumberingAfterBreak="0">
+  <w:abstractNum w:abstractNumId="12" w15:restartNumberingAfterBreak="0">
     <w:nsid w:val="33922ACF"/>
     <w:multiLevelType w:val="multilevel"/>
     <w:tmpl w:val="16A65530"/>
@@ -22120,7 +26129,7 @@
       </w:rPr>
     </w:lvl>
   </w:abstractNum>
-  <w:abstractNum w:abstractNumId="12" w15:restartNumberingAfterBreak="0">
+  <w:abstractNum w:abstractNumId="13" w15:restartNumberingAfterBreak="0">
     <w:nsid w:val="367903FB"/>
     <w:multiLevelType w:val="multilevel"/>
     <w:tmpl w:val="C4C405A4"/>
@@ -22269,7 +26278,7 @@
       </w:rPr>
     </w:lvl>
   </w:abstractNum>
-  <w:abstractNum w:abstractNumId="13" w15:restartNumberingAfterBreak="0">
+  <w:abstractNum w:abstractNumId="14" w15:restartNumberingAfterBreak="0">
     <w:nsid w:val="37265AA8"/>
     <w:multiLevelType w:val="multilevel"/>
     <w:tmpl w:val="62222F4E"/>
@@ -22418,7 +26427,7 @@
       </w:rPr>
     </w:lvl>
   </w:abstractNum>
-  <w:abstractNum w:abstractNumId="14" w15:restartNumberingAfterBreak="0">
+  <w:abstractNum w:abstractNumId="15" w15:restartNumberingAfterBreak="0">
     <w:nsid w:val="39D275A5"/>
     <w:multiLevelType w:val="multilevel"/>
     <w:tmpl w:val="D422D55A"/>
@@ -22509,7 +26518,7 @@
       </w:pPr>
     </w:lvl>
   </w:abstractNum>
-  <w:abstractNum w:abstractNumId="15" w15:restartNumberingAfterBreak="0">
+  <w:abstractNum w:abstractNumId="16" w15:restartNumberingAfterBreak="0">
     <w:nsid w:val="39E30316"/>
     <w:multiLevelType w:val="hybridMultilevel"/>
     <w:tmpl w:val="2F9AAABC"/>
@@ -22622,7 +26631,7 @@
       </w:rPr>
     </w:lvl>
   </w:abstractNum>
-  <w:abstractNum w:abstractNumId="16" w15:restartNumberingAfterBreak="0">
+  <w:abstractNum w:abstractNumId="17" w15:restartNumberingAfterBreak="0">
     <w:nsid w:val="40C16ED4"/>
     <w:multiLevelType w:val="multilevel"/>
     <w:tmpl w:val="2552346A"/>
@@ -22735,7 +26744,7 @@
       </w:pPr>
     </w:lvl>
   </w:abstractNum>
-  <w:abstractNum w:abstractNumId="17" w15:restartNumberingAfterBreak="0">
+  <w:abstractNum w:abstractNumId="18" w15:restartNumberingAfterBreak="0">
     <w:nsid w:val="428C43E2"/>
     <w:multiLevelType w:val="multilevel"/>
     <w:tmpl w:val="D31EB08A"/>
@@ -22852,7 +26861,454 @@
       </w:pPr>
     </w:lvl>
   </w:abstractNum>
-  <w:abstractNum w:abstractNumId="18" w15:restartNumberingAfterBreak="0">
+  <w:abstractNum w:abstractNumId="19" w15:restartNumberingAfterBreak="0">
+    <w:nsid w:val="42E87E27"/>
+    <w:multiLevelType w:val="multilevel"/>
+    <w:tmpl w:val="D804C1FA"/>
+    <w:lvl w:ilvl="0">
+      <w:start w:val="1"/>
+      <w:numFmt w:val="bullet"/>
+      <w:lvlText w:val=""/>
+      <w:lvlJc w:val="left"/>
+      <w:pPr>
+        <w:tabs>
+          <w:tab w:val="num" w:pos="720"/>
+        </w:tabs>
+        <w:ind w:left="720" w:hanging="360"/>
+      </w:pPr>
+      <w:rPr>
+        <w:rFonts w:ascii="Symbol" w:hAnsi="Symbol" w:hint="default"/>
+        <w:sz w:val="20"/>
+      </w:rPr>
+    </w:lvl>
+    <w:lvl w:ilvl="1" w:tentative="1">
+      <w:start w:val="1"/>
+      <w:numFmt w:val="bullet"/>
+      <w:lvlText w:val="o"/>
+      <w:lvlJc w:val="left"/>
+      <w:pPr>
+        <w:tabs>
+          <w:tab w:val="num" w:pos="1440"/>
+        </w:tabs>
+        <w:ind w:left="1440" w:hanging="360"/>
+      </w:pPr>
+      <w:rPr>
+        <w:rFonts w:ascii="Courier New" w:hAnsi="Courier New" w:hint="default"/>
+        <w:sz w:val="20"/>
+      </w:rPr>
+    </w:lvl>
+    <w:lvl w:ilvl="2" w:tentative="1">
+      <w:start w:val="1"/>
+      <w:numFmt w:val="bullet"/>
+      <w:lvlText w:val=""/>
+      <w:lvlJc w:val="left"/>
+      <w:pPr>
+        <w:tabs>
+          <w:tab w:val="num" w:pos="2160"/>
+        </w:tabs>
+        <w:ind w:left="2160" w:hanging="360"/>
+      </w:pPr>
+      <w:rPr>
+        <w:rFonts w:ascii="Wingdings" w:hAnsi="Wingdings" w:hint="default"/>
+        <w:sz w:val="20"/>
+      </w:rPr>
+    </w:lvl>
+    <w:lvl w:ilvl="3" w:tentative="1">
+      <w:start w:val="1"/>
+      <w:numFmt w:val="bullet"/>
+      <w:lvlText w:val=""/>
+      <w:lvlJc w:val="left"/>
+      <w:pPr>
+        <w:tabs>
+          <w:tab w:val="num" w:pos="2880"/>
+        </w:tabs>
+        <w:ind w:left="2880" w:hanging="360"/>
+      </w:pPr>
+      <w:rPr>
+        <w:rFonts w:ascii="Wingdings" w:hAnsi="Wingdings" w:hint="default"/>
+        <w:sz w:val="20"/>
+      </w:rPr>
+    </w:lvl>
+    <w:lvl w:ilvl="4" w:tentative="1">
+      <w:start w:val="1"/>
+      <w:numFmt w:val="bullet"/>
+      <w:lvlText w:val=""/>
+      <w:lvlJc w:val="left"/>
+      <w:pPr>
+        <w:tabs>
+          <w:tab w:val="num" w:pos="3600"/>
+        </w:tabs>
+        <w:ind w:left="3600" w:hanging="360"/>
+      </w:pPr>
+      <w:rPr>
+        <w:rFonts w:ascii="Wingdings" w:hAnsi="Wingdings" w:hint="default"/>
+        <w:sz w:val="20"/>
+      </w:rPr>
+    </w:lvl>
+    <w:lvl w:ilvl="5" w:tentative="1">
+      <w:start w:val="1"/>
+      <w:numFmt w:val="bullet"/>
+      <w:lvlText w:val=""/>
+      <w:lvlJc w:val="left"/>
+      <w:pPr>
+        <w:tabs>
+          <w:tab w:val="num" w:pos="4320"/>
+        </w:tabs>
+        <w:ind w:left="4320" w:hanging="360"/>
+      </w:pPr>
+      <w:rPr>
+        <w:rFonts w:ascii="Wingdings" w:hAnsi="Wingdings" w:hint="default"/>
+        <w:sz w:val="20"/>
+      </w:rPr>
+    </w:lvl>
+    <w:lvl w:ilvl="6" w:tentative="1">
+      <w:start w:val="1"/>
+      <w:numFmt w:val="bullet"/>
+      <w:lvlText w:val=""/>
+      <w:lvlJc w:val="left"/>
+      <w:pPr>
+        <w:tabs>
+          <w:tab w:val="num" w:pos="5040"/>
+        </w:tabs>
+        <w:ind w:left="5040" w:hanging="360"/>
+      </w:pPr>
+      <w:rPr>
+        <w:rFonts w:ascii="Wingdings" w:hAnsi="Wingdings" w:hint="default"/>
+        <w:sz w:val="20"/>
+      </w:rPr>
+    </w:lvl>
+    <w:lvl w:ilvl="7" w:tentative="1">
+      <w:start w:val="1"/>
+      <w:numFmt w:val="bullet"/>
+      <w:lvlText w:val=""/>
+      <w:lvlJc w:val="left"/>
+      <w:pPr>
+        <w:tabs>
+          <w:tab w:val="num" w:pos="5760"/>
+        </w:tabs>
+        <w:ind w:left="5760" w:hanging="360"/>
+      </w:pPr>
+      <w:rPr>
+        <w:rFonts w:ascii="Wingdings" w:hAnsi="Wingdings" w:hint="default"/>
+        <w:sz w:val="20"/>
+      </w:rPr>
+    </w:lvl>
+    <w:lvl w:ilvl="8" w:tentative="1">
+      <w:start w:val="1"/>
+      <w:numFmt w:val="bullet"/>
+      <w:lvlText w:val=""/>
+      <w:lvlJc w:val="left"/>
+      <w:pPr>
+        <w:tabs>
+          <w:tab w:val="num" w:pos="6480"/>
+        </w:tabs>
+        <w:ind w:left="6480" w:hanging="360"/>
+      </w:pPr>
+      <w:rPr>
+        <w:rFonts w:ascii="Wingdings" w:hAnsi="Wingdings" w:hint="default"/>
+        <w:sz w:val="20"/>
+      </w:rPr>
+    </w:lvl>
+  </w:abstractNum>
+  <w:abstractNum w:abstractNumId="20" w15:restartNumberingAfterBreak="0">
+    <w:nsid w:val="46113DB2"/>
+    <w:multiLevelType w:val="multilevel"/>
+    <w:tmpl w:val="36A6F83E"/>
+    <w:lvl w:ilvl="0">
+      <w:start w:val="1"/>
+      <w:numFmt w:val="bullet"/>
+      <w:lvlText w:val=""/>
+      <w:lvlJc w:val="left"/>
+      <w:pPr>
+        <w:tabs>
+          <w:tab w:val="num" w:pos="720"/>
+        </w:tabs>
+        <w:ind w:left="720" w:hanging="360"/>
+      </w:pPr>
+      <w:rPr>
+        <w:rFonts w:ascii="Symbol" w:hAnsi="Symbol" w:hint="default"/>
+        <w:sz w:val="20"/>
+      </w:rPr>
+    </w:lvl>
+    <w:lvl w:ilvl="1" w:tentative="1">
+      <w:start w:val="1"/>
+      <w:numFmt w:val="bullet"/>
+      <w:lvlText w:val="o"/>
+      <w:lvlJc w:val="left"/>
+      <w:pPr>
+        <w:tabs>
+          <w:tab w:val="num" w:pos="1440"/>
+        </w:tabs>
+        <w:ind w:left="1440" w:hanging="360"/>
+      </w:pPr>
+      <w:rPr>
+        <w:rFonts w:ascii="Courier New" w:hAnsi="Courier New" w:hint="default"/>
+        <w:sz w:val="20"/>
+      </w:rPr>
+    </w:lvl>
+    <w:lvl w:ilvl="2" w:tentative="1">
+      <w:start w:val="1"/>
+      <w:numFmt w:val="bullet"/>
+      <w:lvlText w:val=""/>
+      <w:lvlJc w:val="left"/>
+      <w:pPr>
+        <w:tabs>
+          <w:tab w:val="num" w:pos="2160"/>
+        </w:tabs>
+        <w:ind w:left="2160" w:hanging="360"/>
+      </w:pPr>
+      <w:rPr>
+        <w:rFonts w:ascii="Wingdings" w:hAnsi="Wingdings" w:hint="default"/>
+        <w:sz w:val="20"/>
+      </w:rPr>
+    </w:lvl>
+    <w:lvl w:ilvl="3" w:tentative="1">
+      <w:start w:val="1"/>
+      <w:numFmt w:val="bullet"/>
+      <w:lvlText w:val=""/>
+      <w:lvlJc w:val="left"/>
+      <w:pPr>
+        <w:tabs>
+          <w:tab w:val="num" w:pos="2880"/>
+        </w:tabs>
+        <w:ind w:left="2880" w:hanging="360"/>
+      </w:pPr>
+      <w:rPr>
+        <w:rFonts w:ascii="Wingdings" w:hAnsi="Wingdings" w:hint="default"/>
+        <w:sz w:val="20"/>
+      </w:rPr>
+    </w:lvl>
+    <w:lvl w:ilvl="4" w:tentative="1">
+      <w:start w:val="1"/>
+      <w:numFmt w:val="bullet"/>
+      <w:lvlText w:val=""/>
+      <w:lvlJc w:val="left"/>
+      <w:pPr>
+        <w:tabs>
+          <w:tab w:val="num" w:pos="3600"/>
+        </w:tabs>
+        <w:ind w:left="3600" w:hanging="360"/>
+      </w:pPr>
+      <w:rPr>
+        <w:rFonts w:ascii="Wingdings" w:hAnsi="Wingdings" w:hint="default"/>
+        <w:sz w:val="20"/>
+      </w:rPr>
+    </w:lvl>
+    <w:lvl w:ilvl="5" w:tentative="1">
+      <w:start w:val="1"/>
+      <w:numFmt w:val="bullet"/>
+      <w:lvlText w:val=""/>
+      <w:lvlJc w:val="left"/>
+      <w:pPr>
+        <w:tabs>
+          <w:tab w:val="num" w:pos="4320"/>
+        </w:tabs>
+        <w:ind w:left="4320" w:hanging="360"/>
+      </w:pPr>
+      <w:rPr>
+        <w:rFonts w:ascii="Wingdings" w:hAnsi="Wingdings" w:hint="default"/>
+        <w:sz w:val="20"/>
+      </w:rPr>
+    </w:lvl>
+    <w:lvl w:ilvl="6" w:tentative="1">
+      <w:start w:val="1"/>
+      <w:numFmt w:val="bullet"/>
+      <w:lvlText w:val=""/>
+      <w:lvlJc w:val="left"/>
+      <w:pPr>
+        <w:tabs>
+          <w:tab w:val="num" w:pos="5040"/>
+        </w:tabs>
+        <w:ind w:left="5040" w:hanging="360"/>
+      </w:pPr>
+      <w:rPr>
+        <w:rFonts w:ascii="Wingdings" w:hAnsi="Wingdings" w:hint="default"/>
+        <w:sz w:val="20"/>
+      </w:rPr>
+    </w:lvl>
+    <w:lvl w:ilvl="7" w:tentative="1">
+      <w:start w:val="1"/>
+      <w:numFmt w:val="bullet"/>
+      <w:lvlText w:val=""/>
+      <w:lvlJc w:val="left"/>
+      <w:pPr>
+        <w:tabs>
+          <w:tab w:val="num" w:pos="5760"/>
+        </w:tabs>
+        <w:ind w:left="5760" w:hanging="360"/>
+      </w:pPr>
+      <w:rPr>
+        <w:rFonts w:ascii="Wingdings" w:hAnsi="Wingdings" w:hint="default"/>
+        <w:sz w:val="20"/>
+      </w:rPr>
+    </w:lvl>
+    <w:lvl w:ilvl="8" w:tentative="1">
+      <w:start w:val="1"/>
+      <w:numFmt w:val="bullet"/>
+      <w:lvlText w:val=""/>
+      <w:lvlJc w:val="left"/>
+      <w:pPr>
+        <w:tabs>
+          <w:tab w:val="num" w:pos="6480"/>
+        </w:tabs>
+        <w:ind w:left="6480" w:hanging="360"/>
+      </w:pPr>
+      <w:rPr>
+        <w:rFonts w:ascii="Wingdings" w:hAnsi="Wingdings" w:hint="default"/>
+        <w:sz w:val="20"/>
+      </w:rPr>
+    </w:lvl>
+  </w:abstractNum>
+  <w:abstractNum w:abstractNumId="21" w15:restartNumberingAfterBreak="0">
+    <w:nsid w:val="487E5D73"/>
+    <w:multiLevelType w:val="multilevel"/>
+    <w:tmpl w:val="94225A22"/>
+    <w:lvl w:ilvl="0">
+      <w:start w:val="1"/>
+      <w:numFmt w:val="bullet"/>
+      <w:lvlText w:val=""/>
+      <w:lvlJc w:val="left"/>
+      <w:pPr>
+        <w:tabs>
+          <w:tab w:val="num" w:pos="720"/>
+        </w:tabs>
+        <w:ind w:left="720" w:hanging="360"/>
+      </w:pPr>
+      <w:rPr>
+        <w:rFonts w:ascii="Symbol" w:hAnsi="Symbol" w:hint="default"/>
+        <w:sz w:val="20"/>
+      </w:rPr>
+    </w:lvl>
+    <w:lvl w:ilvl="1" w:tentative="1">
+      <w:start w:val="1"/>
+      <w:numFmt w:val="bullet"/>
+      <w:lvlText w:val="o"/>
+      <w:lvlJc w:val="left"/>
+      <w:pPr>
+        <w:tabs>
+          <w:tab w:val="num" w:pos="1440"/>
+        </w:tabs>
+        <w:ind w:left="1440" w:hanging="360"/>
+      </w:pPr>
+      <w:rPr>
+        <w:rFonts w:ascii="Courier New" w:hAnsi="Courier New" w:hint="default"/>
+        <w:sz w:val="20"/>
+      </w:rPr>
+    </w:lvl>
+    <w:lvl w:ilvl="2" w:tentative="1">
+      <w:start w:val="1"/>
+      <w:numFmt w:val="bullet"/>
+      <w:lvlText w:val=""/>
+      <w:lvlJc w:val="left"/>
+      <w:pPr>
+        <w:tabs>
+          <w:tab w:val="num" w:pos="2160"/>
+        </w:tabs>
+        <w:ind w:left="2160" w:hanging="360"/>
+      </w:pPr>
+      <w:rPr>
+        <w:rFonts w:ascii="Wingdings" w:hAnsi="Wingdings" w:hint="default"/>
+        <w:sz w:val="20"/>
+      </w:rPr>
+    </w:lvl>
+    <w:lvl w:ilvl="3" w:tentative="1">
+      <w:start w:val="1"/>
+      <w:numFmt w:val="bullet"/>
+      <w:lvlText w:val=""/>
+      <w:lvlJc w:val="left"/>
+      <w:pPr>
+        <w:tabs>
+          <w:tab w:val="num" w:pos="2880"/>
+        </w:tabs>
+        <w:ind w:left="2880" w:hanging="360"/>
+      </w:pPr>
+      <w:rPr>
+        <w:rFonts w:ascii="Wingdings" w:hAnsi="Wingdings" w:hint="default"/>
+        <w:sz w:val="20"/>
+      </w:rPr>
+    </w:lvl>
+    <w:lvl w:ilvl="4" w:tentative="1">
+      <w:start w:val="1"/>
+      <w:numFmt w:val="bullet"/>
+      <w:lvlText w:val=""/>
+      <w:lvlJc w:val="left"/>
+      <w:pPr>
+        <w:tabs>
+          <w:tab w:val="num" w:pos="3600"/>
+        </w:tabs>
+        <w:ind w:left="3600" w:hanging="360"/>
+      </w:pPr>
+      <w:rPr>
+        <w:rFonts w:ascii="Wingdings" w:hAnsi="Wingdings" w:hint="default"/>
+        <w:sz w:val="20"/>
+      </w:rPr>
+    </w:lvl>
+    <w:lvl w:ilvl="5" w:tentative="1">
+      <w:start w:val="1"/>
+      <w:numFmt w:val="bullet"/>
+      <w:lvlText w:val=""/>
+      <w:lvlJc w:val="left"/>
+      <w:pPr>
+        <w:tabs>
+          <w:tab w:val="num" w:pos="4320"/>
+        </w:tabs>
+        <w:ind w:left="4320" w:hanging="360"/>
+      </w:pPr>
+      <w:rPr>
+        <w:rFonts w:ascii="Wingdings" w:hAnsi="Wingdings" w:hint="default"/>
+        <w:sz w:val="20"/>
+      </w:rPr>
+    </w:lvl>
+    <w:lvl w:ilvl="6" w:tentative="1">
+      <w:start w:val="1"/>
+      <w:numFmt w:val="bullet"/>
+      <w:lvlText w:val=""/>
+      <w:lvlJc w:val="left"/>
+      <w:pPr>
+        <w:tabs>
+          <w:tab w:val="num" w:pos="5040"/>
+        </w:tabs>
+        <w:ind w:left="5040" w:hanging="360"/>
+      </w:pPr>
+      <w:rPr>
+        <w:rFonts w:ascii="Wingdings" w:hAnsi="Wingdings" w:hint="default"/>
+        <w:sz w:val="20"/>
+      </w:rPr>
+    </w:lvl>
+    <w:lvl w:ilvl="7" w:tentative="1">
+      <w:start w:val="1"/>
+      <w:numFmt w:val="bullet"/>
+      <w:lvlText w:val=""/>
+      <w:lvlJc w:val="left"/>
+      <w:pPr>
+        <w:tabs>
+          <w:tab w:val="num" w:pos="5760"/>
+        </w:tabs>
+        <w:ind w:left="5760" w:hanging="360"/>
+      </w:pPr>
+      <w:rPr>
+        <w:rFonts w:ascii="Wingdings" w:hAnsi="Wingdings" w:hint="default"/>
+        <w:sz w:val="20"/>
+      </w:rPr>
+    </w:lvl>
+    <w:lvl w:ilvl="8" w:tentative="1">
+      <w:start w:val="1"/>
+      <w:numFmt w:val="bullet"/>
+      <w:lvlText w:val=""/>
+      <w:lvlJc w:val="left"/>
+      <w:pPr>
+        <w:tabs>
+          <w:tab w:val="num" w:pos="6480"/>
+        </w:tabs>
+        <w:ind w:left="6480" w:hanging="360"/>
+      </w:pPr>
+      <w:rPr>
+        <w:rFonts w:ascii="Wingdings" w:hAnsi="Wingdings" w:hint="default"/>
+        <w:sz w:val="20"/>
+      </w:rPr>
+    </w:lvl>
+  </w:abstractNum>
+  <w:abstractNum w:abstractNumId="22" w15:restartNumberingAfterBreak="0">
     <w:nsid w:val="49E06538"/>
     <w:multiLevelType w:val="hybridMultilevel"/>
     <w:tmpl w:val="46DA6B06"/>
@@ -22965,7 +27421,7 @@
       </w:rPr>
     </w:lvl>
   </w:abstractNum>
-  <w:abstractNum w:abstractNumId="19" w15:restartNumberingAfterBreak="0">
+  <w:abstractNum w:abstractNumId="23" w15:restartNumberingAfterBreak="0">
     <w:nsid w:val="4AE735E5"/>
     <w:multiLevelType w:val="hybridMultilevel"/>
     <w:tmpl w:val="D422D55A"/>
@@ -23055,7 +27511,156 @@
       </w:pPr>
     </w:lvl>
   </w:abstractNum>
-  <w:abstractNum w:abstractNumId="20" w15:restartNumberingAfterBreak="0">
+  <w:abstractNum w:abstractNumId="24" w15:restartNumberingAfterBreak="0">
+    <w:nsid w:val="4CBD32BE"/>
+    <w:multiLevelType w:val="multilevel"/>
+    <w:tmpl w:val="C3C4E10E"/>
+    <w:lvl w:ilvl="0">
+      <w:start w:val="1"/>
+      <w:numFmt w:val="bullet"/>
+      <w:lvlText w:val=""/>
+      <w:lvlJc w:val="left"/>
+      <w:pPr>
+        <w:tabs>
+          <w:tab w:val="num" w:pos="720"/>
+        </w:tabs>
+        <w:ind w:left="720" w:hanging="360"/>
+      </w:pPr>
+      <w:rPr>
+        <w:rFonts w:ascii="Symbol" w:hAnsi="Symbol" w:hint="default"/>
+        <w:sz w:val="20"/>
+      </w:rPr>
+    </w:lvl>
+    <w:lvl w:ilvl="1" w:tentative="1">
+      <w:start w:val="1"/>
+      <w:numFmt w:val="bullet"/>
+      <w:lvlText w:val="o"/>
+      <w:lvlJc w:val="left"/>
+      <w:pPr>
+        <w:tabs>
+          <w:tab w:val="num" w:pos="1440"/>
+        </w:tabs>
+        <w:ind w:left="1440" w:hanging="360"/>
+      </w:pPr>
+      <w:rPr>
+        <w:rFonts w:ascii="Courier New" w:hAnsi="Courier New" w:hint="default"/>
+        <w:sz w:val="20"/>
+      </w:rPr>
+    </w:lvl>
+    <w:lvl w:ilvl="2" w:tentative="1">
+      <w:start w:val="1"/>
+      <w:numFmt w:val="bullet"/>
+      <w:lvlText w:val=""/>
+      <w:lvlJc w:val="left"/>
+      <w:pPr>
+        <w:tabs>
+          <w:tab w:val="num" w:pos="2160"/>
+        </w:tabs>
+        <w:ind w:left="2160" w:hanging="360"/>
+      </w:pPr>
+      <w:rPr>
+        <w:rFonts w:ascii="Wingdings" w:hAnsi="Wingdings" w:hint="default"/>
+        <w:sz w:val="20"/>
+      </w:rPr>
+    </w:lvl>
+    <w:lvl w:ilvl="3" w:tentative="1">
+      <w:start w:val="1"/>
+      <w:numFmt w:val="bullet"/>
+      <w:lvlText w:val=""/>
+      <w:lvlJc w:val="left"/>
+      <w:pPr>
+        <w:tabs>
+          <w:tab w:val="num" w:pos="2880"/>
+        </w:tabs>
+        <w:ind w:left="2880" w:hanging="360"/>
+      </w:pPr>
+      <w:rPr>
+        <w:rFonts w:ascii="Wingdings" w:hAnsi="Wingdings" w:hint="default"/>
+        <w:sz w:val="20"/>
+      </w:rPr>
+    </w:lvl>
+    <w:lvl w:ilvl="4" w:tentative="1">
+      <w:start w:val="1"/>
+      <w:numFmt w:val="bullet"/>
+      <w:lvlText w:val=""/>
+      <w:lvlJc w:val="left"/>
+      <w:pPr>
+        <w:tabs>
+          <w:tab w:val="num" w:pos="3600"/>
+        </w:tabs>
+        <w:ind w:left="3600" w:hanging="360"/>
+      </w:pPr>
+      <w:rPr>
+        <w:rFonts w:ascii="Wingdings" w:hAnsi="Wingdings" w:hint="default"/>
+        <w:sz w:val="20"/>
+      </w:rPr>
+    </w:lvl>
+    <w:lvl w:ilvl="5" w:tentative="1">
+      <w:start w:val="1"/>
+      <w:numFmt w:val="bullet"/>
+      <w:lvlText w:val=""/>
+      <w:lvlJc w:val="left"/>
+      <w:pPr>
+        <w:tabs>
+          <w:tab w:val="num" w:pos="4320"/>
+        </w:tabs>
+        <w:ind w:left="4320" w:hanging="360"/>
+      </w:pPr>
+      <w:rPr>
+        <w:rFonts w:ascii="Wingdings" w:hAnsi="Wingdings" w:hint="default"/>
+        <w:sz w:val="20"/>
+      </w:rPr>
+    </w:lvl>
+    <w:lvl w:ilvl="6" w:tentative="1">
+      <w:start w:val="1"/>
+      <w:numFmt w:val="bullet"/>
+      <w:lvlText w:val=""/>
+      <w:lvlJc w:val="left"/>
+      <w:pPr>
+        <w:tabs>
+          <w:tab w:val="num" w:pos="5040"/>
+        </w:tabs>
+        <w:ind w:left="5040" w:hanging="360"/>
+      </w:pPr>
+      <w:rPr>
+        <w:rFonts w:ascii="Wingdings" w:hAnsi="Wingdings" w:hint="default"/>
+        <w:sz w:val="20"/>
+      </w:rPr>
+    </w:lvl>
+    <w:lvl w:ilvl="7" w:tentative="1">
+      <w:start w:val="1"/>
+      <w:numFmt w:val="bullet"/>
+      <w:lvlText w:val=""/>
+      <w:lvlJc w:val="left"/>
+      <w:pPr>
+        <w:tabs>
+          <w:tab w:val="num" w:pos="5760"/>
+        </w:tabs>
+        <w:ind w:left="5760" w:hanging="360"/>
+      </w:pPr>
+      <w:rPr>
+        <w:rFonts w:ascii="Wingdings" w:hAnsi="Wingdings" w:hint="default"/>
+        <w:sz w:val="20"/>
+      </w:rPr>
+    </w:lvl>
+    <w:lvl w:ilvl="8" w:tentative="1">
+      <w:start w:val="1"/>
+      <w:numFmt w:val="bullet"/>
+      <w:lvlText w:val=""/>
+      <w:lvlJc w:val="left"/>
+      <w:pPr>
+        <w:tabs>
+          <w:tab w:val="num" w:pos="6480"/>
+        </w:tabs>
+        <w:ind w:left="6480" w:hanging="360"/>
+      </w:pPr>
+      <w:rPr>
+        <w:rFonts w:ascii="Wingdings" w:hAnsi="Wingdings" w:hint="default"/>
+        <w:sz w:val="20"/>
+      </w:rPr>
+    </w:lvl>
+  </w:abstractNum>
+  <w:abstractNum w:abstractNumId="25" w15:restartNumberingAfterBreak="0">
     <w:nsid w:val="4D091B3D"/>
     <w:multiLevelType w:val="multilevel"/>
     <w:tmpl w:val="4F7A4F4A"/>
@@ -23204,7 +27809,7 @@
       </w:rPr>
     </w:lvl>
   </w:abstractNum>
-  <w:abstractNum w:abstractNumId="21" w15:restartNumberingAfterBreak="0">
+  <w:abstractNum w:abstractNumId="26" w15:restartNumberingAfterBreak="0">
     <w:nsid w:val="53D02C87"/>
     <w:multiLevelType w:val="multilevel"/>
     <w:tmpl w:val="E44E0A36"/>
@@ -23353,7 +27958,7 @@
       </w:rPr>
     </w:lvl>
   </w:abstractNum>
-  <w:abstractNum w:abstractNumId="22" w15:restartNumberingAfterBreak="0">
+  <w:abstractNum w:abstractNumId="27" w15:restartNumberingAfterBreak="0">
     <w:nsid w:val="5BED6C73"/>
     <w:multiLevelType w:val="multilevel"/>
     <w:tmpl w:val="9FC86BD4"/>
@@ -23502,7 +28107,7 @@
       </w:rPr>
     </w:lvl>
   </w:abstractNum>
-  <w:abstractNum w:abstractNumId="23" w15:restartNumberingAfterBreak="0">
+  <w:abstractNum w:abstractNumId="28" w15:restartNumberingAfterBreak="0">
     <w:nsid w:val="5EF46F87"/>
     <w:multiLevelType w:val="multilevel"/>
     <w:tmpl w:val="C87CE06C"/>
@@ -23651,7 +28256,7 @@
       </w:rPr>
     </w:lvl>
   </w:abstractNum>
-  <w:abstractNum w:abstractNumId="24" w15:restartNumberingAfterBreak="0">
+  <w:abstractNum w:abstractNumId="29" w15:restartNumberingAfterBreak="0">
     <w:nsid w:val="60DA4F29"/>
     <w:multiLevelType w:val="multilevel"/>
     <w:tmpl w:val="359AA768"/>
@@ -23764,7 +28369,7 @@
       </w:pPr>
     </w:lvl>
   </w:abstractNum>
-  <w:abstractNum w:abstractNumId="25" w15:restartNumberingAfterBreak="0">
+  <w:abstractNum w:abstractNumId="30" w15:restartNumberingAfterBreak="0">
     <w:nsid w:val="61A71DCC"/>
     <w:multiLevelType w:val="multilevel"/>
     <w:tmpl w:val="A9328C08"/>
@@ -23913,7 +28518,7 @@
       </w:rPr>
     </w:lvl>
   </w:abstractNum>
-  <w:abstractNum w:abstractNumId="26" w15:restartNumberingAfterBreak="0">
+  <w:abstractNum w:abstractNumId="31" w15:restartNumberingAfterBreak="0">
     <w:nsid w:val="64196746"/>
     <w:multiLevelType w:val="multilevel"/>
     <w:tmpl w:val="7F24F1F2"/>
@@ -24062,7 +28667,7 @@
       </w:rPr>
     </w:lvl>
   </w:abstractNum>
-  <w:abstractNum w:abstractNumId="27" w15:restartNumberingAfterBreak="0">
+  <w:abstractNum w:abstractNumId="32" w15:restartNumberingAfterBreak="0">
     <w:nsid w:val="6AC55922"/>
     <w:multiLevelType w:val="multilevel"/>
     <w:tmpl w:val="61EAE7AC"/>
@@ -24175,7 +28780,7 @@
       </w:pPr>
     </w:lvl>
   </w:abstractNum>
-  <w:abstractNum w:abstractNumId="28" w15:restartNumberingAfterBreak="0">
+  <w:abstractNum w:abstractNumId="33" w15:restartNumberingAfterBreak="0">
     <w:nsid w:val="6AE77325"/>
     <w:multiLevelType w:val="hybridMultilevel"/>
     <w:tmpl w:val="AF1AEC80"/>
@@ -24265,7 +28870,7 @@
       </w:pPr>
     </w:lvl>
   </w:abstractNum>
-  <w:abstractNum w:abstractNumId="29" w15:restartNumberingAfterBreak="0">
+  <w:abstractNum w:abstractNumId="34" w15:restartNumberingAfterBreak="0">
     <w:nsid w:val="7AE27583"/>
     <w:multiLevelType w:val="multilevel"/>
     <w:tmpl w:val="08FE535A"/>
@@ -24414,7 +29019,7 @@
       </w:rPr>
     </w:lvl>
   </w:abstractNum>
-  <w:abstractNum w:abstractNumId="30" w15:restartNumberingAfterBreak="0">
+  <w:abstractNum w:abstractNumId="35" w15:restartNumberingAfterBreak="0">
     <w:nsid w:val="7B176867"/>
     <w:multiLevelType w:val="multilevel"/>
     <w:tmpl w:val="1D5833A6"/>
@@ -24563,7 +29168,7 @@
       </w:rPr>
     </w:lvl>
   </w:abstractNum>
-  <w:abstractNum w:abstractNumId="31" w15:restartNumberingAfterBreak="0">
+  <w:abstractNum w:abstractNumId="36" w15:restartNumberingAfterBreak="0">
     <w:nsid w:val="7CAC14BB"/>
     <w:multiLevelType w:val="multilevel"/>
     <w:tmpl w:val="0AB4F95E"/>
@@ -24712,7 +29317,7 @@
       </w:rPr>
     </w:lvl>
   </w:abstractNum>
-  <w:abstractNum w:abstractNumId="32" w15:restartNumberingAfterBreak="0">
+  <w:abstractNum w:abstractNumId="37" w15:restartNumberingAfterBreak="0">
     <w:nsid w:val="7DC11C6F"/>
     <w:multiLevelType w:val="multilevel"/>
     <w:tmpl w:val="09C4F100"/>
@@ -24825,7 +29430,7 @@
       </w:pPr>
     </w:lvl>
   </w:abstractNum>
-  <w:abstractNum w:abstractNumId="33" w15:restartNumberingAfterBreak="0">
+  <w:abstractNum w:abstractNumId="38" w15:restartNumberingAfterBreak="0">
     <w:nsid w:val="7E5A1274"/>
     <w:multiLevelType w:val="multilevel"/>
     <w:tmpl w:val="3F18C7E6"/>
@@ -24939,7 +29544,7 @@
     </w:lvl>
   </w:abstractNum>
   <w:num w:numId="1" w16cid:durableId="1987977672">
-    <w:abstractNumId w:val="6"/>
+    <w:abstractNumId w:val="7"/>
   </w:num>
   <w:num w:numId="2" w16cid:durableId="2028486707">
     <w:abstractNumId w:val="0"/>
@@ -24960,115 +29565,130 @@
     </w:lvlOverride>
   </w:num>
   <w:num w:numId="5" w16cid:durableId="1894730393">
-    <w:abstractNumId w:val="24"/>
+    <w:abstractNumId w:val="29"/>
   </w:num>
   <w:num w:numId="6" w16cid:durableId="505366779">
+    <w:abstractNumId w:val="17"/>
+  </w:num>
+  <w:num w:numId="7" w16cid:durableId="1701011929">
+    <w:abstractNumId w:val="33"/>
+  </w:num>
+  <w:num w:numId="8" w16cid:durableId="479690143">
+    <w:abstractNumId w:val="23"/>
+  </w:num>
+  <w:num w:numId="9" w16cid:durableId="641738735">
     <w:abstractNumId w:val="16"/>
   </w:num>
-  <w:num w:numId="7" w16cid:durableId="1701011929">
-    <w:abstractNumId w:val="28"/>
+  <w:num w:numId="10" w16cid:durableId="1590967396">
+    <w:abstractNumId w:val="6"/>
   </w:num>
-  <w:num w:numId="8" w16cid:durableId="479690143">
-    <w:abstractNumId w:val="19"/>
-  </w:num>
-  <w:num w:numId="9" w16cid:durableId="641738735">
+  <w:num w:numId="11" w16cid:durableId="78869900">
     <w:abstractNumId w:val="15"/>
   </w:num>
-  <w:num w:numId="10" w16cid:durableId="1590967396">
+  <w:num w:numId="12" w16cid:durableId="1803422038">
     <w:abstractNumId w:val="5"/>
-  </w:num>
-  <w:num w:numId="11" w16cid:durableId="78869900">
-    <w:abstractNumId w:val="14"/>
-  </w:num>
-  <w:num w:numId="12" w16cid:durableId="1803422038">
-    <w:abstractNumId w:val="4"/>
     <w:lvlOverride w:ilvl="0">
       <w:startOverride w:val="1"/>
     </w:lvlOverride>
   </w:num>
   <w:num w:numId="13" w16cid:durableId="906234063">
-    <w:abstractNumId w:val="4"/>
+    <w:abstractNumId w:val="5"/>
     <w:lvlOverride w:ilvl="0">
       <w:startOverride w:val="2"/>
     </w:lvlOverride>
   </w:num>
   <w:num w:numId="14" w16cid:durableId="1743600116">
-    <w:abstractNumId w:val="4"/>
+    <w:abstractNumId w:val="5"/>
     <w:lvlOverride w:ilvl="0">
       <w:startOverride w:val="3"/>
     </w:lvlOverride>
   </w:num>
   <w:num w:numId="15" w16cid:durableId="1099255417">
-    <w:abstractNumId w:val="18"/>
+    <w:abstractNumId w:val="22"/>
   </w:num>
   <w:num w:numId="16" w16cid:durableId="1711538615">
-    <w:abstractNumId w:val="10"/>
+    <w:abstractNumId w:val="11"/>
   </w:num>
   <w:num w:numId="17" w16cid:durableId="2061778195">
-    <w:abstractNumId w:val="8"/>
+    <w:abstractNumId w:val="9"/>
   </w:num>
   <w:num w:numId="18" w16cid:durableId="763455730">
-    <w:abstractNumId w:val="20"/>
+    <w:abstractNumId w:val="25"/>
   </w:num>
   <w:num w:numId="19" w16cid:durableId="1330643272">
-    <w:abstractNumId w:val="12"/>
+    <w:abstractNumId w:val="13"/>
   </w:num>
   <w:num w:numId="20" w16cid:durableId="227738348">
     <w:abstractNumId w:val="1"/>
   </w:num>
   <w:num w:numId="21" w16cid:durableId="288586631">
-    <w:abstractNumId w:val="13"/>
+    <w:abstractNumId w:val="14"/>
   </w:num>
   <w:num w:numId="22" w16cid:durableId="474639057">
+    <w:abstractNumId w:val="26"/>
+  </w:num>
+  <w:num w:numId="23" w16cid:durableId="1983389074">
+    <w:abstractNumId w:val="35"/>
+  </w:num>
+  <w:num w:numId="24" w16cid:durableId="1901598631">
+    <w:abstractNumId w:val="8"/>
+  </w:num>
+  <w:num w:numId="25" w16cid:durableId="1213269171">
+    <w:abstractNumId w:val="12"/>
+  </w:num>
+  <w:num w:numId="26" w16cid:durableId="1630429781">
+    <w:abstractNumId w:val="10"/>
+  </w:num>
+  <w:num w:numId="27" w16cid:durableId="1110198162">
+    <w:abstractNumId w:val="30"/>
+  </w:num>
+  <w:num w:numId="28" w16cid:durableId="224878637">
+    <w:abstractNumId w:val="37"/>
+  </w:num>
+  <w:num w:numId="29" w16cid:durableId="2078942529">
+    <w:abstractNumId w:val="4"/>
+  </w:num>
+  <w:num w:numId="30" w16cid:durableId="496530876">
+    <w:abstractNumId w:val="32"/>
+  </w:num>
+  <w:num w:numId="31" w16cid:durableId="604725274">
+    <w:abstractNumId w:val="38"/>
+  </w:num>
+  <w:num w:numId="32" w16cid:durableId="574051171">
+    <w:abstractNumId w:val="18"/>
+  </w:num>
+  <w:num w:numId="33" w16cid:durableId="234556485">
+    <w:abstractNumId w:val="27"/>
+  </w:num>
+  <w:num w:numId="34" w16cid:durableId="453183831">
+    <w:abstractNumId w:val="34"/>
+  </w:num>
+  <w:num w:numId="35" w16cid:durableId="515266811">
+    <w:abstractNumId w:val="36"/>
+  </w:num>
+  <w:num w:numId="36" w16cid:durableId="839076204">
+    <w:abstractNumId w:val="31"/>
+  </w:num>
+  <w:num w:numId="37" w16cid:durableId="76681305">
+    <w:abstractNumId w:val="28"/>
+  </w:num>
+  <w:num w:numId="38" w16cid:durableId="390691086">
+    <w:abstractNumId w:val="3"/>
+  </w:num>
+  <w:num w:numId="39" w16cid:durableId="446581376">
     <w:abstractNumId w:val="21"/>
   </w:num>
-  <w:num w:numId="23" w16cid:durableId="1983389074">
-    <w:abstractNumId w:val="30"/>
+  <w:num w:numId="40" w16cid:durableId="1959139833">
+    <w:abstractNumId w:val="20"/>
   </w:num>
-  <w:num w:numId="24" w16cid:durableId="1901598631">
-    <w:abstractNumId w:val="7"/>
+  <w:num w:numId="41" w16cid:durableId="1414430365">
+    <w:abstractNumId w:val="2"/>
   </w:num>
-  <w:num w:numId="25" w16cid:durableId="1213269171">
-    <w:abstractNumId w:val="11"/>
+  <w:num w:numId="42" w16cid:durableId="930703271">
+    <w:abstractNumId w:val="24"/>
   </w:num>
-  <w:num w:numId="26" w16cid:durableId="1630429781">
-    <w:abstractNumId w:val="9"/>
-  </w:num>
-  <w:num w:numId="27" w16cid:durableId="1110198162">
-    <w:abstractNumId w:val="25"/>
-  </w:num>
-  <w:num w:numId="28" w16cid:durableId="224878637">
-    <w:abstractNumId w:val="32"/>
-  </w:num>
-  <w:num w:numId="29" w16cid:durableId="2078942529">
-    <w:abstractNumId w:val="3"/>
-  </w:num>
-  <w:num w:numId="30" w16cid:durableId="496530876">
-    <w:abstractNumId w:val="27"/>
-  </w:num>
-  <w:num w:numId="31" w16cid:durableId="604725274">
-    <w:abstractNumId w:val="33"/>
-  </w:num>
-  <w:num w:numId="32" w16cid:durableId="574051171">
-    <w:abstractNumId w:val="17"/>
-  </w:num>
-  <w:num w:numId="33" w16cid:durableId="234556485">
-    <w:abstractNumId w:val="22"/>
-  </w:num>
-  <w:num w:numId="34" w16cid:durableId="453183831">
-    <w:abstractNumId w:val="29"/>
-  </w:num>
-  <w:num w:numId="35" w16cid:durableId="515266811">
-    <w:abstractNumId w:val="31"/>
-  </w:num>
-  <w:num w:numId="36" w16cid:durableId="839076204">
-    <w:abstractNumId w:val="26"/>
-  </w:num>
-  <w:num w:numId="37" w16cid:durableId="76681305">
-    <w:abstractNumId w:val="23"/>
-  </w:num>
-  <w:num w:numId="38" w16cid:durableId="390691086">
-    <w:abstractNumId w:val="2"/>
+  <w:num w:numId="43" w16cid:durableId="571738148">
+    <w:abstractNumId w:val="19"/>
   </w:num>
 </w:numbering>
 </file>

--- a/JAVASCRIPT.docx
+++ b/JAVASCRIPT.docx
@@ -21993,7 +21993,7 @@
           <w:szCs w:val="32"/>
         </w:rPr>
         <w:pict w14:anchorId="2F29376A">
-          <v:rect id="_x0000_i1061" style="width:0;height:1.5pt" o:hralign="center" o:hrstd="t" o:hr="t" fillcolor="#a0a0a0" stroked="f"/>
+          <v:rect id="_x0000_i1043" style="width:0;height:1.5pt" o:hralign="center" o:hrstd="t" o:hr="t" fillcolor="#a0a0a0" stroked="f"/>
         </w:pict>
       </w:r>
     </w:p>
@@ -22156,7 +22156,7 @@
           <w:szCs w:val="32"/>
         </w:rPr>
         <w:pict w14:anchorId="5B3F9960">
-          <v:rect id="_x0000_i1062" style="width:0;height:1.5pt" o:hralign="center" o:hrstd="t" o:hr="t" fillcolor="#a0a0a0" stroked="f"/>
+          <v:rect id="_x0000_i1044" style="width:0;height:1.5pt" o:hralign="center" o:hrstd="t" o:hr="t" fillcolor="#a0a0a0" stroked="f"/>
         </w:pict>
       </w:r>
     </w:p>
@@ -22229,7 +22229,7 @@
           <w:szCs w:val="32"/>
         </w:rPr>
         <w:pict w14:anchorId="31EBD6BC">
-          <v:rect id="_x0000_i1063" style="width:0;height:1.5pt" o:hralign="center" o:hrstd="t" o:hr="t" fillcolor="#a0a0a0" stroked="f"/>
+          <v:rect id="_x0000_i1045" style="width:0;height:1.5pt" o:hralign="center" o:hrstd="t" o:hr="t" fillcolor="#a0a0a0" stroked="f"/>
         </w:pict>
       </w:r>
     </w:p>
@@ -22676,7 +22676,7 @@
           <w:szCs w:val="32"/>
         </w:rPr>
         <w:pict w14:anchorId="2C2B7E19">
-          <v:rect id="_x0000_i1074" style="width:0;height:1.5pt" o:hralign="center" o:hrstd="t" o:hr="t" fillcolor="#a0a0a0" stroked="f"/>
+          <v:rect id="_x0000_i1046" style="width:0;height:1.5pt" o:hralign="center" o:hrstd="t" o:hr="t" fillcolor="#a0a0a0" stroked="f"/>
         </w:pict>
       </w:r>
     </w:p>
@@ -22708,7 +22708,27 @@
           <w:sz w:val="32"/>
           <w:szCs w:val="32"/>
         </w:rPr>
-        <w:t xml:space="preserve"> What is Synchronous Code?</w:t>
+        <w:t xml:space="preserve"> What is Synchronous C</w:t>
+      </w:r>
+      <w:r>
+        <w:rPr>
+          <w:rFonts w:ascii="Calibri" w:hAnsi="Calibri" w:cs="Calibri"/>
+          <w:b/>
+          <w:bCs/>
+          <w:sz w:val="32"/>
+          <w:szCs w:val="32"/>
+        </w:rPr>
+        <w:t>all</w:t>
+      </w:r>
+      <w:r>
+        <w:rPr>
+          <w:rFonts w:ascii="Calibri" w:hAnsi="Calibri" w:cs="Calibri"/>
+          <w:b/>
+          <w:bCs/>
+          <w:sz w:val="32"/>
+          <w:szCs w:val="32"/>
+        </w:rPr>
+        <w:t>?</w:t>
       </w:r>
     </w:p>
     <w:p>
@@ -23359,7 +23379,29 @@
           <w:sz w:val="40"/>
           <w:szCs w:val="40"/>
         </w:rPr>
-        <w:t xml:space="preserve"> What is Asynchronous Code?</w:t>
+        <w:t xml:space="preserve"> What is Asynchronous C</w:t>
+      </w:r>
+      <w:r>
+        <w:rPr>
+          <w:rFonts w:ascii="Calibri" w:hAnsi="Calibri" w:cs="Calibri"/>
+          <w:b/>
+          <w:bCs/>
+          <w:color w:val="FF0000"/>
+          <w:sz w:val="40"/>
+          <w:szCs w:val="40"/>
+        </w:rPr>
+        <w:t>all</w:t>
+      </w:r>
+      <w:r>
+        <w:rPr>
+          <w:rFonts w:ascii="Calibri" w:hAnsi="Calibri" w:cs="Calibri"/>
+          <w:b/>
+          <w:bCs/>
+          <w:color w:val="FF0000"/>
+          <w:sz w:val="40"/>
+          <w:szCs w:val="40"/>
+        </w:rPr>
+        <w:t>?</w:t>
       </w:r>
     </w:p>
     <w:p>
@@ -23423,7 +23465,7 @@
           <w:szCs w:val="32"/>
         </w:rPr>
         <w:pict w14:anchorId="214F810D">
-          <v:rect id="_x0000_i1106" style="width:0;height:1.5pt" o:hralign="center" o:hrstd="t" o:hr="t" fillcolor="#a0a0a0" stroked="f"/>
+          <v:rect id="_x0000_i1047" style="width:0;height:1.5pt" o:hralign="center" o:hrstd="t" o:hr="t" fillcolor="#a0a0a0" stroked="f"/>
         </w:pict>
       </w:r>
     </w:p>
@@ -23859,7 +23901,7 @@
           <w:szCs w:val="32"/>
         </w:rPr>
         <w:pict w14:anchorId="0216A405">
-          <v:rect id="_x0000_i1107" style="width:0;height:1.5pt" o:hralign="center" o:hrstd="t" o:hr="t" fillcolor="#a0a0a0" stroked="f"/>
+          <v:rect id="_x0000_i1048" style="width:0;height:1.5pt" o:hralign="center" o:hrstd="t" o:hr="t" fillcolor="#a0a0a0" stroked="f"/>
         </w:pict>
       </w:r>
     </w:p>
@@ -24027,7 +24069,7 @@
           <w:szCs w:val="32"/>
         </w:rPr>
         <w:pict w14:anchorId="049DBA28">
-          <v:rect id="_x0000_i1116" style="width:0;height:1.5pt" o:hralign="center" o:hrstd="t" o:hr="t" fillcolor="#a0a0a0" stroked="f"/>
+          <v:rect id="_x0000_i1049" style="width:0;height:1.5pt" o:hralign="center" o:hrstd="t" o:hr="t" fillcolor="#a0a0a0" stroked="f"/>
         </w:pict>
       </w:r>
     </w:p>
@@ -24200,6 +24242,262 @@
           <w:szCs w:val="32"/>
         </w:rPr>
       </w:pPr>
+    </w:p>
+    <w:p>
+      <w:pPr>
+        <w:rPr>
+          <w:rFonts w:ascii="Calibri" w:hAnsi="Calibri" w:cs="Calibri"/>
+          <w:b/>
+          <w:bCs/>
+          <w:sz w:val="32"/>
+          <w:szCs w:val="32"/>
+        </w:rPr>
+      </w:pPr>
+    </w:p>
+    <w:p>
+      <w:pPr>
+        <w:rPr>
+          <w:rFonts w:ascii="Calibri" w:hAnsi="Calibri" w:cs="Calibri"/>
+          <w:b/>
+          <w:bCs/>
+          <w:sz w:val="32"/>
+          <w:szCs w:val="32"/>
+        </w:rPr>
+      </w:pPr>
+    </w:p>
+    <w:p>
+      <w:pPr>
+        <w:rPr>
+          <w:rFonts w:ascii="Calibri" w:hAnsi="Calibri" w:cs="Calibri"/>
+          <w:b/>
+          <w:bCs/>
+          <w:sz w:val="32"/>
+          <w:szCs w:val="32"/>
+        </w:rPr>
+      </w:pPr>
+    </w:p>
+    <w:p>
+      <w:pPr>
+        <w:rPr>
+          <w:rFonts w:ascii="Calibri" w:hAnsi="Calibri" w:cs="Calibri"/>
+          <w:b/>
+          <w:bCs/>
+          <w:sz w:val="32"/>
+          <w:szCs w:val="32"/>
+        </w:rPr>
+      </w:pPr>
+    </w:p>
+    <w:p>
+      <w:pPr>
+        <w:rPr>
+          <w:rFonts w:ascii="Calibri" w:hAnsi="Calibri" w:cs="Calibri"/>
+          <w:b/>
+          <w:bCs/>
+          <w:sz w:val="32"/>
+          <w:szCs w:val="32"/>
+        </w:rPr>
+      </w:pPr>
+    </w:p>
+    <w:p>
+      <w:pPr>
+        <w:rPr>
+          <w:rFonts w:ascii="Calibri" w:hAnsi="Calibri" w:cs="Calibri"/>
+          <w:b/>
+          <w:bCs/>
+          <w:sz w:val="32"/>
+          <w:szCs w:val="32"/>
+        </w:rPr>
+      </w:pPr>
+    </w:p>
+    <w:p>
+      <w:pPr>
+        <w:rPr>
+          <w:rFonts w:ascii="Calibri" w:hAnsi="Calibri" w:cs="Calibri"/>
+          <w:b/>
+          <w:bCs/>
+          <w:sz w:val="32"/>
+          <w:szCs w:val="32"/>
+        </w:rPr>
+      </w:pPr>
+    </w:p>
+    <w:p>
+      <w:pPr>
+        <w:rPr>
+          <w:rFonts w:ascii="Calibri" w:hAnsi="Calibri" w:cs="Calibri"/>
+          <w:b/>
+          <w:bCs/>
+          <w:sz w:val="32"/>
+          <w:szCs w:val="32"/>
+        </w:rPr>
+      </w:pPr>
+    </w:p>
+    <w:p>
+      <w:pPr>
+        <w:rPr>
+          <w:rFonts w:ascii="Calibri" w:hAnsi="Calibri" w:cs="Calibri"/>
+          <w:b/>
+          <w:bCs/>
+          <w:color w:val="FF0000"/>
+          <w:sz w:val="40"/>
+          <w:szCs w:val="40"/>
+        </w:rPr>
+      </w:pPr>
+      <w:r>
+        <w:rPr>
+          <w:rFonts w:ascii="Calibri" w:hAnsi="Calibri" w:cs="Calibri"/>
+          <w:b/>
+          <w:bCs/>
+          <w:color w:val="FF0000"/>
+          <w:sz w:val="40"/>
+          <w:szCs w:val="40"/>
+        </w:rPr>
+        <w:lastRenderedPageBreak/>
+        <w:t>Promises:</w:t>
+      </w:r>
+    </w:p>
+    <w:p>
+      <w:pPr>
+        <w:rPr>
+          <w:rFonts w:ascii="Calibri" w:hAnsi="Calibri" w:cs="Calibri"/>
+          <w:b/>
+          <w:bCs/>
+          <w:sz w:val="32"/>
+          <w:szCs w:val="32"/>
+        </w:rPr>
+      </w:pPr>
+      <w:r>
+        <w:rPr>
+          <w:rFonts w:ascii="Segoe UI Emoji" w:hAnsi="Segoe UI Emoji" w:cs="Segoe UI Emoji"/>
+          <w:b/>
+          <w:bCs/>
+          <w:sz w:val="32"/>
+          <w:szCs w:val="32"/>
+        </w:rPr>
+        <w:t>🔹</w:t>
+      </w:r>
+      <w:r>
+        <w:rPr>
+          <w:rFonts w:ascii="Calibri" w:hAnsi="Calibri" w:cs="Calibri"/>
+          <w:b/>
+          <w:bCs/>
+          <w:sz w:val="32"/>
+          <w:szCs w:val="32"/>
+        </w:rPr>
+        <w:t xml:space="preserve"> What is a Promise?</w:t>
+      </w:r>
+    </w:p>
+    <w:p>
+      <w:pPr>
+        <w:rPr>
+          <w:rFonts w:ascii="Calibri" w:hAnsi="Calibri" w:cs="Calibri"/>
+          <w:sz w:val="32"/>
+          <w:szCs w:val="32"/>
+        </w:rPr>
+      </w:pPr>
+      <w:r>
+        <w:rPr>
+          <w:rFonts w:ascii="Calibri" w:hAnsi="Calibri" w:cs="Calibri"/>
+          <w:sz w:val="32"/>
+          <w:szCs w:val="32"/>
+        </w:rPr>
+        <w:t>A Promise in JavaScript is an object that represents the eventual result (success or failure) of an asynchronous operation.</w:t>
+      </w:r>
+    </w:p>
+    <w:p>
+      <w:pPr>
+        <w:rPr>
+          <w:rFonts w:ascii="Calibri" w:hAnsi="Calibri" w:cs="Calibri"/>
+          <w:sz w:val="32"/>
+          <w:szCs w:val="32"/>
+        </w:rPr>
+      </w:pPr>
+      <w:r>
+        <w:rPr>
+          <w:rFonts w:ascii="Calibri" w:hAnsi="Calibri" w:cs="Calibri"/>
+          <w:sz w:val="32"/>
+          <w:szCs w:val="32"/>
+        </w:rPr>
+        <w:t>You can think of a Promise as a guarantee to return a value in the future — either:</w:t>
+      </w:r>
+    </w:p>
+    <w:p>
+      <w:pPr>
+        <w:numPr>
+          <w:ilvl w:val="0"/>
+          <w:numId w:val="44"/>
+        </w:numPr>
+        <w:rPr>
+          <w:rFonts w:ascii="Calibri" w:hAnsi="Calibri" w:cs="Calibri"/>
+          <w:sz w:val="32"/>
+          <w:szCs w:val="32"/>
+        </w:rPr>
+      </w:pPr>
+      <w:r>
+        <w:rPr>
+          <w:rFonts w:ascii="Segoe UI Emoji" w:hAnsi="Segoe UI Emoji" w:cs="Segoe UI Emoji"/>
+          <w:sz w:val="32"/>
+          <w:szCs w:val="32"/>
+        </w:rPr>
+        <w:t>✅</w:t>
+      </w:r>
+      <w:r>
+        <w:rPr>
+          <w:rFonts w:ascii="Calibri" w:hAnsi="Calibri" w:cs="Calibri"/>
+          <w:sz w:val="32"/>
+          <w:szCs w:val="32"/>
+        </w:rPr>
+        <w:t xml:space="preserve"> Success → Resolved</w:t>
+      </w:r>
+    </w:p>
+    <w:p>
+      <w:pPr>
+        <w:numPr>
+          <w:ilvl w:val="0"/>
+          <w:numId w:val="44"/>
+        </w:numPr>
+        <w:rPr>
+          <w:rFonts w:ascii="Calibri" w:hAnsi="Calibri" w:cs="Calibri"/>
+          <w:sz w:val="32"/>
+          <w:szCs w:val="32"/>
+        </w:rPr>
+      </w:pPr>
+      <w:r>
+        <w:rPr>
+          <w:rFonts w:ascii="Segoe UI Emoji" w:hAnsi="Segoe UI Emoji" w:cs="Segoe UI Emoji"/>
+          <w:sz w:val="32"/>
+          <w:szCs w:val="32"/>
+        </w:rPr>
+        <w:t>❌</w:t>
+      </w:r>
+      <w:r>
+        <w:rPr>
+          <w:rFonts w:ascii="Calibri" w:hAnsi="Calibri" w:cs="Calibri"/>
+          <w:sz w:val="32"/>
+          <w:szCs w:val="32"/>
+        </w:rPr>
+        <w:t xml:space="preserve"> Failure → Rejected</w:t>
+      </w:r>
+    </w:p>
+    <w:p>
+      <w:pPr>
+        <w:rPr>
+          <w:rFonts w:ascii="Calibri" w:hAnsi="Calibri" w:cs="Calibri"/>
+          <w:b/>
+          <w:bCs/>
+          <w:sz w:val="32"/>
+          <w:szCs w:val="32"/>
+        </w:rPr>
+      </w:pPr>
+      <w:r>
+        <w:rPr>
+          <w:rFonts w:ascii="Calibri" w:hAnsi="Calibri" w:cs="Calibri"/>
+          <w:b/>
+          <w:bCs/>
+          <w:sz w:val="32"/>
+          <w:szCs w:val="32"/>
+        </w:rPr>
+        <w:t>Example:</w:t>
+      </w:r>
     </w:p>
     <w:p>
       <w:pPr>
@@ -24998,6 +25296,155 @@
     </w:lvl>
   </w:abstractNum>
   <w:abstractNum w:abstractNumId="5" w15:restartNumberingAfterBreak="0">
+    <w:nsid w:val="12FA3E4D"/>
+    <w:multiLevelType w:val="multilevel"/>
+    <w:tmpl w:val="C2942A7A"/>
+    <w:lvl w:ilvl="0">
+      <w:start w:val="1"/>
+      <w:numFmt w:val="bullet"/>
+      <w:lvlText w:val=""/>
+      <w:lvlJc w:val="left"/>
+      <w:pPr>
+        <w:tabs>
+          <w:tab w:val="num" w:pos="720"/>
+        </w:tabs>
+        <w:ind w:left="720" w:hanging="360"/>
+      </w:pPr>
+      <w:rPr>
+        <w:rFonts w:ascii="Symbol" w:hAnsi="Symbol" w:hint="default"/>
+        <w:sz w:val="20"/>
+      </w:rPr>
+    </w:lvl>
+    <w:lvl w:ilvl="1" w:tentative="1">
+      <w:start w:val="1"/>
+      <w:numFmt w:val="bullet"/>
+      <w:lvlText w:val="o"/>
+      <w:lvlJc w:val="left"/>
+      <w:pPr>
+        <w:tabs>
+          <w:tab w:val="num" w:pos="1440"/>
+        </w:tabs>
+        <w:ind w:left="1440" w:hanging="360"/>
+      </w:pPr>
+      <w:rPr>
+        <w:rFonts w:ascii="Courier New" w:hAnsi="Courier New" w:hint="default"/>
+        <w:sz w:val="20"/>
+      </w:rPr>
+    </w:lvl>
+    <w:lvl w:ilvl="2" w:tentative="1">
+      <w:start w:val="1"/>
+      <w:numFmt w:val="bullet"/>
+      <w:lvlText w:val=""/>
+      <w:lvlJc w:val="left"/>
+      <w:pPr>
+        <w:tabs>
+          <w:tab w:val="num" w:pos="2160"/>
+        </w:tabs>
+        <w:ind w:left="2160" w:hanging="360"/>
+      </w:pPr>
+      <w:rPr>
+        <w:rFonts w:ascii="Wingdings" w:hAnsi="Wingdings" w:hint="default"/>
+        <w:sz w:val="20"/>
+      </w:rPr>
+    </w:lvl>
+    <w:lvl w:ilvl="3" w:tentative="1">
+      <w:start w:val="1"/>
+      <w:numFmt w:val="bullet"/>
+      <w:lvlText w:val=""/>
+      <w:lvlJc w:val="left"/>
+      <w:pPr>
+        <w:tabs>
+          <w:tab w:val="num" w:pos="2880"/>
+        </w:tabs>
+        <w:ind w:left="2880" w:hanging="360"/>
+      </w:pPr>
+      <w:rPr>
+        <w:rFonts w:ascii="Wingdings" w:hAnsi="Wingdings" w:hint="default"/>
+        <w:sz w:val="20"/>
+      </w:rPr>
+    </w:lvl>
+    <w:lvl w:ilvl="4" w:tentative="1">
+      <w:start w:val="1"/>
+      <w:numFmt w:val="bullet"/>
+      <w:lvlText w:val=""/>
+      <w:lvlJc w:val="left"/>
+      <w:pPr>
+        <w:tabs>
+          <w:tab w:val="num" w:pos="3600"/>
+        </w:tabs>
+        <w:ind w:left="3600" w:hanging="360"/>
+      </w:pPr>
+      <w:rPr>
+        <w:rFonts w:ascii="Wingdings" w:hAnsi="Wingdings" w:hint="default"/>
+        <w:sz w:val="20"/>
+      </w:rPr>
+    </w:lvl>
+    <w:lvl w:ilvl="5" w:tentative="1">
+      <w:start w:val="1"/>
+      <w:numFmt w:val="bullet"/>
+      <w:lvlText w:val=""/>
+      <w:lvlJc w:val="left"/>
+      <w:pPr>
+        <w:tabs>
+          <w:tab w:val="num" w:pos="4320"/>
+        </w:tabs>
+        <w:ind w:left="4320" w:hanging="360"/>
+      </w:pPr>
+      <w:rPr>
+        <w:rFonts w:ascii="Wingdings" w:hAnsi="Wingdings" w:hint="default"/>
+        <w:sz w:val="20"/>
+      </w:rPr>
+    </w:lvl>
+    <w:lvl w:ilvl="6" w:tentative="1">
+      <w:start w:val="1"/>
+      <w:numFmt w:val="bullet"/>
+      <w:lvlText w:val=""/>
+      <w:lvlJc w:val="left"/>
+      <w:pPr>
+        <w:tabs>
+          <w:tab w:val="num" w:pos="5040"/>
+        </w:tabs>
+        <w:ind w:left="5040" w:hanging="360"/>
+      </w:pPr>
+      <w:rPr>
+        <w:rFonts w:ascii="Wingdings" w:hAnsi="Wingdings" w:hint="default"/>
+        <w:sz w:val="20"/>
+      </w:rPr>
+    </w:lvl>
+    <w:lvl w:ilvl="7" w:tentative="1">
+      <w:start w:val="1"/>
+      <w:numFmt w:val="bullet"/>
+      <w:lvlText w:val=""/>
+      <w:lvlJc w:val="left"/>
+      <w:pPr>
+        <w:tabs>
+          <w:tab w:val="num" w:pos="5760"/>
+        </w:tabs>
+        <w:ind w:left="5760" w:hanging="360"/>
+      </w:pPr>
+      <w:rPr>
+        <w:rFonts w:ascii="Wingdings" w:hAnsi="Wingdings" w:hint="default"/>
+        <w:sz w:val="20"/>
+      </w:rPr>
+    </w:lvl>
+    <w:lvl w:ilvl="8" w:tentative="1">
+      <w:start w:val="1"/>
+      <w:numFmt w:val="bullet"/>
+      <w:lvlText w:val=""/>
+      <w:lvlJc w:val="left"/>
+      <w:pPr>
+        <w:tabs>
+          <w:tab w:val="num" w:pos="6480"/>
+        </w:tabs>
+        <w:ind w:left="6480" w:hanging="360"/>
+      </w:pPr>
+      <w:rPr>
+        <w:rFonts w:ascii="Wingdings" w:hAnsi="Wingdings" w:hint="default"/>
+        <w:sz w:val="20"/>
+      </w:rPr>
+    </w:lvl>
+  </w:abstractNum>
+  <w:abstractNum w:abstractNumId="6" w15:restartNumberingAfterBreak="0">
     <w:nsid w:val="1B151FB3"/>
     <w:multiLevelType w:val="multilevel"/>
     <w:tmpl w:val="757A4246"/>
@@ -25146,7 +25593,7 @@
       </w:rPr>
     </w:lvl>
   </w:abstractNum>
-  <w:abstractNum w:abstractNumId="6" w15:restartNumberingAfterBreak="0">
+  <w:abstractNum w:abstractNumId="7" w15:restartNumberingAfterBreak="0">
     <w:nsid w:val="1DD5228F"/>
     <w:multiLevelType w:val="hybridMultilevel"/>
     <w:tmpl w:val="ED1E3DDA"/>
@@ -25235,7 +25682,7 @@
       </w:pPr>
     </w:lvl>
   </w:abstractNum>
-  <w:abstractNum w:abstractNumId="7" w15:restartNumberingAfterBreak="0">
+  <w:abstractNum w:abstractNumId="8" w15:restartNumberingAfterBreak="0">
     <w:nsid w:val="1EC22AA2"/>
     <w:multiLevelType w:val="multilevel"/>
     <w:tmpl w:val="75720220"/>
@@ -25384,7 +25831,7 @@
       </w:rPr>
     </w:lvl>
   </w:abstractNum>
-  <w:abstractNum w:abstractNumId="8" w15:restartNumberingAfterBreak="0">
+  <w:abstractNum w:abstractNumId="9" w15:restartNumberingAfterBreak="0">
     <w:nsid w:val="210A37EB"/>
     <w:multiLevelType w:val="multilevel"/>
     <w:tmpl w:val="04AC890A"/>
@@ -25533,7 +25980,7 @@
       </w:rPr>
     </w:lvl>
   </w:abstractNum>
-  <w:abstractNum w:abstractNumId="9" w15:restartNumberingAfterBreak="0">
+  <w:abstractNum w:abstractNumId="10" w15:restartNumberingAfterBreak="0">
     <w:nsid w:val="28685CB5"/>
     <w:multiLevelType w:val="multilevel"/>
     <w:tmpl w:val="8B280EB8"/>
@@ -25682,7 +26129,7 @@
       </w:rPr>
     </w:lvl>
   </w:abstractNum>
-  <w:abstractNum w:abstractNumId="10" w15:restartNumberingAfterBreak="0">
+  <w:abstractNum w:abstractNumId="11" w15:restartNumberingAfterBreak="0">
     <w:nsid w:val="2E2D305E"/>
     <w:multiLevelType w:val="multilevel"/>
     <w:tmpl w:val="6E5060BE"/>
@@ -25831,7 +26278,7 @@
       </w:rPr>
     </w:lvl>
   </w:abstractNum>
-  <w:abstractNum w:abstractNumId="11" w15:restartNumberingAfterBreak="0">
+  <w:abstractNum w:abstractNumId="12" w15:restartNumberingAfterBreak="0">
     <w:nsid w:val="2E830785"/>
     <w:multiLevelType w:val="multilevel"/>
     <w:tmpl w:val="36107C80"/>
@@ -25980,7 +26427,7 @@
       </w:rPr>
     </w:lvl>
   </w:abstractNum>
-  <w:abstractNum w:abstractNumId="12" w15:restartNumberingAfterBreak="0">
+  <w:abstractNum w:abstractNumId="13" w15:restartNumberingAfterBreak="0">
     <w:nsid w:val="33922ACF"/>
     <w:multiLevelType w:val="multilevel"/>
     <w:tmpl w:val="16A65530"/>
@@ -26129,7 +26576,7 @@
       </w:rPr>
     </w:lvl>
   </w:abstractNum>
-  <w:abstractNum w:abstractNumId="13" w15:restartNumberingAfterBreak="0">
+  <w:abstractNum w:abstractNumId="14" w15:restartNumberingAfterBreak="0">
     <w:nsid w:val="367903FB"/>
     <w:multiLevelType w:val="multilevel"/>
     <w:tmpl w:val="C4C405A4"/>
@@ -26278,7 +26725,7 @@
       </w:rPr>
     </w:lvl>
   </w:abstractNum>
-  <w:abstractNum w:abstractNumId="14" w15:restartNumberingAfterBreak="0">
+  <w:abstractNum w:abstractNumId="15" w15:restartNumberingAfterBreak="0">
     <w:nsid w:val="37265AA8"/>
     <w:multiLevelType w:val="multilevel"/>
     <w:tmpl w:val="62222F4E"/>
@@ -26427,7 +26874,7 @@
       </w:rPr>
     </w:lvl>
   </w:abstractNum>
-  <w:abstractNum w:abstractNumId="15" w15:restartNumberingAfterBreak="0">
+  <w:abstractNum w:abstractNumId="16" w15:restartNumberingAfterBreak="0">
     <w:nsid w:val="39D275A5"/>
     <w:multiLevelType w:val="multilevel"/>
     <w:tmpl w:val="D422D55A"/>
@@ -26518,7 +26965,7 @@
       </w:pPr>
     </w:lvl>
   </w:abstractNum>
-  <w:abstractNum w:abstractNumId="16" w15:restartNumberingAfterBreak="0">
+  <w:abstractNum w:abstractNumId="17" w15:restartNumberingAfterBreak="0">
     <w:nsid w:val="39E30316"/>
     <w:multiLevelType w:val="hybridMultilevel"/>
     <w:tmpl w:val="2F9AAABC"/>
@@ -26631,7 +27078,7 @@
       </w:rPr>
     </w:lvl>
   </w:abstractNum>
-  <w:abstractNum w:abstractNumId="17" w15:restartNumberingAfterBreak="0">
+  <w:abstractNum w:abstractNumId="18" w15:restartNumberingAfterBreak="0">
     <w:nsid w:val="40C16ED4"/>
     <w:multiLevelType w:val="multilevel"/>
     <w:tmpl w:val="2552346A"/>
@@ -26744,7 +27191,7 @@
       </w:pPr>
     </w:lvl>
   </w:abstractNum>
-  <w:abstractNum w:abstractNumId="18" w15:restartNumberingAfterBreak="0">
+  <w:abstractNum w:abstractNumId="19" w15:restartNumberingAfterBreak="0">
     <w:nsid w:val="428C43E2"/>
     <w:multiLevelType w:val="multilevel"/>
     <w:tmpl w:val="D31EB08A"/>
@@ -26861,7 +27308,7 @@
       </w:pPr>
     </w:lvl>
   </w:abstractNum>
-  <w:abstractNum w:abstractNumId="19" w15:restartNumberingAfterBreak="0">
+  <w:abstractNum w:abstractNumId="20" w15:restartNumberingAfterBreak="0">
     <w:nsid w:val="42E87E27"/>
     <w:multiLevelType w:val="multilevel"/>
     <w:tmpl w:val="D804C1FA"/>
@@ -27010,7 +27457,7 @@
       </w:rPr>
     </w:lvl>
   </w:abstractNum>
-  <w:abstractNum w:abstractNumId="20" w15:restartNumberingAfterBreak="0">
+  <w:abstractNum w:abstractNumId="21" w15:restartNumberingAfterBreak="0">
     <w:nsid w:val="46113DB2"/>
     <w:multiLevelType w:val="multilevel"/>
     <w:tmpl w:val="36A6F83E"/>
@@ -27159,7 +27606,7 @@
       </w:rPr>
     </w:lvl>
   </w:abstractNum>
-  <w:abstractNum w:abstractNumId="21" w15:restartNumberingAfterBreak="0">
+  <w:abstractNum w:abstractNumId="22" w15:restartNumberingAfterBreak="0">
     <w:nsid w:val="487E5D73"/>
     <w:multiLevelType w:val="multilevel"/>
     <w:tmpl w:val="94225A22"/>
@@ -27308,7 +27755,7 @@
       </w:rPr>
     </w:lvl>
   </w:abstractNum>
-  <w:abstractNum w:abstractNumId="22" w15:restartNumberingAfterBreak="0">
+  <w:abstractNum w:abstractNumId="23" w15:restartNumberingAfterBreak="0">
     <w:nsid w:val="49E06538"/>
     <w:multiLevelType w:val="hybridMultilevel"/>
     <w:tmpl w:val="46DA6B06"/>
@@ -27421,7 +27868,7 @@
       </w:rPr>
     </w:lvl>
   </w:abstractNum>
-  <w:abstractNum w:abstractNumId="23" w15:restartNumberingAfterBreak="0">
+  <w:abstractNum w:abstractNumId="24" w15:restartNumberingAfterBreak="0">
     <w:nsid w:val="4AE735E5"/>
     <w:multiLevelType w:val="hybridMultilevel"/>
     <w:tmpl w:val="D422D55A"/>
@@ -27511,7 +27958,7 @@
       </w:pPr>
     </w:lvl>
   </w:abstractNum>
-  <w:abstractNum w:abstractNumId="24" w15:restartNumberingAfterBreak="0">
+  <w:abstractNum w:abstractNumId="25" w15:restartNumberingAfterBreak="0">
     <w:nsid w:val="4CBD32BE"/>
     <w:multiLevelType w:val="multilevel"/>
     <w:tmpl w:val="C3C4E10E"/>
@@ -27660,7 +28107,7 @@
       </w:rPr>
     </w:lvl>
   </w:abstractNum>
-  <w:abstractNum w:abstractNumId="25" w15:restartNumberingAfterBreak="0">
+  <w:abstractNum w:abstractNumId="26" w15:restartNumberingAfterBreak="0">
     <w:nsid w:val="4D091B3D"/>
     <w:multiLevelType w:val="multilevel"/>
     <w:tmpl w:val="4F7A4F4A"/>
@@ -27809,7 +28256,7 @@
       </w:rPr>
     </w:lvl>
   </w:abstractNum>
-  <w:abstractNum w:abstractNumId="26" w15:restartNumberingAfterBreak="0">
+  <w:abstractNum w:abstractNumId="27" w15:restartNumberingAfterBreak="0">
     <w:nsid w:val="53D02C87"/>
     <w:multiLevelType w:val="multilevel"/>
     <w:tmpl w:val="E44E0A36"/>
@@ -27958,7 +28405,7 @@
       </w:rPr>
     </w:lvl>
   </w:abstractNum>
-  <w:abstractNum w:abstractNumId="27" w15:restartNumberingAfterBreak="0">
+  <w:abstractNum w:abstractNumId="28" w15:restartNumberingAfterBreak="0">
     <w:nsid w:val="5BED6C73"/>
     <w:multiLevelType w:val="multilevel"/>
     <w:tmpl w:val="9FC86BD4"/>
@@ -28107,7 +28554,7 @@
       </w:rPr>
     </w:lvl>
   </w:abstractNum>
-  <w:abstractNum w:abstractNumId="28" w15:restartNumberingAfterBreak="0">
+  <w:abstractNum w:abstractNumId="29" w15:restartNumberingAfterBreak="0">
     <w:nsid w:val="5EF46F87"/>
     <w:multiLevelType w:val="multilevel"/>
     <w:tmpl w:val="C87CE06C"/>
@@ -28256,7 +28703,7 @@
       </w:rPr>
     </w:lvl>
   </w:abstractNum>
-  <w:abstractNum w:abstractNumId="29" w15:restartNumberingAfterBreak="0">
+  <w:abstractNum w:abstractNumId="30" w15:restartNumberingAfterBreak="0">
     <w:nsid w:val="60DA4F29"/>
     <w:multiLevelType w:val="multilevel"/>
     <w:tmpl w:val="359AA768"/>
@@ -28369,7 +28816,7 @@
       </w:pPr>
     </w:lvl>
   </w:abstractNum>
-  <w:abstractNum w:abstractNumId="30" w15:restartNumberingAfterBreak="0">
+  <w:abstractNum w:abstractNumId="31" w15:restartNumberingAfterBreak="0">
     <w:nsid w:val="61A71DCC"/>
     <w:multiLevelType w:val="multilevel"/>
     <w:tmpl w:val="A9328C08"/>
@@ -28518,7 +28965,7 @@
       </w:rPr>
     </w:lvl>
   </w:abstractNum>
-  <w:abstractNum w:abstractNumId="31" w15:restartNumberingAfterBreak="0">
+  <w:abstractNum w:abstractNumId="32" w15:restartNumberingAfterBreak="0">
     <w:nsid w:val="64196746"/>
     <w:multiLevelType w:val="multilevel"/>
     <w:tmpl w:val="7F24F1F2"/>
@@ -28667,7 +29114,7 @@
       </w:rPr>
     </w:lvl>
   </w:abstractNum>
-  <w:abstractNum w:abstractNumId="32" w15:restartNumberingAfterBreak="0">
+  <w:abstractNum w:abstractNumId="33" w15:restartNumberingAfterBreak="0">
     <w:nsid w:val="6AC55922"/>
     <w:multiLevelType w:val="multilevel"/>
     <w:tmpl w:val="61EAE7AC"/>
@@ -28780,7 +29227,7 @@
       </w:pPr>
     </w:lvl>
   </w:abstractNum>
-  <w:abstractNum w:abstractNumId="33" w15:restartNumberingAfterBreak="0">
+  <w:abstractNum w:abstractNumId="34" w15:restartNumberingAfterBreak="0">
     <w:nsid w:val="6AE77325"/>
     <w:multiLevelType w:val="hybridMultilevel"/>
     <w:tmpl w:val="AF1AEC80"/>
@@ -28870,7 +29317,7 @@
       </w:pPr>
     </w:lvl>
   </w:abstractNum>
-  <w:abstractNum w:abstractNumId="34" w15:restartNumberingAfterBreak="0">
+  <w:abstractNum w:abstractNumId="35" w15:restartNumberingAfterBreak="0">
     <w:nsid w:val="7AE27583"/>
     <w:multiLevelType w:val="multilevel"/>
     <w:tmpl w:val="08FE535A"/>
@@ -29019,7 +29466,7 @@
       </w:rPr>
     </w:lvl>
   </w:abstractNum>
-  <w:abstractNum w:abstractNumId="35" w15:restartNumberingAfterBreak="0">
+  <w:abstractNum w:abstractNumId="36" w15:restartNumberingAfterBreak="0">
     <w:nsid w:val="7B176867"/>
     <w:multiLevelType w:val="multilevel"/>
     <w:tmpl w:val="1D5833A6"/>
@@ -29168,7 +29615,7 @@
       </w:rPr>
     </w:lvl>
   </w:abstractNum>
-  <w:abstractNum w:abstractNumId="36" w15:restartNumberingAfterBreak="0">
+  <w:abstractNum w:abstractNumId="37" w15:restartNumberingAfterBreak="0">
     <w:nsid w:val="7CAC14BB"/>
     <w:multiLevelType w:val="multilevel"/>
     <w:tmpl w:val="0AB4F95E"/>
@@ -29317,7 +29764,7 @@
       </w:rPr>
     </w:lvl>
   </w:abstractNum>
-  <w:abstractNum w:abstractNumId="37" w15:restartNumberingAfterBreak="0">
+  <w:abstractNum w:abstractNumId="38" w15:restartNumberingAfterBreak="0">
     <w:nsid w:val="7DC11C6F"/>
     <w:multiLevelType w:val="multilevel"/>
     <w:tmpl w:val="09C4F100"/>
@@ -29430,7 +29877,7 @@
       </w:pPr>
     </w:lvl>
   </w:abstractNum>
-  <w:abstractNum w:abstractNumId="38" w15:restartNumberingAfterBreak="0">
+  <w:abstractNum w:abstractNumId="39" w15:restartNumberingAfterBreak="0">
     <w:nsid w:val="7E5A1274"/>
     <w:multiLevelType w:val="multilevel"/>
     <w:tmpl w:val="3F18C7E6"/>
@@ -29544,7 +29991,7 @@
     </w:lvl>
   </w:abstractNum>
   <w:num w:numId="1" w16cid:durableId="1987977672">
-    <w:abstractNumId w:val="7"/>
+    <w:abstractNumId w:val="8"/>
   </w:num>
   <w:num w:numId="2" w16cid:durableId="2028486707">
     <w:abstractNumId w:val="0"/>
@@ -29565,130 +30012,133 @@
     </w:lvlOverride>
   </w:num>
   <w:num w:numId="5" w16cid:durableId="1894730393">
-    <w:abstractNumId w:val="29"/>
+    <w:abstractNumId w:val="30"/>
   </w:num>
   <w:num w:numId="6" w16cid:durableId="505366779">
+    <w:abstractNumId w:val="18"/>
+  </w:num>
+  <w:num w:numId="7" w16cid:durableId="1701011929">
+    <w:abstractNumId w:val="34"/>
+  </w:num>
+  <w:num w:numId="8" w16cid:durableId="479690143">
+    <w:abstractNumId w:val="24"/>
+  </w:num>
+  <w:num w:numId="9" w16cid:durableId="641738735">
     <w:abstractNumId w:val="17"/>
   </w:num>
-  <w:num w:numId="7" w16cid:durableId="1701011929">
-    <w:abstractNumId w:val="33"/>
+  <w:num w:numId="10" w16cid:durableId="1590967396">
+    <w:abstractNumId w:val="7"/>
   </w:num>
-  <w:num w:numId="8" w16cid:durableId="479690143">
-    <w:abstractNumId w:val="23"/>
-  </w:num>
-  <w:num w:numId="9" w16cid:durableId="641738735">
+  <w:num w:numId="11" w16cid:durableId="78869900">
     <w:abstractNumId w:val="16"/>
   </w:num>
-  <w:num w:numId="10" w16cid:durableId="1590967396">
+  <w:num w:numId="12" w16cid:durableId="1803422038">
     <w:abstractNumId w:val="6"/>
-  </w:num>
-  <w:num w:numId="11" w16cid:durableId="78869900">
-    <w:abstractNumId w:val="15"/>
-  </w:num>
-  <w:num w:numId="12" w16cid:durableId="1803422038">
-    <w:abstractNumId w:val="5"/>
     <w:lvlOverride w:ilvl="0">
       <w:startOverride w:val="1"/>
     </w:lvlOverride>
   </w:num>
   <w:num w:numId="13" w16cid:durableId="906234063">
-    <w:abstractNumId w:val="5"/>
+    <w:abstractNumId w:val="6"/>
     <w:lvlOverride w:ilvl="0">
       <w:startOverride w:val="2"/>
     </w:lvlOverride>
   </w:num>
   <w:num w:numId="14" w16cid:durableId="1743600116">
-    <w:abstractNumId w:val="5"/>
+    <w:abstractNumId w:val="6"/>
     <w:lvlOverride w:ilvl="0">
       <w:startOverride w:val="3"/>
     </w:lvlOverride>
   </w:num>
   <w:num w:numId="15" w16cid:durableId="1099255417">
-    <w:abstractNumId w:val="22"/>
+    <w:abstractNumId w:val="23"/>
   </w:num>
   <w:num w:numId="16" w16cid:durableId="1711538615">
-    <w:abstractNumId w:val="11"/>
+    <w:abstractNumId w:val="12"/>
   </w:num>
   <w:num w:numId="17" w16cid:durableId="2061778195">
-    <w:abstractNumId w:val="9"/>
+    <w:abstractNumId w:val="10"/>
   </w:num>
   <w:num w:numId="18" w16cid:durableId="763455730">
-    <w:abstractNumId w:val="25"/>
+    <w:abstractNumId w:val="26"/>
   </w:num>
   <w:num w:numId="19" w16cid:durableId="1330643272">
-    <w:abstractNumId w:val="13"/>
+    <w:abstractNumId w:val="14"/>
   </w:num>
   <w:num w:numId="20" w16cid:durableId="227738348">
     <w:abstractNumId w:val="1"/>
   </w:num>
   <w:num w:numId="21" w16cid:durableId="288586631">
-    <w:abstractNumId w:val="14"/>
+    <w:abstractNumId w:val="15"/>
   </w:num>
   <w:num w:numId="22" w16cid:durableId="474639057">
-    <w:abstractNumId w:val="26"/>
+    <w:abstractNumId w:val="27"/>
   </w:num>
   <w:num w:numId="23" w16cid:durableId="1983389074">
-    <w:abstractNumId w:val="35"/>
+    <w:abstractNumId w:val="36"/>
   </w:num>
   <w:num w:numId="24" w16cid:durableId="1901598631">
-    <w:abstractNumId w:val="8"/>
+    <w:abstractNumId w:val="9"/>
   </w:num>
   <w:num w:numId="25" w16cid:durableId="1213269171">
-    <w:abstractNumId w:val="12"/>
+    <w:abstractNumId w:val="13"/>
   </w:num>
   <w:num w:numId="26" w16cid:durableId="1630429781">
-    <w:abstractNumId w:val="10"/>
+    <w:abstractNumId w:val="11"/>
   </w:num>
   <w:num w:numId="27" w16cid:durableId="1110198162">
-    <w:abstractNumId w:val="30"/>
+    <w:abstractNumId w:val="31"/>
   </w:num>
   <w:num w:numId="28" w16cid:durableId="224878637">
-    <w:abstractNumId w:val="37"/>
+    <w:abstractNumId w:val="38"/>
   </w:num>
   <w:num w:numId="29" w16cid:durableId="2078942529">
     <w:abstractNumId w:val="4"/>
   </w:num>
   <w:num w:numId="30" w16cid:durableId="496530876">
+    <w:abstractNumId w:val="33"/>
+  </w:num>
+  <w:num w:numId="31" w16cid:durableId="604725274">
+    <w:abstractNumId w:val="39"/>
+  </w:num>
+  <w:num w:numId="32" w16cid:durableId="574051171">
+    <w:abstractNumId w:val="19"/>
+  </w:num>
+  <w:num w:numId="33" w16cid:durableId="234556485">
+    <w:abstractNumId w:val="28"/>
+  </w:num>
+  <w:num w:numId="34" w16cid:durableId="453183831">
+    <w:abstractNumId w:val="35"/>
+  </w:num>
+  <w:num w:numId="35" w16cid:durableId="515266811">
+    <w:abstractNumId w:val="37"/>
+  </w:num>
+  <w:num w:numId="36" w16cid:durableId="839076204">
     <w:abstractNumId w:val="32"/>
   </w:num>
-  <w:num w:numId="31" w16cid:durableId="604725274">
-    <w:abstractNumId w:val="38"/>
-  </w:num>
-  <w:num w:numId="32" w16cid:durableId="574051171">
-    <w:abstractNumId w:val="18"/>
-  </w:num>
-  <w:num w:numId="33" w16cid:durableId="234556485">
-    <w:abstractNumId w:val="27"/>
-  </w:num>
-  <w:num w:numId="34" w16cid:durableId="453183831">
-    <w:abstractNumId w:val="34"/>
-  </w:num>
-  <w:num w:numId="35" w16cid:durableId="515266811">
-    <w:abstractNumId w:val="36"/>
-  </w:num>
-  <w:num w:numId="36" w16cid:durableId="839076204">
-    <w:abstractNumId w:val="31"/>
-  </w:num>
   <w:num w:numId="37" w16cid:durableId="76681305">
-    <w:abstractNumId w:val="28"/>
+    <w:abstractNumId w:val="29"/>
   </w:num>
   <w:num w:numId="38" w16cid:durableId="390691086">
     <w:abstractNumId w:val="3"/>
   </w:num>
   <w:num w:numId="39" w16cid:durableId="446581376">
-    <w:abstractNumId w:val="21"/>
+    <w:abstractNumId w:val="22"/>
   </w:num>
   <w:num w:numId="40" w16cid:durableId="1959139833">
-    <w:abstractNumId w:val="20"/>
+    <w:abstractNumId w:val="21"/>
   </w:num>
   <w:num w:numId="41" w16cid:durableId="1414430365">
     <w:abstractNumId w:val="2"/>
   </w:num>
   <w:num w:numId="42" w16cid:durableId="930703271">
-    <w:abstractNumId w:val="24"/>
+    <w:abstractNumId w:val="25"/>
   </w:num>
   <w:num w:numId="43" w16cid:durableId="571738148">
-    <w:abstractNumId w:val="19"/>
+    <w:abstractNumId w:val="20"/>
+  </w:num>
+  <w:num w:numId="44" w16cid:durableId="2088726924">
+    <w:abstractNumId w:val="5"/>
   </w:num>
 </w:numbering>
 </file>
